--- a/docs/BeebPerf.docx
+++ b/docs/BeebPerf.docx
@@ -412,23 +412,7 @@
           <w:rFonts w:ascii="Aptos" w:hAnsi="Aptos"/>
           <w:color w:val="000000"/>
         </w:rPr>
-        <w:t xml:space="preserve"> (</w:t>
-      </w:r>
-      <w:proofErr w:type="gramStart"/>
-      <w:r>
-        <w:rPr>
-          <w:rFonts w:ascii="Aptos" w:hAnsi="Aptos"/>
-          <w:color w:val="000000"/>
-        </w:rPr>
-        <w:t>see .Perf</w:t>
-      </w:r>
-      <w:proofErr w:type="gramEnd"/>
-      <w:r>
-        <w:rPr>
-          <w:rFonts w:ascii="Aptos" w:hAnsi="Aptos"/>
-          <w:color w:val="000000"/>
-        </w:rPr>
-        <w:t xml:space="preserve"> </w:t>
+        <w:t xml:space="preserve"> (see .Perf </w:t>
       </w:r>
       <w:r>
         <w:rPr>
@@ -905,19 +889,11 @@
         </w:rPr>
         <w:t xml:space="preserve">   </w:t>
       </w:r>
-      <w:proofErr w:type="gramStart"/>
       <w:r>
         <w:rPr>
           <w:color w:val="FFFFFF" w:themeColor="background1"/>
         </w:rPr>
-        <w:t>git</w:t>
-      </w:r>
-      <w:proofErr w:type="gramEnd"/>
-      <w:r>
-        <w:rPr>
-          <w:color w:val="FFFFFF" w:themeColor="background1"/>
-        </w:rPr>
-        <w:t xml:space="preserve"> </w:t>
+        <w:t xml:space="preserve">git </w:t>
       </w:r>
       <w:r>
         <w:rPr>
@@ -1563,15 +1539,7 @@
         <w:t>based</w:t>
       </w:r>
       <w:r>
-        <w:t xml:space="preserve"> </w:t>
-      </w:r>
-      <w:proofErr w:type="gramStart"/>
-      <w:r>
-        <w:t>from</w:t>
-      </w:r>
-      <w:proofErr w:type="gramEnd"/>
-      <w:r>
-        <w:t xml:space="preserve"> Visual Studio</w:t>
+        <w:t xml:space="preserve"> from Visual Studio</w:t>
       </w:r>
       <w:r>
         <w:t>.</w:t>
@@ -1738,77 +1706,61 @@
     </w:p>
     <w:p>
       <w:r>
-        <w:t xml:space="preserve">Here </w:t>
-      </w:r>
-      <w:proofErr w:type="gramStart"/>
-      <w:r>
-        <w:t>is</w:t>
-      </w:r>
-      <w:proofErr w:type="gramEnd"/>
+        <w:t>Here is a more detailed description</w:t>
+      </w:r>
+      <w:r>
+        <w:t>s</w:t>
+      </w:r>
+      <w:r>
+        <w:t xml:space="preserve"> of each section</w:t>
+      </w:r>
+      <w:r>
+        <w:t>:</w:t>
+      </w:r>
+    </w:p>
+    <w:p>
+      <w:pPr>
+        <w:pStyle w:val="Heading3"/>
+      </w:pPr>
+      <w:r>
+        <w:t>Timeline</w:t>
+      </w:r>
+      <w:r>
+        <w:t xml:space="preserve"> panel</w:t>
+      </w:r>
+    </w:p>
+    <w:p>
+      <w:r>
+        <w:t>Show</w:t>
+      </w:r>
+      <w:r>
+        <w:t>s</w:t>
+      </w:r>
       <w:r>
         <w:t xml:space="preserve"> </w:t>
       </w:r>
-      <w:proofErr w:type="gramStart"/>
-      <w:r>
-        <w:t>a more</w:t>
-      </w:r>
-      <w:proofErr w:type="gramEnd"/>
-      <w:r>
-        <w:t xml:space="preserve"> detailed description</w:t>
-      </w:r>
-      <w:r>
-        <w:t>s</w:t>
-      </w:r>
-      <w:r>
-        <w:t xml:space="preserve"> of each section</w:t>
-      </w:r>
-      <w:r>
-        <w:t>:</w:t>
-      </w:r>
-    </w:p>
-    <w:p>
-      <w:pPr>
-        <w:pStyle w:val="Heading3"/>
-      </w:pPr>
-      <w:r>
-        <w:t>Timeline</w:t>
-      </w:r>
-      <w:r>
-        <w:t xml:space="preserve"> panel</w:t>
-      </w:r>
-    </w:p>
-    <w:p>
-      <w:r>
-        <w:t>Show</w:t>
-      </w:r>
-      <w:r>
-        <w:t>s</w:t>
+      <w:r>
+        <w:t xml:space="preserve">the recorded </w:t>
+      </w:r>
+      <w:r>
+        <w:t>timeline</w:t>
+      </w:r>
+      <w:r>
+        <w:t xml:space="preserve"> allowing the user to select a specific time range to analyze</w:t>
+      </w:r>
+      <w:r>
+        <w:t xml:space="preserve"> (shown in blue)</w:t>
+      </w:r>
+      <w:r>
+        <w:t>.</w:t>
       </w:r>
       <w:r>
         <w:t xml:space="preserve"> </w:t>
       </w:r>
       <w:r>
-        <w:t xml:space="preserve">the recorded </w:t>
-      </w:r>
-      <w:r>
-        <w:t>timeline</w:t>
-      </w:r>
-      <w:r>
-        <w:t xml:space="preserve"> allowing the user to select a specific time range to analyze</w:t>
-      </w:r>
-      <w:r>
-        <w:t xml:space="preserve"> (shown in blue)</w:t>
-      </w:r>
-      <w:r>
-        <w:t>.</w:t>
-      </w:r>
-      <w:r>
         <w:t xml:space="preserve"> </w:t>
       </w:r>
       <w:r>
-        <w:t xml:space="preserve"> </w:t>
-      </w:r>
-      <w:r>
         <w:t xml:space="preserve">This can be </w:t>
       </w:r>
       <w:r>
@@ -1847,17 +1799,8 @@
           <w:b/>
           <w:bCs/>
         </w:rPr>
-        <w:t xml:space="preserve">Zoom </w:t>
-      </w:r>
-      <w:proofErr w:type="gramStart"/>
-      <w:r>
-        <w:rPr>
-          <w:b/>
-          <w:bCs/>
-        </w:rPr>
-        <w:t>In</w:t>
-      </w:r>
-      <w:proofErr w:type="gramEnd"/>
+        <w:t>Zoom In</w:t>
+      </w:r>
       <w:r>
         <w:t xml:space="preserve"> and </w:t>
       </w:r>
@@ -2604,23 +2547,10 @@
     </w:p>
     <w:p>
       <w:r>
-        <w:t xml:space="preserve">The call tree </w:t>
-      </w:r>
-      <w:proofErr w:type="gramStart"/>
-      <w:r>
-        <w:t>show</w:t>
-      </w:r>
-      <w:proofErr w:type="gramEnd"/>
-      <w:r>
-        <w:t xml:space="preserve"> all the </w:t>
-      </w:r>
-      <w:proofErr w:type="gramStart"/>
-      <w:r>
-        <w:t>routine’s</w:t>
-      </w:r>
-      <w:proofErr w:type="gramEnd"/>
-      <w:r>
-        <w:t xml:space="preserve"> call </w:t>
+        <w:t xml:space="preserve">The call tree show all the </w:t>
+      </w:r>
+      <w:r>
+        <w:t xml:space="preserve">routine’s call </w:t>
       </w:r>
       <w:r>
         <w:t>paths</w:t>
@@ -4044,30 +3974,20 @@
         <w:t>I considered implementing the analysis portions in C++</w:t>
       </w:r>
       <w:r>
-        <w:t xml:space="preserve">, to keep the memory footprint </w:t>
-      </w:r>
-      <w:proofErr w:type="gramStart"/>
-      <w:r>
-        <w:t xml:space="preserve">low, </w:t>
+        <w:t xml:space="preserve">, to keep the memory footprint low, </w:t>
       </w:r>
       <w:r>
         <w:t xml:space="preserve"> </w:t>
       </w:r>
       <w:r>
-        <w:t>however</w:t>
-      </w:r>
-      <w:proofErr w:type="gramEnd"/>
-      <w:r>
-        <w:t xml:space="preserve"> this </w:t>
-      </w:r>
-      <w:proofErr w:type="gramStart"/>
+        <w:t xml:space="preserve">however this </w:t>
+      </w:r>
       <w:r>
         <w:t>turn</w:t>
       </w:r>
       <w:r>
         <w:t>ed</w:t>
       </w:r>
-      <w:proofErr w:type="gramEnd"/>
       <w:r>
         <w:t xml:space="preserve"> </w:t>
       </w:r>
@@ -4174,15 +4094,7 @@
         <w:t xml:space="preserve"> file loading and analysis, leveraging CPU, memory, and video analysis components (owned by the form)</w:t>
       </w:r>
       <w:r>
-        <w:t xml:space="preserve">.  These components </w:t>
-      </w:r>
-      <w:proofErr w:type="gramStart"/>
-      <w:r>
-        <w:t>are located in</w:t>
-      </w:r>
-      <w:proofErr w:type="gramEnd"/>
-      <w:r>
-        <w:t xml:space="preserve"> the root project folder.</w:t>
+        <w:t>.  These components are located in the root project folder.</w:t>
       </w:r>
     </w:p>
     <w:p>
@@ -4242,15 +4154,7 @@
         <w:t xml:space="preserve">.  Every undoable user action is encapsulated by a corresponding operation. </w:t>
       </w:r>
       <w:r>
-        <w:t xml:space="preserve"> All the operations classes </w:t>
-      </w:r>
-      <w:proofErr w:type="gramStart"/>
-      <w:r>
-        <w:t>are located in</w:t>
-      </w:r>
-      <w:proofErr w:type="gramEnd"/>
-      <w:r>
-        <w:t xml:space="preserve"> the </w:t>
+        <w:t xml:space="preserve"> All the operations classes are located in the </w:t>
       </w:r>
       <w:r>
         <w:rPr>
@@ -4283,13 +4187,8 @@
       <w:r>
         <w:t xml:space="preserve">and </w:t>
       </w:r>
-      <w:proofErr w:type="gramStart"/>
-      <w:r>
-        <w:t>theme</w:t>
-      </w:r>
-      <w:proofErr w:type="gramEnd"/>
-      <w:r>
-        <w:t>).</w:t>
+      <w:r>
+        <w:t>theme).</w:t>
       </w:r>
     </w:p>
     <w:p>
@@ -4355,13 +4254,8 @@
       </w:r>
     </w:p>
     <w:p>
-      <w:proofErr w:type="gramStart"/>
-      <w:r>
-        <w:t>A number of</w:t>
-      </w:r>
-      <w:proofErr w:type="gramEnd"/>
-      <w:r>
-        <w:t xml:space="preserve"> important operations are performed during app startup.  These include:</w:t>
+      <w:r>
+        <w:t>A number of important operations are performed during app startup.  These include:</w:t>
       </w:r>
     </w:p>
     <w:p>
@@ -4831,15 +4725,7 @@
         <w:t xml:space="preserve">All the events and instructions defined across </w:t>
       </w:r>
       <w:r>
-        <w:t xml:space="preserve">the </w:t>
-      </w:r>
-      <w:proofErr w:type="gramStart"/>
-      <w:r>
-        <w:t>read .perf</w:t>
-      </w:r>
-      <w:proofErr w:type="gramEnd"/>
-      <w:r>
-        <w:t xml:space="preserve"> file’s </w:t>
+        <w:t xml:space="preserve">the read .perf file’s </w:t>
       </w:r>
       <w:r>
         <w:t xml:space="preserve">execution chunks are put in a single </w:t>
@@ -5692,15 +5578,7 @@
         </w:numPr>
       </w:pPr>
       <w:r>
-        <w:t xml:space="preserve">Every JSR destination address is </w:t>
-      </w:r>
-      <w:proofErr w:type="gramStart"/>
-      <w:r>
-        <w:t>by definition a</w:t>
-      </w:r>
-      <w:proofErr w:type="gramEnd"/>
-      <w:r>
-        <w:t xml:space="preserve"> routine.</w:t>
+        <w:t>Every JSR destination address is by definition a routine.</w:t>
       </w:r>
     </w:p>
     <w:p>
@@ -5712,15 +5590,7 @@
         </w:numPr>
       </w:pPr>
       <w:r>
-        <w:t xml:space="preserve">Every Interrupt destination address is </w:t>
-      </w:r>
-      <w:proofErr w:type="gramStart"/>
-      <w:r>
-        <w:t>by definition a</w:t>
-      </w:r>
-      <w:proofErr w:type="gramEnd"/>
-      <w:r>
-        <w:t xml:space="preserve"> routine. </w:t>
+        <w:t xml:space="preserve">Every Interrupt destination address is by definition a routine. </w:t>
       </w:r>
     </w:p>
     <w:p>
@@ -5865,23 +5735,7 @@
           <w:rFonts w:ascii="Aptos" w:hAnsi="Aptos"/>
           <w:color w:val="000000"/>
         </w:rPr>
-        <w:t xml:space="preserve">And after the last instruction has been processed, the remaining stack frames are unwound to set the </w:t>
-      </w:r>
-      <w:proofErr w:type="gramStart"/>
-      <w:r>
-        <w:rPr>
-          <w:rFonts w:ascii="Aptos" w:hAnsi="Aptos"/>
-          <w:color w:val="000000"/>
-        </w:rPr>
-        <w:t>final end</w:t>
-      </w:r>
-      <w:proofErr w:type="gramEnd"/>
-      <w:r>
-        <w:rPr>
-          <w:rFonts w:ascii="Aptos" w:hAnsi="Aptos"/>
-          <w:color w:val="000000"/>
-        </w:rPr>
-        <w:t xml:space="preserve"> cycle counts.</w:t>
+        <w:t>And after the last instruction has been processed, the remaining stack frames are unwound to set the final end cycle counts.</w:t>
       </w:r>
     </w:p>
     <w:p>
@@ -7391,19 +7245,9 @@
           <w:numId w:val="62"/>
         </w:numPr>
       </w:pPr>
-      <w:proofErr w:type="gramStart"/>
-      <w:r>
-        <w:t>bool</w:t>
-      </w:r>
-      <w:proofErr w:type="gramEnd"/>
-      <w:r>
-        <w:t xml:space="preserve"> </w:t>
-      </w:r>
-      <w:proofErr w:type="gramStart"/>
-      <w:r>
-        <w:t>Execute(</w:t>
-      </w:r>
-      <w:proofErr w:type="gramEnd"/>
+      <w:r>
+        <w:t>bool Execute(</w:t>
+      </w:r>
       <w:r>
         <w:rPr>
           <w:b/>
@@ -7427,17 +7271,12 @@
         <w:t xml:space="preserve">bool </w:t>
       </w:r>
       <w:proofErr w:type="spellStart"/>
-      <w:proofErr w:type="gramStart"/>
       <w:r>
         <w:t>CanUndo</w:t>
       </w:r>
       <w:proofErr w:type="spellEnd"/>
       <w:r>
-        <w:t>(</w:t>
-      </w:r>
-      <w:proofErr w:type="gramEnd"/>
-      <w:r>
-        <w:t>)</w:t>
+        <w:t>()</w:t>
       </w:r>
     </w:p>
     <w:p>
@@ -7452,17 +7291,12 @@
         <w:t xml:space="preserve">bool </w:t>
       </w:r>
       <w:proofErr w:type="spellStart"/>
-      <w:proofErr w:type="gramStart"/>
       <w:r>
         <w:t>CanRedo</w:t>
       </w:r>
       <w:proofErr w:type="spellEnd"/>
       <w:r>
-        <w:t>(</w:t>
-      </w:r>
-      <w:proofErr w:type="gramEnd"/>
-      <w:r>
-        <w:t>)</w:t>
+        <w:t>()</w:t>
       </w:r>
     </w:p>
     <w:p>
@@ -7474,15 +7308,7 @@
         </w:numPr>
       </w:pPr>
       <w:r>
-        <w:t xml:space="preserve">void </w:t>
-      </w:r>
-      <w:proofErr w:type="gramStart"/>
-      <w:r>
-        <w:t>Undo(</w:t>
-      </w:r>
-      <w:proofErr w:type="gramEnd"/>
-      <w:r>
-        <w:t>)</w:t>
+        <w:t>void Undo()</w:t>
       </w:r>
     </w:p>
     <w:p>
@@ -7494,15 +7320,7 @@
         </w:numPr>
       </w:pPr>
       <w:r>
-        <w:t xml:space="preserve">void </w:t>
-      </w:r>
-      <w:proofErr w:type="gramStart"/>
-      <w:r>
-        <w:t>Redo(</w:t>
-      </w:r>
-      <w:proofErr w:type="gramEnd"/>
-      <w:r>
-        <w:t>)</w:t>
+        <w:t>void Redo()</w:t>
       </w:r>
     </w:p>
     <w:p>
@@ -7513,21 +7331,8 @@
           <w:numId w:val="62"/>
         </w:numPr>
       </w:pPr>
-      <w:proofErr w:type="gramStart"/>
-      <w:r>
-        <w:t>void</w:t>
-      </w:r>
-      <w:proofErr w:type="gramEnd"/>
-      <w:r>
-        <w:t xml:space="preserve"> </w:t>
-      </w:r>
-      <w:proofErr w:type="gramStart"/>
-      <w:r>
-        <w:t>Clear(</w:t>
-      </w:r>
-      <w:proofErr w:type="gramEnd"/>
-      <w:r>
-        <w:t>)</w:t>
+      <w:r>
+        <w:t>void Clear()</w:t>
       </w:r>
     </w:p>
     <w:p>
@@ -7562,21 +7367,8 @@
           <w:numId w:val="62"/>
         </w:numPr>
       </w:pPr>
-      <w:proofErr w:type="gramStart"/>
-      <w:r>
-        <w:t>bool</w:t>
-      </w:r>
-      <w:proofErr w:type="gramEnd"/>
-      <w:r>
-        <w:t xml:space="preserve"> </w:t>
-      </w:r>
-      <w:proofErr w:type="gramStart"/>
-      <w:r>
-        <w:t>Execute(</w:t>
-      </w:r>
-      <w:proofErr w:type="gramEnd"/>
-      <w:r>
-        <w:t>)</w:t>
+      <w:r>
+        <w:t>bool Execute()</w:t>
       </w:r>
     </w:p>
     <w:p>
@@ -7588,15 +7380,7 @@
         </w:numPr>
       </w:pPr>
       <w:r>
-        <w:t xml:space="preserve">void </w:t>
-      </w:r>
-      <w:proofErr w:type="gramStart"/>
-      <w:r>
-        <w:t>Undo(</w:t>
-      </w:r>
-      <w:proofErr w:type="gramEnd"/>
-      <w:r>
-        <w:t>)</w:t>
+        <w:t>void Undo()</w:t>
       </w:r>
     </w:p>
     <w:p>
@@ -7608,15 +7392,7 @@
         </w:numPr>
       </w:pPr>
       <w:r>
-        <w:t xml:space="preserve">void </w:t>
-      </w:r>
-      <w:proofErr w:type="gramStart"/>
-      <w:r>
-        <w:t>Redo(</w:t>
-      </w:r>
-      <w:proofErr w:type="gramEnd"/>
-      <w:r>
-        <w:t>)</w:t>
+        <w:t>void Redo()</w:t>
       </w:r>
     </w:p>
     <w:p>
@@ -7671,21 +7447,12 @@
       <w:r>
         <w:t xml:space="preserve">The </w:t>
       </w:r>
-      <w:proofErr w:type="gramStart"/>
-      <w:r>
-        <w:rPr>
-          <w:b/>
-          <w:bCs/>
-        </w:rPr>
-        <w:t>Execute(</w:t>
-      </w:r>
-      <w:proofErr w:type="gramEnd"/>
-      <w:r>
-        <w:rPr>
-          <w:b/>
-          <w:bCs/>
-        </w:rPr>
-        <w:t>Operation</w:t>
+      <w:r>
+        <w:rPr>
+          <w:b/>
+          <w:bCs/>
+        </w:rPr>
+        <w:t>Execute(Operation</w:t>
       </w:r>
       <w:r>
         <w:t xml:space="preserve"> op)</w:t>
@@ -7848,15 +7615,7 @@
         <w:t>implemented as an operation.</w:t>
       </w:r>
       <w:r>
-        <w:t xml:space="preserve">  These </w:t>
-      </w:r>
-      <w:proofErr w:type="gramStart"/>
-      <w:r>
-        <w:t>are located in</w:t>
-      </w:r>
-      <w:proofErr w:type="gramEnd"/>
-      <w:r>
-        <w:t xml:space="preserve"> the </w:t>
+        <w:t xml:space="preserve">  These are located in the </w:t>
       </w:r>
       <w:r>
         <w:rPr>
@@ -7998,84 +7757,71 @@
         <w:t xml:space="preserve">The </w:t>
       </w:r>
       <w:r>
-        <w:t xml:space="preserve">project </w:t>
-      </w:r>
-      <w:proofErr w:type="gramStart"/>
-      <w:r>
-        <w:t>builds</w:t>
-      </w:r>
-      <w:proofErr w:type="gramEnd"/>
+        <w:t xml:space="preserve">project builds </w:t>
+      </w:r>
+      <w:r>
+        <w:t xml:space="preserve">to create </w:t>
+      </w:r>
+      <w:r>
+        <w:rPr>
+          <w:b/>
+          <w:bCs/>
+        </w:rPr>
+        <w:t>zlib.dll</w:t>
+      </w:r>
+      <w:r>
+        <w:t>.</w:t>
+      </w:r>
+      <w:r>
+        <w:t xml:space="preserve">  </w:t>
+      </w:r>
+    </w:p>
+    <w:p>
+      <w:r>
+        <w:t xml:space="preserve">The </w:t>
+      </w:r>
+      <w:proofErr w:type="spellStart"/>
+      <w:r>
+        <w:rPr>
+          <w:b/>
+          <w:bCs/>
+        </w:rPr>
+        <w:t>PerfReader</w:t>
+      </w:r>
+      <w:proofErr w:type="spellEnd"/>
+      <w:r>
+        <w:t xml:space="preserve"> class calls the </w:t>
+      </w:r>
+      <w:proofErr w:type="spellStart"/>
+      <w:r>
+        <w:t>zlib</w:t>
+      </w:r>
+      <w:proofErr w:type="spellEnd"/>
       <w:r>
         <w:t xml:space="preserve"> </w:t>
       </w:r>
-      <w:r>
-        <w:t xml:space="preserve">to create </w:t>
-      </w:r>
-      <w:r>
-        <w:rPr>
-          <w:b/>
-          <w:bCs/>
-        </w:rPr>
-        <w:t>zlib.dll</w:t>
+      <w:proofErr w:type="spellStart"/>
+      <w:r>
+        <w:t>apis</w:t>
+      </w:r>
+      <w:proofErr w:type="spellEnd"/>
+      <w:r>
+        <w:t xml:space="preserve"> using </w:t>
+      </w:r>
+      <w:r>
+        <w:t>P/Invoke</w:t>
       </w:r>
       <w:r>
         <w:t>.</w:t>
       </w:r>
-      <w:r>
-        <w:t xml:space="preserve">  </w:t>
-      </w:r>
-    </w:p>
-    <w:p>
-      <w:r>
-        <w:t xml:space="preserve">The </w:t>
-      </w:r>
-      <w:proofErr w:type="spellStart"/>
-      <w:r>
-        <w:rPr>
-          <w:b/>
-          <w:bCs/>
-        </w:rPr>
-        <w:t>PerfReader</w:t>
-      </w:r>
-      <w:proofErr w:type="spellEnd"/>
-      <w:r>
-        <w:t xml:space="preserve"> class calls the </w:t>
-      </w:r>
-      <w:proofErr w:type="spellStart"/>
-      <w:r>
-        <w:t>zlib</w:t>
-      </w:r>
-      <w:proofErr w:type="spellEnd"/>
-      <w:r>
-        <w:t xml:space="preserve"> </w:t>
-      </w:r>
-      <w:proofErr w:type="spellStart"/>
-      <w:r>
-        <w:t>apis</w:t>
-      </w:r>
-      <w:proofErr w:type="spellEnd"/>
-      <w:r>
-        <w:t xml:space="preserve"> using </w:t>
-      </w:r>
-      <w:r>
-        <w:t>P/Invoke</w:t>
-      </w:r>
-      <w:r>
-        <w:t>.</w:t>
-      </w:r>
     </w:p>
     <w:p>
       <w:pPr>
         <w:pStyle w:val="Heading1"/>
       </w:pPr>
-      <w:proofErr w:type="gramStart"/>
       <w:r>
         <w:lastRenderedPageBreak/>
-        <w:t>.Perf</w:t>
-      </w:r>
-      <w:proofErr w:type="gramEnd"/>
-      <w:r>
-        <w:t xml:space="preserve"> </w:t>
+        <w:t xml:space="preserve">.Perf </w:t>
       </w:r>
       <w:r>
         <w:t>F</w:t>
@@ -9147,15 +8893,7 @@
     </w:p>
     <w:p>
       <w:r>
-        <w:t xml:space="preserve">The header chunk is the first </w:t>
-      </w:r>
-      <w:proofErr w:type="gramStart"/>
-      <w:r>
-        <w:t>chunk</w:t>
-      </w:r>
-      <w:proofErr w:type="gramEnd"/>
-      <w:r>
-        <w:t xml:space="preserve"> and it contains the file’s version, BBC model, and the total execution count.</w:t>
+        <w:t>The header chunk is the first chunk and it contains the file’s version, BBC model, and the total execution count.</w:t>
       </w:r>
     </w:p>
     <w:p>
@@ -13049,23 +12787,7 @@
                 <w:i/>
                 <w:iCs/>
               </w:rPr>
-              <w:t>&amp;80, &amp;</w:t>
-            </w:r>
-            <w:proofErr w:type="gramStart"/>
-            <w:r>
-              <w:rPr>
-                <w:i/>
-                <w:iCs/>
-              </w:rPr>
-              <w:t>03..</w:t>
-            </w:r>
-            <w:proofErr w:type="gramEnd"/>
-            <w:r>
-              <w:rPr>
-                <w:i/>
-                <w:iCs/>
-              </w:rPr>
-              <w:t>&amp;7F</w:t>
+              <w:t>&amp;80, &amp;03..&amp;7F</w:t>
             </w:r>
           </w:p>
         </w:tc>
@@ -13124,15 +12846,7 @@
         <w:t xml:space="preserve">The </w:t>
       </w:r>
       <w:r>
-        <w:t xml:space="preserve">maskable (IRQ) and non-maskable (NMI) interrupt events signify that an </w:t>
-      </w:r>
-      <w:proofErr w:type="gramStart"/>
-      <w:r>
-        <w:t>interrupt</w:t>
-      </w:r>
-      <w:proofErr w:type="gramEnd"/>
-      <w:r>
-        <w:t xml:space="preserve"> has occurred.  A begin display event signifies that the screen memory read, used to display screen memory, begins.  The screen memory is read every 50</w:t>
+        <w:t>maskable (IRQ) and non-maskable (NMI) interrupt events signify that an interrupt has occurred.  A begin display event signifies that the screen memory read, used to display screen memory, begins.  The screen memory is read every 50</w:t>
       </w:r>
       <w:r>
         <w:rPr>
@@ -13283,16 +12997,11 @@
         <w:t>display_field</w:t>
       </w:r>
       <w:proofErr w:type="spellEnd"/>
-      <w:proofErr w:type="gramStart"/>
       <w:r>
         <w:t>&gt;</w:t>
       </w:r>
       <w:r>
-        <w:t xml:space="preserve">  (</w:t>
-      </w:r>
-      <w:proofErr w:type="gramEnd"/>
-      <w:r>
-        <w:t>1 byte).  0 for even field, 1 for odd field (when interlaced sync is enabled).</w:t>
+        <w:t xml:space="preserve">  (1 byte).  0 for even field, 1 for odd field (when interlaced sync is enabled).</w:t>
       </w:r>
     </w:p>
     <w:p>
@@ -13666,15 +13375,7 @@
               <w:jc w:val="center"/>
             </w:pPr>
             <w:r>
-              <w:t>&amp;</w:t>
-            </w:r>
-            <w:proofErr w:type="gramStart"/>
-            <w:r>
-              <w:t>81..</w:t>
-            </w:r>
-            <w:proofErr w:type="gramEnd"/>
-            <w:r>
-              <w:t>&amp;FF</w:t>
+              <w:t>&amp;81..&amp;FF</w:t>
             </w:r>
           </w:p>
         </w:tc>
@@ -13717,15 +13418,7 @@
           </w:tcPr>
           <w:p>
             <w:r>
-              <w:t>Absolute address: &amp;</w:t>
-            </w:r>
-            <w:proofErr w:type="gramStart"/>
-            <w:r>
-              <w:t>0000..</w:t>
-            </w:r>
-            <w:proofErr w:type="gramEnd"/>
-            <w:r>
-              <w:t>&amp;7FFF</w:t>
+              <w:t>Absolute address: &amp;0000..&amp;7FFF</w:t>
             </w:r>
           </w:p>
         </w:tc>
@@ -13737,13 +13430,8 @@
             <w:pPr>
               <w:jc w:val="center"/>
             </w:pPr>
-            <w:proofErr w:type="gramStart"/>
-            <w:r>
-              <w:t>0..&amp;</w:t>
-            </w:r>
-            <w:proofErr w:type="gramEnd"/>
-            <w:r>
-              <w:t>7F</w:t>
+            <w:r>
+              <w:t>0..&amp;7F</w:t>
             </w:r>
           </w:p>
         </w:tc>
@@ -13755,13 +13443,8 @@
             <w:pPr>
               <w:jc w:val="center"/>
             </w:pPr>
-            <w:proofErr w:type="gramStart"/>
-            <w:r>
-              <w:t>0..&amp;</w:t>
-            </w:r>
-            <w:proofErr w:type="gramEnd"/>
-            <w:r>
-              <w:t>FF</w:t>
+            <w:r>
+              <w:t>0..&amp;FF</w:t>
             </w:r>
           </w:p>
         </w:tc>
@@ -13790,15 +13473,7 @@
           </w:tcPr>
           <w:p>
             <w:r>
-              <w:t>Absolute address: &amp;</w:t>
-            </w:r>
-            <w:proofErr w:type="gramStart"/>
-            <w:r>
-              <w:t>8000..</w:t>
-            </w:r>
-            <w:proofErr w:type="gramEnd"/>
-            <w:r>
-              <w:t>&amp;FFFF</w:t>
+              <w:t>Absolute address: &amp;8000..&amp;FFFF</w:t>
             </w:r>
           </w:p>
         </w:tc>
@@ -13824,15 +13499,7 @@
               <w:jc w:val="center"/>
             </w:pPr>
             <w:r>
-              <w:t>&amp;</w:t>
-            </w:r>
-            <w:proofErr w:type="gramStart"/>
-            <w:r>
-              <w:t>80..</w:t>
-            </w:r>
-            <w:proofErr w:type="gramEnd"/>
-            <w:r>
-              <w:t>&amp;FF</w:t>
+              <w:t>&amp;80..&amp;FF</w:t>
             </w:r>
           </w:p>
         </w:tc>
@@ -13844,13 +13511,8 @@
             <w:pPr>
               <w:jc w:val="center"/>
             </w:pPr>
-            <w:proofErr w:type="gramStart"/>
-            <w:r>
-              <w:t>0..&amp;</w:t>
-            </w:r>
-            <w:proofErr w:type="gramEnd"/>
-            <w:r>
-              <w:t>FF</w:t>
+            <w:r>
+              <w:t>0..&amp;FF</w:t>
             </w:r>
           </w:p>
         </w:tc>
@@ -13919,21 +13581,12 @@
                 <w:iCs/>
               </w:rPr>
             </w:pPr>
-            <w:proofErr w:type="gramStart"/>
             <w:r>
               <w:rPr>
                 <w:i/>
                 <w:iCs/>
               </w:rPr>
-              <w:t>0..&amp;</w:t>
-            </w:r>
-            <w:proofErr w:type="gramEnd"/>
-            <w:r>
-              <w:rPr>
-                <w:i/>
-                <w:iCs/>
-              </w:rPr>
-              <w:t>7F</w:t>
+              <w:t>0..&amp;7F</w:t>
             </w:r>
           </w:p>
         </w:tc>
@@ -14331,15 +13984,7 @@
         <w:ind w:left="720"/>
       </w:pPr>
       <w:r>
-        <w:t xml:space="preserve">&lt;operand&gt; (0, 1, or 2 bytes) The instruction’s operand value.  The number of bytes is defined by the instruction’s </w:t>
-      </w:r>
-      <w:proofErr w:type="gramStart"/>
-      <w:r>
-        <w:t>opcode</w:t>
-      </w:r>
-      <w:proofErr w:type="gramEnd"/>
-      <w:r>
-        <w:t>, per the 6502 &amp; 65C02 instruction set.</w:t>
+        <w:t>&lt;operand&gt; (0, 1, or 2 bytes) The instruction’s operand value.  The number of bytes is defined by the instruction’s opcode, per the 6502 &amp; 65C02 instruction set.</w:t>
       </w:r>
     </w:p>
     <w:p>
@@ -14362,34 +14007,10 @@
           <w:b/>
           <w:bCs/>
         </w:rPr>
-        <w:t xml:space="preserve">bits </w:t>
-      </w:r>
-      <w:proofErr w:type="gramStart"/>
-      <w:r>
-        <w:rPr>
-          <w:b/>
-          <w:bCs/>
-        </w:rPr>
-        <w:t>0..</w:t>
-      </w:r>
-      <w:proofErr w:type="gramEnd"/>
-      <w:r>
-        <w:rPr>
-          <w:b/>
-          <w:bCs/>
-        </w:rPr>
-        <w:t>2</w:t>
-      </w:r>
-      <w:r>
-        <w:t xml:space="preserve"> of next byte) Contains the number of cycles the instruction took to execute.  The value in the range: </w:t>
-      </w:r>
-      <w:proofErr w:type="gramStart"/>
-      <w:r>
-        <w:t>2..</w:t>
-      </w:r>
-      <w:proofErr w:type="gramEnd"/>
-      <w:r>
-        <w:t>7.</w:t>
+        <w:t>bits 0..2</w:t>
+      </w:r>
+      <w:r>
+        <w:t xml:space="preserve"> of next byte) Contains the number of cycles the instruction took to execute.  The value in the range: 2..7.</w:t>
       </w:r>
     </w:p>
     <w:p>
@@ -14533,23 +14154,7 @@
           <w:b/>
           <w:bCs/>
         </w:rPr>
-        <w:t xml:space="preserve">bits </w:t>
-      </w:r>
-      <w:proofErr w:type="gramStart"/>
-      <w:r>
-        <w:rPr>
-          <w:b/>
-          <w:bCs/>
-        </w:rPr>
-        <w:t>3..</w:t>
-      </w:r>
-      <w:proofErr w:type="gramEnd"/>
-      <w:r>
-        <w:rPr>
-          <w:b/>
-          <w:bCs/>
-        </w:rPr>
-        <w:t>7</w:t>
+        <w:t>bits 3..7</w:t>
       </w:r>
       <w:r>
         <w:t xml:space="preserve"> of next byte).  Bit flags indicating which register value(s) the instruction modified.  The table below lists which bits are set for each corresponding modified register.  The bits are only set if the executed instruction changed the contents/value of the corresponding register.</w:t>
@@ -15239,15 +14844,7 @@
         <w:ind w:left="720"/>
       </w:pPr>
       <w:r>
-        <w:t xml:space="preserve">The value is not populated </w:t>
-      </w:r>
-      <w:proofErr w:type="gramStart"/>
-      <w:r>
-        <w:t>for</w:t>
-      </w:r>
-      <w:proofErr w:type="gramEnd"/>
-      <w:r>
-        <w:t xml:space="preserve"> </w:t>
+        <w:t xml:space="preserve">The value is not populated for </w:t>
       </w:r>
       <w:r>
         <w:rPr>
@@ -15601,27 +15198,18 @@
       </w:r>
       <w:proofErr w:type="spellStart"/>
       <w:r>
-        <w:t>PerfWriter_</w:t>
-      </w:r>
-      <w:proofErr w:type="gramStart"/>
-      <w:r>
-        <w:t>WriteInstruction</w:t>
+        <w:t>PerfWriter_WriteInstruction</w:t>
       </w:r>
       <w:proofErr w:type="spellEnd"/>
       <w:r>
         <w:t>(</w:t>
       </w:r>
-      <w:proofErr w:type="gramEnd"/>
       <w:r>
         <w:t xml:space="preserve">…) and </w:t>
       </w:r>
       <w:proofErr w:type="spellStart"/>
       <w:r>
-        <w:t>PerfWriter_</w:t>
-      </w:r>
-      <w:proofErr w:type="gramStart"/>
-      <w:r>
-        <w:t>WriteI</w:t>
+        <w:t>PerfWriter_WriteI</w:t>
       </w:r>
       <w:r>
         <w:t>nterrupt</w:t>
@@ -15630,7 +15218,6 @@
       <w:r>
         <w:t>(</w:t>
       </w:r>
-      <w:proofErr w:type="gramEnd"/>
       <w:r>
         <w:t xml:space="preserve">…) to log instructions and interrupts.  These wrapper functions only invoke the </w:t>
       </w:r>
@@ -15680,17 +15267,12 @@
       </w:r>
       <w:proofErr w:type="spellStart"/>
       <w:r>
-        <w:t>PerfWriter_</w:t>
-      </w:r>
-      <w:proofErr w:type="gramStart"/>
-      <w:r>
-        <w:t>WriteInstruction</w:t>
+        <w:t>PerfWriter_WriteInstruction</w:t>
       </w:r>
       <w:proofErr w:type="spellEnd"/>
       <w:r>
         <w:t>(</w:t>
       </w:r>
-      <w:proofErr w:type="gramEnd"/>
       <w:r>
         <w:t>…).  Added helpers (</w:t>
       </w:r>
@@ -15854,17 +15436,12 @@
         <w:t xml:space="preserve">Added helper to get the emulator’s registers: </w:t>
       </w:r>
       <w:proofErr w:type="spellStart"/>
-      <w:proofErr w:type="gramStart"/>
       <w:r>
         <w:t>GetRegisters</w:t>
       </w:r>
       <w:proofErr w:type="spellEnd"/>
       <w:r>
-        <w:t>(</w:t>
-      </w:r>
-      <w:proofErr w:type="gramEnd"/>
-      <w:r>
-        <w:t>…).  This is called during snapshot chunk serialization.</w:t>
+        <w:t>(…).  This is called during snapshot chunk serialization.</w:t>
       </w:r>
     </w:p>
     <w:p>
@@ -15948,15 +15525,7 @@
         </w:numPr>
       </w:pPr>
       <w:r>
-        <w:t xml:space="preserve">Defined new </w:t>
-      </w:r>
-      <w:proofErr w:type="gramStart"/>
-      <w:r>
-        <w:t>struct</w:t>
-      </w:r>
-      <w:proofErr w:type="gramEnd"/>
-      <w:r>
-        <w:t xml:space="preserve"> (</w:t>
+        <w:t>Defined new struct (</w:t>
       </w:r>
       <w:proofErr w:type="spellStart"/>
       <w:r>
@@ -16001,11 +15570,9 @@
           <w:bCs/>
         </w:rPr>
       </w:pPr>
-      <w:proofErr w:type="gramStart"/>
       <w:r>
         <w:t>Externed</w:t>
       </w:r>
-      <w:proofErr w:type="gramEnd"/>
       <w:r>
         <w:rPr>
           <w:b/>
@@ -16056,16 +15623,11 @@
         </w:rPr>
         <w:t xml:space="preserve"> </w:t>
       </w:r>
-      <w:proofErr w:type="gramStart"/>
       <w:r>
         <w:t>variables</w:t>
       </w:r>
       <w:r>
-        <w:t xml:space="preserve"> so these</w:t>
-      </w:r>
-      <w:proofErr w:type="gramEnd"/>
-      <w:r>
-        <w:t xml:space="preserve"> are accessible during snapshot serialization.</w:t>
+        <w:t xml:space="preserve"> so these are accessible during snapshot serialization.</w:t>
       </w:r>
     </w:p>
     <w:p>
@@ -16139,19 +15701,11 @@
       </w:r>
       <w:proofErr w:type="spellStart"/>
       <w:r>
-        <w:t>PerfWriter_</w:t>
-      </w:r>
-      <w:proofErr w:type="gramStart"/>
-      <w:r>
-        <w:t>WriteBeginDisplayEvent</w:t>
-      </w:r>
-      <w:proofErr w:type="spellEnd"/>
-      <w:r>
-        <w:t>(</w:t>
-      </w:r>
-      <w:proofErr w:type="gramEnd"/>
-      <w:r>
-        <w:t xml:space="preserve">…) to log the start of screen display. </w:t>
+        <w:t>PerfWriter_WriteBeginDisplayEvent</w:t>
+      </w:r>
+      <w:proofErr w:type="spellEnd"/>
+      <w:r>
+        <w:t xml:space="preserve">(…) to log the start of screen display. </w:t>
       </w:r>
       <w:r>
         <w:t xml:space="preserve"> </w:t>
@@ -16299,65 +15853,45 @@
         <w:t xml:space="preserve"> </w:t>
       </w:r>
       <w:proofErr w:type="spellStart"/>
-      <w:proofErr w:type="gramStart"/>
       <w:r>
         <w:t>UpdatePerfCaptureMenu</w:t>
       </w:r>
       <w:proofErr w:type="spellEnd"/>
       <w:r>
-        <w:t>(</w:t>
-      </w:r>
-      <w:proofErr w:type="gramEnd"/>
-      <w:r>
-        <w:t>)</w:t>
+        <w:t>()</w:t>
       </w:r>
       <w:r>
         <w:t xml:space="preserve">, </w:t>
       </w:r>
       <w:proofErr w:type="spellStart"/>
-      <w:proofErr w:type="gramStart"/>
       <w:r>
         <w:t>CapturePerf</w:t>
       </w:r>
       <w:proofErr w:type="spellEnd"/>
       <w:r>
-        <w:t>(</w:t>
-      </w:r>
-      <w:proofErr w:type="gramEnd"/>
-      <w:r>
-        <w:t>)</w:t>
+        <w:t>()</w:t>
       </w:r>
       <w:r>
         <w:t xml:space="preserve">, </w:t>
       </w:r>
       <w:proofErr w:type="spellStart"/>
-      <w:proofErr w:type="gramStart"/>
       <w:r>
         <w:t>EndPerfCapture</w:t>
       </w:r>
       <w:proofErr w:type="spellEnd"/>
       <w:r>
-        <w:t>(</w:t>
-      </w:r>
-      <w:proofErr w:type="gramEnd"/>
-      <w:r>
-        <w:t>)</w:t>
+        <w:t>()</w:t>
       </w:r>
       <w:r>
         <w:t xml:space="preserve">, and </w:t>
       </w:r>
       <w:proofErr w:type="spellStart"/>
-      <w:proofErr w:type="gramStart"/>
       <w:r>
         <w:t>IsCapturingPerf</w:t>
       </w:r>
       <w:proofErr w:type="spellEnd"/>
       <w:r>
-        <w:t>(</w:t>
-      </w:r>
-      <w:proofErr w:type="gramEnd"/>
-      <w:r>
-        <w:t>)</w:t>
+        <w:t>()</w:t>
       </w:r>
       <w:r>
         <w:t xml:space="preserve"> functions</w:t>
@@ -16461,15 +15995,7 @@
         <w:t xml:space="preserve">Added a </w:t>
       </w:r>
       <w:r>
-        <w:t xml:space="preserve">performance </w:t>
-      </w:r>
-      <w:proofErr w:type="gramStart"/>
-      <w:r>
-        <w:t>capture</w:t>
-      </w:r>
-      <w:proofErr w:type="gramEnd"/>
-      <w:r>
-        <w:t xml:space="preserve"> file path preference, used to remember the location of the last written </w:t>
+        <w:t xml:space="preserve">performance capture file path preference, used to remember the location of the last written </w:t>
       </w:r>
       <w:r>
         <w:rPr>
@@ -16610,7 +16136,6 @@
         <w:t>*</w:t>
       </w:r>
       <w:proofErr w:type="spellStart"/>
-      <w:proofErr w:type="gramStart"/>
       <w:r>
         <w:rPr>
           <w:b/>
@@ -16647,7 +16172,6 @@
         <w:t>.filters</w:t>
       </w:r>
       <w:proofErr w:type="spellEnd"/>
-      <w:proofErr w:type="gramEnd"/>
     </w:p>
     <w:p>
       <w:pPr>
@@ -16725,7 +16249,44 @@
         <w:t xml:space="preserve"> to v14</w:t>
       </w:r>
       <w:r>
-        <w:t xml:space="preserve">2.  </w:t>
+        <w:t>2.</w:t>
+      </w:r>
+    </w:p>
+    <w:p>
+      <w:pPr>
+        <w:pStyle w:val="ListParagraph"/>
+        <w:numPr>
+          <w:ilvl w:val="0"/>
+          <w:numId w:val="8"/>
+        </w:numPr>
+      </w:pPr>
+      <w:r>
+        <w:t xml:space="preserve">Updated x64 hardware </w:t>
+      </w:r>
+      <w:r>
+        <w:t xml:space="preserve">configuration </w:t>
+      </w:r>
+      <w:proofErr w:type="spellStart"/>
+      <w:r>
+        <w:t>OutDir</w:t>
+      </w:r>
+      <w:proofErr w:type="spellEnd"/>
+      <w:r>
+        <w:t xml:space="preserve"> &amp; </w:t>
+      </w:r>
+      <w:proofErr w:type="spellStart"/>
+      <w:r>
+        <w:t>IntDir</w:t>
+      </w:r>
+      <w:proofErr w:type="spellEnd"/>
+      <w:r>
+        <w:t xml:space="preserve"> location</w:t>
+      </w:r>
+      <w:r>
+        <w:t>s</w:t>
+      </w:r>
+      <w:r>
+        <w:t xml:space="preserve"> to include \Hardware\</w:t>
       </w:r>
     </w:p>
     <w:p>
@@ -16894,19 +16455,11 @@
         </w:rPr>
         <w:t xml:space="preserve">    </w:t>
       </w:r>
-      <w:proofErr w:type="gramStart"/>
       <w:r>
         <w:rPr>
           <w:color w:val="FFFFFF" w:themeColor="background1"/>
         </w:rPr>
-        <w:t>git</w:t>
-      </w:r>
-      <w:proofErr w:type="gramEnd"/>
-      <w:r>
-        <w:rPr>
-          <w:color w:val="FFFFFF" w:themeColor="background1"/>
-        </w:rPr>
-        <w:t xml:space="preserve"> </w:t>
+        <w:t xml:space="preserve">git </w:t>
       </w:r>
       <w:r>
         <w:rPr>

--- a/docs/BeebPerf.docx
+++ b/docs/BeebPerf.docx
@@ -477,7 +477,6 @@
       <w:r>
         <w:t xml:space="preserve">, </w:t>
       </w:r>
-      <w:proofErr w:type="spellStart"/>
       <w:r>
         <w:rPr>
           <w:b/>
@@ -485,7 +484,6 @@
         </w:rPr>
         <w:t>BeebPerf</w:t>
       </w:r>
-      <w:proofErr w:type="spellEnd"/>
       <w:r>
         <w:t xml:space="preserve">, </w:t>
       </w:r>
@@ -729,21 +727,8 @@
         <w:t xml:space="preserve"> </w:t>
       </w:r>
       <w:r>
-        <w:t xml:space="preserve">needed for </w:t>
-      </w:r>
-      <w:proofErr w:type="spellStart"/>
-      <w:r>
-        <w:t>afxres.h</w:t>
-      </w:r>
-      <w:proofErr w:type="spellEnd"/>
-      <w:r>
-        <w:t>/</w:t>
-      </w:r>
-      <w:proofErr w:type="spellStart"/>
-      <w:r>
-        <w:t>rc</w:t>
-      </w:r>
-      <w:proofErr w:type="spellEnd"/>
+        <w:t>needed for afxres.h/rc</w:t>
+      </w:r>
     </w:p>
     <w:p>
       <w:pPr>
@@ -804,21 +789,8 @@
         <w:t>‘</w:t>
       </w:r>
       <w:r>
-        <w:t>https://github.com/</w:t>
-      </w:r>
-      <w:proofErr w:type="spellStart"/>
-      <w:r>
-        <w:t>stardot</w:t>
-      </w:r>
-      <w:proofErr w:type="spellEnd"/>
-      <w:r>
-        <w:t>/</w:t>
-      </w:r>
-      <w:proofErr w:type="spellStart"/>
-      <w:r>
-        <w:t>beebem-windows.git</w:t>
-      </w:r>
-      <w:proofErr w:type="spellEnd"/>
+        <w:t>https://github.com/stardot/beebem-windows.git</w:t>
+      </w:r>
       <w:r>
         <w:t>’</w:t>
       </w:r>
@@ -901,28 +873,12 @@
         </w:rPr>
         <w:t>apply ..\</w:t>
       </w:r>
-      <w:proofErr w:type="spellStart"/>
       <w:r>
         <w:rPr>
           <w:color w:val="FFFFFF" w:themeColor="background1"/>
         </w:rPr>
-        <w:t>beebperf</w:t>
-      </w:r>
-      <w:proofErr w:type="spellEnd"/>
-      <w:r>
-        <w:rPr>
-          <w:color w:val="FFFFFF" w:themeColor="background1"/>
-        </w:rPr>
-        <w:t>\</w:t>
-      </w:r>
-      <w:proofErr w:type="spellStart"/>
-      <w:r>
-        <w:rPr>
-          <w:color w:val="FFFFFF" w:themeColor="background1"/>
-        </w:rPr>
-        <w:t>beebem_changelist.diff</w:t>
-      </w:r>
-      <w:proofErr w:type="spellEnd"/>
+        <w:t>beebperf\beebem_changelist.diff</w:t>
+      </w:r>
     </w:p>
     <w:p>
       <w:pPr>
@@ -1075,7 +1031,6 @@
       <w:r>
         <w:t xml:space="preserve">seconds to load in </w:t>
       </w:r>
-      <w:proofErr w:type="spellStart"/>
       <w:r>
         <w:rPr>
           <w:b/>
@@ -1083,7 +1038,6 @@
         </w:rPr>
         <w:t>BeebPerf</w:t>
       </w:r>
-      <w:proofErr w:type="spellEnd"/>
       <w:r>
         <w:t>.</w:t>
       </w:r>
@@ -1107,21 +1061,12 @@
       <w:r>
         <w:t xml:space="preserve">disc activity, if code is being loaded.  </w:t>
       </w:r>
-      <w:proofErr w:type="spellStart"/>
-      <w:r>
-        <w:rPr>
-          <w:b/>
-          <w:bCs/>
-        </w:rPr>
-        <w:t>BeebPerf</w:t>
-      </w:r>
-      <w:proofErr w:type="spellEnd"/>
-      <w:r>
-        <w:rPr>
-          <w:b/>
-          <w:bCs/>
-        </w:rPr>
-        <w:t xml:space="preserve"> </w:t>
+      <w:r>
+        <w:rPr>
+          <w:b/>
+          <w:bCs/>
+        </w:rPr>
+        <w:t xml:space="preserve">BeebPerf </w:t>
       </w:r>
       <w:r>
         <w:t>get</w:t>
@@ -1170,30 +1115,21 @@
           <w:b/>
           <w:bCs/>
         </w:rPr>
+        <w:t>-DebugLabels</w:t>
+      </w:r>
+      <w:r>
+        <w:rPr>
+          <w:b/>
+          <w:bCs/>
+        </w:rPr>
+        <w:t xml:space="preserve"> &lt;file&gt;</w:t>
+      </w:r>
+      <w:r>
+        <w:t xml:space="preserve"> command</w:t>
+      </w:r>
+      <w:r>
         <w:t>-</w:t>
       </w:r>
-      <w:proofErr w:type="spellStart"/>
-      <w:r>
-        <w:rPr>
-          <w:b/>
-          <w:bCs/>
-        </w:rPr>
-        <w:t>DebugLabels</w:t>
-      </w:r>
-      <w:proofErr w:type="spellEnd"/>
-      <w:r>
-        <w:rPr>
-          <w:b/>
-          <w:bCs/>
-        </w:rPr>
-        <w:t xml:space="preserve"> &lt;file&gt;</w:t>
-      </w:r>
-      <w:r>
-        <w:t xml:space="preserve"> command</w:t>
-      </w:r>
-      <w:r>
-        <w:t>-</w:t>
-      </w:r>
       <w:r>
         <w:t xml:space="preserve">line option </w:t>
       </w:r>
@@ -1206,7 +1142,6 @@
       <w:r>
         <w:t xml:space="preserve">Alternatively, label files can be side loaded into </w:t>
       </w:r>
-      <w:proofErr w:type="spellStart"/>
       <w:r>
         <w:rPr>
           <w:b/>
@@ -1214,7 +1149,6 @@
         </w:rPr>
         <w:t>BeebPerf</w:t>
       </w:r>
-      <w:proofErr w:type="spellEnd"/>
       <w:r>
         <w:rPr>
           <w:b/>
@@ -1251,17 +1185,8 @@
           <w:b/>
           <w:bCs/>
         </w:rPr>
-        <w:t>-</w:t>
-      </w:r>
-      <w:proofErr w:type="spellStart"/>
-      <w:r>
-        <w:rPr>
-          <w:b/>
-          <w:bCs/>
-        </w:rPr>
-        <w:t>DebugLabels</w:t>
-      </w:r>
-      <w:proofErr w:type="spellEnd"/>
+        <w:t>-DebugLabels</w:t>
+      </w:r>
       <w:r>
         <w:t xml:space="preserve"> option include:</w:t>
       </w:r>
@@ -1335,7 +1260,6 @@
       <w:r>
         <w:t xml:space="preserve">Labels files generated using the </w:t>
       </w:r>
-      <w:proofErr w:type="spellStart"/>
       <w:r>
         <w:rPr>
           <w:b/>
@@ -1343,7 +1267,6 @@
         </w:rPr>
         <w:t>ExtractLabels</w:t>
       </w:r>
-      <w:proofErr w:type="spellEnd"/>
       <w:r>
         <w:t xml:space="preserve"> </w:t>
       </w:r>
@@ -1353,7 +1276,6 @@
       <w:r>
         <w:t xml:space="preserve">, which is built as part of the </w:t>
       </w:r>
-      <w:proofErr w:type="spellStart"/>
       <w:r>
         <w:rPr>
           <w:b/>
@@ -1361,7 +1283,6 @@
         </w:rPr>
         <w:t>BeebPerf</w:t>
       </w:r>
-      <w:proofErr w:type="spellEnd"/>
       <w:r>
         <w:t xml:space="preserve"> solution</w:t>
       </w:r>
@@ -1456,7 +1377,6 @@
       <w:pPr>
         <w:pStyle w:val="Heading1"/>
       </w:pPr>
-      <w:proofErr w:type="spellStart"/>
       <w:r>
         <w:lastRenderedPageBreak/>
         <w:t>Bee</w:t>
@@ -1467,204 +1387,141 @@
       <w:r>
         <w:t>Perf</w:t>
       </w:r>
-      <w:proofErr w:type="spellEnd"/>
-    </w:p>
-    <w:p>
-      <w:proofErr w:type="spellStart"/>
-      <w:r>
+    </w:p>
+    <w:p>
+      <w:r>
+        <w:t xml:space="preserve">BeebPerf is a standalone </w:t>
+      </w:r>
+      <w:r>
+        <w:t xml:space="preserve">Windows </w:t>
+      </w:r>
+      <w:r>
+        <w:t xml:space="preserve">application that </w:t>
+      </w:r>
+      <w:r>
+        <w:t xml:space="preserve">can open </w:t>
+      </w:r>
+      <w:r>
+        <w:t xml:space="preserve">a </w:t>
+      </w:r>
+      <w:r>
+        <w:rPr>
+          <w:b/>
+          <w:bCs/>
+        </w:rPr>
+        <w:t>.perf</w:t>
+      </w:r>
+      <w:r>
+        <w:t xml:space="preserve"> fil</w:t>
+      </w:r>
+      <w:r>
+        <w:t xml:space="preserve">e, analyses </w:t>
+      </w:r>
+      <w:r>
+        <w:t>its</w:t>
+      </w:r>
+      <w:r>
+        <w:t xml:space="preserve"> data, and presents the performance results in a graphical way</w:t>
+      </w:r>
+      <w:r>
+        <w:t xml:space="preserve"> to the user.</w:t>
+      </w:r>
+    </w:p>
+    <w:p>
+      <w:r>
+        <w:t xml:space="preserve">The application is comprised of several views which can be used to </w:t>
+      </w:r>
+      <w:r>
+        <w:t xml:space="preserve">analyze different </w:t>
+      </w:r>
+      <w:r>
+        <w:t xml:space="preserve">aspects of </w:t>
+      </w:r>
+      <w:r>
+        <w:t>performance</w:t>
+      </w:r>
+      <w:r>
+        <w:t>.</w:t>
+      </w:r>
+      <w:r>
+        <w:t xml:space="preserve">  Many of the views </w:t>
+      </w:r>
+      <w:r>
+        <w:t xml:space="preserve">are </w:t>
+      </w:r>
+      <w:r>
+        <w:t>based</w:t>
+      </w:r>
+      <w:r>
+        <w:t xml:space="preserve"> from Visual Studio</w:t>
+      </w:r>
+      <w:r>
+        <w:t>.</w:t>
+      </w:r>
+    </w:p>
+    <w:p>
+      <w:pPr>
+        <w:pStyle w:val="Heading2"/>
+      </w:pPr>
+      <w:r>
+        <w:t>UX Design</w:t>
+      </w:r>
+    </w:p>
+    <w:p>
+      <w:r>
+        <w:t xml:space="preserve">The </w:t>
+      </w:r>
+      <w:r>
+        <w:t xml:space="preserve">general </w:t>
+      </w:r>
+      <w:r>
+        <w:t>layout</w:t>
+      </w:r>
+      <w:r>
+        <w:t xml:space="preserve"> </w:t>
+      </w:r>
+      <w:r>
+        <w:t xml:space="preserve">of </w:t>
+      </w:r>
+      <w:r>
+        <w:rPr>
+          <w:b/>
+          <w:bCs/>
+        </w:rPr>
         <w:t>BeebPerf</w:t>
       </w:r>
-      <w:proofErr w:type="spellEnd"/>
-      <w:r>
-        <w:t xml:space="preserve"> is a standalone </w:t>
-      </w:r>
-      <w:r>
-        <w:t xml:space="preserve">Windows </w:t>
-      </w:r>
-      <w:r>
-        <w:t xml:space="preserve">application that </w:t>
-      </w:r>
-      <w:r>
-        <w:t xml:space="preserve">can open </w:t>
-      </w:r>
-      <w:r>
-        <w:t xml:space="preserve">a </w:t>
-      </w:r>
-      <w:r>
-        <w:rPr>
-          <w:b/>
-          <w:bCs/>
-        </w:rPr>
-        <w:t>.perf</w:t>
-      </w:r>
-      <w:r>
-        <w:t xml:space="preserve"> fil</w:t>
-      </w:r>
-      <w:r>
-        <w:t xml:space="preserve">e, analyses </w:t>
-      </w:r>
-      <w:r>
-        <w:t>its</w:t>
-      </w:r>
-      <w:r>
-        <w:t xml:space="preserve"> data, and presents the performance results in a graphical way</w:t>
-      </w:r>
-      <w:r>
-        <w:t xml:space="preserve"> to the user.</w:t>
-      </w:r>
-    </w:p>
-    <w:p>
-      <w:r>
-        <w:t xml:space="preserve">The application is comprised of several views which can be used to </w:t>
-      </w:r>
-      <w:r>
-        <w:t xml:space="preserve">analyze different </w:t>
-      </w:r>
-      <w:r>
-        <w:t xml:space="preserve">aspects of </w:t>
-      </w:r>
-      <w:r>
-        <w:t>performance</w:t>
+      <w:r>
+        <w:t xml:space="preserve"> </w:t>
+      </w:r>
+      <w:r>
+        <w:t xml:space="preserve">is </w:t>
+      </w:r>
+      <w:r>
+        <w:t>shown belo</w:t>
+      </w:r>
+      <w:r>
+        <w:t>w</w:t>
+      </w:r>
+      <w:r>
+        <w:t xml:space="preserve">.  The layout is divided into three </w:t>
+      </w:r>
+      <w:r>
+        <w:t xml:space="preserve">horizontal resizable </w:t>
+      </w:r>
+      <w:r>
+        <w:t>rows</w:t>
       </w:r>
       <w:r>
         <w:t>.</w:t>
       </w:r>
-      <w:r>
-        <w:t xml:space="preserve">  Many of the views </w:t>
-      </w:r>
-      <w:r>
-        <w:t xml:space="preserve">are </w:t>
-      </w:r>
-      <w:r>
-        <w:t>based</w:t>
-      </w:r>
-      <w:r>
-        <w:t xml:space="preserve"> from Visual Studio</w:t>
-      </w:r>
-      <w:r>
-        <w:t>.</w:t>
-      </w:r>
-    </w:p>
-    <w:p>
-      <w:pPr>
-        <w:pStyle w:val="Heading2"/>
-      </w:pPr>
-      <w:r>
-        <w:t>UX Design</w:t>
-      </w:r>
-    </w:p>
-    <w:p>
-      <w:r>
-        <w:t xml:space="preserve">The </w:t>
-      </w:r>
-      <w:r>
-        <w:t xml:space="preserve">general </w:t>
-      </w:r>
-      <w:r>
-        <w:t>layout</w:t>
-      </w:r>
-      <w:r>
-        <w:t xml:space="preserve"> </w:t>
-      </w:r>
-      <w:r>
-        <w:t xml:space="preserve">of </w:t>
-      </w:r>
-      <w:proofErr w:type="spellStart"/>
-      <w:r>
-        <w:rPr>
-          <w:b/>
-          <w:bCs/>
-        </w:rPr>
-        <w:t>BeebPerf</w:t>
-      </w:r>
-      <w:proofErr w:type="spellEnd"/>
-      <w:r>
-        <w:t xml:space="preserve"> </w:t>
-      </w:r>
-      <w:r>
-        <w:t xml:space="preserve">is </w:t>
-      </w:r>
-      <w:r>
-        <w:t>shown belo</w:t>
-      </w:r>
-      <w:r>
-        <w:t>w</w:t>
-      </w:r>
-      <w:r>
-        <w:t>.  The layout is divided into three resizable rows.</w:t>
-      </w:r>
-    </w:p>
-    <w:p>
-      <w:r>
-        <w:t>The top row, positioned beneath the toolbar, contains the timeline and associated display frames.  The current analysis time range is shown in blue.</w:t>
-      </w:r>
-    </w:p>
-    <w:p>
-      <w:r>
-        <w:t>The middle row contains a set of tabbed views,</w:t>
-      </w:r>
-      <w:r>
-        <w:t xml:space="preserve"> </w:t>
-      </w:r>
-      <w:r>
-        <w:t xml:space="preserve">each providing a different view of the </w:t>
-      </w:r>
-      <w:r>
-        <w:t>analysis results</w:t>
-      </w:r>
-      <w:r>
-        <w:t>, for the selected time range</w:t>
-      </w:r>
-      <w:r>
-        <w:t xml:space="preserve">.  </w:t>
-      </w:r>
-      <w:r>
-        <w:t xml:space="preserve">In the image below, </w:t>
-      </w:r>
-      <w:r>
-        <w:t xml:space="preserve">the </w:t>
-      </w:r>
-      <w:r>
-        <w:t xml:space="preserve">Routines tab </w:t>
-      </w:r>
-      <w:r>
-        <w:t>is selected and viewed.</w:t>
-      </w:r>
-    </w:p>
-    <w:p>
-      <w:r>
-        <w:t>The bottom row shows the selected routine</w:t>
-      </w:r>
-      <w:r>
-        <w:t>’</w:t>
-      </w:r>
-      <w:r>
-        <w:t>s executed instruction</w:t>
-      </w:r>
-      <w:r>
-        <w:t>s</w:t>
-      </w:r>
-      <w:r>
-        <w:t xml:space="preserve">, with </w:t>
-      </w:r>
-      <w:r>
-        <w:t xml:space="preserve">their </w:t>
-      </w:r>
-      <w:r>
-        <w:t>associated metrics.</w:t>
-      </w:r>
-    </w:p>
-    <w:p>
-      <w:r>
-        <w:rPr>
-          <w:noProof/>
-        </w:rPr>
-        <w:lastRenderedPageBreak/>
+    </w:p>
+    <w:p>
+      <w:r>
         <w:drawing>
-          <wp:inline distT="0" distB="0" distL="0" distR="0" wp14:anchorId="696F4A81" wp14:editId="5617FBCC">
-            <wp:extent cx="5943600" cy="4774565"/>
-            <wp:effectExtent l="38100" t="38100" r="95250" b="102235"/>
-            <wp:docPr id="12588154" name="Picture 1"/>
+          <wp:inline distT="0" distB="0" distL="0" distR="0" wp14:anchorId="75B5980B" wp14:editId="5A15D955">
+            <wp:extent cx="5943600" cy="4915535"/>
+            <wp:effectExtent l="38100" t="38100" r="95250" b="94615"/>
+            <wp:docPr id="1519330832" name="Picture 1"/>
             <wp:cNvGraphicFramePr>
               <a:graphicFrameLocks xmlns:a="http://schemas.openxmlformats.org/drawingml/2006/main" noChangeAspect="1"/>
             </wp:cNvGraphicFramePr>
@@ -1672,7 +1529,7 @@
               <a:graphicData uri="http://schemas.openxmlformats.org/drawingml/2006/picture">
                 <pic:pic xmlns:pic="http://schemas.openxmlformats.org/drawingml/2006/picture">
                   <pic:nvPicPr>
-                    <pic:cNvPr id="12588154" name=""/>
+                    <pic:cNvPr id="1519330832" name=""/>
                     <pic:cNvPicPr/>
                   </pic:nvPicPr>
                   <pic:blipFill>
@@ -1684,7 +1541,7 @@
                   <pic:spPr>
                     <a:xfrm>
                       <a:off x="0" y="0"/>
-                      <a:ext cx="5943600" cy="4774565"/>
+                      <a:ext cx="5943600" cy="4915535"/>
                     </a:xfrm>
                     <a:prstGeom prst="rect">
                       <a:avLst/>
@@ -1706,13 +1563,74 @@
     </w:p>
     <w:p>
       <w:r>
-        <w:t>Here is a more detailed description</w:t>
+        <w:t xml:space="preserve">The top row, positioned beneath the toolbar, contains the timeline and associated display frames.  The current analysis time range is </w:t>
+      </w:r>
+      <w:r>
+        <w:t xml:space="preserve">highlighted </w:t>
+      </w:r>
+      <w:r>
+        <w:t>in blue.</w:t>
+      </w:r>
+    </w:p>
+    <w:p>
+      <w:r>
+        <w:lastRenderedPageBreak/>
+        <w:t>The middle row contains a set of tabbed views,</w:t>
+      </w:r>
+      <w:r>
+        <w:t xml:space="preserve"> </w:t>
+      </w:r>
+      <w:r>
+        <w:t xml:space="preserve">each providing a different view of the </w:t>
+      </w:r>
+      <w:r>
+        <w:t>analysis results</w:t>
+      </w:r>
+      <w:r>
+        <w:t>, for the selected time range</w:t>
+      </w:r>
+      <w:r>
+        <w:t xml:space="preserve">.  </w:t>
+      </w:r>
+      <w:r>
+        <w:t xml:space="preserve">In the image below, </w:t>
+      </w:r>
+      <w:r>
+        <w:t xml:space="preserve">the </w:t>
+      </w:r>
+      <w:r>
+        <w:t xml:space="preserve">Routines tab </w:t>
+      </w:r>
+      <w:r>
+        <w:t>is selected and viewed.</w:t>
+      </w:r>
+    </w:p>
+    <w:p>
+      <w:r>
+        <w:t>The bottom row shows the selected routine</w:t>
+      </w:r>
+      <w:r>
+        <w:t>’</w:t>
+      </w:r>
+      <w:r>
+        <w:t>s executed instruction</w:t>
       </w:r>
       <w:r>
         <w:t>s</w:t>
       </w:r>
       <w:r>
-        <w:t xml:space="preserve"> of each section</w:t>
+        <w:t xml:space="preserve">, with </w:t>
+      </w:r>
+      <w:r>
+        <w:t xml:space="preserve">their </w:t>
+      </w:r>
+      <w:r>
+        <w:t>associated metrics.</w:t>
+      </w:r>
+    </w:p>
+    <w:p>
+      <w:r>
+        <w:t>Here is a more detailed description of each section</w:t>
       </w:r>
       <w:r>
         <w:t>:</w:t>
@@ -1731,160 +1649,11 @@
     </w:p>
     <w:p>
       <w:r>
-        <w:t>Show</w:t>
-      </w:r>
-      <w:r>
-        <w:t>s</w:t>
-      </w:r>
-      <w:r>
-        <w:t xml:space="preserve"> </w:t>
-      </w:r>
-      <w:r>
-        <w:t xml:space="preserve">the recorded </w:t>
-      </w:r>
-      <w:r>
-        <w:t>timeline</w:t>
-      </w:r>
-      <w:r>
-        <w:t xml:space="preserve"> allowing the user to select a specific time range to analyze</w:t>
-      </w:r>
-      <w:r>
-        <w:t xml:space="preserve"> (shown in blue)</w:t>
-      </w:r>
-      <w:r>
-        <w:t>.</w:t>
-      </w:r>
-      <w:r>
-        <w:t xml:space="preserve"> </w:t>
-      </w:r>
-      <w:r>
-        <w:t xml:space="preserve"> </w:t>
-      </w:r>
-      <w:r>
-        <w:t xml:space="preserve">This can be </w:t>
-      </w:r>
-      <w:r>
-        <w:t xml:space="preserve">modified </w:t>
-      </w:r>
-      <w:r>
-        <w:t xml:space="preserve">by dragging the black </w:t>
-      </w:r>
-      <w:r>
-        <w:t xml:space="preserve">colored </w:t>
-      </w:r>
-      <w:r>
-        <w:t>end handles</w:t>
-      </w:r>
-      <w:r>
-        <w:t xml:space="preserve"> or selecting the </w:t>
-      </w:r>
-      <w:r>
-        <w:rPr>
-          <w:b/>
-          <w:bCs/>
-        </w:rPr>
-        <w:t>Select All</w:t>
-      </w:r>
-      <w:r>
-        <w:t xml:space="preserve"> toolbar button.</w:t>
-      </w:r>
-      <w:r>
-        <w:t xml:space="preserve">  </w:t>
-      </w:r>
-      <w:r>
-        <w:t xml:space="preserve">The </w:t>
-      </w:r>
-      <w:r>
-        <w:rPr>
-          <w:b/>
-          <w:bCs/>
-        </w:rPr>
-        <w:t>Zoom In</w:t>
-      </w:r>
-      <w:r>
-        <w:t xml:space="preserve"> and </w:t>
-      </w:r>
-      <w:r>
-        <w:rPr>
-          <w:b/>
-          <w:bCs/>
-        </w:rPr>
-        <w:t>Zoom Out</w:t>
-      </w:r>
-      <w:r>
-        <w:t xml:space="preserve"> button</w:t>
-      </w:r>
-      <w:r>
-        <w:t xml:space="preserve">s change the scale. </w:t>
-      </w:r>
-      <w:r>
-        <w:t xml:space="preserve"> </w:t>
-      </w:r>
-      <w:r>
-        <w:t>Display f</w:t>
-      </w:r>
-      <w:r>
-        <w:t>rame</w:t>
-      </w:r>
-      <w:r>
-        <w:t>s</w:t>
-      </w:r>
-      <w:r>
-        <w:t xml:space="preserve"> are shown below</w:t>
-      </w:r>
-      <w:r>
-        <w:t xml:space="preserve"> the </w:t>
-      </w:r>
-      <w:r>
-        <w:t>timeline</w:t>
-      </w:r>
-      <w:r>
-        <w:t>.</w:t>
-      </w:r>
-      <w:r>
-        <w:t xml:space="preserve">  Th</w:t>
-      </w:r>
-      <w:r>
-        <w:t xml:space="preserve">eir size can be changed </w:t>
-      </w:r>
-      <w:r>
-        <w:t xml:space="preserve">by dragging the </w:t>
-      </w:r>
-      <w:r>
-        <w:t xml:space="preserve">bottom </w:t>
-      </w:r>
-      <w:r>
-        <w:t xml:space="preserve">dividing </w:t>
-      </w:r>
-      <w:r>
-        <w:t>border.</w:t>
-      </w:r>
-      <w:r>
-        <w:t xml:space="preserve">  Frame number</w:t>
-      </w:r>
-      <w:r>
-        <w:t>s</w:t>
-      </w:r>
-      <w:r>
-        <w:t xml:space="preserve"> are displayed under each </w:t>
-      </w:r>
-      <w:r>
-        <w:t xml:space="preserve">display </w:t>
-      </w:r>
-      <w:r>
-        <w:t>frame.</w:t>
-      </w:r>
-    </w:p>
-    <w:p>
-      <w:r>
-        <w:rPr>
-          <w:noProof/>
-        </w:rPr>
         <w:drawing>
-          <wp:inline distT="0" distB="0" distL="0" distR="0" wp14:anchorId="13610E1F" wp14:editId="4478805F">
-            <wp:extent cx="5943600" cy="694055"/>
-            <wp:effectExtent l="38100" t="38100" r="95250" b="86995"/>
-            <wp:docPr id="1478744562" name="Picture 1"/>
+          <wp:inline distT="0" distB="0" distL="0" distR="0" wp14:anchorId="2251CCB1" wp14:editId="5F33256F">
+            <wp:extent cx="5943600" cy="751840"/>
+            <wp:effectExtent l="38100" t="38100" r="95250" b="86360"/>
+            <wp:docPr id="1860936449" name="Picture 1"/>
             <wp:cNvGraphicFramePr>
               <a:graphicFrameLocks xmlns:a="http://schemas.openxmlformats.org/drawingml/2006/main" noChangeAspect="1"/>
             </wp:cNvGraphicFramePr>
@@ -1892,7 +1661,7 @@
               <a:graphicData uri="http://schemas.openxmlformats.org/drawingml/2006/picture">
                 <pic:pic xmlns:pic="http://schemas.openxmlformats.org/drawingml/2006/picture">
                   <pic:nvPicPr>
-                    <pic:cNvPr id="1478744562" name=""/>
+                    <pic:cNvPr id="1860936449" name=""/>
                     <pic:cNvPicPr/>
                   </pic:nvPicPr>
                   <pic:blipFill>
@@ -1904,7 +1673,7 @@
                   <pic:spPr>
                     <a:xfrm>
                       <a:off x="0" y="0"/>
-                      <a:ext cx="5943600" cy="694055"/>
+                      <a:ext cx="5943600" cy="751840"/>
                     </a:xfrm>
                     <a:prstGeom prst="rect">
                       <a:avLst/>
@@ -1925,11 +1694,264 @@
       </w:r>
     </w:p>
     <w:p>
+      <w:r>
+        <w:t>Show</w:t>
+      </w:r>
+      <w:r>
+        <w:t>s</w:t>
+      </w:r>
+      <w:r>
+        <w:t xml:space="preserve"> </w:t>
+      </w:r>
+      <w:r>
+        <w:t xml:space="preserve">the recorded </w:t>
+      </w:r>
+      <w:r>
+        <w:t>timeline</w:t>
+      </w:r>
+      <w:r>
+        <w:t xml:space="preserve"> allowing the user to select a specific time range to analyze</w:t>
+      </w:r>
+      <w:r>
+        <w:t xml:space="preserve"> (shown in blue)</w:t>
+      </w:r>
+      <w:r>
+        <w:t>.</w:t>
+      </w:r>
+      <w:r>
+        <w:t xml:space="preserve"> </w:t>
+      </w:r>
+      <w:r>
+        <w:t xml:space="preserve"> </w:t>
+      </w:r>
+      <w:r>
+        <w:t xml:space="preserve">This can be </w:t>
+      </w:r>
+      <w:r>
+        <w:t xml:space="preserve">modified </w:t>
+      </w:r>
+      <w:r>
+        <w:t xml:space="preserve">by dragging the black </w:t>
+      </w:r>
+      <w:r>
+        <w:t xml:space="preserve">colored </w:t>
+      </w:r>
+      <w:r>
+        <w:t>end handles</w:t>
+      </w:r>
+      <w:r>
+        <w:t xml:space="preserve">, </w:t>
+      </w:r>
+      <w:r>
+        <w:t xml:space="preserve">selecting the </w:t>
+      </w:r>
+      <w:r>
+        <w:rPr>
+          <w:b/>
+          <w:bCs/>
+        </w:rPr>
+        <w:t>Select All</w:t>
+      </w:r>
+      <w:r>
+        <w:t xml:space="preserve"> toolbar button</w:t>
+      </w:r>
+      <w:r>
+        <w:t xml:space="preserve">, or clicking on the </w:t>
+      </w:r>
+      <w:r>
+        <w:rPr>
+          <w:b/>
+          <w:bCs/>
+        </w:rPr>
+        <w:t>edit selection</w:t>
+      </w:r>
+      <w:r>
+        <w:t xml:space="preserve"> button</w:t>
+      </w:r>
+      <w:r>
+        <w:t xml:space="preserve"> </w:t>
+      </w:r>
+      <w:r>
+        <w:t>.</w:t>
+      </w:r>
+    </w:p>
+    <w:p>
+      <w:r>
+        <w:t xml:space="preserve">The </w:t>
+      </w:r>
+      <w:r>
+        <w:rPr>
+          <w:b/>
+          <w:bCs/>
+        </w:rPr>
+        <w:t xml:space="preserve">Zoom </w:t>
+      </w:r>
+      <w:r>
+        <w:rPr>
+          <w:b/>
+          <w:bCs/>
+        </w:rPr>
+        <w:t>i</w:t>
+      </w:r>
+      <w:r>
+        <w:rPr>
+          <w:b/>
+          <w:bCs/>
+        </w:rPr>
+        <w:t>n</w:t>
+      </w:r>
+      <w:r>
+        <w:t xml:space="preserve"> and </w:t>
+      </w:r>
+      <w:r>
+        <w:rPr>
+          <w:b/>
+          <w:bCs/>
+        </w:rPr>
+        <w:t xml:space="preserve">Zoom </w:t>
+      </w:r>
+      <w:r>
+        <w:rPr>
+          <w:b/>
+          <w:bCs/>
+        </w:rPr>
+        <w:t>o</w:t>
+      </w:r>
+      <w:r>
+        <w:rPr>
+          <w:b/>
+          <w:bCs/>
+        </w:rPr>
+        <w:t>ut</w:t>
+      </w:r>
+      <w:r>
+        <w:t xml:space="preserve"> button</w:t>
+      </w:r>
+      <w:r>
+        <w:t>s change the scale</w:t>
+      </w:r>
+      <w:r>
+        <w:t xml:space="preserve">.  The </w:t>
+      </w:r>
+      <w:r>
+        <w:rPr>
+          <w:b/>
+          <w:bCs/>
+        </w:rPr>
+        <w:t>Fit selection</w:t>
+      </w:r>
+      <w:r>
+        <w:rPr>
+          <w:b/>
+          <w:bCs/>
+        </w:rPr>
+        <w:t xml:space="preserve"> </w:t>
+      </w:r>
+      <w:r>
+        <w:t>button</w:t>
+      </w:r>
+      <w:r>
+        <w:rPr>
+          <w:b/>
+          <w:bCs/>
+        </w:rPr>
+        <w:t xml:space="preserve"> </w:t>
+      </w:r>
+      <w:r>
+        <w:t>scale</w:t>
+      </w:r>
+      <w:r>
+        <w:t>s</w:t>
+      </w:r>
+      <w:r>
+        <w:t xml:space="preserve"> and translate</w:t>
+      </w:r>
+      <w:r>
+        <w:t>s</w:t>
+      </w:r>
+      <w:r>
+        <w:t xml:space="preserve"> the view </w:t>
+      </w:r>
+      <w:r>
+        <w:t xml:space="preserve">to as appropriate.  </w:t>
+      </w:r>
+    </w:p>
+    <w:p>
+      <w:r>
+        <w:t>Display f</w:t>
+      </w:r>
+      <w:r>
+        <w:t>rame</w:t>
+      </w:r>
+      <w:r>
+        <w:t>s</w:t>
+      </w:r>
+      <w:r>
+        <w:t xml:space="preserve"> are shown below</w:t>
+      </w:r>
+      <w:r>
+        <w:t xml:space="preserve"> the </w:t>
+      </w:r>
+      <w:r>
+        <w:t>timeline</w:t>
+      </w:r>
+      <w:r>
+        <w:t>.</w:t>
+      </w:r>
+      <w:r>
+        <w:t xml:space="preserve">  Th</w:t>
+      </w:r>
+      <w:r>
+        <w:t xml:space="preserve">eir size can be changed </w:t>
+      </w:r>
+      <w:r>
+        <w:t xml:space="preserve">by dragging the </w:t>
+      </w:r>
+      <w:r>
+        <w:t xml:space="preserve">bottom </w:t>
+      </w:r>
+      <w:r>
+        <w:t xml:space="preserve">dividing </w:t>
+      </w:r>
+      <w:r>
+        <w:t>border.</w:t>
+      </w:r>
+      <w:r>
+        <w:t xml:space="preserve"> Frame number</w:t>
+      </w:r>
+      <w:r>
+        <w:t>s</w:t>
+      </w:r>
+      <w:r>
+        <w:t xml:space="preserve"> are displayed under each </w:t>
+      </w:r>
+      <w:r>
+        <w:t xml:space="preserve">display </w:t>
+      </w:r>
+      <w:r>
+        <w:t>frame.</w:t>
+      </w:r>
+    </w:p>
+    <w:p>
+      <w:r>
+        <w:t xml:space="preserve">The </w:t>
+      </w:r>
+      <w:r>
+        <w:rPr>
+          <w:b/>
+          <w:bCs/>
+        </w:rPr>
+        <w:t>Fit display frames</w:t>
+      </w:r>
+      <w:r>
+        <w:t xml:space="preserve"> button scales the toolbar so induvial frames are show.</w:t>
+      </w:r>
+    </w:p>
+    <w:p>
       <w:pPr>
         <w:pStyle w:val="Heading3"/>
       </w:pPr>
       <w:r>
-        <w:lastRenderedPageBreak/>
         <w:t>R</w:t>
       </w:r>
       <w:r>
@@ -1940,54 +1962,22 @@
       </w:r>
     </w:p>
     <w:p>
-      <w:r>
-        <w:rPr>
-          <w:b/>
-          <w:bCs/>
-        </w:rPr>
-        <w:t xml:space="preserve"> </w:t>
-      </w:r>
-      <w:r>
-        <w:t xml:space="preserve">Shows the </w:t>
-      </w:r>
-      <w:r>
-        <w:t xml:space="preserve">routines </w:t>
-      </w:r>
-      <w:r>
-        <w:t>in the program</w:t>
-      </w:r>
-      <w:r>
-        <w:t>, sorted by self</w:t>
-      </w:r>
-      <w:r>
-        <w:t xml:space="preserve">-CPU </w:t>
-      </w:r>
-      <w:r>
-        <w:t>counts.</w:t>
-      </w:r>
-      <w:r>
-        <w:t xml:space="preserve">  The routines with the highest self</w:t>
-      </w:r>
-      <w:r>
-        <w:t>-</w:t>
-      </w:r>
-      <w:r>
-        <w:t>CPU usage are marked as ‘hot’.</w:t>
-      </w:r>
-      <w:r>
-        <w:t xml:space="preserve">  The routines can also be sorted by total CPU, elapsed CPI, interrupts, and execution count.</w:t>
-      </w:r>
-    </w:p>
-    <w:p>
-      <w:r>
-        <w:rPr>
-          <w:noProof/>
+      <w:pPr>
+        <w:rPr>
+          <w:b/>
+          <w:bCs/>
+        </w:rPr>
+      </w:pPr>
+      <w:r>
+        <w:rPr>
+          <w:b/>
+          <w:bCs/>
         </w:rPr>
         <w:drawing>
-          <wp:inline distT="0" distB="0" distL="0" distR="0" wp14:anchorId="635B1DE3" wp14:editId="597D061B">
-            <wp:extent cx="5943600" cy="1640840"/>
-            <wp:effectExtent l="38100" t="38100" r="95250" b="92710"/>
-            <wp:docPr id="577131102" name="Picture 1"/>
+          <wp:inline distT="0" distB="0" distL="0" distR="0" wp14:anchorId="3A8624CD" wp14:editId="3813118B">
+            <wp:extent cx="5943600" cy="1368425"/>
+            <wp:effectExtent l="38100" t="38100" r="95250" b="98425"/>
+            <wp:docPr id="1772766217" name="Picture 1"/>
             <wp:cNvGraphicFramePr>
               <a:graphicFrameLocks xmlns:a="http://schemas.openxmlformats.org/drawingml/2006/main" noChangeAspect="1"/>
             </wp:cNvGraphicFramePr>
@@ -1995,7 +1985,7 @@
               <a:graphicData uri="http://schemas.openxmlformats.org/drawingml/2006/picture">
                 <pic:pic xmlns:pic="http://schemas.openxmlformats.org/drawingml/2006/picture">
                   <pic:nvPicPr>
-                    <pic:cNvPr id="577131102" name=""/>
+                    <pic:cNvPr id="1772766217" name=""/>
                     <pic:cNvPicPr/>
                   </pic:nvPicPr>
                   <pic:blipFill>
@@ -2007,7 +1997,7 @@
                   <pic:spPr>
                     <a:xfrm>
                       <a:off x="0" y="0"/>
-                      <a:ext cx="5943600" cy="1640840"/>
+                      <a:ext cx="5943600" cy="1368425"/>
                     </a:xfrm>
                     <a:prstGeom prst="rect">
                       <a:avLst/>
@@ -2027,6 +2017,81 @@
         </w:drawing>
       </w:r>
     </w:p>
+    <w:p>
+      <w:r>
+        <w:t xml:space="preserve">Shows the </w:t>
+      </w:r>
+      <w:r>
+        <w:t xml:space="preserve">routines </w:t>
+      </w:r>
+      <w:r>
+        <w:t>in the program</w:t>
+      </w:r>
+      <w:r>
+        <w:t>, sorted by self</w:t>
+      </w:r>
+      <w:r>
+        <w:t xml:space="preserve">-CPU </w:t>
+      </w:r>
+      <w:r>
+        <w:t>counts.</w:t>
+      </w:r>
+      <w:r>
+        <w:t xml:space="preserve">  The routines with the highest self</w:t>
+      </w:r>
+      <w:r>
+        <w:t>-</w:t>
+      </w:r>
+      <w:r>
+        <w:t>CPU usage are marked as ‘hot’.</w:t>
+      </w:r>
+      <w:r>
+        <w:t xml:space="preserve">  The routines can also be sorted by total CPU, elapsed CPI, interrupts, and execution count.</w:t>
+      </w:r>
+    </w:p>
+    <w:p>
+      <w:r>
+        <w:t xml:space="preserve">The </w:t>
+      </w:r>
+      <w:r>
+        <w:rPr>
+          <w:b/>
+          <w:bCs/>
+        </w:rPr>
+        <w:t>Copy</w:t>
+      </w:r>
+      <w:r>
+        <w:t xml:space="preserve"> and </w:t>
+      </w:r>
+      <w:r>
+        <w:rPr>
+          <w:b/>
+          <w:bCs/>
+        </w:rPr>
+        <w:t>Export</w:t>
+      </w:r>
+      <w:r>
+        <w:t xml:space="preserve"> buttons copy all the data</w:t>
+      </w:r>
+      <w:r>
+        <w:t xml:space="preserve"> </w:t>
+      </w:r>
+      <w:r>
+        <w:t xml:space="preserve">to the clipboard </w:t>
+      </w:r>
+      <w:r>
+        <w:t xml:space="preserve">and </w:t>
+      </w:r>
+      <w:r>
+        <w:t xml:space="preserve">export </w:t>
+      </w:r>
+      <w:r>
+        <w:t xml:space="preserve">the data to </w:t>
+      </w:r>
+      <w:r>
+        <w:t>a CSV file.</w:t>
+      </w:r>
+    </w:p>
     <w:tbl>
       <w:tblPr>
         <w:tblStyle w:val="TableGrid"/>
@@ -2054,6 +2119,7 @@
                 <w:b/>
                 <w:bCs/>
               </w:rPr>
+              <w:lastRenderedPageBreak/>
               <w:t>Term</w:t>
             </w:r>
           </w:p>
@@ -2085,11 +2151,9 @@
             <w:tcW w:w="1975" w:type="dxa"/>
           </w:tcPr>
           <w:p>
-            <w:proofErr w:type="spellStart"/>
             <w:r>
               <w:t>Self CPU</w:t>
             </w:r>
-            <w:proofErr w:type="spellEnd"/>
           </w:p>
         </w:tc>
         <w:tc>
@@ -2338,72 +2402,14 @@
     </w:p>
     <w:p>
       <w:r>
-        <w:t>Useful for visualizing the callers and callee of the selected routine.</w:t>
-      </w:r>
-    </w:p>
-    <w:p>
-      <w:r>
-        <w:lastRenderedPageBreak/>
-        <w:t>Show</w:t>
-      </w:r>
-      <w:r>
-        <w:t>s</w:t>
-      </w:r>
-      <w:r>
-        <w:t xml:space="preserve"> a routine’s calling and called routines, showing their </w:t>
-      </w:r>
-      <w:r>
-        <w:t xml:space="preserve">total CPU </w:t>
-      </w:r>
-      <w:r>
-        <w:t>cycle</w:t>
-      </w:r>
-      <w:r>
-        <w:t>s</w:t>
-      </w:r>
-      <w:r>
-        <w:t xml:space="preserve"> </w:t>
-      </w:r>
-      <w:r>
-        <w:t xml:space="preserve">and </w:t>
-      </w:r>
-      <w:r>
-        <w:t>percentages</w:t>
-      </w:r>
-      <w:r>
-        <w:t xml:space="preserve"> with respect to the total number of cycles in the analysis time range</w:t>
-      </w:r>
-      <w:r>
-        <w:t>.</w:t>
-      </w:r>
-    </w:p>
-    <w:p>
-      <w:r>
-        <w:t>Selecting a call</w:t>
-      </w:r>
-      <w:r>
-        <w:t xml:space="preserve">er </w:t>
-      </w:r>
-      <w:r>
-        <w:t>or calle</w:t>
-      </w:r>
-      <w:r>
-        <w:t>e</w:t>
-      </w:r>
-      <w:r>
-        <w:t xml:space="preserve"> makes it the currently selected routine.</w:t>
-      </w:r>
-    </w:p>
-    <w:p>
-      <w:r>
         <w:rPr>
           <w:noProof/>
         </w:rPr>
         <w:drawing>
-          <wp:inline distT="0" distB="0" distL="0" distR="0" wp14:anchorId="32305F07" wp14:editId="0409F7DA">
-            <wp:extent cx="5943600" cy="1637665"/>
-            <wp:effectExtent l="38100" t="38100" r="95250" b="95885"/>
-            <wp:docPr id="1311331299" name="Picture 1"/>
+          <wp:inline distT="0" distB="0" distL="0" distR="0" wp14:anchorId="463AB97B" wp14:editId="474AF2DD">
+            <wp:extent cx="5943600" cy="1631950"/>
+            <wp:effectExtent l="38100" t="38100" r="95250" b="101600"/>
+            <wp:docPr id="158836176" name="Picture 1"/>
             <wp:cNvGraphicFramePr>
               <a:graphicFrameLocks xmlns:a="http://schemas.openxmlformats.org/drawingml/2006/main" noChangeAspect="1"/>
             </wp:cNvGraphicFramePr>
@@ -2411,7 +2417,7 @@
               <a:graphicData uri="http://schemas.openxmlformats.org/drawingml/2006/picture">
                 <pic:pic xmlns:pic="http://schemas.openxmlformats.org/drawingml/2006/picture">
                   <pic:nvPicPr>
-                    <pic:cNvPr id="1311331299" name=""/>
+                    <pic:cNvPr id="158836176" name=""/>
                     <pic:cNvPicPr/>
                   </pic:nvPicPr>
                   <pic:blipFill>
@@ -2423,7 +2429,7 @@
                   <pic:spPr>
                     <a:xfrm>
                       <a:off x="0" y="0"/>
-                      <a:ext cx="5943600" cy="1637665"/>
+                      <a:ext cx="5943600" cy="1631950"/>
                     </a:xfrm>
                     <a:prstGeom prst="rect">
                       <a:avLst/>
@@ -2442,12 +2448,95 @@
           </wp:inline>
         </w:drawing>
       </w:r>
+      <w:r>
+        <w:t xml:space="preserve"> </w:t>
+      </w:r>
+      <w:r>
+        <w:t>Useful for visualizing the callers and callee of the selected routine.</w:t>
+      </w:r>
+    </w:p>
+    <w:p>
+      <w:r>
+        <w:t>Show</w:t>
+      </w:r>
+      <w:r>
+        <w:t>s</w:t>
+      </w:r>
+      <w:r>
+        <w:t xml:space="preserve"> a routine’s calling and called routines, showing their </w:t>
+      </w:r>
+      <w:r>
+        <w:t xml:space="preserve">total CPU </w:t>
+      </w:r>
+      <w:r>
+        <w:t>cycle</w:t>
+      </w:r>
+      <w:r>
+        <w:t>s</w:t>
+      </w:r>
+      <w:r>
+        <w:t xml:space="preserve"> </w:t>
+      </w:r>
+      <w:r>
+        <w:t xml:space="preserve">and </w:t>
+      </w:r>
+      <w:r>
+        <w:t>percentages</w:t>
+      </w:r>
+      <w:r>
+        <w:t xml:space="preserve"> with respect to the total number of cycles in the analysis time range</w:t>
+      </w:r>
+      <w:r>
+        <w:t>.</w:t>
+      </w:r>
+    </w:p>
+    <w:p>
+      <w:r>
+        <w:t>Selecting a call</w:t>
+      </w:r>
+      <w:r>
+        <w:t xml:space="preserve">er </w:t>
+      </w:r>
+      <w:r>
+        <w:t>or calle</w:t>
+      </w:r>
+      <w:r>
+        <w:t>e</w:t>
+      </w:r>
+      <w:r>
+        <w:t xml:space="preserve"> makes it the currently selected routine.</w:t>
+      </w:r>
+    </w:p>
+    <w:p>
+      <w:r>
+        <w:t xml:space="preserve">The </w:t>
+      </w:r>
+      <w:r>
+        <w:t xml:space="preserve">percentage </w:t>
+      </w:r>
+      <w:r>
+        <w:t>(</w:t>
+      </w:r>
+      <w:r>
+        <w:rPr>
+          <w:b/>
+          <w:bCs/>
+        </w:rPr>
+        <w:t>%</w:t>
+      </w:r>
+      <w:r>
+        <w:t>)</w:t>
+      </w:r>
+      <w:r>
+        <w:t xml:space="preserve"> button toggles the shown callee and caller percentages between global and relative values.</w:t>
+      </w:r>
     </w:p>
     <w:p>
       <w:pPr>
         <w:pStyle w:val="Heading3"/>
       </w:pPr>
       <w:r>
+        <w:lastRenderedPageBreak/>
         <w:t xml:space="preserve">Call </w:t>
       </w:r>
       <w:r>
@@ -2472,135 +2561,11 @@
           <w:rFonts w:ascii="Aptos" w:hAnsi="Aptos"/>
           <w:color w:val="000000"/>
         </w:rPr>
-        <w:t>P</w:t>
-      </w:r>
-      <w:r>
-        <w:rPr>
-          <w:rFonts w:ascii="Aptos" w:hAnsi="Aptos"/>
-          <w:color w:val="000000"/>
-        </w:rPr>
-        <w:t>rovide</w:t>
-      </w:r>
-      <w:r>
-        <w:rPr>
-          <w:rFonts w:ascii="Aptos" w:hAnsi="Aptos"/>
-          <w:color w:val="000000"/>
-        </w:rPr>
-        <w:t>s</w:t>
-      </w:r>
-      <w:r>
-        <w:rPr>
-          <w:rFonts w:ascii="Aptos" w:hAnsi="Aptos"/>
-          <w:color w:val="000000"/>
-        </w:rPr>
-        <w:t xml:space="preserve"> a hierarchical, top-down view of execut</w:t>
-      </w:r>
-      <w:r>
-        <w:rPr>
-          <w:rFonts w:ascii="Aptos" w:hAnsi="Aptos"/>
-          <w:color w:val="000000"/>
-        </w:rPr>
-        <w:t>ed code</w:t>
-      </w:r>
-      <w:r>
-        <w:rPr>
-          <w:rFonts w:ascii="Aptos" w:hAnsi="Aptos"/>
-          <w:color w:val="000000"/>
-        </w:rPr>
-        <w:t xml:space="preserve"> path</w:t>
-      </w:r>
-      <w:r>
-        <w:rPr>
-          <w:rFonts w:ascii="Aptos" w:hAnsi="Aptos"/>
-          <w:color w:val="000000"/>
-        </w:rPr>
-        <w:t>s</w:t>
-      </w:r>
-      <w:r>
-        <w:rPr>
-          <w:rFonts w:ascii="Aptos" w:hAnsi="Aptos"/>
-          <w:color w:val="000000"/>
-        </w:rPr>
-        <w:t xml:space="preserve">, showing exactly which </w:t>
-      </w:r>
-      <w:r>
-        <w:rPr>
-          <w:rFonts w:ascii="Aptos" w:hAnsi="Aptos"/>
-          <w:color w:val="000000"/>
-        </w:rPr>
-        <w:t xml:space="preserve">routines </w:t>
-      </w:r>
-      <w:r>
-        <w:rPr>
-          <w:rFonts w:ascii="Aptos" w:hAnsi="Aptos"/>
-          <w:color w:val="000000"/>
-        </w:rPr>
-        <w:t>called which, how long they ran, and how often they were called</w:t>
-      </w:r>
-      <w:r>
-        <w:rPr>
-          <w:rFonts w:ascii="Aptos" w:hAnsi="Aptos"/>
-          <w:color w:val="000000"/>
-        </w:rPr>
-        <w:t xml:space="preserve"> etc.</w:t>
-      </w:r>
-    </w:p>
-    <w:p>
-      <w:r>
-        <w:t xml:space="preserve">The call tree show all the </w:t>
-      </w:r>
-      <w:r>
-        <w:t xml:space="preserve">routine’s call </w:t>
-      </w:r>
-      <w:r>
-        <w:t>paths</w:t>
-      </w:r>
-      <w:r>
-        <w:t>, sorted by total CPU cycles.</w:t>
-      </w:r>
-      <w:r>
-        <w:t xml:space="preserve">  </w:t>
-      </w:r>
-      <w:r>
-        <w:t xml:space="preserve">The </w:t>
-      </w:r>
-      <w:r>
-        <w:t xml:space="preserve">top-level nodes </w:t>
-      </w:r>
-      <w:r>
-        <w:t>represent the program and interrupt entry points.</w:t>
-      </w:r>
-      <w:r>
-        <w:t xml:space="preserve"> </w:t>
-      </w:r>
-      <w:r>
-        <w:t xml:space="preserve">Each node in the tree shows </w:t>
-      </w:r>
-      <w:r>
-        <w:t xml:space="preserve">metrics </w:t>
-      </w:r>
-      <w:r>
-        <w:t>for the context in which it was invoked.</w:t>
-      </w:r>
-    </w:p>
-    <w:p>
-      <w:r>
-        <w:t>Note how the Total CPU counts declines through descendants.</w:t>
-      </w:r>
-    </w:p>
-    <w:p>
-      <w:pPr>
-        <w:pStyle w:val="Heading3"/>
-      </w:pPr>
-      <w:r>
-        <w:rPr>
-          <w:noProof/>
-        </w:rPr>
         <w:drawing>
-          <wp:inline distT="0" distB="0" distL="0" distR="0" wp14:anchorId="33B15CBC" wp14:editId="046536D2">
-            <wp:extent cx="5943600" cy="1635760"/>
-            <wp:effectExtent l="38100" t="38100" r="95250" b="97790"/>
-            <wp:docPr id="370644056" name="Picture 1"/>
+          <wp:inline distT="0" distB="0" distL="0" distR="0" wp14:anchorId="7D6C237B" wp14:editId="7E8178D2">
+            <wp:extent cx="5943600" cy="1503680"/>
+            <wp:effectExtent l="38100" t="38100" r="95250" b="96520"/>
+            <wp:docPr id="752580530" name="Picture 1"/>
             <wp:cNvGraphicFramePr>
               <a:graphicFrameLocks xmlns:a="http://schemas.openxmlformats.org/drawingml/2006/main" noChangeAspect="1"/>
             </wp:cNvGraphicFramePr>
@@ -2608,7 +2573,7 @@
               <a:graphicData uri="http://schemas.openxmlformats.org/drawingml/2006/picture">
                 <pic:pic xmlns:pic="http://schemas.openxmlformats.org/drawingml/2006/picture">
                   <pic:nvPicPr>
-                    <pic:cNvPr id="370644056" name=""/>
+                    <pic:cNvPr id="752580530" name=""/>
                     <pic:cNvPicPr/>
                   </pic:nvPicPr>
                   <pic:blipFill>
@@ -2620,7 +2585,7 @@
                   <pic:spPr>
                     <a:xfrm>
                       <a:off x="0" y="0"/>
-                      <a:ext cx="5943600" cy="1635760"/>
+                      <a:ext cx="5943600" cy="1503680"/>
                     </a:xfrm>
                     <a:prstGeom prst="rect">
                       <a:avLst/>
@@ -2639,100 +2604,224 @@
           </wp:inline>
         </w:drawing>
       </w:r>
-      <w:r>
-        <w:t xml:space="preserve">Flame </w:t>
-      </w:r>
-      <w:r>
-        <w:t xml:space="preserve">graph </w:t>
-      </w:r>
-      <w:r>
-        <w:t>tab</w:t>
-      </w:r>
-    </w:p>
-    <w:p>
-      <w:r>
+    </w:p>
+    <w:p>
+      <w:pPr>
         <w:rPr>
           <w:rFonts w:ascii="Aptos" w:hAnsi="Aptos"/>
           <w:color w:val="000000"/>
         </w:rPr>
-        <w:t>Useful for pinpointing CPU usage</w:t>
-      </w:r>
+      </w:pPr>
       <w:r>
         <w:rPr>
           <w:rFonts w:ascii="Aptos" w:hAnsi="Aptos"/>
           <w:color w:val="000000"/>
         </w:rPr>
-        <w:t xml:space="preserve">, </w:t>
+        <w:t>P</w:t>
       </w:r>
       <w:r>
         <w:rPr>
           <w:rFonts w:ascii="Aptos" w:hAnsi="Aptos"/>
           <w:color w:val="000000"/>
         </w:rPr>
-        <w:t>identifying bottlenecks</w:t>
+        <w:t>rovide</w:t>
       </w:r>
       <w:r>
         <w:rPr>
           <w:rFonts w:ascii="Aptos" w:hAnsi="Aptos"/>
           <w:color w:val="000000"/>
         </w:rPr>
-        <w:t>, and visualizing call paths.</w:t>
-      </w:r>
-    </w:p>
-    <w:p>
-      <w:r>
-        <w:t xml:space="preserve">Provides a percentage breakdown of the </w:t>
-      </w:r>
-      <w:r>
-        <w:t>selected function</w:t>
-      </w:r>
-      <w:r>
-        <w:t>’s call graph</w:t>
-      </w:r>
-      <w:r>
-        <w:t>, by Total CPU cycles</w:t>
-      </w:r>
-      <w:r>
-        <w:t>, where siblings are sorted by Total CPU cycles.</w:t>
-      </w:r>
-    </w:p>
-    <w:p>
-      <w:r>
-        <w:t>Clicking on a routine makes i</w:t>
-      </w:r>
-      <w:r>
-        <w:t>t</w:t>
-      </w:r>
-      <w:r>
-        <w:t xml:space="preserve"> the new selected routine.  Clicking in white space clears the selection.</w:t>
-      </w:r>
-    </w:p>
-    <w:p>
-      <w:r>
-        <w:lastRenderedPageBreak/>
-        <w:t xml:space="preserve">The view can be flipped vertically by pressing the toolbar </w:t>
-      </w:r>
-      <w:r>
-        <w:rPr>
-          <w:b/>
-          <w:bCs/>
-        </w:rPr>
-        <w:t>Flip</w:t>
-      </w:r>
-      <w:r>
-        <w:t xml:space="preserve"> button.</w:t>
-      </w:r>
-    </w:p>
-    <w:p>
-      <w:r>
-        <w:rPr>
-          <w:noProof/>
-        </w:rPr>
+        <w:t>s</w:t>
+      </w:r>
+      <w:r>
+        <w:rPr>
+          <w:rFonts w:ascii="Aptos" w:hAnsi="Aptos"/>
+          <w:color w:val="000000"/>
+        </w:rPr>
+        <w:t xml:space="preserve"> a hierarchical, top-down view of execut</w:t>
+      </w:r>
+      <w:r>
+        <w:rPr>
+          <w:rFonts w:ascii="Aptos" w:hAnsi="Aptos"/>
+          <w:color w:val="000000"/>
+        </w:rPr>
+        <w:t>ed code</w:t>
+      </w:r>
+      <w:r>
+        <w:rPr>
+          <w:rFonts w:ascii="Aptos" w:hAnsi="Aptos"/>
+          <w:color w:val="000000"/>
+        </w:rPr>
+        <w:t xml:space="preserve"> path</w:t>
+      </w:r>
+      <w:r>
+        <w:rPr>
+          <w:rFonts w:ascii="Aptos" w:hAnsi="Aptos"/>
+          <w:color w:val="000000"/>
+        </w:rPr>
+        <w:t>s</w:t>
+      </w:r>
+      <w:r>
+        <w:rPr>
+          <w:rFonts w:ascii="Aptos" w:hAnsi="Aptos"/>
+          <w:color w:val="000000"/>
+        </w:rPr>
+        <w:t xml:space="preserve">, showing exactly which </w:t>
+      </w:r>
+      <w:r>
+        <w:rPr>
+          <w:rFonts w:ascii="Aptos" w:hAnsi="Aptos"/>
+          <w:color w:val="000000"/>
+        </w:rPr>
+        <w:t xml:space="preserve">routines </w:t>
+      </w:r>
+      <w:r>
+        <w:rPr>
+          <w:rFonts w:ascii="Aptos" w:hAnsi="Aptos"/>
+          <w:color w:val="000000"/>
+        </w:rPr>
+        <w:t>called which, how long they ran, and how often they were called</w:t>
+      </w:r>
+      <w:r>
+        <w:rPr>
+          <w:rFonts w:ascii="Aptos" w:hAnsi="Aptos"/>
+          <w:color w:val="000000"/>
+        </w:rPr>
+        <w:t xml:space="preserve"> etc.</w:t>
+      </w:r>
+    </w:p>
+    <w:p>
+      <w:r>
+        <w:t>The call tree show</w:t>
+      </w:r>
+      <w:r>
+        <w:t>s</w:t>
+      </w:r>
+      <w:r>
+        <w:t xml:space="preserve"> all the </w:t>
+      </w:r>
+      <w:r>
+        <w:t xml:space="preserve">routine’s call </w:t>
+      </w:r>
+      <w:r>
+        <w:t>paths</w:t>
+      </w:r>
+      <w:r>
+        <w:t>, sorted by total CPU cycles.</w:t>
+      </w:r>
+      <w:r>
+        <w:t xml:space="preserve">  </w:t>
+      </w:r>
+      <w:r>
+        <w:t xml:space="preserve">The </w:t>
+      </w:r>
+      <w:r>
+        <w:t xml:space="preserve">top-level nodes </w:t>
+      </w:r>
+      <w:r>
+        <w:t>represent the program and interrupt entry points.</w:t>
+      </w:r>
+      <w:r>
+        <w:t xml:space="preserve"> </w:t>
+      </w:r>
+      <w:r>
+        <w:t xml:space="preserve">Each node in the tree shows </w:t>
+      </w:r>
+      <w:r>
+        <w:t xml:space="preserve">metrics </w:t>
+      </w:r>
+      <w:r>
+        <w:t>for the context in which it was invoked.</w:t>
+      </w:r>
+    </w:p>
+    <w:p>
+      <w:r>
+        <w:t>Note how the Total CPU counts declines through descendants.</w:t>
+      </w:r>
+    </w:p>
+    <w:p>
+      <w:r>
+        <w:t xml:space="preserve">The percentage </w:t>
+      </w:r>
+      <w:r>
+        <w:t>(</w:t>
+      </w:r>
+      <w:r>
+        <w:rPr>
+          <w:b/>
+          <w:bCs/>
+        </w:rPr>
+        <w:t>%</w:t>
+      </w:r>
+      <w:r>
+        <w:t xml:space="preserve">) button toggles the </w:t>
+      </w:r>
+      <w:r>
+        <w:t>percentages shown</w:t>
+      </w:r>
+      <w:r>
+        <w:t xml:space="preserve"> between global and </w:t>
+      </w:r>
+      <w:r>
+        <w:t xml:space="preserve">sibling </w:t>
+      </w:r>
+      <w:r>
+        <w:t>values.</w:t>
+      </w:r>
+      <w:r>
+        <w:t xml:space="preserve">  </w:t>
+      </w:r>
+      <w:r>
+        <w:t xml:space="preserve">The </w:t>
+      </w:r>
+      <w:r>
+        <w:rPr>
+          <w:b/>
+          <w:bCs/>
+        </w:rPr>
+        <w:t>Copy</w:t>
+      </w:r>
+      <w:r>
+        <w:t xml:space="preserve"> and </w:t>
+      </w:r>
+      <w:r>
+        <w:rPr>
+          <w:b/>
+          <w:bCs/>
+        </w:rPr>
+        <w:t>Export</w:t>
+      </w:r>
+      <w:r>
+        <w:t xml:space="preserve"> buttons copy all the data to the clipboard and export</w:t>
+      </w:r>
+      <w:r>
+        <w:t>s</w:t>
+      </w:r>
+      <w:r>
+        <w:t xml:space="preserve"> the data to a CSV file.</w:t>
+      </w:r>
+    </w:p>
+    <w:p>
+      <w:pPr>
+        <w:pStyle w:val="Heading3"/>
+      </w:pPr>
+      <w:r>
+        <w:t xml:space="preserve">Flame </w:t>
+      </w:r>
+      <w:r>
+        <w:t xml:space="preserve">graph </w:t>
+      </w:r>
+      <w:r>
+        <w:t>tab</w:t>
+      </w:r>
+    </w:p>
+    <w:p>
+      <w:r>
         <w:drawing>
-          <wp:inline distT="0" distB="0" distL="0" distR="0" wp14:anchorId="0186EC7E" wp14:editId="7E8A0A55">
-            <wp:extent cx="5943600" cy="1636395"/>
-            <wp:effectExtent l="38100" t="38100" r="95250" b="97155"/>
-            <wp:docPr id="1791887735" name="Picture 1"/>
+          <wp:inline distT="0" distB="0" distL="0" distR="0" wp14:anchorId="06D84448" wp14:editId="7E3EEA83">
+            <wp:extent cx="5943600" cy="1671320"/>
+            <wp:effectExtent l="38100" t="38100" r="95250" b="100330"/>
+            <wp:docPr id="12608196" name="Picture 1"/>
             <wp:cNvGraphicFramePr>
               <a:graphicFrameLocks xmlns:a="http://schemas.openxmlformats.org/drawingml/2006/main" noChangeAspect="1"/>
             </wp:cNvGraphicFramePr>
@@ -2740,7 +2829,7 @@
               <a:graphicData uri="http://schemas.openxmlformats.org/drawingml/2006/picture">
                 <pic:pic xmlns:pic="http://schemas.openxmlformats.org/drawingml/2006/picture">
                   <pic:nvPicPr>
-                    <pic:cNvPr id="1791887735" name=""/>
+                    <pic:cNvPr id="12608196" name=""/>
                     <pic:cNvPicPr/>
                   </pic:nvPicPr>
                   <pic:blipFill>
@@ -2752,7 +2841,7 @@
                   <pic:spPr>
                     <a:xfrm>
                       <a:off x="0" y="0"/>
-                      <a:ext cx="5943600" cy="1636395"/>
+                      <a:ext cx="5943600" cy="1671320"/>
                     </a:xfrm>
                     <a:prstGeom prst="rect">
                       <a:avLst/>
@@ -2771,6 +2860,141 @@
           </wp:inline>
         </w:drawing>
       </w:r>
+      <w:r>
+        <w:rPr>
+          <w:rFonts w:ascii="Aptos" w:hAnsi="Aptos"/>
+          <w:color w:val="000000"/>
+        </w:rPr>
+        <w:t>Useful for pinpointing CPU usage</w:t>
+      </w:r>
+      <w:r>
+        <w:rPr>
+          <w:rFonts w:ascii="Aptos" w:hAnsi="Aptos"/>
+          <w:color w:val="000000"/>
+        </w:rPr>
+        <w:t xml:space="preserve">, </w:t>
+      </w:r>
+      <w:r>
+        <w:rPr>
+          <w:rFonts w:ascii="Aptos" w:hAnsi="Aptos"/>
+          <w:color w:val="000000"/>
+        </w:rPr>
+        <w:t>identifying bottlenecks</w:t>
+      </w:r>
+      <w:r>
+        <w:rPr>
+          <w:rFonts w:ascii="Aptos" w:hAnsi="Aptos"/>
+          <w:color w:val="000000"/>
+        </w:rPr>
+        <w:t>, and visualizing call paths.</w:t>
+      </w:r>
+    </w:p>
+    <w:p>
+      <w:r>
+        <w:t xml:space="preserve">Provides a percentage breakdown of the </w:t>
+      </w:r>
+      <w:r>
+        <w:t>selected function</w:t>
+      </w:r>
+      <w:r>
+        <w:t>’s call graph</w:t>
+      </w:r>
+      <w:r>
+        <w:t>, by Total CPU cycles</w:t>
+      </w:r>
+      <w:r>
+        <w:t>, where siblings are sorted by Total CPU cycles.</w:t>
+      </w:r>
+    </w:p>
+    <w:p>
+      <w:r>
+        <w:t>Clicking on a routine makes i</w:t>
+      </w:r>
+      <w:r>
+        <w:t>t</w:t>
+      </w:r>
+      <w:r>
+        <w:t xml:space="preserve"> the new selected routine.  Clicking in white space clears the selection.</w:t>
+      </w:r>
+    </w:p>
+    <w:p>
+      <w:r>
+        <w:lastRenderedPageBreak/>
+        <w:t xml:space="preserve">The view can be flipped vertically by pressing the </w:t>
+      </w:r>
+      <w:r>
+        <w:rPr>
+          <w:b/>
+          <w:bCs/>
+        </w:rPr>
+        <w:t>Flip</w:t>
+      </w:r>
+      <w:r>
+        <w:t xml:space="preserve"> button.</w:t>
+      </w:r>
+      <w:r>
+        <w:t xml:space="preserve">  The tail-call and fall-through routines can be showing by pressing the </w:t>
+      </w:r>
+      <w:r>
+        <w:rPr>
+          <w:b/>
+          <w:bCs/>
+        </w:rPr>
+        <w:t>Call types</w:t>
+      </w:r>
+      <w:r>
+        <w:t xml:space="preserve"> button.</w:t>
+      </w:r>
+      <w:r>
+        <w:t xml:space="preserve"> </w:t>
+      </w:r>
+      <w:r>
+        <w:t xml:space="preserve"> </w:t>
+      </w:r>
+      <w:r>
+        <w:t xml:space="preserve">The percentage </w:t>
+      </w:r>
+      <w:r>
+        <w:t>(</w:t>
+      </w:r>
+      <w:r>
+        <w:rPr>
+          <w:b/>
+          <w:bCs/>
+        </w:rPr>
+        <w:t>%</w:t>
+      </w:r>
+      <w:r>
+        <w:t xml:space="preserve">) button toggles the percentages shown between global and sibling values. </w:t>
+      </w:r>
+      <w:r>
+        <w:t xml:space="preserve"> </w:t>
+      </w:r>
+      <w:r>
+        <w:t xml:space="preserve">The </w:t>
+      </w:r>
+      <w:r>
+        <w:rPr>
+          <w:b/>
+          <w:bCs/>
+        </w:rPr>
+        <w:t>Copy</w:t>
+      </w:r>
+      <w:r>
+        <w:t xml:space="preserve"> cop</w:t>
+      </w:r>
+      <w:r>
+        <w:t>ies</w:t>
+      </w:r>
+      <w:r>
+        <w:t xml:space="preserve"> the </w:t>
+      </w:r>
+      <w:r>
+        <w:t>image to the clipboard</w:t>
+      </w:r>
+      <w:r>
+        <w:t>.</w:t>
+      </w:r>
     </w:p>
     <w:p>
       <w:pPr>
@@ -2785,114 +3009,11 @@
     </w:p>
     <w:p>
       <w:r>
-        <w:t xml:space="preserve">The memory </w:t>
-      </w:r>
-      <w:r>
-        <w:t xml:space="preserve">tab </w:t>
-      </w:r>
-      <w:r>
-        <w:t xml:space="preserve">lists the highest </w:t>
-      </w:r>
-      <w:r>
-        <w:t xml:space="preserve">to </w:t>
-      </w:r>
-      <w:r>
-        <w:t xml:space="preserve">lowest </w:t>
-      </w:r>
-      <w:r>
-        <w:t>accessed</w:t>
-      </w:r>
-      <w:r>
-        <w:t xml:space="preserve"> memory in the application</w:t>
-      </w:r>
-      <w:r>
-        <w:t>.</w:t>
-      </w:r>
-      <w:r>
-        <w:t xml:space="preserve">  The memory ca</w:t>
-      </w:r>
-      <w:r>
-        <w:t>n optionally be filtered to just zero-page</w:t>
-      </w:r>
-      <w:r>
-        <w:t xml:space="preserve"> addresses</w:t>
-      </w:r>
-      <w:r>
-        <w:t>.</w:t>
-      </w:r>
-    </w:p>
-    <w:p>
-      <w:r>
-        <w:t xml:space="preserve">Selecting an address </w:t>
-      </w:r>
-      <w:r>
-        <w:t>populates</w:t>
-      </w:r>
-      <w:r>
-        <w:t xml:space="preserve"> a panel on the right </w:t>
-      </w:r>
-      <w:r>
-        <w:t>list</w:t>
-      </w:r>
-      <w:r>
-        <w:t>ing</w:t>
-      </w:r>
-      <w:r>
-        <w:t xml:space="preserve"> all the routines which read or write to </w:t>
-      </w:r>
-      <w:r>
-        <w:t xml:space="preserve">the selected </w:t>
-      </w:r>
-      <w:r>
-        <w:t xml:space="preserve">address, </w:t>
-      </w:r>
-      <w:r>
-        <w:t xml:space="preserve">with </w:t>
-      </w:r>
-      <w:r>
-        <w:t xml:space="preserve">their </w:t>
-      </w:r>
-      <w:r>
-        <w:t xml:space="preserve">respective </w:t>
-      </w:r>
-      <w:r>
-        <w:t>read</w:t>
-      </w:r>
-      <w:r>
-        <w:t xml:space="preserve"> </w:t>
-      </w:r>
-      <w:r>
-        <w:t>and write counts.</w:t>
-      </w:r>
-      <w:r>
-        <w:t xml:space="preserve">  Selecting a routine </w:t>
-      </w:r>
-      <w:r>
-        <w:t xml:space="preserve">from the list </w:t>
-      </w:r>
-      <w:r>
-        <w:t xml:space="preserve">selects the routine in the code </w:t>
-      </w:r>
-      <w:r>
-        <w:t>panel</w:t>
-      </w:r>
-      <w:r>
-        <w:t>,</w:t>
-      </w:r>
-      <w:r>
-        <w:t xml:space="preserve"> in which the read and write counts are shown.</w:t>
-      </w:r>
-    </w:p>
-    <w:p>
-      <w:r>
-        <w:rPr>
-          <w:noProof/>
-        </w:rPr>
         <w:drawing>
-          <wp:inline distT="0" distB="0" distL="0" distR="0" wp14:anchorId="49C87606" wp14:editId="6557B4C9">
-            <wp:extent cx="5943600" cy="1637030"/>
-            <wp:effectExtent l="38100" t="38100" r="95250" b="96520"/>
-            <wp:docPr id="751800043" name="Picture 1"/>
+          <wp:inline distT="0" distB="0" distL="0" distR="0" wp14:anchorId="6CBCD910" wp14:editId="7954A833">
+            <wp:extent cx="5943600" cy="1536065"/>
+            <wp:effectExtent l="38100" t="38100" r="95250" b="102235"/>
+            <wp:docPr id="1092702896" name="Picture 1"/>
             <wp:cNvGraphicFramePr>
               <a:graphicFrameLocks xmlns:a="http://schemas.openxmlformats.org/drawingml/2006/main" noChangeAspect="1"/>
             </wp:cNvGraphicFramePr>
@@ -2900,7 +3021,7 @@
               <a:graphicData uri="http://schemas.openxmlformats.org/drawingml/2006/picture">
                 <pic:pic xmlns:pic="http://schemas.openxmlformats.org/drawingml/2006/picture">
                   <pic:nvPicPr>
-                    <pic:cNvPr id="751800043" name=""/>
+                    <pic:cNvPr id="1092702896" name=""/>
                     <pic:cNvPicPr/>
                   </pic:nvPicPr>
                   <pic:blipFill>
@@ -2912,7 +3033,7 @@
                   <pic:spPr>
                     <a:xfrm>
                       <a:off x="0" y="0"/>
-                      <a:ext cx="5943600" cy="1637030"/>
+                      <a:ext cx="5943600" cy="1536065"/>
                     </a:xfrm>
                     <a:prstGeom prst="rect">
                       <a:avLst/>
@@ -2931,117 +3052,151 @@
           </wp:inline>
         </w:drawing>
       </w:r>
+      <w:r>
+        <w:t xml:space="preserve">The memory </w:t>
+      </w:r>
+      <w:r>
+        <w:t xml:space="preserve">tab </w:t>
+      </w:r>
+      <w:r>
+        <w:t xml:space="preserve">lists the highest </w:t>
+      </w:r>
+      <w:r>
+        <w:t xml:space="preserve">to </w:t>
+      </w:r>
+      <w:r>
+        <w:t xml:space="preserve">lowest </w:t>
+      </w:r>
+      <w:r>
+        <w:t>accessed</w:t>
+      </w:r>
+      <w:r>
+        <w:t xml:space="preserve"> memory in the application</w:t>
+      </w:r>
+      <w:r>
+        <w:t>.</w:t>
+      </w:r>
+      <w:r>
+        <w:t xml:space="preserve">  The memory ca</w:t>
+      </w:r>
+      <w:r>
+        <w:t>n optionally be filtered to just zero-page</w:t>
+      </w:r>
+      <w:r>
+        <w:t xml:space="preserve"> addresses</w:t>
+      </w:r>
+      <w:r>
+        <w:t>.</w:t>
+      </w:r>
+    </w:p>
+    <w:p>
+      <w:r>
+        <w:t xml:space="preserve">Selecting an address </w:t>
+      </w:r>
+      <w:r>
+        <w:t>populates</w:t>
+      </w:r>
+      <w:r>
+        <w:t xml:space="preserve"> a panel on the right </w:t>
+      </w:r>
+      <w:r>
+        <w:t>list</w:t>
+      </w:r>
+      <w:r>
+        <w:t>ing</w:t>
+      </w:r>
+      <w:r>
+        <w:t xml:space="preserve"> all the routines which read or write to </w:t>
+      </w:r>
+      <w:r>
+        <w:t xml:space="preserve">the selected </w:t>
+      </w:r>
+      <w:r>
+        <w:t xml:space="preserve">address, </w:t>
+      </w:r>
+      <w:r>
+        <w:t xml:space="preserve">with </w:t>
+      </w:r>
+      <w:r>
+        <w:t xml:space="preserve">their </w:t>
+      </w:r>
+      <w:r>
+        <w:t xml:space="preserve">respective </w:t>
+      </w:r>
+      <w:r>
+        <w:t>read</w:t>
+      </w:r>
+      <w:r>
+        <w:t xml:space="preserve"> </w:t>
+      </w:r>
+      <w:r>
+        <w:t>and write counts.</w:t>
+      </w:r>
+      <w:r>
+        <w:t xml:space="preserve">  Selecting a routine </w:t>
+      </w:r>
+      <w:r>
+        <w:t xml:space="preserve">from the list </w:t>
+      </w:r>
+      <w:r>
+        <w:t xml:space="preserve">selects the routine in the code </w:t>
+      </w:r>
+      <w:r>
+        <w:t>panel</w:t>
+      </w:r>
+      <w:r>
+        <w:t>,</w:t>
+      </w:r>
+      <w:r>
+        <w:t xml:space="preserve"> in which the read and write counts are shown.</w:t>
+      </w:r>
+    </w:p>
+    <w:p>
+      <w:r>
+        <w:t xml:space="preserve">The </w:t>
+      </w:r>
+      <w:r>
+        <w:rPr>
+          <w:b/>
+          <w:bCs/>
+        </w:rPr>
+        <w:t>Copy</w:t>
+      </w:r>
+      <w:r>
+        <w:t xml:space="preserve"> and </w:t>
+      </w:r>
+      <w:r>
+        <w:rPr>
+          <w:b/>
+          <w:bCs/>
+        </w:rPr>
+        <w:t>Export</w:t>
+      </w:r>
+      <w:r>
+        <w:t xml:space="preserve"> buttons copy all the data to the clipboard and exports the data to a CSV file.</w:t>
+      </w:r>
     </w:p>
     <w:p>
       <w:pPr>
         <w:pStyle w:val="Heading3"/>
       </w:pPr>
       <w:r>
-        <w:t>Code panel</w:t>
-      </w:r>
-    </w:p>
-    <w:p>
-      <w:r>
-        <w:t>U</w:t>
-      </w:r>
-      <w:r>
-        <w:t>sed to view the performance of a routine</w:t>
-      </w:r>
-      <w:r>
-        <w:t>’s instructions.</w:t>
-      </w:r>
-    </w:p>
-    <w:p>
-      <w:r>
-        <w:t xml:space="preserve">The panel shows </w:t>
-      </w:r>
-      <w:r>
-        <w:t>the selected routine</w:t>
-      </w:r>
-      <w:r>
-        <w:t>’</w:t>
-      </w:r>
-      <w:r>
-        <w:t>s executed instructions</w:t>
-      </w:r>
-      <w:r>
-        <w:t xml:space="preserve">.  If alternative opcode sequences exist, </w:t>
-      </w:r>
-      <w:r>
-        <w:t xml:space="preserve">a vertical bar denotes that the code </w:t>
-      </w:r>
-      <w:r>
-        <w:t>was</w:t>
-      </w:r>
-      <w:r>
-        <w:t xml:space="preserve"> modified</w:t>
-      </w:r>
-      <w:r>
-        <w:t>.</w:t>
-      </w:r>
-    </w:p>
-    <w:p>
-      <w:r>
-        <w:rPr>
-          <w:rFonts w:ascii="Aptos" w:hAnsi="Aptos"/>
-          <w:color w:val="000000"/>
-        </w:rPr>
-        <w:t>If the routine is selected in the Memory tab (</w:t>
-      </w:r>
-      <w:r>
-        <w:rPr>
-          <w:rFonts w:ascii="Aptos" w:hAnsi="Aptos"/>
-          <w:color w:val="000000"/>
-        </w:rPr>
-        <w:t>right</w:t>
-      </w:r>
-      <w:r>
-        <w:rPr>
-          <w:rFonts w:ascii="Aptos" w:hAnsi="Aptos"/>
-          <w:color w:val="000000"/>
-        </w:rPr>
-        <w:t xml:space="preserve">-hand </w:t>
-      </w:r>
-      <w:r>
-        <w:rPr>
-          <w:rFonts w:ascii="Aptos" w:hAnsi="Aptos"/>
-          <w:color w:val="000000"/>
-        </w:rPr>
-        <w:t>panel</w:t>
-      </w:r>
-      <w:r>
-        <w:rPr>
-          <w:rFonts w:ascii="Aptos" w:hAnsi="Aptos"/>
-          <w:color w:val="000000"/>
-        </w:rPr>
-        <w:t xml:space="preserve">), the read and write memory counts </w:t>
-      </w:r>
-      <w:r>
-        <w:rPr>
-          <w:rFonts w:ascii="Aptos" w:hAnsi="Aptos"/>
-          <w:color w:val="000000"/>
-        </w:rPr>
-        <w:t>are</w:t>
-      </w:r>
-      <w:r>
-        <w:rPr>
-          <w:rFonts w:ascii="Aptos" w:hAnsi="Aptos"/>
-          <w:color w:val="000000"/>
-        </w:rPr>
-        <w:t xml:space="preserve"> also displayed.</w:t>
-      </w:r>
-    </w:p>
-    <w:p>
-      <w:r>
-        <w:rPr>
-          <w:noProof/>
-        </w:rPr>
-        <w:lastRenderedPageBreak/>
+        <w:t>Frames</w:t>
+      </w:r>
+      <w:r>
+        <w:t xml:space="preserve"> </w:t>
+      </w:r>
+      <w:r>
+        <w:t>tab</w:t>
+      </w:r>
+    </w:p>
+    <w:p>
+      <w:r>
         <w:drawing>
-          <wp:inline distT="0" distB="0" distL="0" distR="0" wp14:anchorId="122BDC74" wp14:editId="7B22AC5E">
-            <wp:extent cx="5943600" cy="2100580"/>
-            <wp:effectExtent l="38100" t="38100" r="95250" b="90170"/>
-            <wp:docPr id="136678726" name="Picture 1"/>
+          <wp:inline distT="0" distB="0" distL="0" distR="0" wp14:anchorId="253BDB52" wp14:editId="5CD37B9A">
+            <wp:extent cx="5943600" cy="1538605"/>
+            <wp:effectExtent l="38100" t="38100" r="95250" b="99695"/>
+            <wp:docPr id="1243273629" name="Picture 1"/>
             <wp:cNvGraphicFramePr>
               <a:graphicFrameLocks xmlns:a="http://schemas.openxmlformats.org/drawingml/2006/main" noChangeAspect="1"/>
             </wp:cNvGraphicFramePr>
@@ -3049,7 +3204,7 @@
               <a:graphicData uri="http://schemas.openxmlformats.org/drawingml/2006/picture">
                 <pic:pic xmlns:pic="http://schemas.openxmlformats.org/drawingml/2006/picture">
                   <pic:nvPicPr>
-                    <pic:cNvPr id="136678726" name=""/>
+                    <pic:cNvPr id="1243273629" name=""/>
                     <pic:cNvPicPr/>
                   </pic:nvPicPr>
                   <pic:blipFill>
@@ -3061,7 +3216,7 @@
                   <pic:spPr>
                     <a:xfrm>
                       <a:off x="0" y="0"/>
-                      <a:ext cx="5943600" cy="2100580"/>
+                      <a:ext cx="5943600" cy="1538605"/>
                     </a:xfrm>
                     <a:prstGeom prst="rect">
                       <a:avLst/>
@@ -3081,6 +3236,260 @@
         </w:drawing>
       </w:r>
     </w:p>
+    <w:p>
+      <w:r>
+        <w:t xml:space="preserve">The </w:t>
+      </w:r>
+      <w:r>
+        <w:t xml:space="preserve">frames </w:t>
+      </w:r>
+      <w:r>
+        <w:t xml:space="preserve">tab lists </w:t>
+      </w:r>
+      <w:r>
+        <w:t xml:space="preserve">all </w:t>
+      </w:r>
+      <w:r>
+        <w:t xml:space="preserve">the </w:t>
+      </w:r>
+      <w:r>
+        <w:t xml:space="preserve">program’s frames, where a ‘frame’ is defined using the </w:t>
+      </w:r>
+      <w:r>
+        <w:rPr>
+          <w:b/>
+          <w:bCs/>
+        </w:rPr>
+        <w:t>Add...</w:t>
+      </w:r>
+      <w:r>
+        <w:t xml:space="preserve"> and </w:t>
+      </w:r>
+      <w:r>
+        <w:rPr>
+          <w:b/>
+          <w:bCs/>
+        </w:rPr>
+        <w:t>Edit…</w:t>
+      </w:r>
+      <w:r>
+        <w:t xml:space="preserve"> frame settings button</w:t>
+      </w:r>
+      <w:r>
+        <w:t>s</w:t>
+      </w:r>
+      <w:r>
+        <w:t>.</w:t>
+      </w:r>
+    </w:p>
+    <w:p>
+      <w:r>
+        <w:lastRenderedPageBreak/>
+        <w:t>The view shows each frame’s duration, its offset from next display frame, and how many writes to screen memory occur before its displayed, and how many writes to screen memory occur afterwards.</w:t>
+      </w:r>
+      <w:r>
+        <w:t xml:space="preserve">  This information can be useful for identifying display tearing.</w:t>
+      </w:r>
+    </w:p>
+    <w:p>
+      <w:r>
+        <w:t>The visualization column provided a frame centric view, where the frame’s duration is shown relative to a defined threshold (</w:t>
+      </w:r>
+      <w:r>
+        <w:t xml:space="preserve">typically </w:t>
+      </w:r>
+      <w:r>
+        <w:t>1/50</w:t>
+      </w:r>
+      <w:r>
+        <w:rPr>
+          <w:vertAlign w:val="superscript"/>
+        </w:rPr>
+        <w:t>th</w:t>
+      </w:r>
+      <w:r>
+        <w:t xml:space="preserve"> second)</w:t>
+      </w:r>
+      <w:r>
+        <w:t xml:space="preserve">.  The frame’s associated display frames are also shown, where the arrow represents the </w:t>
+      </w:r>
+      <w:r>
+        <w:t xml:space="preserve">display’s </w:t>
+      </w:r>
+      <w:r>
+        <w:t>screen memory scan.</w:t>
+      </w:r>
+    </w:p>
+    <w:p>
+      <w:r>
+        <w:t xml:space="preserve">The </w:t>
+      </w:r>
+      <w:r>
+        <w:rPr>
+          <w:b/>
+          <w:bCs/>
+        </w:rPr>
+        <w:t>Copy</w:t>
+      </w:r>
+      <w:r>
+        <w:t xml:space="preserve"> and </w:t>
+      </w:r>
+      <w:r>
+        <w:rPr>
+          <w:b/>
+          <w:bCs/>
+        </w:rPr>
+        <w:t>Export</w:t>
+      </w:r>
+      <w:r>
+        <w:t xml:space="preserve"> buttons copy all the data to the clipboard and exports the data to a CSV file.</w:t>
+      </w:r>
+    </w:p>
+    <w:p>
+      <w:pPr>
+        <w:pStyle w:val="Heading3"/>
+      </w:pPr>
+      <w:r>
+        <w:t>Code panel</w:t>
+      </w:r>
+    </w:p>
+    <w:p>
+      <w:r>
+        <w:drawing>
+          <wp:inline distT="0" distB="0" distL="0" distR="0" wp14:anchorId="1907F632" wp14:editId="398509AB">
+            <wp:extent cx="5943600" cy="2251075"/>
+            <wp:effectExtent l="38100" t="38100" r="95250" b="92075"/>
+            <wp:docPr id="196872849" name="Picture 1"/>
+            <wp:cNvGraphicFramePr>
+              <a:graphicFrameLocks xmlns:a="http://schemas.openxmlformats.org/drawingml/2006/main" noChangeAspect="1"/>
+            </wp:cNvGraphicFramePr>
+            <a:graphic xmlns:a="http://schemas.openxmlformats.org/drawingml/2006/main">
+              <a:graphicData uri="http://schemas.openxmlformats.org/drawingml/2006/picture">
+                <pic:pic xmlns:pic="http://schemas.openxmlformats.org/drawingml/2006/picture">
+                  <pic:nvPicPr>
+                    <pic:cNvPr id="196872849" name=""/>
+                    <pic:cNvPicPr/>
+                  </pic:nvPicPr>
+                  <pic:blipFill>
+                    <a:blip r:embed="rId16"/>
+                    <a:stretch>
+                      <a:fillRect/>
+                    </a:stretch>
+                  </pic:blipFill>
+                  <pic:spPr>
+                    <a:xfrm>
+                      <a:off x="0" y="0"/>
+                      <a:ext cx="5943600" cy="2251075"/>
+                    </a:xfrm>
+                    <a:prstGeom prst="rect">
+                      <a:avLst/>
+                    </a:prstGeom>
+                    <a:effectLst>
+                      <a:outerShdw blurRad="50800" dist="38100" dir="2700000" algn="tl" rotWithShape="0">
+                        <a:prstClr val="black">
+                          <a:alpha val="40000"/>
+                        </a:prstClr>
+                      </a:outerShdw>
+                    </a:effectLst>
+                  </pic:spPr>
+                </pic:pic>
+              </a:graphicData>
+            </a:graphic>
+          </wp:inline>
+        </w:drawing>
+      </w:r>
+    </w:p>
+    <w:p>
+      <w:r>
+        <w:t>U</w:t>
+      </w:r>
+      <w:r>
+        <w:t>sed to view the performance of a routine</w:t>
+      </w:r>
+      <w:r>
+        <w:t>’s instructions.</w:t>
+      </w:r>
+    </w:p>
+    <w:p>
+      <w:r>
+        <w:t xml:space="preserve">The panel shows </w:t>
+      </w:r>
+      <w:r>
+        <w:t>the selected routine</w:t>
+      </w:r>
+      <w:r>
+        <w:t>’</w:t>
+      </w:r>
+      <w:r>
+        <w:t>s executed instructions</w:t>
+      </w:r>
+      <w:r>
+        <w:t xml:space="preserve">.  If alternative opcode sequences exist, </w:t>
+      </w:r>
+      <w:r>
+        <w:t xml:space="preserve">a vertical bar denotes that the code </w:t>
+      </w:r>
+      <w:r>
+        <w:t>was</w:t>
+      </w:r>
+      <w:r>
+        <w:t xml:space="preserve"> modified</w:t>
+      </w:r>
+      <w:r>
+        <w:t>.</w:t>
+      </w:r>
+    </w:p>
+    <w:p>
+      <w:r>
+        <w:rPr>
+          <w:rFonts w:ascii="Aptos" w:hAnsi="Aptos"/>
+          <w:color w:val="000000"/>
+        </w:rPr>
+        <w:t>If the routine is selected in the Memory tab (</w:t>
+      </w:r>
+      <w:r>
+        <w:rPr>
+          <w:rFonts w:ascii="Aptos" w:hAnsi="Aptos"/>
+          <w:color w:val="000000"/>
+        </w:rPr>
+        <w:t>right</w:t>
+      </w:r>
+      <w:r>
+        <w:rPr>
+          <w:rFonts w:ascii="Aptos" w:hAnsi="Aptos"/>
+          <w:color w:val="000000"/>
+        </w:rPr>
+        <w:t xml:space="preserve">-hand </w:t>
+      </w:r>
+      <w:r>
+        <w:rPr>
+          <w:rFonts w:ascii="Aptos" w:hAnsi="Aptos"/>
+          <w:color w:val="000000"/>
+        </w:rPr>
+        <w:t>panel</w:t>
+      </w:r>
+      <w:r>
+        <w:rPr>
+          <w:rFonts w:ascii="Aptos" w:hAnsi="Aptos"/>
+          <w:color w:val="000000"/>
+        </w:rPr>
+        <w:t xml:space="preserve">), the read and write memory counts </w:t>
+      </w:r>
+      <w:r>
+        <w:rPr>
+          <w:rFonts w:ascii="Aptos" w:hAnsi="Aptos"/>
+          <w:color w:val="000000"/>
+        </w:rPr>
+        <w:t>are</w:t>
+      </w:r>
+      <w:r>
+        <w:rPr>
+          <w:rFonts w:ascii="Aptos" w:hAnsi="Aptos"/>
+          <w:color w:val="000000"/>
+        </w:rPr>
+        <w:t xml:space="preserve"> also displayed.</w:t>
+      </w:r>
+    </w:p>
     <w:tbl>
       <w:tblPr>
         <w:tblStyle w:val="TableGrid"/>
@@ -3242,6 +3651,7 @@
           </w:tcPr>
           <w:p>
             <w:r>
+              <w:lastRenderedPageBreak/>
               <w:t>Branch count</w:t>
             </w:r>
           </w:p>
@@ -3286,6 +3696,32 @@
         </w:tc>
       </w:tr>
     </w:tbl>
+    <w:p/>
+    <w:p>
+      <w:r>
+        <w:t xml:space="preserve">The </w:t>
+      </w:r>
+      <w:r>
+        <w:rPr>
+          <w:b/>
+          <w:bCs/>
+        </w:rPr>
+        <w:t>Copy</w:t>
+      </w:r>
+      <w:r>
+        <w:t xml:space="preserve"> and </w:t>
+      </w:r>
+      <w:r>
+        <w:rPr>
+          <w:b/>
+          <w:bCs/>
+        </w:rPr>
+        <w:t>Export</w:t>
+      </w:r>
+      <w:r>
+        <w:t xml:space="preserve"> buttons copy all the data to the clipboard and exports the data to a CSV file.</w:t>
+      </w:r>
+    </w:p>
     <w:p>
       <w:pPr>
         <w:pStyle w:val="Heading3"/>
@@ -3382,7 +3818,7 @@
                     <pic:cNvPicPr/>
                   </pic:nvPicPr>
                   <pic:blipFill>
-                    <a:blip r:embed="rId16"/>
+                    <a:blip r:embed="rId17"/>
                     <a:stretch>
                       <a:fillRect/>
                     </a:stretch>
@@ -3457,7 +3893,7 @@
                     <pic:cNvPicPr/>
                   </pic:nvPicPr>
                   <pic:blipFill>
-                    <a:blip r:embed="rId17"/>
+                    <a:blip r:embed="rId18"/>
                     <a:stretch>
                       <a:fillRect/>
                     </a:stretch>
@@ -3939,18 +4375,71 @@
       <w:pPr>
         <w:pStyle w:val="Heading1"/>
       </w:pPr>
-      <w:proofErr w:type="spellStart"/>
       <w:r>
         <w:lastRenderedPageBreak/>
+        <w:t>BeebPerf Design</w:t>
+      </w:r>
+    </w:p>
+    <w:p>
+      <w:r>
+        <w:rPr>
+          <w:b/>
+          <w:bCs/>
+        </w:rPr>
         <w:t>BeebPerf</w:t>
       </w:r>
-      <w:proofErr w:type="spellEnd"/>
-      <w:r>
-        <w:t xml:space="preserve"> Design</w:t>
-      </w:r>
-    </w:p>
-    <w:p>
-      <w:proofErr w:type="spellStart"/>
+      <w:r>
+        <w:t xml:space="preserve"> is a .NET Windows Forms app, written in C#. </w:t>
+      </w:r>
+      <w:r>
+        <w:t>Whilst alternative tech stacks could have been used, this combination is well suited for building a Visual Studio Profiler like experience.</w:t>
+      </w:r>
+      <w:r>
+        <w:t xml:space="preserve"> </w:t>
+      </w:r>
+    </w:p>
+    <w:p>
+      <w:r>
+        <w:t>I considered implementing the analysis portions in C++</w:t>
+      </w:r>
+      <w:r>
+        <w:t xml:space="preserve">, to keep the memory footprint low, </w:t>
+      </w:r>
+      <w:r>
+        <w:t xml:space="preserve"> </w:t>
+      </w:r>
+      <w:r>
+        <w:t xml:space="preserve">however this </w:t>
+      </w:r>
+      <w:r>
+        <w:t>turn</w:t>
+      </w:r>
+      <w:r>
+        <w:t>ed</w:t>
+      </w:r>
+      <w:r>
+        <w:t xml:space="preserve"> </w:t>
+      </w:r>
+      <w:r>
+        <w:t xml:space="preserve">not </w:t>
+      </w:r>
+      <w:r>
+        <w:t>to be necessary.</w:t>
+      </w:r>
+    </w:p>
+    <w:p>
+      <w:r>
+        <w:t>The application is buil</w:t>
+      </w:r>
+      <w:r>
+        <w:t>t</w:t>
+      </w:r>
+      <w:r>
+        <w:t xml:space="preserve"> around a </w:t>
+      </w:r>
+      <w:r>
+        <w:t xml:space="preserve">single </w:t>
+      </w:r>
       <w:r>
         <w:rPr>
           <w:b/>
@@ -3958,68 +4447,6 @@
         </w:rPr>
         <w:t>BeebPerf</w:t>
       </w:r>
-      <w:proofErr w:type="spellEnd"/>
-      <w:r>
-        <w:t xml:space="preserve"> is a .NET Windows Forms app, written in C#. </w:t>
-      </w:r>
-      <w:r>
-        <w:t>Whilst alternative tech stacks could have been used, this combination is well suited for building a Visual Studio Profiler like experience.</w:t>
-      </w:r>
-      <w:r>
-        <w:t xml:space="preserve"> </w:t>
-      </w:r>
-    </w:p>
-    <w:p>
-      <w:r>
-        <w:t>I considered implementing the analysis portions in C++</w:t>
-      </w:r>
-      <w:r>
-        <w:t xml:space="preserve">, to keep the memory footprint low, </w:t>
-      </w:r>
-      <w:r>
-        <w:t xml:space="preserve"> </w:t>
-      </w:r>
-      <w:r>
-        <w:t xml:space="preserve">however this </w:t>
-      </w:r>
-      <w:r>
-        <w:t>turn</w:t>
-      </w:r>
-      <w:r>
-        <w:t>ed</w:t>
-      </w:r>
-      <w:r>
-        <w:t xml:space="preserve"> </w:t>
-      </w:r>
-      <w:r>
-        <w:t xml:space="preserve">not </w:t>
-      </w:r>
-      <w:r>
-        <w:t>to be necessary.</w:t>
-      </w:r>
-    </w:p>
-    <w:p>
-      <w:r>
-        <w:t>The application is buil</w:t>
-      </w:r>
-      <w:r>
-        <w:t>t</w:t>
-      </w:r>
-      <w:r>
-        <w:t xml:space="preserve"> around a </w:t>
-      </w:r>
-      <w:r>
-        <w:t xml:space="preserve">single </w:t>
-      </w:r>
-      <w:proofErr w:type="spellStart"/>
-      <w:r>
-        <w:rPr>
-          <w:b/>
-          <w:bCs/>
-        </w:rPr>
-        <w:t>BeebPerf</w:t>
-      </w:r>
-      <w:proofErr w:type="spellEnd"/>
       <w:r>
         <w:t xml:space="preserve"> </w:t>
       </w:r>
@@ -4059,7 +4486,6 @@
       <w:r>
         <w:t xml:space="preserve">  All the UX components, including the main form, are in the </w:t>
       </w:r>
-      <w:proofErr w:type="spellStart"/>
       <w:r>
         <w:rPr>
           <w:b/>
@@ -4067,7 +4493,6 @@
         </w:rPr>
         <w:t>ux</w:t>
       </w:r>
-      <w:proofErr w:type="spellEnd"/>
       <w:r>
         <w:t xml:space="preserve"> folder.</w:t>
       </w:r>
@@ -4290,7 +4715,6 @@
       <w:r>
         <w:t xml:space="preserve">Loading the labels files (uses the </w:t>
       </w:r>
-      <w:proofErr w:type="spellStart"/>
       <w:r>
         <w:rPr>
           <w:b/>
@@ -4298,7 +4722,6 @@
         </w:rPr>
         <w:t>LabelsFileReader</w:t>
       </w:r>
-      <w:proofErr w:type="spellEnd"/>
       <w:r>
         <w:t xml:space="preserve"> class defined in the project root folder).</w:t>
       </w:r>
@@ -4363,7 +4786,6 @@
       <w:r>
         <w:t xml:space="preserve">using the </w:t>
       </w:r>
-      <w:proofErr w:type="spellStart"/>
       <w:r>
         <w:rPr>
           <w:b/>
@@ -4371,7 +4793,6 @@
         </w:rPr>
         <w:t>PerfReader</w:t>
       </w:r>
-      <w:proofErr w:type="spellEnd"/>
       <w:r>
         <w:t xml:space="preserve"> class</w:t>
       </w:r>
@@ -4753,7 +5174,6 @@
       </w:r>
     </w:p>
     <w:p>
-      <w:proofErr w:type="spellStart"/>
       <w:r>
         <w:rPr>
           <w:b/>
@@ -4761,7 +5181,6 @@
         </w:rPr>
         <w:t>MiniStackFrame</w:t>
       </w:r>
-      <w:proofErr w:type="spellEnd"/>
       <w:r>
         <w:t xml:space="preserve"> – represents a mini stack frame.  Contains the following fields:</w:t>
       </w:r>
@@ -5179,15 +5598,7 @@
         </w:numPr>
       </w:pPr>
       <w:r>
-        <w:t xml:space="preserve">Aggregated CPU Metrics, by </w:t>
-      </w:r>
-      <w:proofErr w:type="spellStart"/>
-      <w:r>
-        <w:t>CallStack</w:t>
-      </w:r>
-      <w:proofErr w:type="spellEnd"/>
-      <w:r>
-        <w:t xml:space="preserve"> – </w:t>
+        <w:t xml:space="preserve">Aggregated CPU Metrics, by CallStack – </w:t>
       </w:r>
       <w:r>
         <w:rPr>
@@ -5299,7 +5710,6 @@
       </w:r>
     </w:p>
     <w:p>
-      <w:proofErr w:type="spellStart"/>
       <w:r>
         <w:rPr>
           <w:b/>
@@ -5307,7 +5717,6 @@
         </w:rPr>
         <w:t>StackFrame</w:t>
       </w:r>
-      <w:proofErr w:type="spellEnd"/>
       <w:r>
         <w:t xml:space="preserve"> – represents a unique stack-frame within the recorded program.  Contains the following fields:</w:t>
       </w:r>
@@ -5412,7 +5821,6 @@
       </w:r>
     </w:p>
     <w:p>
-      <w:proofErr w:type="spellStart"/>
       <w:r>
         <w:rPr>
           <w:b/>
@@ -5421,7 +5829,6 @@
         <w:lastRenderedPageBreak/>
         <w:t>CallStack</w:t>
       </w:r>
-      <w:proofErr w:type="spellEnd"/>
       <w:r>
         <w:t xml:space="preserve"> – represents a call stack within the recorded program. </w:t>
       </w:r>
@@ -5518,15 +5925,7 @@
     </w:p>
     <w:p>
       <w:r>
-        <w:t xml:space="preserve">The identify of a </w:t>
-      </w:r>
-      <w:proofErr w:type="spellStart"/>
-      <w:r>
-        <w:t>CallStack</w:t>
-      </w:r>
-      <w:proofErr w:type="spellEnd"/>
-      <w:r>
-        <w:t xml:space="preserve"> is defined by the sequence of addresses up through the parent chain, ending at the root or a call stack that has an ISR call type.</w:t>
+        <w:t>The identify of a CallStack is defined by the sequence of addresses up through the parent chain, ending at the root or a call stack that has an ISR call type.</w:t>
       </w:r>
     </w:p>
     <w:p>
@@ -6155,7 +6554,6 @@
       <w:r>
         <w:t>The application is built around a main Form (</w:t>
       </w:r>
-      <w:proofErr w:type="spellStart"/>
       <w:r>
         <w:rPr>
           <w:b/>
@@ -6163,7 +6561,6 @@
         </w:rPr>
         <w:t>BeebPerfForm</w:t>
       </w:r>
-      <w:proofErr w:type="spellEnd"/>
       <w:r>
         <w:t xml:space="preserve">) which </w:t>
       </w:r>
@@ -6374,11 +6771,9 @@
             <w:tcW w:w="2700" w:type="dxa"/>
           </w:tcPr>
           <w:p>
-            <w:proofErr w:type="spellStart"/>
             <w:r>
               <w:t>BeepPerfForm</w:t>
             </w:r>
-            <w:proofErr w:type="spellEnd"/>
           </w:p>
         </w:tc>
         <w:tc>
@@ -6408,7 +6803,6 @@
             <w:tcW w:w="2700" w:type="dxa"/>
           </w:tcPr>
           <w:p>
-            <w:proofErr w:type="spellStart"/>
             <w:r>
               <w:t>Time</w:t>
             </w:r>
@@ -6418,7 +6812,6 @@
             <w:r>
               <w:t>ineView</w:t>
             </w:r>
-            <w:proofErr w:type="spellEnd"/>
           </w:p>
         </w:tc>
         <w:tc>
@@ -6448,11 +6841,9 @@
             <w:tcW w:w="2700" w:type="dxa"/>
           </w:tcPr>
           <w:p>
-            <w:proofErr w:type="spellStart"/>
             <w:r>
               <w:t>TabControlEx</w:t>
             </w:r>
-            <w:proofErr w:type="spellEnd"/>
           </w:p>
         </w:tc>
         <w:tc>
@@ -6482,11 +6873,9 @@
             <w:tcW w:w="2700" w:type="dxa"/>
           </w:tcPr>
           <w:p>
-            <w:proofErr w:type="spellStart"/>
             <w:r>
               <w:t>GridView</w:t>
             </w:r>
-            <w:proofErr w:type="spellEnd"/>
           </w:p>
         </w:tc>
         <w:tc>
@@ -6494,11 +6883,9 @@
             <w:tcW w:w="1710" w:type="dxa"/>
           </w:tcPr>
           <w:p>
-            <w:proofErr w:type="spellStart"/>
             <w:r>
               <w:t>DataGridView</w:t>
             </w:r>
-            <w:proofErr w:type="spellEnd"/>
           </w:p>
         </w:tc>
         <w:tc>
@@ -6536,11 +6923,9 @@
             <w:pPr>
               <w:ind w:left="4320" w:hanging="4320"/>
             </w:pPr>
-            <w:proofErr w:type="spellStart"/>
             <w:r>
               <w:t>RoutinesView</w:t>
             </w:r>
-            <w:proofErr w:type="spellEnd"/>
           </w:p>
         </w:tc>
         <w:tc>
@@ -6551,11 +6936,9 @@
             <w:pPr>
               <w:ind w:left="4320" w:hanging="4320"/>
             </w:pPr>
-            <w:proofErr w:type="spellStart"/>
             <w:r>
               <w:t>GridView</w:t>
             </w:r>
-            <w:proofErr w:type="spellEnd"/>
           </w:p>
         </w:tc>
         <w:tc>
@@ -6581,11 +6964,9 @@
             <w:pPr>
               <w:ind w:left="4320" w:hanging="4320"/>
             </w:pPr>
-            <w:proofErr w:type="spellStart"/>
             <w:r>
               <w:t>CallerCalleeView</w:t>
             </w:r>
-            <w:proofErr w:type="spellEnd"/>
           </w:p>
         </w:tc>
         <w:tc>
@@ -6624,11 +7005,9 @@
             <w:pPr>
               <w:ind w:left="4320" w:hanging="4320"/>
             </w:pPr>
-            <w:proofErr w:type="spellStart"/>
             <w:r>
               <w:t>CallTreeView</w:t>
             </w:r>
-            <w:proofErr w:type="spellEnd"/>
           </w:p>
         </w:tc>
         <w:tc>
@@ -6639,11 +7018,9 @@
             <w:pPr>
               <w:ind w:left="4320" w:hanging="4320"/>
             </w:pPr>
-            <w:proofErr w:type="spellStart"/>
             <w:r>
               <w:t>GridView</w:t>
             </w:r>
-            <w:proofErr w:type="spellEnd"/>
           </w:p>
         </w:tc>
         <w:tc>
@@ -6669,11 +7046,9 @@
             <w:pPr>
               <w:ind w:left="4320" w:hanging="4320"/>
             </w:pPr>
-            <w:proofErr w:type="spellStart"/>
             <w:r>
               <w:t>FlameGraph</w:t>
             </w:r>
-            <w:proofErr w:type="spellEnd"/>
           </w:p>
         </w:tc>
         <w:tc>
@@ -6712,11 +7087,9 @@
             <w:pPr>
               <w:ind w:left="4320" w:hanging="4320"/>
             </w:pPr>
-            <w:proofErr w:type="spellStart"/>
             <w:r>
               <w:t>MemoryView</w:t>
             </w:r>
-            <w:proofErr w:type="spellEnd"/>
           </w:p>
         </w:tc>
         <w:tc>
@@ -6727,11 +7100,9 @@
             <w:pPr>
               <w:ind w:left="4320" w:hanging="4320"/>
             </w:pPr>
-            <w:proofErr w:type="spellStart"/>
             <w:r>
               <w:t>GridView</w:t>
             </w:r>
-            <w:proofErr w:type="spellEnd"/>
           </w:p>
         </w:tc>
         <w:tc>
@@ -6760,11 +7131,9 @@
             <w:pPr>
               <w:ind w:left="4320" w:hanging="4320"/>
             </w:pPr>
-            <w:proofErr w:type="spellStart"/>
             <w:r>
               <w:t>MemoryRoutinesView</w:t>
             </w:r>
-            <w:proofErr w:type="spellEnd"/>
           </w:p>
         </w:tc>
         <w:tc>
@@ -6775,11 +7144,9 @@
             <w:pPr>
               <w:ind w:left="4320" w:hanging="4320"/>
             </w:pPr>
-            <w:proofErr w:type="spellStart"/>
             <w:r>
               <w:t>GridView</w:t>
             </w:r>
-            <w:proofErr w:type="spellEnd"/>
           </w:p>
         </w:tc>
         <w:tc>
@@ -6819,11 +7186,9 @@
             <w:pPr>
               <w:ind w:left="4320" w:hanging="4320"/>
             </w:pPr>
-            <w:proofErr w:type="spellStart"/>
             <w:r>
               <w:t>GridView</w:t>
             </w:r>
-            <w:proofErr w:type="spellEnd"/>
           </w:p>
         </w:tc>
         <w:tc>
@@ -6890,11 +7255,9 @@
             <w:pPr>
               <w:ind w:left="4320" w:hanging="4320"/>
             </w:pPr>
-            <w:proofErr w:type="spellStart"/>
             <w:r>
               <w:t>LabelsDialog</w:t>
             </w:r>
-            <w:proofErr w:type="spellEnd"/>
           </w:p>
         </w:tc>
         <w:tc>
@@ -6933,11 +7296,9 @@
             <w:pPr>
               <w:ind w:left="4320" w:hanging="4320"/>
             </w:pPr>
-            <w:proofErr w:type="spellStart"/>
             <w:r>
               <w:t>SettingsDialog</w:t>
             </w:r>
-            <w:proofErr w:type="spellEnd"/>
           </w:p>
         </w:tc>
         <w:tc>
@@ -6976,11 +7337,9 @@
             <w:pPr>
               <w:ind w:left="4320" w:hanging="4320"/>
             </w:pPr>
-            <w:proofErr w:type="spellStart"/>
             <w:r>
               <w:t>SampleCodePanel</w:t>
             </w:r>
-            <w:proofErr w:type="spellEnd"/>
           </w:p>
         </w:tc>
         <w:tc>
@@ -7022,11 +7381,9 @@
             <w:tcW w:w="2700" w:type="dxa"/>
           </w:tcPr>
           <w:p>
-            <w:proofErr w:type="spellStart"/>
             <w:r>
               <w:t>HelpDialog</w:t>
             </w:r>
-            <w:proofErr w:type="spellEnd"/>
           </w:p>
         </w:tc>
         <w:tc>
@@ -7062,7 +7419,6 @@
       <w:r>
         <w:t xml:space="preserve">the </w:t>
       </w:r>
-      <w:proofErr w:type="spellStart"/>
       <w:r>
         <w:rPr>
           <w:b/>
@@ -7070,7 +7426,6 @@
         </w:rPr>
         <w:t>ReentrancyGuard</w:t>
       </w:r>
-      <w:proofErr w:type="spellEnd"/>
       <w:r>
         <w:rPr>
           <w:b/>
@@ -7081,7 +7436,6 @@
       <w:r>
         <w:t xml:space="preserve">(also in </w:t>
       </w:r>
-      <w:proofErr w:type="spellStart"/>
       <w:r>
         <w:rPr>
           <w:b/>
@@ -7089,28 +7443,18 @@
         </w:rPr>
         <w:t>ux</w:t>
       </w:r>
-      <w:proofErr w:type="spellEnd"/>
       <w:r>
         <w:t xml:space="preserve"> folder)</w:t>
       </w:r>
       <w:r>
         <w:t xml:space="preserve"> which is used to stop cyclic </w:t>
       </w:r>
-      <w:proofErr w:type="spellStart"/>
-      <w:r>
-        <w:rPr>
-          <w:b/>
-          <w:bCs/>
-        </w:rPr>
-        <w:t>api</w:t>
-      </w:r>
-      <w:proofErr w:type="spellEnd"/>
-      <w:r>
-        <w:rPr>
-          <w:b/>
-          <w:bCs/>
-        </w:rPr>
-        <w:t xml:space="preserve"> </w:t>
+      <w:r>
+        <w:rPr>
+          <w:b/>
+          <w:bCs/>
+        </w:rPr>
+        <w:t xml:space="preserve">api </w:t>
       </w:r>
       <w:r>
         <w:rPr>
@@ -7138,23 +7482,7 @@
           <w:b/>
           <w:bCs/>
         </w:rPr>
-        <w:t xml:space="preserve"> </w:t>
-      </w:r>
-      <w:proofErr w:type="spellStart"/>
-      <w:r>
-        <w:rPr>
-          <w:b/>
-          <w:bCs/>
-        </w:rPr>
-        <w:t>api</w:t>
-      </w:r>
-      <w:proofErr w:type="spellEnd"/>
-      <w:r>
-        <w:rPr>
-          <w:b/>
-          <w:bCs/>
-        </w:rPr>
-        <w:t xml:space="preserve"> </w:t>
+        <w:t xml:space="preserve"> api </w:t>
       </w:r>
       <w:r>
         <w:rPr>
@@ -7221,7 +7549,6 @@
       <w:r>
         <w:t>The undo / redo history class (</w:t>
       </w:r>
-      <w:proofErr w:type="spellStart"/>
       <w:r>
         <w:rPr>
           <w:b/>
@@ -7229,7 +7556,6 @@
         </w:rPr>
         <w:t>UndoRedoHistory</w:t>
       </w:r>
-      <w:proofErr w:type="spellEnd"/>
       <w:r>
         <w:t>)</w:t>
       </w:r>
@@ -7268,15 +7594,7 @@
         </w:numPr>
       </w:pPr>
       <w:r>
-        <w:t xml:space="preserve">bool </w:t>
-      </w:r>
-      <w:proofErr w:type="spellStart"/>
-      <w:r>
-        <w:t>CanUndo</w:t>
-      </w:r>
-      <w:proofErr w:type="spellEnd"/>
-      <w:r>
-        <w:t>()</w:t>
+        <w:t>bool CanUndo()</w:t>
       </w:r>
     </w:p>
     <w:p>
@@ -7288,15 +7606,7 @@
         </w:numPr>
       </w:pPr>
       <w:r>
-        <w:t xml:space="preserve">bool </w:t>
-      </w:r>
-      <w:proofErr w:type="spellStart"/>
-      <w:r>
-        <w:t>CanRedo</w:t>
-      </w:r>
-      <w:proofErr w:type="spellEnd"/>
-      <w:r>
-        <w:t>()</w:t>
+        <w:t>bool CanRedo()</w:t>
       </w:r>
     </w:p>
     <w:p>
@@ -7399,7 +7709,6 @@
       <w:r>
         <w:t xml:space="preserve">The </w:t>
       </w:r>
-      <w:proofErr w:type="spellStart"/>
       <w:r>
         <w:rPr>
           <w:b/>
@@ -7407,7 +7716,6 @@
         </w:rPr>
         <w:t>UndoRedoHistory</w:t>
       </w:r>
-      <w:proofErr w:type="spellEnd"/>
       <w:r>
         <w:t xml:space="preserve"> class internally </w:t>
       </w:r>
@@ -7656,19 +7964,109 @@
         <w:t>–</w:t>
       </w:r>
       <w:r>
-        <w:t xml:space="preserve"> </w:t>
-      </w:r>
-      <w:proofErr w:type="spellStart"/>
-      <w:r>
+        <w:t xml:space="preserve"> zlib</w:t>
+      </w:r>
+    </w:p>
+    <w:p>
+      <w:r>
+        <w:t xml:space="preserve">The </w:t>
+      </w:r>
+      <w:r>
+        <w:rPr>
+          <w:b/>
+          <w:bCs/>
+        </w:rPr>
+        <w:t>PerfReader</w:t>
+      </w:r>
+      <w:r>
+        <w:t xml:space="preserve"> class uncompresses chuck</w:t>
+      </w:r>
+      <w:r>
+        <w:t xml:space="preserve"> data</w:t>
+      </w:r>
+      <w:r>
+        <w:t xml:space="preserve"> using the </w:t>
+      </w:r>
+      <w:r>
+        <w:t xml:space="preserve">open source </w:t>
+      </w:r>
+      <w:r>
+        <w:rPr>
+          <w:b/>
+          <w:bCs/>
+        </w:rPr>
         <w:t>zlib</w:t>
       </w:r>
-      <w:proofErr w:type="spellEnd"/>
-    </w:p>
-    <w:p>
+      <w:r>
+        <w:t xml:space="preserve"> library</w:t>
+      </w:r>
+      <w:r>
+        <w:t xml:space="preserve">.  </w:t>
+      </w:r>
+      <w:r>
+        <w:t>Copyright (C) 1995-2024 Jean-loup Gailly and Mark Adler</w:t>
+      </w:r>
+      <w:r>
+        <w:t>.</w:t>
+      </w:r>
+    </w:p>
+    <w:p>
+      <w:r>
+        <w:t xml:space="preserve">The sources can be found in the </w:t>
+      </w:r>
+      <w:r>
+        <w:rPr>
+          <w:b/>
+          <w:bCs/>
+        </w:rPr>
+        <w:t>zlib</w:t>
+      </w:r>
+      <w:r>
+        <w:t xml:space="preserve"> project</w:t>
+      </w:r>
+      <w:r>
+        <w:t xml:space="preserve"> within </w:t>
+      </w:r>
+      <w:r>
+        <w:t xml:space="preserve">the </w:t>
+      </w:r>
+      <w:r>
+        <w:rPr>
+          <w:b/>
+          <w:bCs/>
+        </w:rPr>
+        <w:t>BeebPerf</w:t>
+      </w:r>
+      <w:r>
+        <w:t xml:space="preserve"> solution.  </w:t>
+      </w:r>
       <w:r>
         <w:t xml:space="preserve">The </w:t>
       </w:r>
-      <w:proofErr w:type="spellStart"/>
+      <w:r>
+        <w:t xml:space="preserve">project builds </w:t>
+      </w:r>
+      <w:r>
+        <w:t xml:space="preserve">to create </w:t>
+      </w:r>
+      <w:r>
+        <w:rPr>
+          <w:b/>
+          <w:bCs/>
+        </w:rPr>
+        <w:t>zlib.dll</w:t>
+      </w:r>
+      <w:r>
+        <w:t>.</w:t>
+      </w:r>
+      <w:r>
+        <w:t xml:space="preserve">  </w:t>
+      </w:r>
+    </w:p>
+    <w:p>
+      <w:r>
+        <w:t xml:space="preserve">The </w:t>
+      </w:r>
       <w:r>
         <w:rPr>
           <w:b/>
@@ -7676,137 +8074,8 @@
         </w:rPr>
         <w:t>PerfReader</w:t>
       </w:r>
-      <w:proofErr w:type="spellEnd"/>
-      <w:r>
-        <w:t xml:space="preserve"> class uncompresses chuck</w:t>
-      </w:r>
-      <w:r>
-        <w:t xml:space="preserve"> data</w:t>
-      </w:r>
-      <w:r>
-        <w:t xml:space="preserve"> using the </w:t>
-      </w:r>
-      <w:r>
-        <w:t xml:space="preserve">open source </w:t>
-      </w:r>
-      <w:proofErr w:type="spellStart"/>
-      <w:r>
-        <w:rPr>
-          <w:b/>
-          <w:bCs/>
-        </w:rPr>
-        <w:t>zlib</w:t>
-      </w:r>
-      <w:proofErr w:type="spellEnd"/>
-      <w:r>
-        <w:t xml:space="preserve"> library</w:t>
-      </w:r>
-      <w:r>
-        <w:t xml:space="preserve">.  </w:t>
-      </w:r>
-      <w:r>
-        <w:t xml:space="preserve">Copyright (C) 1995-2024 Jean-loup </w:t>
-      </w:r>
-      <w:proofErr w:type="spellStart"/>
-      <w:r>
-        <w:t>Gailly</w:t>
-      </w:r>
-      <w:proofErr w:type="spellEnd"/>
-      <w:r>
-        <w:t xml:space="preserve"> and Mark Adler</w:t>
-      </w:r>
-      <w:r>
-        <w:t>.</w:t>
-      </w:r>
-    </w:p>
-    <w:p>
-      <w:r>
-        <w:t xml:space="preserve">The sources can be found in the </w:t>
-      </w:r>
-      <w:proofErr w:type="spellStart"/>
-      <w:r>
-        <w:rPr>
-          <w:b/>
-          <w:bCs/>
-        </w:rPr>
-        <w:t>zlib</w:t>
-      </w:r>
-      <w:proofErr w:type="spellEnd"/>
-      <w:r>
-        <w:t xml:space="preserve"> project</w:t>
-      </w:r>
-      <w:r>
-        <w:t xml:space="preserve"> within </w:t>
-      </w:r>
-      <w:r>
-        <w:t xml:space="preserve">the </w:t>
-      </w:r>
-      <w:proofErr w:type="spellStart"/>
-      <w:r>
-        <w:rPr>
-          <w:b/>
-          <w:bCs/>
-        </w:rPr>
-        <w:t>BeebPerf</w:t>
-      </w:r>
-      <w:proofErr w:type="spellEnd"/>
-      <w:r>
-        <w:t xml:space="preserve"> solution.  </w:t>
-      </w:r>
-      <w:r>
-        <w:t xml:space="preserve">The </w:t>
-      </w:r>
-      <w:r>
-        <w:t xml:space="preserve">project builds </w:t>
-      </w:r>
-      <w:r>
-        <w:t xml:space="preserve">to create </w:t>
-      </w:r>
-      <w:r>
-        <w:rPr>
-          <w:b/>
-          <w:bCs/>
-        </w:rPr>
-        <w:t>zlib.dll</w:t>
-      </w:r>
-      <w:r>
-        <w:t>.</w:t>
-      </w:r>
-      <w:r>
-        <w:t xml:space="preserve">  </w:t>
-      </w:r>
-    </w:p>
-    <w:p>
-      <w:r>
-        <w:t xml:space="preserve">The </w:t>
-      </w:r>
-      <w:proofErr w:type="spellStart"/>
-      <w:r>
-        <w:rPr>
-          <w:b/>
-          <w:bCs/>
-        </w:rPr>
-        <w:t>PerfReader</w:t>
-      </w:r>
-      <w:proofErr w:type="spellEnd"/>
-      <w:r>
-        <w:t xml:space="preserve"> class calls the </w:t>
-      </w:r>
-      <w:proofErr w:type="spellStart"/>
-      <w:r>
-        <w:t>zlib</w:t>
-      </w:r>
-      <w:proofErr w:type="spellEnd"/>
-      <w:r>
-        <w:t xml:space="preserve"> </w:t>
-      </w:r>
-      <w:proofErr w:type="spellStart"/>
-      <w:r>
-        <w:t>apis</w:t>
-      </w:r>
-      <w:proofErr w:type="spellEnd"/>
-      <w:r>
-        <w:t xml:space="preserve"> using </w:t>
+      <w:r>
+        <w:t xml:space="preserve"> class calls the zlib apis using </w:t>
       </w:r>
       <w:r>
         <w:t>P/Invoke</w:t>
@@ -7879,7 +8148,6 @@
       <w:r>
         <w:t xml:space="preserve"> is modified to generate a .perf file, which </w:t>
       </w:r>
-      <w:proofErr w:type="spellStart"/>
       <w:r>
         <w:rPr>
           <w:b/>
@@ -7887,7 +8155,6 @@
         </w:rPr>
         <w:t>BeebPerf</w:t>
       </w:r>
-      <w:proofErr w:type="spellEnd"/>
       <w:r>
         <w:t xml:space="preserve"> reads and analyses.</w:t>
       </w:r>
@@ -7980,17 +8247,8 @@
           <w:b/>
           <w:bCs/>
         </w:rPr>
-        <w:t>.</w:t>
-      </w:r>
-      <w:proofErr w:type="spellStart"/>
-      <w:r>
-        <w:rPr>
-          <w:b/>
-          <w:bCs/>
-        </w:rPr>
-        <w:t>pref</w:t>
-      </w:r>
-      <w:proofErr w:type="spellEnd"/>
+        <w:t>.pref</w:t>
+      </w:r>
       <w:r>
         <w:t xml:space="preserve"> file contains sufficient information to analyze CPU metrics, memory, and screen rendering.  It contains a snapshot of the BBC Micro at the start of recording and a log of all executed 6502 (or 65C02) instructions.  The log contains all 6502/65C02 register state changes, all memory accesses and values, plus key events like interrupts and begin screen display.  It also optionally contains label information.</w:t>
       </w:r>
@@ -8027,23 +8285,7 @@
           <w:b/>
           <w:bCs/>
         </w:rPr>
-        <w:t>&lt;</w:t>
-      </w:r>
-      <w:proofErr w:type="spellStart"/>
-      <w:r>
-        <w:rPr>
-          <w:b/>
-          <w:bCs/>
-        </w:rPr>
-        <w:t>header_chunk</w:t>
-      </w:r>
-      <w:proofErr w:type="spellEnd"/>
-      <w:r>
-        <w:rPr>
-          <w:b/>
-          <w:bCs/>
-        </w:rPr>
-        <w:t>&gt;</w:t>
+        <w:t>&lt;header_chunk&gt;</w:t>
       </w:r>
       <w:r>
         <w:t xml:space="preserve"> + </w:t>
@@ -8053,15 +8295,7 @@
           <w:b/>
           <w:bCs/>
         </w:rPr>
-        <w:t>&lt;</w:t>
-      </w:r>
-      <w:proofErr w:type="spellStart"/>
-      <w:r>
-        <w:rPr>
-          <w:b/>
-          <w:bCs/>
-        </w:rPr>
-        <w:t>label</w:t>
+        <w:t>&lt;label</w:t>
       </w:r>
       <w:r>
         <w:rPr>
@@ -8075,15 +8309,7 @@
           <w:b/>
           <w:bCs/>
         </w:rPr>
-        <w:t>_chunk</w:t>
-      </w:r>
-      <w:proofErr w:type="spellEnd"/>
-      <w:r>
-        <w:rPr>
-          <w:b/>
-          <w:bCs/>
-        </w:rPr>
-        <w:t>&gt;</w:t>
+        <w:t>_chunk&gt;</w:t>
       </w:r>
       <w:r>
         <w:rPr>
@@ -8104,23 +8330,7 @@
           <w:b/>
           <w:bCs/>
         </w:rPr>
-        <w:t>&lt;</w:t>
-      </w:r>
-      <w:proofErr w:type="spellStart"/>
-      <w:r>
-        <w:rPr>
-          <w:b/>
-          <w:bCs/>
-        </w:rPr>
-        <w:t>snapshot_chunk</w:t>
-      </w:r>
-      <w:proofErr w:type="spellEnd"/>
-      <w:r>
-        <w:rPr>
-          <w:b/>
-          <w:bCs/>
-        </w:rPr>
-        <w:t>&gt;</w:t>
+        <w:t>&lt;snapshot_chunk&gt;</w:t>
       </w:r>
       <w:r>
         <w:t xml:space="preserve"> + </w:t>
@@ -8130,23 +8340,7 @@
           <w:b/>
           <w:bCs/>
         </w:rPr>
-        <w:t>&lt;</w:t>
-      </w:r>
-      <w:proofErr w:type="spellStart"/>
-      <w:r>
-        <w:rPr>
-          <w:b/>
-          <w:bCs/>
-        </w:rPr>
-        <w:t>execution_chunk</w:t>
-      </w:r>
-      <w:proofErr w:type="spellEnd"/>
-      <w:r>
-        <w:rPr>
-          <w:b/>
-          <w:bCs/>
-        </w:rPr>
-        <w:t>&gt;</w:t>
+        <w:t>&lt;execution_chunk&gt;</w:t>
       </w:r>
       <w:r>
         <w:rPr>
@@ -8265,7 +8459,6 @@
         </w:rPr>
         <w:t>&lt;</w:t>
       </w:r>
-      <w:proofErr w:type="spellStart"/>
       <w:r>
         <w:rPr>
           <w:b/>
@@ -8278,15 +8471,7 @@
           <w:b/>
           <w:bCs/>
         </w:rPr>
-        <w:t>header</w:t>
-      </w:r>
-      <w:proofErr w:type="spellEnd"/>
-      <w:r>
-        <w:rPr>
-          <w:b/>
-          <w:bCs/>
-        </w:rPr>
-        <w:t>&gt;</w:t>
+        <w:t>header&gt;</w:t>
       </w:r>
       <w:r>
         <w:t xml:space="preserve"> = </w:t>
@@ -8297,24 +8482,11 @@
       <w:r>
         <w:t>&lt;tag&gt; + &lt;compression&gt; + &lt;</w:t>
       </w:r>
-      <w:proofErr w:type="spellStart"/>
       <w:r>
         <w:t>original_</w:t>
       </w:r>
       <w:r>
-        <w:t>size</w:t>
-      </w:r>
-      <w:proofErr w:type="spellEnd"/>
-      <w:r>
-        <w:t>&gt; + &lt;</w:t>
-      </w:r>
-      <w:proofErr w:type="spellStart"/>
-      <w:r>
-        <w:t>compressed_size</w:t>
-      </w:r>
-      <w:proofErr w:type="spellEnd"/>
-      <w:r>
-        <w:t>&gt;</w:t>
+        <w:t>size&gt; + &lt;compressed_size&gt;</w:t>
       </w:r>
     </w:p>
     <w:p>
@@ -8412,23 +8584,7 @@
                 <w:rFonts w:ascii="Aptos" w:hAnsi="Aptos"/>
                 <w:color w:val="000000"/>
               </w:rPr>
-              <w:t>‘</w:t>
-            </w:r>
-            <w:proofErr w:type="spellStart"/>
-            <w:r>
-              <w:rPr>
-                <w:rFonts w:ascii="Aptos" w:hAnsi="Aptos"/>
-                <w:color w:val="000000"/>
-              </w:rPr>
-              <w:t>PFhd</w:t>
-            </w:r>
-            <w:proofErr w:type="spellEnd"/>
-            <w:r>
-              <w:rPr>
-                <w:rFonts w:ascii="Aptos" w:hAnsi="Aptos"/>
-                <w:color w:val="000000"/>
-              </w:rPr>
-              <w:t>’</w:t>
+              <w:t>‘PFhd’</w:t>
             </w:r>
           </w:p>
         </w:tc>
@@ -8448,23 +8604,7 @@
                 <w:rFonts w:ascii="Aptos" w:hAnsi="Aptos"/>
                 <w:color w:val="000000"/>
               </w:rPr>
-              <w:t>&lt;</w:t>
-            </w:r>
-            <w:proofErr w:type="spellStart"/>
-            <w:r>
-              <w:rPr>
-                <w:rFonts w:ascii="Aptos" w:hAnsi="Aptos"/>
-                <w:color w:val="000000"/>
-              </w:rPr>
-              <w:t>header_chunk</w:t>
-            </w:r>
-            <w:proofErr w:type="spellEnd"/>
-            <w:r>
-              <w:rPr>
-                <w:rFonts w:ascii="Aptos" w:hAnsi="Aptos"/>
-                <w:color w:val="000000"/>
-              </w:rPr>
-              <w:t>&gt;</w:t>
+              <w:t>&lt;header_chunk&gt;</w:t>
             </w:r>
           </w:p>
         </w:tc>
@@ -8486,23 +8626,7 @@
                 <w:rFonts w:ascii="Aptos" w:hAnsi="Aptos"/>
                 <w:color w:val="000000"/>
               </w:rPr>
-              <w:t>‘</w:t>
-            </w:r>
-            <w:proofErr w:type="spellStart"/>
-            <w:r>
-              <w:rPr>
-                <w:rFonts w:ascii="Aptos" w:hAnsi="Aptos"/>
-                <w:color w:val="000000"/>
-              </w:rPr>
-              <w:t>PFlb</w:t>
-            </w:r>
-            <w:proofErr w:type="spellEnd"/>
-            <w:r>
-              <w:rPr>
-                <w:rFonts w:ascii="Aptos" w:hAnsi="Aptos"/>
-                <w:color w:val="000000"/>
-              </w:rPr>
-              <w:t>’</w:t>
+              <w:t>‘PFlb’</w:t>
             </w:r>
           </w:p>
         </w:tc>
@@ -8518,15 +8642,7 @@
               </w:rPr>
             </w:pPr>
             <w:r>
-              <w:t>&lt;</w:t>
-            </w:r>
-            <w:proofErr w:type="spellStart"/>
-            <w:r>
-              <w:t>labels_chunk</w:t>
-            </w:r>
-            <w:proofErr w:type="spellEnd"/>
-            <w:r>
-              <w:t>&gt;</w:t>
+              <w:t>&lt;labels_chunk&gt;</w:t>
             </w:r>
           </w:p>
         </w:tc>
@@ -8548,23 +8664,7 @@
                 <w:rFonts w:ascii="Aptos" w:hAnsi="Aptos"/>
                 <w:color w:val="000000"/>
               </w:rPr>
-              <w:t>‘</w:t>
-            </w:r>
-            <w:proofErr w:type="spellStart"/>
-            <w:r>
-              <w:rPr>
-                <w:rFonts w:ascii="Aptos" w:hAnsi="Aptos"/>
-                <w:color w:val="000000"/>
-              </w:rPr>
-              <w:t>PFss</w:t>
-            </w:r>
-            <w:proofErr w:type="spellEnd"/>
-            <w:r>
-              <w:rPr>
-                <w:rFonts w:ascii="Aptos" w:hAnsi="Aptos"/>
-                <w:color w:val="000000"/>
-              </w:rPr>
-              <w:t>’</w:t>
+              <w:t>‘PFss’</w:t>
             </w:r>
           </w:p>
         </w:tc>
@@ -8580,15 +8680,7 @@
               </w:rPr>
             </w:pPr>
             <w:r>
-              <w:t>&lt;</w:t>
-            </w:r>
-            <w:proofErr w:type="spellStart"/>
-            <w:r>
-              <w:t>snapshot_chunk</w:t>
-            </w:r>
-            <w:proofErr w:type="spellEnd"/>
-            <w:r>
-              <w:t>&gt;</w:t>
+              <w:t>&lt;snapshot_chunk&gt;</w:t>
             </w:r>
           </w:p>
         </w:tc>
@@ -8610,23 +8702,7 @@
                 <w:rFonts w:ascii="Aptos" w:hAnsi="Aptos"/>
                 <w:color w:val="000000"/>
               </w:rPr>
-              <w:t>‘</w:t>
-            </w:r>
-            <w:proofErr w:type="spellStart"/>
-            <w:r>
-              <w:rPr>
-                <w:rFonts w:ascii="Aptos" w:hAnsi="Aptos"/>
-                <w:color w:val="000000"/>
-              </w:rPr>
-              <w:t>PFex</w:t>
-            </w:r>
-            <w:proofErr w:type="spellEnd"/>
-            <w:r>
-              <w:rPr>
-                <w:rFonts w:ascii="Aptos" w:hAnsi="Aptos"/>
-                <w:color w:val="000000"/>
-              </w:rPr>
-              <w:t>’</w:t>
+              <w:t>‘PFex’</w:t>
             </w:r>
           </w:p>
         </w:tc>
@@ -8642,15 +8718,7 @@
               </w:rPr>
             </w:pPr>
             <w:r>
-              <w:t>&lt;</w:t>
-            </w:r>
-            <w:proofErr w:type="spellStart"/>
-            <w:r>
-              <w:t>execution_chunk</w:t>
-            </w:r>
-            <w:proofErr w:type="spellEnd"/>
-            <w:r>
-              <w:t>&gt;</w:t>
+              <w:t>&lt;execution_chunk&gt;</w:t>
             </w:r>
           </w:p>
         </w:tc>
@@ -8816,13 +8884,8 @@
             <w:tcW w:w="3240" w:type="dxa"/>
           </w:tcPr>
           <w:p>
-            <w:proofErr w:type="spellStart"/>
-            <w:r>
-              <w:t>zlib</w:t>
-            </w:r>
-            <w:proofErr w:type="spellEnd"/>
-            <w:r>
-              <w:t xml:space="preserve"> 1.3.1 (default algorithm)</w:t>
+            <w:r>
+              <w:t>zlib 1.3.1 (default algorithm)</w:t>
             </w:r>
           </w:p>
         </w:tc>
@@ -8838,16 +8901,11 @@
       <w:r>
         <w:t>&lt;</w:t>
       </w:r>
-      <w:proofErr w:type="spellStart"/>
       <w:r>
         <w:t>original</w:t>
       </w:r>
       <w:r>
-        <w:t>_size</w:t>
-      </w:r>
-      <w:proofErr w:type="spellEnd"/>
-      <w:r>
-        <w:t>&gt;</w:t>
+        <w:t>_size&gt;</w:t>
       </w:r>
       <w:r>
         <w:t xml:space="preserve"> (4 bytes) The size of the chuck data, before compression, in bytes.</w:t>
@@ -8858,26 +8916,10 @@
         <w:ind w:left="360"/>
       </w:pPr>
       <w:r>
-        <w:t>&lt;</w:t>
-      </w:r>
-      <w:proofErr w:type="spellStart"/>
-      <w:r>
-        <w:t>compressed_size</w:t>
-      </w:r>
-      <w:proofErr w:type="spellEnd"/>
-      <w:r>
-        <w:t>&gt;</w:t>
-      </w:r>
-      <w:r>
-        <w:t xml:space="preserve"> (4 bytes) The size of the chuck data, after compression, in bytes.  If the data is not compressed, the value matches &lt;</w:t>
-      </w:r>
-      <w:proofErr w:type="spellStart"/>
-      <w:r>
-        <w:t>original_size</w:t>
-      </w:r>
-      <w:proofErr w:type="spellEnd"/>
-      <w:r>
-        <w:t>&gt;.</w:t>
+        <w:t>&lt;compressed_size&gt;</w:t>
+      </w:r>
+      <w:r>
+        <w:t xml:space="preserve"> (4 bytes) The size of the chuck data, after compression, in bytes.  If the data is not compressed, the value matches &lt;original_size&gt;.</w:t>
       </w:r>
     </w:p>
     <w:p>
@@ -8905,35 +8947,14 @@
           <w:b/>
           <w:bCs/>
         </w:rPr>
-        <w:t>&lt;</w:t>
-      </w:r>
-      <w:proofErr w:type="spellStart"/>
-      <w:r>
-        <w:rPr>
-          <w:b/>
-          <w:bCs/>
-        </w:rPr>
-        <w:t>header_chunk</w:t>
-      </w:r>
-      <w:proofErr w:type="spellEnd"/>
-      <w:r>
-        <w:rPr>
-          <w:b/>
-          <w:bCs/>
-        </w:rPr>
-        <w:t>&gt;</w:t>
+        <w:t>&lt;header_chunk&gt;</w:t>
       </w:r>
       <w:r>
         <w:t xml:space="preserve"> = </w:t>
       </w:r>
       <w:r>
-        <w:t>&lt;</w:t>
-      </w:r>
-      <w:proofErr w:type="spellStart"/>
-      <w:r>
-        <w:t>common_header</w:t>
-      </w:r>
-      <w:proofErr w:type="spellEnd"/>
+        <w:t>&lt;common_header</w:t>
+      </w:r>
       <w:r>
         <w:t>(</w:t>
       </w:r>
@@ -8944,7 +8965,6 @@
         </w:rPr>
         <w:t>‘</w:t>
       </w:r>
-      <w:proofErr w:type="spellStart"/>
       <w:r>
         <w:rPr>
           <w:rFonts w:ascii="Aptos" w:hAnsi="Aptos"/>
@@ -8952,17 +8972,7 @@
           <w:bCs/>
           <w:color w:val="000000"/>
         </w:rPr>
-        <w:t>PFhd</w:t>
-      </w:r>
-      <w:proofErr w:type="spellEnd"/>
-      <w:r>
-        <w:rPr>
-          <w:rFonts w:ascii="Aptos" w:hAnsi="Aptos"/>
-          <w:b/>
-          <w:bCs/>
-          <w:color w:val="000000"/>
-        </w:rPr>
-        <w:t>’</w:t>
+        <w:t>PFhd’</w:t>
       </w:r>
       <w:r>
         <w:rPr>
@@ -8972,15 +8982,7 @@
         <w:t>)</w:t>
       </w:r>
       <w:r>
-        <w:t>&gt; + &lt;</w:t>
-      </w:r>
-      <w:proofErr w:type="spellStart"/>
-      <w:r>
-        <w:t>header_data</w:t>
-      </w:r>
-      <w:proofErr w:type="spellEnd"/>
-      <w:r>
-        <w:t>&gt; where</w:t>
+        <w:t>&gt; + &lt;header_data&gt; where</w:t>
       </w:r>
     </w:p>
     <w:p>
@@ -8988,51 +8990,11 @@
         <w:ind w:left="720" w:hanging="360"/>
       </w:pPr>
       <w:r>
-        <w:t>&lt;</w:t>
-      </w:r>
-      <w:proofErr w:type="spellStart"/>
-      <w:r>
-        <w:t>header_data</w:t>
-      </w:r>
-      <w:proofErr w:type="spellEnd"/>
-      <w:r>
-        <w:t xml:space="preserve">&gt; = </w:t>
+        <w:t xml:space="preserve">&lt;header_data&gt; = </w:t>
       </w:r>
       <w:r>
         <w:br/>
-        <w:t>&lt;</w:t>
-      </w:r>
-      <w:proofErr w:type="spellStart"/>
-      <w:r>
-        <w:t>major_version</w:t>
-      </w:r>
-      <w:proofErr w:type="spellEnd"/>
-      <w:r>
-        <w:t>&gt; + &lt;</w:t>
-      </w:r>
-      <w:proofErr w:type="spellStart"/>
-      <w:r>
-        <w:t>minor_version</w:t>
-      </w:r>
-      <w:proofErr w:type="spellEnd"/>
-      <w:r>
-        <w:t>&gt; + &lt;</w:t>
-      </w:r>
-      <w:proofErr w:type="spellStart"/>
-      <w:r>
-        <w:t>bbc_model</w:t>
-      </w:r>
-      <w:proofErr w:type="spellEnd"/>
-      <w:r>
-        <w:t>&gt; + &lt;</w:t>
-      </w:r>
-      <w:proofErr w:type="spellStart"/>
-      <w:r>
-        <w:t>total_execution_count</w:t>
-      </w:r>
-      <w:proofErr w:type="spellEnd"/>
-      <w:r>
-        <w:t>&gt;</w:t>
+        <w:t>&lt;major_version&gt; + &lt;minor_version&gt; + &lt;bbc_model&gt; + &lt;total_execution_count&gt;</w:t>
       </w:r>
     </w:p>
     <w:p>
@@ -9040,15 +9002,7 @@
         <w:ind w:left="360"/>
       </w:pPr>
       <w:r>
-        <w:t>&lt;</w:t>
-      </w:r>
-      <w:proofErr w:type="spellStart"/>
-      <w:r>
-        <w:t>major_version</w:t>
-      </w:r>
-      <w:proofErr w:type="spellEnd"/>
-      <w:r>
-        <w:t>&gt; (1 byte) Major version number.  Value is 1.</w:t>
+        <w:t>&lt;major_version&gt; (1 byte) Major version number.  Value is 1.</w:t>
       </w:r>
     </w:p>
     <w:p>
@@ -9056,15 +9010,7 @@
         <w:ind w:left="360"/>
       </w:pPr>
       <w:r>
-        <w:t>&lt;</w:t>
-      </w:r>
-      <w:proofErr w:type="spellStart"/>
-      <w:r>
-        <w:t>minor_version</w:t>
-      </w:r>
-      <w:proofErr w:type="spellEnd"/>
-      <w:r>
-        <w:t>&gt; (1 byte) Minor version number.  Value is 0.</w:t>
+        <w:t>&lt;minor_version&gt; (1 byte) Minor version number.  Value is 0.</w:t>
       </w:r>
     </w:p>
     <w:p>
@@ -9072,15 +9018,7 @@
         <w:ind w:left="360"/>
       </w:pPr>
       <w:r>
-        <w:t>&lt;</w:t>
-      </w:r>
-      <w:proofErr w:type="spellStart"/>
-      <w:r>
-        <w:t>bbc_model</w:t>
-      </w:r>
-      <w:proofErr w:type="spellEnd"/>
-      <w:r>
-        <w:t>&gt; (1 byte) The BBC model</w:t>
+        <w:t>&lt;bbc_model&gt; (1 byte) The BBC model</w:t>
       </w:r>
     </w:p>
     <w:tbl>
@@ -9506,15 +9444,7 @@
         <w:ind w:left="360"/>
       </w:pPr>
       <w:r>
-        <w:t>&lt;</w:t>
-      </w:r>
-      <w:proofErr w:type="spellStart"/>
-      <w:r>
-        <w:t>total_execution_count</w:t>
-      </w:r>
-      <w:proofErr w:type="spellEnd"/>
-      <w:r>
-        <w:t>&gt; (4 bytes) The total number of executed instructions plus events in the file.</w:t>
+        <w:t>&lt;total_execution_count&gt; (4 bytes) The total number of executed instructions plus events in the file.</w:t>
       </w:r>
     </w:p>
     <w:p>
@@ -9558,35 +9488,14 @@
           <w:b/>
           <w:bCs/>
         </w:rPr>
-        <w:t>&lt;</w:t>
-      </w:r>
-      <w:proofErr w:type="spellStart"/>
-      <w:r>
-        <w:rPr>
-          <w:b/>
-          <w:bCs/>
-        </w:rPr>
-        <w:t>labels_chunk</w:t>
-      </w:r>
-      <w:proofErr w:type="spellEnd"/>
-      <w:r>
-        <w:rPr>
-          <w:b/>
-          <w:bCs/>
-        </w:rPr>
-        <w:t>&gt;</w:t>
+        <w:t>&lt;labels_chunk&gt;</w:t>
       </w:r>
       <w:r>
         <w:t xml:space="preserve"> = </w:t>
       </w:r>
       <w:r>
-        <w:t>&lt;</w:t>
-      </w:r>
-      <w:proofErr w:type="spellStart"/>
-      <w:r>
-        <w:t>common_heade</w:t>
-      </w:r>
-      <w:proofErr w:type="spellEnd"/>
+        <w:t>&lt;common_heade</w:t>
+      </w:r>
       <w:r>
         <w:t>(</w:t>
       </w:r>
@@ -9597,7 +9506,6 @@
         </w:rPr>
         <w:t>‘</w:t>
       </w:r>
-      <w:proofErr w:type="spellStart"/>
       <w:r>
         <w:rPr>
           <w:rFonts w:ascii="Aptos" w:hAnsi="Aptos"/>
@@ -9607,7 +9515,6 @@
         </w:rPr>
         <w:t>PFlb</w:t>
       </w:r>
-      <w:proofErr w:type="spellEnd"/>
       <w:r>
         <w:t>’)</w:t>
       </w:r>
@@ -9615,15 +9522,34 @@
         <w:t xml:space="preserve">&gt; </w:t>
       </w:r>
       <w:r>
-        <w:t>+ &lt;</w:t>
-      </w:r>
-      <w:proofErr w:type="spellStart"/>
-      <w:r>
+        <w:t>+ &lt;label_data&gt; where</w:t>
+      </w:r>
+    </w:p>
+    <w:p>
+      <w:pPr>
+        <w:ind w:left="360"/>
+      </w:pPr>
+      <w:r>
+        <w:t>&lt;</w:t>
+      </w:r>
+      <w:r>
+        <w:rPr>
+          <w:b/>
+          <w:bCs/>
+        </w:rPr>
         <w:t>label_data</w:t>
       </w:r>
-      <w:proofErr w:type="spellEnd"/>
-      <w:r>
-        <w:t>&gt; where</w:t>
+      <w:r>
+        <w:t xml:space="preserve">&gt; = </w:t>
+      </w:r>
+      <w:r>
+        <w:t xml:space="preserve">list of </w:t>
+      </w:r>
+      <w:r>
+        <w:t>&lt;label&gt;</w:t>
+      </w:r>
+      <w:r>
+        <w:t>, where:</w:t>
       </w:r>
     </w:p>
     <w:p>
@@ -9631,156 +9557,89 @@
         <w:ind w:left="360"/>
       </w:pPr>
       <w:r>
+        <w:t xml:space="preserve">&lt;label&gt; = </w:t>
+      </w:r>
+      <w:bookmarkEnd w:id="0"/>
+      <w:r>
+        <w:t xml:space="preserve">&lt;label_address&gt; + &lt;label_name&gt; </w:t>
+      </w:r>
+    </w:p>
+    <w:p>
+      <w:pPr>
+        <w:ind w:left="810"/>
+      </w:pPr>
+      <w:r>
+        <w:t>&lt;label_address&gt; (2 bytes) A 16-bit address.</w:t>
+      </w:r>
+    </w:p>
+    <w:p>
+      <w:pPr>
+        <w:ind w:left="810"/>
+      </w:pPr>
+      <w:r>
+        <w:t>&lt;label-name&gt; A null-terminated label name.</w:t>
+      </w:r>
+    </w:p>
+    <w:p>
+      <w:pPr>
+        <w:pStyle w:val="Heading2"/>
+      </w:pPr>
+      <w:r>
+        <w:t>Snapshot Chunk</w:t>
+      </w:r>
+    </w:p>
+    <w:p>
+      <w:r>
+        <w:t xml:space="preserve">The </w:t>
+      </w:r>
+      <w:r>
+        <w:t>Snapshot Chunk contains a snapshot of the machine’s state at the beginning of the recording, prior to the first recorded instruction (see execution-chuck).  It contains a snapshot of the machine’s CPU registers, paging registers, call stack, video 6845 and ULA registers, and</w:t>
+      </w:r>
+      <w:r>
+        <w:t xml:space="preserve"> </w:t>
+      </w:r>
+      <w:r>
+        <w:t>memory.</w:t>
+      </w:r>
+    </w:p>
+    <w:p>
+      <w:pPr>
+        <w:ind w:left="360" w:hanging="360"/>
+      </w:pPr>
+      <w:r>
+        <w:rPr>
+          <w:b/>
+          <w:bCs/>
+        </w:rPr>
         <w:t>&lt;</w:t>
       </w:r>
-      <w:proofErr w:type="spellStart"/>
-      <w:r>
-        <w:rPr>
-          <w:b/>
-          <w:bCs/>
-        </w:rPr>
-        <w:t>label_data</w:t>
-      </w:r>
-      <w:proofErr w:type="spellEnd"/>
-      <w:r>
-        <w:t xml:space="preserve">&gt; = </w:t>
-      </w:r>
-      <w:r>
-        <w:t xml:space="preserve">list of </w:t>
-      </w:r>
-      <w:r>
-        <w:t>&lt;label&gt;</w:t>
-      </w:r>
-      <w:r>
-        <w:t>, where:</w:t>
-      </w:r>
-    </w:p>
-    <w:p>
-      <w:pPr>
-        <w:ind w:left="360"/>
-      </w:pPr>
-      <w:r>
-        <w:t xml:space="preserve">&lt;label&gt; = </w:t>
-      </w:r>
-      <w:bookmarkEnd w:id="0"/>
-      <w:r>
-        <w:t>&lt;</w:t>
-      </w:r>
-      <w:proofErr w:type="spellStart"/>
-      <w:r>
-        <w:t>label_address</w:t>
-      </w:r>
-      <w:proofErr w:type="spellEnd"/>
-      <w:r>
-        <w:t>&gt; + &lt;</w:t>
-      </w:r>
-      <w:proofErr w:type="spellStart"/>
-      <w:r>
-        <w:t>label_name</w:t>
-      </w:r>
-      <w:proofErr w:type="spellEnd"/>
-      <w:r>
-        <w:t xml:space="preserve">&gt; </w:t>
-      </w:r>
-    </w:p>
-    <w:p>
-      <w:pPr>
-        <w:ind w:left="810"/>
-      </w:pPr>
-      <w:r>
-        <w:t>&lt;</w:t>
-      </w:r>
-      <w:proofErr w:type="spellStart"/>
-      <w:r>
-        <w:t>label_address</w:t>
-      </w:r>
-      <w:proofErr w:type="spellEnd"/>
-      <w:r>
-        <w:t>&gt; (2 bytes) A 16-bit address.</w:t>
-      </w:r>
-    </w:p>
-    <w:p>
-      <w:pPr>
-        <w:ind w:left="810"/>
-      </w:pPr>
-      <w:r>
-        <w:t>&lt;label-name&gt; A null-terminated label name.</w:t>
-      </w:r>
-    </w:p>
-    <w:p>
-      <w:pPr>
-        <w:pStyle w:val="Heading2"/>
-      </w:pPr>
-      <w:r>
-        <w:t>Snapshot Chunk</w:t>
-      </w:r>
-    </w:p>
-    <w:p>
-      <w:r>
-        <w:t xml:space="preserve">The </w:t>
-      </w:r>
-      <w:r>
-        <w:t>Snapshot Chunk contains a snapshot of the machine’s state at the beginning of the recording, prior to the first recorded instruction (see execution-chuck).  It contains a snapshot of the machine’s CPU registers, paging registers, call stack, video 6845 and ULA registers, and</w:t>
-      </w:r>
-      <w:r>
+      <w:r>
+        <w:rPr>
+          <w:b/>
+          <w:bCs/>
+        </w:rPr>
+        <w:t>snapshot</w:t>
+      </w:r>
+      <w:r>
+        <w:rPr>
+          <w:b/>
+          <w:bCs/>
+        </w:rPr>
+        <w:t>_chunk&gt;</w:t>
+      </w:r>
+      <w:r>
+        <w:rPr>
+          <w:b/>
+          <w:bCs/>
+        </w:rPr>
         <w:t xml:space="preserve"> </w:t>
       </w:r>
       <w:r>
-        <w:t>memory.</w:t>
-      </w:r>
-    </w:p>
-    <w:p>
-      <w:pPr>
-        <w:ind w:left="360" w:hanging="360"/>
-      </w:pPr>
-      <w:r>
-        <w:rPr>
-          <w:b/>
-          <w:bCs/>
-        </w:rPr>
-        <w:t>&lt;</w:t>
-      </w:r>
-      <w:proofErr w:type="spellStart"/>
-      <w:r>
-        <w:rPr>
-          <w:b/>
-          <w:bCs/>
-        </w:rPr>
-        <w:t>snapshot</w:t>
-      </w:r>
-      <w:r>
-        <w:rPr>
-          <w:b/>
-          <w:bCs/>
-        </w:rPr>
-        <w:t>_chunk</w:t>
-      </w:r>
-      <w:proofErr w:type="spellEnd"/>
-      <w:r>
-        <w:rPr>
-          <w:b/>
-          <w:bCs/>
-        </w:rPr>
-        <w:t>&gt;</w:t>
-      </w:r>
-      <w:r>
-        <w:rPr>
-          <w:b/>
-          <w:bCs/>
-        </w:rPr>
-        <w:t xml:space="preserve"> </w:t>
-      </w:r>
-      <w:r>
-        <w:t>= &lt;</w:t>
-      </w:r>
-      <w:proofErr w:type="spellStart"/>
-      <w:r>
-        <w:t>common_</w:t>
+        <w:t>= &lt;common_</w:t>
       </w:r>
       <w:r>
         <w:t>header</w:t>
       </w:r>
-      <w:proofErr w:type="spellEnd"/>
       <w:r>
         <w:t>(</w:t>
       </w:r>
@@ -9791,7 +9650,6 @@
         </w:rPr>
         <w:t>‘</w:t>
       </w:r>
-      <w:proofErr w:type="spellStart"/>
       <w:r>
         <w:rPr>
           <w:rFonts w:ascii="Aptos" w:hAnsi="Aptos"/>
@@ -9799,17 +9657,7 @@
           <w:bCs/>
           <w:color w:val="000000"/>
         </w:rPr>
-        <w:t>PFss</w:t>
-      </w:r>
-      <w:proofErr w:type="spellEnd"/>
-      <w:r>
-        <w:rPr>
-          <w:rFonts w:ascii="Aptos" w:hAnsi="Aptos"/>
-          <w:b/>
-          <w:bCs/>
-          <w:color w:val="000000"/>
-        </w:rPr>
-        <w:t>’</w:t>
+        <w:t>PFss’</w:t>
       </w:r>
       <w:r>
         <w:rPr>
@@ -9829,33 +9677,23 @@
         <w:t xml:space="preserve"> </w:t>
       </w:r>
       <w:r>
+        <w:t>&lt;snapshot_data&gt; where</w:t>
+      </w:r>
+    </w:p>
+    <w:p>
+      <w:pPr>
+        <w:ind w:left="720" w:hanging="360"/>
+      </w:pPr>
+      <w:r>
         <w:t>&lt;</w:t>
       </w:r>
-      <w:proofErr w:type="spellStart"/>
-      <w:r>
+      <w:r>
+        <w:rPr>
+          <w:b/>
+          <w:bCs/>
+        </w:rPr>
         <w:t>snapshot_data</w:t>
       </w:r>
-      <w:proofErr w:type="spellEnd"/>
-      <w:r>
-        <w:t>&gt; where</w:t>
-      </w:r>
-    </w:p>
-    <w:p>
-      <w:pPr>
-        <w:ind w:left="720" w:hanging="360"/>
-      </w:pPr>
-      <w:r>
-        <w:t>&lt;</w:t>
-      </w:r>
-      <w:proofErr w:type="spellStart"/>
-      <w:r>
-        <w:rPr>
-          <w:b/>
-          <w:bCs/>
-        </w:rPr>
-        <w:t>snapshot_data</w:t>
-      </w:r>
-      <w:proofErr w:type="spellEnd"/>
       <w:r>
         <w:t>&gt; =</w:t>
       </w:r>
@@ -9863,114 +9701,34 @@
         <w:br/>
       </w:r>
       <w:r>
-        <w:t>&lt;</w:t>
-      </w:r>
-      <w:proofErr w:type="spellStart"/>
-      <w:r>
-        <w:t>program</w:t>
+        <w:t>&lt;program</w:t>
       </w:r>
       <w:r>
         <w:t>_</w:t>
       </w:r>
       <w:r>
-        <w:t>counter</w:t>
-      </w:r>
-      <w:proofErr w:type="spellEnd"/>
-      <w:r>
-        <w:t>&gt; + &lt;accumulator&gt; + &lt;</w:t>
-      </w:r>
-      <w:proofErr w:type="spellStart"/>
-      <w:r>
-        <w:t>x</w:t>
+        <w:t>counter&gt; + &lt;accumulator&gt; + &lt;x</w:t>
       </w:r>
       <w:r>
         <w:t>_</w:t>
       </w:r>
       <w:r>
-        <w:t>register</w:t>
-      </w:r>
-      <w:proofErr w:type="spellEnd"/>
-      <w:r>
-        <w:t>&gt; + &lt;</w:t>
-      </w:r>
-      <w:proofErr w:type="spellStart"/>
-      <w:r>
-        <w:t>y</w:t>
+        <w:t>register&gt; + &lt;y</w:t>
       </w:r>
       <w:r>
         <w:t>_</w:t>
       </w:r>
       <w:r>
-        <w:t>register</w:t>
-      </w:r>
-      <w:proofErr w:type="spellEnd"/>
-      <w:r>
-        <w:t>&gt; + &lt;</w:t>
-      </w:r>
-      <w:proofErr w:type="spellStart"/>
-      <w:r>
-        <w:t>status</w:t>
+        <w:t>register&gt; + &lt;status</w:t>
       </w:r>
       <w:r>
         <w:t>_</w:t>
       </w:r>
       <w:r>
-        <w:t>register</w:t>
-      </w:r>
-      <w:proofErr w:type="spellEnd"/>
-      <w:r>
-        <w:t>&gt; +</w:t>
-      </w:r>
-      <w:r>
-        <w:t xml:space="preserve"> &lt;</w:t>
-      </w:r>
-      <w:proofErr w:type="spellStart"/>
-      <w:r>
-        <w:t>stack_pointer</w:t>
-      </w:r>
-      <w:proofErr w:type="spellEnd"/>
-      <w:r>
-        <w:t>&gt; + &lt;</w:t>
-      </w:r>
-      <w:proofErr w:type="spellStart"/>
-      <w:r>
-        <w:t>rom_paging_register</w:t>
-      </w:r>
-      <w:proofErr w:type="spellEnd"/>
-      <w:r>
-        <w:t>&gt; + &lt;</w:t>
-      </w:r>
-      <w:proofErr w:type="spellStart"/>
-      <w:r>
-        <w:t>acccon</w:t>
-      </w:r>
-      <w:proofErr w:type="spellEnd"/>
-      <w:r>
-        <w:t>&gt; + &lt;</w:t>
-      </w:r>
-      <w:proofErr w:type="spellStart"/>
-      <w:r>
-        <w:t>call_stack</w:t>
-      </w:r>
-      <w:proofErr w:type="spellEnd"/>
-      <w:r>
-        <w:t>&gt; + &lt;</w:t>
-      </w:r>
-      <w:proofErr w:type="spellStart"/>
-      <w:r>
-        <w:t>screen_address</w:t>
-      </w:r>
-      <w:proofErr w:type="spellEnd"/>
-      <w:r>
-        <w:t>&gt; + &lt;</w:t>
-      </w:r>
-      <w:proofErr w:type="spellStart"/>
-      <w:r>
-        <w:t>hidden_ram_address</w:t>
-      </w:r>
-      <w:proofErr w:type="spellEnd"/>
-      <w:r>
-        <w:t>&gt;</w:t>
+        <w:t>register&gt; +</w:t>
+      </w:r>
+      <w:r>
+        <w:t xml:space="preserve"> &lt;stack_pointer&gt; + &lt;rom_paging_register&gt; + &lt;acccon&gt; + &lt;call_stack&gt; + &lt;screen_address&gt; + &lt;hidden_ram_address&gt;</w:t>
       </w:r>
       <w:r>
         <w:rPr>
@@ -9981,31 +9739,7 @@
         <w:t>opt</w:t>
       </w:r>
       <w:r>
-        <w:t xml:space="preserve"> + &lt;6845_registers&gt; + &lt;</w:t>
-      </w:r>
-      <w:proofErr w:type="spellStart"/>
-      <w:r>
-        <w:t>ULA_video_control_register</w:t>
-      </w:r>
-      <w:proofErr w:type="spellEnd"/>
-      <w:r>
-        <w:t>&gt; + &lt;</w:t>
-      </w:r>
-      <w:proofErr w:type="spellStart"/>
-      <w:r>
-        <w:t>ULA_palette</w:t>
-      </w:r>
-      <w:proofErr w:type="spellEnd"/>
-      <w:r>
-        <w:t>&gt; + &lt;</w:t>
-      </w:r>
-      <w:proofErr w:type="spellStart"/>
-      <w:r>
-        <w:t>memory_snapshot</w:t>
-      </w:r>
-      <w:proofErr w:type="spellEnd"/>
-      <w:r>
-        <w:t>&gt;</w:t>
+        <w:t xml:space="preserve"> + &lt;6845_registers&gt; + &lt;ULA_video_control_register&gt; + &lt;ULA_palette&gt; + &lt;memory_snapshot&gt;</w:t>
       </w:r>
     </w:p>
     <w:p>
@@ -10035,21 +9769,13 @@
         <w:ind w:left="360"/>
       </w:pPr>
       <w:r>
-        <w:t>&lt;</w:t>
-      </w:r>
-      <w:proofErr w:type="spellStart"/>
-      <w:r>
-        <w:t>x</w:t>
+        <w:t>&lt;x</w:t>
       </w:r>
       <w:r>
         <w:t>_</w:t>
       </w:r>
       <w:r>
-        <w:t>register</w:t>
-      </w:r>
-      <w:proofErr w:type="spellEnd"/>
-      <w:r>
-        <w:t>&gt; (1 byte).  The value of the X register.</w:t>
+        <w:t>register&gt; (1 byte).  The value of the X register.</w:t>
       </w:r>
     </w:p>
     <w:p>
@@ -10057,21 +9783,13 @@
         <w:ind w:left="360"/>
       </w:pPr>
       <w:r>
-        <w:t>&lt;</w:t>
-      </w:r>
-      <w:proofErr w:type="spellStart"/>
-      <w:r>
-        <w:t>y</w:t>
+        <w:t>&lt;y</w:t>
       </w:r>
       <w:r>
         <w:t>_</w:t>
       </w:r>
       <w:r>
-        <w:t>register</w:t>
-      </w:r>
-      <w:proofErr w:type="spellEnd"/>
-      <w:r>
-        <w:t>&gt; (1 byte).  The value of the Y register.</w:t>
+        <w:t>register&gt; (1 byte).  The value of the Y register.</w:t>
       </w:r>
     </w:p>
     <w:p>
@@ -10079,21 +9797,13 @@
         <w:ind w:left="360"/>
       </w:pPr>
       <w:r>
-        <w:t>&lt;</w:t>
-      </w:r>
-      <w:proofErr w:type="spellStart"/>
-      <w:r>
-        <w:t>status</w:t>
+        <w:t>&lt;status</w:t>
       </w:r>
       <w:r>
         <w:t>_</w:t>
       </w:r>
       <w:r>
-        <w:t>register</w:t>
-      </w:r>
-      <w:proofErr w:type="spellEnd"/>
-      <w:r>
-        <w:t>&gt; (1 byte).  The value of the status register.</w:t>
+        <w:t>register&gt; (1 byte).  The value of the status register.</w:t>
       </w:r>
     </w:p>
     <w:p>
@@ -10101,15 +9811,7 @@
         <w:ind w:left="360"/>
       </w:pPr>
       <w:r>
-        <w:t>&lt;</w:t>
-      </w:r>
-      <w:proofErr w:type="spellStart"/>
-      <w:r>
-        <w:t>stack_pointer</w:t>
-      </w:r>
-      <w:proofErr w:type="spellEnd"/>
-      <w:r>
-        <w:t>&gt; (1 byte).  The value of the stack register.</w:t>
+        <w:t>&lt;stack_pointer&gt; (1 byte).  The value of the stack register.</w:t>
       </w:r>
     </w:p>
     <w:p>
@@ -10117,15 +9819,7 @@
         <w:ind w:left="360"/>
       </w:pPr>
       <w:r>
-        <w:t>&lt;</w:t>
-      </w:r>
-      <w:proofErr w:type="spellStart"/>
-      <w:r>
-        <w:t>rom_paging_register</w:t>
-      </w:r>
-      <w:proofErr w:type="spellEnd"/>
-      <w:r>
-        <w:t>&gt; (1 byte).  The value of the ROM paging register (set via SHEILA address &amp;FE30).</w:t>
+        <w:t>&lt;rom_paging_register&gt; (1 byte).  The value of the ROM paging register (set via SHEILA address &amp;FE30).</w:t>
       </w:r>
     </w:p>
     <w:p>
@@ -10133,15 +9827,7 @@
         <w:ind w:left="360"/>
       </w:pPr>
       <w:r>
-        <w:t>&lt;</w:t>
-      </w:r>
-      <w:proofErr w:type="spellStart"/>
-      <w:r>
-        <w:t>acccon</w:t>
-      </w:r>
-      <w:proofErr w:type="spellEnd"/>
-      <w:r>
-        <w:t>&gt; (1 byte).  The value of the access control register (set via SHEILA address &amp;FE34).</w:t>
+        <w:t>&lt;acccon&gt; (1 byte).  The value of the access control register (set via SHEILA address &amp;FE34).</w:t>
       </w:r>
     </w:p>
     <w:p>
@@ -10154,31 +9840,7 @@
         </w:rPr>
       </w:pPr>
       <w:r>
-        <w:t>&lt;</w:t>
-      </w:r>
-      <w:proofErr w:type="spellStart"/>
-      <w:r>
-        <w:t>call_stack</w:t>
-      </w:r>
-      <w:proofErr w:type="spellEnd"/>
-      <w:r>
-        <w:t>&gt; = &lt;</w:t>
-      </w:r>
-      <w:proofErr w:type="spellStart"/>
-      <w:r>
-        <w:t>stack_frame_count</w:t>
-      </w:r>
-      <w:proofErr w:type="spellEnd"/>
-      <w:r>
-        <w:t>&gt; + &lt;</w:t>
-      </w:r>
-      <w:proofErr w:type="spellStart"/>
-      <w:r>
-        <w:t>stack_frame</w:t>
-      </w:r>
-      <w:proofErr w:type="spellEnd"/>
-      <w:r>
-        <w:t>&gt;</w:t>
+        <w:t>&lt;call_stack&gt; = &lt;stack_frame_count&gt; + &lt;stack_frame&gt;</w:t>
       </w:r>
       <w:r>
         <w:rPr>
@@ -10352,15 +10014,7 @@
         <w:ind w:left="720"/>
       </w:pPr>
       <w:r>
-        <w:t>&lt;</w:t>
-      </w:r>
-      <w:proofErr w:type="spellStart"/>
-      <w:r>
-        <w:t>stack_frame_count</w:t>
-      </w:r>
-      <w:proofErr w:type="spellEnd"/>
-      <w:r>
-        <w:t>&gt; (1 byte) The number of stack frames.</w:t>
+        <w:t>&lt;stack_frame_count&gt; (1 byte) The number of stack frames.</w:t>
       </w:r>
     </w:p>
     <w:p>
@@ -10368,63 +10022,7 @@
         <w:ind w:left="720"/>
       </w:pPr>
       <w:r>
-        <w:t>&lt;</w:t>
-      </w:r>
-      <w:proofErr w:type="spellStart"/>
-      <w:r>
-        <w:t>stack_frame</w:t>
-      </w:r>
-      <w:proofErr w:type="spellEnd"/>
-      <w:r>
-        <w:t>&gt; = &lt;</w:t>
-      </w:r>
-      <w:proofErr w:type="spellStart"/>
-      <w:r>
-        <w:t>stack_frame_type</w:t>
-      </w:r>
-      <w:proofErr w:type="spellEnd"/>
-      <w:r>
-        <w:t>&gt; + &lt;</w:t>
-      </w:r>
-      <w:proofErr w:type="spellStart"/>
-      <w:r>
-        <w:t>start_address_page</w:t>
-      </w:r>
-      <w:proofErr w:type="spellEnd"/>
-      <w:r>
-        <w:t>&gt; + &lt;</w:t>
-      </w:r>
-      <w:proofErr w:type="spellStart"/>
-      <w:r>
-        <w:t>start_address</w:t>
-      </w:r>
-      <w:proofErr w:type="spellEnd"/>
-      <w:r>
-        <w:t>&gt; + &lt;</w:t>
-      </w:r>
-      <w:proofErr w:type="spellStart"/>
-      <w:r>
-        <w:t>return_address_page</w:t>
-      </w:r>
-      <w:proofErr w:type="spellEnd"/>
-      <w:r>
-        <w:t>&gt; + &lt;</w:t>
-      </w:r>
-      <w:proofErr w:type="spellStart"/>
-      <w:r>
-        <w:t>return_address</w:t>
-      </w:r>
-      <w:proofErr w:type="spellEnd"/>
-      <w:r>
-        <w:t>&gt; + &lt;</w:t>
-      </w:r>
-      <w:proofErr w:type="spellStart"/>
-      <w:r>
-        <w:t>return_stack_pointer</w:t>
-      </w:r>
-      <w:proofErr w:type="spellEnd"/>
-      <w:r>
-        <w:t>&gt;</w:t>
+        <w:t>&lt;stack_frame&gt; = &lt;stack_frame_type&gt; + &lt;start_address_page&gt; + &lt;start_address&gt; + &lt;return_address_page&gt; + &lt;return_address&gt; + &lt;return_stack_pointer&gt;</w:t>
       </w:r>
     </w:p>
     <w:p>
@@ -10432,15 +10030,7 @@
         <w:ind w:left="1080"/>
       </w:pPr>
       <w:r>
-        <w:t>&lt;</w:t>
-      </w:r>
-      <w:proofErr w:type="spellStart"/>
-      <w:r>
-        <w:t>stack_frame_type</w:t>
-      </w:r>
-      <w:proofErr w:type="spellEnd"/>
-      <w:r>
-        <w:t>&gt; (1 byte) The stack frame’s type.  The value can be one of the following:</w:t>
+        <w:t>&lt;stack_frame_type&gt; (1 byte) The stack frame’s type.  The value can be one of the following:</w:t>
       </w:r>
     </w:p>
     <w:tbl>
@@ -10633,15 +10223,7 @@
         <w:ind w:left="1080"/>
       </w:pPr>
       <w:r>
-        <w:t>&lt;</w:t>
-      </w:r>
-      <w:proofErr w:type="spellStart"/>
-      <w:r>
-        <w:t>start_address_page</w:t>
-      </w:r>
-      <w:proofErr w:type="spellEnd"/>
-      <w:r>
-        <w:t>&gt; (1 byte) The memory page where the start address is located.  The value can be one of the following:</w:t>
+        <w:t>&lt;start_address_page&gt; (1 byte) The memory page where the start address is located.  The value can be one of the following:</w:t>
       </w:r>
     </w:p>
     <w:tbl>
@@ -10894,11 +10476,9 @@
         <w:lastRenderedPageBreak/>
         <w:t>&lt;</w:t>
       </w:r>
-      <w:proofErr w:type="spellStart"/>
       <w:r>
         <w:t>start_address</w:t>
       </w:r>
-      <w:proofErr w:type="spellEnd"/>
       <w:r>
         <w:t>&gt; (</w:t>
       </w:r>
@@ -10955,31 +10535,52 @@
         <w:ind w:left="1080"/>
       </w:pPr>
       <w:r>
+        <w:t>&lt;return_address_page (1 byte) The memory page where the return address is located.  The value is defined in the above table.  The value in the root stack is always 16 (Whole RAM).</w:t>
+      </w:r>
+    </w:p>
+    <w:p>
+      <w:pPr>
+        <w:ind w:left="1080"/>
+      </w:pPr>
+      <w:r>
+        <w:t xml:space="preserve">&lt;return_address&gt; (2 bytes) Return address.  The value that the program counter is set to by the returning </w:t>
+      </w:r>
+      <w:r>
+        <w:rPr>
+          <w:b/>
+          <w:bCs/>
+        </w:rPr>
+        <w:t>RTS</w:t>
+      </w:r>
+      <w:r>
+        <w:t xml:space="preserve"> / </w:t>
+      </w:r>
+      <w:r>
+        <w:rPr>
+          <w:b/>
+          <w:bCs/>
+        </w:rPr>
+        <w:t>RTI</w:t>
+      </w:r>
+      <w:r>
+        <w:t xml:space="preserve"> instruction.  This is an absolute value.  The value in the root stack is always zero.</w:t>
+      </w:r>
+    </w:p>
+    <w:p>
+      <w:pPr>
+        <w:ind w:left="1080"/>
+      </w:pPr>
+      <w:r>
         <w:t>&lt;</w:t>
       </w:r>
-      <w:proofErr w:type="spellStart"/>
-      <w:r>
-        <w:t>return_address_page</w:t>
-      </w:r>
-      <w:proofErr w:type="spellEnd"/>
-      <w:r>
-        <w:t xml:space="preserve"> (1 byte) The memory page where the return address is located.  The value is defined in the above table.  The value in the root stack is always 16 (Whole RAM).</w:t>
-      </w:r>
-    </w:p>
-    <w:p>
-      <w:pPr>
-        <w:ind w:left="1080"/>
-      </w:pPr>
-      <w:r>
-        <w:t>&lt;</w:t>
-      </w:r>
-      <w:proofErr w:type="spellStart"/>
-      <w:r>
-        <w:t>return_address</w:t>
-      </w:r>
-      <w:proofErr w:type="spellEnd"/>
-      <w:r>
-        <w:t xml:space="preserve">&gt; (2 bytes) Return address.  The value that the program counter is set to by the returning </w:t>
+      <w:r>
+        <w:t>return_stack_pointer</w:t>
+      </w:r>
+      <w:r>
+        <w:t xml:space="preserve">&gt; </w:t>
+      </w:r>
+      <w:r>
+        <w:t xml:space="preserve">(1) Return stack pointer.  The value that the stack register is set to by the returning </w:t>
       </w:r>
       <w:r>
         <w:rPr>
@@ -10999,45 +10600,6 @@
         <w:t>RTI</w:t>
       </w:r>
       <w:r>
-        <w:t xml:space="preserve"> instruction.  This is an absolute value.  The value in the root stack is always zero.</w:t>
-      </w:r>
-    </w:p>
-    <w:p>
-      <w:pPr>
-        <w:ind w:left="1080"/>
-      </w:pPr>
-      <w:r>
-        <w:t>&lt;</w:t>
-      </w:r>
-      <w:proofErr w:type="spellStart"/>
-      <w:r>
-        <w:t>return_stack_pointer</w:t>
-      </w:r>
-      <w:proofErr w:type="spellEnd"/>
-      <w:r>
-        <w:t xml:space="preserve">&gt; </w:t>
-      </w:r>
-      <w:r>
-        <w:t xml:space="preserve">(1) Return stack pointer.  The value that the stack register is set to by the returning </w:t>
-      </w:r>
-      <w:r>
-        <w:rPr>
-          <w:b/>
-          <w:bCs/>
-        </w:rPr>
-        <w:t>RTS</w:t>
-      </w:r>
-      <w:r>
-        <w:t xml:space="preserve"> / </w:t>
-      </w:r>
-      <w:r>
-        <w:rPr>
-          <w:b/>
-          <w:bCs/>
-        </w:rPr>
-        <w:t>RTI</w:t>
-      </w:r>
-      <w:r>
         <w:t xml:space="preserve"> instruction.  The value in the root stack frame is always &amp;FF.</w:t>
       </w:r>
     </w:p>
@@ -11046,15 +10608,7 @@
         <w:ind w:left="360"/>
       </w:pPr>
       <w:r>
-        <w:t>&lt;</w:t>
-      </w:r>
-      <w:proofErr w:type="spellStart"/>
-      <w:r>
-        <w:t>screen_address</w:t>
-      </w:r>
-      <w:proofErr w:type="spellEnd"/>
-      <w:r>
-        <w:t>&gt; (1 byte).  The value specifies the screen address, as defined by the following table.  This is used in conjunction with hardware scrolling to wrap screen addresses.</w:t>
+        <w:t>&lt;screen_address&gt; (1 byte).  The value specifies the screen address, as defined by the following table.  This is used in conjunction with hardware scrolling to wrap screen addresses.</w:t>
       </w:r>
     </w:p>
     <w:tbl>
@@ -11212,15 +10766,7 @@
         <w:ind w:left="360"/>
       </w:pPr>
       <w:r>
-        <w:t>&lt;</w:t>
-      </w:r>
-      <w:proofErr w:type="spellStart"/>
-      <w:r>
-        <w:t>hidden_ram_address</w:t>
-      </w:r>
-      <w:proofErr w:type="spellEnd"/>
-      <w:r>
-        <w:t xml:space="preserve">&gt; (1 byte).  Populated only on the </w:t>
+        <w:t xml:space="preserve">&lt;hidden_ram_address&gt; (1 byte).  Populated only on the </w:t>
       </w:r>
       <w:r>
         <w:t xml:space="preserve">BBC Model </w:t>
@@ -11240,15 +10786,7 @@
         <w:ind w:left="360"/>
       </w:pPr>
       <w:r>
-        <w:t>&lt;</w:t>
-      </w:r>
-      <w:proofErr w:type="spellStart"/>
-      <w:r>
-        <w:t>ULA_video_control_register</w:t>
-      </w:r>
-      <w:proofErr w:type="spellEnd"/>
-      <w:r>
-        <w:t>&gt; (1 byte).  The value of the ULA video control register.</w:t>
+        <w:t>&lt;ULA_video_control_register&gt; (1 byte).  The value of the ULA video control register.</w:t>
       </w:r>
     </w:p>
     <w:p>
@@ -11256,23 +10794,7 @@
         <w:ind w:left="360"/>
       </w:pPr>
       <w:r>
-        <w:t>&lt;</w:t>
-      </w:r>
-      <w:proofErr w:type="spellStart"/>
-      <w:r>
-        <w:t>ULA_palette</w:t>
-      </w:r>
-      <w:proofErr w:type="spellEnd"/>
-      <w:r>
-        <w:t xml:space="preserve">&gt; (16 bytes).  The ULA’s 16 palette entries where physical colors are </w:t>
-      </w:r>
-      <w:proofErr w:type="spellStart"/>
-      <w:r>
-        <w:t>xor’d</w:t>
-      </w:r>
-      <w:proofErr w:type="spellEnd"/>
-      <w:r>
-        <w:t xml:space="preserve"> with 0x7.</w:t>
+        <w:t>&lt;ULA_palette&gt; (16 bytes).  The ULA’s 16 palette entries where physical colors are xor’d with 0x7.</w:t>
       </w:r>
     </w:p>
     <w:p>
@@ -11288,15 +10810,7 @@
         <w:ind w:left="360"/>
       </w:pPr>
       <w:r>
-        <w:t>&lt;</w:t>
-      </w:r>
-      <w:proofErr w:type="spellStart"/>
-      <w:r>
-        <w:t>memory_snapshot</w:t>
-      </w:r>
-      <w:proofErr w:type="spellEnd"/>
-      <w:r>
-        <w:t xml:space="preserve">&gt; = </w:t>
+        <w:t xml:space="preserve">&lt;memory_snapshot&gt; = </w:t>
       </w:r>
     </w:p>
     <w:p>
@@ -11309,31 +10823,7 @@
         </w:rPr>
       </w:pPr>
       <w:r>
-        <w:t>&lt;</w:t>
-      </w:r>
-      <w:proofErr w:type="spellStart"/>
-      <w:r>
-        <w:t>base_memory</w:t>
-      </w:r>
-      <w:proofErr w:type="spellEnd"/>
-      <w:r>
-        <w:t>&gt; + &lt;</w:t>
-      </w:r>
-      <w:proofErr w:type="spellStart"/>
-      <w:r>
-        <w:t>paged_memory</w:t>
-      </w:r>
-      <w:proofErr w:type="spellEnd"/>
-      <w:r>
-        <w:t>&gt; + &lt;</w:t>
-      </w:r>
-      <w:proofErr w:type="spellStart"/>
-      <w:r>
-        <w:t>shadow_ram</w:t>
-      </w:r>
-      <w:proofErr w:type="spellEnd"/>
-      <w:r>
-        <w:t>&gt;</w:t>
+        <w:t>&lt;base_memory&gt; + &lt;paged_memory&gt; + &lt;shadow_ram&gt;</w:t>
       </w:r>
       <w:r>
         <w:rPr>
@@ -11344,15 +10834,7 @@
         <w:t>opt</w:t>
       </w:r>
       <w:r>
-        <w:t xml:space="preserve"> + &lt;</w:t>
-      </w:r>
-      <w:proofErr w:type="spellStart"/>
-      <w:r>
-        <w:t>mos_ram</w:t>
-      </w:r>
-      <w:proofErr w:type="spellEnd"/>
-      <w:r>
-        <w:t>&gt;</w:t>
+        <w:t xml:space="preserve"> + &lt;mos_ram&gt;</w:t>
       </w:r>
       <w:r>
         <w:rPr>
@@ -11371,15 +10853,7 @@
         <w:t>opt</w:t>
       </w:r>
       <w:r>
-        <w:t xml:space="preserve"> + &lt;</w:t>
-      </w:r>
-      <w:proofErr w:type="spellStart"/>
-      <w:r>
-        <w:t>filing_system_ram</w:t>
-      </w:r>
-      <w:proofErr w:type="spellEnd"/>
-      <w:r>
-        <w:t>&gt;</w:t>
+        <w:t xml:space="preserve"> + &lt;filing_system_ram&gt;</w:t>
       </w:r>
       <w:r>
         <w:rPr>
@@ -11393,15 +10867,7 @@
         <w:t xml:space="preserve"> +</w:t>
       </w:r>
       <w:r>
-        <w:t xml:space="preserve"> &lt;</w:t>
-      </w:r>
-      <w:proofErr w:type="spellStart"/>
-      <w:r>
-        <w:t>private_ram</w:t>
-      </w:r>
-      <w:proofErr w:type="spellEnd"/>
-      <w:r>
-        <w:t>&gt;</w:t>
+        <w:t xml:space="preserve"> &lt;private_ram&gt;</w:t>
       </w:r>
       <w:r>
         <w:rPr>
@@ -11412,15 +10878,7 @@
         <w:t>opt</w:t>
       </w:r>
       <w:r>
-        <w:t xml:space="preserve"> + &lt;</w:t>
-      </w:r>
-      <w:proofErr w:type="spellStart"/>
-      <w:r>
-        <w:t>hidden_ram</w:t>
-      </w:r>
-      <w:proofErr w:type="spellEnd"/>
-      <w:r>
-        <w:t>&gt;</w:t>
+        <w:t xml:space="preserve"> + &lt;hidden_ram&gt;</w:t>
       </w:r>
       <w:r>
         <w:rPr>
@@ -11571,15 +11029,7 @@
               <w:ind w:left="1440" w:hanging="1440"/>
             </w:pPr>
             <w:r>
-              <w:t>&lt;</w:t>
-            </w:r>
-            <w:proofErr w:type="spellStart"/>
-            <w:r>
-              <w:t>base_memory</w:t>
-            </w:r>
-            <w:proofErr w:type="spellEnd"/>
-            <w:r>
-              <w:t>&gt;</w:t>
+              <w:t>&lt;base_memory&gt;</w:t>
             </w:r>
           </w:p>
         </w:tc>
@@ -11650,15 +11100,7 @@
               <w:ind w:left="1440" w:hanging="1440"/>
             </w:pPr>
             <w:r>
-              <w:t>&lt;</w:t>
-            </w:r>
-            <w:proofErr w:type="spellStart"/>
-            <w:r>
-              <w:t>paged_memory</w:t>
-            </w:r>
-            <w:proofErr w:type="spellEnd"/>
-            <w:r>
-              <w:t>&gt;</w:t>
+              <w:t>&lt;paged_memory&gt;</w:t>
             </w:r>
           </w:p>
         </w:tc>
@@ -11726,15 +11168,7 @@
           </w:tcPr>
           <w:p>
             <w:r>
-              <w:t>&lt;</w:t>
-            </w:r>
-            <w:proofErr w:type="spellStart"/>
-            <w:r>
-              <w:t>shadow_ram</w:t>
-            </w:r>
-            <w:proofErr w:type="spellEnd"/>
-            <w:r>
-              <w:t>&gt;</w:t>
+              <w:t>&lt;shadow_ram&gt;</w:t>
             </w:r>
           </w:p>
         </w:tc>
@@ -11795,15 +11229,7 @@
           </w:tcPr>
           <w:p>
             <w:r>
-              <w:t>&lt;</w:t>
-            </w:r>
-            <w:proofErr w:type="spellStart"/>
-            <w:r>
-              <w:t>mos_ram</w:t>
-            </w:r>
-            <w:proofErr w:type="spellEnd"/>
-            <w:r>
-              <w:t>&gt;</w:t>
+              <w:t>&lt;mos_ram&gt;</w:t>
             </w:r>
           </w:p>
         </w:tc>
@@ -11858,15 +11284,7 @@
           </w:tcPr>
           <w:p>
             <w:r>
-              <w:t>&lt;</w:t>
-            </w:r>
-            <w:proofErr w:type="spellStart"/>
-            <w:r>
-              <w:t>filing_system_ram</w:t>
-            </w:r>
-            <w:proofErr w:type="spellEnd"/>
-            <w:r>
-              <w:t>&gt;</w:t>
+              <w:t>&lt;filing_system_ram&gt;</w:t>
             </w:r>
           </w:p>
         </w:tc>
@@ -11921,15 +11339,7 @@
           </w:tcPr>
           <w:p>
             <w:r>
-              <w:t>&lt;</w:t>
-            </w:r>
-            <w:proofErr w:type="spellStart"/>
-            <w:r>
-              <w:t>private_ram</w:t>
-            </w:r>
-            <w:proofErr w:type="spellEnd"/>
-            <w:r>
-              <w:t>&gt;</w:t>
+              <w:t>&lt;private_ram&gt;</w:t>
             </w:r>
           </w:p>
         </w:tc>
@@ -11987,15 +11397,7 @@
           </w:tcPr>
           <w:p>
             <w:r>
-              <w:t>&lt;</w:t>
-            </w:r>
-            <w:proofErr w:type="spellStart"/>
-            <w:r>
-              <w:t>hidden_ram</w:t>
-            </w:r>
-            <w:proofErr w:type="spellEnd"/>
-            <w:r>
-              <w:t>&gt;</w:t>
+              <w:t>&lt;hidden_ram&gt;</w:t>
             </w:r>
           </w:p>
         </w:tc>
@@ -12050,15 +11452,7 @@
       </w:pPr>
       <w:r>
         <w:br/>
-        <w:t>&lt;</w:t>
-      </w:r>
-      <w:proofErr w:type="spellStart"/>
-      <w:r>
-        <w:t>base_memory</w:t>
-      </w:r>
-      <w:proofErr w:type="spellEnd"/>
-      <w:r>
-        <w:t>&gt; (64K) The default 64K of memory.  Addresses 0 to &amp;FFFF.</w:t>
+        <w:t>&lt;base_memory&gt; (64K) The default 64K of memory.  Addresses 0 to &amp;FFFF.</w:t>
       </w:r>
     </w:p>
     <w:p>
@@ -12066,31 +11460,7 @@
         <w:ind w:left="720" w:hanging="360"/>
       </w:pPr>
       <w:r>
-        <w:t>&lt;</w:t>
-      </w:r>
-      <w:proofErr w:type="spellStart"/>
-      <w:r>
-        <w:t>paged_memory</w:t>
-      </w:r>
-      <w:proofErr w:type="spellEnd"/>
-      <w:r>
-        <w:t>&gt; = &lt;</w:t>
-      </w:r>
-      <w:proofErr w:type="spellStart"/>
-      <w:r>
-        <w:t>page_count</w:t>
-      </w:r>
-      <w:proofErr w:type="spellEnd"/>
-      <w:r>
-        <w:t>&gt; + &lt;</w:t>
-      </w:r>
-      <w:proofErr w:type="spellStart"/>
-      <w:r>
-        <w:t>page_data</w:t>
-      </w:r>
-      <w:proofErr w:type="spellEnd"/>
-      <w:r>
-        <w:t>&gt;</w:t>
+        <w:t>&lt;paged_memory&gt; = &lt;page_count&gt; + &lt;page_data&gt;</w:t>
       </w:r>
       <w:r>
         <w:rPr>
@@ -12109,15 +11479,7 @@
         <w:ind w:left="720"/>
       </w:pPr>
       <w:r>
-        <w:t>&lt;</w:t>
-      </w:r>
-      <w:proofErr w:type="spellStart"/>
-      <w:r>
-        <w:t>page_count</w:t>
-      </w:r>
-      <w:proofErr w:type="spellEnd"/>
-      <w:r>
-        <w:t>&gt; (1 byte) The number of pages.</w:t>
+        <w:t>&lt;page_count&gt; (1 byte) The number of pages.</w:t>
       </w:r>
     </w:p>
     <w:p>
@@ -12125,39 +11487,7 @@
         <w:ind w:left="720"/>
       </w:pPr>
       <w:r>
-        <w:t>&lt;</w:t>
-      </w:r>
-      <w:proofErr w:type="spellStart"/>
-      <w:r>
-        <w:t>page_data</w:t>
-      </w:r>
-      <w:proofErr w:type="spellEnd"/>
-      <w:r>
-        <w:t>&gt; = &lt;</w:t>
-      </w:r>
-      <w:proofErr w:type="spellStart"/>
-      <w:r>
-        <w:t>page_bank</w:t>
-      </w:r>
-      <w:proofErr w:type="spellEnd"/>
-      <w:r>
-        <w:t>&gt; + &lt;</w:t>
-      </w:r>
-      <w:proofErr w:type="spellStart"/>
-      <w:r>
-        <w:t>page_readonly</w:t>
-      </w:r>
-      <w:proofErr w:type="spellEnd"/>
-      <w:r>
-        <w:t>&gt; + &lt;</w:t>
-      </w:r>
-      <w:proofErr w:type="spellStart"/>
-      <w:r>
-        <w:t>page_memory</w:t>
-      </w:r>
-      <w:proofErr w:type="spellEnd"/>
-      <w:r>
-        <w:t>&gt;</w:t>
+        <w:t>&lt;page_data&gt; = &lt;page_bank&gt; + &lt;page_readonly&gt; + &lt;page_memory&gt;</w:t>
       </w:r>
     </w:p>
     <w:p>
@@ -12165,15 +11495,7 @@
         <w:ind w:left="1080"/>
       </w:pPr>
       <w:r>
-        <w:t>&lt;</w:t>
-      </w:r>
-      <w:proofErr w:type="spellStart"/>
-      <w:r>
-        <w:t>page_bank</w:t>
-      </w:r>
-      <w:proofErr w:type="spellEnd"/>
-      <w:r>
-        <w:t>&gt; (1 byte) A page bank id</w:t>
+        <w:t>&lt;page_bank&gt; (1 byte) A page bank id</w:t>
       </w:r>
       <w:r>
         <w:t xml:space="preserve"> (0 to 16).</w:t>
@@ -12184,15 +11506,7 @@
         <w:ind w:left="1080"/>
       </w:pPr>
       <w:r>
-        <w:t>&lt;</w:t>
-      </w:r>
-      <w:proofErr w:type="spellStart"/>
-      <w:r>
-        <w:t>page_readonly</w:t>
-      </w:r>
-      <w:proofErr w:type="spellEnd"/>
-      <w:r>
-        <w:t xml:space="preserve">&gt; (1 byte) A page </w:t>
+        <w:t xml:space="preserve">&lt;page_readonly&gt; (1 byte) A page </w:t>
       </w:r>
       <w:r>
         <w:t>read-only</w:t>
@@ -12218,15 +11532,7 @@
         <w:ind w:left="1080"/>
       </w:pPr>
       <w:r>
-        <w:t>&lt;</w:t>
-      </w:r>
-      <w:proofErr w:type="spellStart"/>
-      <w:r>
-        <w:t>page_memory</w:t>
-      </w:r>
-      <w:proofErr w:type="spellEnd"/>
-      <w:r>
-        <w:t>&gt; (16K) The memory contents of a page.  Addresses &amp;8000 to &amp;BFFF.</w:t>
+        <w:t>&lt;page_memory&gt; (16K) The memory contents of a page.  Addresses &amp;8000 to &amp;BFFF.</w:t>
       </w:r>
     </w:p>
     <w:p>
@@ -12234,15 +11540,7 @@
         <w:ind w:left="360"/>
       </w:pPr>
       <w:r>
-        <w:t>&lt;</w:t>
-      </w:r>
-      <w:proofErr w:type="spellStart"/>
-      <w:r>
-        <w:t>shadow_ram</w:t>
-      </w:r>
-      <w:proofErr w:type="spellEnd"/>
-      <w:r>
-        <w:t>&gt; (20K) Populated on Model B Plus, BBC Model B Integra, and BBC Master.  Addresses &amp;3000 to &amp;7FFF.</w:t>
+        <w:t>&lt;shadow_ram&gt; (20K) Populated on Model B Plus, BBC Model B Integra, and BBC Master.  Addresses &amp;3000 to &amp;7FFF.</w:t>
       </w:r>
     </w:p>
     <w:p>
@@ -12250,15 +11548,7 @@
         <w:ind w:left="360"/>
       </w:pPr>
       <w:r>
-        <w:t>&lt;</w:t>
-      </w:r>
-      <w:proofErr w:type="spellStart"/>
-      <w:r>
-        <w:t>mos_ram</w:t>
-      </w:r>
-      <w:proofErr w:type="spellEnd"/>
-      <w:r>
-        <w:t>&gt; (4K) Populated on BBC Master.  Addresses &amp;8000 to &amp;8FFF.</w:t>
+        <w:t>&lt;mos_ram&gt; (4K) Populated on BBC Master.  Addresses &amp;8000 to &amp;8FFF.</w:t>
       </w:r>
     </w:p>
     <w:p>
@@ -12266,15 +11556,7 @@
         <w:ind w:left="360"/>
       </w:pPr>
       <w:r>
-        <w:t>&lt;</w:t>
-      </w:r>
-      <w:proofErr w:type="spellStart"/>
-      <w:r>
-        <w:t>filing_system_ram</w:t>
-      </w:r>
-      <w:proofErr w:type="spellEnd"/>
-      <w:r>
-        <w:t>&gt; (8K) Populated on BBC Master.  Addresses &amp;C000 to &amp;DFFF.</w:t>
+        <w:t>&lt;filing_system_ram&gt; (8K) Populated on BBC Master.  Addresses &amp;C000 to &amp;DFFF.</w:t>
       </w:r>
     </w:p>
     <w:p>
@@ -12282,15 +11564,7 @@
         <w:ind w:left="360"/>
       </w:pPr>
       <w:r>
-        <w:t>&lt;</w:t>
-      </w:r>
-      <w:proofErr w:type="spellStart"/>
-      <w:r>
-        <w:t>private_ram</w:t>
-      </w:r>
-      <w:proofErr w:type="spellEnd"/>
-      <w:r>
-        <w:t xml:space="preserve">&gt; (12K) Populated on </w:t>
+        <w:t xml:space="preserve">&lt;private_ram&gt; (12K) Populated on </w:t>
       </w:r>
       <w:r>
         <w:t xml:space="preserve">BBC </w:t>
@@ -12337,15 +11611,7 @@
         <w:ind w:left="360"/>
       </w:pPr>
       <w:r>
-        <w:t>&lt;</w:t>
-      </w:r>
-      <w:proofErr w:type="spellStart"/>
-      <w:r>
-        <w:t>hidden_ram</w:t>
-      </w:r>
-      <w:proofErr w:type="spellEnd"/>
-      <w:r>
-        <w:t>&gt; (256 bytes) Populated on BBC Model Integra B.</w:t>
+        <w:t>&lt;hidden_ram&gt; (256 bytes) Populated on BBC Model Integra B.</w:t>
       </w:r>
     </w:p>
     <w:p>
@@ -12370,34 +11636,10 @@
           <w:b/>
           <w:bCs/>
         </w:rPr>
-        <w:t>&lt;</w:t>
-      </w:r>
-      <w:proofErr w:type="spellStart"/>
-      <w:r>
-        <w:rPr>
-          <w:b/>
-          <w:bCs/>
-        </w:rPr>
-        <w:t>execution_chunk</w:t>
-      </w:r>
-      <w:proofErr w:type="spellEnd"/>
-      <w:r>
-        <w:rPr>
-          <w:b/>
-          <w:bCs/>
-        </w:rPr>
-        <w:t>&gt;</w:t>
-      </w:r>
-      <w:r>
-        <w:t xml:space="preserve"> = &lt;</w:t>
-      </w:r>
-      <w:proofErr w:type="spellStart"/>
-      <w:r>
-        <w:t>common_header</w:t>
-      </w:r>
-      <w:proofErr w:type="spellEnd"/>
-      <w:r>
-        <w:t>(</w:t>
+        <w:t>&lt;execution_chunk&gt;</w:t>
+      </w:r>
+      <w:r>
+        <w:t xml:space="preserve"> = &lt;common_header(</w:t>
       </w:r>
       <w:r>
         <w:rPr>
@@ -12406,7 +11648,6 @@
         </w:rPr>
         <w:t>‘</w:t>
       </w:r>
-      <w:proofErr w:type="spellStart"/>
       <w:r>
         <w:rPr>
           <w:rFonts w:ascii="Aptos" w:hAnsi="Aptos"/>
@@ -12414,17 +11655,7 @@
           <w:bCs/>
           <w:color w:val="000000"/>
         </w:rPr>
-        <w:t>PFex</w:t>
-      </w:r>
-      <w:proofErr w:type="spellEnd"/>
-      <w:r>
-        <w:rPr>
-          <w:rFonts w:ascii="Aptos" w:hAnsi="Aptos"/>
-          <w:b/>
-          <w:bCs/>
-          <w:color w:val="000000"/>
-        </w:rPr>
-        <w:t>’</w:t>
+        <w:t>PFex’</w:t>
       </w:r>
       <w:r>
         <w:rPr>
@@ -12434,15 +11665,7 @@
         <w:t>)</w:t>
       </w:r>
       <w:r>
-        <w:t>&gt; + &lt;</w:t>
-      </w:r>
-      <w:proofErr w:type="spellStart"/>
-      <w:r>
-        <w:t>execution_data</w:t>
-      </w:r>
-      <w:proofErr w:type="spellEnd"/>
-      <w:r>
-        <w:t>&gt; where</w:t>
+        <w:t>&gt; + &lt;execution_data&gt; where</w:t>
       </w:r>
     </w:p>
     <w:p>
@@ -12454,23 +11677,7 @@
           <w:b/>
           <w:bCs/>
         </w:rPr>
-        <w:t>&lt;</w:t>
-      </w:r>
-      <w:proofErr w:type="spellStart"/>
-      <w:r>
-        <w:rPr>
-          <w:b/>
-          <w:bCs/>
-        </w:rPr>
-        <w:t>execution_data</w:t>
-      </w:r>
-      <w:proofErr w:type="spellEnd"/>
-      <w:r>
-        <w:rPr>
-          <w:b/>
-          <w:bCs/>
-        </w:rPr>
-        <w:t>&gt;</w:t>
+        <w:t>&lt;execution_data&gt;</w:t>
       </w:r>
       <w:r>
         <w:t xml:space="preserve"> = list of </w:t>
@@ -12523,23 +11730,7 @@
         <w:t>&gt;</w:t>
       </w:r>
       <w:r>
-        <w:t xml:space="preserve"> = &lt;</w:t>
-      </w:r>
-      <w:proofErr w:type="spellStart"/>
-      <w:r>
-        <w:t>event_marker</w:t>
-      </w:r>
-      <w:proofErr w:type="spellEnd"/>
-      <w:r>
-        <w:t>&gt; + &lt;</w:t>
-      </w:r>
-      <w:proofErr w:type="spellStart"/>
-      <w:r>
-        <w:t>event_params</w:t>
-      </w:r>
-      <w:proofErr w:type="spellEnd"/>
-      <w:r>
-        <w:t xml:space="preserve">&gt; </w:t>
+        <w:t xml:space="preserve"> = &lt;event_marker&gt; + &lt;event_params&gt; </w:t>
       </w:r>
     </w:p>
     <w:p>
@@ -12547,15 +11738,7 @@
         <w:ind w:left="720"/>
       </w:pPr>
       <w:r>
-        <w:t>&lt;</w:t>
-      </w:r>
-      <w:proofErr w:type="spellStart"/>
-      <w:r>
-        <w:t>event_marker</w:t>
-      </w:r>
-      <w:proofErr w:type="spellEnd"/>
-      <w:r>
-        <w:t>&gt; (2 bytes).  A two-byte value that distinguishes an &lt;event&gt; from an &lt;instruction&gt;.  The marker also specifies the event type and subsequent parameters as depicted in the table below.</w:t>
+        <w:t>&lt;event_marker&gt; (2 bytes).  A two-byte value that distinguishes an &lt;event&gt; from an &lt;instruction&gt;.  The marker also specifies the event type and subsequent parameters as depicted in the table below.</w:t>
       </w:r>
     </w:p>
     <w:tbl>
@@ -12673,15 +11856,7 @@
           </w:tcPr>
           <w:p>
             <w:r>
-              <w:t>&lt;</w:t>
-            </w:r>
-            <w:proofErr w:type="spellStart"/>
-            <w:r>
-              <w:t>interrupt_event_params</w:t>
-            </w:r>
-            <w:proofErr w:type="spellEnd"/>
-            <w:r>
-              <w:t>&gt;</w:t>
+              <w:t>&lt;interrupt_event_params&gt;</w:t>
             </w:r>
           </w:p>
         </w:tc>
@@ -12713,15 +11888,7 @@
           </w:tcPr>
           <w:p>
             <w:r>
-              <w:t>&lt;</w:t>
-            </w:r>
-            <w:proofErr w:type="spellStart"/>
-            <w:r>
-              <w:t>interrupt_event_params</w:t>
-            </w:r>
-            <w:proofErr w:type="spellEnd"/>
-            <w:r>
-              <w:t>&gt;</w:t>
+              <w:t>&lt;interrupt_event_params&gt;</w:t>
             </w:r>
           </w:p>
         </w:tc>
@@ -12759,13 +11926,8 @@
               </w:rPr>
               <w:t>&lt;</w:t>
             </w:r>
-            <w:proofErr w:type="spellStart"/>
-            <w:r>
-              <w:t>display_field</w:t>
-            </w:r>
-            <w:proofErr w:type="spellEnd"/>
-            <w:r>
-              <w:t>&gt;</w:t>
+            <w:r>
+              <w:t>display_field&gt;</w:t>
             </w:r>
           </w:p>
         </w:tc>
@@ -12867,312 +12029,185 @@
           <w:b/>
           <w:bCs/>
         </w:rPr>
+        <w:t>&lt;interrupt_event_params&gt;</w:t>
+      </w:r>
+      <w:r>
+        <w:t xml:space="preserve"> </w:t>
+      </w:r>
+      <w:r>
+        <w:t>=</w:t>
+      </w:r>
+      <w:r>
+        <w:t xml:space="preserve"> </w:t>
+      </w:r>
+      <w:r>
+        <w:br/>
+        <w:t>&lt;cycle_count&gt; + &lt;destination_address&gt; + &lt;return_address</w:t>
+      </w:r>
+      <w:r>
+        <w:t>&gt;</w:t>
+      </w:r>
+    </w:p>
+    <w:p>
+      <w:pPr>
+        <w:ind w:left="1080"/>
+      </w:pPr>
+      <w:r>
+        <w:t>&lt;cycle_count&gt; (1 byte) Specifies how many cycles it took to jump to the service routine.  This is always seven.</w:t>
+      </w:r>
+    </w:p>
+    <w:p>
+      <w:pPr>
+        <w:ind w:left="1080"/>
+        <w:rPr>
+          <w:b/>
+          <w:bCs/>
+        </w:rPr>
+      </w:pPr>
+      <w:r>
+        <w:t xml:space="preserve">&lt;destination_address&gt; (2 bytes).  The address of the interrupt service routine.  </w:t>
+      </w:r>
+      <w:r>
+        <w:t>For NMI interrupts, the value held in $FFFA–$FFFB.  For IRQ’s, the value held in $FFFE–$FFFF.</w:t>
+      </w:r>
+    </w:p>
+    <w:p>
+      <w:pPr>
+        <w:ind w:left="1080"/>
+      </w:pPr>
+      <w:r>
+        <w:t>&lt;return_address&gt; (2 bytes).  The return address that was pushed on the stack.</w:t>
+      </w:r>
+    </w:p>
+    <w:p>
+      <w:pPr>
+        <w:ind w:left="720" w:hanging="720"/>
+      </w:pPr>
+      <w:r>
+        <w:tab/>
+      </w:r>
+      <w:r>
         <w:t>&lt;</w:t>
       </w:r>
-      <w:proofErr w:type="spellStart"/>
-      <w:r>
-        <w:rPr>
-          <w:b/>
-          <w:bCs/>
-        </w:rPr>
-        <w:t>interrupt_event_params</w:t>
-      </w:r>
-      <w:proofErr w:type="spellEnd"/>
-      <w:r>
-        <w:rPr>
-          <w:b/>
-          <w:bCs/>
-        </w:rPr>
+      <w:r>
+        <w:rPr>
+          <w:b/>
+          <w:bCs/>
+        </w:rPr>
+        <w:t>display_field</w:t>
+      </w:r>
+      <w:r>
         <w:t>&gt;</w:t>
       </w:r>
       <w:r>
+        <w:t xml:space="preserve">  (1 byte).  0 for even field, 1 for odd field (when interlaced sync is enabled).</w:t>
+      </w:r>
+    </w:p>
+    <w:p>
+      <w:pPr>
+        <w:ind w:left="720" w:hanging="360"/>
+      </w:pPr>
+      <w:r>
+        <w:rPr>
+          <w:b/>
+          <w:bCs/>
+        </w:rPr>
+        <w:t>&lt;instruction&gt;</w:t>
+      </w:r>
+      <w:r>
+        <w:rPr>
+          <w:b/>
+          <w:bCs/>
+        </w:rPr>
         <w:t xml:space="preserve"> </w:t>
       </w:r>
       <w:r>
         <w:t>=</w:t>
       </w:r>
       <w:r>
+        <w:br/>
+        <w:t>&lt;opcode_address&gt; + &lt;opcode&gt; + &lt;operand&gt;</w:t>
+      </w:r>
+      <w:r>
+        <w:rPr>
+          <w:b/>
+          <w:bCs/>
+          <w:vertAlign w:val="superscript"/>
+        </w:rPr>
+        <w:t>opt</w:t>
+      </w:r>
+      <w:r>
+        <w:t xml:space="preserve"> + </w:t>
+      </w:r>
+      <w:r>
+        <w:br/>
+        <w:t xml:space="preserve">&lt;cycle_count&gt; + &lt;modified_registers&gt; </w:t>
+      </w:r>
+      <w:r>
+        <w:t xml:space="preserve">+ </w:t>
+      </w:r>
+      <w:r>
+        <w:t>&lt;destination_address&gt;</w:t>
+      </w:r>
+      <w:r>
+        <w:rPr>
+          <w:b/>
+          <w:bCs/>
+          <w:vertAlign w:val="superscript"/>
+        </w:rPr>
+        <w:t>opt</w:t>
+      </w:r>
+      <w:r>
+        <w:t xml:space="preserve"> + &lt;memory_address&gt;</w:t>
+      </w:r>
+      <w:r>
+        <w:rPr>
+          <w:b/>
+          <w:bCs/>
+          <w:vertAlign w:val="superscript"/>
+        </w:rPr>
+        <w:t>opt</w:t>
+      </w:r>
+      <w:r>
+        <w:t xml:space="preserve"> &lt;memory_read_value&gt;</w:t>
+      </w:r>
+      <w:r>
+        <w:rPr>
+          <w:b/>
+          <w:bCs/>
+          <w:vertAlign w:val="superscript"/>
+        </w:rPr>
+        <w:t>opt</w:t>
+      </w:r>
+      <w:r>
+        <w:rPr>
+          <w:b/>
+          <w:bCs/>
+          <w:vertAlign w:val="superscript"/>
+        </w:rPr>
         <w:t xml:space="preserve"> </w:t>
       </w:r>
       <w:r>
-        <w:br/>
-        <w:t>&lt;</w:t>
-      </w:r>
-      <w:proofErr w:type="spellStart"/>
-      <w:r>
-        <w:t>cycle_count</w:t>
-      </w:r>
-      <w:proofErr w:type="spellEnd"/>
-      <w:r>
-        <w:t>&gt; + &lt;</w:t>
-      </w:r>
-      <w:proofErr w:type="spellStart"/>
-      <w:r>
-        <w:t>destination_address</w:t>
-      </w:r>
-      <w:proofErr w:type="spellEnd"/>
-      <w:r>
-        <w:t>&gt; + &lt;</w:t>
-      </w:r>
-      <w:proofErr w:type="spellStart"/>
-      <w:r>
-        <w:t>return_address</w:t>
-      </w:r>
-      <w:proofErr w:type="spellEnd"/>
-      <w:r>
-        <w:t>&gt;</w:t>
-      </w:r>
-    </w:p>
-    <w:p>
-      <w:pPr>
-        <w:ind w:left="1080"/>
-      </w:pPr>
-      <w:r>
-        <w:t>&lt;</w:t>
-      </w:r>
-      <w:proofErr w:type="spellStart"/>
-      <w:r>
-        <w:t>cycle_count</w:t>
-      </w:r>
-      <w:proofErr w:type="spellEnd"/>
-      <w:r>
-        <w:t>&gt; (1 byte) Specifies how many cycles it took to jump to the service routine.  This is always seven.</w:t>
-      </w:r>
-    </w:p>
-    <w:p>
-      <w:pPr>
-        <w:ind w:left="1080"/>
-        <w:rPr>
-          <w:b/>
-          <w:bCs/>
-        </w:rPr>
-      </w:pPr>
-      <w:r>
-        <w:t>&lt;</w:t>
-      </w:r>
-      <w:proofErr w:type="spellStart"/>
-      <w:r>
-        <w:t>destination_address</w:t>
-      </w:r>
-      <w:proofErr w:type="spellEnd"/>
-      <w:r>
-        <w:t xml:space="preserve">&gt; (2 bytes).  The address of the interrupt service routine.  </w:t>
-      </w:r>
-      <w:r>
-        <w:t>For NMI interrupts, the value held in $FFFA–$FFFB.  For IRQ’s, the value held in $FFFE–$FFFF.</w:t>
-      </w:r>
-    </w:p>
-    <w:p>
-      <w:pPr>
-        <w:ind w:left="1080"/>
-      </w:pPr>
-      <w:r>
-        <w:t>&lt;</w:t>
-      </w:r>
-      <w:proofErr w:type="spellStart"/>
-      <w:r>
-        <w:t>return_address</w:t>
-      </w:r>
-      <w:proofErr w:type="spellEnd"/>
-      <w:r>
-        <w:t>&gt; (2 bytes).  The return address that was pushed on the stack.</w:t>
-      </w:r>
-    </w:p>
-    <w:p>
-      <w:pPr>
-        <w:ind w:left="720" w:hanging="720"/>
-      </w:pPr>
-      <w:r>
-        <w:tab/>
-      </w:r>
-      <w:r>
-        <w:t>&lt;</w:t>
-      </w:r>
-      <w:proofErr w:type="spellStart"/>
-      <w:r>
-        <w:rPr>
-          <w:b/>
-          <w:bCs/>
-        </w:rPr>
-        <w:t>display_field</w:t>
-      </w:r>
-      <w:proofErr w:type="spellEnd"/>
-      <w:r>
-        <w:t>&gt;</w:t>
-      </w:r>
-      <w:r>
-        <w:t xml:space="preserve">  (1 byte).  0 for even field, 1 for odd field (when interlaced sync is enabled).</w:t>
-      </w:r>
-    </w:p>
-    <w:p>
-      <w:pPr>
-        <w:ind w:left="720" w:hanging="360"/>
-      </w:pPr>
-      <w:r>
-        <w:rPr>
-          <w:b/>
-          <w:bCs/>
-        </w:rPr>
-        <w:t>&lt;instruction&gt;</w:t>
-      </w:r>
-      <w:r>
-        <w:rPr>
-          <w:b/>
-          <w:bCs/>
-        </w:rPr>
+        <w:t>+ &lt;memory_write_value&gt;</w:t>
+      </w:r>
+      <w:r>
+        <w:rPr>
+          <w:b/>
+          <w:bCs/>
+          <w:vertAlign w:val="superscript"/>
+        </w:rPr>
+        <w:t>opt</w:t>
+      </w:r>
+      <w:r>
         <w:t xml:space="preserve"> </w:t>
       </w:r>
-      <w:r>
-        <w:t>=</w:t>
-      </w:r>
-      <w:r>
-        <w:br/>
-        <w:t>&lt;</w:t>
-      </w:r>
-      <w:proofErr w:type="spellStart"/>
-      <w:r>
-        <w:t>opcode_address</w:t>
-      </w:r>
-      <w:proofErr w:type="spellEnd"/>
-      <w:r>
-        <w:t>&gt; + &lt;opcode&gt; + &lt;operand&gt;</w:t>
-      </w:r>
-      <w:r>
-        <w:rPr>
-          <w:b/>
-          <w:bCs/>
-          <w:vertAlign w:val="superscript"/>
-        </w:rPr>
-        <w:t>opt</w:t>
-      </w:r>
-      <w:r>
-        <w:t xml:space="preserve"> + </w:t>
-      </w:r>
-      <w:r>
-        <w:br/>
-        <w:t>&lt;</w:t>
-      </w:r>
-      <w:proofErr w:type="spellStart"/>
-      <w:r>
-        <w:t>cycle_count</w:t>
-      </w:r>
-      <w:proofErr w:type="spellEnd"/>
-      <w:r>
-        <w:t>&gt; + &lt;</w:t>
-      </w:r>
-      <w:proofErr w:type="spellStart"/>
-      <w:r>
-        <w:t>modified_registers</w:t>
-      </w:r>
-      <w:proofErr w:type="spellEnd"/>
-      <w:r>
-        <w:t xml:space="preserve">&gt; </w:t>
-      </w:r>
-      <w:r>
-        <w:t xml:space="preserve">+ </w:t>
-      </w:r>
-      <w:r>
-        <w:t>&lt;</w:t>
-      </w:r>
-      <w:proofErr w:type="spellStart"/>
-      <w:r>
-        <w:t>destination_address</w:t>
-      </w:r>
-      <w:proofErr w:type="spellEnd"/>
-      <w:r>
-        <w:t>&gt;</w:t>
-      </w:r>
-      <w:r>
-        <w:rPr>
-          <w:b/>
-          <w:bCs/>
-          <w:vertAlign w:val="superscript"/>
-        </w:rPr>
-        <w:t>opt</w:t>
-      </w:r>
-      <w:r>
-        <w:t xml:space="preserve"> + &lt;</w:t>
-      </w:r>
-      <w:proofErr w:type="spellStart"/>
-      <w:r>
-        <w:t>memory_address</w:t>
-      </w:r>
-      <w:proofErr w:type="spellEnd"/>
-      <w:r>
-        <w:t>&gt;</w:t>
-      </w:r>
-      <w:r>
-        <w:rPr>
-          <w:b/>
-          <w:bCs/>
-          <w:vertAlign w:val="superscript"/>
-        </w:rPr>
-        <w:t>opt</w:t>
-      </w:r>
-      <w:r>
-        <w:t xml:space="preserve"> &lt;</w:t>
-      </w:r>
-      <w:proofErr w:type="spellStart"/>
-      <w:r>
-        <w:t>memory_read_value</w:t>
-      </w:r>
-      <w:proofErr w:type="spellEnd"/>
-      <w:r>
-        <w:t>&gt;</w:t>
-      </w:r>
-      <w:r>
-        <w:rPr>
-          <w:b/>
-          <w:bCs/>
-          <w:vertAlign w:val="superscript"/>
-        </w:rPr>
-        <w:t>opt</w:t>
-      </w:r>
-      <w:r>
-        <w:rPr>
-          <w:b/>
-          <w:bCs/>
-          <w:vertAlign w:val="superscript"/>
-        </w:rPr>
-        <w:t xml:space="preserve"> </w:t>
-      </w:r>
-      <w:r>
-        <w:t>+ &lt;</w:t>
-      </w:r>
-      <w:proofErr w:type="spellStart"/>
-      <w:r>
-        <w:t>memory_write_value</w:t>
-      </w:r>
-      <w:proofErr w:type="spellEnd"/>
-      <w:r>
-        <w:t>&gt;</w:t>
-      </w:r>
-      <w:r>
-        <w:rPr>
-          <w:b/>
-          <w:bCs/>
-          <w:vertAlign w:val="superscript"/>
-        </w:rPr>
-        <w:t>opt</w:t>
-      </w:r>
-      <w:r>
-        <w:t xml:space="preserve"> </w:t>
-      </w:r>
     </w:p>
     <w:p>
       <w:pPr>
         <w:ind w:left="720"/>
       </w:pPr>
       <w:r>
-        <w:t>&lt;</w:t>
-      </w:r>
-      <w:proofErr w:type="spellStart"/>
-      <w:r>
-        <w:t>opcode_address</w:t>
-      </w:r>
-      <w:proofErr w:type="spellEnd"/>
-      <w:r>
-        <w:t>&gt; (1, 2, or 3 bytes) The instruction’s opcode address is encoded in 1, 2 or 3 bytes as depicted in the following table, where addresses are stored in relative format if possible.</w:t>
+        <w:t>&lt;opcode_address&gt; (1, 2, or 3 bytes) The instruction’s opcode address is encoded in 1, 2 or 3 bytes as depicted in the following table, where addresses are stored in relative format if possible.</w:t>
       </w:r>
       <w:r>
         <w:t xml:space="preserve"> </w:t>
@@ -13992,15 +13027,7 @@
         <w:ind w:left="720"/>
       </w:pPr>
       <w:r>
-        <w:t>&lt;</w:t>
-      </w:r>
-      <w:proofErr w:type="spellStart"/>
-      <w:r>
-        <w:t>cycle_count</w:t>
-      </w:r>
-      <w:proofErr w:type="spellEnd"/>
-      <w:r>
-        <w:t>&gt; (</w:t>
+        <w:t>&lt;cycle_count&gt; (</w:t>
       </w:r>
       <w:r>
         <w:rPr>
@@ -14018,27 +13045,11 @@
         <w:ind w:left="1080" w:hanging="360"/>
       </w:pPr>
       <w:r>
-        <w:t>&lt;</w:t>
-      </w:r>
-      <w:proofErr w:type="spellStart"/>
-      <w:r>
-        <w:t>modified_registers</w:t>
-      </w:r>
-      <w:proofErr w:type="spellEnd"/>
-      <w:r>
-        <w:t xml:space="preserve">&gt; = </w:t>
+        <w:t xml:space="preserve">&lt;modified_registers&gt; = </w:t>
       </w:r>
       <w:r>
         <w:br/>
-        <w:t>&lt;</w:t>
-      </w:r>
-      <w:proofErr w:type="spellStart"/>
-      <w:r>
-        <w:t>modified_register_flags</w:t>
-      </w:r>
-      <w:proofErr w:type="spellEnd"/>
-      <w:r>
-        <w:t>&gt; + &lt;accumulator&gt;</w:t>
+        <w:t>&lt;modified_register_flags&gt; + &lt;accumulator&gt;</w:t>
       </w:r>
       <w:r>
         <w:rPr>
@@ -14049,15 +13060,7 @@
         <w:t>opt</w:t>
       </w:r>
       <w:r>
-        <w:t xml:space="preserve"> + &lt;</w:t>
-      </w:r>
-      <w:proofErr w:type="spellStart"/>
-      <w:r>
-        <w:t>x_register</w:t>
-      </w:r>
-      <w:proofErr w:type="spellEnd"/>
-      <w:r>
-        <w:t>&gt;</w:t>
+        <w:t xml:space="preserve"> + &lt;x_register&gt;</w:t>
       </w:r>
       <w:r>
         <w:rPr>
@@ -14068,15 +13071,7 @@
         <w:t>opt</w:t>
       </w:r>
       <w:r>
-        <w:t xml:space="preserve"> + &lt;</w:t>
-      </w:r>
-      <w:proofErr w:type="spellStart"/>
-      <w:r>
-        <w:t>y_register</w:t>
-      </w:r>
-      <w:proofErr w:type="spellEnd"/>
-      <w:r>
-        <w:t>&gt;</w:t>
+        <w:t xml:space="preserve"> + &lt;y_register&gt;</w:t>
       </w:r>
       <w:r>
         <w:rPr>
@@ -14095,15 +13090,7 @@
         <w:t xml:space="preserve"> </w:t>
       </w:r>
       <w:r>
-        <w:t>+ &lt;</w:t>
-      </w:r>
-      <w:proofErr w:type="spellStart"/>
-      <w:r>
-        <w:t>status_register</w:t>
-      </w:r>
-      <w:proofErr w:type="spellEnd"/>
-      <w:r>
-        <w:t>&gt;</w:t>
+        <w:t>+ &lt;status_register&gt;</w:t>
       </w:r>
       <w:r>
         <w:rPr>
@@ -14114,15 +13101,7 @@
         <w:t>opt</w:t>
       </w:r>
       <w:r>
-        <w:t xml:space="preserve"> + &lt;</w:t>
-      </w:r>
-      <w:proofErr w:type="spellStart"/>
-      <w:r>
-        <w:t>state_pointer</w:t>
-      </w:r>
-      <w:proofErr w:type="spellEnd"/>
-      <w:r>
-        <w:t>&gt;</w:t>
+        <w:t xml:space="preserve"> + &lt;state_pointer&gt;</w:t>
       </w:r>
       <w:r>
         <w:rPr>
@@ -14139,15 +13118,7 @@
       </w:pPr>
       <w:r>
         <w:tab/>
-        <w:t>&lt;</w:t>
-      </w:r>
-      <w:proofErr w:type="spellStart"/>
-      <w:r>
-        <w:t>modified_register_flags</w:t>
-      </w:r>
-      <w:proofErr w:type="spellEnd"/>
-      <w:r>
-        <w:t>&gt; (</w:t>
+        <w:t>&lt;modified_register_flags&gt; (</w:t>
       </w:r>
       <w:r>
         <w:rPr>
@@ -14380,15 +13351,7 @@
         <w:ind w:left="1080"/>
       </w:pPr>
       <w:r>
-        <w:t>&lt;accumulator&gt; (0 or 1 byte) Contains the value of the accumulator.  The value is written if the corresponding bit is set in &lt;</w:t>
-      </w:r>
-      <w:proofErr w:type="spellStart"/>
-      <w:r>
-        <w:t>modified_register_flags</w:t>
-      </w:r>
-      <w:proofErr w:type="spellEnd"/>
-      <w:r>
-        <w:t>&gt;.</w:t>
+        <w:t>&lt;accumulator&gt; (0 or 1 byte) Contains the value of the accumulator.  The value is written if the corresponding bit is set in &lt;modified_register_flags&gt;.</w:t>
       </w:r>
     </w:p>
     <w:p>
@@ -14396,23 +13359,7 @@
         <w:ind w:left="1080"/>
       </w:pPr>
       <w:r>
-        <w:t>&lt;</w:t>
-      </w:r>
-      <w:proofErr w:type="spellStart"/>
-      <w:r>
-        <w:t>x_register</w:t>
-      </w:r>
-      <w:proofErr w:type="spellEnd"/>
-      <w:r>
-        <w:t>&gt; (0 or 1 byte) Contains the new value of the X register.  The value is written if the corresponding bit is set in &lt;</w:t>
-      </w:r>
-      <w:proofErr w:type="spellStart"/>
-      <w:r>
-        <w:t>modified_register_flags</w:t>
-      </w:r>
-      <w:proofErr w:type="spellEnd"/>
-      <w:r>
-        <w:t>&gt;.</w:t>
+        <w:t>&lt;x_register&gt; (0 or 1 byte) Contains the new value of the X register.  The value is written if the corresponding bit is set in &lt;modified_register_flags&gt;.</w:t>
       </w:r>
     </w:p>
     <w:p>
@@ -14420,23 +13367,7 @@
         <w:ind w:left="1080"/>
       </w:pPr>
       <w:r>
-        <w:t>&lt;</w:t>
-      </w:r>
-      <w:proofErr w:type="spellStart"/>
-      <w:r>
-        <w:t>y_register</w:t>
-      </w:r>
-      <w:proofErr w:type="spellEnd"/>
-      <w:r>
-        <w:t>&gt; (0 or 1 byte) Contains the new value of the Y register.  The value is written if the corresponding bit is set in &lt;</w:t>
-      </w:r>
-      <w:proofErr w:type="spellStart"/>
-      <w:r>
-        <w:t>modified_register_flags</w:t>
-      </w:r>
-      <w:proofErr w:type="spellEnd"/>
-      <w:r>
-        <w:t>&gt;.</w:t>
+        <w:t>&lt;y_register&gt; (0 or 1 byte) Contains the new value of the Y register.  The value is written if the corresponding bit is set in &lt;modified_register_flags&gt;.</w:t>
       </w:r>
     </w:p>
     <w:p>
@@ -14444,23 +13375,7 @@
         <w:ind w:left="1080"/>
       </w:pPr>
       <w:r>
-        <w:t>&lt;</w:t>
-      </w:r>
-      <w:proofErr w:type="spellStart"/>
-      <w:r>
-        <w:t>status_register</w:t>
-      </w:r>
-      <w:proofErr w:type="spellEnd"/>
-      <w:r>
-        <w:t>&gt; (0 or 1 byte) Contains the new value of the status register.  The value is written if the corresponding bit is set in &lt;</w:t>
-      </w:r>
-      <w:proofErr w:type="spellStart"/>
-      <w:r>
-        <w:t>modified_register_flags</w:t>
-      </w:r>
-      <w:proofErr w:type="spellEnd"/>
-      <w:r>
-        <w:t>&gt;.</w:t>
+        <w:t>&lt;status_register&gt; (0 or 1 byte) Contains the new value of the status register.  The value is written if the corresponding bit is set in &lt;modified_register_flags&gt;.</w:t>
       </w:r>
     </w:p>
     <w:p>
@@ -14468,23 +13383,7 @@
         <w:ind w:left="1080"/>
       </w:pPr>
       <w:r>
-        <w:t>&lt;</w:t>
-      </w:r>
-      <w:proofErr w:type="spellStart"/>
-      <w:r>
-        <w:t>state_pointer</w:t>
-      </w:r>
-      <w:proofErr w:type="spellEnd"/>
-      <w:r>
-        <w:t>&gt; (0 or 1 byte) Contains the new value of the stack pointer.   The value is written if the corresponding bit is set in &lt;</w:t>
-      </w:r>
-      <w:proofErr w:type="spellStart"/>
-      <w:r>
-        <w:t>modified_register_flags</w:t>
-      </w:r>
-      <w:proofErr w:type="spellEnd"/>
-      <w:r>
-        <w:t>&gt;.</w:t>
+        <w:t>&lt;state_pointer&gt; (0 or 1 byte) Contains the new value of the stack pointer.   The value is written if the corresponding bit is set in &lt;modified_register_flags&gt;.</w:t>
       </w:r>
     </w:p>
     <w:p>
@@ -14492,15 +13391,7 @@
         <w:ind w:left="720"/>
       </w:pPr>
       <w:r>
-        <w:t>&lt;</w:t>
-      </w:r>
-      <w:proofErr w:type="spellStart"/>
-      <w:r>
-        <w:t>destination_address</w:t>
-      </w:r>
-      <w:proofErr w:type="spellEnd"/>
-      <w:r>
-        <w:t xml:space="preserve">&gt; (2 bytes) Populated for the </w:t>
+        <w:t xml:space="preserve">&lt;destination_address&gt; (2 bytes) Populated for the </w:t>
       </w:r>
       <w:r>
         <w:rPr>
@@ -14607,15 +13498,7 @@
         <w:ind w:left="720"/>
       </w:pPr>
       <w:r>
-        <w:t>&lt;</w:t>
-      </w:r>
-      <w:proofErr w:type="spellStart"/>
-      <w:r>
-        <w:t>memory_address</w:t>
-      </w:r>
-      <w:proofErr w:type="spellEnd"/>
-      <w:r>
-        <w:t xml:space="preserve">&gt; (2 bytes) Populated for all opcodes (except </w:t>
+        <w:t xml:space="preserve">&lt;memory_address&gt; (2 bytes) Populated for all opcodes (except </w:t>
       </w:r>
       <w:r>
         <w:rPr>
@@ -14788,15 +13671,7 @@
         <w:ind w:left="720"/>
       </w:pPr>
       <w:r>
-        <w:t>&lt;</w:t>
-      </w:r>
-      <w:proofErr w:type="spellStart"/>
-      <w:r>
-        <w:t>memory_read_value</w:t>
-      </w:r>
-      <w:proofErr w:type="spellEnd"/>
-      <w:r>
-        <w:t xml:space="preserve">&gt; (1 byte) Populated for opcodes (except </w:t>
+        <w:t xml:space="preserve">&lt;memory_read_value&gt; (1 byte) Populated for opcodes (except </w:t>
       </w:r>
       <w:r>
         <w:rPr>
@@ -14882,15 +13757,7 @@
         <w:ind w:left="720"/>
       </w:pPr>
       <w:r>
-        <w:t>&lt;</w:t>
-      </w:r>
-      <w:proofErr w:type="spellStart"/>
-      <w:r>
-        <w:t>memory_write_value</w:t>
-      </w:r>
-      <w:proofErr w:type="spellEnd"/>
-      <w:r>
-        <w:t xml:space="preserve">&gt; (1 byte) Populated for opcodes (except </w:t>
+        <w:t xml:space="preserve">&lt;memory_write_value&gt; (1 byte) Populated for opcodes (except </w:t>
       </w:r>
       <w:r>
         <w:rPr>
@@ -14995,7 +13862,6 @@
       <w:r>
         <w:t xml:space="preserve">The performance functionality is encapsulated within a </w:t>
       </w:r>
-      <w:proofErr w:type="spellStart"/>
       <w:r>
         <w:rPr>
           <w:b/>
@@ -15003,25 +13869,8 @@
         </w:rPr>
         <w:t>PerfWriter</w:t>
       </w:r>
-      <w:proofErr w:type="spellEnd"/>
-      <w:r>
-        <w:t xml:space="preserve"> class (</w:t>
-      </w:r>
-      <w:proofErr w:type="spellStart"/>
-      <w:r>
-        <w:t>PerfWriter.h</w:t>
-      </w:r>
-      <w:proofErr w:type="spellEnd"/>
-      <w:r>
-        <w:t>/</w:t>
-      </w:r>
-      <w:proofErr w:type="spellStart"/>
-      <w:r>
-        <w:t>cpp</w:t>
-      </w:r>
-      <w:proofErr w:type="spellEnd"/>
-      <w:r>
-        <w:t xml:space="preserve">) </w:t>
+      <w:r>
+        <w:t xml:space="preserve"> class (PerfWriter.h/cpp) </w:t>
       </w:r>
     </w:p>
     <w:p>
@@ -15172,17 +14021,8 @@
           <w:b/>
           <w:bCs/>
         </w:rPr>
-        <w:t>/</w:t>
-      </w:r>
-      <w:proofErr w:type="spellStart"/>
-      <w:r>
-        <w:rPr>
-          <w:b/>
-          <w:bCs/>
-        </w:rPr>
-        <w:t>cpp</w:t>
-      </w:r>
-      <w:proofErr w:type="spellEnd"/>
+        <w:t>/cpp</w:t>
+      </w:r>
     </w:p>
     <w:p>
       <w:pPr>
@@ -15196,38 +14036,23 @@
         <w:lastRenderedPageBreak/>
         <w:t xml:space="preserve">Added calls to </w:t>
       </w:r>
-      <w:proofErr w:type="spellStart"/>
-      <w:r>
-        <w:t>PerfWriter_WriteInstruction</w:t>
-      </w:r>
-      <w:proofErr w:type="spellEnd"/>
+      <w:r>
+        <w:t>PerfWriter_WriteInstruction(</w:t>
+      </w:r>
+      <w:r>
+        <w:t xml:space="preserve">…) and </w:t>
+      </w:r>
+      <w:r>
+        <w:t>PerfWriter_WriteI</w:t>
+      </w:r>
+      <w:r>
+        <w:t>nterrupt</w:t>
+      </w:r>
       <w:r>
         <w:t>(</w:t>
       </w:r>
       <w:r>
-        <w:t xml:space="preserve">…) and </w:t>
-      </w:r>
-      <w:proofErr w:type="spellStart"/>
-      <w:r>
-        <w:t>PerfWriter_WriteI</w:t>
-      </w:r>
-      <w:r>
-        <w:t>nterrupt</w:t>
-      </w:r>
-      <w:proofErr w:type="spellEnd"/>
-      <w:r>
-        <w:t>(</w:t>
-      </w:r>
-      <w:r>
-        <w:t xml:space="preserve">…) to log instructions and interrupts.  These wrapper functions only invoke the </w:t>
-      </w:r>
-      <w:proofErr w:type="spellStart"/>
-      <w:r>
-        <w:t>PerfWriter</w:t>
-      </w:r>
-      <w:proofErr w:type="spellEnd"/>
-      <w:r>
-        <w:t xml:space="preserve"> instance during a performance capture.</w:t>
+        <w:t>…) to log instructions and interrupts.  These wrapper functions only invoke the PerfWriter instance during a performance capture.</w:t>
       </w:r>
     </w:p>
     <w:p>
@@ -15241,70 +14066,51 @@
       <w:r>
         <w:t>Added static variables (</w:t>
       </w:r>
-      <w:proofErr w:type="spellStart"/>
       <w:r>
         <w:t>LastReadWriteAddress</w:t>
       </w:r>
-      <w:proofErr w:type="spellEnd"/>
       <w:r>
         <w:t xml:space="preserve">, </w:t>
       </w:r>
-      <w:proofErr w:type="spellStart"/>
       <w:r>
         <w:t>LastReadValue</w:t>
       </w:r>
-      <w:proofErr w:type="spellEnd"/>
       <w:r>
         <w:t xml:space="preserve">, and </w:t>
       </w:r>
-      <w:proofErr w:type="spellStart"/>
       <w:r>
         <w:t>LastWriteValue</w:t>
       </w:r>
-      <w:proofErr w:type="spellEnd"/>
       <w:r>
         <w:t xml:space="preserve">) to store the last accessed memory address, read value, and write value.  These values are passed to </w:t>
       </w:r>
-      <w:proofErr w:type="spellStart"/>
-      <w:r>
-        <w:t>PerfWriter_WriteInstruction</w:t>
-      </w:r>
-      <w:proofErr w:type="spellEnd"/>
-      <w:r>
-        <w:t>(</w:t>
+      <w:r>
+        <w:t>PerfWriter_WriteInstruction(</w:t>
       </w:r>
       <w:r>
         <w:t>…).  Added helpers (</w:t>
       </w:r>
-      <w:proofErr w:type="spellStart"/>
       <w:r>
         <w:t>ReadZeroPage</w:t>
       </w:r>
-      <w:proofErr w:type="spellEnd"/>
       <w:r>
         <w:t xml:space="preserve">, </w:t>
       </w:r>
-      <w:proofErr w:type="spellStart"/>
       <w:r>
         <w:t>WriteZeroPage</w:t>
       </w:r>
-      <w:proofErr w:type="spellEnd"/>
       <w:r>
         <w:t xml:space="preserve">, </w:t>
       </w:r>
-      <w:proofErr w:type="spellStart"/>
       <w:r>
         <w:t>ReadPaged</w:t>
       </w:r>
-      <w:proofErr w:type="spellEnd"/>
       <w:r>
         <w:t xml:space="preserve">, </w:t>
       </w:r>
-      <w:proofErr w:type="spellStart"/>
       <w:r>
         <w:t>WritePaged</w:t>
       </w:r>
-      <w:proofErr w:type="spellEnd"/>
       <w:r>
         <w:t>) which wrap the respective functionality whilst updating these variables.  Updated the emulator interpretation code to use the new helpers.</w:t>
       </w:r>
@@ -15318,61 +14124,29 @@
         </w:numPr>
       </w:pPr>
       <w:r>
-        <w:t>Defined new struct (</w:t>
-      </w:r>
-      <w:proofErr w:type="spellStart"/>
-      <w:r>
-        <w:t>StackFrame</w:t>
-      </w:r>
-      <w:proofErr w:type="spellEnd"/>
-      <w:r>
-        <w:t>) and static variables (</w:t>
-      </w:r>
-      <w:proofErr w:type="spellStart"/>
-      <w:r>
-        <w:t>StackFrames</w:t>
-      </w:r>
-      <w:proofErr w:type="spellEnd"/>
+        <w:t>Defined new struct (StackFrame) and static variables (</w:t>
+      </w:r>
+      <w:r>
+        <w:t>StackFrames, StackFrameCount</w:t>
+      </w:r>
+      <w:r>
+        <w:t>) to capture the current call stack, and added helpers (</w:t>
+      </w:r>
+      <w:r>
+        <w:t>PushStackFrame</w:t>
+      </w:r>
       <w:r>
         <w:t xml:space="preserve">, </w:t>
       </w:r>
-      <w:proofErr w:type="spellStart"/>
-      <w:r>
-        <w:t>StackFrameCount</w:t>
-      </w:r>
-      <w:proofErr w:type="spellEnd"/>
-      <w:r>
-        <w:t>) to capture the current call stack, and added helpers (</w:t>
-      </w:r>
-      <w:proofErr w:type="spellStart"/>
-      <w:r>
-        <w:t>PushStackFrame</w:t>
-      </w:r>
-      <w:proofErr w:type="spellEnd"/>
-      <w:r>
-        <w:t xml:space="preserve">, </w:t>
-      </w:r>
-      <w:proofErr w:type="spellStart"/>
       <w:r>
         <w:t>SyncStackFrames</w:t>
       </w:r>
-      <w:proofErr w:type="spellEnd"/>
-      <w:r>
-        <w:t xml:space="preserve">, </w:t>
-      </w:r>
-      <w:proofErr w:type="spellStart"/>
-      <w:r>
-        <w:t>SetStackFrame</w:t>
-      </w:r>
-      <w:proofErr w:type="spellEnd"/>
-      <w:r>
-        <w:t xml:space="preserve">, </w:t>
-      </w:r>
-      <w:proofErr w:type="spellStart"/>
+      <w:r>
+        <w:t xml:space="preserve">, SetStackFrame, </w:t>
+      </w:r>
       <w:r>
         <w:t>UpdateRootStackFrame</w:t>
       </w:r>
-      <w:proofErr w:type="spellEnd"/>
       <w:r>
         <w:t>) to maintain this.  Updated the emulator’s interpretation code to invoke the new helpers.</w:t>
       </w:r>
@@ -15412,13 +14186,8 @@
       <w:r>
         <w:t xml:space="preserve">Added helper to get the emulator’s call stack: </w:t>
       </w:r>
-      <w:proofErr w:type="spellStart"/>
-      <w:r>
-        <w:t>GetStackFrames</w:t>
-      </w:r>
-      <w:proofErr w:type="spellEnd"/>
-      <w:r>
-        <w:t xml:space="preserve"> </w:t>
+      <w:r>
+        <w:t xml:space="preserve">GetStackFrames </w:t>
       </w:r>
       <w:r>
         <w:t xml:space="preserve">(…).  This is called during snapshot chunk serialization.  </w:t>
@@ -15433,15 +14202,7 @@
         </w:numPr>
       </w:pPr>
       <w:r>
-        <w:t xml:space="preserve">Added helper to get the emulator’s registers: </w:t>
-      </w:r>
-      <w:proofErr w:type="spellStart"/>
-      <w:r>
-        <w:t>GetRegisters</w:t>
-      </w:r>
-      <w:proofErr w:type="spellEnd"/>
-      <w:r>
-        <w:t>(…).  This is called during snapshot chunk serialization.</w:t>
+        <w:t>Added helper to get the emulator’s registers: GetRegisters(…).  This is called during snapshot chunk serialization.</w:t>
       </w:r>
     </w:p>
     <w:p>
@@ -15455,7 +14216,6 @@
       <w:r>
         <w:t xml:space="preserve">Removed </w:t>
       </w:r>
-      <w:proofErr w:type="spellStart"/>
       <w:r>
         <w:rPr>
           <w:b/>
@@ -15463,11 +14223,9 @@
         </w:rPr>
         <w:t>ReadPaged</w:t>
       </w:r>
-      <w:proofErr w:type="spellEnd"/>
       <w:r>
         <w:t xml:space="preserve"> and </w:t>
       </w:r>
-      <w:proofErr w:type="spellStart"/>
       <w:r>
         <w:rPr>
           <w:b/>
@@ -15475,7 +14233,6 @@
         </w:rPr>
         <w:t>WritePaged</w:t>
       </w:r>
-      <w:proofErr w:type="spellEnd"/>
       <w:r>
         <w:t xml:space="preserve"> </w:t>
       </w:r>
@@ -15490,31 +14247,13 @@
           <w:bCs/>
         </w:rPr>
       </w:pPr>
-      <w:proofErr w:type="spellStart"/>
-      <w:r>
-        <w:rPr>
-          <w:b/>
-          <w:bCs/>
-        </w:rPr>
-        <w:t>BeepMem.h</w:t>
-      </w:r>
-      <w:proofErr w:type="spellEnd"/>
-      <w:r>
-        <w:rPr>
-          <w:b/>
-          <w:bCs/>
-        </w:rPr>
-        <w:t>/</w:t>
-      </w:r>
-      <w:proofErr w:type="spellStart"/>
-      <w:r>
-        <w:rPr>
-          <w:b/>
-          <w:bCs/>
-        </w:rPr>
-        <w:t>cpp</w:t>
-      </w:r>
-      <w:proofErr w:type="spellEnd"/>
+      <w:r>
+        <w:rPr>
+          <w:b/>
+          <w:bCs/>
+        </w:rPr>
+        <w:t>BeepMem.h/cpp</w:t>
+      </w:r>
     </w:p>
     <w:p>
       <w:pPr>
@@ -15527,32 +14266,20 @@
       <w:r>
         <w:t>Defined new struct (</w:t>
       </w:r>
-      <w:proofErr w:type="spellStart"/>
       <w:r>
         <w:t>MemPageType</w:t>
       </w:r>
-      <w:proofErr w:type="spellEnd"/>
       <w:r>
         <w:t>) and function (</w:t>
       </w:r>
-      <w:proofErr w:type="spellStart"/>
       <w:r>
         <w:t>BeebMemPage</w:t>
       </w:r>
-      <w:proofErr w:type="spellEnd"/>
-      <w:r>
-        <w:t xml:space="preserve">) that returns the page associated with an address.  This is invoked by </w:t>
-      </w:r>
-      <w:proofErr w:type="spellStart"/>
-      <w:r>
-        <w:t>Set</w:t>
-      </w:r>
-      <w:r>
-        <w:t>StackFrame</w:t>
-      </w:r>
-      <w:proofErr w:type="spellEnd"/>
-      <w:r>
-        <w:t xml:space="preserve"> </w:t>
+      <w:r>
+        <w:t>) that returns the page associated with an address.  This is invoked by Set</w:t>
+      </w:r>
+      <w:r>
+        <w:t xml:space="preserve">StackFrame </w:t>
       </w:r>
       <w:r>
         <w:t>(see 6502.cpp).</w:t>
@@ -15607,7 +14334,6 @@
         </w:rPr>
         <w:t xml:space="preserve"> </w:t>
       </w:r>
-      <w:proofErr w:type="spellStart"/>
       <w:r>
         <w:rPr>
           <w:b/>
@@ -15615,7 +14341,6 @@
         </w:rPr>
         <w:t>HidAdd</w:t>
       </w:r>
-      <w:proofErr w:type="spellEnd"/>
       <w:r>
         <w:rPr>
           <w:b/>
@@ -15697,29 +14422,13 @@
         </w:numPr>
       </w:pPr>
       <w:r>
-        <w:t xml:space="preserve">Added call to </w:t>
-      </w:r>
-      <w:proofErr w:type="spellStart"/>
-      <w:r>
-        <w:t>PerfWriter_WriteBeginDisplayEvent</w:t>
-      </w:r>
-      <w:proofErr w:type="spellEnd"/>
-      <w:r>
-        <w:t xml:space="preserve">(…) to log the start of screen display. </w:t>
+        <w:t xml:space="preserve">Added call to PerfWriter_WriteBeginDisplayEvent(…) to log the start of screen display. </w:t>
       </w:r>
       <w:r>
         <w:t xml:space="preserve"> </w:t>
       </w:r>
       <w:r>
-        <w:t xml:space="preserve">This wrapper function only invokes the </w:t>
-      </w:r>
-      <w:proofErr w:type="spellStart"/>
-      <w:r>
-        <w:t>PerfWriter</w:t>
-      </w:r>
-      <w:proofErr w:type="spellEnd"/>
-      <w:r>
-        <w:t xml:space="preserve"> class during </w:t>
+        <w:t xml:space="preserve">This wrapper function only invokes the PerfWriter class during </w:t>
       </w:r>
       <w:r>
         <w:t xml:space="preserve">a </w:t>
@@ -15735,31 +14444,13 @@
           <w:bCs/>
         </w:rPr>
       </w:pPr>
-      <w:proofErr w:type="spellStart"/>
-      <w:r>
-        <w:rPr>
-          <w:b/>
-          <w:bCs/>
-        </w:rPr>
-        <w:t>Debug.h</w:t>
-      </w:r>
-      <w:proofErr w:type="spellEnd"/>
-      <w:r>
-        <w:rPr>
-          <w:b/>
-          <w:bCs/>
-        </w:rPr>
-        <w:t>/</w:t>
-      </w:r>
-      <w:proofErr w:type="spellStart"/>
-      <w:r>
-        <w:rPr>
-          <w:b/>
-          <w:bCs/>
-        </w:rPr>
-        <w:t>cpp</w:t>
-      </w:r>
-      <w:proofErr w:type="spellEnd"/>
+      <w:r>
+        <w:rPr>
+          <w:b/>
+          <w:bCs/>
+        </w:rPr>
+        <w:t>Debug.h/cpp</w:t>
+      </w:r>
     </w:p>
     <w:p>
       <w:pPr>
@@ -15794,37 +14485,12 @@
           <w:bCs/>
         </w:rPr>
       </w:pPr>
-      <w:proofErr w:type="spellStart"/>
-      <w:r>
-        <w:rPr>
-          <w:b/>
-          <w:bCs/>
-        </w:rPr>
-        <w:t>BeebWin.h</w:t>
-      </w:r>
-      <w:proofErr w:type="spellEnd"/>
-      <w:r>
-        <w:rPr>
-          <w:b/>
-          <w:bCs/>
-        </w:rPr>
-        <w:t>/</w:t>
-      </w:r>
-      <w:proofErr w:type="spellStart"/>
-      <w:r>
-        <w:rPr>
-          <w:b/>
-          <w:bCs/>
-        </w:rPr>
-        <w:t>cpp</w:t>
-      </w:r>
-      <w:proofErr w:type="spellEnd"/>
-      <w:r>
-        <w:rPr>
-          <w:b/>
-          <w:bCs/>
-        </w:rPr>
-        <w:t>, BeebWinIo.cpp</w:t>
+      <w:r>
+        <w:rPr>
+          <w:b/>
+          <w:bCs/>
+        </w:rPr>
+        <w:t>BeebWin.h/cpp, BeebWinIo.cpp</w:t>
       </w:r>
     </w:p>
     <w:p>
@@ -15852,44 +14518,27 @@
         </w:rPr>
         <w:t xml:space="preserve"> </w:t>
       </w:r>
-      <w:proofErr w:type="spellStart"/>
       <w:r>
         <w:t>UpdatePerfCaptureMenu</w:t>
       </w:r>
-      <w:proofErr w:type="spellEnd"/>
       <w:r>
         <w:t>()</w:t>
       </w:r>
       <w:r>
-        <w:t xml:space="preserve">, </w:t>
-      </w:r>
-      <w:proofErr w:type="spellStart"/>
-      <w:r>
-        <w:t>CapturePerf</w:t>
-      </w:r>
-      <w:proofErr w:type="spellEnd"/>
+        <w:t>, CapturePerf</w:t>
+      </w:r>
       <w:r>
         <w:t>()</w:t>
       </w:r>
       <w:r>
-        <w:t xml:space="preserve">, </w:t>
-      </w:r>
-      <w:proofErr w:type="spellStart"/>
-      <w:r>
-        <w:t>EndPerfCapture</w:t>
-      </w:r>
-      <w:proofErr w:type="spellEnd"/>
+        <w:t>, EndPerfCapture</w:t>
+      </w:r>
       <w:r>
         <w:t>()</w:t>
       </w:r>
       <w:r>
-        <w:t xml:space="preserve">, and </w:t>
-      </w:r>
-      <w:proofErr w:type="spellStart"/>
-      <w:r>
-        <w:t>IsCapturingPerf</w:t>
-      </w:r>
-      <w:proofErr w:type="spellEnd"/>
+        <w:t>, and IsCapturingPerf</w:t>
+      </w:r>
       <w:r>
         <w:t>()</w:t>
       </w:r>
@@ -15903,11 +14552,9 @@
         <w:lastRenderedPageBreak/>
         <w:t xml:space="preserve">capture is implemented.  The only notable differences are that </w:t>
       </w:r>
-      <w:proofErr w:type="spellStart"/>
       <w:r>
         <w:t>CapturePerf</w:t>
       </w:r>
-      <w:proofErr w:type="spellEnd"/>
       <w:r>
         <w:rPr>
           <w:b/>
@@ -15916,21 +14563,11 @@
         <w:t xml:space="preserve"> </w:t>
       </w:r>
       <w:r>
-        <w:t xml:space="preserve">creates an instance of the </w:t>
-      </w:r>
-      <w:proofErr w:type="spellStart"/>
-      <w:r>
-        <w:t>PerfWriter</w:t>
-      </w:r>
-      <w:proofErr w:type="spellEnd"/>
-      <w:r>
-        <w:t xml:space="preserve"> class, initializes it, and </w:t>
-      </w:r>
-      <w:proofErr w:type="spellStart"/>
+        <w:t xml:space="preserve">creates an instance of the PerfWriter class, initializes it, and </w:t>
+      </w:r>
       <w:r>
         <w:t>EndPerfCapture</w:t>
       </w:r>
-      <w:proofErr w:type="spellEnd"/>
       <w:r>
         <w:rPr>
           <w:b/>
@@ -15939,49 +14576,23 @@
         <w:t xml:space="preserve"> </w:t>
       </w:r>
       <w:r>
-        <w:t xml:space="preserve">closes the capture, and deletes the </w:t>
-      </w:r>
-      <w:proofErr w:type="spellStart"/>
-      <w:r>
-        <w:t>PerfWriter</w:t>
-      </w:r>
-      <w:proofErr w:type="spellEnd"/>
-      <w:r>
-        <w:t xml:space="preserve"> instance.</w:t>
-      </w:r>
-    </w:p>
-    <w:p>
-      <w:pPr>
-        <w:rPr>
-          <w:b/>
-          <w:bCs/>
-        </w:rPr>
-      </w:pPr>
-      <w:proofErr w:type="spellStart"/>
-      <w:r>
-        <w:rPr>
-          <w:b/>
-          <w:bCs/>
-        </w:rPr>
-        <w:t>BeebWinPrefs.h</w:t>
-      </w:r>
-      <w:proofErr w:type="spellEnd"/>
-      <w:r>
-        <w:rPr>
-          <w:b/>
-          <w:bCs/>
-        </w:rPr>
-        <w:t>/</w:t>
-      </w:r>
-      <w:proofErr w:type="spellStart"/>
-      <w:r>
-        <w:rPr>
-          <w:b/>
-          <w:bCs/>
-        </w:rPr>
-        <w:t>cpp</w:t>
-      </w:r>
-      <w:proofErr w:type="spellEnd"/>
+        <w:t>closes the capture, and deletes the PerfWriter instance.</w:t>
+      </w:r>
+    </w:p>
+    <w:p>
+      <w:pPr>
+        <w:rPr>
+          <w:b/>
+          <w:bCs/>
+        </w:rPr>
+      </w:pPr>
+      <w:r>
+        <w:rPr>
+          <w:b/>
+          <w:bCs/>
+        </w:rPr>
+        <w:t>BeebWinPrefs.h/cpp</w:t>
+      </w:r>
     </w:p>
     <w:p>
       <w:pPr>
@@ -16063,31 +14674,13 @@
           <w:bCs/>
         </w:rPr>
       </w:pPr>
-      <w:proofErr w:type="spellStart"/>
-      <w:r>
-        <w:rPr>
-          <w:b/>
-          <w:bCs/>
-        </w:rPr>
-        <w:t>BeebEm.rc</w:t>
-      </w:r>
-      <w:proofErr w:type="spellEnd"/>
-      <w:r>
-        <w:rPr>
-          <w:b/>
-          <w:bCs/>
-        </w:rPr>
-        <w:t xml:space="preserve">, </w:t>
-      </w:r>
-      <w:proofErr w:type="spellStart"/>
-      <w:r>
-        <w:rPr>
-          <w:b/>
-          <w:bCs/>
-        </w:rPr>
-        <w:t>Resource.h</w:t>
-      </w:r>
-      <w:proofErr w:type="spellEnd"/>
+      <w:r>
+        <w:rPr>
+          <w:b/>
+          <w:bCs/>
+        </w:rPr>
+        <w:t>BeebEm.rc, Resource.h</w:t>
+      </w:r>
     </w:p>
     <w:p>
       <w:pPr>
@@ -16135,7 +14728,6 @@
         </w:rPr>
         <w:t>*</w:t>
       </w:r>
-      <w:proofErr w:type="spellStart"/>
       <w:r>
         <w:rPr>
           <w:b/>
@@ -16171,7 +14763,6 @@
         </w:rPr>
         <w:t>.filters</w:t>
       </w:r>
-      <w:proofErr w:type="spellEnd"/>
     </w:p>
     <w:p>
       <w:pPr>
@@ -16197,17 +14788,8 @@
           <w:b/>
           <w:bCs/>
         </w:rPr>
-        <w:t>*.</w:t>
-      </w:r>
-      <w:proofErr w:type="spellStart"/>
-      <w:r>
-        <w:rPr>
-          <w:b/>
-          <w:bCs/>
-        </w:rPr>
-        <w:t>vcxproj</w:t>
-      </w:r>
-      <w:proofErr w:type="spellEnd"/>
+        <w:t>*.vcxproj</w:t>
+      </w:r>
     </w:p>
     <w:p>
       <w:pPr>
@@ -16218,15 +14800,7 @@
         </w:numPr>
       </w:pPr>
       <w:r>
-        <w:t xml:space="preserve">Updated </w:t>
-      </w:r>
-      <w:proofErr w:type="spellStart"/>
-      <w:r>
-        <w:t>WindowsTargetPlatformVersion</w:t>
-      </w:r>
-      <w:proofErr w:type="spellEnd"/>
-      <w:r>
-        <w:t xml:space="preserve"> to 10.0</w:t>
+        <w:t>Updated WindowsTargetPlatformVersion to 10.0</w:t>
       </w:r>
     </w:p>
     <w:p>
@@ -16238,15 +14812,7 @@
         </w:numPr>
       </w:pPr>
       <w:r>
-        <w:t xml:space="preserve">Updated </w:t>
-      </w:r>
-      <w:proofErr w:type="spellStart"/>
-      <w:r>
-        <w:t>PlatformToolset</w:t>
-      </w:r>
-      <w:proofErr w:type="spellEnd"/>
-      <w:r>
-        <w:t xml:space="preserve"> to v14</w:t>
+        <w:t>Updated PlatformToolset to v14</w:t>
       </w:r>
       <w:r>
         <w:t>2.</w:t>
@@ -16266,21 +14832,8 @@
       <w:r>
         <w:t xml:space="preserve">configuration </w:t>
       </w:r>
-      <w:proofErr w:type="spellStart"/>
-      <w:r>
-        <w:t>OutDir</w:t>
-      </w:r>
-      <w:proofErr w:type="spellEnd"/>
-      <w:r>
-        <w:t xml:space="preserve"> &amp; </w:t>
-      </w:r>
-      <w:proofErr w:type="spellStart"/>
-      <w:r>
-        <w:t>IntDir</w:t>
-      </w:r>
-      <w:proofErr w:type="spellEnd"/>
-      <w:r>
-        <w:t xml:space="preserve"> location</w:t>
+      <w:r>
+        <w:t>OutDir &amp; IntDir location</w:t>
       </w:r>
       <w:r>
         <w:t>s</w:t>
@@ -16345,94 +14898,42 @@
         </w:rPr>
         <w:t xml:space="preserve">git add -N </w:t>
       </w:r>
-      <w:proofErr w:type="spellStart"/>
       <w:r>
         <w:rPr>
           <w:color w:val="FFFFFF" w:themeColor="background1"/>
         </w:rPr>
-        <w:t>src</w:t>
-      </w:r>
-      <w:proofErr w:type="spellEnd"/>
+        <w:t>src\PerfWriter.h src\PerfWriter.cpp</w:t>
+      </w:r>
       <w:r>
         <w:rPr>
           <w:color w:val="FFFFFF" w:themeColor="background1"/>
         </w:rPr>
-        <w:t>\</w:t>
-      </w:r>
-      <w:proofErr w:type="spellStart"/>
+        <w:br/>
+      </w:r>
       <w:r>
         <w:rPr>
           <w:color w:val="FFFFFF" w:themeColor="background1"/>
         </w:rPr>
-        <w:t>PerfWriter.h</w:t>
-      </w:r>
-      <w:proofErr w:type="spellEnd"/>
+        <w:t xml:space="preserve">    </w:t>
+      </w:r>
       <w:r>
         <w:rPr>
           <w:color w:val="FFFFFF" w:themeColor="background1"/>
         </w:rPr>
-        <w:t xml:space="preserve"> </w:t>
-      </w:r>
-      <w:proofErr w:type="spellStart"/>
+        <w:t>git diff</w:t>
+      </w:r>
       <w:r>
         <w:rPr>
           <w:color w:val="FFFFFF" w:themeColor="background1"/>
         </w:rPr>
-        <w:t>src</w:t>
-      </w:r>
-      <w:proofErr w:type="spellEnd"/>
+        <w:t xml:space="preserve"> &gt; ..\</w:t>
+      </w:r>
       <w:r>
         <w:rPr>
           <w:color w:val="FFFFFF" w:themeColor="background1"/>
         </w:rPr>
-        <w:t>\PerfWriter.cpp</w:t>
-      </w:r>
-      <w:r>
-        <w:rPr>
-          <w:color w:val="FFFFFF" w:themeColor="background1"/>
-        </w:rPr>
-        <w:br/>
-      </w:r>
-      <w:r>
-        <w:rPr>
-          <w:color w:val="FFFFFF" w:themeColor="background1"/>
-        </w:rPr>
-        <w:t xml:space="preserve">    </w:t>
-      </w:r>
-      <w:r>
-        <w:rPr>
-          <w:color w:val="FFFFFF" w:themeColor="background1"/>
-        </w:rPr>
-        <w:t>git diff</w:t>
-      </w:r>
-      <w:r>
-        <w:rPr>
-          <w:color w:val="FFFFFF" w:themeColor="background1"/>
-        </w:rPr>
-        <w:t xml:space="preserve"> &gt; ..\</w:t>
-      </w:r>
-      <w:proofErr w:type="spellStart"/>
-      <w:r>
-        <w:rPr>
-          <w:color w:val="FFFFFF" w:themeColor="background1"/>
-        </w:rPr>
-        <w:t>beebperf</w:t>
-      </w:r>
-      <w:proofErr w:type="spellEnd"/>
-      <w:r>
-        <w:rPr>
-          <w:color w:val="FFFFFF" w:themeColor="background1"/>
-        </w:rPr>
-        <w:t>\</w:t>
-      </w:r>
-      <w:proofErr w:type="spellStart"/>
-      <w:r>
-        <w:rPr>
-          <w:color w:val="FFFFFF" w:themeColor="background1"/>
-        </w:rPr>
-        <w:t>beebem_changelist.diff</w:t>
-      </w:r>
-      <w:proofErr w:type="spellEnd"/>
+        <w:t>beebperf\beebem_changelist.diff</w:t>
+      </w:r>
     </w:p>
     <w:p/>
     <w:p>
@@ -16467,35 +14968,19 @@
         </w:rPr>
         <w:t>apply ..\</w:t>
       </w:r>
-      <w:proofErr w:type="spellStart"/>
       <w:r>
         <w:rPr>
           <w:color w:val="FFFFFF" w:themeColor="background1"/>
         </w:rPr>
-        <w:t>beebperf</w:t>
-      </w:r>
-      <w:proofErr w:type="spellEnd"/>
-      <w:r>
-        <w:rPr>
-          <w:color w:val="FFFFFF" w:themeColor="background1"/>
-        </w:rPr>
-        <w:t>\</w:t>
-      </w:r>
-      <w:proofErr w:type="spellStart"/>
-      <w:r>
-        <w:rPr>
-          <w:color w:val="FFFFFF" w:themeColor="background1"/>
-        </w:rPr>
-        <w:t>beebem_changelist.diff</w:t>
-      </w:r>
-      <w:proofErr w:type="spellEnd"/>
+        <w:t>beebperf\beebem_changelist.diff</w:t>
+      </w:r>
     </w:p>
     <w:p/>
     <w:p/>
     <w:sectPr>
-      <w:footerReference w:type="default" r:id="rId18"/>
-      <w:headerReference w:type="first" r:id="rId19"/>
-      <w:footerReference w:type="first" r:id="rId20"/>
+      <w:footerReference w:type="default" r:id="rId19"/>
+      <w:headerReference w:type="first" r:id="rId20"/>
+      <w:footerReference w:type="first" r:id="rId21"/>
       <w:pgSz w:w="12240" w:h="15840"/>
       <w:pgMar w:top="1440" w:right="1440" w:bottom="1440" w:left="1440" w:header="720" w:footer="720" w:gutter="0"/>
       <w:cols w:space="720"/>
@@ -24036,7 +22521,6 @@
   <w:style w:type="character" w:default="1" w:styleId="DefaultParagraphFont">
     <w:name w:val="Default Paragraph Font"/>
     <w:uiPriority w:val="1"/>
-    <w:semiHidden/>
     <w:unhideWhenUsed/>
   </w:style>
   <w:style w:type="table" w:default="1" w:styleId="TableNormal">

--- a/docs/BeebPerf.docx
+++ b/docs/BeebPerf.docx
@@ -477,6 +477,7 @@
       <w:r>
         <w:t xml:space="preserve">, </w:t>
       </w:r>
+      <w:proofErr w:type="spellStart"/>
       <w:r>
         <w:rPr>
           <w:b/>
@@ -484,6 +485,7 @@
         </w:rPr>
         <w:t>BeebPerf</w:t>
       </w:r>
+      <w:proofErr w:type="spellEnd"/>
       <w:r>
         <w:t xml:space="preserve">, </w:t>
       </w:r>
@@ -727,8 +729,21 @@
         <w:t xml:space="preserve"> </w:t>
       </w:r>
       <w:r>
-        <w:t>needed for afxres.h/rc</w:t>
-      </w:r>
+        <w:t xml:space="preserve">needed for </w:t>
+      </w:r>
+      <w:proofErr w:type="spellStart"/>
+      <w:r>
+        <w:t>afxres.h</w:t>
+      </w:r>
+      <w:proofErr w:type="spellEnd"/>
+      <w:r>
+        <w:t>/</w:t>
+      </w:r>
+      <w:proofErr w:type="spellStart"/>
+      <w:r>
+        <w:t>rc</w:t>
+      </w:r>
+      <w:proofErr w:type="spellEnd"/>
     </w:p>
     <w:p>
       <w:pPr>
@@ -789,8 +804,21 @@
         <w:t>‘</w:t>
       </w:r>
       <w:r>
-        <w:t>https://github.com/stardot/beebem-windows.git</w:t>
-      </w:r>
+        <w:t>https://github.com/</w:t>
+      </w:r>
+      <w:proofErr w:type="spellStart"/>
+      <w:r>
+        <w:t>stardot</w:t>
+      </w:r>
+      <w:proofErr w:type="spellEnd"/>
+      <w:r>
+        <w:t>/</w:t>
+      </w:r>
+      <w:proofErr w:type="spellStart"/>
+      <w:r>
+        <w:t>beebem-windows.git</w:t>
+      </w:r>
+      <w:proofErr w:type="spellEnd"/>
       <w:r>
         <w:t>’</w:t>
       </w:r>
@@ -873,12 +901,28 @@
         </w:rPr>
         <w:t>apply ..\</w:t>
       </w:r>
+      <w:proofErr w:type="spellStart"/>
       <w:r>
         <w:rPr>
           <w:color w:val="FFFFFF" w:themeColor="background1"/>
         </w:rPr>
-        <w:t>beebperf\beebem_changelist.diff</w:t>
-      </w:r>
+        <w:t>beebperf</w:t>
+      </w:r>
+      <w:proofErr w:type="spellEnd"/>
+      <w:r>
+        <w:rPr>
+          <w:color w:val="FFFFFF" w:themeColor="background1"/>
+        </w:rPr>
+        <w:t>\</w:t>
+      </w:r>
+      <w:proofErr w:type="spellStart"/>
+      <w:r>
+        <w:rPr>
+          <w:color w:val="FFFFFF" w:themeColor="background1"/>
+        </w:rPr>
+        <w:t>beebem_changelist.diff</w:t>
+      </w:r>
+      <w:proofErr w:type="spellEnd"/>
     </w:p>
     <w:p>
       <w:pPr>
@@ -1031,6 +1075,7 @@
       <w:r>
         <w:t xml:space="preserve">seconds to load in </w:t>
       </w:r>
+      <w:proofErr w:type="spellStart"/>
       <w:r>
         <w:rPr>
           <w:b/>
@@ -1038,6 +1083,7 @@
         </w:rPr>
         <w:t>BeebPerf</w:t>
       </w:r>
+      <w:proofErr w:type="spellEnd"/>
       <w:r>
         <w:t>.</w:t>
       </w:r>
@@ -1061,12 +1107,21 @@
       <w:r>
         <w:t xml:space="preserve">disc activity, if code is being loaded.  </w:t>
       </w:r>
-      <w:r>
-        <w:rPr>
-          <w:b/>
-          <w:bCs/>
-        </w:rPr>
-        <w:t xml:space="preserve">BeebPerf </w:t>
+      <w:proofErr w:type="spellStart"/>
+      <w:r>
+        <w:rPr>
+          <w:b/>
+          <w:bCs/>
+        </w:rPr>
+        <w:t>BeebPerf</w:t>
+      </w:r>
+      <w:proofErr w:type="spellEnd"/>
+      <w:r>
+        <w:rPr>
+          <w:b/>
+          <w:bCs/>
+        </w:rPr>
+        <w:t xml:space="preserve"> </w:t>
       </w:r>
       <w:r>
         <w:t>get</w:t>
@@ -1115,8 +1170,17 @@
           <w:b/>
           <w:bCs/>
         </w:rPr>
-        <w:t>-DebugLabels</w:t>
-      </w:r>
+        <w:t>-</w:t>
+      </w:r>
+      <w:proofErr w:type="spellStart"/>
+      <w:r>
+        <w:rPr>
+          <w:b/>
+          <w:bCs/>
+        </w:rPr>
+        <w:t>DebugLabels</w:t>
+      </w:r>
+      <w:proofErr w:type="spellEnd"/>
       <w:r>
         <w:rPr>
           <w:b/>
@@ -1142,6 +1206,7 @@
       <w:r>
         <w:t xml:space="preserve">Alternatively, label files can be side loaded into </w:t>
       </w:r>
+      <w:proofErr w:type="spellStart"/>
       <w:r>
         <w:rPr>
           <w:b/>
@@ -1149,6 +1214,7 @@
         </w:rPr>
         <w:t>BeebPerf</w:t>
       </w:r>
+      <w:proofErr w:type="spellEnd"/>
       <w:r>
         <w:rPr>
           <w:b/>
@@ -1185,8 +1251,17 @@
           <w:b/>
           <w:bCs/>
         </w:rPr>
-        <w:t>-DebugLabels</w:t>
-      </w:r>
+        <w:t>-</w:t>
+      </w:r>
+      <w:proofErr w:type="spellStart"/>
+      <w:r>
+        <w:rPr>
+          <w:b/>
+          <w:bCs/>
+        </w:rPr>
+        <w:t>DebugLabels</w:t>
+      </w:r>
+      <w:proofErr w:type="spellEnd"/>
       <w:r>
         <w:t xml:space="preserve"> option include:</w:t>
       </w:r>
@@ -1260,6 +1335,7 @@
       <w:r>
         <w:t xml:space="preserve">Labels files generated using the </w:t>
       </w:r>
+      <w:proofErr w:type="spellStart"/>
       <w:r>
         <w:rPr>
           <w:b/>
@@ -1267,6 +1343,7 @@
         </w:rPr>
         <w:t>ExtractLabels</w:t>
       </w:r>
+      <w:proofErr w:type="spellEnd"/>
       <w:r>
         <w:t xml:space="preserve"> </w:t>
       </w:r>
@@ -1276,6 +1353,7 @@
       <w:r>
         <w:t xml:space="preserve">, which is built as part of the </w:t>
       </w:r>
+      <w:proofErr w:type="spellStart"/>
       <w:r>
         <w:rPr>
           <w:b/>
@@ -1283,6 +1361,7 @@
         </w:rPr>
         <w:t>BeebPerf</w:t>
       </w:r>
+      <w:proofErr w:type="spellEnd"/>
       <w:r>
         <w:t xml:space="preserve"> solution</w:t>
       </w:r>
@@ -1377,6 +1456,7 @@
       <w:pPr>
         <w:pStyle w:val="Heading1"/>
       </w:pPr>
+      <w:proofErr w:type="spellStart"/>
       <w:r>
         <w:lastRenderedPageBreak/>
         <w:t>Bee</w:t>
@@ -1387,10 +1467,16 @@
       <w:r>
         <w:t>Perf</w:t>
       </w:r>
-    </w:p>
-    <w:p>
-      <w:r>
-        <w:t xml:space="preserve">BeebPerf is a standalone </w:t>
+      <w:proofErr w:type="spellEnd"/>
+    </w:p>
+    <w:p>
+      <w:proofErr w:type="spellStart"/>
+      <w:r>
+        <w:t>BeebPerf</w:t>
+      </w:r>
+      <w:proofErr w:type="spellEnd"/>
+      <w:r>
+        <w:t xml:space="preserve"> is a standalone </w:t>
       </w:r>
       <w:r>
         <w:t xml:space="preserve">Windows </w:t>
@@ -1483,6 +1569,7 @@
       <w:r>
         <w:t xml:space="preserve">of </w:t>
       </w:r>
+      <w:proofErr w:type="spellStart"/>
       <w:r>
         <w:rPr>
           <w:b/>
@@ -1490,6 +1577,7 @@
         </w:rPr>
         <w:t>BeebPerf</w:t>
       </w:r>
+      <w:proofErr w:type="spellEnd"/>
       <w:r>
         <w:t xml:space="preserve"> </w:t>
       </w:r>
@@ -1518,10 +1606,10 @@
     <w:p>
       <w:r>
         <w:drawing>
-          <wp:inline distT="0" distB="0" distL="0" distR="0" wp14:anchorId="75B5980B" wp14:editId="5A15D955">
-            <wp:extent cx="5943600" cy="4915535"/>
-            <wp:effectExtent l="38100" t="38100" r="95250" b="94615"/>
-            <wp:docPr id="1519330832" name="Picture 1"/>
+          <wp:inline distT="0" distB="0" distL="0" distR="0" wp14:anchorId="2659805D" wp14:editId="3B03DFB2">
+            <wp:extent cx="5943600" cy="4623435"/>
+            <wp:effectExtent l="38100" t="38100" r="95250" b="100965"/>
+            <wp:docPr id="1836362827" name="Picture 1"/>
             <wp:cNvGraphicFramePr>
               <a:graphicFrameLocks xmlns:a="http://schemas.openxmlformats.org/drawingml/2006/main" noChangeAspect="1"/>
             </wp:cNvGraphicFramePr>
@@ -1529,7 +1617,7 @@
               <a:graphicData uri="http://schemas.openxmlformats.org/drawingml/2006/picture">
                 <pic:pic xmlns:pic="http://schemas.openxmlformats.org/drawingml/2006/picture">
                   <pic:nvPicPr>
-                    <pic:cNvPr id="1519330832" name=""/>
+                    <pic:cNvPr id="1836362827" name=""/>
                     <pic:cNvPicPr/>
                   </pic:nvPicPr>
                   <pic:blipFill>
@@ -1541,7 +1629,7 @@
                   <pic:spPr>
                     <a:xfrm>
                       <a:off x="0" y="0"/>
-                      <a:ext cx="5943600" cy="4915535"/>
+                      <a:ext cx="5943600" cy="4623435"/>
                     </a:xfrm>
                     <a:prstGeom prst="rect">
                       <a:avLst/>
@@ -1649,6 +1737,9 @@
     </w:p>
     <w:p>
       <w:r>
+        <w:rPr>
+          <w:noProof/>
+        </w:rPr>
         <w:drawing>
           <wp:inline distT="0" distB="0" distL="0" distR="0" wp14:anchorId="2251CCB1" wp14:editId="5F33256F">
             <wp:extent cx="5943600" cy="751840"/>
@@ -1974,10 +2065,10 @@
           <w:bCs/>
         </w:rPr>
         <w:drawing>
-          <wp:inline distT="0" distB="0" distL="0" distR="0" wp14:anchorId="3A8624CD" wp14:editId="3813118B">
-            <wp:extent cx="5943600" cy="1368425"/>
-            <wp:effectExtent l="38100" t="38100" r="95250" b="98425"/>
-            <wp:docPr id="1772766217" name="Picture 1"/>
+          <wp:inline distT="0" distB="0" distL="0" distR="0" wp14:anchorId="47952EC5" wp14:editId="4460E656">
+            <wp:extent cx="5943600" cy="1530350"/>
+            <wp:effectExtent l="38100" t="38100" r="95250" b="88900"/>
+            <wp:docPr id="779211141" name="Picture 1"/>
             <wp:cNvGraphicFramePr>
               <a:graphicFrameLocks xmlns:a="http://schemas.openxmlformats.org/drawingml/2006/main" noChangeAspect="1"/>
             </wp:cNvGraphicFramePr>
@@ -1985,7 +2076,7 @@
               <a:graphicData uri="http://schemas.openxmlformats.org/drawingml/2006/picture">
                 <pic:pic xmlns:pic="http://schemas.openxmlformats.org/drawingml/2006/picture">
                   <pic:nvPicPr>
-                    <pic:cNvPr id="1772766217" name=""/>
+                    <pic:cNvPr id="779211141" name=""/>
                     <pic:cNvPicPr/>
                   </pic:nvPicPr>
                   <pic:blipFill>
@@ -1997,7 +2088,7 @@
                   <pic:spPr>
                     <a:xfrm>
                       <a:off x="0" y="0"/>
-                      <a:ext cx="5943600" cy="1368425"/>
+                      <a:ext cx="5943600" cy="1530350"/>
                     </a:xfrm>
                     <a:prstGeom prst="rect">
                       <a:avLst/>
@@ -2051,6 +2142,7 @@
     </w:p>
     <w:p>
       <w:r>
+        <w:lastRenderedPageBreak/>
         <w:t xml:space="preserve">The </w:t>
       </w:r>
       <w:r>
@@ -2119,7 +2211,6 @@
                 <w:b/>
                 <w:bCs/>
               </w:rPr>
-              <w:lastRenderedPageBreak/>
               <w:t>Term</w:t>
             </w:r>
           </w:p>
@@ -2151,9 +2242,11 @@
             <w:tcW w:w="1975" w:type="dxa"/>
           </w:tcPr>
           <w:p>
+            <w:proofErr w:type="spellStart"/>
             <w:r>
               <w:t>Self CPU</w:t>
             </w:r>
+            <w:proofErr w:type="spellEnd"/>
           </w:p>
         </w:tc>
         <w:tc>
@@ -2509,10 +2602,8 @@
     </w:p>
     <w:p>
       <w:r>
-        <w:t xml:space="preserve">The </w:t>
-      </w:r>
-      <w:r>
-        <w:t xml:space="preserve">percentage </w:t>
+        <w:lastRenderedPageBreak/>
+        <w:t xml:space="preserve">The percentage </w:t>
       </w:r>
       <w:r>
         <w:t>(</w:t>
@@ -2536,7 +2627,6 @@
         <w:pStyle w:val="Heading3"/>
       </w:pPr>
       <w:r>
-        <w:lastRenderedPageBreak/>
         <w:t xml:space="preserve">Call </w:t>
       </w:r>
       <w:r>
@@ -2559,6 +2649,7 @@
       <w:r>
         <w:rPr>
           <w:rFonts w:ascii="Aptos" w:hAnsi="Aptos"/>
+          <w:noProof/>
           <w:color w:val="000000"/>
         </w:rPr>
         <w:drawing>
@@ -2766,13 +2857,7 @@
         <w:t xml:space="preserve">sibling </w:t>
       </w:r>
       <w:r>
-        <w:t>values.</w:t>
-      </w:r>
-      <w:r>
-        <w:t xml:space="preserve">  </w:t>
-      </w:r>
-      <w:r>
-        <w:t xml:space="preserve">The </w:t>
+        <w:t xml:space="preserve">values.  The </w:t>
       </w:r>
       <w:r>
         <w:rPr>
@@ -2817,6 +2902,9 @@
     </w:p>
     <w:p>
       <w:r>
+        <w:rPr>
+          <w:noProof/>
+        </w:rPr>
         <w:drawing>
           <wp:inline distT="0" distB="0" distL="0" distR="0" wp14:anchorId="06D84448" wp14:editId="7E3EEA83">
             <wp:extent cx="5943600" cy="1671320"/>
@@ -2908,6 +2996,7 @@
     </w:p>
     <w:p>
       <w:r>
+        <w:lastRenderedPageBreak/>
         <w:t>Clicking on a routine makes i</w:t>
       </w:r>
       <w:r>
@@ -2919,7 +3008,6 @@
     </w:p>
     <w:p>
       <w:r>
-        <w:lastRenderedPageBreak/>
         <w:t xml:space="preserve">The view can be flipped vertically by pressing the </w:t>
       </w:r>
       <w:r>
@@ -2949,10 +3037,7 @@
         <w:t xml:space="preserve"> </w:t>
       </w:r>
       <w:r>
-        <w:t xml:space="preserve"> </w:t>
-      </w:r>
-      <w:r>
-        <w:t xml:space="preserve">The percentage </w:t>
+        <w:t xml:space="preserve"> The percentage </w:t>
       </w:r>
       <w:r>
         <w:t>(</w:t>
@@ -2965,13 +3050,7 @@
         <w:t>%</w:t>
       </w:r>
       <w:r>
-        <w:t xml:space="preserve">) button toggles the percentages shown between global and sibling values. </w:t>
-      </w:r>
-      <w:r>
-        <w:t xml:space="preserve"> </w:t>
-      </w:r>
-      <w:r>
-        <w:t xml:space="preserve">The </w:t>
+        <w:t xml:space="preserve">) button toggles the percentages shown between global and sibling values.  The </w:t>
       </w:r>
       <w:r>
         <w:rPr>
@@ -2981,19 +3060,7 @@
         <w:t>Copy</w:t>
       </w:r>
       <w:r>
-        <w:t xml:space="preserve"> cop</w:t>
-      </w:r>
-      <w:r>
-        <w:t>ies</w:t>
-      </w:r>
-      <w:r>
-        <w:t xml:space="preserve"> the </w:t>
-      </w:r>
-      <w:r>
-        <w:t>image to the clipboard</w:t>
-      </w:r>
-      <w:r>
-        <w:t>.</w:t>
+        <w:t xml:space="preserve"> copies the image to the clipboard.</w:t>
       </w:r>
     </w:p>
     <w:p>
@@ -3010,10 +3077,10 @@
     <w:p>
       <w:r>
         <w:drawing>
-          <wp:inline distT="0" distB="0" distL="0" distR="0" wp14:anchorId="6CBCD910" wp14:editId="7954A833">
-            <wp:extent cx="5943600" cy="1536065"/>
-            <wp:effectExtent l="38100" t="38100" r="95250" b="102235"/>
-            <wp:docPr id="1092702896" name="Picture 1"/>
+          <wp:inline distT="0" distB="0" distL="0" distR="0" wp14:anchorId="361BBDED" wp14:editId="5B0ED184">
+            <wp:extent cx="5943600" cy="1505585"/>
+            <wp:effectExtent l="38100" t="38100" r="95250" b="94615"/>
+            <wp:docPr id="344274582" name="Picture 1"/>
             <wp:cNvGraphicFramePr>
               <a:graphicFrameLocks xmlns:a="http://schemas.openxmlformats.org/drawingml/2006/main" noChangeAspect="1"/>
             </wp:cNvGraphicFramePr>
@@ -3021,7 +3088,7 @@
               <a:graphicData uri="http://schemas.openxmlformats.org/drawingml/2006/picture">
                 <pic:pic xmlns:pic="http://schemas.openxmlformats.org/drawingml/2006/picture">
                   <pic:nvPicPr>
-                    <pic:cNvPr id="1092702896" name=""/>
+                    <pic:cNvPr id="344274582" name=""/>
                     <pic:cNvPicPr/>
                   </pic:nvPicPr>
                   <pic:blipFill>
@@ -3033,7 +3100,7 @@
                   <pic:spPr>
                     <a:xfrm>
                       <a:off x="0" y="0"/>
-                      <a:ext cx="5943600" cy="1536065"/>
+                      <a:ext cx="5943600" cy="1505585"/>
                     </a:xfrm>
                     <a:prstGeom prst="rect">
                       <a:avLst/>
@@ -3052,6 +3119,8 @@
           </wp:inline>
         </w:drawing>
       </w:r>
+    </w:p>
+    <w:p>
       <w:r>
         <w:t xml:space="preserve">The memory </w:t>
       </w:r>
@@ -3193,10 +3262,10 @@
     <w:p>
       <w:r>
         <w:drawing>
-          <wp:inline distT="0" distB="0" distL="0" distR="0" wp14:anchorId="253BDB52" wp14:editId="5CD37B9A">
-            <wp:extent cx="5943600" cy="1538605"/>
-            <wp:effectExtent l="38100" t="38100" r="95250" b="99695"/>
-            <wp:docPr id="1243273629" name="Picture 1"/>
+          <wp:inline distT="0" distB="0" distL="0" distR="0" wp14:anchorId="34B718BD" wp14:editId="5526A7A1">
+            <wp:extent cx="5943600" cy="1917065"/>
+            <wp:effectExtent l="38100" t="38100" r="95250" b="102235"/>
+            <wp:docPr id="750707643" name="Picture 1"/>
             <wp:cNvGraphicFramePr>
               <a:graphicFrameLocks xmlns:a="http://schemas.openxmlformats.org/drawingml/2006/main" noChangeAspect="1"/>
             </wp:cNvGraphicFramePr>
@@ -3204,7 +3273,7 @@
               <a:graphicData uri="http://schemas.openxmlformats.org/drawingml/2006/picture">
                 <pic:pic xmlns:pic="http://schemas.openxmlformats.org/drawingml/2006/picture">
                   <pic:nvPicPr>
-                    <pic:cNvPr id="1243273629" name=""/>
+                    <pic:cNvPr id="750707643" name=""/>
                     <pic:cNvPicPr/>
                   </pic:nvPicPr>
                   <pic:blipFill>
@@ -3216,7 +3285,7 @@
                   <pic:spPr>
                     <a:xfrm>
                       <a:off x="0" y="0"/>
-                      <a:ext cx="5943600" cy="1538605"/>
+                      <a:ext cx="5943600" cy="1917065"/>
                     </a:xfrm>
                     <a:prstGeom prst="rect">
                       <a:avLst/>
@@ -3238,6 +3307,7 @@
     </w:p>
     <w:p>
       <w:r>
+        <w:lastRenderedPageBreak/>
         <w:t xml:space="preserve">The </w:t>
       </w:r>
       <w:r>
@@ -3284,7 +3354,6 @@
     </w:p>
     <w:p>
       <w:r>
-        <w:lastRenderedPageBreak/>
         <w:t>The view shows each frame’s duration, its offset from next display frame, and how many writes to screen memory occur before its displayed, and how many writes to screen memory occur afterwards.</w:t>
       </w:r>
       <w:r>
@@ -3355,6 +3424,9 @@
     </w:p>
     <w:p>
       <w:r>
+        <w:rPr>
+          <w:noProof/>
+        </w:rPr>
         <w:drawing>
           <wp:inline distT="0" distB="0" distL="0" distR="0" wp14:anchorId="1907F632" wp14:editId="398509AB">
             <wp:extent cx="5943600" cy="2251075"/>
@@ -3627,6 +3699,7 @@
           </w:p>
           <w:p>
             <w:r>
+              <w:lastRenderedPageBreak/>
               <w:t xml:space="preserve">The percentage shown is with respect to the total number of cycles </w:t>
             </w:r>
             <w:r>
@@ -4375,19 +4448,26 @@
       <w:pPr>
         <w:pStyle w:val="Heading1"/>
       </w:pPr>
+      <w:proofErr w:type="spellStart"/>
       <w:r>
         <w:lastRenderedPageBreak/>
-        <w:t>BeebPerf Design</w:t>
-      </w:r>
-    </w:p>
-    <w:p>
-      <w:r>
-        <w:rPr>
-          <w:b/>
-          <w:bCs/>
-        </w:rPr>
         <w:t>BeebPerf</w:t>
       </w:r>
+      <w:proofErr w:type="spellEnd"/>
+      <w:r>
+        <w:t xml:space="preserve"> Design</w:t>
+      </w:r>
+    </w:p>
+    <w:p>
+      <w:proofErr w:type="spellStart"/>
+      <w:r>
+        <w:rPr>
+          <w:b/>
+          <w:bCs/>
+        </w:rPr>
+        <w:t>BeebPerf</w:t>
+      </w:r>
+      <w:proofErr w:type="spellEnd"/>
       <w:r>
         <w:t xml:space="preserve"> is a .NET Windows Forms app, written in C#. </w:t>
       </w:r>
@@ -4403,28 +4483,10 @@
         <w:t>I considered implementing the analysis portions in C++</w:t>
       </w:r>
       <w:r>
-        <w:t xml:space="preserve">, to keep the memory footprint low, </w:t>
-      </w:r>
-      <w:r>
-        <w:t xml:space="preserve"> </w:t>
-      </w:r>
-      <w:r>
-        <w:t xml:space="preserve">however this </w:t>
-      </w:r>
-      <w:r>
-        <w:t>turn</w:t>
-      </w:r>
-      <w:r>
-        <w:t>ed</w:t>
-      </w:r>
-      <w:r>
-        <w:t xml:space="preserve"> </w:t>
-      </w:r>
-      <w:r>
-        <w:t xml:space="preserve">not </w:t>
-      </w:r>
-      <w:r>
-        <w:t>to be necessary.</w:t>
+        <w:t>, to keep the memory footprint low</w:t>
+      </w:r>
+      <w:r>
+        <w:t>, though this never became a significant issue.</w:t>
       </w:r>
     </w:p>
     <w:p>
@@ -4440,6 +4502,7 @@
       <w:r>
         <w:t xml:space="preserve">single </w:t>
       </w:r>
+      <w:proofErr w:type="spellStart"/>
       <w:r>
         <w:rPr>
           <w:b/>
@@ -4447,6 +4510,7 @@
         </w:rPr>
         <w:t>BeebPerf</w:t>
       </w:r>
+      <w:proofErr w:type="spellEnd"/>
       <w:r>
         <w:t xml:space="preserve"> </w:t>
       </w:r>
@@ -4486,6 +4550,7 @@
       <w:r>
         <w:t xml:space="preserve">  All the UX components, including the main form, are in the </w:t>
       </w:r>
+      <w:proofErr w:type="spellStart"/>
       <w:r>
         <w:rPr>
           <w:b/>
@@ -4493,6 +4558,7 @@
         </w:rPr>
         <w:t>ux</w:t>
       </w:r>
+      <w:proofErr w:type="spellEnd"/>
       <w:r>
         <w:t xml:space="preserve"> folder.</w:t>
       </w:r>
@@ -4516,10 +4582,16 @@
         <w:t>.Perf</w:t>
       </w:r>
       <w:r>
-        <w:t xml:space="preserve"> file loading and analysis, leveraging CPU, memory, and video analysis components (owned by the form)</w:t>
-      </w:r>
-      <w:r>
-        <w:t>.  These components are located in the root project folder.</w:t>
+        <w:t xml:space="preserve"> file loading and analysis, leveraging CPU, memory, and </w:t>
+      </w:r>
+      <w:r>
+        <w:t xml:space="preserve">frame </w:t>
+      </w:r>
+      <w:r>
+        <w:t>analysis components (owned by the form)</w:t>
+      </w:r>
+      <w:r>
+        <w:t>.  These components are in the root project folder.</w:t>
       </w:r>
     </w:p>
     <w:p>
@@ -4579,7 +4651,13 @@
         <w:t xml:space="preserve">.  Every undoable user action is encapsulated by a corresponding operation. </w:t>
       </w:r>
       <w:r>
-        <w:t xml:space="preserve"> All the operations classes are located in the </w:t>
+        <w:t xml:space="preserve"> All the operations classes are</w:t>
+      </w:r>
+      <w:r>
+        <w:t xml:space="preserve"> </w:t>
+      </w:r>
+      <w:r>
+        <w:t xml:space="preserve">in the </w:t>
       </w:r>
       <w:r>
         <w:rPr>
@@ -4607,13 +4685,13 @@
         <w:t>s</w:t>
       </w:r>
       <w:r>
-        <w:t xml:space="preserve"> setting changes (changes to fonts, scaling, </w:t>
-      </w:r>
-      <w:r>
-        <w:t xml:space="preserve">and </w:t>
-      </w:r>
-      <w:r>
-        <w:t>theme).</w:t>
+        <w:t xml:space="preserve"> setting changes (changes to fonts, scaling, theme</w:t>
+      </w:r>
+      <w:r>
+        <w:t xml:space="preserve"> etc.</w:t>
+      </w:r>
+      <w:r>
+        <w:t>).</w:t>
       </w:r>
     </w:p>
     <w:p>
@@ -4680,7 +4758,10 @@
     </w:p>
     <w:p>
       <w:r>
-        <w:t>A number of important operations are performed during app startup.  These include:</w:t>
+        <w:t>Several</w:t>
+      </w:r>
+      <w:r>
+        <w:t xml:space="preserve"> important operations are performed during app startup.  These include:</w:t>
       </w:r>
     </w:p>
     <w:p>
@@ -4715,6 +4796,7 @@
       <w:r>
         <w:t xml:space="preserve">Loading the labels files (uses the </w:t>
       </w:r>
+      <w:proofErr w:type="spellStart"/>
       <w:r>
         <w:rPr>
           <w:b/>
@@ -4722,6 +4804,7 @@
         </w:rPr>
         <w:t>LabelsFileReader</w:t>
       </w:r>
+      <w:proofErr w:type="spellEnd"/>
       <w:r>
         <w:t xml:space="preserve"> class defined in the project root folder).</w:t>
       </w:r>
@@ -4786,6 +4869,7 @@
       <w:r>
         <w:t xml:space="preserve">using the </w:t>
       </w:r>
+      <w:proofErr w:type="spellStart"/>
       <w:r>
         <w:rPr>
           <w:b/>
@@ -4793,6 +4877,7 @@
         </w:rPr>
         <w:t>PerfReader</w:t>
       </w:r>
+      <w:proofErr w:type="spellEnd"/>
       <w:r>
         <w:t xml:space="preserve"> class</w:t>
       </w:r>
@@ -4840,7 +4925,6 @@
           <w:b/>
           <w:bCs/>
         </w:rPr>
-        <w:lastRenderedPageBreak/>
         <w:t>Model</w:t>
       </w:r>
       <w:r>
@@ -4878,6 +4962,7 @@
         </w:numPr>
       </w:pPr>
       <w:r>
+        <w:lastRenderedPageBreak/>
         <w:t>BBC model and CPU</w:t>
       </w:r>
     </w:p>
@@ -5170,19 +5255,24 @@
     </w:p>
     <w:p>
       <w:r>
-        <w:t>The snapshot call stack is represented by a list of mini stack frames.</w:t>
-      </w:r>
-    </w:p>
-    <w:p>
-      <w:r>
-        <w:rPr>
-          <w:b/>
-          <w:bCs/>
-        </w:rPr>
-        <w:t>MiniStackFrame</w:t>
-      </w:r>
-      <w:r>
-        <w:t xml:space="preserve"> – represents a mini stack frame.  Contains the following fields:</w:t>
+        <w:rPr>
+          <w:b/>
+          <w:bCs/>
+        </w:rPr>
+        <w:t>Instruction</w:t>
+      </w:r>
+      <w:r>
+        <w:t xml:space="preserve"> </w:t>
+      </w:r>
+      <w:r>
+        <w:rPr>
+          <w:b/>
+          <w:bCs/>
+        </w:rPr>
+        <w:t>–</w:t>
+      </w:r>
+      <w:r>
+        <w:t xml:space="preserve"> represents an individual recorded instruction or event.  Contains the following immutable fields:</w:t>
       </w:r>
     </w:p>
     <w:p>
@@ -5194,7 +5284,7 @@
         </w:numPr>
       </w:pPr>
       <w:r>
-        <w:t>Call-type (Root, JSR, BRK, IRQ, NMI)</w:t>
+        <w:t>Type (instruction or event-type)</w:t>
       </w:r>
     </w:p>
     <w:p>
@@ -5206,7 +5296,7 @@
         </w:numPr>
       </w:pPr>
       <w:r>
-        <w:t>Start address</w:t>
+        <w:t>Cycle count (instruction/interrupt)</w:t>
       </w:r>
     </w:p>
     <w:p>
@@ -5218,7 +5308,7 @@
         </w:numPr>
       </w:pPr>
       <w:r>
-        <w:t>Return address</w:t>
+        <w:t>Opcode address (instruction)</w:t>
       </w:r>
     </w:p>
     <w:p>
@@ -5230,32 +5320,7 @@
         </w:numPr>
       </w:pPr>
       <w:r>
-        <w:t>Return stack pointer</w:t>
-      </w:r>
-    </w:p>
-    <w:p>
-      <w:r>
-        <w:rPr>
-          <w:b/>
-          <w:bCs/>
-        </w:rPr>
-        <w:t>Instruction</w:t>
-      </w:r>
-      <w:r>
-        <w:t xml:space="preserve"> </w:t>
-      </w:r>
-      <w:r>
-        <w:rPr>
-          <w:b/>
-          <w:bCs/>
-        </w:rPr>
-        <w:t>–</w:t>
-      </w:r>
-      <w:r>
-        <w:t xml:space="preserve"> </w:t>
-      </w:r>
-      <w:r>
-        <w:t>represents an individual recorded instruction or event.  Contains the following immutable fields:</w:t>
+        <w:t>Opcode &amp; operand (instruction)</w:t>
       </w:r>
     </w:p>
     <w:p>
@@ -5267,7 +5332,7 @@
         </w:numPr>
       </w:pPr>
       <w:r>
-        <w:t>Type (instruction or event-type)</w:t>
+        <w:t>Stack value (instruction)</w:t>
       </w:r>
     </w:p>
     <w:p>
@@ -5279,10 +5344,7 @@
         </w:numPr>
       </w:pPr>
       <w:r>
-        <w:t>Cycle count</w:t>
-      </w:r>
-      <w:r>
-        <w:t xml:space="preserve"> (instruction/interrupt)</w:t>
+        <w:t>Stack pointer (instruction)</w:t>
       </w:r>
     </w:p>
     <w:p>
@@ -5294,10 +5356,7 @@
         </w:numPr>
       </w:pPr>
       <w:r>
-        <w:t>Opcode address</w:t>
-      </w:r>
-      <w:r>
-        <w:t xml:space="preserve"> (instruction)</w:t>
+        <w:t>Memory address (instruction)</w:t>
       </w:r>
     </w:p>
     <w:p>
@@ -5309,10 +5368,7 @@
         </w:numPr>
       </w:pPr>
       <w:r>
-        <w:t>Opcode &amp; operand</w:t>
-      </w:r>
-      <w:r>
-        <w:t xml:space="preserve"> (instruction)</w:t>
+        <w:t>Memory read/write values (instruction)</w:t>
       </w:r>
     </w:p>
     <w:p>
@@ -5324,7 +5380,7 @@
         </w:numPr>
       </w:pPr>
       <w:r>
-        <w:t>Stack value (instruction)</w:t>
+        <w:t>Destination address (instruction/interrupt)</w:t>
       </w:r>
     </w:p>
     <w:p>
@@ -5336,8 +5392,7 @@
         </w:numPr>
       </w:pPr>
       <w:r>
-        <w:lastRenderedPageBreak/>
-        <w:t>Stack pointer (instruction)</w:t>
+        <w:t>Return address (instruction/interrupt)</w:t>
       </w:r>
     </w:p>
     <w:p>
@@ -5349,7 +5404,52 @@
         </w:numPr>
       </w:pPr>
       <w:r>
-        <w:t>Memory address (instruction)</w:t>
+        <w:t>Display field (display event)</w:t>
+      </w:r>
+    </w:p>
+    <w:p>
+      <w:r>
+        <w:t xml:space="preserve">To minimize memory, </w:t>
+      </w:r>
+      <w:r>
+        <w:rPr>
+          <w:b/>
+          <w:bCs/>
+        </w:rPr>
+        <w:t>Instruction</w:t>
+      </w:r>
+      <w:r>
+        <w:t xml:space="preserve"> is defined as a 12-byte fixed sized </w:t>
+      </w:r>
+      <w:r>
+        <w:rPr>
+          <w:b/>
+          <w:bCs/>
+        </w:rPr>
+        <w:t>struct</w:t>
+      </w:r>
+      <w:r>
+        <w:t>.</w:t>
+      </w:r>
+    </w:p>
+    <w:p>
+      <w:r>
+        <w:t>The snapshot call stack is represented by a list of mini stack frames.</w:t>
+      </w:r>
+    </w:p>
+    <w:p>
+      <w:proofErr w:type="spellStart"/>
+      <w:r>
+        <w:rPr>
+          <w:b/>
+          <w:bCs/>
+        </w:rPr>
+        <w:lastRenderedPageBreak/>
+        <w:t>MiniStackFrame</w:t>
+      </w:r>
+      <w:proofErr w:type="spellEnd"/>
+      <w:r>
+        <w:t xml:space="preserve"> – represents a mini stack frame.  Contains the following fields:</w:t>
       </w:r>
     </w:p>
     <w:p>
@@ -5361,7 +5461,7 @@
         </w:numPr>
       </w:pPr>
       <w:r>
-        <w:t>Memory read/write values (instruction)</w:t>
+        <w:t>Call-type (Root, JSR, BRK, IRQ, NMI)</w:t>
       </w:r>
     </w:p>
     <w:p>
@@ -5373,7 +5473,7 @@
         </w:numPr>
       </w:pPr>
       <w:r>
-        <w:t>Destination address (instruction/interrupt)</w:t>
+        <w:t>Start address</w:t>
       </w:r>
     </w:p>
     <w:p>
@@ -5385,7 +5485,7 @@
         </w:numPr>
       </w:pPr>
       <w:r>
-        <w:t>Return address (instruction/interrupt)</w:t>
+        <w:t>Return address</w:t>
       </w:r>
     </w:p>
     <w:p>
@@ -5397,50 +5497,7 @@
         </w:numPr>
       </w:pPr>
       <w:r>
-        <w:t>Display field (display event)</w:t>
-      </w:r>
-    </w:p>
-    <w:p>
-      <w:r>
-        <w:t xml:space="preserve">To minimize memory, </w:t>
-      </w:r>
-      <w:r>
-        <w:rPr>
-          <w:b/>
-          <w:bCs/>
-        </w:rPr>
-        <w:t>Instruction</w:t>
-      </w:r>
-      <w:r>
-        <w:t xml:space="preserve"> is </w:t>
-      </w:r>
-      <w:r>
-        <w:t xml:space="preserve">defined as </w:t>
-      </w:r>
-      <w:r>
-        <w:t xml:space="preserve">a </w:t>
-      </w:r>
-      <w:r>
-        <w:t xml:space="preserve">12-byte </w:t>
-      </w:r>
-      <w:r>
-        <w:t>fixed size</w:t>
-      </w:r>
-      <w:r>
-        <w:t>d</w:t>
-      </w:r>
-      <w:r>
-        <w:t xml:space="preserve"> </w:t>
-      </w:r>
-      <w:r>
-        <w:rPr>
-          <w:b/>
-          <w:bCs/>
-        </w:rPr>
-        <w:t>struct</w:t>
-      </w:r>
-      <w:r>
-        <w:t>.</w:t>
+        <w:t>Return stack pointer</w:t>
       </w:r>
     </w:p>
     <w:p>
@@ -5472,7 +5529,13 @@
         <w:t xml:space="preserve">invokes </w:t>
       </w:r>
       <w:r>
-        <w:t>CPU and video analysis in parallel.</w:t>
+        <w:t xml:space="preserve">CPU and </w:t>
+      </w:r>
+      <w:r>
+        <w:t>frame</w:t>
+      </w:r>
+      <w:r>
+        <w:t xml:space="preserve"> analysis in parallel.</w:t>
       </w:r>
     </w:p>
     <w:p>
@@ -5598,7 +5661,15 @@
         </w:numPr>
       </w:pPr>
       <w:r>
-        <w:t xml:space="preserve">Aggregated CPU Metrics, by CallStack – </w:t>
+        <w:t xml:space="preserve">Aggregated CPU Metrics, by </w:t>
+      </w:r>
+      <w:proofErr w:type="spellStart"/>
+      <w:r>
+        <w:t>CallStack</w:t>
+      </w:r>
+      <w:proofErr w:type="spellEnd"/>
+      <w:r>
+        <w:t xml:space="preserve"> – </w:t>
       </w:r>
       <w:r>
         <w:rPr>
@@ -5710,6 +5781,7 @@
       </w:r>
     </w:p>
     <w:p>
+      <w:proofErr w:type="spellStart"/>
       <w:r>
         <w:rPr>
           <w:b/>
@@ -5717,6 +5789,7 @@
         </w:rPr>
         <w:t>StackFrame</w:t>
       </w:r>
+      <w:proofErr w:type="spellEnd"/>
       <w:r>
         <w:t xml:space="preserve"> – represents a unique stack-frame within the recorded program.  Contains the following fields:</w:t>
       </w:r>
@@ -5766,7 +5839,13 @@
         </w:numPr>
       </w:pPr>
       <w:r>
-        <w:t>Start and end cycle counts</w:t>
+        <w:t xml:space="preserve">First and last </w:t>
+      </w:r>
+      <w:r>
+        <w:t xml:space="preserve">effective </w:t>
+      </w:r>
+      <w:r>
+        <w:t>instruction indices</w:t>
       </w:r>
     </w:p>
     <w:p>
@@ -5778,13 +5857,7 @@
         </w:numPr>
       </w:pPr>
       <w:r>
-        <w:t xml:space="preserve">Highest and lowest </w:t>
-      </w:r>
-      <w:r>
-        <w:t xml:space="preserve">instruction </w:t>
-      </w:r>
-      <w:r>
-        <w:t>address</w:t>
+        <w:t>Start and end cycle counts</w:t>
       </w:r>
     </w:p>
     <w:p>
@@ -5796,47 +5869,13 @@
         </w:numPr>
       </w:pPr>
       <w:r>
-        <w:t xml:space="preserve">CPU Metrics – </w:t>
-      </w:r>
-      <w:r>
-        <w:rPr>
-          <w:i/>
-          <w:iCs/>
-        </w:rPr>
-        <w:t xml:space="preserve">populated </w:t>
-      </w:r>
-      <w:r>
-        <w:rPr>
-          <w:i/>
-          <w:iCs/>
-        </w:rPr>
-        <w:t xml:space="preserve">by </w:t>
-      </w:r>
-      <w:r>
-        <w:rPr>
-          <w:i/>
-          <w:iCs/>
-        </w:rPr>
-        <w:t>dynamic analysis</w:t>
-      </w:r>
-    </w:p>
-    <w:p>
-      <w:r>
-        <w:rPr>
-          <w:b/>
-          <w:bCs/>
-        </w:rPr>
-        <w:lastRenderedPageBreak/>
-        <w:t>CallStack</w:t>
-      </w:r>
-      <w:r>
-        <w:t xml:space="preserve"> – represents a call stack within the recorded program. </w:t>
-      </w:r>
-      <w:r>
-        <w:t xml:space="preserve"> </w:t>
-      </w:r>
-      <w:r>
-        <w:t>Contains the following fields:</w:t>
+        <w:t xml:space="preserve">Highest and lowest </w:t>
+      </w:r>
+      <w:r>
+        <w:t xml:space="preserve">instruction </w:t>
+      </w:r>
+      <w:r>
+        <w:t>address</w:t>
       </w:r>
     </w:p>
     <w:p>
@@ -5848,7 +5887,48 @@
         </w:numPr>
       </w:pPr>
       <w:r>
-        <w:t>Call-type (None, JSR, IRQ, NMI, BRK, Tail-call, fall-through)</w:t>
+        <w:t xml:space="preserve">CPU Metrics – </w:t>
+      </w:r>
+      <w:r>
+        <w:rPr>
+          <w:i/>
+          <w:iCs/>
+        </w:rPr>
+        <w:t xml:space="preserve">populated </w:t>
+      </w:r>
+      <w:r>
+        <w:rPr>
+          <w:i/>
+          <w:iCs/>
+        </w:rPr>
+        <w:t xml:space="preserve">by </w:t>
+      </w:r>
+      <w:r>
+        <w:rPr>
+          <w:i/>
+          <w:iCs/>
+        </w:rPr>
+        <w:t>dynamic analysis</w:t>
+      </w:r>
+    </w:p>
+    <w:p>
+      <w:proofErr w:type="spellStart"/>
+      <w:r>
+        <w:rPr>
+          <w:b/>
+          <w:bCs/>
+        </w:rPr>
+        <w:t>CallStack</w:t>
+      </w:r>
+      <w:proofErr w:type="spellEnd"/>
+      <w:r>
+        <w:t xml:space="preserve"> – represents a call stack within the recorded program. </w:t>
+      </w:r>
+      <w:r>
+        <w:t xml:space="preserve"> </w:t>
+      </w:r>
+      <w:r>
+        <w:t>Contains the following fields:</w:t>
       </w:r>
     </w:p>
     <w:p>
@@ -5860,7 +5940,8 @@
         </w:numPr>
       </w:pPr>
       <w:r>
-        <w:t xml:space="preserve">Parent call stack </w:t>
+        <w:lastRenderedPageBreak/>
+        <w:t>Call-type (None, JSR, IRQ, NMI, BRK, Tail-call, fall-through)</w:t>
       </w:r>
     </w:p>
     <w:p>
@@ -5872,7 +5953,7 @@
         </w:numPr>
       </w:pPr>
       <w:r>
-        <w:t>Routine reference</w:t>
+        <w:t xml:space="preserve">Parent call stack </w:t>
       </w:r>
     </w:p>
     <w:p>
@@ -5884,16 +5965,7 @@
         </w:numPr>
       </w:pPr>
       <w:r>
-        <w:t xml:space="preserve">Start address </w:t>
-      </w:r>
-      <w:r>
-        <w:t>(</w:t>
-      </w:r>
-      <w:r>
-        <w:t xml:space="preserve">same as </w:t>
-      </w:r>
-      <w:r>
-        <w:t>routine’s start address)</w:t>
+        <w:t>Routine reference</w:t>
       </w:r>
     </w:p>
     <w:p>
@@ -5905,10 +5977,16 @@
         </w:numPr>
       </w:pPr>
       <w:r>
-        <w:t xml:space="preserve">Return </w:t>
-      </w:r>
-      <w:r>
-        <w:t>address</w:t>
+        <w:t xml:space="preserve">Start address </w:t>
+      </w:r>
+      <w:r>
+        <w:t>(</w:t>
+      </w:r>
+      <w:r>
+        <w:t xml:space="preserve">same as </w:t>
+      </w:r>
+      <w:r>
+        <w:t>routine’s start address)</w:t>
       </w:r>
     </w:p>
     <w:p>
@@ -5920,12 +5998,47 @@
         </w:numPr>
       </w:pPr>
       <w:r>
+        <w:t xml:space="preserve">Return </w:t>
+      </w:r>
+      <w:r>
+        <w:t>address</w:t>
+      </w:r>
+    </w:p>
+    <w:p>
+      <w:pPr>
+        <w:pStyle w:val="ListParagraph"/>
+        <w:numPr>
+          <w:ilvl w:val="0"/>
+          <w:numId w:val="9"/>
+        </w:numPr>
+      </w:pPr>
+      <w:r>
         <w:t>Return stack pointer</w:t>
       </w:r>
     </w:p>
     <w:p>
       <w:r>
-        <w:t>The identify of a CallStack is defined by the sequence of addresses up through the parent chain, ending at the root or a call stack that has an ISR call type.</w:t>
+        <w:t>The identi</w:t>
+      </w:r>
+      <w:r>
+        <w:t>t</w:t>
+      </w:r>
+      <w:r>
+        <w:t xml:space="preserve">y of a </w:t>
+      </w:r>
+      <w:proofErr w:type="spellStart"/>
+      <w:r>
+        <w:t>CallStack</w:t>
+      </w:r>
+      <w:proofErr w:type="spellEnd"/>
+      <w:r>
+        <w:t xml:space="preserve"> is defined by the sequence of addresses up through the parent chain, ending at the root or a call stack that has an ISR </w:t>
+      </w:r>
+      <w:r>
+        <w:t xml:space="preserve">o NMI </w:t>
+      </w:r>
+      <w:r>
+        <w:t>call type.</w:t>
       </w:r>
     </w:p>
     <w:p>
@@ -6089,7 +6202,6 @@
           <w:rFonts w:ascii="Aptos" w:hAnsi="Aptos"/>
           <w:color w:val="000000"/>
         </w:rPr>
-        <w:lastRenderedPageBreak/>
         <w:t xml:space="preserve">As instructions are enumerated, the associated </w:t>
       </w:r>
       <w:r>
@@ -6134,45 +6246,83 @@
           <w:rFonts w:ascii="Aptos" w:hAnsi="Aptos"/>
           <w:color w:val="000000"/>
         </w:rPr>
-        <w:t>And after the last instruction has been processed, the remaining stack frames are unwound to set the final end cycle counts.</w:t>
-      </w:r>
-    </w:p>
-    <w:p>
-      <w:pPr>
-        <w:ind w:left="720"/>
+        <w:lastRenderedPageBreak/>
+        <w:t>And after the last instruction has been processed, the remaining stack frames are unwound to set the</w:t>
+      </w:r>
+      <w:r>
         <w:rPr>
           <w:rFonts w:ascii="Aptos" w:hAnsi="Aptos"/>
           <w:color w:val="000000"/>
         </w:rPr>
-      </w:pPr>
+        <w:t>ir</w:t>
+      </w:r>
       <w:r>
         <w:rPr>
           <w:rFonts w:ascii="Aptos" w:hAnsi="Aptos"/>
           <w:color w:val="000000"/>
         </w:rPr>
-        <w:t xml:space="preserve">And finally, any tail-call stack frames which were inserted during the construction of the initial </w:t>
-      </w:r>
-      <w:r>
+        <w:t xml:space="preserve"> final end cycle counts.</w:t>
+      </w:r>
+    </w:p>
+    <w:p>
+      <w:pPr>
+        <w:ind w:left="720"/>
         <w:rPr>
           <w:rFonts w:ascii="Aptos" w:hAnsi="Aptos"/>
           <w:color w:val="000000"/>
         </w:rPr>
-        <w:t xml:space="preserve">call </w:t>
-      </w:r>
+      </w:pPr>
       <w:r>
         <w:rPr>
           <w:rFonts w:ascii="Aptos" w:hAnsi="Aptos"/>
           <w:color w:val="000000"/>
         </w:rPr>
+        <w:t>Then</w:t>
+      </w:r>
+      <w:r>
+        <w:rPr>
+          <w:rFonts w:ascii="Aptos" w:hAnsi="Aptos"/>
+          <w:color w:val="000000"/>
+        </w:rPr>
+        <w:t xml:space="preserve">, any tail-call stack frames which were inserted during the construction of the initial </w:t>
+      </w:r>
+      <w:r>
+        <w:rPr>
+          <w:rFonts w:ascii="Aptos" w:hAnsi="Aptos"/>
+          <w:color w:val="000000"/>
+        </w:rPr>
+        <w:t xml:space="preserve">call </w:t>
+      </w:r>
+      <w:r>
+        <w:rPr>
+          <w:rFonts w:ascii="Aptos" w:hAnsi="Aptos"/>
+          <w:color w:val="000000"/>
+        </w:rPr>
         <w:t>stack are reviewed to determine if they need reparenting to new routines.</w:t>
       </w:r>
     </w:p>
     <w:p>
       <w:pPr>
+        <w:ind w:left="720"/>
+        <w:rPr>
+          <w:rFonts w:ascii="Aptos" w:hAnsi="Aptos"/>
+          <w:color w:val="000000"/>
+        </w:rPr>
+      </w:pPr>
+      <w:r>
+        <w:rPr>
+          <w:rFonts w:ascii="Aptos" w:hAnsi="Aptos"/>
+          <w:color w:val="000000"/>
+        </w:rPr>
+        <w:t xml:space="preserve">And finally, the stack frame’s effective start and end instruction indexes are set. </w:t>
+      </w:r>
+    </w:p>
+    <w:p>
+      <w:pPr>
         <w:pStyle w:val="Heading3"/>
       </w:pPr>
       <w:r>
-        <w:t>Static Display Frame analysis</w:t>
+        <w:t>Frame analysis</w:t>
       </w:r>
     </w:p>
     <w:p>
@@ -6182,13 +6332,16 @@
         <w:contextualSpacing w:val="0"/>
       </w:pPr>
       <w:r>
-        <w:t xml:space="preserve">An execution trace includes screen memory display read events, which </w:t>
-      </w:r>
-      <w:r>
-        <w:t>indicates</w:t>
-      </w:r>
-      <w:r>
-        <w:t xml:space="preserve"> when the 6845 CRT control chip starts reading screen memory to display each frame.</w:t>
+        <w:t>The goal of frame analysis is to produce two frame lists.  The display frame list, and the ‘game</w:t>
+      </w:r>
+      <w:r>
+        <w:t>-</w:t>
+      </w:r>
+      <w:r>
+        <w:t>loop’ frame list</w:t>
+      </w:r>
+      <w:r>
+        <w:t>.</w:t>
       </w:r>
     </w:p>
     <w:p>
@@ -6198,7 +6351,80 @@
         <w:contextualSpacing w:val="0"/>
       </w:pPr>
       <w:r>
-        <w:t>Static display frame analysis uses these events to recreate frame snapshots</w:t>
+        <w:t>The display frame list contains</w:t>
+      </w:r>
+      <w:r>
+        <w:t xml:space="preserve"> all the display frame</w:t>
+      </w:r>
+      <w:r>
+        <w:t xml:space="preserve"> snapshots</w:t>
+      </w:r>
+      <w:r>
+        <w:t>.  The frames that were displayed on the CRT display.  The frame</w:t>
+      </w:r>
+      <w:r>
+        <w:t xml:space="preserve"> snapshots</w:t>
+      </w:r>
+      <w:r>
+        <w:t xml:space="preserve"> are displayed under the timeline.</w:t>
+      </w:r>
+    </w:p>
+    <w:p>
+      <w:pPr>
+        <w:pStyle w:val="ListParagraph"/>
+        <w:ind w:left="0"/>
+        <w:contextualSpacing w:val="0"/>
+      </w:pPr>
+      <w:r>
+        <w:t xml:space="preserve">The ‘game-loop’ frame list contains all the programmatic frames, capturing their durations, how they align with display frames, and how many screen memory writes occur before and after the screen memory is read during the display </w:t>
+      </w:r>
+      <w:r>
+        <w:t xml:space="preserve">memory </w:t>
+      </w:r>
+      <w:r>
+        <w:t>scan.  These frames are displayed in the Frame tab.</w:t>
+      </w:r>
+      <w:r>
+        <w:t xml:space="preserve">  What constitutes a ‘game-loop’ is defined using the Frames settings dialog.</w:t>
+      </w:r>
+    </w:p>
+    <w:p>
+      <w:pPr>
+        <w:pStyle w:val="ListParagraph"/>
+        <w:ind w:left="0"/>
+        <w:contextualSpacing w:val="0"/>
+      </w:pPr>
+      <w:r>
+        <w:t>The display frames are generated as follows:</w:t>
+      </w:r>
+    </w:p>
+    <w:p>
+      <w:pPr>
+        <w:pStyle w:val="ListParagraph"/>
+        <w:ind w:left="0"/>
+        <w:contextualSpacing w:val="0"/>
+      </w:pPr>
+      <w:r>
+        <w:t xml:space="preserve">An execution trace includes screen memory display read events, which </w:t>
+      </w:r>
+      <w:r>
+        <w:t>indicates</w:t>
+      </w:r>
+      <w:r>
+        <w:t xml:space="preserve"> when the 6845 CRT control chip starts reading screen memory to display each frame.</w:t>
+      </w:r>
+    </w:p>
+    <w:p>
+      <w:pPr>
+        <w:pStyle w:val="ListParagraph"/>
+        <w:ind w:left="0"/>
+        <w:contextualSpacing w:val="0"/>
+      </w:pPr>
+      <w:r>
+        <w:t>D</w:t>
+      </w:r>
+      <w:r>
+        <w:t>isplay frame analysis uses these events to recreate frame snapshots</w:t>
       </w:r>
       <w:r>
         <w:t xml:space="preserve">, which are </w:t>
@@ -6349,6 +6575,7 @@
         </w:numPr>
       </w:pPr>
       <w:r>
+        <w:lastRenderedPageBreak/>
         <w:t>No support for non-interlaced teletext modes</w:t>
       </w:r>
     </w:p>
@@ -6392,6 +6619,35 @@
       </w:r>
     </w:p>
     <w:p>
+      <w:r>
+        <w:t>The ‘game-loop’ frames are generated as part of display frame analysis.</w:t>
+      </w:r>
+    </w:p>
+    <w:p>
+      <w:r>
+        <w:t>Programmatic frames are generated by determining the next frame’s start instruction index, and when this is encountered, start the frame.  As part of this the frame’s end instruction index is calculated, based on the frame settings.  When the frame end instruction index is encountered, the frame is added to the list, and the process repeats.</w:t>
+      </w:r>
+    </w:p>
+    <w:p>
+      <w:r>
+        <w:t xml:space="preserve">The only complication is that </w:t>
+      </w:r>
+      <w:r>
+        <w:t xml:space="preserve">the </w:t>
+      </w:r>
+      <w:r>
+        <w:t>memory ‘writes before display’ and ‘writes after display’ counts need to be calculated</w:t>
+      </w:r>
+      <w:r>
+        <w:t>.  Mirrored screen memory pages, storing the last display frame number, are used to determine if screen writes occur before or after display.</w:t>
+      </w:r>
+    </w:p>
+    <w:p>
+      <w:r>
+        <w:t>Note that frame analysis is delayed to dynamic analysis if the frame settings are dependent on routines and stack frames.</w:t>
+      </w:r>
+    </w:p>
+    <w:p>
       <w:pPr>
         <w:pStyle w:val="Heading2"/>
       </w:pPr>
@@ -6421,7 +6677,6 @@
     </w:p>
     <w:p>
       <w:r>
-        <w:lastRenderedPageBreak/>
         <w:t xml:space="preserve">The form class asynchronously </w:t>
       </w:r>
       <w:r>
@@ -6554,6 +6809,7 @@
       <w:r>
         <w:t>The application is built around a main Form (</w:t>
       </w:r>
+      <w:proofErr w:type="spellStart"/>
       <w:r>
         <w:rPr>
           <w:b/>
@@ -6561,6 +6817,7 @@
         </w:rPr>
         <w:t>BeebPerfForm</w:t>
       </w:r>
+      <w:proofErr w:type="spellEnd"/>
       <w:r>
         <w:t xml:space="preserve">) which </w:t>
       </w:r>
@@ -6771,9 +7028,11 @@
             <w:tcW w:w="2700" w:type="dxa"/>
           </w:tcPr>
           <w:p>
+            <w:proofErr w:type="spellStart"/>
             <w:r>
               <w:t>BeepPerfForm</w:t>
             </w:r>
+            <w:proofErr w:type="spellEnd"/>
           </w:p>
         </w:tc>
         <w:tc>
@@ -6841,9 +7100,11 @@
             <w:tcW w:w="2700" w:type="dxa"/>
           </w:tcPr>
           <w:p>
+            <w:proofErr w:type="spellStart"/>
             <w:r>
               <w:t>TabControlEx</w:t>
             </w:r>
+            <w:proofErr w:type="spellEnd"/>
           </w:p>
         </w:tc>
         <w:tc>
@@ -6873,9 +7134,11 @@
             <w:tcW w:w="2700" w:type="dxa"/>
           </w:tcPr>
           <w:p>
+            <w:proofErr w:type="spellStart"/>
             <w:r>
               <w:t>GridView</w:t>
             </w:r>
+            <w:proofErr w:type="spellEnd"/>
           </w:p>
         </w:tc>
         <w:tc>
@@ -6883,9 +7146,11 @@
             <w:tcW w:w="1710" w:type="dxa"/>
           </w:tcPr>
           <w:p>
+            <w:proofErr w:type="spellStart"/>
             <w:r>
               <w:t>DataGridView</w:t>
             </w:r>
+            <w:proofErr w:type="spellEnd"/>
           </w:p>
         </w:tc>
         <w:tc>
@@ -6923,9 +7188,11 @@
             <w:pPr>
               <w:ind w:left="4320" w:hanging="4320"/>
             </w:pPr>
+            <w:proofErr w:type="spellStart"/>
             <w:r>
               <w:t>RoutinesView</w:t>
             </w:r>
+            <w:proofErr w:type="spellEnd"/>
           </w:p>
         </w:tc>
         <w:tc>
@@ -6936,9 +7203,11 @@
             <w:pPr>
               <w:ind w:left="4320" w:hanging="4320"/>
             </w:pPr>
+            <w:proofErr w:type="spellStart"/>
             <w:r>
               <w:t>GridView</w:t>
             </w:r>
+            <w:proofErr w:type="spellEnd"/>
           </w:p>
         </w:tc>
         <w:tc>
@@ -6964,9 +7233,11 @@
             <w:pPr>
               <w:ind w:left="4320" w:hanging="4320"/>
             </w:pPr>
+            <w:proofErr w:type="spellStart"/>
             <w:r>
               <w:t>CallerCalleeView</w:t>
             </w:r>
+            <w:proofErr w:type="spellEnd"/>
           </w:p>
         </w:tc>
         <w:tc>
@@ -7005,9 +7276,11 @@
             <w:pPr>
               <w:ind w:left="4320" w:hanging="4320"/>
             </w:pPr>
+            <w:proofErr w:type="spellStart"/>
             <w:r>
               <w:t>CallTreeView</w:t>
             </w:r>
+            <w:proofErr w:type="spellEnd"/>
           </w:p>
         </w:tc>
         <w:tc>
@@ -7018,9 +7291,11 @@
             <w:pPr>
               <w:ind w:left="4320" w:hanging="4320"/>
             </w:pPr>
+            <w:proofErr w:type="spellStart"/>
             <w:r>
               <w:t>GridView</w:t>
             </w:r>
+            <w:proofErr w:type="spellEnd"/>
           </w:p>
         </w:tc>
         <w:tc>
@@ -7046,9 +7321,11 @@
             <w:pPr>
               <w:ind w:left="4320" w:hanging="4320"/>
             </w:pPr>
+            <w:proofErr w:type="spellStart"/>
             <w:r>
               <w:t>FlameGraph</w:t>
             </w:r>
+            <w:proofErr w:type="spellEnd"/>
           </w:p>
         </w:tc>
         <w:tc>
@@ -7087,9 +7364,11 @@
             <w:pPr>
               <w:ind w:left="4320" w:hanging="4320"/>
             </w:pPr>
+            <w:proofErr w:type="spellStart"/>
             <w:r>
               <w:t>MemoryView</w:t>
             </w:r>
+            <w:proofErr w:type="spellEnd"/>
           </w:p>
         </w:tc>
         <w:tc>
@@ -7100,9 +7379,11 @@
             <w:pPr>
               <w:ind w:left="4320" w:hanging="4320"/>
             </w:pPr>
+            <w:proofErr w:type="spellStart"/>
             <w:r>
               <w:t>GridView</w:t>
             </w:r>
+            <w:proofErr w:type="spellEnd"/>
           </w:p>
         </w:tc>
         <w:tc>
@@ -7131,9 +7412,11 @@
             <w:pPr>
               <w:ind w:left="4320" w:hanging="4320"/>
             </w:pPr>
+            <w:proofErr w:type="spellStart"/>
             <w:r>
               <w:t>MemoryRoutinesView</w:t>
             </w:r>
+            <w:proofErr w:type="spellEnd"/>
           </w:p>
         </w:tc>
         <w:tc>
@@ -7144,9 +7427,11 @@
             <w:pPr>
               <w:ind w:left="4320" w:hanging="4320"/>
             </w:pPr>
+            <w:proofErr w:type="spellStart"/>
             <w:r>
               <w:t>GridView</w:t>
             </w:r>
+            <w:proofErr w:type="spellEnd"/>
           </w:p>
         </w:tc>
         <w:tc>
@@ -7160,6 +7445,102 @@
             </w:pPr>
             <w:r>
               <w:t>Memory view (right-hand side)</w:t>
+            </w:r>
+          </w:p>
+        </w:tc>
+      </w:tr>
+      <w:tr>
+        <w:trPr>
+          <w:trHeight w:val="41"/>
+        </w:trPr>
+        <w:tc>
+          <w:tcPr>
+            <w:tcW w:w="2700" w:type="dxa"/>
+          </w:tcPr>
+          <w:p>
+            <w:pPr>
+              <w:ind w:left="4320" w:hanging="4320"/>
+            </w:pPr>
+            <w:proofErr w:type="spellStart"/>
+            <w:r>
+              <w:t>FrameView</w:t>
+            </w:r>
+            <w:proofErr w:type="spellEnd"/>
+          </w:p>
+        </w:tc>
+        <w:tc>
+          <w:tcPr>
+            <w:tcW w:w="1710" w:type="dxa"/>
+          </w:tcPr>
+          <w:p>
+            <w:pPr>
+              <w:ind w:left="4320" w:hanging="4320"/>
+            </w:pPr>
+            <w:r>
+              <w:t>Panel</w:t>
+            </w:r>
+          </w:p>
+        </w:tc>
+        <w:tc>
+          <w:tcPr>
+            <w:tcW w:w="4945" w:type="dxa"/>
+          </w:tcPr>
+          <w:p>
+            <w:pPr>
+              <w:ind w:left="4320" w:hanging="4320"/>
+              <w:jc w:val="both"/>
+            </w:pPr>
+            <w:r>
+              <w:t>Frame view</w:t>
+            </w:r>
+          </w:p>
+        </w:tc>
+      </w:tr>
+      <w:tr>
+        <w:trPr>
+          <w:trHeight w:val="41"/>
+        </w:trPr>
+        <w:tc>
+          <w:tcPr>
+            <w:tcW w:w="2700" w:type="dxa"/>
+          </w:tcPr>
+          <w:p>
+            <w:pPr>
+              <w:ind w:left="4320" w:hanging="4320"/>
+            </w:pPr>
+            <w:proofErr w:type="spellStart"/>
+            <w:r>
+              <w:t>FrameGridView</w:t>
+            </w:r>
+            <w:proofErr w:type="spellEnd"/>
+          </w:p>
+        </w:tc>
+        <w:tc>
+          <w:tcPr>
+            <w:tcW w:w="1710" w:type="dxa"/>
+          </w:tcPr>
+          <w:p>
+            <w:pPr>
+              <w:ind w:left="4320" w:hanging="4320"/>
+            </w:pPr>
+            <w:proofErr w:type="spellStart"/>
+            <w:r>
+              <w:t>GridView</w:t>
+            </w:r>
+            <w:proofErr w:type="spellEnd"/>
+          </w:p>
+        </w:tc>
+        <w:tc>
+          <w:tcPr>
+            <w:tcW w:w="4945" w:type="dxa"/>
+          </w:tcPr>
+          <w:p>
+            <w:pPr>
+              <w:ind w:left="4320" w:hanging="4320"/>
+              <w:jc w:val="both"/>
+            </w:pPr>
+            <w:r>
+              <w:t>Frame view grid</w:t>
             </w:r>
           </w:p>
         </w:tc>
@@ -7186,9 +7567,11 @@
             <w:pPr>
               <w:ind w:left="4320" w:hanging="4320"/>
             </w:pPr>
+            <w:proofErr w:type="spellStart"/>
             <w:r>
               <w:t>GridView</w:t>
             </w:r>
+            <w:proofErr w:type="spellEnd"/>
           </w:p>
         </w:tc>
         <w:tc>
@@ -7255,9 +7638,11 @@
             <w:pPr>
               <w:ind w:left="4320" w:hanging="4320"/>
             </w:pPr>
+            <w:proofErr w:type="spellStart"/>
             <w:r>
               <w:t>LabelsDialog</w:t>
             </w:r>
+            <w:proofErr w:type="spellEnd"/>
           </w:p>
         </w:tc>
         <w:tc>
@@ -7296,9 +7681,11 @@
             <w:pPr>
               <w:ind w:left="4320" w:hanging="4320"/>
             </w:pPr>
+            <w:proofErr w:type="spellStart"/>
             <w:r>
               <w:t>SettingsDialog</w:t>
             </w:r>
+            <w:proofErr w:type="spellEnd"/>
           </w:p>
         </w:tc>
         <w:tc>
@@ -7337,9 +7724,11 @@
             <w:pPr>
               <w:ind w:left="4320" w:hanging="4320"/>
             </w:pPr>
+            <w:proofErr w:type="spellStart"/>
             <w:r>
               <w:t>SampleCodePanel</w:t>
             </w:r>
+            <w:proofErr w:type="spellEnd"/>
           </w:p>
         </w:tc>
         <w:tc>
@@ -7381,9 +7770,11 @@
             <w:tcW w:w="2700" w:type="dxa"/>
           </w:tcPr>
           <w:p>
+            <w:proofErr w:type="spellStart"/>
             <w:r>
               <w:t>HelpDialog</w:t>
             </w:r>
+            <w:proofErr w:type="spellEnd"/>
           </w:p>
         </w:tc>
         <w:tc>
@@ -7419,6 +7810,7 @@
       <w:r>
         <w:t xml:space="preserve">the </w:t>
       </w:r>
+      <w:proofErr w:type="spellStart"/>
       <w:r>
         <w:rPr>
           <w:b/>
@@ -7426,6 +7818,7 @@
         </w:rPr>
         <w:t>ReentrancyGuard</w:t>
       </w:r>
+      <w:proofErr w:type="spellEnd"/>
       <w:r>
         <w:rPr>
           <w:b/>
@@ -7436,6 +7829,7 @@
       <w:r>
         <w:t xml:space="preserve">(also in </w:t>
       </w:r>
+      <w:proofErr w:type="spellStart"/>
       <w:r>
         <w:rPr>
           <w:b/>
@@ -7443,18 +7837,28 @@
         </w:rPr>
         <w:t>ux</w:t>
       </w:r>
+      <w:proofErr w:type="spellEnd"/>
       <w:r>
         <w:t xml:space="preserve"> folder)</w:t>
       </w:r>
       <w:r>
         <w:t xml:space="preserve"> which is used to stop cyclic </w:t>
       </w:r>
-      <w:r>
-        <w:rPr>
-          <w:b/>
-          <w:bCs/>
-        </w:rPr>
-        <w:t xml:space="preserve">api </w:t>
+      <w:proofErr w:type="spellStart"/>
+      <w:r>
+        <w:rPr>
+          <w:b/>
+          <w:bCs/>
+        </w:rPr>
+        <w:t>api</w:t>
+      </w:r>
+      <w:proofErr w:type="spellEnd"/>
+      <w:r>
+        <w:rPr>
+          <w:b/>
+          <w:bCs/>
+        </w:rPr>
+        <w:t xml:space="preserve"> </w:t>
       </w:r>
       <w:r>
         <w:rPr>
@@ -7482,7 +7886,23 @@
           <w:b/>
           <w:bCs/>
         </w:rPr>
-        <w:t xml:space="preserve"> api </w:t>
+        <w:t xml:space="preserve"> </w:t>
+      </w:r>
+      <w:proofErr w:type="spellStart"/>
+      <w:r>
+        <w:rPr>
+          <w:b/>
+          <w:bCs/>
+        </w:rPr>
+        <w:t>api</w:t>
+      </w:r>
+      <w:proofErr w:type="spellEnd"/>
+      <w:r>
+        <w:rPr>
+          <w:b/>
+          <w:bCs/>
+        </w:rPr>
+        <w:t xml:space="preserve"> </w:t>
       </w:r>
       <w:r>
         <w:rPr>
@@ -7549,6 +7969,7 @@
       <w:r>
         <w:t>The undo / redo history class (</w:t>
       </w:r>
+      <w:proofErr w:type="spellStart"/>
       <w:r>
         <w:rPr>
           <w:b/>
@@ -7556,6 +7977,7 @@
         </w:rPr>
         <w:t>UndoRedoHistory</w:t>
       </w:r>
+      <w:proofErr w:type="spellEnd"/>
       <w:r>
         <w:t>)</w:t>
       </w:r>
@@ -7594,7 +8016,15 @@
         </w:numPr>
       </w:pPr>
       <w:r>
-        <w:t>bool CanUndo()</w:t>
+        <w:t xml:space="preserve">bool </w:t>
+      </w:r>
+      <w:proofErr w:type="spellStart"/>
+      <w:r>
+        <w:t>CanUndo</w:t>
+      </w:r>
+      <w:proofErr w:type="spellEnd"/>
+      <w:r>
+        <w:t>()</w:t>
       </w:r>
     </w:p>
     <w:p>
@@ -7606,7 +8036,15 @@
         </w:numPr>
       </w:pPr>
       <w:r>
-        <w:t>bool CanRedo()</w:t>
+        <w:t xml:space="preserve">bool </w:t>
+      </w:r>
+      <w:proofErr w:type="spellStart"/>
+      <w:r>
+        <w:t>CanRedo</w:t>
+      </w:r>
+      <w:proofErr w:type="spellEnd"/>
+      <w:r>
+        <w:t>()</w:t>
       </w:r>
     </w:p>
     <w:p>
@@ -7709,6 +8147,7 @@
       <w:r>
         <w:t xml:space="preserve">The </w:t>
       </w:r>
+      <w:proofErr w:type="spellStart"/>
       <w:r>
         <w:rPr>
           <w:b/>
@@ -7716,6 +8155,7 @@
         </w:rPr>
         <w:t>UndoRedoHistory</w:t>
       </w:r>
+      <w:proofErr w:type="spellEnd"/>
       <w:r>
         <w:t xml:space="preserve"> class internally </w:t>
       </w:r>
@@ -7964,13 +8404,19 @@
         <w:t>–</w:t>
       </w:r>
       <w:r>
-        <w:t xml:space="preserve"> zlib</w:t>
-      </w:r>
+        <w:t xml:space="preserve"> </w:t>
+      </w:r>
+      <w:proofErr w:type="spellStart"/>
+      <w:r>
+        <w:t>zlib</w:t>
+      </w:r>
+      <w:proofErr w:type="spellEnd"/>
     </w:p>
     <w:p>
       <w:r>
         <w:t xml:space="preserve">The </w:t>
       </w:r>
+      <w:proofErr w:type="spellStart"/>
       <w:r>
         <w:rPr>
           <w:b/>
@@ -7978,6 +8424,7 @@
         </w:rPr>
         <w:t>PerfReader</w:t>
       </w:r>
+      <w:proofErr w:type="spellEnd"/>
       <w:r>
         <w:t xml:space="preserve"> class uncompresses chuck</w:t>
       </w:r>
@@ -7990,6 +8437,7 @@
       <w:r>
         <w:t xml:space="preserve">open source </w:t>
       </w:r>
+      <w:proofErr w:type="spellStart"/>
       <w:r>
         <w:rPr>
           <w:b/>
@@ -7997,6 +8445,7 @@
         </w:rPr>
         <w:t>zlib</w:t>
       </w:r>
+      <w:proofErr w:type="spellEnd"/>
       <w:r>
         <w:t xml:space="preserve"> library</w:t>
       </w:r>
@@ -8004,7 +8453,15 @@
         <w:t xml:space="preserve">.  </w:t>
       </w:r>
       <w:r>
-        <w:t>Copyright (C) 1995-2024 Jean-loup Gailly and Mark Adler</w:t>
+        <w:t xml:space="preserve">Copyright (C) 1995-2024 Jean-loup </w:t>
+      </w:r>
+      <w:proofErr w:type="spellStart"/>
+      <w:r>
+        <w:t>Gailly</w:t>
+      </w:r>
+      <w:proofErr w:type="spellEnd"/>
+      <w:r>
+        <w:t xml:space="preserve"> and Mark Adler</w:t>
       </w:r>
       <w:r>
         <w:t>.</w:t>
@@ -8014,6 +8471,7 @@
       <w:r>
         <w:t xml:space="preserve">The sources can be found in the </w:t>
       </w:r>
+      <w:proofErr w:type="spellStart"/>
       <w:r>
         <w:rPr>
           <w:b/>
@@ -8021,6 +8479,7 @@
         </w:rPr>
         <w:t>zlib</w:t>
       </w:r>
+      <w:proofErr w:type="spellEnd"/>
       <w:r>
         <w:t xml:space="preserve"> project</w:t>
       </w:r>
@@ -8030,6 +8489,7 @@
       <w:r>
         <w:t xml:space="preserve">the </w:t>
       </w:r>
+      <w:proofErr w:type="spellStart"/>
       <w:r>
         <w:rPr>
           <w:b/>
@@ -8037,6 +8497,7 @@
         </w:rPr>
         <w:t>BeebPerf</w:t>
       </w:r>
+      <w:proofErr w:type="spellEnd"/>
       <w:r>
         <w:t xml:space="preserve"> solution.  </w:t>
       </w:r>
@@ -8067,6 +8528,7 @@
       <w:r>
         <w:t xml:space="preserve">The </w:t>
       </w:r>
+      <w:proofErr w:type="spellStart"/>
       <w:r>
         <w:rPr>
           <w:b/>
@@ -8074,8 +8536,25 @@
         </w:rPr>
         <w:t>PerfReader</w:t>
       </w:r>
-      <w:r>
-        <w:t xml:space="preserve"> class calls the zlib apis using </w:t>
+      <w:proofErr w:type="spellEnd"/>
+      <w:r>
+        <w:t xml:space="preserve"> class calls the </w:t>
+      </w:r>
+      <w:proofErr w:type="spellStart"/>
+      <w:r>
+        <w:t>zlib</w:t>
+      </w:r>
+      <w:proofErr w:type="spellEnd"/>
+      <w:r>
+        <w:t xml:space="preserve"> </w:t>
+      </w:r>
+      <w:proofErr w:type="spellStart"/>
+      <w:r>
+        <w:t>apis</w:t>
+      </w:r>
+      <w:proofErr w:type="spellEnd"/>
+      <w:r>
+        <w:t xml:space="preserve"> using </w:t>
       </w:r>
       <w:r>
         <w:t>P/Invoke</w:t>
@@ -8148,6 +8627,7 @@
       <w:r>
         <w:t xml:space="preserve"> is modified to generate a .perf file, which </w:t>
       </w:r>
+      <w:proofErr w:type="spellStart"/>
       <w:r>
         <w:rPr>
           <w:b/>
@@ -8155,6 +8635,7 @@
         </w:rPr>
         <w:t>BeebPerf</w:t>
       </w:r>
+      <w:proofErr w:type="spellEnd"/>
       <w:r>
         <w:t xml:space="preserve"> reads and analyses.</w:t>
       </w:r>
@@ -8215,7 +8696,19 @@
         </w:numPr>
       </w:pPr>
       <w:r>
-        <w:t>Maximizing the genericness of the captured information, allowing the format to be used for purposes other than profiling.</w:t>
+        <w:t xml:space="preserve">Maximizing the genericness of the captured information, allowing the format to be used for </w:t>
+      </w:r>
+      <w:r>
+        <w:t xml:space="preserve">other </w:t>
+      </w:r>
+      <w:r>
+        <w:t xml:space="preserve">purposes other than </w:t>
+      </w:r>
+      <w:r>
+        <w:t xml:space="preserve">pure </w:t>
+      </w:r>
+      <w:r>
+        <w:t>profiling.</w:t>
       </w:r>
     </w:p>
     <w:p>
@@ -8247,8 +8740,17 @@
           <w:b/>
           <w:bCs/>
         </w:rPr>
-        <w:t>.pref</w:t>
-      </w:r>
+        <w:t>.</w:t>
+      </w:r>
+      <w:proofErr w:type="spellStart"/>
+      <w:r>
+        <w:rPr>
+          <w:b/>
+          <w:bCs/>
+        </w:rPr>
+        <w:t>pref</w:t>
+      </w:r>
+      <w:proofErr w:type="spellEnd"/>
       <w:r>
         <w:t xml:space="preserve"> file contains sufficient information to analyze CPU metrics, memory, and screen rendering.  It contains a snapshot of the BBC Micro at the start of recording and a log of all executed 6502 (or 65C02) instructions.  The log contains all 6502/65C02 register state changes, all memory accesses and values, plus key events like interrupts and begin screen display.  It also optionally contains label information.</w:t>
       </w:r>
@@ -8285,7 +8787,23 @@
           <w:b/>
           <w:bCs/>
         </w:rPr>
-        <w:t>&lt;header_chunk&gt;</w:t>
+        <w:t>&lt;</w:t>
+      </w:r>
+      <w:proofErr w:type="spellStart"/>
+      <w:r>
+        <w:rPr>
+          <w:b/>
+          <w:bCs/>
+        </w:rPr>
+        <w:t>header_chunk</w:t>
+      </w:r>
+      <w:proofErr w:type="spellEnd"/>
+      <w:r>
+        <w:rPr>
+          <w:b/>
+          <w:bCs/>
+        </w:rPr>
+        <w:t>&gt;</w:t>
       </w:r>
       <w:r>
         <w:t xml:space="preserve"> + </w:t>
@@ -8295,7 +8813,15 @@
           <w:b/>
           <w:bCs/>
         </w:rPr>
-        <w:t>&lt;label</w:t>
+        <w:t>&lt;</w:t>
+      </w:r>
+      <w:proofErr w:type="spellStart"/>
+      <w:r>
+        <w:rPr>
+          <w:b/>
+          <w:bCs/>
+        </w:rPr>
+        <w:t>label</w:t>
       </w:r>
       <w:r>
         <w:rPr>
@@ -8309,7 +8835,15 @@
           <w:b/>
           <w:bCs/>
         </w:rPr>
-        <w:t>_chunk&gt;</w:t>
+        <w:t>_chunk</w:t>
+      </w:r>
+      <w:proofErr w:type="spellEnd"/>
+      <w:r>
+        <w:rPr>
+          <w:b/>
+          <w:bCs/>
+        </w:rPr>
+        <w:t>&gt;</w:t>
       </w:r>
       <w:r>
         <w:rPr>
@@ -8330,7 +8864,23 @@
           <w:b/>
           <w:bCs/>
         </w:rPr>
-        <w:t>&lt;snapshot_chunk&gt;</w:t>
+        <w:t>&lt;</w:t>
+      </w:r>
+      <w:proofErr w:type="spellStart"/>
+      <w:r>
+        <w:rPr>
+          <w:b/>
+          <w:bCs/>
+        </w:rPr>
+        <w:t>snapshot_chunk</w:t>
+      </w:r>
+      <w:proofErr w:type="spellEnd"/>
+      <w:r>
+        <w:rPr>
+          <w:b/>
+          <w:bCs/>
+        </w:rPr>
+        <w:t>&gt;</w:t>
       </w:r>
       <w:r>
         <w:t xml:space="preserve"> + </w:t>
@@ -8340,7 +8890,23 @@
           <w:b/>
           <w:bCs/>
         </w:rPr>
-        <w:t>&lt;execution_chunk&gt;</w:t>
+        <w:t>&lt;</w:t>
+      </w:r>
+      <w:proofErr w:type="spellStart"/>
+      <w:r>
+        <w:rPr>
+          <w:b/>
+          <w:bCs/>
+        </w:rPr>
+        <w:t>execution_chunk</w:t>
+      </w:r>
+      <w:proofErr w:type="spellEnd"/>
+      <w:r>
+        <w:rPr>
+          <w:b/>
+          <w:bCs/>
+        </w:rPr>
+        <w:t>&gt;</w:t>
       </w:r>
       <w:r>
         <w:rPr>
@@ -8459,6 +9025,7 @@
         </w:rPr>
         <w:t>&lt;</w:t>
       </w:r>
+      <w:proofErr w:type="spellStart"/>
       <w:r>
         <w:rPr>
           <w:b/>
@@ -8471,7 +9038,15 @@
           <w:b/>
           <w:bCs/>
         </w:rPr>
-        <w:t>header&gt;</w:t>
+        <w:t>header</w:t>
+      </w:r>
+      <w:proofErr w:type="spellEnd"/>
+      <w:r>
+        <w:rPr>
+          <w:b/>
+          <w:bCs/>
+        </w:rPr>
+        <w:t>&gt;</w:t>
       </w:r>
       <w:r>
         <w:t xml:space="preserve"> = </w:t>
@@ -8482,11 +9057,24 @@
       <w:r>
         <w:t>&lt;tag&gt; + &lt;compression&gt; + &lt;</w:t>
       </w:r>
+      <w:proofErr w:type="spellStart"/>
       <w:r>
         <w:t>original_</w:t>
       </w:r>
       <w:r>
-        <w:t>size&gt; + &lt;compressed_size&gt;</w:t>
+        <w:t>size</w:t>
+      </w:r>
+      <w:proofErr w:type="spellEnd"/>
+      <w:r>
+        <w:t>&gt; + &lt;</w:t>
+      </w:r>
+      <w:proofErr w:type="spellStart"/>
+      <w:r>
+        <w:t>compressed_size</w:t>
+      </w:r>
+      <w:proofErr w:type="spellEnd"/>
+      <w:r>
+        <w:t>&gt;</w:t>
       </w:r>
     </w:p>
     <w:p>
@@ -8584,7 +9172,23 @@
                 <w:rFonts w:ascii="Aptos" w:hAnsi="Aptos"/>
                 <w:color w:val="000000"/>
               </w:rPr>
-              <w:t>‘PFhd’</w:t>
+              <w:t>‘</w:t>
+            </w:r>
+            <w:proofErr w:type="spellStart"/>
+            <w:r>
+              <w:rPr>
+                <w:rFonts w:ascii="Aptos" w:hAnsi="Aptos"/>
+                <w:color w:val="000000"/>
+              </w:rPr>
+              <w:t>PFhd</w:t>
+            </w:r>
+            <w:proofErr w:type="spellEnd"/>
+            <w:r>
+              <w:rPr>
+                <w:rFonts w:ascii="Aptos" w:hAnsi="Aptos"/>
+                <w:color w:val="000000"/>
+              </w:rPr>
+              <w:t>’</w:t>
             </w:r>
           </w:p>
         </w:tc>
@@ -8604,7 +9208,23 @@
                 <w:rFonts w:ascii="Aptos" w:hAnsi="Aptos"/>
                 <w:color w:val="000000"/>
               </w:rPr>
-              <w:t>&lt;header_chunk&gt;</w:t>
+              <w:t>&lt;</w:t>
+            </w:r>
+            <w:proofErr w:type="spellStart"/>
+            <w:r>
+              <w:rPr>
+                <w:rFonts w:ascii="Aptos" w:hAnsi="Aptos"/>
+                <w:color w:val="000000"/>
+              </w:rPr>
+              <w:t>header_chunk</w:t>
+            </w:r>
+            <w:proofErr w:type="spellEnd"/>
+            <w:r>
+              <w:rPr>
+                <w:rFonts w:ascii="Aptos" w:hAnsi="Aptos"/>
+                <w:color w:val="000000"/>
+              </w:rPr>
+              <w:t>&gt;</w:t>
             </w:r>
           </w:p>
         </w:tc>
@@ -8626,7 +9246,23 @@
                 <w:rFonts w:ascii="Aptos" w:hAnsi="Aptos"/>
                 <w:color w:val="000000"/>
               </w:rPr>
-              <w:t>‘PFlb’</w:t>
+              <w:t>‘</w:t>
+            </w:r>
+            <w:proofErr w:type="spellStart"/>
+            <w:r>
+              <w:rPr>
+                <w:rFonts w:ascii="Aptos" w:hAnsi="Aptos"/>
+                <w:color w:val="000000"/>
+              </w:rPr>
+              <w:t>PFlb</w:t>
+            </w:r>
+            <w:proofErr w:type="spellEnd"/>
+            <w:r>
+              <w:rPr>
+                <w:rFonts w:ascii="Aptos" w:hAnsi="Aptos"/>
+                <w:color w:val="000000"/>
+              </w:rPr>
+              <w:t>’</w:t>
             </w:r>
           </w:p>
         </w:tc>
@@ -8642,7 +9278,15 @@
               </w:rPr>
             </w:pPr>
             <w:r>
-              <w:t>&lt;labels_chunk&gt;</w:t>
+              <w:t>&lt;</w:t>
+            </w:r>
+            <w:proofErr w:type="spellStart"/>
+            <w:r>
+              <w:t>labels_chunk</w:t>
+            </w:r>
+            <w:proofErr w:type="spellEnd"/>
+            <w:r>
+              <w:t>&gt;</w:t>
             </w:r>
           </w:p>
         </w:tc>
@@ -8664,7 +9308,23 @@
                 <w:rFonts w:ascii="Aptos" w:hAnsi="Aptos"/>
                 <w:color w:val="000000"/>
               </w:rPr>
-              <w:t>‘PFss’</w:t>
+              <w:t>‘</w:t>
+            </w:r>
+            <w:proofErr w:type="spellStart"/>
+            <w:r>
+              <w:rPr>
+                <w:rFonts w:ascii="Aptos" w:hAnsi="Aptos"/>
+                <w:color w:val="000000"/>
+              </w:rPr>
+              <w:t>PFss</w:t>
+            </w:r>
+            <w:proofErr w:type="spellEnd"/>
+            <w:r>
+              <w:rPr>
+                <w:rFonts w:ascii="Aptos" w:hAnsi="Aptos"/>
+                <w:color w:val="000000"/>
+              </w:rPr>
+              <w:t>’</w:t>
             </w:r>
           </w:p>
         </w:tc>
@@ -8680,7 +9340,15 @@
               </w:rPr>
             </w:pPr>
             <w:r>
-              <w:t>&lt;snapshot_chunk&gt;</w:t>
+              <w:t>&lt;</w:t>
+            </w:r>
+            <w:proofErr w:type="spellStart"/>
+            <w:r>
+              <w:t>snapshot_chunk</w:t>
+            </w:r>
+            <w:proofErr w:type="spellEnd"/>
+            <w:r>
+              <w:t>&gt;</w:t>
             </w:r>
           </w:p>
         </w:tc>
@@ -8702,7 +9370,23 @@
                 <w:rFonts w:ascii="Aptos" w:hAnsi="Aptos"/>
                 <w:color w:val="000000"/>
               </w:rPr>
-              <w:t>‘PFex’</w:t>
+              <w:t>‘</w:t>
+            </w:r>
+            <w:proofErr w:type="spellStart"/>
+            <w:r>
+              <w:rPr>
+                <w:rFonts w:ascii="Aptos" w:hAnsi="Aptos"/>
+                <w:color w:val="000000"/>
+              </w:rPr>
+              <w:t>PFex</w:t>
+            </w:r>
+            <w:proofErr w:type="spellEnd"/>
+            <w:r>
+              <w:rPr>
+                <w:rFonts w:ascii="Aptos" w:hAnsi="Aptos"/>
+                <w:color w:val="000000"/>
+              </w:rPr>
+              <w:t>’</w:t>
             </w:r>
           </w:p>
         </w:tc>
@@ -8718,7 +9402,15 @@
               </w:rPr>
             </w:pPr>
             <w:r>
-              <w:t>&lt;execution_chunk&gt;</w:t>
+              <w:t>&lt;</w:t>
+            </w:r>
+            <w:proofErr w:type="spellStart"/>
+            <w:r>
+              <w:t>execution_chunk</w:t>
+            </w:r>
+            <w:proofErr w:type="spellEnd"/>
+            <w:r>
+              <w:t>&gt;</w:t>
             </w:r>
           </w:p>
         </w:tc>
@@ -8884,8 +9576,13 @@
             <w:tcW w:w="3240" w:type="dxa"/>
           </w:tcPr>
           <w:p>
-            <w:r>
-              <w:t>zlib 1.3.1 (default algorithm)</w:t>
+            <w:proofErr w:type="spellStart"/>
+            <w:r>
+              <w:t>zlib</w:t>
+            </w:r>
+            <w:proofErr w:type="spellEnd"/>
+            <w:r>
+              <w:t xml:space="preserve"> 1.3.1 (default algorithm)</w:t>
             </w:r>
           </w:p>
         </w:tc>
@@ -8901,11 +9598,16 @@
       <w:r>
         <w:t>&lt;</w:t>
       </w:r>
+      <w:proofErr w:type="spellStart"/>
       <w:r>
         <w:t>original</w:t>
       </w:r>
       <w:r>
-        <w:t>_size&gt;</w:t>
+        <w:t>_size</w:t>
+      </w:r>
+      <w:proofErr w:type="spellEnd"/>
+      <w:r>
+        <w:t>&gt;</w:t>
       </w:r>
       <w:r>
         <w:t xml:space="preserve"> (4 bytes) The size of the chuck data, before compression, in bytes.</w:t>
@@ -8916,10 +9618,26 @@
         <w:ind w:left="360"/>
       </w:pPr>
       <w:r>
-        <w:t>&lt;compressed_size&gt;</w:t>
-      </w:r>
-      <w:r>
-        <w:t xml:space="preserve"> (4 bytes) The size of the chuck data, after compression, in bytes.  If the data is not compressed, the value matches &lt;original_size&gt;.</w:t>
+        <w:t>&lt;</w:t>
+      </w:r>
+      <w:proofErr w:type="spellStart"/>
+      <w:r>
+        <w:t>compressed_size</w:t>
+      </w:r>
+      <w:proofErr w:type="spellEnd"/>
+      <w:r>
+        <w:t>&gt;</w:t>
+      </w:r>
+      <w:r>
+        <w:t xml:space="preserve"> (4 bytes) The size of the chuck data, after compression, in bytes.  If the data is not compressed, the value matches &lt;</w:t>
+      </w:r>
+      <w:proofErr w:type="spellStart"/>
+      <w:r>
+        <w:t>original_size</w:t>
+      </w:r>
+      <w:proofErr w:type="spellEnd"/>
+      <w:r>
+        <w:t>&gt;.</w:t>
       </w:r>
     </w:p>
     <w:p>
@@ -8947,14 +9665,35 @@
           <w:b/>
           <w:bCs/>
         </w:rPr>
-        <w:t>&lt;header_chunk&gt;</w:t>
+        <w:t>&lt;</w:t>
+      </w:r>
+      <w:proofErr w:type="spellStart"/>
+      <w:r>
+        <w:rPr>
+          <w:b/>
+          <w:bCs/>
+        </w:rPr>
+        <w:t>header_chunk</w:t>
+      </w:r>
+      <w:proofErr w:type="spellEnd"/>
+      <w:r>
+        <w:rPr>
+          <w:b/>
+          <w:bCs/>
+        </w:rPr>
+        <w:t>&gt;</w:t>
       </w:r>
       <w:r>
         <w:t xml:space="preserve"> = </w:t>
       </w:r>
       <w:r>
-        <w:t>&lt;common_header</w:t>
-      </w:r>
+        <w:t>&lt;</w:t>
+      </w:r>
+      <w:proofErr w:type="spellStart"/>
+      <w:r>
+        <w:t>common_header</w:t>
+      </w:r>
+      <w:proofErr w:type="spellEnd"/>
       <w:r>
         <w:t>(</w:t>
       </w:r>
@@ -8965,6 +9704,7 @@
         </w:rPr>
         <w:t>‘</w:t>
       </w:r>
+      <w:proofErr w:type="spellStart"/>
       <w:r>
         <w:rPr>
           <w:rFonts w:ascii="Aptos" w:hAnsi="Aptos"/>
@@ -8972,7 +9712,17 @@
           <w:bCs/>
           <w:color w:val="000000"/>
         </w:rPr>
-        <w:t>PFhd’</w:t>
+        <w:t>PFhd</w:t>
+      </w:r>
+      <w:proofErr w:type="spellEnd"/>
+      <w:r>
+        <w:rPr>
+          <w:rFonts w:ascii="Aptos" w:hAnsi="Aptos"/>
+          <w:b/>
+          <w:bCs/>
+          <w:color w:val="000000"/>
+        </w:rPr>
+        <w:t>’</w:t>
       </w:r>
       <w:r>
         <w:rPr>
@@ -8982,7 +9732,15 @@
         <w:t>)</w:t>
       </w:r>
       <w:r>
-        <w:t>&gt; + &lt;header_data&gt; where</w:t>
+        <w:t>&gt; + &lt;</w:t>
+      </w:r>
+      <w:proofErr w:type="spellStart"/>
+      <w:r>
+        <w:t>header_data</w:t>
+      </w:r>
+      <w:proofErr w:type="spellEnd"/>
+      <w:r>
+        <w:t>&gt; where</w:t>
       </w:r>
     </w:p>
     <w:p>
@@ -8990,11 +9748,51 @@
         <w:ind w:left="720" w:hanging="360"/>
       </w:pPr>
       <w:r>
-        <w:t xml:space="preserve">&lt;header_data&gt; = </w:t>
+        <w:t>&lt;</w:t>
+      </w:r>
+      <w:proofErr w:type="spellStart"/>
+      <w:r>
+        <w:t>header_data</w:t>
+      </w:r>
+      <w:proofErr w:type="spellEnd"/>
+      <w:r>
+        <w:t xml:space="preserve">&gt; = </w:t>
       </w:r>
       <w:r>
         <w:br/>
-        <w:t>&lt;major_version&gt; + &lt;minor_version&gt; + &lt;bbc_model&gt; + &lt;total_execution_count&gt;</w:t>
+        <w:t>&lt;</w:t>
+      </w:r>
+      <w:proofErr w:type="spellStart"/>
+      <w:r>
+        <w:t>major_version</w:t>
+      </w:r>
+      <w:proofErr w:type="spellEnd"/>
+      <w:r>
+        <w:t>&gt; + &lt;</w:t>
+      </w:r>
+      <w:proofErr w:type="spellStart"/>
+      <w:r>
+        <w:t>minor_version</w:t>
+      </w:r>
+      <w:proofErr w:type="spellEnd"/>
+      <w:r>
+        <w:t>&gt; + &lt;</w:t>
+      </w:r>
+      <w:proofErr w:type="spellStart"/>
+      <w:r>
+        <w:t>bbc_model</w:t>
+      </w:r>
+      <w:proofErr w:type="spellEnd"/>
+      <w:r>
+        <w:t>&gt; + &lt;</w:t>
+      </w:r>
+      <w:proofErr w:type="spellStart"/>
+      <w:r>
+        <w:t>total_execution_count</w:t>
+      </w:r>
+      <w:proofErr w:type="spellEnd"/>
+      <w:r>
+        <w:t>&gt;</w:t>
       </w:r>
     </w:p>
     <w:p>
@@ -9002,7 +9800,15 @@
         <w:ind w:left="360"/>
       </w:pPr>
       <w:r>
-        <w:t>&lt;major_version&gt; (1 byte) Major version number.  Value is 1.</w:t>
+        <w:t>&lt;</w:t>
+      </w:r>
+      <w:proofErr w:type="spellStart"/>
+      <w:r>
+        <w:t>major_version</w:t>
+      </w:r>
+      <w:proofErr w:type="spellEnd"/>
+      <w:r>
+        <w:t>&gt; (1 byte) Major version number.  Value is 1.</w:t>
       </w:r>
     </w:p>
     <w:p>
@@ -9010,7 +9816,15 @@
         <w:ind w:left="360"/>
       </w:pPr>
       <w:r>
-        <w:t>&lt;minor_version&gt; (1 byte) Minor version number.  Value is 0.</w:t>
+        <w:t>&lt;</w:t>
+      </w:r>
+      <w:proofErr w:type="spellStart"/>
+      <w:r>
+        <w:t>minor_version</w:t>
+      </w:r>
+      <w:proofErr w:type="spellEnd"/>
+      <w:r>
+        <w:t>&gt; (1 byte) Minor version number.  Value is 0.</w:t>
       </w:r>
     </w:p>
     <w:p>
@@ -9018,7 +9832,15 @@
         <w:ind w:left="360"/>
       </w:pPr>
       <w:r>
-        <w:t>&lt;bbc_model&gt; (1 byte) The BBC model</w:t>
+        <w:t>&lt;</w:t>
+      </w:r>
+      <w:proofErr w:type="spellStart"/>
+      <w:r>
+        <w:t>bbc_model</w:t>
+      </w:r>
+      <w:proofErr w:type="spellEnd"/>
+      <w:r>
+        <w:t>&gt; (1 byte) The BBC model</w:t>
       </w:r>
     </w:p>
     <w:tbl>
@@ -9444,7 +10266,15 @@
         <w:ind w:left="360"/>
       </w:pPr>
       <w:r>
-        <w:t>&lt;total_execution_count&gt; (4 bytes) The total number of executed instructions plus events in the file.</w:t>
+        <w:t>&lt;</w:t>
+      </w:r>
+      <w:proofErr w:type="spellStart"/>
+      <w:r>
+        <w:t>total_execution_count</w:t>
+      </w:r>
+      <w:proofErr w:type="spellEnd"/>
+      <w:r>
+        <w:t>&gt; (4 bytes) The total number of executed instructions plus events in the file.</w:t>
       </w:r>
     </w:p>
     <w:p>
@@ -9488,14 +10318,35 @@
           <w:b/>
           <w:bCs/>
         </w:rPr>
-        <w:t>&lt;labels_chunk&gt;</w:t>
+        <w:t>&lt;</w:t>
+      </w:r>
+      <w:proofErr w:type="spellStart"/>
+      <w:r>
+        <w:rPr>
+          <w:b/>
+          <w:bCs/>
+        </w:rPr>
+        <w:t>labels_chunk</w:t>
+      </w:r>
+      <w:proofErr w:type="spellEnd"/>
+      <w:r>
+        <w:rPr>
+          <w:b/>
+          <w:bCs/>
+        </w:rPr>
+        <w:t>&gt;</w:t>
       </w:r>
       <w:r>
         <w:t xml:space="preserve"> = </w:t>
       </w:r>
       <w:r>
-        <w:t>&lt;common_heade</w:t>
-      </w:r>
+        <w:t>&lt;</w:t>
+      </w:r>
+      <w:proofErr w:type="spellStart"/>
+      <w:r>
+        <w:t>common_heade</w:t>
+      </w:r>
+      <w:proofErr w:type="spellEnd"/>
       <w:r>
         <w:t>(</w:t>
       </w:r>
@@ -9506,6 +10357,7 @@
         </w:rPr>
         <w:t>‘</w:t>
       </w:r>
+      <w:proofErr w:type="spellStart"/>
       <w:r>
         <w:rPr>
           <w:rFonts w:ascii="Aptos" w:hAnsi="Aptos"/>
@@ -9515,6 +10367,7 @@
         </w:rPr>
         <w:t>PFlb</w:t>
       </w:r>
+      <w:proofErr w:type="spellEnd"/>
       <w:r>
         <w:t>’)</w:t>
       </w:r>
@@ -9522,7 +10375,15 @@
         <w:t xml:space="preserve">&gt; </w:t>
       </w:r>
       <w:r>
-        <w:t>+ &lt;label_data&gt; where</w:t>
+        <w:t>+ &lt;</w:t>
+      </w:r>
+      <w:proofErr w:type="spellStart"/>
+      <w:r>
+        <w:t>label_data</w:t>
+      </w:r>
+      <w:proofErr w:type="spellEnd"/>
+      <w:r>
+        <w:t>&gt; where</w:t>
       </w:r>
     </w:p>
     <w:p>
@@ -9532,6 +10393,7 @@
       <w:r>
         <w:t>&lt;</w:t>
       </w:r>
+      <w:proofErr w:type="spellStart"/>
       <w:r>
         <w:rPr>
           <w:b/>
@@ -9539,6 +10401,7 @@
         </w:rPr>
         <w:t>label_data</w:t>
       </w:r>
+      <w:proofErr w:type="spellEnd"/>
       <w:r>
         <w:t xml:space="preserve">&gt; = </w:t>
       </w:r>
@@ -9561,7 +10424,23 @@
       </w:r>
       <w:bookmarkEnd w:id="0"/>
       <w:r>
-        <w:t xml:space="preserve">&lt;label_address&gt; + &lt;label_name&gt; </w:t>
+        <w:t>&lt;</w:t>
+      </w:r>
+      <w:proofErr w:type="spellStart"/>
+      <w:r>
+        <w:t>label_address</w:t>
+      </w:r>
+      <w:proofErr w:type="spellEnd"/>
+      <w:r>
+        <w:t>&gt; + &lt;</w:t>
+      </w:r>
+      <w:proofErr w:type="spellStart"/>
+      <w:r>
+        <w:t>label_name</w:t>
+      </w:r>
+      <w:proofErr w:type="spellEnd"/>
+      <w:r>
+        <w:t xml:space="preserve">&gt; </w:t>
       </w:r>
     </w:p>
     <w:p>
@@ -9569,7 +10448,15 @@
         <w:ind w:left="810"/>
       </w:pPr>
       <w:r>
-        <w:t>&lt;label_address&gt; (2 bytes) A 16-bit address.</w:t>
+        <w:t>&lt;</w:t>
+      </w:r>
+      <w:proofErr w:type="spellStart"/>
+      <w:r>
+        <w:t>label_address</w:t>
+      </w:r>
+      <w:proofErr w:type="spellEnd"/>
+      <w:r>
+        <w:t>&gt; (2 bytes) A 16-bit address.</w:t>
       </w:r>
     </w:p>
     <w:p>
@@ -9613,6 +10500,7 @@
         </w:rPr>
         <w:t>&lt;</w:t>
       </w:r>
+      <w:proofErr w:type="spellStart"/>
       <w:r>
         <w:rPr>
           <w:b/>
@@ -9625,7 +10513,15 @@
           <w:b/>
           <w:bCs/>
         </w:rPr>
-        <w:t>_chunk&gt;</w:t>
+        <w:t>_chunk</w:t>
+      </w:r>
+      <w:proofErr w:type="spellEnd"/>
+      <w:r>
+        <w:rPr>
+          <w:b/>
+          <w:bCs/>
+        </w:rPr>
+        <w:t>&gt;</w:t>
       </w:r>
       <w:r>
         <w:rPr>
@@ -9635,11 +10531,16 @@
         <w:t xml:space="preserve"> </w:t>
       </w:r>
       <w:r>
-        <w:t>= &lt;common_</w:t>
+        <w:t>= &lt;</w:t>
+      </w:r>
+      <w:proofErr w:type="spellStart"/>
+      <w:r>
+        <w:t>common_</w:t>
       </w:r>
       <w:r>
         <w:t>header</w:t>
       </w:r>
+      <w:proofErr w:type="spellEnd"/>
       <w:r>
         <w:t>(</w:t>
       </w:r>
@@ -9650,6 +10551,7 @@
         </w:rPr>
         <w:t>‘</w:t>
       </w:r>
+      <w:proofErr w:type="spellStart"/>
       <w:r>
         <w:rPr>
           <w:rFonts w:ascii="Aptos" w:hAnsi="Aptos"/>
@@ -9657,7 +10559,17 @@
           <w:bCs/>
           <w:color w:val="000000"/>
         </w:rPr>
-        <w:t>PFss’</w:t>
+        <w:t>PFss</w:t>
+      </w:r>
+      <w:proofErr w:type="spellEnd"/>
+      <w:r>
+        <w:rPr>
+          <w:rFonts w:ascii="Aptos" w:hAnsi="Aptos"/>
+          <w:b/>
+          <w:bCs/>
+          <w:color w:val="000000"/>
+        </w:rPr>
+        <w:t>’</w:t>
       </w:r>
       <w:r>
         <w:rPr>
@@ -9677,7 +10589,15 @@
         <w:t xml:space="preserve"> </w:t>
       </w:r>
       <w:r>
-        <w:t>&lt;snapshot_data&gt; where</w:t>
+        <w:t>&lt;</w:t>
+      </w:r>
+      <w:proofErr w:type="spellStart"/>
+      <w:r>
+        <w:t>snapshot_data</w:t>
+      </w:r>
+      <w:proofErr w:type="spellEnd"/>
+      <w:r>
+        <w:t>&gt; where</w:t>
       </w:r>
     </w:p>
     <w:p>
@@ -9687,6 +10607,7 @@
       <w:r>
         <w:t>&lt;</w:t>
       </w:r>
+      <w:proofErr w:type="spellStart"/>
       <w:r>
         <w:rPr>
           <w:b/>
@@ -9694,6 +10615,7 @@
         </w:rPr>
         <w:t>snapshot_data</w:t>
       </w:r>
+      <w:proofErr w:type="spellEnd"/>
       <w:r>
         <w:t>&gt; =</w:t>
       </w:r>
@@ -9701,34 +10623,114 @@
         <w:br/>
       </w:r>
       <w:r>
-        <w:t>&lt;program</w:t>
+        <w:t>&lt;</w:t>
+      </w:r>
+      <w:proofErr w:type="spellStart"/>
+      <w:r>
+        <w:t>program</w:t>
       </w:r>
       <w:r>
         <w:t>_</w:t>
       </w:r>
       <w:r>
-        <w:t>counter&gt; + &lt;accumulator&gt; + &lt;x</w:t>
+        <w:t>counter</w:t>
+      </w:r>
+      <w:proofErr w:type="spellEnd"/>
+      <w:r>
+        <w:t>&gt; + &lt;accumulator&gt; + &lt;</w:t>
+      </w:r>
+      <w:proofErr w:type="spellStart"/>
+      <w:r>
+        <w:t>x</w:t>
       </w:r>
       <w:r>
         <w:t>_</w:t>
       </w:r>
       <w:r>
-        <w:t>register&gt; + &lt;y</w:t>
+        <w:t>register</w:t>
+      </w:r>
+      <w:proofErr w:type="spellEnd"/>
+      <w:r>
+        <w:t>&gt; + &lt;</w:t>
+      </w:r>
+      <w:proofErr w:type="spellStart"/>
+      <w:r>
+        <w:t>y</w:t>
       </w:r>
       <w:r>
         <w:t>_</w:t>
       </w:r>
       <w:r>
-        <w:t>register&gt; + &lt;status</w:t>
+        <w:t>register</w:t>
+      </w:r>
+      <w:proofErr w:type="spellEnd"/>
+      <w:r>
+        <w:t>&gt; + &lt;</w:t>
+      </w:r>
+      <w:proofErr w:type="spellStart"/>
+      <w:r>
+        <w:t>status</w:t>
       </w:r>
       <w:r>
         <w:t>_</w:t>
       </w:r>
       <w:r>
-        <w:t>register&gt; +</w:t>
-      </w:r>
-      <w:r>
-        <w:t xml:space="preserve"> &lt;stack_pointer&gt; + &lt;rom_paging_register&gt; + &lt;acccon&gt; + &lt;call_stack&gt; + &lt;screen_address&gt; + &lt;hidden_ram_address&gt;</w:t>
+        <w:t>register</w:t>
+      </w:r>
+      <w:proofErr w:type="spellEnd"/>
+      <w:r>
+        <w:t>&gt; +</w:t>
+      </w:r>
+      <w:r>
+        <w:t xml:space="preserve"> &lt;</w:t>
+      </w:r>
+      <w:proofErr w:type="spellStart"/>
+      <w:r>
+        <w:t>stack_pointer</w:t>
+      </w:r>
+      <w:proofErr w:type="spellEnd"/>
+      <w:r>
+        <w:t>&gt; + &lt;</w:t>
+      </w:r>
+      <w:proofErr w:type="spellStart"/>
+      <w:r>
+        <w:t>rom_paging_register</w:t>
+      </w:r>
+      <w:proofErr w:type="spellEnd"/>
+      <w:r>
+        <w:t>&gt; + &lt;</w:t>
+      </w:r>
+      <w:proofErr w:type="spellStart"/>
+      <w:r>
+        <w:t>acccon</w:t>
+      </w:r>
+      <w:proofErr w:type="spellEnd"/>
+      <w:r>
+        <w:t>&gt; + &lt;</w:t>
+      </w:r>
+      <w:proofErr w:type="spellStart"/>
+      <w:r>
+        <w:t>call_stack</w:t>
+      </w:r>
+      <w:proofErr w:type="spellEnd"/>
+      <w:r>
+        <w:t>&gt; + &lt;</w:t>
+      </w:r>
+      <w:proofErr w:type="spellStart"/>
+      <w:r>
+        <w:t>screen_address</w:t>
+      </w:r>
+      <w:proofErr w:type="spellEnd"/>
+      <w:r>
+        <w:t>&gt; + &lt;</w:t>
+      </w:r>
+      <w:proofErr w:type="spellStart"/>
+      <w:r>
+        <w:t>hidden_ram_address</w:t>
+      </w:r>
+      <w:proofErr w:type="spellEnd"/>
+      <w:r>
+        <w:t>&gt;</w:t>
       </w:r>
       <w:r>
         <w:rPr>
@@ -9739,7 +10741,31 @@
         <w:t>opt</w:t>
       </w:r>
       <w:r>
-        <w:t xml:space="preserve"> + &lt;6845_registers&gt; + &lt;ULA_video_control_register&gt; + &lt;ULA_palette&gt; + &lt;memory_snapshot&gt;</w:t>
+        <w:t xml:space="preserve"> + &lt;6845_registers&gt; + &lt;</w:t>
+      </w:r>
+      <w:proofErr w:type="spellStart"/>
+      <w:r>
+        <w:t>ULA_video_control_register</w:t>
+      </w:r>
+      <w:proofErr w:type="spellEnd"/>
+      <w:r>
+        <w:t>&gt; + &lt;</w:t>
+      </w:r>
+      <w:proofErr w:type="spellStart"/>
+      <w:r>
+        <w:t>ULA_palette</w:t>
+      </w:r>
+      <w:proofErr w:type="spellEnd"/>
+      <w:r>
+        <w:t>&gt; + &lt;</w:t>
+      </w:r>
+      <w:proofErr w:type="spellStart"/>
+      <w:r>
+        <w:t>memory_snapshot</w:t>
+      </w:r>
+      <w:proofErr w:type="spellEnd"/>
+      <w:r>
+        <w:t>&gt;</w:t>
       </w:r>
     </w:p>
     <w:p>
@@ -9769,13 +10795,21 @@
         <w:ind w:left="360"/>
       </w:pPr>
       <w:r>
-        <w:t>&lt;x</w:t>
+        <w:t>&lt;</w:t>
+      </w:r>
+      <w:proofErr w:type="spellStart"/>
+      <w:r>
+        <w:t>x</w:t>
       </w:r>
       <w:r>
         <w:t>_</w:t>
       </w:r>
       <w:r>
-        <w:t>register&gt; (1 byte).  The value of the X register.</w:t>
+        <w:t>register</w:t>
+      </w:r>
+      <w:proofErr w:type="spellEnd"/>
+      <w:r>
+        <w:t>&gt; (1 byte).  The value of the X register.</w:t>
       </w:r>
     </w:p>
     <w:p>
@@ -9783,13 +10817,21 @@
         <w:ind w:left="360"/>
       </w:pPr>
       <w:r>
-        <w:t>&lt;y</w:t>
+        <w:t>&lt;</w:t>
+      </w:r>
+      <w:proofErr w:type="spellStart"/>
+      <w:r>
+        <w:t>y</w:t>
       </w:r>
       <w:r>
         <w:t>_</w:t>
       </w:r>
       <w:r>
-        <w:t>register&gt; (1 byte).  The value of the Y register.</w:t>
+        <w:t>register</w:t>
+      </w:r>
+      <w:proofErr w:type="spellEnd"/>
+      <w:r>
+        <w:t>&gt; (1 byte).  The value of the Y register.</w:t>
       </w:r>
     </w:p>
     <w:p>
@@ -9797,13 +10839,21 @@
         <w:ind w:left="360"/>
       </w:pPr>
       <w:r>
-        <w:t>&lt;status</w:t>
+        <w:t>&lt;</w:t>
+      </w:r>
+      <w:proofErr w:type="spellStart"/>
+      <w:r>
+        <w:t>status</w:t>
       </w:r>
       <w:r>
         <w:t>_</w:t>
       </w:r>
       <w:r>
-        <w:t>register&gt; (1 byte).  The value of the status register.</w:t>
+        <w:t>register</w:t>
+      </w:r>
+      <w:proofErr w:type="spellEnd"/>
+      <w:r>
+        <w:t>&gt; (1 byte).  The value of the status register.</w:t>
       </w:r>
     </w:p>
     <w:p>
@@ -9811,7 +10861,15 @@
         <w:ind w:left="360"/>
       </w:pPr>
       <w:r>
-        <w:t>&lt;stack_pointer&gt; (1 byte).  The value of the stack register.</w:t>
+        <w:t>&lt;</w:t>
+      </w:r>
+      <w:proofErr w:type="spellStart"/>
+      <w:r>
+        <w:t>stack_pointer</w:t>
+      </w:r>
+      <w:proofErr w:type="spellEnd"/>
+      <w:r>
+        <w:t>&gt; (1 byte).  The value of the stack register.</w:t>
       </w:r>
     </w:p>
     <w:p>
@@ -9819,7 +10877,15 @@
         <w:ind w:left="360"/>
       </w:pPr>
       <w:r>
-        <w:t>&lt;rom_paging_register&gt; (1 byte).  The value of the ROM paging register (set via SHEILA address &amp;FE30).</w:t>
+        <w:t>&lt;</w:t>
+      </w:r>
+      <w:proofErr w:type="spellStart"/>
+      <w:r>
+        <w:t>rom_paging_register</w:t>
+      </w:r>
+      <w:proofErr w:type="spellEnd"/>
+      <w:r>
+        <w:t>&gt; (1 byte).  The value of the ROM paging register (set via SHEILA address &amp;FE30).</w:t>
       </w:r>
     </w:p>
     <w:p>
@@ -9827,7 +10893,15 @@
         <w:ind w:left="360"/>
       </w:pPr>
       <w:r>
-        <w:t>&lt;acccon&gt; (1 byte).  The value of the access control register (set via SHEILA address &amp;FE34).</w:t>
+        <w:t>&lt;</w:t>
+      </w:r>
+      <w:proofErr w:type="spellStart"/>
+      <w:r>
+        <w:t>acccon</w:t>
+      </w:r>
+      <w:proofErr w:type="spellEnd"/>
+      <w:r>
+        <w:t>&gt; (1 byte).  The value of the access control register (set via SHEILA address &amp;FE34).</w:t>
       </w:r>
     </w:p>
     <w:p>
@@ -9840,7 +10914,31 @@
         </w:rPr>
       </w:pPr>
       <w:r>
-        <w:t>&lt;call_stack&gt; = &lt;stack_frame_count&gt; + &lt;stack_frame&gt;</w:t>
+        <w:t>&lt;</w:t>
+      </w:r>
+      <w:proofErr w:type="spellStart"/>
+      <w:r>
+        <w:t>call_stack</w:t>
+      </w:r>
+      <w:proofErr w:type="spellEnd"/>
+      <w:r>
+        <w:t>&gt; = &lt;</w:t>
+      </w:r>
+      <w:proofErr w:type="spellStart"/>
+      <w:r>
+        <w:t>stack_frame_count</w:t>
+      </w:r>
+      <w:proofErr w:type="spellEnd"/>
+      <w:r>
+        <w:t>&gt; + &lt;</w:t>
+      </w:r>
+      <w:proofErr w:type="spellStart"/>
+      <w:r>
+        <w:t>stack_frame</w:t>
+      </w:r>
+      <w:proofErr w:type="spellEnd"/>
+      <w:r>
+        <w:t>&gt;</w:t>
       </w:r>
       <w:r>
         <w:rPr>
@@ -10014,7 +11112,15 @@
         <w:ind w:left="720"/>
       </w:pPr>
       <w:r>
-        <w:t>&lt;stack_frame_count&gt; (1 byte) The number of stack frames.</w:t>
+        <w:t>&lt;</w:t>
+      </w:r>
+      <w:proofErr w:type="spellStart"/>
+      <w:r>
+        <w:t>stack_frame_count</w:t>
+      </w:r>
+      <w:proofErr w:type="spellEnd"/>
+      <w:r>
+        <w:t>&gt; (1 byte) The number of stack frames.</w:t>
       </w:r>
     </w:p>
     <w:p>
@@ -10022,7 +11128,63 @@
         <w:ind w:left="720"/>
       </w:pPr>
       <w:r>
-        <w:t>&lt;stack_frame&gt; = &lt;stack_frame_type&gt; + &lt;start_address_page&gt; + &lt;start_address&gt; + &lt;return_address_page&gt; + &lt;return_address&gt; + &lt;return_stack_pointer&gt;</w:t>
+        <w:t>&lt;</w:t>
+      </w:r>
+      <w:proofErr w:type="spellStart"/>
+      <w:r>
+        <w:t>stack_frame</w:t>
+      </w:r>
+      <w:proofErr w:type="spellEnd"/>
+      <w:r>
+        <w:t>&gt; = &lt;</w:t>
+      </w:r>
+      <w:proofErr w:type="spellStart"/>
+      <w:r>
+        <w:t>stack_frame_type</w:t>
+      </w:r>
+      <w:proofErr w:type="spellEnd"/>
+      <w:r>
+        <w:t>&gt; + &lt;</w:t>
+      </w:r>
+      <w:proofErr w:type="spellStart"/>
+      <w:r>
+        <w:t>start_address_page</w:t>
+      </w:r>
+      <w:proofErr w:type="spellEnd"/>
+      <w:r>
+        <w:t>&gt; + &lt;</w:t>
+      </w:r>
+      <w:proofErr w:type="spellStart"/>
+      <w:r>
+        <w:t>start_address</w:t>
+      </w:r>
+      <w:proofErr w:type="spellEnd"/>
+      <w:r>
+        <w:t>&gt; + &lt;</w:t>
+      </w:r>
+      <w:proofErr w:type="spellStart"/>
+      <w:r>
+        <w:t>return_address_page</w:t>
+      </w:r>
+      <w:proofErr w:type="spellEnd"/>
+      <w:r>
+        <w:t>&gt; + &lt;</w:t>
+      </w:r>
+      <w:proofErr w:type="spellStart"/>
+      <w:r>
+        <w:t>return_address</w:t>
+      </w:r>
+      <w:proofErr w:type="spellEnd"/>
+      <w:r>
+        <w:t>&gt; + &lt;</w:t>
+      </w:r>
+      <w:proofErr w:type="spellStart"/>
+      <w:r>
+        <w:t>return_stack_pointer</w:t>
+      </w:r>
+      <w:proofErr w:type="spellEnd"/>
+      <w:r>
+        <w:t>&gt;</w:t>
       </w:r>
     </w:p>
     <w:p>
@@ -10030,7 +11192,15 @@
         <w:ind w:left="1080"/>
       </w:pPr>
       <w:r>
-        <w:t>&lt;stack_frame_type&gt; (1 byte) The stack frame’s type.  The value can be one of the following:</w:t>
+        <w:t>&lt;</w:t>
+      </w:r>
+      <w:proofErr w:type="spellStart"/>
+      <w:r>
+        <w:t>stack_frame_type</w:t>
+      </w:r>
+      <w:proofErr w:type="spellEnd"/>
+      <w:r>
+        <w:t>&gt; (1 byte) The stack frame’s type.  The value can be one of the following:</w:t>
       </w:r>
     </w:p>
     <w:tbl>
@@ -10223,7 +11393,15 @@
         <w:ind w:left="1080"/>
       </w:pPr>
       <w:r>
-        <w:t>&lt;start_address_page&gt; (1 byte) The memory page where the start address is located.  The value can be one of the following:</w:t>
+        <w:t>&lt;</w:t>
+      </w:r>
+      <w:proofErr w:type="spellStart"/>
+      <w:r>
+        <w:t>start_address_page</w:t>
+      </w:r>
+      <w:proofErr w:type="spellEnd"/>
+      <w:r>
+        <w:t>&gt; (1 byte) The memory page where the start address is located.  The value can be one of the following:</w:t>
       </w:r>
     </w:p>
     <w:tbl>
@@ -10476,9 +11654,11 @@
         <w:lastRenderedPageBreak/>
         <w:t>&lt;</w:t>
       </w:r>
+      <w:proofErr w:type="spellStart"/>
       <w:r>
         <w:t>start_address</w:t>
       </w:r>
+      <w:proofErr w:type="spellEnd"/>
       <w:r>
         <w:t>&gt; (</w:t>
       </w:r>
@@ -10535,7 +11715,15 @@
         <w:ind w:left="1080"/>
       </w:pPr>
       <w:r>
-        <w:t>&lt;return_address_page (1 byte) The memory page where the return address is located.  The value is defined in the above table.  The value in the root stack is always 16 (Whole RAM).</w:t>
+        <w:t>&lt;</w:t>
+      </w:r>
+      <w:proofErr w:type="spellStart"/>
+      <w:r>
+        <w:t>return_address_page</w:t>
+      </w:r>
+      <w:proofErr w:type="spellEnd"/>
+      <w:r>
+        <w:t xml:space="preserve"> (1 byte) The memory page where the return address is located.  The value is defined in the above table.  The value in the root stack is always 16 (Whole RAM).</w:t>
       </w:r>
     </w:p>
     <w:p>
@@ -10543,7 +11731,15 @@
         <w:ind w:left="1080"/>
       </w:pPr>
       <w:r>
-        <w:t xml:space="preserve">&lt;return_address&gt; (2 bytes) Return address.  The value that the program counter is set to by the returning </w:t>
+        <w:t>&lt;</w:t>
+      </w:r>
+      <w:proofErr w:type="spellStart"/>
+      <w:r>
+        <w:t>return_address</w:t>
+      </w:r>
+      <w:proofErr w:type="spellEnd"/>
+      <w:r>
+        <w:t xml:space="preserve">&gt; (2 bytes) Return address.  The value that the program counter is set to by the returning </w:t>
       </w:r>
       <w:r>
         <w:rPr>
@@ -10573,9 +11769,11 @@
       <w:r>
         <w:t>&lt;</w:t>
       </w:r>
+      <w:proofErr w:type="spellStart"/>
       <w:r>
         <w:t>return_stack_pointer</w:t>
       </w:r>
+      <w:proofErr w:type="spellEnd"/>
       <w:r>
         <w:t xml:space="preserve">&gt; </w:t>
       </w:r>
@@ -10608,7 +11806,27 @@
         <w:ind w:left="360"/>
       </w:pPr>
       <w:r>
-        <w:t>&lt;screen_address&gt; (1 byte).  The value specifies the screen address, as defined by the following table.  This is used in conjunction with hardware scrolling to wrap screen addresses.</w:t>
+        <w:t>&lt;</w:t>
+      </w:r>
+      <w:proofErr w:type="spellStart"/>
+      <w:r>
+        <w:t>screen_</w:t>
+      </w:r>
+      <w:r>
+        <w:t>wrap_</w:t>
+      </w:r>
+      <w:r>
+        <w:t>address</w:t>
+      </w:r>
+      <w:proofErr w:type="spellEnd"/>
+      <w:r>
+        <w:t xml:space="preserve">&gt; (1 byte).  The value specifies the screen </w:t>
+      </w:r>
+      <w:r>
+        <w:t xml:space="preserve">wrap </w:t>
+      </w:r>
+      <w:r>
+        <w:t>address, as defined by the following table.  This is used in conjunction with hardware scrolling to wrap screen addresses.</w:t>
       </w:r>
     </w:p>
     <w:tbl>
@@ -10766,7 +11984,15 @@
         <w:ind w:left="360"/>
       </w:pPr>
       <w:r>
-        <w:t xml:space="preserve">&lt;hidden_ram_address&gt; (1 byte).  Populated only on the </w:t>
+        <w:t>&lt;</w:t>
+      </w:r>
+      <w:proofErr w:type="spellStart"/>
+      <w:r>
+        <w:t>hidden_ram_address</w:t>
+      </w:r>
+      <w:proofErr w:type="spellEnd"/>
+      <w:r>
+        <w:t xml:space="preserve">&gt; (1 byte).  Populated only on the </w:t>
       </w:r>
       <w:r>
         <w:t xml:space="preserve">BBC Model </w:t>
@@ -10786,7 +12012,15 @@
         <w:ind w:left="360"/>
       </w:pPr>
       <w:r>
-        <w:t>&lt;ULA_video_control_register&gt; (1 byte).  The value of the ULA video control register.</w:t>
+        <w:t>&lt;</w:t>
+      </w:r>
+      <w:proofErr w:type="spellStart"/>
+      <w:r>
+        <w:t>ULA_video_control_register</w:t>
+      </w:r>
+      <w:proofErr w:type="spellEnd"/>
+      <w:r>
+        <w:t>&gt; (1 byte).  The value of the ULA video control register.</w:t>
       </w:r>
     </w:p>
     <w:p>
@@ -10794,7 +12028,23 @@
         <w:ind w:left="360"/>
       </w:pPr>
       <w:r>
-        <w:t>&lt;ULA_palette&gt; (16 bytes).  The ULA’s 16 palette entries where physical colors are xor’d with 0x7.</w:t>
+        <w:t>&lt;</w:t>
+      </w:r>
+      <w:proofErr w:type="spellStart"/>
+      <w:r>
+        <w:t>ULA_palette</w:t>
+      </w:r>
+      <w:proofErr w:type="spellEnd"/>
+      <w:r>
+        <w:t xml:space="preserve">&gt; (16 bytes).  The ULA’s 16 palette entries where physical colors are </w:t>
+      </w:r>
+      <w:proofErr w:type="spellStart"/>
+      <w:r>
+        <w:t>xor’d</w:t>
+      </w:r>
+      <w:proofErr w:type="spellEnd"/>
+      <w:r>
+        <w:t xml:space="preserve"> with 0x7.</w:t>
       </w:r>
     </w:p>
     <w:p>
@@ -10810,7 +12060,15 @@
         <w:ind w:left="360"/>
       </w:pPr>
       <w:r>
-        <w:t xml:space="preserve">&lt;memory_snapshot&gt; = </w:t>
+        <w:t>&lt;</w:t>
+      </w:r>
+      <w:proofErr w:type="spellStart"/>
+      <w:r>
+        <w:t>memory_snapshot</w:t>
+      </w:r>
+      <w:proofErr w:type="spellEnd"/>
+      <w:r>
+        <w:t xml:space="preserve">&gt; = </w:t>
       </w:r>
     </w:p>
     <w:p>
@@ -10823,7 +12081,31 @@
         </w:rPr>
       </w:pPr>
       <w:r>
-        <w:t>&lt;base_memory&gt; + &lt;paged_memory&gt; + &lt;shadow_ram&gt;</w:t>
+        <w:t>&lt;</w:t>
+      </w:r>
+      <w:proofErr w:type="spellStart"/>
+      <w:r>
+        <w:t>base_memory</w:t>
+      </w:r>
+      <w:proofErr w:type="spellEnd"/>
+      <w:r>
+        <w:t>&gt; + &lt;</w:t>
+      </w:r>
+      <w:proofErr w:type="spellStart"/>
+      <w:r>
+        <w:t>paged_memory</w:t>
+      </w:r>
+      <w:proofErr w:type="spellEnd"/>
+      <w:r>
+        <w:t>&gt; + &lt;</w:t>
+      </w:r>
+      <w:proofErr w:type="spellStart"/>
+      <w:r>
+        <w:t>shadow_ram</w:t>
+      </w:r>
+      <w:proofErr w:type="spellEnd"/>
+      <w:r>
+        <w:t>&gt;</w:t>
       </w:r>
       <w:r>
         <w:rPr>
@@ -10834,7 +12116,15 @@
         <w:t>opt</w:t>
       </w:r>
       <w:r>
-        <w:t xml:space="preserve"> + &lt;mos_ram&gt;</w:t>
+        <w:t xml:space="preserve"> + &lt;</w:t>
+      </w:r>
+      <w:proofErr w:type="spellStart"/>
+      <w:r>
+        <w:t>mos_ram</w:t>
+      </w:r>
+      <w:proofErr w:type="spellEnd"/>
+      <w:r>
+        <w:t>&gt;</w:t>
       </w:r>
       <w:r>
         <w:rPr>
@@ -10853,7 +12143,15 @@
         <w:t>opt</w:t>
       </w:r>
       <w:r>
-        <w:t xml:space="preserve"> + &lt;filing_system_ram&gt;</w:t>
+        <w:t xml:space="preserve"> + &lt;</w:t>
+      </w:r>
+      <w:proofErr w:type="spellStart"/>
+      <w:r>
+        <w:t>filing_system_ram</w:t>
+      </w:r>
+      <w:proofErr w:type="spellEnd"/>
+      <w:r>
+        <w:t>&gt;</w:t>
       </w:r>
       <w:r>
         <w:rPr>
@@ -10867,7 +12165,15 @@
         <w:t xml:space="preserve"> +</w:t>
       </w:r>
       <w:r>
-        <w:t xml:space="preserve"> &lt;private_ram&gt;</w:t>
+        <w:t xml:space="preserve"> &lt;</w:t>
+      </w:r>
+      <w:proofErr w:type="spellStart"/>
+      <w:r>
+        <w:t>private_ram</w:t>
+      </w:r>
+      <w:proofErr w:type="spellEnd"/>
+      <w:r>
+        <w:t>&gt;</w:t>
       </w:r>
       <w:r>
         <w:rPr>
@@ -10878,7 +12184,15 @@
         <w:t>opt</w:t>
       </w:r>
       <w:r>
-        <w:t xml:space="preserve"> + &lt;hidden_ram&gt;</w:t>
+        <w:t xml:space="preserve"> + &lt;</w:t>
+      </w:r>
+      <w:proofErr w:type="spellStart"/>
+      <w:r>
+        <w:t>hidden_ram</w:t>
+      </w:r>
+      <w:proofErr w:type="spellEnd"/>
+      <w:r>
+        <w:t>&gt;</w:t>
       </w:r>
       <w:r>
         <w:rPr>
@@ -11029,7 +12343,15 @@
               <w:ind w:left="1440" w:hanging="1440"/>
             </w:pPr>
             <w:r>
-              <w:t>&lt;base_memory&gt;</w:t>
+              <w:t>&lt;</w:t>
+            </w:r>
+            <w:proofErr w:type="spellStart"/>
+            <w:r>
+              <w:t>base_memory</w:t>
+            </w:r>
+            <w:proofErr w:type="spellEnd"/>
+            <w:r>
+              <w:t>&gt;</w:t>
             </w:r>
           </w:p>
         </w:tc>
@@ -11100,7 +12422,15 @@
               <w:ind w:left="1440" w:hanging="1440"/>
             </w:pPr>
             <w:r>
-              <w:t>&lt;paged_memory&gt;</w:t>
+              <w:t>&lt;</w:t>
+            </w:r>
+            <w:proofErr w:type="spellStart"/>
+            <w:r>
+              <w:t>paged_memory</w:t>
+            </w:r>
+            <w:proofErr w:type="spellEnd"/>
+            <w:r>
+              <w:t>&gt;</w:t>
             </w:r>
           </w:p>
         </w:tc>
@@ -11168,7 +12498,15 @@
           </w:tcPr>
           <w:p>
             <w:r>
-              <w:t>&lt;shadow_ram&gt;</w:t>
+              <w:t>&lt;</w:t>
+            </w:r>
+            <w:proofErr w:type="spellStart"/>
+            <w:r>
+              <w:t>shadow_ram</w:t>
+            </w:r>
+            <w:proofErr w:type="spellEnd"/>
+            <w:r>
+              <w:t>&gt;</w:t>
             </w:r>
           </w:p>
         </w:tc>
@@ -11229,7 +12567,15 @@
           </w:tcPr>
           <w:p>
             <w:r>
-              <w:t>&lt;mos_ram&gt;</w:t>
+              <w:t>&lt;</w:t>
+            </w:r>
+            <w:proofErr w:type="spellStart"/>
+            <w:r>
+              <w:t>mos_ram</w:t>
+            </w:r>
+            <w:proofErr w:type="spellEnd"/>
+            <w:r>
+              <w:t>&gt;</w:t>
             </w:r>
           </w:p>
         </w:tc>
@@ -11284,7 +12630,15 @@
           </w:tcPr>
           <w:p>
             <w:r>
-              <w:t>&lt;filing_system_ram&gt;</w:t>
+              <w:t>&lt;</w:t>
+            </w:r>
+            <w:proofErr w:type="spellStart"/>
+            <w:r>
+              <w:t>filing_system_ram</w:t>
+            </w:r>
+            <w:proofErr w:type="spellEnd"/>
+            <w:r>
+              <w:t>&gt;</w:t>
             </w:r>
           </w:p>
         </w:tc>
@@ -11339,7 +12693,15 @@
           </w:tcPr>
           <w:p>
             <w:r>
-              <w:t>&lt;private_ram&gt;</w:t>
+              <w:t>&lt;</w:t>
+            </w:r>
+            <w:proofErr w:type="spellStart"/>
+            <w:r>
+              <w:t>private_ram</w:t>
+            </w:r>
+            <w:proofErr w:type="spellEnd"/>
+            <w:r>
+              <w:t>&gt;</w:t>
             </w:r>
           </w:p>
         </w:tc>
@@ -11397,7 +12759,15 @@
           </w:tcPr>
           <w:p>
             <w:r>
-              <w:t>&lt;hidden_ram&gt;</w:t>
+              <w:t>&lt;</w:t>
+            </w:r>
+            <w:proofErr w:type="spellStart"/>
+            <w:r>
+              <w:t>hidden_ram</w:t>
+            </w:r>
+            <w:proofErr w:type="spellEnd"/>
+            <w:r>
+              <w:t>&gt;</w:t>
             </w:r>
           </w:p>
         </w:tc>
@@ -11452,7 +12822,15 @@
       </w:pPr>
       <w:r>
         <w:br/>
-        <w:t>&lt;base_memory&gt; (64K) The default 64K of memory.  Addresses 0 to &amp;FFFF.</w:t>
+        <w:t>&lt;</w:t>
+      </w:r>
+      <w:proofErr w:type="spellStart"/>
+      <w:r>
+        <w:t>base_memory</w:t>
+      </w:r>
+      <w:proofErr w:type="spellEnd"/>
+      <w:r>
+        <w:t>&gt; (64K) The default 64K of memory.  Addresses 0 to &amp;FFFF.</w:t>
       </w:r>
     </w:p>
     <w:p>
@@ -11460,7 +12838,31 @@
         <w:ind w:left="720" w:hanging="360"/>
       </w:pPr>
       <w:r>
-        <w:t>&lt;paged_memory&gt; = &lt;page_count&gt; + &lt;page_data&gt;</w:t>
+        <w:t>&lt;</w:t>
+      </w:r>
+      <w:proofErr w:type="spellStart"/>
+      <w:r>
+        <w:t>paged_memory</w:t>
+      </w:r>
+      <w:proofErr w:type="spellEnd"/>
+      <w:r>
+        <w:t>&gt; = &lt;</w:t>
+      </w:r>
+      <w:proofErr w:type="spellStart"/>
+      <w:r>
+        <w:t>page_count</w:t>
+      </w:r>
+      <w:proofErr w:type="spellEnd"/>
+      <w:r>
+        <w:t>&gt; + &lt;</w:t>
+      </w:r>
+      <w:proofErr w:type="spellStart"/>
+      <w:r>
+        <w:t>page_data</w:t>
+      </w:r>
+      <w:proofErr w:type="spellEnd"/>
+      <w:r>
+        <w:t>&gt;</w:t>
       </w:r>
       <w:r>
         <w:rPr>
@@ -11479,7 +12881,15 @@
         <w:ind w:left="720"/>
       </w:pPr>
       <w:r>
-        <w:t>&lt;page_count&gt; (1 byte) The number of pages.</w:t>
+        <w:t>&lt;</w:t>
+      </w:r>
+      <w:proofErr w:type="spellStart"/>
+      <w:r>
+        <w:t>page_count</w:t>
+      </w:r>
+      <w:proofErr w:type="spellEnd"/>
+      <w:r>
+        <w:t>&gt; (1 byte) The number of pages.</w:t>
       </w:r>
     </w:p>
     <w:p>
@@ -11487,7 +12897,39 @@
         <w:ind w:left="720"/>
       </w:pPr>
       <w:r>
-        <w:t>&lt;page_data&gt; = &lt;page_bank&gt; + &lt;page_readonly&gt; + &lt;page_memory&gt;</w:t>
+        <w:t>&lt;</w:t>
+      </w:r>
+      <w:proofErr w:type="spellStart"/>
+      <w:r>
+        <w:t>page_data</w:t>
+      </w:r>
+      <w:proofErr w:type="spellEnd"/>
+      <w:r>
+        <w:t>&gt; = &lt;</w:t>
+      </w:r>
+      <w:proofErr w:type="spellStart"/>
+      <w:r>
+        <w:t>page_bank</w:t>
+      </w:r>
+      <w:proofErr w:type="spellEnd"/>
+      <w:r>
+        <w:t>&gt; + &lt;</w:t>
+      </w:r>
+      <w:proofErr w:type="spellStart"/>
+      <w:r>
+        <w:t>page_readonly</w:t>
+      </w:r>
+      <w:proofErr w:type="spellEnd"/>
+      <w:r>
+        <w:t>&gt; + &lt;</w:t>
+      </w:r>
+      <w:proofErr w:type="spellStart"/>
+      <w:r>
+        <w:t>page_memory</w:t>
+      </w:r>
+      <w:proofErr w:type="spellEnd"/>
+      <w:r>
+        <w:t>&gt;</w:t>
       </w:r>
     </w:p>
     <w:p>
@@ -11495,7 +12937,15 @@
         <w:ind w:left="1080"/>
       </w:pPr>
       <w:r>
-        <w:t>&lt;page_bank&gt; (1 byte) A page bank id</w:t>
+        <w:t>&lt;</w:t>
+      </w:r>
+      <w:proofErr w:type="spellStart"/>
+      <w:r>
+        <w:t>page_bank</w:t>
+      </w:r>
+      <w:proofErr w:type="spellEnd"/>
+      <w:r>
+        <w:t>&gt; (1 byte) A page bank id</w:t>
       </w:r>
       <w:r>
         <w:t xml:space="preserve"> (0 to 16).</w:t>
@@ -11506,7 +12956,15 @@
         <w:ind w:left="1080"/>
       </w:pPr>
       <w:r>
-        <w:t xml:space="preserve">&lt;page_readonly&gt; (1 byte) A page </w:t>
+        <w:t>&lt;</w:t>
+      </w:r>
+      <w:proofErr w:type="spellStart"/>
+      <w:r>
+        <w:t>page_readonly</w:t>
+      </w:r>
+      <w:proofErr w:type="spellEnd"/>
+      <w:r>
+        <w:t xml:space="preserve">&gt; (1 byte) A page </w:t>
       </w:r>
       <w:r>
         <w:t>read-only</w:t>
@@ -11532,7 +12990,15 @@
         <w:ind w:left="1080"/>
       </w:pPr>
       <w:r>
-        <w:t>&lt;page_memory&gt; (16K) The memory contents of a page.  Addresses &amp;8000 to &amp;BFFF.</w:t>
+        <w:t>&lt;</w:t>
+      </w:r>
+      <w:proofErr w:type="spellStart"/>
+      <w:r>
+        <w:t>page_memory</w:t>
+      </w:r>
+      <w:proofErr w:type="spellEnd"/>
+      <w:r>
+        <w:t>&gt; (16K) The memory contents of a page.  Addresses &amp;8000 to &amp;BFFF.</w:t>
       </w:r>
     </w:p>
     <w:p>
@@ -11540,7 +13006,15 @@
         <w:ind w:left="360"/>
       </w:pPr>
       <w:r>
-        <w:t>&lt;shadow_ram&gt; (20K) Populated on Model B Plus, BBC Model B Integra, and BBC Master.  Addresses &amp;3000 to &amp;7FFF.</w:t>
+        <w:t>&lt;</w:t>
+      </w:r>
+      <w:proofErr w:type="spellStart"/>
+      <w:r>
+        <w:t>shadow_ram</w:t>
+      </w:r>
+      <w:proofErr w:type="spellEnd"/>
+      <w:r>
+        <w:t>&gt; (20K) Populated on Model B Plus, BBC Model B Integra, and BBC Master.  Addresses &amp;3000 to &amp;7FFF.</w:t>
       </w:r>
     </w:p>
     <w:p>
@@ -11548,7 +13022,15 @@
         <w:ind w:left="360"/>
       </w:pPr>
       <w:r>
-        <w:t>&lt;mos_ram&gt; (4K) Populated on BBC Master.  Addresses &amp;8000 to &amp;8FFF.</w:t>
+        <w:t>&lt;</w:t>
+      </w:r>
+      <w:proofErr w:type="spellStart"/>
+      <w:r>
+        <w:t>mos_ram</w:t>
+      </w:r>
+      <w:proofErr w:type="spellEnd"/>
+      <w:r>
+        <w:t>&gt; (4K) Populated on BBC Master.  Addresses &amp;8000 to &amp;8FFF.</w:t>
       </w:r>
     </w:p>
     <w:p>
@@ -11556,7 +13038,15 @@
         <w:ind w:left="360"/>
       </w:pPr>
       <w:r>
-        <w:t>&lt;filing_system_ram&gt; (8K) Populated on BBC Master.  Addresses &amp;C000 to &amp;DFFF.</w:t>
+        <w:t>&lt;</w:t>
+      </w:r>
+      <w:proofErr w:type="spellStart"/>
+      <w:r>
+        <w:t>filing_system_ram</w:t>
+      </w:r>
+      <w:proofErr w:type="spellEnd"/>
+      <w:r>
+        <w:t>&gt; (8K) Populated on BBC Master.  Addresses &amp;C000 to &amp;DFFF.</w:t>
       </w:r>
     </w:p>
     <w:p>
@@ -11564,7 +13054,15 @@
         <w:ind w:left="360"/>
       </w:pPr>
       <w:r>
-        <w:t xml:space="preserve">&lt;private_ram&gt; (12K) Populated on </w:t>
+        <w:t>&lt;</w:t>
+      </w:r>
+      <w:proofErr w:type="spellStart"/>
+      <w:r>
+        <w:t>private_ram</w:t>
+      </w:r>
+      <w:proofErr w:type="spellEnd"/>
+      <w:r>
+        <w:t xml:space="preserve">&gt; (12K) Populated on </w:t>
       </w:r>
       <w:r>
         <w:t xml:space="preserve">BBC </w:t>
@@ -11611,7 +13109,15 @@
         <w:ind w:left="360"/>
       </w:pPr>
       <w:r>
-        <w:t>&lt;hidden_ram&gt; (256 bytes) Populated on BBC Model Integra B.</w:t>
+        <w:t>&lt;</w:t>
+      </w:r>
+      <w:proofErr w:type="spellStart"/>
+      <w:r>
+        <w:t>hidden_ram</w:t>
+      </w:r>
+      <w:proofErr w:type="spellEnd"/>
+      <w:r>
+        <w:t>&gt; (256 bytes) Populated on BBC Model Integra B.</w:t>
       </w:r>
     </w:p>
     <w:p>
@@ -11636,10 +13142,34 @@
           <w:b/>
           <w:bCs/>
         </w:rPr>
-        <w:t>&lt;execution_chunk&gt;</w:t>
-      </w:r>
-      <w:r>
-        <w:t xml:space="preserve"> = &lt;common_header(</w:t>
+        <w:t>&lt;</w:t>
+      </w:r>
+      <w:proofErr w:type="spellStart"/>
+      <w:r>
+        <w:rPr>
+          <w:b/>
+          <w:bCs/>
+        </w:rPr>
+        <w:t>execution_chunk</w:t>
+      </w:r>
+      <w:proofErr w:type="spellEnd"/>
+      <w:r>
+        <w:rPr>
+          <w:b/>
+          <w:bCs/>
+        </w:rPr>
+        <w:t>&gt;</w:t>
+      </w:r>
+      <w:r>
+        <w:t xml:space="preserve"> = &lt;</w:t>
+      </w:r>
+      <w:proofErr w:type="spellStart"/>
+      <w:r>
+        <w:t>common_header</w:t>
+      </w:r>
+      <w:proofErr w:type="spellEnd"/>
+      <w:r>
+        <w:t>(</w:t>
       </w:r>
       <w:r>
         <w:rPr>
@@ -11648,6 +13178,7 @@
         </w:rPr>
         <w:t>‘</w:t>
       </w:r>
+      <w:proofErr w:type="spellStart"/>
       <w:r>
         <w:rPr>
           <w:rFonts w:ascii="Aptos" w:hAnsi="Aptos"/>
@@ -11655,7 +13186,17 @@
           <w:bCs/>
           <w:color w:val="000000"/>
         </w:rPr>
-        <w:t>PFex’</w:t>
+        <w:t>PFex</w:t>
+      </w:r>
+      <w:proofErr w:type="spellEnd"/>
+      <w:r>
+        <w:rPr>
+          <w:rFonts w:ascii="Aptos" w:hAnsi="Aptos"/>
+          <w:b/>
+          <w:bCs/>
+          <w:color w:val="000000"/>
+        </w:rPr>
+        <w:t>’</w:t>
       </w:r>
       <w:r>
         <w:rPr>
@@ -11665,7 +13206,15 @@
         <w:t>)</w:t>
       </w:r>
       <w:r>
-        <w:t>&gt; + &lt;execution_data&gt; where</w:t>
+        <w:t>&gt; + &lt;</w:t>
+      </w:r>
+      <w:proofErr w:type="spellStart"/>
+      <w:r>
+        <w:t>execution_data</w:t>
+      </w:r>
+      <w:proofErr w:type="spellEnd"/>
+      <w:r>
+        <w:t>&gt; where</w:t>
       </w:r>
     </w:p>
     <w:p>
@@ -11677,7 +13226,23 @@
           <w:b/>
           <w:bCs/>
         </w:rPr>
-        <w:t>&lt;execution_data&gt;</w:t>
+        <w:t>&lt;</w:t>
+      </w:r>
+      <w:proofErr w:type="spellStart"/>
+      <w:r>
+        <w:rPr>
+          <w:b/>
+          <w:bCs/>
+        </w:rPr>
+        <w:t>execution_data</w:t>
+      </w:r>
+      <w:proofErr w:type="spellEnd"/>
+      <w:r>
+        <w:rPr>
+          <w:b/>
+          <w:bCs/>
+        </w:rPr>
+        <w:t>&gt;</w:t>
       </w:r>
       <w:r>
         <w:t xml:space="preserve"> = list of </w:t>
@@ -11730,7 +13295,23 @@
         <w:t>&gt;</w:t>
       </w:r>
       <w:r>
-        <w:t xml:space="preserve"> = &lt;event_marker&gt; + &lt;event_params&gt; </w:t>
+        <w:t xml:space="preserve"> = &lt;</w:t>
+      </w:r>
+      <w:proofErr w:type="spellStart"/>
+      <w:r>
+        <w:t>event_marker</w:t>
+      </w:r>
+      <w:proofErr w:type="spellEnd"/>
+      <w:r>
+        <w:t>&gt; + &lt;</w:t>
+      </w:r>
+      <w:proofErr w:type="spellStart"/>
+      <w:r>
+        <w:t>event_params</w:t>
+      </w:r>
+      <w:proofErr w:type="spellEnd"/>
+      <w:r>
+        <w:t xml:space="preserve">&gt; </w:t>
       </w:r>
     </w:p>
     <w:p>
@@ -11738,7 +13319,15 @@
         <w:ind w:left="720"/>
       </w:pPr>
       <w:r>
-        <w:t>&lt;event_marker&gt; (2 bytes).  A two-byte value that distinguishes an &lt;event&gt; from an &lt;instruction&gt;.  The marker also specifies the event type and subsequent parameters as depicted in the table below.</w:t>
+        <w:t>&lt;</w:t>
+      </w:r>
+      <w:proofErr w:type="spellStart"/>
+      <w:r>
+        <w:t>event_marker</w:t>
+      </w:r>
+      <w:proofErr w:type="spellEnd"/>
+      <w:r>
+        <w:t>&gt; (2 bytes).  A two-byte value that distinguishes an &lt;event&gt; from an &lt;instruction&gt;.  The marker also specifies the event type and subsequent parameters as depicted in the table below.</w:t>
       </w:r>
     </w:p>
     <w:tbl>
@@ -11856,7 +13445,15 @@
           </w:tcPr>
           <w:p>
             <w:r>
-              <w:t>&lt;interrupt_event_params&gt;</w:t>
+              <w:t>&lt;</w:t>
+            </w:r>
+            <w:proofErr w:type="spellStart"/>
+            <w:r>
+              <w:t>interrupt_event_params</w:t>
+            </w:r>
+            <w:proofErr w:type="spellEnd"/>
+            <w:r>
+              <w:t>&gt;</w:t>
             </w:r>
           </w:p>
         </w:tc>
@@ -11888,7 +13485,15 @@
           </w:tcPr>
           <w:p>
             <w:r>
-              <w:t>&lt;interrupt_event_params&gt;</w:t>
+              <w:t>&lt;</w:t>
+            </w:r>
+            <w:proofErr w:type="spellStart"/>
+            <w:r>
+              <w:t>interrupt_event_params</w:t>
+            </w:r>
+            <w:proofErr w:type="spellEnd"/>
+            <w:r>
+              <w:t>&gt;</w:t>
             </w:r>
           </w:p>
         </w:tc>
@@ -11926,8 +13531,13 @@
               </w:rPr>
               <w:t>&lt;</w:t>
             </w:r>
-            <w:r>
-              <w:t>display_field&gt;</w:t>
+            <w:proofErr w:type="spellStart"/>
+            <w:r>
+              <w:t>display_field</w:t>
+            </w:r>
+            <w:proofErr w:type="spellEnd"/>
+            <w:r>
+              <w:t>&gt;</w:t>
             </w:r>
           </w:p>
         </w:tc>
@@ -12029,7 +13639,23 @@
           <w:b/>
           <w:bCs/>
         </w:rPr>
-        <w:t>&lt;interrupt_event_params&gt;</w:t>
+        <w:t>&lt;</w:t>
+      </w:r>
+      <w:proofErr w:type="spellStart"/>
+      <w:r>
+        <w:rPr>
+          <w:b/>
+          <w:bCs/>
+        </w:rPr>
+        <w:t>interrupt_event_params</w:t>
+      </w:r>
+      <w:proofErr w:type="spellEnd"/>
+      <w:r>
+        <w:rPr>
+          <w:b/>
+          <w:bCs/>
+        </w:rPr>
+        <w:t>&gt;</w:t>
       </w:r>
       <w:r>
         <w:t xml:space="preserve"> </w:t>
@@ -12042,8 +13668,29 @@
       </w:r>
       <w:r>
         <w:br/>
-        <w:t>&lt;cycle_count&gt; + &lt;destination_address&gt; + &lt;return_address</w:t>
-      </w:r>
+        <w:t>&lt;</w:t>
+      </w:r>
+      <w:proofErr w:type="spellStart"/>
+      <w:r>
+        <w:t>cycle_count</w:t>
+      </w:r>
+      <w:proofErr w:type="spellEnd"/>
+      <w:r>
+        <w:t>&gt; + &lt;</w:t>
+      </w:r>
+      <w:proofErr w:type="spellStart"/>
+      <w:r>
+        <w:t>destination_address</w:t>
+      </w:r>
+      <w:proofErr w:type="spellEnd"/>
+      <w:r>
+        <w:t>&gt; + &lt;</w:t>
+      </w:r>
+      <w:proofErr w:type="spellStart"/>
+      <w:r>
+        <w:t>return_address</w:t>
+      </w:r>
+      <w:proofErr w:type="spellEnd"/>
       <w:r>
         <w:t>&gt;</w:t>
       </w:r>
@@ -12053,7 +13700,15 @@
         <w:ind w:left="1080"/>
       </w:pPr>
       <w:r>
-        <w:t>&lt;cycle_count&gt; (1 byte) Specifies how many cycles it took to jump to the service routine.  This is always seven.</w:t>
+        <w:t>&lt;</w:t>
+      </w:r>
+      <w:proofErr w:type="spellStart"/>
+      <w:r>
+        <w:t>cycle_count</w:t>
+      </w:r>
+      <w:proofErr w:type="spellEnd"/>
+      <w:r>
+        <w:t>&gt; (1 byte) Specifies how many cycles it took to jump to the service routine.  This is always seven.</w:t>
       </w:r>
     </w:p>
     <w:p>
@@ -12065,7 +13720,15 @@
         </w:rPr>
       </w:pPr>
       <w:r>
-        <w:t xml:space="preserve">&lt;destination_address&gt; (2 bytes).  The address of the interrupt service routine.  </w:t>
+        <w:t>&lt;</w:t>
+      </w:r>
+      <w:proofErr w:type="spellStart"/>
+      <w:r>
+        <w:t>destination_address</w:t>
+      </w:r>
+      <w:proofErr w:type="spellEnd"/>
+      <w:r>
+        <w:t xml:space="preserve">&gt; (2 bytes).  The address of the interrupt service routine.  </w:t>
       </w:r>
       <w:r>
         <w:t>For NMI interrupts, the value held in $FFFA–$FFFB.  For IRQ’s, the value held in $FFFE–$FFFF.</w:t>
@@ -12076,7 +13739,15 @@
         <w:ind w:left="1080"/>
       </w:pPr>
       <w:r>
-        <w:t>&lt;return_address&gt; (2 bytes).  The return address that was pushed on the stack.</w:t>
+        <w:t>&lt;</w:t>
+      </w:r>
+      <w:proofErr w:type="spellStart"/>
+      <w:r>
+        <w:t>return_address</w:t>
+      </w:r>
+      <w:proofErr w:type="spellEnd"/>
+      <w:r>
+        <w:t>&gt; (2 bytes).  The return address that was pushed on the stack.</w:t>
       </w:r>
     </w:p>
     <w:p>
@@ -12089,6 +13760,7 @@
       <w:r>
         <w:t>&lt;</w:t>
       </w:r>
+      <w:proofErr w:type="spellStart"/>
       <w:r>
         <w:rPr>
           <w:b/>
@@ -12096,6 +13768,7 @@
         </w:rPr>
         <w:t>display_field</w:t>
       </w:r>
+      <w:proofErr w:type="spellEnd"/>
       <w:r>
         <w:t>&gt;</w:t>
       </w:r>
@@ -12126,7 +13799,15 @@
       </w:r>
       <w:r>
         <w:br/>
-        <w:t>&lt;opcode_address&gt; + &lt;opcode&gt; + &lt;operand&gt;</w:t>
+        <w:t>&lt;</w:t>
+      </w:r>
+      <w:proofErr w:type="spellStart"/>
+      <w:r>
+        <w:t>opcode_address</w:t>
+      </w:r>
+      <w:proofErr w:type="spellEnd"/>
+      <w:r>
+        <w:t>&gt; + &lt;opcode&gt; + &lt;operand&gt;</w:t>
       </w:r>
       <w:r>
         <w:rPr>
@@ -12141,13 +13822,37 @@
       </w:r>
       <w:r>
         <w:br/>
-        <w:t xml:space="preserve">&lt;cycle_count&gt; + &lt;modified_registers&gt; </w:t>
+        <w:t>&lt;</w:t>
+      </w:r>
+      <w:proofErr w:type="spellStart"/>
+      <w:r>
+        <w:t>cycle_count</w:t>
+      </w:r>
+      <w:proofErr w:type="spellEnd"/>
+      <w:r>
+        <w:t>&gt; + &lt;</w:t>
+      </w:r>
+      <w:proofErr w:type="spellStart"/>
+      <w:r>
+        <w:t>modified_registers</w:t>
+      </w:r>
+      <w:proofErr w:type="spellEnd"/>
+      <w:r>
+        <w:t xml:space="preserve">&gt; </w:t>
       </w:r>
       <w:r>
         <w:t xml:space="preserve">+ </w:t>
       </w:r>
       <w:r>
-        <w:t>&lt;destination_address&gt;</w:t>
+        <w:t>&lt;</w:t>
+      </w:r>
+      <w:proofErr w:type="spellStart"/>
+      <w:r>
+        <w:t>destination_address</w:t>
+      </w:r>
+      <w:proofErr w:type="spellEnd"/>
+      <w:r>
+        <w:t>&gt;</w:t>
       </w:r>
       <w:r>
         <w:rPr>
@@ -12158,7 +13863,15 @@
         <w:t>opt</w:t>
       </w:r>
       <w:r>
-        <w:t xml:space="preserve"> + &lt;memory_address&gt;</w:t>
+        <w:t xml:space="preserve"> + &lt;</w:t>
+      </w:r>
+      <w:proofErr w:type="spellStart"/>
+      <w:r>
+        <w:t>memory_address</w:t>
+      </w:r>
+      <w:proofErr w:type="spellEnd"/>
+      <w:r>
+        <w:t>&gt;</w:t>
       </w:r>
       <w:r>
         <w:rPr>
@@ -12169,7 +13882,15 @@
         <w:t>opt</w:t>
       </w:r>
       <w:r>
-        <w:t xml:space="preserve"> &lt;memory_read_value&gt;</w:t>
+        <w:t xml:space="preserve"> &lt;</w:t>
+      </w:r>
+      <w:proofErr w:type="spellStart"/>
+      <w:r>
+        <w:t>memory_read_value</w:t>
+      </w:r>
+      <w:proofErr w:type="spellEnd"/>
+      <w:r>
+        <w:t>&gt;</w:t>
       </w:r>
       <w:r>
         <w:rPr>
@@ -12188,7 +13909,15 @@
         <w:t xml:space="preserve"> </w:t>
       </w:r>
       <w:r>
-        <w:t>+ &lt;memory_write_value&gt;</w:t>
+        <w:t>+ &lt;</w:t>
+      </w:r>
+      <w:proofErr w:type="spellStart"/>
+      <w:r>
+        <w:t>memory_write_value</w:t>
+      </w:r>
+      <w:proofErr w:type="spellEnd"/>
+      <w:r>
+        <w:t>&gt;</w:t>
       </w:r>
       <w:r>
         <w:rPr>
@@ -12207,7 +13936,15 @@
         <w:ind w:left="720"/>
       </w:pPr>
       <w:r>
-        <w:t>&lt;opcode_address&gt; (1, 2, or 3 bytes) The instruction’s opcode address is encoded in 1, 2 or 3 bytes as depicted in the following table, where addresses are stored in relative format if possible.</w:t>
+        <w:t>&lt;</w:t>
+      </w:r>
+      <w:proofErr w:type="spellStart"/>
+      <w:r>
+        <w:t>opcode_address</w:t>
+      </w:r>
+      <w:proofErr w:type="spellEnd"/>
+      <w:r>
+        <w:t>&gt; (1, 2, or 3 bytes) The instruction’s opcode address is encoded in 1, 2 or 3 bytes as depicted in the following table, where addresses are stored in relative format if possible.</w:t>
       </w:r>
       <w:r>
         <w:t xml:space="preserve"> </w:t>
@@ -13027,7 +14764,15 @@
         <w:ind w:left="720"/>
       </w:pPr>
       <w:r>
-        <w:t>&lt;cycle_count&gt; (</w:t>
+        <w:t>&lt;</w:t>
+      </w:r>
+      <w:proofErr w:type="spellStart"/>
+      <w:r>
+        <w:t>cycle_count</w:t>
+      </w:r>
+      <w:proofErr w:type="spellEnd"/>
+      <w:r>
+        <w:t>&gt; (</w:t>
       </w:r>
       <w:r>
         <w:rPr>
@@ -13045,11 +14790,27 @@
         <w:ind w:left="1080" w:hanging="360"/>
       </w:pPr>
       <w:r>
-        <w:t xml:space="preserve">&lt;modified_registers&gt; = </w:t>
+        <w:t>&lt;</w:t>
+      </w:r>
+      <w:proofErr w:type="spellStart"/>
+      <w:r>
+        <w:t>modified_registers</w:t>
+      </w:r>
+      <w:proofErr w:type="spellEnd"/>
+      <w:r>
+        <w:t xml:space="preserve">&gt; = </w:t>
       </w:r>
       <w:r>
         <w:br/>
-        <w:t>&lt;modified_register_flags&gt; + &lt;accumulator&gt;</w:t>
+        <w:t>&lt;</w:t>
+      </w:r>
+      <w:proofErr w:type="spellStart"/>
+      <w:r>
+        <w:t>modified_register_flags</w:t>
+      </w:r>
+      <w:proofErr w:type="spellEnd"/>
+      <w:r>
+        <w:t>&gt; + &lt;accumulator&gt;</w:t>
       </w:r>
       <w:r>
         <w:rPr>
@@ -13060,7 +14821,15 @@
         <w:t>opt</w:t>
       </w:r>
       <w:r>
-        <w:t xml:space="preserve"> + &lt;x_register&gt;</w:t>
+        <w:t xml:space="preserve"> + &lt;</w:t>
+      </w:r>
+      <w:proofErr w:type="spellStart"/>
+      <w:r>
+        <w:t>x_register</w:t>
+      </w:r>
+      <w:proofErr w:type="spellEnd"/>
+      <w:r>
+        <w:t>&gt;</w:t>
       </w:r>
       <w:r>
         <w:rPr>
@@ -13071,7 +14840,15 @@
         <w:t>opt</w:t>
       </w:r>
       <w:r>
-        <w:t xml:space="preserve"> + &lt;y_register&gt;</w:t>
+        <w:t xml:space="preserve"> + &lt;</w:t>
+      </w:r>
+      <w:proofErr w:type="spellStart"/>
+      <w:r>
+        <w:t>y_register</w:t>
+      </w:r>
+      <w:proofErr w:type="spellEnd"/>
+      <w:r>
+        <w:t>&gt;</w:t>
       </w:r>
       <w:r>
         <w:rPr>
@@ -13090,7 +14867,15 @@
         <w:t xml:space="preserve"> </w:t>
       </w:r>
       <w:r>
-        <w:t>+ &lt;status_register&gt;</w:t>
+        <w:t>+ &lt;</w:t>
+      </w:r>
+      <w:proofErr w:type="spellStart"/>
+      <w:r>
+        <w:t>status_register</w:t>
+      </w:r>
+      <w:proofErr w:type="spellEnd"/>
+      <w:r>
+        <w:t>&gt;</w:t>
       </w:r>
       <w:r>
         <w:rPr>
@@ -13101,7 +14886,15 @@
         <w:t>opt</w:t>
       </w:r>
       <w:r>
-        <w:t xml:space="preserve"> + &lt;state_pointer&gt;</w:t>
+        <w:t xml:space="preserve"> + &lt;</w:t>
+      </w:r>
+      <w:proofErr w:type="spellStart"/>
+      <w:r>
+        <w:t>state_pointer</w:t>
+      </w:r>
+      <w:proofErr w:type="spellEnd"/>
+      <w:r>
+        <w:t>&gt;</w:t>
       </w:r>
       <w:r>
         <w:rPr>
@@ -13118,7 +14911,15 @@
       </w:pPr>
       <w:r>
         <w:tab/>
-        <w:t>&lt;modified_register_flags&gt; (</w:t>
+        <w:t>&lt;</w:t>
+      </w:r>
+      <w:proofErr w:type="spellStart"/>
+      <w:r>
+        <w:t>modified_register_flags</w:t>
+      </w:r>
+      <w:proofErr w:type="spellEnd"/>
+      <w:r>
+        <w:t>&gt; (</w:t>
       </w:r>
       <w:r>
         <w:rPr>
@@ -13351,7 +15152,15 @@
         <w:ind w:left="1080"/>
       </w:pPr>
       <w:r>
-        <w:t>&lt;accumulator&gt; (0 or 1 byte) Contains the value of the accumulator.  The value is written if the corresponding bit is set in &lt;modified_register_flags&gt;.</w:t>
+        <w:t>&lt;accumulator&gt; (0 or 1 byte) Contains the value of the accumulator.  The value is written if the corresponding bit is set in &lt;</w:t>
+      </w:r>
+      <w:proofErr w:type="spellStart"/>
+      <w:r>
+        <w:t>modified_register_flags</w:t>
+      </w:r>
+      <w:proofErr w:type="spellEnd"/>
+      <w:r>
+        <w:t>&gt;.</w:t>
       </w:r>
     </w:p>
     <w:p>
@@ -13359,7 +15168,23 @@
         <w:ind w:left="1080"/>
       </w:pPr>
       <w:r>
-        <w:t>&lt;x_register&gt; (0 or 1 byte) Contains the new value of the X register.  The value is written if the corresponding bit is set in &lt;modified_register_flags&gt;.</w:t>
+        <w:t>&lt;</w:t>
+      </w:r>
+      <w:proofErr w:type="spellStart"/>
+      <w:r>
+        <w:t>x_register</w:t>
+      </w:r>
+      <w:proofErr w:type="spellEnd"/>
+      <w:r>
+        <w:t>&gt; (0 or 1 byte) Contains the new value of the X register.  The value is written if the corresponding bit is set in &lt;</w:t>
+      </w:r>
+      <w:proofErr w:type="spellStart"/>
+      <w:r>
+        <w:t>modified_register_flags</w:t>
+      </w:r>
+      <w:proofErr w:type="spellEnd"/>
+      <w:r>
+        <w:t>&gt;.</w:t>
       </w:r>
     </w:p>
     <w:p>
@@ -13367,7 +15192,23 @@
         <w:ind w:left="1080"/>
       </w:pPr>
       <w:r>
-        <w:t>&lt;y_register&gt; (0 or 1 byte) Contains the new value of the Y register.  The value is written if the corresponding bit is set in &lt;modified_register_flags&gt;.</w:t>
+        <w:t>&lt;</w:t>
+      </w:r>
+      <w:proofErr w:type="spellStart"/>
+      <w:r>
+        <w:t>y_register</w:t>
+      </w:r>
+      <w:proofErr w:type="spellEnd"/>
+      <w:r>
+        <w:t>&gt; (0 or 1 byte) Contains the new value of the Y register.  The value is written if the corresponding bit is set in &lt;</w:t>
+      </w:r>
+      <w:proofErr w:type="spellStart"/>
+      <w:r>
+        <w:t>modified_register_flags</w:t>
+      </w:r>
+      <w:proofErr w:type="spellEnd"/>
+      <w:r>
+        <w:t>&gt;.</w:t>
       </w:r>
     </w:p>
     <w:p>
@@ -13375,7 +15216,23 @@
         <w:ind w:left="1080"/>
       </w:pPr>
       <w:r>
-        <w:t>&lt;status_register&gt; (0 or 1 byte) Contains the new value of the status register.  The value is written if the corresponding bit is set in &lt;modified_register_flags&gt;.</w:t>
+        <w:t>&lt;</w:t>
+      </w:r>
+      <w:proofErr w:type="spellStart"/>
+      <w:r>
+        <w:t>status_register</w:t>
+      </w:r>
+      <w:proofErr w:type="spellEnd"/>
+      <w:r>
+        <w:t>&gt; (0 or 1 byte) Contains the new value of the status register.  The value is written if the corresponding bit is set in &lt;</w:t>
+      </w:r>
+      <w:proofErr w:type="spellStart"/>
+      <w:r>
+        <w:t>modified_register_flags</w:t>
+      </w:r>
+      <w:proofErr w:type="spellEnd"/>
+      <w:r>
+        <w:t>&gt;.</w:t>
       </w:r>
     </w:p>
     <w:p>
@@ -13383,7 +15240,23 @@
         <w:ind w:left="1080"/>
       </w:pPr>
       <w:r>
-        <w:t>&lt;state_pointer&gt; (0 or 1 byte) Contains the new value of the stack pointer.   The value is written if the corresponding bit is set in &lt;modified_register_flags&gt;.</w:t>
+        <w:t>&lt;</w:t>
+      </w:r>
+      <w:proofErr w:type="spellStart"/>
+      <w:r>
+        <w:t>state_pointer</w:t>
+      </w:r>
+      <w:proofErr w:type="spellEnd"/>
+      <w:r>
+        <w:t>&gt; (0 or 1 byte) Contains the new value of the stack pointer.   The value is written if the corresponding bit is set in &lt;</w:t>
+      </w:r>
+      <w:proofErr w:type="spellStart"/>
+      <w:r>
+        <w:t>modified_register_flags</w:t>
+      </w:r>
+      <w:proofErr w:type="spellEnd"/>
+      <w:r>
+        <w:t>&gt;.</w:t>
       </w:r>
     </w:p>
     <w:p>
@@ -13391,7 +15264,15 @@
         <w:ind w:left="720"/>
       </w:pPr>
       <w:r>
-        <w:t xml:space="preserve">&lt;destination_address&gt; (2 bytes) Populated for the </w:t>
+        <w:t>&lt;</w:t>
+      </w:r>
+      <w:proofErr w:type="spellStart"/>
+      <w:r>
+        <w:t>destination_address</w:t>
+      </w:r>
+      <w:proofErr w:type="spellEnd"/>
+      <w:r>
+        <w:t xml:space="preserve">&gt; (2 bytes) Populated for the </w:t>
       </w:r>
       <w:r>
         <w:rPr>
@@ -13498,7 +15379,15 @@
         <w:ind w:left="720"/>
       </w:pPr>
       <w:r>
-        <w:t xml:space="preserve">&lt;memory_address&gt; (2 bytes) Populated for all opcodes (except </w:t>
+        <w:t>&lt;</w:t>
+      </w:r>
+      <w:proofErr w:type="spellStart"/>
+      <w:r>
+        <w:t>memory_address</w:t>
+      </w:r>
+      <w:proofErr w:type="spellEnd"/>
+      <w:r>
+        <w:t xml:space="preserve">&gt; (2 bytes) Populated for all opcodes (except </w:t>
       </w:r>
       <w:r>
         <w:rPr>
@@ -13671,7 +15560,15 @@
         <w:ind w:left="720"/>
       </w:pPr>
       <w:r>
-        <w:t xml:space="preserve">&lt;memory_read_value&gt; (1 byte) Populated for opcodes (except </w:t>
+        <w:t>&lt;</w:t>
+      </w:r>
+      <w:proofErr w:type="spellStart"/>
+      <w:r>
+        <w:t>memory_read_value</w:t>
+      </w:r>
+      <w:proofErr w:type="spellEnd"/>
+      <w:r>
+        <w:t xml:space="preserve">&gt; (1 byte) Populated for opcodes (except </w:t>
       </w:r>
       <w:r>
         <w:rPr>
@@ -13757,7 +15654,15 @@
         <w:ind w:left="720"/>
       </w:pPr>
       <w:r>
-        <w:t xml:space="preserve">&lt;memory_write_value&gt; (1 byte) Populated for opcodes (except </w:t>
+        <w:t>&lt;</w:t>
+      </w:r>
+      <w:proofErr w:type="spellStart"/>
+      <w:r>
+        <w:t>memory_write_value</w:t>
+      </w:r>
+      <w:proofErr w:type="spellEnd"/>
+      <w:r>
+        <w:t xml:space="preserve">&gt; (1 byte) Populated for opcodes (except </w:t>
       </w:r>
       <w:r>
         <w:rPr>
@@ -13862,6 +15767,7 @@
       <w:r>
         <w:t xml:space="preserve">The performance functionality is encapsulated within a </w:t>
       </w:r>
+      <w:proofErr w:type="spellStart"/>
       <w:r>
         <w:rPr>
           <w:b/>
@@ -13869,8 +15775,25 @@
         </w:rPr>
         <w:t>PerfWriter</w:t>
       </w:r>
-      <w:r>
-        <w:t xml:space="preserve"> class (PerfWriter.h/cpp) </w:t>
+      <w:proofErr w:type="spellEnd"/>
+      <w:r>
+        <w:t xml:space="preserve"> class (</w:t>
+      </w:r>
+      <w:proofErr w:type="spellStart"/>
+      <w:r>
+        <w:t>PerfWriter.h</w:t>
+      </w:r>
+      <w:proofErr w:type="spellEnd"/>
+      <w:r>
+        <w:t>/</w:t>
+      </w:r>
+      <w:proofErr w:type="spellStart"/>
+      <w:r>
+        <w:t>cpp</w:t>
+      </w:r>
+      <w:proofErr w:type="spellEnd"/>
+      <w:r>
+        <w:t xml:space="preserve">) </w:t>
       </w:r>
     </w:p>
     <w:p>
@@ -14021,8 +15944,17 @@
           <w:b/>
           <w:bCs/>
         </w:rPr>
-        <w:t>/cpp</w:t>
-      </w:r>
+        <w:t>/</w:t>
+      </w:r>
+      <w:proofErr w:type="spellStart"/>
+      <w:r>
+        <w:rPr>
+          <w:b/>
+          <w:bCs/>
+        </w:rPr>
+        <w:t>cpp</w:t>
+      </w:r>
+      <w:proofErr w:type="spellEnd"/>
     </w:p>
     <w:p>
       <w:pPr>
@@ -14036,23 +15968,38 @@
         <w:lastRenderedPageBreak/>
         <w:t xml:space="preserve">Added calls to </w:t>
       </w:r>
-      <w:r>
-        <w:t>PerfWriter_WriteInstruction(</w:t>
+      <w:proofErr w:type="spellStart"/>
+      <w:r>
+        <w:t>PerfWriter_WriteInstruction</w:t>
+      </w:r>
+      <w:proofErr w:type="spellEnd"/>
+      <w:r>
+        <w:t>(</w:t>
       </w:r>
       <w:r>
         <w:t xml:space="preserve">…) and </w:t>
       </w:r>
+      <w:proofErr w:type="spellStart"/>
       <w:r>
         <w:t>PerfWriter_WriteI</w:t>
       </w:r>
       <w:r>
         <w:t>nterrupt</w:t>
       </w:r>
+      <w:proofErr w:type="spellEnd"/>
       <w:r>
         <w:t>(</w:t>
       </w:r>
       <w:r>
-        <w:t>…) to log instructions and interrupts.  These wrapper functions only invoke the PerfWriter instance during a performance capture.</w:t>
+        <w:t xml:space="preserve">…) to log instructions and interrupts.  These wrapper functions only invoke the </w:t>
+      </w:r>
+      <w:proofErr w:type="spellStart"/>
+      <w:r>
+        <w:t>PerfWriter</w:t>
+      </w:r>
+      <w:proofErr w:type="spellEnd"/>
+      <w:r>
+        <w:t xml:space="preserve"> instance during a performance capture.</w:t>
       </w:r>
     </w:p>
     <w:p>
@@ -14066,51 +16013,70 @@
       <w:r>
         <w:t>Added static variables (</w:t>
       </w:r>
+      <w:proofErr w:type="spellStart"/>
       <w:r>
         <w:t>LastReadWriteAddress</w:t>
       </w:r>
+      <w:proofErr w:type="spellEnd"/>
       <w:r>
         <w:t xml:space="preserve">, </w:t>
       </w:r>
+      <w:proofErr w:type="spellStart"/>
       <w:r>
         <w:t>LastReadValue</w:t>
       </w:r>
+      <w:proofErr w:type="spellEnd"/>
       <w:r>
         <w:t xml:space="preserve">, and </w:t>
       </w:r>
+      <w:proofErr w:type="spellStart"/>
       <w:r>
         <w:t>LastWriteValue</w:t>
       </w:r>
+      <w:proofErr w:type="spellEnd"/>
       <w:r>
         <w:t xml:space="preserve">) to store the last accessed memory address, read value, and write value.  These values are passed to </w:t>
       </w:r>
-      <w:r>
-        <w:t>PerfWriter_WriteInstruction(</w:t>
+      <w:proofErr w:type="spellStart"/>
+      <w:r>
+        <w:t>PerfWriter_WriteInstruction</w:t>
+      </w:r>
+      <w:proofErr w:type="spellEnd"/>
+      <w:r>
+        <w:t>(</w:t>
       </w:r>
       <w:r>
         <w:t>…).  Added helpers (</w:t>
       </w:r>
+      <w:proofErr w:type="spellStart"/>
       <w:r>
         <w:t>ReadZeroPage</w:t>
       </w:r>
+      <w:proofErr w:type="spellEnd"/>
       <w:r>
         <w:t xml:space="preserve">, </w:t>
       </w:r>
+      <w:proofErr w:type="spellStart"/>
       <w:r>
         <w:t>WriteZeroPage</w:t>
       </w:r>
+      <w:proofErr w:type="spellEnd"/>
       <w:r>
         <w:t xml:space="preserve">, </w:t>
       </w:r>
+      <w:proofErr w:type="spellStart"/>
       <w:r>
         <w:t>ReadPaged</w:t>
       </w:r>
+      <w:proofErr w:type="spellEnd"/>
       <w:r>
         <w:t xml:space="preserve">, </w:t>
       </w:r>
+      <w:proofErr w:type="spellStart"/>
       <w:r>
         <w:t>WritePaged</w:t>
       </w:r>
+      <w:proofErr w:type="spellEnd"/>
       <w:r>
         <w:t>) which wrap the respective functionality whilst updating these variables.  Updated the emulator interpretation code to use the new helpers.</w:t>
       </w:r>
@@ -14124,29 +16090,61 @@
         </w:numPr>
       </w:pPr>
       <w:r>
-        <w:t>Defined new struct (StackFrame) and static variables (</w:t>
-      </w:r>
-      <w:r>
-        <w:t>StackFrames, StackFrameCount</w:t>
-      </w:r>
+        <w:t>Defined new struct (</w:t>
+      </w:r>
+      <w:proofErr w:type="spellStart"/>
+      <w:r>
+        <w:t>StackFrame</w:t>
+      </w:r>
+      <w:proofErr w:type="spellEnd"/>
+      <w:r>
+        <w:t>) and static variables (</w:t>
+      </w:r>
+      <w:proofErr w:type="spellStart"/>
+      <w:r>
+        <w:t>StackFrames</w:t>
+      </w:r>
+      <w:proofErr w:type="spellEnd"/>
+      <w:r>
+        <w:t xml:space="preserve">, </w:t>
+      </w:r>
+      <w:proofErr w:type="spellStart"/>
+      <w:r>
+        <w:t>StackFrameCount</w:t>
+      </w:r>
+      <w:proofErr w:type="spellEnd"/>
       <w:r>
         <w:t>) to capture the current call stack, and added helpers (</w:t>
       </w:r>
+      <w:proofErr w:type="spellStart"/>
       <w:r>
         <w:t>PushStackFrame</w:t>
       </w:r>
+      <w:proofErr w:type="spellEnd"/>
       <w:r>
         <w:t xml:space="preserve">, </w:t>
       </w:r>
+      <w:proofErr w:type="spellStart"/>
       <w:r>
         <w:t>SyncStackFrames</w:t>
       </w:r>
-      <w:r>
-        <w:t xml:space="preserve">, SetStackFrame, </w:t>
-      </w:r>
+      <w:proofErr w:type="spellEnd"/>
+      <w:r>
+        <w:t xml:space="preserve">, </w:t>
+      </w:r>
+      <w:proofErr w:type="spellStart"/>
+      <w:r>
+        <w:t>SetStackFrame</w:t>
+      </w:r>
+      <w:proofErr w:type="spellEnd"/>
+      <w:r>
+        <w:t xml:space="preserve">, </w:t>
+      </w:r>
+      <w:proofErr w:type="spellStart"/>
       <w:r>
         <w:t>UpdateRootStackFrame</w:t>
       </w:r>
+      <w:proofErr w:type="spellEnd"/>
       <w:r>
         <w:t>) to maintain this.  Updated the emulator’s interpretation code to invoke the new helpers.</w:t>
       </w:r>
@@ -14186,8 +16184,13 @@
       <w:r>
         <w:t xml:space="preserve">Added helper to get the emulator’s call stack: </w:t>
       </w:r>
-      <w:r>
-        <w:t xml:space="preserve">GetStackFrames </w:t>
+      <w:proofErr w:type="spellStart"/>
+      <w:r>
+        <w:t>GetStackFrames</w:t>
+      </w:r>
+      <w:proofErr w:type="spellEnd"/>
+      <w:r>
+        <w:t xml:space="preserve"> </w:t>
       </w:r>
       <w:r>
         <w:t xml:space="preserve">(…).  This is called during snapshot chunk serialization.  </w:t>
@@ -14202,7 +16205,15 @@
         </w:numPr>
       </w:pPr>
       <w:r>
-        <w:t>Added helper to get the emulator’s registers: GetRegisters(…).  This is called during snapshot chunk serialization.</w:t>
+        <w:t xml:space="preserve">Added helper to get the emulator’s registers: </w:t>
+      </w:r>
+      <w:proofErr w:type="spellStart"/>
+      <w:r>
+        <w:t>GetRegisters</w:t>
+      </w:r>
+      <w:proofErr w:type="spellEnd"/>
+      <w:r>
+        <w:t>(…).  This is called during snapshot chunk serialization.</w:t>
       </w:r>
     </w:p>
     <w:p>
@@ -14216,6 +16227,7 @@
       <w:r>
         <w:t xml:space="preserve">Removed </w:t>
       </w:r>
+      <w:proofErr w:type="spellStart"/>
       <w:r>
         <w:rPr>
           <w:b/>
@@ -14223,9 +16235,11 @@
         </w:rPr>
         <w:t>ReadPaged</w:t>
       </w:r>
+      <w:proofErr w:type="spellEnd"/>
       <w:r>
         <w:t xml:space="preserve"> and </w:t>
       </w:r>
+      <w:proofErr w:type="spellStart"/>
       <w:r>
         <w:rPr>
           <w:b/>
@@ -14233,6 +16247,7 @@
         </w:rPr>
         <w:t>WritePaged</w:t>
       </w:r>
+      <w:proofErr w:type="spellEnd"/>
       <w:r>
         <w:t xml:space="preserve"> </w:t>
       </w:r>
@@ -14247,13 +16262,31 @@
           <w:bCs/>
         </w:rPr>
       </w:pPr>
-      <w:r>
-        <w:rPr>
-          <w:b/>
-          <w:bCs/>
-        </w:rPr>
-        <w:t>BeepMem.h/cpp</w:t>
-      </w:r>
+      <w:proofErr w:type="spellStart"/>
+      <w:r>
+        <w:rPr>
+          <w:b/>
+          <w:bCs/>
+        </w:rPr>
+        <w:t>BeepMem.h</w:t>
+      </w:r>
+      <w:proofErr w:type="spellEnd"/>
+      <w:r>
+        <w:rPr>
+          <w:b/>
+          <w:bCs/>
+        </w:rPr>
+        <w:t>/</w:t>
+      </w:r>
+      <w:proofErr w:type="spellStart"/>
+      <w:r>
+        <w:rPr>
+          <w:b/>
+          <w:bCs/>
+        </w:rPr>
+        <w:t>cpp</w:t>
+      </w:r>
+      <w:proofErr w:type="spellEnd"/>
     </w:p>
     <w:p>
       <w:pPr>
@@ -14266,20 +16299,32 @@
       <w:r>
         <w:t>Defined new struct (</w:t>
       </w:r>
+      <w:proofErr w:type="spellStart"/>
       <w:r>
         <w:t>MemPageType</w:t>
       </w:r>
+      <w:proofErr w:type="spellEnd"/>
       <w:r>
         <w:t>) and function (</w:t>
       </w:r>
+      <w:proofErr w:type="spellStart"/>
       <w:r>
         <w:t>BeebMemPage</w:t>
       </w:r>
-      <w:r>
-        <w:t>) that returns the page associated with an address.  This is invoked by Set</w:t>
-      </w:r>
-      <w:r>
-        <w:t xml:space="preserve">StackFrame </w:t>
+      <w:proofErr w:type="spellEnd"/>
+      <w:r>
+        <w:t xml:space="preserve">) that returns the page associated with an address.  This is invoked by </w:t>
+      </w:r>
+      <w:proofErr w:type="spellStart"/>
+      <w:r>
+        <w:t>Set</w:t>
+      </w:r>
+      <w:r>
+        <w:t>StackFrame</w:t>
+      </w:r>
+      <w:proofErr w:type="spellEnd"/>
+      <w:r>
+        <w:t xml:space="preserve"> </w:t>
       </w:r>
       <w:r>
         <w:t>(see 6502.cpp).</w:t>
@@ -14334,6 +16379,7 @@
         </w:rPr>
         <w:t xml:space="preserve"> </w:t>
       </w:r>
+      <w:proofErr w:type="spellStart"/>
       <w:r>
         <w:rPr>
           <w:b/>
@@ -14341,6 +16387,7 @@
         </w:rPr>
         <w:t>HidAdd</w:t>
       </w:r>
+      <w:proofErr w:type="spellEnd"/>
       <w:r>
         <w:rPr>
           <w:b/>
@@ -14422,13 +16469,29 @@
         </w:numPr>
       </w:pPr>
       <w:r>
-        <w:t xml:space="preserve">Added call to PerfWriter_WriteBeginDisplayEvent(…) to log the start of screen display. </w:t>
+        <w:t xml:space="preserve">Added call to </w:t>
+      </w:r>
+      <w:proofErr w:type="spellStart"/>
+      <w:r>
+        <w:t>PerfWriter_WriteBeginDisplayEvent</w:t>
+      </w:r>
+      <w:proofErr w:type="spellEnd"/>
+      <w:r>
+        <w:t xml:space="preserve">(…) to log the start of screen display. </w:t>
       </w:r>
       <w:r>
         <w:t xml:space="preserve"> </w:t>
       </w:r>
       <w:r>
-        <w:t xml:space="preserve">This wrapper function only invokes the PerfWriter class during </w:t>
+        <w:t xml:space="preserve">This wrapper function only invokes the </w:t>
+      </w:r>
+      <w:proofErr w:type="spellStart"/>
+      <w:r>
+        <w:t>PerfWriter</w:t>
+      </w:r>
+      <w:proofErr w:type="spellEnd"/>
+      <w:r>
+        <w:t xml:space="preserve"> class during </w:t>
       </w:r>
       <w:r>
         <w:t xml:space="preserve">a </w:t>
@@ -14444,13 +16507,31 @@
           <w:bCs/>
         </w:rPr>
       </w:pPr>
-      <w:r>
-        <w:rPr>
-          <w:b/>
-          <w:bCs/>
-        </w:rPr>
-        <w:t>Debug.h/cpp</w:t>
-      </w:r>
+      <w:proofErr w:type="spellStart"/>
+      <w:r>
+        <w:rPr>
+          <w:b/>
+          <w:bCs/>
+        </w:rPr>
+        <w:t>Debug.h</w:t>
+      </w:r>
+      <w:proofErr w:type="spellEnd"/>
+      <w:r>
+        <w:rPr>
+          <w:b/>
+          <w:bCs/>
+        </w:rPr>
+        <w:t>/</w:t>
+      </w:r>
+      <w:proofErr w:type="spellStart"/>
+      <w:r>
+        <w:rPr>
+          <w:b/>
+          <w:bCs/>
+        </w:rPr>
+        <w:t>cpp</w:t>
+      </w:r>
+      <w:proofErr w:type="spellEnd"/>
     </w:p>
     <w:p>
       <w:pPr>
@@ -14485,12 +16566,37 @@
           <w:bCs/>
         </w:rPr>
       </w:pPr>
-      <w:r>
-        <w:rPr>
-          <w:b/>
-          <w:bCs/>
-        </w:rPr>
-        <w:t>BeebWin.h/cpp, BeebWinIo.cpp</w:t>
+      <w:proofErr w:type="spellStart"/>
+      <w:r>
+        <w:rPr>
+          <w:b/>
+          <w:bCs/>
+        </w:rPr>
+        <w:t>BeebWin.h</w:t>
+      </w:r>
+      <w:proofErr w:type="spellEnd"/>
+      <w:r>
+        <w:rPr>
+          <w:b/>
+          <w:bCs/>
+        </w:rPr>
+        <w:t>/</w:t>
+      </w:r>
+      <w:proofErr w:type="spellStart"/>
+      <w:r>
+        <w:rPr>
+          <w:b/>
+          <w:bCs/>
+        </w:rPr>
+        <w:t>cpp</w:t>
+      </w:r>
+      <w:proofErr w:type="spellEnd"/>
+      <w:r>
+        <w:rPr>
+          <w:b/>
+          <w:bCs/>
+        </w:rPr>
+        <w:t>, BeebWinIo.cpp</w:t>
       </w:r>
     </w:p>
     <w:p>
@@ -14518,27 +16624,44 @@
         </w:rPr>
         <w:t xml:space="preserve"> </w:t>
       </w:r>
+      <w:proofErr w:type="spellStart"/>
       <w:r>
         <w:t>UpdatePerfCaptureMenu</w:t>
       </w:r>
+      <w:proofErr w:type="spellEnd"/>
       <w:r>
         <w:t>()</w:t>
       </w:r>
       <w:r>
-        <w:t>, CapturePerf</w:t>
-      </w:r>
+        <w:t xml:space="preserve">, </w:t>
+      </w:r>
+      <w:proofErr w:type="spellStart"/>
+      <w:r>
+        <w:t>CapturePerf</w:t>
+      </w:r>
+      <w:proofErr w:type="spellEnd"/>
       <w:r>
         <w:t>()</w:t>
       </w:r>
       <w:r>
-        <w:t>, EndPerfCapture</w:t>
-      </w:r>
+        <w:t xml:space="preserve">, </w:t>
+      </w:r>
+      <w:proofErr w:type="spellStart"/>
+      <w:r>
+        <w:t>EndPerfCapture</w:t>
+      </w:r>
+      <w:proofErr w:type="spellEnd"/>
       <w:r>
         <w:t>()</w:t>
       </w:r>
       <w:r>
-        <w:t>, and IsCapturingPerf</w:t>
-      </w:r>
+        <w:t xml:space="preserve">, and </w:t>
+      </w:r>
+      <w:proofErr w:type="spellStart"/>
+      <w:r>
+        <w:t>IsCapturingPerf</w:t>
+      </w:r>
+      <w:proofErr w:type="spellEnd"/>
       <w:r>
         <w:t>()</w:t>
       </w:r>
@@ -14552,9 +16675,11 @@
         <w:lastRenderedPageBreak/>
         <w:t xml:space="preserve">capture is implemented.  The only notable differences are that </w:t>
       </w:r>
+      <w:proofErr w:type="spellStart"/>
       <w:r>
         <w:t>CapturePerf</w:t>
       </w:r>
+      <w:proofErr w:type="spellEnd"/>
       <w:r>
         <w:rPr>
           <w:b/>
@@ -14563,11 +16688,21 @@
         <w:t xml:space="preserve"> </w:t>
       </w:r>
       <w:r>
-        <w:t xml:space="preserve">creates an instance of the PerfWriter class, initializes it, and </w:t>
-      </w:r>
+        <w:t xml:space="preserve">creates an instance of the </w:t>
+      </w:r>
+      <w:proofErr w:type="spellStart"/>
+      <w:r>
+        <w:t>PerfWriter</w:t>
+      </w:r>
+      <w:proofErr w:type="spellEnd"/>
+      <w:r>
+        <w:t xml:space="preserve"> class, initializes it, and </w:t>
+      </w:r>
+      <w:proofErr w:type="spellStart"/>
       <w:r>
         <w:t>EndPerfCapture</w:t>
       </w:r>
+      <w:proofErr w:type="spellEnd"/>
       <w:r>
         <w:rPr>
           <w:b/>
@@ -14576,23 +16711,49 @@
         <w:t xml:space="preserve"> </w:t>
       </w:r>
       <w:r>
-        <w:t>closes the capture, and deletes the PerfWriter instance.</w:t>
-      </w:r>
-    </w:p>
-    <w:p>
-      <w:pPr>
-        <w:rPr>
-          <w:b/>
-          <w:bCs/>
-        </w:rPr>
-      </w:pPr>
-      <w:r>
-        <w:rPr>
-          <w:b/>
-          <w:bCs/>
-        </w:rPr>
-        <w:t>BeebWinPrefs.h/cpp</w:t>
-      </w:r>
+        <w:t xml:space="preserve">closes the capture, and deletes the </w:t>
+      </w:r>
+      <w:proofErr w:type="spellStart"/>
+      <w:r>
+        <w:t>PerfWriter</w:t>
+      </w:r>
+      <w:proofErr w:type="spellEnd"/>
+      <w:r>
+        <w:t xml:space="preserve"> instance.</w:t>
+      </w:r>
+    </w:p>
+    <w:p>
+      <w:pPr>
+        <w:rPr>
+          <w:b/>
+          <w:bCs/>
+        </w:rPr>
+      </w:pPr>
+      <w:proofErr w:type="spellStart"/>
+      <w:r>
+        <w:rPr>
+          <w:b/>
+          <w:bCs/>
+        </w:rPr>
+        <w:t>BeebWinPrefs.h</w:t>
+      </w:r>
+      <w:proofErr w:type="spellEnd"/>
+      <w:r>
+        <w:rPr>
+          <w:b/>
+          <w:bCs/>
+        </w:rPr>
+        <w:t>/</w:t>
+      </w:r>
+      <w:proofErr w:type="spellStart"/>
+      <w:r>
+        <w:rPr>
+          <w:b/>
+          <w:bCs/>
+        </w:rPr>
+        <w:t>cpp</w:t>
+      </w:r>
+      <w:proofErr w:type="spellEnd"/>
     </w:p>
     <w:p>
       <w:pPr>
@@ -14674,13 +16835,31 @@
           <w:bCs/>
         </w:rPr>
       </w:pPr>
-      <w:r>
-        <w:rPr>
-          <w:b/>
-          <w:bCs/>
-        </w:rPr>
-        <w:t>BeebEm.rc, Resource.h</w:t>
-      </w:r>
+      <w:proofErr w:type="spellStart"/>
+      <w:r>
+        <w:rPr>
+          <w:b/>
+          <w:bCs/>
+        </w:rPr>
+        <w:t>BeebEm.rc</w:t>
+      </w:r>
+      <w:proofErr w:type="spellEnd"/>
+      <w:r>
+        <w:rPr>
+          <w:b/>
+          <w:bCs/>
+        </w:rPr>
+        <w:t xml:space="preserve">, </w:t>
+      </w:r>
+      <w:proofErr w:type="spellStart"/>
+      <w:r>
+        <w:rPr>
+          <w:b/>
+          <w:bCs/>
+        </w:rPr>
+        <w:t>Resource.h</w:t>
+      </w:r>
+      <w:proofErr w:type="spellEnd"/>
     </w:p>
     <w:p>
       <w:pPr>
@@ -14728,6 +16907,7 @@
         </w:rPr>
         <w:t>*</w:t>
       </w:r>
+      <w:proofErr w:type="spellStart"/>
       <w:r>
         <w:rPr>
           <w:b/>
@@ -14763,6 +16943,7 @@
         </w:rPr>
         <w:t>.filters</w:t>
       </w:r>
+      <w:proofErr w:type="spellEnd"/>
     </w:p>
     <w:p>
       <w:pPr>
@@ -14788,8 +16969,17 @@
           <w:b/>
           <w:bCs/>
         </w:rPr>
-        <w:t>*.vcxproj</w:t>
-      </w:r>
+        <w:t>*.</w:t>
+      </w:r>
+      <w:proofErr w:type="spellStart"/>
+      <w:r>
+        <w:rPr>
+          <w:b/>
+          <w:bCs/>
+        </w:rPr>
+        <w:t>vcxproj</w:t>
+      </w:r>
+      <w:proofErr w:type="spellEnd"/>
     </w:p>
     <w:p>
       <w:pPr>
@@ -14800,7 +16990,15 @@
         </w:numPr>
       </w:pPr>
       <w:r>
-        <w:t>Updated WindowsTargetPlatformVersion to 10.0</w:t>
+        <w:t xml:space="preserve">Updated </w:t>
+      </w:r>
+      <w:proofErr w:type="spellStart"/>
+      <w:r>
+        <w:t>WindowsTargetPlatformVersion</w:t>
+      </w:r>
+      <w:proofErr w:type="spellEnd"/>
+      <w:r>
+        <w:t xml:space="preserve"> to 10.0</w:t>
       </w:r>
     </w:p>
     <w:p>
@@ -14812,7 +17010,15 @@
         </w:numPr>
       </w:pPr>
       <w:r>
-        <w:t>Updated PlatformToolset to v14</w:t>
+        <w:t xml:space="preserve">Updated </w:t>
+      </w:r>
+      <w:proofErr w:type="spellStart"/>
+      <w:r>
+        <w:t>PlatformToolset</w:t>
+      </w:r>
+      <w:proofErr w:type="spellEnd"/>
+      <w:r>
+        <w:t xml:space="preserve"> to v14</w:t>
       </w:r>
       <w:r>
         <w:t>2.</w:t>
@@ -14832,8 +17038,21 @@
       <w:r>
         <w:t xml:space="preserve">configuration </w:t>
       </w:r>
-      <w:r>
-        <w:t>OutDir &amp; IntDir location</w:t>
+      <w:proofErr w:type="spellStart"/>
+      <w:r>
+        <w:t>OutDir</w:t>
+      </w:r>
+      <w:proofErr w:type="spellEnd"/>
+      <w:r>
+        <w:t xml:space="preserve"> &amp; </w:t>
+      </w:r>
+      <w:proofErr w:type="spellStart"/>
+      <w:r>
+        <w:t>IntDir</w:t>
+      </w:r>
+      <w:proofErr w:type="spellEnd"/>
+      <w:r>
+        <w:t xml:space="preserve"> location</w:t>
       </w:r>
       <w:r>
         <w:t>s</w:t>
@@ -14898,16 +17117,52 @@
         </w:rPr>
         <w:t xml:space="preserve">git add -N </w:t>
       </w:r>
+      <w:proofErr w:type="spellStart"/>
       <w:r>
         <w:rPr>
           <w:color w:val="FFFFFF" w:themeColor="background1"/>
         </w:rPr>
-        <w:t>src\PerfWriter.h src\PerfWriter.cpp</w:t>
-      </w:r>
+        <w:t>src</w:t>
+      </w:r>
+      <w:proofErr w:type="spellEnd"/>
       <w:r>
         <w:rPr>
           <w:color w:val="FFFFFF" w:themeColor="background1"/>
         </w:rPr>
+        <w:t>\</w:t>
+      </w:r>
+      <w:proofErr w:type="spellStart"/>
+      <w:r>
+        <w:rPr>
+          <w:color w:val="FFFFFF" w:themeColor="background1"/>
+        </w:rPr>
+        <w:t>PerfWriter.h</w:t>
+      </w:r>
+      <w:proofErr w:type="spellEnd"/>
+      <w:r>
+        <w:rPr>
+          <w:color w:val="FFFFFF" w:themeColor="background1"/>
+        </w:rPr>
+        <w:t xml:space="preserve"> </w:t>
+      </w:r>
+      <w:proofErr w:type="spellStart"/>
+      <w:r>
+        <w:rPr>
+          <w:color w:val="FFFFFF" w:themeColor="background1"/>
+        </w:rPr>
+        <w:t>src</w:t>
+      </w:r>
+      <w:proofErr w:type="spellEnd"/>
+      <w:r>
+        <w:rPr>
+          <w:color w:val="FFFFFF" w:themeColor="background1"/>
+        </w:rPr>
+        <w:t>\PerfWriter.cpp</w:t>
+      </w:r>
+      <w:r>
+        <w:rPr>
+          <w:color w:val="FFFFFF" w:themeColor="background1"/>
+        </w:rPr>
         <w:br/>
       </w:r>
       <w:r>
@@ -14928,12 +17183,28 @@
         </w:rPr>
         <w:t xml:space="preserve"> &gt; ..\</w:t>
       </w:r>
+      <w:proofErr w:type="spellStart"/>
       <w:r>
         <w:rPr>
           <w:color w:val="FFFFFF" w:themeColor="background1"/>
         </w:rPr>
-        <w:t>beebperf\beebem_changelist.diff</w:t>
-      </w:r>
+        <w:t>beebperf</w:t>
+      </w:r>
+      <w:proofErr w:type="spellEnd"/>
+      <w:r>
+        <w:rPr>
+          <w:color w:val="FFFFFF" w:themeColor="background1"/>
+        </w:rPr>
+        <w:t>\</w:t>
+      </w:r>
+      <w:proofErr w:type="spellStart"/>
+      <w:r>
+        <w:rPr>
+          <w:color w:val="FFFFFF" w:themeColor="background1"/>
+        </w:rPr>
+        <w:t>beebem_changelist.diff</w:t>
+      </w:r>
+      <w:proofErr w:type="spellEnd"/>
     </w:p>
     <w:p/>
     <w:p>
@@ -14968,12 +17239,28 @@
         </w:rPr>
         <w:t>apply ..\</w:t>
       </w:r>
+      <w:proofErr w:type="spellStart"/>
       <w:r>
         <w:rPr>
           <w:color w:val="FFFFFF" w:themeColor="background1"/>
         </w:rPr>
-        <w:t>beebperf\beebem_changelist.diff</w:t>
-      </w:r>
+        <w:t>beebperf</w:t>
+      </w:r>
+      <w:proofErr w:type="spellEnd"/>
+      <w:r>
+        <w:rPr>
+          <w:color w:val="FFFFFF" w:themeColor="background1"/>
+        </w:rPr>
+        <w:t>\</w:t>
+      </w:r>
+      <w:proofErr w:type="spellStart"/>
+      <w:r>
+        <w:rPr>
+          <w:color w:val="FFFFFF" w:themeColor="background1"/>
+        </w:rPr>
+        <w:t>beebem_changelist.diff</w:t>
+      </w:r>
+      <w:proofErr w:type="spellEnd"/>
     </w:p>
     <w:p/>
     <w:p/>
@@ -22521,6 +24808,7 @@
   <w:style w:type="character" w:default="1" w:styleId="DefaultParagraphFont">
     <w:name w:val="Default Paragraph Font"/>
     <w:uiPriority w:val="1"/>
+    <w:semiHidden/>
     <w:unhideWhenUsed/>
   </w:style>
   <w:style w:type="table" w:default="1" w:styleId="TableNormal">

--- a/docs/BeebPerf.docx
+++ b/docs/BeebPerf.docx
@@ -1950,7 +1950,16 @@
         <w:t>Fit display frames</w:t>
       </w:r>
       <w:r>
-        <w:t xml:space="preserve"> button scales the toolbar so induvial frames are show.</w:t>
+        <w:t xml:space="preserve"> button scales the </w:t>
+      </w:r>
+      <w:r>
+        <w:t>timeline</w:t>
+      </w:r>
+      <w:r>
+        <w:t xml:space="preserve"> so frames are </w:t>
+      </w:r>
+      <w:r>
+        <w:t>tiled across the screen.</w:t>
       </w:r>
     </w:p>
     <w:p>
@@ -3274,7 +3283,19 @@
     </w:p>
     <w:p>
       <w:r>
-        <w:t>The view shows each frame’s duration, its offset from next display frame, and how many writes to screen memory occur before its displayed, and how many writes to screen memory occur afterwards.</w:t>
+        <w:t xml:space="preserve">The view shows each frame’s duration, its offset from </w:t>
+      </w:r>
+      <w:r>
+        <w:t xml:space="preserve">the </w:t>
+      </w:r>
+      <w:r>
+        <w:t>next display</w:t>
+      </w:r>
+      <w:r>
+        <w:t>-</w:t>
+      </w:r>
+      <w:r>
+        <w:t>frame, and how many writes to screen memory occur before display, and how many writes to screen memory occur afterwards.</w:t>
       </w:r>
       <w:r>
         <w:t xml:space="preserve">  This information can be useful for identifying display tearing.</w:t>
@@ -3301,6 +3322,9 @@
       </w:r>
       <w:r>
         <w:t xml:space="preserve">.  The frame’s associated display frames are also shown, where the arrow represents the </w:t>
+      </w:r>
+      <w:r>
+        <w:t xml:space="preserve">span of the associated </w:t>
       </w:r>
       <w:r>
         <w:t xml:space="preserve">display’s </w:t>
@@ -3465,7 +3489,14 @@
           <w:rFonts w:ascii="Aptos" w:hAnsi="Aptos"/>
           <w:color w:val="000000"/>
         </w:rPr>
-        <w:t xml:space="preserve">), the read and write memory counts </w:t>
+        <w:t>), the read and write memory counts</w:t>
+      </w:r>
+      <w:r>
+        <w:rPr>
+          <w:rFonts w:ascii="Aptos" w:hAnsi="Aptos"/>
+          <w:color w:val="000000"/>
+        </w:rPr>
+        <w:t xml:space="preserve">, to that specific address, </w:t>
       </w:r>
       <w:r>
         <w:rPr>
@@ -3644,6 +3675,7 @@
           </w:tcPr>
           <w:p>
             <w:r>
+              <w:lastRenderedPageBreak/>
               <w:t>Branch count</w:t>
             </w:r>
           </w:p>
@@ -3960,7 +3992,13 @@
         <w:t xml:space="preserve">The application has the notion of the </w:t>
       </w:r>
       <w:r>
-        <w:t xml:space="preserve">current analysis time range (blue bar), </w:t>
+        <w:t>current analysis time</w:t>
+      </w:r>
+      <w:r>
+        <w:t>-</w:t>
+      </w:r>
+      <w:r>
+        <w:t xml:space="preserve">range (blue bar), </w:t>
       </w:r>
       <w:r>
         <w:t xml:space="preserve">current selected </w:t>
@@ -3975,7 +4013,13 @@
         <w:t>call-stack</w:t>
       </w:r>
       <w:r>
-        <w:t>, and address.</w:t>
+        <w:t xml:space="preserve">, and </w:t>
+      </w:r>
+      <w:r>
+        <w:t xml:space="preserve">memory </w:t>
+      </w:r>
+      <w:r>
+        <w:t>address.</w:t>
       </w:r>
       <w:r>
         <w:t xml:space="preserve">  Each view shows </w:t>
@@ -3991,6 +4035,9 @@
       </w:r>
       <w:r>
         <w:t xml:space="preserve"> allow the context to be changed.</w:t>
+      </w:r>
+      <w:r>
+        <w:t xml:space="preserve">  For example, selecting a frame within the Frames view, sets the selected time-range to the duration of the selected from.</w:t>
       </w:r>
     </w:p>
     <w:p>
@@ -4359,7 +4406,54 @@
       <w:r>
         <w:t>.  For example, calling into the middle of a loop within another routine can result in deep call-paths.</w:t>
       </w:r>
-      <w:r>
+    </w:p>
+    <w:p>
+      <w:pPr>
+        <w:pStyle w:val="ListParagraph"/>
+        <w:numPr>
+          <w:ilvl w:val="0"/>
+          <w:numId w:val="8"/>
+        </w:numPr>
+        <w:rPr>
+          <w:b/>
+          <w:bCs/>
+        </w:rPr>
+      </w:pPr>
+      <w:r>
+        <w:rPr>
+          <w:b/>
+          <w:bCs/>
+        </w:rPr>
+        <w:t>Display frame reconstruction.</w:t>
+      </w:r>
+      <w:r>
+        <w:rPr>
+          <w:b/>
+          <w:bCs/>
+        </w:rPr>
+        <w:t xml:space="preserve">  </w:t>
+      </w:r>
+      <w:r>
+        <w:t>This</w:t>
+      </w:r>
+      <w:r>
+        <w:rPr>
+          <w:b/>
+          <w:bCs/>
+        </w:rPr>
+        <w:t xml:space="preserve"> </w:t>
+      </w:r>
+      <w:r>
+        <w:t>does not support the hardware cursor, custom teletext modes, or custom ULA hardware (with larger palettes)</w:t>
+      </w:r>
+      <w:r>
+        <w:t>.</w:t>
+      </w:r>
+      <w:r>
+        <w:rPr>
+          <w:b/>
+          <w:bCs/>
+        </w:rPr>
         <w:br w:type="page"/>
       </w:r>
     </w:p>
@@ -15229,9 +15323,12 @@
     <w:p/>
     <w:p/>
     <w:sectPr>
-      <w:footerReference w:type="default" r:id="rId19"/>
-      <w:headerReference w:type="first" r:id="rId20"/>
-      <w:footerReference w:type="first" r:id="rId21"/>
+      <w:headerReference w:type="even" r:id="rId19"/>
+      <w:headerReference w:type="default" r:id="rId20"/>
+      <w:footerReference w:type="even" r:id="rId21"/>
+      <w:footerReference w:type="default" r:id="rId22"/>
+      <w:headerReference w:type="first" r:id="rId23"/>
+      <w:footerReference w:type="first" r:id="rId24"/>
       <w:pgSz w:w="12240" w:h="15840"/>
       <w:pgMar w:top="1440" w:right="1440" w:bottom="1440" w:left="1440" w:header="720" w:footer="720" w:gutter="0"/>
       <w:cols w:space="720"/>
@@ -15269,49 +15366,6 @@
 
 <file path=word/footer1.xml><?xml version="1.0" encoding="utf-8"?>
 <w:ftr xmlns:wpc="http://schemas.microsoft.com/office/word/2010/wordprocessingCanvas" xmlns:cx="http://schemas.microsoft.com/office/drawing/2014/chartex" xmlns:cx1="http://schemas.microsoft.com/office/drawing/2015/9/8/chartex" xmlns:cx2="http://schemas.microsoft.com/office/drawing/2015/10/21/chartex" xmlns:cx3="http://schemas.microsoft.com/office/drawing/2016/5/9/chartex" xmlns:cx4="http://schemas.microsoft.com/office/drawing/2016/5/10/chartex" xmlns:cx5="http://schemas.microsoft.com/office/drawing/2016/5/11/chartex" xmlns:cx6="http://schemas.microsoft.com/office/drawing/2016/5/12/chartex" xmlns:cx7="http://schemas.microsoft.com/office/drawing/2016/5/13/chartex" xmlns:cx8="http://schemas.microsoft.com/office/drawing/2016/5/14/chartex" xmlns:mc="http://schemas.openxmlformats.org/markup-compatibility/2006" xmlns:aink="http://schemas.microsoft.com/office/drawing/2016/ink" xmlns:am3d="http://schemas.microsoft.com/office/drawing/2017/model3d" xmlns:o="urn:schemas-microsoft-com:office:office" xmlns:oel="http://schemas.microsoft.com/office/2019/extlst" xmlns:r="http://schemas.openxmlformats.org/officeDocument/2006/relationships" xmlns:m="http://schemas.openxmlformats.org/officeDocument/2006/math" xmlns:v="urn:schemas-microsoft-com:vml" xmlns:wp14="http://schemas.microsoft.com/office/word/2010/wordprocessingDrawing" xmlns:wp="http://schemas.openxmlformats.org/drawingml/2006/wordprocessingDrawing" xmlns:w10="urn:schemas-microsoft-com:office:word" xmlns:w="http://schemas.openxmlformats.org/wordprocessingml/2006/main" xmlns:w14="http://schemas.microsoft.com/office/word/2010/wordml" xmlns:w15="http://schemas.microsoft.com/office/word/2012/wordml" xmlns:w16cex="http://schemas.microsoft.com/office/word/2018/wordml/cex" xmlns:w16cid="http://schemas.microsoft.com/office/word/2016/wordml/cid" xmlns:w16="http://schemas.microsoft.com/office/word/2018/wordml" xmlns:w16du="http://schemas.microsoft.com/office/word/2023/wordml/word16du" xmlns:w16sdtdh="http://schemas.microsoft.com/office/word/2020/wordml/sdtdatahash" xmlns:w16sdtfl="http://schemas.microsoft.com/office/word/2024/wordml/sdtformatlock" xmlns:w16se="http://schemas.microsoft.com/office/word/2015/wordml/symex" xmlns:wpg="http://schemas.microsoft.com/office/word/2010/wordprocessingGroup" xmlns:wpi="http://schemas.microsoft.com/office/word/2010/wordprocessingInk" xmlns:wne="http://schemas.microsoft.com/office/word/2006/wordml" xmlns:wps="http://schemas.microsoft.com/office/word/2010/wordprocessingShape" mc:Ignorable="w14 w15 w16se w16cid w16 w16cex w16sdtdh w16sdtfl w16du wp14">
-  <w:sdt>
-    <w:sdtPr>
-      <w:id w:val="1515806387"/>
-      <w:docPartObj>
-        <w:docPartGallery w:val="Page Numbers (Bottom of Page)"/>
-        <w:docPartUnique/>
-      </w:docPartObj>
-    </w:sdtPr>
-    <w:sdtEndPr>
-      <w:rPr>
-        <w:noProof/>
-      </w:rPr>
-    </w:sdtEndPr>
-    <w:sdtContent>
-      <w:p>
-        <w:pPr>
-          <w:pStyle w:val="Footer"/>
-          <w:jc w:val="right"/>
-        </w:pPr>
-        <w:r>
-          <w:fldChar w:fldCharType="begin"/>
-        </w:r>
-        <w:r>
-          <w:instrText xml:space="preserve"> PAGE   \* MERGEFORMAT </w:instrText>
-        </w:r>
-        <w:r>
-          <w:fldChar w:fldCharType="separate"/>
-        </w:r>
-        <w:r>
-          <w:rPr>
-            <w:noProof/>
-          </w:rPr>
-          <w:t>2</w:t>
-        </w:r>
-        <w:r>
-          <w:rPr>
-            <w:noProof/>
-          </w:rPr>
-          <w:fldChar w:fldCharType="end"/>
-        </w:r>
-      </w:p>
-    </w:sdtContent>
-  </w:sdt>
   <w:p>
     <w:pPr>
       <w:pStyle w:val="Footer"/>
@@ -15322,46 +15376,16 @@
 
 <file path=word/footer2.xml><?xml version="1.0" encoding="utf-8"?>
 <w:ftr xmlns:wpc="http://schemas.microsoft.com/office/word/2010/wordprocessingCanvas" xmlns:cx="http://schemas.microsoft.com/office/drawing/2014/chartex" xmlns:cx1="http://schemas.microsoft.com/office/drawing/2015/9/8/chartex" xmlns:cx2="http://schemas.microsoft.com/office/drawing/2015/10/21/chartex" xmlns:cx3="http://schemas.microsoft.com/office/drawing/2016/5/9/chartex" xmlns:cx4="http://schemas.microsoft.com/office/drawing/2016/5/10/chartex" xmlns:cx5="http://schemas.microsoft.com/office/drawing/2016/5/11/chartex" xmlns:cx6="http://schemas.microsoft.com/office/drawing/2016/5/12/chartex" xmlns:cx7="http://schemas.microsoft.com/office/drawing/2016/5/13/chartex" xmlns:cx8="http://schemas.microsoft.com/office/drawing/2016/5/14/chartex" xmlns:mc="http://schemas.openxmlformats.org/markup-compatibility/2006" xmlns:aink="http://schemas.microsoft.com/office/drawing/2016/ink" xmlns:am3d="http://schemas.microsoft.com/office/drawing/2017/model3d" xmlns:o="urn:schemas-microsoft-com:office:office" xmlns:oel="http://schemas.microsoft.com/office/2019/extlst" xmlns:r="http://schemas.openxmlformats.org/officeDocument/2006/relationships" xmlns:m="http://schemas.openxmlformats.org/officeDocument/2006/math" xmlns:v="urn:schemas-microsoft-com:vml" xmlns:wp14="http://schemas.microsoft.com/office/word/2010/wordprocessingDrawing" xmlns:wp="http://schemas.openxmlformats.org/drawingml/2006/wordprocessingDrawing" xmlns:w10="urn:schemas-microsoft-com:office:word" xmlns:w="http://schemas.openxmlformats.org/wordprocessingml/2006/main" xmlns:w14="http://schemas.microsoft.com/office/word/2010/wordml" xmlns:w15="http://schemas.microsoft.com/office/word/2012/wordml" xmlns:w16cex="http://schemas.microsoft.com/office/word/2018/wordml/cex" xmlns:w16cid="http://schemas.microsoft.com/office/word/2016/wordml/cid" xmlns:w16="http://schemas.microsoft.com/office/word/2018/wordml" xmlns:w16du="http://schemas.microsoft.com/office/word/2023/wordml/word16du" xmlns:w16sdtdh="http://schemas.microsoft.com/office/word/2020/wordml/sdtdatahash" xmlns:w16sdtfl="http://schemas.microsoft.com/office/word/2024/wordml/sdtformatlock" xmlns:w16se="http://schemas.microsoft.com/office/word/2015/wordml/symex" xmlns:wpg="http://schemas.microsoft.com/office/word/2010/wordprocessingGroup" xmlns:wpi="http://schemas.microsoft.com/office/word/2010/wordprocessingInk" xmlns:wne="http://schemas.microsoft.com/office/word/2006/wordml" xmlns:wps="http://schemas.microsoft.com/office/word/2010/wordprocessingShape" mc:Ignorable="w14 w15 w16se w16cid w16 w16cex w16sdtdh w16sdtfl w16du wp14">
-  <w:sdt>
-    <w:sdtPr>
-      <w:id w:val="-383560359"/>
-      <w:docPartObj>
-        <w:docPartGallery w:val="Page Numbers (Bottom of Page)"/>
-        <w:docPartUnique/>
-      </w:docPartObj>
-    </w:sdtPr>
-    <w:sdtEndPr>
-      <w:rPr>
-        <w:noProof/>
-      </w:rPr>
-    </w:sdtEndPr>
-    <w:sdtContent>
-      <w:p>
-        <w:pPr>
-          <w:pStyle w:val="Footer"/>
-          <w:jc w:val="right"/>
-        </w:pPr>
-        <w:r>
-          <w:fldChar w:fldCharType="begin"/>
-        </w:r>
-        <w:r>
-          <w:instrText xml:space="preserve"> PAGE   \* MERGEFORMAT </w:instrText>
-        </w:r>
-        <w:r>
-          <w:fldChar w:fldCharType="separate"/>
-        </w:r>
-        <w:r>
-          <w:t>2</w:t>
-        </w:r>
-        <w:r>
-          <w:rPr>
-            <w:noProof/>
-          </w:rPr>
-          <w:fldChar w:fldCharType="end"/>
-        </w:r>
-      </w:p>
-    </w:sdtContent>
-  </w:sdt>
+  <w:p>
+    <w:pPr>
+      <w:pStyle w:val="Footer"/>
+    </w:pPr>
+  </w:p>
+</w:ftr>
+</file>
+
+<file path=word/footer3.xml><?xml version="1.0" encoding="utf-8"?>
+<w:ftr xmlns:wpc="http://schemas.microsoft.com/office/word/2010/wordprocessingCanvas" xmlns:cx="http://schemas.microsoft.com/office/drawing/2014/chartex" xmlns:cx1="http://schemas.microsoft.com/office/drawing/2015/9/8/chartex" xmlns:cx2="http://schemas.microsoft.com/office/drawing/2015/10/21/chartex" xmlns:cx3="http://schemas.microsoft.com/office/drawing/2016/5/9/chartex" xmlns:cx4="http://schemas.microsoft.com/office/drawing/2016/5/10/chartex" xmlns:cx5="http://schemas.microsoft.com/office/drawing/2016/5/11/chartex" xmlns:cx6="http://schemas.microsoft.com/office/drawing/2016/5/12/chartex" xmlns:cx7="http://schemas.microsoft.com/office/drawing/2016/5/13/chartex" xmlns:cx8="http://schemas.microsoft.com/office/drawing/2016/5/14/chartex" xmlns:mc="http://schemas.openxmlformats.org/markup-compatibility/2006" xmlns:aink="http://schemas.microsoft.com/office/drawing/2016/ink" xmlns:am3d="http://schemas.microsoft.com/office/drawing/2017/model3d" xmlns:o="urn:schemas-microsoft-com:office:office" xmlns:oel="http://schemas.microsoft.com/office/2019/extlst" xmlns:r="http://schemas.openxmlformats.org/officeDocument/2006/relationships" xmlns:m="http://schemas.openxmlformats.org/officeDocument/2006/math" xmlns:v="urn:schemas-microsoft-com:vml" xmlns:wp14="http://schemas.microsoft.com/office/word/2010/wordprocessingDrawing" xmlns:wp="http://schemas.openxmlformats.org/drawingml/2006/wordprocessingDrawing" xmlns:w10="urn:schemas-microsoft-com:office:word" xmlns:w="http://schemas.openxmlformats.org/wordprocessingml/2006/main" xmlns:w14="http://schemas.microsoft.com/office/word/2010/wordml" xmlns:w15="http://schemas.microsoft.com/office/word/2012/wordml" xmlns:w16cex="http://schemas.microsoft.com/office/word/2018/wordml/cex" xmlns:w16cid="http://schemas.microsoft.com/office/word/2016/wordml/cid" xmlns:w16="http://schemas.microsoft.com/office/word/2018/wordml" xmlns:w16du="http://schemas.microsoft.com/office/word/2023/wordml/word16du" xmlns:w16sdtdh="http://schemas.microsoft.com/office/word/2020/wordml/sdtdatahash" xmlns:w16sdtfl="http://schemas.microsoft.com/office/word/2024/wordml/sdtformatlock" xmlns:w16se="http://schemas.microsoft.com/office/word/2015/wordml/symex" xmlns:wpg="http://schemas.microsoft.com/office/word/2010/wordprocessingGroup" xmlns:wpi="http://schemas.microsoft.com/office/word/2010/wordprocessingInk" xmlns:wne="http://schemas.microsoft.com/office/word/2006/wordml" xmlns:wps="http://schemas.microsoft.com/office/word/2010/wordprocessingShape" mc:Ignorable="w14 w15 w16se w16cid w16 w16cex w16sdtdh w16sdtfl w16du wp14">
   <w:p>
     <w:pPr>
       <w:pStyle w:val="Footer"/>
@@ -15400,18 +15424,29 @@
   <w:p>
     <w:pPr>
       <w:pStyle w:val="Header"/>
+    </w:pPr>
+  </w:p>
+</w:hdr>
+</file>
+
+<file path=word/header2.xml><?xml version="1.0" encoding="utf-8"?>
+<w:hdr xmlns:wpc="http://schemas.microsoft.com/office/word/2010/wordprocessingCanvas" xmlns:cx="http://schemas.microsoft.com/office/drawing/2014/chartex" xmlns:cx1="http://schemas.microsoft.com/office/drawing/2015/9/8/chartex" xmlns:cx2="http://schemas.microsoft.com/office/drawing/2015/10/21/chartex" xmlns:cx3="http://schemas.microsoft.com/office/drawing/2016/5/9/chartex" xmlns:cx4="http://schemas.microsoft.com/office/drawing/2016/5/10/chartex" xmlns:cx5="http://schemas.microsoft.com/office/drawing/2016/5/11/chartex" xmlns:cx6="http://schemas.microsoft.com/office/drawing/2016/5/12/chartex" xmlns:cx7="http://schemas.microsoft.com/office/drawing/2016/5/13/chartex" xmlns:cx8="http://schemas.microsoft.com/office/drawing/2016/5/14/chartex" xmlns:mc="http://schemas.openxmlformats.org/markup-compatibility/2006" xmlns:aink="http://schemas.microsoft.com/office/drawing/2016/ink" xmlns:am3d="http://schemas.microsoft.com/office/drawing/2017/model3d" xmlns:o="urn:schemas-microsoft-com:office:office" xmlns:oel="http://schemas.microsoft.com/office/2019/extlst" xmlns:r="http://schemas.openxmlformats.org/officeDocument/2006/relationships" xmlns:m="http://schemas.openxmlformats.org/officeDocument/2006/math" xmlns:v="urn:schemas-microsoft-com:vml" xmlns:wp14="http://schemas.microsoft.com/office/word/2010/wordprocessingDrawing" xmlns:wp="http://schemas.openxmlformats.org/drawingml/2006/wordprocessingDrawing" xmlns:w10="urn:schemas-microsoft-com:office:word" xmlns:w="http://schemas.openxmlformats.org/wordprocessingml/2006/main" xmlns:w14="http://schemas.microsoft.com/office/word/2010/wordml" xmlns:w15="http://schemas.microsoft.com/office/word/2012/wordml" xmlns:w16cex="http://schemas.microsoft.com/office/word/2018/wordml/cex" xmlns:w16cid="http://schemas.microsoft.com/office/word/2016/wordml/cid" xmlns:w16="http://schemas.microsoft.com/office/word/2018/wordml" xmlns:w16du="http://schemas.microsoft.com/office/word/2023/wordml/word16du" xmlns:w16sdtdh="http://schemas.microsoft.com/office/word/2020/wordml/sdtdatahash" xmlns:w16sdtfl="http://schemas.microsoft.com/office/word/2024/wordml/sdtformatlock" xmlns:w16se="http://schemas.microsoft.com/office/word/2015/wordml/symex" xmlns:wpg="http://schemas.microsoft.com/office/word/2010/wordprocessingGroup" xmlns:wpi="http://schemas.microsoft.com/office/word/2010/wordprocessingInk" xmlns:wne="http://schemas.microsoft.com/office/word/2006/wordml" xmlns:wps="http://schemas.microsoft.com/office/word/2010/wordprocessingShape" mc:Ignorable="w14 w15 w16se w16cid w16 w16cex w16sdtdh w16sdtfl w16du wp14">
+  <w:p>
+    <w:pPr>
+      <w:pStyle w:val="Header"/>
+    </w:pPr>
+  </w:p>
+</w:hdr>
+</file>
+
+<file path=word/header3.xml><?xml version="1.0" encoding="utf-8"?>
+<w:hdr xmlns:wpc="http://schemas.microsoft.com/office/word/2010/wordprocessingCanvas" xmlns:cx="http://schemas.microsoft.com/office/drawing/2014/chartex" xmlns:cx1="http://schemas.microsoft.com/office/drawing/2015/9/8/chartex" xmlns:cx2="http://schemas.microsoft.com/office/drawing/2015/10/21/chartex" xmlns:cx3="http://schemas.microsoft.com/office/drawing/2016/5/9/chartex" xmlns:cx4="http://schemas.microsoft.com/office/drawing/2016/5/10/chartex" xmlns:cx5="http://schemas.microsoft.com/office/drawing/2016/5/11/chartex" xmlns:cx6="http://schemas.microsoft.com/office/drawing/2016/5/12/chartex" xmlns:cx7="http://schemas.microsoft.com/office/drawing/2016/5/13/chartex" xmlns:cx8="http://schemas.microsoft.com/office/drawing/2016/5/14/chartex" xmlns:mc="http://schemas.openxmlformats.org/markup-compatibility/2006" xmlns:aink="http://schemas.microsoft.com/office/drawing/2016/ink" xmlns:am3d="http://schemas.microsoft.com/office/drawing/2017/model3d" xmlns:o="urn:schemas-microsoft-com:office:office" xmlns:oel="http://schemas.microsoft.com/office/2019/extlst" xmlns:r="http://schemas.openxmlformats.org/officeDocument/2006/relationships" xmlns:m="http://schemas.openxmlformats.org/officeDocument/2006/math" xmlns:v="urn:schemas-microsoft-com:vml" xmlns:wp14="http://schemas.microsoft.com/office/word/2010/wordprocessingDrawing" xmlns:wp="http://schemas.openxmlformats.org/drawingml/2006/wordprocessingDrawing" xmlns:w10="urn:schemas-microsoft-com:office:word" xmlns:w="http://schemas.openxmlformats.org/wordprocessingml/2006/main" xmlns:w14="http://schemas.microsoft.com/office/word/2010/wordml" xmlns:w15="http://schemas.microsoft.com/office/word/2012/wordml" xmlns:w16cex="http://schemas.microsoft.com/office/word/2018/wordml/cex" xmlns:w16cid="http://schemas.microsoft.com/office/word/2016/wordml/cid" xmlns:w16="http://schemas.microsoft.com/office/word/2018/wordml" xmlns:w16du="http://schemas.microsoft.com/office/word/2023/wordml/word16du" xmlns:w16sdtdh="http://schemas.microsoft.com/office/word/2020/wordml/sdtdatahash" xmlns:w16sdtfl="http://schemas.microsoft.com/office/word/2024/wordml/sdtformatlock" xmlns:w16se="http://schemas.microsoft.com/office/word/2015/wordml/symex" xmlns:wpg="http://schemas.microsoft.com/office/word/2010/wordprocessingGroup" xmlns:wpi="http://schemas.microsoft.com/office/word/2010/wordprocessingInk" xmlns:wne="http://schemas.microsoft.com/office/word/2006/wordml" xmlns:wps="http://schemas.microsoft.com/office/word/2010/wordprocessingShape" mc:Ignorable="w14 w15 w16se w16cid w16 w16cex w16sdtdh w16sdtfl w16du wp14">
+  <w:p>
+    <w:pPr>
       <w:jc w:val="right"/>
-      <w:rPr>
-        <w:sz w:val="20"/>
-        <w:szCs w:val="20"/>
-      </w:rPr>
     </w:pPr>
     <w:r>
-      <w:rPr>
-        <w:sz w:val="20"/>
-        <w:szCs w:val="20"/>
-      </w:rPr>
-      <w:t>Copyright © 2025 - Mark John Leece - All rights reserved</w:t>
+      <w:t>Copyright (C) 2026 Mark John Leece</w:t>
     </w:r>
   </w:p>
   <w:p>
@@ -17536,7 +17571,6 @@
   <w:style w:type="character" w:default="1" w:styleId="DefaultParagraphFont">
     <w:name w:val="Default Paragraph Font"/>
     <w:uiPriority w:val="1"/>
-    <w:semiHidden/>
     <w:unhideWhenUsed/>
   </w:style>
   <w:style w:type="table" w:default="1" w:styleId="TableNormal">
@@ -18465,7 +18499,7 @@
 </file>
 
 <file path=customXml/itemProps1.xml><?xml version="1.0" encoding="utf-8"?>
-<ds:datastoreItem xmlns:ds="http://schemas.openxmlformats.org/officeDocument/2006/customXml" ds:itemID="{DE137A9A-AEBD-440B-9B48-58C1BC2033F5}">
+<ds:datastoreItem xmlns:ds="http://schemas.openxmlformats.org/officeDocument/2006/customXml" ds:itemID="{65AAD5E9-558D-4193-8B19-6756B584EB2D}">
   <ds:schemaRefs>
     <ds:schemaRef ds:uri="http://schemas.openxmlformats.org/officeDocument/2006/bibliography"/>
   </ds:schemaRefs>

--- a/docs/BeebPerf.docx
+++ b/docs/BeebPerf.docx
@@ -412,21 +412,23 @@
           <w:rFonts w:ascii="Aptos" w:hAnsi="Aptos"/>
           <w:color w:val="000000"/>
         </w:rPr>
-        <w:t xml:space="preserve"> (see .Perf </w:t>
-      </w:r>
+        <w:t xml:space="preserve"> (</w:t>
+      </w:r>
+      <w:proofErr w:type="gramStart"/>
       <w:r>
         <w:rPr>
           <w:rFonts w:ascii="Aptos" w:hAnsi="Aptos"/>
           <w:color w:val="000000"/>
         </w:rPr>
-        <w:t>F</w:t>
-      </w:r>
+        <w:t>see .Perf</w:t>
+      </w:r>
+      <w:proofErr w:type="gramEnd"/>
       <w:r>
         <w:rPr>
           <w:rFonts w:ascii="Aptos" w:hAnsi="Aptos"/>
           <w:color w:val="000000"/>
         </w:rPr>
-        <w:t xml:space="preserve">ile </w:t>
+        <w:t xml:space="preserve"> </w:t>
       </w:r>
       <w:r>
         <w:rPr>
@@ -440,27 +442,41 @@
           <w:rFonts w:ascii="Aptos" w:hAnsi="Aptos"/>
           <w:color w:val="000000"/>
         </w:rPr>
-        <w:t>ormat</w:t>
+        <w:t xml:space="preserve">ile </w:t>
       </w:r>
       <w:r>
         <w:rPr>
           <w:rFonts w:ascii="Aptos" w:hAnsi="Aptos"/>
           <w:color w:val="000000"/>
         </w:rPr>
-        <w:t xml:space="preserve"> </w:t>
+        <w:t>F</w:t>
       </w:r>
       <w:r>
         <w:rPr>
           <w:rFonts w:ascii="Aptos" w:hAnsi="Aptos"/>
           <w:color w:val="000000"/>
         </w:rPr>
-        <w:t>section)</w:t>
+        <w:t>ormat</w:t>
       </w:r>
       <w:r>
         <w:rPr>
           <w:rFonts w:ascii="Aptos" w:hAnsi="Aptos"/>
           <w:color w:val="000000"/>
         </w:rPr>
+        <w:t xml:space="preserve"> </w:t>
+      </w:r>
+      <w:r>
+        <w:rPr>
+          <w:rFonts w:ascii="Aptos" w:hAnsi="Aptos"/>
+          <w:color w:val="000000"/>
+        </w:rPr>
+        <w:t>section)</w:t>
+      </w:r>
+      <w:r>
+        <w:rPr>
+          <w:rFonts w:ascii="Aptos" w:hAnsi="Aptos"/>
+          <w:color w:val="000000"/>
+        </w:rPr>
         <w:t>.</w:t>
       </w:r>
     </w:p>
@@ -477,6 +493,7 @@
       <w:r>
         <w:t xml:space="preserve">, </w:t>
       </w:r>
+      <w:proofErr w:type="spellStart"/>
       <w:r>
         <w:rPr>
           <w:b/>
@@ -484,6 +501,7 @@
         </w:rPr>
         <w:t>BeebPerf</w:t>
       </w:r>
+      <w:proofErr w:type="spellEnd"/>
       <w:r>
         <w:t xml:space="preserve">, </w:t>
       </w:r>
@@ -727,8 +745,21 @@
         <w:t xml:space="preserve"> </w:t>
       </w:r>
       <w:r>
-        <w:t>needed for afxres.h/rc</w:t>
-      </w:r>
+        <w:t xml:space="preserve">needed for </w:t>
+      </w:r>
+      <w:proofErr w:type="spellStart"/>
+      <w:r>
+        <w:t>afxres.h</w:t>
+      </w:r>
+      <w:proofErr w:type="spellEnd"/>
+      <w:r>
+        <w:t>/</w:t>
+      </w:r>
+      <w:proofErr w:type="spellStart"/>
+      <w:r>
+        <w:t>rc</w:t>
+      </w:r>
+      <w:proofErr w:type="spellEnd"/>
     </w:p>
     <w:p>
       <w:pPr>
@@ -789,8 +820,21 @@
         <w:t>‘</w:t>
       </w:r>
       <w:r>
-        <w:t>https://github.com/stardot/beebem-windows.git</w:t>
-      </w:r>
+        <w:t>https://github.com/</w:t>
+      </w:r>
+      <w:proofErr w:type="spellStart"/>
+      <w:r>
+        <w:t>stardot</w:t>
+      </w:r>
+      <w:proofErr w:type="spellEnd"/>
+      <w:r>
+        <w:t>/</w:t>
+      </w:r>
+      <w:proofErr w:type="spellStart"/>
+      <w:r>
+        <w:t>beebem-windows.git</w:t>
+      </w:r>
+      <w:proofErr w:type="spellEnd"/>
       <w:r>
         <w:t>’</w:t>
       </w:r>
@@ -861,24 +905,48 @@
         </w:rPr>
         <w:t xml:space="preserve">   </w:t>
       </w:r>
+      <w:proofErr w:type="gramStart"/>
       <w:r>
         <w:rPr>
           <w:color w:val="FFFFFF" w:themeColor="background1"/>
         </w:rPr>
-        <w:t xml:space="preserve">git </w:t>
-      </w:r>
+        <w:t>git</w:t>
+      </w:r>
+      <w:proofErr w:type="gramEnd"/>
       <w:r>
         <w:rPr>
           <w:color w:val="FFFFFF" w:themeColor="background1"/>
         </w:rPr>
+        <w:t xml:space="preserve"> </w:t>
+      </w:r>
+      <w:r>
+        <w:rPr>
+          <w:color w:val="FFFFFF" w:themeColor="background1"/>
+        </w:rPr>
         <w:t>apply ..\</w:t>
       </w:r>
+      <w:proofErr w:type="spellStart"/>
       <w:r>
         <w:rPr>
           <w:color w:val="FFFFFF" w:themeColor="background1"/>
         </w:rPr>
-        <w:t>beebperf\beebem_changelist.diff</w:t>
-      </w:r>
+        <w:t>beebperf</w:t>
+      </w:r>
+      <w:proofErr w:type="spellEnd"/>
+      <w:r>
+        <w:rPr>
+          <w:color w:val="FFFFFF" w:themeColor="background1"/>
+        </w:rPr>
+        <w:t>\</w:t>
+      </w:r>
+      <w:proofErr w:type="spellStart"/>
+      <w:r>
+        <w:rPr>
+          <w:color w:val="FFFFFF" w:themeColor="background1"/>
+        </w:rPr>
+        <w:t>beebem_changelist.diff</w:t>
+      </w:r>
+      <w:proofErr w:type="spellEnd"/>
     </w:p>
     <w:p>
       <w:pPr>
@@ -1031,6 +1099,7 @@
       <w:r>
         <w:t xml:space="preserve">seconds to load in </w:t>
       </w:r>
+      <w:proofErr w:type="spellStart"/>
       <w:r>
         <w:rPr>
           <w:b/>
@@ -1038,6 +1107,7 @@
         </w:rPr>
         <w:t>BeebPerf</w:t>
       </w:r>
+      <w:proofErr w:type="spellEnd"/>
       <w:r>
         <w:t>.</w:t>
       </w:r>
@@ -1061,12 +1131,21 @@
       <w:r>
         <w:t xml:space="preserve">disc activity, if code is being loaded.  </w:t>
       </w:r>
-      <w:r>
-        <w:rPr>
-          <w:b/>
-          <w:bCs/>
-        </w:rPr>
-        <w:t xml:space="preserve">BeebPerf </w:t>
+      <w:proofErr w:type="spellStart"/>
+      <w:r>
+        <w:rPr>
+          <w:b/>
+          <w:bCs/>
+        </w:rPr>
+        <w:t>BeebPerf</w:t>
+      </w:r>
+      <w:proofErr w:type="spellEnd"/>
+      <w:r>
+        <w:rPr>
+          <w:b/>
+          <w:bCs/>
+        </w:rPr>
+        <w:t xml:space="preserve"> </w:t>
       </w:r>
       <w:r>
         <w:t>get</w:t>
@@ -1115,8 +1194,17 @@
           <w:b/>
           <w:bCs/>
         </w:rPr>
-        <w:t>-DebugLabels</w:t>
-      </w:r>
+        <w:t>-</w:t>
+      </w:r>
+      <w:proofErr w:type="spellStart"/>
+      <w:r>
+        <w:rPr>
+          <w:b/>
+          <w:bCs/>
+        </w:rPr>
+        <w:t>DebugLabels</w:t>
+      </w:r>
+      <w:proofErr w:type="spellEnd"/>
       <w:r>
         <w:rPr>
           <w:b/>
@@ -1142,6 +1230,7 @@
       <w:r>
         <w:t xml:space="preserve">Alternatively, label files can be side loaded into </w:t>
       </w:r>
+      <w:proofErr w:type="spellStart"/>
       <w:r>
         <w:rPr>
           <w:b/>
@@ -1149,6 +1238,7 @@
         </w:rPr>
         <w:t>BeebPerf</w:t>
       </w:r>
+      <w:proofErr w:type="spellEnd"/>
       <w:r>
         <w:rPr>
           <w:b/>
@@ -1185,8 +1275,17 @@
           <w:b/>
           <w:bCs/>
         </w:rPr>
-        <w:t>-DebugLabels</w:t>
-      </w:r>
+        <w:t>-</w:t>
+      </w:r>
+      <w:proofErr w:type="spellStart"/>
+      <w:r>
+        <w:rPr>
+          <w:b/>
+          <w:bCs/>
+        </w:rPr>
+        <w:t>DebugLabels</w:t>
+      </w:r>
+      <w:proofErr w:type="spellEnd"/>
       <w:r>
         <w:t xml:space="preserve"> option include:</w:t>
       </w:r>
@@ -1260,6 +1359,7 @@
       <w:r>
         <w:t xml:space="preserve">Labels files generated using the </w:t>
       </w:r>
+      <w:proofErr w:type="spellStart"/>
       <w:r>
         <w:rPr>
           <w:b/>
@@ -1267,6 +1367,7 @@
         </w:rPr>
         <w:t>ExtractLabels</w:t>
       </w:r>
+      <w:proofErr w:type="spellEnd"/>
       <w:r>
         <w:t xml:space="preserve"> </w:t>
       </w:r>
@@ -1276,6 +1377,7 @@
       <w:r>
         <w:t xml:space="preserve">, which is built as part of the </w:t>
       </w:r>
+      <w:proofErr w:type="spellStart"/>
       <w:r>
         <w:rPr>
           <w:b/>
@@ -1283,6 +1385,7 @@
         </w:rPr>
         <w:t>BeebPerf</w:t>
       </w:r>
+      <w:proofErr w:type="spellEnd"/>
       <w:r>
         <w:t xml:space="preserve"> solution</w:t>
       </w:r>
@@ -1377,6 +1480,7 @@
       <w:pPr>
         <w:pStyle w:val="Heading1"/>
       </w:pPr>
+      <w:proofErr w:type="spellStart"/>
       <w:r>
         <w:lastRenderedPageBreak/>
         <w:t>Bee</w:t>
@@ -1387,10 +1491,16 @@
       <w:r>
         <w:t>Perf</w:t>
       </w:r>
-    </w:p>
-    <w:p>
-      <w:r>
-        <w:t xml:space="preserve">BeebPerf is a standalone </w:t>
+      <w:proofErr w:type="spellEnd"/>
+    </w:p>
+    <w:p>
+      <w:proofErr w:type="spellStart"/>
+      <w:r>
+        <w:t>BeebPerf</w:t>
+      </w:r>
+      <w:proofErr w:type="spellEnd"/>
+      <w:r>
+        <w:t xml:space="preserve"> is a standalone </w:t>
       </w:r>
       <w:r>
         <w:t xml:space="preserve">Windows </w:t>
@@ -1453,7 +1563,15 @@
         <w:t>based</w:t>
       </w:r>
       <w:r>
-        <w:t xml:space="preserve"> from Visual Studio</w:t>
+        <w:t xml:space="preserve"> </w:t>
+      </w:r>
+      <w:proofErr w:type="gramStart"/>
+      <w:r>
+        <w:t>from</w:t>
+      </w:r>
+      <w:proofErr w:type="gramEnd"/>
+      <w:r>
+        <w:t xml:space="preserve"> Visual Studio</w:t>
       </w:r>
       <w:r>
         <w:t>.</w:t>
@@ -1483,6 +1601,7 @@
       <w:r>
         <w:t xml:space="preserve">of </w:t>
       </w:r>
+      <w:proofErr w:type="spellStart"/>
       <w:r>
         <w:rPr>
           <w:b/>
@@ -1490,6 +1609,7 @@
         </w:rPr>
         <w:t>BeebPerf</w:t>
       </w:r>
+      <w:proofErr w:type="spellEnd"/>
       <w:r>
         <w:t xml:space="preserve"> </w:t>
       </w:r>
@@ -1739,11 +1859,16 @@
       <w:r>
         <w:t xml:space="preserve">by dragging the black </w:t>
       </w:r>
+      <w:proofErr w:type="gramStart"/>
       <w:r>
         <w:t xml:space="preserve">colored </w:t>
       </w:r>
       <w:r>
-        <w:t>end handles</w:t>
+        <w:t>end</w:t>
+      </w:r>
+      <w:proofErr w:type="gramEnd"/>
+      <w:r>
+        <w:t xml:space="preserve"> handles</w:t>
       </w:r>
       <w:r>
         <w:t xml:space="preserve">, </w:t>
@@ -1772,14 +1897,185 @@
         <w:t>edit selection</w:t>
       </w:r>
       <w:r>
+        <w:t xml:space="preserve"> </w:t>
+      </w:r>
+      <w:proofErr w:type="gramStart"/>
+      <w:r>
+        <w:t>button</w:t>
+      </w:r>
+      <w:r>
+        <w:t xml:space="preserve"> </w:t>
+      </w:r>
+      <w:r>
+        <w:t>.</w:t>
+      </w:r>
+      <w:proofErr w:type="gramEnd"/>
+    </w:p>
+    <w:p>
+      <w:r>
+        <w:t xml:space="preserve">The </w:t>
+      </w:r>
+      <w:r>
+        <w:rPr>
+          <w:b/>
+          <w:bCs/>
+        </w:rPr>
+        <w:t xml:space="preserve">Zoom </w:t>
+      </w:r>
+      <w:r>
+        <w:rPr>
+          <w:b/>
+          <w:bCs/>
+        </w:rPr>
+        <w:t>i</w:t>
+      </w:r>
+      <w:r>
+        <w:rPr>
+          <w:b/>
+          <w:bCs/>
+        </w:rPr>
+        <w:t>n</w:t>
+      </w:r>
+      <w:r>
+        <w:t xml:space="preserve"> and </w:t>
+      </w:r>
+      <w:proofErr w:type="gramStart"/>
+      <w:r>
+        <w:rPr>
+          <w:b/>
+          <w:bCs/>
+        </w:rPr>
+        <w:t>Zoom</w:t>
+      </w:r>
+      <w:proofErr w:type="gramEnd"/>
+      <w:r>
+        <w:rPr>
+          <w:b/>
+          <w:bCs/>
+        </w:rPr>
+        <w:t xml:space="preserve"> </w:t>
+      </w:r>
+      <w:r>
+        <w:rPr>
+          <w:b/>
+          <w:bCs/>
+        </w:rPr>
+        <w:t>o</w:t>
+      </w:r>
+      <w:r>
+        <w:rPr>
+          <w:b/>
+          <w:bCs/>
+        </w:rPr>
+        <w:t>ut</w:t>
+      </w:r>
+      <w:r>
         <w:t xml:space="preserve"> button</w:t>
       </w:r>
       <w:r>
+        <w:t>s change the scale</w:t>
+      </w:r>
+      <w:r>
+        <w:t xml:space="preserve">.  The </w:t>
+      </w:r>
+      <w:r>
+        <w:rPr>
+          <w:b/>
+          <w:bCs/>
+        </w:rPr>
+        <w:t>Fit selection</w:t>
+      </w:r>
+      <w:r>
+        <w:rPr>
+          <w:b/>
+          <w:bCs/>
+        </w:rPr>
         <w:t xml:space="preserve"> </w:t>
       </w:r>
       <w:r>
+        <w:t>button</w:t>
+      </w:r>
+      <w:r>
+        <w:rPr>
+          <w:b/>
+          <w:bCs/>
+        </w:rPr>
+        <w:t xml:space="preserve"> </w:t>
+      </w:r>
+      <w:r>
+        <w:t>scale</w:t>
+      </w:r>
+      <w:r>
+        <w:t>s</w:t>
+      </w:r>
+      <w:r>
+        <w:t xml:space="preserve"> and translate</w:t>
+      </w:r>
+      <w:r>
+        <w:t>s</w:t>
+      </w:r>
+      <w:r>
+        <w:t xml:space="preserve"> the view </w:t>
+      </w:r>
+      <w:r>
+        <w:t xml:space="preserve">to as appropriate.  </w:t>
+      </w:r>
+    </w:p>
+    <w:p>
+      <w:r>
+        <w:t>Display f</w:t>
+      </w:r>
+      <w:r>
+        <w:t>rame</w:t>
+      </w:r>
+      <w:r>
+        <w:t>s</w:t>
+      </w:r>
+      <w:r>
+        <w:t xml:space="preserve"> are shown below</w:t>
+      </w:r>
+      <w:r>
+        <w:t xml:space="preserve"> the </w:t>
+      </w:r>
+      <w:r>
+        <w:t>timeline</w:t>
+      </w:r>
+      <w:r>
         <w:t>.</w:t>
       </w:r>
+      <w:r>
+        <w:t xml:space="preserve">  Th</w:t>
+      </w:r>
+      <w:r>
+        <w:t xml:space="preserve">eir size can be changed </w:t>
+      </w:r>
+      <w:r>
+        <w:t xml:space="preserve">by dragging the </w:t>
+      </w:r>
+      <w:r>
+        <w:t xml:space="preserve">bottom </w:t>
+      </w:r>
+      <w:r>
+        <w:t xml:space="preserve">dividing </w:t>
+      </w:r>
+      <w:r>
+        <w:t>border.</w:t>
+      </w:r>
+      <w:r>
+        <w:t xml:space="preserve"> Frame number</w:t>
+      </w:r>
+      <w:r>
+        <w:t>s</w:t>
+      </w:r>
+      <w:r>
+        <w:t xml:space="preserve"> are displayed under each </w:t>
+      </w:r>
+      <w:r>
+        <w:t xml:space="preserve">display </w:t>
+      </w:r>
+      <w:r>
+        <w:t>frame.</w:t>
+      </w:r>
     </w:p>
     <w:p>
       <w:r>
@@ -1790,171 +2086,16 @@
           <w:b/>
           <w:bCs/>
         </w:rPr>
-        <w:t xml:space="preserve">Zoom </w:t>
-      </w:r>
-      <w:r>
-        <w:rPr>
-          <w:b/>
-          <w:bCs/>
-        </w:rPr>
-        <w:t>i</w:t>
-      </w:r>
-      <w:r>
-        <w:rPr>
-          <w:b/>
-          <w:bCs/>
-        </w:rPr>
-        <w:t>n</w:t>
-      </w:r>
-      <w:r>
-        <w:t xml:space="preserve"> and </w:t>
-      </w:r>
-      <w:r>
-        <w:rPr>
-          <w:b/>
-          <w:bCs/>
-        </w:rPr>
-        <w:t xml:space="preserve">Zoom </w:t>
-      </w:r>
-      <w:r>
-        <w:rPr>
-          <w:b/>
-          <w:bCs/>
-        </w:rPr>
-        <w:t>o</w:t>
-      </w:r>
-      <w:r>
-        <w:rPr>
-          <w:b/>
-          <w:bCs/>
-        </w:rPr>
-        <w:t>ut</w:t>
-      </w:r>
-      <w:r>
-        <w:t xml:space="preserve"> button</w:t>
-      </w:r>
-      <w:r>
-        <w:t>s change the scale</w:t>
-      </w:r>
-      <w:r>
-        <w:t xml:space="preserve">.  The </w:t>
-      </w:r>
-      <w:r>
-        <w:rPr>
-          <w:b/>
-          <w:bCs/>
-        </w:rPr>
-        <w:t>Fit selection</w:t>
-      </w:r>
-      <w:r>
-        <w:rPr>
-          <w:b/>
-          <w:bCs/>
-        </w:rPr>
-        <w:t xml:space="preserve"> </w:t>
-      </w:r>
-      <w:r>
-        <w:t>button</w:t>
-      </w:r>
-      <w:r>
-        <w:rPr>
-          <w:b/>
-          <w:bCs/>
-        </w:rPr>
-        <w:t xml:space="preserve"> </w:t>
-      </w:r>
-      <w:r>
-        <w:t>scale</w:t>
-      </w:r>
-      <w:r>
-        <w:t>s</w:t>
-      </w:r>
-      <w:r>
-        <w:t xml:space="preserve"> and translate</w:t>
-      </w:r>
-      <w:r>
-        <w:t>s</w:t>
-      </w:r>
-      <w:r>
-        <w:t xml:space="preserve"> the view </w:t>
-      </w:r>
-      <w:r>
-        <w:t xml:space="preserve">to as appropriate.  </w:t>
-      </w:r>
-    </w:p>
-    <w:p>
-      <w:r>
-        <w:t>Display f</w:t>
-      </w:r>
-      <w:r>
-        <w:t>rame</w:t>
-      </w:r>
-      <w:r>
-        <w:t>s</w:t>
-      </w:r>
-      <w:r>
-        <w:t xml:space="preserve"> are shown below</w:t>
-      </w:r>
-      <w:r>
-        <w:t xml:space="preserve"> the </w:t>
-      </w:r>
+        <w:t>Fit display frames</w:t>
+      </w:r>
+      <w:r>
+        <w:t xml:space="preserve"> button scales the </w:t>
+      </w:r>
+      <w:proofErr w:type="gramStart"/>
       <w:r>
         <w:t>timeline</w:t>
       </w:r>
-      <w:r>
-        <w:t>.</w:t>
-      </w:r>
-      <w:r>
-        <w:t xml:space="preserve">  Th</w:t>
-      </w:r>
-      <w:r>
-        <w:t xml:space="preserve">eir size can be changed </w:t>
-      </w:r>
-      <w:r>
-        <w:t xml:space="preserve">by dragging the </w:t>
-      </w:r>
-      <w:r>
-        <w:t xml:space="preserve">bottom </w:t>
-      </w:r>
-      <w:r>
-        <w:t xml:space="preserve">dividing </w:t>
-      </w:r>
-      <w:r>
-        <w:t>border.</w:t>
-      </w:r>
-      <w:r>
-        <w:t xml:space="preserve"> Frame number</w:t>
-      </w:r>
-      <w:r>
-        <w:t>s</w:t>
-      </w:r>
-      <w:r>
-        <w:t xml:space="preserve"> are displayed under each </w:t>
-      </w:r>
-      <w:r>
-        <w:t xml:space="preserve">display </w:t>
-      </w:r>
-      <w:r>
-        <w:t>frame.</w:t>
-      </w:r>
-    </w:p>
-    <w:p>
-      <w:r>
-        <w:t xml:space="preserve">The </w:t>
-      </w:r>
-      <w:r>
-        <w:rPr>
-          <w:b/>
-          <w:bCs/>
-        </w:rPr>
-        <w:t>Fit display frames</w:t>
-      </w:r>
-      <w:r>
-        <w:t xml:space="preserve"> button scales the </w:t>
-      </w:r>
-      <w:r>
-        <w:t>timeline</w:t>
-      </w:r>
+      <w:proofErr w:type="gramEnd"/>
       <w:r>
         <w:t xml:space="preserve"> so frames are </w:t>
       </w:r>
@@ -2167,9 +2308,11 @@
             <w:tcW w:w="1975" w:type="dxa"/>
           </w:tcPr>
           <w:p>
+            <w:proofErr w:type="spellStart"/>
             <w:r>
               <w:t>Self CPU</w:t>
             </w:r>
+            <w:proofErr w:type="spellEnd"/>
           </w:p>
         </w:tc>
         <w:tc>
@@ -2800,11 +2943,16 @@
         <w:t>Export</w:t>
       </w:r>
       <w:r>
-        <w:t xml:space="preserve"> buttons copy all the data to the clipboard and export</w:t>
+        <w:t xml:space="preserve"> buttons copy all the data to the clipboard and </w:t>
+      </w:r>
+      <w:proofErr w:type="gramStart"/>
+      <w:r>
+        <w:t>export</w:t>
       </w:r>
       <w:r>
         <w:t>s</w:t>
       </w:r>
+      <w:proofErr w:type="gramEnd"/>
       <w:r>
         <w:t xml:space="preserve"> the data to a CSV file.</w:t>
       </w:r>
@@ -2951,8 +3099,17 @@
           <w:b/>
           <w:bCs/>
         </w:rPr>
-        <w:t>Call types</w:t>
-      </w:r>
+        <w:t xml:space="preserve">Call </w:t>
+      </w:r>
+      <w:proofErr w:type="gramStart"/>
+      <w:r>
+        <w:rPr>
+          <w:b/>
+          <w:bCs/>
+        </w:rPr>
+        <w:t>types</w:t>
+      </w:r>
+      <w:proofErr w:type="gramEnd"/>
       <w:r>
         <w:t xml:space="preserve"> button.</w:t>
       </w:r>
@@ -3168,7 +3325,15 @@
         <w:t>Export</w:t>
       </w:r>
       <w:r>
-        <w:t xml:space="preserve"> buttons copy all the data to the clipboard and exports the data to a CSV file.</w:t>
+        <w:t xml:space="preserve"> buttons copy all the data to the clipboard and </w:t>
+      </w:r>
+      <w:proofErr w:type="gramStart"/>
+      <w:r>
+        <w:t>exports</w:t>
+      </w:r>
+      <w:proofErr w:type="gramEnd"/>
+      <w:r>
+        <w:t xml:space="preserve"> the data to a CSV file.</w:t>
       </w:r>
     </w:p>
     <w:p>
@@ -3264,12 +3429,21 @@
       <w:r>
         <w:t xml:space="preserve"> and </w:t>
       </w:r>
-      <w:r>
-        <w:rPr>
-          <w:b/>
-          <w:bCs/>
-        </w:rPr>
-        <w:t>Edit…</w:t>
+      <w:proofErr w:type="gramStart"/>
+      <w:r>
+        <w:rPr>
+          <w:b/>
+          <w:bCs/>
+        </w:rPr>
+        <w:t>Edit</w:t>
+      </w:r>
+      <w:proofErr w:type="gramEnd"/>
+      <w:r>
+        <w:rPr>
+          <w:b/>
+          <w:bCs/>
+        </w:rPr>
+        <w:t>…</w:t>
       </w:r>
       <w:r>
         <w:t xml:space="preserve"> frame settings button</w:t>
@@ -3355,7 +3529,153 @@
         <w:t>Export</w:t>
       </w:r>
       <w:r>
-        <w:t xml:space="preserve"> buttons copy all the data to the clipboard and exports the data to a CSV file.</w:t>
+        <w:t xml:space="preserve"> buttons copy all the data to the clipboard and </w:t>
+      </w:r>
+      <w:proofErr w:type="gramStart"/>
+      <w:r>
+        <w:t>exports</w:t>
+      </w:r>
+      <w:proofErr w:type="gramEnd"/>
+      <w:r>
+        <w:t xml:space="preserve"> the data to a CSV file.</w:t>
+      </w:r>
+    </w:p>
+    <w:p>
+      <w:r>
+        <w:t>Per above, f</w:t>
+      </w:r>
+      <w:r>
+        <w:t xml:space="preserve">rame settings can be added, edited, and removed.  These persist across sessions.  The </w:t>
+      </w:r>
+      <w:proofErr w:type="gramStart"/>
+      <w:r>
+        <w:rPr>
+          <w:b/>
+          <w:bCs/>
+        </w:rPr>
+        <w:t>Add..</w:t>
+      </w:r>
+      <w:proofErr w:type="gramEnd"/>
+      <w:r>
+        <w:rPr>
+          <w:b/>
+          <w:bCs/>
+        </w:rPr>
+        <w:t xml:space="preserve"> </w:t>
+      </w:r>
+      <w:r>
+        <w:t xml:space="preserve">and </w:t>
+      </w:r>
+      <w:proofErr w:type="gramStart"/>
+      <w:r>
+        <w:rPr>
+          <w:b/>
+          <w:bCs/>
+        </w:rPr>
+        <w:t>Edit..</w:t>
+      </w:r>
+      <w:proofErr w:type="gramEnd"/>
+      <w:r>
+        <w:t xml:space="preserve"> button</w:t>
+      </w:r>
+      <w:r>
+        <w:t>s</w:t>
+      </w:r>
+      <w:r>
+        <w:t xml:space="preserve"> show the following dialog:</w:t>
+      </w:r>
+    </w:p>
+    <w:p>
+      <w:pPr>
+        <w:jc w:val="center"/>
+      </w:pPr>
+      <w:r>
+        <w:drawing>
+          <wp:inline distT="0" distB="0" distL="0" distR="0" wp14:anchorId="3F70C3F2" wp14:editId="725D0706">
+            <wp:extent cx="2530677" cy="1713017"/>
+            <wp:effectExtent l="38100" t="38100" r="98425" b="97155"/>
+            <wp:docPr id="1512084104" name="Picture 1"/>
+            <wp:cNvGraphicFramePr>
+              <a:graphicFrameLocks xmlns:a="http://schemas.openxmlformats.org/drawingml/2006/main" noChangeAspect="1"/>
+            </wp:cNvGraphicFramePr>
+            <a:graphic xmlns:a="http://schemas.openxmlformats.org/drawingml/2006/main">
+              <a:graphicData uri="http://schemas.openxmlformats.org/drawingml/2006/picture">
+                <pic:pic xmlns:pic="http://schemas.openxmlformats.org/drawingml/2006/picture">
+                  <pic:nvPicPr>
+                    <pic:cNvPr id="1512084104" name=""/>
+                    <pic:cNvPicPr/>
+                  </pic:nvPicPr>
+                  <pic:blipFill>
+                    <a:blip r:embed="rId16"/>
+                    <a:stretch>
+                      <a:fillRect/>
+                    </a:stretch>
+                  </pic:blipFill>
+                  <pic:spPr>
+                    <a:xfrm>
+                      <a:off x="0" y="0"/>
+                      <a:ext cx="2551982" cy="1727439"/>
+                    </a:xfrm>
+                    <a:prstGeom prst="rect">
+                      <a:avLst/>
+                    </a:prstGeom>
+                    <a:effectLst>
+                      <a:outerShdw blurRad="50800" dist="38100" dir="2700000" algn="tl" rotWithShape="0">
+                        <a:prstClr val="black">
+                          <a:alpha val="40000"/>
+                        </a:prstClr>
+                      </a:outerShdw>
+                    </a:effectLst>
+                  </pic:spPr>
+                </pic:pic>
+              </a:graphicData>
+            </a:graphic>
+          </wp:inline>
+        </w:drawing>
+      </w:r>
+    </w:p>
+    <w:p>
+      <w:r>
+        <w:t xml:space="preserve">Frame settings are named, allowing the user to switch between different frame settings.  A frame is defined by its </w:t>
+      </w:r>
+      <w:r>
+        <w:rPr>
+          <w:b/>
+          <w:bCs/>
+        </w:rPr>
+        <w:t>span</w:t>
+      </w:r>
+      <w:r>
+        <w:t xml:space="preserve"> and </w:t>
+      </w:r>
+      <w:r>
+        <w:rPr>
+          <w:b/>
+          <w:bCs/>
+        </w:rPr>
+        <w:t>threshold</w:t>
+      </w:r>
+      <w:r>
+        <w:t xml:space="preserve"> settings.  The former can be based on a start and end code address (which can be the same), the code address of a routine, or the code address of a </w:t>
+      </w:r>
+      <w:r>
+        <w:rPr>
+          <w:b/>
+          <w:bCs/>
+        </w:rPr>
+        <w:t>JSR</w:t>
+      </w:r>
+      <w:r>
+        <w:t xml:space="preserve"> instruction.  The latter is optional, but typically 1/50</w:t>
+      </w:r>
+      <w:r>
+        <w:rPr>
+          <w:vertAlign w:val="superscript"/>
+        </w:rPr>
+        <w:t>th</w:t>
+      </w:r>
+      <w:r>
+        <w:t xml:space="preserve"> second (or 40000 cycles).</w:t>
       </w:r>
     </w:p>
     <w:p>
@@ -3363,6 +3683,7 @@
         <w:pStyle w:val="Heading3"/>
       </w:pPr>
       <w:r>
+        <w:lastRenderedPageBreak/>
         <w:t>Code panel</w:t>
       </w:r>
     </w:p>
@@ -3387,7 +3708,7 @@
                     <pic:cNvPicPr/>
                   </pic:nvPicPr>
                   <pic:blipFill>
-                    <a:blip r:embed="rId16"/>
+                    <a:blip r:embed="rId17"/>
                     <a:stretch>
                       <a:fillRect/>
                     </a:stretch>
@@ -3650,7 +3971,6 @@
           </w:p>
           <w:p>
             <w:r>
-              <w:lastRenderedPageBreak/>
               <w:t xml:space="preserve">The percentage shown is with respect to the total number of cycles </w:t>
             </w:r>
             <w:r>
@@ -3675,7 +3995,6 @@
           </w:tcPr>
           <w:p>
             <w:r>
-              <w:lastRenderedPageBreak/>
               <w:t>Branch count</w:t>
             </w:r>
           </w:p>
@@ -3743,7 +4062,15 @@
         <w:t>Export</w:t>
       </w:r>
       <w:r>
-        <w:t xml:space="preserve"> buttons copy all the data to the clipboard and exports the data to a CSV file.</w:t>
+        <w:t xml:space="preserve"> buttons copy all the data to the clipboard and </w:t>
+      </w:r>
+      <w:proofErr w:type="gramStart"/>
+      <w:r>
+        <w:t>exports</w:t>
+      </w:r>
+      <w:proofErr w:type="gramEnd"/>
+      <w:r>
+        <w:t xml:space="preserve"> the data to a CSV file.</w:t>
       </w:r>
     </w:p>
     <w:p>
@@ -3751,6 +4078,7 @@
         <w:pStyle w:val="Heading3"/>
       </w:pPr>
       <w:r>
+        <w:lastRenderedPageBreak/>
         <w:t>Labels</w:t>
       </w:r>
     </w:p>
@@ -3842,7 +4170,7 @@
                     <pic:cNvPicPr/>
                   </pic:nvPicPr>
                   <pic:blipFill>
-                    <a:blip r:embed="rId17"/>
+                    <a:blip r:embed="rId18"/>
                     <a:stretch>
                       <a:fillRect/>
                     </a:stretch>
@@ -3900,7 +4228,6 @@
         <w:rPr>
           <w:noProof/>
         </w:rPr>
-        <w:lastRenderedPageBreak/>
         <w:drawing>
           <wp:inline distT="0" distB="0" distL="0" distR="0" wp14:anchorId="3DF19472" wp14:editId="70DB8B96">
             <wp:extent cx="1957518" cy="3168713"/>
@@ -3917,7 +4244,7 @@
                     <pic:cNvPicPr/>
                   </pic:nvPicPr>
                   <pic:blipFill>
-                    <a:blip r:embed="rId18"/>
+                    <a:blip r:embed="rId19"/>
                     <a:stretch>
                       <a:fillRect/>
                     </a:stretch>
@@ -3975,6 +4302,7 @@
         <w:pStyle w:val="Heading2"/>
       </w:pPr>
       <w:r>
+        <w:lastRenderedPageBreak/>
         <w:t xml:space="preserve">Managing the </w:t>
       </w:r>
       <w:r>
@@ -4241,7 +4569,6 @@
         <w:pStyle w:val="Heading2"/>
       </w:pPr>
       <w:r>
-        <w:lastRenderedPageBreak/>
         <w:t>Current Limitations</w:t>
       </w:r>
     </w:p>
@@ -4461,19 +4788,26 @@
       <w:pPr>
         <w:pStyle w:val="Heading1"/>
       </w:pPr>
+      <w:proofErr w:type="spellStart"/>
       <w:r>
         <w:lastRenderedPageBreak/>
-        <w:t>BeebPerf Design</w:t>
-      </w:r>
-    </w:p>
-    <w:p>
-      <w:r>
-        <w:rPr>
-          <w:b/>
-          <w:bCs/>
-        </w:rPr>
         <w:t>BeebPerf</w:t>
       </w:r>
+      <w:proofErr w:type="spellEnd"/>
+      <w:r>
+        <w:t xml:space="preserve"> Design</w:t>
+      </w:r>
+    </w:p>
+    <w:p>
+      <w:proofErr w:type="spellStart"/>
+      <w:r>
+        <w:rPr>
+          <w:b/>
+          <w:bCs/>
+        </w:rPr>
+        <w:t>BeebPerf</w:t>
+      </w:r>
+      <w:proofErr w:type="spellEnd"/>
       <w:r>
         <w:t xml:space="preserve"> is a .NET Windows Forms app, written in C#. </w:t>
       </w:r>
@@ -4508,6 +4842,7 @@
       <w:r>
         <w:t xml:space="preserve">single </w:t>
       </w:r>
+      <w:proofErr w:type="spellStart"/>
       <w:r>
         <w:rPr>
           <w:b/>
@@ -4515,6 +4850,7 @@
         </w:rPr>
         <w:t>BeebPerf</w:t>
       </w:r>
+      <w:proofErr w:type="spellEnd"/>
       <w:r>
         <w:t xml:space="preserve"> </w:t>
       </w:r>
@@ -4554,6 +4890,7 @@
       <w:r>
         <w:t xml:space="preserve">  All the UX components, including the main form, are in the </w:t>
       </w:r>
+      <w:proofErr w:type="spellStart"/>
       <w:r>
         <w:rPr>
           <w:b/>
@@ -4561,6 +4898,7 @@
         </w:rPr>
         <w:t>ux</w:t>
       </w:r>
+      <w:proofErr w:type="spellEnd"/>
       <w:r>
         <w:t xml:space="preserve"> folder.</w:t>
       </w:r>
@@ -4798,6 +5136,7 @@
       <w:r>
         <w:t xml:space="preserve">Loading the labels files (uses the </w:t>
       </w:r>
+      <w:proofErr w:type="spellStart"/>
       <w:r>
         <w:rPr>
           <w:b/>
@@ -4805,6 +5144,7 @@
         </w:rPr>
         <w:t>LabelsFileReader</w:t>
       </w:r>
+      <w:proofErr w:type="spellEnd"/>
       <w:r>
         <w:t xml:space="preserve"> class defined in the project root folder).</w:t>
       </w:r>
@@ -4869,6 +5209,7 @@
       <w:r>
         <w:t xml:space="preserve">using the </w:t>
       </w:r>
+      <w:proofErr w:type="spellStart"/>
       <w:r>
         <w:rPr>
           <w:b/>
@@ -4876,6 +5217,7 @@
         </w:rPr>
         <w:t>PerfReader</w:t>
       </w:r>
+      <w:proofErr w:type="spellEnd"/>
       <w:r>
         <w:t xml:space="preserve"> class</w:t>
       </w:r>
@@ -5229,7 +5571,15 @@
         <w:t xml:space="preserve">All the events and instructions defined across </w:t>
       </w:r>
       <w:r>
-        <w:t xml:space="preserve">the read .perf file’s </w:t>
+        <w:t xml:space="preserve">the </w:t>
+      </w:r>
+      <w:proofErr w:type="gramStart"/>
+      <w:r>
+        <w:t>read .perf</w:t>
+      </w:r>
+      <w:proofErr w:type="gramEnd"/>
+      <w:r>
+        <w:t xml:space="preserve"> file’s </w:t>
       </w:r>
       <w:r>
         <w:t xml:space="preserve">execution chunks are put in a single </w:t>
@@ -5436,6 +5786,7 @@
       </w:r>
     </w:p>
     <w:p>
+      <w:proofErr w:type="spellStart"/>
       <w:r>
         <w:rPr>
           <w:b/>
@@ -5444,6 +5795,7 @@
         <w:lastRenderedPageBreak/>
         <w:t>MiniStackFrame</w:t>
       </w:r>
+      <w:proofErr w:type="spellEnd"/>
       <w:r>
         <w:t xml:space="preserve"> – represents a mini stack frame.  Contains the following fields:</w:t>
       </w:r>
@@ -5657,7 +6009,15 @@
         </w:numPr>
       </w:pPr>
       <w:r>
-        <w:t xml:space="preserve">Aggregated CPU Metrics, by CallStack – </w:t>
+        <w:t xml:space="preserve">Aggregated CPU Metrics, by </w:t>
+      </w:r>
+      <w:proofErr w:type="spellStart"/>
+      <w:r>
+        <w:t>CallStack</w:t>
+      </w:r>
+      <w:proofErr w:type="spellEnd"/>
+      <w:r>
+        <w:t xml:space="preserve"> – </w:t>
       </w:r>
       <w:r>
         <w:rPr>
@@ -5769,6 +6129,7 @@
       </w:r>
     </w:p>
     <w:p>
+      <w:proofErr w:type="spellStart"/>
       <w:r>
         <w:rPr>
           <w:b/>
@@ -5776,6 +6137,7 @@
         </w:rPr>
         <w:t>StackFrame</w:t>
       </w:r>
+      <w:proofErr w:type="spellEnd"/>
       <w:r>
         <w:t xml:space="preserve"> – represents a unique stack-frame within the recorded program.  Contains the following fields:</w:t>
       </w:r>
@@ -5898,6 +6260,7 @@
       </w:r>
     </w:p>
     <w:p>
+      <w:proofErr w:type="spellStart"/>
       <w:r>
         <w:rPr>
           <w:b/>
@@ -5905,6 +6268,7 @@
         </w:rPr>
         <w:t>CallStack</w:t>
       </w:r>
+      <w:proofErr w:type="spellEnd"/>
       <w:r>
         <w:t xml:space="preserve"> – represents a call stack within the recorded program. </w:t>
       </w:r>
@@ -6008,10 +6372,23 @@
         <w:t>t</w:t>
       </w:r>
       <w:r>
-        <w:t xml:space="preserve">y of a CallStack is defined by the sequence of addresses up through the parent chain, ending at the root or a call stack that has an ISR </w:t>
-      </w:r>
-      <w:r>
-        <w:t xml:space="preserve">o NMI </w:t>
+        <w:t xml:space="preserve">y of a </w:t>
+      </w:r>
+      <w:proofErr w:type="spellStart"/>
+      <w:r>
+        <w:t>CallStack</w:t>
+      </w:r>
+      <w:proofErr w:type="spellEnd"/>
+      <w:r>
+        <w:t xml:space="preserve"> is defined by the sequence of addresses up through the parent chain, ending at the root or a call stack that has an ISR </w:t>
+      </w:r>
+      <w:proofErr w:type="gramStart"/>
+      <w:r>
+        <w:t>o NMI</w:t>
+      </w:r>
+      <w:proofErr w:type="gramEnd"/>
+      <w:r>
+        <w:t xml:space="preserve"> </w:t>
       </w:r>
       <w:r>
         <w:t>call type.</w:t>
@@ -6066,7 +6443,15 @@
         </w:numPr>
       </w:pPr>
       <w:r>
-        <w:t>Every JSR destination address is by definition a routine.</w:t>
+        <w:t xml:space="preserve">Every JSR destination address is </w:t>
+      </w:r>
+      <w:proofErr w:type="gramStart"/>
+      <w:r>
+        <w:t>by definition a</w:t>
+      </w:r>
+      <w:proofErr w:type="gramEnd"/>
+      <w:r>
+        <w:t xml:space="preserve"> routine.</w:t>
       </w:r>
     </w:p>
     <w:p>
@@ -6078,7 +6463,15 @@
         </w:numPr>
       </w:pPr>
       <w:r>
-        <w:t xml:space="preserve">Every Interrupt destination address is by definition a routine. </w:t>
+        <w:t xml:space="preserve">Every Interrupt destination address is </w:t>
+      </w:r>
+      <w:proofErr w:type="gramStart"/>
+      <w:r>
+        <w:t>by definition a</w:t>
+      </w:r>
+      <w:proofErr w:type="gramEnd"/>
+      <w:r>
+        <w:t xml:space="preserve"> routine. </w:t>
       </w:r>
     </w:p>
     <w:p>
@@ -6237,7 +6630,23 @@
           <w:rFonts w:ascii="Aptos" w:hAnsi="Aptos"/>
           <w:color w:val="000000"/>
         </w:rPr>
-        <w:t xml:space="preserve"> final end cycle counts.</w:t>
+        <w:t xml:space="preserve"> </w:t>
+      </w:r>
+      <w:proofErr w:type="gramStart"/>
+      <w:r>
+        <w:rPr>
+          <w:rFonts w:ascii="Aptos" w:hAnsi="Aptos"/>
+          <w:color w:val="000000"/>
+        </w:rPr>
+        <w:t>final end</w:t>
+      </w:r>
+      <w:proofErr w:type="gramEnd"/>
+      <w:r>
+        <w:rPr>
+          <w:rFonts w:ascii="Aptos" w:hAnsi="Aptos"/>
+          <w:color w:val="000000"/>
+        </w:rPr>
+        <w:t xml:space="preserve"> cycle counts.</w:t>
       </w:r>
     </w:p>
     <w:p>
@@ -6352,7 +6761,15 @@
         <w:contextualSpacing w:val="0"/>
       </w:pPr>
       <w:r>
-        <w:t xml:space="preserve">The ‘game-loop’ frame list contains all the programmatic frames, capturing their durations, how they align with display frames, and how many screen memory writes occur before and after the screen memory is read during the display </w:t>
+        <w:t>The ‘game-</w:t>
+      </w:r>
+      <w:proofErr w:type="gramStart"/>
+      <w:r>
+        <w:t>loop’</w:t>
+      </w:r>
+      <w:proofErr w:type="gramEnd"/>
+      <w:r>
+        <w:t xml:space="preserve"> frame list contains all the programmatic frames, capturing their durations, how they align with display frames, and how many screen memory writes occur before and after the screen memory is read during the display </w:t>
       </w:r>
       <w:r>
         <w:t xml:space="preserve">memory </w:t>
@@ -6785,6 +7202,7 @@
       <w:r>
         <w:t>The application is built around a main Form (</w:t>
       </w:r>
+      <w:proofErr w:type="spellStart"/>
       <w:r>
         <w:rPr>
           <w:b/>
@@ -6792,6 +7210,7 @@
         </w:rPr>
         <w:t>BeebPerfForm</w:t>
       </w:r>
+      <w:proofErr w:type="spellEnd"/>
       <w:r>
         <w:t xml:space="preserve">) which </w:t>
       </w:r>
@@ -7002,9 +7421,11 @@
             <w:tcW w:w="2700" w:type="dxa"/>
           </w:tcPr>
           <w:p>
+            <w:proofErr w:type="spellStart"/>
             <w:r>
               <w:t>BeepPerfForm</w:t>
             </w:r>
+            <w:proofErr w:type="spellEnd"/>
           </w:p>
         </w:tc>
         <w:tc>
@@ -7072,9 +7493,11 @@
             <w:tcW w:w="2700" w:type="dxa"/>
           </w:tcPr>
           <w:p>
+            <w:proofErr w:type="spellStart"/>
             <w:r>
               <w:t>TabControlEx</w:t>
             </w:r>
+            <w:proofErr w:type="spellEnd"/>
           </w:p>
         </w:tc>
         <w:tc>
@@ -7104,9 +7527,11 @@
             <w:tcW w:w="2700" w:type="dxa"/>
           </w:tcPr>
           <w:p>
+            <w:proofErr w:type="spellStart"/>
             <w:r>
               <w:t>GridView</w:t>
             </w:r>
+            <w:proofErr w:type="spellEnd"/>
           </w:p>
         </w:tc>
         <w:tc>
@@ -7114,9 +7539,11 @@
             <w:tcW w:w="1710" w:type="dxa"/>
           </w:tcPr>
           <w:p>
+            <w:proofErr w:type="spellStart"/>
             <w:r>
               <w:t>DataGridView</w:t>
             </w:r>
+            <w:proofErr w:type="spellEnd"/>
           </w:p>
         </w:tc>
         <w:tc>
@@ -7154,9 +7581,11 @@
             <w:pPr>
               <w:ind w:left="4320" w:hanging="4320"/>
             </w:pPr>
+            <w:proofErr w:type="spellStart"/>
             <w:r>
               <w:t>RoutinesView</w:t>
             </w:r>
+            <w:proofErr w:type="spellEnd"/>
           </w:p>
         </w:tc>
         <w:tc>
@@ -7167,9 +7596,11 @@
             <w:pPr>
               <w:ind w:left="4320" w:hanging="4320"/>
             </w:pPr>
+            <w:proofErr w:type="spellStart"/>
             <w:r>
               <w:t>GridView</w:t>
             </w:r>
+            <w:proofErr w:type="spellEnd"/>
           </w:p>
         </w:tc>
         <w:tc>
@@ -7195,9 +7626,11 @@
             <w:pPr>
               <w:ind w:left="4320" w:hanging="4320"/>
             </w:pPr>
+            <w:proofErr w:type="spellStart"/>
             <w:r>
               <w:t>CallerCalleeView</w:t>
             </w:r>
+            <w:proofErr w:type="spellEnd"/>
           </w:p>
         </w:tc>
         <w:tc>
@@ -7236,9 +7669,11 @@
             <w:pPr>
               <w:ind w:left="4320" w:hanging="4320"/>
             </w:pPr>
+            <w:proofErr w:type="spellStart"/>
             <w:r>
               <w:t>CallTreeView</w:t>
             </w:r>
+            <w:proofErr w:type="spellEnd"/>
           </w:p>
         </w:tc>
         <w:tc>
@@ -7249,9 +7684,11 @@
             <w:pPr>
               <w:ind w:left="4320" w:hanging="4320"/>
             </w:pPr>
+            <w:proofErr w:type="spellStart"/>
             <w:r>
               <w:t>GridView</w:t>
             </w:r>
+            <w:proofErr w:type="spellEnd"/>
           </w:p>
         </w:tc>
         <w:tc>
@@ -7277,9 +7714,11 @@
             <w:pPr>
               <w:ind w:left="4320" w:hanging="4320"/>
             </w:pPr>
+            <w:proofErr w:type="spellStart"/>
             <w:r>
               <w:t>FlameGraph</w:t>
             </w:r>
+            <w:proofErr w:type="spellEnd"/>
           </w:p>
         </w:tc>
         <w:tc>
@@ -7318,9 +7757,11 @@
             <w:pPr>
               <w:ind w:left="4320" w:hanging="4320"/>
             </w:pPr>
+            <w:proofErr w:type="spellStart"/>
             <w:r>
               <w:t>MemoryView</w:t>
             </w:r>
+            <w:proofErr w:type="spellEnd"/>
           </w:p>
         </w:tc>
         <w:tc>
@@ -7331,9 +7772,11 @@
             <w:pPr>
               <w:ind w:left="4320" w:hanging="4320"/>
             </w:pPr>
+            <w:proofErr w:type="spellStart"/>
             <w:r>
               <w:t>GridView</w:t>
             </w:r>
+            <w:proofErr w:type="spellEnd"/>
           </w:p>
         </w:tc>
         <w:tc>
@@ -7362,9 +7805,11 @@
             <w:pPr>
               <w:ind w:left="4320" w:hanging="4320"/>
             </w:pPr>
+            <w:proofErr w:type="spellStart"/>
             <w:r>
               <w:t>MemoryRoutinesView</w:t>
             </w:r>
+            <w:proofErr w:type="spellEnd"/>
           </w:p>
         </w:tc>
         <w:tc>
@@ -7375,9 +7820,11 @@
             <w:pPr>
               <w:ind w:left="4320" w:hanging="4320"/>
             </w:pPr>
+            <w:proofErr w:type="spellStart"/>
             <w:r>
               <w:t>GridView</w:t>
             </w:r>
+            <w:proofErr w:type="spellEnd"/>
           </w:p>
         </w:tc>
         <w:tc>
@@ -7407,9 +7854,11 @@
             <w:pPr>
               <w:ind w:left="4320" w:hanging="4320"/>
             </w:pPr>
+            <w:proofErr w:type="spellStart"/>
             <w:r>
               <w:t>FrameView</w:t>
             </w:r>
+            <w:proofErr w:type="spellEnd"/>
           </w:p>
         </w:tc>
         <w:tc>
@@ -7452,9 +7901,11 @@
             <w:pPr>
               <w:ind w:left="4320" w:hanging="4320"/>
             </w:pPr>
+            <w:proofErr w:type="spellStart"/>
             <w:r>
               <w:t>FrameGridView</w:t>
             </w:r>
+            <w:proofErr w:type="spellEnd"/>
           </w:p>
         </w:tc>
         <w:tc>
@@ -7465,9 +7916,11 @@
             <w:pPr>
               <w:ind w:left="4320" w:hanging="4320"/>
             </w:pPr>
+            <w:proofErr w:type="spellStart"/>
             <w:r>
               <w:t>GridView</w:t>
             </w:r>
+            <w:proofErr w:type="spellEnd"/>
           </w:p>
         </w:tc>
         <w:tc>
@@ -7507,9 +7960,11 @@
             <w:pPr>
               <w:ind w:left="4320" w:hanging="4320"/>
             </w:pPr>
+            <w:proofErr w:type="spellStart"/>
             <w:r>
               <w:t>GridView</w:t>
             </w:r>
+            <w:proofErr w:type="spellEnd"/>
           </w:p>
         </w:tc>
         <w:tc>
@@ -7576,9 +8031,11 @@
             <w:pPr>
               <w:ind w:left="4320" w:hanging="4320"/>
             </w:pPr>
+            <w:proofErr w:type="spellStart"/>
             <w:r>
               <w:t>LabelsDialog</w:t>
             </w:r>
+            <w:proofErr w:type="spellEnd"/>
           </w:p>
         </w:tc>
         <w:tc>
@@ -7617,9 +8074,11 @@
             <w:pPr>
               <w:ind w:left="4320" w:hanging="4320"/>
             </w:pPr>
+            <w:proofErr w:type="spellStart"/>
             <w:r>
               <w:t>SettingsDialog</w:t>
             </w:r>
+            <w:proofErr w:type="spellEnd"/>
           </w:p>
         </w:tc>
         <w:tc>
@@ -7658,9 +8117,11 @@
             <w:pPr>
               <w:ind w:left="4320" w:hanging="4320"/>
             </w:pPr>
+            <w:proofErr w:type="spellStart"/>
             <w:r>
               <w:t>SampleCodePanel</w:t>
             </w:r>
+            <w:proofErr w:type="spellEnd"/>
           </w:p>
         </w:tc>
         <w:tc>
@@ -7702,9 +8163,11 @@
             <w:tcW w:w="2700" w:type="dxa"/>
           </w:tcPr>
           <w:p>
+            <w:proofErr w:type="spellStart"/>
             <w:r>
               <w:t>HelpDialog</w:t>
             </w:r>
+            <w:proofErr w:type="spellEnd"/>
           </w:p>
         </w:tc>
         <w:tc>
@@ -7740,6 +8203,7 @@
       <w:r>
         <w:t xml:space="preserve">the </w:t>
       </w:r>
+      <w:proofErr w:type="spellStart"/>
       <w:r>
         <w:rPr>
           <w:b/>
@@ -7747,6 +8211,7 @@
         </w:rPr>
         <w:t>ReentrancyGuard</w:t>
       </w:r>
+      <w:proofErr w:type="spellEnd"/>
       <w:r>
         <w:rPr>
           <w:b/>
@@ -7757,6 +8222,7 @@
       <w:r>
         <w:t xml:space="preserve">(also in </w:t>
       </w:r>
+      <w:proofErr w:type="spellStart"/>
       <w:r>
         <w:rPr>
           <w:b/>
@@ -7764,18 +8230,28 @@
         </w:rPr>
         <w:t>ux</w:t>
       </w:r>
+      <w:proofErr w:type="spellEnd"/>
       <w:r>
         <w:t xml:space="preserve"> folder)</w:t>
       </w:r>
       <w:r>
         <w:t xml:space="preserve"> which is used to stop cyclic </w:t>
       </w:r>
-      <w:r>
-        <w:rPr>
-          <w:b/>
-          <w:bCs/>
-        </w:rPr>
-        <w:t xml:space="preserve">api </w:t>
+      <w:proofErr w:type="spellStart"/>
+      <w:r>
+        <w:rPr>
+          <w:b/>
+          <w:bCs/>
+        </w:rPr>
+        <w:t>api</w:t>
+      </w:r>
+      <w:proofErr w:type="spellEnd"/>
+      <w:r>
+        <w:rPr>
+          <w:b/>
+          <w:bCs/>
+        </w:rPr>
+        <w:t xml:space="preserve"> </w:t>
       </w:r>
       <w:r>
         <w:rPr>
@@ -7803,7 +8279,23 @@
           <w:b/>
           <w:bCs/>
         </w:rPr>
-        <w:t xml:space="preserve"> api </w:t>
+        <w:t xml:space="preserve"> </w:t>
+      </w:r>
+      <w:proofErr w:type="spellStart"/>
+      <w:r>
+        <w:rPr>
+          <w:b/>
+          <w:bCs/>
+        </w:rPr>
+        <w:t>api</w:t>
+      </w:r>
+      <w:proofErr w:type="spellEnd"/>
+      <w:r>
+        <w:rPr>
+          <w:b/>
+          <w:bCs/>
+        </w:rPr>
+        <w:t xml:space="preserve"> </w:t>
       </w:r>
       <w:r>
         <w:rPr>
@@ -7870,6 +8362,7 @@
       <w:r>
         <w:t>The undo / redo history class (</w:t>
       </w:r>
+      <w:proofErr w:type="spellStart"/>
       <w:r>
         <w:rPr>
           <w:b/>
@@ -7877,6 +8370,7 @@
         </w:rPr>
         <w:t>UndoRedoHistory</w:t>
       </w:r>
+      <w:proofErr w:type="spellEnd"/>
       <w:r>
         <w:t>)</w:t>
       </w:r>
@@ -7892,9 +8386,19 @@
           <w:numId w:val="12"/>
         </w:numPr>
       </w:pPr>
-      <w:r>
-        <w:t>bool Execute(</w:t>
-      </w:r>
+      <w:proofErr w:type="gramStart"/>
+      <w:r>
+        <w:t>bool</w:t>
+      </w:r>
+      <w:proofErr w:type="gramEnd"/>
+      <w:r>
+        <w:t xml:space="preserve"> </w:t>
+      </w:r>
+      <w:proofErr w:type="gramStart"/>
+      <w:r>
+        <w:t>Execute(</w:t>
+      </w:r>
+      <w:proofErr w:type="gramEnd"/>
       <w:r>
         <w:rPr>
           <w:b/>
@@ -7915,7 +8419,20 @@
         </w:numPr>
       </w:pPr>
       <w:r>
-        <w:t>bool CanUndo()</w:t>
+        <w:t xml:space="preserve">bool </w:t>
+      </w:r>
+      <w:proofErr w:type="spellStart"/>
+      <w:proofErr w:type="gramStart"/>
+      <w:r>
+        <w:t>CanUndo</w:t>
+      </w:r>
+      <w:proofErr w:type="spellEnd"/>
+      <w:r>
+        <w:t>(</w:t>
+      </w:r>
+      <w:proofErr w:type="gramEnd"/>
+      <w:r>
+        <w:t>)</w:t>
       </w:r>
     </w:p>
     <w:p>
@@ -7927,7 +8444,20 @@
         </w:numPr>
       </w:pPr>
       <w:r>
-        <w:t>bool CanRedo()</w:t>
+        <w:t xml:space="preserve">bool </w:t>
+      </w:r>
+      <w:proofErr w:type="spellStart"/>
+      <w:proofErr w:type="gramStart"/>
+      <w:r>
+        <w:t>CanRedo</w:t>
+      </w:r>
+      <w:proofErr w:type="spellEnd"/>
+      <w:r>
+        <w:t>(</w:t>
+      </w:r>
+      <w:proofErr w:type="gramEnd"/>
+      <w:r>
+        <w:t>)</w:t>
       </w:r>
     </w:p>
     <w:p>
@@ -7939,7 +8469,15 @@
         </w:numPr>
       </w:pPr>
       <w:r>
-        <w:t>void Undo()</w:t>
+        <w:t xml:space="preserve">void </w:t>
+      </w:r>
+      <w:proofErr w:type="gramStart"/>
+      <w:r>
+        <w:t>Undo(</w:t>
+      </w:r>
+      <w:proofErr w:type="gramEnd"/>
+      <w:r>
+        <w:t>)</w:t>
       </w:r>
     </w:p>
     <w:p>
@@ -7951,7 +8489,15 @@
         </w:numPr>
       </w:pPr>
       <w:r>
-        <w:t>void Redo()</w:t>
+        <w:t xml:space="preserve">void </w:t>
+      </w:r>
+      <w:proofErr w:type="gramStart"/>
+      <w:r>
+        <w:t>Redo(</w:t>
+      </w:r>
+      <w:proofErr w:type="gramEnd"/>
+      <w:r>
+        <w:t>)</w:t>
       </w:r>
     </w:p>
     <w:p>
@@ -7962,8 +8508,21 @@
           <w:numId w:val="12"/>
         </w:numPr>
       </w:pPr>
-      <w:r>
-        <w:t>void Clear()</w:t>
+      <w:proofErr w:type="gramStart"/>
+      <w:r>
+        <w:t>void</w:t>
+      </w:r>
+      <w:proofErr w:type="gramEnd"/>
+      <w:r>
+        <w:t xml:space="preserve"> </w:t>
+      </w:r>
+      <w:proofErr w:type="gramStart"/>
+      <w:r>
+        <w:t>Clear(</w:t>
+      </w:r>
+      <w:proofErr w:type="gramEnd"/>
+      <w:r>
+        <w:t>)</w:t>
       </w:r>
     </w:p>
     <w:p>
@@ -7998,8 +8557,21 @@
           <w:numId w:val="12"/>
         </w:numPr>
       </w:pPr>
-      <w:r>
-        <w:t>bool Execute()</w:t>
+      <w:proofErr w:type="gramStart"/>
+      <w:r>
+        <w:t>bool</w:t>
+      </w:r>
+      <w:proofErr w:type="gramEnd"/>
+      <w:r>
+        <w:t xml:space="preserve"> </w:t>
+      </w:r>
+      <w:proofErr w:type="gramStart"/>
+      <w:r>
+        <w:t>Execute(</w:t>
+      </w:r>
+      <w:proofErr w:type="gramEnd"/>
+      <w:r>
+        <w:t>)</w:t>
       </w:r>
     </w:p>
     <w:p>
@@ -8011,7 +8583,15 @@
         </w:numPr>
       </w:pPr>
       <w:r>
-        <w:t>void Undo()</w:t>
+        <w:t xml:space="preserve">void </w:t>
+      </w:r>
+      <w:proofErr w:type="gramStart"/>
+      <w:r>
+        <w:t>Undo(</w:t>
+      </w:r>
+      <w:proofErr w:type="gramEnd"/>
+      <w:r>
+        <w:t>)</w:t>
       </w:r>
     </w:p>
     <w:p>
@@ -8023,13 +8603,22 @@
         </w:numPr>
       </w:pPr>
       <w:r>
-        <w:t>void Redo()</w:t>
+        <w:t xml:space="preserve">void </w:t>
+      </w:r>
+      <w:proofErr w:type="gramStart"/>
+      <w:r>
+        <w:t>Redo(</w:t>
+      </w:r>
+      <w:proofErr w:type="gramEnd"/>
+      <w:r>
+        <w:t>)</w:t>
       </w:r>
     </w:p>
     <w:p>
       <w:r>
         <w:t xml:space="preserve">The </w:t>
       </w:r>
+      <w:proofErr w:type="spellStart"/>
       <w:r>
         <w:rPr>
           <w:b/>
@@ -8037,6 +8626,7 @@
         </w:rPr>
         <w:t>UndoRedoHistory</w:t>
       </w:r>
+      <w:proofErr w:type="spellEnd"/>
       <w:r>
         <w:t xml:space="preserve"> class internally </w:t>
       </w:r>
@@ -8076,12 +8666,21 @@
       <w:r>
         <w:t xml:space="preserve">The </w:t>
       </w:r>
-      <w:r>
-        <w:rPr>
-          <w:b/>
-          <w:bCs/>
-        </w:rPr>
-        <w:t>Execute(Operation</w:t>
+      <w:proofErr w:type="gramStart"/>
+      <w:r>
+        <w:rPr>
+          <w:b/>
+          <w:bCs/>
+        </w:rPr>
+        <w:t>Execute(</w:t>
+      </w:r>
+      <w:proofErr w:type="gramEnd"/>
+      <w:r>
+        <w:rPr>
+          <w:b/>
+          <w:bCs/>
+        </w:rPr>
+        <w:t>Operation</w:t>
       </w:r>
       <w:r>
         <w:t xml:space="preserve"> op)</w:t>
@@ -8244,7 +8843,15 @@
         <w:t>implemented as an operation.</w:t>
       </w:r>
       <w:r>
-        <w:t xml:space="preserve">  These are located in the </w:t>
+        <w:t xml:space="preserve">  These </w:t>
+      </w:r>
+      <w:proofErr w:type="gramStart"/>
+      <w:r>
+        <w:t>are located in</w:t>
+      </w:r>
+      <w:proofErr w:type="gramEnd"/>
+      <w:r>
+        <w:t xml:space="preserve"> the </w:t>
       </w:r>
       <w:r>
         <w:rPr>
@@ -8285,13 +8892,19 @@
         <w:t>–</w:t>
       </w:r>
       <w:r>
-        <w:t xml:space="preserve"> zlib</w:t>
-      </w:r>
+        <w:t xml:space="preserve"> </w:t>
+      </w:r>
+      <w:proofErr w:type="spellStart"/>
+      <w:r>
+        <w:t>zlib</w:t>
+      </w:r>
+      <w:proofErr w:type="spellEnd"/>
     </w:p>
     <w:p>
       <w:r>
         <w:t xml:space="preserve">The </w:t>
       </w:r>
+      <w:proofErr w:type="spellStart"/>
       <w:r>
         <w:rPr>
           <w:b/>
@@ -8299,6 +8912,7 @@
         </w:rPr>
         <w:t>PerfReader</w:t>
       </w:r>
+      <w:proofErr w:type="spellEnd"/>
       <w:r>
         <w:t xml:space="preserve"> class uncompresses chuck</w:t>
       </w:r>
@@ -8311,6 +8925,7 @@
       <w:r>
         <w:t xml:space="preserve">open source </w:t>
       </w:r>
+      <w:proofErr w:type="spellStart"/>
       <w:r>
         <w:rPr>
           <w:b/>
@@ -8318,6 +8933,7 @@
         </w:rPr>
         <w:t>zlib</w:t>
       </w:r>
+      <w:proofErr w:type="spellEnd"/>
       <w:r>
         <w:t xml:space="preserve"> library</w:t>
       </w:r>
@@ -8325,7 +8941,15 @@
         <w:t xml:space="preserve">.  </w:t>
       </w:r>
       <w:r>
-        <w:t>Copyright (C) 1995-2024 Jean-loup Gailly and Mark Adler</w:t>
+        <w:t xml:space="preserve">Copyright (C) 1995-2024 Jean-loup </w:t>
+      </w:r>
+      <w:proofErr w:type="spellStart"/>
+      <w:r>
+        <w:t>Gailly</w:t>
+      </w:r>
+      <w:proofErr w:type="spellEnd"/>
+      <w:r>
+        <w:t xml:space="preserve"> and Mark Adler</w:t>
       </w:r>
       <w:r>
         <w:t>.</w:t>
@@ -8335,6 +8959,7 @@
       <w:r>
         <w:t xml:space="preserve">The sources can be found in the </w:t>
       </w:r>
+      <w:proofErr w:type="spellStart"/>
       <w:r>
         <w:rPr>
           <w:b/>
@@ -8342,6 +8967,7 @@
         </w:rPr>
         <w:t>zlib</w:t>
       </w:r>
+      <w:proofErr w:type="spellEnd"/>
       <w:r>
         <w:t xml:space="preserve"> project</w:t>
       </w:r>
@@ -8351,6 +8977,7 @@
       <w:r>
         <w:t xml:space="preserve">the </w:t>
       </w:r>
+      <w:proofErr w:type="spellStart"/>
       <w:r>
         <w:rPr>
           <w:b/>
@@ -8358,6 +8985,7 @@
         </w:rPr>
         <w:t>BeebPerf</w:t>
       </w:r>
+      <w:proofErr w:type="spellEnd"/>
       <w:r>
         <w:t xml:space="preserve"> solution.  </w:t>
       </w:r>
@@ -8365,7 +8993,15 @@
         <w:t xml:space="preserve">The </w:t>
       </w:r>
       <w:r>
-        <w:t xml:space="preserve">project builds </w:t>
+        <w:t xml:space="preserve">project </w:t>
+      </w:r>
+      <w:proofErr w:type="gramStart"/>
+      <w:r>
+        <w:t>builds</w:t>
+      </w:r>
+      <w:proofErr w:type="gramEnd"/>
+      <w:r>
+        <w:t xml:space="preserve"> </w:t>
       </w:r>
       <w:r>
         <w:t xml:space="preserve">to create </w:t>
@@ -8388,6 +9024,7 @@
       <w:r>
         <w:t xml:space="preserve">The </w:t>
       </w:r>
+      <w:proofErr w:type="spellStart"/>
       <w:r>
         <w:rPr>
           <w:b/>
@@ -8395,8 +9032,25 @@
         </w:rPr>
         <w:t>PerfReader</w:t>
       </w:r>
-      <w:r>
-        <w:t xml:space="preserve"> class calls the zlib apis using </w:t>
+      <w:proofErr w:type="spellEnd"/>
+      <w:r>
+        <w:t xml:space="preserve"> class calls the </w:t>
+      </w:r>
+      <w:proofErr w:type="spellStart"/>
+      <w:r>
+        <w:t>zlib</w:t>
+      </w:r>
+      <w:proofErr w:type="spellEnd"/>
+      <w:r>
+        <w:t xml:space="preserve"> </w:t>
+      </w:r>
+      <w:proofErr w:type="spellStart"/>
+      <w:r>
+        <w:t>apis</w:t>
+      </w:r>
+      <w:proofErr w:type="spellEnd"/>
+      <w:r>
+        <w:t xml:space="preserve"> using </w:t>
       </w:r>
       <w:r>
         <w:t>P/Invoke</w:t>
@@ -8409,9 +9063,14 @@
       <w:pPr>
         <w:pStyle w:val="Heading1"/>
       </w:pPr>
+      <w:proofErr w:type="gramStart"/>
       <w:r>
         <w:lastRenderedPageBreak/>
-        <w:t xml:space="preserve">.Perf </w:t>
+        <w:t>.Perf</w:t>
+      </w:r>
+      <w:proofErr w:type="gramEnd"/>
+      <w:r>
+        <w:t xml:space="preserve"> </w:t>
       </w:r>
       <w:r>
         <w:t>F</w:t>
@@ -8469,6 +9128,7 @@
       <w:r>
         <w:t xml:space="preserve"> is modified to generate a .perf file, which </w:t>
       </w:r>
+      <w:proofErr w:type="spellStart"/>
       <w:r>
         <w:rPr>
           <w:b/>
@@ -8476,6 +9136,7 @@
         </w:rPr>
         <w:t>BeebPerf</w:t>
       </w:r>
+      <w:proofErr w:type="spellEnd"/>
       <w:r>
         <w:t xml:space="preserve"> reads and analyses.</w:t>
       </w:r>
@@ -8580,8 +9241,17 @@
           <w:b/>
           <w:bCs/>
         </w:rPr>
-        <w:t>.pref</w:t>
-      </w:r>
+        <w:t>.</w:t>
+      </w:r>
+      <w:proofErr w:type="spellStart"/>
+      <w:r>
+        <w:rPr>
+          <w:b/>
+          <w:bCs/>
+        </w:rPr>
+        <w:t>pref</w:t>
+      </w:r>
+      <w:proofErr w:type="spellEnd"/>
       <w:r>
         <w:t xml:space="preserve"> file contains sufficient information to analyze CPU metrics, memory, and screen rendering.  It contains a snapshot of the BBC Micro at the start of recording and a log of all executed 6502 (or 65C02) instructions.  The log contains all 6502/65C02 register state changes, all memory accesses and values, plus key events like interrupts and begin screen display.  It also optionally contains label information.</w:t>
       </w:r>
@@ -8618,7 +9288,23 @@
           <w:b/>
           <w:bCs/>
         </w:rPr>
-        <w:t>&lt;header_chunk&gt;</w:t>
+        <w:t>&lt;</w:t>
+      </w:r>
+      <w:proofErr w:type="spellStart"/>
+      <w:r>
+        <w:rPr>
+          <w:b/>
+          <w:bCs/>
+        </w:rPr>
+        <w:t>header_chunk</w:t>
+      </w:r>
+      <w:proofErr w:type="spellEnd"/>
+      <w:r>
+        <w:rPr>
+          <w:b/>
+          <w:bCs/>
+        </w:rPr>
+        <w:t>&gt;</w:t>
       </w:r>
       <w:r>
         <w:t xml:space="preserve"> + </w:t>
@@ -8628,7 +9314,15 @@
           <w:b/>
           <w:bCs/>
         </w:rPr>
-        <w:t>&lt;label</w:t>
+        <w:t>&lt;</w:t>
+      </w:r>
+      <w:proofErr w:type="spellStart"/>
+      <w:r>
+        <w:rPr>
+          <w:b/>
+          <w:bCs/>
+        </w:rPr>
+        <w:t>label</w:t>
       </w:r>
       <w:r>
         <w:rPr>
@@ -8642,7 +9336,15 @@
           <w:b/>
           <w:bCs/>
         </w:rPr>
-        <w:t>_chunk&gt;</w:t>
+        <w:t>_chunk</w:t>
+      </w:r>
+      <w:proofErr w:type="spellEnd"/>
+      <w:r>
+        <w:rPr>
+          <w:b/>
+          <w:bCs/>
+        </w:rPr>
+        <w:t>&gt;</w:t>
       </w:r>
       <w:r>
         <w:rPr>
@@ -8663,7 +9365,23 @@
           <w:b/>
           <w:bCs/>
         </w:rPr>
-        <w:t>&lt;snapshot_chunk&gt;</w:t>
+        <w:t>&lt;</w:t>
+      </w:r>
+      <w:proofErr w:type="spellStart"/>
+      <w:r>
+        <w:rPr>
+          <w:b/>
+          <w:bCs/>
+        </w:rPr>
+        <w:t>snapshot_chunk</w:t>
+      </w:r>
+      <w:proofErr w:type="spellEnd"/>
+      <w:r>
+        <w:rPr>
+          <w:b/>
+          <w:bCs/>
+        </w:rPr>
+        <w:t>&gt;</w:t>
       </w:r>
       <w:r>
         <w:t xml:space="preserve"> + </w:t>
@@ -8673,7 +9391,23 @@
           <w:b/>
           <w:bCs/>
         </w:rPr>
-        <w:t>&lt;execution_chunk&gt;</w:t>
+        <w:t>&lt;</w:t>
+      </w:r>
+      <w:proofErr w:type="spellStart"/>
+      <w:r>
+        <w:rPr>
+          <w:b/>
+          <w:bCs/>
+        </w:rPr>
+        <w:t>execution_chunk</w:t>
+      </w:r>
+      <w:proofErr w:type="spellEnd"/>
+      <w:r>
+        <w:rPr>
+          <w:b/>
+          <w:bCs/>
+        </w:rPr>
+        <w:t>&gt;</w:t>
       </w:r>
       <w:r>
         <w:rPr>
@@ -8792,6 +9526,7 @@
         </w:rPr>
         <w:t>&lt;</w:t>
       </w:r>
+      <w:proofErr w:type="spellStart"/>
       <w:r>
         <w:rPr>
           <w:b/>
@@ -8804,7 +9539,15 @@
           <w:b/>
           <w:bCs/>
         </w:rPr>
-        <w:t>header&gt;</w:t>
+        <w:t>header</w:t>
+      </w:r>
+      <w:proofErr w:type="spellEnd"/>
+      <w:r>
+        <w:rPr>
+          <w:b/>
+          <w:bCs/>
+        </w:rPr>
+        <w:t>&gt;</w:t>
       </w:r>
       <w:r>
         <w:t xml:space="preserve"> = </w:t>
@@ -8815,11 +9558,24 @@
       <w:r>
         <w:t>&lt;tag&gt; + &lt;compression&gt; + &lt;</w:t>
       </w:r>
+      <w:proofErr w:type="spellStart"/>
       <w:r>
         <w:t>original_</w:t>
       </w:r>
       <w:r>
-        <w:t>size&gt; + &lt;compressed_size&gt;</w:t>
+        <w:t>size</w:t>
+      </w:r>
+      <w:proofErr w:type="spellEnd"/>
+      <w:r>
+        <w:t>&gt; + &lt;</w:t>
+      </w:r>
+      <w:proofErr w:type="spellStart"/>
+      <w:r>
+        <w:t>compressed_size</w:t>
+      </w:r>
+      <w:proofErr w:type="spellEnd"/>
+      <w:r>
+        <w:t>&gt;</w:t>
       </w:r>
     </w:p>
     <w:p>
@@ -8917,7 +9673,23 @@
                 <w:rFonts w:ascii="Aptos" w:hAnsi="Aptos"/>
                 <w:color w:val="000000"/>
               </w:rPr>
-              <w:t>‘PFhd’</w:t>
+              <w:t>‘</w:t>
+            </w:r>
+            <w:proofErr w:type="spellStart"/>
+            <w:r>
+              <w:rPr>
+                <w:rFonts w:ascii="Aptos" w:hAnsi="Aptos"/>
+                <w:color w:val="000000"/>
+              </w:rPr>
+              <w:t>PFhd</w:t>
+            </w:r>
+            <w:proofErr w:type="spellEnd"/>
+            <w:r>
+              <w:rPr>
+                <w:rFonts w:ascii="Aptos" w:hAnsi="Aptos"/>
+                <w:color w:val="000000"/>
+              </w:rPr>
+              <w:t>’</w:t>
             </w:r>
           </w:p>
         </w:tc>
@@ -8937,7 +9709,23 @@
                 <w:rFonts w:ascii="Aptos" w:hAnsi="Aptos"/>
                 <w:color w:val="000000"/>
               </w:rPr>
-              <w:t>&lt;header_chunk&gt;</w:t>
+              <w:t>&lt;</w:t>
+            </w:r>
+            <w:proofErr w:type="spellStart"/>
+            <w:r>
+              <w:rPr>
+                <w:rFonts w:ascii="Aptos" w:hAnsi="Aptos"/>
+                <w:color w:val="000000"/>
+              </w:rPr>
+              <w:t>header_chunk</w:t>
+            </w:r>
+            <w:proofErr w:type="spellEnd"/>
+            <w:r>
+              <w:rPr>
+                <w:rFonts w:ascii="Aptos" w:hAnsi="Aptos"/>
+                <w:color w:val="000000"/>
+              </w:rPr>
+              <w:t>&gt;</w:t>
             </w:r>
           </w:p>
         </w:tc>
@@ -8959,7 +9747,23 @@
                 <w:rFonts w:ascii="Aptos" w:hAnsi="Aptos"/>
                 <w:color w:val="000000"/>
               </w:rPr>
-              <w:t>‘PFlb’</w:t>
+              <w:t>‘</w:t>
+            </w:r>
+            <w:proofErr w:type="spellStart"/>
+            <w:r>
+              <w:rPr>
+                <w:rFonts w:ascii="Aptos" w:hAnsi="Aptos"/>
+                <w:color w:val="000000"/>
+              </w:rPr>
+              <w:t>PFlb</w:t>
+            </w:r>
+            <w:proofErr w:type="spellEnd"/>
+            <w:r>
+              <w:rPr>
+                <w:rFonts w:ascii="Aptos" w:hAnsi="Aptos"/>
+                <w:color w:val="000000"/>
+              </w:rPr>
+              <w:t>’</w:t>
             </w:r>
           </w:p>
         </w:tc>
@@ -8975,7 +9779,15 @@
               </w:rPr>
             </w:pPr>
             <w:r>
-              <w:t>&lt;labels_chunk&gt;</w:t>
+              <w:t>&lt;</w:t>
+            </w:r>
+            <w:proofErr w:type="spellStart"/>
+            <w:r>
+              <w:t>labels_chunk</w:t>
+            </w:r>
+            <w:proofErr w:type="spellEnd"/>
+            <w:r>
+              <w:t>&gt;</w:t>
             </w:r>
           </w:p>
         </w:tc>
@@ -8997,7 +9809,23 @@
                 <w:rFonts w:ascii="Aptos" w:hAnsi="Aptos"/>
                 <w:color w:val="000000"/>
               </w:rPr>
-              <w:t>‘PFss’</w:t>
+              <w:t>‘</w:t>
+            </w:r>
+            <w:proofErr w:type="spellStart"/>
+            <w:r>
+              <w:rPr>
+                <w:rFonts w:ascii="Aptos" w:hAnsi="Aptos"/>
+                <w:color w:val="000000"/>
+              </w:rPr>
+              <w:t>PFss</w:t>
+            </w:r>
+            <w:proofErr w:type="spellEnd"/>
+            <w:r>
+              <w:rPr>
+                <w:rFonts w:ascii="Aptos" w:hAnsi="Aptos"/>
+                <w:color w:val="000000"/>
+              </w:rPr>
+              <w:t>’</w:t>
             </w:r>
           </w:p>
         </w:tc>
@@ -9013,7 +9841,15 @@
               </w:rPr>
             </w:pPr>
             <w:r>
-              <w:t>&lt;snapshot_chunk&gt;</w:t>
+              <w:t>&lt;</w:t>
+            </w:r>
+            <w:proofErr w:type="spellStart"/>
+            <w:r>
+              <w:t>snapshot_chunk</w:t>
+            </w:r>
+            <w:proofErr w:type="spellEnd"/>
+            <w:r>
+              <w:t>&gt;</w:t>
             </w:r>
           </w:p>
         </w:tc>
@@ -9035,7 +9871,23 @@
                 <w:rFonts w:ascii="Aptos" w:hAnsi="Aptos"/>
                 <w:color w:val="000000"/>
               </w:rPr>
-              <w:t>‘PFex’</w:t>
+              <w:t>‘</w:t>
+            </w:r>
+            <w:proofErr w:type="spellStart"/>
+            <w:r>
+              <w:rPr>
+                <w:rFonts w:ascii="Aptos" w:hAnsi="Aptos"/>
+                <w:color w:val="000000"/>
+              </w:rPr>
+              <w:t>PFex</w:t>
+            </w:r>
+            <w:proofErr w:type="spellEnd"/>
+            <w:r>
+              <w:rPr>
+                <w:rFonts w:ascii="Aptos" w:hAnsi="Aptos"/>
+                <w:color w:val="000000"/>
+              </w:rPr>
+              <w:t>’</w:t>
             </w:r>
           </w:p>
         </w:tc>
@@ -9051,7 +9903,15 @@
               </w:rPr>
             </w:pPr>
             <w:r>
-              <w:t>&lt;execution_chunk&gt;</w:t>
+              <w:t>&lt;</w:t>
+            </w:r>
+            <w:proofErr w:type="spellStart"/>
+            <w:r>
+              <w:t>execution_chunk</w:t>
+            </w:r>
+            <w:proofErr w:type="spellEnd"/>
+            <w:r>
+              <w:t>&gt;</w:t>
             </w:r>
           </w:p>
         </w:tc>
@@ -9217,8 +10077,13 @@
             <w:tcW w:w="3240" w:type="dxa"/>
           </w:tcPr>
           <w:p>
-            <w:r>
-              <w:t>zlib 1.3.1 (default algorithm)</w:t>
+            <w:proofErr w:type="spellStart"/>
+            <w:r>
+              <w:t>zlib</w:t>
+            </w:r>
+            <w:proofErr w:type="spellEnd"/>
+            <w:r>
+              <w:t xml:space="preserve"> 1.3.1 (default algorithm)</w:t>
             </w:r>
           </w:p>
         </w:tc>
@@ -9234,11 +10099,16 @@
       <w:r>
         <w:t>&lt;</w:t>
       </w:r>
+      <w:proofErr w:type="spellStart"/>
       <w:r>
         <w:t>original</w:t>
       </w:r>
       <w:r>
-        <w:t>_size&gt;</w:t>
+        <w:t>_size</w:t>
+      </w:r>
+      <w:proofErr w:type="spellEnd"/>
+      <w:r>
+        <w:t>&gt;</w:t>
       </w:r>
       <w:r>
         <w:t xml:space="preserve"> (4 bytes) The size of the chuck data, before compression, in bytes.</w:t>
@@ -9249,10 +10119,26 @@
         <w:ind w:left="360"/>
       </w:pPr>
       <w:r>
-        <w:t>&lt;compressed_size&gt;</w:t>
-      </w:r>
-      <w:r>
-        <w:t xml:space="preserve"> (4 bytes) The size of the chuck data, after compression, in bytes.  If the data is not compressed, the value matches &lt;original_size&gt;.</w:t>
+        <w:t>&lt;</w:t>
+      </w:r>
+      <w:proofErr w:type="spellStart"/>
+      <w:r>
+        <w:t>compressed_size</w:t>
+      </w:r>
+      <w:proofErr w:type="spellEnd"/>
+      <w:r>
+        <w:t>&gt;</w:t>
+      </w:r>
+      <w:r>
+        <w:t xml:space="preserve"> (4 bytes) The size of the chuck data, after compression, in bytes.  If the data is not compressed, the value matches &lt;</w:t>
+      </w:r>
+      <w:proofErr w:type="spellStart"/>
+      <w:r>
+        <w:t>original_size</w:t>
+      </w:r>
+      <w:proofErr w:type="spellEnd"/>
+      <w:r>
+        <w:t>&gt;.</w:t>
       </w:r>
     </w:p>
     <w:p>
@@ -9268,7 +10154,15 @@
     </w:p>
     <w:p>
       <w:r>
-        <w:t>The header chunk is the first chunk and it contains the file’s version, BBC model, and the total execution count.</w:t>
+        <w:t xml:space="preserve">The header chunk is the first </w:t>
+      </w:r>
+      <w:proofErr w:type="gramStart"/>
+      <w:r>
+        <w:t>chunk</w:t>
+      </w:r>
+      <w:proofErr w:type="gramEnd"/>
+      <w:r>
+        <w:t xml:space="preserve"> and it contains the file’s version, BBC model, and the total execution count.</w:t>
       </w:r>
     </w:p>
     <w:p>
@@ -9280,14 +10174,35 @@
           <w:b/>
           <w:bCs/>
         </w:rPr>
-        <w:t>&lt;header_chunk&gt;</w:t>
+        <w:t>&lt;</w:t>
+      </w:r>
+      <w:proofErr w:type="spellStart"/>
+      <w:r>
+        <w:rPr>
+          <w:b/>
+          <w:bCs/>
+        </w:rPr>
+        <w:t>header_chunk</w:t>
+      </w:r>
+      <w:proofErr w:type="spellEnd"/>
+      <w:r>
+        <w:rPr>
+          <w:b/>
+          <w:bCs/>
+        </w:rPr>
+        <w:t>&gt;</w:t>
       </w:r>
       <w:r>
         <w:t xml:space="preserve"> = </w:t>
       </w:r>
       <w:r>
-        <w:t>&lt;common_header</w:t>
-      </w:r>
+        <w:t>&lt;</w:t>
+      </w:r>
+      <w:proofErr w:type="spellStart"/>
+      <w:r>
+        <w:t>common_header</w:t>
+      </w:r>
+      <w:proofErr w:type="spellEnd"/>
       <w:r>
         <w:t>(</w:t>
       </w:r>
@@ -9298,6 +10213,7 @@
         </w:rPr>
         <w:t>‘</w:t>
       </w:r>
+      <w:proofErr w:type="spellStart"/>
       <w:r>
         <w:rPr>
           <w:rFonts w:ascii="Aptos" w:hAnsi="Aptos"/>
@@ -9305,7 +10221,17 @@
           <w:bCs/>
           <w:color w:val="000000"/>
         </w:rPr>
-        <w:t>PFhd’</w:t>
+        <w:t>PFhd</w:t>
+      </w:r>
+      <w:proofErr w:type="spellEnd"/>
+      <w:r>
+        <w:rPr>
+          <w:rFonts w:ascii="Aptos" w:hAnsi="Aptos"/>
+          <w:b/>
+          <w:bCs/>
+          <w:color w:val="000000"/>
+        </w:rPr>
+        <w:t>’</w:t>
       </w:r>
       <w:r>
         <w:rPr>
@@ -9315,7 +10241,15 @@
         <w:t>)</w:t>
       </w:r>
       <w:r>
-        <w:t>&gt; + &lt;header_data&gt; where</w:t>
+        <w:t>&gt; + &lt;</w:t>
+      </w:r>
+      <w:proofErr w:type="spellStart"/>
+      <w:r>
+        <w:t>header_data</w:t>
+      </w:r>
+      <w:proofErr w:type="spellEnd"/>
+      <w:r>
+        <w:t>&gt; where</w:t>
       </w:r>
     </w:p>
     <w:p>
@@ -9323,11 +10257,51 @@
         <w:ind w:left="720" w:hanging="360"/>
       </w:pPr>
       <w:r>
-        <w:t xml:space="preserve">&lt;header_data&gt; = </w:t>
+        <w:t>&lt;</w:t>
+      </w:r>
+      <w:proofErr w:type="spellStart"/>
+      <w:r>
+        <w:t>header_data</w:t>
+      </w:r>
+      <w:proofErr w:type="spellEnd"/>
+      <w:r>
+        <w:t xml:space="preserve">&gt; = </w:t>
       </w:r>
       <w:r>
         <w:br/>
-        <w:t>&lt;major_version&gt; + &lt;minor_version&gt; + &lt;bbc_model&gt; + &lt;total_execution_count&gt;</w:t>
+        <w:t>&lt;</w:t>
+      </w:r>
+      <w:proofErr w:type="spellStart"/>
+      <w:r>
+        <w:t>major_version</w:t>
+      </w:r>
+      <w:proofErr w:type="spellEnd"/>
+      <w:r>
+        <w:t>&gt; + &lt;</w:t>
+      </w:r>
+      <w:proofErr w:type="spellStart"/>
+      <w:r>
+        <w:t>minor_version</w:t>
+      </w:r>
+      <w:proofErr w:type="spellEnd"/>
+      <w:r>
+        <w:t>&gt; + &lt;</w:t>
+      </w:r>
+      <w:proofErr w:type="spellStart"/>
+      <w:r>
+        <w:t>bbc_model</w:t>
+      </w:r>
+      <w:proofErr w:type="spellEnd"/>
+      <w:r>
+        <w:t>&gt; + &lt;</w:t>
+      </w:r>
+      <w:proofErr w:type="spellStart"/>
+      <w:r>
+        <w:t>total_execution_count</w:t>
+      </w:r>
+      <w:proofErr w:type="spellEnd"/>
+      <w:r>
+        <w:t>&gt;</w:t>
       </w:r>
     </w:p>
     <w:p>
@@ -9335,7 +10309,15 @@
         <w:ind w:left="360"/>
       </w:pPr>
       <w:r>
-        <w:t>&lt;major_version&gt; (1 byte) Major version number.  Value is 1.</w:t>
+        <w:t>&lt;</w:t>
+      </w:r>
+      <w:proofErr w:type="spellStart"/>
+      <w:r>
+        <w:t>major_version</w:t>
+      </w:r>
+      <w:proofErr w:type="spellEnd"/>
+      <w:r>
+        <w:t>&gt; (1 byte) Major version number.  Value is 1.</w:t>
       </w:r>
     </w:p>
     <w:p>
@@ -9343,7 +10325,15 @@
         <w:ind w:left="360"/>
       </w:pPr>
       <w:r>
-        <w:t>&lt;minor_version&gt; (1 byte) Minor version number.  Value is 0.</w:t>
+        <w:t>&lt;</w:t>
+      </w:r>
+      <w:proofErr w:type="spellStart"/>
+      <w:r>
+        <w:t>minor_version</w:t>
+      </w:r>
+      <w:proofErr w:type="spellEnd"/>
+      <w:r>
+        <w:t>&gt; (1 byte) Minor version number.  Value is 0.</w:t>
       </w:r>
     </w:p>
     <w:p>
@@ -9351,7 +10341,15 @@
         <w:ind w:left="360"/>
       </w:pPr>
       <w:r>
-        <w:t>&lt;bbc_model&gt; (1 byte) The BBC model</w:t>
+        <w:t>&lt;</w:t>
+      </w:r>
+      <w:proofErr w:type="spellStart"/>
+      <w:r>
+        <w:t>bbc_model</w:t>
+      </w:r>
+      <w:proofErr w:type="spellEnd"/>
+      <w:r>
+        <w:t>&gt; (1 byte) The BBC model</w:t>
       </w:r>
     </w:p>
     <w:tbl>
@@ -9777,7 +10775,15 @@
         <w:ind w:left="360"/>
       </w:pPr>
       <w:r>
-        <w:t>&lt;total_execution_count&gt; (4 bytes) The total number of executed instructions plus events in the file.</w:t>
+        <w:t>&lt;</w:t>
+      </w:r>
+      <w:proofErr w:type="spellStart"/>
+      <w:r>
+        <w:t>total_execution_count</w:t>
+      </w:r>
+      <w:proofErr w:type="spellEnd"/>
+      <w:r>
+        <w:t>&gt; (4 bytes) The total number of executed instructions plus events in the file.</w:t>
       </w:r>
     </w:p>
     <w:p>
@@ -9821,14 +10827,35 @@
           <w:b/>
           <w:bCs/>
         </w:rPr>
-        <w:t>&lt;labels_chunk&gt;</w:t>
+        <w:t>&lt;</w:t>
+      </w:r>
+      <w:proofErr w:type="spellStart"/>
+      <w:r>
+        <w:rPr>
+          <w:b/>
+          <w:bCs/>
+        </w:rPr>
+        <w:t>labels_chunk</w:t>
+      </w:r>
+      <w:proofErr w:type="spellEnd"/>
+      <w:r>
+        <w:rPr>
+          <w:b/>
+          <w:bCs/>
+        </w:rPr>
+        <w:t>&gt;</w:t>
       </w:r>
       <w:r>
         <w:t xml:space="preserve"> = </w:t>
       </w:r>
       <w:r>
-        <w:t>&lt;common_heade</w:t>
-      </w:r>
+        <w:t>&lt;</w:t>
+      </w:r>
+      <w:proofErr w:type="spellStart"/>
+      <w:r>
+        <w:t>common_heade</w:t>
+      </w:r>
+      <w:proofErr w:type="spellEnd"/>
       <w:r>
         <w:t>(</w:t>
       </w:r>
@@ -9839,6 +10866,7 @@
         </w:rPr>
         <w:t>‘</w:t>
       </w:r>
+      <w:proofErr w:type="spellStart"/>
       <w:r>
         <w:rPr>
           <w:rFonts w:ascii="Aptos" w:hAnsi="Aptos"/>
@@ -9848,6 +10876,7 @@
         </w:rPr>
         <w:t>PFlb</w:t>
       </w:r>
+      <w:proofErr w:type="spellEnd"/>
       <w:r>
         <w:t>’)</w:t>
       </w:r>
@@ -9855,7 +10884,15 @@
         <w:t xml:space="preserve">&gt; </w:t>
       </w:r>
       <w:r>
-        <w:t>+ &lt;label_data&gt; where</w:t>
+        <w:t>+ &lt;</w:t>
+      </w:r>
+      <w:proofErr w:type="spellStart"/>
+      <w:r>
+        <w:t>label_data</w:t>
+      </w:r>
+      <w:proofErr w:type="spellEnd"/>
+      <w:r>
+        <w:t>&gt; where</w:t>
       </w:r>
     </w:p>
     <w:p>
@@ -9865,6 +10902,7 @@
       <w:r>
         <w:t>&lt;</w:t>
       </w:r>
+      <w:proofErr w:type="spellStart"/>
       <w:r>
         <w:rPr>
           <w:b/>
@@ -9872,6 +10910,7 @@
         </w:rPr>
         <w:t>label_data</w:t>
       </w:r>
+      <w:proofErr w:type="spellEnd"/>
       <w:r>
         <w:t xml:space="preserve">&gt; = </w:t>
       </w:r>
@@ -9894,7 +10933,23 @@
       </w:r>
       <w:bookmarkEnd w:id="0"/>
       <w:r>
-        <w:t xml:space="preserve">&lt;label_address&gt; + &lt;label_name&gt; </w:t>
+        <w:t>&lt;</w:t>
+      </w:r>
+      <w:proofErr w:type="spellStart"/>
+      <w:r>
+        <w:t>label_address</w:t>
+      </w:r>
+      <w:proofErr w:type="spellEnd"/>
+      <w:r>
+        <w:t>&gt; + &lt;</w:t>
+      </w:r>
+      <w:proofErr w:type="spellStart"/>
+      <w:r>
+        <w:t>label_name</w:t>
+      </w:r>
+      <w:proofErr w:type="spellEnd"/>
+      <w:r>
+        <w:t xml:space="preserve">&gt; </w:t>
       </w:r>
     </w:p>
     <w:p>
@@ -9902,7 +10957,15 @@
         <w:ind w:left="810"/>
       </w:pPr>
       <w:r>
-        <w:t>&lt;label_address&gt; (2 bytes) A 16-bit address.</w:t>
+        <w:t>&lt;</w:t>
+      </w:r>
+      <w:proofErr w:type="spellStart"/>
+      <w:r>
+        <w:t>label_address</w:t>
+      </w:r>
+      <w:proofErr w:type="spellEnd"/>
+      <w:r>
+        <w:t>&gt; (2 bytes) A 16-bit address.</w:t>
       </w:r>
     </w:p>
     <w:p>
@@ -9946,6 +11009,7 @@
         </w:rPr>
         <w:t>&lt;</w:t>
       </w:r>
+      <w:proofErr w:type="spellStart"/>
       <w:r>
         <w:rPr>
           <w:b/>
@@ -9958,7 +11022,15 @@
           <w:b/>
           <w:bCs/>
         </w:rPr>
-        <w:t>_chunk&gt;</w:t>
+        <w:t>_chunk</w:t>
+      </w:r>
+      <w:proofErr w:type="spellEnd"/>
+      <w:r>
+        <w:rPr>
+          <w:b/>
+          <w:bCs/>
+        </w:rPr>
+        <w:t>&gt;</w:t>
       </w:r>
       <w:r>
         <w:rPr>
@@ -9968,11 +11040,16 @@
         <w:t xml:space="preserve"> </w:t>
       </w:r>
       <w:r>
-        <w:t>= &lt;common_</w:t>
+        <w:t>= &lt;</w:t>
+      </w:r>
+      <w:proofErr w:type="spellStart"/>
+      <w:r>
+        <w:t>common_</w:t>
       </w:r>
       <w:r>
         <w:t>header</w:t>
       </w:r>
+      <w:proofErr w:type="spellEnd"/>
       <w:r>
         <w:t>(</w:t>
       </w:r>
@@ -9983,6 +11060,7 @@
         </w:rPr>
         <w:t>‘</w:t>
       </w:r>
+      <w:proofErr w:type="spellStart"/>
       <w:r>
         <w:rPr>
           <w:rFonts w:ascii="Aptos" w:hAnsi="Aptos"/>
@@ -9990,7 +11068,17 @@
           <w:bCs/>
           <w:color w:val="000000"/>
         </w:rPr>
-        <w:t>PFss’</w:t>
+        <w:t>PFss</w:t>
+      </w:r>
+      <w:proofErr w:type="spellEnd"/>
+      <w:r>
+        <w:rPr>
+          <w:rFonts w:ascii="Aptos" w:hAnsi="Aptos"/>
+          <w:b/>
+          <w:bCs/>
+          <w:color w:val="000000"/>
+        </w:rPr>
+        <w:t>’</w:t>
       </w:r>
       <w:r>
         <w:rPr>
@@ -10010,7 +11098,15 @@
         <w:t xml:space="preserve"> </w:t>
       </w:r>
       <w:r>
-        <w:t>&lt;snapshot_data&gt; where</w:t>
+        <w:t>&lt;</w:t>
+      </w:r>
+      <w:proofErr w:type="spellStart"/>
+      <w:r>
+        <w:t>snapshot_data</w:t>
+      </w:r>
+      <w:proofErr w:type="spellEnd"/>
+      <w:r>
+        <w:t>&gt; where</w:t>
       </w:r>
     </w:p>
     <w:p>
@@ -10020,6 +11116,7 @@
       <w:r>
         <w:t>&lt;</w:t>
       </w:r>
+      <w:proofErr w:type="spellStart"/>
       <w:r>
         <w:rPr>
           <w:b/>
@@ -10027,6 +11124,7 @@
         </w:rPr>
         <w:t>snapshot_data</w:t>
       </w:r>
+      <w:proofErr w:type="spellEnd"/>
       <w:r>
         <w:t>&gt; =</w:t>
       </w:r>
@@ -10034,34 +11132,114 @@
         <w:br/>
       </w:r>
       <w:r>
-        <w:t>&lt;program</w:t>
+        <w:t>&lt;</w:t>
+      </w:r>
+      <w:proofErr w:type="spellStart"/>
+      <w:r>
+        <w:t>program</w:t>
       </w:r>
       <w:r>
         <w:t>_</w:t>
       </w:r>
       <w:r>
-        <w:t>counter&gt; + &lt;accumulator&gt; + &lt;x</w:t>
+        <w:t>counter</w:t>
+      </w:r>
+      <w:proofErr w:type="spellEnd"/>
+      <w:r>
+        <w:t>&gt; + &lt;accumulator&gt; + &lt;</w:t>
+      </w:r>
+      <w:proofErr w:type="spellStart"/>
+      <w:r>
+        <w:t>x</w:t>
       </w:r>
       <w:r>
         <w:t>_</w:t>
       </w:r>
       <w:r>
-        <w:t>register&gt; + &lt;y</w:t>
+        <w:t>register</w:t>
+      </w:r>
+      <w:proofErr w:type="spellEnd"/>
+      <w:r>
+        <w:t>&gt; + &lt;</w:t>
+      </w:r>
+      <w:proofErr w:type="spellStart"/>
+      <w:r>
+        <w:t>y</w:t>
       </w:r>
       <w:r>
         <w:t>_</w:t>
       </w:r>
       <w:r>
-        <w:t>register&gt; + &lt;status</w:t>
+        <w:t>register</w:t>
+      </w:r>
+      <w:proofErr w:type="spellEnd"/>
+      <w:r>
+        <w:t>&gt; + &lt;</w:t>
+      </w:r>
+      <w:proofErr w:type="spellStart"/>
+      <w:r>
+        <w:t>status</w:t>
       </w:r>
       <w:r>
         <w:t>_</w:t>
       </w:r>
       <w:r>
-        <w:t>register&gt; +</w:t>
-      </w:r>
-      <w:r>
-        <w:t xml:space="preserve"> &lt;stack_pointer&gt; + &lt;rom_paging_register&gt; + &lt;acccon&gt; + &lt;call_stack&gt; + &lt;screen_address&gt; + &lt;hidden_ram_address&gt;</w:t>
+        <w:t>register</w:t>
+      </w:r>
+      <w:proofErr w:type="spellEnd"/>
+      <w:r>
+        <w:t>&gt; +</w:t>
+      </w:r>
+      <w:r>
+        <w:t xml:space="preserve"> &lt;</w:t>
+      </w:r>
+      <w:proofErr w:type="spellStart"/>
+      <w:r>
+        <w:t>stack_pointer</w:t>
+      </w:r>
+      <w:proofErr w:type="spellEnd"/>
+      <w:r>
+        <w:t>&gt; + &lt;</w:t>
+      </w:r>
+      <w:proofErr w:type="spellStart"/>
+      <w:r>
+        <w:t>rom_paging_register</w:t>
+      </w:r>
+      <w:proofErr w:type="spellEnd"/>
+      <w:r>
+        <w:t>&gt; + &lt;</w:t>
+      </w:r>
+      <w:proofErr w:type="spellStart"/>
+      <w:r>
+        <w:t>acccon</w:t>
+      </w:r>
+      <w:proofErr w:type="spellEnd"/>
+      <w:r>
+        <w:t>&gt; + &lt;</w:t>
+      </w:r>
+      <w:proofErr w:type="spellStart"/>
+      <w:r>
+        <w:t>call_stack</w:t>
+      </w:r>
+      <w:proofErr w:type="spellEnd"/>
+      <w:r>
+        <w:t>&gt; + &lt;</w:t>
+      </w:r>
+      <w:proofErr w:type="spellStart"/>
+      <w:r>
+        <w:t>screen_address</w:t>
+      </w:r>
+      <w:proofErr w:type="spellEnd"/>
+      <w:r>
+        <w:t>&gt; + &lt;</w:t>
+      </w:r>
+      <w:proofErr w:type="spellStart"/>
+      <w:r>
+        <w:t>hidden_ram_address</w:t>
+      </w:r>
+      <w:proofErr w:type="spellEnd"/>
+      <w:r>
+        <w:t>&gt;</w:t>
       </w:r>
       <w:r>
         <w:rPr>
@@ -10072,7 +11250,31 @@
         <w:t>opt</w:t>
       </w:r>
       <w:r>
-        <w:t xml:space="preserve"> + &lt;6845_registers&gt; + &lt;ULA_video_control_register&gt; + &lt;ULA_palette&gt; + &lt;memory_snapshot&gt;</w:t>
+        <w:t xml:space="preserve"> + &lt;6845_registers&gt; + &lt;</w:t>
+      </w:r>
+      <w:proofErr w:type="spellStart"/>
+      <w:r>
+        <w:t>ULA_video_control_register</w:t>
+      </w:r>
+      <w:proofErr w:type="spellEnd"/>
+      <w:r>
+        <w:t>&gt; + &lt;</w:t>
+      </w:r>
+      <w:proofErr w:type="spellStart"/>
+      <w:r>
+        <w:t>ULA_palette</w:t>
+      </w:r>
+      <w:proofErr w:type="spellEnd"/>
+      <w:r>
+        <w:t>&gt; + &lt;</w:t>
+      </w:r>
+      <w:proofErr w:type="spellStart"/>
+      <w:r>
+        <w:t>memory_snapshot</w:t>
+      </w:r>
+      <w:proofErr w:type="spellEnd"/>
+      <w:r>
+        <w:t>&gt;</w:t>
       </w:r>
     </w:p>
     <w:p>
@@ -10102,13 +11304,21 @@
         <w:ind w:left="360"/>
       </w:pPr>
       <w:r>
-        <w:t>&lt;x</w:t>
+        <w:t>&lt;</w:t>
+      </w:r>
+      <w:proofErr w:type="spellStart"/>
+      <w:r>
+        <w:t>x</w:t>
       </w:r>
       <w:r>
         <w:t>_</w:t>
       </w:r>
       <w:r>
-        <w:t>register&gt; (1 byte).  The value of the X register.</w:t>
+        <w:t>register</w:t>
+      </w:r>
+      <w:proofErr w:type="spellEnd"/>
+      <w:r>
+        <w:t>&gt; (1 byte).  The value of the X register.</w:t>
       </w:r>
     </w:p>
     <w:p>
@@ -10116,13 +11326,21 @@
         <w:ind w:left="360"/>
       </w:pPr>
       <w:r>
-        <w:t>&lt;y</w:t>
+        <w:t>&lt;</w:t>
+      </w:r>
+      <w:proofErr w:type="spellStart"/>
+      <w:r>
+        <w:t>y</w:t>
       </w:r>
       <w:r>
         <w:t>_</w:t>
       </w:r>
       <w:r>
-        <w:t>register&gt; (1 byte).  The value of the Y register.</w:t>
+        <w:t>register</w:t>
+      </w:r>
+      <w:proofErr w:type="spellEnd"/>
+      <w:r>
+        <w:t>&gt; (1 byte).  The value of the Y register.</w:t>
       </w:r>
     </w:p>
     <w:p>
@@ -10130,13 +11348,21 @@
         <w:ind w:left="360"/>
       </w:pPr>
       <w:r>
-        <w:t>&lt;status</w:t>
+        <w:t>&lt;</w:t>
+      </w:r>
+      <w:proofErr w:type="spellStart"/>
+      <w:r>
+        <w:t>status</w:t>
       </w:r>
       <w:r>
         <w:t>_</w:t>
       </w:r>
       <w:r>
-        <w:t>register&gt; (1 byte).  The value of the status register.</w:t>
+        <w:t>register</w:t>
+      </w:r>
+      <w:proofErr w:type="spellEnd"/>
+      <w:r>
+        <w:t>&gt; (1 byte).  The value of the status register.</w:t>
       </w:r>
     </w:p>
     <w:p>
@@ -10144,7 +11370,15 @@
         <w:ind w:left="360"/>
       </w:pPr>
       <w:r>
-        <w:t>&lt;stack_pointer&gt; (1 byte).  The value of the stack register.</w:t>
+        <w:t>&lt;</w:t>
+      </w:r>
+      <w:proofErr w:type="spellStart"/>
+      <w:r>
+        <w:t>stack_pointer</w:t>
+      </w:r>
+      <w:proofErr w:type="spellEnd"/>
+      <w:r>
+        <w:t>&gt; (1 byte).  The value of the stack register.</w:t>
       </w:r>
     </w:p>
     <w:p>
@@ -10152,7 +11386,15 @@
         <w:ind w:left="360"/>
       </w:pPr>
       <w:r>
-        <w:t>&lt;rom_paging_register&gt; (1 byte).  The value of the ROM paging register (set via SHEILA address &amp;FE30).</w:t>
+        <w:t>&lt;</w:t>
+      </w:r>
+      <w:proofErr w:type="spellStart"/>
+      <w:r>
+        <w:t>rom_paging_register</w:t>
+      </w:r>
+      <w:proofErr w:type="spellEnd"/>
+      <w:r>
+        <w:t>&gt; (1 byte).  The value of the ROM paging register (set via SHEILA address &amp;FE30).</w:t>
       </w:r>
     </w:p>
     <w:p>
@@ -10160,7 +11402,15 @@
         <w:ind w:left="360"/>
       </w:pPr>
       <w:r>
-        <w:t>&lt;acccon&gt; (1 byte).  The value of the access control register (set via SHEILA address &amp;FE34).</w:t>
+        <w:t>&lt;</w:t>
+      </w:r>
+      <w:proofErr w:type="spellStart"/>
+      <w:r>
+        <w:t>acccon</w:t>
+      </w:r>
+      <w:proofErr w:type="spellEnd"/>
+      <w:r>
+        <w:t>&gt; (1 byte).  The value of the access control register (set via SHEILA address &amp;FE34).</w:t>
       </w:r>
     </w:p>
     <w:p>
@@ -10173,7 +11423,31 @@
         </w:rPr>
       </w:pPr>
       <w:r>
-        <w:t>&lt;call_stack&gt; = &lt;stack_frame_count&gt; + &lt;stack_frame&gt;</w:t>
+        <w:t>&lt;</w:t>
+      </w:r>
+      <w:proofErr w:type="spellStart"/>
+      <w:r>
+        <w:t>call_stack</w:t>
+      </w:r>
+      <w:proofErr w:type="spellEnd"/>
+      <w:r>
+        <w:t>&gt; = &lt;</w:t>
+      </w:r>
+      <w:proofErr w:type="spellStart"/>
+      <w:r>
+        <w:t>stack_frame_count</w:t>
+      </w:r>
+      <w:proofErr w:type="spellEnd"/>
+      <w:r>
+        <w:t>&gt; + &lt;</w:t>
+      </w:r>
+      <w:proofErr w:type="spellStart"/>
+      <w:r>
+        <w:t>stack_frame</w:t>
+      </w:r>
+      <w:proofErr w:type="spellEnd"/>
+      <w:r>
+        <w:t>&gt;</w:t>
       </w:r>
       <w:r>
         <w:rPr>
@@ -10347,7 +11621,15 @@
         <w:ind w:left="720"/>
       </w:pPr>
       <w:r>
-        <w:t>&lt;stack_frame_count&gt; (1 byte) The number of stack frames.</w:t>
+        <w:t>&lt;</w:t>
+      </w:r>
+      <w:proofErr w:type="spellStart"/>
+      <w:r>
+        <w:t>stack_frame_count</w:t>
+      </w:r>
+      <w:proofErr w:type="spellEnd"/>
+      <w:r>
+        <w:t>&gt; (1 byte) The number of stack frames.</w:t>
       </w:r>
     </w:p>
     <w:p>
@@ -10355,7 +11637,63 @@
         <w:ind w:left="720"/>
       </w:pPr>
       <w:r>
-        <w:t>&lt;stack_frame&gt; = &lt;stack_frame_type&gt; + &lt;start_address_page&gt; + &lt;start_address&gt; + &lt;return_address_page&gt; + &lt;return_address&gt; + &lt;return_stack_pointer&gt;</w:t>
+        <w:t>&lt;</w:t>
+      </w:r>
+      <w:proofErr w:type="spellStart"/>
+      <w:r>
+        <w:t>stack_frame</w:t>
+      </w:r>
+      <w:proofErr w:type="spellEnd"/>
+      <w:r>
+        <w:t>&gt; = &lt;</w:t>
+      </w:r>
+      <w:proofErr w:type="spellStart"/>
+      <w:r>
+        <w:t>stack_frame_type</w:t>
+      </w:r>
+      <w:proofErr w:type="spellEnd"/>
+      <w:r>
+        <w:t>&gt; + &lt;</w:t>
+      </w:r>
+      <w:proofErr w:type="spellStart"/>
+      <w:r>
+        <w:t>start_address_page</w:t>
+      </w:r>
+      <w:proofErr w:type="spellEnd"/>
+      <w:r>
+        <w:t>&gt; + &lt;</w:t>
+      </w:r>
+      <w:proofErr w:type="spellStart"/>
+      <w:r>
+        <w:t>start_address</w:t>
+      </w:r>
+      <w:proofErr w:type="spellEnd"/>
+      <w:r>
+        <w:t>&gt; + &lt;</w:t>
+      </w:r>
+      <w:proofErr w:type="spellStart"/>
+      <w:r>
+        <w:t>return_address_page</w:t>
+      </w:r>
+      <w:proofErr w:type="spellEnd"/>
+      <w:r>
+        <w:t>&gt; + &lt;</w:t>
+      </w:r>
+      <w:proofErr w:type="spellStart"/>
+      <w:r>
+        <w:t>return_address</w:t>
+      </w:r>
+      <w:proofErr w:type="spellEnd"/>
+      <w:r>
+        <w:t>&gt; + &lt;</w:t>
+      </w:r>
+      <w:proofErr w:type="spellStart"/>
+      <w:r>
+        <w:t>return_stack_pointer</w:t>
+      </w:r>
+      <w:proofErr w:type="spellEnd"/>
+      <w:r>
+        <w:t>&gt;</w:t>
       </w:r>
     </w:p>
     <w:p>
@@ -10363,7 +11701,15 @@
         <w:ind w:left="1080"/>
       </w:pPr>
       <w:r>
-        <w:t>&lt;stack_frame_type&gt; (1 byte) The stack frame’s type.  The value can be one of the following:</w:t>
+        <w:t>&lt;</w:t>
+      </w:r>
+      <w:proofErr w:type="spellStart"/>
+      <w:r>
+        <w:t>stack_frame_type</w:t>
+      </w:r>
+      <w:proofErr w:type="spellEnd"/>
+      <w:r>
+        <w:t>&gt; (1 byte) The stack frame’s type.  The value can be one of the following:</w:t>
       </w:r>
     </w:p>
     <w:tbl>
@@ -10556,7 +11902,15 @@
         <w:ind w:left="1080"/>
       </w:pPr>
       <w:r>
-        <w:t>&lt;start_address_page&gt; (1 byte) The memory page where the start address is located.  The value can be one of the following:</w:t>
+        <w:t>&lt;</w:t>
+      </w:r>
+      <w:proofErr w:type="spellStart"/>
+      <w:r>
+        <w:t>start_address_page</w:t>
+      </w:r>
+      <w:proofErr w:type="spellEnd"/>
+      <w:r>
+        <w:t>&gt; (1 byte) The memory page where the start address is located.  The value can be one of the following:</w:t>
       </w:r>
     </w:p>
     <w:tbl>
@@ -10809,9 +12163,11 @@
         <w:lastRenderedPageBreak/>
         <w:t>&lt;</w:t>
       </w:r>
+      <w:proofErr w:type="spellStart"/>
       <w:r>
         <w:t>start_address</w:t>
       </w:r>
+      <w:proofErr w:type="spellEnd"/>
       <w:r>
         <w:t>&gt; (</w:t>
       </w:r>
@@ -10868,7 +12224,15 @@
         <w:ind w:left="1080"/>
       </w:pPr>
       <w:r>
-        <w:t>&lt;return_address_page (1 byte) The memory page where the return address is located.  The value is defined in the above table.  The value in the root stack is always 16 (Whole RAM).</w:t>
+        <w:t>&lt;</w:t>
+      </w:r>
+      <w:proofErr w:type="spellStart"/>
+      <w:r>
+        <w:t>return_address_page</w:t>
+      </w:r>
+      <w:proofErr w:type="spellEnd"/>
+      <w:r>
+        <w:t xml:space="preserve"> (1 byte) The memory page where the return address is located.  The value is defined in the above table.  The value in the root stack is always 16 (Whole RAM).</w:t>
       </w:r>
     </w:p>
     <w:p>
@@ -10876,7 +12240,15 @@
         <w:ind w:left="1080"/>
       </w:pPr>
       <w:r>
-        <w:t xml:space="preserve">&lt;return_address&gt; (2 bytes) Return address.  The value that the program counter is set to by the returning </w:t>
+        <w:t>&lt;</w:t>
+      </w:r>
+      <w:proofErr w:type="spellStart"/>
+      <w:r>
+        <w:t>return_address</w:t>
+      </w:r>
+      <w:proofErr w:type="spellEnd"/>
+      <w:r>
+        <w:t xml:space="preserve">&gt; (2 bytes) Return address.  The value that the program counter is set to by the returning </w:t>
       </w:r>
       <w:r>
         <w:rPr>
@@ -10906,9 +12278,11 @@
       <w:r>
         <w:t>&lt;</w:t>
       </w:r>
+      <w:proofErr w:type="spellStart"/>
       <w:r>
         <w:t>return_stack_pointer</w:t>
       </w:r>
+      <w:proofErr w:type="spellEnd"/>
       <w:r>
         <w:t xml:space="preserve">&gt; </w:t>
       </w:r>
@@ -10941,13 +12315,21 @@
         <w:ind w:left="360"/>
       </w:pPr>
       <w:r>
-        <w:t>&lt;screen_</w:t>
+        <w:t>&lt;</w:t>
+      </w:r>
+      <w:proofErr w:type="spellStart"/>
+      <w:r>
+        <w:t>screen_</w:t>
       </w:r>
       <w:r>
         <w:t>wrap_</w:t>
       </w:r>
       <w:r>
-        <w:t xml:space="preserve">address&gt; (1 byte).  The value specifies the screen </w:t>
+        <w:t>address</w:t>
+      </w:r>
+      <w:proofErr w:type="spellEnd"/>
+      <w:r>
+        <w:t xml:space="preserve">&gt; (1 byte).  The value specifies the screen </w:t>
       </w:r>
       <w:r>
         <w:t xml:space="preserve">wrap </w:t>
@@ -11111,7 +12493,15 @@
         <w:ind w:left="360"/>
       </w:pPr>
       <w:r>
-        <w:t xml:space="preserve">&lt;hidden_ram_address&gt; (1 byte).  Populated only on the </w:t>
+        <w:t>&lt;</w:t>
+      </w:r>
+      <w:proofErr w:type="spellStart"/>
+      <w:r>
+        <w:t>hidden_ram_address</w:t>
+      </w:r>
+      <w:proofErr w:type="spellEnd"/>
+      <w:r>
+        <w:t xml:space="preserve">&gt; (1 byte).  Populated only on the </w:t>
       </w:r>
       <w:r>
         <w:t xml:space="preserve">BBC Model </w:t>
@@ -11131,7 +12521,15 @@
         <w:ind w:left="360"/>
       </w:pPr>
       <w:r>
-        <w:t>&lt;ULA_video_control_register&gt; (1 byte).  The value of the ULA video control register.</w:t>
+        <w:t>&lt;</w:t>
+      </w:r>
+      <w:proofErr w:type="spellStart"/>
+      <w:r>
+        <w:t>ULA_video_control_register</w:t>
+      </w:r>
+      <w:proofErr w:type="spellEnd"/>
+      <w:r>
+        <w:t>&gt; (1 byte).  The value of the ULA video control register.</w:t>
       </w:r>
     </w:p>
     <w:p>
@@ -11139,7 +12537,23 @@
         <w:ind w:left="360"/>
       </w:pPr>
       <w:r>
-        <w:t>&lt;ULA_palette&gt; (16 bytes).  The ULA’s 16 palette entries where physical colors are xor’d with 0x7.</w:t>
+        <w:t>&lt;</w:t>
+      </w:r>
+      <w:proofErr w:type="spellStart"/>
+      <w:r>
+        <w:t>ULA_palette</w:t>
+      </w:r>
+      <w:proofErr w:type="spellEnd"/>
+      <w:r>
+        <w:t xml:space="preserve">&gt; (16 bytes).  The ULA’s 16 palette entries where physical colors are </w:t>
+      </w:r>
+      <w:proofErr w:type="spellStart"/>
+      <w:r>
+        <w:t>xor’d</w:t>
+      </w:r>
+      <w:proofErr w:type="spellEnd"/>
+      <w:r>
+        <w:t xml:space="preserve"> with 0x7.</w:t>
       </w:r>
     </w:p>
     <w:p>
@@ -11155,7 +12569,15 @@
         <w:ind w:left="360"/>
       </w:pPr>
       <w:r>
-        <w:t xml:space="preserve">&lt;memory_snapshot&gt; = </w:t>
+        <w:t>&lt;</w:t>
+      </w:r>
+      <w:proofErr w:type="spellStart"/>
+      <w:r>
+        <w:t>memory_snapshot</w:t>
+      </w:r>
+      <w:proofErr w:type="spellEnd"/>
+      <w:r>
+        <w:t xml:space="preserve">&gt; = </w:t>
       </w:r>
     </w:p>
     <w:p>
@@ -11168,7 +12590,31 @@
         </w:rPr>
       </w:pPr>
       <w:r>
-        <w:t>&lt;base_memory&gt; + &lt;paged_memory&gt; + &lt;shadow_ram&gt;</w:t>
+        <w:t>&lt;</w:t>
+      </w:r>
+      <w:proofErr w:type="spellStart"/>
+      <w:r>
+        <w:t>base_memory</w:t>
+      </w:r>
+      <w:proofErr w:type="spellEnd"/>
+      <w:r>
+        <w:t>&gt; + &lt;</w:t>
+      </w:r>
+      <w:proofErr w:type="spellStart"/>
+      <w:r>
+        <w:t>paged_memory</w:t>
+      </w:r>
+      <w:proofErr w:type="spellEnd"/>
+      <w:r>
+        <w:t>&gt; + &lt;</w:t>
+      </w:r>
+      <w:proofErr w:type="spellStart"/>
+      <w:r>
+        <w:t>shadow_ram</w:t>
+      </w:r>
+      <w:proofErr w:type="spellEnd"/>
+      <w:r>
+        <w:t>&gt;</w:t>
       </w:r>
       <w:r>
         <w:rPr>
@@ -11179,7 +12625,15 @@
         <w:t>opt</w:t>
       </w:r>
       <w:r>
-        <w:t xml:space="preserve"> + &lt;mos_ram&gt;</w:t>
+        <w:t xml:space="preserve"> + &lt;</w:t>
+      </w:r>
+      <w:proofErr w:type="spellStart"/>
+      <w:r>
+        <w:t>mos_ram</w:t>
+      </w:r>
+      <w:proofErr w:type="spellEnd"/>
+      <w:r>
+        <w:t>&gt;</w:t>
       </w:r>
       <w:r>
         <w:rPr>
@@ -11198,7 +12652,15 @@
         <w:t>opt</w:t>
       </w:r>
       <w:r>
-        <w:t xml:space="preserve"> + &lt;filing_system_ram&gt;</w:t>
+        <w:t xml:space="preserve"> + &lt;</w:t>
+      </w:r>
+      <w:proofErr w:type="spellStart"/>
+      <w:r>
+        <w:t>filing_system_ram</w:t>
+      </w:r>
+      <w:proofErr w:type="spellEnd"/>
+      <w:r>
+        <w:t>&gt;</w:t>
       </w:r>
       <w:r>
         <w:rPr>
@@ -11212,7 +12674,15 @@
         <w:t xml:space="preserve"> +</w:t>
       </w:r>
       <w:r>
-        <w:t xml:space="preserve"> &lt;private_ram&gt;</w:t>
+        <w:t xml:space="preserve"> &lt;</w:t>
+      </w:r>
+      <w:proofErr w:type="spellStart"/>
+      <w:r>
+        <w:t>private_ram</w:t>
+      </w:r>
+      <w:proofErr w:type="spellEnd"/>
+      <w:r>
+        <w:t>&gt;</w:t>
       </w:r>
       <w:r>
         <w:rPr>
@@ -11223,7 +12693,15 @@
         <w:t>opt</w:t>
       </w:r>
       <w:r>
-        <w:t xml:space="preserve"> + &lt;hidden_ram&gt;</w:t>
+        <w:t xml:space="preserve"> + &lt;</w:t>
+      </w:r>
+      <w:proofErr w:type="spellStart"/>
+      <w:r>
+        <w:t>hidden_ram</w:t>
+      </w:r>
+      <w:proofErr w:type="spellEnd"/>
+      <w:r>
+        <w:t>&gt;</w:t>
       </w:r>
       <w:r>
         <w:rPr>
@@ -11374,7 +12852,15 @@
               <w:ind w:left="1440" w:hanging="1440"/>
             </w:pPr>
             <w:r>
-              <w:t>&lt;base_memory&gt;</w:t>
+              <w:t>&lt;</w:t>
+            </w:r>
+            <w:proofErr w:type="spellStart"/>
+            <w:r>
+              <w:t>base_memory</w:t>
+            </w:r>
+            <w:proofErr w:type="spellEnd"/>
+            <w:r>
+              <w:t>&gt;</w:t>
             </w:r>
           </w:p>
         </w:tc>
@@ -11445,7 +12931,15 @@
               <w:ind w:left="1440" w:hanging="1440"/>
             </w:pPr>
             <w:r>
-              <w:t>&lt;paged_memory&gt;</w:t>
+              <w:t>&lt;</w:t>
+            </w:r>
+            <w:proofErr w:type="spellStart"/>
+            <w:r>
+              <w:t>paged_memory</w:t>
+            </w:r>
+            <w:proofErr w:type="spellEnd"/>
+            <w:r>
+              <w:t>&gt;</w:t>
             </w:r>
           </w:p>
         </w:tc>
@@ -11513,7 +13007,15 @@
           </w:tcPr>
           <w:p>
             <w:r>
-              <w:t>&lt;shadow_ram&gt;</w:t>
+              <w:t>&lt;</w:t>
+            </w:r>
+            <w:proofErr w:type="spellStart"/>
+            <w:r>
+              <w:t>shadow_ram</w:t>
+            </w:r>
+            <w:proofErr w:type="spellEnd"/>
+            <w:r>
+              <w:t>&gt;</w:t>
             </w:r>
           </w:p>
         </w:tc>
@@ -11574,7 +13076,15 @@
           </w:tcPr>
           <w:p>
             <w:r>
-              <w:t>&lt;mos_ram&gt;</w:t>
+              <w:t>&lt;</w:t>
+            </w:r>
+            <w:proofErr w:type="spellStart"/>
+            <w:r>
+              <w:t>mos_ram</w:t>
+            </w:r>
+            <w:proofErr w:type="spellEnd"/>
+            <w:r>
+              <w:t>&gt;</w:t>
             </w:r>
           </w:p>
         </w:tc>
@@ -11629,7 +13139,15 @@
           </w:tcPr>
           <w:p>
             <w:r>
-              <w:t>&lt;filing_system_ram&gt;</w:t>
+              <w:t>&lt;</w:t>
+            </w:r>
+            <w:proofErr w:type="spellStart"/>
+            <w:r>
+              <w:t>filing_system_ram</w:t>
+            </w:r>
+            <w:proofErr w:type="spellEnd"/>
+            <w:r>
+              <w:t>&gt;</w:t>
             </w:r>
           </w:p>
         </w:tc>
@@ -11684,7 +13202,15 @@
           </w:tcPr>
           <w:p>
             <w:r>
-              <w:t>&lt;private_ram&gt;</w:t>
+              <w:t>&lt;</w:t>
+            </w:r>
+            <w:proofErr w:type="spellStart"/>
+            <w:r>
+              <w:t>private_ram</w:t>
+            </w:r>
+            <w:proofErr w:type="spellEnd"/>
+            <w:r>
+              <w:t>&gt;</w:t>
             </w:r>
           </w:p>
         </w:tc>
@@ -11742,7 +13268,15 @@
           </w:tcPr>
           <w:p>
             <w:r>
-              <w:t>&lt;hidden_ram&gt;</w:t>
+              <w:t>&lt;</w:t>
+            </w:r>
+            <w:proofErr w:type="spellStart"/>
+            <w:r>
+              <w:t>hidden_ram</w:t>
+            </w:r>
+            <w:proofErr w:type="spellEnd"/>
+            <w:r>
+              <w:t>&gt;</w:t>
             </w:r>
           </w:p>
         </w:tc>
@@ -11797,7 +13331,15 @@
       </w:pPr>
       <w:r>
         <w:br/>
-        <w:t>&lt;base_memory&gt; (64K) The default 64K of memory.  Addresses 0 to &amp;FFFF.</w:t>
+        <w:t>&lt;</w:t>
+      </w:r>
+      <w:proofErr w:type="spellStart"/>
+      <w:r>
+        <w:t>base_memory</w:t>
+      </w:r>
+      <w:proofErr w:type="spellEnd"/>
+      <w:r>
+        <w:t>&gt; (64K) The default 64K of memory.  Addresses 0 to &amp;FFFF.</w:t>
       </w:r>
     </w:p>
     <w:p>
@@ -11805,7 +13347,31 @@
         <w:ind w:left="720" w:hanging="360"/>
       </w:pPr>
       <w:r>
-        <w:t>&lt;paged_memory&gt; = &lt;page_count&gt; + &lt;page_data&gt;</w:t>
+        <w:t>&lt;</w:t>
+      </w:r>
+      <w:proofErr w:type="spellStart"/>
+      <w:r>
+        <w:t>paged_memory</w:t>
+      </w:r>
+      <w:proofErr w:type="spellEnd"/>
+      <w:r>
+        <w:t>&gt; = &lt;</w:t>
+      </w:r>
+      <w:proofErr w:type="spellStart"/>
+      <w:r>
+        <w:t>page_count</w:t>
+      </w:r>
+      <w:proofErr w:type="spellEnd"/>
+      <w:r>
+        <w:t>&gt; + &lt;</w:t>
+      </w:r>
+      <w:proofErr w:type="spellStart"/>
+      <w:r>
+        <w:t>page_data</w:t>
+      </w:r>
+      <w:proofErr w:type="spellEnd"/>
+      <w:r>
+        <w:t>&gt;</w:t>
       </w:r>
       <w:r>
         <w:rPr>
@@ -11824,7 +13390,15 @@
         <w:ind w:left="720"/>
       </w:pPr>
       <w:r>
-        <w:t>&lt;page_count&gt; (1 byte) The number of pages.</w:t>
+        <w:t>&lt;</w:t>
+      </w:r>
+      <w:proofErr w:type="spellStart"/>
+      <w:r>
+        <w:t>page_count</w:t>
+      </w:r>
+      <w:proofErr w:type="spellEnd"/>
+      <w:r>
+        <w:t>&gt; (1 byte) The number of pages.</w:t>
       </w:r>
     </w:p>
     <w:p>
@@ -11832,7 +13406,39 @@
         <w:ind w:left="720"/>
       </w:pPr>
       <w:r>
-        <w:t>&lt;page_data&gt; = &lt;page_bank&gt; + &lt;page_readonly&gt; + &lt;page_memory&gt;</w:t>
+        <w:t>&lt;</w:t>
+      </w:r>
+      <w:proofErr w:type="spellStart"/>
+      <w:r>
+        <w:t>page_data</w:t>
+      </w:r>
+      <w:proofErr w:type="spellEnd"/>
+      <w:r>
+        <w:t>&gt; = &lt;</w:t>
+      </w:r>
+      <w:proofErr w:type="spellStart"/>
+      <w:r>
+        <w:t>page_bank</w:t>
+      </w:r>
+      <w:proofErr w:type="spellEnd"/>
+      <w:r>
+        <w:t>&gt; + &lt;</w:t>
+      </w:r>
+      <w:proofErr w:type="spellStart"/>
+      <w:r>
+        <w:t>page_readonly</w:t>
+      </w:r>
+      <w:proofErr w:type="spellEnd"/>
+      <w:r>
+        <w:t>&gt; + &lt;</w:t>
+      </w:r>
+      <w:proofErr w:type="spellStart"/>
+      <w:r>
+        <w:t>page_memory</w:t>
+      </w:r>
+      <w:proofErr w:type="spellEnd"/>
+      <w:r>
+        <w:t>&gt;</w:t>
       </w:r>
     </w:p>
     <w:p>
@@ -11840,7 +13446,15 @@
         <w:ind w:left="1080"/>
       </w:pPr>
       <w:r>
-        <w:t>&lt;page_bank&gt; (1 byte) A page bank id</w:t>
+        <w:t>&lt;</w:t>
+      </w:r>
+      <w:proofErr w:type="spellStart"/>
+      <w:r>
+        <w:t>page_bank</w:t>
+      </w:r>
+      <w:proofErr w:type="spellEnd"/>
+      <w:r>
+        <w:t>&gt; (1 byte) A page bank id</w:t>
       </w:r>
       <w:r>
         <w:t xml:space="preserve"> (0 to 16).</w:t>
@@ -11851,7 +13465,15 @@
         <w:ind w:left="1080"/>
       </w:pPr>
       <w:r>
-        <w:t xml:space="preserve">&lt;page_readonly&gt; (1 byte) A page </w:t>
+        <w:t>&lt;</w:t>
+      </w:r>
+      <w:proofErr w:type="spellStart"/>
+      <w:r>
+        <w:t>page_readonly</w:t>
+      </w:r>
+      <w:proofErr w:type="spellEnd"/>
+      <w:r>
+        <w:t xml:space="preserve">&gt; (1 byte) A page </w:t>
       </w:r>
       <w:r>
         <w:t>read-only</w:t>
@@ -11877,7 +13499,15 @@
         <w:ind w:left="1080"/>
       </w:pPr>
       <w:r>
-        <w:t>&lt;page_memory&gt; (16K) The memory contents of a page.  Addresses &amp;8000 to &amp;BFFF.</w:t>
+        <w:t>&lt;</w:t>
+      </w:r>
+      <w:proofErr w:type="spellStart"/>
+      <w:r>
+        <w:t>page_memory</w:t>
+      </w:r>
+      <w:proofErr w:type="spellEnd"/>
+      <w:r>
+        <w:t>&gt; (16K) The memory contents of a page.  Addresses &amp;8000 to &amp;BFFF.</w:t>
       </w:r>
     </w:p>
     <w:p>
@@ -11885,7 +13515,15 @@
         <w:ind w:left="360"/>
       </w:pPr>
       <w:r>
-        <w:t>&lt;shadow_ram&gt; (20K) Populated on Model B Plus, BBC Model B Integra, and BBC Master.  Addresses &amp;3000 to &amp;7FFF.</w:t>
+        <w:t>&lt;</w:t>
+      </w:r>
+      <w:proofErr w:type="spellStart"/>
+      <w:r>
+        <w:t>shadow_ram</w:t>
+      </w:r>
+      <w:proofErr w:type="spellEnd"/>
+      <w:r>
+        <w:t>&gt; (20K) Populated on Model B Plus, BBC Model B Integra, and BBC Master.  Addresses &amp;3000 to &amp;7FFF.</w:t>
       </w:r>
     </w:p>
     <w:p>
@@ -11893,7 +13531,15 @@
         <w:ind w:left="360"/>
       </w:pPr>
       <w:r>
-        <w:t>&lt;mos_ram&gt; (4K) Populated on BBC Master.  Addresses &amp;8000 to &amp;8FFF.</w:t>
+        <w:t>&lt;</w:t>
+      </w:r>
+      <w:proofErr w:type="spellStart"/>
+      <w:r>
+        <w:t>mos_ram</w:t>
+      </w:r>
+      <w:proofErr w:type="spellEnd"/>
+      <w:r>
+        <w:t>&gt; (4K) Populated on BBC Master.  Addresses &amp;8000 to &amp;8FFF.</w:t>
       </w:r>
     </w:p>
     <w:p>
@@ -11901,7 +13547,15 @@
         <w:ind w:left="360"/>
       </w:pPr>
       <w:r>
-        <w:t>&lt;filing_system_ram&gt; (8K) Populated on BBC Master.  Addresses &amp;C000 to &amp;DFFF.</w:t>
+        <w:t>&lt;</w:t>
+      </w:r>
+      <w:proofErr w:type="spellStart"/>
+      <w:r>
+        <w:t>filing_system_ram</w:t>
+      </w:r>
+      <w:proofErr w:type="spellEnd"/>
+      <w:r>
+        <w:t>&gt; (8K) Populated on BBC Master.  Addresses &amp;C000 to &amp;DFFF.</w:t>
       </w:r>
     </w:p>
     <w:p>
@@ -11909,7 +13563,15 @@
         <w:ind w:left="360"/>
       </w:pPr>
       <w:r>
-        <w:t xml:space="preserve">&lt;private_ram&gt; (12K) Populated on </w:t>
+        <w:t>&lt;</w:t>
+      </w:r>
+      <w:proofErr w:type="spellStart"/>
+      <w:r>
+        <w:t>private_ram</w:t>
+      </w:r>
+      <w:proofErr w:type="spellEnd"/>
+      <w:r>
+        <w:t xml:space="preserve">&gt; (12K) Populated on </w:t>
       </w:r>
       <w:r>
         <w:t xml:space="preserve">BBC </w:t>
@@ -11956,7 +13618,15 @@
         <w:ind w:left="360"/>
       </w:pPr>
       <w:r>
-        <w:t>&lt;hidden_ram&gt; (256 bytes) Populated on BBC Model Integra B.</w:t>
+        <w:t>&lt;</w:t>
+      </w:r>
+      <w:proofErr w:type="spellStart"/>
+      <w:r>
+        <w:t>hidden_ram</w:t>
+      </w:r>
+      <w:proofErr w:type="spellEnd"/>
+      <w:r>
+        <w:t>&gt; (256 bytes) Populated on BBC Model Integra B.</w:t>
       </w:r>
     </w:p>
     <w:p>
@@ -11981,10 +13651,34 @@
           <w:b/>
           <w:bCs/>
         </w:rPr>
-        <w:t>&lt;execution_chunk&gt;</w:t>
-      </w:r>
-      <w:r>
-        <w:t xml:space="preserve"> = &lt;common_header(</w:t>
+        <w:t>&lt;</w:t>
+      </w:r>
+      <w:proofErr w:type="spellStart"/>
+      <w:r>
+        <w:rPr>
+          <w:b/>
+          <w:bCs/>
+        </w:rPr>
+        <w:t>execution_chunk</w:t>
+      </w:r>
+      <w:proofErr w:type="spellEnd"/>
+      <w:r>
+        <w:rPr>
+          <w:b/>
+          <w:bCs/>
+        </w:rPr>
+        <w:t>&gt;</w:t>
+      </w:r>
+      <w:r>
+        <w:t xml:space="preserve"> = &lt;</w:t>
+      </w:r>
+      <w:proofErr w:type="spellStart"/>
+      <w:r>
+        <w:t>common_header</w:t>
+      </w:r>
+      <w:proofErr w:type="spellEnd"/>
+      <w:r>
+        <w:t>(</w:t>
       </w:r>
       <w:r>
         <w:rPr>
@@ -11993,6 +13687,7 @@
         </w:rPr>
         <w:t>‘</w:t>
       </w:r>
+      <w:proofErr w:type="spellStart"/>
       <w:r>
         <w:rPr>
           <w:rFonts w:ascii="Aptos" w:hAnsi="Aptos"/>
@@ -12000,7 +13695,17 @@
           <w:bCs/>
           <w:color w:val="000000"/>
         </w:rPr>
-        <w:t>PFex’</w:t>
+        <w:t>PFex</w:t>
+      </w:r>
+      <w:proofErr w:type="spellEnd"/>
+      <w:r>
+        <w:rPr>
+          <w:rFonts w:ascii="Aptos" w:hAnsi="Aptos"/>
+          <w:b/>
+          <w:bCs/>
+          <w:color w:val="000000"/>
+        </w:rPr>
+        <w:t>’</w:t>
       </w:r>
       <w:r>
         <w:rPr>
@@ -12010,7 +13715,15 @@
         <w:t>)</w:t>
       </w:r>
       <w:r>
-        <w:t>&gt; + &lt;execution_data&gt; where</w:t>
+        <w:t>&gt; + &lt;</w:t>
+      </w:r>
+      <w:proofErr w:type="spellStart"/>
+      <w:r>
+        <w:t>execution_data</w:t>
+      </w:r>
+      <w:proofErr w:type="spellEnd"/>
+      <w:r>
+        <w:t>&gt; where</w:t>
       </w:r>
     </w:p>
     <w:p>
@@ -12022,7 +13735,23 @@
           <w:b/>
           <w:bCs/>
         </w:rPr>
-        <w:t>&lt;execution_data&gt;</w:t>
+        <w:t>&lt;</w:t>
+      </w:r>
+      <w:proofErr w:type="spellStart"/>
+      <w:r>
+        <w:rPr>
+          <w:b/>
+          <w:bCs/>
+        </w:rPr>
+        <w:t>execution_data</w:t>
+      </w:r>
+      <w:proofErr w:type="spellEnd"/>
+      <w:r>
+        <w:rPr>
+          <w:b/>
+          <w:bCs/>
+        </w:rPr>
+        <w:t>&gt;</w:t>
       </w:r>
       <w:r>
         <w:t xml:space="preserve"> = list of </w:t>
@@ -12075,7 +13804,23 @@
         <w:t>&gt;</w:t>
       </w:r>
       <w:r>
-        <w:t xml:space="preserve"> = &lt;event_marker&gt; + &lt;event_params&gt; </w:t>
+        <w:t xml:space="preserve"> = &lt;</w:t>
+      </w:r>
+      <w:proofErr w:type="spellStart"/>
+      <w:r>
+        <w:t>event_marker</w:t>
+      </w:r>
+      <w:proofErr w:type="spellEnd"/>
+      <w:r>
+        <w:t>&gt; + &lt;</w:t>
+      </w:r>
+      <w:proofErr w:type="spellStart"/>
+      <w:r>
+        <w:t>event_params</w:t>
+      </w:r>
+      <w:proofErr w:type="spellEnd"/>
+      <w:r>
+        <w:t xml:space="preserve">&gt; </w:t>
       </w:r>
     </w:p>
     <w:p>
@@ -12083,7 +13828,15 @@
         <w:ind w:left="720"/>
       </w:pPr>
       <w:r>
-        <w:t>&lt;event_marker&gt; (2 bytes).  A two-byte value that distinguishes an &lt;event&gt; from an &lt;instruction&gt;.  The marker also specifies the event type and subsequent parameters as depicted in the table below.</w:t>
+        <w:t>&lt;</w:t>
+      </w:r>
+      <w:proofErr w:type="spellStart"/>
+      <w:r>
+        <w:t>event_marker</w:t>
+      </w:r>
+      <w:proofErr w:type="spellEnd"/>
+      <w:r>
+        <w:t>&gt; (2 bytes).  A two-byte value that distinguishes an &lt;event&gt; from an &lt;instruction&gt;.  The marker also specifies the event type and subsequent parameters as depicted in the table below.</w:t>
       </w:r>
     </w:p>
     <w:tbl>
@@ -12201,7 +13954,15 @@
           </w:tcPr>
           <w:p>
             <w:r>
-              <w:t>&lt;interrupt_event_params&gt;</w:t>
+              <w:t>&lt;</w:t>
+            </w:r>
+            <w:proofErr w:type="spellStart"/>
+            <w:r>
+              <w:t>interrupt_event_params</w:t>
+            </w:r>
+            <w:proofErr w:type="spellEnd"/>
+            <w:r>
+              <w:t>&gt;</w:t>
             </w:r>
           </w:p>
         </w:tc>
@@ -12233,7 +13994,15 @@
           </w:tcPr>
           <w:p>
             <w:r>
-              <w:t>&lt;interrupt_event_params&gt;</w:t>
+              <w:t>&lt;</w:t>
+            </w:r>
+            <w:proofErr w:type="spellStart"/>
+            <w:r>
+              <w:t>interrupt_event_params</w:t>
+            </w:r>
+            <w:proofErr w:type="spellEnd"/>
+            <w:r>
+              <w:t>&gt;</w:t>
             </w:r>
           </w:p>
         </w:tc>
@@ -12271,8 +14040,13 @@
               </w:rPr>
               <w:t>&lt;</w:t>
             </w:r>
-            <w:r>
-              <w:t>display_field&gt;</w:t>
+            <w:proofErr w:type="spellStart"/>
+            <w:r>
+              <w:t>display_field</w:t>
+            </w:r>
+            <w:proofErr w:type="spellEnd"/>
+            <w:r>
+              <w:t>&gt;</w:t>
             </w:r>
           </w:p>
         </w:tc>
@@ -12294,7 +14068,23 @@
                 <w:i/>
                 <w:iCs/>
               </w:rPr>
-              <w:t>&amp;80, &amp;03..&amp;7F</w:t>
+              <w:t>&amp;80, &amp;</w:t>
+            </w:r>
+            <w:proofErr w:type="gramStart"/>
+            <w:r>
+              <w:rPr>
+                <w:i/>
+                <w:iCs/>
+              </w:rPr>
+              <w:t>03..</w:t>
+            </w:r>
+            <w:proofErr w:type="gramEnd"/>
+            <w:r>
+              <w:rPr>
+                <w:i/>
+                <w:iCs/>
+              </w:rPr>
+              <w:t>&amp;7F</w:t>
             </w:r>
           </w:p>
         </w:tc>
@@ -12353,7 +14143,15 @@
         <w:t xml:space="preserve">The </w:t>
       </w:r>
       <w:r>
-        <w:t>maskable (IRQ) and non-maskable (NMI) interrupt events signify that an interrupt has occurred.  A begin display event signifies that the screen memory read, used to display screen memory, begins.  The screen memory is read every 50</w:t>
+        <w:t xml:space="preserve">maskable (IRQ) and non-maskable (NMI) interrupt events signify that an </w:t>
+      </w:r>
+      <w:proofErr w:type="gramStart"/>
+      <w:r>
+        <w:t>interrupt</w:t>
+      </w:r>
+      <w:proofErr w:type="gramEnd"/>
+      <w:r>
+        <w:t xml:space="preserve"> has occurred.  A begin display event signifies that the screen memory read, used to display screen memory, begins.  The screen memory is read every 50</w:t>
       </w:r>
       <w:r>
         <w:rPr>
@@ -12374,7 +14172,23 @@
           <w:b/>
           <w:bCs/>
         </w:rPr>
-        <w:t>&lt;interrupt_event_params&gt;</w:t>
+        <w:t>&lt;</w:t>
+      </w:r>
+      <w:proofErr w:type="spellStart"/>
+      <w:r>
+        <w:rPr>
+          <w:b/>
+          <w:bCs/>
+        </w:rPr>
+        <w:t>interrupt_event_params</w:t>
+      </w:r>
+      <w:proofErr w:type="spellEnd"/>
+      <w:r>
+        <w:rPr>
+          <w:b/>
+          <w:bCs/>
+        </w:rPr>
+        <w:t>&gt;</w:t>
       </w:r>
       <w:r>
         <w:t xml:space="preserve"> </w:t>
@@ -12387,8 +14201,29 @@
       </w:r>
       <w:r>
         <w:br/>
-        <w:t>&lt;cycle_count&gt; + &lt;destination_address&gt; + &lt;return_address</w:t>
-      </w:r>
+        <w:t>&lt;</w:t>
+      </w:r>
+      <w:proofErr w:type="spellStart"/>
+      <w:r>
+        <w:t>cycle_count</w:t>
+      </w:r>
+      <w:proofErr w:type="spellEnd"/>
+      <w:r>
+        <w:t>&gt; + &lt;</w:t>
+      </w:r>
+      <w:proofErr w:type="spellStart"/>
+      <w:r>
+        <w:t>destination_address</w:t>
+      </w:r>
+      <w:proofErr w:type="spellEnd"/>
+      <w:r>
+        <w:t>&gt; + &lt;</w:t>
+      </w:r>
+      <w:proofErr w:type="spellStart"/>
+      <w:r>
+        <w:t>return_address</w:t>
+      </w:r>
+      <w:proofErr w:type="spellEnd"/>
       <w:r>
         <w:t>&gt;</w:t>
       </w:r>
@@ -12398,7 +14233,15 @@
         <w:ind w:left="1080"/>
       </w:pPr>
       <w:r>
-        <w:t>&lt;cycle_count&gt; (1 byte) Specifies how many cycles it took to jump to the service routine.  This is always seven.</w:t>
+        <w:t>&lt;</w:t>
+      </w:r>
+      <w:proofErr w:type="spellStart"/>
+      <w:r>
+        <w:t>cycle_count</w:t>
+      </w:r>
+      <w:proofErr w:type="spellEnd"/>
+      <w:r>
+        <w:t>&gt; (1 byte) Specifies how many cycles it took to jump to the service routine.  This is always seven.</w:t>
       </w:r>
     </w:p>
     <w:p>
@@ -12410,7 +14253,15 @@
         </w:rPr>
       </w:pPr>
       <w:r>
-        <w:t xml:space="preserve">&lt;destination_address&gt; (2 bytes).  The address of the interrupt service routine.  </w:t>
+        <w:t>&lt;</w:t>
+      </w:r>
+      <w:proofErr w:type="spellStart"/>
+      <w:r>
+        <w:t>destination_address</w:t>
+      </w:r>
+      <w:proofErr w:type="spellEnd"/>
+      <w:r>
+        <w:t xml:space="preserve">&gt; (2 bytes).  The address of the interrupt service routine.  </w:t>
       </w:r>
       <w:r>
         <w:t>For NMI interrupts, the value held in $FFFA–$FFFB.  For IRQ’s, the value held in $FFFE–$FFFF.</w:t>
@@ -12421,7 +14272,15 @@
         <w:ind w:left="1080"/>
       </w:pPr>
       <w:r>
-        <w:t>&lt;return_address&gt; (2 bytes).  The return address that was pushed on the stack.</w:t>
+        <w:t>&lt;</w:t>
+      </w:r>
+      <w:proofErr w:type="spellStart"/>
+      <w:r>
+        <w:t>return_address</w:t>
+      </w:r>
+      <w:proofErr w:type="spellEnd"/>
+      <w:r>
+        <w:t>&gt; (2 bytes).  The return address that was pushed on the stack.</w:t>
       </w:r>
     </w:p>
     <w:p>
@@ -12434,6 +14293,7 @@
       <w:r>
         <w:t>&lt;</w:t>
       </w:r>
+      <w:proofErr w:type="spellStart"/>
       <w:r>
         <w:rPr>
           <w:b/>
@@ -12441,11 +14301,17 @@
         </w:rPr>
         <w:t>display_field</w:t>
       </w:r>
+      <w:proofErr w:type="spellEnd"/>
+      <w:proofErr w:type="gramStart"/>
       <w:r>
         <w:t>&gt;</w:t>
       </w:r>
       <w:r>
-        <w:t xml:space="preserve">  (1 byte).  0 for even field, 1 for odd field (when interlaced sync is enabled).</w:t>
+        <w:t xml:space="preserve">  (</w:t>
+      </w:r>
+      <w:proofErr w:type="gramEnd"/>
+      <w:r>
+        <w:t>1 byte).  0 for even field, 1 for odd field (when interlaced sync is enabled).</w:t>
       </w:r>
     </w:p>
     <w:p>
@@ -12471,7 +14337,15 @@
       </w:r>
       <w:r>
         <w:br/>
-        <w:t>&lt;opcode_address&gt; + &lt;opcode&gt; + &lt;operand&gt;</w:t>
+        <w:t>&lt;</w:t>
+      </w:r>
+      <w:proofErr w:type="spellStart"/>
+      <w:r>
+        <w:t>opcode_address</w:t>
+      </w:r>
+      <w:proofErr w:type="spellEnd"/>
+      <w:r>
+        <w:t>&gt; + &lt;opcode&gt; + &lt;operand&gt;</w:t>
       </w:r>
       <w:r>
         <w:rPr>
@@ -12486,13 +14360,37 @@
       </w:r>
       <w:r>
         <w:br/>
-        <w:t xml:space="preserve">&lt;cycle_count&gt; + &lt;modified_registers&gt; </w:t>
+        <w:t>&lt;</w:t>
+      </w:r>
+      <w:proofErr w:type="spellStart"/>
+      <w:r>
+        <w:t>cycle_count</w:t>
+      </w:r>
+      <w:proofErr w:type="spellEnd"/>
+      <w:r>
+        <w:t>&gt; + &lt;</w:t>
+      </w:r>
+      <w:proofErr w:type="spellStart"/>
+      <w:r>
+        <w:t>modified_registers</w:t>
+      </w:r>
+      <w:proofErr w:type="spellEnd"/>
+      <w:r>
+        <w:t xml:space="preserve">&gt; </w:t>
       </w:r>
       <w:r>
         <w:t xml:space="preserve">+ </w:t>
       </w:r>
       <w:r>
-        <w:t>&lt;destination_address&gt;</w:t>
+        <w:t>&lt;</w:t>
+      </w:r>
+      <w:proofErr w:type="spellStart"/>
+      <w:r>
+        <w:t>destination_address</w:t>
+      </w:r>
+      <w:proofErr w:type="spellEnd"/>
+      <w:r>
+        <w:t>&gt;</w:t>
       </w:r>
       <w:r>
         <w:rPr>
@@ -12503,7 +14401,15 @@
         <w:t>opt</w:t>
       </w:r>
       <w:r>
-        <w:t xml:space="preserve"> + &lt;memory_address&gt;</w:t>
+        <w:t xml:space="preserve"> + &lt;</w:t>
+      </w:r>
+      <w:proofErr w:type="spellStart"/>
+      <w:r>
+        <w:t>memory_address</w:t>
+      </w:r>
+      <w:proofErr w:type="spellEnd"/>
+      <w:r>
+        <w:t>&gt;</w:t>
       </w:r>
       <w:r>
         <w:rPr>
@@ -12514,7 +14420,15 @@
         <w:t>opt</w:t>
       </w:r>
       <w:r>
-        <w:t xml:space="preserve"> &lt;memory_read_value&gt;</w:t>
+        <w:t xml:space="preserve"> &lt;</w:t>
+      </w:r>
+      <w:proofErr w:type="spellStart"/>
+      <w:r>
+        <w:t>memory_read_value</w:t>
+      </w:r>
+      <w:proofErr w:type="spellEnd"/>
+      <w:r>
+        <w:t>&gt;</w:t>
       </w:r>
       <w:r>
         <w:rPr>
@@ -12533,7 +14447,15 @@
         <w:t xml:space="preserve"> </w:t>
       </w:r>
       <w:r>
-        <w:t>+ &lt;memory_write_value&gt;</w:t>
+        <w:t>+ &lt;</w:t>
+      </w:r>
+      <w:proofErr w:type="spellStart"/>
+      <w:r>
+        <w:t>memory_write_value</w:t>
+      </w:r>
+      <w:proofErr w:type="spellEnd"/>
+      <w:r>
+        <w:t>&gt;</w:t>
       </w:r>
       <w:r>
         <w:rPr>
@@ -12552,7 +14474,15 @@
         <w:ind w:left="720"/>
       </w:pPr>
       <w:r>
-        <w:t>&lt;opcode_address&gt; (1, 2, or 3 bytes) The instruction’s opcode address is encoded in 1, 2 or 3 bytes as depicted in the following table, where addresses are stored in relative format if possible.</w:t>
+        <w:t>&lt;</w:t>
+      </w:r>
+      <w:proofErr w:type="spellStart"/>
+      <w:r>
+        <w:t>opcode_address</w:t>
+      </w:r>
+      <w:proofErr w:type="spellEnd"/>
+      <w:r>
+        <w:t>&gt; (1, 2, or 3 bytes) The instruction’s opcode address is encoded in 1, 2 or 3 bytes as depicted in the following table, where addresses are stored in relative format if possible.</w:t>
       </w:r>
       <w:r>
         <w:t xml:space="preserve"> </w:t>
@@ -12755,7 +14685,15 @@
               <w:jc w:val="center"/>
             </w:pPr>
             <w:r>
-              <w:t>&amp;81..&amp;FF</w:t>
+              <w:t>&amp;</w:t>
+            </w:r>
+            <w:proofErr w:type="gramStart"/>
+            <w:r>
+              <w:t>81..</w:t>
+            </w:r>
+            <w:proofErr w:type="gramEnd"/>
+            <w:r>
+              <w:t>&amp;FF</w:t>
             </w:r>
           </w:p>
         </w:tc>
@@ -12798,7 +14736,15 @@
           </w:tcPr>
           <w:p>
             <w:r>
-              <w:t>Absolute address: &amp;0000..&amp;7FFF</w:t>
+              <w:t>Absolute address: &amp;</w:t>
+            </w:r>
+            <w:proofErr w:type="gramStart"/>
+            <w:r>
+              <w:t>0000..</w:t>
+            </w:r>
+            <w:proofErr w:type="gramEnd"/>
+            <w:r>
+              <w:t>&amp;7FFF</w:t>
             </w:r>
           </w:p>
         </w:tc>
@@ -12810,8 +14756,13 @@
             <w:pPr>
               <w:jc w:val="center"/>
             </w:pPr>
-            <w:r>
-              <w:t>0..&amp;7F</w:t>
+            <w:proofErr w:type="gramStart"/>
+            <w:r>
+              <w:t>0..&amp;</w:t>
+            </w:r>
+            <w:proofErr w:type="gramEnd"/>
+            <w:r>
+              <w:t>7F</w:t>
             </w:r>
           </w:p>
         </w:tc>
@@ -12823,8 +14774,13 @@
             <w:pPr>
               <w:jc w:val="center"/>
             </w:pPr>
-            <w:r>
-              <w:t>0..&amp;FF</w:t>
+            <w:proofErr w:type="gramStart"/>
+            <w:r>
+              <w:t>0..&amp;</w:t>
+            </w:r>
+            <w:proofErr w:type="gramEnd"/>
+            <w:r>
+              <w:t>FF</w:t>
             </w:r>
           </w:p>
         </w:tc>
@@ -12853,7 +14809,15 @@
           </w:tcPr>
           <w:p>
             <w:r>
-              <w:t>Absolute address: &amp;8000..&amp;FFFF</w:t>
+              <w:t>Absolute address: &amp;</w:t>
+            </w:r>
+            <w:proofErr w:type="gramStart"/>
+            <w:r>
+              <w:t>8000..</w:t>
+            </w:r>
+            <w:proofErr w:type="gramEnd"/>
+            <w:r>
+              <w:t>&amp;FFFF</w:t>
             </w:r>
           </w:p>
         </w:tc>
@@ -12879,7 +14843,15 @@
               <w:jc w:val="center"/>
             </w:pPr>
             <w:r>
-              <w:t>&amp;80..&amp;FF</w:t>
+              <w:t>&amp;</w:t>
+            </w:r>
+            <w:proofErr w:type="gramStart"/>
+            <w:r>
+              <w:t>80..</w:t>
+            </w:r>
+            <w:proofErr w:type="gramEnd"/>
+            <w:r>
+              <w:t>&amp;FF</w:t>
             </w:r>
           </w:p>
         </w:tc>
@@ -12891,8 +14863,13 @@
             <w:pPr>
               <w:jc w:val="center"/>
             </w:pPr>
-            <w:r>
-              <w:t>0..&amp;FF</w:t>
+            <w:proofErr w:type="gramStart"/>
+            <w:r>
+              <w:t>0..&amp;</w:t>
+            </w:r>
+            <w:proofErr w:type="gramEnd"/>
+            <w:r>
+              <w:t>FF</w:t>
             </w:r>
           </w:p>
         </w:tc>
@@ -12961,12 +14938,21 @@
                 <w:iCs/>
               </w:rPr>
             </w:pPr>
+            <w:proofErr w:type="gramStart"/>
             <w:r>
               <w:rPr>
                 <w:i/>
                 <w:iCs/>
               </w:rPr>
-              <w:t>0..&amp;7F</w:t>
+              <w:t>0..&amp;</w:t>
+            </w:r>
+            <w:proofErr w:type="gramEnd"/>
+            <w:r>
+              <w:rPr>
+                <w:i/>
+                <w:iCs/>
+              </w:rPr>
+              <w:t>7F</w:t>
             </w:r>
           </w:p>
         </w:tc>
@@ -13364,7 +15350,15 @@
         <w:ind w:left="720"/>
       </w:pPr>
       <w:r>
-        <w:t>&lt;operand&gt; (0, 1, or 2 bytes) The instruction’s operand value.  The number of bytes is defined by the instruction’s opcode, per the 6502 &amp; 65C02 instruction set.</w:t>
+        <w:t xml:space="preserve">&lt;operand&gt; (0, 1, or 2 bytes) The instruction’s operand value.  The number of bytes is defined by the instruction’s </w:t>
+      </w:r>
+      <w:proofErr w:type="gramStart"/>
+      <w:r>
+        <w:t>opcode</w:t>
+      </w:r>
+      <w:proofErr w:type="gramEnd"/>
+      <w:r>
+        <w:t>, per the 6502 &amp; 65C02 instruction set.</w:t>
       </w:r>
     </w:p>
     <w:p>
@@ -13372,17 +15366,49 @@
         <w:ind w:left="720"/>
       </w:pPr>
       <w:r>
-        <w:t>&lt;cycle_count&gt; (</w:t>
-      </w:r>
-      <w:r>
-        <w:rPr>
-          <w:b/>
-          <w:bCs/>
-        </w:rPr>
-        <w:t>bits 0..2</w:t>
-      </w:r>
-      <w:r>
-        <w:t xml:space="preserve"> of next byte) Contains the number of cycles the instruction took to execute.  The value in the range: 2..7.</w:t>
+        <w:t>&lt;</w:t>
+      </w:r>
+      <w:proofErr w:type="spellStart"/>
+      <w:r>
+        <w:t>cycle_count</w:t>
+      </w:r>
+      <w:proofErr w:type="spellEnd"/>
+      <w:r>
+        <w:t>&gt; (</w:t>
+      </w:r>
+      <w:r>
+        <w:rPr>
+          <w:b/>
+          <w:bCs/>
+        </w:rPr>
+        <w:t xml:space="preserve">bits </w:t>
+      </w:r>
+      <w:proofErr w:type="gramStart"/>
+      <w:r>
+        <w:rPr>
+          <w:b/>
+          <w:bCs/>
+        </w:rPr>
+        <w:t>0..</w:t>
+      </w:r>
+      <w:proofErr w:type="gramEnd"/>
+      <w:r>
+        <w:rPr>
+          <w:b/>
+          <w:bCs/>
+        </w:rPr>
+        <w:t>2</w:t>
+      </w:r>
+      <w:r>
+        <w:t xml:space="preserve"> of next byte) Contains the number of cycles the instruction took to execute.  The value in the range: </w:t>
+      </w:r>
+      <w:proofErr w:type="gramStart"/>
+      <w:r>
+        <w:t>2..</w:t>
+      </w:r>
+      <w:proofErr w:type="gramEnd"/>
+      <w:r>
+        <w:t>7.</w:t>
       </w:r>
     </w:p>
     <w:p>
@@ -13390,11 +15416,27 @@
         <w:ind w:left="1080" w:hanging="360"/>
       </w:pPr>
       <w:r>
-        <w:t xml:space="preserve">&lt;modified_registers&gt; = </w:t>
+        <w:t>&lt;</w:t>
+      </w:r>
+      <w:proofErr w:type="spellStart"/>
+      <w:r>
+        <w:t>modified_registers</w:t>
+      </w:r>
+      <w:proofErr w:type="spellEnd"/>
+      <w:r>
+        <w:t xml:space="preserve">&gt; = </w:t>
       </w:r>
       <w:r>
         <w:br/>
-        <w:t>&lt;modified_register_flags&gt; + &lt;accumulator&gt;</w:t>
+        <w:t>&lt;</w:t>
+      </w:r>
+      <w:proofErr w:type="spellStart"/>
+      <w:r>
+        <w:t>modified_register_flags</w:t>
+      </w:r>
+      <w:proofErr w:type="spellEnd"/>
+      <w:r>
+        <w:t>&gt; + &lt;accumulator&gt;</w:t>
       </w:r>
       <w:r>
         <w:rPr>
@@ -13405,7 +15447,15 @@
         <w:t>opt</w:t>
       </w:r>
       <w:r>
-        <w:t xml:space="preserve"> + &lt;x_register&gt;</w:t>
+        <w:t xml:space="preserve"> + &lt;</w:t>
+      </w:r>
+      <w:proofErr w:type="spellStart"/>
+      <w:r>
+        <w:t>x_register</w:t>
+      </w:r>
+      <w:proofErr w:type="spellEnd"/>
+      <w:r>
+        <w:t>&gt;</w:t>
       </w:r>
       <w:r>
         <w:rPr>
@@ -13416,7 +15466,15 @@
         <w:t>opt</w:t>
       </w:r>
       <w:r>
-        <w:t xml:space="preserve"> + &lt;y_register&gt;</w:t>
+        <w:t xml:space="preserve"> + &lt;</w:t>
+      </w:r>
+      <w:proofErr w:type="spellStart"/>
+      <w:r>
+        <w:t>y_register</w:t>
+      </w:r>
+      <w:proofErr w:type="spellEnd"/>
+      <w:r>
+        <w:t>&gt;</w:t>
       </w:r>
       <w:r>
         <w:rPr>
@@ -13435,7 +15493,15 @@
         <w:t xml:space="preserve"> </w:t>
       </w:r>
       <w:r>
-        <w:t>+ &lt;status_register&gt;</w:t>
+        <w:t>+ &lt;</w:t>
+      </w:r>
+      <w:proofErr w:type="spellStart"/>
+      <w:r>
+        <w:t>status_register</w:t>
+      </w:r>
+      <w:proofErr w:type="spellEnd"/>
+      <w:r>
+        <w:t>&gt;</w:t>
       </w:r>
       <w:r>
         <w:rPr>
@@ -13446,7 +15512,15 @@
         <w:t>opt</w:t>
       </w:r>
       <w:r>
-        <w:t xml:space="preserve"> + &lt;state_pointer&gt;</w:t>
+        <w:t xml:space="preserve"> + &lt;</w:t>
+      </w:r>
+      <w:proofErr w:type="spellStart"/>
+      <w:r>
+        <w:t>state_pointer</w:t>
+      </w:r>
+      <w:proofErr w:type="spellEnd"/>
+      <w:r>
+        <w:t>&gt;</w:t>
       </w:r>
       <w:r>
         <w:rPr>
@@ -13463,14 +15537,38 @@
       </w:pPr>
       <w:r>
         <w:tab/>
-        <w:t>&lt;modified_register_flags&gt; (</w:t>
-      </w:r>
-      <w:r>
-        <w:rPr>
-          <w:b/>
-          <w:bCs/>
-        </w:rPr>
-        <w:t>bits 3..7</w:t>
+        <w:t>&lt;</w:t>
+      </w:r>
+      <w:proofErr w:type="spellStart"/>
+      <w:r>
+        <w:t>modified_register_flags</w:t>
+      </w:r>
+      <w:proofErr w:type="spellEnd"/>
+      <w:r>
+        <w:t>&gt; (</w:t>
+      </w:r>
+      <w:r>
+        <w:rPr>
+          <w:b/>
+          <w:bCs/>
+        </w:rPr>
+        <w:t xml:space="preserve">bits </w:t>
+      </w:r>
+      <w:proofErr w:type="gramStart"/>
+      <w:r>
+        <w:rPr>
+          <w:b/>
+          <w:bCs/>
+        </w:rPr>
+        <w:t>3..</w:t>
+      </w:r>
+      <w:proofErr w:type="gramEnd"/>
+      <w:r>
+        <w:rPr>
+          <w:b/>
+          <w:bCs/>
+        </w:rPr>
+        <w:t>7</w:t>
       </w:r>
       <w:r>
         <w:t xml:space="preserve"> of next byte).  Bit flags indicating which register value(s) the instruction modified.  The table below lists which bits are set for each corresponding modified register.  The bits are only set if the executed instruction changed the contents/value of the corresponding register.</w:t>
@@ -13696,7 +15794,15 @@
         <w:ind w:left="1080"/>
       </w:pPr>
       <w:r>
-        <w:t>&lt;accumulator&gt; (0 or 1 byte) Contains the value of the accumulator.  The value is written if the corresponding bit is set in &lt;modified_register_flags&gt;.</w:t>
+        <w:t>&lt;accumulator&gt; (0 or 1 byte) Contains the value of the accumulator.  The value is written if the corresponding bit is set in &lt;</w:t>
+      </w:r>
+      <w:proofErr w:type="spellStart"/>
+      <w:r>
+        <w:t>modified_register_flags</w:t>
+      </w:r>
+      <w:proofErr w:type="spellEnd"/>
+      <w:r>
+        <w:t>&gt;.</w:t>
       </w:r>
     </w:p>
     <w:p>
@@ -13704,7 +15810,23 @@
         <w:ind w:left="1080"/>
       </w:pPr>
       <w:r>
-        <w:t>&lt;x_register&gt; (0 or 1 byte) Contains the new value of the X register.  The value is written if the corresponding bit is set in &lt;modified_register_flags&gt;.</w:t>
+        <w:t>&lt;</w:t>
+      </w:r>
+      <w:proofErr w:type="spellStart"/>
+      <w:r>
+        <w:t>x_register</w:t>
+      </w:r>
+      <w:proofErr w:type="spellEnd"/>
+      <w:r>
+        <w:t>&gt; (0 or 1 byte) Contains the new value of the X register.  The value is written if the corresponding bit is set in &lt;</w:t>
+      </w:r>
+      <w:proofErr w:type="spellStart"/>
+      <w:r>
+        <w:t>modified_register_flags</w:t>
+      </w:r>
+      <w:proofErr w:type="spellEnd"/>
+      <w:r>
+        <w:t>&gt;.</w:t>
       </w:r>
     </w:p>
     <w:p>
@@ -13712,7 +15834,23 @@
         <w:ind w:left="1080"/>
       </w:pPr>
       <w:r>
-        <w:t>&lt;y_register&gt; (0 or 1 byte) Contains the new value of the Y register.  The value is written if the corresponding bit is set in &lt;modified_register_flags&gt;.</w:t>
+        <w:t>&lt;</w:t>
+      </w:r>
+      <w:proofErr w:type="spellStart"/>
+      <w:r>
+        <w:t>y_register</w:t>
+      </w:r>
+      <w:proofErr w:type="spellEnd"/>
+      <w:r>
+        <w:t>&gt; (0 or 1 byte) Contains the new value of the Y register.  The value is written if the corresponding bit is set in &lt;</w:t>
+      </w:r>
+      <w:proofErr w:type="spellStart"/>
+      <w:r>
+        <w:t>modified_register_flags</w:t>
+      </w:r>
+      <w:proofErr w:type="spellEnd"/>
+      <w:r>
+        <w:t>&gt;.</w:t>
       </w:r>
     </w:p>
     <w:p>
@@ -13720,7 +15858,23 @@
         <w:ind w:left="1080"/>
       </w:pPr>
       <w:r>
-        <w:t>&lt;status_register&gt; (0 or 1 byte) Contains the new value of the status register.  The value is written if the corresponding bit is set in &lt;modified_register_flags&gt;.</w:t>
+        <w:t>&lt;</w:t>
+      </w:r>
+      <w:proofErr w:type="spellStart"/>
+      <w:r>
+        <w:t>status_register</w:t>
+      </w:r>
+      <w:proofErr w:type="spellEnd"/>
+      <w:r>
+        <w:t>&gt; (0 or 1 byte) Contains the new value of the status register.  The value is written if the corresponding bit is set in &lt;</w:t>
+      </w:r>
+      <w:proofErr w:type="spellStart"/>
+      <w:r>
+        <w:t>modified_register_flags</w:t>
+      </w:r>
+      <w:proofErr w:type="spellEnd"/>
+      <w:r>
+        <w:t>&gt;.</w:t>
       </w:r>
     </w:p>
     <w:p>
@@ -13728,7 +15882,23 @@
         <w:ind w:left="1080"/>
       </w:pPr>
       <w:r>
-        <w:t>&lt;state_pointer&gt; (0 or 1 byte) Contains the new value of the stack pointer.   The value is written if the corresponding bit is set in &lt;modified_register_flags&gt;.</w:t>
+        <w:t>&lt;</w:t>
+      </w:r>
+      <w:proofErr w:type="spellStart"/>
+      <w:r>
+        <w:t>state_pointer</w:t>
+      </w:r>
+      <w:proofErr w:type="spellEnd"/>
+      <w:r>
+        <w:t>&gt; (0 or 1 byte) Contains the new value of the stack pointer.   The value is written if the corresponding bit is set in &lt;</w:t>
+      </w:r>
+      <w:proofErr w:type="spellStart"/>
+      <w:r>
+        <w:t>modified_register_flags</w:t>
+      </w:r>
+      <w:proofErr w:type="spellEnd"/>
+      <w:r>
+        <w:t>&gt;.</w:t>
       </w:r>
     </w:p>
     <w:p>
@@ -13736,7 +15906,15 @@
         <w:ind w:left="720"/>
       </w:pPr>
       <w:r>
-        <w:t xml:space="preserve">&lt;destination_address&gt; (2 bytes) Populated for the </w:t>
+        <w:t>&lt;</w:t>
+      </w:r>
+      <w:proofErr w:type="spellStart"/>
+      <w:r>
+        <w:t>destination_address</w:t>
+      </w:r>
+      <w:proofErr w:type="spellEnd"/>
+      <w:r>
+        <w:t xml:space="preserve">&gt; (2 bytes) Populated for the </w:t>
       </w:r>
       <w:r>
         <w:rPr>
@@ -13843,7 +16021,15 @@
         <w:ind w:left="720"/>
       </w:pPr>
       <w:r>
-        <w:t xml:space="preserve">&lt;memory_address&gt; (2 bytes) Populated for all opcodes (except </w:t>
+        <w:t>&lt;</w:t>
+      </w:r>
+      <w:proofErr w:type="spellStart"/>
+      <w:r>
+        <w:t>memory_address</w:t>
+      </w:r>
+      <w:proofErr w:type="spellEnd"/>
+      <w:r>
+        <w:t xml:space="preserve">&gt; (2 bytes) Populated for all opcodes (except </w:t>
       </w:r>
       <w:r>
         <w:rPr>
@@ -14016,7 +16202,15 @@
         <w:ind w:left="720"/>
       </w:pPr>
       <w:r>
-        <w:t xml:space="preserve">&lt;memory_read_value&gt; (1 byte) Populated for opcodes (except </w:t>
+        <w:t>&lt;</w:t>
+      </w:r>
+      <w:proofErr w:type="spellStart"/>
+      <w:r>
+        <w:t>memory_read_value</w:t>
+      </w:r>
+      <w:proofErr w:type="spellEnd"/>
+      <w:r>
+        <w:t xml:space="preserve">&gt; (1 byte) Populated for opcodes (except </w:t>
       </w:r>
       <w:r>
         <w:rPr>
@@ -14064,7 +16258,15 @@
         <w:ind w:left="720"/>
       </w:pPr>
       <w:r>
-        <w:t xml:space="preserve">The value is not populated for </w:t>
+        <w:t xml:space="preserve">The value is not populated </w:t>
+      </w:r>
+      <w:proofErr w:type="gramStart"/>
+      <w:r>
+        <w:t>for</w:t>
+      </w:r>
+      <w:proofErr w:type="gramEnd"/>
+      <w:r>
+        <w:t xml:space="preserve"> </w:t>
       </w:r>
       <w:r>
         <w:rPr>
@@ -14102,7 +16304,15 @@
         <w:ind w:left="720"/>
       </w:pPr>
       <w:r>
-        <w:t xml:space="preserve">&lt;memory_write_value&gt; (1 byte) Populated for opcodes (except </w:t>
+        <w:t>&lt;</w:t>
+      </w:r>
+      <w:proofErr w:type="spellStart"/>
+      <w:r>
+        <w:t>memory_write_value</w:t>
+      </w:r>
+      <w:proofErr w:type="spellEnd"/>
+      <w:r>
+        <w:t xml:space="preserve">&gt; (1 byte) Populated for opcodes (except </w:t>
       </w:r>
       <w:r>
         <w:rPr>
@@ -14207,6 +16417,7 @@
       <w:r>
         <w:t xml:space="preserve">The performance functionality is encapsulated within a </w:t>
       </w:r>
+      <w:proofErr w:type="spellStart"/>
       <w:r>
         <w:rPr>
           <w:b/>
@@ -14214,8 +16425,25 @@
         </w:rPr>
         <w:t>PerfWriter</w:t>
       </w:r>
-      <w:r>
-        <w:t xml:space="preserve"> class (PerfWriter.h/cpp) </w:t>
+      <w:proofErr w:type="spellEnd"/>
+      <w:r>
+        <w:t xml:space="preserve"> class (</w:t>
+      </w:r>
+      <w:proofErr w:type="spellStart"/>
+      <w:r>
+        <w:t>PerfWriter.h</w:t>
+      </w:r>
+      <w:proofErr w:type="spellEnd"/>
+      <w:r>
+        <w:t>/</w:t>
+      </w:r>
+      <w:proofErr w:type="spellStart"/>
+      <w:r>
+        <w:t>cpp</w:t>
+      </w:r>
+      <w:proofErr w:type="spellEnd"/>
+      <w:r>
+        <w:t xml:space="preserve">) </w:t>
       </w:r>
     </w:p>
     <w:p>
@@ -14366,8 +16594,17 @@
           <w:b/>
           <w:bCs/>
         </w:rPr>
-        <w:t>/cpp</w:t>
-      </w:r>
+        <w:t>/</w:t>
+      </w:r>
+      <w:proofErr w:type="spellStart"/>
+      <w:r>
+        <w:rPr>
+          <w:b/>
+          <w:bCs/>
+        </w:rPr>
+        <w:t>cpp</w:t>
+      </w:r>
+      <w:proofErr w:type="spellEnd"/>
     </w:p>
     <w:p>
       <w:pPr>
@@ -14381,23 +16618,48 @@
         <w:lastRenderedPageBreak/>
         <w:t xml:space="preserve">Added calls to </w:t>
       </w:r>
-      <w:r>
-        <w:t>PerfWriter_WriteInstruction(</w:t>
-      </w:r>
+      <w:proofErr w:type="spellStart"/>
+      <w:r>
+        <w:t>PerfWriter_</w:t>
+      </w:r>
+      <w:proofErr w:type="gramStart"/>
+      <w:r>
+        <w:t>WriteInstruction</w:t>
+      </w:r>
+      <w:proofErr w:type="spellEnd"/>
+      <w:r>
+        <w:t>(</w:t>
+      </w:r>
+      <w:proofErr w:type="gramEnd"/>
       <w:r>
         <w:t xml:space="preserve">…) and </w:t>
       </w:r>
-      <w:r>
-        <w:t>PerfWriter_WriteI</w:t>
+      <w:proofErr w:type="spellStart"/>
+      <w:r>
+        <w:t>PerfWriter_</w:t>
+      </w:r>
+      <w:proofErr w:type="gramStart"/>
+      <w:r>
+        <w:t>WriteI</w:t>
       </w:r>
       <w:r>
         <w:t>nterrupt</w:t>
       </w:r>
+      <w:proofErr w:type="spellEnd"/>
       <w:r>
         <w:t>(</w:t>
       </w:r>
-      <w:r>
-        <w:t>…) to log instructions and interrupts.  These wrapper functions only invoke the PerfWriter instance during a performance capture.</w:t>
+      <w:proofErr w:type="gramEnd"/>
+      <w:r>
+        <w:t xml:space="preserve">…) to log instructions and interrupts.  These wrapper functions only invoke the </w:t>
+      </w:r>
+      <w:proofErr w:type="spellStart"/>
+      <w:r>
+        <w:t>PerfWriter</w:t>
+      </w:r>
+      <w:proofErr w:type="spellEnd"/>
+      <w:r>
+        <w:t xml:space="preserve"> instance during a performance capture.</w:t>
       </w:r>
     </w:p>
     <w:p>
@@ -14411,51 +16673,75 @@
       <w:r>
         <w:t>Added static variables (</w:t>
       </w:r>
+      <w:proofErr w:type="spellStart"/>
       <w:r>
         <w:t>LastReadWriteAddress</w:t>
       </w:r>
+      <w:proofErr w:type="spellEnd"/>
       <w:r>
         <w:t xml:space="preserve">, </w:t>
       </w:r>
+      <w:proofErr w:type="spellStart"/>
       <w:r>
         <w:t>LastReadValue</w:t>
       </w:r>
+      <w:proofErr w:type="spellEnd"/>
       <w:r>
         <w:t xml:space="preserve">, and </w:t>
       </w:r>
+      <w:proofErr w:type="spellStart"/>
       <w:r>
         <w:t>LastWriteValue</w:t>
       </w:r>
+      <w:proofErr w:type="spellEnd"/>
       <w:r>
         <w:t xml:space="preserve">) to store the last accessed memory address, read value, and write value.  These values are passed to </w:t>
       </w:r>
-      <w:r>
-        <w:t>PerfWriter_WriteInstruction(</w:t>
-      </w:r>
+      <w:proofErr w:type="spellStart"/>
+      <w:r>
+        <w:t>PerfWriter_</w:t>
+      </w:r>
+      <w:proofErr w:type="gramStart"/>
+      <w:r>
+        <w:t>WriteInstruction</w:t>
+      </w:r>
+      <w:proofErr w:type="spellEnd"/>
+      <w:r>
+        <w:t>(</w:t>
+      </w:r>
+      <w:proofErr w:type="gramEnd"/>
       <w:r>
         <w:t>…).  Added helpers (</w:t>
       </w:r>
+      <w:proofErr w:type="spellStart"/>
       <w:r>
         <w:t>ReadZeroPage</w:t>
       </w:r>
+      <w:proofErr w:type="spellEnd"/>
       <w:r>
         <w:t xml:space="preserve">, </w:t>
       </w:r>
+      <w:proofErr w:type="spellStart"/>
       <w:r>
         <w:t>WriteZeroPage</w:t>
       </w:r>
+      <w:proofErr w:type="spellEnd"/>
       <w:r>
         <w:t xml:space="preserve">, </w:t>
       </w:r>
+      <w:proofErr w:type="spellStart"/>
       <w:r>
         <w:t>ReadPaged</w:t>
       </w:r>
+      <w:proofErr w:type="spellEnd"/>
       <w:r>
         <w:t xml:space="preserve">, </w:t>
       </w:r>
+      <w:proofErr w:type="spellStart"/>
       <w:r>
         <w:t>WritePaged</w:t>
       </w:r>
+      <w:proofErr w:type="spellEnd"/>
       <w:r>
         <w:t>) which wrap the respective functionality whilst updating these variables.  Updated the emulator interpretation code to use the new helpers.</w:t>
       </w:r>
@@ -14469,29 +16755,61 @@
         </w:numPr>
       </w:pPr>
       <w:r>
-        <w:t>Defined new struct (StackFrame) and static variables (</w:t>
-      </w:r>
-      <w:r>
-        <w:t>StackFrames, StackFrameCount</w:t>
-      </w:r>
+        <w:t>Defined new struct (</w:t>
+      </w:r>
+      <w:proofErr w:type="spellStart"/>
+      <w:r>
+        <w:t>StackFrame</w:t>
+      </w:r>
+      <w:proofErr w:type="spellEnd"/>
+      <w:r>
+        <w:t>) and static variables (</w:t>
+      </w:r>
+      <w:proofErr w:type="spellStart"/>
+      <w:r>
+        <w:t>StackFrames</w:t>
+      </w:r>
+      <w:proofErr w:type="spellEnd"/>
+      <w:r>
+        <w:t xml:space="preserve">, </w:t>
+      </w:r>
+      <w:proofErr w:type="spellStart"/>
+      <w:r>
+        <w:t>StackFrameCount</w:t>
+      </w:r>
+      <w:proofErr w:type="spellEnd"/>
       <w:r>
         <w:t>) to capture the current call stack, and added helpers (</w:t>
       </w:r>
+      <w:proofErr w:type="spellStart"/>
       <w:r>
         <w:t>PushStackFrame</w:t>
       </w:r>
+      <w:proofErr w:type="spellEnd"/>
       <w:r>
         <w:t xml:space="preserve">, </w:t>
       </w:r>
+      <w:proofErr w:type="spellStart"/>
       <w:r>
         <w:t>SyncStackFrames</w:t>
       </w:r>
-      <w:r>
-        <w:t xml:space="preserve">, SetStackFrame, </w:t>
-      </w:r>
+      <w:proofErr w:type="spellEnd"/>
+      <w:r>
+        <w:t xml:space="preserve">, </w:t>
+      </w:r>
+      <w:proofErr w:type="spellStart"/>
+      <w:r>
+        <w:t>SetStackFrame</w:t>
+      </w:r>
+      <w:proofErr w:type="spellEnd"/>
+      <w:r>
+        <w:t xml:space="preserve">, </w:t>
+      </w:r>
+      <w:proofErr w:type="spellStart"/>
       <w:r>
         <w:t>UpdateRootStackFrame</w:t>
       </w:r>
+      <w:proofErr w:type="spellEnd"/>
       <w:r>
         <w:t>) to maintain this.  Updated the emulator’s interpretation code to invoke the new helpers.</w:t>
       </w:r>
@@ -14531,8 +16849,13 @@
       <w:r>
         <w:t xml:space="preserve">Added helper to get the emulator’s call stack: </w:t>
       </w:r>
-      <w:r>
-        <w:t xml:space="preserve">GetStackFrames </w:t>
+      <w:proofErr w:type="spellStart"/>
+      <w:r>
+        <w:t>GetStackFrames</w:t>
+      </w:r>
+      <w:proofErr w:type="spellEnd"/>
+      <w:r>
+        <w:t xml:space="preserve"> </w:t>
       </w:r>
       <w:r>
         <w:t xml:space="preserve">(…).  This is called during snapshot chunk serialization.  </w:t>
@@ -14547,7 +16870,20 @@
         </w:numPr>
       </w:pPr>
       <w:r>
-        <w:t>Added helper to get the emulator’s registers: GetRegisters(…).  This is called during snapshot chunk serialization.</w:t>
+        <w:t xml:space="preserve">Added helper to get the emulator’s registers: </w:t>
+      </w:r>
+      <w:proofErr w:type="spellStart"/>
+      <w:proofErr w:type="gramStart"/>
+      <w:r>
+        <w:t>GetRegisters</w:t>
+      </w:r>
+      <w:proofErr w:type="spellEnd"/>
+      <w:r>
+        <w:t>(</w:t>
+      </w:r>
+      <w:proofErr w:type="gramEnd"/>
+      <w:r>
+        <w:t>…).  This is called during snapshot chunk serialization.</w:t>
       </w:r>
     </w:p>
     <w:p>
@@ -14561,6 +16897,7 @@
       <w:r>
         <w:t xml:space="preserve">Removed </w:t>
       </w:r>
+      <w:proofErr w:type="spellStart"/>
       <w:r>
         <w:rPr>
           <w:b/>
@@ -14568,9 +16905,11 @@
         </w:rPr>
         <w:t>ReadPaged</w:t>
       </w:r>
+      <w:proofErr w:type="spellEnd"/>
       <w:r>
         <w:t xml:space="preserve"> and </w:t>
       </w:r>
+      <w:proofErr w:type="spellStart"/>
       <w:r>
         <w:rPr>
           <w:b/>
@@ -14578,6 +16917,7 @@
         </w:rPr>
         <w:t>WritePaged</w:t>
       </w:r>
+      <w:proofErr w:type="spellEnd"/>
       <w:r>
         <w:t xml:space="preserve"> </w:t>
       </w:r>
@@ -14592,13 +16932,31 @@
           <w:bCs/>
         </w:rPr>
       </w:pPr>
-      <w:r>
-        <w:rPr>
-          <w:b/>
-          <w:bCs/>
-        </w:rPr>
-        <w:t>BeepMem.h/cpp</w:t>
-      </w:r>
+      <w:proofErr w:type="spellStart"/>
+      <w:r>
+        <w:rPr>
+          <w:b/>
+          <w:bCs/>
+        </w:rPr>
+        <w:t>BeepMem.h</w:t>
+      </w:r>
+      <w:proofErr w:type="spellEnd"/>
+      <w:r>
+        <w:rPr>
+          <w:b/>
+          <w:bCs/>
+        </w:rPr>
+        <w:t>/</w:t>
+      </w:r>
+      <w:proofErr w:type="spellStart"/>
+      <w:r>
+        <w:rPr>
+          <w:b/>
+          <w:bCs/>
+        </w:rPr>
+        <w:t>cpp</w:t>
+      </w:r>
+      <w:proofErr w:type="spellEnd"/>
     </w:p>
     <w:p>
       <w:pPr>
@@ -14609,22 +16967,42 @@
         </w:numPr>
       </w:pPr>
       <w:r>
-        <w:t>Defined new struct (</w:t>
-      </w:r>
+        <w:t xml:space="preserve">Defined new </w:t>
+      </w:r>
+      <w:proofErr w:type="gramStart"/>
+      <w:r>
+        <w:t>struct</w:t>
+      </w:r>
+      <w:proofErr w:type="gramEnd"/>
+      <w:r>
+        <w:t xml:space="preserve"> (</w:t>
+      </w:r>
+      <w:proofErr w:type="spellStart"/>
       <w:r>
         <w:t>MemPageType</w:t>
       </w:r>
+      <w:proofErr w:type="spellEnd"/>
       <w:r>
         <w:t>) and function (</w:t>
       </w:r>
+      <w:proofErr w:type="spellStart"/>
       <w:r>
         <w:t>BeebMemPage</w:t>
       </w:r>
-      <w:r>
-        <w:t>) that returns the page associated with an address.  This is invoked by Set</w:t>
-      </w:r>
-      <w:r>
-        <w:t xml:space="preserve">StackFrame </w:t>
+      <w:proofErr w:type="spellEnd"/>
+      <w:r>
+        <w:t xml:space="preserve">) that returns the page associated with an address.  This is invoked by </w:t>
+      </w:r>
+      <w:proofErr w:type="spellStart"/>
+      <w:r>
+        <w:t>Set</w:t>
+      </w:r>
+      <w:r>
+        <w:t>StackFrame</w:t>
+      </w:r>
+      <w:proofErr w:type="spellEnd"/>
+      <w:r>
+        <w:t xml:space="preserve"> </w:t>
       </w:r>
       <w:r>
         <w:t>(see 6502.cpp).</w:t>
@@ -14642,9 +17020,11 @@
           <w:bCs/>
         </w:rPr>
       </w:pPr>
+      <w:proofErr w:type="gramStart"/>
       <w:r>
         <w:t>Externed</w:t>
       </w:r>
+      <w:proofErr w:type="gramEnd"/>
       <w:r>
         <w:rPr>
           <w:b/>
@@ -14679,6 +17059,7 @@
         </w:rPr>
         <w:t xml:space="preserve"> </w:t>
       </w:r>
+      <w:proofErr w:type="spellStart"/>
       <w:r>
         <w:rPr>
           <w:b/>
@@ -14686,6 +17067,7 @@
         </w:rPr>
         <w:t>HidAdd</w:t>
       </w:r>
+      <w:proofErr w:type="spellEnd"/>
       <w:r>
         <w:rPr>
           <w:b/>
@@ -14693,11 +17075,16 @@
         </w:rPr>
         <w:t xml:space="preserve"> </w:t>
       </w:r>
+      <w:proofErr w:type="gramStart"/>
       <w:r>
         <w:t>variables</w:t>
       </w:r>
       <w:r>
-        <w:t xml:space="preserve"> so these are accessible during snapshot serialization.</w:t>
+        <w:t xml:space="preserve"> so these</w:t>
+      </w:r>
+      <w:proofErr w:type="gramEnd"/>
+      <w:r>
+        <w:t xml:space="preserve"> are accessible during snapshot serialization.</w:t>
       </w:r>
     </w:p>
     <w:p>
@@ -14767,13 +17154,37 @@
         </w:numPr>
       </w:pPr>
       <w:r>
-        <w:t xml:space="preserve">Added call to PerfWriter_WriteBeginDisplayEvent(…) to log the start of screen display. </w:t>
+        <w:t xml:space="preserve">Added call to </w:t>
+      </w:r>
+      <w:proofErr w:type="spellStart"/>
+      <w:r>
+        <w:t>PerfWriter_</w:t>
+      </w:r>
+      <w:proofErr w:type="gramStart"/>
+      <w:r>
+        <w:t>WriteBeginDisplayEvent</w:t>
+      </w:r>
+      <w:proofErr w:type="spellEnd"/>
+      <w:r>
+        <w:t>(</w:t>
+      </w:r>
+      <w:proofErr w:type="gramEnd"/>
+      <w:r>
+        <w:t xml:space="preserve">…) to log the start of screen display. </w:t>
       </w:r>
       <w:r>
         <w:t xml:space="preserve"> </w:t>
       </w:r>
       <w:r>
-        <w:t xml:space="preserve">This wrapper function only invokes the PerfWriter class during </w:t>
+        <w:t xml:space="preserve">This wrapper function only invokes the </w:t>
+      </w:r>
+      <w:proofErr w:type="spellStart"/>
+      <w:r>
+        <w:t>PerfWriter</w:t>
+      </w:r>
+      <w:proofErr w:type="spellEnd"/>
+      <w:r>
+        <w:t xml:space="preserve"> class during </w:t>
       </w:r>
       <w:r>
         <w:t xml:space="preserve">a </w:t>
@@ -14789,13 +17200,31 @@
           <w:bCs/>
         </w:rPr>
       </w:pPr>
-      <w:r>
-        <w:rPr>
-          <w:b/>
-          <w:bCs/>
-        </w:rPr>
-        <w:t>Debug.h/cpp</w:t>
-      </w:r>
+      <w:proofErr w:type="spellStart"/>
+      <w:r>
+        <w:rPr>
+          <w:b/>
+          <w:bCs/>
+        </w:rPr>
+        <w:t>Debug.h</w:t>
+      </w:r>
+      <w:proofErr w:type="spellEnd"/>
+      <w:r>
+        <w:rPr>
+          <w:b/>
+          <w:bCs/>
+        </w:rPr>
+        <w:t>/</w:t>
+      </w:r>
+      <w:proofErr w:type="spellStart"/>
+      <w:r>
+        <w:rPr>
+          <w:b/>
+          <w:bCs/>
+        </w:rPr>
+        <w:t>cpp</w:t>
+      </w:r>
+      <w:proofErr w:type="spellEnd"/>
     </w:p>
     <w:p>
       <w:pPr>
@@ -14830,12 +17259,37 @@
           <w:bCs/>
         </w:rPr>
       </w:pPr>
-      <w:r>
-        <w:rPr>
-          <w:b/>
-          <w:bCs/>
-        </w:rPr>
-        <w:t>BeebWin.h/cpp, BeebWinIo.cpp</w:t>
+      <w:proofErr w:type="spellStart"/>
+      <w:r>
+        <w:rPr>
+          <w:b/>
+          <w:bCs/>
+        </w:rPr>
+        <w:t>BeebWin.h</w:t>
+      </w:r>
+      <w:proofErr w:type="spellEnd"/>
+      <w:r>
+        <w:rPr>
+          <w:b/>
+          <w:bCs/>
+        </w:rPr>
+        <w:t>/</w:t>
+      </w:r>
+      <w:proofErr w:type="spellStart"/>
+      <w:r>
+        <w:rPr>
+          <w:b/>
+          <w:bCs/>
+        </w:rPr>
+        <w:t>cpp</w:t>
+      </w:r>
+      <w:proofErr w:type="spellEnd"/>
+      <w:r>
+        <w:rPr>
+          <w:b/>
+          <w:bCs/>
+        </w:rPr>
+        <w:t>, BeebWinIo.cpp</w:t>
       </w:r>
     </w:p>
     <w:p>
@@ -14863,29 +17317,66 @@
         </w:rPr>
         <w:t xml:space="preserve"> </w:t>
       </w:r>
+      <w:proofErr w:type="spellStart"/>
+      <w:proofErr w:type="gramStart"/>
       <w:r>
         <w:t>UpdatePerfCaptureMenu</w:t>
       </w:r>
-      <w:r>
-        <w:t>()</w:t>
-      </w:r>
-      <w:r>
-        <w:t>, CapturePerf</w:t>
-      </w:r>
-      <w:r>
-        <w:t>()</w:t>
-      </w:r>
-      <w:r>
-        <w:t>, EndPerfCapture</w:t>
-      </w:r>
-      <w:r>
-        <w:t>()</w:t>
-      </w:r>
-      <w:r>
-        <w:t>, and IsCapturingPerf</w:t>
-      </w:r>
-      <w:r>
-        <w:t>()</w:t>
+      <w:proofErr w:type="spellEnd"/>
+      <w:r>
+        <w:t>(</w:t>
+      </w:r>
+      <w:proofErr w:type="gramEnd"/>
+      <w:r>
+        <w:t>)</w:t>
+      </w:r>
+      <w:r>
+        <w:t xml:space="preserve">, </w:t>
+      </w:r>
+      <w:proofErr w:type="spellStart"/>
+      <w:proofErr w:type="gramStart"/>
+      <w:r>
+        <w:t>CapturePerf</w:t>
+      </w:r>
+      <w:proofErr w:type="spellEnd"/>
+      <w:r>
+        <w:t>(</w:t>
+      </w:r>
+      <w:proofErr w:type="gramEnd"/>
+      <w:r>
+        <w:t>)</w:t>
+      </w:r>
+      <w:r>
+        <w:t xml:space="preserve">, </w:t>
+      </w:r>
+      <w:proofErr w:type="spellStart"/>
+      <w:proofErr w:type="gramStart"/>
+      <w:r>
+        <w:t>EndPerfCapture</w:t>
+      </w:r>
+      <w:proofErr w:type="spellEnd"/>
+      <w:r>
+        <w:t>(</w:t>
+      </w:r>
+      <w:proofErr w:type="gramEnd"/>
+      <w:r>
+        <w:t>)</w:t>
+      </w:r>
+      <w:r>
+        <w:t xml:space="preserve">, and </w:t>
+      </w:r>
+      <w:proofErr w:type="spellStart"/>
+      <w:proofErr w:type="gramStart"/>
+      <w:r>
+        <w:t>IsCapturingPerf</w:t>
+      </w:r>
+      <w:proofErr w:type="spellEnd"/>
+      <w:r>
+        <w:t>(</w:t>
+      </w:r>
+      <w:proofErr w:type="gramEnd"/>
+      <w:r>
+        <w:t>)</w:t>
       </w:r>
       <w:r>
         <w:t xml:space="preserve"> functions</w:t>
@@ -14897,9 +17388,11 @@
         <w:lastRenderedPageBreak/>
         <w:t xml:space="preserve">capture is implemented.  The only notable differences are that </w:t>
       </w:r>
+      <w:proofErr w:type="spellStart"/>
       <w:r>
         <w:t>CapturePerf</w:t>
       </w:r>
+      <w:proofErr w:type="spellEnd"/>
       <w:r>
         <w:rPr>
           <w:b/>
@@ -14908,11 +17401,21 @@
         <w:t xml:space="preserve"> </w:t>
       </w:r>
       <w:r>
-        <w:t xml:space="preserve">creates an instance of the PerfWriter class, initializes it, and </w:t>
-      </w:r>
+        <w:t xml:space="preserve">creates an instance of the </w:t>
+      </w:r>
+      <w:proofErr w:type="spellStart"/>
+      <w:r>
+        <w:t>PerfWriter</w:t>
+      </w:r>
+      <w:proofErr w:type="spellEnd"/>
+      <w:r>
+        <w:t xml:space="preserve"> class, initializes it, and </w:t>
+      </w:r>
+      <w:proofErr w:type="spellStart"/>
       <w:r>
         <w:t>EndPerfCapture</w:t>
       </w:r>
+      <w:proofErr w:type="spellEnd"/>
       <w:r>
         <w:rPr>
           <w:b/>
@@ -14921,23 +17424,49 @@
         <w:t xml:space="preserve"> </w:t>
       </w:r>
       <w:r>
-        <w:t>closes the capture, and deletes the PerfWriter instance.</w:t>
-      </w:r>
-    </w:p>
-    <w:p>
-      <w:pPr>
-        <w:rPr>
-          <w:b/>
-          <w:bCs/>
-        </w:rPr>
-      </w:pPr>
-      <w:r>
-        <w:rPr>
-          <w:b/>
-          <w:bCs/>
-        </w:rPr>
-        <w:t>BeebWinPrefs.h/cpp</w:t>
-      </w:r>
+        <w:t xml:space="preserve">closes the capture, and deletes the </w:t>
+      </w:r>
+      <w:proofErr w:type="spellStart"/>
+      <w:r>
+        <w:t>PerfWriter</w:t>
+      </w:r>
+      <w:proofErr w:type="spellEnd"/>
+      <w:r>
+        <w:t xml:space="preserve"> instance.</w:t>
+      </w:r>
+    </w:p>
+    <w:p>
+      <w:pPr>
+        <w:rPr>
+          <w:b/>
+          <w:bCs/>
+        </w:rPr>
+      </w:pPr>
+      <w:proofErr w:type="spellStart"/>
+      <w:r>
+        <w:rPr>
+          <w:b/>
+          <w:bCs/>
+        </w:rPr>
+        <w:t>BeebWinPrefs.h</w:t>
+      </w:r>
+      <w:proofErr w:type="spellEnd"/>
+      <w:r>
+        <w:rPr>
+          <w:b/>
+          <w:bCs/>
+        </w:rPr>
+        <w:t>/</w:t>
+      </w:r>
+      <w:proofErr w:type="spellStart"/>
+      <w:r>
+        <w:rPr>
+          <w:b/>
+          <w:bCs/>
+        </w:rPr>
+        <w:t>cpp</w:t>
+      </w:r>
+      <w:proofErr w:type="spellEnd"/>
     </w:p>
     <w:p>
       <w:pPr>
@@ -14951,7 +17480,15 @@
         <w:t xml:space="preserve">Added a </w:t>
       </w:r>
       <w:r>
-        <w:t xml:space="preserve">performance capture file path preference, used to remember the location of the last written </w:t>
+        <w:t xml:space="preserve">performance </w:t>
+      </w:r>
+      <w:proofErr w:type="gramStart"/>
+      <w:r>
+        <w:t>capture</w:t>
+      </w:r>
+      <w:proofErr w:type="gramEnd"/>
+      <w:r>
+        <w:t xml:space="preserve"> file path preference, used to remember the location of the last written </w:t>
       </w:r>
       <w:r>
         <w:rPr>
@@ -15019,13 +17556,31 @@
           <w:bCs/>
         </w:rPr>
       </w:pPr>
-      <w:r>
-        <w:rPr>
-          <w:b/>
-          <w:bCs/>
-        </w:rPr>
-        <w:t>BeebEm.rc, Resource.h</w:t>
-      </w:r>
+      <w:proofErr w:type="spellStart"/>
+      <w:r>
+        <w:rPr>
+          <w:b/>
+          <w:bCs/>
+        </w:rPr>
+        <w:t>BeebEm.rc</w:t>
+      </w:r>
+      <w:proofErr w:type="spellEnd"/>
+      <w:r>
+        <w:rPr>
+          <w:b/>
+          <w:bCs/>
+        </w:rPr>
+        <w:t xml:space="preserve">, </w:t>
+      </w:r>
+      <w:proofErr w:type="spellStart"/>
+      <w:r>
+        <w:rPr>
+          <w:b/>
+          <w:bCs/>
+        </w:rPr>
+        <w:t>Resource.h</w:t>
+      </w:r>
+      <w:proofErr w:type="spellEnd"/>
     </w:p>
     <w:p>
       <w:pPr>
@@ -15073,6 +17628,8 @@
         </w:rPr>
         <w:t>*</w:t>
       </w:r>
+      <w:proofErr w:type="spellStart"/>
+      <w:proofErr w:type="gramStart"/>
       <w:r>
         <w:rPr>
           <w:b/>
@@ -15108,6 +17665,8 @@
         </w:rPr>
         <w:t>.filters</w:t>
       </w:r>
+      <w:proofErr w:type="spellEnd"/>
+      <w:proofErr w:type="gramEnd"/>
     </w:p>
     <w:p>
       <w:pPr>
@@ -15133,8 +17692,17 @@
           <w:b/>
           <w:bCs/>
         </w:rPr>
-        <w:t>*.vcxproj</w:t>
-      </w:r>
+        <w:t>*.</w:t>
+      </w:r>
+      <w:proofErr w:type="spellStart"/>
+      <w:r>
+        <w:rPr>
+          <w:b/>
+          <w:bCs/>
+        </w:rPr>
+        <w:t>vcxproj</w:t>
+      </w:r>
+      <w:proofErr w:type="spellEnd"/>
     </w:p>
     <w:p>
       <w:pPr>
@@ -15145,7 +17713,15 @@
         </w:numPr>
       </w:pPr>
       <w:r>
-        <w:t>Updated WindowsTargetPlatformVersion to 10.0</w:t>
+        <w:t xml:space="preserve">Updated </w:t>
+      </w:r>
+      <w:proofErr w:type="spellStart"/>
+      <w:r>
+        <w:t>WindowsTargetPlatformVersion</w:t>
+      </w:r>
+      <w:proofErr w:type="spellEnd"/>
+      <w:r>
+        <w:t xml:space="preserve"> to 10.0</w:t>
       </w:r>
     </w:p>
     <w:p>
@@ -15157,7 +17733,15 @@
         </w:numPr>
       </w:pPr>
       <w:r>
-        <w:t>Updated PlatformToolset to v14</w:t>
+        <w:t xml:space="preserve">Updated </w:t>
+      </w:r>
+      <w:proofErr w:type="spellStart"/>
+      <w:r>
+        <w:t>PlatformToolset</w:t>
+      </w:r>
+      <w:proofErr w:type="spellEnd"/>
+      <w:r>
+        <w:t xml:space="preserve"> to v14</w:t>
       </w:r>
       <w:r>
         <w:t>2.</w:t>
@@ -15177,8 +17761,21 @@
       <w:r>
         <w:t xml:space="preserve">configuration </w:t>
       </w:r>
-      <w:r>
-        <w:t>OutDir &amp; IntDir location</w:t>
+      <w:proofErr w:type="spellStart"/>
+      <w:r>
+        <w:t>OutDir</w:t>
+      </w:r>
+      <w:proofErr w:type="spellEnd"/>
+      <w:r>
+        <w:t xml:space="preserve"> &amp; </w:t>
+      </w:r>
+      <w:proofErr w:type="spellStart"/>
+      <w:r>
+        <w:t>IntDir</w:t>
+      </w:r>
+      <w:proofErr w:type="spellEnd"/>
+      <w:r>
+        <w:t xml:space="preserve"> location</w:t>
       </w:r>
       <w:r>
         <w:t>s</w:t>
@@ -15243,16 +17840,52 @@
         </w:rPr>
         <w:t xml:space="preserve">git add -N </w:t>
       </w:r>
+      <w:proofErr w:type="spellStart"/>
       <w:r>
         <w:rPr>
           <w:color w:val="FFFFFF" w:themeColor="background1"/>
         </w:rPr>
-        <w:t>src\PerfWriter.h src\PerfWriter.cpp</w:t>
-      </w:r>
+        <w:t>src</w:t>
+      </w:r>
+      <w:proofErr w:type="spellEnd"/>
       <w:r>
         <w:rPr>
           <w:color w:val="FFFFFF" w:themeColor="background1"/>
         </w:rPr>
+        <w:t>\</w:t>
+      </w:r>
+      <w:proofErr w:type="spellStart"/>
+      <w:r>
+        <w:rPr>
+          <w:color w:val="FFFFFF" w:themeColor="background1"/>
+        </w:rPr>
+        <w:t>PerfWriter.h</w:t>
+      </w:r>
+      <w:proofErr w:type="spellEnd"/>
+      <w:r>
+        <w:rPr>
+          <w:color w:val="FFFFFF" w:themeColor="background1"/>
+        </w:rPr>
+        <w:t xml:space="preserve"> </w:t>
+      </w:r>
+      <w:proofErr w:type="spellStart"/>
+      <w:r>
+        <w:rPr>
+          <w:color w:val="FFFFFF" w:themeColor="background1"/>
+        </w:rPr>
+        <w:t>src</w:t>
+      </w:r>
+      <w:proofErr w:type="spellEnd"/>
+      <w:r>
+        <w:rPr>
+          <w:color w:val="FFFFFF" w:themeColor="background1"/>
+        </w:rPr>
+        <w:t>\PerfWriter.cpp</w:t>
+      </w:r>
+      <w:r>
+        <w:rPr>
+          <w:color w:val="FFFFFF" w:themeColor="background1"/>
+        </w:rPr>
         <w:br/>
       </w:r>
       <w:r>
@@ -15273,12 +17906,28 @@
         </w:rPr>
         <w:t xml:space="preserve"> &gt; ..\</w:t>
       </w:r>
+      <w:proofErr w:type="spellStart"/>
       <w:r>
         <w:rPr>
           <w:color w:val="FFFFFF" w:themeColor="background1"/>
         </w:rPr>
-        <w:t>beebperf\beebem_changelist.diff</w:t>
-      </w:r>
+        <w:t>beebperf</w:t>
+      </w:r>
+      <w:proofErr w:type="spellEnd"/>
+      <w:r>
+        <w:rPr>
+          <w:color w:val="FFFFFF" w:themeColor="background1"/>
+        </w:rPr>
+        <w:t>\</w:t>
+      </w:r>
+      <w:proofErr w:type="spellStart"/>
+      <w:r>
+        <w:rPr>
+          <w:color w:val="FFFFFF" w:themeColor="background1"/>
+        </w:rPr>
+        <w:t>beebem_changelist.diff</w:t>
+      </w:r>
+      <w:proofErr w:type="spellEnd"/>
     </w:p>
     <w:p/>
     <w:p>
@@ -15301,34 +17950,58 @@
         </w:rPr>
         <w:t xml:space="preserve">    </w:t>
       </w:r>
+      <w:proofErr w:type="gramStart"/>
       <w:r>
         <w:rPr>
           <w:color w:val="FFFFFF" w:themeColor="background1"/>
         </w:rPr>
-        <w:t xml:space="preserve">git </w:t>
-      </w:r>
+        <w:t>git</w:t>
+      </w:r>
+      <w:proofErr w:type="gramEnd"/>
       <w:r>
         <w:rPr>
           <w:color w:val="FFFFFF" w:themeColor="background1"/>
         </w:rPr>
+        <w:t xml:space="preserve"> </w:t>
+      </w:r>
+      <w:r>
+        <w:rPr>
+          <w:color w:val="FFFFFF" w:themeColor="background1"/>
+        </w:rPr>
         <w:t>apply ..\</w:t>
       </w:r>
+      <w:proofErr w:type="spellStart"/>
       <w:r>
         <w:rPr>
           <w:color w:val="FFFFFF" w:themeColor="background1"/>
         </w:rPr>
-        <w:t>beebperf\beebem_changelist.diff</w:t>
-      </w:r>
+        <w:t>beebperf</w:t>
+      </w:r>
+      <w:proofErr w:type="spellEnd"/>
+      <w:r>
+        <w:rPr>
+          <w:color w:val="FFFFFF" w:themeColor="background1"/>
+        </w:rPr>
+        <w:t>\</w:t>
+      </w:r>
+      <w:proofErr w:type="spellStart"/>
+      <w:r>
+        <w:rPr>
+          <w:color w:val="FFFFFF" w:themeColor="background1"/>
+        </w:rPr>
+        <w:t>beebem_changelist.diff</w:t>
+      </w:r>
+      <w:proofErr w:type="spellEnd"/>
     </w:p>
     <w:p/>
     <w:p/>
     <w:sectPr>
-      <w:headerReference w:type="even" r:id="rId19"/>
-      <w:headerReference w:type="default" r:id="rId20"/>
-      <w:footerReference w:type="even" r:id="rId21"/>
-      <w:footerReference w:type="default" r:id="rId22"/>
-      <w:headerReference w:type="first" r:id="rId23"/>
-      <w:footerReference w:type="first" r:id="rId24"/>
+      <w:headerReference w:type="even" r:id="rId20"/>
+      <w:headerReference w:type="default" r:id="rId21"/>
+      <w:footerReference w:type="even" r:id="rId22"/>
+      <w:footerReference w:type="default" r:id="rId23"/>
+      <w:headerReference w:type="first" r:id="rId24"/>
+      <w:footerReference w:type="first" r:id="rId25"/>
       <w:pgSz w:w="12240" w:h="15840"/>
       <w:pgMar w:top="1440" w:right="1440" w:bottom="1440" w:left="1440" w:header="720" w:footer="720" w:gutter="0"/>
       <w:cols w:space="720"/>

--- a/docs/BeebPerf.docx
+++ b/docs/BeebPerf.docx
@@ -412,23 +412,21 @@
           <w:rFonts w:ascii="Aptos" w:hAnsi="Aptos"/>
           <w:color w:val="000000"/>
         </w:rPr>
-        <w:t xml:space="preserve"> (</w:t>
-      </w:r>
-      <w:proofErr w:type="gramStart"/>
+        <w:t xml:space="preserve"> (see .</w:t>
+      </w:r>
       <w:r>
         <w:rPr>
           <w:rFonts w:ascii="Aptos" w:hAnsi="Aptos"/>
           <w:color w:val="000000"/>
         </w:rPr>
-        <w:t>see .Perf</w:t>
-      </w:r>
-      <w:proofErr w:type="gramEnd"/>
+        <w:t>p</w:t>
+      </w:r>
       <w:r>
         <w:rPr>
           <w:rFonts w:ascii="Aptos" w:hAnsi="Aptos"/>
           <w:color w:val="000000"/>
         </w:rPr>
-        <w:t xml:space="preserve"> </w:t>
+        <w:t xml:space="preserve">erf </w:t>
       </w:r>
       <w:r>
         <w:rPr>
@@ -760,6 +758,52 @@
         <w:t>rc</w:t>
       </w:r>
       <w:proofErr w:type="spellEnd"/>
+    </w:p>
+    <w:p>
+      <w:pPr>
+        <w:pStyle w:val="ListParagraph"/>
+        <w:spacing w:after="100" w:afterAutospacing="1"/>
+        <w:ind w:left="1080"/>
+      </w:pPr>
+    </w:p>
+    <w:p>
+      <w:pPr>
+        <w:pStyle w:val="ListParagraph"/>
+        <w:numPr>
+          <w:ilvl w:val="0"/>
+          <w:numId w:val="9"/>
+        </w:numPr>
+        <w:spacing w:after="100" w:afterAutospacing="1"/>
+      </w:pPr>
+      <w:r>
+        <w:t>Download and i</w:t>
+      </w:r>
+      <w:r>
+        <w:t xml:space="preserve">nstall </w:t>
+      </w:r>
+      <w:hyperlink r:id="rId8" w:history="1">
+        <w:r>
+          <w:rPr>
+            <w:rStyle w:val="Hyperlink"/>
+            <w:b/>
+            <w:bCs/>
+          </w:rPr>
+          <w:t>Microsoft DirectX SDK (June 2010)</w:t>
+        </w:r>
+      </w:hyperlink>
+      <w:r>
+        <w:rPr>
+          <w:b/>
+          <w:bCs/>
+        </w:rPr>
+        <w:t xml:space="preserve"> </w:t>
+      </w:r>
+      <w:r>
+        <w:t>from:</w:t>
+      </w:r>
+      <w:r>
+        <w:t xml:space="preserve"> https://www.microsoft.com/en-us/download/details.aspx?id=6812</w:t>
+      </w:r>
     </w:p>
     <w:p>
       <w:pPr>
@@ -850,6 +894,7 @@
         <w:contextualSpacing w:val="0"/>
       </w:pPr>
       <w:r>
+        <w:lastRenderedPageBreak/>
         <w:t xml:space="preserve">Using the </w:t>
       </w:r>
       <w:r>
@@ -905,19 +950,11 @@
         </w:rPr>
         <w:t xml:space="preserve">   </w:t>
       </w:r>
-      <w:proofErr w:type="gramStart"/>
       <w:r>
         <w:rPr>
           <w:color w:val="FFFFFF" w:themeColor="background1"/>
         </w:rPr>
-        <w:t>git</w:t>
-      </w:r>
-      <w:proofErr w:type="gramEnd"/>
-      <w:r>
-        <w:rPr>
-          <w:color w:val="FFFFFF" w:themeColor="background1"/>
-        </w:rPr>
-        <w:t xml:space="preserve"> </w:t>
+        <w:t xml:space="preserve">git </w:t>
       </w:r>
       <w:r>
         <w:rPr>
@@ -959,8 +996,25 @@
         <w:contextualSpacing w:val="0"/>
       </w:pPr>
       <w:r>
-        <w:lastRenderedPageBreak/>
-        <w:t>Reopen and build the solution</w:t>
+        <w:t xml:space="preserve">Reopen </w:t>
+      </w:r>
+      <w:r>
+        <w:t xml:space="preserve">and rebuild the </w:t>
+      </w:r>
+      <w:r>
+        <w:t xml:space="preserve">solution </w:t>
+      </w:r>
+      <w:r>
+        <w:t>(</w:t>
+      </w:r>
+      <w:r>
+        <w:t>x64 configuration</w:t>
+      </w:r>
+      <w:r>
+        <w:t>)</w:t>
+      </w:r>
+      <w:r>
+        <w:t>.</w:t>
       </w:r>
     </w:p>
     <w:p>
@@ -1036,7 +1090,20 @@
         <w:t>Capture Perf…</w:t>
       </w:r>
       <w:r>
-        <w:t xml:space="preserve"> menu item, choosing the name of the file to create.  To end the recording, select the </w:t>
+        <w:t xml:space="preserve"> menu item, choosing the name of the</w:t>
+      </w:r>
+      <w:r>
+        <w:t xml:space="preserve"> </w:t>
+      </w:r>
+      <w:r>
+        <w:rPr>
+          <w:b/>
+          <w:bCs/>
+        </w:rPr>
+        <w:t>.perf</w:t>
+      </w:r>
+      <w:r>
+        <w:t xml:space="preserve"> file to create.  To end the recording, select the </w:t>
       </w:r>
       <w:r>
         <w:rPr>
@@ -1082,16 +1149,13 @@
         <w:t>-</w:t>
       </w:r>
       <w:r>
-        <w:t xml:space="preserve">minute recording will </w:t>
-      </w:r>
-      <w:r>
-        <w:t xml:space="preserve">use </w:t>
-      </w:r>
-      <w:r>
-        <w:t xml:space="preserve">approximately </w:t>
-      </w:r>
-      <w:r>
-        <w:t>40Mb to 80Mb of disk space and may take</w:t>
+        <w:t xml:space="preserve">minute recording </w:t>
+      </w:r>
+      <w:r>
+        <w:t xml:space="preserve">may use </w:t>
+      </w:r>
+      <w:r>
+        <w:t>80Mb of disk space and take</w:t>
       </w:r>
       <w:r>
         <w:t xml:space="preserve"> tens of </w:t>
@@ -1129,7 +1193,10 @@
         <w:t xml:space="preserve">over BBC </w:t>
       </w:r>
       <w:r>
-        <w:t xml:space="preserve">disc activity, if code is being loaded.  </w:t>
+        <w:t>disc activity, if code is being loaded.</w:t>
+      </w:r>
+      <w:r>
+        <w:t xml:space="preserve"> </w:t>
       </w:r>
       <w:proofErr w:type="spellStart"/>
       <w:r>
@@ -1170,7 +1237,31 @@
     </w:p>
     <w:p>
       <w:r>
-        <w:t xml:space="preserve">Labels can be included in generated .Perf files by launching </w:t>
+        <w:t xml:space="preserve">Labels can be included in generated </w:t>
+      </w:r>
+      <w:r>
+        <w:rPr>
+          <w:b/>
+          <w:bCs/>
+        </w:rPr>
+        <w:t>.</w:t>
+      </w:r>
+      <w:r>
+        <w:rPr>
+          <w:b/>
+          <w:bCs/>
+        </w:rPr>
+        <w:t>p</w:t>
+      </w:r>
+      <w:r>
+        <w:rPr>
+          <w:b/>
+          <w:bCs/>
+        </w:rPr>
+        <w:t>erf</w:t>
+      </w:r>
+      <w:r>
+        <w:t xml:space="preserve"> files by launching </w:t>
       </w:r>
       <w:r>
         <w:rPr>
@@ -1563,15 +1654,7 @@
         <w:t>based</w:t>
       </w:r>
       <w:r>
-        <w:t xml:space="preserve"> </w:t>
-      </w:r>
-      <w:proofErr w:type="gramStart"/>
-      <w:r>
-        <w:t>from</w:t>
-      </w:r>
-      <w:proofErr w:type="gramEnd"/>
-      <w:r>
-        <w:t xml:space="preserve"> Visual Studio</w:t>
+        <w:t xml:space="preserve"> from Visual Studio</w:t>
       </w:r>
       <w:r>
         <w:t>.</w:t>
@@ -1656,7 +1739,7 @@
                     <pic:cNvPicPr/>
                   </pic:nvPicPr>
                   <pic:blipFill>
-                    <a:blip r:embed="rId8"/>
+                    <a:blip r:embed="rId9"/>
                     <a:stretch>
                       <a:fillRect/>
                     </a:stretch>
@@ -1686,7 +1769,13 @@
     </w:p>
     <w:p>
       <w:r>
-        <w:t xml:space="preserve">The top row, positioned beneath the toolbar, contains the timeline and associated display frames.  The current analysis time range is </w:t>
+        <w:t xml:space="preserve">The top row, positioned beneath the toolbar, contains the timeline and associated </w:t>
+      </w:r>
+      <w:r>
+        <w:t>display-frame</w:t>
+      </w:r>
+      <w:r>
+        <w:t xml:space="preserve">s.  The current analysis time range is </w:t>
       </w:r>
       <w:r>
         <w:t xml:space="preserve">highlighted </w:t>
@@ -1791,7 +1880,7 @@
                     <pic:cNvPicPr/>
                   </pic:nvPicPr>
                   <pic:blipFill>
-                    <a:blip r:embed="rId9"/>
+                    <a:blip r:embed="rId10"/>
                     <a:stretch>
                       <a:fillRect/>
                     </a:stretch>
@@ -1859,16 +1948,11 @@
       <w:r>
         <w:t xml:space="preserve">by dragging the black </w:t>
       </w:r>
-      <w:proofErr w:type="gramStart"/>
       <w:r>
         <w:t xml:space="preserve">colored </w:t>
       </w:r>
       <w:r>
-        <w:t>end</w:t>
-      </w:r>
-      <w:proofErr w:type="gramEnd"/>
-      <w:r>
-        <w:t xml:space="preserve"> handles</w:t>
+        <w:t>end handles</w:t>
       </w:r>
       <w:r>
         <w:t xml:space="preserve">, </w:t>
@@ -1897,19 +1981,168 @@
         <w:t>edit selection</w:t>
       </w:r>
       <w:r>
+        <w:t xml:space="preserve"> button</w:t>
+      </w:r>
+      <w:r>
         <w:t xml:space="preserve"> </w:t>
       </w:r>
-      <w:proofErr w:type="gramStart"/>
+      <w:r>
+        <w:t>.</w:t>
+      </w:r>
+    </w:p>
+    <w:p>
+      <w:r>
+        <w:t xml:space="preserve">The </w:t>
+      </w:r>
+      <w:r>
+        <w:rPr>
+          <w:b/>
+          <w:bCs/>
+        </w:rPr>
+        <w:t xml:space="preserve">Zoom </w:t>
+      </w:r>
+      <w:r>
+        <w:rPr>
+          <w:b/>
+          <w:bCs/>
+        </w:rPr>
+        <w:t>i</w:t>
+      </w:r>
+      <w:r>
+        <w:rPr>
+          <w:b/>
+          <w:bCs/>
+        </w:rPr>
+        <w:t>n</w:t>
+      </w:r>
+      <w:r>
+        <w:t xml:space="preserve"> and </w:t>
+      </w:r>
+      <w:r>
+        <w:rPr>
+          <w:b/>
+          <w:bCs/>
+        </w:rPr>
+        <w:t xml:space="preserve">Zoom </w:t>
+      </w:r>
+      <w:r>
+        <w:rPr>
+          <w:b/>
+          <w:bCs/>
+        </w:rPr>
+        <w:t>o</w:t>
+      </w:r>
+      <w:r>
+        <w:rPr>
+          <w:b/>
+          <w:bCs/>
+        </w:rPr>
+        <w:t>ut</w:t>
+      </w:r>
+      <w:r>
+        <w:t xml:space="preserve"> button</w:t>
+      </w:r>
+      <w:r>
+        <w:t>s change the scale</w:t>
+      </w:r>
+      <w:r>
+        <w:t xml:space="preserve">.  The </w:t>
+      </w:r>
+      <w:r>
+        <w:rPr>
+          <w:b/>
+          <w:bCs/>
+        </w:rPr>
+        <w:t>Fit selection</w:t>
+      </w:r>
+      <w:r>
+        <w:rPr>
+          <w:b/>
+          <w:bCs/>
+        </w:rPr>
+        <w:t xml:space="preserve"> </w:t>
+      </w:r>
       <w:r>
         <w:t>button</w:t>
       </w:r>
       <w:r>
+        <w:rPr>
+          <w:b/>
+          <w:bCs/>
+        </w:rPr>
         <w:t xml:space="preserve"> </w:t>
       </w:r>
       <w:r>
+        <w:t>scale</w:t>
+      </w:r>
+      <w:r>
+        <w:t>s</w:t>
+      </w:r>
+      <w:r>
+        <w:t xml:space="preserve"> and translate</w:t>
+      </w:r>
+      <w:r>
+        <w:t>s</w:t>
+      </w:r>
+      <w:r>
+        <w:t xml:space="preserve"> the view </w:t>
+      </w:r>
+      <w:r>
+        <w:t xml:space="preserve">to as appropriate.  </w:t>
+      </w:r>
+    </w:p>
+    <w:p>
+      <w:r>
+        <w:t>Display-frame</w:t>
+      </w:r>
+      <w:r>
+        <w:t>s</w:t>
+      </w:r>
+      <w:r>
+        <w:t xml:space="preserve"> are shown below</w:t>
+      </w:r>
+      <w:r>
+        <w:t xml:space="preserve"> the </w:t>
+      </w:r>
+      <w:r>
+        <w:t>timeline</w:t>
+      </w:r>
+      <w:r>
         <w:t>.</w:t>
       </w:r>
-      <w:proofErr w:type="gramEnd"/>
+      <w:r>
+        <w:t xml:space="preserve">  Th</w:t>
+      </w:r>
+      <w:r>
+        <w:t xml:space="preserve">eir size can be changed </w:t>
+      </w:r>
+      <w:r>
+        <w:t xml:space="preserve">by dragging the </w:t>
+      </w:r>
+      <w:r>
+        <w:t xml:space="preserve">bottom </w:t>
+      </w:r>
+      <w:r>
+        <w:t xml:space="preserve">dividing </w:t>
+      </w:r>
+      <w:r>
+        <w:t>border.</w:t>
+      </w:r>
+      <w:r>
+        <w:t xml:space="preserve"> Frame number</w:t>
+      </w:r>
+      <w:r>
+        <w:t>s</w:t>
+      </w:r>
+      <w:r>
+        <w:t xml:space="preserve"> are displayed under each </w:t>
+      </w:r>
+      <w:r>
+        <w:t>display-frame</w:t>
+      </w:r>
+      <w:r>
+        <w:t>.</w:t>
+      </w:r>
     </w:p>
     <w:p>
       <w:r>
@@ -1920,182 +2153,28 @@
           <w:b/>
           <w:bCs/>
         </w:rPr>
-        <w:t xml:space="preserve">Zoom </w:t>
-      </w:r>
-      <w:r>
-        <w:rPr>
-          <w:b/>
-          <w:bCs/>
-        </w:rPr>
-        <w:t>i</w:t>
-      </w:r>
-      <w:r>
-        <w:rPr>
-          <w:b/>
-          <w:bCs/>
-        </w:rPr>
-        <w:t>n</w:t>
-      </w:r>
-      <w:r>
-        <w:t xml:space="preserve"> and </w:t>
-      </w:r>
-      <w:proofErr w:type="gramStart"/>
-      <w:r>
-        <w:rPr>
-          <w:b/>
-          <w:bCs/>
-        </w:rPr>
-        <w:t>Zoom</w:t>
-      </w:r>
-      <w:proofErr w:type="gramEnd"/>
-      <w:r>
-        <w:rPr>
-          <w:b/>
-          <w:bCs/>
-        </w:rPr>
-        <w:t xml:space="preserve"> </w:t>
-      </w:r>
-      <w:r>
-        <w:rPr>
-          <w:b/>
-          <w:bCs/>
-        </w:rPr>
-        <w:t>o</w:t>
-      </w:r>
-      <w:r>
-        <w:rPr>
-          <w:b/>
-          <w:bCs/>
-        </w:rPr>
-        <w:t>ut</w:t>
-      </w:r>
-      <w:r>
-        <w:t xml:space="preserve"> button</w:t>
-      </w:r>
-      <w:r>
-        <w:t>s change the scale</w:t>
-      </w:r>
-      <w:r>
-        <w:t xml:space="preserve">.  The </w:t>
-      </w:r>
-      <w:r>
-        <w:rPr>
-          <w:b/>
-          <w:bCs/>
-        </w:rPr>
-        <w:t>Fit selection</w:t>
-      </w:r>
-      <w:r>
-        <w:rPr>
-          <w:b/>
-          <w:bCs/>
-        </w:rPr>
-        <w:t xml:space="preserve"> </w:t>
-      </w:r>
-      <w:r>
-        <w:t>button</w:t>
-      </w:r>
-      <w:r>
-        <w:rPr>
-          <w:b/>
-          <w:bCs/>
-        </w:rPr>
-        <w:t xml:space="preserve"> </w:t>
-      </w:r>
-      <w:r>
-        <w:t>scale</w:t>
-      </w:r>
-      <w:r>
+        <w:t xml:space="preserve">Fit </w:t>
+      </w:r>
+      <w:r>
+        <w:rPr>
+          <w:b/>
+          <w:bCs/>
+        </w:rPr>
+        <w:t>display-frame</w:t>
+      </w:r>
+      <w:r>
+        <w:rPr>
+          <w:b/>
+          <w:bCs/>
+        </w:rPr>
         <w:t>s</w:t>
       </w:r>
       <w:r>
-        <w:t xml:space="preserve"> and translate</w:t>
-      </w:r>
-      <w:r>
-        <w:t>s</w:t>
-      </w:r>
-      <w:r>
-        <w:t xml:space="preserve"> the view </w:t>
-      </w:r>
-      <w:r>
-        <w:t xml:space="preserve">to as appropriate.  </w:t>
-      </w:r>
-    </w:p>
-    <w:p>
-      <w:r>
-        <w:t>Display f</w:t>
-      </w:r>
-      <w:r>
-        <w:t>rame</w:t>
-      </w:r>
-      <w:r>
-        <w:t>s</w:t>
-      </w:r>
-      <w:r>
-        <w:t xml:space="preserve"> are shown below</w:t>
-      </w:r>
-      <w:r>
-        <w:t xml:space="preserve"> the </w:t>
+        <w:t xml:space="preserve"> button scales the </w:t>
       </w:r>
       <w:r>
         <w:t>timeline</w:t>
       </w:r>
-      <w:r>
-        <w:t>.</w:t>
-      </w:r>
-      <w:r>
-        <w:t xml:space="preserve">  Th</w:t>
-      </w:r>
-      <w:r>
-        <w:t xml:space="preserve">eir size can be changed </w:t>
-      </w:r>
-      <w:r>
-        <w:t xml:space="preserve">by dragging the </w:t>
-      </w:r>
-      <w:r>
-        <w:t xml:space="preserve">bottom </w:t>
-      </w:r>
-      <w:r>
-        <w:t xml:space="preserve">dividing </w:t>
-      </w:r>
-      <w:r>
-        <w:t>border.</w:t>
-      </w:r>
-      <w:r>
-        <w:t xml:space="preserve"> Frame number</w:t>
-      </w:r>
-      <w:r>
-        <w:t>s</w:t>
-      </w:r>
-      <w:r>
-        <w:t xml:space="preserve"> are displayed under each </w:t>
-      </w:r>
-      <w:r>
-        <w:t xml:space="preserve">display </w:t>
-      </w:r>
-      <w:r>
-        <w:t>frame.</w:t>
-      </w:r>
-    </w:p>
-    <w:p>
-      <w:r>
-        <w:t xml:space="preserve">The </w:t>
-      </w:r>
-      <w:r>
-        <w:rPr>
-          <w:b/>
-          <w:bCs/>
-        </w:rPr>
-        <w:t>Fit display frames</w:t>
-      </w:r>
-      <w:r>
-        <w:t xml:space="preserve"> button scales the </w:t>
-      </w:r>
-      <w:proofErr w:type="gramStart"/>
-      <w:r>
-        <w:t>timeline</w:t>
-      </w:r>
-      <w:proofErr w:type="gramEnd"/>
       <w:r>
         <w:t xml:space="preserve"> so frames are </w:t>
       </w:r>
@@ -2146,7 +2225,7 @@
                     <pic:cNvPicPr/>
                   </pic:nvPicPr>
                   <pic:blipFill>
-                    <a:blip r:embed="rId10"/>
+                    <a:blip r:embed="rId11"/>
                     <a:stretch>
                       <a:fillRect/>
                     </a:stretch>
@@ -2238,7 +2317,10 @@
         <w:t xml:space="preserve">to the clipboard </w:t>
       </w:r>
       <w:r>
-        <w:t xml:space="preserve">and </w:t>
+        <w:t>or</w:t>
+      </w:r>
+      <w:r>
+        <w:t xml:space="preserve"> </w:t>
       </w:r>
       <w:r>
         <w:t xml:space="preserve">export </w:t>
@@ -2580,7 +2662,7 @@
                     <pic:cNvPicPr/>
                   </pic:nvPicPr>
                   <pic:blipFill>
-                    <a:blip r:embed="rId11"/>
+                    <a:blip r:embed="rId12"/>
                     <a:stretch>
                       <a:fillRect/>
                     </a:stretch>
@@ -2734,7 +2816,7 @@
                     <pic:cNvPicPr/>
                   </pic:nvPicPr>
                   <pic:blipFill>
-                    <a:blip r:embed="rId12"/>
+                    <a:blip r:embed="rId13"/>
                     <a:stretch>
                       <a:fillRect/>
                     </a:stretch>
@@ -2943,18 +3025,13 @@
         <w:t>Export</w:t>
       </w:r>
       <w:r>
-        <w:t xml:space="preserve"> buttons copy all the data to the clipboard and </w:t>
-      </w:r>
-      <w:proofErr w:type="gramStart"/>
-      <w:r>
-        <w:t>export</w:t>
-      </w:r>
-      <w:r>
-        <w:t>s</w:t>
-      </w:r>
-      <w:proofErr w:type="gramEnd"/>
-      <w:r>
-        <w:t xml:space="preserve"> the data to a CSV file.</w:t>
+        <w:t xml:space="preserve"> buttons copy all the data to the clipboard </w:t>
+      </w:r>
+      <w:r>
+        <w:t xml:space="preserve">or </w:t>
+      </w:r>
+      <w:r>
+        <w:t>export the data to a CSV file.</w:t>
       </w:r>
     </w:p>
     <w:p>
@@ -2992,7 +3069,7 @@
                     <pic:cNvPicPr/>
                   </pic:nvPicPr>
                   <pic:blipFill>
-                    <a:blip r:embed="rId13"/>
+                    <a:blip r:embed="rId14"/>
                     <a:stretch>
                       <a:fillRect/>
                     </a:stretch>
@@ -3099,17 +3176,8 @@
           <w:b/>
           <w:bCs/>
         </w:rPr>
-        <w:t xml:space="preserve">Call </w:t>
-      </w:r>
-      <w:proofErr w:type="gramStart"/>
-      <w:r>
-        <w:rPr>
-          <w:b/>
-          <w:bCs/>
-        </w:rPr>
-        <w:t>types</w:t>
-      </w:r>
-      <w:proofErr w:type="gramEnd"/>
+        <w:t>Call types</w:t>
+      </w:r>
       <w:r>
         <w:t xml:space="preserve"> button.</w:t>
       </w:r>
@@ -3140,7 +3208,13 @@
         <w:t>Copy</w:t>
       </w:r>
       <w:r>
-        <w:t xml:space="preserve"> copies the image to the clipboard.</w:t>
+        <w:t xml:space="preserve"> </w:t>
+      </w:r>
+      <w:r>
+        <w:t xml:space="preserve">button </w:t>
+      </w:r>
+      <w:r>
+        <w:t>copies the image to the clipboard.</w:t>
       </w:r>
     </w:p>
     <w:p>
@@ -3175,7 +3249,7 @@
                     <pic:cNvPicPr/>
                   </pic:nvPicPr>
                   <pic:blipFill>
-                    <a:blip r:embed="rId14"/>
+                    <a:blip r:embed="rId15"/>
                     <a:stretch>
                       <a:fillRect/>
                     </a:stretch>
@@ -3325,15 +3399,13 @@
         <w:t>Export</w:t>
       </w:r>
       <w:r>
-        <w:t xml:space="preserve"> buttons copy all the data to the clipboard and </w:t>
-      </w:r>
-      <w:proofErr w:type="gramStart"/>
-      <w:r>
-        <w:t>exports</w:t>
-      </w:r>
-      <w:proofErr w:type="gramEnd"/>
-      <w:r>
-        <w:t xml:space="preserve"> the data to a CSV file.</w:t>
+        <w:t xml:space="preserve"> buttons copy all the data to the clipboard </w:t>
+      </w:r>
+      <w:r>
+        <w:t>or</w:t>
+      </w:r>
+      <w:r>
+        <w:t xml:space="preserve"> export the data to a CSV file.</w:t>
       </w:r>
     </w:p>
     <w:p>
@@ -3371,7 +3443,7 @@
                     <pic:cNvPicPr/>
                   </pic:nvPicPr>
                   <pic:blipFill>
-                    <a:blip r:embed="rId15"/>
+                    <a:blip r:embed="rId16"/>
                     <a:stretch>
                       <a:fillRect/>
                     </a:stretch>
@@ -3429,21 +3501,12 @@
       <w:r>
         <w:t xml:space="preserve"> and </w:t>
       </w:r>
-      <w:proofErr w:type="gramStart"/>
-      <w:r>
-        <w:rPr>
-          <w:b/>
-          <w:bCs/>
-        </w:rPr>
-        <w:t>Edit</w:t>
-      </w:r>
-      <w:proofErr w:type="gramEnd"/>
-      <w:r>
-        <w:rPr>
-          <w:b/>
-          <w:bCs/>
-        </w:rPr>
-        <w:t>…</w:t>
+      <w:r>
+        <w:rPr>
+          <w:b/>
+          <w:bCs/>
+        </w:rPr>
+        <w:t>Edit…</w:t>
       </w:r>
       <w:r>
         <w:t xml:space="preserve"> frame settings button</w:t>
@@ -3452,32 +3515,56 @@
         <w:t>s</w:t>
       </w:r>
       <w:r>
+        <w:t xml:space="preserve"> (see below).</w:t>
+      </w:r>
+    </w:p>
+    <w:p>
+      <w:r>
+        <w:t xml:space="preserve">The view shows each frame’s duration, its offset from </w:t>
+      </w:r>
+      <w:r>
+        <w:t xml:space="preserve">the </w:t>
+      </w:r>
+      <w:r>
+        <w:t>next display</w:t>
+      </w:r>
+      <w:r>
+        <w:t>-</w:t>
+      </w:r>
+      <w:r>
+        <w:t xml:space="preserve">frame, and how many writes to screen memory occur before </w:t>
+      </w:r>
+      <w:r>
+        <w:t xml:space="preserve">the </w:t>
+      </w:r>
+      <w:r>
+        <w:t>display</w:t>
+      </w:r>
+      <w:r>
+        <w:t xml:space="preserve"> screen memory scan read</w:t>
+      </w:r>
+      <w:r>
+        <w:t xml:space="preserve">, and how many writes to screen memory occur </w:t>
+      </w:r>
+      <w:r>
+        <w:t>after the display screen memory scan read</w:t>
+      </w:r>
+      <w:r>
         <w:t>.</w:t>
       </w:r>
-    </w:p>
-    <w:p>
-      <w:r>
-        <w:t xml:space="preserve">The view shows each frame’s duration, its offset from </w:t>
-      </w:r>
-      <w:r>
-        <w:t xml:space="preserve">the </w:t>
-      </w:r>
-      <w:r>
-        <w:t>next display</w:t>
-      </w:r>
-      <w:r>
-        <w:t>-</w:t>
-      </w:r>
-      <w:r>
-        <w:t>frame, and how many writes to screen memory occur before display, and how many writes to screen memory occur afterwards.</w:t>
-      </w:r>
       <w:r>
         <w:t xml:space="preserve">  This information can be useful for identifying display tearing.</w:t>
       </w:r>
     </w:p>
     <w:p>
       <w:r>
-        <w:t>The visualization column provided a frame centric view, where the frame’s duration is shown relative to a defined threshold (</w:t>
+        <w:t>The visualization column provide</w:t>
+      </w:r>
+      <w:r>
+        <w:t>s</w:t>
+      </w:r>
+      <w:r>
+        <w:t xml:space="preserve"> a frame centric view, where the frame’s duration is shown relative to a defined threshold (</w:t>
       </w:r>
       <w:r>
         <w:t xml:space="preserve">typically </w:t>
@@ -3495,7 +3582,13 @@
         <w:t xml:space="preserve"> second)</w:t>
       </w:r>
       <w:r>
-        <w:t xml:space="preserve">.  The frame’s associated display frames are also shown, where the arrow represents the </w:t>
+        <w:t xml:space="preserve">.  The frame’s associated </w:t>
+      </w:r>
+      <w:r>
+        <w:t>display-frame</w:t>
+      </w:r>
+      <w:r>
+        <w:t xml:space="preserve">s are also shown, where the arrow represents the </w:t>
       </w:r>
       <w:r>
         <w:t xml:space="preserve">span of the associated </w:t>
@@ -3529,15 +3622,13 @@
         <w:t>Export</w:t>
       </w:r>
       <w:r>
-        <w:t xml:space="preserve"> buttons copy all the data to the clipboard and </w:t>
-      </w:r>
-      <w:proofErr w:type="gramStart"/>
-      <w:r>
-        <w:t>exports</w:t>
-      </w:r>
-      <w:proofErr w:type="gramEnd"/>
-      <w:r>
-        <w:t xml:space="preserve"> the data to a CSV file.</w:t>
+        <w:t xml:space="preserve"> buttons copy all the data to the clipboard </w:t>
+      </w:r>
+      <w:r>
+        <w:t>or</w:t>
+      </w:r>
+      <w:r>
+        <w:t xml:space="preserve"> export the data to a CSV file.</w:t>
       </w:r>
     </w:p>
     <w:p>
@@ -3547,26 +3638,16 @@
       <w:r>
         <w:t xml:space="preserve">rame settings can be added, edited, and removed.  These persist across sessions.  The </w:t>
       </w:r>
-      <w:proofErr w:type="gramStart"/>
-      <w:r>
-        <w:rPr>
-          <w:b/>
-          <w:bCs/>
-        </w:rPr>
-        <w:t>Add..</w:t>
-      </w:r>
-      <w:proofErr w:type="gramEnd"/>
-      <w:r>
-        <w:rPr>
-          <w:b/>
-          <w:bCs/>
-        </w:rPr>
-        <w:t xml:space="preserve"> </w:t>
+      <w:r>
+        <w:rPr>
+          <w:b/>
+          <w:bCs/>
+        </w:rPr>
+        <w:t xml:space="preserve">Add.. </w:t>
       </w:r>
       <w:r>
         <w:t xml:space="preserve">and </w:t>
       </w:r>
-      <w:proofErr w:type="gramStart"/>
       <w:r>
         <w:rPr>
           <w:b/>
@@ -3574,7 +3655,6 @@
         </w:rPr>
         <w:t>Edit..</w:t>
       </w:r>
-      <w:proofErr w:type="gramEnd"/>
       <w:r>
         <w:t xml:space="preserve"> button</w:t>
       </w:r>
@@ -3590,6 +3670,9 @@
         <w:jc w:val="center"/>
       </w:pPr>
       <w:r>
+        <w:rPr>
+          <w:noProof/>
+        </w:rPr>
         <w:drawing>
           <wp:inline distT="0" distB="0" distL="0" distR="0" wp14:anchorId="3F70C3F2" wp14:editId="725D0706">
             <wp:extent cx="2530677" cy="1713017"/>
@@ -3606,7 +3689,7 @@
                     <pic:cNvPicPr/>
                   </pic:nvPicPr>
                   <pic:blipFill>
-                    <a:blip r:embed="rId16"/>
+                    <a:blip r:embed="rId17"/>
                     <a:stretch>
                       <a:fillRect/>
                     </a:stretch>
@@ -3656,7 +3739,13 @@
         <w:t>threshold</w:t>
       </w:r>
       <w:r>
-        <w:t xml:space="preserve"> settings.  The former can be based on a start and end code address (which can be the same), the code address of a routine, or the code address of a </w:t>
+        <w:t xml:space="preserve"> settings.  The </w:t>
+      </w:r>
+      <w:r>
+        <w:t>span</w:t>
+      </w:r>
+      <w:r>
+        <w:t xml:space="preserve"> can be based on a start and end code address (which can be the same), the code address of a routine, or the code address of a </w:t>
       </w:r>
       <w:r>
         <w:rPr>
@@ -3666,7 +3755,19 @@
         <w:t>JSR</w:t>
       </w:r>
       <w:r>
-        <w:t xml:space="preserve"> instruction.  The latter is optional, but typically 1/50</w:t>
+        <w:t xml:space="preserve"> instruction.  The </w:t>
+      </w:r>
+      <w:r>
+        <w:t xml:space="preserve">threshold is </w:t>
+      </w:r>
+      <w:r>
+        <w:t xml:space="preserve">optional but typically </w:t>
+      </w:r>
+      <w:r>
+        <w:t xml:space="preserve">set to </w:t>
+      </w:r>
+      <w:r>
+        <w:t>1/50</w:t>
       </w:r>
       <w:r>
         <w:rPr>
@@ -3675,7 +3776,7 @@
         <w:t>th</w:t>
       </w:r>
       <w:r>
-        <w:t xml:space="preserve"> second (or 40000 cycles).</w:t>
+        <w:t xml:space="preserve"> second (40000 cycles).</w:t>
       </w:r>
     </w:p>
     <w:p>
@@ -3708,7 +3809,7 @@
                     <pic:cNvPicPr/>
                   </pic:nvPicPr>
                   <pic:blipFill>
-                    <a:blip r:embed="rId17"/>
+                    <a:blip r:embed="rId18"/>
                     <a:stretch>
                       <a:fillRect/>
                     </a:stretch>
@@ -4062,15 +4163,13 @@
         <w:t>Export</w:t>
       </w:r>
       <w:r>
-        <w:t xml:space="preserve"> buttons copy all the data to the clipboard and </w:t>
-      </w:r>
-      <w:proofErr w:type="gramStart"/>
-      <w:r>
-        <w:t>exports</w:t>
-      </w:r>
-      <w:proofErr w:type="gramEnd"/>
-      <w:r>
-        <w:t xml:space="preserve"> the data to a CSV file.</w:t>
+        <w:t xml:space="preserve"> buttons copy all the data to the clipboard </w:t>
+      </w:r>
+      <w:r>
+        <w:t>or</w:t>
+      </w:r>
+      <w:r>
+        <w:t xml:space="preserve"> export the data to a CSV file.</w:t>
       </w:r>
     </w:p>
     <w:p>
@@ -4170,7 +4269,7 @@
                     <pic:cNvPicPr/>
                   </pic:nvPicPr>
                   <pic:blipFill>
-                    <a:blip r:embed="rId18"/>
+                    <a:blip r:embed="rId19"/>
                     <a:stretch>
                       <a:fillRect/>
                     </a:stretch>
@@ -4244,7 +4343,7 @@
                     <pic:cNvPicPr/>
                   </pic:nvPicPr>
                   <pic:blipFill>
-                    <a:blip r:embed="rId19"/>
+                    <a:blip r:embed="rId20"/>
                     <a:stretch>
                       <a:fillRect/>
                     </a:stretch>
@@ -4751,7 +4850,14 @@
           <w:b/>
           <w:bCs/>
         </w:rPr>
-        <w:t>Display frame reconstruction.</w:t>
+        <w:t>Display-frame</w:t>
+      </w:r>
+      <w:r>
+        <w:rPr>
+          <w:b/>
+          <w:bCs/>
+        </w:rPr>
+        <w:t xml:space="preserve"> reconstruction.</w:t>
       </w:r>
       <w:r>
         <w:rPr>
@@ -4826,7 +4932,16 @@
         <w:t>, to keep the memory footprint low</w:t>
       </w:r>
       <w:r>
-        <w:t>, though this never became a significant issue.</w:t>
+        <w:t xml:space="preserve">, </w:t>
+      </w:r>
+      <w:r>
+        <w:t xml:space="preserve"> though this never became </w:t>
+      </w:r>
+      <w:r>
+        <w:t>necessary</w:t>
+      </w:r>
+      <w:r>
+        <w:t>.</w:t>
       </w:r>
     </w:p>
     <w:p>
@@ -4919,7 +5034,21 @@
           <w:b/>
           <w:bCs/>
         </w:rPr>
-        <w:t>.Perf</w:t>
+        <w:t>.</w:t>
+      </w:r>
+      <w:r>
+        <w:rPr>
+          <w:b/>
+          <w:bCs/>
+        </w:rPr>
+        <w:t>p</w:t>
+      </w:r>
+      <w:r>
+        <w:rPr>
+          <w:b/>
+          <w:bCs/>
+        </w:rPr>
+        <w:t>erf</w:t>
       </w:r>
       <w:r>
         <w:t xml:space="preserve"> file loading and analysis, leveraging CPU, memory, and </w:t>
@@ -5167,7 +5296,13 @@
         <w:t xml:space="preserve"> the </w:t>
       </w:r>
       <w:r>
-        <w:t>last opened .Perf file</w:t>
+        <w:t>last opened .</w:t>
+      </w:r>
+      <w:r>
+        <w:t>p</w:t>
+      </w:r>
+      <w:r>
+        <w:t>erf file</w:t>
       </w:r>
       <w:r>
         <w:t>, if it exists.</w:t>
@@ -5196,7 +5331,13 @@
         <w:pStyle w:val="Heading3"/>
       </w:pPr>
       <w:r>
-        <w:t>.Perf file loading</w:t>
+        <w:t>.</w:t>
+      </w:r>
+      <w:r>
+        <w:t>p</w:t>
+      </w:r>
+      <w:r>
+        <w:t>erf file loading</w:t>
       </w:r>
     </w:p>
     <w:p>
@@ -5284,7 +5425,13 @@
         <w:t>s</w:t>
       </w:r>
       <w:r>
-        <w:t xml:space="preserve"> a loaded .Perf file.</w:t>
+        <w:t xml:space="preserve"> a loaded .</w:t>
+      </w:r>
+      <w:r>
+        <w:t>p</w:t>
+      </w:r>
+      <w:r>
+        <w:t>erf file.</w:t>
       </w:r>
       <w:r>
         <w:t xml:space="preserve"> </w:t>
@@ -5571,15 +5718,7 @@
         <w:t xml:space="preserve">All the events and instructions defined across </w:t>
       </w:r>
       <w:r>
-        <w:t xml:space="preserve">the </w:t>
-      </w:r>
-      <w:proofErr w:type="gramStart"/>
-      <w:r>
-        <w:t>read .perf</w:t>
-      </w:r>
-      <w:proofErr w:type="gramEnd"/>
-      <w:r>
-        <w:t xml:space="preserve"> file’s </w:t>
+        <w:t xml:space="preserve">the read .perf file’s </w:t>
       </w:r>
       <w:r>
         <w:t xml:space="preserve">execution chunks are put in a single </w:t>
@@ -5871,19 +6010,50 @@
         <w:t xml:space="preserve"> file is loaded</w:t>
       </w:r>
       <w:r>
-        <w:t xml:space="preserve">.  The form class asynchronously </w:t>
+        <w:t xml:space="preserve"> and it is only performed </w:t>
+      </w:r>
+      <w:proofErr w:type="spellStart"/>
+      <w:r>
+        <w:t>oncee</w:t>
+      </w:r>
+      <w:proofErr w:type="spellEnd"/>
+      <w:r>
+        <w:t>.</w:t>
+      </w:r>
+    </w:p>
+    <w:p>
+      <w:r>
+        <w:t xml:space="preserve">The form class asynchronously </w:t>
       </w:r>
       <w:r>
         <w:t xml:space="preserve">invokes </w:t>
       </w:r>
       <w:r>
+        <w:t xml:space="preserve">static </w:t>
+      </w:r>
+      <w:r>
         <w:t xml:space="preserve">CPU and </w:t>
       </w:r>
       <w:r>
         <w:t>frame</w:t>
       </w:r>
       <w:r>
-        <w:t xml:space="preserve"> analysis in parallel.</w:t>
+        <w:t xml:space="preserve"> analysis in parallel</w:t>
+      </w:r>
+      <w:r>
+        <w:t xml:space="preserve">, </w:t>
+      </w:r>
+      <w:r>
+        <w:t>unless frame analysis is dependent on CPU analysis</w:t>
+      </w:r>
+      <w:r>
+        <w:t xml:space="preserve"> </w:t>
+      </w:r>
+      <w:r>
+        <w:t xml:space="preserve">results, </w:t>
+      </w:r>
+      <w:r>
+        <w:t>in which case it is scheduled afterwards.</w:t>
       </w:r>
     </w:p>
     <w:p>
@@ -6266,6 +6436,7 @@
           <w:b/>
           <w:bCs/>
         </w:rPr>
+        <w:lastRenderedPageBreak/>
         <w:t>CallStack</w:t>
       </w:r>
       <w:proofErr w:type="spellEnd"/>
@@ -6288,7 +6459,6 @@
         </w:numPr>
       </w:pPr>
       <w:r>
-        <w:lastRenderedPageBreak/>
         <w:t>Call-type (None, JSR, IRQ, NMI, BRK, Tail-call, fall-through)</w:t>
       </w:r>
     </w:p>
@@ -6382,13 +6552,8 @@
       <w:r>
         <w:t xml:space="preserve"> is defined by the sequence of addresses up through the parent chain, ending at the root or a call stack that has an ISR </w:t>
       </w:r>
-      <w:proofErr w:type="gramStart"/>
-      <w:r>
-        <w:t>o NMI</w:t>
-      </w:r>
-      <w:proofErr w:type="gramEnd"/>
-      <w:r>
-        <w:t xml:space="preserve"> </w:t>
+      <w:r>
+        <w:t xml:space="preserve">o NMI </w:t>
       </w:r>
       <w:r>
         <w:t>call type.</w:t>
@@ -6443,15 +6608,7 @@
         </w:numPr>
       </w:pPr>
       <w:r>
-        <w:t xml:space="preserve">Every JSR destination address is </w:t>
-      </w:r>
-      <w:proofErr w:type="gramStart"/>
-      <w:r>
-        <w:t>by definition a</w:t>
-      </w:r>
-      <w:proofErr w:type="gramEnd"/>
-      <w:r>
-        <w:t xml:space="preserve"> routine.</w:t>
+        <w:t>Every JSR destination address is by definition a routine.</w:t>
       </w:r>
     </w:p>
     <w:p>
@@ -6463,15 +6620,7 @@
         </w:numPr>
       </w:pPr>
       <w:r>
-        <w:t xml:space="preserve">Every Interrupt destination address is </w:t>
-      </w:r>
-      <w:proofErr w:type="gramStart"/>
-      <w:r>
-        <w:t>by definition a</w:t>
-      </w:r>
-      <w:proofErr w:type="gramEnd"/>
-      <w:r>
-        <w:t xml:space="preserve"> routine. </w:t>
+        <w:t xml:space="preserve">Every Interrupt destination address is by definition a routine. </w:t>
       </w:r>
     </w:p>
     <w:p>
@@ -6561,6 +6710,21 @@
     <w:p>
       <w:pPr>
         <w:ind w:left="720"/>
+      </w:pPr>
+      <w:r>
+        <w:lastRenderedPageBreak/>
+        <w:t xml:space="preserve">Note that the BeebEm changes include code to maintain the call-stack, </w:t>
+      </w:r>
+      <w:r>
+        <w:t xml:space="preserve">including </w:t>
+      </w:r>
+      <w:r>
+        <w:t>routine addresses, and include this in the .perf file snapshot, as it’s not possible to reconstruct this information from the contents of the stack on the 6502.</w:t>
+      </w:r>
+    </w:p>
+    <w:p>
+      <w:pPr>
+        <w:ind w:left="720"/>
         <w:rPr>
           <w:rFonts w:ascii="Aptos" w:hAnsi="Aptos"/>
           <w:color w:val="000000"/>
@@ -6615,7 +6779,6 @@
           <w:rFonts w:ascii="Aptos" w:hAnsi="Aptos"/>
           <w:color w:val="000000"/>
         </w:rPr>
-        <w:lastRenderedPageBreak/>
         <w:t>And after the last instruction has been processed, the remaining stack frames are unwound to set the</w:t>
       </w:r>
       <w:r>
@@ -6630,23 +6793,21 @@
           <w:rFonts w:ascii="Aptos" w:hAnsi="Aptos"/>
           <w:color w:val="000000"/>
         </w:rPr>
-        <w:t xml:space="preserve"> </w:t>
-      </w:r>
-      <w:proofErr w:type="gramStart"/>
+        <w:t xml:space="preserve"> final end</w:t>
+      </w:r>
       <w:r>
         <w:rPr>
           <w:rFonts w:ascii="Aptos" w:hAnsi="Aptos"/>
           <w:color w:val="000000"/>
         </w:rPr>
-        <w:t>final end</w:t>
-      </w:r>
-      <w:proofErr w:type="gramEnd"/>
+        <w:t>-</w:t>
+      </w:r>
       <w:r>
         <w:rPr>
           <w:rFonts w:ascii="Aptos" w:hAnsi="Aptos"/>
           <w:color w:val="000000"/>
         </w:rPr>
-        <w:t xml:space="preserve"> cycle counts.</w:t>
+        <w:t>cycle counts.</w:t>
       </w:r>
     </w:p>
     <w:p>
@@ -6699,7 +6860,7 @@
           <w:rFonts w:ascii="Aptos" w:hAnsi="Aptos"/>
           <w:color w:val="000000"/>
         </w:rPr>
-        <w:t xml:space="preserve">And finally, the stack frame’s effective start and end instruction indexes are set. </w:t>
+        <w:t>And finally, the stack frame’s effective start and end instruction indexes are set.</w:t>
       </w:r>
     </w:p>
     <w:p>
@@ -6717,13 +6878,34 @@
         <w:contextualSpacing w:val="0"/>
       </w:pPr>
       <w:r>
-        <w:t>The goal of frame analysis is to produce two frame lists.  The display frame list, and the ‘game</w:t>
+        <w:t>The goal of frame analysis is to produce two frame lists.  The display</w:t>
       </w:r>
       <w:r>
         <w:t>-</w:t>
       </w:r>
       <w:r>
-        <w:t>loop’ frame list</w:t>
+        <w:t xml:space="preserve">frame list, and the </w:t>
+      </w:r>
+      <w:r>
+        <w:t>programmatic</w:t>
+      </w:r>
+      <w:r>
+        <w:t>-</w:t>
+      </w:r>
+      <w:r>
+        <w:t xml:space="preserve">frame list (e.g. </w:t>
+      </w:r>
+      <w:r>
+        <w:t xml:space="preserve">the </w:t>
+      </w:r>
+      <w:r>
+        <w:t>game-loop</w:t>
+      </w:r>
+      <w:r>
+        <w:t xml:space="preserve"> frame list</w:t>
+      </w:r>
+      <w:r>
+        <w:t>)</w:t>
       </w:r>
       <w:r>
         <w:t>.</w:t>
@@ -6736,16 +6918,31 @@
         <w:contextualSpacing w:val="0"/>
       </w:pPr>
       <w:r>
-        <w:t>The display frame list contains</w:t>
-      </w:r>
-      <w:r>
-        <w:t xml:space="preserve"> all the display frame</w:t>
+        <w:t xml:space="preserve">The </w:t>
+      </w:r>
+      <w:r>
+        <w:t>display-frame</w:t>
+      </w:r>
+      <w:r>
+        <w:t xml:space="preserve"> list contains</w:t>
+      </w:r>
+      <w:r>
+        <w:t xml:space="preserve"> all the </w:t>
+      </w:r>
+      <w:r>
+        <w:t>display-frame</w:t>
       </w:r>
       <w:r>
         <w:t xml:space="preserve"> snapshots</w:t>
       </w:r>
       <w:r>
-        <w:t>.  The frames that were displayed on the CRT display.  The frame</w:t>
+        <w:t>.  The frames that were displayed on the CRT display.  The</w:t>
+      </w:r>
+      <w:r>
+        <w:t xml:space="preserve">es </w:t>
+      </w:r>
+      <w:r>
+        <w:t>frame</w:t>
       </w:r>
       <w:r>
         <w:t xml:space="preserve"> snapshots</w:t>
@@ -6761,24 +6958,63 @@
         <w:contextualSpacing w:val="0"/>
       </w:pPr>
       <w:r>
-        <w:t>The ‘game-</w:t>
-      </w:r>
-      <w:proofErr w:type="gramStart"/>
-      <w:r>
-        <w:t>loop’</w:t>
-      </w:r>
-      <w:proofErr w:type="gramEnd"/>
-      <w:r>
-        <w:t xml:space="preserve"> frame list contains all the programmatic frames, capturing their durations, how they align with display frames, and how many screen memory writes occur before and after the screen memory is read during the display </w:t>
-      </w:r>
-      <w:r>
-        <w:t xml:space="preserve">memory </w:t>
-      </w:r>
-      <w:r>
-        <w:t>scan.  These frames are displayed in the Frame tab.</w:t>
-      </w:r>
-      <w:r>
-        <w:t xml:space="preserve">  What constitutes a ‘game-loop’ is defined using the Frames settings dialog.</w:t>
+        <w:t xml:space="preserve">The </w:t>
+      </w:r>
+      <w:r>
+        <w:t>programmatic</w:t>
+      </w:r>
+      <w:r>
+        <w:t xml:space="preserve"> frame list contains all the </w:t>
+      </w:r>
+      <w:r>
+        <w:t xml:space="preserve">programmatic </w:t>
+      </w:r>
+      <w:r>
+        <w:t>frames, capturing their durations, how they align with display</w:t>
+      </w:r>
+      <w:r>
+        <w:t>-</w:t>
+      </w:r>
+      <w:r>
+        <w:t xml:space="preserve">frames, and how many screen memory writes occur before and after the </w:t>
+      </w:r>
+      <w:r>
+        <w:t xml:space="preserve">display </w:t>
+      </w:r>
+      <w:r>
+        <w:t xml:space="preserve">screen memory </w:t>
+      </w:r>
+      <w:r>
+        <w:t xml:space="preserve">scan </w:t>
+      </w:r>
+      <w:r>
+        <w:t>read.  These frames are displayed in the Frame</w:t>
+      </w:r>
+      <w:r>
+        <w:t>s</w:t>
+      </w:r>
+      <w:r>
+        <w:t xml:space="preserve"> tab.</w:t>
+      </w:r>
+      <w:r>
+        <w:t xml:space="preserve">  What constitutes a </w:t>
+      </w:r>
+      <w:r>
+        <w:t xml:space="preserve">programmatic frame </w:t>
+      </w:r>
+      <w:r>
+        <w:t>is defined using the Frames settings dialog.</w:t>
+      </w:r>
+      <w:r>
+        <w:t xml:space="preserve">  These settings are typically set to match the game-loop.</w:t>
+      </w:r>
+    </w:p>
+    <w:p>
+      <w:pPr>
+        <w:pStyle w:val="Heading4"/>
+      </w:pPr>
+      <w:r>
+        <w:t>Display-frame generation</w:t>
       </w:r>
     </w:p>
     <w:p>
@@ -6788,7 +7024,13 @@
         <w:contextualSpacing w:val="0"/>
       </w:pPr>
       <w:r>
-        <w:t>The display frames are generated as follows:</w:t>
+        <w:t>The display</w:t>
+      </w:r>
+      <w:r>
+        <w:t>-</w:t>
+      </w:r>
+      <w:r>
+        <w:t>frames are generated as follows:</w:t>
       </w:r>
     </w:p>
     <w:p>
@@ -6814,10 +7056,10 @@
         <w:contextualSpacing w:val="0"/>
       </w:pPr>
       <w:r>
-        <w:t>D</w:t>
-      </w:r>
-      <w:r>
-        <w:t>isplay frame analysis uses these events to recreate frame snapshots</w:t>
+        <w:t>Display-frame</w:t>
+      </w:r>
+      <w:r>
+        <w:t xml:space="preserve"> analysis uses these events to recreate frame snapshots</w:t>
       </w:r>
       <w:r>
         <w:t xml:space="preserve">, which are </w:t>
@@ -6885,6 +7127,7 @@
         </w:numPr>
       </w:pPr>
       <w:r>
+        <w:lastRenderedPageBreak/>
         <w:t>Mixed non-teletext modes (mid-frame ULA changes)</w:t>
       </w:r>
     </w:p>
@@ -6938,7 +7181,13 @@
         </w:numPr>
       </w:pPr>
       <w:r>
-        <w:t>No support for shadow RAM reads</w:t>
+        <w:t xml:space="preserve">No support for </w:t>
+      </w:r>
+      <w:r>
+        <w:t xml:space="preserve">the </w:t>
+      </w:r>
+      <w:r>
+        <w:t>hardware cursor</w:t>
       </w:r>
     </w:p>
     <w:p>
@@ -6953,10 +7202,10 @@
         <w:t xml:space="preserve">No support for </w:t>
       </w:r>
       <w:r>
-        <w:t xml:space="preserve">the </w:t>
-      </w:r>
-      <w:r>
-        <w:t>hardware cursor</w:t>
+        <w:t xml:space="preserve">custom </w:t>
+      </w:r>
+      <w:r>
+        <w:t>teletext modes</w:t>
       </w:r>
     </w:p>
     <w:p>
@@ -6968,8 +7217,7 @@
         </w:numPr>
       </w:pPr>
       <w:r>
-        <w:lastRenderedPageBreak/>
-        <w:t>No support for non-interlaced teletext modes</w:t>
+        <w:t>No support for graphics tablets</w:t>
       </w:r>
     </w:p>
     <w:p>
@@ -6981,44 +7229,61 @@
         </w:numPr>
       </w:pPr>
       <w:r>
-        <w:t>No support for mixed teletext and non-teletext modes</w:t>
-      </w:r>
-    </w:p>
-    <w:p>
-      <w:pPr>
-        <w:pStyle w:val="ListParagraph"/>
-        <w:numPr>
-          <w:ilvl w:val="0"/>
-          <w:numId w:val="12"/>
-        </w:numPr>
-      </w:pPr>
-      <w:r>
-        <w:t>No support for graphics tablets</w:t>
-      </w:r>
-    </w:p>
-    <w:p>
-      <w:pPr>
-        <w:pStyle w:val="ListParagraph"/>
-        <w:numPr>
-          <w:ilvl w:val="0"/>
-          <w:numId w:val="12"/>
-        </w:numPr>
-      </w:pPr>
-      <w:r>
-        <w:t>No support for custom ULA palette</w:t>
-      </w:r>
-      <w:r>
-        <w:t xml:space="preserve"> hardware</w:t>
-      </w:r>
-    </w:p>
-    <w:p>
-      <w:r>
-        <w:t>The ‘game-loop’ frames are generated as part of display frame analysis.</w:t>
-      </w:r>
-    </w:p>
-    <w:p>
-      <w:r>
-        <w:t>Programmatic frames are generated by determining the next frame’s start instruction index, and when this is encountered, start the frame.  As part of this the frame’s end instruction index is calculated, based on the frame settings.  When the frame end instruction index is encountered, the frame is added to the list, and the process repeats.</w:t>
+        <w:t xml:space="preserve">No support for custom ULA </w:t>
+      </w:r>
+      <w:r>
+        <w:t>hardware</w:t>
+      </w:r>
+    </w:p>
+    <w:p>
+      <w:pPr>
+        <w:pStyle w:val="Heading4"/>
+      </w:pPr>
+      <w:r>
+        <w:t>Programmatic-frame generation</w:t>
+      </w:r>
+    </w:p>
+    <w:p>
+      <w:r>
+        <w:t xml:space="preserve">The </w:t>
+      </w:r>
+      <w:r>
+        <w:t>programmatic</w:t>
+      </w:r>
+      <w:r>
+        <w:t>-</w:t>
+      </w:r>
+      <w:r>
+        <w:t>frames are generated as part of display</w:t>
+      </w:r>
+      <w:r>
+        <w:t>-</w:t>
+      </w:r>
+      <w:r>
+        <w:t>frame analysis.</w:t>
+      </w:r>
+    </w:p>
+    <w:p>
+      <w:r>
+        <w:t>Programmatic</w:t>
+      </w:r>
+      <w:r>
+        <w:t>-</w:t>
+      </w:r>
+      <w:r>
+        <w:t xml:space="preserve">frames are generated by determining the next </w:t>
+      </w:r>
+      <w:r>
+        <w:t>programmatic-</w:t>
+      </w:r>
+      <w:r>
+        <w:t xml:space="preserve">frame’s start instruction index, and when this is encountered, start the frame.  As part of this the </w:t>
+      </w:r>
+      <w:r>
+        <w:t>programmatic-</w:t>
+      </w:r>
+      <w:r>
+        <w:t>frame’s end instruction index is calculated, based on the frame settings.  When the frame end instruction index is encountered, the frame is added to the list, and the process repeats.</w:t>
       </w:r>
     </w:p>
     <w:p>
@@ -7032,12 +7297,19 @@
         <w:t>memory ‘writes before display’ and ‘writes after display’ counts need to be calculated</w:t>
       </w:r>
       <w:r>
-        <w:t>.  Mirrored screen memory pages, storing the last display frame number, are used to determine if screen writes occur before or after display.</w:t>
-      </w:r>
-    </w:p>
-    <w:p>
-      <w:r>
-        <w:t>Note that frame analysis is delayed to dynamic analysis if the frame settings are dependent on routines and stack frames.</w:t>
+        <w:t xml:space="preserve"> during processing</w:t>
+      </w:r>
+      <w:r>
+        <w:t xml:space="preserve">.  Mirrored screen memory pages, storing the last </w:t>
+      </w:r>
+      <w:r>
+        <w:t>display-frame</w:t>
+      </w:r>
+      <w:r>
+        <w:t xml:space="preserve"> number, are used to </w:t>
+      </w:r>
+      <w:r>
+        <w:t>accomplish this.</w:t>
       </w:r>
     </w:p>
     <w:p>
@@ -7065,7 +7337,13 @@
         <w:t>is completed</w:t>
       </w:r>
       <w:r>
-        <w:t xml:space="preserve">, and whenever the analysis timespan is changed by the user.  </w:t>
+        <w:t>, and whenever the analysis time</w:t>
+      </w:r>
+      <w:r>
+        <w:t xml:space="preserve"> range</w:t>
+      </w:r>
+      <w:r>
+        <w:t xml:space="preserve"> is changed by the user.  </w:t>
       </w:r>
     </w:p>
     <w:p>
@@ -7147,6 +7425,7 @@
         <w:pStyle w:val="Heading3"/>
       </w:pPr>
       <w:r>
+        <w:lastRenderedPageBreak/>
         <w:t>Dynamic Memory analysis</w:t>
       </w:r>
     </w:p>
@@ -8386,19 +8665,9 @@
           <w:numId w:val="12"/>
         </w:numPr>
       </w:pPr>
-      <w:proofErr w:type="gramStart"/>
-      <w:r>
-        <w:t>bool</w:t>
-      </w:r>
-      <w:proofErr w:type="gramEnd"/>
-      <w:r>
-        <w:t xml:space="preserve"> </w:t>
-      </w:r>
-      <w:proofErr w:type="gramStart"/>
-      <w:r>
-        <w:t>Execute(</w:t>
-      </w:r>
-      <w:proofErr w:type="gramEnd"/>
+      <w:r>
+        <w:t>bool Execute(</w:t>
+      </w:r>
       <w:r>
         <w:rPr>
           <w:b/>
@@ -8422,17 +8691,12 @@
         <w:t xml:space="preserve">bool </w:t>
       </w:r>
       <w:proofErr w:type="spellStart"/>
-      <w:proofErr w:type="gramStart"/>
       <w:r>
         <w:t>CanUndo</w:t>
       </w:r>
       <w:proofErr w:type="spellEnd"/>
       <w:r>
-        <w:t>(</w:t>
-      </w:r>
-      <w:proofErr w:type="gramEnd"/>
-      <w:r>
-        <w:t>)</w:t>
+        <w:t>()</w:t>
       </w:r>
     </w:p>
     <w:p>
@@ -8447,17 +8711,12 @@
         <w:t xml:space="preserve">bool </w:t>
       </w:r>
       <w:proofErr w:type="spellStart"/>
-      <w:proofErr w:type="gramStart"/>
       <w:r>
         <w:t>CanRedo</w:t>
       </w:r>
       <w:proofErr w:type="spellEnd"/>
       <w:r>
-        <w:t>(</w:t>
-      </w:r>
-      <w:proofErr w:type="gramEnd"/>
-      <w:r>
-        <w:t>)</w:t>
+        <w:t>()</w:t>
       </w:r>
     </w:p>
     <w:p>
@@ -8469,15 +8728,7 @@
         </w:numPr>
       </w:pPr>
       <w:r>
-        <w:t xml:space="preserve">void </w:t>
-      </w:r>
-      <w:proofErr w:type="gramStart"/>
-      <w:r>
-        <w:t>Undo(</w:t>
-      </w:r>
-      <w:proofErr w:type="gramEnd"/>
-      <w:r>
-        <w:t>)</w:t>
+        <w:t>void Undo()</w:t>
       </w:r>
     </w:p>
     <w:p>
@@ -8489,15 +8740,7 @@
         </w:numPr>
       </w:pPr>
       <w:r>
-        <w:t xml:space="preserve">void </w:t>
-      </w:r>
-      <w:proofErr w:type="gramStart"/>
-      <w:r>
-        <w:t>Redo(</w:t>
-      </w:r>
-      <w:proofErr w:type="gramEnd"/>
-      <w:r>
-        <w:t>)</w:t>
+        <w:t>void Redo()</w:t>
       </w:r>
     </w:p>
     <w:p>
@@ -8508,21 +8751,8 @@
           <w:numId w:val="12"/>
         </w:numPr>
       </w:pPr>
-      <w:proofErr w:type="gramStart"/>
-      <w:r>
-        <w:t>void</w:t>
-      </w:r>
-      <w:proofErr w:type="gramEnd"/>
-      <w:r>
-        <w:t xml:space="preserve"> </w:t>
-      </w:r>
-      <w:proofErr w:type="gramStart"/>
-      <w:r>
-        <w:t>Clear(</w:t>
-      </w:r>
-      <w:proofErr w:type="gramEnd"/>
-      <w:r>
-        <w:t>)</w:t>
+      <w:r>
+        <w:t>void Clear()</w:t>
       </w:r>
     </w:p>
     <w:p>
@@ -8557,21 +8787,8 @@
           <w:numId w:val="12"/>
         </w:numPr>
       </w:pPr>
-      <w:proofErr w:type="gramStart"/>
-      <w:r>
-        <w:t>bool</w:t>
-      </w:r>
-      <w:proofErr w:type="gramEnd"/>
-      <w:r>
-        <w:t xml:space="preserve"> </w:t>
-      </w:r>
-      <w:proofErr w:type="gramStart"/>
-      <w:r>
-        <w:t>Execute(</w:t>
-      </w:r>
-      <w:proofErr w:type="gramEnd"/>
-      <w:r>
-        <w:t>)</w:t>
+      <w:r>
+        <w:t>bool Execute()</w:t>
       </w:r>
     </w:p>
     <w:p>
@@ -8583,15 +8800,7 @@
         </w:numPr>
       </w:pPr>
       <w:r>
-        <w:t xml:space="preserve">void </w:t>
-      </w:r>
-      <w:proofErr w:type="gramStart"/>
-      <w:r>
-        <w:t>Undo(</w:t>
-      </w:r>
-      <w:proofErr w:type="gramEnd"/>
-      <w:r>
-        <w:t>)</w:t>
+        <w:t>void Undo()</w:t>
       </w:r>
     </w:p>
     <w:p>
@@ -8603,15 +8812,7 @@
         </w:numPr>
       </w:pPr>
       <w:r>
-        <w:t xml:space="preserve">void </w:t>
-      </w:r>
-      <w:proofErr w:type="gramStart"/>
-      <w:r>
-        <w:t>Redo(</w:t>
-      </w:r>
-      <w:proofErr w:type="gramEnd"/>
-      <w:r>
-        <w:t>)</w:t>
+        <w:t>void Redo()</w:t>
       </w:r>
     </w:p>
     <w:p>
@@ -8666,21 +8867,12 @@
       <w:r>
         <w:t xml:space="preserve">The </w:t>
       </w:r>
-      <w:proofErr w:type="gramStart"/>
-      <w:r>
-        <w:rPr>
-          <w:b/>
-          <w:bCs/>
-        </w:rPr>
-        <w:t>Execute(</w:t>
-      </w:r>
-      <w:proofErr w:type="gramEnd"/>
-      <w:r>
-        <w:rPr>
-          <w:b/>
-          <w:bCs/>
-        </w:rPr>
-        <w:t>Operation</w:t>
+      <w:r>
+        <w:rPr>
+          <w:b/>
+          <w:bCs/>
+        </w:rPr>
+        <w:t>Execute(Operation</w:t>
       </w:r>
       <w:r>
         <w:t xml:space="preserve"> op)</w:t>
@@ -8843,15 +9035,7 @@
         <w:t>implemented as an operation.</w:t>
       </w:r>
       <w:r>
-        <w:t xml:space="preserve">  These </w:t>
-      </w:r>
-      <w:proofErr w:type="gramStart"/>
-      <w:r>
-        <w:t>are located in</w:t>
-      </w:r>
-      <w:proofErr w:type="gramEnd"/>
-      <w:r>
-        <w:t xml:space="preserve"> the </w:t>
+        <w:t xml:space="preserve">  These are located in the </w:t>
       </w:r>
       <w:r>
         <w:rPr>
@@ -8993,84 +9177,77 @@
         <w:t xml:space="preserve">The </w:t>
       </w:r>
       <w:r>
-        <w:t xml:space="preserve">project </w:t>
-      </w:r>
-      <w:proofErr w:type="gramStart"/>
-      <w:r>
-        <w:t>builds</w:t>
-      </w:r>
-      <w:proofErr w:type="gramEnd"/>
+        <w:t xml:space="preserve">project builds </w:t>
+      </w:r>
+      <w:r>
+        <w:t xml:space="preserve">to create </w:t>
+      </w:r>
+      <w:r>
+        <w:rPr>
+          <w:b/>
+          <w:bCs/>
+        </w:rPr>
+        <w:t>zlib.dll</w:t>
+      </w:r>
+      <w:r>
+        <w:t>.</w:t>
+      </w:r>
+      <w:r>
+        <w:t xml:space="preserve">  </w:t>
+      </w:r>
+    </w:p>
+    <w:p>
+      <w:r>
+        <w:t xml:space="preserve">The </w:t>
+      </w:r>
+      <w:proofErr w:type="spellStart"/>
+      <w:r>
+        <w:rPr>
+          <w:b/>
+          <w:bCs/>
+        </w:rPr>
+        <w:t>PerfReader</w:t>
+      </w:r>
+      <w:proofErr w:type="spellEnd"/>
+      <w:r>
+        <w:t xml:space="preserve"> class calls the </w:t>
+      </w:r>
+      <w:proofErr w:type="spellStart"/>
+      <w:r>
+        <w:t>zlib</w:t>
+      </w:r>
+      <w:proofErr w:type="spellEnd"/>
       <w:r>
         <w:t xml:space="preserve"> </w:t>
       </w:r>
-      <w:r>
-        <w:t xml:space="preserve">to create </w:t>
-      </w:r>
-      <w:r>
-        <w:rPr>
-          <w:b/>
-          <w:bCs/>
-        </w:rPr>
-        <w:t>zlib.dll</w:t>
+      <w:proofErr w:type="spellStart"/>
+      <w:r>
+        <w:t>apis</w:t>
+      </w:r>
+      <w:proofErr w:type="spellEnd"/>
+      <w:r>
+        <w:t xml:space="preserve"> using </w:t>
+      </w:r>
+      <w:r>
+        <w:t>P/Invoke</w:t>
       </w:r>
       <w:r>
         <w:t>.</w:t>
       </w:r>
-      <w:r>
-        <w:t xml:space="preserve">  </w:t>
-      </w:r>
-    </w:p>
-    <w:p>
-      <w:r>
-        <w:t xml:space="preserve">The </w:t>
-      </w:r>
-      <w:proofErr w:type="spellStart"/>
-      <w:r>
-        <w:rPr>
-          <w:b/>
-          <w:bCs/>
-        </w:rPr>
-        <w:t>PerfReader</w:t>
-      </w:r>
-      <w:proofErr w:type="spellEnd"/>
-      <w:r>
-        <w:t xml:space="preserve"> class calls the </w:t>
-      </w:r>
-      <w:proofErr w:type="spellStart"/>
-      <w:r>
-        <w:t>zlib</w:t>
-      </w:r>
-      <w:proofErr w:type="spellEnd"/>
-      <w:r>
-        <w:t xml:space="preserve"> </w:t>
-      </w:r>
-      <w:proofErr w:type="spellStart"/>
-      <w:r>
-        <w:t>apis</w:t>
-      </w:r>
-      <w:proofErr w:type="spellEnd"/>
-      <w:r>
-        <w:t xml:space="preserve"> using </w:t>
-      </w:r>
-      <w:r>
-        <w:t>P/Invoke</w:t>
-      </w:r>
-      <w:r>
+    </w:p>
+    <w:p>
+      <w:pPr>
+        <w:pStyle w:val="Heading1"/>
+      </w:pPr>
+      <w:r>
+        <w:lastRenderedPageBreak/>
         <w:t>.</w:t>
       </w:r>
-    </w:p>
-    <w:p>
-      <w:pPr>
-        <w:pStyle w:val="Heading1"/>
-      </w:pPr>
-      <w:proofErr w:type="gramStart"/>
-      <w:r>
-        <w:lastRenderedPageBreak/>
-        <w:t>.Perf</w:t>
-      </w:r>
-      <w:proofErr w:type="gramEnd"/>
-      <w:r>
-        <w:t xml:space="preserve"> </w:t>
+      <w:r>
+        <w:t>p</w:t>
+      </w:r>
+      <w:r>
+        <w:t xml:space="preserve">erf </w:t>
       </w:r>
       <w:r>
         <w:t>F</w:t>
@@ -9185,7 +9362,13 @@
         </w:numPr>
       </w:pPr>
       <w:r>
-        <w:t>Limiting the size of a .Perf file.</w:t>
+        <w:t>Limiting the size of a .</w:t>
+      </w:r>
+      <w:r>
+        <w:t>p</w:t>
+      </w:r>
+      <w:r>
+        <w:t>erf file.</w:t>
       </w:r>
     </w:p>
     <w:p>
@@ -10154,15 +10337,7 @@
     </w:p>
     <w:p>
       <w:r>
-        <w:t xml:space="preserve">The header chunk is the first </w:t>
-      </w:r>
-      <w:proofErr w:type="gramStart"/>
-      <w:r>
-        <w:t>chunk</w:t>
-      </w:r>
-      <w:proofErr w:type="gramEnd"/>
-      <w:r>
-        <w:t xml:space="preserve"> and it contains the file’s version, BBC model, and the total execution count.</w:t>
+        <w:t>The header chunk is the first chunk and it contains the file’s version, BBC model, and the total execution count.</w:t>
       </w:r>
     </w:p>
     <w:p>
@@ -14068,23 +14243,7 @@
                 <w:i/>
                 <w:iCs/>
               </w:rPr>
-              <w:t>&amp;80, &amp;</w:t>
-            </w:r>
-            <w:proofErr w:type="gramStart"/>
-            <w:r>
-              <w:rPr>
-                <w:i/>
-                <w:iCs/>
-              </w:rPr>
-              <w:t>03..</w:t>
-            </w:r>
-            <w:proofErr w:type="gramEnd"/>
-            <w:r>
-              <w:rPr>
-                <w:i/>
-                <w:iCs/>
-              </w:rPr>
-              <w:t>&amp;7F</w:t>
+              <w:t>&amp;80, &amp;03..&amp;7F</w:t>
             </w:r>
           </w:p>
         </w:tc>
@@ -14143,15 +14302,7 @@
         <w:t xml:space="preserve">The </w:t>
       </w:r>
       <w:r>
-        <w:t xml:space="preserve">maskable (IRQ) and non-maskable (NMI) interrupt events signify that an </w:t>
-      </w:r>
-      <w:proofErr w:type="gramStart"/>
-      <w:r>
-        <w:t>interrupt</w:t>
-      </w:r>
-      <w:proofErr w:type="gramEnd"/>
-      <w:r>
-        <w:t xml:space="preserve"> has occurred.  A begin display event signifies that the screen memory read, used to display screen memory, begins.  The screen memory is read every 50</w:t>
+        <w:t>maskable (IRQ) and non-maskable (NMI) interrupt events signify that an interrupt has occurred.  A begin display event signifies that the screen memory read, used to display screen memory, begins.  The screen memory is read every 50</w:t>
       </w:r>
       <w:r>
         <w:rPr>
@@ -14302,16 +14453,11 @@
         <w:t>display_field</w:t>
       </w:r>
       <w:proofErr w:type="spellEnd"/>
-      <w:proofErr w:type="gramStart"/>
       <w:r>
         <w:t>&gt;</w:t>
       </w:r>
       <w:r>
-        <w:t xml:space="preserve">  (</w:t>
-      </w:r>
-      <w:proofErr w:type="gramEnd"/>
-      <w:r>
-        <w:t>1 byte).  0 for even field, 1 for odd field (when interlaced sync is enabled).</w:t>
+        <w:t xml:space="preserve">  (1 byte).  0 for even field, 1 for odd field (when interlaced sync is enabled).</w:t>
       </w:r>
     </w:p>
     <w:p>
@@ -14685,15 +14831,7 @@
               <w:jc w:val="center"/>
             </w:pPr>
             <w:r>
-              <w:t>&amp;</w:t>
-            </w:r>
-            <w:proofErr w:type="gramStart"/>
-            <w:r>
-              <w:t>81..</w:t>
-            </w:r>
-            <w:proofErr w:type="gramEnd"/>
-            <w:r>
-              <w:t>&amp;FF</w:t>
+              <w:t>&amp;81..&amp;FF</w:t>
             </w:r>
           </w:p>
         </w:tc>
@@ -14736,15 +14874,7 @@
           </w:tcPr>
           <w:p>
             <w:r>
-              <w:t>Absolute address: &amp;</w:t>
-            </w:r>
-            <w:proofErr w:type="gramStart"/>
-            <w:r>
-              <w:t>0000..</w:t>
-            </w:r>
-            <w:proofErr w:type="gramEnd"/>
-            <w:r>
-              <w:t>&amp;7FFF</w:t>
+              <w:t>Absolute address: &amp;0000..&amp;7FFF</w:t>
             </w:r>
           </w:p>
         </w:tc>
@@ -14756,13 +14886,8 @@
             <w:pPr>
               <w:jc w:val="center"/>
             </w:pPr>
-            <w:proofErr w:type="gramStart"/>
-            <w:r>
-              <w:t>0..&amp;</w:t>
-            </w:r>
-            <w:proofErr w:type="gramEnd"/>
-            <w:r>
-              <w:t>7F</w:t>
+            <w:r>
+              <w:t>0..&amp;7F</w:t>
             </w:r>
           </w:p>
         </w:tc>
@@ -14774,13 +14899,8 @@
             <w:pPr>
               <w:jc w:val="center"/>
             </w:pPr>
-            <w:proofErr w:type="gramStart"/>
-            <w:r>
-              <w:t>0..&amp;</w:t>
-            </w:r>
-            <w:proofErr w:type="gramEnd"/>
-            <w:r>
-              <w:t>FF</w:t>
+            <w:r>
+              <w:t>0..&amp;FF</w:t>
             </w:r>
           </w:p>
         </w:tc>
@@ -14809,15 +14929,7 @@
           </w:tcPr>
           <w:p>
             <w:r>
-              <w:t>Absolute address: &amp;</w:t>
-            </w:r>
-            <w:proofErr w:type="gramStart"/>
-            <w:r>
-              <w:t>8000..</w:t>
-            </w:r>
-            <w:proofErr w:type="gramEnd"/>
-            <w:r>
-              <w:t>&amp;FFFF</w:t>
+              <w:t>Absolute address: &amp;8000..&amp;FFFF</w:t>
             </w:r>
           </w:p>
         </w:tc>
@@ -14843,15 +14955,7 @@
               <w:jc w:val="center"/>
             </w:pPr>
             <w:r>
-              <w:t>&amp;</w:t>
-            </w:r>
-            <w:proofErr w:type="gramStart"/>
-            <w:r>
-              <w:t>80..</w:t>
-            </w:r>
-            <w:proofErr w:type="gramEnd"/>
-            <w:r>
-              <w:t>&amp;FF</w:t>
+              <w:t>&amp;80..&amp;FF</w:t>
             </w:r>
           </w:p>
         </w:tc>
@@ -14863,13 +14967,8 @@
             <w:pPr>
               <w:jc w:val="center"/>
             </w:pPr>
-            <w:proofErr w:type="gramStart"/>
-            <w:r>
-              <w:t>0..&amp;</w:t>
-            </w:r>
-            <w:proofErr w:type="gramEnd"/>
-            <w:r>
-              <w:t>FF</w:t>
+            <w:r>
+              <w:t>0..&amp;FF</w:t>
             </w:r>
           </w:p>
         </w:tc>
@@ -14938,21 +15037,12 @@
                 <w:iCs/>
               </w:rPr>
             </w:pPr>
-            <w:proofErr w:type="gramStart"/>
             <w:r>
               <w:rPr>
                 <w:i/>
                 <w:iCs/>
               </w:rPr>
-              <w:t>0..&amp;</w:t>
-            </w:r>
-            <w:proofErr w:type="gramEnd"/>
-            <w:r>
-              <w:rPr>
-                <w:i/>
-                <w:iCs/>
-              </w:rPr>
-              <w:t>7F</w:t>
+              <w:t>0..&amp;7F</w:t>
             </w:r>
           </w:p>
         </w:tc>
@@ -15350,15 +15440,7 @@
         <w:ind w:left="720"/>
       </w:pPr>
       <w:r>
-        <w:t xml:space="preserve">&lt;operand&gt; (0, 1, or 2 bytes) The instruction’s operand value.  The number of bytes is defined by the instruction’s </w:t>
-      </w:r>
-      <w:proofErr w:type="gramStart"/>
-      <w:r>
-        <w:t>opcode</w:t>
-      </w:r>
-      <w:proofErr w:type="gramEnd"/>
-      <w:r>
-        <w:t>, per the 6502 &amp; 65C02 instruction set.</w:t>
+        <w:t>&lt;operand&gt; (0, 1, or 2 bytes) The instruction’s operand value.  The number of bytes is defined by the instruction’s opcode, per the 6502 &amp; 65C02 instruction set.</w:t>
       </w:r>
     </w:p>
     <w:p>
@@ -15381,34 +15463,55 @@
           <w:b/>
           <w:bCs/>
         </w:rPr>
-        <w:t xml:space="preserve">bits </w:t>
-      </w:r>
-      <w:proofErr w:type="gramStart"/>
-      <w:r>
-        <w:rPr>
-          <w:b/>
-          <w:bCs/>
-        </w:rPr>
-        <w:t>0..</w:t>
-      </w:r>
-      <w:proofErr w:type="gramEnd"/>
-      <w:r>
-        <w:rPr>
-          <w:b/>
-          <w:bCs/>
-        </w:rPr>
-        <w:t>2</w:t>
-      </w:r>
-      <w:r>
-        <w:t xml:space="preserve"> of next byte) Contains the number of cycles the instruction took to execute.  The value in the range: </w:t>
-      </w:r>
-      <w:proofErr w:type="gramStart"/>
-      <w:r>
-        <w:t>2..</w:t>
-      </w:r>
-      <w:proofErr w:type="gramEnd"/>
-      <w:r>
-        <w:t>7.</w:t>
+        <w:t>bits 0..2</w:t>
+      </w:r>
+      <w:r>
+        <w:t xml:space="preserve"> of next byte) Contains the number</w:t>
+      </w:r>
+      <w:r>
+        <w:t xml:space="preserve"> </w:t>
+      </w:r>
+      <w:r>
+        <w:t>of cycles</w:t>
+      </w:r>
+      <w:r>
+        <w:t>, minus two,</w:t>
+      </w:r>
+      <w:r>
+        <w:t xml:space="preserve"> </w:t>
+      </w:r>
+      <w:r>
+        <w:t xml:space="preserve">that </w:t>
+      </w:r>
+      <w:r>
+        <w:t xml:space="preserve">the instruction took to execute.  The </w:t>
+      </w:r>
+      <w:r>
+        <w:t xml:space="preserve">decoded </w:t>
+      </w:r>
+      <w:r>
+        <w:t xml:space="preserve">value </w:t>
+      </w:r>
+      <w:r>
+        <w:t xml:space="preserve">is </w:t>
+      </w:r>
+      <w:r>
+        <w:t>in the range: 2..</w:t>
+      </w:r>
+      <w:r>
+        <w:t>9</w:t>
+      </w:r>
+      <w:r>
+        <w:t>.</w:t>
+      </w:r>
+      <w:r>
+        <w:t xml:space="preserve">  </w:t>
+      </w:r>
+      <w:r>
+        <w:t>S</w:t>
+      </w:r>
+      <w:r>
+        <w:t>ome undocumented 6502 instructions can have a cycle count greater than 7.</w:t>
       </w:r>
     </w:p>
     <w:p>
@@ -15552,26 +15655,14 @@
           <w:b/>
           <w:bCs/>
         </w:rPr>
-        <w:t xml:space="preserve">bits </w:t>
-      </w:r>
-      <w:proofErr w:type="gramStart"/>
-      <w:r>
-        <w:rPr>
-          <w:b/>
-          <w:bCs/>
-        </w:rPr>
-        <w:t>3..</w:t>
-      </w:r>
-      <w:proofErr w:type="gramEnd"/>
-      <w:r>
-        <w:rPr>
-          <w:b/>
-          <w:bCs/>
-        </w:rPr>
-        <w:t>7</w:t>
-      </w:r>
-      <w:r>
-        <w:t xml:space="preserve"> of next byte).  Bit flags indicating which register value(s) the instruction modified.  The table below lists which bits are set for each corresponding modified register.  The bits are only set if the executed instruction changed the contents/value of the corresponding register.</w:t>
+        <w:t>bits 3..7</w:t>
+      </w:r>
+      <w:r>
+        <w:t xml:space="preserve"> of next byte).  Bit flags indicating which register value(s) the instruction modified.  The table below lists which bits are </w:t>
+      </w:r>
+      <w:r>
+        <w:lastRenderedPageBreak/>
+        <w:t>set for each corresponding modified register.  The bits are only set if the executed instruction changed the contents/value of the corresponding register.</w:t>
       </w:r>
     </w:p>
     <w:tbl>
@@ -15604,7 +15695,6 @@
                 <w:b/>
                 <w:bCs/>
               </w:rPr>
-              <w:lastRenderedPageBreak/>
               <w:t>Bit</w:t>
             </w:r>
           </w:p>
@@ -16172,6 +16262,7 @@
         <w:ind w:left="1440"/>
       </w:pPr>
       <w:r>
+        <w:lastRenderedPageBreak/>
         <w:t>(Absolute, X) - 65C02 extension</w:t>
       </w:r>
     </w:p>
@@ -16193,7 +16284,6 @@
         <w:ind w:left="720"/>
       </w:pPr>
       <w:r>
-        <w:lastRenderedPageBreak/>
         <w:t>Contains the resolved address, or &amp;FFFF for indirect addresses that could not be resolved.</w:t>
       </w:r>
     </w:p>
@@ -16258,15 +16348,7 @@
         <w:ind w:left="720"/>
       </w:pPr>
       <w:r>
-        <w:t xml:space="preserve">The value is not populated </w:t>
-      </w:r>
-      <w:proofErr w:type="gramStart"/>
-      <w:r>
-        <w:t>for</w:t>
-      </w:r>
-      <w:proofErr w:type="gramEnd"/>
-      <w:r>
-        <w:t xml:space="preserve"> </w:t>
+        <w:t xml:space="preserve">The value is not populated for </w:t>
       </w:r>
       <w:r>
         <w:rPr>
@@ -16567,11 +16649,24 @@
     </w:p>
     <w:p>
       <w:r>
-        <w:t>Any errors that occur during recording are reported to the user when the session is ended.  Errors include file IO errors, compression errors, and buffer contention.  In practice, the latter should not happen unless I/O error occurs.  Only the first error is reported.</w:t>
-      </w:r>
-    </w:p>
-    <w:p>
-      <w:r>
+        <w:t xml:space="preserve">Any errors that occur during recording are reported to the user when the </w:t>
+      </w:r>
+      <w:r>
+        <w:t xml:space="preserve">performance </w:t>
+      </w:r>
+      <w:r>
+        <w:t xml:space="preserve">session is ended.  Errors include file IO errors, compression errors, and buffer contention.  In practice, the latter should not happen unless </w:t>
+      </w:r>
+      <w:r>
+        <w:t xml:space="preserve">an </w:t>
+      </w:r>
+      <w:r>
+        <w:t>I/O error occurs.  Only the first error is reported.</w:t>
+      </w:r>
+    </w:p>
+    <w:p>
+      <w:r>
+        <w:lastRenderedPageBreak/>
         <w:t>Changes to BeebEm are kept to a minimum.  Here is a list of the changes made to the existing source files:</w:t>
       </w:r>
     </w:p>
@@ -16615,32 +16710,22 @@
         </w:numPr>
       </w:pPr>
       <w:r>
-        <w:lastRenderedPageBreak/>
         <w:t xml:space="preserve">Added calls to </w:t>
       </w:r>
       <w:proofErr w:type="spellStart"/>
       <w:r>
-        <w:t>PerfWriter_</w:t>
-      </w:r>
-      <w:proofErr w:type="gramStart"/>
-      <w:r>
-        <w:t>WriteInstruction</w:t>
+        <w:t>PerfWriter_WriteInstruction</w:t>
       </w:r>
       <w:proofErr w:type="spellEnd"/>
       <w:r>
         <w:t>(</w:t>
       </w:r>
-      <w:proofErr w:type="gramEnd"/>
       <w:r>
         <w:t xml:space="preserve">…) and </w:t>
       </w:r>
       <w:proofErr w:type="spellStart"/>
       <w:r>
-        <w:t>PerfWriter_</w:t>
-      </w:r>
-      <w:proofErr w:type="gramStart"/>
-      <w:r>
-        <w:t>WriteI</w:t>
+        <w:t>PerfWriter_WriteI</w:t>
       </w:r>
       <w:r>
         <w:t>nterrupt</w:t>
@@ -16649,7 +16734,6 @@
       <w:r>
         <w:t>(</w:t>
       </w:r>
-      <w:proofErr w:type="gramEnd"/>
       <w:r>
         <w:t xml:space="preserve">…) to log instructions and interrupts.  These wrapper functions only invoke the </w:t>
       </w:r>
@@ -16699,17 +16783,12 @@
       </w:r>
       <w:proofErr w:type="spellStart"/>
       <w:r>
-        <w:t>PerfWriter_</w:t>
-      </w:r>
-      <w:proofErr w:type="gramStart"/>
-      <w:r>
-        <w:t>WriteInstruction</w:t>
+        <w:t>PerfWriter_WriteInstruction</w:t>
       </w:r>
       <w:proofErr w:type="spellEnd"/>
       <w:r>
         <w:t>(</w:t>
       </w:r>
-      <w:proofErr w:type="gramEnd"/>
       <w:r>
         <w:t>…).  Added helpers (</w:t>
       </w:r>
@@ -16873,17 +16952,12 @@
         <w:t xml:space="preserve">Added helper to get the emulator’s registers: </w:t>
       </w:r>
       <w:proofErr w:type="spellStart"/>
-      <w:proofErr w:type="gramStart"/>
       <w:r>
         <w:t>GetRegisters</w:t>
       </w:r>
       <w:proofErr w:type="spellEnd"/>
       <w:r>
-        <w:t>(</w:t>
-      </w:r>
-      <w:proofErr w:type="gramEnd"/>
-      <w:r>
-        <w:t>…).  This is called during snapshot chunk serialization.</w:t>
+        <w:t>(…).  This is called during snapshot chunk serialization.</w:t>
       </w:r>
     </w:p>
     <w:p>
@@ -16967,15 +17041,7 @@
         </w:numPr>
       </w:pPr>
       <w:r>
-        <w:t xml:space="preserve">Defined new </w:t>
-      </w:r>
-      <w:proofErr w:type="gramStart"/>
-      <w:r>
-        <w:t>struct</w:t>
-      </w:r>
-      <w:proofErr w:type="gramEnd"/>
-      <w:r>
-        <w:t xml:space="preserve"> (</w:t>
+        <w:t>Defined new struct (</w:t>
       </w:r>
       <w:proofErr w:type="spellStart"/>
       <w:r>
@@ -17020,11 +17086,9 @@
           <w:bCs/>
         </w:rPr>
       </w:pPr>
-      <w:proofErr w:type="gramStart"/>
       <w:r>
         <w:t>Externed</w:t>
       </w:r>
-      <w:proofErr w:type="gramEnd"/>
       <w:r>
         <w:rPr>
           <w:b/>
@@ -17075,16 +17139,11 @@
         </w:rPr>
         <w:t xml:space="preserve"> </w:t>
       </w:r>
-      <w:proofErr w:type="gramStart"/>
       <w:r>
         <w:t>variables</w:t>
       </w:r>
       <w:r>
-        <w:t xml:space="preserve"> so these</w:t>
-      </w:r>
-      <w:proofErr w:type="gramEnd"/>
-      <w:r>
-        <w:t xml:space="preserve"> are accessible during snapshot serialization.</w:t>
+        <w:t xml:space="preserve"> so these are accessible during snapshot serialization.</w:t>
       </w:r>
     </w:p>
     <w:p>
@@ -17158,19 +17217,11 @@
       </w:r>
       <w:proofErr w:type="spellStart"/>
       <w:r>
-        <w:t>PerfWriter_</w:t>
-      </w:r>
-      <w:proofErr w:type="gramStart"/>
-      <w:r>
-        <w:t>WriteBeginDisplayEvent</w:t>
-      </w:r>
-      <w:proofErr w:type="spellEnd"/>
-      <w:r>
-        <w:t>(</w:t>
-      </w:r>
-      <w:proofErr w:type="gramEnd"/>
-      <w:r>
-        <w:t xml:space="preserve">…) to log the start of screen display. </w:t>
+        <w:t>PerfWriter_WriteBeginDisplayEvent</w:t>
+      </w:r>
+      <w:proofErr w:type="spellEnd"/>
+      <w:r>
+        <w:t xml:space="preserve">(…) to log the start of screen display. </w:t>
       </w:r>
       <w:r>
         <w:t xml:space="preserve"> </w:t>
@@ -17305,6 +17356,7 @@
         </w:rPr>
       </w:pPr>
       <w:r>
+        <w:lastRenderedPageBreak/>
         <w:t xml:space="preserve">Added performance capture functionality in the UX.  </w:t>
       </w:r>
       <w:r>
@@ -17318,75 +17370,51 @@
         <w:t xml:space="preserve"> </w:t>
       </w:r>
       <w:proofErr w:type="spellStart"/>
-      <w:proofErr w:type="gramStart"/>
       <w:r>
         <w:t>UpdatePerfCaptureMenu</w:t>
       </w:r>
       <w:proofErr w:type="spellEnd"/>
       <w:r>
-        <w:t>(</w:t>
-      </w:r>
-      <w:proofErr w:type="gramEnd"/>
-      <w:r>
-        <w:t>)</w:t>
+        <w:t>()</w:t>
       </w:r>
       <w:r>
         <w:t xml:space="preserve">, </w:t>
       </w:r>
       <w:proofErr w:type="spellStart"/>
-      <w:proofErr w:type="gramStart"/>
       <w:r>
         <w:t>CapturePerf</w:t>
       </w:r>
       <w:proofErr w:type="spellEnd"/>
       <w:r>
-        <w:t>(</w:t>
-      </w:r>
-      <w:proofErr w:type="gramEnd"/>
-      <w:r>
-        <w:t>)</w:t>
+        <w:t>()</w:t>
       </w:r>
       <w:r>
         <w:t xml:space="preserve">, </w:t>
       </w:r>
       <w:proofErr w:type="spellStart"/>
-      <w:proofErr w:type="gramStart"/>
       <w:r>
         <w:t>EndPerfCapture</w:t>
       </w:r>
       <w:proofErr w:type="spellEnd"/>
       <w:r>
-        <w:t>(</w:t>
-      </w:r>
-      <w:proofErr w:type="gramEnd"/>
-      <w:r>
-        <w:t>)</w:t>
+        <w:t>()</w:t>
       </w:r>
       <w:r>
         <w:t xml:space="preserve">, and </w:t>
       </w:r>
       <w:proofErr w:type="spellStart"/>
-      <w:proofErr w:type="gramStart"/>
       <w:r>
         <w:t>IsCapturingPerf</w:t>
       </w:r>
       <w:proofErr w:type="spellEnd"/>
       <w:r>
-        <w:t>(</w:t>
-      </w:r>
-      <w:proofErr w:type="gramEnd"/>
-      <w:r>
-        <w:t>)</w:t>
+        <w:t>()</w:t>
       </w:r>
       <w:r>
         <w:t xml:space="preserve"> functions</w:t>
       </w:r>
       <w:r>
-        <w:t xml:space="preserve"> (modelled from the existing video capture functionality) and invoked these in a similar way to how video </w:t>
-      </w:r>
-      <w:r>
-        <w:lastRenderedPageBreak/>
-        <w:t xml:space="preserve">capture is implemented.  The only notable differences are that </w:t>
+        <w:t xml:space="preserve"> (modelled from the existing video capture functionality) and invoked these in a similar way to how video capture is implemented.  The only notable differences are that </w:t>
       </w:r>
       <w:proofErr w:type="spellStart"/>
       <w:r>
@@ -17480,15 +17508,7 @@
         <w:t xml:space="preserve">Added a </w:t>
       </w:r>
       <w:r>
-        <w:t xml:space="preserve">performance </w:t>
-      </w:r>
-      <w:proofErr w:type="gramStart"/>
-      <w:r>
-        <w:t>capture</w:t>
-      </w:r>
-      <w:proofErr w:type="gramEnd"/>
-      <w:r>
-        <w:t xml:space="preserve"> file path preference, used to remember the location of the last written </w:t>
+        <w:t xml:space="preserve">performance capture file path preference, used to remember the location of the last written </w:t>
       </w:r>
       <w:r>
         <w:rPr>
@@ -17629,7 +17649,6 @@
         <w:t>*</w:t>
       </w:r>
       <w:proofErr w:type="spellStart"/>
-      <w:proofErr w:type="gramStart"/>
       <w:r>
         <w:rPr>
           <w:b/>
@@ -17666,7 +17685,6 @@
         <w:t>.filters</w:t>
       </w:r>
       <w:proofErr w:type="spellEnd"/>
-      <w:proofErr w:type="gramEnd"/>
     </w:p>
     <w:p>
       <w:pPr>
@@ -17786,6 +17804,69 @@
     </w:p>
     <w:p>
       <w:pPr>
+        <w:pStyle w:val="ListParagraph"/>
+        <w:numPr>
+          <w:ilvl w:val="0"/>
+          <w:numId w:val="1"/>
+        </w:numPr>
+      </w:pPr>
+      <w:r>
+        <w:t xml:space="preserve">Added DirectX SDK </w:t>
+      </w:r>
+      <w:r>
+        <w:t xml:space="preserve">to </w:t>
+      </w:r>
+      <w:r>
+        <w:t>Additional</w:t>
+      </w:r>
+      <w:r>
+        <w:t xml:space="preserve"> </w:t>
+      </w:r>
+      <w:r>
+        <w:t>Include</w:t>
+      </w:r>
+      <w:r>
+        <w:t xml:space="preserve"> </w:t>
+      </w:r>
+      <w:r>
+        <w:t>Directories</w:t>
+      </w:r>
+      <w:r>
+        <w:t xml:space="preserve"> (as this is not included in the v142 Platform Toolset)</w:t>
+      </w:r>
+    </w:p>
+    <w:p>
+      <w:pPr>
+        <w:pStyle w:val="ListParagraph"/>
+        <w:numPr>
+          <w:ilvl w:val="0"/>
+          <w:numId w:val="1"/>
+        </w:numPr>
+      </w:pPr>
+      <w:r>
+        <w:t xml:space="preserve">Added ATL to Resource Compiler’s </w:t>
+      </w:r>
+      <w:r>
+        <w:t>Additional</w:t>
+      </w:r>
+      <w:r>
+        <w:t xml:space="preserve"> </w:t>
+      </w:r>
+      <w:r>
+        <w:t>Include</w:t>
+      </w:r>
+      <w:r>
+        <w:t xml:space="preserve"> </w:t>
+      </w:r>
+      <w:r>
+        <w:t>Directories</w:t>
+      </w:r>
+      <w:r>
+        <w:t xml:space="preserve"> (as this is not included in the v142 Platform Toolset)</w:t>
+      </w:r>
+    </w:p>
+    <w:p>
+      <w:pPr>
         <w:pStyle w:val="Heading2"/>
       </w:pPr>
       <w:r>
@@ -17950,19 +18031,11 @@
         </w:rPr>
         <w:t xml:space="preserve">    </w:t>
       </w:r>
-      <w:proofErr w:type="gramStart"/>
       <w:r>
         <w:rPr>
           <w:color w:val="FFFFFF" w:themeColor="background1"/>
         </w:rPr>
-        <w:t>git</w:t>
-      </w:r>
-      <w:proofErr w:type="gramEnd"/>
-      <w:r>
-        <w:rPr>
-          <w:color w:val="FFFFFF" w:themeColor="background1"/>
-        </w:rPr>
-        <w:t xml:space="preserve"> </w:t>
+        <w:t xml:space="preserve">git </w:t>
       </w:r>
       <w:r>
         <w:rPr>
@@ -17996,12 +18069,12 @@
     <w:p/>
     <w:p/>
     <w:sectPr>
-      <w:headerReference w:type="even" r:id="rId20"/>
-      <w:headerReference w:type="default" r:id="rId21"/>
-      <w:footerReference w:type="even" r:id="rId22"/>
-      <w:footerReference w:type="default" r:id="rId23"/>
-      <w:headerReference w:type="first" r:id="rId24"/>
-      <w:footerReference w:type="first" r:id="rId25"/>
+      <w:headerReference w:type="even" r:id="rId21"/>
+      <w:headerReference w:type="default" r:id="rId22"/>
+      <w:footerReference w:type="even" r:id="rId23"/>
+      <w:footerReference w:type="default" r:id="rId24"/>
+      <w:headerReference w:type="first" r:id="rId25"/>
+      <w:footerReference w:type="first" r:id="rId26"/>
       <w:pgSz w:w="12240" w:h="15840"/>
       <w:pgMar w:top="1440" w:right="1440" w:bottom="1440" w:left="1440" w:header="720" w:footer="720" w:gutter="0"/>
       <w:cols w:space="720"/>
@@ -20244,6 +20317,7 @@
   <w:style w:type="character" w:default="1" w:styleId="DefaultParagraphFont">
     <w:name w:val="Default Paragraph Font"/>
     <w:uiPriority w:val="1"/>
+    <w:semiHidden/>
     <w:unhideWhenUsed/>
   </w:style>
   <w:style w:type="table" w:default="1" w:styleId="TableNormal">
@@ -20869,6 +20943,36 @@
       <w:u w:val="single"/>
     </w:rPr>
   </w:style>
+  <w:style w:type="paragraph" w:styleId="HTMLPreformatted">
+    <w:name w:val="HTML Preformatted"/>
+    <w:basedOn w:val="Normal"/>
+    <w:link w:val="HTMLPreformattedChar"/>
+    <w:uiPriority w:val="99"/>
+    <w:semiHidden/>
+    <w:unhideWhenUsed/>
+    <w:rsid w:val="008C4F1C"/>
+    <w:pPr>
+      <w:spacing w:after="0" w:line="240" w:lineRule="auto"/>
+    </w:pPr>
+    <w:rPr>
+      <w:rFonts w:ascii="Consolas" w:hAnsi="Consolas"/>
+      <w:sz w:val="20"/>
+      <w:szCs w:val="20"/>
+    </w:rPr>
+  </w:style>
+  <w:style w:type="character" w:customStyle="1" w:styleId="HTMLPreformattedChar">
+    <w:name w:val="HTML Preformatted Char"/>
+    <w:basedOn w:val="DefaultParagraphFont"/>
+    <w:link w:val="HTMLPreformatted"/>
+    <w:uiPriority w:val="99"/>
+    <w:semiHidden/>
+    <w:rsid w:val="008C4F1C"/>
+    <w:rPr>
+      <w:rFonts w:ascii="Consolas" w:hAnsi="Consolas"/>
+      <w:sz w:val="20"/>
+      <w:szCs w:val="20"/>
+    </w:rPr>
+  </w:style>
 </w:styles>
 </file>
 

--- a/docs/BeebPerf.docx
+++ b/docs/BeebPerf.docx
@@ -491,7 +491,6 @@
       <w:r>
         <w:t xml:space="preserve">, </w:t>
       </w:r>
-      <w:proofErr w:type="spellStart"/>
       <w:r>
         <w:rPr>
           <w:b/>
@@ -499,7 +498,6 @@
         </w:rPr>
         <w:t>BeebPerf</w:t>
       </w:r>
-      <w:proofErr w:type="spellEnd"/>
       <w:r>
         <w:t xml:space="preserve">, </w:t>
       </w:r>
@@ -743,21 +741,8 @@
         <w:t xml:space="preserve"> </w:t>
       </w:r>
       <w:r>
-        <w:t xml:space="preserve">needed for </w:t>
-      </w:r>
-      <w:proofErr w:type="spellStart"/>
-      <w:r>
-        <w:t>afxres.h</w:t>
-      </w:r>
-      <w:proofErr w:type="spellEnd"/>
-      <w:r>
-        <w:t>/</w:t>
-      </w:r>
-      <w:proofErr w:type="spellStart"/>
-      <w:r>
-        <w:t>rc</w:t>
-      </w:r>
-      <w:proofErr w:type="spellEnd"/>
+        <w:t>needed for afxres.h/rc</w:t>
+      </w:r>
     </w:p>
     <w:p>
       <w:pPr>
@@ -864,21 +849,8 @@
         <w:t>‘</w:t>
       </w:r>
       <w:r>
-        <w:t>https://github.com/</w:t>
-      </w:r>
-      <w:proofErr w:type="spellStart"/>
-      <w:r>
-        <w:t>stardot</w:t>
-      </w:r>
-      <w:proofErr w:type="spellEnd"/>
-      <w:r>
-        <w:t>/</w:t>
-      </w:r>
-      <w:proofErr w:type="spellStart"/>
-      <w:r>
-        <w:t>beebem-windows.git</w:t>
-      </w:r>
-      <w:proofErr w:type="spellEnd"/>
+        <w:t>https://github.com/stardot/beebem-windows.git</w:t>
+      </w:r>
       <w:r>
         <w:t>’</w:t>
       </w:r>
@@ -962,28 +934,12 @@
         </w:rPr>
         <w:t>apply ..\</w:t>
       </w:r>
-      <w:proofErr w:type="spellStart"/>
       <w:r>
         <w:rPr>
           <w:color w:val="FFFFFF" w:themeColor="background1"/>
         </w:rPr>
-        <w:t>beebperf</w:t>
-      </w:r>
-      <w:proofErr w:type="spellEnd"/>
-      <w:r>
-        <w:rPr>
-          <w:color w:val="FFFFFF" w:themeColor="background1"/>
-        </w:rPr>
-        <w:t>\</w:t>
-      </w:r>
-      <w:proofErr w:type="spellStart"/>
-      <w:r>
-        <w:rPr>
-          <w:color w:val="FFFFFF" w:themeColor="background1"/>
-        </w:rPr>
-        <w:t>beebem_changelist.diff</w:t>
-      </w:r>
-      <w:proofErr w:type="spellEnd"/>
+        <w:t>beebperf\beebem_changelist.diff</w:t>
+      </w:r>
     </w:p>
     <w:p>
       <w:pPr>
@@ -1163,7 +1119,6 @@
       <w:r>
         <w:t xml:space="preserve">seconds to load in </w:t>
       </w:r>
-      <w:proofErr w:type="spellStart"/>
       <w:r>
         <w:rPr>
           <w:b/>
@@ -1171,7 +1126,6 @@
         </w:rPr>
         <w:t>BeebPerf</w:t>
       </w:r>
-      <w:proofErr w:type="spellEnd"/>
       <w:r>
         <w:t>.</w:t>
       </w:r>
@@ -1198,21 +1152,12 @@
       <w:r>
         <w:t xml:space="preserve"> </w:t>
       </w:r>
-      <w:proofErr w:type="spellStart"/>
-      <w:r>
-        <w:rPr>
-          <w:b/>
-          <w:bCs/>
-        </w:rPr>
-        <w:t>BeebPerf</w:t>
-      </w:r>
-      <w:proofErr w:type="spellEnd"/>
-      <w:r>
-        <w:rPr>
-          <w:b/>
-          <w:bCs/>
-        </w:rPr>
-        <w:t xml:space="preserve"> </w:t>
+      <w:r>
+        <w:rPr>
+          <w:b/>
+          <w:bCs/>
+        </w:rPr>
+        <w:t xml:space="preserve">BeebPerf </w:t>
       </w:r>
       <w:r>
         <w:t>get</w:t>
@@ -1285,30 +1230,21 @@
           <w:b/>
           <w:bCs/>
         </w:rPr>
+        <w:t>-DebugLabels</w:t>
+      </w:r>
+      <w:r>
+        <w:rPr>
+          <w:b/>
+          <w:bCs/>
+        </w:rPr>
+        <w:t xml:space="preserve"> &lt;file&gt;</w:t>
+      </w:r>
+      <w:r>
+        <w:t xml:space="preserve"> command</w:t>
+      </w:r>
+      <w:r>
         <w:t>-</w:t>
       </w:r>
-      <w:proofErr w:type="spellStart"/>
-      <w:r>
-        <w:rPr>
-          <w:b/>
-          <w:bCs/>
-        </w:rPr>
-        <w:t>DebugLabels</w:t>
-      </w:r>
-      <w:proofErr w:type="spellEnd"/>
-      <w:r>
-        <w:rPr>
-          <w:b/>
-          <w:bCs/>
-        </w:rPr>
-        <w:t xml:space="preserve"> &lt;file&gt;</w:t>
-      </w:r>
-      <w:r>
-        <w:t xml:space="preserve"> command</w:t>
-      </w:r>
-      <w:r>
-        <w:t>-</w:t>
-      </w:r>
       <w:r>
         <w:t xml:space="preserve">line option </w:t>
       </w:r>
@@ -1321,7 +1257,6 @@
       <w:r>
         <w:t xml:space="preserve">Alternatively, label files can be side loaded into </w:t>
       </w:r>
-      <w:proofErr w:type="spellStart"/>
       <w:r>
         <w:rPr>
           <w:b/>
@@ -1329,7 +1264,6 @@
         </w:rPr>
         <w:t>BeebPerf</w:t>
       </w:r>
-      <w:proofErr w:type="spellEnd"/>
       <w:r>
         <w:rPr>
           <w:b/>
@@ -1366,17 +1300,8 @@
           <w:b/>
           <w:bCs/>
         </w:rPr>
-        <w:t>-</w:t>
-      </w:r>
-      <w:proofErr w:type="spellStart"/>
-      <w:r>
-        <w:rPr>
-          <w:b/>
-          <w:bCs/>
-        </w:rPr>
-        <w:t>DebugLabels</w:t>
-      </w:r>
-      <w:proofErr w:type="spellEnd"/>
+        <w:t>-DebugLabels</w:t>
+      </w:r>
       <w:r>
         <w:t xml:space="preserve"> option include:</w:t>
       </w:r>
@@ -1450,7 +1375,6 @@
       <w:r>
         <w:t xml:space="preserve">Labels files generated using the </w:t>
       </w:r>
-      <w:proofErr w:type="spellStart"/>
       <w:r>
         <w:rPr>
           <w:b/>
@@ -1458,7 +1382,6 @@
         </w:rPr>
         <w:t>ExtractLabels</w:t>
       </w:r>
-      <w:proofErr w:type="spellEnd"/>
       <w:r>
         <w:t xml:space="preserve"> </w:t>
       </w:r>
@@ -1468,7 +1391,6 @@
       <w:r>
         <w:t xml:space="preserve">, which is built as part of the </w:t>
       </w:r>
-      <w:proofErr w:type="spellStart"/>
       <w:r>
         <w:rPr>
           <w:b/>
@@ -1476,7 +1398,6 @@
         </w:rPr>
         <w:t>BeebPerf</w:t>
       </w:r>
-      <w:proofErr w:type="spellEnd"/>
       <w:r>
         <w:t xml:space="preserve"> solution</w:t>
       </w:r>
@@ -1571,7 +1492,6 @@
       <w:pPr>
         <w:pStyle w:val="Heading1"/>
       </w:pPr>
-      <w:proofErr w:type="spellStart"/>
       <w:r>
         <w:lastRenderedPageBreak/>
         <w:t>Bee</w:t>
@@ -1582,117 +1502,109 @@
       <w:r>
         <w:t>Perf</w:t>
       </w:r>
-      <w:proofErr w:type="spellEnd"/>
-    </w:p>
-    <w:p>
-      <w:proofErr w:type="spellStart"/>
-      <w:r>
+    </w:p>
+    <w:p>
+      <w:r>
+        <w:t xml:space="preserve">BeebPerf is a standalone </w:t>
+      </w:r>
+      <w:r>
+        <w:t xml:space="preserve">Windows </w:t>
+      </w:r>
+      <w:r>
+        <w:t xml:space="preserve">application that </w:t>
+      </w:r>
+      <w:r>
+        <w:t xml:space="preserve">can open </w:t>
+      </w:r>
+      <w:r>
+        <w:t xml:space="preserve">a </w:t>
+      </w:r>
+      <w:r>
+        <w:rPr>
+          <w:b/>
+          <w:bCs/>
+        </w:rPr>
+        <w:t>.perf</w:t>
+      </w:r>
+      <w:r>
+        <w:t xml:space="preserve"> fil</w:t>
+      </w:r>
+      <w:r>
+        <w:t xml:space="preserve">e, analyses </w:t>
+      </w:r>
+      <w:r>
+        <w:t>its</w:t>
+      </w:r>
+      <w:r>
+        <w:t xml:space="preserve"> data, and presents the performance results in a graphical way</w:t>
+      </w:r>
+      <w:r>
+        <w:t xml:space="preserve"> to the user.</w:t>
+      </w:r>
+    </w:p>
+    <w:p>
+      <w:r>
+        <w:t xml:space="preserve">The application is comprised of several views which can be used to </w:t>
+      </w:r>
+      <w:r>
+        <w:t xml:space="preserve">analyze different </w:t>
+      </w:r>
+      <w:r>
+        <w:t xml:space="preserve">aspects of </w:t>
+      </w:r>
+      <w:r>
+        <w:t>performance</w:t>
+      </w:r>
+      <w:r>
+        <w:t>.</w:t>
+      </w:r>
+      <w:r>
+        <w:t xml:space="preserve">  Many of the views </w:t>
+      </w:r>
+      <w:r>
+        <w:t xml:space="preserve">are </w:t>
+      </w:r>
+      <w:r>
+        <w:t>based</w:t>
+      </w:r>
+      <w:r>
+        <w:t xml:space="preserve"> from Visual Studio</w:t>
+      </w:r>
+      <w:r>
+        <w:t>.</w:t>
+      </w:r>
+    </w:p>
+    <w:p>
+      <w:pPr>
+        <w:pStyle w:val="Heading2"/>
+      </w:pPr>
+      <w:r>
+        <w:t>UX Design</w:t>
+      </w:r>
+    </w:p>
+    <w:p>
+      <w:r>
+        <w:t xml:space="preserve">The </w:t>
+      </w:r>
+      <w:r>
+        <w:t xml:space="preserve">general </w:t>
+      </w:r>
+      <w:r>
+        <w:t>layout</w:t>
+      </w:r>
+      <w:r>
+        <w:t xml:space="preserve"> </w:t>
+      </w:r>
+      <w:r>
+        <w:t xml:space="preserve">of </w:t>
+      </w:r>
+      <w:r>
+        <w:rPr>
+          <w:b/>
+          <w:bCs/>
+        </w:rPr>
         <w:t>BeebPerf</w:t>
       </w:r>
-      <w:proofErr w:type="spellEnd"/>
-      <w:r>
-        <w:t xml:space="preserve"> is a standalone </w:t>
-      </w:r>
-      <w:r>
-        <w:t xml:space="preserve">Windows </w:t>
-      </w:r>
-      <w:r>
-        <w:t xml:space="preserve">application that </w:t>
-      </w:r>
-      <w:r>
-        <w:t xml:space="preserve">can open </w:t>
-      </w:r>
-      <w:r>
-        <w:t xml:space="preserve">a </w:t>
-      </w:r>
-      <w:r>
-        <w:rPr>
-          <w:b/>
-          <w:bCs/>
-        </w:rPr>
-        <w:t>.perf</w:t>
-      </w:r>
-      <w:r>
-        <w:t xml:space="preserve"> fil</w:t>
-      </w:r>
-      <w:r>
-        <w:t xml:space="preserve">e, analyses </w:t>
-      </w:r>
-      <w:r>
-        <w:t>its</w:t>
-      </w:r>
-      <w:r>
-        <w:t xml:space="preserve"> data, and presents the performance results in a graphical way</w:t>
-      </w:r>
-      <w:r>
-        <w:t xml:space="preserve"> to the user.</w:t>
-      </w:r>
-    </w:p>
-    <w:p>
-      <w:r>
-        <w:t xml:space="preserve">The application is comprised of several views which can be used to </w:t>
-      </w:r>
-      <w:r>
-        <w:t xml:space="preserve">analyze different </w:t>
-      </w:r>
-      <w:r>
-        <w:t xml:space="preserve">aspects of </w:t>
-      </w:r>
-      <w:r>
-        <w:t>performance</w:t>
-      </w:r>
-      <w:r>
-        <w:t>.</w:t>
-      </w:r>
-      <w:r>
-        <w:t xml:space="preserve">  Many of the views </w:t>
-      </w:r>
-      <w:r>
-        <w:t xml:space="preserve">are </w:t>
-      </w:r>
-      <w:r>
-        <w:t>based</w:t>
-      </w:r>
-      <w:r>
-        <w:t xml:space="preserve"> from Visual Studio</w:t>
-      </w:r>
-      <w:r>
-        <w:t>.</w:t>
-      </w:r>
-    </w:p>
-    <w:p>
-      <w:pPr>
-        <w:pStyle w:val="Heading2"/>
-      </w:pPr>
-      <w:r>
-        <w:t>UX Design</w:t>
-      </w:r>
-    </w:p>
-    <w:p>
-      <w:r>
-        <w:t xml:space="preserve">The </w:t>
-      </w:r>
-      <w:r>
-        <w:t xml:space="preserve">general </w:t>
-      </w:r>
-      <w:r>
-        <w:t>layout</w:t>
-      </w:r>
-      <w:r>
-        <w:t xml:space="preserve"> </w:t>
-      </w:r>
-      <w:r>
-        <w:t xml:space="preserve">of </w:t>
-      </w:r>
-      <w:proofErr w:type="spellStart"/>
-      <w:r>
-        <w:rPr>
-          <w:b/>
-          <w:bCs/>
-        </w:rPr>
-        <w:t>BeebPerf</w:t>
-      </w:r>
-      <w:proofErr w:type="spellEnd"/>
       <w:r>
         <w:t xml:space="preserve"> </w:t>
       </w:r>
@@ -2390,11 +2302,9 @@
             <w:tcW w:w="1975" w:type="dxa"/>
           </w:tcPr>
           <w:p>
-            <w:proofErr w:type="spellStart"/>
             <w:r>
               <w:t>Self CPU</w:t>
             </w:r>
-            <w:proofErr w:type="spellEnd"/>
           </w:p>
         </w:tc>
         <w:tc>
@@ -4894,18 +4804,62 @@
       <w:pPr>
         <w:pStyle w:val="Heading1"/>
       </w:pPr>
-      <w:proofErr w:type="spellStart"/>
       <w:r>
         <w:lastRenderedPageBreak/>
+        <w:t>BeebPerf Design</w:t>
+      </w:r>
+    </w:p>
+    <w:p>
+      <w:r>
+        <w:rPr>
+          <w:b/>
+          <w:bCs/>
+        </w:rPr>
         <w:t>BeebPerf</w:t>
       </w:r>
-      <w:proofErr w:type="spellEnd"/>
-      <w:r>
-        <w:t xml:space="preserve"> Design</w:t>
-      </w:r>
-    </w:p>
-    <w:p>
-      <w:proofErr w:type="spellStart"/>
+      <w:r>
+        <w:t xml:space="preserve"> is a .NET Windows Forms app, written in C#. </w:t>
+      </w:r>
+      <w:r>
+        <w:t>Whilst alternative tech stacks could have been used, this combination is well suited for building a Visual Studio Profiler like experience.</w:t>
+      </w:r>
+      <w:r>
+        <w:t xml:space="preserve"> </w:t>
+      </w:r>
+    </w:p>
+    <w:p>
+      <w:r>
+        <w:t>I considered implementing the analysis portions in C++</w:t>
+      </w:r>
+      <w:r>
+        <w:t>, to keep the memory footprint low</w:t>
+      </w:r>
+      <w:r>
+        <w:t xml:space="preserve">, </w:t>
+      </w:r>
+      <w:r>
+        <w:t xml:space="preserve"> though this never became </w:t>
+      </w:r>
+      <w:r>
+        <w:t>necessary</w:t>
+      </w:r>
+      <w:r>
+        <w:t>.</w:t>
+      </w:r>
+    </w:p>
+    <w:p>
+      <w:r>
+        <w:t>The application is buil</w:t>
+      </w:r>
+      <w:r>
+        <w:t>t</w:t>
+      </w:r>
+      <w:r>
+        <w:t xml:space="preserve"> around a </w:t>
+      </w:r>
+      <w:r>
+        <w:t xml:space="preserve">single </w:t>
+      </w:r>
       <w:r>
         <w:rPr>
           <w:b/>
@@ -4913,59 +4867,6 @@
         </w:rPr>
         <w:t>BeebPerf</w:t>
       </w:r>
-      <w:proofErr w:type="spellEnd"/>
-      <w:r>
-        <w:t xml:space="preserve"> is a .NET Windows Forms app, written in C#. </w:t>
-      </w:r>
-      <w:r>
-        <w:t>Whilst alternative tech stacks could have been used, this combination is well suited for building a Visual Studio Profiler like experience.</w:t>
-      </w:r>
-      <w:r>
-        <w:t xml:space="preserve"> </w:t>
-      </w:r>
-    </w:p>
-    <w:p>
-      <w:r>
-        <w:t>I considered implementing the analysis portions in C++</w:t>
-      </w:r>
-      <w:r>
-        <w:t>, to keep the memory footprint low</w:t>
-      </w:r>
-      <w:r>
-        <w:t xml:space="preserve">, </w:t>
-      </w:r>
-      <w:r>
-        <w:t xml:space="preserve"> though this never became </w:t>
-      </w:r>
-      <w:r>
-        <w:t>necessary</w:t>
-      </w:r>
-      <w:r>
-        <w:t>.</w:t>
-      </w:r>
-    </w:p>
-    <w:p>
-      <w:r>
-        <w:t>The application is buil</w:t>
-      </w:r>
-      <w:r>
-        <w:t>t</w:t>
-      </w:r>
-      <w:r>
-        <w:t xml:space="preserve"> around a </w:t>
-      </w:r>
-      <w:r>
-        <w:t xml:space="preserve">single </w:t>
-      </w:r>
-      <w:proofErr w:type="spellStart"/>
-      <w:r>
-        <w:rPr>
-          <w:b/>
-          <w:bCs/>
-        </w:rPr>
-        <w:t>BeebPerf</w:t>
-      </w:r>
-      <w:proofErr w:type="spellEnd"/>
       <w:r>
         <w:t xml:space="preserve"> </w:t>
       </w:r>
@@ -5005,7 +4906,6 @@
       <w:r>
         <w:t xml:space="preserve">  All the UX components, including the main form, are in the </w:t>
       </w:r>
-      <w:proofErr w:type="spellStart"/>
       <w:r>
         <w:rPr>
           <w:b/>
@@ -5013,7 +4913,6 @@
         </w:rPr>
         <w:t>ux</w:t>
       </w:r>
-      <w:proofErr w:type="spellEnd"/>
       <w:r>
         <w:t xml:space="preserve"> folder.</w:t>
       </w:r>
@@ -5265,7 +5164,6 @@
       <w:r>
         <w:t xml:space="preserve">Loading the labels files (uses the </w:t>
       </w:r>
-      <w:proofErr w:type="spellStart"/>
       <w:r>
         <w:rPr>
           <w:b/>
@@ -5273,7 +5171,6 @@
         </w:rPr>
         <w:t>LabelsFileReader</w:t>
       </w:r>
-      <w:proofErr w:type="spellEnd"/>
       <w:r>
         <w:t xml:space="preserve"> class defined in the project root folder).</w:t>
       </w:r>
@@ -5350,7 +5247,6 @@
       <w:r>
         <w:t xml:space="preserve">using the </w:t>
       </w:r>
-      <w:proofErr w:type="spellStart"/>
       <w:r>
         <w:rPr>
           <w:b/>
@@ -5358,7 +5254,6 @@
         </w:rPr>
         <w:t>PerfReader</w:t>
       </w:r>
-      <w:proofErr w:type="spellEnd"/>
       <w:r>
         <w:t xml:space="preserve"> class</w:t>
       </w:r>
@@ -5925,7 +5820,6 @@
       </w:r>
     </w:p>
     <w:p>
-      <w:proofErr w:type="spellStart"/>
       <w:r>
         <w:rPr>
           <w:b/>
@@ -5934,7 +5828,6 @@
         <w:lastRenderedPageBreak/>
         <w:t>MiniStackFrame</w:t>
       </w:r>
-      <w:proofErr w:type="spellEnd"/>
       <w:r>
         <w:t xml:space="preserve"> – represents a mini stack frame.  Contains the following fields:</w:t>
       </w:r>
@@ -6010,15 +5903,7 @@
         <w:t xml:space="preserve"> file is loaded</w:t>
       </w:r>
       <w:r>
-        <w:t xml:space="preserve"> and it is only performed </w:t>
-      </w:r>
-      <w:proofErr w:type="spellStart"/>
-      <w:r>
-        <w:t>oncee</w:t>
-      </w:r>
-      <w:proofErr w:type="spellEnd"/>
-      <w:r>
-        <w:t>.</w:t>
+        <w:t xml:space="preserve"> and it is only performed oncee.</w:t>
       </w:r>
     </w:p>
     <w:p>
@@ -6179,15 +6064,7 @@
         </w:numPr>
       </w:pPr>
       <w:r>
-        <w:t xml:space="preserve">Aggregated CPU Metrics, by </w:t>
-      </w:r>
-      <w:proofErr w:type="spellStart"/>
-      <w:r>
-        <w:t>CallStack</w:t>
-      </w:r>
-      <w:proofErr w:type="spellEnd"/>
-      <w:r>
-        <w:t xml:space="preserve"> – </w:t>
+        <w:t xml:space="preserve">Aggregated CPU Metrics, by CallStack – </w:t>
       </w:r>
       <w:r>
         <w:rPr>
@@ -6299,7 +6176,6 @@
       </w:r>
     </w:p>
     <w:p>
-      <w:proofErr w:type="spellStart"/>
       <w:r>
         <w:rPr>
           <w:b/>
@@ -6307,7 +6183,6 @@
         </w:rPr>
         <w:t>StackFrame</w:t>
       </w:r>
-      <w:proofErr w:type="spellEnd"/>
       <w:r>
         <w:t xml:space="preserve"> – represents a unique stack-frame within the recorded program.  Contains the following fields:</w:t>
       </w:r>
@@ -6430,7 +6305,6 @@
       </w:r>
     </w:p>
     <w:p>
-      <w:proofErr w:type="spellStart"/>
       <w:r>
         <w:rPr>
           <w:b/>
@@ -6439,7 +6313,6 @@
         <w:lastRenderedPageBreak/>
         <w:t>CallStack</w:t>
       </w:r>
-      <w:proofErr w:type="spellEnd"/>
       <w:r>
         <w:t xml:space="preserve"> – represents a call stack within the recorded program. </w:t>
       </w:r>
@@ -6542,15 +6415,7 @@
         <w:t>t</w:t>
       </w:r>
       <w:r>
-        <w:t xml:space="preserve">y of a </w:t>
-      </w:r>
-      <w:proofErr w:type="spellStart"/>
-      <w:r>
-        <w:t>CallStack</w:t>
-      </w:r>
-      <w:proofErr w:type="spellEnd"/>
-      <w:r>
-        <w:t xml:space="preserve"> is defined by the sequence of addresses up through the parent chain, ending at the root or a call stack that has an ISR </w:t>
+        <w:t xml:space="preserve">y of a CallStack is defined by the sequence of addresses up through the parent chain, ending at the root or a call stack that has an ISR </w:t>
       </w:r>
       <w:r>
         <w:t xml:space="preserve">o NMI </w:t>
@@ -7481,7 +7346,6 @@
       <w:r>
         <w:t>The application is built around a main Form (</w:t>
       </w:r>
-      <w:proofErr w:type="spellStart"/>
       <w:r>
         <w:rPr>
           <w:b/>
@@ -7489,7 +7353,6 @@
         </w:rPr>
         <w:t>BeebPerfForm</w:t>
       </w:r>
-      <w:proofErr w:type="spellEnd"/>
       <w:r>
         <w:t xml:space="preserve">) which </w:t>
       </w:r>
@@ -7700,11 +7563,9 @@
             <w:tcW w:w="2700" w:type="dxa"/>
           </w:tcPr>
           <w:p>
-            <w:proofErr w:type="spellStart"/>
             <w:r>
               <w:t>BeepPerfForm</w:t>
             </w:r>
-            <w:proofErr w:type="spellEnd"/>
           </w:p>
         </w:tc>
         <w:tc>
@@ -7772,11 +7633,9 @@
             <w:tcW w:w="2700" w:type="dxa"/>
           </w:tcPr>
           <w:p>
-            <w:proofErr w:type="spellStart"/>
             <w:r>
               <w:t>TabControlEx</w:t>
             </w:r>
-            <w:proofErr w:type="spellEnd"/>
           </w:p>
         </w:tc>
         <w:tc>
@@ -7806,11 +7665,9 @@
             <w:tcW w:w="2700" w:type="dxa"/>
           </w:tcPr>
           <w:p>
-            <w:proofErr w:type="spellStart"/>
             <w:r>
               <w:t>GridView</w:t>
             </w:r>
-            <w:proofErr w:type="spellEnd"/>
           </w:p>
         </w:tc>
         <w:tc>
@@ -7818,11 +7675,9 @@
             <w:tcW w:w="1710" w:type="dxa"/>
           </w:tcPr>
           <w:p>
-            <w:proofErr w:type="spellStart"/>
             <w:r>
               <w:t>DataGridView</w:t>
             </w:r>
-            <w:proofErr w:type="spellEnd"/>
           </w:p>
         </w:tc>
         <w:tc>
@@ -7860,11 +7715,9 @@
             <w:pPr>
               <w:ind w:left="4320" w:hanging="4320"/>
             </w:pPr>
-            <w:proofErr w:type="spellStart"/>
             <w:r>
               <w:t>RoutinesView</w:t>
             </w:r>
-            <w:proofErr w:type="spellEnd"/>
           </w:p>
         </w:tc>
         <w:tc>
@@ -7875,11 +7728,9 @@
             <w:pPr>
               <w:ind w:left="4320" w:hanging="4320"/>
             </w:pPr>
-            <w:proofErr w:type="spellStart"/>
             <w:r>
               <w:t>GridView</w:t>
             </w:r>
-            <w:proofErr w:type="spellEnd"/>
           </w:p>
         </w:tc>
         <w:tc>
@@ -7905,11 +7756,9 @@
             <w:pPr>
               <w:ind w:left="4320" w:hanging="4320"/>
             </w:pPr>
-            <w:proofErr w:type="spellStart"/>
             <w:r>
               <w:t>CallerCalleeView</w:t>
             </w:r>
-            <w:proofErr w:type="spellEnd"/>
           </w:p>
         </w:tc>
         <w:tc>
@@ -7948,11 +7797,9 @@
             <w:pPr>
               <w:ind w:left="4320" w:hanging="4320"/>
             </w:pPr>
-            <w:proofErr w:type="spellStart"/>
             <w:r>
               <w:t>CallTreeView</w:t>
             </w:r>
-            <w:proofErr w:type="spellEnd"/>
           </w:p>
         </w:tc>
         <w:tc>
@@ -7963,11 +7810,9 @@
             <w:pPr>
               <w:ind w:left="4320" w:hanging="4320"/>
             </w:pPr>
-            <w:proofErr w:type="spellStart"/>
             <w:r>
               <w:t>GridView</w:t>
             </w:r>
-            <w:proofErr w:type="spellEnd"/>
           </w:p>
         </w:tc>
         <w:tc>
@@ -7993,11 +7838,9 @@
             <w:pPr>
               <w:ind w:left="4320" w:hanging="4320"/>
             </w:pPr>
-            <w:proofErr w:type="spellStart"/>
             <w:r>
               <w:t>FlameGraph</w:t>
             </w:r>
-            <w:proofErr w:type="spellEnd"/>
           </w:p>
         </w:tc>
         <w:tc>
@@ -8036,11 +7879,9 @@
             <w:pPr>
               <w:ind w:left="4320" w:hanging="4320"/>
             </w:pPr>
-            <w:proofErr w:type="spellStart"/>
             <w:r>
               <w:t>MemoryView</w:t>
             </w:r>
-            <w:proofErr w:type="spellEnd"/>
           </w:p>
         </w:tc>
         <w:tc>
@@ -8051,11 +7892,9 @@
             <w:pPr>
               <w:ind w:left="4320" w:hanging="4320"/>
             </w:pPr>
-            <w:proofErr w:type="spellStart"/>
             <w:r>
               <w:t>GridView</w:t>
             </w:r>
-            <w:proofErr w:type="spellEnd"/>
           </w:p>
         </w:tc>
         <w:tc>
@@ -8084,11 +7923,9 @@
             <w:pPr>
               <w:ind w:left="4320" w:hanging="4320"/>
             </w:pPr>
-            <w:proofErr w:type="spellStart"/>
             <w:r>
               <w:t>MemoryRoutinesView</w:t>
             </w:r>
-            <w:proofErr w:type="spellEnd"/>
           </w:p>
         </w:tc>
         <w:tc>
@@ -8099,11 +7936,9 @@
             <w:pPr>
               <w:ind w:left="4320" w:hanging="4320"/>
             </w:pPr>
-            <w:proofErr w:type="spellStart"/>
             <w:r>
               <w:t>GridView</w:t>
             </w:r>
-            <w:proofErr w:type="spellEnd"/>
           </w:p>
         </w:tc>
         <w:tc>
@@ -8133,11 +7968,9 @@
             <w:pPr>
               <w:ind w:left="4320" w:hanging="4320"/>
             </w:pPr>
-            <w:proofErr w:type="spellStart"/>
             <w:r>
               <w:t>FrameView</w:t>
             </w:r>
-            <w:proofErr w:type="spellEnd"/>
           </w:p>
         </w:tc>
         <w:tc>
@@ -8180,11 +8013,9 @@
             <w:pPr>
               <w:ind w:left="4320" w:hanging="4320"/>
             </w:pPr>
-            <w:proofErr w:type="spellStart"/>
             <w:r>
               <w:t>FrameGridView</w:t>
             </w:r>
-            <w:proofErr w:type="spellEnd"/>
           </w:p>
         </w:tc>
         <w:tc>
@@ -8195,11 +8026,9 @@
             <w:pPr>
               <w:ind w:left="4320" w:hanging="4320"/>
             </w:pPr>
-            <w:proofErr w:type="spellStart"/>
             <w:r>
               <w:t>GridView</w:t>
             </w:r>
-            <w:proofErr w:type="spellEnd"/>
           </w:p>
         </w:tc>
         <w:tc>
@@ -8239,11 +8068,9 @@
             <w:pPr>
               <w:ind w:left="4320" w:hanging="4320"/>
             </w:pPr>
-            <w:proofErr w:type="spellStart"/>
             <w:r>
               <w:t>GridView</w:t>
             </w:r>
-            <w:proofErr w:type="spellEnd"/>
           </w:p>
         </w:tc>
         <w:tc>
@@ -8310,11 +8137,9 @@
             <w:pPr>
               <w:ind w:left="4320" w:hanging="4320"/>
             </w:pPr>
-            <w:proofErr w:type="spellStart"/>
             <w:r>
               <w:t>LabelsDialog</w:t>
             </w:r>
-            <w:proofErr w:type="spellEnd"/>
           </w:p>
         </w:tc>
         <w:tc>
@@ -8353,11 +8178,9 @@
             <w:pPr>
               <w:ind w:left="4320" w:hanging="4320"/>
             </w:pPr>
-            <w:proofErr w:type="spellStart"/>
             <w:r>
               <w:t>SettingsDialog</w:t>
             </w:r>
-            <w:proofErr w:type="spellEnd"/>
           </w:p>
         </w:tc>
         <w:tc>
@@ -8396,11 +8219,9 @@
             <w:pPr>
               <w:ind w:left="4320" w:hanging="4320"/>
             </w:pPr>
-            <w:proofErr w:type="spellStart"/>
             <w:r>
               <w:t>SampleCodePanel</w:t>
             </w:r>
-            <w:proofErr w:type="spellEnd"/>
           </w:p>
         </w:tc>
         <w:tc>
@@ -8442,11 +8263,9 @@
             <w:tcW w:w="2700" w:type="dxa"/>
           </w:tcPr>
           <w:p>
-            <w:proofErr w:type="spellStart"/>
             <w:r>
               <w:t>HelpDialog</w:t>
             </w:r>
-            <w:proofErr w:type="spellEnd"/>
           </w:p>
         </w:tc>
         <w:tc>
@@ -8482,7 +8301,6 @@
       <w:r>
         <w:t xml:space="preserve">the </w:t>
       </w:r>
-      <w:proofErr w:type="spellStart"/>
       <w:r>
         <w:rPr>
           <w:b/>
@@ -8490,7 +8308,6 @@
         </w:rPr>
         <w:t>ReentrancyGuard</w:t>
       </w:r>
-      <w:proofErr w:type="spellEnd"/>
       <w:r>
         <w:rPr>
           <w:b/>
@@ -8501,7 +8318,6 @@
       <w:r>
         <w:t xml:space="preserve">(also in </w:t>
       </w:r>
-      <w:proofErr w:type="spellStart"/>
       <w:r>
         <w:rPr>
           <w:b/>
@@ -8509,28 +8325,18 @@
         </w:rPr>
         <w:t>ux</w:t>
       </w:r>
-      <w:proofErr w:type="spellEnd"/>
       <w:r>
         <w:t xml:space="preserve"> folder)</w:t>
       </w:r>
       <w:r>
         <w:t xml:space="preserve"> which is used to stop cyclic </w:t>
       </w:r>
-      <w:proofErr w:type="spellStart"/>
-      <w:r>
-        <w:rPr>
-          <w:b/>
-          <w:bCs/>
-        </w:rPr>
-        <w:t>api</w:t>
-      </w:r>
-      <w:proofErr w:type="spellEnd"/>
-      <w:r>
-        <w:rPr>
-          <w:b/>
-          <w:bCs/>
-        </w:rPr>
-        <w:t xml:space="preserve"> </w:t>
+      <w:r>
+        <w:rPr>
+          <w:b/>
+          <w:bCs/>
+        </w:rPr>
+        <w:t xml:space="preserve">api </w:t>
       </w:r>
       <w:r>
         <w:rPr>
@@ -8558,23 +8364,7 @@
           <w:b/>
           <w:bCs/>
         </w:rPr>
-        <w:t xml:space="preserve"> </w:t>
-      </w:r>
-      <w:proofErr w:type="spellStart"/>
-      <w:r>
-        <w:rPr>
-          <w:b/>
-          <w:bCs/>
-        </w:rPr>
-        <w:t>api</w:t>
-      </w:r>
-      <w:proofErr w:type="spellEnd"/>
-      <w:r>
-        <w:rPr>
-          <w:b/>
-          <w:bCs/>
-        </w:rPr>
-        <w:t xml:space="preserve"> </w:t>
+        <w:t xml:space="preserve"> api </w:t>
       </w:r>
       <w:r>
         <w:rPr>
@@ -8641,7 +8431,6 @@
       <w:r>
         <w:t>The undo / redo history class (</w:t>
       </w:r>
-      <w:proofErr w:type="spellStart"/>
       <w:r>
         <w:rPr>
           <w:b/>
@@ -8649,7 +8438,6 @@
         </w:rPr>
         <w:t>UndoRedoHistory</w:t>
       </w:r>
-      <w:proofErr w:type="spellEnd"/>
       <w:r>
         <w:t>)</w:t>
       </w:r>
@@ -8688,15 +8476,7 @@
         </w:numPr>
       </w:pPr>
       <w:r>
-        <w:t xml:space="preserve">bool </w:t>
-      </w:r>
-      <w:proofErr w:type="spellStart"/>
-      <w:r>
-        <w:t>CanUndo</w:t>
-      </w:r>
-      <w:proofErr w:type="spellEnd"/>
-      <w:r>
-        <w:t>()</w:t>
+        <w:t>bool CanUndo()</w:t>
       </w:r>
     </w:p>
     <w:p>
@@ -8708,15 +8488,7 @@
         </w:numPr>
       </w:pPr>
       <w:r>
-        <w:t xml:space="preserve">bool </w:t>
-      </w:r>
-      <w:proofErr w:type="spellStart"/>
-      <w:r>
-        <w:t>CanRedo</w:t>
-      </w:r>
-      <w:proofErr w:type="spellEnd"/>
-      <w:r>
-        <w:t>()</w:t>
+        <w:t>bool CanRedo()</w:t>
       </w:r>
     </w:p>
     <w:p>
@@ -8819,7 +8591,6 @@
       <w:r>
         <w:t xml:space="preserve">The </w:t>
       </w:r>
-      <w:proofErr w:type="spellStart"/>
       <w:r>
         <w:rPr>
           <w:b/>
@@ -8827,7 +8598,6 @@
         </w:rPr>
         <w:t>UndoRedoHistory</w:t>
       </w:r>
-      <w:proofErr w:type="spellEnd"/>
       <w:r>
         <w:t xml:space="preserve"> class internally </w:t>
       </w:r>
@@ -9076,19 +8846,109 @@
         <w:t>–</w:t>
       </w:r>
       <w:r>
-        <w:t xml:space="preserve"> </w:t>
-      </w:r>
-      <w:proofErr w:type="spellStart"/>
-      <w:r>
+        <w:t xml:space="preserve"> zlib</w:t>
+      </w:r>
+    </w:p>
+    <w:p>
+      <w:r>
+        <w:t xml:space="preserve">The </w:t>
+      </w:r>
+      <w:r>
+        <w:rPr>
+          <w:b/>
+          <w:bCs/>
+        </w:rPr>
+        <w:t>PerfReader</w:t>
+      </w:r>
+      <w:r>
+        <w:t xml:space="preserve"> class uncompresses chuck</w:t>
+      </w:r>
+      <w:r>
+        <w:t xml:space="preserve"> data</w:t>
+      </w:r>
+      <w:r>
+        <w:t xml:space="preserve"> using the </w:t>
+      </w:r>
+      <w:r>
+        <w:t xml:space="preserve">open source </w:t>
+      </w:r>
+      <w:r>
+        <w:rPr>
+          <w:b/>
+          <w:bCs/>
+        </w:rPr>
         <w:t>zlib</w:t>
       </w:r>
-      <w:proofErr w:type="spellEnd"/>
-    </w:p>
-    <w:p>
+      <w:r>
+        <w:t xml:space="preserve"> library</w:t>
+      </w:r>
+      <w:r>
+        <w:t xml:space="preserve">.  </w:t>
+      </w:r>
+      <w:r>
+        <w:t>Copyright (C) 1995-2024 Jean-loup Gailly and Mark Adler</w:t>
+      </w:r>
+      <w:r>
+        <w:t>.</w:t>
+      </w:r>
+    </w:p>
+    <w:p>
+      <w:r>
+        <w:t xml:space="preserve">The sources can be found in the </w:t>
+      </w:r>
+      <w:r>
+        <w:rPr>
+          <w:b/>
+          <w:bCs/>
+        </w:rPr>
+        <w:t>zlib</w:t>
+      </w:r>
+      <w:r>
+        <w:t xml:space="preserve"> project</w:t>
+      </w:r>
+      <w:r>
+        <w:t xml:space="preserve"> within </w:t>
+      </w:r>
+      <w:r>
+        <w:t xml:space="preserve">the </w:t>
+      </w:r>
+      <w:r>
+        <w:rPr>
+          <w:b/>
+          <w:bCs/>
+        </w:rPr>
+        <w:t>BeebPerf</w:t>
+      </w:r>
+      <w:r>
+        <w:t xml:space="preserve"> solution.  </w:t>
+      </w:r>
       <w:r>
         <w:t xml:space="preserve">The </w:t>
       </w:r>
-      <w:proofErr w:type="spellStart"/>
+      <w:r>
+        <w:t xml:space="preserve">project builds </w:t>
+      </w:r>
+      <w:r>
+        <w:t xml:space="preserve">to create </w:t>
+      </w:r>
+      <w:r>
+        <w:rPr>
+          <w:b/>
+          <w:bCs/>
+        </w:rPr>
+        <w:t>zlib.dll</w:t>
+      </w:r>
+      <w:r>
+        <w:t>.</w:t>
+      </w:r>
+      <w:r>
+        <w:t xml:space="preserve">  </w:t>
+      </w:r>
+    </w:p>
+    <w:p>
+      <w:r>
+        <w:t xml:space="preserve">The </w:t>
+      </w:r>
       <w:r>
         <w:rPr>
           <w:b/>
@@ -9096,137 +8956,8 @@
         </w:rPr>
         <w:t>PerfReader</w:t>
       </w:r>
-      <w:proofErr w:type="spellEnd"/>
-      <w:r>
-        <w:t xml:space="preserve"> class uncompresses chuck</w:t>
-      </w:r>
-      <w:r>
-        <w:t xml:space="preserve"> data</w:t>
-      </w:r>
-      <w:r>
-        <w:t xml:space="preserve"> using the </w:t>
-      </w:r>
-      <w:r>
-        <w:t xml:space="preserve">open source </w:t>
-      </w:r>
-      <w:proofErr w:type="spellStart"/>
-      <w:r>
-        <w:rPr>
-          <w:b/>
-          <w:bCs/>
-        </w:rPr>
-        <w:t>zlib</w:t>
-      </w:r>
-      <w:proofErr w:type="spellEnd"/>
-      <w:r>
-        <w:t xml:space="preserve"> library</w:t>
-      </w:r>
-      <w:r>
-        <w:t xml:space="preserve">.  </w:t>
-      </w:r>
-      <w:r>
-        <w:t xml:space="preserve">Copyright (C) 1995-2024 Jean-loup </w:t>
-      </w:r>
-      <w:proofErr w:type="spellStart"/>
-      <w:r>
-        <w:t>Gailly</w:t>
-      </w:r>
-      <w:proofErr w:type="spellEnd"/>
-      <w:r>
-        <w:t xml:space="preserve"> and Mark Adler</w:t>
-      </w:r>
-      <w:r>
-        <w:t>.</w:t>
-      </w:r>
-    </w:p>
-    <w:p>
-      <w:r>
-        <w:t xml:space="preserve">The sources can be found in the </w:t>
-      </w:r>
-      <w:proofErr w:type="spellStart"/>
-      <w:r>
-        <w:rPr>
-          <w:b/>
-          <w:bCs/>
-        </w:rPr>
-        <w:t>zlib</w:t>
-      </w:r>
-      <w:proofErr w:type="spellEnd"/>
-      <w:r>
-        <w:t xml:space="preserve"> project</w:t>
-      </w:r>
-      <w:r>
-        <w:t xml:space="preserve"> within </w:t>
-      </w:r>
-      <w:r>
-        <w:t xml:space="preserve">the </w:t>
-      </w:r>
-      <w:proofErr w:type="spellStart"/>
-      <w:r>
-        <w:rPr>
-          <w:b/>
-          <w:bCs/>
-        </w:rPr>
-        <w:t>BeebPerf</w:t>
-      </w:r>
-      <w:proofErr w:type="spellEnd"/>
-      <w:r>
-        <w:t xml:space="preserve"> solution.  </w:t>
-      </w:r>
-      <w:r>
-        <w:t xml:space="preserve">The </w:t>
-      </w:r>
-      <w:r>
-        <w:t xml:space="preserve">project builds </w:t>
-      </w:r>
-      <w:r>
-        <w:t xml:space="preserve">to create </w:t>
-      </w:r>
-      <w:r>
-        <w:rPr>
-          <w:b/>
-          <w:bCs/>
-        </w:rPr>
-        <w:t>zlib.dll</w:t>
-      </w:r>
-      <w:r>
-        <w:t>.</w:t>
-      </w:r>
-      <w:r>
-        <w:t xml:space="preserve">  </w:t>
-      </w:r>
-    </w:p>
-    <w:p>
-      <w:r>
-        <w:t xml:space="preserve">The </w:t>
-      </w:r>
-      <w:proofErr w:type="spellStart"/>
-      <w:r>
-        <w:rPr>
-          <w:b/>
-          <w:bCs/>
-        </w:rPr>
-        <w:t>PerfReader</w:t>
-      </w:r>
-      <w:proofErr w:type="spellEnd"/>
-      <w:r>
-        <w:t xml:space="preserve"> class calls the </w:t>
-      </w:r>
-      <w:proofErr w:type="spellStart"/>
-      <w:r>
-        <w:t>zlib</w:t>
-      </w:r>
-      <w:proofErr w:type="spellEnd"/>
-      <w:r>
-        <w:t xml:space="preserve"> </w:t>
-      </w:r>
-      <w:proofErr w:type="spellStart"/>
-      <w:r>
-        <w:t>apis</w:t>
-      </w:r>
-      <w:proofErr w:type="spellEnd"/>
-      <w:r>
-        <w:t xml:space="preserve"> using </w:t>
+      <w:r>
+        <w:t xml:space="preserve"> class calls the zlib apis using </w:t>
       </w:r>
       <w:r>
         <w:t>P/Invoke</w:t>
@@ -9264,7 +8995,17 @@
     </w:p>
     <w:p>
       <w:r>
-        <w:t>This section describes the .perf file format (version 1.0).</w:t>
+        <w:t xml:space="preserve">This section describes the </w:t>
+      </w:r>
+      <w:r>
+        <w:rPr>
+          <w:b/>
+          <w:bCs/>
+        </w:rPr>
+        <w:t>.perf</w:t>
+      </w:r>
+      <w:r>
+        <w:t xml:space="preserve"> file format (version 1.0).</w:t>
       </w:r>
     </w:p>
     <w:p>
@@ -9305,7 +9046,6 @@
       <w:r>
         <w:t xml:space="preserve"> is modified to generate a .perf file, which </w:t>
       </w:r>
-      <w:proofErr w:type="spellStart"/>
       <w:r>
         <w:rPr>
           <w:b/>
@@ -9313,7 +9053,6 @@
         </w:rPr>
         <w:t>BeebPerf</w:t>
       </w:r>
-      <w:proofErr w:type="spellEnd"/>
       <w:r>
         <w:t xml:space="preserve"> reads and analyses.</w:t>
       </w:r>
@@ -9424,19 +9163,22 @@
           <w:b/>
           <w:bCs/>
         </w:rPr>
-        <w:t>.</w:t>
-      </w:r>
-      <w:proofErr w:type="spellStart"/>
-      <w:r>
-        <w:rPr>
-          <w:b/>
-          <w:bCs/>
-        </w:rPr>
-        <w:t>pref</w:t>
-      </w:r>
-      <w:proofErr w:type="spellEnd"/>
-      <w:r>
-        <w:t xml:space="preserve"> file contains sufficient information to analyze CPU metrics, memory, and screen rendering.  It contains a snapshot of the BBC Micro at the start of recording and a log of all executed 6502 (or 65C02) instructions.  The log contains all 6502/65C02 register state changes, all memory accesses and values, plus key events like interrupts and begin screen display.  It also optionally contains label information.</w:t>
+        <w:t>.pref</w:t>
+      </w:r>
+      <w:r>
+        <w:t xml:space="preserve"> file contains sufficient information to analyze CPU metrics, memory, and screen rendering.  It contains a snapshot of the BBC Micro at the start of recording and a log of all </w:t>
+      </w:r>
+      <w:r>
+        <w:t xml:space="preserve">subsequent </w:t>
+      </w:r>
+      <w:r>
+        <w:t>6502 (or 65C02) instructions.  The log contains all 6502/65C02 register state changes, all memory accesses and values, plus key events like interrupts and begin screen display</w:t>
+      </w:r>
+      <w:r>
+        <w:t xml:space="preserve"> event</w:t>
+      </w:r>
+      <w:r>
+        <w:t>.  It also optionally contains label information.</w:t>
       </w:r>
     </w:p>
     <w:p>
@@ -9471,23 +9213,7 @@
           <w:b/>
           <w:bCs/>
         </w:rPr>
-        <w:t>&lt;</w:t>
-      </w:r>
-      <w:proofErr w:type="spellStart"/>
-      <w:r>
-        <w:rPr>
-          <w:b/>
-          <w:bCs/>
-        </w:rPr>
-        <w:t>header_chunk</w:t>
-      </w:r>
-      <w:proofErr w:type="spellEnd"/>
-      <w:r>
-        <w:rPr>
-          <w:b/>
-          <w:bCs/>
-        </w:rPr>
-        <w:t>&gt;</w:t>
+        <w:t>&lt;header_chunk&gt;</w:t>
       </w:r>
       <w:r>
         <w:t xml:space="preserve"> + </w:t>
@@ -9497,15 +9223,7 @@
           <w:b/>
           <w:bCs/>
         </w:rPr>
-        <w:t>&lt;</w:t>
-      </w:r>
-      <w:proofErr w:type="spellStart"/>
-      <w:r>
-        <w:rPr>
-          <w:b/>
-          <w:bCs/>
-        </w:rPr>
-        <w:t>label</w:t>
+        <w:t>&lt;label</w:t>
       </w:r>
       <w:r>
         <w:rPr>
@@ -9519,15 +9237,7 @@
           <w:b/>
           <w:bCs/>
         </w:rPr>
-        <w:t>_chunk</w:t>
-      </w:r>
-      <w:proofErr w:type="spellEnd"/>
-      <w:r>
-        <w:rPr>
-          <w:b/>
-          <w:bCs/>
-        </w:rPr>
-        <w:t>&gt;</w:t>
+        <w:t>_chunk&gt;</w:t>
       </w:r>
       <w:r>
         <w:rPr>
@@ -9548,23 +9258,7 @@
           <w:b/>
           <w:bCs/>
         </w:rPr>
-        <w:t>&lt;</w:t>
-      </w:r>
-      <w:proofErr w:type="spellStart"/>
-      <w:r>
-        <w:rPr>
-          <w:b/>
-          <w:bCs/>
-        </w:rPr>
-        <w:t>snapshot_chunk</w:t>
-      </w:r>
-      <w:proofErr w:type="spellEnd"/>
-      <w:r>
-        <w:rPr>
-          <w:b/>
-          <w:bCs/>
-        </w:rPr>
-        <w:t>&gt;</w:t>
+        <w:t>&lt;snapshot_chunk&gt;</w:t>
       </w:r>
       <w:r>
         <w:t xml:space="preserve"> + </w:t>
@@ -9574,23 +9268,7 @@
           <w:b/>
           <w:bCs/>
         </w:rPr>
-        <w:t>&lt;</w:t>
-      </w:r>
-      <w:proofErr w:type="spellStart"/>
-      <w:r>
-        <w:rPr>
-          <w:b/>
-          <w:bCs/>
-        </w:rPr>
-        <w:t>execution_chunk</w:t>
-      </w:r>
-      <w:proofErr w:type="spellEnd"/>
-      <w:r>
-        <w:rPr>
-          <w:b/>
-          <w:bCs/>
-        </w:rPr>
-        <w:t>&gt;</w:t>
+        <w:t>&lt;execution_chunk&gt;</w:t>
       </w:r>
       <w:r>
         <w:rPr>
@@ -9709,7 +9387,6 @@
         </w:rPr>
         <w:t>&lt;</w:t>
       </w:r>
-      <w:proofErr w:type="spellStart"/>
       <w:r>
         <w:rPr>
           <w:b/>
@@ -9722,15 +9399,7 @@
           <w:b/>
           <w:bCs/>
         </w:rPr>
-        <w:t>header</w:t>
-      </w:r>
-      <w:proofErr w:type="spellEnd"/>
-      <w:r>
-        <w:rPr>
-          <w:b/>
-          <w:bCs/>
-        </w:rPr>
-        <w:t>&gt;</w:t>
+        <w:t>header&gt;</w:t>
       </w:r>
       <w:r>
         <w:t xml:space="preserve"> = </w:t>
@@ -9741,24 +9410,11 @@
       <w:r>
         <w:t>&lt;tag&gt; + &lt;compression&gt; + &lt;</w:t>
       </w:r>
-      <w:proofErr w:type="spellStart"/>
       <w:r>
         <w:t>original_</w:t>
       </w:r>
       <w:r>
-        <w:t>size</w:t>
-      </w:r>
-      <w:proofErr w:type="spellEnd"/>
-      <w:r>
-        <w:t>&gt; + &lt;</w:t>
-      </w:r>
-      <w:proofErr w:type="spellStart"/>
-      <w:r>
-        <w:t>compressed_size</w:t>
-      </w:r>
-      <w:proofErr w:type="spellEnd"/>
-      <w:r>
-        <w:t>&gt;</w:t>
+        <w:t>size&gt; + &lt;compressed_size&gt;</w:t>
       </w:r>
     </w:p>
     <w:p>
@@ -9856,23 +9512,7 @@
                 <w:rFonts w:ascii="Aptos" w:hAnsi="Aptos"/>
                 <w:color w:val="000000"/>
               </w:rPr>
-              <w:t>‘</w:t>
-            </w:r>
-            <w:proofErr w:type="spellStart"/>
-            <w:r>
-              <w:rPr>
-                <w:rFonts w:ascii="Aptos" w:hAnsi="Aptos"/>
-                <w:color w:val="000000"/>
-              </w:rPr>
-              <w:t>PFhd</w:t>
-            </w:r>
-            <w:proofErr w:type="spellEnd"/>
-            <w:r>
-              <w:rPr>
-                <w:rFonts w:ascii="Aptos" w:hAnsi="Aptos"/>
-                <w:color w:val="000000"/>
-              </w:rPr>
-              <w:t>’</w:t>
+              <w:t>‘PFhd’</w:t>
             </w:r>
           </w:p>
         </w:tc>
@@ -9892,23 +9532,7 @@
                 <w:rFonts w:ascii="Aptos" w:hAnsi="Aptos"/>
                 <w:color w:val="000000"/>
               </w:rPr>
-              <w:t>&lt;</w:t>
-            </w:r>
-            <w:proofErr w:type="spellStart"/>
-            <w:r>
-              <w:rPr>
-                <w:rFonts w:ascii="Aptos" w:hAnsi="Aptos"/>
-                <w:color w:val="000000"/>
-              </w:rPr>
-              <w:t>header_chunk</w:t>
-            </w:r>
-            <w:proofErr w:type="spellEnd"/>
-            <w:r>
-              <w:rPr>
-                <w:rFonts w:ascii="Aptos" w:hAnsi="Aptos"/>
-                <w:color w:val="000000"/>
-              </w:rPr>
-              <w:t>&gt;</w:t>
+              <w:t>&lt;header_chunk&gt;</w:t>
             </w:r>
           </w:p>
         </w:tc>
@@ -9930,23 +9554,7 @@
                 <w:rFonts w:ascii="Aptos" w:hAnsi="Aptos"/>
                 <w:color w:val="000000"/>
               </w:rPr>
-              <w:t>‘</w:t>
-            </w:r>
-            <w:proofErr w:type="spellStart"/>
-            <w:r>
-              <w:rPr>
-                <w:rFonts w:ascii="Aptos" w:hAnsi="Aptos"/>
-                <w:color w:val="000000"/>
-              </w:rPr>
-              <w:t>PFlb</w:t>
-            </w:r>
-            <w:proofErr w:type="spellEnd"/>
-            <w:r>
-              <w:rPr>
-                <w:rFonts w:ascii="Aptos" w:hAnsi="Aptos"/>
-                <w:color w:val="000000"/>
-              </w:rPr>
-              <w:t>’</w:t>
+              <w:t>‘PFlb’</w:t>
             </w:r>
           </w:p>
         </w:tc>
@@ -9962,15 +9570,7 @@
               </w:rPr>
             </w:pPr>
             <w:r>
-              <w:t>&lt;</w:t>
-            </w:r>
-            <w:proofErr w:type="spellStart"/>
-            <w:r>
-              <w:t>labels_chunk</w:t>
-            </w:r>
-            <w:proofErr w:type="spellEnd"/>
-            <w:r>
-              <w:t>&gt;</w:t>
+              <w:t>&lt;labels_chunk&gt;</w:t>
             </w:r>
           </w:p>
         </w:tc>
@@ -9992,23 +9592,7 @@
                 <w:rFonts w:ascii="Aptos" w:hAnsi="Aptos"/>
                 <w:color w:val="000000"/>
               </w:rPr>
-              <w:t>‘</w:t>
-            </w:r>
-            <w:proofErr w:type="spellStart"/>
-            <w:r>
-              <w:rPr>
-                <w:rFonts w:ascii="Aptos" w:hAnsi="Aptos"/>
-                <w:color w:val="000000"/>
-              </w:rPr>
-              <w:t>PFss</w:t>
-            </w:r>
-            <w:proofErr w:type="spellEnd"/>
-            <w:r>
-              <w:rPr>
-                <w:rFonts w:ascii="Aptos" w:hAnsi="Aptos"/>
-                <w:color w:val="000000"/>
-              </w:rPr>
-              <w:t>’</w:t>
+              <w:t>‘PFss’</w:t>
             </w:r>
           </w:p>
         </w:tc>
@@ -10024,15 +9608,7 @@
               </w:rPr>
             </w:pPr>
             <w:r>
-              <w:t>&lt;</w:t>
-            </w:r>
-            <w:proofErr w:type="spellStart"/>
-            <w:r>
-              <w:t>snapshot_chunk</w:t>
-            </w:r>
-            <w:proofErr w:type="spellEnd"/>
-            <w:r>
-              <w:t>&gt;</w:t>
+              <w:t>&lt;snapshot_chunk&gt;</w:t>
             </w:r>
           </w:p>
         </w:tc>
@@ -10054,23 +9630,7 @@
                 <w:rFonts w:ascii="Aptos" w:hAnsi="Aptos"/>
                 <w:color w:val="000000"/>
               </w:rPr>
-              <w:t>‘</w:t>
-            </w:r>
-            <w:proofErr w:type="spellStart"/>
-            <w:r>
-              <w:rPr>
-                <w:rFonts w:ascii="Aptos" w:hAnsi="Aptos"/>
-                <w:color w:val="000000"/>
-              </w:rPr>
-              <w:t>PFex</w:t>
-            </w:r>
-            <w:proofErr w:type="spellEnd"/>
-            <w:r>
-              <w:rPr>
-                <w:rFonts w:ascii="Aptos" w:hAnsi="Aptos"/>
-                <w:color w:val="000000"/>
-              </w:rPr>
-              <w:t>’</w:t>
+              <w:t>‘PFex’</w:t>
             </w:r>
           </w:p>
         </w:tc>
@@ -10086,15 +9646,7 @@
               </w:rPr>
             </w:pPr>
             <w:r>
-              <w:t>&lt;</w:t>
-            </w:r>
-            <w:proofErr w:type="spellStart"/>
-            <w:r>
-              <w:t>execution_chunk</w:t>
-            </w:r>
-            <w:proofErr w:type="spellEnd"/>
-            <w:r>
-              <w:t>&gt;</w:t>
+              <w:t>&lt;execution_chunk&gt;</w:t>
             </w:r>
           </w:p>
         </w:tc>
@@ -10260,13 +9812,8 @@
             <w:tcW w:w="3240" w:type="dxa"/>
           </w:tcPr>
           <w:p>
-            <w:proofErr w:type="spellStart"/>
-            <w:r>
-              <w:t>zlib</w:t>
-            </w:r>
-            <w:proofErr w:type="spellEnd"/>
-            <w:r>
-              <w:t xml:space="preserve"> 1.3.1 (default algorithm)</w:t>
+            <w:r>
+              <w:t>zlib 1.3.1 (default algorithm)</w:t>
             </w:r>
           </w:p>
         </w:tc>
@@ -10282,16 +9829,11 @@
       <w:r>
         <w:t>&lt;</w:t>
       </w:r>
-      <w:proofErr w:type="spellStart"/>
       <w:r>
         <w:t>original</w:t>
       </w:r>
       <w:r>
-        <w:t>_size</w:t>
-      </w:r>
-      <w:proofErr w:type="spellEnd"/>
-      <w:r>
-        <w:t>&gt;</w:t>
+        <w:t>_size&gt;</w:t>
       </w:r>
       <w:r>
         <w:t xml:space="preserve"> (4 bytes) The size of the chuck data, before compression, in bytes.</w:t>
@@ -10302,26 +9844,10 @@
         <w:ind w:left="360"/>
       </w:pPr>
       <w:r>
-        <w:t>&lt;</w:t>
-      </w:r>
-      <w:proofErr w:type="spellStart"/>
-      <w:r>
-        <w:t>compressed_size</w:t>
-      </w:r>
-      <w:proofErr w:type="spellEnd"/>
-      <w:r>
-        <w:t>&gt;</w:t>
-      </w:r>
-      <w:r>
-        <w:t xml:space="preserve"> (4 bytes) The size of the chuck data, after compression, in bytes.  If the data is not compressed, the value matches &lt;</w:t>
-      </w:r>
-      <w:proofErr w:type="spellStart"/>
-      <w:r>
-        <w:t>original_size</w:t>
-      </w:r>
-      <w:proofErr w:type="spellEnd"/>
-      <w:r>
-        <w:t>&gt;.</w:t>
+        <w:t>&lt;compressed_size&gt;</w:t>
+      </w:r>
+      <w:r>
+        <w:t xml:space="preserve"> (4 bytes) The size of the chuck data, after compression, in bytes.  If the data is not compressed, the value matches &lt;original_size&gt;.</w:t>
       </w:r>
     </w:p>
     <w:p>
@@ -10337,7 +9863,13 @@
     </w:p>
     <w:p>
       <w:r>
-        <w:t>The header chunk is the first chunk and it contains the file’s version, BBC model, and the total execution count.</w:t>
+        <w:t xml:space="preserve">The header chunk is the first chunk </w:t>
+      </w:r>
+      <w:r>
+        <w:t xml:space="preserve">in the file </w:t>
+      </w:r>
+      <w:r>
+        <w:t>and it contains the file’s version, BBC model, and the total execution count.</w:t>
       </w:r>
     </w:p>
     <w:p>
@@ -10349,35 +9881,14 @@
           <w:b/>
           <w:bCs/>
         </w:rPr>
-        <w:t>&lt;</w:t>
-      </w:r>
-      <w:proofErr w:type="spellStart"/>
-      <w:r>
-        <w:rPr>
-          <w:b/>
-          <w:bCs/>
-        </w:rPr>
-        <w:t>header_chunk</w:t>
-      </w:r>
-      <w:proofErr w:type="spellEnd"/>
-      <w:r>
-        <w:rPr>
-          <w:b/>
-          <w:bCs/>
-        </w:rPr>
-        <w:t>&gt;</w:t>
+        <w:t>&lt;header_chunk&gt;</w:t>
       </w:r>
       <w:r>
         <w:t xml:space="preserve"> = </w:t>
       </w:r>
       <w:r>
-        <w:t>&lt;</w:t>
-      </w:r>
-      <w:proofErr w:type="spellStart"/>
-      <w:r>
-        <w:t>common_header</w:t>
-      </w:r>
-      <w:proofErr w:type="spellEnd"/>
+        <w:t>&lt;common_header</w:t>
+      </w:r>
       <w:r>
         <w:t>(</w:t>
       </w:r>
@@ -10388,7 +9899,6 @@
         </w:rPr>
         <w:t>‘</w:t>
       </w:r>
-      <w:proofErr w:type="spellStart"/>
       <w:r>
         <w:rPr>
           <w:rFonts w:ascii="Aptos" w:hAnsi="Aptos"/>
@@ -10396,17 +9906,7 @@
           <w:bCs/>
           <w:color w:val="000000"/>
         </w:rPr>
-        <w:t>PFhd</w:t>
-      </w:r>
-      <w:proofErr w:type="spellEnd"/>
-      <w:r>
-        <w:rPr>
-          <w:rFonts w:ascii="Aptos" w:hAnsi="Aptos"/>
-          <w:b/>
-          <w:bCs/>
-          <w:color w:val="000000"/>
-        </w:rPr>
-        <w:t>’</w:t>
+        <w:t>PFhd’</w:t>
       </w:r>
       <w:r>
         <w:rPr>
@@ -10416,15 +9916,7 @@
         <w:t>)</w:t>
       </w:r>
       <w:r>
-        <w:t>&gt; + &lt;</w:t>
-      </w:r>
-      <w:proofErr w:type="spellStart"/>
-      <w:r>
-        <w:t>header_data</w:t>
-      </w:r>
-      <w:proofErr w:type="spellEnd"/>
-      <w:r>
-        <w:t>&gt; where</w:t>
+        <w:t>&gt; + &lt;header_data&gt; where</w:t>
       </w:r>
     </w:p>
     <w:p>
@@ -10432,51 +9924,11 @@
         <w:ind w:left="720" w:hanging="360"/>
       </w:pPr>
       <w:r>
-        <w:t>&lt;</w:t>
-      </w:r>
-      <w:proofErr w:type="spellStart"/>
-      <w:r>
-        <w:t>header_data</w:t>
-      </w:r>
-      <w:proofErr w:type="spellEnd"/>
-      <w:r>
-        <w:t xml:space="preserve">&gt; = </w:t>
+        <w:t xml:space="preserve">&lt;header_data&gt; = </w:t>
       </w:r>
       <w:r>
         <w:br/>
-        <w:t>&lt;</w:t>
-      </w:r>
-      <w:proofErr w:type="spellStart"/>
-      <w:r>
-        <w:t>major_version</w:t>
-      </w:r>
-      <w:proofErr w:type="spellEnd"/>
-      <w:r>
-        <w:t>&gt; + &lt;</w:t>
-      </w:r>
-      <w:proofErr w:type="spellStart"/>
-      <w:r>
-        <w:t>minor_version</w:t>
-      </w:r>
-      <w:proofErr w:type="spellEnd"/>
-      <w:r>
-        <w:t>&gt; + &lt;</w:t>
-      </w:r>
-      <w:proofErr w:type="spellStart"/>
-      <w:r>
-        <w:t>bbc_model</w:t>
-      </w:r>
-      <w:proofErr w:type="spellEnd"/>
-      <w:r>
-        <w:t>&gt; + &lt;</w:t>
-      </w:r>
-      <w:proofErr w:type="spellStart"/>
-      <w:r>
-        <w:t>total_execution_count</w:t>
-      </w:r>
-      <w:proofErr w:type="spellEnd"/>
-      <w:r>
-        <w:t>&gt;</w:t>
+        <w:t>&lt;major_version&gt; + &lt;minor_version&gt; + &lt;bbc_model&gt; + &lt;total_execution_count&gt;</w:t>
       </w:r>
     </w:p>
     <w:p>
@@ -10484,15 +9936,7 @@
         <w:ind w:left="360"/>
       </w:pPr>
       <w:r>
-        <w:t>&lt;</w:t>
-      </w:r>
-      <w:proofErr w:type="spellStart"/>
-      <w:r>
-        <w:t>major_version</w:t>
-      </w:r>
-      <w:proofErr w:type="spellEnd"/>
-      <w:r>
-        <w:t>&gt; (1 byte) Major version number.  Value is 1.</w:t>
+        <w:t>&lt;major_version&gt; (1 byte) Major version number.  Value is 1.</w:t>
       </w:r>
     </w:p>
     <w:p>
@@ -10500,15 +9944,7 @@
         <w:ind w:left="360"/>
       </w:pPr>
       <w:r>
-        <w:t>&lt;</w:t>
-      </w:r>
-      <w:proofErr w:type="spellStart"/>
-      <w:r>
-        <w:t>minor_version</w:t>
-      </w:r>
-      <w:proofErr w:type="spellEnd"/>
-      <w:r>
-        <w:t>&gt; (1 byte) Minor version number.  Value is 0.</w:t>
+        <w:t>&lt;minor_version&gt; (1 byte) Minor version number.  Value is 0.</w:t>
       </w:r>
     </w:p>
     <w:p>
@@ -10516,15 +9952,7 @@
         <w:ind w:left="360"/>
       </w:pPr>
       <w:r>
-        <w:t>&lt;</w:t>
-      </w:r>
-      <w:proofErr w:type="spellStart"/>
-      <w:r>
-        <w:t>bbc_model</w:t>
-      </w:r>
-      <w:proofErr w:type="spellEnd"/>
-      <w:r>
-        <w:t>&gt; (1 byte) The BBC model</w:t>
+        <w:t>&lt;bbc_model&gt; (1 byte) The BBC model</w:t>
       </w:r>
     </w:p>
     <w:tbl>
@@ -10950,15 +10378,7 @@
         <w:ind w:left="360"/>
       </w:pPr>
       <w:r>
-        <w:t>&lt;</w:t>
-      </w:r>
-      <w:proofErr w:type="spellStart"/>
-      <w:r>
-        <w:t>total_execution_count</w:t>
-      </w:r>
-      <w:proofErr w:type="spellEnd"/>
-      <w:r>
-        <w:t>&gt; (4 bytes) The total number of executed instructions plus events in the file.</w:t>
+        <w:t>&lt;total_execution_count&gt; (4 bytes) The total number of executed instructions plus events in the file.</w:t>
       </w:r>
     </w:p>
     <w:p>
@@ -11002,35 +10422,14 @@
           <w:b/>
           <w:bCs/>
         </w:rPr>
-        <w:t>&lt;</w:t>
-      </w:r>
-      <w:proofErr w:type="spellStart"/>
-      <w:r>
-        <w:rPr>
-          <w:b/>
-          <w:bCs/>
-        </w:rPr>
-        <w:t>labels_chunk</w:t>
-      </w:r>
-      <w:proofErr w:type="spellEnd"/>
-      <w:r>
-        <w:rPr>
-          <w:b/>
-          <w:bCs/>
-        </w:rPr>
-        <w:t>&gt;</w:t>
+        <w:t>&lt;labels_chunk&gt;</w:t>
       </w:r>
       <w:r>
         <w:t xml:space="preserve"> = </w:t>
       </w:r>
       <w:r>
-        <w:t>&lt;</w:t>
-      </w:r>
-      <w:proofErr w:type="spellStart"/>
-      <w:r>
-        <w:t>common_heade</w:t>
-      </w:r>
-      <w:proofErr w:type="spellEnd"/>
+        <w:t>&lt;common_heade</w:t>
+      </w:r>
       <w:r>
         <w:t>(</w:t>
       </w:r>
@@ -11041,7 +10440,6 @@
         </w:rPr>
         <w:t>‘</w:t>
       </w:r>
-      <w:proofErr w:type="spellStart"/>
       <w:r>
         <w:rPr>
           <w:rFonts w:ascii="Aptos" w:hAnsi="Aptos"/>
@@ -11051,7 +10449,6 @@
         </w:rPr>
         <w:t>PFlb</w:t>
       </w:r>
-      <w:proofErr w:type="spellEnd"/>
       <w:r>
         <w:t>’)</w:t>
       </w:r>
@@ -11059,15 +10456,34 @@
         <w:t xml:space="preserve">&gt; </w:t>
       </w:r>
       <w:r>
-        <w:t>+ &lt;</w:t>
-      </w:r>
-      <w:proofErr w:type="spellStart"/>
-      <w:r>
+        <w:t>+ &lt;label_data&gt; where</w:t>
+      </w:r>
+    </w:p>
+    <w:p>
+      <w:pPr>
+        <w:ind w:left="360"/>
+      </w:pPr>
+      <w:r>
+        <w:t>&lt;</w:t>
+      </w:r>
+      <w:r>
+        <w:rPr>
+          <w:b/>
+          <w:bCs/>
+        </w:rPr>
         <w:t>label_data</w:t>
       </w:r>
-      <w:proofErr w:type="spellEnd"/>
-      <w:r>
-        <w:t>&gt; where</w:t>
+      <w:r>
+        <w:t xml:space="preserve">&gt; = </w:t>
+      </w:r>
+      <w:r>
+        <w:t xml:space="preserve">list of </w:t>
+      </w:r>
+      <w:r>
+        <w:t>&lt;label&gt;</w:t>
+      </w:r>
+      <w:r>
+        <w:t>, where:</w:t>
       </w:r>
     </w:p>
     <w:p>
@@ -11075,156 +10491,89 @@
         <w:ind w:left="360"/>
       </w:pPr>
       <w:r>
+        <w:t xml:space="preserve">&lt;label&gt; = </w:t>
+      </w:r>
+      <w:bookmarkEnd w:id="0"/>
+      <w:r>
+        <w:t xml:space="preserve">&lt;label_address&gt; + &lt;label_name&gt; </w:t>
+      </w:r>
+    </w:p>
+    <w:p>
+      <w:pPr>
+        <w:ind w:left="810"/>
+      </w:pPr>
+      <w:r>
+        <w:t>&lt;label_address&gt; (2 bytes) A 16-bit address.</w:t>
+      </w:r>
+    </w:p>
+    <w:p>
+      <w:pPr>
+        <w:ind w:left="810"/>
+      </w:pPr>
+      <w:r>
+        <w:t>&lt;label-name&gt; A null-terminated label name.</w:t>
+      </w:r>
+    </w:p>
+    <w:p>
+      <w:pPr>
+        <w:pStyle w:val="Heading2"/>
+      </w:pPr>
+      <w:r>
+        <w:t>Snapshot Chunk</w:t>
+      </w:r>
+    </w:p>
+    <w:p>
+      <w:r>
+        <w:t xml:space="preserve">The </w:t>
+      </w:r>
+      <w:r>
+        <w:t>Snapshot Chunk contains a snapshot of the machine’s state at the beginning of the recording, prior to the first recorded instruction (see execution-chuck).  It contains a snapshot of the machine’s CPU registers, paging registers, call stack, video 6845 and ULA registers, and</w:t>
+      </w:r>
+      <w:r>
+        <w:t xml:space="preserve"> </w:t>
+      </w:r>
+      <w:r>
+        <w:t>memory.</w:t>
+      </w:r>
+    </w:p>
+    <w:p>
+      <w:pPr>
+        <w:ind w:left="360" w:hanging="360"/>
+      </w:pPr>
+      <w:r>
+        <w:rPr>
+          <w:b/>
+          <w:bCs/>
+        </w:rPr>
         <w:t>&lt;</w:t>
       </w:r>
-      <w:proofErr w:type="spellStart"/>
-      <w:r>
-        <w:rPr>
-          <w:b/>
-          <w:bCs/>
-        </w:rPr>
-        <w:t>label_data</w:t>
-      </w:r>
-      <w:proofErr w:type="spellEnd"/>
-      <w:r>
-        <w:t xml:space="preserve">&gt; = </w:t>
-      </w:r>
-      <w:r>
-        <w:t xml:space="preserve">list of </w:t>
-      </w:r>
-      <w:r>
-        <w:t>&lt;label&gt;</w:t>
-      </w:r>
-      <w:r>
-        <w:t>, where:</w:t>
-      </w:r>
-    </w:p>
-    <w:p>
-      <w:pPr>
-        <w:ind w:left="360"/>
-      </w:pPr>
-      <w:r>
-        <w:t xml:space="preserve">&lt;label&gt; = </w:t>
-      </w:r>
-      <w:bookmarkEnd w:id="0"/>
-      <w:r>
-        <w:t>&lt;</w:t>
-      </w:r>
-      <w:proofErr w:type="spellStart"/>
-      <w:r>
-        <w:t>label_address</w:t>
-      </w:r>
-      <w:proofErr w:type="spellEnd"/>
-      <w:r>
-        <w:t>&gt; + &lt;</w:t>
-      </w:r>
-      <w:proofErr w:type="spellStart"/>
-      <w:r>
-        <w:t>label_name</w:t>
-      </w:r>
-      <w:proofErr w:type="spellEnd"/>
-      <w:r>
-        <w:t xml:space="preserve">&gt; </w:t>
-      </w:r>
-    </w:p>
-    <w:p>
-      <w:pPr>
-        <w:ind w:left="810"/>
-      </w:pPr>
-      <w:r>
-        <w:t>&lt;</w:t>
-      </w:r>
-      <w:proofErr w:type="spellStart"/>
-      <w:r>
-        <w:t>label_address</w:t>
-      </w:r>
-      <w:proofErr w:type="spellEnd"/>
-      <w:r>
-        <w:t>&gt; (2 bytes) A 16-bit address.</w:t>
-      </w:r>
-    </w:p>
-    <w:p>
-      <w:pPr>
-        <w:ind w:left="810"/>
-      </w:pPr>
-      <w:r>
-        <w:t>&lt;label-name&gt; A null-terminated label name.</w:t>
-      </w:r>
-    </w:p>
-    <w:p>
-      <w:pPr>
-        <w:pStyle w:val="Heading2"/>
-      </w:pPr>
-      <w:r>
-        <w:t>Snapshot Chunk</w:t>
-      </w:r>
-    </w:p>
-    <w:p>
-      <w:r>
-        <w:t xml:space="preserve">The </w:t>
-      </w:r>
-      <w:r>
-        <w:t>Snapshot Chunk contains a snapshot of the machine’s state at the beginning of the recording, prior to the first recorded instruction (see execution-chuck).  It contains a snapshot of the machine’s CPU registers, paging registers, call stack, video 6845 and ULA registers, and</w:t>
-      </w:r>
-      <w:r>
+      <w:r>
+        <w:rPr>
+          <w:b/>
+          <w:bCs/>
+        </w:rPr>
+        <w:t>snapshot</w:t>
+      </w:r>
+      <w:r>
+        <w:rPr>
+          <w:b/>
+          <w:bCs/>
+        </w:rPr>
+        <w:t>_chunk&gt;</w:t>
+      </w:r>
+      <w:r>
+        <w:rPr>
+          <w:b/>
+          <w:bCs/>
+        </w:rPr>
         <w:t xml:space="preserve"> </w:t>
       </w:r>
       <w:r>
-        <w:t>memory.</w:t>
-      </w:r>
-    </w:p>
-    <w:p>
-      <w:pPr>
-        <w:ind w:left="360" w:hanging="360"/>
-      </w:pPr>
-      <w:r>
-        <w:rPr>
-          <w:b/>
-          <w:bCs/>
-        </w:rPr>
-        <w:t>&lt;</w:t>
-      </w:r>
-      <w:proofErr w:type="spellStart"/>
-      <w:r>
-        <w:rPr>
-          <w:b/>
-          <w:bCs/>
-        </w:rPr>
-        <w:t>snapshot</w:t>
-      </w:r>
-      <w:r>
-        <w:rPr>
-          <w:b/>
-          <w:bCs/>
-        </w:rPr>
-        <w:t>_chunk</w:t>
-      </w:r>
-      <w:proofErr w:type="spellEnd"/>
-      <w:r>
-        <w:rPr>
-          <w:b/>
-          <w:bCs/>
-        </w:rPr>
-        <w:t>&gt;</w:t>
-      </w:r>
-      <w:r>
-        <w:rPr>
-          <w:b/>
-          <w:bCs/>
-        </w:rPr>
-        <w:t xml:space="preserve"> </w:t>
-      </w:r>
-      <w:r>
-        <w:t>= &lt;</w:t>
-      </w:r>
-      <w:proofErr w:type="spellStart"/>
-      <w:r>
-        <w:t>common_</w:t>
+        <w:t>= &lt;common_</w:t>
       </w:r>
       <w:r>
         <w:t>header</w:t>
       </w:r>
-      <w:proofErr w:type="spellEnd"/>
       <w:r>
         <w:t>(</w:t>
       </w:r>
@@ -11235,7 +10584,6 @@
         </w:rPr>
         <w:t>‘</w:t>
       </w:r>
-      <w:proofErr w:type="spellStart"/>
       <w:r>
         <w:rPr>
           <w:rFonts w:ascii="Aptos" w:hAnsi="Aptos"/>
@@ -11243,17 +10591,7 @@
           <w:bCs/>
           <w:color w:val="000000"/>
         </w:rPr>
-        <w:t>PFss</w:t>
-      </w:r>
-      <w:proofErr w:type="spellEnd"/>
-      <w:r>
-        <w:rPr>
-          <w:rFonts w:ascii="Aptos" w:hAnsi="Aptos"/>
-          <w:b/>
-          <w:bCs/>
-          <w:color w:val="000000"/>
-        </w:rPr>
-        <w:t>’</w:t>
+        <w:t>PFss’</w:t>
       </w:r>
       <w:r>
         <w:rPr>
@@ -11273,33 +10611,23 @@
         <w:t xml:space="preserve"> </w:t>
       </w:r>
       <w:r>
+        <w:t>&lt;snapshot_data&gt; where</w:t>
+      </w:r>
+    </w:p>
+    <w:p>
+      <w:pPr>
+        <w:ind w:left="720" w:hanging="360"/>
+      </w:pPr>
+      <w:r>
         <w:t>&lt;</w:t>
       </w:r>
-      <w:proofErr w:type="spellStart"/>
-      <w:r>
+      <w:r>
+        <w:rPr>
+          <w:b/>
+          <w:bCs/>
+        </w:rPr>
         <w:t>snapshot_data</w:t>
       </w:r>
-      <w:proofErr w:type="spellEnd"/>
-      <w:r>
-        <w:t>&gt; where</w:t>
-      </w:r>
-    </w:p>
-    <w:p>
-      <w:pPr>
-        <w:ind w:left="720" w:hanging="360"/>
-      </w:pPr>
-      <w:r>
-        <w:t>&lt;</w:t>
-      </w:r>
-      <w:proofErr w:type="spellStart"/>
-      <w:r>
-        <w:rPr>
-          <w:b/>
-          <w:bCs/>
-        </w:rPr>
-        <w:t>snapshot_data</w:t>
-      </w:r>
-      <w:proofErr w:type="spellEnd"/>
       <w:r>
         <w:t>&gt; =</w:t>
       </w:r>
@@ -11307,114 +10635,34 @@
         <w:br/>
       </w:r>
       <w:r>
-        <w:t>&lt;</w:t>
-      </w:r>
-      <w:proofErr w:type="spellStart"/>
-      <w:r>
-        <w:t>program</w:t>
+        <w:t>&lt;program</w:t>
       </w:r>
       <w:r>
         <w:t>_</w:t>
       </w:r>
       <w:r>
-        <w:t>counter</w:t>
-      </w:r>
-      <w:proofErr w:type="spellEnd"/>
-      <w:r>
-        <w:t>&gt; + &lt;accumulator&gt; + &lt;</w:t>
-      </w:r>
-      <w:proofErr w:type="spellStart"/>
-      <w:r>
-        <w:t>x</w:t>
+        <w:t>counter&gt; + &lt;accumulator&gt; + &lt;x</w:t>
       </w:r>
       <w:r>
         <w:t>_</w:t>
       </w:r>
       <w:r>
-        <w:t>register</w:t>
-      </w:r>
-      <w:proofErr w:type="spellEnd"/>
-      <w:r>
-        <w:t>&gt; + &lt;</w:t>
-      </w:r>
-      <w:proofErr w:type="spellStart"/>
-      <w:r>
-        <w:t>y</w:t>
+        <w:t>register&gt; + &lt;y</w:t>
       </w:r>
       <w:r>
         <w:t>_</w:t>
       </w:r>
       <w:r>
-        <w:t>register</w:t>
-      </w:r>
-      <w:proofErr w:type="spellEnd"/>
-      <w:r>
-        <w:t>&gt; + &lt;</w:t>
-      </w:r>
-      <w:proofErr w:type="spellStart"/>
-      <w:r>
-        <w:t>status</w:t>
+        <w:t>register&gt; + &lt;status</w:t>
       </w:r>
       <w:r>
         <w:t>_</w:t>
       </w:r>
       <w:r>
-        <w:t>register</w:t>
-      </w:r>
-      <w:proofErr w:type="spellEnd"/>
-      <w:r>
-        <w:t>&gt; +</w:t>
-      </w:r>
-      <w:r>
-        <w:t xml:space="preserve"> &lt;</w:t>
-      </w:r>
-      <w:proofErr w:type="spellStart"/>
-      <w:r>
-        <w:t>stack_pointer</w:t>
-      </w:r>
-      <w:proofErr w:type="spellEnd"/>
-      <w:r>
-        <w:t>&gt; + &lt;</w:t>
-      </w:r>
-      <w:proofErr w:type="spellStart"/>
-      <w:r>
-        <w:t>rom_paging_register</w:t>
-      </w:r>
-      <w:proofErr w:type="spellEnd"/>
-      <w:r>
-        <w:t>&gt; + &lt;</w:t>
-      </w:r>
-      <w:proofErr w:type="spellStart"/>
-      <w:r>
-        <w:t>acccon</w:t>
-      </w:r>
-      <w:proofErr w:type="spellEnd"/>
-      <w:r>
-        <w:t>&gt; + &lt;</w:t>
-      </w:r>
-      <w:proofErr w:type="spellStart"/>
-      <w:r>
-        <w:t>call_stack</w:t>
-      </w:r>
-      <w:proofErr w:type="spellEnd"/>
-      <w:r>
-        <w:t>&gt; + &lt;</w:t>
-      </w:r>
-      <w:proofErr w:type="spellStart"/>
-      <w:r>
-        <w:t>screen_address</w:t>
-      </w:r>
-      <w:proofErr w:type="spellEnd"/>
-      <w:r>
-        <w:t>&gt; + &lt;</w:t>
-      </w:r>
-      <w:proofErr w:type="spellStart"/>
-      <w:r>
-        <w:t>hidden_ram_address</w:t>
-      </w:r>
-      <w:proofErr w:type="spellEnd"/>
-      <w:r>
-        <w:t>&gt;</w:t>
+        <w:t>register&gt; +</w:t>
+      </w:r>
+      <w:r>
+        <w:t xml:space="preserve"> &lt;stack_pointer&gt; + &lt;rom_paging_register&gt; + &lt;acccon&gt; + &lt;call_stack&gt; + &lt;screen_address&gt; + &lt;hidden_ram_address&gt;</w:t>
       </w:r>
       <w:r>
         <w:rPr>
@@ -11425,31 +10673,7 @@
         <w:t>opt</w:t>
       </w:r>
       <w:r>
-        <w:t xml:space="preserve"> + &lt;6845_registers&gt; + &lt;</w:t>
-      </w:r>
-      <w:proofErr w:type="spellStart"/>
-      <w:r>
-        <w:t>ULA_video_control_register</w:t>
-      </w:r>
-      <w:proofErr w:type="spellEnd"/>
-      <w:r>
-        <w:t>&gt; + &lt;</w:t>
-      </w:r>
-      <w:proofErr w:type="spellStart"/>
-      <w:r>
-        <w:t>ULA_palette</w:t>
-      </w:r>
-      <w:proofErr w:type="spellEnd"/>
-      <w:r>
-        <w:t>&gt; + &lt;</w:t>
-      </w:r>
-      <w:proofErr w:type="spellStart"/>
-      <w:r>
-        <w:t>memory_snapshot</w:t>
-      </w:r>
-      <w:proofErr w:type="spellEnd"/>
-      <w:r>
-        <w:t>&gt;</w:t>
+        <w:t xml:space="preserve"> + &lt;6845_registers&gt; + &lt;ULA_video_control_register&gt; + &lt;ULA_palette&gt; + &lt;memory_snapshot&gt;</w:t>
       </w:r>
     </w:p>
     <w:p>
@@ -11479,21 +10703,13 @@
         <w:ind w:left="360"/>
       </w:pPr>
       <w:r>
-        <w:t>&lt;</w:t>
-      </w:r>
-      <w:proofErr w:type="spellStart"/>
-      <w:r>
-        <w:t>x</w:t>
+        <w:t>&lt;x</w:t>
       </w:r>
       <w:r>
         <w:t>_</w:t>
       </w:r>
       <w:r>
-        <w:t>register</w:t>
-      </w:r>
-      <w:proofErr w:type="spellEnd"/>
-      <w:r>
-        <w:t>&gt; (1 byte).  The value of the X register.</w:t>
+        <w:t>register&gt; (1 byte).  The value of the X register.</w:t>
       </w:r>
     </w:p>
     <w:p>
@@ -11501,21 +10717,13 @@
         <w:ind w:left="360"/>
       </w:pPr>
       <w:r>
-        <w:t>&lt;</w:t>
-      </w:r>
-      <w:proofErr w:type="spellStart"/>
-      <w:r>
-        <w:t>y</w:t>
+        <w:t>&lt;y</w:t>
       </w:r>
       <w:r>
         <w:t>_</w:t>
       </w:r>
       <w:r>
-        <w:t>register</w:t>
-      </w:r>
-      <w:proofErr w:type="spellEnd"/>
-      <w:r>
-        <w:t>&gt; (1 byte).  The value of the Y register.</w:t>
+        <w:t>register&gt; (1 byte).  The value of the Y register.</w:t>
       </w:r>
     </w:p>
     <w:p>
@@ -11523,21 +10731,13 @@
         <w:ind w:left="360"/>
       </w:pPr>
       <w:r>
-        <w:t>&lt;</w:t>
-      </w:r>
-      <w:proofErr w:type="spellStart"/>
-      <w:r>
-        <w:t>status</w:t>
+        <w:t>&lt;status</w:t>
       </w:r>
       <w:r>
         <w:t>_</w:t>
       </w:r>
       <w:r>
-        <w:t>register</w:t>
-      </w:r>
-      <w:proofErr w:type="spellEnd"/>
-      <w:r>
-        <w:t>&gt; (1 byte).  The value of the status register.</w:t>
+        <w:t>register&gt; (1 byte).  The value of the status register.</w:t>
       </w:r>
     </w:p>
     <w:p>
@@ -11545,15 +10745,7 @@
         <w:ind w:left="360"/>
       </w:pPr>
       <w:r>
-        <w:t>&lt;</w:t>
-      </w:r>
-      <w:proofErr w:type="spellStart"/>
-      <w:r>
-        <w:t>stack_pointer</w:t>
-      </w:r>
-      <w:proofErr w:type="spellEnd"/>
-      <w:r>
-        <w:t>&gt; (1 byte).  The value of the stack register.</w:t>
+        <w:t>&lt;stack_pointer&gt; (1 byte).  The value of the stack register.</w:t>
       </w:r>
     </w:p>
     <w:p>
@@ -11561,15 +10753,7 @@
         <w:ind w:left="360"/>
       </w:pPr>
       <w:r>
-        <w:t>&lt;</w:t>
-      </w:r>
-      <w:proofErr w:type="spellStart"/>
-      <w:r>
-        <w:t>rom_paging_register</w:t>
-      </w:r>
-      <w:proofErr w:type="spellEnd"/>
-      <w:r>
-        <w:t>&gt; (1 byte).  The value of the ROM paging register (set via SHEILA address &amp;FE30).</w:t>
+        <w:t>&lt;rom_paging_register&gt; (1 byte).  The value of the ROM paging register (set via SHEILA address &amp;FE30).</w:t>
       </w:r>
     </w:p>
     <w:p>
@@ -11577,15 +10761,7 @@
         <w:ind w:left="360"/>
       </w:pPr>
       <w:r>
-        <w:t>&lt;</w:t>
-      </w:r>
-      <w:proofErr w:type="spellStart"/>
-      <w:r>
-        <w:t>acccon</w:t>
-      </w:r>
-      <w:proofErr w:type="spellEnd"/>
-      <w:r>
-        <w:t>&gt; (1 byte).  The value of the access control register (set via SHEILA address &amp;FE34).</w:t>
+        <w:t>&lt;acccon&gt; (1 byte).  The value of the access control register (set via SHEILA address &amp;FE34).</w:t>
       </w:r>
     </w:p>
     <w:p>
@@ -11598,31 +10774,7 @@
         </w:rPr>
       </w:pPr>
       <w:r>
-        <w:t>&lt;</w:t>
-      </w:r>
-      <w:proofErr w:type="spellStart"/>
-      <w:r>
-        <w:t>call_stack</w:t>
-      </w:r>
-      <w:proofErr w:type="spellEnd"/>
-      <w:r>
-        <w:t>&gt; = &lt;</w:t>
-      </w:r>
-      <w:proofErr w:type="spellStart"/>
-      <w:r>
-        <w:t>stack_frame_count</w:t>
-      </w:r>
-      <w:proofErr w:type="spellEnd"/>
-      <w:r>
-        <w:t>&gt; + &lt;</w:t>
-      </w:r>
-      <w:proofErr w:type="spellStart"/>
-      <w:r>
-        <w:t>stack_frame</w:t>
-      </w:r>
-      <w:proofErr w:type="spellEnd"/>
-      <w:r>
-        <w:t>&gt;</w:t>
+        <w:t>&lt;call_stack&gt; = &lt;stack_frame_count&gt; + &lt;stack_frame&gt;</w:t>
       </w:r>
       <w:r>
         <w:rPr>
@@ -11796,15 +10948,7 @@
         <w:ind w:left="720"/>
       </w:pPr>
       <w:r>
-        <w:t>&lt;</w:t>
-      </w:r>
-      <w:proofErr w:type="spellStart"/>
-      <w:r>
-        <w:t>stack_frame_count</w:t>
-      </w:r>
-      <w:proofErr w:type="spellEnd"/>
-      <w:r>
-        <w:t>&gt; (1 byte) The number of stack frames.</w:t>
+        <w:t>&lt;stack_frame_count&gt; (1 byte) The number of stack frames.</w:t>
       </w:r>
     </w:p>
     <w:p>
@@ -11812,63 +10956,7 @@
         <w:ind w:left="720"/>
       </w:pPr>
       <w:r>
-        <w:t>&lt;</w:t>
-      </w:r>
-      <w:proofErr w:type="spellStart"/>
-      <w:r>
-        <w:t>stack_frame</w:t>
-      </w:r>
-      <w:proofErr w:type="spellEnd"/>
-      <w:r>
-        <w:t>&gt; = &lt;</w:t>
-      </w:r>
-      <w:proofErr w:type="spellStart"/>
-      <w:r>
-        <w:t>stack_frame_type</w:t>
-      </w:r>
-      <w:proofErr w:type="spellEnd"/>
-      <w:r>
-        <w:t>&gt; + &lt;</w:t>
-      </w:r>
-      <w:proofErr w:type="spellStart"/>
-      <w:r>
-        <w:t>start_address_page</w:t>
-      </w:r>
-      <w:proofErr w:type="spellEnd"/>
-      <w:r>
-        <w:t>&gt; + &lt;</w:t>
-      </w:r>
-      <w:proofErr w:type="spellStart"/>
-      <w:r>
-        <w:t>start_address</w:t>
-      </w:r>
-      <w:proofErr w:type="spellEnd"/>
-      <w:r>
-        <w:t>&gt; + &lt;</w:t>
-      </w:r>
-      <w:proofErr w:type="spellStart"/>
-      <w:r>
-        <w:t>return_address_page</w:t>
-      </w:r>
-      <w:proofErr w:type="spellEnd"/>
-      <w:r>
-        <w:t>&gt; + &lt;</w:t>
-      </w:r>
-      <w:proofErr w:type="spellStart"/>
-      <w:r>
-        <w:t>return_address</w:t>
-      </w:r>
-      <w:proofErr w:type="spellEnd"/>
-      <w:r>
-        <w:t>&gt; + &lt;</w:t>
-      </w:r>
-      <w:proofErr w:type="spellStart"/>
-      <w:r>
-        <w:t>return_stack_pointer</w:t>
-      </w:r>
-      <w:proofErr w:type="spellEnd"/>
-      <w:r>
-        <w:t>&gt;</w:t>
+        <w:t>&lt;stack_frame&gt; = &lt;stack_frame_type&gt; + &lt;start_address_page&gt; + &lt;start_address&gt; + &lt;return_address_page&gt; + &lt;return_address&gt; + &lt;return_stack_pointer&gt;</w:t>
       </w:r>
     </w:p>
     <w:p>
@@ -11876,15 +10964,7 @@
         <w:ind w:left="1080"/>
       </w:pPr>
       <w:r>
-        <w:t>&lt;</w:t>
-      </w:r>
-      <w:proofErr w:type="spellStart"/>
-      <w:r>
-        <w:t>stack_frame_type</w:t>
-      </w:r>
-      <w:proofErr w:type="spellEnd"/>
-      <w:r>
-        <w:t>&gt; (1 byte) The stack frame’s type.  The value can be one of the following:</w:t>
+        <w:t>&lt;stack_frame_type&gt; (1 byte) The stack frame’s type.  The value can be one of the following:</w:t>
       </w:r>
     </w:p>
     <w:tbl>
@@ -12077,15 +11157,7 @@
         <w:ind w:left="1080"/>
       </w:pPr>
       <w:r>
-        <w:t>&lt;</w:t>
-      </w:r>
-      <w:proofErr w:type="spellStart"/>
-      <w:r>
-        <w:t>start_address_page</w:t>
-      </w:r>
-      <w:proofErr w:type="spellEnd"/>
-      <w:r>
-        <w:t>&gt; (1 byte) The memory page where the start address is located.  The value can be one of the following:</w:t>
+        <w:t>&lt;start_address_page&gt; (1 byte) The memory page where the start address is located.  The value can be one of the following:</w:t>
       </w:r>
     </w:p>
     <w:tbl>
@@ -12338,11 +11410,9 @@
         <w:lastRenderedPageBreak/>
         <w:t>&lt;</w:t>
       </w:r>
-      <w:proofErr w:type="spellStart"/>
       <w:r>
         <w:t>start_address</w:t>
       </w:r>
-      <w:proofErr w:type="spellEnd"/>
       <w:r>
         <w:t>&gt; (</w:t>
       </w:r>
@@ -12399,31 +11469,58 @@
         <w:ind w:left="1080"/>
       </w:pPr>
       <w:r>
+        <w:t>&lt;return_address_page (1 byte) The memory page where the return address is located.  The value is defined in the above table.  The value in the root stack is always 16 (Whole RAM).</w:t>
+      </w:r>
+    </w:p>
+    <w:p>
+      <w:pPr>
+        <w:ind w:left="1080"/>
+      </w:pPr>
+      <w:r>
+        <w:t xml:space="preserve">&lt;return_address&gt; (2 bytes) Return address.  The value that the program counter is set to by the returning </w:t>
+      </w:r>
+      <w:r>
+        <w:rPr>
+          <w:b/>
+          <w:bCs/>
+        </w:rPr>
+        <w:t>RTS</w:t>
+      </w:r>
+      <w:r>
+        <w:t xml:space="preserve"> / </w:t>
+      </w:r>
+      <w:r>
+        <w:rPr>
+          <w:b/>
+          <w:bCs/>
+        </w:rPr>
+        <w:t>RTI</w:t>
+      </w:r>
+      <w:r>
+        <w:t xml:space="preserve"> instruction.  This is an absolute value.  The value in the root stack is always zero.</w:t>
+      </w:r>
+    </w:p>
+    <w:p>
+      <w:pPr>
+        <w:ind w:left="1080"/>
+      </w:pPr>
+      <w:r>
         <w:t>&lt;</w:t>
       </w:r>
-      <w:proofErr w:type="spellStart"/>
-      <w:r>
-        <w:t>return_address_page</w:t>
-      </w:r>
-      <w:proofErr w:type="spellEnd"/>
-      <w:r>
-        <w:t xml:space="preserve"> (1 byte) The memory page where the return address is located.  The value is defined in the above table.  The value in the root stack is always 16 (Whole RAM).</w:t>
-      </w:r>
-    </w:p>
-    <w:p>
-      <w:pPr>
-        <w:ind w:left="1080"/>
-      </w:pPr>
-      <w:r>
-        <w:t>&lt;</w:t>
-      </w:r>
-      <w:proofErr w:type="spellStart"/>
-      <w:r>
-        <w:t>return_address</w:t>
-      </w:r>
-      <w:proofErr w:type="spellEnd"/>
-      <w:r>
-        <w:t xml:space="preserve">&gt; (2 bytes) Return address.  The value that the program counter is set to by the returning </w:t>
+      <w:r>
+        <w:t>return_stack_pointer</w:t>
+      </w:r>
+      <w:r>
+        <w:t xml:space="preserve">&gt; </w:t>
+      </w:r>
+      <w:r>
+        <w:t>(1</w:t>
+      </w:r>
+      <w:r>
+        <w:t xml:space="preserve"> byte</w:t>
+      </w:r>
+      <w:r>
+        <w:t xml:space="preserve">) Return stack pointer.  The value that the stack register is set to by the returning </w:t>
       </w:r>
       <w:r>
         <w:rPr>
@@ -12443,45 +11540,6 @@
         <w:t>RTI</w:t>
       </w:r>
       <w:r>
-        <w:t xml:space="preserve"> instruction.  This is an absolute value.  The value in the root stack is always zero.</w:t>
-      </w:r>
-    </w:p>
-    <w:p>
-      <w:pPr>
-        <w:ind w:left="1080"/>
-      </w:pPr>
-      <w:r>
-        <w:t>&lt;</w:t>
-      </w:r>
-      <w:proofErr w:type="spellStart"/>
-      <w:r>
-        <w:t>return_stack_pointer</w:t>
-      </w:r>
-      <w:proofErr w:type="spellEnd"/>
-      <w:r>
-        <w:t xml:space="preserve">&gt; </w:t>
-      </w:r>
-      <w:r>
-        <w:t xml:space="preserve">(1) Return stack pointer.  The value that the stack register is set to by the returning </w:t>
-      </w:r>
-      <w:r>
-        <w:rPr>
-          <w:b/>
-          <w:bCs/>
-        </w:rPr>
-        <w:t>RTS</w:t>
-      </w:r>
-      <w:r>
-        <w:t xml:space="preserve"> / </w:t>
-      </w:r>
-      <w:r>
-        <w:rPr>
-          <w:b/>
-          <w:bCs/>
-        </w:rPr>
-        <w:t>RTI</w:t>
-      </w:r>
-      <w:r>
         <w:t xml:space="preserve"> instruction.  The value in the root stack frame is always &amp;FF.</w:t>
       </w:r>
     </w:p>
@@ -12490,21 +11548,13 @@
         <w:ind w:left="360"/>
       </w:pPr>
       <w:r>
-        <w:t>&lt;</w:t>
-      </w:r>
-      <w:proofErr w:type="spellStart"/>
-      <w:r>
-        <w:t>screen_</w:t>
+        <w:t>&lt;screen_</w:t>
       </w:r>
       <w:r>
         <w:t>wrap_</w:t>
       </w:r>
       <w:r>
-        <w:t>address</w:t>
-      </w:r>
-      <w:proofErr w:type="spellEnd"/>
-      <w:r>
-        <w:t xml:space="preserve">&gt; (1 byte).  The value specifies the screen </w:t>
+        <w:t xml:space="preserve">address&gt; (1 byte).  The value specifies the screen </w:t>
       </w:r>
       <w:r>
         <w:t xml:space="preserve">wrap </w:t>
@@ -12668,15 +11718,7 @@
         <w:ind w:left="360"/>
       </w:pPr>
       <w:r>
-        <w:t>&lt;</w:t>
-      </w:r>
-      <w:proofErr w:type="spellStart"/>
-      <w:r>
-        <w:t>hidden_ram_address</w:t>
-      </w:r>
-      <w:proofErr w:type="spellEnd"/>
-      <w:r>
-        <w:t xml:space="preserve">&gt; (1 byte).  Populated only on the </w:t>
+        <w:t xml:space="preserve">&lt;hidden_ram_address&gt; (1 byte).  Populated only on the </w:t>
       </w:r>
       <w:r>
         <w:t xml:space="preserve">BBC Model </w:t>
@@ -12696,15 +11738,7 @@
         <w:ind w:left="360"/>
       </w:pPr>
       <w:r>
-        <w:t>&lt;</w:t>
-      </w:r>
-      <w:proofErr w:type="spellStart"/>
-      <w:r>
-        <w:t>ULA_video_control_register</w:t>
-      </w:r>
-      <w:proofErr w:type="spellEnd"/>
-      <w:r>
-        <w:t>&gt; (1 byte).  The value of the ULA video control register.</w:t>
+        <w:t>&lt;ULA_video_control_register&gt; (1 byte).  The value of the ULA video control register.</w:t>
       </w:r>
     </w:p>
     <w:p>
@@ -12712,23 +11746,7 @@
         <w:ind w:left="360"/>
       </w:pPr>
       <w:r>
-        <w:t>&lt;</w:t>
-      </w:r>
-      <w:proofErr w:type="spellStart"/>
-      <w:r>
-        <w:t>ULA_palette</w:t>
-      </w:r>
-      <w:proofErr w:type="spellEnd"/>
-      <w:r>
-        <w:t xml:space="preserve">&gt; (16 bytes).  The ULA’s 16 palette entries where physical colors are </w:t>
-      </w:r>
-      <w:proofErr w:type="spellStart"/>
-      <w:r>
-        <w:t>xor’d</w:t>
-      </w:r>
-      <w:proofErr w:type="spellEnd"/>
-      <w:r>
-        <w:t xml:space="preserve"> with 0x7.</w:t>
+        <w:t>&lt;ULA_palette&gt; (16 bytes).  The ULA’s 16 palette entries where physical colors are xor’d with 0x7.</w:t>
       </w:r>
     </w:p>
     <w:p>
@@ -12744,15 +11762,7 @@
         <w:ind w:left="360"/>
       </w:pPr>
       <w:r>
-        <w:t>&lt;</w:t>
-      </w:r>
-      <w:proofErr w:type="spellStart"/>
-      <w:r>
-        <w:t>memory_snapshot</w:t>
-      </w:r>
-      <w:proofErr w:type="spellEnd"/>
-      <w:r>
-        <w:t xml:space="preserve">&gt; = </w:t>
+        <w:t xml:space="preserve">&lt;memory_snapshot&gt; = </w:t>
       </w:r>
     </w:p>
     <w:p>
@@ -12765,31 +11775,7 @@
         </w:rPr>
       </w:pPr>
       <w:r>
-        <w:t>&lt;</w:t>
-      </w:r>
-      <w:proofErr w:type="spellStart"/>
-      <w:r>
-        <w:t>base_memory</w:t>
-      </w:r>
-      <w:proofErr w:type="spellEnd"/>
-      <w:r>
-        <w:t>&gt; + &lt;</w:t>
-      </w:r>
-      <w:proofErr w:type="spellStart"/>
-      <w:r>
-        <w:t>paged_memory</w:t>
-      </w:r>
-      <w:proofErr w:type="spellEnd"/>
-      <w:r>
-        <w:t>&gt; + &lt;</w:t>
-      </w:r>
-      <w:proofErr w:type="spellStart"/>
-      <w:r>
-        <w:t>shadow_ram</w:t>
-      </w:r>
-      <w:proofErr w:type="spellEnd"/>
-      <w:r>
-        <w:t>&gt;</w:t>
+        <w:t>&lt;base_memory&gt; + &lt;paged_memory&gt; + &lt;shadow_ram&gt;</w:t>
       </w:r>
       <w:r>
         <w:rPr>
@@ -12800,15 +11786,7 @@
         <w:t>opt</w:t>
       </w:r>
       <w:r>
-        <w:t xml:space="preserve"> + &lt;</w:t>
-      </w:r>
-      <w:proofErr w:type="spellStart"/>
-      <w:r>
-        <w:t>mos_ram</w:t>
-      </w:r>
-      <w:proofErr w:type="spellEnd"/>
-      <w:r>
-        <w:t>&gt;</w:t>
+        <w:t xml:space="preserve"> + &lt;mos_ram&gt;</w:t>
       </w:r>
       <w:r>
         <w:rPr>
@@ -12827,15 +11805,7 @@
         <w:t>opt</w:t>
       </w:r>
       <w:r>
-        <w:t xml:space="preserve"> + &lt;</w:t>
-      </w:r>
-      <w:proofErr w:type="spellStart"/>
-      <w:r>
-        <w:t>filing_system_ram</w:t>
-      </w:r>
-      <w:proofErr w:type="spellEnd"/>
-      <w:r>
-        <w:t>&gt;</w:t>
+        <w:t xml:space="preserve"> + &lt;filing_system_ram&gt;</w:t>
       </w:r>
       <w:r>
         <w:rPr>
@@ -12849,15 +11819,7 @@
         <w:t xml:space="preserve"> +</w:t>
       </w:r>
       <w:r>
-        <w:t xml:space="preserve"> &lt;</w:t>
-      </w:r>
-      <w:proofErr w:type="spellStart"/>
-      <w:r>
-        <w:t>private_ram</w:t>
-      </w:r>
-      <w:proofErr w:type="spellEnd"/>
-      <w:r>
-        <w:t>&gt;</w:t>
+        <w:t xml:space="preserve"> &lt;private_ram&gt;</w:t>
       </w:r>
       <w:r>
         <w:rPr>
@@ -12868,15 +11830,7 @@
         <w:t>opt</w:t>
       </w:r>
       <w:r>
-        <w:t xml:space="preserve"> + &lt;</w:t>
-      </w:r>
-      <w:proofErr w:type="spellStart"/>
-      <w:r>
-        <w:t>hidden_ram</w:t>
-      </w:r>
-      <w:proofErr w:type="spellEnd"/>
-      <w:r>
-        <w:t>&gt;</w:t>
+        <w:t xml:space="preserve"> + &lt;hidden_ram&gt;</w:t>
       </w:r>
       <w:r>
         <w:rPr>
@@ -13027,15 +11981,7 @@
               <w:ind w:left="1440" w:hanging="1440"/>
             </w:pPr>
             <w:r>
-              <w:t>&lt;</w:t>
-            </w:r>
-            <w:proofErr w:type="spellStart"/>
-            <w:r>
-              <w:t>base_memory</w:t>
-            </w:r>
-            <w:proofErr w:type="spellEnd"/>
-            <w:r>
-              <w:t>&gt;</w:t>
+              <w:t>&lt;base_memory&gt;</w:t>
             </w:r>
           </w:p>
         </w:tc>
@@ -13106,15 +12052,7 @@
               <w:ind w:left="1440" w:hanging="1440"/>
             </w:pPr>
             <w:r>
-              <w:t>&lt;</w:t>
-            </w:r>
-            <w:proofErr w:type="spellStart"/>
-            <w:r>
-              <w:t>paged_memory</w:t>
-            </w:r>
-            <w:proofErr w:type="spellEnd"/>
-            <w:r>
-              <w:t>&gt;</w:t>
+              <w:t>&lt;paged_memory&gt;</w:t>
             </w:r>
           </w:p>
         </w:tc>
@@ -13182,15 +12120,7 @@
           </w:tcPr>
           <w:p>
             <w:r>
-              <w:t>&lt;</w:t>
-            </w:r>
-            <w:proofErr w:type="spellStart"/>
-            <w:r>
-              <w:t>shadow_ram</w:t>
-            </w:r>
-            <w:proofErr w:type="spellEnd"/>
-            <w:r>
-              <w:t>&gt;</w:t>
+              <w:t>&lt;shadow_ram&gt;</w:t>
             </w:r>
           </w:p>
         </w:tc>
@@ -13251,15 +12181,7 @@
           </w:tcPr>
           <w:p>
             <w:r>
-              <w:t>&lt;</w:t>
-            </w:r>
-            <w:proofErr w:type="spellStart"/>
-            <w:r>
-              <w:t>mos_ram</w:t>
-            </w:r>
-            <w:proofErr w:type="spellEnd"/>
-            <w:r>
-              <w:t>&gt;</w:t>
+              <w:t>&lt;mos_ram&gt;</w:t>
             </w:r>
           </w:p>
         </w:tc>
@@ -13314,15 +12236,7 @@
           </w:tcPr>
           <w:p>
             <w:r>
-              <w:t>&lt;</w:t>
-            </w:r>
-            <w:proofErr w:type="spellStart"/>
-            <w:r>
-              <w:t>filing_system_ram</w:t>
-            </w:r>
-            <w:proofErr w:type="spellEnd"/>
-            <w:r>
-              <w:t>&gt;</w:t>
+              <w:t>&lt;filing_system_ram&gt;</w:t>
             </w:r>
           </w:p>
         </w:tc>
@@ -13377,15 +12291,7 @@
           </w:tcPr>
           <w:p>
             <w:r>
-              <w:t>&lt;</w:t>
-            </w:r>
-            <w:proofErr w:type="spellStart"/>
-            <w:r>
-              <w:t>private_ram</w:t>
-            </w:r>
-            <w:proofErr w:type="spellEnd"/>
-            <w:r>
-              <w:t>&gt;</w:t>
+              <w:t>&lt;private_ram&gt;</w:t>
             </w:r>
           </w:p>
         </w:tc>
@@ -13443,15 +12349,7 @@
           </w:tcPr>
           <w:p>
             <w:r>
-              <w:t>&lt;</w:t>
-            </w:r>
-            <w:proofErr w:type="spellStart"/>
-            <w:r>
-              <w:t>hidden_ram</w:t>
-            </w:r>
-            <w:proofErr w:type="spellEnd"/>
-            <w:r>
-              <w:t>&gt;</w:t>
+              <w:t>&lt;hidden_ram&gt;</w:t>
             </w:r>
           </w:p>
         </w:tc>
@@ -13506,15 +12404,7 @@
       </w:pPr>
       <w:r>
         <w:br/>
-        <w:t>&lt;</w:t>
-      </w:r>
-      <w:proofErr w:type="spellStart"/>
-      <w:r>
-        <w:t>base_memory</w:t>
-      </w:r>
-      <w:proofErr w:type="spellEnd"/>
-      <w:r>
-        <w:t>&gt; (64K) The default 64K of memory.  Addresses 0 to &amp;FFFF.</w:t>
+        <w:t>&lt;base_memory&gt; (64K) The default 64K of memory.  Addresses 0 to &amp;FFFF.</w:t>
       </w:r>
     </w:p>
     <w:p>
@@ -13522,31 +12412,7 @@
         <w:ind w:left="720" w:hanging="360"/>
       </w:pPr>
       <w:r>
-        <w:t>&lt;</w:t>
-      </w:r>
-      <w:proofErr w:type="spellStart"/>
-      <w:r>
-        <w:t>paged_memory</w:t>
-      </w:r>
-      <w:proofErr w:type="spellEnd"/>
-      <w:r>
-        <w:t>&gt; = &lt;</w:t>
-      </w:r>
-      <w:proofErr w:type="spellStart"/>
-      <w:r>
-        <w:t>page_count</w:t>
-      </w:r>
-      <w:proofErr w:type="spellEnd"/>
-      <w:r>
-        <w:t>&gt; + &lt;</w:t>
-      </w:r>
-      <w:proofErr w:type="spellStart"/>
-      <w:r>
-        <w:t>page_data</w:t>
-      </w:r>
-      <w:proofErr w:type="spellEnd"/>
-      <w:r>
-        <w:t>&gt;</w:t>
+        <w:t>&lt;paged_memory&gt; = &lt;page_count&gt; + &lt;page_data&gt;</w:t>
       </w:r>
       <w:r>
         <w:rPr>
@@ -13565,15 +12431,7 @@
         <w:ind w:left="720"/>
       </w:pPr>
       <w:r>
-        <w:t>&lt;</w:t>
-      </w:r>
-      <w:proofErr w:type="spellStart"/>
-      <w:r>
-        <w:t>page_count</w:t>
-      </w:r>
-      <w:proofErr w:type="spellEnd"/>
-      <w:r>
-        <w:t>&gt; (1 byte) The number of pages.</w:t>
+        <w:t>&lt;page_count&gt; (1 byte) The number of pages.</w:t>
       </w:r>
     </w:p>
     <w:p>
@@ -13581,39 +12439,7 @@
         <w:ind w:left="720"/>
       </w:pPr>
       <w:r>
-        <w:t>&lt;</w:t>
-      </w:r>
-      <w:proofErr w:type="spellStart"/>
-      <w:r>
-        <w:t>page_data</w:t>
-      </w:r>
-      <w:proofErr w:type="spellEnd"/>
-      <w:r>
-        <w:t>&gt; = &lt;</w:t>
-      </w:r>
-      <w:proofErr w:type="spellStart"/>
-      <w:r>
-        <w:t>page_bank</w:t>
-      </w:r>
-      <w:proofErr w:type="spellEnd"/>
-      <w:r>
-        <w:t>&gt; + &lt;</w:t>
-      </w:r>
-      <w:proofErr w:type="spellStart"/>
-      <w:r>
-        <w:t>page_readonly</w:t>
-      </w:r>
-      <w:proofErr w:type="spellEnd"/>
-      <w:r>
-        <w:t>&gt; + &lt;</w:t>
-      </w:r>
-      <w:proofErr w:type="spellStart"/>
-      <w:r>
-        <w:t>page_memory</w:t>
-      </w:r>
-      <w:proofErr w:type="spellEnd"/>
-      <w:r>
-        <w:t>&gt;</w:t>
+        <w:t>&lt;page_data&gt; = &lt;page_bank&gt; + &lt;page_readonly&gt; + &lt;page_memory&gt;</w:t>
       </w:r>
     </w:p>
     <w:p>
@@ -13621,18 +12447,16 @@
         <w:ind w:left="1080"/>
       </w:pPr>
       <w:r>
-        <w:t>&lt;</w:t>
-      </w:r>
-      <w:proofErr w:type="spellStart"/>
-      <w:r>
-        <w:t>page_bank</w:t>
-      </w:r>
-      <w:proofErr w:type="spellEnd"/>
-      <w:r>
-        <w:t>&gt; (1 byte) A page bank id</w:t>
-      </w:r>
-      <w:r>
-        <w:t xml:space="preserve"> (0 to 16).</w:t>
+        <w:t>&lt;page_bank&gt; (1 byte) A page bank id</w:t>
+      </w:r>
+      <w:r>
+        <w:t xml:space="preserve"> (0 to 1</w:t>
+      </w:r>
+      <w:r>
+        <w:t>5</w:t>
+      </w:r>
+      <w:r>
+        <w:t>).</w:t>
       </w:r>
     </w:p>
     <w:p>
@@ -13640,15 +12464,7 @@
         <w:ind w:left="1080"/>
       </w:pPr>
       <w:r>
-        <w:t>&lt;</w:t>
-      </w:r>
-      <w:proofErr w:type="spellStart"/>
-      <w:r>
-        <w:t>page_readonly</w:t>
-      </w:r>
-      <w:proofErr w:type="spellEnd"/>
-      <w:r>
-        <w:t xml:space="preserve">&gt; (1 byte) A page </w:t>
+        <w:t xml:space="preserve">&lt;page_readonly&gt; (1 byte) A page </w:t>
       </w:r>
       <w:r>
         <w:t>read-only</w:t>
@@ -13674,15 +12490,7 @@
         <w:ind w:left="1080"/>
       </w:pPr>
       <w:r>
-        <w:t>&lt;</w:t>
-      </w:r>
-      <w:proofErr w:type="spellStart"/>
-      <w:r>
-        <w:t>page_memory</w:t>
-      </w:r>
-      <w:proofErr w:type="spellEnd"/>
-      <w:r>
-        <w:t>&gt; (16K) The memory contents of a page.  Addresses &amp;8000 to &amp;BFFF.</w:t>
+        <w:t>&lt;page_memory&gt; (16K) The memory contents of a page.  Addresses &amp;8000 to &amp;BFFF.</w:t>
       </w:r>
     </w:p>
     <w:p>
@@ -13690,15 +12498,7 @@
         <w:ind w:left="360"/>
       </w:pPr>
       <w:r>
-        <w:t>&lt;</w:t>
-      </w:r>
-      <w:proofErr w:type="spellStart"/>
-      <w:r>
-        <w:t>shadow_ram</w:t>
-      </w:r>
-      <w:proofErr w:type="spellEnd"/>
-      <w:r>
-        <w:t>&gt; (20K) Populated on Model B Plus, BBC Model B Integra, and BBC Master.  Addresses &amp;3000 to &amp;7FFF.</w:t>
+        <w:t>&lt;shadow_ram&gt; (20K) Populated on Model B Plus, BBC Model B Integra, and BBC Master.  Addresses &amp;3000 to &amp;7FFF.</w:t>
       </w:r>
     </w:p>
     <w:p>
@@ -13706,15 +12506,7 @@
         <w:ind w:left="360"/>
       </w:pPr>
       <w:r>
-        <w:t>&lt;</w:t>
-      </w:r>
-      <w:proofErr w:type="spellStart"/>
-      <w:r>
-        <w:t>mos_ram</w:t>
-      </w:r>
-      <w:proofErr w:type="spellEnd"/>
-      <w:r>
-        <w:t>&gt; (4K) Populated on BBC Master.  Addresses &amp;8000 to &amp;8FFF.</w:t>
+        <w:t>&lt;mos_ram&gt; (4K) Populated on BBC Master.  Addresses &amp;8000 to &amp;8FFF.</w:t>
       </w:r>
     </w:p>
     <w:p>
@@ -13722,15 +12514,7 @@
         <w:ind w:left="360"/>
       </w:pPr>
       <w:r>
-        <w:t>&lt;</w:t>
-      </w:r>
-      <w:proofErr w:type="spellStart"/>
-      <w:r>
-        <w:t>filing_system_ram</w:t>
-      </w:r>
-      <w:proofErr w:type="spellEnd"/>
-      <w:r>
-        <w:t>&gt; (8K) Populated on BBC Master.  Addresses &amp;C000 to &amp;DFFF.</w:t>
+        <w:t>&lt;filing_system_ram&gt; (8K) Populated on BBC Master.  Addresses &amp;C000 to &amp;DFFF.</w:t>
       </w:r>
     </w:p>
     <w:p>
@@ -13738,15 +12522,7 @@
         <w:ind w:left="360"/>
       </w:pPr>
       <w:r>
-        <w:t>&lt;</w:t>
-      </w:r>
-      <w:proofErr w:type="spellStart"/>
-      <w:r>
-        <w:t>private_ram</w:t>
-      </w:r>
-      <w:proofErr w:type="spellEnd"/>
-      <w:r>
-        <w:t xml:space="preserve">&gt; (12K) Populated on </w:t>
+        <w:t xml:space="preserve">&lt;private_ram&gt; (12K) Populated on </w:t>
       </w:r>
       <w:r>
         <w:t xml:space="preserve">BBC </w:t>
@@ -13793,15 +12569,7 @@
         <w:ind w:left="360"/>
       </w:pPr>
       <w:r>
-        <w:t>&lt;</w:t>
-      </w:r>
-      <w:proofErr w:type="spellStart"/>
-      <w:r>
-        <w:t>hidden_ram</w:t>
-      </w:r>
-      <w:proofErr w:type="spellEnd"/>
-      <w:r>
-        <w:t>&gt; (256 bytes) Populated on BBC Model Integra B.</w:t>
+        <w:t>&lt;hidden_ram&gt; (256 bytes) Populated on BBC Model Integra B.</w:t>
       </w:r>
     </w:p>
     <w:p>
@@ -13826,34 +12594,10 @@
           <w:b/>
           <w:bCs/>
         </w:rPr>
-        <w:t>&lt;</w:t>
-      </w:r>
-      <w:proofErr w:type="spellStart"/>
-      <w:r>
-        <w:rPr>
-          <w:b/>
-          <w:bCs/>
-        </w:rPr>
-        <w:t>execution_chunk</w:t>
-      </w:r>
-      <w:proofErr w:type="spellEnd"/>
-      <w:r>
-        <w:rPr>
-          <w:b/>
-          <w:bCs/>
-        </w:rPr>
-        <w:t>&gt;</w:t>
-      </w:r>
-      <w:r>
-        <w:t xml:space="preserve"> = &lt;</w:t>
-      </w:r>
-      <w:proofErr w:type="spellStart"/>
-      <w:r>
-        <w:t>common_header</w:t>
-      </w:r>
-      <w:proofErr w:type="spellEnd"/>
-      <w:r>
-        <w:t>(</w:t>
+        <w:t>&lt;execution_chunk&gt;</w:t>
+      </w:r>
+      <w:r>
+        <w:t xml:space="preserve"> = &lt;common_header(</w:t>
       </w:r>
       <w:r>
         <w:rPr>
@@ -13862,7 +12606,6 @@
         </w:rPr>
         <w:t>‘</w:t>
       </w:r>
-      <w:proofErr w:type="spellStart"/>
       <w:r>
         <w:rPr>
           <w:rFonts w:ascii="Aptos" w:hAnsi="Aptos"/>
@@ -13870,17 +12613,7 @@
           <w:bCs/>
           <w:color w:val="000000"/>
         </w:rPr>
-        <w:t>PFex</w:t>
-      </w:r>
-      <w:proofErr w:type="spellEnd"/>
-      <w:r>
-        <w:rPr>
-          <w:rFonts w:ascii="Aptos" w:hAnsi="Aptos"/>
-          <w:b/>
-          <w:bCs/>
-          <w:color w:val="000000"/>
-        </w:rPr>
-        <w:t>’</w:t>
+        <w:t>PFex’</w:t>
       </w:r>
       <w:r>
         <w:rPr>
@@ -13890,15 +12623,7 @@
         <w:t>)</w:t>
       </w:r>
       <w:r>
-        <w:t>&gt; + &lt;</w:t>
-      </w:r>
-      <w:proofErr w:type="spellStart"/>
-      <w:r>
-        <w:t>execution_data</w:t>
-      </w:r>
-      <w:proofErr w:type="spellEnd"/>
-      <w:r>
-        <w:t>&gt; where</w:t>
+        <w:t>&gt; + &lt;execution_data&gt; where</w:t>
       </w:r>
     </w:p>
     <w:p>
@@ -13910,23 +12635,7 @@
           <w:b/>
           <w:bCs/>
         </w:rPr>
-        <w:t>&lt;</w:t>
-      </w:r>
-      <w:proofErr w:type="spellStart"/>
-      <w:r>
-        <w:rPr>
-          <w:b/>
-          <w:bCs/>
-        </w:rPr>
-        <w:t>execution_data</w:t>
-      </w:r>
-      <w:proofErr w:type="spellEnd"/>
-      <w:r>
-        <w:rPr>
-          <w:b/>
-          <w:bCs/>
-        </w:rPr>
-        <w:t>&gt;</w:t>
+        <w:t>&lt;execution_data&gt;</w:t>
       </w:r>
       <w:r>
         <w:t xml:space="preserve"> = list of </w:t>
@@ -13979,23 +12688,7 @@
         <w:t>&gt;</w:t>
       </w:r>
       <w:r>
-        <w:t xml:space="preserve"> = &lt;</w:t>
-      </w:r>
-      <w:proofErr w:type="spellStart"/>
-      <w:r>
-        <w:t>event_marker</w:t>
-      </w:r>
-      <w:proofErr w:type="spellEnd"/>
-      <w:r>
-        <w:t>&gt; + &lt;</w:t>
-      </w:r>
-      <w:proofErr w:type="spellStart"/>
-      <w:r>
-        <w:t>event_params</w:t>
-      </w:r>
-      <w:proofErr w:type="spellEnd"/>
-      <w:r>
-        <w:t xml:space="preserve">&gt; </w:t>
+        <w:t xml:space="preserve"> = &lt;event_marker&gt; + &lt;event_params&gt; </w:t>
       </w:r>
     </w:p>
     <w:p>
@@ -14003,15 +12696,7 @@
         <w:ind w:left="720"/>
       </w:pPr>
       <w:r>
-        <w:t>&lt;</w:t>
-      </w:r>
-      <w:proofErr w:type="spellStart"/>
-      <w:r>
-        <w:t>event_marker</w:t>
-      </w:r>
-      <w:proofErr w:type="spellEnd"/>
-      <w:r>
-        <w:t>&gt; (2 bytes).  A two-byte value that distinguishes an &lt;event&gt; from an &lt;instruction&gt;.  The marker also specifies the event type and subsequent parameters as depicted in the table below.</w:t>
+        <w:t>&lt;event_marker&gt; (2 bytes).  A two-byte value that distinguishes an &lt;event&gt; from an &lt;instruction&gt;.  The marker also specifies the event type and subsequent parameters as depicted in the table below.</w:t>
       </w:r>
     </w:p>
     <w:tbl>
@@ -14129,15 +12814,7 @@
           </w:tcPr>
           <w:p>
             <w:r>
-              <w:t>&lt;</w:t>
-            </w:r>
-            <w:proofErr w:type="spellStart"/>
-            <w:r>
-              <w:t>interrupt_event_params</w:t>
-            </w:r>
-            <w:proofErr w:type="spellEnd"/>
-            <w:r>
-              <w:t>&gt;</w:t>
+              <w:t>&lt;interrupt_event_params&gt;</w:t>
             </w:r>
           </w:p>
         </w:tc>
@@ -14169,15 +12846,7 @@
           </w:tcPr>
           <w:p>
             <w:r>
-              <w:t>&lt;</w:t>
-            </w:r>
-            <w:proofErr w:type="spellStart"/>
-            <w:r>
-              <w:t>interrupt_event_params</w:t>
-            </w:r>
-            <w:proofErr w:type="spellEnd"/>
-            <w:r>
-              <w:t>&gt;</w:t>
+              <w:t>&lt;interrupt_event_params&gt;</w:t>
             </w:r>
           </w:p>
         </w:tc>
@@ -14215,13 +12884,8 @@
               </w:rPr>
               <w:t>&lt;</w:t>
             </w:r>
-            <w:proofErr w:type="spellStart"/>
-            <w:r>
-              <w:t>display_field</w:t>
-            </w:r>
-            <w:proofErr w:type="spellEnd"/>
-            <w:r>
-              <w:t>&gt;</w:t>
+            <w:r>
+              <w:t>display_field&gt;</w:t>
             </w:r>
           </w:p>
         </w:tc>
@@ -14323,312 +12987,185 @@
           <w:b/>
           <w:bCs/>
         </w:rPr>
+        <w:t>&lt;interrupt_event_params&gt;</w:t>
+      </w:r>
+      <w:r>
+        <w:t xml:space="preserve"> </w:t>
+      </w:r>
+      <w:r>
+        <w:t>=</w:t>
+      </w:r>
+      <w:r>
+        <w:t xml:space="preserve"> </w:t>
+      </w:r>
+      <w:r>
+        <w:br/>
+        <w:t>&lt;cycle_count&gt; + &lt;destination_address&gt; + &lt;return_address</w:t>
+      </w:r>
+      <w:r>
+        <w:t>&gt;</w:t>
+      </w:r>
+    </w:p>
+    <w:p>
+      <w:pPr>
+        <w:ind w:left="1080"/>
+      </w:pPr>
+      <w:r>
+        <w:t>&lt;cycle_count&gt; (1 byte) Specifies how many cycles it took to jump to the service routine.  This is always seven.</w:t>
+      </w:r>
+    </w:p>
+    <w:p>
+      <w:pPr>
+        <w:ind w:left="1080"/>
+        <w:rPr>
+          <w:b/>
+          <w:bCs/>
+        </w:rPr>
+      </w:pPr>
+      <w:r>
+        <w:t xml:space="preserve">&lt;destination_address&gt; (2 bytes).  The address of the interrupt service routine.  </w:t>
+      </w:r>
+      <w:r>
+        <w:t>For NMI interrupts, the value held in $FFFA–$FFFB.  For IRQ’s, the value held in $FFFE–$FFFF.</w:t>
+      </w:r>
+    </w:p>
+    <w:p>
+      <w:pPr>
+        <w:ind w:left="1080"/>
+      </w:pPr>
+      <w:r>
+        <w:t>&lt;return_address&gt; (2 bytes).  The return address that was pushed on the stack.</w:t>
+      </w:r>
+    </w:p>
+    <w:p>
+      <w:pPr>
+        <w:ind w:left="720" w:hanging="720"/>
+      </w:pPr>
+      <w:r>
+        <w:tab/>
+      </w:r>
+      <w:r>
         <w:t>&lt;</w:t>
       </w:r>
-      <w:proofErr w:type="spellStart"/>
-      <w:r>
-        <w:rPr>
-          <w:b/>
-          <w:bCs/>
-        </w:rPr>
-        <w:t>interrupt_event_params</w:t>
-      </w:r>
-      <w:proofErr w:type="spellEnd"/>
-      <w:r>
-        <w:rPr>
-          <w:b/>
-          <w:bCs/>
-        </w:rPr>
+      <w:r>
+        <w:rPr>
+          <w:b/>
+          <w:bCs/>
+        </w:rPr>
+        <w:t>display_field</w:t>
+      </w:r>
+      <w:r>
         <w:t>&gt;</w:t>
       </w:r>
       <w:r>
+        <w:t xml:space="preserve">  (1 byte).  0 for even field, 1 for odd field (when interlaced sync is enabled).</w:t>
+      </w:r>
+    </w:p>
+    <w:p>
+      <w:pPr>
+        <w:ind w:left="720" w:hanging="360"/>
+      </w:pPr>
+      <w:r>
+        <w:rPr>
+          <w:b/>
+          <w:bCs/>
+        </w:rPr>
+        <w:t>&lt;instruction&gt;</w:t>
+      </w:r>
+      <w:r>
+        <w:rPr>
+          <w:b/>
+          <w:bCs/>
+        </w:rPr>
         <w:t xml:space="preserve"> </w:t>
       </w:r>
       <w:r>
         <w:t>=</w:t>
       </w:r>
       <w:r>
+        <w:br/>
+        <w:t>&lt;opcode_address&gt; + &lt;opcode&gt; + &lt;operand&gt;</w:t>
+      </w:r>
+      <w:r>
+        <w:rPr>
+          <w:b/>
+          <w:bCs/>
+          <w:vertAlign w:val="superscript"/>
+        </w:rPr>
+        <w:t>opt</w:t>
+      </w:r>
+      <w:r>
+        <w:t xml:space="preserve"> + </w:t>
+      </w:r>
+      <w:r>
+        <w:br/>
+        <w:t xml:space="preserve">&lt;cycle_count&gt; + &lt;modified_registers&gt; </w:t>
+      </w:r>
+      <w:r>
+        <w:t xml:space="preserve">+ </w:t>
+      </w:r>
+      <w:r>
+        <w:t>&lt;destination_address&gt;</w:t>
+      </w:r>
+      <w:r>
+        <w:rPr>
+          <w:b/>
+          <w:bCs/>
+          <w:vertAlign w:val="superscript"/>
+        </w:rPr>
+        <w:t>opt</w:t>
+      </w:r>
+      <w:r>
+        <w:t xml:space="preserve"> + &lt;memory_address&gt;</w:t>
+      </w:r>
+      <w:r>
+        <w:rPr>
+          <w:b/>
+          <w:bCs/>
+          <w:vertAlign w:val="superscript"/>
+        </w:rPr>
+        <w:t>opt</w:t>
+      </w:r>
+      <w:r>
+        <w:t xml:space="preserve"> &lt;memory_read_value&gt;</w:t>
+      </w:r>
+      <w:r>
+        <w:rPr>
+          <w:b/>
+          <w:bCs/>
+          <w:vertAlign w:val="superscript"/>
+        </w:rPr>
+        <w:t>opt</w:t>
+      </w:r>
+      <w:r>
+        <w:rPr>
+          <w:b/>
+          <w:bCs/>
+          <w:vertAlign w:val="superscript"/>
+        </w:rPr>
         <w:t xml:space="preserve"> </w:t>
       </w:r>
       <w:r>
-        <w:br/>
-        <w:t>&lt;</w:t>
-      </w:r>
-      <w:proofErr w:type="spellStart"/>
-      <w:r>
-        <w:t>cycle_count</w:t>
-      </w:r>
-      <w:proofErr w:type="spellEnd"/>
-      <w:r>
-        <w:t>&gt; + &lt;</w:t>
-      </w:r>
-      <w:proofErr w:type="spellStart"/>
-      <w:r>
-        <w:t>destination_address</w:t>
-      </w:r>
-      <w:proofErr w:type="spellEnd"/>
-      <w:r>
-        <w:t>&gt; + &lt;</w:t>
-      </w:r>
-      <w:proofErr w:type="spellStart"/>
-      <w:r>
-        <w:t>return_address</w:t>
-      </w:r>
-      <w:proofErr w:type="spellEnd"/>
-      <w:r>
-        <w:t>&gt;</w:t>
-      </w:r>
-    </w:p>
-    <w:p>
-      <w:pPr>
-        <w:ind w:left="1080"/>
-      </w:pPr>
-      <w:r>
-        <w:t>&lt;</w:t>
-      </w:r>
-      <w:proofErr w:type="spellStart"/>
-      <w:r>
-        <w:t>cycle_count</w:t>
-      </w:r>
-      <w:proofErr w:type="spellEnd"/>
-      <w:r>
-        <w:t>&gt; (1 byte) Specifies how many cycles it took to jump to the service routine.  This is always seven.</w:t>
-      </w:r>
-    </w:p>
-    <w:p>
-      <w:pPr>
-        <w:ind w:left="1080"/>
-        <w:rPr>
-          <w:b/>
-          <w:bCs/>
-        </w:rPr>
-      </w:pPr>
-      <w:r>
-        <w:t>&lt;</w:t>
-      </w:r>
-      <w:proofErr w:type="spellStart"/>
-      <w:r>
-        <w:t>destination_address</w:t>
-      </w:r>
-      <w:proofErr w:type="spellEnd"/>
-      <w:r>
-        <w:t xml:space="preserve">&gt; (2 bytes).  The address of the interrupt service routine.  </w:t>
-      </w:r>
-      <w:r>
-        <w:t>For NMI interrupts, the value held in $FFFA–$FFFB.  For IRQ’s, the value held in $FFFE–$FFFF.</w:t>
-      </w:r>
-    </w:p>
-    <w:p>
-      <w:pPr>
-        <w:ind w:left="1080"/>
-      </w:pPr>
-      <w:r>
-        <w:t>&lt;</w:t>
-      </w:r>
-      <w:proofErr w:type="spellStart"/>
-      <w:r>
-        <w:t>return_address</w:t>
-      </w:r>
-      <w:proofErr w:type="spellEnd"/>
-      <w:r>
-        <w:t>&gt; (2 bytes).  The return address that was pushed on the stack.</w:t>
-      </w:r>
-    </w:p>
-    <w:p>
-      <w:pPr>
-        <w:ind w:left="720" w:hanging="720"/>
-      </w:pPr>
-      <w:r>
-        <w:tab/>
-      </w:r>
-      <w:r>
-        <w:t>&lt;</w:t>
-      </w:r>
-      <w:proofErr w:type="spellStart"/>
-      <w:r>
-        <w:rPr>
-          <w:b/>
-          <w:bCs/>
-        </w:rPr>
-        <w:t>display_field</w:t>
-      </w:r>
-      <w:proofErr w:type="spellEnd"/>
-      <w:r>
-        <w:t>&gt;</w:t>
-      </w:r>
-      <w:r>
-        <w:t xml:space="preserve">  (1 byte).  0 for even field, 1 for odd field (when interlaced sync is enabled).</w:t>
-      </w:r>
-    </w:p>
-    <w:p>
-      <w:pPr>
-        <w:ind w:left="720" w:hanging="360"/>
-      </w:pPr>
-      <w:r>
-        <w:rPr>
-          <w:b/>
-          <w:bCs/>
-        </w:rPr>
-        <w:t>&lt;instruction&gt;</w:t>
-      </w:r>
-      <w:r>
-        <w:rPr>
-          <w:b/>
-          <w:bCs/>
-        </w:rPr>
+        <w:t>+ &lt;memory_write_value&gt;</w:t>
+      </w:r>
+      <w:r>
+        <w:rPr>
+          <w:b/>
+          <w:bCs/>
+          <w:vertAlign w:val="superscript"/>
+        </w:rPr>
+        <w:t>opt</w:t>
+      </w:r>
+      <w:r>
         <w:t xml:space="preserve"> </w:t>
       </w:r>
-      <w:r>
-        <w:t>=</w:t>
-      </w:r>
-      <w:r>
-        <w:br/>
-        <w:t>&lt;</w:t>
-      </w:r>
-      <w:proofErr w:type="spellStart"/>
-      <w:r>
-        <w:t>opcode_address</w:t>
-      </w:r>
-      <w:proofErr w:type="spellEnd"/>
-      <w:r>
-        <w:t>&gt; + &lt;opcode&gt; + &lt;operand&gt;</w:t>
-      </w:r>
-      <w:r>
-        <w:rPr>
-          <w:b/>
-          <w:bCs/>
-          <w:vertAlign w:val="superscript"/>
-        </w:rPr>
-        <w:t>opt</w:t>
-      </w:r>
-      <w:r>
-        <w:t xml:space="preserve"> + </w:t>
-      </w:r>
-      <w:r>
-        <w:br/>
-        <w:t>&lt;</w:t>
-      </w:r>
-      <w:proofErr w:type="spellStart"/>
-      <w:r>
-        <w:t>cycle_count</w:t>
-      </w:r>
-      <w:proofErr w:type="spellEnd"/>
-      <w:r>
-        <w:t>&gt; + &lt;</w:t>
-      </w:r>
-      <w:proofErr w:type="spellStart"/>
-      <w:r>
-        <w:t>modified_registers</w:t>
-      </w:r>
-      <w:proofErr w:type="spellEnd"/>
-      <w:r>
-        <w:t xml:space="preserve">&gt; </w:t>
-      </w:r>
-      <w:r>
-        <w:t xml:space="preserve">+ </w:t>
-      </w:r>
-      <w:r>
-        <w:t>&lt;</w:t>
-      </w:r>
-      <w:proofErr w:type="spellStart"/>
-      <w:r>
-        <w:t>destination_address</w:t>
-      </w:r>
-      <w:proofErr w:type="spellEnd"/>
-      <w:r>
-        <w:t>&gt;</w:t>
-      </w:r>
-      <w:r>
-        <w:rPr>
-          <w:b/>
-          <w:bCs/>
-          <w:vertAlign w:val="superscript"/>
-        </w:rPr>
-        <w:t>opt</w:t>
-      </w:r>
-      <w:r>
-        <w:t xml:space="preserve"> + &lt;</w:t>
-      </w:r>
-      <w:proofErr w:type="spellStart"/>
-      <w:r>
-        <w:t>memory_address</w:t>
-      </w:r>
-      <w:proofErr w:type="spellEnd"/>
-      <w:r>
-        <w:t>&gt;</w:t>
-      </w:r>
-      <w:r>
-        <w:rPr>
-          <w:b/>
-          <w:bCs/>
-          <w:vertAlign w:val="superscript"/>
-        </w:rPr>
-        <w:t>opt</w:t>
-      </w:r>
-      <w:r>
-        <w:t xml:space="preserve"> &lt;</w:t>
-      </w:r>
-      <w:proofErr w:type="spellStart"/>
-      <w:r>
-        <w:t>memory_read_value</w:t>
-      </w:r>
-      <w:proofErr w:type="spellEnd"/>
-      <w:r>
-        <w:t>&gt;</w:t>
-      </w:r>
-      <w:r>
-        <w:rPr>
-          <w:b/>
-          <w:bCs/>
-          <w:vertAlign w:val="superscript"/>
-        </w:rPr>
-        <w:t>opt</w:t>
-      </w:r>
-      <w:r>
-        <w:rPr>
-          <w:b/>
-          <w:bCs/>
-          <w:vertAlign w:val="superscript"/>
-        </w:rPr>
-        <w:t xml:space="preserve"> </w:t>
-      </w:r>
-      <w:r>
-        <w:t>+ &lt;</w:t>
-      </w:r>
-      <w:proofErr w:type="spellStart"/>
-      <w:r>
-        <w:t>memory_write_value</w:t>
-      </w:r>
-      <w:proofErr w:type="spellEnd"/>
-      <w:r>
-        <w:t>&gt;</w:t>
-      </w:r>
-      <w:r>
-        <w:rPr>
-          <w:b/>
-          <w:bCs/>
-          <w:vertAlign w:val="superscript"/>
-        </w:rPr>
-        <w:t>opt</w:t>
-      </w:r>
-      <w:r>
-        <w:t xml:space="preserve"> </w:t>
-      </w:r>
     </w:p>
     <w:p>
       <w:pPr>
         <w:ind w:left="720"/>
       </w:pPr>
       <w:r>
-        <w:t>&lt;</w:t>
-      </w:r>
-      <w:proofErr w:type="spellStart"/>
-      <w:r>
-        <w:t>opcode_address</w:t>
-      </w:r>
-      <w:proofErr w:type="spellEnd"/>
-      <w:r>
-        <w:t>&gt; (1, 2, or 3 bytes) The instruction’s opcode address is encoded in 1, 2 or 3 bytes as depicted in the following table, where addresses are stored in relative format if possible.</w:t>
+        <w:t>&lt;opcode_address&gt; (1, 2, or 3 bytes) The instruction’s opcode address is encoded in 1, 2 or 3 bytes as depicted in the following table, where addresses are stored in relative format if possible.</w:t>
       </w:r>
       <w:r>
         <w:t xml:space="preserve"> </w:t>
@@ -15448,15 +13985,7 @@
         <w:ind w:left="720"/>
       </w:pPr>
       <w:r>
-        <w:t>&lt;</w:t>
-      </w:r>
-      <w:proofErr w:type="spellStart"/>
-      <w:r>
-        <w:t>cycle_count</w:t>
-      </w:r>
-      <w:proofErr w:type="spellEnd"/>
-      <w:r>
-        <w:t>&gt; (</w:t>
+        <w:t>&lt;cycle_count&gt; (</w:t>
       </w:r>
       <w:r>
         <w:rPr>
@@ -15519,27 +14048,11 @@
         <w:ind w:left="1080" w:hanging="360"/>
       </w:pPr>
       <w:r>
-        <w:t>&lt;</w:t>
-      </w:r>
-      <w:proofErr w:type="spellStart"/>
-      <w:r>
-        <w:t>modified_registers</w:t>
-      </w:r>
-      <w:proofErr w:type="spellEnd"/>
-      <w:r>
-        <w:t xml:space="preserve">&gt; = </w:t>
+        <w:t xml:space="preserve">&lt;modified_registers&gt; = </w:t>
       </w:r>
       <w:r>
         <w:br/>
-        <w:t>&lt;</w:t>
-      </w:r>
-      <w:proofErr w:type="spellStart"/>
-      <w:r>
-        <w:t>modified_register_flags</w:t>
-      </w:r>
-      <w:proofErr w:type="spellEnd"/>
-      <w:r>
-        <w:t>&gt; + &lt;accumulator&gt;</w:t>
+        <w:t>&lt;modified_register_flags&gt; + &lt;accumulator&gt;</w:t>
       </w:r>
       <w:r>
         <w:rPr>
@@ -15550,15 +14063,7 @@
         <w:t>opt</w:t>
       </w:r>
       <w:r>
-        <w:t xml:space="preserve"> + &lt;</w:t>
-      </w:r>
-      <w:proofErr w:type="spellStart"/>
-      <w:r>
-        <w:t>x_register</w:t>
-      </w:r>
-      <w:proofErr w:type="spellEnd"/>
-      <w:r>
-        <w:t>&gt;</w:t>
+        <w:t xml:space="preserve"> + &lt;x_register&gt;</w:t>
       </w:r>
       <w:r>
         <w:rPr>
@@ -15569,15 +14074,7 @@
         <w:t>opt</w:t>
       </w:r>
       <w:r>
-        <w:t xml:space="preserve"> + &lt;</w:t>
-      </w:r>
-      <w:proofErr w:type="spellStart"/>
-      <w:r>
-        <w:t>y_register</w:t>
-      </w:r>
-      <w:proofErr w:type="spellEnd"/>
-      <w:r>
-        <w:t>&gt;</w:t>
+        <w:t xml:space="preserve"> + &lt;y_register&gt;</w:t>
       </w:r>
       <w:r>
         <w:rPr>
@@ -15596,15 +14093,7 @@
         <w:t xml:space="preserve"> </w:t>
       </w:r>
       <w:r>
-        <w:t>+ &lt;</w:t>
-      </w:r>
-      <w:proofErr w:type="spellStart"/>
-      <w:r>
-        <w:t>status_register</w:t>
-      </w:r>
-      <w:proofErr w:type="spellEnd"/>
-      <w:r>
-        <w:t>&gt;</w:t>
+        <w:t>+ &lt;status_register&gt;</w:t>
       </w:r>
       <w:r>
         <w:rPr>
@@ -15615,15 +14104,7 @@
         <w:t>opt</w:t>
       </w:r>
       <w:r>
-        <w:t xml:space="preserve"> + &lt;</w:t>
-      </w:r>
-      <w:proofErr w:type="spellStart"/>
-      <w:r>
-        <w:t>state_pointer</w:t>
-      </w:r>
-      <w:proofErr w:type="spellEnd"/>
-      <w:r>
-        <w:t>&gt;</w:t>
+        <w:t xml:space="preserve"> + &lt;state_pointer&gt;</w:t>
       </w:r>
       <w:r>
         <w:rPr>
@@ -15640,15 +14121,7 @@
       </w:pPr>
       <w:r>
         <w:tab/>
-        <w:t>&lt;</w:t>
-      </w:r>
-      <w:proofErr w:type="spellStart"/>
-      <w:r>
-        <w:t>modified_register_flags</w:t>
-      </w:r>
-      <w:proofErr w:type="spellEnd"/>
-      <w:r>
-        <w:t>&gt; (</w:t>
+        <w:t>&lt;modified_register_flags&gt; (</w:t>
       </w:r>
       <w:r>
         <w:rPr>
@@ -15884,15 +14357,7 @@
         <w:ind w:left="1080"/>
       </w:pPr>
       <w:r>
-        <w:t>&lt;accumulator&gt; (0 or 1 byte) Contains the value of the accumulator.  The value is written if the corresponding bit is set in &lt;</w:t>
-      </w:r>
-      <w:proofErr w:type="spellStart"/>
-      <w:r>
-        <w:t>modified_register_flags</w:t>
-      </w:r>
-      <w:proofErr w:type="spellEnd"/>
-      <w:r>
-        <w:t>&gt;.</w:t>
+        <w:t>&lt;accumulator&gt; (0 or 1 byte) Contains the value of the accumulator.  The value is written if the corresponding bit is set in &lt;modified_register_flags&gt;.</w:t>
       </w:r>
     </w:p>
     <w:p>
@@ -15900,23 +14365,7 @@
         <w:ind w:left="1080"/>
       </w:pPr>
       <w:r>
-        <w:t>&lt;</w:t>
-      </w:r>
-      <w:proofErr w:type="spellStart"/>
-      <w:r>
-        <w:t>x_register</w:t>
-      </w:r>
-      <w:proofErr w:type="spellEnd"/>
-      <w:r>
-        <w:t>&gt; (0 or 1 byte) Contains the new value of the X register.  The value is written if the corresponding bit is set in &lt;</w:t>
-      </w:r>
-      <w:proofErr w:type="spellStart"/>
-      <w:r>
-        <w:t>modified_register_flags</w:t>
-      </w:r>
-      <w:proofErr w:type="spellEnd"/>
-      <w:r>
-        <w:t>&gt;.</w:t>
+        <w:t>&lt;x_register&gt; (0 or 1 byte) Contains the new value of the X register.  The value is written if the corresponding bit is set in &lt;modified_register_flags&gt;.</w:t>
       </w:r>
     </w:p>
     <w:p>
@@ -15924,23 +14373,7 @@
         <w:ind w:left="1080"/>
       </w:pPr>
       <w:r>
-        <w:t>&lt;</w:t>
-      </w:r>
-      <w:proofErr w:type="spellStart"/>
-      <w:r>
-        <w:t>y_register</w:t>
-      </w:r>
-      <w:proofErr w:type="spellEnd"/>
-      <w:r>
-        <w:t>&gt; (0 or 1 byte) Contains the new value of the Y register.  The value is written if the corresponding bit is set in &lt;</w:t>
-      </w:r>
-      <w:proofErr w:type="spellStart"/>
-      <w:r>
-        <w:t>modified_register_flags</w:t>
-      </w:r>
-      <w:proofErr w:type="spellEnd"/>
-      <w:r>
-        <w:t>&gt;.</w:t>
+        <w:t>&lt;y_register&gt; (0 or 1 byte) Contains the new value of the Y register.  The value is written if the corresponding bit is set in &lt;modified_register_flags&gt;.</w:t>
       </w:r>
     </w:p>
     <w:p>
@@ -15948,23 +14381,7 @@
         <w:ind w:left="1080"/>
       </w:pPr>
       <w:r>
-        <w:t>&lt;</w:t>
-      </w:r>
-      <w:proofErr w:type="spellStart"/>
-      <w:r>
-        <w:t>status_register</w:t>
-      </w:r>
-      <w:proofErr w:type="spellEnd"/>
-      <w:r>
-        <w:t>&gt; (0 or 1 byte) Contains the new value of the status register.  The value is written if the corresponding bit is set in &lt;</w:t>
-      </w:r>
-      <w:proofErr w:type="spellStart"/>
-      <w:r>
-        <w:t>modified_register_flags</w:t>
-      </w:r>
-      <w:proofErr w:type="spellEnd"/>
-      <w:r>
-        <w:t>&gt;.</w:t>
+        <w:t>&lt;status_register&gt; (0 or 1 byte) Contains the new value of the status register.  The value is written if the corresponding bit is set in &lt;modified_register_flags&gt;.</w:t>
       </w:r>
     </w:p>
     <w:p>
@@ -15972,23 +14389,7 @@
         <w:ind w:left="1080"/>
       </w:pPr>
       <w:r>
-        <w:t>&lt;</w:t>
-      </w:r>
-      <w:proofErr w:type="spellStart"/>
-      <w:r>
-        <w:t>state_pointer</w:t>
-      </w:r>
-      <w:proofErr w:type="spellEnd"/>
-      <w:r>
-        <w:t>&gt; (0 or 1 byte) Contains the new value of the stack pointer.   The value is written if the corresponding bit is set in &lt;</w:t>
-      </w:r>
-      <w:proofErr w:type="spellStart"/>
-      <w:r>
-        <w:t>modified_register_flags</w:t>
-      </w:r>
-      <w:proofErr w:type="spellEnd"/>
-      <w:r>
-        <w:t>&gt;.</w:t>
+        <w:t>&lt;state_pointer&gt; (0 or 1 byte) Contains the new value of the stack pointer.   The value is written if the corresponding bit is set in &lt;modified_register_flags&gt;.</w:t>
       </w:r>
     </w:p>
     <w:p>
@@ -15996,15 +14397,7 @@
         <w:ind w:left="720"/>
       </w:pPr>
       <w:r>
-        <w:t>&lt;</w:t>
-      </w:r>
-      <w:proofErr w:type="spellStart"/>
-      <w:r>
-        <w:t>destination_address</w:t>
-      </w:r>
-      <w:proofErr w:type="spellEnd"/>
-      <w:r>
-        <w:t xml:space="preserve">&gt; (2 bytes) Populated for the </w:t>
+        <w:t xml:space="preserve">&lt;destination_address&gt; (2 bytes) Populated for the </w:t>
       </w:r>
       <w:r>
         <w:rPr>
@@ -16111,15 +14504,7 @@
         <w:ind w:left="720"/>
       </w:pPr>
       <w:r>
-        <w:t>&lt;</w:t>
-      </w:r>
-      <w:proofErr w:type="spellStart"/>
-      <w:r>
-        <w:t>memory_address</w:t>
-      </w:r>
-      <w:proofErr w:type="spellEnd"/>
-      <w:r>
-        <w:t xml:space="preserve">&gt; (2 bytes) Populated for all opcodes (except </w:t>
+        <w:t xml:space="preserve">&lt;memory_address&gt; (2 bytes) Populated for all opcodes (except </w:t>
       </w:r>
       <w:r>
         <w:rPr>
@@ -16292,15 +14677,7 @@
         <w:ind w:left="720"/>
       </w:pPr>
       <w:r>
-        <w:t>&lt;</w:t>
-      </w:r>
-      <w:proofErr w:type="spellStart"/>
-      <w:r>
-        <w:t>memory_read_value</w:t>
-      </w:r>
-      <w:proofErr w:type="spellEnd"/>
-      <w:r>
-        <w:t xml:space="preserve">&gt; (1 byte) Populated for opcodes (except </w:t>
+        <w:t xml:space="preserve">&lt;memory_read_value&gt; (1 byte) Populated for opcodes (except </w:t>
       </w:r>
       <w:r>
         <w:rPr>
@@ -16386,15 +14763,7 @@
         <w:ind w:left="720"/>
       </w:pPr>
       <w:r>
-        <w:t>&lt;</w:t>
-      </w:r>
-      <w:proofErr w:type="spellStart"/>
-      <w:r>
-        <w:t>memory_write_value</w:t>
-      </w:r>
-      <w:proofErr w:type="spellEnd"/>
-      <w:r>
-        <w:t xml:space="preserve">&gt; (1 byte) Populated for opcodes (except </w:t>
+        <w:t xml:space="preserve">&lt;memory_write_value&gt; (1 byte) Populated for opcodes (except </w:t>
       </w:r>
       <w:r>
         <w:rPr>
@@ -16499,7 +14868,6 @@
       <w:r>
         <w:t xml:space="preserve">The performance functionality is encapsulated within a </w:t>
       </w:r>
-      <w:proofErr w:type="spellStart"/>
       <w:r>
         <w:rPr>
           <w:b/>
@@ -16507,25 +14875,8 @@
         </w:rPr>
         <w:t>PerfWriter</w:t>
       </w:r>
-      <w:proofErr w:type="spellEnd"/>
-      <w:r>
-        <w:t xml:space="preserve"> class (</w:t>
-      </w:r>
-      <w:proofErr w:type="spellStart"/>
-      <w:r>
-        <w:t>PerfWriter.h</w:t>
-      </w:r>
-      <w:proofErr w:type="spellEnd"/>
-      <w:r>
-        <w:t>/</w:t>
-      </w:r>
-      <w:proofErr w:type="spellStart"/>
-      <w:r>
-        <w:t>cpp</w:t>
-      </w:r>
-      <w:proofErr w:type="spellEnd"/>
-      <w:r>
-        <w:t xml:space="preserve">) </w:t>
+      <w:r>
+        <w:t xml:space="preserve"> class (PerfWriter.h/cpp) </w:t>
       </w:r>
     </w:p>
     <w:p>
@@ -16689,17 +15040,8 @@
           <w:b/>
           <w:bCs/>
         </w:rPr>
-        <w:t>/</w:t>
-      </w:r>
-      <w:proofErr w:type="spellStart"/>
-      <w:r>
-        <w:rPr>
-          <w:b/>
-          <w:bCs/>
-        </w:rPr>
-        <w:t>cpp</w:t>
-      </w:r>
-      <w:proofErr w:type="spellEnd"/>
+        <w:t>/cpp</w:t>
+      </w:r>
     </w:p>
     <w:p>
       <w:pPr>
@@ -16712,38 +15054,23 @@
       <w:r>
         <w:t xml:space="preserve">Added calls to </w:t>
       </w:r>
-      <w:proofErr w:type="spellStart"/>
-      <w:r>
-        <w:t>PerfWriter_WriteInstruction</w:t>
-      </w:r>
-      <w:proofErr w:type="spellEnd"/>
+      <w:r>
+        <w:t>PerfWriter_WriteInstruction(</w:t>
+      </w:r>
+      <w:r>
+        <w:t xml:space="preserve">…) and </w:t>
+      </w:r>
+      <w:r>
+        <w:t>PerfWriter_WriteI</w:t>
+      </w:r>
+      <w:r>
+        <w:t>nterrupt</w:t>
+      </w:r>
       <w:r>
         <w:t>(</w:t>
       </w:r>
       <w:r>
-        <w:t xml:space="preserve">…) and </w:t>
-      </w:r>
-      <w:proofErr w:type="spellStart"/>
-      <w:r>
-        <w:t>PerfWriter_WriteI</w:t>
-      </w:r>
-      <w:r>
-        <w:t>nterrupt</w:t>
-      </w:r>
-      <w:proofErr w:type="spellEnd"/>
-      <w:r>
-        <w:t>(</w:t>
-      </w:r>
-      <w:r>
-        <w:t xml:space="preserve">…) to log instructions and interrupts.  These wrapper functions only invoke the </w:t>
-      </w:r>
-      <w:proofErr w:type="spellStart"/>
-      <w:r>
-        <w:t>PerfWriter</w:t>
-      </w:r>
-      <w:proofErr w:type="spellEnd"/>
-      <w:r>
-        <w:t xml:space="preserve"> instance during a performance capture.</w:t>
+        <w:t>…) to log instructions and interrupts.  These wrapper functions only invoke the PerfWriter instance during a performance capture.</w:t>
       </w:r>
     </w:p>
     <w:p>
@@ -16757,70 +15084,51 @@
       <w:r>
         <w:t>Added static variables (</w:t>
       </w:r>
-      <w:proofErr w:type="spellStart"/>
       <w:r>
         <w:t>LastReadWriteAddress</w:t>
       </w:r>
-      <w:proofErr w:type="spellEnd"/>
       <w:r>
         <w:t xml:space="preserve">, </w:t>
       </w:r>
-      <w:proofErr w:type="spellStart"/>
       <w:r>
         <w:t>LastReadValue</w:t>
       </w:r>
-      <w:proofErr w:type="spellEnd"/>
       <w:r>
         <w:t xml:space="preserve">, and </w:t>
       </w:r>
-      <w:proofErr w:type="spellStart"/>
       <w:r>
         <w:t>LastWriteValue</w:t>
       </w:r>
-      <w:proofErr w:type="spellEnd"/>
       <w:r>
         <w:t xml:space="preserve">) to store the last accessed memory address, read value, and write value.  These values are passed to </w:t>
       </w:r>
-      <w:proofErr w:type="spellStart"/>
-      <w:r>
-        <w:t>PerfWriter_WriteInstruction</w:t>
-      </w:r>
-      <w:proofErr w:type="spellEnd"/>
-      <w:r>
-        <w:t>(</w:t>
+      <w:r>
+        <w:t>PerfWriter_WriteInstruction(</w:t>
       </w:r>
       <w:r>
         <w:t>…).  Added helpers (</w:t>
       </w:r>
-      <w:proofErr w:type="spellStart"/>
       <w:r>
         <w:t>ReadZeroPage</w:t>
       </w:r>
-      <w:proofErr w:type="spellEnd"/>
       <w:r>
         <w:t xml:space="preserve">, </w:t>
       </w:r>
-      <w:proofErr w:type="spellStart"/>
       <w:r>
         <w:t>WriteZeroPage</w:t>
       </w:r>
-      <w:proofErr w:type="spellEnd"/>
       <w:r>
         <w:t xml:space="preserve">, </w:t>
       </w:r>
-      <w:proofErr w:type="spellStart"/>
       <w:r>
         <w:t>ReadPaged</w:t>
       </w:r>
-      <w:proofErr w:type="spellEnd"/>
       <w:r>
         <w:t xml:space="preserve">, </w:t>
       </w:r>
-      <w:proofErr w:type="spellStart"/>
       <w:r>
         <w:t>WritePaged</w:t>
       </w:r>
-      <w:proofErr w:type="spellEnd"/>
       <w:r>
         <w:t>) which wrap the respective functionality whilst updating these variables.  Updated the emulator interpretation code to use the new helpers.</w:t>
       </w:r>
@@ -16834,61 +15142,29 @@
         </w:numPr>
       </w:pPr>
       <w:r>
-        <w:t>Defined new struct (</w:t>
-      </w:r>
-      <w:proofErr w:type="spellStart"/>
-      <w:r>
-        <w:t>StackFrame</w:t>
-      </w:r>
-      <w:proofErr w:type="spellEnd"/>
-      <w:r>
-        <w:t>) and static variables (</w:t>
-      </w:r>
-      <w:proofErr w:type="spellStart"/>
-      <w:r>
-        <w:t>StackFrames</w:t>
-      </w:r>
-      <w:proofErr w:type="spellEnd"/>
+        <w:t>Defined new struct (StackFrame) and static variables (</w:t>
+      </w:r>
+      <w:r>
+        <w:t>StackFrames, StackFrameCount</w:t>
+      </w:r>
+      <w:r>
+        <w:t>) to capture the current call stack, and added helpers (</w:t>
+      </w:r>
+      <w:r>
+        <w:t>PushStackFrame</w:t>
+      </w:r>
       <w:r>
         <w:t xml:space="preserve">, </w:t>
       </w:r>
-      <w:proofErr w:type="spellStart"/>
-      <w:r>
-        <w:t>StackFrameCount</w:t>
-      </w:r>
-      <w:proofErr w:type="spellEnd"/>
-      <w:r>
-        <w:t>) to capture the current call stack, and added helpers (</w:t>
-      </w:r>
-      <w:proofErr w:type="spellStart"/>
-      <w:r>
-        <w:t>PushStackFrame</w:t>
-      </w:r>
-      <w:proofErr w:type="spellEnd"/>
-      <w:r>
-        <w:t xml:space="preserve">, </w:t>
-      </w:r>
-      <w:proofErr w:type="spellStart"/>
       <w:r>
         <w:t>SyncStackFrames</w:t>
       </w:r>
-      <w:proofErr w:type="spellEnd"/>
-      <w:r>
-        <w:t xml:space="preserve">, </w:t>
-      </w:r>
-      <w:proofErr w:type="spellStart"/>
-      <w:r>
-        <w:t>SetStackFrame</w:t>
-      </w:r>
-      <w:proofErr w:type="spellEnd"/>
-      <w:r>
-        <w:t xml:space="preserve">, </w:t>
-      </w:r>
-      <w:proofErr w:type="spellStart"/>
+      <w:r>
+        <w:t xml:space="preserve">, SetStackFrame, </w:t>
+      </w:r>
       <w:r>
         <w:t>UpdateRootStackFrame</w:t>
       </w:r>
-      <w:proofErr w:type="spellEnd"/>
       <w:r>
         <w:t>) to maintain this.  Updated the emulator’s interpretation code to invoke the new helpers.</w:t>
       </w:r>
@@ -16928,13 +15204,8 @@
       <w:r>
         <w:t xml:space="preserve">Added helper to get the emulator’s call stack: </w:t>
       </w:r>
-      <w:proofErr w:type="spellStart"/>
-      <w:r>
-        <w:t>GetStackFrames</w:t>
-      </w:r>
-      <w:proofErr w:type="spellEnd"/>
-      <w:r>
-        <w:t xml:space="preserve"> </w:t>
+      <w:r>
+        <w:t xml:space="preserve">GetStackFrames </w:t>
       </w:r>
       <w:r>
         <w:t xml:space="preserve">(…).  This is called during snapshot chunk serialization.  </w:t>
@@ -16949,15 +15220,7 @@
         </w:numPr>
       </w:pPr>
       <w:r>
-        <w:t xml:space="preserve">Added helper to get the emulator’s registers: </w:t>
-      </w:r>
-      <w:proofErr w:type="spellStart"/>
-      <w:r>
-        <w:t>GetRegisters</w:t>
-      </w:r>
-      <w:proofErr w:type="spellEnd"/>
-      <w:r>
-        <w:t>(…).  This is called during snapshot chunk serialization.</w:t>
+        <w:t>Added helper to get the emulator’s registers: GetRegisters(…).  This is called during snapshot chunk serialization.</w:t>
       </w:r>
     </w:p>
     <w:p>
@@ -16971,7 +15234,6 @@
       <w:r>
         <w:t xml:space="preserve">Removed </w:t>
       </w:r>
-      <w:proofErr w:type="spellStart"/>
       <w:r>
         <w:rPr>
           <w:b/>
@@ -16979,11 +15241,9 @@
         </w:rPr>
         <w:t>ReadPaged</w:t>
       </w:r>
-      <w:proofErr w:type="spellEnd"/>
       <w:r>
         <w:t xml:space="preserve"> and </w:t>
       </w:r>
-      <w:proofErr w:type="spellStart"/>
       <w:r>
         <w:rPr>
           <w:b/>
@@ -16991,7 +15251,6 @@
         </w:rPr>
         <w:t>WritePaged</w:t>
       </w:r>
-      <w:proofErr w:type="spellEnd"/>
       <w:r>
         <w:t xml:space="preserve"> </w:t>
       </w:r>
@@ -17006,31 +15265,13 @@
           <w:bCs/>
         </w:rPr>
       </w:pPr>
-      <w:proofErr w:type="spellStart"/>
-      <w:r>
-        <w:rPr>
-          <w:b/>
-          <w:bCs/>
-        </w:rPr>
-        <w:t>BeepMem.h</w:t>
-      </w:r>
-      <w:proofErr w:type="spellEnd"/>
-      <w:r>
-        <w:rPr>
-          <w:b/>
-          <w:bCs/>
-        </w:rPr>
-        <w:t>/</w:t>
-      </w:r>
-      <w:proofErr w:type="spellStart"/>
-      <w:r>
-        <w:rPr>
-          <w:b/>
-          <w:bCs/>
-        </w:rPr>
-        <w:t>cpp</w:t>
-      </w:r>
-      <w:proofErr w:type="spellEnd"/>
+      <w:r>
+        <w:rPr>
+          <w:b/>
+          <w:bCs/>
+        </w:rPr>
+        <w:t>BeepMem.h/cpp</w:t>
+      </w:r>
     </w:p>
     <w:p>
       <w:pPr>
@@ -17043,32 +15284,20 @@
       <w:r>
         <w:t>Defined new struct (</w:t>
       </w:r>
-      <w:proofErr w:type="spellStart"/>
       <w:r>
         <w:t>MemPageType</w:t>
       </w:r>
-      <w:proofErr w:type="spellEnd"/>
       <w:r>
         <w:t>) and function (</w:t>
       </w:r>
-      <w:proofErr w:type="spellStart"/>
       <w:r>
         <w:t>BeebMemPage</w:t>
       </w:r>
-      <w:proofErr w:type="spellEnd"/>
-      <w:r>
-        <w:t xml:space="preserve">) that returns the page associated with an address.  This is invoked by </w:t>
-      </w:r>
-      <w:proofErr w:type="spellStart"/>
-      <w:r>
-        <w:t>Set</w:t>
-      </w:r>
-      <w:r>
-        <w:t>StackFrame</w:t>
-      </w:r>
-      <w:proofErr w:type="spellEnd"/>
-      <w:r>
-        <w:t xml:space="preserve"> </w:t>
+      <w:r>
+        <w:t>) that returns the page associated with an address.  This is invoked by Set</w:t>
+      </w:r>
+      <w:r>
+        <w:t xml:space="preserve">StackFrame </w:t>
       </w:r>
       <w:r>
         <w:t>(see 6502.cpp).</w:t>
@@ -17123,7 +15352,6 @@
         </w:rPr>
         <w:t xml:space="preserve"> </w:t>
       </w:r>
-      <w:proofErr w:type="spellStart"/>
       <w:r>
         <w:rPr>
           <w:b/>
@@ -17131,7 +15359,6 @@
         </w:rPr>
         <w:t>HidAdd</w:t>
       </w:r>
-      <w:proofErr w:type="spellEnd"/>
       <w:r>
         <w:rPr>
           <w:b/>
@@ -17213,29 +15440,13 @@
         </w:numPr>
       </w:pPr>
       <w:r>
-        <w:t xml:space="preserve">Added call to </w:t>
-      </w:r>
-      <w:proofErr w:type="spellStart"/>
-      <w:r>
-        <w:t>PerfWriter_WriteBeginDisplayEvent</w:t>
-      </w:r>
-      <w:proofErr w:type="spellEnd"/>
-      <w:r>
-        <w:t xml:space="preserve">(…) to log the start of screen display. </w:t>
+        <w:t xml:space="preserve">Added call to PerfWriter_WriteBeginDisplayEvent(…) to log the start of screen display. </w:t>
       </w:r>
       <w:r>
         <w:t xml:space="preserve"> </w:t>
       </w:r>
       <w:r>
-        <w:t xml:space="preserve">This wrapper function only invokes the </w:t>
-      </w:r>
-      <w:proofErr w:type="spellStart"/>
-      <w:r>
-        <w:t>PerfWriter</w:t>
-      </w:r>
-      <w:proofErr w:type="spellEnd"/>
-      <w:r>
-        <w:t xml:space="preserve"> class during </w:t>
+        <w:t xml:space="preserve">This wrapper function only invokes the PerfWriter class during </w:t>
       </w:r>
       <w:r>
         <w:t xml:space="preserve">a </w:t>
@@ -17251,31 +15462,13 @@
           <w:bCs/>
         </w:rPr>
       </w:pPr>
-      <w:proofErr w:type="spellStart"/>
-      <w:r>
-        <w:rPr>
-          <w:b/>
-          <w:bCs/>
-        </w:rPr>
-        <w:t>Debug.h</w:t>
-      </w:r>
-      <w:proofErr w:type="spellEnd"/>
-      <w:r>
-        <w:rPr>
-          <w:b/>
-          <w:bCs/>
-        </w:rPr>
-        <w:t>/</w:t>
-      </w:r>
-      <w:proofErr w:type="spellStart"/>
-      <w:r>
-        <w:rPr>
-          <w:b/>
-          <w:bCs/>
-        </w:rPr>
-        <w:t>cpp</w:t>
-      </w:r>
-      <w:proofErr w:type="spellEnd"/>
+      <w:r>
+        <w:rPr>
+          <w:b/>
+          <w:bCs/>
+        </w:rPr>
+        <w:t>Debug.h/cpp</w:t>
+      </w:r>
     </w:p>
     <w:p>
       <w:pPr>
@@ -17310,37 +15503,12 @@
           <w:bCs/>
         </w:rPr>
       </w:pPr>
-      <w:proofErr w:type="spellStart"/>
-      <w:r>
-        <w:rPr>
-          <w:b/>
-          <w:bCs/>
-        </w:rPr>
-        <w:t>BeebWin.h</w:t>
-      </w:r>
-      <w:proofErr w:type="spellEnd"/>
-      <w:r>
-        <w:rPr>
-          <w:b/>
-          <w:bCs/>
-        </w:rPr>
-        <w:t>/</w:t>
-      </w:r>
-      <w:proofErr w:type="spellStart"/>
-      <w:r>
-        <w:rPr>
-          <w:b/>
-          <w:bCs/>
-        </w:rPr>
-        <w:t>cpp</w:t>
-      </w:r>
-      <w:proofErr w:type="spellEnd"/>
-      <w:r>
-        <w:rPr>
-          <w:b/>
-          <w:bCs/>
-        </w:rPr>
-        <w:t>, BeebWinIo.cpp</w:t>
+      <w:r>
+        <w:rPr>
+          <w:b/>
+          <w:bCs/>
+        </w:rPr>
+        <w:t>BeebWin.h/cpp, BeebWinIo.cpp</w:t>
       </w:r>
     </w:p>
     <w:p>
@@ -17369,58 +15537,52 @@
         </w:rPr>
         <w:t xml:space="preserve"> </w:t>
       </w:r>
-      <w:proofErr w:type="spellStart"/>
       <w:r>
         <w:t>UpdatePerfCaptureMenu</w:t>
       </w:r>
-      <w:proofErr w:type="spellEnd"/>
       <w:r>
         <w:t>()</w:t>
       </w:r>
       <w:r>
-        <w:t xml:space="preserve">, </w:t>
-      </w:r>
-      <w:proofErr w:type="spellStart"/>
+        <w:t>, CapturePerf</w:t>
+      </w:r>
+      <w:r>
+        <w:t>()</w:t>
+      </w:r>
+      <w:r>
+        <w:t>, EndPerfCapture</w:t>
+      </w:r>
+      <w:r>
+        <w:t>()</w:t>
+      </w:r>
+      <w:r>
+        <w:t>, and IsCapturingPerf</w:t>
+      </w:r>
+      <w:r>
+        <w:t>()</w:t>
+      </w:r>
+      <w:r>
+        <w:t xml:space="preserve"> functions</w:t>
+      </w:r>
+      <w:r>
+        <w:t xml:space="preserve"> (modelled from the existing video capture functionality) and invoked these in a similar way to how video capture is implemented.  The only notable differences are that </w:t>
+      </w:r>
       <w:r>
         <w:t>CapturePerf</w:t>
       </w:r>
-      <w:proofErr w:type="spellEnd"/>
-      <w:r>
-        <w:t>()</w:t>
-      </w:r>
-      <w:r>
-        <w:t xml:space="preserve">, </w:t>
-      </w:r>
-      <w:proofErr w:type="spellStart"/>
+      <w:r>
+        <w:rPr>
+          <w:b/>
+          <w:bCs/>
+        </w:rPr>
+        <w:t xml:space="preserve"> </w:t>
+      </w:r>
+      <w:r>
+        <w:t xml:space="preserve">creates an instance of the PerfWriter class, initializes it, and </w:t>
+      </w:r>
       <w:r>
         <w:t>EndPerfCapture</w:t>
       </w:r>
-      <w:proofErr w:type="spellEnd"/>
-      <w:r>
-        <w:t>()</w:t>
-      </w:r>
-      <w:r>
-        <w:t xml:space="preserve">, and </w:t>
-      </w:r>
-      <w:proofErr w:type="spellStart"/>
-      <w:r>
-        <w:t>IsCapturingPerf</w:t>
-      </w:r>
-      <w:proofErr w:type="spellEnd"/>
-      <w:r>
-        <w:t>()</w:t>
-      </w:r>
-      <w:r>
-        <w:t xml:space="preserve"> functions</w:t>
-      </w:r>
-      <w:r>
-        <w:t xml:space="preserve"> (modelled from the existing video capture functionality) and invoked these in a similar way to how video capture is implemented.  The only notable differences are that </w:t>
-      </w:r>
-      <w:proofErr w:type="spellStart"/>
-      <w:r>
-        <w:t>CapturePerf</w:t>
-      </w:r>
-      <w:proofErr w:type="spellEnd"/>
       <w:r>
         <w:rPr>
           <w:b/>
@@ -17429,72 +15591,23 @@
         <w:t xml:space="preserve"> </w:t>
       </w:r>
       <w:r>
-        <w:t xml:space="preserve">creates an instance of the </w:t>
-      </w:r>
-      <w:proofErr w:type="spellStart"/>
-      <w:r>
-        <w:t>PerfWriter</w:t>
-      </w:r>
-      <w:proofErr w:type="spellEnd"/>
-      <w:r>
-        <w:t xml:space="preserve"> class, initializes it, and </w:t>
-      </w:r>
-      <w:proofErr w:type="spellStart"/>
-      <w:r>
-        <w:t>EndPerfCapture</w:t>
-      </w:r>
-      <w:proofErr w:type="spellEnd"/>
-      <w:r>
-        <w:rPr>
-          <w:b/>
-          <w:bCs/>
-        </w:rPr>
-        <w:t xml:space="preserve"> </w:t>
-      </w:r>
-      <w:r>
-        <w:t xml:space="preserve">closes the capture, and deletes the </w:t>
-      </w:r>
-      <w:proofErr w:type="spellStart"/>
-      <w:r>
-        <w:t>PerfWriter</w:t>
-      </w:r>
-      <w:proofErr w:type="spellEnd"/>
-      <w:r>
-        <w:t xml:space="preserve"> instance.</w:t>
-      </w:r>
-    </w:p>
-    <w:p>
-      <w:pPr>
-        <w:rPr>
-          <w:b/>
-          <w:bCs/>
-        </w:rPr>
-      </w:pPr>
-      <w:proofErr w:type="spellStart"/>
-      <w:r>
-        <w:rPr>
-          <w:b/>
-          <w:bCs/>
-        </w:rPr>
-        <w:t>BeebWinPrefs.h</w:t>
-      </w:r>
-      <w:proofErr w:type="spellEnd"/>
-      <w:r>
-        <w:rPr>
-          <w:b/>
-          <w:bCs/>
-        </w:rPr>
-        <w:t>/</w:t>
-      </w:r>
-      <w:proofErr w:type="spellStart"/>
-      <w:r>
-        <w:rPr>
-          <w:b/>
-          <w:bCs/>
-        </w:rPr>
-        <w:t>cpp</w:t>
-      </w:r>
-      <w:proofErr w:type="spellEnd"/>
+        <w:t>closes the capture, and deletes the PerfWriter instance.</w:t>
+      </w:r>
+    </w:p>
+    <w:p>
+      <w:pPr>
+        <w:rPr>
+          <w:b/>
+          <w:bCs/>
+        </w:rPr>
+      </w:pPr>
+      <w:r>
+        <w:rPr>
+          <w:b/>
+          <w:bCs/>
+        </w:rPr>
+        <w:t>BeebWinPrefs.h/cpp</w:t>
+      </w:r>
     </w:p>
     <w:p>
       <w:pPr>
@@ -17576,31 +15689,13 @@
           <w:bCs/>
         </w:rPr>
       </w:pPr>
-      <w:proofErr w:type="spellStart"/>
-      <w:r>
-        <w:rPr>
-          <w:b/>
-          <w:bCs/>
-        </w:rPr>
-        <w:t>BeebEm.rc</w:t>
-      </w:r>
-      <w:proofErr w:type="spellEnd"/>
-      <w:r>
-        <w:rPr>
-          <w:b/>
-          <w:bCs/>
-        </w:rPr>
-        <w:t xml:space="preserve">, </w:t>
-      </w:r>
-      <w:proofErr w:type="spellStart"/>
-      <w:r>
-        <w:rPr>
-          <w:b/>
-          <w:bCs/>
-        </w:rPr>
-        <w:t>Resource.h</w:t>
-      </w:r>
-      <w:proofErr w:type="spellEnd"/>
+      <w:r>
+        <w:rPr>
+          <w:b/>
+          <w:bCs/>
+        </w:rPr>
+        <w:t>BeebEm.rc, Resource.h</w:t>
+      </w:r>
     </w:p>
     <w:p>
       <w:pPr>
@@ -17648,7 +15743,6 @@
         </w:rPr>
         <w:t>*</w:t>
       </w:r>
-      <w:proofErr w:type="spellStart"/>
       <w:r>
         <w:rPr>
           <w:b/>
@@ -17684,7 +15778,6 @@
         </w:rPr>
         <w:t>.filters</w:t>
       </w:r>
-      <w:proofErr w:type="spellEnd"/>
     </w:p>
     <w:p>
       <w:pPr>
@@ -17710,17 +15803,8 @@
           <w:b/>
           <w:bCs/>
         </w:rPr>
-        <w:t>*.</w:t>
-      </w:r>
-      <w:proofErr w:type="spellStart"/>
-      <w:r>
-        <w:rPr>
-          <w:b/>
-          <w:bCs/>
-        </w:rPr>
-        <w:t>vcxproj</w:t>
-      </w:r>
-      <w:proofErr w:type="spellEnd"/>
+        <w:t>*.vcxproj</w:t>
+      </w:r>
     </w:p>
     <w:p>
       <w:pPr>
@@ -17731,15 +15815,7 @@
         </w:numPr>
       </w:pPr>
       <w:r>
-        <w:t xml:space="preserve">Updated </w:t>
-      </w:r>
-      <w:proofErr w:type="spellStart"/>
-      <w:r>
-        <w:t>WindowsTargetPlatformVersion</w:t>
-      </w:r>
-      <w:proofErr w:type="spellEnd"/>
-      <w:r>
-        <w:t xml:space="preserve"> to 10.0</w:t>
+        <w:t>Updated WindowsTargetPlatformVersion to 10.0</w:t>
       </w:r>
     </w:p>
     <w:p>
@@ -17751,15 +15827,7 @@
         </w:numPr>
       </w:pPr>
       <w:r>
-        <w:t xml:space="preserve">Updated </w:t>
-      </w:r>
-      <w:proofErr w:type="spellStart"/>
-      <w:r>
-        <w:t>PlatformToolset</w:t>
-      </w:r>
-      <w:proofErr w:type="spellEnd"/>
-      <w:r>
-        <w:t xml:space="preserve"> to v14</w:t>
+        <w:t>Updated PlatformToolset to v14</w:t>
       </w:r>
       <w:r>
         <w:t>2.</w:t>
@@ -17779,21 +15847,8 @@
       <w:r>
         <w:t xml:space="preserve">configuration </w:t>
       </w:r>
-      <w:proofErr w:type="spellStart"/>
-      <w:r>
-        <w:t>OutDir</w:t>
-      </w:r>
-      <w:proofErr w:type="spellEnd"/>
-      <w:r>
-        <w:t xml:space="preserve"> &amp; </w:t>
-      </w:r>
-      <w:proofErr w:type="spellStart"/>
-      <w:r>
-        <w:t>IntDir</w:t>
-      </w:r>
-      <w:proofErr w:type="spellEnd"/>
-      <w:r>
-        <w:t xml:space="preserve"> location</w:t>
+      <w:r>
+        <w:t>OutDir &amp; IntDir location</w:t>
       </w:r>
       <w:r>
         <w:t>s</w:t>
@@ -17921,94 +15976,42 @@
         </w:rPr>
         <w:t xml:space="preserve">git add -N </w:t>
       </w:r>
-      <w:proofErr w:type="spellStart"/>
       <w:r>
         <w:rPr>
           <w:color w:val="FFFFFF" w:themeColor="background1"/>
         </w:rPr>
-        <w:t>src</w:t>
-      </w:r>
-      <w:proofErr w:type="spellEnd"/>
+        <w:t>src\PerfWriter.h src\PerfWriter.cpp</w:t>
+      </w:r>
       <w:r>
         <w:rPr>
           <w:color w:val="FFFFFF" w:themeColor="background1"/>
         </w:rPr>
-        <w:t>\</w:t>
-      </w:r>
-      <w:proofErr w:type="spellStart"/>
+        <w:br/>
+      </w:r>
       <w:r>
         <w:rPr>
           <w:color w:val="FFFFFF" w:themeColor="background1"/>
         </w:rPr>
-        <w:t>PerfWriter.h</w:t>
-      </w:r>
-      <w:proofErr w:type="spellEnd"/>
+        <w:t xml:space="preserve">    </w:t>
+      </w:r>
       <w:r>
         <w:rPr>
           <w:color w:val="FFFFFF" w:themeColor="background1"/>
         </w:rPr>
-        <w:t xml:space="preserve"> </w:t>
-      </w:r>
-      <w:proofErr w:type="spellStart"/>
+        <w:t>git diff</w:t>
+      </w:r>
       <w:r>
         <w:rPr>
           <w:color w:val="FFFFFF" w:themeColor="background1"/>
         </w:rPr>
-        <w:t>src</w:t>
-      </w:r>
-      <w:proofErr w:type="spellEnd"/>
+        <w:t xml:space="preserve"> &gt; ..\</w:t>
+      </w:r>
       <w:r>
         <w:rPr>
           <w:color w:val="FFFFFF" w:themeColor="background1"/>
         </w:rPr>
-        <w:t>\PerfWriter.cpp</w:t>
-      </w:r>
-      <w:r>
-        <w:rPr>
-          <w:color w:val="FFFFFF" w:themeColor="background1"/>
-        </w:rPr>
-        <w:br/>
-      </w:r>
-      <w:r>
-        <w:rPr>
-          <w:color w:val="FFFFFF" w:themeColor="background1"/>
-        </w:rPr>
-        <w:t xml:space="preserve">    </w:t>
-      </w:r>
-      <w:r>
-        <w:rPr>
-          <w:color w:val="FFFFFF" w:themeColor="background1"/>
-        </w:rPr>
-        <w:t>git diff</w:t>
-      </w:r>
-      <w:r>
-        <w:rPr>
-          <w:color w:val="FFFFFF" w:themeColor="background1"/>
-        </w:rPr>
-        <w:t xml:space="preserve"> &gt; ..\</w:t>
-      </w:r>
-      <w:proofErr w:type="spellStart"/>
-      <w:r>
-        <w:rPr>
-          <w:color w:val="FFFFFF" w:themeColor="background1"/>
-        </w:rPr>
-        <w:t>beebperf</w:t>
-      </w:r>
-      <w:proofErr w:type="spellEnd"/>
-      <w:r>
-        <w:rPr>
-          <w:color w:val="FFFFFF" w:themeColor="background1"/>
-        </w:rPr>
-        <w:t>\</w:t>
-      </w:r>
-      <w:proofErr w:type="spellStart"/>
-      <w:r>
-        <w:rPr>
-          <w:color w:val="FFFFFF" w:themeColor="background1"/>
-        </w:rPr>
-        <w:t>beebem_changelist.diff</w:t>
-      </w:r>
-      <w:proofErr w:type="spellEnd"/>
+        <w:t>beebperf\beebem_changelist.diff</w:t>
+      </w:r>
     </w:p>
     <w:p/>
     <w:p>
@@ -18043,28 +16046,12 @@
         </w:rPr>
         <w:t>apply ..\</w:t>
       </w:r>
-      <w:proofErr w:type="spellStart"/>
       <w:r>
         <w:rPr>
           <w:color w:val="FFFFFF" w:themeColor="background1"/>
         </w:rPr>
-        <w:t>beebperf</w:t>
-      </w:r>
-      <w:proofErr w:type="spellEnd"/>
-      <w:r>
-        <w:rPr>
-          <w:color w:val="FFFFFF" w:themeColor="background1"/>
-        </w:rPr>
-        <w:t>\</w:t>
-      </w:r>
-      <w:proofErr w:type="spellStart"/>
-      <w:r>
-        <w:rPr>
-          <w:color w:val="FFFFFF" w:themeColor="background1"/>
-        </w:rPr>
-        <w:t>beebem_changelist.diff</w:t>
-      </w:r>
-      <w:proofErr w:type="spellEnd"/>
+        <w:t>beebperf\beebem_changelist.diff</w:t>
+      </w:r>
     </w:p>
     <w:p/>
     <w:p/>

--- a/docs/BeebPerf.docx
+++ b/docs/BeebPerf.docx
@@ -412,35 +412,37 @@
           <w:rFonts w:ascii="Aptos" w:hAnsi="Aptos"/>
           <w:color w:val="000000"/>
         </w:rPr>
-        <w:t xml:space="preserve"> (see .</w:t>
-      </w:r>
+        <w:t xml:space="preserve"> (</w:t>
+      </w:r>
+      <w:proofErr w:type="gramStart"/>
       <w:r>
         <w:rPr>
           <w:rFonts w:ascii="Aptos" w:hAnsi="Aptos"/>
           <w:color w:val="000000"/>
         </w:rPr>
-        <w:t>p</w:t>
+        <w:t>see .</w:t>
       </w:r>
       <w:r>
         <w:rPr>
           <w:rFonts w:ascii="Aptos" w:hAnsi="Aptos"/>
           <w:color w:val="000000"/>
         </w:rPr>
-        <w:t xml:space="preserve">erf </w:t>
+        <w:t>p</w:t>
       </w:r>
       <w:r>
         <w:rPr>
           <w:rFonts w:ascii="Aptos" w:hAnsi="Aptos"/>
           <w:color w:val="000000"/>
         </w:rPr>
-        <w:t>F</w:t>
-      </w:r>
+        <w:t>erf</w:t>
+      </w:r>
+      <w:proofErr w:type="gramEnd"/>
       <w:r>
         <w:rPr>
           <w:rFonts w:ascii="Aptos" w:hAnsi="Aptos"/>
           <w:color w:val="000000"/>
         </w:rPr>
-        <w:t xml:space="preserve">ile </w:t>
+        <w:t xml:space="preserve"> </w:t>
       </w:r>
       <w:r>
         <w:rPr>
@@ -454,27 +456,41 @@
           <w:rFonts w:ascii="Aptos" w:hAnsi="Aptos"/>
           <w:color w:val="000000"/>
         </w:rPr>
-        <w:t>ormat</w:t>
+        <w:t xml:space="preserve">ile </w:t>
       </w:r>
       <w:r>
         <w:rPr>
           <w:rFonts w:ascii="Aptos" w:hAnsi="Aptos"/>
           <w:color w:val="000000"/>
         </w:rPr>
-        <w:t xml:space="preserve"> </w:t>
+        <w:t>F</w:t>
       </w:r>
       <w:r>
         <w:rPr>
           <w:rFonts w:ascii="Aptos" w:hAnsi="Aptos"/>
           <w:color w:val="000000"/>
         </w:rPr>
-        <w:t>section)</w:t>
+        <w:t>ormat</w:t>
       </w:r>
       <w:r>
         <w:rPr>
           <w:rFonts w:ascii="Aptos" w:hAnsi="Aptos"/>
           <w:color w:val="000000"/>
         </w:rPr>
+        <w:t xml:space="preserve"> </w:t>
+      </w:r>
+      <w:r>
+        <w:rPr>
+          <w:rFonts w:ascii="Aptos" w:hAnsi="Aptos"/>
+          <w:color w:val="000000"/>
+        </w:rPr>
+        <w:t>section)</w:t>
+      </w:r>
+      <w:r>
+        <w:rPr>
+          <w:rFonts w:ascii="Aptos" w:hAnsi="Aptos"/>
+          <w:color w:val="000000"/>
+        </w:rPr>
         <w:t>.</w:t>
       </w:r>
     </w:p>
@@ -491,6 +507,7 @@
       <w:r>
         <w:t xml:space="preserve">, </w:t>
       </w:r>
+      <w:proofErr w:type="spellStart"/>
       <w:r>
         <w:rPr>
           <w:b/>
@@ -498,6 +515,7 @@
         </w:rPr>
         <w:t>BeebPerf</w:t>
       </w:r>
+      <w:proofErr w:type="spellEnd"/>
       <w:r>
         <w:t xml:space="preserve">, </w:t>
       </w:r>
@@ -659,7 +677,13 @@
         <w:t>File menu</w:t>
       </w:r>
       <w:r>
-        <w:t xml:space="preserve"> items allowing a performance trace to be recorded to a </w:t>
+        <w:t xml:space="preserve"> items allowing a performance </w:t>
+      </w:r>
+      <w:r>
+        <w:t>session</w:t>
+      </w:r>
+      <w:r>
+        <w:t xml:space="preserve"> to be recorded to a </w:t>
       </w:r>
       <w:r>
         <w:rPr>
@@ -741,8 +765,21 @@
         <w:t xml:space="preserve"> </w:t>
       </w:r>
       <w:r>
-        <w:t>needed for afxres.h/rc</w:t>
-      </w:r>
+        <w:t xml:space="preserve">needed for </w:t>
+      </w:r>
+      <w:proofErr w:type="spellStart"/>
+      <w:r>
+        <w:t>afxres.h</w:t>
+      </w:r>
+      <w:proofErr w:type="spellEnd"/>
+      <w:r>
+        <w:t>/</w:t>
+      </w:r>
+      <w:proofErr w:type="spellStart"/>
+      <w:r>
+        <w:t>rc</w:t>
+      </w:r>
+      <w:proofErr w:type="spellEnd"/>
     </w:p>
     <w:p>
       <w:pPr>
@@ -843,14 +880,37 @@
         <w:t>…</w:t>
       </w:r>
       <w:r>
-        <w:t xml:space="preserve">, clone the BeebEm repository: </w:t>
+        <w:t xml:space="preserve">, clone the </w:t>
+      </w:r>
+      <w:r>
+        <w:rPr>
+          <w:b/>
+          <w:bCs/>
+        </w:rPr>
+        <w:t>BeebEm</w:t>
+      </w:r>
+      <w:r>
+        <w:t xml:space="preserve"> repository: </w:t>
       </w:r>
       <w:r>
         <w:t>‘</w:t>
       </w:r>
       <w:r>
-        <w:t>https://github.com/stardot/beebem-windows.git</w:t>
-      </w:r>
+        <w:t>https://github.com/</w:t>
+      </w:r>
+      <w:proofErr w:type="spellStart"/>
+      <w:r>
+        <w:t>stardot</w:t>
+      </w:r>
+      <w:proofErr w:type="spellEnd"/>
+      <w:r>
+        <w:t>/</w:t>
+      </w:r>
+      <w:proofErr w:type="spellStart"/>
+      <w:r>
+        <w:t>beebem-windows.git</w:t>
+      </w:r>
+      <w:proofErr w:type="spellEnd"/>
       <w:r>
         <w:t>’</w:t>
       </w:r>
@@ -891,7 +951,17 @@
         <w:t xml:space="preserve"> Open in Command Prompt</w:t>
       </w:r>
       <w:r>
-        <w:t>, execute the following git command to apply the change</w:t>
+        <w:t xml:space="preserve">, execute the following </w:t>
+      </w:r>
+      <w:r>
+        <w:rPr>
+          <w:b/>
+          <w:bCs/>
+        </w:rPr>
+        <w:t>git command</w:t>
+      </w:r>
+      <w:r>
+        <w:t xml:space="preserve"> to apply the change</w:t>
       </w:r>
       <w:r>
         <w:t>s.</w:t>
@@ -922,24 +992,48 @@
         </w:rPr>
         <w:t xml:space="preserve">   </w:t>
       </w:r>
+      <w:proofErr w:type="gramStart"/>
       <w:r>
         <w:rPr>
           <w:color w:val="FFFFFF" w:themeColor="background1"/>
         </w:rPr>
-        <w:t xml:space="preserve">git </w:t>
-      </w:r>
+        <w:t>git</w:t>
+      </w:r>
+      <w:proofErr w:type="gramEnd"/>
       <w:r>
         <w:rPr>
           <w:color w:val="FFFFFF" w:themeColor="background1"/>
         </w:rPr>
+        <w:t xml:space="preserve"> </w:t>
+      </w:r>
+      <w:r>
+        <w:rPr>
+          <w:color w:val="FFFFFF" w:themeColor="background1"/>
+        </w:rPr>
         <w:t>apply ..\</w:t>
       </w:r>
+      <w:proofErr w:type="spellStart"/>
       <w:r>
         <w:rPr>
           <w:color w:val="FFFFFF" w:themeColor="background1"/>
         </w:rPr>
-        <w:t>beebperf\beebem_changelist.diff</w:t>
-      </w:r>
+        <w:t>beebperf</w:t>
+      </w:r>
+      <w:proofErr w:type="spellEnd"/>
+      <w:r>
+        <w:rPr>
+          <w:color w:val="FFFFFF" w:themeColor="background1"/>
+        </w:rPr>
+        <w:t>\</w:t>
+      </w:r>
+      <w:proofErr w:type="spellStart"/>
+      <w:r>
+        <w:rPr>
+          <w:color w:val="FFFFFF" w:themeColor="background1"/>
+        </w:rPr>
+        <w:t>beebem_changelist.diff</w:t>
+      </w:r>
+      <w:proofErr w:type="spellEnd"/>
     </w:p>
     <w:p>
       <w:pPr>
@@ -984,7 +1078,17 @@
         <w:contextualSpacing w:val="0"/>
       </w:pPr>
       <w:r>
-        <w:t xml:space="preserve">Run BeebEm and verify that the </w:t>
+        <w:t xml:space="preserve">Run </w:t>
+      </w:r>
+      <w:r>
+        <w:rPr>
+          <w:b/>
+          <w:bCs/>
+        </w:rPr>
+        <w:t>BeebEm</w:t>
+      </w:r>
+      <w:r>
+        <w:t xml:space="preserve"> and verify that the </w:t>
       </w:r>
       <w:r>
         <w:rPr>
@@ -1090,13 +1194,7 @@
     </w:p>
     <w:p>
       <w:r>
-        <w:t xml:space="preserve">Keep recording times </w:t>
-      </w:r>
-      <w:r>
-        <w:t xml:space="preserve">to </w:t>
-      </w:r>
-      <w:r>
-        <w:t>under a minute.</w:t>
+        <w:t>Keep recording times under a minute.</w:t>
       </w:r>
       <w:r>
         <w:t xml:space="preserve">  A one</w:t>
@@ -1119,6 +1217,7 @@
       <w:r>
         <w:t xml:space="preserve">seconds to load in </w:t>
       </w:r>
+      <w:proofErr w:type="spellStart"/>
       <w:r>
         <w:rPr>
           <w:b/>
@@ -1126,6 +1225,7 @@
         </w:rPr>
         <w:t>BeebPerf</w:t>
       </w:r>
+      <w:proofErr w:type="spellEnd"/>
       <w:r>
         <w:t>.</w:t>
       </w:r>
@@ -1147,17 +1247,26 @@
         <w:t xml:space="preserve">over BBC </w:t>
       </w:r>
       <w:r>
-        <w:t>disc activity, if code is being loaded.</w:t>
+        <w:t>disc activity, if code is loaded.</w:t>
       </w:r>
       <w:r>
         <w:t xml:space="preserve"> </w:t>
       </w:r>
-      <w:r>
-        <w:rPr>
-          <w:b/>
-          <w:bCs/>
-        </w:rPr>
-        <w:t xml:space="preserve">BeebPerf </w:t>
+      <w:proofErr w:type="spellStart"/>
+      <w:r>
+        <w:rPr>
+          <w:b/>
+          <w:bCs/>
+        </w:rPr>
+        <w:t>BeebPerf</w:t>
+      </w:r>
+      <w:proofErr w:type="spellEnd"/>
+      <w:r>
+        <w:rPr>
+          <w:b/>
+          <w:bCs/>
+        </w:rPr>
+        <w:t xml:space="preserve"> </w:t>
       </w:r>
       <w:r>
         <w:t>get</w:t>
@@ -1230,8 +1339,17 @@
           <w:b/>
           <w:bCs/>
         </w:rPr>
-        <w:t>-DebugLabels</w:t>
-      </w:r>
+        <w:t>-</w:t>
+      </w:r>
+      <w:proofErr w:type="spellStart"/>
+      <w:r>
+        <w:rPr>
+          <w:b/>
+          <w:bCs/>
+        </w:rPr>
+        <w:t>DebugLabels</w:t>
+      </w:r>
+      <w:proofErr w:type="spellEnd"/>
       <w:r>
         <w:rPr>
           <w:b/>
@@ -1257,6 +1375,7 @@
       <w:r>
         <w:t xml:space="preserve">Alternatively, label files can be side loaded into </w:t>
       </w:r>
+      <w:proofErr w:type="spellStart"/>
       <w:r>
         <w:rPr>
           <w:b/>
@@ -1264,6 +1383,7 @@
         </w:rPr>
         <w:t>BeebPerf</w:t>
       </w:r>
+      <w:proofErr w:type="spellEnd"/>
       <w:r>
         <w:rPr>
           <w:b/>
@@ -1300,8 +1420,17 @@
           <w:b/>
           <w:bCs/>
         </w:rPr>
-        <w:t>-DebugLabels</w:t>
-      </w:r>
+        <w:t>-</w:t>
+      </w:r>
+      <w:proofErr w:type="spellStart"/>
+      <w:r>
+        <w:rPr>
+          <w:b/>
+          <w:bCs/>
+        </w:rPr>
+        <w:t>DebugLabels</w:t>
+      </w:r>
+      <w:proofErr w:type="spellEnd"/>
       <w:r>
         <w:t xml:space="preserve"> option include:</w:t>
       </w:r>
@@ -1375,6 +1504,7 @@
       <w:r>
         <w:t xml:space="preserve">Labels files generated using the </w:t>
       </w:r>
+      <w:proofErr w:type="spellStart"/>
       <w:r>
         <w:rPr>
           <w:b/>
@@ -1382,6 +1512,7 @@
         </w:rPr>
         <w:t>ExtractLabels</w:t>
       </w:r>
+      <w:proofErr w:type="spellEnd"/>
       <w:r>
         <w:t xml:space="preserve"> </w:t>
       </w:r>
@@ -1391,6 +1522,7 @@
       <w:r>
         <w:t xml:space="preserve">, which is built as part of the </w:t>
       </w:r>
+      <w:proofErr w:type="spellStart"/>
       <w:r>
         <w:rPr>
           <w:b/>
@@ -1398,6 +1530,7 @@
         </w:rPr>
         <w:t>BeebPerf</w:t>
       </w:r>
+      <w:proofErr w:type="spellEnd"/>
       <w:r>
         <w:t xml:space="preserve"> solution</w:t>
       </w:r>
@@ -1492,6 +1625,7 @@
       <w:pPr>
         <w:pStyle w:val="Heading1"/>
       </w:pPr>
+      <w:proofErr w:type="spellStart"/>
       <w:r>
         <w:lastRenderedPageBreak/>
         <w:t>Bee</w:t>
@@ -1502,10 +1636,16 @@
       <w:r>
         <w:t>Perf</w:t>
       </w:r>
-    </w:p>
-    <w:p>
-      <w:r>
-        <w:t xml:space="preserve">BeebPerf is a standalone </w:t>
+      <w:proofErr w:type="spellEnd"/>
+    </w:p>
+    <w:p>
+      <w:proofErr w:type="spellStart"/>
+      <w:r>
+        <w:t>BeebPerf</w:t>
+      </w:r>
+      <w:proofErr w:type="spellEnd"/>
+      <w:r>
+        <w:t xml:space="preserve"> is a standalone </w:t>
       </w:r>
       <w:r>
         <w:t xml:space="preserve">Windows </w:t>
@@ -1568,10 +1708,16 @@
         <w:t>based</w:t>
       </w:r>
       <w:r>
-        <w:t xml:space="preserve"> from Visual Studio</w:t>
-      </w:r>
-      <w:r>
-        <w:t>.</w:t>
+        <w:t xml:space="preserve"> </w:t>
+      </w:r>
+      <w:r>
+        <w:t xml:space="preserve">on </w:t>
+      </w:r>
+      <w:r>
+        <w:t>Visual Studio</w:t>
+      </w:r>
+      <w:r>
+        <w:t>’s profiler views.</w:t>
       </w:r>
     </w:p>
     <w:p>
@@ -1598,6 +1744,7 @@
       <w:r>
         <w:t xml:space="preserve">of </w:t>
       </w:r>
+      <w:proofErr w:type="spellStart"/>
       <w:r>
         <w:rPr>
           <w:b/>
@@ -1605,6 +1752,7 @@
         </w:rPr>
         <w:t>BeebPerf</w:t>
       </w:r>
+      <w:proofErr w:type="spellEnd"/>
       <w:r>
         <w:t xml:space="preserve"> </w:t>
       </w:r>
@@ -1624,7 +1772,7 @@
         <w:t xml:space="preserve">horizontal resizable </w:t>
       </w:r>
       <w:r>
-        <w:t>rows</w:t>
+        <w:t>regions</w:t>
       </w:r>
       <w:r>
         <w:t>.</w:t>
@@ -1717,7 +1865,13 @@
         <w:t xml:space="preserve">.  </w:t>
       </w:r>
       <w:r>
-        <w:t xml:space="preserve">In the image below, </w:t>
+        <w:t xml:space="preserve">In the image </w:t>
+      </w:r>
+      <w:r>
+        <w:t>above</w:t>
+      </w:r>
+      <w:r>
+        <w:t xml:space="preserve">, </w:t>
       </w:r>
       <w:r>
         <w:t xml:space="preserve">the </w:t>
@@ -1861,10 +2015,13 @@
         <w:t xml:space="preserve">by dragging the black </w:t>
       </w:r>
       <w:r>
-        <w:t xml:space="preserve">colored </w:t>
-      </w:r>
-      <w:r>
-        <w:t>end handles</w:t>
+        <w:t xml:space="preserve">(or white) </w:t>
+      </w:r>
+      <w:r>
+        <w:t>colored</w:t>
+      </w:r>
+      <w:r>
+        <w:t xml:space="preserve"> handles</w:t>
       </w:r>
       <w:r>
         <w:t xml:space="preserve">, </w:t>
@@ -1899,6 +2056,9 @@
         <w:t xml:space="preserve"> </w:t>
       </w:r>
       <w:r>
+        <w:t>(far right)</w:t>
+      </w:r>
+      <w:r>
         <w:t>.</w:t>
       </w:r>
     </w:p>
@@ -1930,12 +2090,21 @@
       <w:r>
         <w:t xml:space="preserve"> and </w:t>
       </w:r>
-      <w:r>
-        <w:rPr>
-          <w:b/>
-          <w:bCs/>
-        </w:rPr>
-        <w:t xml:space="preserve">Zoom </w:t>
+      <w:proofErr w:type="gramStart"/>
+      <w:r>
+        <w:rPr>
+          <w:b/>
+          <w:bCs/>
+        </w:rPr>
+        <w:t>Zoom</w:t>
+      </w:r>
+      <w:proofErr w:type="gramEnd"/>
+      <w:r>
+        <w:rPr>
+          <w:b/>
+          <w:bCs/>
+        </w:rPr>
+        <w:t xml:space="preserve"> </w:t>
       </w:r>
       <w:r>
         <w:rPr>
@@ -2000,7 +2169,7 @@
         <w:t xml:space="preserve"> the view </w:t>
       </w:r>
       <w:r>
-        <w:t xml:space="preserve">to as appropriate.  </w:t>
+        <w:t xml:space="preserve">as appropriate.  </w:t>
       </w:r>
     </w:p>
     <w:p>
@@ -2072,7 +2241,21 @@
           <w:b/>
           <w:bCs/>
         </w:rPr>
-        <w:t>display-frame</w:t>
+        <w:t>display</w:t>
+      </w:r>
+      <w:r>
+        <w:rPr>
+          <w:b/>
+          <w:bCs/>
+        </w:rPr>
+        <w:t xml:space="preserve"> </w:t>
+      </w:r>
+      <w:r>
+        <w:rPr>
+          <w:b/>
+          <w:bCs/>
+        </w:rPr>
+        <w:t>frame</w:t>
       </w:r>
       <w:r>
         <w:rPr>
@@ -2084,11 +2267,16 @@
       <w:r>
         <w:t xml:space="preserve"> button scales the </w:t>
       </w:r>
+      <w:proofErr w:type="gramStart"/>
       <w:r>
         <w:t>timeline</w:t>
       </w:r>
+      <w:proofErr w:type="gramEnd"/>
       <w:r>
         <w:t xml:space="preserve"> so frames are </w:t>
+      </w:r>
+      <w:r>
+        <w:t xml:space="preserve">sequentially </w:t>
       </w:r>
       <w:r>
         <w:t>tiled across the screen.</w:t>
@@ -2302,9 +2490,11 @@
             <w:tcW w:w="1975" w:type="dxa"/>
           </w:tcPr>
           <w:p>
+            <w:proofErr w:type="spellStart"/>
             <w:r>
               <w:t>Self CPU</w:t>
             </w:r>
+            <w:proofErr w:type="spellEnd"/>
           </w:p>
         </w:tc>
         <w:tc>
@@ -2313,7 +2503,13 @@
           </w:tcPr>
           <w:p>
             <w:r>
-              <w:t>Number of cycles spent executing instructions within the routine.</w:t>
+              <w:t>Number of cycles spent executing instructions within the routine</w:t>
+            </w:r>
+            <w:r>
+              <w:t xml:space="preserve"> itself</w:t>
+            </w:r>
+            <w:r>
+              <w:t>.</w:t>
             </w:r>
           </w:p>
           <w:p>
@@ -3086,8 +3282,17 @@
           <w:b/>
           <w:bCs/>
         </w:rPr>
-        <w:t>Call types</w:t>
-      </w:r>
+        <w:t xml:space="preserve">Call </w:t>
+      </w:r>
+      <w:proofErr w:type="gramStart"/>
+      <w:r>
+        <w:rPr>
+          <w:b/>
+          <w:bCs/>
+        </w:rPr>
+        <w:t>types</w:t>
+      </w:r>
+      <w:proofErr w:type="gramEnd"/>
       <w:r>
         <w:t xml:space="preserve"> button.</w:t>
       </w:r>
@@ -3207,7 +3412,13 @@
         <w:t>accessed</w:t>
       </w:r>
       <w:r>
-        <w:t xml:space="preserve"> memory in the application</w:t>
+        <w:t xml:space="preserve"> memory </w:t>
+      </w:r>
+      <w:r>
+        <w:t xml:space="preserve">addresses </w:t>
+      </w:r>
+      <w:r>
+        <w:t>in the application</w:t>
       </w:r>
       <w:r>
         <w:t>.</w:t>
@@ -3233,13 +3444,16 @@
         <w:t>populates</w:t>
       </w:r>
       <w:r>
-        <w:t xml:space="preserve"> a panel on the right </w:t>
-      </w:r>
-      <w:r>
-        <w:t>list</w:t>
-      </w:r>
-      <w:r>
-        <w:t>ing</w:t>
+        <w:t xml:space="preserve"> </w:t>
+      </w:r>
+      <w:r>
+        <w:t>the</w:t>
+      </w:r>
+      <w:r>
+        <w:t xml:space="preserve"> panel on the right </w:t>
+      </w:r>
+      <w:r>
+        <w:t>with</w:t>
       </w:r>
       <w:r>
         <w:t xml:space="preserve"> all the routines which read or write to </w:t>
@@ -3411,12 +3625,21 @@
       <w:r>
         <w:t xml:space="preserve"> and </w:t>
       </w:r>
-      <w:r>
-        <w:rPr>
-          <w:b/>
-          <w:bCs/>
-        </w:rPr>
-        <w:t>Edit…</w:t>
+      <w:proofErr w:type="gramStart"/>
+      <w:r>
+        <w:rPr>
+          <w:b/>
+          <w:bCs/>
+        </w:rPr>
+        <w:t>Edit</w:t>
+      </w:r>
+      <w:proofErr w:type="gramEnd"/>
+      <w:r>
+        <w:rPr>
+          <w:b/>
+          <w:bCs/>
+        </w:rPr>
+        <w:t>…</w:t>
       </w:r>
       <w:r>
         <w:t xml:space="preserve"> frame settings button</w:t>
@@ -3546,18 +3769,40 @@
         <w:t>Per above, f</w:t>
       </w:r>
       <w:r>
-        <w:t xml:space="preserve">rame settings can be added, edited, and removed.  These persist across sessions.  The </w:t>
-      </w:r>
-      <w:r>
-        <w:rPr>
-          <w:b/>
-          <w:bCs/>
-        </w:rPr>
-        <w:t xml:space="preserve">Add.. </w:t>
+        <w:t>rame settings can be added, edited, remove</w:t>
+      </w:r>
+      <w:r>
+        <w:t>d, and selected</w:t>
+      </w:r>
+      <w:r>
+        <w:t xml:space="preserve">.  These persist across </w:t>
+      </w:r>
+      <w:r>
+        <w:t xml:space="preserve">application </w:t>
+      </w:r>
+      <w:r>
+        <w:t xml:space="preserve">sessions.  The </w:t>
+      </w:r>
+      <w:proofErr w:type="gramStart"/>
+      <w:r>
+        <w:rPr>
+          <w:b/>
+          <w:bCs/>
+        </w:rPr>
+        <w:t>Add..</w:t>
+      </w:r>
+      <w:proofErr w:type="gramEnd"/>
+      <w:r>
+        <w:rPr>
+          <w:b/>
+          <w:bCs/>
+        </w:rPr>
+        <w:t xml:space="preserve"> </w:t>
       </w:r>
       <w:r>
         <w:t xml:space="preserve">and </w:t>
       </w:r>
+      <w:proofErr w:type="gramStart"/>
       <w:r>
         <w:rPr>
           <w:b/>
@@ -3565,6 +3810,7 @@
         </w:rPr>
         <w:t>Edit..</w:t>
       </w:r>
+      <w:proofErr w:type="gramEnd"/>
       <w:r>
         <w:t xml:space="preserve"> button</w:t>
       </w:r>
@@ -3828,7 +4074,21 @@
           <w:rFonts w:ascii="Aptos" w:hAnsi="Aptos"/>
           <w:color w:val="000000"/>
         </w:rPr>
-        <w:t xml:space="preserve">, to that specific address, </w:t>
+        <w:t xml:space="preserve">, </w:t>
+      </w:r>
+      <w:r>
+        <w:rPr>
+          <w:rFonts w:ascii="Aptos" w:hAnsi="Aptos"/>
+          <w:color w:val="000000"/>
+        </w:rPr>
+        <w:t>for</w:t>
+      </w:r>
+      <w:r>
+        <w:rPr>
+          <w:rFonts w:ascii="Aptos" w:hAnsi="Aptos"/>
+          <w:color w:val="000000"/>
+        </w:rPr>
+        <w:t xml:space="preserve"> that specific address, </w:t>
       </w:r>
       <w:r>
         <w:rPr>
@@ -4016,7 +4276,7 @@
           </w:tcPr>
           <w:p>
             <w:r>
-              <w:t>The number of times the branch was taken, and the percentage of times the branch was taken with respect to being executed.</w:t>
+              <w:t>The number of times the branch was taken, and the percentage of times the branch was taken.</w:t>
             </w:r>
           </w:p>
         </w:tc>
@@ -4096,7 +4356,13 @@
         <w:t>The labels</w:t>
       </w:r>
       <w:r>
-        <w:t xml:space="preserve"> dialog allows labels to be loaded from files and enabled/disabled.  The labels defined in a </w:t>
+        <w:t xml:space="preserve"> dialog allows label</w:t>
+      </w:r>
+      <w:r>
+        <w:t>s</w:t>
+      </w:r>
+      <w:r>
+        <w:t xml:space="preserve"> to be loaded from files and enabled/disabled.  The labels defined in a </w:t>
       </w:r>
       <w:r>
         <w:rPr>
@@ -4374,7 +4640,13 @@
         <w:t xml:space="preserve"> allow the context to be changed.</w:t>
       </w:r>
       <w:r>
-        <w:t xml:space="preserve">  For example, selecting a frame within the Frames view, sets the selected time-range to the duration of the selected from.</w:t>
+        <w:t xml:space="preserve">  For example, selecting a frame within the Frames view, sets the selected time-range to the duration of the selected </w:t>
+      </w:r>
+      <w:r>
+        <w:t>frame</w:t>
+      </w:r>
+      <w:r>
+        <w:t>.</w:t>
       </w:r>
     </w:p>
     <w:p>
@@ -4525,10 +4797,7 @@
         </w:numPr>
       </w:pPr>
       <w:r>
-        <w:t xml:space="preserve">Flip </w:t>
-      </w:r>
-      <w:r>
-        <w:t>flame graph</w:t>
+        <w:t>Add, edit, remove, and select frame settings</w:t>
       </w:r>
     </w:p>
     <w:p>
@@ -4804,24 +5073,37 @@
       <w:pPr>
         <w:pStyle w:val="Heading1"/>
       </w:pPr>
+      <w:proofErr w:type="spellStart"/>
       <w:r>
         <w:lastRenderedPageBreak/>
-        <w:t>BeebPerf Design</w:t>
-      </w:r>
-    </w:p>
-    <w:p>
-      <w:r>
-        <w:rPr>
-          <w:b/>
-          <w:bCs/>
-        </w:rPr>
         <w:t>BeebPerf</w:t>
       </w:r>
+      <w:proofErr w:type="spellEnd"/>
+      <w:r>
+        <w:t xml:space="preserve"> Design</w:t>
+      </w:r>
+    </w:p>
+    <w:p>
+      <w:proofErr w:type="spellStart"/>
+      <w:r>
+        <w:rPr>
+          <w:b/>
+          <w:bCs/>
+        </w:rPr>
+        <w:t>BeebPerf</w:t>
+      </w:r>
+      <w:proofErr w:type="spellEnd"/>
       <w:r>
         <w:t xml:space="preserve"> is a .NET Windows Forms app, written in C#. </w:t>
       </w:r>
       <w:r>
-        <w:t>Whilst alternative tech stacks could have been used, this combination is well suited for building a Visual Studio Profiler like experience.</w:t>
+        <w:t>Whil</w:t>
+      </w:r>
+      <w:r>
+        <w:t>e</w:t>
+      </w:r>
+      <w:r>
+        <w:t xml:space="preserve"> alternative tech stacks could have been used, this combination is well suited for building a Visual Studio Profiler like experience.</w:t>
       </w:r>
       <w:r>
         <w:t xml:space="preserve"> </w:t>
@@ -4832,13 +5114,27 @@
         <w:t>I considered implementing the analysis portions in C++</w:t>
       </w:r>
       <w:r>
-        <w:t>, to keep the memory footprint low</w:t>
+        <w:t xml:space="preserve">, to keep the memory footprint </w:t>
+      </w:r>
+      <w:proofErr w:type="gramStart"/>
+      <w:r>
+        <w:t>low</w:t>
       </w:r>
       <w:r>
         <w:t xml:space="preserve">, </w:t>
       </w:r>
       <w:r>
-        <w:t xml:space="preserve"> though this never became </w:t>
+        <w:t xml:space="preserve"> </w:t>
+      </w:r>
+      <w:r>
+        <w:t>but</w:t>
+      </w:r>
+      <w:proofErr w:type="gramEnd"/>
+      <w:r>
+        <w:t xml:space="preserve"> this </w:t>
+      </w:r>
+      <w:r>
+        <w:t xml:space="preserve">never became </w:t>
       </w:r>
       <w:r>
         <w:t>necessary</w:t>
@@ -4860,6 +5156,7 @@
       <w:r>
         <w:t xml:space="preserve">single </w:t>
       </w:r>
+      <w:proofErr w:type="spellStart"/>
       <w:r>
         <w:rPr>
           <w:b/>
@@ -4867,6 +5164,7 @@
         </w:rPr>
         <w:t>BeebPerf</w:t>
       </w:r>
+      <w:proofErr w:type="spellEnd"/>
       <w:r>
         <w:t xml:space="preserve"> </w:t>
       </w:r>
@@ -4906,6 +5204,7 @@
       <w:r>
         <w:t xml:space="preserve">  All the UX components, including the main form, are in the </w:t>
       </w:r>
+      <w:proofErr w:type="spellStart"/>
       <w:r>
         <w:rPr>
           <w:b/>
@@ -4913,6 +5212,7 @@
         </w:rPr>
         <w:t>ux</w:t>
       </w:r>
+      <w:proofErr w:type="spellEnd"/>
       <w:r>
         <w:t xml:space="preserve"> folder.</w:t>
       </w:r>
@@ -5164,6 +5464,7 @@
       <w:r>
         <w:t xml:space="preserve">Loading the labels files (uses the </w:t>
       </w:r>
+      <w:proofErr w:type="spellStart"/>
       <w:r>
         <w:rPr>
           <w:b/>
@@ -5171,6 +5472,7 @@
         </w:rPr>
         <w:t>LabelsFileReader</w:t>
       </w:r>
+      <w:proofErr w:type="spellEnd"/>
       <w:r>
         <w:t xml:space="preserve"> class defined in the project root folder).</w:t>
       </w:r>
@@ -5202,7 +5504,10 @@
         <w:t>erf file</w:t>
       </w:r>
       <w:r>
-        <w:t>, if it exists.</w:t>
+        <w:t>, if it exists</w:t>
+      </w:r>
+      <w:r>
+        <w:t>, prompting the user if the application did not shut down normally the last session.</w:t>
       </w:r>
     </w:p>
     <w:p>
@@ -5247,6 +5552,7 @@
       <w:r>
         <w:t xml:space="preserve">using the </w:t>
       </w:r>
+      <w:proofErr w:type="spellStart"/>
       <w:r>
         <w:rPr>
           <w:b/>
@@ -5254,6 +5560,7 @@
         </w:rPr>
         <w:t>PerfReader</w:t>
       </w:r>
+      <w:proofErr w:type="spellEnd"/>
       <w:r>
         <w:t xml:space="preserve"> class</w:t>
       </w:r>
@@ -5301,6 +5608,7 @@
           <w:b/>
           <w:bCs/>
         </w:rPr>
+        <w:lastRenderedPageBreak/>
         <w:t>Model</w:t>
       </w:r>
       <w:r>
@@ -5344,7 +5652,6 @@
         </w:numPr>
       </w:pPr>
       <w:r>
-        <w:lastRenderedPageBreak/>
         <w:t>BBC model and CPU</w:t>
       </w:r>
     </w:p>
@@ -5408,7 +5715,7 @@
         </w:numPr>
       </w:pPr>
       <w:r>
-        <w:t>Hidden RAM address (Integral)</w:t>
+        <w:t>Video ULA register and palette</w:t>
       </w:r>
     </w:p>
     <w:p>
@@ -5420,7 +5727,7 @@
         </w:numPr>
       </w:pPr>
       <w:r>
-        <w:t>Video ULA register and palette</w:t>
+        <w:t>Video control registers</w:t>
       </w:r>
     </w:p>
     <w:p>
@@ -5432,18 +5739,6 @@
         </w:numPr>
       </w:pPr>
       <w:r>
-        <w:t>Video control registers</w:t>
-      </w:r>
-    </w:p>
-    <w:p>
-      <w:pPr>
-        <w:pStyle w:val="ListParagraph"/>
-        <w:numPr>
-          <w:ilvl w:val="1"/>
-          <w:numId w:val="2"/>
-        </w:numPr>
-      </w:pPr>
-      <w:r>
         <w:t>M</w:t>
       </w:r>
       <w:r>
@@ -5613,7 +5908,15 @@
         <w:t xml:space="preserve">All the events and instructions defined across </w:t>
       </w:r>
       <w:r>
-        <w:t xml:space="preserve">the read .perf file’s </w:t>
+        <w:t xml:space="preserve">the </w:t>
+      </w:r>
+      <w:proofErr w:type="gramStart"/>
+      <w:r>
+        <w:t>read .perf</w:t>
+      </w:r>
+      <w:proofErr w:type="gramEnd"/>
+      <w:r>
+        <w:t xml:space="preserve"> file’s </w:t>
       </w:r>
       <w:r>
         <w:t xml:space="preserve">execution chunks are put in a single </w:t>
@@ -5654,7 +5957,13 @@
         <w:t>–</w:t>
       </w:r>
       <w:r>
-        <w:t xml:space="preserve"> represents an individual recorded instruction or event.  Contains the following immutable fields:</w:t>
+        <w:t xml:space="preserve"> represents an individual recorded instruction</w:t>
+      </w:r>
+      <w:r>
+        <w:t>, interrupt,</w:t>
+      </w:r>
+      <w:r>
+        <w:t xml:space="preserve"> or event.  Contains the following immutable fields:</w:t>
       </w:r>
     </w:p>
     <w:p>
@@ -5820,6 +6129,7 @@
       </w:r>
     </w:p>
     <w:p>
+      <w:proofErr w:type="spellStart"/>
       <w:r>
         <w:rPr>
           <w:b/>
@@ -5828,6 +6138,7 @@
         <w:lastRenderedPageBreak/>
         <w:t>MiniStackFrame</w:t>
       </w:r>
+      <w:proofErr w:type="spellEnd"/>
       <w:r>
         <w:t xml:space="preserve"> – represents a mini stack frame.  Contains the following fields:</w:t>
       </w:r>
@@ -5890,7 +6201,13 @@
     </w:p>
     <w:p>
       <w:r>
-        <w:t xml:space="preserve">Static analysis is performed after a </w:t>
+        <w:t xml:space="preserve">Static analysis is performed </w:t>
+      </w:r>
+      <w:r>
+        <w:t xml:space="preserve">once, </w:t>
+      </w:r>
+      <w:r>
+        <w:t xml:space="preserve">after a </w:t>
       </w:r>
       <w:r>
         <w:rPr>
@@ -5903,7 +6220,7 @@
         <w:t xml:space="preserve"> file is loaded</w:t>
       </w:r>
       <w:r>
-        <w:t xml:space="preserve"> and it is only performed oncee.</w:t>
+        <w:t>.</w:t>
       </w:r>
     </w:p>
     <w:p>
@@ -6064,7 +6381,15 @@
         </w:numPr>
       </w:pPr>
       <w:r>
-        <w:t xml:space="preserve">Aggregated CPU Metrics, by CallStack – </w:t>
+        <w:t xml:space="preserve">Aggregated CPU Metrics, by </w:t>
+      </w:r>
+      <w:proofErr w:type="spellStart"/>
+      <w:r>
+        <w:t>CallStack</w:t>
+      </w:r>
+      <w:proofErr w:type="spellEnd"/>
+      <w:r>
+        <w:t xml:space="preserve"> – </w:t>
       </w:r>
       <w:r>
         <w:rPr>
@@ -6176,6 +6501,7 @@
       </w:r>
     </w:p>
     <w:p>
+      <w:proofErr w:type="spellStart"/>
       <w:r>
         <w:rPr>
           <w:b/>
@@ -6183,6 +6509,7 @@
         </w:rPr>
         <w:t>StackFrame</w:t>
       </w:r>
+      <w:proofErr w:type="spellEnd"/>
       <w:r>
         <w:t xml:space="preserve"> – represents a unique stack-frame within the recorded program.  Contains the following fields:</w:t>
       </w:r>
@@ -6305,6 +6632,7 @@
       </w:r>
     </w:p>
     <w:p>
+      <w:proofErr w:type="spellStart"/>
       <w:r>
         <w:rPr>
           <w:b/>
@@ -6313,6 +6641,7 @@
         <w:lastRenderedPageBreak/>
         <w:t>CallStack</w:t>
       </w:r>
+      <w:proofErr w:type="spellEnd"/>
       <w:r>
         <w:t xml:space="preserve"> – represents a call stack within the recorded program. </w:t>
       </w:r>
@@ -6415,10 +6744,36 @@
         <w:t>t</w:t>
       </w:r>
       <w:r>
-        <w:t xml:space="preserve">y of a CallStack is defined by the sequence of addresses up through the parent chain, ending at the root or a call stack that has an ISR </w:t>
-      </w:r>
-      <w:r>
-        <w:t xml:space="preserve">o NMI </w:t>
+        <w:t xml:space="preserve">y of a </w:t>
+      </w:r>
+      <w:proofErr w:type="spellStart"/>
+      <w:r>
+        <w:t>CallStack</w:t>
+      </w:r>
+      <w:proofErr w:type="spellEnd"/>
+      <w:r>
+        <w:t xml:space="preserve"> is defined by the sequence of addresses up through the parent chain, ending at the root or a call stack that has an ISR</w:t>
+      </w:r>
+      <w:r>
+        <w:t xml:space="preserve">, </w:t>
+      </w:r>
+      <w:r>
+        <w:t>NMI</w:t>
+      </w:r>
+      <w:r>
+        <w:t>,</w:t>
+      </w:r>
+      <w:r>
+        <w:t xml:space="preserve"> o</w:t>
+      </w:r>
+      <w:r>
+        <w:t>r</w:t>
+      </w:r>
+      <w:r>
+        <w:t xml:space="preserve"> BRK</w:t>
+      </w:r>
+      <w:r>
+        <w:t xml:space="preserve"> </w:t>
       </w:r>
       <w:r>
         <w:t>call type.</w:t>
@@ -6473,7 +6828,15 @@
         </w:numPr>
       </w:pPr>
       <w:r>
-        <w:t>Every JSR destination address is by definition a routine.</w:t>
+        <w:t xml:space="preserve">Every JSR destination address is </w:t>
+      </w:r>
+      <w:proofErr w:type="gramStart"/>
+      <w:r>
+        <w:t>by definition a</w:t>
+      </w:r>
+      <w:proofErr w:type="gramEnd"/>
+      <w:r>
+        <w:t xml:space="preserve"> routine.</w:t>
       </w:r>
     </w:p>
     <w:p>
@@ -6485,7 +6848,15 @@
         </w:numPr>
       </w:pPr>
       <w:r>
-        <w:t xml:space="preserve">Every Interrupt destination address is by definition a routine. </w:t>
+        <w:t xml:space="preserve">Every Interrupt destination address is </w:t>
+      </w:r>
+      <w:proofErr w:type="gramStart"/>
+      <w:r>
+        <w:t>by definition a</w:t>
+      </w:r>
+      <w:proofErr w:type="gramEnd"/>
+      <w:r>
+        <w:t xml:space="preserve"> routine. </w:t>
       </w:r>
     </w:p>
     <w:p>
@@ -6540,7 +6911,34 @@
         <w:t xml:space="preserve">referenced by </w:t>
       </w:r>
       <w:r>
-        <w:t>two collections: A dictionary of routines by start address, and a sorted list of routines by start address.</w:t>
+        <w:t>two collections: A</w:t>
+      </w:r>
+      <w:r>
+        <w:t xml:space="preserve">n optimized map </w:t>
+      </w:r>
+      <w:r>
+        <w:t xml:space="preserve">that maps </w:t>
+      </w:r>
+      <w:r>
+        <w:t xml:space="preserve">routines by </w:t>
+      </w:r>
+      <w:r>
+        <w:t xml:space="preserve">their </w:t>
+      </w:r>
+      <w:r>
+        <w:t xml:space="preserve">start address, and a </w:t>
+      </w:r>
+      <w:r>
+        <w:t xml:space="preserve">sequence of </w:t>
+      </w:r>
+      <w:r>
+        <w:t>routines start address</w:t>
+      </w:r>
+      <w:r>
+        <w:t>es</w:t>
+      </w:r>
+      <w:r>
+        <w:t>.</w:t>
       </w:r>
     </w:p>
     <w:p>
@@ -6614,7 +7012,35 @@
           <w:rFonts w:ascii="Aptos" w:hAnsi="Aptos"/>
           <w:color w:val="000000"/>
         </w:rPr>
-        <w:t>first and last instruction indices, start and end cycle counts, and highest and lowest address</w:t>
+        <w:t xml:space="preserve">first and last </w:t>
+      </w:r>
+      <w:r>
+        <w:rPr>
+          <w:rFonts w:ascii="Aptos" w:hAnsi="Aptos"/>
+          <w:color w:val="000000"/>
+        </w:rPr>
+        <w:t>self-</w:t>
+      </w:r>
+      <w:r>
+        <w:rPr>
+          <w:rFonts w:ascii="Aptos" w:hAnsi="Aptos"/>
+          <w:color w:val="000000"/>
+        </w:rPr>
+        <w:t xml:space="preserve">instruction indices, start and end cycle counts, and highest and lowest </w:t>
+      </w:r>
+      <w:r>
+        <w:rPr>
+          <w:rFonts w:ascii="Aptos" w:hAnsi="Aptos"/>
+          <w:color w:val="000000"/>
+        </w:rPr>
+        <w:t xml:space="preserve">instruction </w:t>
+      </w:r>
+      <w:r>
+        <w:rPr>
+          <w:rFonts w:ascii="Aptos" w:hAnsi="Aptos"/>
+          <w:color w:val="000000"/>
+        </w:rPr>
+        <w:t>address</w:t>
       </w:r>
       <w:r>
         <w:rPr>
@@ -6804,7 +7230,13 @@
         <w:t>.  The frames that were displayed on the CRT display.  The</w:t>
       </w:r>
       <w:r>
-        <w:t xml:space="preserve">es </w:t>
+        <w:t>s</w:t>
+      </w:r>
+      <w:r>
+        <w:t>e</w:t>
+      </w:r>
+      <w:r>
+        <w:t xml:space="preserve"> </w:t>
       </w:r>
       <w:r>
         <w:t>frame</w:t>
@@ -7303,7 +7735,13 @@
         </w:numPr>
       </w:pPr>
       <w:r>
-        <w:t xml:space="preserve">Calculate the memory usage metrics, for a specific timespan.  Iterate over all instructions within the timespan populating a dictionary mapping memory address </w:t>
+        <w:t>Calculate the memory usage metrics, for a specific timespan.  Iterate</w:t>
+      </w:r>
+      <w:r>
+        <w:t>s</w:t>
+      </w:r>
+      <w:r>
+        <w:t xml:space="preserve"> over all instructions within the timespan populating a dictionary mapping memory address </w:t>
       </w:r>
       <w:r>
         <w:sym w:font="Wingdings" w:char="F0E0"/>
@@ -7344,8 +7782,12 @@
     </w:p>
     <w:p>
       <w:r>
-        <w:t>The application is built around a main Form (</w:t>
-      </w:r>
+        <w:t xml:space="preserve">As outlined above, the </w:t>
+      </w:r>
+      <w:r>
+        <w:t>application is built around a main Form (</w:t>
+      </w:r>
+      <w:proofErr w:type="spellStart"/>
       <w:r>
         <w:rPr>
           <w:b/>
@@ -7353,6 +7795,7 @@
         </w:rPr>
         <w:t>BeebPerfForm</w:t>
       </w:r>
+      <w:proofErr w:type="spellEnd"/>
       <w:r>
         <w:t xml:space="preserve">) which </w:t>
       </w:r>
@@ -7363,123 +7806,22 @@
         <w:t>s</w:t>
       </w:r>
       <w:r>
-        <w:t xml:space="preserve"> the different aspects of the application together.</w:t>
-      </w:r>
-      <w:r>
-        <w:t xml:space="preserve">  The form…</w:t>
-      </w:r>
-    </w:p>
-    <w:p>
-      <w:pPr>
-        <w:pStyle w:val="ListParagraph"/>
-        <w:numPr>
-          <w:ilvl w:val="0"/>
-          <w:numId w:val="12"/>
-        </w:numPr>
-      </w:pPr>
-      <w:r>
-        <w:t xml:space="preserve">Defines the layout of the application, the layout of </w:t>
-      </w:r>
-      <w:r>
-        <w:t xml:space="preserve">the app’s </w:t>
-      </w:r>
-      <w:r>
-        <w:t>custom forms and panels (see below).</w:t>
-      </w:r>
-    </w:p>
-    <w:p>
-      <w:pPr>
-        <w:pStyle w:val="ListParagraph"/>
-        <w:numPr>
-          <w:ilvl w:val="0"/>
-          <w:numId w:val="12"/>
-        </w:numPr>
-      </w:pPr>
-      <w:r>
-        <w:t xml:space="preserve">Orchestrates the asynchronous loading of .perf files, and static / dynamic analysis.  </w:t>
-      </w:r>
-    </w:p>
-    <w:p>
-      <w:pPr>
-        <w:pStyle w:val="ListParagraph"/>
-        <w:numPr>
-          <w:ilvl w:val="0"/>
-          <w:numId w:val="12"/>
-        </w:numPr>
-      </w:pPr>
-      <w:r>
-        <w:t>Translates user actions into operations which in turn are held in an Undo / Redo history (owned by the form).</w:t>
-      </w:r>
-    </w:p>
-    <w:p>
-      <w:pPr>
-        <w:pStyle w:val="ListParagraph"/>
-        <w:numPr>
-          <w:ilvl w:val="0"/>
-          <w:numId w:val="12"/>
-        </w:numPr>
-      </w:pPr>
-      <w:r>
-        <w:t>Manages the current context (current time-range, selected routine, call-stack, memory address, and selected tab).</w:t>
-      </w:r>
-    </w:p>
-    <w:p>
-      <w:pPr>
-        <w:pStyle w:val="ListParagraph"/>
-        <w:numPr>
-          <w:ilvl w:val="0"/>
-          <w:numId w:val="12"/>
-        </w:numPr>
-      </w:pPr>
-      <w:r>
-        <w:t>M</w:t>
-      </w:r>
-      <w:r>
-        <w:t xml:space="preserve">anages </w:t>
-      </w:r>
-      <w:r>
-        <w:t xml:space="preserve">the current set of </w:t>
-      </w:r>
-      <w:r>
-        <w:t xml:space="preserve">labels files (edited </w:t>
-      </w:r>
-      <w:r>
-        <w:t xml:space="preserve">using </w:t>
-      </w:r>
-      <w:r>
-        <w:t>the Labels dialog).</w:t>
-      </w:r>
-    </w:p>
-    <w:p>
-      <w:pPr>
-        <w:pStyle w:val="ListParagraph"/>
-        <w:numPr>
-          <w:ilvl w:val="0"/>
-          <w:numId w:val="12"/>
-        </w:numPr>
-      </w:pPr>
-      <w:r>
-        <w:t>Loads and save persistent app state (user preferences and labels files).</w:t>
-      </w:r>
-    </w:p>
-    <w:p>
-      <w:pPr>
-        <w:pStyle w:val="ListParagraph"/>
-        <w:numPr>
-          <w:ilvl w:val="0"/>
-          <w:numId w:val="12"/>
-        </w:numPr>
-      </w:pPr>
-      <w:r>
-        <w:t>Orchestrates display settings changes (theme and scaling).</w:t>
-      </w:r>
-    </w:p>
-    <w:p>
-      <w:r>
-        <w:t>The UX is constructed from a set of custom forms, panels, and controls</w:t>
-      </w:r>
-      <w:r>
-        <w:t>.  Here is the inventory:</w:t>
+        <w:t xml:space="preserve"> the different aspects of the application together</w:t>
+      </w:r>
+      <w:r>
+        <w:t xml:space="preserve">, including the layout of the application’s forms and custom panels. </w:t>
+      </w:r>
+      <w:r>
+        <w:t xml:space="preserve"> Here is the inventory</w:t>
+      </w:r>
+      <w:r>
+        <w:t xml:space="preserve"> of </w:t>
+      </w:r>
+      <w:r>
+        <w:t>the UX components</w:t>
+      </w:r>
+      <w:r>
+        <w:t>:</w:t>
       </w:r>
     </w:p>
     <w:tbl>
@@ -7532,7 +7874,7 @@
                 <w:b/>
                 <w:bCs/>
               </w:rPr>
-              <w:t>Custom</w:t>
+              <w:t>Extends</w:t>
             </w:r>
           </w:p>
         </w:tc>
@@ -7563,9 +7905,11 @@
             <w:tcW w:w="2700" w:type="dxa"/>
           </w:tcPr>
           <w:p>
+            <w:proofErr w:type="spellStart"/>
             <w:r>
               <w:t>BeepPerfForm</w:t>
             </w:r>
+            <w:proofErr w:type="spellEnd"/>
           </w:p>
         </w:tc>
         <w:tc>
@@ -7633,9 +7977,11 @@
             <w:tcW w:w="2700" w:type="dxa"/>
           </w:tcPr>
           <w:p>
+            <w:proofErr w:type="spellStart"/>
             <w:r>
               <w:t>TabControlEx</w:t>
             </w:r>
+            <w:proofErr w:type="spellEnd"/>
           </w:p>
         </w:tc>
         <w:tc>
@@ -7665,9 +8011,11 @@
             <w:tcW w:w="2700" w:type="dxa"/>
           </w:tcPr>
           <w:p>
+            <w:proofErr w:type="spellStart"/>
             <w:r>
               <w:t>GridView</w:t>
             </w:r>
+            <w:proofErr w:type="spellEnd"/>
           </w:p>
         </w:tc>
         <w:tc>
@@ -7675,9 +8023,11 @@
             <w:tcW w:w="1710" w:type="dxa"/>
           </w:tcPr>
           <w:p>
+            <w:proofErr w:type="spellStart"/>
             <w:r>
               <w:t>DataGridView</w:t>
             </w:r>
+            <w:proofErr w:type="spellEnd"/>
           </w:p>
         </w:tc>
         <w:tc>
@@ -7715,9 +8065,11 @@
             <w:pPr>
               <w:ind w:left="4320" w:hanging="4320"/>
             </w:pPr>
+            <w:proofErr w:type="spellStart"/>
             <w:r>
               <w:t>RoutinesView</w:t>
             </w:r>
+            <w:proofErr w:type="spellEnd"/>
           </w:p>
         </w:tc>
         <w:tc>
@@ -7728,9 +8080,11 @@
             <w:pPr>
               <w:ind w:left="4320" w:hanging="4320"/>
             </w:pPr>
+            <w:proofErr w:type="spellStart"/>
             <w:r>
               <w:t>GridView</w:t>
             </w:r>
+            <w:proofErr w:type="spellEnd"/>
           </w:p>
         </w:tc>
         <w:tc>
@@ -7756,9 +8110,11 @@
             <w:pPr>
               <w:ind w:left="4320" w:hanging="4320"/>
             </w:pPr>
+            <w:proofErr w:type="spellStart"/>
             <w:r>
               <w:t>CallerCalleeView</w:t>
             </w:r>
+            <w:proofErr w:type="spellEnd"/>
           </w:p>
         </w:tc>
         <w:tc>
@@ -7797,9 +8153,11 @@
             <w:pPr>
               <w:ind w:left="4320" w:hanging="4320"/>
             </w:pPr>
+            <w:proofErr w:type="spellStart"/>
             <w:r>
               <w:t>CallTreeView</w:t>
             </w:r>
+            <w:proofErr w:type="spellEnd"/>
           </w:p>
         </w:tc>
         <w:tc>
@@ -7810,9 +8168,11 @@
             <w:pPr>
               <w:ind w:left="4320" w:hanging="4320"/>
             </w:pPr>
+            <w:proofErr w:type="spellStart"/>
             <w:r>
               <w:t>GridView</w:t>
             </w:r>
+            <w:proofErr w:type="spellEnd"/>
           </w:p>
         </w:tc>
         <w:tc>
@@ -7838,9 +8198,11 @@
             <w:pPr>
               <w:ind w:left="4320" w:hanging="4320"/>
             </w:pPr>
+            <w:proofErr w:type="spellStart"/>
             <w:r>
               <w:t>FlameGraph</w:t>
             </w:r>
+            <w:proofErr w:type="spellEnd"/>
           </w:p>
         </w:tc>
         <w:tc>
@@ -7879,9 +8241,11 @@
             <w:pPr>
               <w:ind w:left="4320" w:hanging="4320"/>
             </w:pPr>
+            <w:proofErr w:type="spellStart"/>
             <w:r>
               <w:t>MemoryView</w:t>
             </w:r>
+            <w:proofErr w:type="spellEnd"/>
           </w:p>
         </w:tc>
         <w:tc>
@@ -7892,9 +8256,11 @@
             <w:pPr>
               <w:ind w:left="4320" w:hanging="4320"/>
             </w:pPr>
+            <w:proofErr w:type="spellStart"/>
             <w:r>
               <w:t>GridView</w:t>
             </w:r>
+            <w:proofErr w:type="spellEnd"/>
           </w:p>
         </w:tc>
         <w:tc>
@@ -7923,9 +8289,11 @@
             <w:pPr>
               <w:ind w:left="4320" w:hanging="4320"/>
             </w:pPr>
+            <w:proofErr w:type="spellStart"/>
             <w:r>
               <w:t>MemoryRoutinesView</w:t>
             </w:r>
+            <w:proofErr w:type="spellEnd"/>
           </w:p>
         </w:tc>
         <w:tc>
@@ -7936,9 +8304,11 @@
             <w:pPr>
               <w:ind w:left="4320" w:hanging="4320"/>
             </w:pPr>
+            <w:proofErr w:type="spellStart"/>
             <w:r>
               <w:t>GridView</w:t>
             </w:r>
+            <w:proofErr w:type="spellEnd"/>
           </w:p>
         </w:tc>
         <w:tc>
@@ -7968,9 +8338,11 @@
             <w:pPr>
               <w:ind w:left="4320" w:hanging="4320"/>
             </w:pPr>
+            <w:proofErr w:type="spellStart"/>
             <w:r>
               <w:t>FrameView</w:t>
             </w:r>
+            <w:proofErr w:type="spellEnd"/>
           </w:p>
         </w:tc>
         <w:tc>
@@ -8013,9 +8385,11 @@
             <w:pPr>
               <w:ind w:left="4320" w:hanging="4320"/>
             </w:pPr>
+            <w:proofErr w:type="spellStart"/>
             <w:r>
               <w:t>FrameGridView</w:t>
             </w:r>
+            <w:proofErr w:type="spellEnd"/>
           </w:p>
         </w:tc>
         <w:tc>
@@ -8026,9 +8400,11 @@
             <w:pPr>
               <w:ind w:left="4320" w:hanging="4320"/>
             </w:pPr>
+            <w:proofErr w:type="spellStart"/>
             <w:r>
               <w:t>GridView</w:t>
             </w:r>
+            <w:proofErr w:type="spellEnd"/>
           </w:p>
         </w:tc>
         <w:tc>
@@ -8068,9 +8444,11 @@
             <w:pPr>
               <w:ind w:left="4320" w:hanging="4320"/>
             </w:pPr>
+            <w:proofErr w:type="spellStart"/>
             <w:r>
               <w:t>GridView</w:t>
             </w:r>
+            <w:proofErr w:type="spellEnd"/>
           </w:p>
         </w:tc>
         <w:tc>
@@ -8137,9 +8515,11 @@
             <w:pPr>
               <w:ind w:left="4320" w:hanging="4320"/>
             </w:pPr>
+            <w:proofErr w:type="spellStart"/>
             <w:r>
               <w:t>LabelsDialog</w:t>
             </w:r>
+            <w:proofErr w:type="spellEnd"/>
           </w:p>
         </w:tc>
         <w:tc>
@@ -8178,9 +8558,11 @@
             <w:pPr>
               <w:ind w:left="4320" w:hanging="4320"/>
             </w:pPr>
+            <w:proofErr w:type="spellStart"/>
             <w:r>
               <w:t>SettingsDialog</w:t>
             </w:r>
+            <w:proofErr w:type="spellEnd"/>
           </w:p>
         </w:tc>
         <w:tc>
@@ -8219,9 +8601,11 @@
             <w:pPr>
               <w:ind w:left="4320" w:hanging="4320"/>
             </w:pPr>
+            <w:proofErr w:type="spellStart"/>
             <w:r>
               <w:t>SampleCodePanel</w:t>
             </w:r>
+            <w:proofErr w:type="spellEnd"/>
           </w:p>
         </w:tc>
         <w:tc>
@@ -8263,9 +8647,11 @@
             <w:tcW w:w="2700" w:type="dxa"/>
           </w:tcPr>
           <w:p>
+            <w:proofErr w:type="spellStart"/>
             <w:r>
               <w:t>HelpDialog</w:t>
             </w:r>
+            <w:proofErr w:type="spellEnd"/>
           </w:p>
         </w:tc>
         <w:tc>
@@ -8301,6 +8687,7 @@
       <w:r>
         <w:t xml:space="preserve">the </w:t>
       </w:r>
+      <w:proofErr w:type="spellStart"/>
       <w:r>
         <w:rPr>
           <w:b/>
@@ -8308,6 +8695,7 @@
         </w:rPr>
         <w:t>ReentrancyGuard</w:t>
       </w:r>
+      <w:proofErr w:type="spellEnd"/>
       <w:r>
         <w:rPr>
           <w:b/>
@@ -8318,6 +8706,7 @@
       <w:r>
         <w:t xml:space="preserve">(also in </w:t>
       </w:r>
+      <w:proofErr w:type="spellStart"/>
       <w:r>
         <w:rPr>
           <w:b/>
@@ -8325,18 +8714,28 @@
         </w:rPr>
         <w:t>ux</w:t>
       </w:r>
+      <w:proofErr w:type="spellEnd"/>
       <w:r>
         <w:t xml:space="preserve"> folder)</w:t>
       </w:r>
       <w:r>
         <w:t xml:space="preserve"> which is used to stop cyclic </w:t>
       </w:r>
-      <w:r>
-        <w:rPr>
-          <w:b/>
-          <w:bCs/>
-        </w:rPr>
-        <w:t xml:space="preserve">api </w:t>
+      <w:proofErr w:type="spellStart"/>
+      <w:r>
+        <w:rPr>
+          <w:b/>
+          <w:bCs/>
+        </w:rPr>
+        <w:t>api</w:t>
+      </w:r>
+      <w:proofErr w:type="spellEnd"/>
+      <w:r>
+        <w:rPr>
+          <w:b/>
+          <w:bCs/>
+        </w:rPr>
+        <w:t xml:space="preserve"> </w:t>
       </w:r>
       <w:r>
         <w:rPr>
@@ -8364,7 +8763,23 @@
           <w:b/>
           <w:bCs/>
         </w:rPr>
-        <w:t xml:space="preserve"> api </w:t>
+        <w:t xml:space="preserve"> </w:t>
+      </w:r>
+      <w:proofErr w:type="spellStart"/>
+      <w:r>
+        <w:rPr>
+          <w:b/>
+          <w:bCs/>
+        </w:rPr>
+        <w:t>api</w:t>
+      </w:r>
+      <w:proofErr w:type="spellEnd"/>
+      <w:r>
+        <w:rPr>
+          <w:b/>
+          <w:bCs/>
+        </w:rPr>
+        <w:t xml:space="preserve"> </w:t>
       </w:r>
       <w:r>
         <w:rPr>
@@ -8405,7 +8820,6 @@
         <w:pStyle w:val="Heading2"/>
       </w:pPr>
       <w:r>
-        <w:lastRenderedPageBreak/>
         <w:t>Undo Redo</w:t>
       </w:r>
     </w:p>
@@ -8431,6 +8845,7 @@
       <w:r>
         <w:t>The undo / redo history class (</w:t>
       </w:r>
+      <w:proofErr w:type="spellStart"/>
       <w:r>
         <w:rPr>
           <w:b/>
@@ -8438,6 +8853,7 @@
         </w:rPr>
         <w:t>UndoRedoHistory</w:t>
       </w:r>
+      <w:proofErr w:type="spellEnd"/>
       <w:r>
         <w:t>)</w:t>
       </w:r>
@@ -8453,9 +8869,19 @@
           <w:numId w:val="12"/>
         </w:numPr>
       </w:pPr>
-      <w:r>
-        <w:t>bool Execute(</w:t>
-      </w:r>
+      <w:proofErr w:type="gramStart"/>
+      <w:r>
+        <w:t>bool</w:t>
+      </w:r>
+      <w:proofErr w:type="gramEnd"/>
+      <w:r>
+        <w:t xml:space="preserve"> </w:t>
+      </w:r>
+      <w:proofErr w:type="gramStart"/>
+      <w:r>
+        <w:t>Execute(</w:t>
+      </w:r>
+      <w:proofErr w:type="gramEnd"/>
       <w:r>
         <w:rPr>
           <w:b/>
@@ -8476,7 +8902,20 @@
         </w:numPr>
       </w:pPr>
       <w:r>
-        <w:t>bool CanUndo()</w:t>
+        <w:t xml:space="preserve">bool </w:t>
+      </w:r>
+      <w:proofErr w:type="spellStart"/>
+      <w:proofErr w:type="gramStart"/>
+      <w:r>
+        <w:t>CanUndo</w:t>
+      </w:r>
+      <w:proofErr w:type="spellEnd"/>
+      <w:r>
+        <w:t>(</w:t>
+      </w:r>
+      <w:proofErr w:type="gramEnd"/>
+      <w:r>
+        <w:t>)</w:t>
       </w:r>
     </w:p>
     <w:p>
@@ -8488,7 +8927,20 @@
         </w:numPr>
       </w:pPr>
       <w:r>
-        <w:t>bool CanRedo()</w:t>
+        <w:t xml:space="preserve">bool </w:t>
+      </w:r>
+      <w:proofErr w:type="spellStart"/>
+      <w:proofErr w:type="gramStart"/>
+      <w:r>
+        <w:t>CanRedo</w:t>
+      </w:r>
+      <w:proofErr w:type="spellEnd"/>
+      <w:r>
+        <w:t>(</w:t>
+      </w:r>
+      <w:proofErr w:type="gramEnd"/>
+      <w:r>
+        <w:t>)</w:t>
       </w:r>
     </w:p>
     <w:p>
@@ -8500,7 +8952,15 @@
         </w:numPr>
       </w:pPr>
       <w:r>
-        <w:t>void Undo()</w:t>
+        <w:t xml:space="preserve">void </w:t>
+      </w:r>
+      <w:proofErr w:type="gramStart"/>
+      <w:r>
+        <w:t>Undo(</w:t>
+      </w:r>
+      <w:proofErr w:type="gramEnd"/>
+      <w:r>
+        <w:t>)</w:t>
       </w:r>
     </w:p>
     <w:p>
@@ -8512,7 +8972,15 @@
         </w:numPr>
       </w:pPr>
       <w:r>
-        <w:t>void Redo()</w:t>
+        <w:t xml:space="preserve">void </w:t>
+      </w:r>
+      <w:proofErr w:type="gramStart"/>
+      <w:r>
+        <w:t>Redo(</w:t>
+      </w:r>
+      <w:proofErr w:type="gramEnd"/>
+      <w:r>
+        <w:t>)</w:t>
       </w:r>
     </w:p>
     <w:p>
@@ -8523,8 +8991,22 @@
           <w:numId w:val="12"/>
         </w:numPr>
       </w:pPr>
-      <w:r>
-        <w:t>void Clear()</w:t>
+      <w:proofErr w:type="gramStart"/>
+      <w:r>
+        <w:lastRenderedPageBreak/>
+        <w:t>void</w:t>
+      </w:r>
+      <w:proofErr w:type="gramEnd"/>
+      <w:r>
+        <w:t xml:space="preserve"> </w:t>
+      </w:r>
+      <w:proofErr w:type="gramStart"/>
+      <w:r>
+        <w:t>Clear(</w:t>
+      </w:r>
+      <w:proofErr w:type="gramEnd"/>
+      <w:r>
+        <w:t>)</w:t>
       </w:r>
     </w:p>
     <w:p>
@@ -8559,8 +9041,21 @@
           <w:numId w:val="12"/>
         </w:numPr>
       </w:pPr>
-      <w:r>
-        <w:t>bool Execute()</w:t>
+      <w:proofErr w:type="gramStart"/>
+      <w:r>
+        <w:t>bool</w:t>
+      </w:r>
+      <w:proofErr w:type="gramEnd"/>
+      <w:r>
+        <w:t xml:space="preserve"> </w:t>
+      </w:r>
+      <w:proofErr w:type="gramStart"/>
+      <w:r>
+        <w:t>Execute(</w:t>
+      </w:r>
+      <w:proofErr w:type="gramEnd"/>
+      <w:r>
+        <w:t>)</w:t>
       </w:r>
     </w:p>
     <w:p>
@@ -8572,7 +9067,15 @@
         </w:numPr>
       </w:pPr>
       <w:r>
-        <w:t>void Undo()</w:t>
+        <w:t xml:space="preserve">void </w:t>
+      </w:r>
+      <w:proofErr w:type="gramStart"/>
+      <w:r>
+        <w:t>Undo(</w:t>
+      </w:r>
+      <w:proofErr w:type="gramEnd"/>
+      <w:r>
+        <w:t>)</w:t>
       </w:r>
     </w:p>
     <w:p>
@@ -8584,13 +9087,22 @@
         </w:numPr>
       </w:pPr>
       <w:r>
-        <w:t>void Redo()</w:t>
+        <w:t xml:space="preserve">void </w:t>
+      </w:r>
+      <w:proofErr w:type="gramStart"/>
+      <w:r>
+        <w:t>Redo(</w:t>
+      </w:r>
+      <w:proofErr w:type="gramEnd"/>
+      <w:r>
+        <w:t>)</w:t>
       </w:r>
     </w:p>
     <w:p>
       <w:r>
         <w:t xml:space="preserve">The </w:t>
       </w:r>
+      <w:proofErr w:type="spellStart"/>
       <w:r>
         <w:rPr>
           <w:b/>
@@ -8598,6 +9110,7 @@
         </w:rPr>
         <w:t>UndoRedoHistory</w:t>
       </w:r>
+      <w:proofErr w:type="spellEnd"/>
       <w:r>
         <w:t xml:space="preserve"> class internally </w:t>
       </w:r>
@@ -8637,12 +9150,21 @@
       <w:r>
         <w:t xml:space="preserve">The </w:t>
       </w:r>
-      <w:r>
-        <w:rPr>
-          <w:b/>
-          <w:bCs/>
-        </w:rPr>
-        <w:t>Execute(Operation</w:t>
+      <w:proofErr w:type="gramStart"/>
+      <w:r>
+        <w:rPr>
+          <w:b/>
+          <w:bCs/>
+        </w:rPr>
+        <w:t>Execute(</w:t>
+      </w:r>
+      <w:proofErr w:type="gramEnd"/>
+      <w:r>
+        <w:rPr>
+          <w:b/>
+          <w:bCs/>
+        </w:rPr>
+        <w:t>Operation</w:t>
       </w:r>
       <w:r>
         <w:t xml:space="preserve"> op)</w:t>
@@ -8805,7 +9327,15 @@
         <w:t>implemented as an operation.</w:t>
       </w:r>
       <w:r>
-        <w:t xml:space="preserve">  These are located in the </w:t>
+        <w:t xml:space="preserve">  These </w:t>
+      </w:r>
+      <w:proofErr w:type="gramStart"/>
+      <w:r>
+        <w:t>are located in</w:t>
+      </w:r>
+      <w:proofErr w:type="gramEnd"/>
+      <w:r>
+        <w:t xml:space="preserve"> the </w:t>
       </w:r>
       <w:r>
         <w:rPr>
@@ -8846,13 +9376,19 @@
         <w:t>–</w:t>
       </w:r>
       <w:r>
-        <w:t xml:space="preserve"> zlib</w:t>
-      </w:r>
+        <w:t xml:space="preserve"> </w:t>
+      </w:r>
+      <w:proofErr w:type="spellStart"/>
+      <w:r>
+        <w:t>zlib</w:t>
+      </w:r>
+      <w:proofErr w:type="spellEnd"/>
     </w:p>
     <w:p>
       <w:r>
         <w:t xml:space="preserve">The </w:t>
       </w:r>
+      <w:proofErr w:type="spellStart"/>
       <w:r>
         <w:rPr>
           <w:b/>
@@ -8860,6 +9396,7 @@
         </w:rPr>
         <w:t>PerfReader</w:t>
       </w:r>
+      <w:proofErr w:type="spellEnd"/>
       <w:r>
         <w:t xml:space="preserve"> class uncompresses chuck</w:t>
       </w:r>
@@ -8872,6 +9409,7 @@
       <w:r>
         <w:t xml:space="preserve">open source </w:t>
       </w:r>
+      <w:proofErr w:type="spellStart"/>
       <w:r>
         <w:rPr>
           <w:b/>
@@ -8879,6 +9417,7 @@
         </w:rPr>
         <w:t>zlib</w:t>
       </w:r>
+      <w:proofErr w:type="spellEnd"/>
       <w:r>
         <w:t xml:space="preserve"> library</w:t>
       </w:r>
@@ -8886,7 +9425,15 @@
         <w:t xml:space="preserve">.  </w:t>
       </w:r>
       <w:r>
-        <w:t>Copyright (C) 1995-2024 Jean-loup Gailly and Mark Adler</w:t>
+        <w:t xml:space="preserve">Copyright (C) 1995-2024 Jean-loup </w:t>
+      </w:r>
+      <w:proofErr w:type="spellStart"/>
+      <w:r>
+        <w:t>Gailly</w:t>
+      </w:r>
+      <w:proofErr w:type="spellEnd"/>
+      <w:r>
+        <w:t xml:space="preserve"> and Mark Adler</w:t>
       </w:r>
       <w:r>
         <w:t>.</w:t>
@@ -8896,6 +9443,7 @@
       <w:r>
         <w:t xml:space="preserve">The sources can be found in the </w:t>
       </w:r>
+      <w:proofErr w:type="spellStart"/>
       <w:r>
         <w:rPr>
           <w:b/>
@@ -8903,6 +9451,7 @@
         </w:rPr>
         <w:t>zlib</w:t>
       </w:r>
+      <w:proofErr w:type="spellEnd"/>
       <w:r>
         <w:t xml:space="preserve"> project</w:t>
       </w:r>
@@ -8912,6 +9461,7 @@
       <w:r>
         <w:t xml:space="preserve">the </w:t>
       </w:r>
+      <w:proofErr w:type="spellStart"/>
       <w:r>
         <w:rPr>
           <w:b/>
@@ -8919,6 +9469,7 @@
         </w:rPr>
         <w:t>BeebPerf</w:t>
       </w:r>
+      <w:proofErr w:type="spellEnd"/>
       <w:r>
         <w:t xml:space="preserve"> solution.  </w:t>
       </w:r>
@@ -8926,7 +9477,15 @@
         <w:t xml:space="preserve">The </w:t>
       </w:r>
       <w:r>
-        <w:t xml:space="preserve">project builds </w:t>
+        <w:t xml:space="preserve">project </w:t>
+      </w:r>
+      <w:proofErr w:type="gramStart"/>
+      <w:r>
+        <w:t>builds</w:t>
+      </w:r>
+      <w:proofErr w:type="gramEnd"/>
+      <w:r>
+        <w:t xml:space="preserve"> </w:t>
       </w:r>
       <w:r>
         <w:t xml:space="preserve">to create </w:t>
@@ -8949,6 +9508,7 @@
       <w:r>
         <w:t xml:space="preserve">The </w:t>
       </w:r>
+      <w:proofErr w:type="spellStart"/>
       <w:r>
         <w:rPr>
           <w:b/>
@@ -8956,8 +9516,25 @@
         </w:rPr>
         <w:t>PerfReader</w:t>
       </w:r>
-      <w:r>
-        <w:t xml:space="preserve"> class calls the zlib apis using </w:t>
+      <w:proofErr w:type="spellEnd"/>
+      <w:r>
+        <w:t xml:space="preserve"> class calls the </w:t>
+      </w:r>
+      <w:proofErr w:type="spellStart"/>
+      <w:r>
+        <w:t>zlib</w:t>
+      </w:r>
+      <w:proofErr w:type="spellEnd"/>
+      <w:r>
+        <w:t xml:space="preserve"> </w:t>
+      </w:r>
+      <w:proofErr w:type="spellStart"/>
+      <w:r>
+        <w:t>apis</w:t>
+      </w:r>
+      <w:proofErr w:type="spellEnd"/>
+      <w:r>
+        <w:t xml:space="preserve"> using </w:t>
       </w:r>
       <w:r>
         <w:t>P/Invoke</w:t>
@@ -8968,8 +9545,22 @@
     </w:p>
     <w:p>
       <w:pPr>
+        <w:rPr>
+          <w:rFonts w:asciiTheme="majorHAnsi" w:eastAsiaTheme="majorEastAsia" w:hAnsiTheme="majorHAnsi" w:cstheme="majorBidi"/>
+          <w:color w:val="0F4761" w:themeColor="accent1" w:themeShade="BF"/>
+          <w:sz w:val="40"/>
+          <w:szCs w:val="40"/>
+        </w:rPr>
+      </w:pPr>
+      <w:r>
+        <w:br w:type="page"/>
+      </w:r>
+    </w:p>
+    <w:p>
+      <w:pPr>
         <w:pStyle w:val="Heading1"/>
       </w:pPr>
+      <w:proofErr w:type="gramStart"/>
       <w:r>
         <w:lastRenderedPageBreak/>
         <w:t>.</w:t>
@@ -8978,7 +9569,11 @@
         <w:t>p</w:t>
       </w:r>
       <w:r>
-        <w:t xml:space="preserve">erf </w:t>
+        <w:t>erf</w:t>
+      </w:r>
+      <w:proofErr w:type="gramEnd"/>
+      <w:r>
+        <w:t xml:space="preserve"> </w:t>
       </w:r>
       <w:r>
         <w:t>F</w:t>
@@ -9046,6 +9641,7 @@
       <w:r>
         <w:t xml:space="preserve"> is modified to generate a .perf file, which </w:t>
       </w:r>
+      <w:proofErr w:type="spellStart"/>
       <w:r>
         <w:rPr>
           <w:b/>
@@ -9053,6 +9649,7 @@
         </w:rPr>
         <w:t>BeebPerf</w:t>
       </w:r>
+      <w:proofErr w:type="spellEnd"/>
       <w:r>
         <w:t xml:space="preserve"> reads and analyses.</w:t>
       </w:r>
@@ -9163,8 +9760,17 @@
           <w:b/>
           <w:bCs/>
         </w:rPr>
-        <w:t>.pref</w:t>
-      </w:r>
+        <w:t>.</w:t>
+      </w:r>
+      <w:proofErr w:type="spellStart"/>
+      <w:r>
+        <w:rPr>
+          <w:b/>
+          <w:bCs/>
+        </w:rPr>
+        <w:t>pref</w:t>
+      </w:r>
+      <w:proofErr w:type="spellEnd"/>
       <w:r>
         <w:t xml:space="preserve"> file contains sufficient information to analyze CPU metrics, memory, and screen rendering.  It contains a snapshot of the BBC Micro at the start of recording and a log of all </w:t>
       </w:r>
@@ -9175,8 +9781,13 @@
         <w:t>6502 (or 65C02) instructions.  The log contains all 6502/65C02 register state changes, all memory accesses and values, plus key events like interrupts and begin screen display</w:t>
       </w:r>
       <w:r>
-        <w:t xml:space="preserve"> event</w:t>
-      </w:r>
+        <w:t xml:space="preserve"> </w:t>
+      </w:r>
+      <w:proofErr w:type="gramStart"/>
+      <w:r>
+        <w:t>event</w:t>
+      </w:r>
+      <w:proofErr w:type="gramEnd"/>
       <w:r>
         <w:t>.  It also optionally contains label information.</w:t>
       </w:r>
@@ -9213,7 +9824,23 @@
           <w:b/>
           <w:bCs/>
         </w:rPr>
-        <w:t>&lt;header_chunk&gt;</w:t>
+        <w:t>&lt;</w:t>
+      </w:r>
+      <w:proofErr w:type="spellStart"/>
+      <w:r>
+        <w:rPr>
+          <w:b/>
+          <w:bCs/>
+        </w:rPr>
+        <w:t>header_chunk</w:t>
+      </w:r>
+      <w:proofErr w:type="spellEnd"/>
+      <w:r>
+        <w:rPr>
+          <w:b/>
+          <w:bCs/>
+        </w:rPr>
+        <w:t>&gt;</w:t>
       </w:r>
       <w:r>
         <w:t xml:space="preserve"> + </w:t>
@@ -9223,7 +9850,15 @@
           <w:b/>
           <w:bCs/>
         </w:rPr>
-        <w:t>&lt;label</w:t>
+        <w:t>&lt;</w:t>
+      </w:r>
+      <w:proofErr w:type="spellStart"/>
+      <w:r>
+        <w:rPr>
+          <w:b/>
+          <w:bCs/>
+        </w:rPr>
+        <w:t>label</w:t>
       </w:r>
       <w:r>
         <w:rPr>
@@ -9237,7 +9872,15 @@
           <w:b/>
           <w:bCs/>
         </w:rPr>
-        <w:t>_chunk&gt;</w:t>
+        <w:t>_chunk</w:t>
+      </w:r>
+      <w:proofErr w:type="spellEnd"/>
+      <w:r>
+        <w:rPr>
+          <w:b/>
+          <w:bCs/>
+        </w:rPr>
+        <w:t>&gt;</w:t>
       </w:r>
       <w:r>
         <w:rPr>
@@ -9258,7 +9901,23 @@
           <w:b/>
           <w:bCs/>
         </w:rPr>
-        <w:t>&lt;snapshot_chunk&gt;</w:t>
+        <w:t>&lt;</w:t>
+      </w:r>
+      <w:proofErr w:type="spellStart"/>
+      <w:r>
+        <w:rPr>
+          <w:b/>
+          <w:bCs/>
+        </w:rPr>
+        <w:t>snapshot_chunk</w:t>
+      </w:r>
+      <w:proofErr w:type="spellEnd"/>
+      <w:r>
+        <w:rPr>
+          <w:b/>
+          <w:bCs/>
+        </w:rPr>
+        <w:t>&gt;</w:t>
       </w:r>
       <w:r>
         <w:t xml:space="preserve"> + </w:t>
@@ -9268,7 +9927,23 @@
           <w:b/>
           <w:bCs/>
         </w:rPr>
-        <w:t>&lt;execution_chunk&gt;</w:t>
+        <w:t>&lt;</w:t>
+      </w:r>
+      <w:proofErr w:type="spellStart"/>
+      <w:r>
+        <w:rPr>
+          <w:b/>
+          <w:bCs/>
+        </w:rPr>
+        <w:t>execution_chunk</w:t>
+      </w:r>
+      <w:proofErr w:type="spellEnd"/>
+      <w:r>
+        <w:rPr>
+          <w:b/>
+          <w:bCs/>
+        </w:rPr>
+        <w:t>&gt;</w:t>
       </w:r>
       <w:r>
         <w:rPr>
@@ -9387,6 +10062,7 @@
         </w:rPr>
         <w:t>&lt;</w:t>
       </w:r>
+      <w:proofErr w:type="spellStart"/>
       <w:r>
         <w:rPr>
           <w:b/>
@@ -9399,7 +10075,15 @@
           <w:b/>
           <w:bCs/>
         </w:rPr>
-        <w:t>header&gt;</w:t>
+        <w:t>header</w:t>
+      </w:r>
+      <w:proofErr w:type="spellEnd"/>
+      <w:r>
+        <w:rPr>
+          <w:b/>
+          <w:bCs/>
+        </w:rPr>
+        <w:t>&gt;</w:t>
       </w:r>
       <w:r>
         <w:t xml:space="preserve"> = </w:t>
@@ -9410,11 +10094,24 @@
       <w:r>
         <w:t>&lt;tag&gt; + &lt;compression&gt; + &lt;</w:t>
       </w:r>
+      <w:proofErr w:type="spellStart"/>
       <w:r>
         <w:t>original_</w:t>
       </w:r>
       <w:r>
-        <w:t>size&gt; + &lt;compressed_size&gt;</w:t>
+        <w:t>size</w:t>
+      </w:r>
+      <w:proofErr w:type="spellEnd"/>
+      <w:r>
+        <w:t>&gt; + &lt;</w:t>
+      </w:r>
+      <w:proofErr w:type="spellStart"/>
+      <w:r>
+        <w:t>compressed_size</w:t>
+      </w:r>
+      <w:proofErr w:type="spellEnd"/>
+      <w:r>
+        <w:t>&gt;</w:t>
       </w:r>
     </w:p>
     <w:p>
@@ -9512,7 +10209,23 @@
                 <w:rFonts w:ascii="Aptos" w:hAnsi="Aptos"/>
                 <w:color w:val="000000"/>
               </w:rPr>
-              <w:t>‘PFhd’</w:t>
+              <w:t>‘</w:t>
+            </w:r>
+            <w:proofErr w:type="spellStart"/>
+            <w:r>
+              <w:rPr>
+                <w:rFonts w:ascii="Aptos" w:hAnsi="Aptos"/>
+                <w:color w:val="000000"/>
+              </w:rPr>
+              <w:t>PFhd</w:t>
+            </w:r>
+            <w:proofErr w:type="spellEnd"/>
+            <w:r>
+              <w:rPr>
+                <w:rFonts w:ascii="Aptos" w:hAnsi="Aptos"/>
+                <w:color w:val="000000"/>
+              </w:rPr>
+              <w:t>’</w:t>
             </w:r>
           </w:p>
         </w:tc>
@@ -9532,7 +10245,23 @@
                 <w:rFonts w:ascii="Aptos" w:hAnsi="Aptos"/>
                 <w:color w:val="000000"/>
               </w:rPr>
-              <w:t>&lt;header_chunk&gt;</w:t>
+              <w:t>&lt;</w:t>
+            </w:r>
+            <w:proofErr w:type="spellStart"/>
+            <w:r>
+              <w:rPr>
+                <w:rFonts w:ascii="Aptos" w:hAnsi="Aptos"/>
+                <w:color w:val="000000"/>
+              </w:rPr>
+              <w:t>header_chunk</w:t>
+            </w:r>
+            <w:proofErr w:type="spellEnd"/>
+            <w:r>
+              <w:rPr>
+                <w:rFonts w:ascii="Aptos" w:hAnsi="Aptos"/>
+                <w:color w:val="000000"/>
+              </w:rPr>
+              <w:t>&gt;</w:t>
             </w:r>
           </w:p>
         </w:tc>
@@ -9554,7 +10283,23 @@
                 <w:rFonts w:ascii="Aptos" w:hAnsi="Aptos"/>
                 <w:color w:val="000000"/>
               </w:rPr>
-              <w:t>‘PFlb’</w:t>
+              <w:t>‘</w:t>
+            </w:r>
+            <w:proofErr w:type="spellStart"/>
+            <w:r>
+              <w:rPr>
+                <w:rFonts w:ascii="Aptos" w:hAnsi="Aptos"/>
+                <w:color w:val="000000"/>
+              </w:rPr>
+              <w:t>PFlb</w:t>
+            </w:r>
+            <w:proofErr w:type="spellEnd"/>
+            <w:r>
+              <w:rPr>
+                <w:rFonts w:ascii="Aptos" w:hAnsi="Aptos"/>
+                <w:color w:val="000000"/>
+              </w:rPr>
+              <w:t>’</w:t>
             </w:r>
           </w:p>
         </w:tc>
@@ -9570,7 +10315,15 @@
               </w:rPr>
             </w:pPr>
             <w:r>
-              <w:t>&lt;labels_chunk&gt;</w:t>
+              <w:t>&lt;</w:t>
+            </w:r>
+            <w:proofErr w:type="spellStart"/>
+            <w:r>
+              <w:t>labels_chunk</w:t>
+            </w:r>
+            <w:proofErr w:type="spellEnd"/>
+            <w:r>
+              <w:t>&gt;</w:t>
             </w:r>
           </w:p>
         </w:tc>
@@ -9592,7 +10345,23 @@
                 <w:rFonts w:ascii="Aptos" w:hAnsi="Aptos"/>
                 <w:color w:val="000000"/>
               </w:rPr>
-              <w:t>‘PFss’</w:t>
+              <w:t>‘</w:t>
+            </w:r>
+            <w:proofErr w:type="spellStart"/>
+            <w:r>
+              <w:rPr>
+                <w:rFonts w:ascii="Aptos" w:hAnsi="Aptos"/>
+                <w:color w:val="000000"/>
+              </w:rPr>
+              <w:t>PFss</w:t>
+            </w:r>
+            <w:proofErr w:type="spellEnd"/>
+            <w:r>
+              <w:rPr>
+                <w:rFonts w:ascii="Aptos" w:hAnsi="Aptos"/>
+                <w:color w:val="000000"/>
+              </w:rPr>
+              <w:t>’</w:t>
             </w:r>
           </w:p>
         </w:tc>
@@ -9608,7 +10377,15 @@
               </w:rPr>
             </w:pPr>
             <w:r>
-              <w:t>&lt;snapshot_chunk&gt;</w:t>
+              <w:t>&lt;</w:t>
+            </w:r>
+            <w:proofErr w:type="spellStart"/>
+            <w:r>
+              <w:t>snapshot_chunk</w:t>
+            </w:r>
+            <w:proofErr w:type="spellEnd"/>
+            <w:r>
+              <w:t>&gt;</w:t>
             </w:r>
           </w:p>
         </w:tc>
@@ -9630,7 +10407,23 @@
                 <w:rFonts w:ascii="Aptos" w:hAnsi="Aptos"/>
                 <w:color w:val="000000"/>
               </w:rPr>
-              <w:t>‘PFex’</w:t>
+              <w:t>‘</w:t>
+            </w:r>
+            <w:proofErr w:type="spellStart"/>
+            <w:r>
+              <w:rPr>
+                <w:rFonts w:ascii="Aptos" w:hAnsi="Aptos"/>
+                <w:color w:val="000000"/>
+              </w:rPr>
+              <w:t>PFex</w:t>
+            </w:r>
+            <w:proofErr w:type="spellEnd"/>
+            <w:r>
+              <w:rPr>
+                <w:rFonts w:ascii="Aptos" w:hAnsi="Aptos"/>
+                <w:color w:val="000000"/>
+              </w:rPr>
+              <w:t>’</w:t>
             </w:r>
           </w:p>
         </w:tc>
@@ -9646,7 +10439,15 @@
               </w:rPr>
             </w:pPr>
             <w:r>
-              <w:t>&lt;execution_chunk&gt;</w:t>
+              <w:t>&lt;</w:t>
+            </w:r>
+            <w:proofErr w:type="spellStart"/>
+            <w:r>
+              <w:t>execution_chunk</w:t>
+            </w:r>
+            <w:proofErr w:type="spellEnd"/>
+            <w:r>
+              <w:t>&gt;</w:t>
             </w:r>
           </w:p>
         </w:tc>
@@ -9812,8 +10613,13 @@
             <w:tcW w:w="3240" w:type="dxa"/>
           </w:tcPr>
           <w:p>
-            <w:r>
-              <w:t>zlib 1.3.1 (default algorithm)</w:t>
+            <w:proofErr w:type="spellStart"/>
+            <w:r>
+              <w:t>zlib</w:t>
+            </w:r>
+            <w:proofErr w:type="spellEnd"/>
+            <w:r>
+              <w:t xml:space="preserve"> 1.3.1 (default algorithm)</w:t>
             </w:r>
           </w:p>
         </w:tc>
@@ -9829,11 +10635,16 @@
       <w:r>
         <w:t>&lt;</w:t>
       </w:r>
+      <w:proofErr w:type="spellStart"/>
       <w:r>
         <w:t>original</w:t>
       </w:r>
       <w:r>
-        <w:t>_size&gt;</w:t>
+        <w:t>_size</w:t>
+      </w:r>
+      <w:proofErr w:type="spellEnd"/>
+      <w:r>
+        <w:t>&gt;</w:t>
       </w:r>
       <w:r>
         <w:t xml:space="preserve"> (4 bytes) The size of the chuck data, before compression, in bytes.</w:t>
@@ -9844,10 +10655,26 @@
         <w:ind w:left="360"/>
       </w:pPr>
       <w:r>
-        <w:t>&lt;compressed_size&gt;</w:t>
-      </w:r>
-      <w:r>
-        <w:t xml:space="preserve"> (4 bytes) The size of the chuck data, after compression, in bytes.  If the data is not compressed, the value matches &lt;original_size&gt;.</w:t>
+        <w:t>&lt;</w:t>
+      </w:r>
+      <w:proofErr w:type="spellStart"/>
+      <w:r>
+        <w:t>compressed_size</w:t>
+      </w:r>
+      <w:proofErr w:type="spellEnd"/>
+      <w:r>
+        <w:t>&gt;</w:t>
+      </w:r>
+      <w:r>
+        <w:t xml:space="preserve"> (4 bytes) The size of the chuck data, after compression, in bytes.  If the data is not compressed, the value matches &lt;</w:t>
+      </w:r>
+      <w:proofErr w:type="spellStart"/>
+      <w:r>
+        <w:t>original_size</w:t>
+      </w:r>
+      <w:proofErr w:type="spellEnd"/>
+      <w:r>
+        <w:t>&gt;.</w:t>
       </w:r>
     </w:p>
     <w:p>
@@ -9866,7 +10693,15 @@
         <w:t xml:space="preserve">The header chunk is the first chunk </w:t>
       </w:r>
       <w:r>
-        <w:t xml:space="preserve">in the file </w:t>
+        <w:t xml:space="preserve">in the </w:t>
+      </w:r>
+      <w:proofErr w:type="gramStart"/>
+      <w:r>
+        <w:t>file</w:t>
+      </w:r>
+      <w:proofErr w:type="gramEnd"/>
+      <w:r>
+        <w:t xml:space="preserve"> </w:t>
       </w:r>
       <w:r>
         <w:t>and it contains the file’s version, BBC model, and the total execution count.</w:t>
@@ -9881,14 +10716,35 @@
           <w:b/>
           <w:bCs/>
         </w:rPr>
-        <w:t>&lt;header_chunk&gt;</w:t>
+        <w:t>&lt;</w:t>
+      </w:r>
+      <w:proofErr w:type="spellStart"/>
+      <w:r>
+        <w:rPr>
+          <w:b/>
+          <w:bCs/>
+        </w:rPr>
+        <w:t>header_chunk</w:t>
+      </w:r>
+      <w:proofErr w:type="spellEnd"/>
+      <w:r>
+        <w:rPr>
+          <w:b/>
+          <w:bCs/>
+        </w:rPr>
+        <w:t>&gt;</w:t>
       </w:r>
       <w:r>
         <w:t xml:space="preserve"> = </w:t>
       </w:r>
       <w:r>
-        <w:t>&lt;common_header</w:t>
-      </w:r>
+        <w:t>&lt;</w:t>
+      </w:r>
+      <w:proofErr w:type="spellStart"/>
+      <w:r>
+        <w:t>common_header</w:t>
+      </w:r>
+      <w:proofErr w:type="spellEnd"/>
       <w:r>
         <w:t>(</w:t>
       </w:r>
@@ -9899,6 +10755,7 @@
         </w:rPr>
         <w:t>‘</w:t>
       </w:r>
+      <w:proofErr w:type="spellStart"/>
       <w:r>
         <w:rPr>
           <w:rFonts w:ascii="Aptos" w:hAnsi="Aptos"/>
@@ -9906,7 +10763,17 @@
           <w:bCs/>
           <w:color w:val="000000"/>
         </w:rPr>
-        <w:t>PFhd’</w:t>
+        <w:t>PFhd</w:t>
+      </w:r>
+      <w:proofErr w:type="spellEnd"/>
+      <w:r>
+        <w:rPr>
+          <w:rFonts w:ascii="Aptos" w:hAnsi="Aptos"/>
+          <w:b/>
+          <w:bCs/>
+          <w:color w:val="000000"/>
+        </w:rPr>
+        <w:t>’</w:t>
       </w:r>
       <w:r>
         <w:rPr>
@@ -9916,7 +10783,15 @@
         <w:t>)</w:t>
       </w:r>
       <w:r>
-        <w:t>&gt; + &lt;header_data&gt; where</w:t>
+        <w:t>&gt; + &lt;</w:t>
+      </w:r>
+      <w:proofErr w:type="spellStart"/>
+      <w:r>
+        <w:t>header_data</w:t>
+      </w:r>
+      <w:proofErr w:type="spellEnd"/>
+      <w:r>
+        <w:t>&gt; where</w:t>
       </w:r>
     </w:p>
     <w:p>
@@ -9924,11 +10799,51 @@
         <w:ind w:left="720" w:hanging="360"/>
       </w:pPr>
       <w:r>
-        <w:t xml:space="preserve">&lt;header_data&gt; = </w:t>
+        <w:t>&lt;</w:t>
+      </w:r>
+      <w:proofErr w:type="spellStart"/>
+      <w:r>
+        <w:t>header_data</w:t>
+      </w:r>
+      <w:proofErr w:type="spellEnd"/>
+      <w:r>
+        <w:t xml:space="preserve">&gt; = </w:t>
       </w:r>
       <w:r>
         <w:br/>
-        <w:t>&lt;major_version&gt; + &lt;minor_version&gt; + &lt;bbc_model&gt; + &lt;total_execution_count&gt;</w:t>
+        <w:t>&lt;</w:t>
+      </w:r>
+      <w:proofErr w:type="spellStart"/>
+      <w:r>
+        <w:t>major_version</w:t>
+      </w:r>
+      <w:proofErr w:type="spellEnd"/>
+      <w:r>
+        <w:t>&gt; + &lt;</w:t>
+      </w:r>
+      <w:proofErr w:type="spellStart"/>
+      <w:r>
+        <w:t>minor_version</w:t>
+      </w:r>
+      <w:proofErr w:type="spellEnd"/>
+      <w:r>
+        <w:t>&gt; + &lt;</w:t>
+      </w:r>
+      <w:proofErr w:type="spellStart"/>
+      <w:r>
+        <w:t>bbc_model</w:t>
+      </w:r>
+      <w:proofErr w:type="spellEnd"/>
+      <w:r>
+        <w:t>&gt; + &lt;</w:t>
+      </w:r>
+      <w:proofErr w:type="spellStart"/>
+      <w:r>
+        <w:t>total_execution_count</w:t>
+      </w:r>
+      <w:proofErr w:type="spellEnd"/>
+      <w:r>
+        <w:t>&gt;</w:t>
       </w:r>
     </w:p>
     <w:p>
@@ -9936,7 +10851,15 @@
         <w:ind w:left="360"/>
       </w:pPr>
       <w:r>
-        <w:t>&lt;major_version&gt; (1 byte) Major version number.  Value is 1.</w:t>
+        <w:t>&lt;</w:t>
+      </w:r>
+      <w:proofErr w:type="spellStart"/>
+      <w:r>
+        <w:t>major_version</w:t>
+      </w:r>
+      <w:proofErr w:type="spellEnd"/>
+      <w:r>
+        <w:t>&gt; (1 byte) Major version number.  Value is 1.</w:t>
       </w:r>
     </w:p>
     <w:p>
@@ -9944,7 +10867,15 @@
         <w:ind w:left="360"/>
       </w:pPr>
       <w:r>
-        <w:t>&lt;minor_version&gt; (1 byte) Minor version number.  Value is 0.</w:t>
+        <w:t>&lt;</w:t>
+      </w:r>
+      <w:proofErr w:type="spellStart"/>
+      <w:r>
+        <w:t>minor_version</w:t>
+      </w:r>
+      <w:proofErr w:type="spellEnd"/>
+      <w:r>
+        <w:t>&gt; (1 byte) Minor version number.  Value is 0.</w:t>
       </w:r>
     </w:p>
     <w:p>
@@ -9952,7 +10883,15 @@
         <w:ind w:left="360"/>
       </w:pPr>
       <w:r>
-        <w:t>&lt;bbc_model&gt; (1 byte) The BBC model</w:t>
+        <w:t>&lt;</w:t>
+      </w:r>
+      <w:proofErr w:type="spellStart"/>
+      <w:r>
+        <w:t>bbc_model</w:t>
+      </w:r>
+      <w:proofErr w:type="spellEnd"/>
+      <w:r>
+        <w:t>&gt; (1 byte) The BBC model</w:t>
       </w:r>
     </w:p>
     <w:tbl>
@@ -10378,7 +11317,15 @@
         <w:ind w:left="360"/>
       </w:pPr>
       <w:r>
-        <w:t>&lt;total_execution_count&gt; (4 bytes) The total number of executed instructions plus events in the file.</w:t>
+        <w:t>&lt;</w:t>
+      </w:r>
+      <w:proofErr w:type="spellStart"/>
+      <w:r>
+        <w:t>total_execution_count</w:t>
+      </w:r>
+      <w:proofErr w:type="spellEnd"/>
+      <w:r>
+        <w:t>&gt; (4 bytes) The total number of executed instructions plus events in the file.</w:t>
       </w:r>
     </w:p>
     <w:p>
@@ -10422,14 +11369,35 @@
           <w:b/>
           <w:bCs/>
         </w:rPr>
-        <w:t>&lt;labels_chunk&gt;</w:t>
+        <w:t>&lt;</w:t>
+      </w:r>
+      <w:proofErr w:type="spellStart"/>
+      <w:r>
+        <w:rPr>
+          <w:b/>
+          <w:bCs/>
+        </w:rPr>
+        <w:t>labels_chunk</w:t>
+      </w:r>
+      <w:proofErr w:type="spellEnd"/>
+      <w:r>
+        <w:rPr>
+          <w:b/>
+          <w:bCs/>
+        </w:rPr>
+        <w:t>&gt;</w:t>
       </w:r>
       <w:r>
         <w:t xml:space="preserve"> = </w:t>
       </w:r>
       <w:r>
-        <w:t>&lt;common_heade</w:t>
-      </w:r>
+        <w:t>&lt;</w:t>
+      </w:r>
+      <w:proofErr w:type="spellStart"/>
+      <w:r>
+        <w:t>common_heade</w:t>
+      </w:r>
+      <w:proofErr w:type="spellEnd"/>
       <w:r>
         <w:t>(</w:t>
       </w:r>
@@ -10440,6 +11408,7 @@
         </w:rPr>
         <w:t>‘</w:t>
       </w:r>
+      <w:proofErr w:type="spellStart"/>
       <w:r>
         <w:rPr>
           <w:rFonts w:ascii="Aptos" w:hAnsi="Aptos"/>
@@ -10449,6 +11418,7 @@
         </w:rPr>
         <w:t>PFlb</w:t>
       </w:r>
+      <w:proofErr w:type="spellEnd"/>
       <w:r>
         <w:t>’)</w:t>
       </w:r>
@@ -10456,7 +11426,15 @@
         <w:t xml:space="preserve">&gt; </w:t>
       </w:r>
       <w:r>
-        <w:t>+ &lt;label_data&gt; where</w:t>
+        <w:t>+ &lt;</w:t>
+      </w:r>
+      <w:proofErr w:type="spellStart"/>
+      <w:r>
+        <w:t>label_data</w:t>
+      </w:r>
+      <w:proofErr w:type="spellEnd"/>
+      <w:r>
+        <w:t>&gt; where</w:t>
       </w:r>
     </w:p>
     <w:p>
@@ -10466,6 +11444,7 @@
       <w:r>
         <w:t>&lt;</w:t>
       </w:r>
+      <w:proofErr w:type="spellStart"/>
       <w:r>
         <w:rPr>
           <w:b/>
@@ -10473,6 +11452,7 @@
         </w:rPr>
         <w:t>label_data</w:t>
       </w:r>
+      <w:proofErr w:type="spellEnd"/>
       <w:r>
         <w:t xml:space="preserve">&gt; = </w:t>
       </w:r>
@@ -10495,7 +11475,23 @@
       </w:r>
       <w:bookmarkEnd w:id="0"/>
       <w:r>
-        <w:t xml:space="preserve">&lt;label_address&gt; + &lt;label_name&gt; </w:t>
+        <w:t>&lt;</w:t>
+      </w:r>
+      <w:proofErr w:type="spellStart"/>
+      <w:r>
+        <w:t>label_address</w:t>
+      </w:r>
+      <w:proofErr w:type="spellEnd"/>
+      <w:r>
+        <w:t>&gt; + &lt;</w:t>
+      </w:r>
+      <w:proofErr w:type="spellStart"/>
+      <w:r>
+        <w:t>label_name</w:t>
+      </w:r>
+      <w:proofErr w:type="spellEnd"/>
+      <w:r>
+        <w:t xml:space="preserve">&gt; </w:t>
       </w:r>
     </w:p>
     <w:p>
@@ -10503,7 +11499,15 @@
         <w:ind w:left="810"/>
       </w:pPr>
       <w:r>
-        <w:t>&lt;label_address&gt; (2 bytes) A 16-bit address.</w:t>
+        <w:t>&lt;</w:t>
+      </w:r>
+      <w:proofErr w:type="spellStart"/>
+      <w:r>
+        <w:t>label_address</w:t>
+      </w:r>
+      <w:proofErr w:type="spellEnd"/>
+      <w:r>
+        <w:t>&gt; (2 bytes) A 16-bit address.</w:t>
       </w:r>
     </w:p>
     <w:p>
@@ -10547,6 +11551,7 @@
         </w:rPr>
         <w:t>&lt;</w:t>
       </w:r>
+      <w:proofErr w:type="spellStart"/>
       <w:r>
         <w:rPr>
           <w:b/>
@@ -10559,7 +11564,15 @@
           <w:b/>
           <w:bCs/>
         </w:rPr>
-        <w:t>_chunk&gt;</w:t>
+        <w:t>_chunk</w:t>
+      </w:r>
+      <w:proofErr w:type="spellEnd"/>
+      <w:r>
+        <w:rPr>
+          <w:b/>
+          <w:bCs/>
+        </w:rPr>
+        <w:t>&gt;</w:t>
       </w:r>
       <w:r>
         <w:rPr>
@@ -10569,11 +11582,16 @@
         <w:t xml:space="preserve"> </w:t>
       </w:r>
       <w:r>
-        <w:t>= &lt;common_</w:t>
+        <w:t>= &lt;</w:t>
+      </w:r>
+      <w:proofErr w:type="spellStart"/>
+      <w:r>
+        <w:t>common_</w:t>
       </w:r>
       <w:r>
         <w:t>header</w:t>
       </w:r>
+      <w:proofErr w:type="spellEnd"/>
       <w:r>
         <w:t>(</w:t>
       </w:r>
@@ -10584,6 +11602,7 @@
         </w:rPr>
         <w:t>‘</w:t>
       </w:r>
+      <w:proofErr w:type="spellStart"/>
       <w:r>
         <w:rPr>
           <w:rFonts w:ascii="Aptos" w:hAnsi="Aptos"/>
@@ -10591,7 +11610,17 @@
           <w:bCs/>
           <w:color w:val="000000"/>
         </w:rPr>
-        <w:t>PFss’</w:t>
+        <w:t>PFss</w:t>
+      </w:r>
+      <w:proofErr w:type="spellEnd"/>
+      <w:r>
+        <w:rPr>
+          <w:rFonts w:ascii="Aptos" w:hAnsi="Aptos"/>
+          <w:b/>
+          <w:bCs/>
+          <w:color w:val="000000"/>
+        </w:rPr>
+        <w:t>’</w:t>
       </w:r>
       <w:r>
         <w:rPr>
@@ -10611,7 +11640,15 @@
         <w:t xml:space="preserve"> </w:t>
       </w:r>
       <w:r>
-        <w:t>&lt;snapshot_data&gt; where</w:t>
+        <w:t>&lt;</w:t>
+      </w:r>
+      <w:proofErr w:type="spellStart"/>
+      <w:r>
+        <w:t>snapshot_data</w:t>
+      </w:r>
+      <w:proofErr w:type="spellEnd"/>
+      <w:r>
+        <w:t>&gt; where</w:t>
       </w:r>
     </w:p>
     <w:p>
@@ -10621,6 +11658,7 @@
       <w:r>
         <w:t>&lt;</w:t>
       </w:r>
+      <w:proofErr w:type="spellStart"/>
       <w:r>
         <w:rPr>
           <w:b/>
@@ -10628,6 +11666,7 @@
         </w:rPr>
         <w:t>snapshot_data</w:t>
       </w:r>
+      <w:proofErr w:type="spellEnd"/>
       <w:r>
         <w:t>&gt; =</w:t>
       </w:r>
@@ -10635,34 +11674,114 @@
         <w:br/>
       </w:r>
       <w:r>
-        <w:t>&lt;program</w:t>
+        <w:t>&lt;</w:t>
+      </w:r>
+      <w:proofErr w:type="spellStart"/>
+      <w:r>
+        <w:t>program</w:t>
       </w:r>
       <w:r>
         <w:t>_</w:t>
       </w:r>
       <w:r>
-        <w:t>counter&gt; + &lt;accumulator&gt; + &lt;x</w:t>
+        <w:t>counter</w:t>
+      </w:r>
+      <w:proofErr w:type="spellEnd"/>
+      <w:r>
+        <w:t>&gt; + &lt;accumulator&gt; + &lt;</w:t>
+      </w:r>
+      <w:proofErr w:type="spellStart"/>
+      <w:r>
+        <w:t>x</w:t>
       </w:r>
       <w:r>
         <w:t>_</w:t>
       </w:r>
       <w:r>
-        <w:t>register&gt; + &lt;y</w:t>
+        <w:t>register</w:t>
+      </w:r>
+      <w:proofErr w:type="spellEnd"/>
+      <w:r>
+        <w:t>&gt; + &lt;</w:t>
+      </w:r>
+      <w:proofErr w:type="spellStart"/>
+      <w:r>
+        <w:t>y</w:t>
       </w:r>
       <w:r>
         <w:t>_</w:t>
       </w:r>
       <w:r>
-        <w:t>register&gt; + &lt;status</w:t>
+        <w:t>register</w:t>
+      </w:r>
+      <w:proofErr w:type="spellEnd"/>
+      <w:r>
+        <w:t>&gt; + &lt;</w:t>
+      </w:r>
+      <w:proofErr w:type="spellStart"/>
+      <w:r>
+        <w:t>status</w:t>
       </w:r>
       <w:r>
         <w:t>_</w:t>
       </w:r>
       <w:r>
-        <w:t>register&gt; +</w:t>
-      </w:r>
-      <w:r>
-        <w:t xml:space="preserve"> &lt;stack_pointer&gt; + &lt;rom_paging_register&gt; + &lt;acccon&gt; + &lt;call_stack&gt; + &lt;screen_address&gt; + &lt;hidden_ram_address&gt;</w:t>
+        <w:t>register</w:t>
+      </w:r>
+      <w:proofErr w:type="spellEnd"/>
+      <w:r>
+        <w:t>&gt; +</w:t>
+      </w:r>
+      <w:r>
+        <w:t xml:space="preserve"> &lt;</w:t>
+      </w:r>
+      <w:proofErr w:type="spellStart"/>
+      <w:r>
+        <w:t>stack_pointer</w:t>
+      </w:r>
+      <w:proofErr w:type="spellEnd"/>
+      <w:r>
+        <w:t>&gt; + &lt;</w:t>
+      </w:r>
+      <w:proofErr w:type="spellStart"/>
+      <w:r>
+        <w:t>rom_paging_register</w:t>
+      </w:r>
+      <w:proofErr w:type="spellEnd"/>
+      <w:r>
+        <w:t>&gt; + &lt;</w:t>
+      </w:r>
+      <w:proofErr w:type="spellStart"/>
+      <w:r>
+        <w:t>acccon</w:t>
+      </w:r>
+      <w:proofErr w:type="spellEnd"/>
+      <w:r>
+        <w:t>&gt; + &lt;</w:t>
+      </w:r>
+      <w:proofErr w:type="spellStart"/>
+      <w:r>
+        <w:t>call_stack</w:t>
+      </w:r>
+      <w:proofErr w:type="spellEnd"/>
+      <w:r>
+        <w:t>&gt; + &lt;</w:t>
+      </w:r>
+      <w:proofErr w:type="spellStart"/>
+      <w:r>
+        <w:t>screen_address</w:t>
+      </w:r>
+      <w:proofErr w:type="spellEnd"/>
+      <w:r>
+        <w:t>&gt; + &lt;</w:t>
+      </w:r>
+      <w:proofErr w:type="spellStart"/>
+      <w:r>
+        <w:t>hidden_ram_address</w:t>
+      </w:r>
+      <w:proofErr w:type="spellEnd"/>
+      <w:r>
+        <w:t>&gt;</w:t>
       </w:r>
       <w:r>
         <w:rPr>
@@ -10673,7 +11792,31 @@
         <w:t>opt</w:t>
       </w:r>
       <w:r>
-        <w:t xml:space="preserve"> + &lt;6845_registers&gt; + &lt;ULA_video_control_register&gt; + &lt;ULA_palette&gt; + &lt;memory_snapshot&gt;</w:t>
+        <w:t xml:space="preserve"> + &lt;6845_registers&gt; + &lt;</w:t>
+      </w:r>
+      <w:proofErr w:type="spellStart"/>
+      <w:r>
+        <w:t>ULA_video_control_register</w:t>
+      </w:r>
+      <w:proofErr w:type="spellEnd"/>
+      <w:r>
+        <w:t>&gt; + &lt;</w:t>
+      </w:r>
+      <w:proofErr w:type="spellStart"/>
+      <w:r>
+        <w:t>ULA_palette</w:t>
+      </w:r>
+      <w:proofErr w:type="spellEnd"/>
+      <w:r>
+        <w:t>&gt; + &lt;</w:t>
+      </w:r>
+      <w:proofErr w:type="spellStart"/>
+      <w:r>
+        <w:t>memory_snapshot</w:t>
+      </w:r>
+      <w:proofErr w:type="spellEnd"/>
+      <w:r>
+        <w:t>&gt;</w:t>
       </w:r>
     </w:p>
     <w:p>
@@ -10703,13 +11846,21 @@
         <w:ind w:left="360"/>
       </w:pPr>
       <w:r>
-        <w:t>&lt;x</w:t>
+        <w:t>&lt;</w:t>
+      </w:r>
+      <w:proofErr w:type="spellStart"/>
+      <w:r>
+        <w:t>x</w:t>
       </w:r>
       <w:r>
         <w:t>_</w:t>
       </w:r>
       <w:r>
-        <w:t>register&gt; (1 byte).  The value of the X register.</w:t>
+        <w:t>register</w:t>
+      </w:r>
+      <w:proofErr w:type="spellEnd"/>
+      <w:r>
+        <w:t>&gt; (1 byte).  The value of the X register.</w:t>
       </w:r>
     </w:p>
     <w:p>
@@ -10717,13 +11868,21 @@
         <w:ind w:left="360"/>
       </w:pPr>
       <w:r>
-        <w:t>&lt;y</w:t>
+        <w:t>&lt;</w:t>
+      </w:r>
+      <w:proofErr w:type="spellStart"/>
+      <w:r>
+        <w:t>y</w:t>
       </w:r>
       <w:r>
         <w:t>_</w:t>
       </w:r>
       <w:r>
-        <w:t>register&gt; (1 byte).  The value of the Y register.</w:t>
+        <w:t>register</w:t>
+      </w:r>
+      <w:proofErr w:type="spellEnd"/>
+      <w:r>
+        <w:t>&gt; (1 byte).  The value of the Y register.</w:t>
       </w:r>
     </w:p>
     <w:p>
@@ -10731,13 +11890,21 @@
         <w:ind w:left="360"/>
       </w:pPr>
       <w:r>
-        <w:t>&lt;status</w:t>
+        <w:t>&lt;</w:t>
+      </w:r>
+      <w:proofErr w:type="spellStart"/>
+      <w:r>
+        <w:t>status</w:t>
       </w:r>
       <w:r>
         <w:t>_</w:t>
       </w:r>
       <w:r>
-        <w:t>register&gt; (1 byte).  The value of the status register.</w:t>
+        <w:t>register</w:t>
+      </w:r>
+      <w:proofErr w:type="spellEnd"/>
+      <w:r>
+        <w:t>&gt; (1 byte).  The value of the status register.</w:t>
       </w:r>
     </w:p>
     <w:p>
@@ -10745,7 +11912,15 @@
         <w:ind w:left="360"/>
       </w:pPr>
       <w:r>
-        <w:t>&lt;stack_pointer&gt; (1 byte).  The value of the stack register.</w:t>
+        <w:t>&lt;</w:t>
+      </w:r>
+      <w:proofErr w:type="spellStart"/>
+      <w:r>
+        <w:t>stack_pointer</w:t>
+      </w:r>
+      <w:proofErr w:type="spellEnd"/>
+      <w:r>
+        <w:t>&gt; (1 byte).  The value of the stack register.</w:t>
       </w:r>
     </w:p>
     <w:p>
@@ -10753,7 +11928,15 @@
         <w:ind w:left="360"/>
       </w:pPr>
       <w:r>
-        <w:t>&lt;rom_paging_register&gt; (1 byte).  The value of the ROM paging register (set via SHEILA address &amp;FE30).</w:t>
+        <w:t>&lt;</w:t>
+      </w:r>
+      <w:proofErr w:type="spellStart"/>
+      <w:r>
+        <w:t>rom_paging_register</w:t>
+      </w:r>
+      <w:proofErr w:type="spellEnd"/>
+      <w:r>
+        <w:t>&gt; (1 byte).  The value of the ROM paging register (set via SHEILA address &amp;FE30).</w:t>
       </w:r>
     </w:p>
     <w:p>
@@ -10761,7 +11944,15 @@
         <w:ind w:left="360"/>
       </w:pPr>
       <w:r>
-        <w:t>&lt;acccon&gt; (1 byte).  The value of the access control register (set via SHEILA address &amp;FE34).</w:t>
+        <w:t>&lt;</w:t>
+      </w:r>
+      <w:proofErr w:type="spellStart"/>
+      <w:r>
+        <w:t>acccon</w:t>
+      </w:r>
+      <w:proofErr w:type="spellEnd"/>
+      <w:r>
+        <w:t>&gt; (1 byte).  The value of the access control register (set via SHEILA address &amp;FE34).</w:t>
       </w:r>
     </w:p>
     <w:p>
@@ -10774,7 +11965,31 @@
         </w:rPr>
       </w:pPr>
       <w:r>
-        <w:t>&lt;call_stack&gt; = &lt;stack_frame_count&gt; + &lt;stack_frame&gt;</w:t>
+        <w:t>&lt;</w:t>
+      </w:r>
+      <w:proofErr w:type="spellStart"/>
+      <w:r>
+        <w:t>call_stack</w:t>
+      </w:r>
+      <w:proofErr w:type="spellEnd"/>
+      <w:r>
+        <w:t>&gt; = &lt;</w:t>
+      </w:r>
+      <w:proofErr w:type="spellStart"/>
+      <w:r>
+        <w:t>stack_frame_count</w:t>
+      </w:r>
+      <w:proofErr w:type="spellEnd"/>
+      <w:r>
+        <w:t>&gt; + &lt;</w:t>
+      </w:r>
+      <w:proofErr w:type="spellStart"/>
+      <w:r>
+        <w:t>stack_frame</w:t>
+      </w:r>
+      <w:proofErr w:type="spellEnd"/>
+      <w:r>
+        <w:t>&gt;</w:t>
       </w:r>
       <w:r>
         <w:rPr>
@@ -10948,7 +12163,15 @@
         <w:ind w:left="720"/>
       </w:pPr>
       <w:r>
-        <w:t>&lt;stack_frame_count&gt; (1 byte) The number of stack frames.</w:t>
+        <w:t>&lt;</w:t>
+      </w:r>
+      <w:proofErr w:type="spellStart"/>
+      <w:r>
+        <w:t>stack_frame_count</w:t>
+      </w:r>
+      <w:proofErr w:type="spellEnd"/>
+      <w:r>
+        <w:t>&gt; (1 byte) The number of stack frames.</w:t>
       </w:r>
     </w:p>
     <w:p>
@@ -10956,7 +12179,63 @@
         <w:ind w:left="720"/>
       </w:pPr>
       <w:r>
-        <w:t>&lt;stack_frame&gt; = &lt;stack_frame_type&gt; + &lt;start_address_page&gt; + &lt;start_address&gt; + &lt;return_address_page&gt; + &lt;return_address&gt; + &lt;return_stack_pointer&gt;</w:t>
+        <w:t>&lt;</w:t>
+      </w:r>
+      <w:proofErr w:type="spellStart"/>
+      <w:r>
+        <w:t>stack_frame</w:t>
+      </w:r>
+      <w:proofErr w:type="spellEnd"/>
+      <w:r>
+        <w:t>&gt; = &lt;</w:t>
+      </w:r>
+      <w:proofErr w:type="spellStart"/>
+      <w:r>
+        <w:t>stack_frame_type</w:t>
+      </w:r>
+      <w:proofErr w:type="spellEnd"/>
+      <w:r>
+        <w:t>&gt; + &lt;</w:t>
+      </w:r>
+      <w:proofErr w:type="spellStart"/>
+      <w:r>
+        <w:t>start_address_page</w:t>
+      </w:r>
+      <w:proofErr w:type="spellEnd"/>
+      <w:r>
+        <w:t>&gt; + &lt;</w:t>
+      </w:r>
+      <w:proofErr w:type="spellStart"/>
+      <w:r>
+        <w:t>start_address</w:t>
+      </w:r>
+      <w:proofErr w:type="spellEnd"/>
+      <w:r>
+        <w:t>&gt; + &lt;</w:t>
+      </w:r>
+      <w:proofErr w:type="spellStart"/>
+      <w:r>
+        <w:t>return_address_page</w:t>
+      </w:r>
+      <w:proofErr w:type="spellEnd"/>
+      <w:r>
+        <w:t>&gt; + &lt;</w:t>
+      </w:r>
+      <w:proofErr w:type="spellStart"/>
+      <w:r>
+        <w:t>return_address</w:t>
+      </w:r>
+      <w:proofErr w:type="spellEnd"/>
+      <w:r>
+        <w:t>&gt; + &lt;</w:t>
+      </w:r>
+      <w:proofErr w:type="spellStart"/>
+      <w:r>
+        <w:t>return_stack_pointer</w:t>
+      </w:r>
+      <w:proofErr w:type="spellEnd"/>
+      <w:r>
+        <w:t>&gt;</w:t>
       </w:r>
     </w:p>
     <w:p>
@@ -10964,7 +12243,15 @@
         <w:ind w:left="1080"/>
       </w:pPr>
       <w:r>
-        <w:t>&lt;stack_frame_type&gt; (1 byte) The stack frame’s type.  The value can be one of the following:</w:t>
+        <w:t>&lt;</w:t>
+      </w:r>
+      <w:proofErr w:type="spellStart"/>
+      <w:r>
+        <w:t>stack_frame_type</w:t>
+      </w:r>
+      <w:proofErr w:type="spellEnd"/>
+      <w:r>
+        <w:t>&gt; (1 byte) The stack frame’s type.  The value can be one of the following:</w:t>
       </w:r>
     </w:p>
     <w:tbl>
@@ -11157,7 +12444,15 @@
         <w:ind w:left="1080"/>
       </w:pPr>
       <w:r>
-        <w:t>&lt;start_address_page&gt; (1 byte) The memory page where the start address is located.  The value can be one of the following:</w:t>
+        <w:t>&lt;</w:t>
+      </w:r>
+      <w:proofErr w:type="spellStart"/>
+      <w:r>
+        <w:t>start_address_page</w:t>
+      </w:r>
+      <w:proofErr w:type="spellEnd"/>
+      <w:r>
+        <w:t>&gt; (1 byte) The memory page where the start address is located.  The value can be one of the following:</w:t>
       </w:r>
     </w:p>
     <w:tbl>
@@ -11410,9 +12705,11 @@
         <w:lastRenderedPageBreak/>
         <w:t>&lt;</w:t>
       </w:r>
+      <w:proofErr w:type="spellStart"/>
       <w:r>
         <w:t>start_address</w:t>
       </w:r>
+      <w:proofErr w:type="spellEnd"/>
       <w:r>
         <w:t>&gt; (</w:t>
       </w:r>
@@ -11469,7 +12766,15 @@
         <w:ind w:left="1080"/>
       </w:pPr>
       <w:r>
-        <w:t>&lt;return_address_page (1 byte) The memory page where the return address is located.  The value is defined in the above table.  The value in the root stack is always 16 (Whole RAM).</w:t>
+        <w:t>&lt;</w:t>
+      </w:r>
+      <w:proofErr w:type="spellStart"/>
+      <w:r>
+        <w:t>return_address_page</w:t>
+      </w:r>
+      <w:proofErr w:type="spellEnd"/>
+      <w:r>
+        <w:t xml:space="preserve"> (1 byte) The memory page where the return address is located.  The value is defined in the above table.  The value in the root stack is always 16 (Whole RAM).</w:t>
       </w:r>
     </w:p>
     <w:p>
@@ -11477,7 +12782,15 @@
         <w:ind w:left="1080"/>
       </w:pPr>
       <w:r>
-        <w:t xml:space="preserve">&lt;return_address&gt; (2 bytes) Return address.  The value that the program counter is set to by the returning </w:t>
+        <w:t>&lt;</w:t>
+      </w:r>
+      <w:proofErr w:type="spellStart"/>
+      <w:r>
+        <w:t>return_address</w:t>
+      </w:r>
+      <w:proofErr w:type="spellEnd"/>
+      <w:r>
+        <w:t xml:space="preserve">&gt; (2 bytes) Return address.  The value that the program counter is set to by the returning </w:t>
       </w:r>
       <w:r>
         <w:rPr>
@@ -11507,9 +12820,11 @@
       <w:r>
         <w:t>&lt;</w:t>
       </w:r>
+      <w:proofErr w:type="spellStart"/>
       <w:r>
         <w:t>return_stack_pointer</w:t>
       </w:r>
+      <w:proofErr w:type="spellEnd"/>
       <w:r>
         <w:t xml:space="preserve">&gt; </w:t>
       </w:r>
@@ -11548,13 +12863,21 @@
         <w:ind w:left="360"/>
       </w:pPr>
       <w:r>
-        <w:t>&lt;screen_</w:t>
+        <w:t>&lt;</w:t>
+      </w:r>
+      <w:proofErr w:type="spellStart"/>
+      <w:r>
+        <w:t>screen_</w:t>
       </w:r>
       <w:r>
         <w:t>wrap_</w:t>
       </w:r>
       <w:r>
-        <w:t xml:space="preserve">address&gt; (1 byte).  The value specifies the screen </w:t>
+        <w:t>address</w:t>
+      </w:r>
+      <w:proofErr w:type="spellEnd"/>
+      <w:r>
+        <w:t xml:space="preserve">&gt; (1 byte).  The value specifies the screen </w:t>
       </w:r>
       <w:r>
         <w:t xml:space="preserve">wrap </w:t>
@@ -11718,7 +13041,15 @@
         <w:ind w:left="360"/>
       </w:pPr>
       <w:r>
-        <w:t xml:space="preserve">&lt;hidden_ram_address&gt; (1 byte).  Populated only on the </w:t>
+        <w:t>&lt;</w:t>
+      </w:r>
+      <w:proofErr w:type="spellStart"/>
+      <w:r>
+        <w:t>hidden_ram_address</w:t>
+      </w:r>
+      <w:proofErr w:type="spellEnd"/>
+      <w:r>
+        <w:t xml:space="preserve">&gt; (1 byte).  Populated only on the </w:t>
       </w:r>
       <w:r>
         <w:t xml:space="preserve">BBC Model </w:t>
@@ -11738,7 +13069,15 @@
         <w:ind w:left="360"/>
       </w:pPr>
       <w:r>
-        <w:t>&lt;ULA_video_control_register&gt; (1 byte).  The value of the ULA video control register.</w:t>
+        <w:t>&lt;</w:t>
+      </w:r>
+      <w:proofErr w:type="spellStart"/>
+      <w:r>
+        <w:t>ULA_video_control_register</w:t>
+      </w:r>
+      <w:proofErr w:type="spellEnd"/>
+      <w:r>
+        <w:t>&gt; (1 byte).  The value of the ULA video control register.</w:t>
       </w:r>
     </w:p>
     <w:p>
@@ -11746,7 +13085,23 @@
         <w:ind w:left="360"/>
       </w:pPr>
       <w:r>
-        <w:t>&lt;ULA_palette&gt; (16 bytes).  The ULA’s 16 palette entries where physical colors are xor’d with 0x7.</w:t>
+        <w:t>&lt;</w:t>
+      </w:r>
+      <w:proofErr w:type="spellStart"/>
+      <w:r>
+        <w:t>ULA_palette</w:t>
+      </w:r>
+      <w:proofErr w:type="spellEnd"/>
+      <w:r>
+        <w:t xml:space="preserve">&gt; (16 bytes).  The ULA’s 16 palette entries where physical colors are </w:t>
+      </w:r>
+      <w:proofErr w:type="spellStart"/>
+      <w:r>
+        <w:t>xor’d</w:t>
+      </w:r>
+      <w:proofErr w:type="spellEnd"/>
+      <w:r>
+        <w:t xml:space="preserve"> with 0x7.</w:t>
       </w:r>
     </w:p>
     <w:p>
@@ -11762,7 +13117,15 @@
         <w:ind w:left="360"/>
       </w:pPr>
       <w:r>
-        <w:t xml:space="preserve">&lt;memory_snapshot&gt; = </w:t>
+        <w:t>&lt;</w:t>
+      </w:r>
+      <w:proofErr w:type="spellStart"/>
+      <w:r>
+        <w:t>memory_snapshot</w:t>
+      </w:r>
+      <w:proofErr w:type="spellEnd"/>
+      <w:r>
+        <w:t xml:space="preserve">&gt; = </w:t>
       </w:r>
     </w:p>
     <w:p>
@@ -11775,7 +13138,31 @@
         </w:rPr>
       </w:pPr>
       <w:r>
-        <w:t>&lt;base_memory&gt; + &lt;paged_memory&gt; + &lt;shadow_ram&gt;</w:t>
+        <w:t>&lt;</w:t>
+      </w:r>
+      <w:proofErr w:type="spellStart"/>
+      <w:r>
+        <w:t>base_memory</w:t>
+      </w:r>
+      <w:proofErr w:type="spellEnd"/>
+      <w:r>
+        <w:t>&gt; + &lt;</w:t>
+      </w:r>
+      <w:proofErr w:type="spellStart"/>
+      <w:r>
+        <w:t>paged_memory</w:t>
+      </w:r>
+      <w:proofErr w:type="spellEnd"/>
+      <w:r>
+        <w:t>&gt; + &lt;</w:t>
+      </w:r>
+      <w:proofErr w:type="spellStart"/>
+      <w:r>
+        <w:t>shadow_ram</w:t>
+      </w:r>
+      <w:proofErr w:type="spellEnd"/>
+      <w:r>
+        <w:t>&gt;</w:t>
       </w:r>
       <w:r>
         <w:rPr>
@@ -11786,7 +13173,15 @@
         <w:t>opt</w:t>
       </w:r>
       <w:r>
-        <w:t xml:space="preserve"> + &lt;mos_ram&gt;</w:t>
+        <w:t xml:space="preserve"> + &lt;</w:t>
+      </w:r>
+      <w:proofErr w:type="spellStart"/>
+      <w:r>
+        <w:t>mos_ram</w:t>
+      </w:r>
+      <w:proofErr w:type="spellEnd"/>
+      <w:r>
+        <w:t>&gt;</w:t>
       </w:r>
       <w:r>
         <w:rPr>
@@ -11805,7 +13200,15 @@
         <w:t>opt</w:t>
       </w:r>
       <w:r>
-        <w:t xml:space="preserve"> + &lt;filing_system_ram&gt;</w:t>
+        <w:t xml:space="preserve"> + &lt;</w:t>
+      </w:r>
+      <w:proofErr w:type="spellStart"/>
+      <w:r>
+        <w:t>filing_system_ram</w:t>
+      </w:r>
+      <w:proofErr w:type="spellEnd"/>
+      <w:r>
+        <w:t>&gt;</w:t>
       </w:r>
       <w:r>
         <w:rPr>
@@ -11819,7 +13222,15 @@
         <w:t xml:space="preserve"> +</w:t>
       </w:r>
       <w:r>
-        <w:t xml:space="preserve"> &lt;private_ram&gt;</w:t>
+        <w:t xml:space="preserve"> &lt;</w:t>
+      </w:r>
+      <w:proofErr w:type="spellStart"/>
+      <w:r>
+        <w:t>private_ram</w:t>
+      </w:r>
+      <w:proofErr w:type="spellEnd"/>
+      <w:r>
+        <w:t>&gt;</w:t>
       </w:r>
       <w:r>
         <w:rPr>
@@ -11830,7 +13241,15 @@
         <w:t>opt</w:t>
       </w:r>
       <w:r>
-        <w:t xml:space="preserve"> + &lt;hidden_ram&gt;</w:t>
+        <w:t xml:space="preserve"> + &lt;</w:t>
+      </w:r>
+      <w:proofErr w:type="spellStart"/>
+      <w:r>
+        <w:t>hidden_ram</w:t>
+      </w:r>
+      <w:proofErr w:type="spellEnd"/>
+      <w:r>
+        <w:t>&gt;</w:t>
       </w:r>
       <w:r>
         <w:rPr>
@@ -11981,7 +13400,15 @@
               <w:ind w:left="1440" w:hanging="1440"/>
             </w:pPr>
             <w:r>
-              <w:t>&lt;base_memory&gt;</w:t>
+              <w:t>&lt;</w:t>
+            </w:r>
+            <w:proofErr w:type="spellStart"/>
+            <w:r>
+              <w:t>base_memory</w:t>
+            </w:r>
+            <w:proofErr w:type="spellEnd"/>
+            <w:r>
+              <w:t>&gt;</w:t>
             </w:r>
           </w:p>
         </w:tc>
@@ -12052,7 +13479,15 @@
               <w:ind w:left="1440" w:hanging="1440"/>
             </w:pPr>
             <w:r>
-              <w:t>&lt;paged_memory&gt;</w:t>
+              <w:t>&lt;</w:t>
+            </w:r>
+            <w:proofErr w:type="spellStart"/>
+            <w:r>
+              <w:t>paged_memory</w:t>
+            </w:r>
+            <w:proofErr w:type="spellEnd"/>
+            <w:r>
+              <w:t>&gt;</w:t>
             </w:r>
           </w:p>
         </w:tc>
@@ -12120,7 +13555,15 @@
           </w:tcPr>
           <w:p>
             <w:r>
-              <w:t>&lt;shadow_ram&gt;</w:t>
+              <w:t>&lt;</w:t>
+            </w:r>
+            <w:proofErr w:type="spellStart"/>
+            <w:r>
+              <w:t>shadow_ram</w:t>
+            </w:r>
+            <w:proofErr w:type="spellEnd"/>
+            <w:r>
+              <w:t>&gt;</w:t>
             </w:r>
           </w:p>
         </w:tc>
@@ -12181,7 +13624,15 @@
           </w:tcPr>
           <w:p>
             <w:r>
-              <w:t>&lt;mos_ram&gt;</w:t>
+              <w:t>&lt;</w:t>
+            </w:r>
+            <w:proofErr w:type="spellStart"/>
+            <w:r>
+              <w:t>mos_ram</w:t>
+            </w:r>
+            <w:proofErr w:type="spellEnd"/>
+            <w:r>
+              <w:t>&gt;</w:t>
             </w:r>
           </w:p>
         </w:tc>
@@ -12236,7 +13687,15 @@
           </w:tcPr>
           <w:p>
             <w:r>
-              <w:t>&lt;filing_system_ram&gt;</w:t>
+              <w:t>&lt;</w:t>
+            </w:r>
+            <w:proofErr w:type="spellStart"/>
+            <w:r>
+              <w:t>filing_system_ram</w:t>
+            </w:r>
+            <w:proofErr w:type="spellEnd"/>
+            <w:r>
+              <w:t>&gt;</w:t>
             </w:r>
           </w:p>
         </w:tc>
@@ -12291,7 +13750,15 @@
           </w:tcPr>
           <w:p>
             <w:r>
-              <w:t>&lt;private_ram&gt;</w:t>
+              <w:t>&lt;</w:t>
+            </w:r>
+            <w:proofErr w:type="spellStart"/>
+            <w:r>
+              <w:t>private_ram</w:t>
+            </w:r>
+            <w:proofErr w:type="spellEnd"/>
+            <w:r>
+              <w:t>&gt;</w:t>
             </w:r>
           </w:p>
         </w:tc>
@@ -12349,7 +13816,15 @@
           </w:tcPr>
           <w:p>
             <w:r>
-              <w:t>&lt;hidden_ram&gt;</w:t>
+              <w:t>&lt;</w:t>
+            </w:r>
+            <w:proofErr w:type="spellStart"/>
+            <w:r>
+              <w:t>hidden_ram</w:t>
+            </w:r>
+            <w:proofErr w:type="spellEnd"/>
+            <w:r>
+              <w:t>&gt;</w:t>
             </w:r>
           </w:p>
         </w:tc>
@@ -12404,7 +13879,15 @@
       </w:pPr>
       <w:r>
         <w:br/>
-        <w:t>&lt;base_memory&gt; (64K) The default 64K of memory.  Addresses 0 to &amp;FFFF.</w:t>
+        <w:t>&lt;</w:t>
+      </w:r>
+      <w:proofErr w:type="spellStart"/>
+      <w:r>
+        <w:t>base_memory</w:t>
+      </w:r>
+      <w:proofErr w:type="spellEnd"/>
+      <w:r>
+        <w:t>&gt; (64K) The default 64K of memory.  Addresses 0 to &amp;FFFF.</w:t>
       </w:r>
     </w:p>
     <w:p>
@@ -12412,7 +13895,31 @@
         <w:ind w:left="720" w:hanging="360"/>
       </w:pPr>
       <w:r>
-        <w:t>&lt;paged_memory&gt; = &lt;page_count&gt; + &lt;page_data&gt;</w:t>
+        <w:t>&lt;</w:t>
+      </w:r>
+      <w:proofErr w:type="spellStart"/>
+      <w:r>
+        <w:t>paged_memory</w:t>
+      </w:r>
+      <w:proofErr w:type="spellEnd"/>
+      <w:r>
+        <w:t>&gt; = &lt;</w:t>
+      </w:r>
+      <w:proofErr w:type="spellStart"/>
+      <w:r>
+        <w:t>page_count</w:t>
+      </w:r>
+      <w:proofErr w:type="spellEnd"/>
+      <w:r>
+        <w:t>&gt; + &lt;</w:t>
+      </w:r>
+      <w:proofErr w:type="spellStart"/>
+      <w:r>
+        <w:t>page_data</w:t>
+      </w:r>
+      <w:proofErr w:type="spellEnd"/>
+      <w:r>
+        <w:t>&gt;</w:t>
       </w:r>
       <w:r>
         <w:rPr>
@@ -12431,7 +13938,15 @@
         <w:ind w:left="720"/>
       </w:pPr>
       <w:r>
-        <w:t>&lt;page_count&gt; (1 byte) The number of pages.</w:t>
+        <w:t>&lt;</w:t>
+      </w:r>
+      <w:proofErr w:type="spellStart"/>
+      <w:r>
+        <w:t>page_count</w:t>
+      </w:r>
+      <w:proofErr w:type="spellEnd"/>
+      <w:r>
+        <w:t>&gt; (1 byte) The number of pages.</w:t>
       </w:r>
     </w:p>
     <w:p>
@@ -12439,7 +13954,39 @@
         <w:ind w:left="720"/>
       </w:pPr>
       <w:r>
-        <w:t>&lt;page_data&gt; = &lt;page_bank&gt; + &lt;page_readonly&gt; + &lt;page_memory&gt;</w:t>
+        <w:t>&lt;</w:t>
+      </w:r>
+      <w:proofErr w:type="spellStart"/>
+      <w:r>
+        <w:t>page_data</w:t>
+      </w:r>
+      <w:proofErr w:type="spellEnd"/>
+      <w:r>
+        <w:t>&gt; = &lt;</w:t>
+      </w:r>
+      <w:proofErr w:type="spellStart"/>
+      <w:r>
+        <w:t>page_bank</w:t>
+      </w:r>
+      <w:proofErr w:type="spellEnd"/>
+      <w:r>
+        <w:t>&gt; + &lt;</w:t>
+      </w:r>
+      <w:proofErr w:type="spellStart"/>
+      <w:r>
+        <w:t>page_readonly</w:t>
+      </w:r>
+      <w:proofErr w:type="spellEnd"/>
+      <w:r>
+        <w:t>&gt; + &lt;</w:t>
+      </w:r>
+      <w:proofErr w:type="spellStart"/>
+      <w:r>
+        <w:t>page_memory</w:t>
+      </w:r>
+      <w:proofErr w:type="spellEnd"/>
+      <w:r>
+        <w:t>&gt;</w:t>
       </w:r>
     </w:p>
     <w:p>
@@ -12447,7 +13994,15 @@
         <w:ind w:left="1080"/>
       </w:pPr>
       <w:r>
-        <w:t>&lt;page_bank&gt; (1 byte) A page bank id</w:t>
+        <w:t>&lt;</w:t>
+      </w:r>
+      <w:proofErr w:type="spellStart"/>
+      <w:r>
+        <w:t>page_bank</w:t>
+      </w:r>
+      <w:proofErr w:type="spellEnd"/>
+      <w:r>
+        <w:t>&gt; (1 byte) A page bank id</w:t>
       </w:r>
       <w:r>
         <w:t xml:space="preserve"> (0 to 1</w:t>
@@ -12464,7 +14019,15 @@
         <w:ind w:left="1080"/>
       </w:pPr>
       <w:r>
-        <w:t xml:space="preserve">&lt;page_readonly&gt; (1 byte) A page </w:t>
+        <w:t>&lt;</w:t>
+      </w:r>
+      <w:proofErr w:type="spellStart"/>
+      <w:r>
+        <w:t>page_readonly</w:t>
+      </w:r>
+      <w:proofErr w:type="spellEnd"/>
+      <w:r>
+        <w:t xml:space="preserve">&gt; (1 byte) A page </w:t>
       </w:r>
       <w:r>
         <w:t>read-only</w:t>
@@ -12490,7 +14053,15 @@
         <w:ind w:left="1080"/>
       </w:pPr>
       <w:r>
-        <w:t>&lt;page_memory&gt; (16K) The memory contents of a page.  Addresses &amp;8000 to &amp;BFFF.</w:t>
+        <w:t>&lt;</w:t>
+      </w:r>
+      <w:proofErr w:type="spellStart"/>
+      <w:r>
+        <w:t>page_memory</w:t>
+      </w:r>
+      <w:proofErr w:type="spellEnd"/>
+      <w:r>
+        <w:t>&gt; (16K) The memory contents of a page.  Addresses &amp;8000 to &amp;BFFF.</w:t>
       </w:r>
     </w:p>
     <w:p>
@@ -12498,7 +14069,15 @@
         <w:ind w:left="360"/>
       </w:pPr>
       <w:r>
-        <w:t>&lt;shadow_ram&gt; (20K) Populated on Model B Plus, BBC Model B Integra, and BBC Master.  Addresses &amp;3000 to &amp;7FFF.</w:t>
+        <w:t>&lt;</w:t>
+      </w:r>
+      <w:proofErr w:type="spellStart"/>
+      <w:r>
+        <w:t>shadow_ram</w:t>
+      </w:r>
+      <w:proofErr w:type="spellEnd"/>
+      <w:r>
+        <w:t>&gt; (20K) Populated on Model B Plus, BBC Model B Integra, and BBC Master.  Addresses &amp;3000 to &amp;7FFF.</w:t>
       </w:r>
     </w:p>
     <w:p>
@@ -12506,7 +14085,15 @@
         <w:ind w:left="360"/>
       </w:pPr>
       <w:r>
-        <w:t>&lt;mos_ram&gt; (4K) Populated on BBC Master.  Addresses &amp;8000 to &amp;8FFF.</w:t>
+        <w:t>&lt;</w:t>
+      </w:r>
+      <w:proofErr w:type="spellStart"/>
+      <w:r>
+        <w:t>mos_ram</w:t>
+      </w:r>
+      <w:proofErr w:type="spellEnd"/>
+      <w:r>
+        <w:t>&gt; (4K) Populated on BBC Master.  Addresses &amp;8000 to &amp;8FFF.</w:t>
       </w:r>
     </w:p>
     <w:p>
@@ -12514,7 +14101,15 @@
         <w:ind w:left="360"/>
       </w:pPr>
       <w:r>
-        <w:t>&lt;filing_system_ram&gt; (8K) Populated on BBC Master.  Addresses &amp;C000 to &amp;DFFF.</w:t>
+        <w:t>&lt;</w:t>
+      </w:r>
+      <w:proofErr w:type="spellStart"/>
+      <w:r>
+        <w:t>filing_system_ram</w:t>
+      </w:r>
+      <w:proofErr w:type="spellEnd"/>
+      <w:r>
+        <w:t>&gt; (8K) Populated on BBC Master.  Addresses &amp;C000 to &amp;DFFF.</w:t>
       </w:r>
     </w:p>
     <w:p>
@@ -12522,7 +14117,15 @@
         <w:ind w:left="360"/>
       </w:pPr>
       <w:r>
-        <w:t xml:space="preserve">&lt;private_ram&gt; (12K) Populated on </w:t>
+        <w:t>&lt;</w:t>
+      </w:r>
+      <w:proofErr w:type="spellStart"/>
+      <w:r>
+        <w:t>private_ram</w:t>
+      </w:r>
+      <w:proofErr w:type="spellEnd"/>
+      <w:r>
+        <w:t xml:space="preserve">&gt; (12K) Populated on </w:t>
       </w:r>
       <w:r>
         <w:t xml:space="preserve">BBC </w:t>
@@ -12569,7 +14172,15 @@
         <w:ind w:left="360"/>
       </w:pPr>
       <w:r>
-        <w:t>&lt;hidden_ram&gt; (256 bytes) Populated on BBC Model Integra B.</w:t>
+        <w:t>&lt;</w:t>
+      </w:r>
+      <w:proofErr w:type="spellStart"/>
+      <w:r>
+        <w:t>hidden_ram</w:t>
+      </w:r>
+      <w:proofErr w:type="spellEnd"/>
+      <w:r>
+        <w:t>&gt; (256 bytes) Populated on BBC Model Integra B.</w:t>
       </w:r>
     </w:p>
     <w:p>
@@ -12594,10 +14205,34 @@
           <w:b/>
           <w:bCs/>
         </w:rPr>
-        <w:t>&lt;execution_chunk&gt;</w:t>
-      </w:r>
-      <w:r>
-        <w:t xml:space="preserve"> = &lt;common_header(</w:t>
+        <w:t>&lt;</w:t>
+      </w:r>
+      <w:proofErr w:type="spellStart"/>
+      <w:r>
+        <w:rPr>
+          <w:b/>
+          <w:bCs/>
+        </w:rPr>
+        <w:t>execution_chunk</w:t>
+      </w:r>
+      <w:proofErr w:type="spellEnd"/>
+      <w:r>
+        <w:rPr>
+          <w:b/>
+          <w:bCs/>
+        </w:rPr>
+        <w:t>&gt;</w:t>
+      </w:r>
+      <w:r>
+        <w:t xml:space="preserve"> = &lt;</w:t>
+      </w:r>
+      <w:proofErr w:type="spellStart"/>
+      <w:r>
+        <w:t>common_header</w:t>
+      </w:r>
+      <w:proofErr w:type="spellEnd"/>
+      <w:r>
+        <w:t>(</w:t>
       </w:r>
       <w:r>
         <w:rPr>
@@ -12606,6 +14241,7 @@
         </w:rPr>
         <w:t>‘</w:t>
       </w:r>
+      <w:proofErr w:type="spellStart"/>
       <w:r>
         <w:rPr>
           <w:rFonts w:ascii="Aptos" w:hAnsi="Aptos"/>
@@ -12613,7 +14249,17 @@
           <w:bCs/>
           <w:color w:val="000000"/>
         </w:rPr>
-        <w:t>PFex’</w:t>
+        <w:t>PFex</w:t>
+      </w:r>
+      <w:proofErr w:type="spellEnd"/>
+      <w:r>
+        <w:rPr>
+          <w:rFonts w:ascii="Aptos" w:hAnsi="Aptos"/>
+          <w:b/>
+          <w:bCs/>
+          <w:color w:val="000000"/>
+        </w:rPr>
+        <w:t>’</w:t>
       </w:r>
       <w:r>
         <w:rPr>
@@ -12623,7 +14269,15 @@
         <w:t>)</w:t>
       </w:r>
       <w:r>
-        <w:t>&gt; + &lt;execution_data&gt; where</w:t>
+        <w:t>&gt; + &lt;</w:t>
+      </w:r>
+      <w:proofErr w:type="spellStart"/>
+      <w:r>
+        <w:t>execution_data</w:t>
+      </w:r>
+      <w:proofErr w:type="spellEnd"/>
+      <w:r>
+        <w:t>&gt; where</w:t>
       </w:r>
     </w:p>
     <w:p>
@@ -12635,7 +14289,23 @@
           <w:b/>
           <w:bCs/>
         </w:rPr>
-        <w:t>&lt;execution_data&gt;</w:t>
+        <w:t>&lt;</w:t>
+      </w:r>
+      <w:proofErr w:type="spellStart"/>
+      <w:r>
+        <w:rPr>
+          <w:b/>
+          <w:bCs/>
+        </w:rPr>
+        <w:t>execution_data</w:t>
+      </w:r>
+      <w:proofErr w:type="spellEnd"/>
+      <w:r>
+        <w:rPr>
+          <w:b/>
+          <w:bCs/>
+        </w:rPr>
+        <w:t>&gt;</w:t>
       </w:r>
       <w:r>
         <w:t xml:space="preserve"> = list of </w:t>
@@ -12688,7 +14358,23 @@
         <w:t>&gt;</w:t>
       </w:r>
       <w:r>
-        <w:t xml:space="preserve"> = &lt;event_marker&gt; + &lt;event_params&gt; </w:t>
+        <w:t xml:space="preserve"> = &lt;</w:t>
+      </w:r>
+      <w:proofErr w:type="spellStart"/>
+      <w:r>
+        <w:t>event_marker</w:t>
+      </w:r>
+      <w:proofErr w:type="spellEnd"/>
+      <w:r>
+        <w:t>&gt; + &lt;</w:t>
+      </w:r>
+      <w:proofErr w:type="spellStart"/>
+      <w:r>
+        <w:t>event_params</w:t>
+      </w:r>
+      <w:proofErr w:type="spellEnd"/>
+      <w:r>
+        <w:t xml:space="preserve">&gt; </w:t>
       </w:r>
     </w:p>
     <w:p>
@@ -12696,7 +14382,15 @@
         <w:ind w:left="720"/>
       </w:pPr>
       <w:r>
-        <w:t>&lt;event_marker&gt; (2 bytes).  A two-byte value that distinguishes an &lt;event&gt; from an &lt;instruction&gt;.  The marker also specifies the event type and subsequent parameters as depicted in the table below.</w:t>
+        <w:t>&lt;</w:t>
+      </w:r>
+      <w:proofErr w:type="spellStart"/>
+      <w:r>
+        <w:t>event_marker</w:t>
+      </w:r>
+      <w:proofErr w:type="spellEnd"/>
+      <w:r>
+        <w:t>&gt; (2 bytes).  A two-byte value that distinguishes an &lt;event&gt; from an &lt;instruction&gt;.  The marker also specifies the event type and subsequent parameters as depicted in the table below.</w:t>
       </w:r>
     </w:p>
     <w:tbl>
@@ -12814,7 +14508,15 @@
           </w:tcPr>
           <w:p>
             <w:r>
-              <w:t>&lt;interrupt_event_params&gt;</w:t>
+              <w:t>&lt;</w:t>
+            </w:r>
+            <w:proofErr w:type="spellStart"/>
+            <w:r>
+              <w:t>interrupt_event_params</w:t>
+            </w:r>
+            <w:proofErr w:type="spellEnd"/>
+            <w:r>
+              <w:t>&gt;</w:t>
             </w:r>
           </w:p>
         </w:tc>
@@ -12846,7 +14548,15 @@
           </w:tcPr>
           <w:p>
             <w:r>
-              <w:t>&lt;interrupt_event_params&gt;</w:t>
+              <w:t>&lt;</w:t>
+            </w:r>
+            <w:proofErr w:type="spellStart"/>
+            <w:r>
+              <w:t>interrupt_event_params</w:t>
+            </w:r>
+            <w:proofErr w:type="spellEnd"/>
+            <w:r>
+              <w:t>&gt;</w:t>
             </w:r>
           </w:p>
         </w:tc>
@@ -12884,8 +14594,13 @@
               </w:rPr>
               <w:t>&lt;</w:t>
             </w:r>
-            <w:r>
-              <w:t>display_field&gt;</w:t>
+            <w:proofErr w:type="spellStart"/>
+            <w:r>
+              <w:t>display_field</w:t>
+            </w:r>
+            <w:proofErr w:type="spellEnd"/>
+            <w:r>
+              <w:t>&gt;</w:t>
             </w:r>
           </w:p>
         </w:tc>
@@ -12907,7 +14622,23 @@
                 <w:i/>
                 <w:iCs/>
               </w:rPr>
-              <w:t>&amp;80, &amp;03..&amp;7F</w:t>
+              <w:t>&amp;80, &amp;</w:t>
+            </w:r>
+            <w:proofErr w:type="gramStart"/>
+            <w:r>
+              <w:rPr>
+                <w:i/>
+                <w:iCs/>
+              </w:rPr>
+              <w:t>03..</w:t>
+            </w:r>
+            <w:proofErr w:type="gramEnd"/>
+            <w:r>
+              <w:rPr>
+                <w:i/>
+                <w:iCs/>
+              </w:rPr>
+              <w:t>&amp;7F</w:t>
             </w:r>
           </w:p>
         </w:tc>
@@ -12966,7 +14697,15 @@
         <w:t xml:space="preserve">The </w:t>
       </w:r>
       <w:r>
-        <w:t>maskable (IRQ) and non-maskable (NMI) interrupt events signify that an interrupt has occurred.  A begin display event signifies that the screen memory read, used to display screen memory, begins.  The screen memory is read every 50</w:t>
+        <w:t xml:space="preserve">maskable (IRQ) and non-maskable (NMI) interrupt events signify that an </w:t>
+      </w:r>
+      <w:proofErr w:type="gramStart"/>
+      <w:r>
+        <w:t>interrupt</w:t>
+      </w:r>
+      <w:proofErr w:type="gramEnd"/>
+      <w:r>
+        <w:t xml:space="preserve"> has occurred.  A begin display event signifies that the screen memory read, used to display screen memory, begins.  The screen memory is read every 50</w:t>
       </w:r>
       <w:r>
         <w:rPr>
@@ -12987,7 +14726,23 @@
           <w:b/>
           <w:bCs/>
         </w:rPr>
-        <w:t>&lt;interrupt_event_params&gt;</w:t>
+        <w:t>&lt;</w:t>
+      </w:r>
+      <w:proofErr w:type="spellStart"/>
+      <w:r>
+        <w:rPr>
+          <w:b/>
+          <w:bCs/>
+        </w:rPr>
+        <w:t>interrupt_event_params</w:t>
+      </w:r>
+      <w:proofErr w:type="spellEnd"/>
+      <w:r>
+        <w:rPr>
+          <w:b/>
+          <w:bCs/>
+        </w:rPr>
+        <w:t>&gt;</w:t>
       </w:r>
       <w:r>
         <w:t xml:space="preserve"> </w:t>
@@ -13000,8 +14755,29 @@
       </w:r>
       <w:r>
         <w:br/>
-        <w:t>&lt;cycle_count&gt; + &lt;destination_address&gt; + &lt;return_address</w:t>
-      </w:r>
+        <w:t>&lt;</w:t>
+      </w:r>
+      <w:proofErr w:type="spellStart"/>
+      <w:r>
+        <w:t>cycle_count</w:t>
+      </w:r>
+      <w:proofErr w:type="spellEnd"/>
+      <w:r>
+        <w:t>&gt; + &lt;</w:t>
+      </w:r>
+      <w:proofErr w:type="spellStart"/>
+      <w:r>
+        <w:t>destination_address</w:t>
+      </w:r>
+      <w:proofErr w:type="spellEnd"/>
+      <w:r>
+        <w:t>&gt; + &lt;</w:t>
+      </w:r>
+      <w:proofErr w:type="spellStart"/>
+      <w:r>
+        <w:t>return_address</w:t>
+      </w:r>
+      <w:proofErr w:type="spellEnd"/>
       <w:r>
         <w:t>&gt;</w:t>
       </w:r>
@@ -13011,7 +14787,15 @@
         <w:ind w:left="1080"/>
       </w:pPr>
       <w:r>
-        <w:t>&lt;cycle_count&gt; (1 byte) Specifies how many cycles it took to jump to the service routine.  This is always seven.</w:t>
+        <w:t>&lt;</w:t>
+      </w:r>
+      <w:proofErr w:type="spellStart"/>
+      <w:r>
+        <w:t>cycle_count</w:t>
+      </w:r>
+      <w:proofErr w:type="spellEnd"/>
+      <w:r>
+        <w:t>&gt; (1 byte) Specifies how many cycles it took to jump to the service routine.  This is always seven.</w:t>
       </w:r>
     </w:p>
     <w:p>
@@ -13023,7 +14807,15 @@
         </w:rPr>
       </w:pPr>
       <w:r>
-        <w:t xml:space="preserve">&lt;destination_address&gt; (2 bytes).  The address of the interrupt service routine.  </w:t>
+        <w:t>&lt;</w:t>
+      </w:r>
+      <w:proofErr w:type="spellStart"/>
+      <w:r>
+        <w:t>destination_address</w:t>
+      </w:r>
+      <w:proofErr w:type="spellEnd"/>
+      <w:r>
+        <w:t xml:space="preserve">&gt; (2 bytes).  The address of the interrupt service routine.  </w:t>
       </w:r>
       <w:r>
         <w:t>For NMI interrupts, the value held in $FFFA–$FFFB.  For IRQ’s, the value held in $FFFE–$FFFF.</w:t>
@@ -13034,7 +14826,15 @@
         <w:ind w:left="1080"/>
       </w:pPr>
       <w:r>
-        <w:t>&lt;return_address&gt; (2 bytes).  The return address that was pushed on the stack.</w:t>
+        <w:t>&lt;</w:t>
+      </w:r>
+      <w:proofErr w:type="spellStart"/>
+      <w:r>
+        <w:t>return_address</w:t>
+      </w:r>
+      <w:proofErr w:type="spellEnd"/>
+      <w:r>
+        <w:t>&gt; (2 bytes).  The return address that was pushed on the stack.</w:t>
       </w:r>
     </w:p>
     <w:p>
@@ -13047,6 +14847,7 @@
       <w:r>
         <w:t>&lt;</w:t>
       </w:r>
+      <w:proofErr w:type="spellStart"/>
       <w:r>
         <w:rPr>
           <w:b/>
@@ -13054,11 +14855,17 @@
         </w:rPr>
         <w:t>display_field</w:t>
       </w:r>
+      <w:proofErr w:type="spellEnd"/>
+      <w:proofErr w:type="gramStart"/>
       <w:r>
         <w:t>&gt;</w:t>
       </w:r>
       <w:r>
-        <w:t xml:space="preserve">  (1 byte).  0 for even field, 1 for odd field (when interlaced sync is enabled).</w:t>
+        <w:t xml:space="preserve">  (</w:t>
+      </w:r>
+      <w:proofErr w:type="gramEnd"/>
+      <w:r>
+        <w:t>1 byte).  0 for even field, 1 for odd field (when interlaced sync is enabled).</w:t>
       </w:r>
     </w:p>
     <w:p>
@@ -13084,7 +14891,15 @@
       </w:r>
       <w:r>
         <w:br/>
-        <w:t>&lt;opcode_address&gt; + &lt;opcode&gt; + &lt;operand&gt;</w:t>
+        <w:t>&lt;</w:t>
+      </w:r>
+      <w:proofErr w:type="spellStart"/>
+      <w:r>
+        <w:t>opcode_address</w:t>
+      </w:r>
+      <w:proofErr w:type="spellEnd"/>
+      <w:r>
+        <w:t>&gt; + &lt;opcode&gt; + &lt;operand&gt;</w:t>
       </w:r>
       <w:r>
         <w:rPr>
@@ -13099,13 +14914,37 @@
       </w:r>
       <w:r>
         <w:br/>
-        <w:t xml:space="preserve">&lt;cycle_count&gt; + &lt;modified_registers&gt; </w:t>
+        <w:t>&lt;</w:t>
+      </w:r>
+      <w:proofErr w:type="spellStart"/>
+      <w:r>
+        <w:t>cycle_count</w:t>
+      </w:r>
+      <w:proofErr w:type="spellEnd"/>
+      <w:r>
+        <w:t>&gt; + &lt;</w:t>
+      </w:r>
+      <w:proofErr w:type="spellStart"/>
+      <w:r>
+        <w:t>modified_registers</w:t>
+      </w:r>
+      <w:proofErr w:type="spellEnd"/>
+      <w:r>
+        <w:t xml:space="preserve">&gt; </w:t>
       </w:r>
       <w:r>
         <w:t xml:space="preserve">+ </w:t>
       </w:r>
       <w:r>
-        <w:t>&lt;destination_address&gt;</w:t>
+        <w:t>&lt;</w:t>
+      </w:r>
+      <w:proofErr w:type="spellStart"/>
+      <w:r>
+        <w:t>destination_address</w:t>
+      </w:r>
+      <w:proofErr w:type="spellEnd"/>
+      <w:r>
+        <w:t>&gt;</w:t>
       </w:r>
       <w:r>
         <w:rPr>
@@ -13116,7 +14955,15 @@
         <w:t>opt</w:t>
       </w:r>
       <w:r>
-        <w:t xml:space="preserve"> + &lt;memory_address&gt;</w:t>
+        <w:t xml:space="preserve"> + &lt;</w:t>
+      </w:r>
+      <w:proofErr w:type="spellStart"/>
+      <w:r>
+        <w:t>memory_address</w:t>
+      </w:r>
+      <w:proofErr w:type="spellEnd"/>
+      <w:r>
+        <w:t>&gt;</w:t>
       </w:r>
       <w:r>
         <w:rPr>
@@ -13127,7 +14974,15 @@
         <w:t>opt</w:t>
       </w:r>
       <w:r>
-        <w:t xml:space="preserve"> &lt;memory_read_value&gt;</w:t>
+        <w:t xml:space="preserve"> &lt;</w:t>
+      </w:r>
+      <w:proofErr w:type="spellStart"/>
+      <w:r>
+        <w:t>memory_read_value</w:t>
+      </w:r>
+      <w:proofErr w:type="spellEnd"/>
+      <w:r>
+        <w:t>&gt;</w:t>
       </w:r>
       <w:r>
         <w:rPr>
@@ -13146,7 +15001,15 @@
         <w:t xml:space="preserve"> </w:t>
       </w:r>
       <w:r>
-        <w:t>+ &lt;memory_write_value&gt;</w:t>
+        <w:t>+ &lt;</w:t>
+      </w:r>
+      <w:proofErr w:type="spellStart"/>
+      <w:r>
+        <w:t>memory_write_value</w:t>
+      </w:r>
+      <w:proofErr w:type="spellEnd"/>
+      <w:r>
+        <w:t>&gt;</w:t>
       </w:r>
       <w:r>
         <w:rPr>
@@ -13165,7 +15028,15 @@
         <w:ind w:left="720"/>
       </w:pPr>
       <w:r>
-        <w:t>&lt;opcode_address&gt; (1, 2, or 3 bytes) The instruction’s opcode address is encoded in 1, 2 or 3 bytes as depicted in the following table, where addresses are stored in relative format if possible.</w:t>
+        <w:t>&lt;</w:t>
+      </w:r>
+      <w:proofErr w:type="spellStart"/>
+      <w:r>
+        <w:t>opcode_address</w:t>
+      </w:r>
+      <w:proofErr w:type="spellEnd"/>
+      <w:r>
+        <w:t>&gt; (1, 2, or 3 bytes) The instruction’s opcode address is encoded in 1, 2 or 3 bytes as depicted in the following table, where addresses are stored in relative format if possible.</w:t>
       </w:r>
       <w:r>
         <w:t xml:space="preserve"> </w:t>
@@ -13368,7 +15239,15 @@
               <w:jc w:val="center"/>
             </w:pPr>
             <w:r>
-              <w:t>&amp;81..&amp;FF</w:t>
+              <w:t>&amp;</w:t>
+            </w:r>
+            <w:proofErr w:type="gramStart"/>
+            <w:r>
+              <w:t>81..</w:t>
+            </w:r>
+            <w:proofErr w:type="gramEnd"/>
+            <w:r>
+              <w:t>&amp;FF</w:t>
             </w:r>
           </w:p>
         </w:tc>
@@ -13411,7 +15290,15 @@
           </w:tcPr>
           <w:p>
             <w:r>
-              <w:t>Absolute address: &amp;0000..&amp;7FFF</w:t>
+              <w:t>Absolute address: &amp;</w:t>
+            </w:r>
+            <w:proofErr w:type="gramStart"/>
+            <w:r>
+              <w:t>0000..</w:t>
+            </w:r>
+            <w:proofErr w:type="gramEnd"/>
+            <w:r>
+              <w:t>&amp;7FFF</w:t>
             </w:r>
           </w:p>
         </w:tc>
@@ -13423,8 +15310,13 @@
             <w:pPr>
               <w:jc w:val="center"/>
             </w:pPr>
-            <w:r>
-              <w:t>0..&amp;7F</w:t>
+            <w:proofErr w:type="gramStart"/>
+            <w:r>
+              <w:t>0..&amp;</w:t>
+            </w:r>
+            <w:proofErr w:type="gramEnd"/>
+            <w:r>
+              <w:t>7F</w:t>
             </w:r>
           </w:p>
         </w:tc>
@@ -13436,8 +15328,13 @@
             <w:pPr>
               <w:jc w:val="center"/>
             </w:pPr>
-            <w:r>
-              <w:t>0..&amp;FF</w:t>
+            <w:proofErr w:type="gramStart"/>
+            <w:r>
+              <w:t>0..&amp;</w:t>
+            </w:r>
+            <w:proofErr w:type="gramEnd"/>
+            <w:r>
+              <w:t>FF</w:t>
             </w:r>
           </w:p>
         </w:tc>
@@ -13466,7 +15363,15 @@
           </w:tcPr>
           <w:p>
             <w:r>
-              <w:t>Absolute address: &amp;8000..&amp;FFFF</w:t>
+              <w:t>Absolute address: &amp;</w:t>
+            </w:r>
+            <w:proofErr w:type="gramStart"/>
+            <w:r>
+              <w:t>8000..</w:t>
+            </w:r>
+            <w:proofErr w:type="gramEnd"/>
+            <w:r>
+              <w:t>&amp;FFFF</w:t>
             </w:r>
           </w:p>
         </w:tc>
@@ -13492,7 +15397,15 @@
               <w:jc w:val="center"/>
             </w:pPr>
             <w:r>
-              <w:t>&amp;80..&amp;FF</w:t>
+              <w:t>&amp;</w:t>
+            </w:r>
+            <w:proofErr w:type="gramStart"/>
+            <w:r>
+              <w:t>80..</w:t>
+            </w:r>
+            <w:proofErr w:type="gramEnd"/>
+            <w:r>
+              <w:t>&amp;FF</w:t>
             </w:r>
           </w:p>
         </w:tc>
@@ -13504,8 +15417,13 @@
             <w:pPr>
               <w:jc w:val="center"/>
             </w:pPr>
-            <w:r>
-              <w:t>0..&amp;FF</w:t>
+            <w:proofErr w:type="gramStart"/>
+            <w:r>
+              <w:t>0..&amp;</w:t>
+            </w:r>
+            <w:proofErr w:type="gramEnd"/>
+            <w:r>
+              <w:t>FF</w:t>
             </w:r>
           </w:p>
         </w:tc>
@@ -13574,12 +15492,21 @@
                 <w:iCs/>
               </w:rPr>
             </w:pPr>
+            <w:proofErr w:type="gramStart"/>
             <w:r>
               <w:rPr>
                 <w:i/>
                 <w:iCs/>
               </w:rPr>
-              <w:t>0..&amp;7F</w:t>
+              <w:t>0..&amp;</w:t>
+            </w:r>
+            <w:proofErr w:type="gramEnd"/>
+            <w:r>
+              <w:rPr>
+                <w:i/>
+                <w:iCs/>
+              </w:rPr>
+              <w:t>7F</w:t>
             </w:r>
           </w:p>
         </w:tc>
@@ -13977,7 +15904,15 @@
         <w:ind w:left="720"/>
       </w:pPr>
       <w:r>
-        <w:t>&lt;operand&gt; (0, 1, or 2 bytes) The instruction’s operand value.  The number of bytes is defined by the instruction’s opcode, per the 6502 &amp; 65C02 instruction set.</w:t>
+        <w:t xml:space="preserve">&lt;operand&gt; (0, 1, or 2 bytes) The instruction’s operand value.  The number of bytes is defined by the instruction’s </w:t>
+      </w:r>
+      <w:proofErr w:type="gramStart"/>
+      <w:r>
+        <w:t>opcode</w:t>
+      </w:r>
+      <w:proofErr w:type="gramEnd"/>
+      <w:r>
+        <w:t>, per the 6502 &amp; 65C02 instruction set.</w:t>
       </w:r>
     </w:p>
     <w:p>
@@ -13985,14 +15920,38 @@
         <w:ind w:left="720"/>
       </w:pPr>
       <w:r>
-        <w:t>&lt;cycle_count&gt; (</w:t>
-      </w:r>
-      <w:r>
-        <w:rPr>
-          <w:b/>
-          <w:bCs/>
-        </w:rPr>
-        <w:t>bits 0..2</w:t>
+        <w:t>&lt;</w:t>
+      </w:r>
+      <w:proofErr w:type="spellStart"/>
+      <w:r>
+        <w:t>cycle_count</w:t>
+      </w:r>
+      <w:proofErr w:type="spellEnd"/>
+      <w:r>
+        <w:t>&gt; (</w:t>
+      </w:r>
+      <w:r>
+        <w:rPr>
+          <w:b/>
+          <w:bCs/>
+        </w:rPr>
+        <w:t xml:space="preserve">bits </w:t>
+      </w:r>
+      <w:proofErr w:type="gramStart"/>
+      <w:r>
+        <w:rPr>
+          <w:b/>
+          <w:bCs/>
+        </w:rPr>
+        <w:t>0..</w:t>
+      </w:r>
+      <w:proofErr w:type="gramEnd"/>
+      <w:r>
+        <w:rPr>
+          <w:b/>
+          <w:bCs/>
+        </w:rPr>
+        <w:t>2</w:t>
       </w:r>
       <w:r>
         <w:t xml:space="preserve"> of next byte) Contains the number</w:t>
@@ -14025,8 +15984,13 @@
         <w:t xml:space="preserve">is </w:t>
       </w:r>
       <w:r>
-        <w:t>in the range: 2..</w:t>
-      </w:r>
+        <w:t xml:space="preserve">in the range: </w:t>
+      </w:r>
+      <w:proofErr w:type="gramStart"/>
+      <w:r>
+        <w:t>2..</w:t>
+      </w:r>
+      <w:proofErr w:type="gramEnd"/>
       <w:r>
         <w:t>9</w:t>
       </w:r>
@@ -14048,11 +16012,27 @@
         <w:ind w:left="1080" w:hanging="360"/>
       </w:pPr>
       <w:r>
-        <w:t xml:space="preserve">&lt;modified_registers&gt; = </w:t>
+        <w:t>&lt;</w:t>
+      </w:r>
+      <w:proofErr w:type="spellStart"/>
+      <w:r>
+        <w:t>modified_registers</w:t>
+      </w:r>
+      <w:proofErr w:type="spellEnd"/>
+      <w:r>
+        <w:t xml:space="preserve">&gt; = </w:t>
       </w:r>
       <w:r>
         <w:br/>
-        <w:t>&lt;modified_register_flags&gt; + &lt;accumulator&gt;</w:t>
+        <w:t>&lt;</w:t>
+      </w:r>
+      <w:proofErr w:type="spellStart"/>
+      <w:r>
+        <w:t>modified_register_flags</w:t>
+      </w:r>
+      <w:proofErr w:type="spellEnd"/>
+      <w:r>
+        <w:t>&gt; + &lt;accumulator&gt;</w:t>
       </w:r>
       <w:r>
         <w:rPr>
@@ -14063,7 +16043,15 @@
         <w:t>opt</w:t>
       </w:r>
       <w:r>
-        <w:t xml:space="preserve"> + &lt;x_register&gt;</w:t>
+        <w:t xml:space="preserve"> + &lt;</w:t>
+      </w:r>
+      <w:proofErr w:type="spellStart"/>
+      <w:r>
+        <w:t>x_register</w:t>
+      </w:r>
+      <w:proofErr w:type="spellEnd"/>
+      <w:r>
+        <w:t>&gt;</w:t>
       </w:r>
       <w:r>
         <w:rPr>
@@ -14074,7 +16062,15 @@
         <w:t>opt</w:t>
       </w:r>
       <w:r>
-        <w:t xml:space="preserve"> + &lt;y_register&gt;</w:t>
+        <w:t xml:space="preserve"> + &lt;</w:t>
+      </w:r>
+      <w:proofErr w:type="spellStart"/>
+      <w:r>
+        <w:t>y_register</w:t>
+      </w:r>
+      <w:proofErr w:type="spellEnd"/>
+      <w:r>
+        <w:t>&gt;</w:t>
       </w:r>
       <w:r>
         <w:rPr>
@@ -14093,7 +16089,15 @@
         <w:t xml:space="preserve"> </w:t>
       </w:r>
       <w:r>
-        <w:t>+ &lt;status_register&gt;</w:t>
+        <w:t>+ &lt;</w:t>
+      </w:r>
+      <w:proofErr w:type="spellStart"/>
+      <w:r>
+        <w:t>status_register</w:t>
+      </w:r>
+      <w:proofErr w:type="spellEnd"/>
+      <w:r>
+        <w:t>&gt;</w:t>
       </w:r>
       <w:r>
         <w:rPr>
@@ -14104,7 +16108,15 @@
         <w:t>opt</w:t>
       </w:r>
       <w:r>
-        <w:t xml:space="preserve"> + &lt;state_pointer&gt;</w:t>
+        <w:t xml:space="preserve"> + &lt;</w:t>
+      </w:r>
+      <w:proofErr w:type="spellStart"/>
+      <w:r>
+        <w:t>state_pointer</w:t>
+      </w:r>
+      <w:proofErr w:type="spellEnd"/>
+      <w:r>
+        <w:t>&gt;</w:t>
       </w:r>
       <w:r>
         <w:rPr>
@@ -14121,14 +16133,38 @@
       </w:pPr>
       <w:r>
         <w:tab/>
-        <w:t>&lt;modified_register_flags&gt; (</w:t>
-      </w:r>
-      <w:r>
-        <w:rPr>
-          <w:b/>
-          <w:bCs/>
-        </w:rPr>
-        <w:t>bits 3..7</w:t>
+        <w:t>&lt;</w:t>
+      </w:r>
+      <w:proofErr w:type="spellStart"/>
+      <w:r>
+        <w:t>modified_register_flags</w:t>
+      </w:r>
+      <w:proofErr w:type="spellEnd"/>
+      <w:r>
+        <w:t>&gt; (</w:t>
+      </w:r>
+      <w:r>
+        <w:rPr>
+          <w:b/>
+          <w:bCs/>
+        </w:rPr>
+        <w:t xml:space="preserve">bits </w:t>
+      </w:r>
+      <w:proofErr w:type="gramStart"/>
+      <w:r>
+        <w:rPr>
+          <w:b/>
+          <w:bCs/>
+        </w:rPr>
+        <w:t>3..</w:t>
+      </w:r>
+      <w:proofErr w:type="gramEnd"/>
+      <w:r>
+        <w:rPr>
+          <w:b/>
+          <w:bCs/>
+        </w:rPr>
+        <w:t>7</w:t>
       </w:r>
       <w:r>
         <w:t xml:space="preserve"> of next byte).  Bit flags indicating which register value(s) the instruction modified.  The table below lists which bits are </w:t>
@@ -14357,7 +16393,15 @@
         <w:ind w:left="1080"/>
       </w:pPr>
       <w:r>
-        <w:t>&lt;accumulator&gt; (0 or 1 byte) Contains the value of the accumulator.  The value is written if the corresponding bit is set in &lt;modified_register_flags&gt;.</w:t>
+        <w:t>&lt;accumulator&gt; (0 or 1 byte) Contains the value of the accumulator.  The value is written if the corresponding bit is set in &lt;</w:t>
+      </w:r>
+      <w:proofErr w:type="spellStart"/>
+      <w:r>
+        <w:t>modified_register_flags</w:t>
+      </w:r>
+      <w:proofErr w:type="spellEnd"/>
+      <w:r>
+        <w:t>&gt;.</w:t>
       </w:r>
     </w:p>
     <w:p>
@@ -14365,7 +16409,23 @@
         <w:ind w:left="1080"/>
       </w:pPr>
       <w:r>
-        <w:t>&lt;x_register&gt; (0 or 1 byte) Contains the new value of the X register.  The value is written if the corresponding bit is set in &lt;modified_register_flags&gt;.</w:t>
+        <w:t>&lt;</w:t>
+      </w:r>
+      <w:proofErr w:type="spellStart"/>
+      <w:r>
+        <w:t>x_register</w:t>
+      </w:r>
+      <w:proofErr w:type="spellEnd"/>
+      <w:r>
+        <w:t>&gt; (0 or 1 byte) Contains the new value of the X register.  The value is written if the corresponding bit is set in &lt;</w:t>
+      </w:r>
+      <w:proofErr w:type="spellStart"/>
+      <w:r>
+        <w:t>modified_register_flags</w:t>
+      </w:r>
+      <w:proofErr w:type="spellEnd"/>
+      <w:r>
+        <w:t>&gt;.</w:t>
       </w:r>
     </w:p>
     <w:p>
@@ -14373,7 +16433,23 @@
         <w:ind w:left="1080"/>
       </w:pPr>
       <w:r>
-        <w:t>&lt;y_register&gt; (0 or 1 byte) Contains the new value of the Y register.  The value is written if the corresponding bit is set in &lt;modified_register_flags&gt;.</w:t>
+        <w:t>&lt;</w:t>
+      </w:r>
+      <w:proofErr w:type="spellStart"/>
+      <w:r>
+        <w:t>y_register</w:t>
+      </w:r>
+      <w:proofErr w:type="spellEnd"/>
+      <w:r>
+        <w:t>&gt; (0 or 1 byte) Contains the new value of the Y register.  The value is written if the corresponding bit is set in &lt;</w:t>
+      </w:r>
+      <w:proofErr w:type="spellStart"/>
+      <w:r>
+        <w:t>modified_register_flags</w:t>
+      </w:r>
+      <w:proofErr w:type="spellEnd"/>
+      <w:r>
+        <w:t>&gt;.</w:t>
       </w:r>
     </w:p>
     <w:p>
@@ -14381,7 +16457,23 @@
         <w:ind w:left="1080"/>
       </w:pPr>
       <w:r>
-        <w:t>&lt;status_register&gt; (0 or 1 byte) Contains the new value of the status register.  The value is written if the corresponding bit is set in &lt;modified_register_flags&gt;.</w:t>
+        <w:t>&lt;</w:t>
+      </w:r>
+      <w:proofErr w:type="spellStart"/>
+      <w:r>
+        <w:t>status_register</w:t>
+      </w:r>
+      <w:proofErr w:type="spellEnd"/>
+      <w:r>
+        <w:t>&gt; (0 or 1 byte) Contains the new value of the status register.  The value is written if the corresponding bit is set in &lt;</w:t>
+      </w:r>
+      <w:proofErr w:type="spellStart"/>
+      <w:r>
+        <w:t>modified_register_flags</w:t>
+      </w:r>
+      <w:proofErr w:type="spellEnd"/>
+      <w:r>
+        <w:t>&gt;.</w:t>
       </w:r>
     </w:p>
     <w:p>
@@ -14389,7 +16481,23 @@
         <w:ind w:left="1080"/>
       </w:pPr>
       <w:r>
-        <w:t>&lt;state_pointer&gt; (0 or 1 byte) Contains the new value of the stack pointer.   The value is written if the corresponding bit is set in &lt;modified_register_flags&gt;.</w:t>
+        <w:t>&lt;</w:t>
+      </w:r>
+      <w:proofErr w:type="spellStart"/>
+      <w:r>
+        <w:t>state_pointer</w:t>
+      </w:r>
+      <w:proofErr w:type="spellEnd"/>
+      <w:r>
+        <w:t>&gt; (0 or 1 byte) Contains the new value of the stack pointer.   The value is written if the corresponding bit is set in &lt;</w:t>
+      </w:r>
+      <w:proofErr w:type="spellStart"/>
+      <w:r>
+        <w:t>modified_register_flags</w:t>
+      </w:r>
+      <w:proofErr w:type="spellEnd"/>
+      <w:r>
+        <w:t>&gt;.</w:t>
       </w:r>
     </w:p>
     <w:p>
@@ -14397,7 +16505,15 @@
         <w:ind w:left="720"/>
       </w:pPr>
       <w:r>
-        <w:t xml:space="preserve">&lt;destination_address&gt; (2 bytes) Populated for the </w:t>
+        <w:t>&lt;</w:t>
+      </w:r>
+      <w:proofErr w:type="spellStart"/>
+      <w:r>
+        <w:t>destination_address</w:t>
+      </w:r>
+      <w:proofErr w:type="spellEnd"/>
+      <w:r>
+        <w:t xml:space="preserve">&gt; (2 bytes) Populated for the </w:t>
       </w:r>
       <w:r>
         <w:rPr>
@@ -14504,7 +16620,15 @@
         <w:ind w:left="720"/>
       </w:pPr>
       <w:r>
-        <w:t xml:space="preserve">&lt;memory_address&gt; (2 bytes) Populated for all opcodes (except </w:t>
+        <w:t>&lt;</w:t>
+      </w:r>
+      <w:proofErr w:type="spellStart"/>
+      <w:r>
+        <w:t>memory_address</w:t>
+      </w:r>
+      <w:proofErr w:type="spellEnd"/>
+      <w:r>
+        <w:t xml:space="preserve">&gt; (2 bytes) Populated for all opcodes (except </w:t>
       </w:r>
       <w:r>
         <w:rPr>
@@ -14677,7 +16801,15 @@
         <w:ind w:left="720"/>
       </w:pPr>
       <w:r>
-        <w:t xml:space="preserve">&lt;memory_read_value&gt; (1 byte) Populated for opcodes (except </w:t>
+        <w:t>&lt;</w:t>
+      </w:r>
+      <w:proofErr w:type="spellStart"/>
+      <w:r>
+        <w:t>memory_read_value</w:t>
+      </w:r>
+      <w:proofErr w:type="spellEnd"/>
+      <w:r>
+        <w:t xml:space="preserve">&gt; (1 byte) Populated for opcodes (except </w:t>
       </w:r>
       <w:r>
         <w:rPr>
@@ -14725,7 +16857,15 @@
         <w:ind w:left="720"/>
       </w:pPr>
       <w:r>
-        <w:t xml:space="preserve">The value is not populated for </w:t>
+        <w:t xml:space="preserve">The value is not populated </w:t>
+      </w:r>
+      <w:proofErr w:type="gramStart"/>
+      <w:r>
+        <w:t>for</w:t>
+      </w:r>
+      <w:proofErr w:type="gramEnd"/>
+      <w:r>
+        <w:t xml:space="preserve"> </w:t>
       </w:r>
       <w:r>
         <w:rPr>
@@ -14763,7 +16903,15 @@
         <w:ind w:left="720"/>
       </w:pPr>
       <w:r>
-        <w:t xml:space="preserve">&lt;memory_write_value&gt; (1 byte) Populated for opcodes (except </w:t>
+        <w:t>&lt;</w:t>
+      </w:r>
+      <w:proofErr w:type="spellStart"/>
+      <w:r>
+        <w:t>memory_write_value</w:t>
+      </w:r>
+      <w:proofErr w:type="spellEnd"/>
+      <w:r>
+        <w:t xml:space="preserve">&gt; (1 byte) Populated for opcodes (except </w:t>
       </w:r>
       <w:r>
         <w:rPr>
@@ -14846,9 +16994,23 @@
     </w:p>
     <w:p>
       <w:pPr>
+        <w:rPr>
+          <w:rFonts w:asciiTheme="majorHAnsi" w:eastAsiaTheme="majorEastAsia" w:hAnsiTheme="majorHAnsi" w:cstheme="majorBidi"/>
+          <w:color w:val="0F4761" w:themeColor="accent1" w:themeShade="BF"/>
+          <w:sz w:val="40"/>
+          <w:szCs w:val="40"/>
+        </w:rPr>
+      </w:pPr>
+      <w:r>
+        <w:br w:type="page"/>
+      </w:r>
+    </w:p>
+    <w:p>
+      <w:pPr>
         <w:pStyle w:val="Heading1"/>
       </w:pPr>
       <w:r>
+        <w:lastRenderedPageBreak/>
         <w:t xml:space="preserve">BeebEm </w:t>
       </w:r>
       <w:r>
@@ -14868,6 +17030,7 @@
       <w:r>
         <w:t xml:space="preserve">The performance functionality is encapsulated within a </w:t>
       </w:r>
+      <w:proofErr w:type="spellStart"/>
       <w:r>
         <w:rPr>
           <w:b/>
@@ -14875,8 +17038,25 @@
         </w:rPr>
         <w:t>PerfWriter</w:t>
       </w:r>
-      <w:r>
-        <w:t xml:space="preserve"> class (PerfWriter.h/cpp) </w:t>
+      <w:proofErr w:type="spellEnd"/>
+      <w:r>
+        <w:t xml:space="preserve"> class (</w:t>
+      </w:r>
+      <w:proofErr w:type="spellStart"/>
+      <w:r>
+        <w:t>PerfWriter.h</w:t>
+      </w:r>
+      <w:proofErr w:type="spellEnd"/>
+      <w:r>
+        <w:t>/</w:t>
+      </w:r>
+      <w:proofErr w:type="spellStart"/>
+      <w:r>
+        <w:t>cpp</w:t>
+      </w:r>
+      <w:proofErr w:type="spellEnd"/>
+      <w:r>
+        <w:t xml:space="preserve">) </w:t>
       </w:r>
     </w:p>
     <w:p>
@@ -15017,7 +17197,6 @@
     </w:p>
     <w:p>
       <w:r>
-        <w:lastRenderedPageBreak/>
         <w:t>Changes to BeebEm are kept to a minimum.  Here is a list of the changes made to the existing source files:</w:t>
       </w:r>
     </w:p>
@@ -15040,8 +17219,17 @@
           <w:b/>
           <w:bCs/>
         </w:rPr>
-        <w:t>/cpp</w:t>
-      </w:r>
+        <w:t>/</w:t>
+      </w:r>
+      <w:proofErr w:type="spellStart"/>
+      <w:r>
+        <w:rPr>
+          <w:b/>
+          <w:bCs/>
+        </w:rPr>
+        <w:t>cpp</w:t>
+      </w:r>
+      <w:proofErr w:type="spellEnd"/>
     </w:p>
     <w:p>
       <w:pPr>
@@ -15054,23 +17242,48 @@
       <w:r>
         <w:t xml:space="preserve">Added calls to </w:t>
       </w:r>
-      <w:r>
-        <w:t>PerfWriter_WriteInstruction(</w:t>
-      </w:r>
+      <w:proofErr w:type="spellStart"/>
+      <w:r>
+        <w:t>PerfWriter_</w:t>
+      </w:r>
+      <w:proofErr w:type="gramStart"/>
+      <w:r>
+        <w:t>WriteInstruction</w:t>
+      </w:r>
+      <w:proofErr w:type="spellEnd"/>
+      <w:r>
+        <w:t>(</w:t>
+      </w:r>
+      <w:proofErr w:type="gramEnd"/>
       <w:r>
         <w:t xml:space="preserve">…) and </w:t>
       </w:r>
-      <w:r>
-        <w:t>PerfWriter_WriteI</w:t>
+      <w:proofErr w:type="spellStart"/>
+      <w:r>
+        <w:t>PerfWriter_</w:t>
+      </w:r>
+      <w:proofErr w:type="gramStart"/>
+      <w:r>
+        <w:t>WriteI</w:t>
       </w:r>
       <w:r>
         <w:t>nterrupt</w:t>
       </w:r>
+      <w:proofErr w:type="spellEnd"/>
       <w:r>
         <w:t>(</w:t>
       </w:r>
-      <w:r>
-        <w:t>…) to log instructions and interrupts.  These wrapper functions only invoke the PerfWriter instance during a performance capture.</w:t>
+      <w:proofErr w:type="gramEnd"/>
+      <w:r>
+        <w:t xml:space="preserve">…) to log instructions and interrupts.  These wrapper functions only invoke the </w:t>
+      </w:r>
+      <w:proofErr w:type="spellStart"/>
+      <w:r>
+        <w:t>PerfWriter</w:t>
+      </w:r>
+      <w:proofErr w:type="spellEnd"/>
+      <w:r>
+        <w:t xml:space="preserve"> instance during a performance capture.</w:t>
       </w:r>
     </w:p>
     <w:p>
@@ -15084,51 +17297,75 @@
       <w:r>
         <w:t>Added static variables (</w:t>
       </w:r>
+      <w:proofErr w:type="spellStart"/>
       <w:r>
         <w:t>LastReadWriteAddress</w:t>
       </w:r>
+      <w:proofErr w:type="spellEnd"/>
       <w:r>
         <w:t xml:space="preserve">, </w:t>
       </w:r>
+      <w:proofErr w:type="spellStart"/>
       <w:r>
         <w:t>LastReadValue</w:t>
       </w:r>
+      <w:proofErr w:type="spellEnd"/>
       <w:r>
         <w:t xml:space="preserve">, and </w:t>
       </w:r>
+      <w:proofErr w:type="spellStart"/>
       <w:r>
         <w:t>LastWriteValue</w:t>
       </w:r>
+      <w:proofErr w:type="spellEnd"/>
       <w:r>
         <w:t xml:space="preserve">) to store the last accessed memory address, read value, and write value.  These values are passed to </w:t>
       </w:r>
-      <w:r>
-        <w:t>PerfWriter_WriteInstruction(</w:t>
-      </w:r>
+      <w:proofErr w:type="spellStart"/>
+      <w:r>
+        <w:t>PerfWriter_</w:t>
+      </w:r>
+      <w:proofErr w:type="gramStart"/>
+      <w:r>
+        <w:t>WriteInstruction</w:t>
+      </w:r>
+      <w:proofErr w:type="spellEnd"/>
+      <w:r>
+        <w:t>(</w:t>
+      </w:r>
+      <w:proofErr w:type="gramEnd"/>
       <w:r>
         <w:t>…).  Added helpers (</w:t>
       </w:r>
+      <w:proofErr w:type="spellStart"/>
       <w:r>
         <w:t>ReadZeroPage</w:t>
       </w:r>
+      <w:proofErr w:type="spellEnd"/>
       <w:r>
         <w:t xml:space="preserve">, </w:t>
       </w:r>
+      <w:proofErr w:type="spellStart"/>
       <w:r>
         <w:t>WriteZeroPage</w:t>
       </w:r>
+      <w:proofErr w:type="spellEnd"/>
       <w:r>
         <w:t xml:space="preserve">, </w:t>
       </w:r>
+      <w:proofErr w:type="spellStart"/>
       <w:r>
         <w:t>ReadPaged</w:t>
       </w:r>
+      <w:proofErr w:type="spellEnd"/>
       <w:r>
         <w:t xml:space="preserve">, </w:t>
       </w:r>
+      <w:proofErr w:type="spellStart"/>
       <w:r>
         <w:t>WritePaged</w:t>
       </w:r>
+      <w:proofErr w:type="spellEnd"/>
       <w:r>
         <w:t>) which wrap the respective functionality whilst updating these variables.  Updated the emulator interpretation code to use the new helpers.</w:t>
       </w:r>
@@ -15142,29 +17379,61 @@
         </w:numPr>
       </w:pPr>
       <w:r>
-        <w:t>Defined new struct (StackFrame) and static variables (</w:t>
-      </w:r>
-      <w:r>
-        <w:t>StackFrames, StackFrameCount</w:t>
-      </w:r>
+        <w:t>Defined new struct (</w:t>
+      </w:r>
+      <w:proofErr w:type="spellStart"/>
+      <w:r>
+        <w:t>StackFrame</w:t>
+      </w:r>
+      <w:proofErr w:type="spellEnd"/>
+      <w:r>
+        <w:t>) and static variables (</w:t>
+      </w:r>
+      <w:proofErr w:type="spellStart"/>
+      <w:r>
+        <w:t>StackFrames</w:t>
+      </w:r>
+      <w:proofErr w:type="spellEnd"/>
+      <w:r>
+        <w:t xml:space="preserve">, </w:t>
+      </w:r>
+      <w:proofErr w:type="spellStart"/>
+      <w:r>
+        <w:t>StackFrameCount</w:t>
+      </w:r>
+      <w:proofErr w:type="spellEnd"/>
       <w:r>
         <w:t>) to capture the current call stack, and added helpers (</w:t>
       </w:r>
+      <w:proofErr w:type="spellStart"/>
       <w:r>
         <w:t>PushStackFrame</w:t>
       </w:r>
+      <w:proofErr w:type="spellEnd"/>
       <w:r>
         <w:t xml:space="preserve">, </w:t>
       </w:r>
+      <w:proofErr w:type="spellStart"/>
       <w:r>
         <w:t>SyncStackFrames</w:t>
       </w:r>
-      <w:r>
-        <w:t xml:space="preserve">, SetStackFrame, </w:t>
-      </w:r>
+      <w:proofErr w:type="spellEnd"/>
+      <w:r>
+        <w:t xml:space="preserve">, </w:t>
+      </w:r>
+      <w:proofErr w:type="spellStart"/>
+      <w:r>
+        <w:t>SetStackFrame</w:t>
+      </w:r>
+      <w:proofErr w:type="spellEnd"/>
+      <w:r>
+        <w:t xml:space="preserve">, </w:t>
+      </w:r>
+      <w:proofErr w:type="spellStart"/>
       <w:r>
         <w:t>UpdateRootStackFrame</w:t>
       </w:r>
+      <w:proofErr w:type="spellEnd"/>
       <w:r>
         <w:t>) to maintain this.  Updated the emulator’s interpretation code to invoke the new helpers.</w:t>
       </w:r>
@@ -15204,8 +17473,13 @@
       <w:r>
         <w:t xml:space="preserve">Added helper to get the emulator’s call stack: </w:t>
       </w:r>
-      <w:r>
-        <w:t xml:space="preserve">GetStackFrames </w:t>
+      <w:proofErr w:type="spellStart"/>
+      <w:r>
+        <w:t>GetStackFrames</w:t>
+      </w:r>
+      <w:proofErr w:type="spellEnd"/>
+      <w:r>
+        <w:t xml:space="preserve"> </w:t>
       </w:r>
       <w:r>
         <w:t xml:space="preserve">(…).  This is called during snapshot chunk serialization.  </w:t>
@@ -15220,7 +17494,21 @@
         </w:numPr>
       </w:pPr>
       <w:r>
-        <w:t>Added helper to get the emulator’s registers: GetRegisters(…).  This is called during snapshot chunk serialization.</w:t>
+        <w:lastRenderedPageBreak/>
+        <w:t xml:space="preserve">Added helper to get the emulator’s registers: </w:t>
+      </w:r>
+      <w:proofErr w:type="spellStart"/>
+      <w:proofErr w:type="gramStart"/>
+      <w:r>
+        <w:t>GetRegisters</w:t>
+      </w:r>
+      <w:proofErr w:type="spellEnd"/>
+      <w:r>
+        <w:t>(</w:t>
+      </w:r>
+      <w:proofErr w:type="gramEnd"/>
+      <w:r>
+        <w:t>…).  This is called during snapshot chunk serialization.</w:t>
       </w:r>
     </w:p>
     <w:p>
@@ -15234,6 +17522,7 @@
       <w:r>
         <w:t xml:space="preserve">Removed </w:t>
       </w:r>
+      <w:proofErr w:type="spellStart"/>
       <w:r>
         <w:rPr>
           <w:b/>
@@ -15241,9 +17530,11 @@
         </w:rPr>
         <w:t>ReadPaged</w:t>
       </w:r>
+      <w:proofErr w:type="spellEnd"/>
       <w:r>
         <w:t xml:space="preserve"> and </w:t>
       </w:r>
+      <w:proofErr w:type="spellStart"/>
       <w:r>
         <w:rPr>
           <w:b/>
@@ -15251,6 +17542,7 @@
         </w:rPr>
         <w:t>WritePaged</w:t>
       </w:r>
+      <w:proofErr w:type="spellEnd"/>
       <w:r>
         <w:t xml:space="preserve"> </w:t>
       </w:r>
@@ -15265,13 +17557,31 @@
           <w:bCs/>
         </w:rPr>
       </w:pPr>
-      <w:r>
-        <w:rPr>
-          <w:b/>
-          <w:bCs/>
-        </w:rPr>
-        <w:t>BeepMem.h/cpp</w:t>
-      </w:r>
+      <w:proofErr w:type="spellStart"/>
+      <w:r>
+        <w:rPr>
+          <w:b/>
+          <w:bCs/>
+        </w:rPr>
+        <w:t>BeepMem.h</w:t>
+      </w:r>
+      <w:proofErr w:type="spellEnd"/>
+      <w:r>
+        <w:rPr>
+          <w:b/>
+          <w:bCs/>
+        </w:rPr>
+        <w:t>/</w:t>
+      </w:r>
+      <w:proofErr w:type="spellStart"/>
+      <w:r>
+        <w:rPr>
+          <w:b/>
+          <w:bCs/>
+        </w:rPr>
+        <w:t>cpp</w:t>
+      </w:r>
+      <w:proofErr w:type="spellEnd"/>
     </w:p>
     <w:p>
       <w:pPr>
@@ -15282,22 +17592,42 @@
         </w:numPr>
       </w:pPr>
       <w:r>
-        <w:t>Defined new struct (</w:t>
-      </w:r>
+        <w:t xml:space="preserve">Defined new </w:t>
+      </w:r>
+      <w:proofErr w:type="gramStart"/>
+      <w:r>
+        <w:t>struct</w:t>
+      </w:r>
+      <w:proofErr w:type="gramEnd"/>
+      <w:r>
+        <w:t xml:space="preserve"> (</w:t>
+      </w:r>
+      <w:proofErr w:type="spellStart"/>
       <w:r>
         <w:t>MemPageType</w:t>
       </w:r>
+      <w:proofErr w:type="spellEnd"/>
       <w:r>
         <w:t>) and function (</w:t>
       </w:r>
+      <w:proofErr w:type="spellStart"/>
       <w:r>
         <w:t>BeebMemPage</w:t>
       </w:r>
-      <w:r>
-        <w:t>) that returns the page associated with an address.  This is invoked by Set</w:t>
-      </w:r>
-      <w:r>
-        <w:t xml:space="preserve">StackFrame </w:t>
+      <w:proofErr w:type="spellEnd"/>
+      <w:r>
+        <w:t xml:space="preserve">) that returns the page associated with an address.  This is invoked by </w:t>
+      </w:r>
+      <w:proofErr w:type="spellStart"/>
+      <w:r>
+        <w:t>Set</w:t>
+      </w:r>
+      <w:r>
+        <w:t>StackFrame</w:t>
+      </w:r>
+      <w:proofErr w:type="spellEnd"/>
+      <w:r>
+        <w:t xml:space="preserve"> </w:t>
       </w:r>
       <w:r>
         <w:t>(see 6502.cpp).</w:t>
@@ -15315,9 +17645,11 @@
           <w:bCs/>
         </w:rPr>
       </w:pPr>
+      <w:proofErr w:type="gramStart"/>
       <w:r>
         <w:t>Externed</w:t>
       </w:r>
+      <w:proofErr w:type="gramEnd"/>
       <w:r>
         <w:rPr>
           <w:b/>
@@ -15352,6 +17684,7 @@
         </w:rPr>
         <w:t xml:space="preserve"> </w:t>
       </w:r>
+      <w:proofErr w:type="spellStart"/>
       <w:r>
         <w:rPr>
           <w:b/>
@@ -15359,6 +17692,7 @@
         </w:rPr>
         <w:t>HidAdd</w:t>
       </w:r>
+      <w:proofErr w:type="spellEnd"/>
       <w:r>
         <w:rPr>
           <w:b/>
@@ -15366,11 +17700,16 @@
         </w:rPr>
         <w:t xml:space="preserve"> </w:t>
       </w:r>
+      <w:proofErr w:type="gramStart"/>
       <w:r>
         <w:t>variables</w:t>
       </w:r>
       <w:r>
-        <w:t xml:space="preserve"> so these are accessible during snapshot serialization.</w:t>
+        <w:t xml:space="preserve"> so these</w:t>
+      </w:r>
+      <w:proofErr w:type="gramEnd"/>
+      <w:r>
+        <w:t xml:space="preserve"> are accessible during snapshot serialization.</w:t>
       </w:r>
     </w:p>
     <w:p>
@@ -15440,13 +17779,37 @@
         </w:numPr>
       </w:pPr>
       <w:r>
-        <w:t xml:space="preserve">Added call to PerfWriter_WriteBeginDisplayEvent(…) to log the start of screen display. </w:t>
+        <w:t xml:space="preserve">Added call to </w:t>
+      </w:r>
+      <w:proofErr w:type="spellStart"/>
+      <w:r>
+        <w:t>PerfWriter_</w:t>
+      </w:r>
+      <w:proofErr w:type="gramStart"/>
+      <w:r>
+        <w:t>WriteBeginDisplayEvent</w:t>
+      </w:r>
+      <w:proofErr w:type="spellEnd"/>
+      <w:r>
+        <w:t>(</w:t>
+      </w:r>
+      <w:proofErr w:type="gramEnd"/>
+      <w:r>
+        <w:t xml:space="preserve">…) to log the start of screen display. </w:t>
       </w:r>
       <w:r>
         <w:t xml:space="preserve"> </w:t>
       </w:r>
       <w:r>
-        <w:t xml:space="preserve">This wrapper function only invokes the PerfWriter class during </w:t>
+        <w:t xml:space="preserve">This wrapper function only invokes the </w:t>
+      </w:r>
+      <w:proofErr w:type="spellStart"/>
+      <w:r>
+        <w:t>PerfWriter</w:t>
+      </w:r>
+      <w:proofErr w:type="spellEnd"/>
+      <w:r>
+        <w:t xml:space="preserve"> class during </w:t>
       </w:r>
       <w:r>
         <w:t xml:space="preserve">a </w:t>
@@ -15462,13 +17825,31 @@
           <w:bCs/>
         </w:rPr>
       </w:pPr>
-      <w:r>
-        <w:rPr>
-          <w:b/>
-          <w:bCs/>
-        </w:rPr>
-        <w:t>Debug.h/cpp</w:t>
-      </w:r>
+      <w:proofErr w:type="spellStart"/>
+      <w:r>
+        <w:rPr>
+          <w:b/>
+          <w:bCs/>
+        </w:rPr>
+        <w:t>Debug.h</w:t>
+      </w:r>
+      <w:proofErr w:type="spellEnd"/>
+      <w:r>
+        <w:rPr>
+          <w:b/>
+          <w:bCs/>
+        </w:rPr>
+        <w:t>/</w:t>
+      </w:r>
+      <w:proofErr w:type="spellStart"/>
+      <w:r>
+        <w:rPr>
+          <w:b/>
+          <w:bCs/>
+        </w:rPr>
+        <w:t>cpp</w:t>
+      </w:r>
+      <w:proofErr w:type="spellEnd"/>
     </w:p>
     <w:p>
       <w:pPr>
@@ -15503,12 +17884,37 @@
           <w:bCs/>
         </w:rPr>
       </w:pPr>
-      <w:r>
-        <w:rPr>
-          <w:b/>
-          <w:bCs/>
-        </w:rPr>
-        <w:t>BeebWin.h/cpp, BeebWinIo.cpp</w:t>
+      <w:proofErr w:type="spellStart"/>
+      <w:r>
+        <w:rPr>
+          <w:b/>
+          <w:bCs/>
+        </w:rPr>
+        <w:t>BeebWin.h</w:t>
+      </w:r>
+      <w:proofErr w:type="spellEnd"/>
+      <w:r>
+        <w:rPr>
+          <w:b/>
+          <w:bCs/>
+        </w:rPr>
+        <w:t>/</w:t>
+      </w:r>
+      <w:proofErr w:type="spellStart"/>
+      <w:r>
+        <w:rPr>
+          <w:b/>
+          <w:bCs/>
+        </w:rPr>
+        <w:t>cpp</w:t>
+      </w:r>
+      <w:proofErr w:type="spellEnd"/>
+      <w:r>
+        <w:rPr>
+          <w:b/>
+          <w:bCs/>
+        </w:rPr>
+        <w:t>, BeebWinIo.cpp</w:t>
       </w:r>
     </w:p>
     <w:p>
@@ -15524,7 +17930,6 @@
         </w:rPr>
       </w:pPr>
       <w:r>
-        <w:lastRenderedPageBreak/>
         <w:t xml:space="preserve">Added performance capture functionality in the UX.  </w:t>
       </w:r>
       <w:r>
@@ -15537,29 +17942,66 @@
         </w:rPr>
         <w:t xml:space="preserve"> </w:t>
       </w:r>
+      <w:proofErr w:type="spellStart"/>
+      <w:proofErr w:type="gramStart"/>
       <w:r>
         <w:t>UpdatePerfCaptureMenu</w:t>
       </w:r>
-      <w:r>
-        <w:t>()</w:t>
-      </w:r>
-      <w:r>
-        <w:t>, CapturePerf</w:t>
-      </w:r>
-      <w:r>
-        <w:t>()</w:t>
-      </w:r>
-      <w:r>
-        <w:t>, EndPerfCapture</w:t>
-      </w:r>
-      <w:r>
-        <w:t>()</w:t>
-      </w:r>
-      <w:r>
-        <w:t>, and IsCapturingPerf</w:t>
-      </w:r>
-      <w:r>
-        <w:t>()</w:t>
+      <w:proofErr w:type="spellEnd"/>
+      <w:r>
+        <w:t>(</w:t>
+      </w:r>
+      <w:proofErr w:type="gramEnd"/>
+      <w:r>
+        <w:t>)</w:t>
+      </w:r>
+      <w:r>
+        <w:t xml:space="preserve">, </w:t>
+      </w:r>
+      <w:proofErr w:type="spellStart"/>
+      <w:proofErr w:type="gramStart"/>
+      <w:r>
+        <w:t>CapturePerf</w:t>
+      </w:r>
+      <w:proofErr w:type="spellEnd"/>
+      <w:r>
+        <w:t>(</w:t>
+      </w:r>
+      <w:proofErr w:type="gramEnd"/>
+      <w:r>
+        <w:t>)</w:t>
+      </w:r>
+      <w:r>
+        <w:t xml:space="preserve">, </w:t>
+      </w:r>
+      <w:proofErr w:type="spellStart"/>
+      <w:proofErr w:type="gramStart"/>
+      <w:r>
+        <w:t>EndPerfCapture</w:t>
+      </w:r>
+      <w:proofErr w:type="spellEnd"/>
+      <w:r>
+        <w:t>(</w:t>
+      </w:r>
+      <w:proofErr w:type="gramEnd"/>
+      <w:r>
+        <w:t>)</w:t>
+      </w:r>
+      <w:r>
+        <w:t xml:space="preserve">, and </w:t>
+      </w:r>
+      <w:proofErr w:type="spellStart"/>
+      <w:proofErr w:type="gramStart"/>
+      <w:r>
+        <w:t>IsCapturingPerf</w:t>
+      </w:r>
+      <w:proofErr w:type="spellEnd"/>
+      <w:r>
+        <w:t>(</w:t>
+      </w:r>
+      <w:proofErr w:type="gramEnd"/>
+      <w:r>
+        <w:t>)</w:t>
       </w:r>
       <w:r>
         <w:t xml:space="preserve"> functions</w:t>
@@ -15567,9 +18009,11 @@
       <w:r>
         <w:t xml:space="preserve"> (modelled from the existing video capture functionality) and invoked these in a similar way to how video capture is implemented.  The only notable differences are that </w:t>
       </w:r>
+      <w:proofErr w:type="spellStart"/>
       <w:r>
         <w:t>CapturePerf</w:t>
       </w:r>
+      <w:proofErr w:type="spellEnd"/>
       <w:r>
         <w:rPr>
           <w:b/>
@@ -15578,11 +18022,21 @@
         <w:t xml:space="preserve"> </w:t>
       </w:r>
       <w:r>
-        <w:t xml:space="preserve">creates an instance of the PerfWriter class, initializes it, and </w:t>
-      </w:r>
+        <w:t xml:space="preserve">creates an instance of the </w:t>
+      </w:r>
+      <w:proofErr w:type="spellStart"/>
+      <w:r>
+        <w:t>PerfWriter</w:t>
+      </w:r>
+      <w:proofErr w:type="spellEnd"/>
+      <w:r>
+        <w:t xml:space="preserve"> class, initializes it, and </w:t>
+      </w:r>
+      <w:proofErr w:type="spellStart"/>
       <w:r>
         <w:t>EndPerfCapture</w:t>
       </w:r>
+      <w:proofErr w:type="spellEnd"/>
       <w:r>
         <w:rPr>
           <w:b/>
@@ -15591,23 +18045,49 @@
         <w:t xml:space="preserve"> </w:t>
       </w:r>
       <w:r>
-        <w:t>closes the capture, and deletes the PerfWriter instance.</w:t>
-      </w:r>
-    </w:p>
-    <w:p>
-      <w:pPr>
-        <w:rPr>
-          <w:b/>
-          <w:bCs/>
-        </w:rPr>
-      </w:pPr>
-      <w:r>
-        <w:rPr>
-          <w:b/>
-          <w:bCs/>
-        </w:rPr>
-        <w:t>BeebWinPrefs.h/cpp</w:t>
-      </w:r>
+        <w:t xml:space="preserve">closes the capture, and deletes the </w:t>
+      </w:r>
+      <w:proofErr w:type="spellStart"/>
+      <w:r>
+        <w:t>PerfWriter</w:t>
+      </w:r>
+      <w:proofErr w:type="spellEnd"/>
+      <w:r>
+        <w:t xml:space="preserve"> instance.</w:t>
+      </w:r>
+    </w:p>
+    <w:p>
+      <w:pPr>
+        <w:rPr>
+          <w:b/>
+          <w:bCs/>
+        </w:rPr>
+      </w:pPr>
+      <w:proofErr w:type="spellStart"/>
+      <w:r>
+        <w:rPr>
+          <w:b/>
+          <w:bCs/>
+        </w:rPr>
+        <w:t>BeebWinPrefs.h</w:t>
+      </w:r>
+      <w:proofErr w:type="spellEnd"/>
+      <w:r>
+        <w:rPr>
+          <w:b/>
+          <w:bCs/>
+        </w:rPr>
+        <w:t>/</w:t>
+      </w:r>
+      <w:proofErr w:type="spellStart"/>
+      <w:r>
+        <w:rPr>
+          <w:b/>
+          <w:bCs/>
+        </w:rPr>
+        <w:t>cpp</w:t>
+      </w:r>
+      <w:proofErr w:type="spellEnd"/>
     </w:p>
     <w:p>
       <w:pPr>
@@ -15621,7 +18101,15 @@
         <w:t xml:space="preserve">Added a </w:t>
       </w:r>
       <w:r>
-        <w:t xml:space="preserve">performance capture file path preference, used to remember the location of the last written </w:t>
+        <w:t xml:space="preserve">performance </w:t>
+      </w:r>
+      <w:proofErr w:type="gramStart"/>
+      <w:r>
+        <w:t>capture</w:t>
+      </w:r>
+      <w:proofErr w:type="gramEnd"/>
+      <w:r>
+        <w:t xml:space="preserve"> file path preference, used to remember the location of the last written </w:t>
       </w:r>
       <w:r>
         <w:rPr>
@@ -15689,13 +18177,31 @@
           <w:bCs/>
         </w:rPr>
       </w:pPr>
-      <w:r>
-        <w:rPr>
-          <w:b/>
-          <w:bCs/>
-        </w:rPr>
-        <w:t>BeebEm.rc, Resource.h</w:t>
-      </w:r>
+      <w:proofErr w:type="spellStart"/>
+      <w:r>
+        <w:rPr>
+          <w:b/>
+          <w:bCs/>
+        </w:rPr>
+        <w:t>BeebEm.rc</w:t>
+      </w:r>
+      <w:proofErr w:type="spellEnd"/>
+      <w:r>
+        <w:rPr>
+          <w:b/>
+          <w:bCs/>
+        </w:rPr>
+        <w:t xml:space="preserve">, </w:t>
+      </w:r>
+      <w:proofErr w:type="spellStart"/>
+      <w:r>
+        <w:rPr>
+          <w:b/>
+          <w:bCs/>
+        </w:rPr>
+        <w:t>Resource.h</w:t>
+      </w:r>
+      <w:proofErr w:type="spellEnd"/>
     </w:p>
     <w:p>
       <w:pPr>
@@ -15743,6 +18249,8 @@
         </w:rPr>
         <w:t>*</w:t>
       </w:r>
+      <w:proofErr w:type="spellStart"/>
+      <w:proofErr w:type="gramStart"/>
       <w:r>
         <w:rPr>
           <w:b/>
@@ -15778,6 +18286,8 @@
         </w:rPr>
         <w:t>.filters</w:t>
       </w:r>
+      <w:proofErr w:type="spellEnd"/>
+      <w:proofErr w:type="gramEnd"/>
     </w:p>
     <w:p>
       <w:pPr>
@@ -15803,8 +18313,18 @@
           <w:b/>
           <w:bCs/>
         </w:rPr>
-        <w:t>*.vcxproj</w:t>
-      </w:r>
+        <w:lastRenderedPageBreak/>
+        <w:t>*.</w:t>
+      </w:r>
+      <w:proofErr w:type="spellStart"/>
+      <w:r>
+        <w:rPr>
+          <w:b/>
+          <w:bCs/>
+        </w:rPr>
+        <w:t>vcxproj</w:t>
+      </w:r>
+      <w:proofErr w:type="spellEnd"/>
     </w:p>
     <w:p>
       <w:pPr>
@@ -15815,7 +18335,15 @@
         </w:numPr>
       </w:pPr>
       <w:r>
-        <w:t>Updated WindowsTargetPlatformVersion to 10.0</w:t>
+        <w:t xml:space="preserve">Updated </w:t>
+      </w:r>
+      <w:proofErr w:type="spellStart"/>
+      <w:r>
+        <w:t>WindowsTargetPlatformVersion</w:t>
+      </w:r>
+      <w:proofErr w:type="spellEnd"/>
+      <w:r>
+        <w:t xml:space="preserve"> to 10.0</w:t>
       </w:r>
     </w:p>
     <w:p>
@@ -15827,7 +18355,15 @@
         </w:numPr>
       </w:pPr>
       <w:r>
-        <w:t>Updated PlatformToolset to v14</w:t>
+        <w:t xml:space="preserve">Updated </w:t>
+      </w:r>
+      <w:proofErr w:type="spellStart"/>
+      <w:r>
+        <w:t>PlatformToolset</w:t>
+      </w:r>
+      <w:proofErr w:type="spellEnd"/>
+      <w:r>
+        <w:t xml:space="preserve"> to v14</w:t>
       </w:r>
       <w:r>
         <w:t>2.</w:t>
@@ -15847,8 +18383,21 @@
       <w:r>
         <w:t xml:space="preserve">configuration </w:t>
       </w:r>
-      <w:r>
-        <w:t>OutDir &amp; IntDir location</w:t>
+      <w:proofErr w:type="spellStart"/>
+      <w:r>
+        <w:t>OutDir</w:t>
+      </w:r>
+      <w:proofErr w:type="spellEnd"/>
+      <w:r>
+        <w:t xml:space="preserve"> &amp; </w:t>
+      </w:r>
+      <w:proofErr w:type="spellStart"/>
+      <w:r>
+        <w:t>IntDir</w:t>
+      </w:r>
+      <w:proofErr w:type="spellEnd"/>
+      <w:r>
+        <w:t xml:space="preserve"> location</w:t>
       </w:r>
       <w:r>
         <w:t>s</w:t>
@@ -15976,16 +18525,52 @@
         </w:rPr>
         <w:t xml:space="preserve">git add -N </w:t>
       </w:r>
+      <w:proofErr w:type="spellStart"/>
       <w:r>
         <w:rPr>
           <w:color w:val="FFFFFF" w:themeColor="background1"/>
         </w:rPr>
-        <w:t>src\PerfWriter.h src\PerfWriter.cpp</w:t>
-      </w:r>
+        <w:t>src</w:t>
+      </w:r>
+      <w:proofErr w:type="spellEnd"/>
       <w:r>
         <w:rPr>
           <w:color w:val="FFFFFF" w:themeColor="background1"/>
         </w:rPr>
+        <w:t>\</w:t>
+      </w:r>
+      <w:proofErr w:type="spellStart"/>
+      <w:r>
+        <w:rPr>
+          <w:color w:val="FFFFFF" w:themeColor="background1"/>
+        </w:rPr>
+        <w:t>PerfWriter.h</w:t>
+      </w:r>
+      <w:proofErr w:type="spellEnd"/>
+      <w:r>
+        <w:rPr>
+          <w:color w:val="FFFFFF" w:themeColor="background1"/>
+        </w:rPr>
+        <w:t xml:space="preserve"> </w:t>
+      </w:r>
+      <w:proofErr w:type="spellStart"/>
+      <w:r>
+        <w:rPr>
+          <w:color w:val="FFFFFF" w:themeColor="background1"/>
+        </w:rPr>
+        <w:t>src</w:t>
+      </w:r>
+      <w:proofErr w:type="spellEnd"/>
+      <w:r>
+        <w:rPr>
+          <w:color w:val="FFFFFF" w:themeColor="background1"/>
+        </w:rPr>
+        <w:t>\PerfWriter.cpp</w:t>
+      </w:r>
+      <w:r>
+        <w:rPr>
+          <w:color w:val="FFFFFF" w:themeColor="background1"/>
+        </w:rPr>
         <w:br/>
       </w:r>
       <w:r>
@@ -16006,12 +18591,28 @@
         </w:rPr>
         <w:t xml:space="preserve"> &gt; ..\</w:t>
       </w:r>
+      <w:proofErr w:type="spellStart"/>
       <w:r>
         <w:rPr>
           <w:color w:val="FFFFFF" w:themeColor="background1"/>
         </w:rPr>
-        <w:t>beebperf\beebem_changelist.diff</w:t>
-      </w:r>
+        <w:t>beebperf</w:t>
+      </w:r>
+      <w:proofErr w:type="spellEnd"/>
+      <w:r>
+        <w:rPr>
+          <w:color w:val="FFFFFF" w:themeColor="background1"/>
+        </w:rPr>
+        <w:t>\</w:t>
+      </w:r>
+      <w:proofErr w:type="spellStart"/>
+      <w:r>
+        <w:rPr>
+          <w:color w:val="FFFFFF" w:themeColor="background1"/>
+        </w:rPr>
+        <w:t>beebem_changelist.diff</w:t>
+      </w:r>
+      <w:proofErr w:type="spellEnd"/>
     </w:p>
     <w:p/>
     <w:p>
@@ -16034,24 +18635,48 @@
         </w:rPr>
         <w:t xml:space="preserve">    </w:t>
       </w:r>
+      <w:proofErr w:type="gramStart"/>
       <w:r>
         <w:rPr>
           <w:color w:val="FFFFFF" w:themeColor="background1"/>
         </w:rPr>
-        <w:t xml:space="preserve">git </w:t>
-      </w:r>
+        <w:t>git</w:t>
+      </w:r>
+      <w:proofErr w:type="gramEnd"/>
       <w:r>
         <w:rPr>
           <w:color w:val="FFFFFF" w:themeColor="background1"/>
         </w:rPr>
+        <w:t xml:space="preserve"> </w:t>
+      </w:r>
+      <w:r>
+        <w:rPr>
+          <w:color w:val="FFFFFF" w:themeColor="background1"/>
+        </w:rPr>
         <w:t>apply ..\</w:t>
       </w:r>
+      <w:proofErr w:type="spellStart"/>
       <w:r>
         <w:rPr>
           <w:color w:val="FFFFFF" w:themeColor="background1"/>
         </w:rPr>
-        <w:t>beebperf\beebem_changelist.diff</w:t>
-      </w:r>
+        <w:t>beebperf</w:t>
+      </w:r>
+      <w:proofErr w:type="spellEnd"/>
+      <w:r>
+        <w:rPr>
+          <w:color w:val="FFFFFF" w:themeColor="background1"/>
+        </w:rPr>
+        <w:t>\</w:t>
+      </w:r>
+      <w:proofErr w:type="spellStart"/>
+      <w:r>
+        <w:rPr>
+          <w:color w:val="FFFFFF" w:themeColor="background1"/>
+        </w:rPr>
+        <w:t>beebem_changelist.diff</w:t>
+      </w:r>
+      <w:proofErr w:type="spellEnd"/>
     </w:p>
     <w:p/>
     <w:p/>

--- a/docs/BeebPerf.docx
+++ b/docs/BeebPerf.docx
@@ -1247,12 +1247,17 @@
         <w:t xml:space="preserve">over BBC </w:t>
       </w:r>
       <w:r>
-        <w:t>disc activity, if code is loaded.</w:t>
+        <w:t>disc activity, if code is loaded</w:t>
+      </w:r>
+      <w:proofErr w:type="gramStart"/>
+      <w:r>
+        <w:t>.</w:t>
       </w:r>
       <w:r>
         <w:t xml:space="preserve"> </w:t>
       </w:r>
       <w:proofErr w:type="spellStart"/>
+      <w:proofErr w:type="gramEnd"/>
       <w:r>
         <w:rPr>
           <w:b/>
@@ -2207,10 +2212,18 @@
         <w:t xml:space="preserve">dividing </w:t>
       </w:r>
       <w:r>
-        <w:t>border.</w:t>
-      </w:r>
-      <w:r>
-        <w:t xml:space="preserve"> Frame number</w:t>
+        <w:t>border</w:t>
+      </w:r>
+      <w:proofErr w:type="gramStart"/>
+      <w:r>
+        <w:t>.</w:t>
+      </w:r>
+      <w:r>
+        <w:t xml:space="preserve"> </w:t>
+      </w:r>
+      <w:proofErr w:type="gramEnd"/>
+      <w:r>
+        <w:t>Frame number</w:t>
       </w:r>
       <w:r>
         <w:t>s</w:t>
@@ -2490,11 +2503,9 @@
             <w:tcW w:w="1975" w:type="dxa"/>
           </w:tcPr>
           <w:p>
-            <w:proofErr w:type="spellStart"/>
             <w:r>
               <w:t>Self CPU</w:t>
             </w:r>
-            <w:proofErr w:type="spellEnd"/>
           </w:p>
         </w:tc>
         <w:tc>
@@ -3064,11 +3075,16 @@
         <w:t xml:space="preserve">top-level nodes </w:t>
       </w:r>
       <w:r>
-        <w:t>represent the program and interrupt entry points.</w:t>
+        <w:t>represent the program and interrupt entry points</w:t>
+      </w:r>
+      <w:proofErr w:type="gramStart"/>
+      <w:r>
+        <w:t>.</w:t>
       </w:r>
       <w:r>
         <w:t xml:space="preserve"> </w:t>
       </w:r>
+      <w:proofErr w:type="gramEnd"/>
       <w:r>
         <w:t xml:space="preserve">Each node in the tree shows </w:t>
       </w:r>
@@ -5094,8 +5110,13 @@
       </w:r>
       <w:proofErr w:type="spellEnd"/>
       <w:r>
-        <w:t xml:space="preserve"> is a .NET Windows Forms app, written in C#. </w:t>
-      </w:r>
+        <w:t xml:space="preserve"> is a .NET Windows Forms app, written in C#</w:t>
+      </w:r>
+      <w:proofErr w:type="gramStart"/>
+      <w:r>
+        <w:t xml:space="preserve">. </w:t>
+      </w:r>
+      <w:proofErr w:type="gramEnd"/>
       <w:r>
         <w:t>Whil</w:t>
       </w:r>
@@ -5172,8 +5193,13 @@
         <w:t xml:space="preserve">Form which </w:t>
       </w:r>
       <w:r>
-        <w:t xml:space="preserve">ties the application together. </w:t>
-      </w:r>
+        <w:t>ties the application together</w:t>
+      </w:r>
+      <w:proofErr w:type="gramStart"/>
+      <w:r>
+        <w:t xml:space="preserve">. </w:t>
+      </w:r>
+      <w:proofErr w:type="gramEnd"/>
       <w:r>
         <w:t>T</w:t>
       </w:r>
@@ -5960,10 +5986,16 @@
         <w:t xml:space="preserve"> represents an individual recorded instruction</w:t>
       </w:r>
       <w:r>
-        <w:t>, interrupt,</w:t>
-      </w:r>
-      <w:r>
-        <w:t xml:space="preserve"> or event.  Contains the following immutable fields:</w:t>
+        <w:t xml:space="preserve"> </w:t>
+      </w:r>
+      <w:r>
+        <w:t>or event</w:t>
+      </w:r>
+      <w:r>
+        <w:t xml:space="preserve"> (like an interrupt)</w:t>
+      </w:r>
+      <w:r>
+        <w:t>.  Contains the following immutable fields:</w:t>
       </w:r>
     </w:p>
     <w:p>
@@ -6095,7 +6127,7 @@
         </w:numPr>
       </w:pPr>
       <w:r>
-        <w:t>Display field (display event)</w:t>
+        <w:t>System-VIA and User-VIA interrupt flag registers (interrupt)</w:t>
       </w:r>
     </w:p>
     <w:p>
@@ -6828,15 +6860,7 @@
         </w:numPr>
       </w:pPr>
       <w:r>
-        <w:t xml:space="preserve">Every JSR destination address is </w:t>
-      </w:r>
-      <w:proofErr w:type="gramStart"/>
-      <w:r>
-        <w:t>by definition a</w:t>
-      </w:r>
-      <w:proofErr w:type="gramEnd"/>
-      <w:r>
-        <w:t xml:space="preserve"> routine.</w:t>
+        <w:t>Every JSR destination address is by definition a routine.</w:t>
       </w:r>
     </w:p>
     <w:p>
@@ -6848,15 +6872,7 @@
         </w:numPr>
       </w:pPr>
       <w:r>
-        <w:t xml:space="preserve">Every Interrupt destination address is </w:t>
-      </w:r>
-      <w:proofErr w:type="gramStart"/>
-      <w:r>
-        <w:t>by definition a</w:t>
-      </w:r>
-      <w:proofErr w:type="gramEnd"/>
-      <w:r>
-        <w:t xml:space="preserve"> routine. </w:t>
+        <w:t xml:space="preserve">Every Interrupt destination address is by definition a routine. </w:t>
       </w:r>
     </w:p>
     <w:p>
@@ -7321,13 +7337,164 @@
         <w:contextualSpacing w:val="0"/>
       </w:pPr>
       <w:r>
-        <w:t>The display</w:t>
-      </w:r>
-      <w:r>
-        <w:t>-</w:t>
-      </w:r>
-      <w:r>
-        <w:t>frames are generated as follows:</w:t>
+        <w:t>Display frames are generated by emulating the BBC’s video hardware</w:t>
+      </w:r>
+      <w:r>
+        <w:t xml:space="preserve">: </w:t>
+      </w:r>
+      <w:r>
+        <w:t xml:space="preserve">The </w:t>
+      </w:r>
+      <w:r>
+        <w:rPr>
+          <w:b/>
+          <w:bCs/>
+        </w:rPr>
+        <w:t>CRTC</w:t>
+      </w:r>
+      <w:r>
+        <w:t xml:space="preserve"> </w:t>
+      </w:r>
+      <w:r>
+        <w:t>(MC6845) chip</w:t>
+      </w:r>
+      <w:r>
+        <w:t xml:space="preserve">, </w:t>
+      </w:r>
+      <w:r>
+        <w:t xml:space="preserve">the </w:t>
+      </w:r>
+      <w:r>
+        <w:rPr>
+          <w:b/>
+          <w:bCs/>
+        </w:rPr>
+        <w:t>Teletext</w:t>
+      </w:r>
+      <w:r>
+        <w:t xml:space="preserve"> (</w:t>
+      </w:r>
+      <w:r>
+        <w:t>SAA5050</w:t>
+      </w:r>
+      <w:r>
+        <w:t>)</w:t>
+      </w:r>
+      <w:r>
+        <w:rPr>
+          <w:b/>
+          <w:bCs/>
+        </w:rPr>
+        <w:t xml:space="preserve"> </w:t>
+      </w:r>
+      <w:r>
+        <w:t>chip</w:t>
+      </w:r>
+      <w:r>
+        <w:t xml:space="preserve">, and the </w:t>
+      </w:r>
+      <w:r>
+        <w:rPr>
+          <w:b/>
+          <w:bCs/>
+        </w:rPr>
+        <w:t>V</w:t>
+      </w:r>
+      <w:r>
+        <w:rPr>
+          <w:b/>
+          <w:bCs/>
+        </w:rPr>
+        <w:t>ideo</w:t>
+      </w:r>
+      <w:r>
+        <w:t xml:space="preserve"> </w:t>
+      </w:r>
+      <w:r>
+        <w:rPr>
+          <w:b/>
+          <w:bCs/>
+        </w:rPr>
+        <w:t>ULA</w:t>
+      </w:r>
+      <w:r>
+        <w:t xml:space="preserve"> </w:t>
+      </w:r>
+      <w:r>
+        <w:t>chip</w:t>
+      </w:r>
+      <w:r>
+        <w:t>.</w:t>
+      </w:r>
+    </w:p>
+    <w:p>
+      <w:pPr>
+        <w:rPr>
+          <w:rFonts w:ascii="Aptos" w:hAnsi="Aptos"/>
+          <w:color w:val="000000"/>
+        </w:rPr>
+      </w:pPr>
+      <w:r>
+        <w:rPr>
+          <w:rFonts w:ascii="Aptos" w:hAnsi="Aptos"/>
+          <w:color w:val="000000"/>
+        </w:rPr>
+        <w:t xml:space="preserve">The emulation is based on </w:t>
+      </w:r>
+      <w:proofErr w:type="spellStart"/>
+      <w:r>
+        <w:rPr>
+          <w:rFonts w:ascii="Aptos" w:hAnsi="Aptos"/>
+          <w:b/>
+          <w:bCs/>
+          <w:color w:val="000000"/>
+        </w:rPr>
+        <w:t>BeebEm’s</w:t>
+      </w:r>
+      <w:proofErr w:type="spellEnd"/>
+      <w:r>
+        <w:rPr>
+          <w:rFonts w:ascii="Aptos" w:hAnsi="Aptos"/>
+          <w:color w:val="000000"/>
+        </w:rPr>
+        <w:t xml:space="preserve"> implementation</w:t>
+      </w:r>
+      <w:r>
+        <w:rPr>
+          <w:rFonts w:ascii="Aptos" w:hAnsi="Aptos"/>
+          <w:color w:val="000000"/>
+        </w:rPr>
+        <w:t xml:space="preserve"> (see video.cpp)</w:t>
+      </w:r>
+      <w:r>
+        <w:rPr>
+          <w:rFonts w:ascii="Aptos" w:hAnsi="Aptos"/>
+          <w:color w:val="000000"/>
+        </w:rPr>
+        <w:t>, but always runs at scanline-character fidelity, regardless of the screen mode.</w:t>
+      </w:r>
+    </w:p>
+    <w:p>
+      <w:r>
+        <w:rPr>
+          <w:rFonts w:ascii="Aptos" w:hAnsi="Aptos"/>
+          <w:color w:val="000000"/>
+        </w:rPr>
+        <w:t>The emulation generates pixels in a 4bpp framebuffer (1024×</w:t>
+      </w:r>
+      <w:r>
+        <w:rPr>
+          <w:rFonts w:ascii="Aptos" w:hAnsi="Aptos"/>
+          <w:color w:val="000000"/>
+        </w:rPr>
+        <w:t>500</w:t>
+      </w:r>
+      <w:r>
+        <w:rPr>
+          <w:rFonts w:ascii="Aptos" w:hAnsi="Aptos"/>
+          <w:color w:val="000000"/>
+        </w:rPr>
+        <w:t>), where each value indexes a fixed palette of BBC physical colors: 0 black, 1 red, 2 green, 3 yellow, 4 blue, 5 magenta, 6 cyan, and 7 white.</w:t>
       </w:r>
     </w:p>
     <w:p>
@@ -7337,13 +7504,7 @@
         <w:contextualSpacing w:val="0"/>
       </w:pPr>
       <w:r>
-        <w:t xml:space="preserve">An execution trace includes screen memory display read events, which </w:t>
-      </w:r>
-      <w:r>
-        <w:t>indicates</w:t>
-      </w:r>
-      <w:r>
-        <w:t xml:space="preserve"> when the 6845 CRT control chip starts reading screen memory to display each frame.</w:t>
+        <w:t>Displayed images are extracted from the frame buffer when a VSYNC occurs.</w:t>
       </w:r>
     </w:p>
     <w:p>
@@ -7353,27 +7514,775 @@
         <w:contextualSpacing w:val="0"/>
       </w:pPr>
       <w:r>
-        <w:t>Display-frame</w:t>
-      </w:r>
-      <w:r>
-        <w:t xml:space="preserve"> analysis uses these events to recreate frame snapshots</w:t>
-      </w:r>
-      <w:r>
-        <w:t xml:space="preserve">, which are </w:t>
-      </w:r>
-      <w:r>
-        <w:t>created by simulating how the 6845 CRT is used in conjunction with the ULA and Teletext chips (Mode 7) to read screen memory, translate the data to pixels, and render these to the displayed frame.</w:t>
-      </w:r>
-      <w:r>
-        <w:t xml:space="preserve">  </w:t>
-      </w:r>
-      <w:r>
-        <w:t xml:space="preserve">Note that the rendered frames do not have a border. </w:t>
-      </w:r>
-    </w:p>
-    <w:p>
-      <w:r>
-        <w:t>F</w:t>
+        <w:t xml:space="preserve">The </w:t>
+      </w:r>
+      <w:r>
+        <w:t xml:space="preserve">standard and </w:t>
+      </w:r>
+      <w:r>
+        <w:t>maximum resolution</w:t>
+      </w:r>
+      <w:r>
+        <w:t>s</w:t>
+      </w:r>
+      <w:r>
+        <w:t xml:space="preserve"> (with overscan)</w:t>
+      </w:r>
+      <w:r>
+        <w:t xml:space="preserve">, </w:t>
+      </w:r>
+      <w:r>
+        <w:t>and aspect ratio</w:t>
+      </w:r>
+      <w:r>
+        <w:t>s</w:t>
+      </w:r>
+      <w:r>
+        <w:t xml:space="preserve"> of </w:t>
+      </w:r>
+      <w:r>
+        <w:t xml:space="preserve">extracted </w:t>
+      </w:r>
+      <w:r>
+        <w:t xml:space="preserve">images </w:t>
+      </w:r>
+      <w:r>
+        <w:t>are</w:t>
+      </w:r>
+      <w:r>
+        <w:t xml:space="preserve"> shown in the following table:</w:t>
+      </w:r>
+    </w:p>
+    <w:tbl>
+      <w:tblPr>
+        <w:tblStyle w:val="TableGrid"/>
+        <w:tblW w:w="0" w:type="auto"/>
+        <w:tblLook w:val="04A0" w:firstRow="1" w:lastRow="0" w:firstColumn="1" w:lastColumn="0" w:noHBand="0" w:noVBand="1"/>
+      </w:tblPr>
+      <w:tblGrid>
+        <w:gridCol w:w="2065"/>
+        <w:gridCol w:w="1980"/>
+        <w:gridCol w:w="1980"/>
+        <w:gridCol w:w="1890"/>
+      </w:tblGrid>
+      <w:tr>
+        <w:tc>
+          <w:tcPr>
+            <w:tcW w:w="2065" w:type="dxa"/>
+          </w:tcPr>
+          <w:p>
+            <w:pPr>
+              <w:pStyle w:val="ListParagraph"/>
+              <w:ind w:left="0"/>
+              <w:contextualSpacing w:val="0"/>
+              <w:rPr>
+                <w:b/>
+                <w:bCs/>
+              </w:rPr>
+            </w:pPr>
+            <w:r>
+              <w:lastRenderedPageBreak/>
+              <w:t xml:space="preserve"> </w:t>
+            </w:r>
+            <w:r>
+              <w:rPr>
+                <w:b/>
+                <w:bCs/>
+              </w:rPr>
+              <w:t>Screen mode</w:t>
+            </w:r>
+          </w:p>
+        </w:tc>
+        <w:tc>
+          <w:tcPr>
+            <w:tcW w:w="1980" w:type="dxa"/>
+          </w:tcPr>
+          <w:p>
+            <w:pPr>
+              <w:pStyle w:val="ListParagraph"/>
+              <w:ind w:left="0"/>
+              <w:contextualSpacing w:val="0"/>
+              <w:jc w:val="center"/>
+              <w:rPr>
+                <w:b/>
+                <w:bCs/>
+              </w:rPr>
+            </w:pPr>
+            <w:r>
+              <w:rPr>
+                <w:b/>
+                <w:bCs/>
+              </w:rPr>
+              <w:t xml:space="preserve">Standard </w:t>
+            </w:r>
+            <w:r>
+              <w:rPr>
+                <w:b/>
+                <w:bCs/>
+              </w:rPr>
+              <w:t>R</w:t>
+            </w:r>
+            <w:r>
+              <w:rPr>
+                <w:b/>
+                <w:bCs/>
+              </w:rPr>
+              <w:t>esolution</w:t>
+            </w:r>
+          </w:p>
+        </w:tc>
+        <w:tc>
+          <w:tcPr>
+            <w:tcW w:w="1980" w:type="dxa"/>
+            <w:vAlign w:val="center"/>
+          </w:tcPr>
+          <w:p>
+            <w:pPr>
+              <w:pStyle w:val="ListParagraph"/>
+              <w:ind w:left="0"/>
+              <w:contextualSpacing w:val="0"/>
+              <w:jc w:val="center"/>
+              <w:rPr>
+                <w:b/>
+                <w:bCs/>
+              </w:rPr>
+            </w:pPr>
+            <w:r>
+              <w:rPr>
+                <w:b/>
+                <w:bCs/>
+              </w:rPr>
+              <w:t xml:space="preserve">Max </w:t>
+            </w:r>
+            <w:r>
+              <w:rPr>
+                <w:b/>
+                <w:bCs/>
+              </w:rPr>
+              <w:t>R</w:t>
+            </w:r>
+            <w:r>
+              <w:rPr>
+                <w:b/>
+                <w:bCs/>
+              </w:rPr>
+              <w:t>esolution</w:t>
+            </w:r>
+            <w:r>
+              <w:rPr>
+                <w:b/>
+                <w:bCs/>
+              </w:rPr>
+              <w:t xml:space="preserve"> (with overscan)</w:t>
+            </w:r>
+          </w:p>
+        </w:tc>
+        <w:tc>
+          <w:tcPr>
+            <w:tcW w:w="1890" w:type="dxa"/>
+            <w:vAlign w:val="center"/>
+          </w:tcPr>
+          <w:p>
+            <w:pPr>
+              <w:pStyle w:val="ListParagraph"/>
+              <w:ind w:left="0"/>
+              <w:contextualSpacing w:val="0"/>
+              <w:jc w:val="center"/>
+              <w:rPr>
+                <w:b/>
+                <w:bCs/>
+              </w:rPr>
+            </w:pPr>
+            <w:r>
+              <w:rPr>
+                <w:b/>
+                <w:bCs/>
+              </w:rPr>
+              <w:t>Aspect Ratio</w:t>
+            </w:r>
+          </w:p>
+        </w:tc>
+      </w:tr>
+      <w:tr>
+        <w:tc>
+          <w:tcPr>
+            <w:tcW w:w="2065" w:type="dxa"/>
+            <w:vAlign w:val="center"/>
+          </w:tcPr>
+          <w:p>
+            <w:pPr>
+              <w:pStyle w:val="ListParagraph"/>
+              <w:ind w:left="0"/>
+              <w:contextualSpacing w:val="0"/>
+            </w:pPr>
+            <w:r>
+              <w:t>Modes 0</w:t>
+            </w:r>
+            <w:r>
+              <w:t xml:space="preserve"> to </w:t>
+            </w:r>
+            <w:r>
+              <w:t>6</w:t>
+            </w:r>
+            <w:r>
+              <w:t>, 8</w:t>
+            </w:r>
+          </w:p>
+        </w:tc>
+        <w:tc>
+          <w:tcPr>
+            <w:tcW w:w="1980" w:type="dxa"/>
+          </w:tcPr>
+          <w:p>
+            <w:pPr>
+              <w:pStyle w:val="ListParagraph"/>
+              <w:ind w:left="0"/>
+              <w:contextualSpacing w:val="0"/>
+              <w:jc w:val="center"/>
+            </w:pPr>
+            <w:r>
+              <w:t>640 x 256</w:t>
+            </w:r>
+          </w:p>
+        </w:tc>
+        <w:tc>
+          <w:tcPr>
+            <w:tcW w:w="1980" w:type="dxa"/>
+            <w:vAlign w:val="center"/>
+          </w:tcPr>
+          <w:p>
+            <w:pPr>
+              <w:pStyle w:val="ListParagraph"/>
+              <w:ind w:left="0"/>
+              <w:contextualSpacing w:val="0"/>
+              <w:jc w:val="center"/>
+            </w:pPr>
+            <w:r>
+              <w:t>1024 x 312</w:t>
+            </w:r>
+          </w:p>
+        </w:tc>
+        <w:tc>
+          <w:tcPr>
+            <w:tcW w:w="1890" w:type="dxa"/>
+            <w:vAlign w:val="center"/>
+          </w:tcPr>
+          <w:p>
+            <w:pPr>
+              <w:pStyle w:val="ListParagraph"/>
+              <w:ind w:left="0"/>
+              <w:contextualSpacing w:val="0"/>
+              <w:jc w:val="center"/>
+            </w:pPr>
+            <w:r>
+              <w:t>0.46</w:t>
+            </w:r>
+          </w:p>
+        </w:tc>
+      </w:tr>
+      <w:tr>
+        <w:tc>
+          <w:tcPr>
+            <w:tcW w:w="2065" w:type="dxa"/>
+            <w:vAlign w:val="center"/>
+          </w:tcPr>
+          <w:p>
+            <w:pPr>
+              <w:pStyle w:val="ListParagraph"/>
+              <w:ind w:left="0"/>
+              <w:contextualSpacing w:val="0"/>
+            </w:pPr>
+            <w:r>
+              <w:t>Mode 7</w:t>
+            </w:r>
+            <w:r>
+              <w:t xml:space="preserve"> (teletext)</w:t>
+            </w:r>
+          </w:p>
+        </w:tc>
+        <w:tc>
+          <w:tcPr>
+            <w:tcW w:w="1980" w:type="dxa"/>
+          </w:tcPr>
+          <w:p>
+            <w:pPr>
+              <w:pStyle w:val="ListParagraph"/>
+              <w:ind w:left="0"/>
+              <w:contextualSpacing w:val="0"/>
+              <w:jc w:val="center"/>
+            </w:pPr>
+            <w:r>
+              <w:t xml:space="preserve">480 x </w:t>
+            </w:r>
+            <w:r>
+              <w:t>500</w:t>
+            </w:r>
+          </w:p>
+        </w:tc>
+        <w:tc>
+          <w:tcPr>
+            <w:tcW w:w="1980" w:type="dxa"/>
+            <w:vAlign w:val="center"/>
+          </w:tcPr>
+          <w:p>
+            <w:pPr>
+              <w:pStyle w:val="ListParagraph"/>
+              <w:ind w:left="0"/>
+              <w:contextualSpacing w:val="0"/>
+              <w:jc w:val="center"/>
+            </w:pPr>
+            <w:r>
+              <w:t xml:space="preserve">480 x </w:t>
+            </w:r>
+            <w:r>
+              <w:t>500</w:t>
+            </w:r>
+          </w:p>
+        </w:tc>
+        <w:tc>
+          <w:tcPr>
+            <w:tcW w:w="1890" w:type="dxa"/>
+            <w:vAlign w:val="center"/>
+          </w:tcPr>
+          <w:p>
+            <w:pPr>
+              <w:pStyle w:val="ListParagraph"/>
+              <w:ind w:left="0"/>
+              <w:contextualSpacing w:val="0"/>
+              <w:jc w:val="center"/>
+            </w:pPr>
+            <w:r>
+              <w:t>0.81</w:t>
+            </w:r>
+          </w:p>
+        </w:tc>
+      </w:tr>
+    </w:tbl>
+    <w:p>
+      <w:pPr>
+        <w:rPr>
+          <w:rFonts w:ascii="Aptos" w:hAnsi="Aptos"/>
+          <w:color w:val="000000"/>
+        </w:rPr>
+      </w:pPr>
+    </w:p>
+    <w:p>
+      <w:pPr>
+        <w:rPr>
+          <w:rFonts w:ascii="Aptos" w:hAnsi="Aptos"/>
+          <w:b/>
+          <w:bCs/>
+          <w:color w:val="000000"/>
+        </w:rPr>
+      </w:pPr>
+      <w:r>
+        <w:rPr>
+          <w:rFonts w:ascii="Aptos" w:hAnsi="Aptos"/>
+          <w:b/>
+          <w:bCs/>
+          <w:color w:val="000000"/>
+        </w:rPr>
+        <w:t>Non-teletext screen modes</w:t>
+      </w:r>
+    </w:p>
+    <w:p>
+      <w:r>
+        <w:rPr>
+          <w:rFonts w:ascii="Aptos" w:hAnsi="Aptos"/>
+          <w:color w:val="000000"/>
+        </w:rPr>
+        <w:t>In screen modes 1, 4, and 6 (320 x 256), each pixel is duplicated horizontally</w:t>
+      </w:r>
+      <w:r>
+        <w:rPr>
+          <w:rFonts w:ascii="Aptos" w:hAnsi="Aptos"/>
+          <w:color w:val="000000"/>
+        </w:rPr>
+        <w:t xml:space="preserve">, </w:t>
+      </w:r>
+      <w:r>
+        <w:rPr>
+          <w:rFonts w:ascii="Aptos" w:hAnsi="Aptos"/>
+          <w:color w:val="000000"/>
+        </w:rPr>
+        <w:t>resulting in an output resolution</w:t>
+      </w:r>
+      <w:r>
+        <w:rPr>
+          <w:rFonts w:ascii="Aptos" w:hAnsi="Aptos"/>
+          <w:color w:val="000000"/>
+        </w:rPr>
+        <w:t xml:space="preserve"> of </w:t>
+      </w:r>
+      <w:r>
+        <w:rPr>
+          <w:rFonts w:ascii="Aptos" w:hAnsi="Aptos"/>
+          <w:color w:val="000000"/>
+        </w:rPr>
+        <w:t>640 x 256.</w:t>
+      </w:r>
+    </w:p>
+    <w:p>
+      <w:pPr>
+        <w:rPr>
+          <w:rFonts w:ascii="Aptos" w:hAnsi="Aptos"/>
+          <w:color w:val="000000"/>
+        </w:rPr>
+      </w:pPr>
+      <w:r>
+        <w:rPr>
+          <w:rFonts w:ascii="Aptos" w:hAnsi="Aptos"/>
+          <w:color w:val="000000"/>
+        </w:rPr>
+        <w:t>In screen modes 2 and 5 (160 x 256), each pixel is replicated three times horizontally, resulting in an output resolution of 640 x 256.</w:t>
+      </w:r>
+    </w:p>
+    <w:p>
+      <w:pPr>
+        <w:rPr>
+          <w:rFonts w:ascii="Aptos" w:hAnsi="Aptos"/>
+          <w:color w:val="000000"/>
+        </w:rPr>
+      </w:pPr>
+      <w:r>
+        <w:rPr>
+          <w:rFonts w:ascii="Aptos" w:hAnsi="Aptos"/>
+          <w:color w:val="000000"/>
+        </w:rPr>
+        <w:t xml:space="preserve">In interlaced sync and interlaced sync &amp; video modes, each field is rendered independently without integrating </w:t>
+      </w:r>
+      <w:r>
+        <w:rPr>
+          <w:rFonts w:ascii="Aptos" w:hAnsi="Aptos"/>
+          <w:color w:val="000000"/>
+        </w:rPr>
+        <w:t xml:space="preserve">or interweaving </w:t>
+      </w:r>
+      <w:r>
+        <w:rPr>
+          <w:rFonts w:ascii="Aptos" w:hAnsi="Aptos"/>
+          <w:color w:val="000000"/>
+        </w:rPr>
+        <w:t>the fields.</w:t>
+      </w:r>
+    </w:p>
+    <w:p>
+      <w:pPr>
+        <w:rPr>
+          <w:b/>
+          <w:bCs/>
+        </w:rPr>
+      </w:pPr>
+      <w:r>
+        <w:rPr>
+          <w:b/>
+          <w:bCs/>
+        </w:rPr>
+        <w:t>Teletext screen mode (Mode 7)</w:t>
+      </w:r>
+    </w:p>
+    <w:p>
+      <w:pPr>
+        <w:rPr>
+          <w:rFonts w:ascii="Aptos" w:hAnsi="Aptos"/>
+          <w:color w:val="000000"/>
+        </w:rPr>
+      </w:pPr>
+      <w:r>
+        <w:rPr>
+          <w:rFonts w:ascii="Aptos" w:hAnsi="Aptos"/>
+          <w:color w:val="000000"/>
+        </w:rPr>
+        <w:t xml:space="preserve">Mode 7 uses interlaced sync </w:t>
+      </w:r>
+      <w:r>
+        <w:rPr>
+          <w:rFonts w:ascii="Aptos" w:hAnsi="Aptos"/>
+          <w:color w:val="000000"/>
+        </w:rPr>
+        <w:t xml:space="preserve">&amp; </w:t>
+      </w:r>
+      <w:r>
+        <w:rPr>
+          <w:rFonts w:ascii="Aptos" w:hAnsi="Aptos"/>
+          <w:color w:val="000000"/>
+        </w:rPr>
+        <w:t>video</w:t>
+      </w:r>
+      <w:r>
+        <w:rPr>
+          <w:rFonts w:ascii="Aptos" w:hAnsi="Aptos"/>
+          <w:color w:val="000000"/>
+        </w:rPr>
+        <w:t xml:space="preserve"> mode</w:t>
+      </w:r>
+      <w:r>
+        <w:rPr>
+          <w:rFonts w:ascii="Aptos" w:hAnsi="Aptos"/>
+          <w:color w:val="000000"/>
+        </w:rPr>
+        <w:t xml:space="preserve">, </w:t>
+      </w:r>
+      <w:r>
+        <w:rPr>
+          <w:rFonts w:ascii="Aptos" w:hAnsi="Aptos"/>
+          <w:color w:val="000000"/>
+        </w:rPr>
+        <w:t xml:space="preserve">displaying </w:t>
+      </w:r>
+      <w:r>
+        <w:rPr>
+          <w:rFonts w:ascii="Aptos" w:hAnsi="Aptos"/>
+          <w:color w:val="000000"/>
+        </w:rPr>
+        <w:t>250 lines (or 25 rows of text</w:t>
+      </w:r>
+      <w:r>
+        <w:rPr>
+          <w:rFonts w:ascii="Aptos" w:hAnsi="Aptos"/>
+          <w:color w:val="000000"/>
+        </w:rPr>
+        <w:t xml:space="preserve">, each with </w:t>
+      </w:r>
+      <w:r>
+        <w:rPr>
+          <w:rFonts w:ascii="Aptos" w:hAnsi="Aptos"/>
+          <w:color w:val="000000"/>
+        </w:rPr>
+        <w:t xml:space="preserve">ten even or ten odd </w:t>
+      </w:r>
+      <w:r>
+        <w:rPr>
+          <w:rFonts w:ascii="Aptos" w:hAnsi="Aptos"/>
+          <w:color w:val="000000"/>
+        </w:rPr>
+        <w:t>scanlines</w:t>
+      </w:r>
+      <w:r>
+        <w:rPr>
+          <w:rFonts w:ascii="Aptos" w:hAnsi="Aptos"/>
+          <w:color w:val="000000"/>
+        </w:rPr>
+        <w:t xml:space="preserve">) per field. </w:t>
+      </w:r>
+      <w:r>
+        <w:rPr>
+          <w:rFonts w:ascii="Aptos" w:hAnsi="Aptos"/>
+          <w:color w:val="000000"/>
+        </w:rPr>
+        <w:t xml:space="preserve"> </w:t>
+      </w:r>
+      <w:r>
+        <w:rPr>
+          <w:rFonts w:ascii="Aptos" w:hAnsi="Aptos"/>
+          <w:color w:val="000000"/>
+        </w:rPr>
+        <w:t>Th</w:t>
+      </w:r>
+      <w:r>
+        <w:rPr>
+          <w:rFonts w:ascii="Aptos" w:hAnsi="Aptos"/>
+          <w:color w:val="000000"/>
+        </w:rPr>
+        <w:t>ese</w:t>
+      </w:r>
+      <w:r>
+        <w:rPr>
+          <w:rFonts w:ascii="Aptos" w:hAnsi="Aptos"/>
+          <w:color w:val="000000"/>
+        </w:rPr>
+        <w:t xml:space="preserve"> interleaving </w:t>
+      </w:r>
+      <w:r>
+        <w:rPr>
+          <w:rFonts w:ascii="Aptos" w:hAnsi="Aptos"/>
+          <w:color w:val="000000"/>
+        </w:rPr>
+        <w:t xml:space="preserve">fields </w:t>
+      </w:r>
+      <w:r>
+        <w:rPr>
+          <w:rFonts w:ascii="Aptos" w:hAnsi="Aptos"/>
+          <w:color w:val="000000"/>
+        </w:rPr>
+        <w:t>produce a</w:t>
+      </w:r>
+      <w:r>
+        <w:rPr>
+          <w:rFonts w:ascii="Aptos" w:hAnsi="Aptos"/>
+          <w:color w:val="000000"/>
+        </w:rPr>
+        <w:t xml:space="preserve"> </w:t>
+      </w:r>
+      <w:r>
+        <w:rPr>
+          <w:rFonts w:ascii="Aptos" w:hAnsi="Aptos"/>
+          <w:color w:val="000000"/>
+        </w:rPr>
+        <w:t xml:space="preserve">500-line </w:t>
+      </w:r>
+      <w:r>
+        <w:rPr>
+          <w:rFonts w:ascii="Aptos" w:hAnsi="Aptos"/>
+          <w:color w:val="000000"/>
+        </w:rPr>
+        <w:t xml:space="preserve">interlaced </w:t>
+      </w:r>
+      <w:r>
+        <w:rPr>
+          <w:rFonts w:ascii="Aptos" w:hAnsi="Aptos"/>
+          <w:color w:val="000000"/>
+        </w:rPr>
+        <w:t>image</w:t>
+      </w:r>
+      <w:r>
+        <w:rPr>
+          <w:rFonts w:ascii="Aptos" w:hAnsi="Aptos"/>
+          <w:color w:val="000000"/>
+        </w:rPr>
+        <w:t xml:space="preserve"> </w:t>
+      </w:r>
+      <w:r>
+        <w:rPr>
+          <w:rFonts w:ascii="Aptos" w:hAnsi="Aptos"/>
+          <w:color w:val="000000"/>
+        </w:rPr>
+        <w:t>on the display</w:t>
+      </w:r>
+      <w:r>
+        <w:rPr>
+          <w:rFonts w:ascii="Aptos" w:hAnsi="Aptos"/>
+          <w:color w:val="000000"/>
+        </w:rPr>
+        <w:t>.</w:t>
+      </w:r>
+    </w:p>
+    <w:p>
+      <w:pPr>
+        <w:rPr>
+          <w:rFonts w:ascii="Aptos" w:hAnsi="Aptos"/>
+          <w:color w:val="000000"/>
+        </w:rPr>
+      </w:pPr>
+      <w:r>
+        <w:rPr>
+          <w:rFonts w:ascii="Aptos" w:hAnsi="Aptos"/>
+          <w:color w:val="000000"/>
+        </w:rPr>
+        <w:t xml:space="preserve">To enhance text quality </w:t>
+      </w:r>
+      <w:r>
+        <w:rPr>
+          <w:rFonts w:ascii="Aptos" w:hAnsi="Aptos"/>
+          <w:color w:val="000000"/>
+        </w:rPr>
+        <w:t xml:space="preserve">of </w:t>
+      </w:r>
+      <w:r>
+        <w:rPr>
+          <w:rFonts w:ascii="Aptos" w:hAnsi="Aptos"/>
+          <w:color w:val="000000"/>
+        </w:rPr>
+        <w:t>teletext screens, the emulat</w:t>
+      </w:r>
+      <w:r>
+        <w:rPr>
+          <w:rFonts w:ascii="Aptos" w:hAnsi="Aptos"/>
+          <w:color w:val="000000"/>
+        </w:rPr>
+        <w:t>ion</w:t>
+      </w:r>
+      <w:r>
+        <w:rPr>
+          <w:rFonts w:ascii="Aptos" w:hAnsi="Aptos"/>
+          <w:color w:val="000000"/>
+        </w:rPr>
+        <w:t xml:space="preserve"> </w:t>
+      </w:r>
+      <w:r>
+        <w:rPr>
+          <w:rFonts w:ascii="Aptos" w:hAnsi="Aptos"/>
+          <w:color w:val="000000"/>
+        </w:rPr>
+        <w:t xml:space="preserve">also generates a </w:t>
+      </w:r>
+      <w:r>
+        <w:rPr>
+          <w:rFonts w:ascii="Aptos" w:hAnsi="Aptos"/>
+          <w:color w:val="000000"/>
+        </w:rPr>
+        <w:t>500-line composite image</w:t>
+      </w:r>
+      <w:r>
+        <w:rPr>
+          <w:rFonts w:ascii="Aptos" w:hAnsi="Aptos"/>
+          <w:color w:val="000000"/>
+        </w:rPr>
+        <w:t>.</w:t>
+      </w:r>
+    </w:p>
+    <w:p>
+      <w:pPr>
+        <w:rPr>
+          <w:rFonts w:ascii="Aptos" w:hAnsi="Aptos"/>
+          <w:color w:val="000000"/>
+        </w:rPr>
+      </w:pPr>
+      <w:r>
+        <w:rPr>
+          <w:rFonts w:ascii="Aptos" w:hAnsi="Aptos"/>
+          <w:color w:val="000000"/>
+        </w:rPr>
+        <w:t xml:space="preserve">The CRTC works as usual, producing ten scanlines for each character row. </w:t>
+      </w:r>
+      <w:r>
+        <w:rPr>
+          <w:rFonts w:ascii="Aptos" w:hAnsi="Aptos"/>
+          <w:color w:val="000000"/>
+        </w:rPr>
+        <w:t xml:space="preserve"> </w:t>
+      </w:r>
+      <w:r>
+        <w:rPr>
+          <w:rFonts w:ascii="Aptos" w:hAnsi="Aptos"/>
+          <w:color w:val="000000"/>
+        </w:rPr>
+        <w:t xml:space="preserve">In even fields, these are: [0,2,4,6,8,10,12,14,16,18], while in odd fields, they are: [1,3,5,7,9,11,13,15,17,19]. </w:t>
+      </w:r>
+    </w:p>
+    <w:p>
+      <w:r>
+        <w:rPr>
+          <w:rFonts w:ascii="Aptos" w:hAnsi="Aptos"/>
+          <w:color w:val="000000"/>
+        </w:rPr>
+        <w:t xml:space="preserve">The teletext (SAA5050) is emulated by rounding each CRTC character scanline to the nearest even number and drawing its pixels onto the framebuffer. </w:t>
+      </w:r>
+      <w:r>
+        <w:rPr>
+          <w:rFonts w:ascii="Aptos" w:hAnsi="Aptos"/>
+          <w:color w:val="000000"/>
+        </w:rPr>
+        <w:t xml:space="preserve"> </w:t>
+      </w:r>
+      <w:r>
+        <w:rPr>
+          <w:rFonts w:ascii="Aptos" w:hAnsi="Aptos"/>
+          <w:color w:val="000000"/>
+        </w:rPr>
+        <w:t>The rounded value is incremented, and the process repeats, resulting in two scanlines for every CRTC character scanline</w:t>
+      </w:r>
+      <w:r>
+        <w:rPr>
+          <w:rFonts w:ascii="Aptos" w:hAnsi="Aptos"/>
+          <w:color w:val="000000"/>
+        </w:rPr>
+        <w:t xml:space="preserve"> enumerated by the CRTC.</w:t>
+      </w:r>
+    </w:p>
+    <w:p>
+      <w:r>
+        <w:t>Display f</w:t>
       </w:r>
       <w:r>
         <w:t xml:space="preserve">rame </w:t>
@@ -7412,7 +8321,13 @@
         </w:numPr>
       </w:pPr>
       <w:r>
-        <w:t>Non-standard video modes (e.g. Mode 8)</w:t>
+        <w:t xml:space="preserve">Non-standard </w:t>
+      </w:r>
+      <w:r>
+        <w:t xml:space="preserve">graphic </w:t>
+      </w:r>
+      <w:r>
+        <w:t>modes (e.g. Mode 8)</w:t>
       </w:r>
     </w:p>
     <w:p>
@@ -7424,7 +8339,6 @@
         </w:numPr>
       </w:pPr>
       <w:r>
-        <w:lastRenderedPageBreak/>
         <w:t>Mixed non-teletext modes (mid-frame ULA changes)</w:t>
       </w:r>
     </w:p>
@@ -7437,7 +8351,7 @@
         </w:numPr>
       </w:pPr>
       <w:r>
-        <w:t>Interlaced support</w:t>
+        <w:t>Interlaced control.</w:t>
       </w:r>
     </w:p>
     <w:p>
@@ -7449,7 +8363,10 @@
         </w:numPr>
       </w:pPr>
       <w:r>
-        <w:t>Over-scan resolutions up to 1024x640</w:t>
+        <w:t>Over-scan resolutions up to 1024x</w:t>
+      </w:r>
+      <w:r>
+        <w:t>312</w:t>
       </w:r>
     </w:p>
     <w:p>
@@ -7463,6 +8380,12 @@
       <w:r>
         <w:t>Hardware scrolling</w:t>
       </w:r>
+      <w:r>
+        <w:t xml:space="preserve"> and split screen</w:t>
+      </w:r>
+      <w:r>
+        <w:t xml:space="preserve"> support</w:t>
+      </w:r>
     </w:p>
     <w:p>
       <w:r>
@@ -7478,6 +8401,7 @@
         </w:numPr>
       </w:pPr>
       <w:r>
+        <w:lastRenderedPageBreak/>
         <w:t xml:space="preserve">No support for </w:t>
       </w:r>
       <w:r>
@@ -7722,7 +8646,6 @@
         <w:pStyle w:val="Heading3"/>
       </w:pPr>
       <w:r>
-        <w:lastRenderedPageBreak/>
         <w:t>Dynamic Memory analysis</w:t>
       </w:r>
     </w:p>
@@ -9327,15 +10250,7 @@
         <w:t>implemented as an operation.</w:t>
       </w:r>
       <w:r>
-        <w:t xml:space="preserve">  These </w:t>
-      </w:r>
-      <w:proofErr w:type="gramStart"/>
-      <w:r>
-        <w:t>are located in</w:t>
-      </w:r>
-      <w:proofErr w:type="gramEnd"/>
-      <w:r>
-        <w:t xml:space="preserve"> the </w:t>
+        <w:t xml:space="preserve">  These are located in the </w:t>
       </w:r>
       <w:r>
         <w:rPr>
@@ -9778,18 +10693,7 @@
         <w:t xml:space="preserve">subsequent </w:t>
       </w:r>
       <w:r>
-        <w:t>6502 (or 65C02) instructions.  The log contains all 6502/65C02 register state changes, all memory accesses and values, plus key events like interrupts and begin screen display</w:t>
-      </w:r>
-      <w:r>
-        <w:t xml:space="preserve"> </w:t>
-      </w:r>
-      <w:proofErr w:type="gramStart"/>
-      <w:r>
-        <w:t>event</w:t>
-      </w:r>
-      <w:proofErr w:type="gramEnd"/>
-      <w:r>
-        <w:t>.  It also optionally contains label information.</w:t>
+        <w:t>6502 (or 65C02) instructions.  The log contains all 6502/65C02 register state changes, all memory accesses and values, plus key events like interrupts.  It also optionally contains label information.</w:t>
       </w:r>
     </w:p>
     <w:p>
@@ -10119,10 +11023,14 @@
         <w:ind w:left="360"/>
       </w:pPr>
       <w:r>
-        <w:t>&lt;tag&gt;</w:t>
-      </w:r>
-      <w:r>
-        <w:t xml:space="preserve"> (4 bytes) A four-character string denoting the chunk type.  The following table lists the permissible tag values:</w:t>
+        <w:rPr>
+          <w:b/>
+          <w:bCs/>
+        </w:rPr>
+        <w:t xml:space="preserve">&lt;tag&gt; </w:t>
+      </w:r>
+      <w:r>
+        <w:t>(4 bytes) A four-character string denoting the chunk type.  The following table lists the permissible tag values:</w:t>
       </w:r>
     </w:p>
     <w:tbl>
@@ -10467,7 +11375,14 @@
         <w:ind w:left="360"/>
       </w:pPr>
       <w:r>
-        <w:t>&lt;compression&gt;</w:t>
+        <w:rPr>
+          <w:b/>
+          <w:bCs/>
+        </w:rPr>
+        <w:t>&lt;compression</w:t>
+      </w:r>
+      <w:r>
+        <w:t>&gt;</w:t>
       </w:r>
       <w:r>
         <w:t xml:space="preserve"> (1 byte) The compression</w:t>
@@ -10633,17 +11548,26 @@
         <w:br/>
       </w:r>
       <w:r>
+        <w:rPr>
+          <w:b/>
+          <w:bCs/>
+        </w:rPr>
         <w:t>&lt;</w:t>
       </w:r>
       <w:proofErr w:type="spellStart"/>
       <w:r>
-        <w:t>original</w:t>
-      </w:r>
-      <w:r>
-        <w:t>_size</w:t>
-      </w:r>
-      <w:proofErr w:type="spellEnd"/>
-      <w:r>
+        <w:rPr>
+          <w:b/>
+          <w:bCs/>
+        </w:rPr>
+        <w:t>original_size</w:t>
+      </w:r>
+      <w:proofErr w:type="spellEnd"/>
+      <w:r>
+        <w:rPr>
+          <w:b/>
+          <w:bCs/>
+        </w:rPr>
         <w:t>&gt;</w:t>
       </w:r>
       <w:r>
@@ -10655,14 +11579,26 @@
         <w:ind w:left="360"/>
       </w:pPr>
       <w:r>
+        <w:rPr>
+          <w:b/>
+          <w:bCs/>
+        </w:rPr>
         <w:t>&lt;</w:t>
       </w:r>
       <w:proofErr w:type="spellStart"/>
       <w:r>
+        <w:rPr>
+          <w:b/>
+          <w:bCs/>
+        </w:rPr>
         <w:t>compressed_size</w:t>
       </w:r>
       <w:proofErr w:type="spellEnd"/>
       <w:r>
+        <w:rPr>
+          <w:b/>
+          <w:bCs/>
+        </w:rPr>
         <w:t>&gt;</w:t>
       </w:r>
       <w:r>
@@ -10796,18 +11732,33 @@
     </w:p>
     <w:p>
       <w:pPr>
-        <w:ind w:left="720" w:hanging="360"/>
-      </w:pPr>
-      <w:r>
+        <w:ind w:left="360" w:hanging="360"/>
+      </w:pPr>
+      <w:r>
+        <w:rPr>
+          <w:b/>
+          <w:bCs/>
+        </w:rPr>
         <w:t>&lt;</w:t>
       </w:r>
       <w:proofErr w:type="spellStart"/>
       <w:r>
+        <w:rPr>
+          <w:b/>
+          <w:bCs/>
+        </w:rPr>
         <w:t>header_data</w:t>
       </w:r>
       <w:proofErr w:type="spellEnd"/>
       <w:r>
-        <w:t xml:space="preserve">&gt; = </w:t>
+        <w:rPr>
+          <w:b/>
+          <w:bCs/>
+        </w:rPr>
+        <w:t>&gt;</w:t>
+      </w:r>
+      <w:r>
+        <w:t xml:space="preserve"> = </w:t>
       </w:r>
       <w:r>
         <w:br/>
@@ -10851,15 +11802,30 @@
         <w:ind w:left="360"/>
       </w:pPr>
       <w:r>
+        <w:rPr>
+          <w:b/>
+          <w:bCs/>
+        </w:rPr>
         <w:t>&lt;</w:t>
       </w:r>
       <w:proofErr w:type="spellStart"/>
       <w:r>
+        <w:rPr>
+          <w:b/>
+          <w:bCs/>
+        </w:rPr>
         <w:t>major_version</w:t>
       </w:r>
       <w:proofErr w:type="spellEnd"/>
       <w:r>
-        <w:t>&gt; (1 byte) Major version number.  Value is 1.</w:t>
+        <w:rPr>
+          <w:b/>
+          <w:bCs/>
+        </w:rPr>
+        <w:t>&gt;</w:t>
+      </w:r>
+      <w:r>
+        <w:t xml:space="preserve"> (1 byte) Major version number.  Value is 1.</w:t>
       </w:r>
     </w:p>
     <w:p>
@@ -10867,15 +11833,30 @@
         <w:ind w:left="360"/>
       </w:pPr>
       <w:r>
+        <w:rPr>
+          <w:b/>
+          <w:bCs/>
+        </w:rPr>
         <w:t>&lt;</w:t>
       </w:r>
       <w:proofErr w:type="spellStart"/>
       <w:r>
+        <w:rPr>
+          <w:b/>
+          <w:bCs/>
+        </w:rPr>
         <w:t>minor_version</w:t>
       </w:r>
       <w:proofErr w:type="spellEnd"/>
       <w:r>
-        <w:t>&gt; (1 byte) Minor version number.  Value is 0.</w:t>
+        <w:rPr>
+          <w:b/>
+          <w:bCs/>
+        </w:rPr>
+        <w:t>&gt;</w:t>
+      </w:r>
+      <w:r>
+        <w:t xml:space="preserve"> (1 byte) Minor version number.  Value is 0.</w:t>
       </w:r>
     </w:p>
     <w:p>
@@ -10883,15 +11864,30 @@
         <w:ind w:left="360"/>
       </w:pPr>
       <w:r>
+        <w:rPr>
+          <w:b/>
+          <w:bCs/>
+        </w:rPr>
         <w:t>&lt;</w:t>
       </w:r>
       <w:proofErr w:type="spellStart"/>
       <w:r>
+        <w:rPr>
+          <w:b/>
+          <w:bCs/>
+        </w:rPr>
         <w:t>bbc_model</w:t>
       </w:r>
       <w:proofErr w:type="spellEnd"/>
       <w:r>
-        <w:t>&gt; (1 byte) The BBC model</w:t>
+        <w:rPr>
+          <w:b/>
+          <w:bCs/>
+        </w:rPr>
+        <w:t>&gt;</w:t>
+      </w:r>
+      <w:r>
+        <w:t xml:space="preserve"> (1 byte) The BBC model</w:t>
       </w:r>
     </w:p>
     <w:tbl>
@@ -11317,15 +12313,30 @@
         <w:ind w:left="360"/>
       </w:pPr>
       <w:r>
+        <w:rPr>
+          <w:b/>
+          <w:bCs/>
+        </w:rPr>
         <w:t>&lt;</w:t>
       </w:r>
       <w:proofErr w:type="spellStart"/>
       <w:r>
+        <w:rPr>
+          <w:b/>
+          <w:bCs/>
+        </w:rPr>
         <w:t>total_execution_count</w:t>
       </w:r>
       <w:proofErr w:type="spellEnd"/>
       <w:r>
-        <w:t>&gt; (4 bytes) The total number of executed instructions plus events in the file.</w:t>
+        <w:rPr>
+          <w:b/>
+          <w:bCs/>
+        </w:rPr>
+        <w:t>&gt;</w:t>
+      </w:r>
+      <w:r>
+        <w:t xml:space="preserve"> (4 bytes) The total number of executed instructions plus events in the file.</w:t>
       </w:r>
     </w:p>
     <w:p>
@@ -11438,60 +12449,95 @@
       </w:r>
     </w:p>
     <w:p>
+      <w:r>
+        <w:t>&lt;</w:t>
+      </w:r>
+      <w:proofErr w:type="spellStart"/>
+      <w:r>
+        <w:rPr>
+          <w:b/>
+          <w:bCs/>
+        </w:rPr>
+        <w:t>label_data</w:t>
+      </w:r>
+      <w:proofErr w:type="spellEnd"/>
+      <w:r>
+        <w:t xml:space="preserve">&gt; = </w:t>
+      </w:r>
+      <w:r>
+        <w:t xml:space="preserve">list of </w:t>
+      </w:r>
+      <w:r>
+        <w:t>&lt;label&gt;</w:t>
+      </w:r>
+      <w:r>
+        <w:t>, where:</w:t>
+      </w:r>
+    </w:p>
+    <w:p>
       <w:pPr>
         <w:ind w:left="360"/>
       </w:pPr>
       <w:r>
+        <w:rPr>
+          <w:b/>
+          <w:bCs/>
+        </w:rPr>
+        <w:t>&lt;label&gt;</w:t>
+      </w:r>
+      <w:r>
+        <w:t xml:space="preserve"> = </w:t>
+      </w:r>
+      <w:bookmarkEnd w:id="0"/>
+      <w:r>
         <w:t>&lt;</w:t>
       </w:r>
       <w:proofErr w:type="spellStart"/>
       <w:r>
-        <w:rPr>
-          <w:b/>
-          <w:bCs/>
-        </w:rPr>
-        <w:t>label_data</w:t>
-      </w:r>
-      <w:proofErr w:type="spellEnd"/>
-      <w:r>
-        <w:t xml:space="preserve">&gt; = </w:t>
-      </w:r>
-      <w:r>
-        <w:t xml:space="preserve">list of </w:t>
-      </w:r>
-      <w:r>
-        <w:t>&lt;label&gt;</w:t>
-      </w:r>
-      <w:r>
-        <w:t>, where:</w:t>
-      </w:r>
-    </w:p>
-    <w:p>
-      <w:pPr>
-        <w:ind w:left="360"/>
-      </w:pPr>
-      <w:r>
-        <w:t xml:space="preserve">&lt;label&gt; = </w:t>
-      </w:r>
-      <w:bookmarkEnd w:id="0"/>
-      <w:r>
+        <w:t>label_address</w:t>
+      </w:r>
+      <w:proofErr w:type="spellEnd"/>
+      <w:r>
+        <w:t>&gt; + &lt;</w:t>
+      </w:r>
+      <w:proofErr w:type="spellStart"/>
+      <w:r>
+        <w:t>label_name</w:t>
+      </w:r>
+      <w:proofErr w:type="spellEnd"/>
+      <w:r>
+        <w:t xml:space="preserve">&gt; </w:t>
+      </w:r>
+    </w:p>
+    <w:p>
+      <w:pPr>
+        <w:ind w:left="810"/>
+      </w:pPr>
+      <w:r>
+        <w:rPr>
+          <w:b/>
+          <w:bCs/>
+        </w:rPr>
         <w:t>&lt;</w:t>
       </w:r>
       <w:proofErr w:type="spellStart"/>
       <w:r>
+        <w:rPr>
+          <w:b/>
+          <w:bCs/>
+        </w:rPr>
         <w:t>label_address</w:t>
       </w:r>
       <w:proofErr w:type="spellEnd"/>
       <w:r>
-        <w:t>&gt; + &lt;</w:t>
-      </w:r>
-      <w:proofErr w:type="spellStart"/>
-      <w:r>
-        <w:t>label_name</w:t>
-      </w:r>
-      <w:proofErr w:type="spellEnd"/>
-      <w:r>
-        <w:t xml:space="preserve">&gt; </w:t>
+        <w:rPr>
+          <w:b/>
+          <w:bCs/>
+        </w:rPr>
+        <w:t>&gt;</w:t>
+      </w:r>
+      <w:r>
+        <w:t xml:space="preserve"> (2 bytes) A 16-bit address.</w:t>
       </w:r>
     </w:p>
     <w:p>
@@ -11499,23 +12545,14 @@
         <w:ind w:left="810"/>
       </w:pPr>
       <w:r>
-        <w:t>&lt;</w:t>
-      </w:r>
-      <w:proofErr w:type="spellStart"/>
-      <w:r>
-        <w:t>label_address</w:t>
-      </w:r>
-      <w:proofErr w:type="spellEnd"/>
-      <w:r>
-        <w:t>&gt; (2 bytes) A 16-bit address.</w:t>
-      </w:r>
-    </w:p>
-    <w:p>
-      <w:pPr>
-        <w:ind w:left="810"/>
-      </w:pPr>
-      <w:r>
-        <w:t>&lt;label-name&gt; A null-terminated label name.</w:t>
+        <w:rPr>
+          <w:b/>
+          <w:bCs/>
+        </w:rPr>
+        <w:t>&lt;label-name&gt;</w:t>
+      </w:r>
+      <w:r>
+        <w:t xml:space="preserve"> A null-terminated label name.</w:t>
       </w:r>
     </w:p>
     <w:p>
@@ -11653,9 +12690,183 @@
     </w:p>
     <w:p>
       <w:pPr>
+        <w:ind w:left="360" w:hanging="360"/>
+      </w:pPr>
+      <w:r>
+        <w:t>&lt;</w:t>
+      </w:r>
+      <w:proofErr w:type="spellStart"/>
+      <w:r>
+        <w:rPr>
+          <w:b/>
+          <w:bCs/>
+        </w:rPr>
+        <w:t>snapshot_data</w:t>
+      </w:r>
+      <w:proofErr w:type="spellEnd"/>
+      <w:r>
+        <w:t>&gt; =</w:t>
+      </w:r>
+      <w:r>
+        <w:br/>
+      </w:r>
+      <w:r>
+        <w:t>&lt;</w:t>
+      </w:r>
+      <w:proofErr w:type="spellStart"/>
+      <w:r>
+        <w:t>cpu_registers</w:t>
+      </w:r>
+      <w:proofErr w:type="spellEnd"/>
+      <w:r>
+        <w:t>&gt;</w:t>
+      </w:r>
+      <w:r>
+        <w:t xml:space="preserve"> + </w:t>
+      </w:r>
+      <w:r>
+        <w:t>&lt;</w:t>
+      </w:r>
+      <w:proofErr w:type="spellStart"/>
+      <w:r>
+        <w:t>paging_registers</w:t>
+      </w:r>
+      <w:proofErr w:type="spellEnd"/>
+      <w:r>
+        <w:t xml:space="preserve">&gt; </w:t>
+      </w:r>
+      <w:r>
+        <w:t xml:space="preserve">+ </w:t>
+      </w:r>
+      <w:r>
+        <w:t>&lt;</w:t>
+      </w:r>
+      <w:proofErr w:type="spellStart"/>
+      <w:r>
+        <w:t>hidden_ram_address</w:t>
+      </w:r>
+      <w:proofErr w:type="spellEnd"/>
+      <w:r>
+        <w:t>&gt;</w:t>
+      </w:r>
+      <w:r>
+        <w:rPr>
+          <w:b/>
+          <w:bCs/>
+          <w:vertAlign w:val="superscript"/>
+        </w:rPr>
+        <w:t xml:space="preserve"> </w:t>
+      </w:r>
+      <w:r>
+        <w:rPr>
+          <w:b/>
+          <w:bCs/>
+          <w:vertAlign w:val="superscript"/>
+        </w:rPr>
+        <w:t>opt</w:t>
+      </w:r>
+      <w:r>
+        <w:t xml:space="preserve"> + </w:t>
+      </w:r>
+      <w:r>
+        <w:t>&lt;</w:t>
+      </w:r>
+      <w:proofErr w:type="spellStart"/>
+      <w:r>
+        <w:t>call_stack</w:t>
+      </w:r>
+      <w:proofErr w:type="spellEnd"/>
+      <w:r>
+        <w:t xml:space="preserve">&gt; + </w:t>
+      </w:r>
+      <w:r>
+        <w:t>&lt;</w:t>
+      </w:r>
+      <w:proofErr w:type="spellStart"/>
+      <w:r>
+        <w:t>video_ula_state</w:t>
+      </w:r>
+      <w:proofErr w:type="spellEnd"/>
+      <w:r>
+        <w:t xml:space="preserve">&gt; + </w:t>
+      </w:r>
+      <w:r>
+        <w:t>&lt;</w:t>
+      </w:r>
+      <w:proofErr w:type="spellStart"/>
+      <w:r>
+        <w:t>video_</w:t>
+      </w:r>
+      <w:r>
+        <w:t>crtc</w:t>
+      </w:r>
+      <w:r>
+        <w:t>_state</w:t>
+      </w:r>
+      <w:proofErr w:type="spellEnd"/>
+      <w:r>
+        <w:t xml:space="preserve">&gt; </w:t>
+      </w:r>
+      <w:r>
+        <w:t>+</w:t>
+      </w:r>
+      <w:r>
+        <w:t xml:space="preserve"> &lt;</w:t>
+      </w:r>
+      <w:proofErr w:type="spellStart"/>
+      <w:r>
+        <w:t>display_scanline</w:t>
+      </w:r>
+      <w:proofErr w:type="spellEnd"/>
+      <w:r>
+        <w:t xml:space="preserve">&gt; </w:t>
+      </w:r>
+      <w:proofErr w:type="gramStart"/>
+      <w:r>
+        <w:t xml:space="preserve">+ </w:t>
+      </w:r>
+      <w:r>
+        <w:t xml:space="preserve"> </w:t>
+      </w:r>
+      <w:r>
+        <w:t>&lt;</w:t>
+      </w:r>
+      <w:proofErr w:type="spellStart"/>
+      <w:proofErr w:type="gramEnd"/>
+      <w:r>
+        <w:t>screen_wrap_address</w:t>
+      </w:r>
+      <w:proofErr w:type="spellEnd"/>
+      <w:r>
+        <w:t>&gt; +</w:t>
+      </w:r>
+      <w:r>
+        <w:t xml:space="preserve"> </w:t>
+      </w:r>
+      <w:r>
+        <w:t>&lt;</w:t>
+      </w:r>
+      <w:proofErr w:type="spellStart"/>
+      <w:r>
+        <w:t>memory_snapshot</w:t>
+      </w:r>
+      <w:proofErr w:type="spellEnd"/>
+      <w:r>
+        <w:t>&gt;</w:t>
+      </w:r>
+      <w:r>
+        <w:t xml:space="preserve"> + </w:t>
+      </w:r>
+    </w:p>
+    <w:p>
+      <w:pPr>
         <w:ind w:left="720" w:hanging="360"/>
       </w:pPr>
       <w:r>
+        <w:rPr>
+          <w:b/>
+          <w:bCs/>
+        </w:rPr>
         <w:t>&lt;</w:t>
       </w:r>
       <w:proofErr w:type="spellStart"/>
@@ -11664,11 +12875,25 @@
           <w:b/>
           <w:bCs/>
         </w:rPr>
-        <w:t>snapshot_data</w:t>
-      </w:r>
-      <w:proofErr w:type="spellEnd"/>
-      <w:r>
-        <w:t>&gt; =</w:t>
+        <w:t>cpu_</w:t>
+      </w:r>
+      <w:r>
+        <w:rPr>
+          <w:b/>
+          <w:bCs/>
+        </w:rPr>
+        <w:t>registers</w:t>
+      </w:r>
+      <w:proofErr w:type="spellEnd"/>
+      <w:r>
+        <w:rPr>
+          <w:b/>
+          <w:bCs/>
+        </w:rPr>
+        <w:t>&gt;</w:t>
+      </w:r>
+      <w:r>
+        <w:t xml:space="preserve"> = </w:t>
       </w:r>
       <w:r>
         <w:br/>
@@ -11741,43 +12966,368 @@
       </w:r>
       <w:proofErr w:type="spellEnd"/>
       <w:r>
+        <w:t>&gt;</w:t>
+      </w:r>
+    </w:p>
+    <w:p>
+      <w:pPr>
+        <w:ind w:left="720"/>
+      </w:pPr>
+      <w:r>
+        <w:rPr>
+          <w:b/>
+          <w:bCs/>
+        </w:rPr>
+        <w:t>&lt;program-counter&gt;</w:t>
+      </w:r>
+      <w:r>
+        <w:t xml:space="preserve"> (2 bytes).  The value of </w:t>
+      </w:r>
+      <w:r>
+        <w:t xml:space="preserve">the </w:t>
+      </w:r>
+      <w:r>
+        <w:t>program counter.</w:t>
+      </w:r>
+    </w:p>
+    <w:p>
+      <w:pPr>
+        <w:ind w:left="720"/>
+      </w:pPr>
+      <w:r>
+        <w:rPr>
+          <w:b/>
+          <w:bCs/>
+        </w:rPr>
+        <w:t>&lt;accumulator&gt;</w:t>
+      </w:r>
+      <w:r>
+        <w:t xml:space="preserve"> (1 byte).  The value of the accumulator.</w:t>
+      </w:r>
+    </w:p>
+    <w:p>
+      <w:pPr>
+        <w:ind w:left="720"/>
+      </w:pPr>
+      <w:r>
+        <w:rPr>
+          <w:b/>
+          <w:bCs/>
+        </w:rPr>
+        <w:t>&lt;</w:t>
+      </w:r>
+      <w:proofErr w:type="spellStart"/>
+      <w:r>
+        <w:rPr>
+          <w:b/>
+          <w:bCs/>
+        </w:rPr>
+        <w:t>x_register</w:t>
+      </w:r>
+      <w:proofErr w:type="spellEnd"/>
+      <w:r>
+        <w:rPr>
+          <w:b/>
+          <w:bCs/>
+        </w:rPr>
+        <w:t>&gt;</w:t>
+      </w:r>
+      <w:r>
+        <w:t xml:space="preserve"> (1 byte).  The value of the X register.</w:t>
+      </w:r>
+    </w:p>
+    <w:p>
+      <w:pPr>
+        <w:ind w:left="720"/>
+      </w:pPr>
+      <w:r>
+        <w:rPr>
+          <w:b/>
+          <w:bCs/>
+        </w:rPr>
+        <w:t>&lt;</w:t>
+      </w:r>
+      <w:proofErr w:type="spellStart"/>
+      <w:r>
+        <w:rPr>
+          <w:b/>
+          <w:bCs/>
+        </w:rPr>
+        <w:t>y_register</w:t>
+      </w:r>
+      <w:proofErr w:type="spellEnd"/>
+      <w:r>
+        <w:rPr>
+          <w:b/>
+          <w:bCs/>
+        </w:rPr>
+        <w:t>&gt;</w:t>
+      </w:r>
+      <w:r>
+        <w:t xml:space="preserve"> (1 byte).  The value of the Y register.</w:t>
+      </w:r>
+    </w:p>
+    <w:p>
+      <w:pPr>
+        <w:ind w:left="720"/>
+      </w:pPr>
+      <w:r>
+        <w:rPr>
+          <w:b/>
+          <w:bCs/>
+        </w:rPr>
+        <w:t>&lt;</w:t>
+      </w:r>
+      <w:proofErr w:type="spellStart"/>
+      <w:r>
+        <w:rPr>
+          <w:b/>
+          <w:bCs/>
+        </w:rPr>
+        <w:t>status_register</w:t>
+      </w:r>
+      <w:proofErr w:type="spellEnd"/>
+      <w:r>
+        <w:rPr>
+          <w:b/>
+          <w:bCs/>
+        </w:rPr>
+        <w:t>&gt;</w:t>
+      </w:r>
+      <w:r>
+        <w:t xml:space="preserve"> (1 byte).  The value of the status register.</w:t>
+      </w:r>
+    </w:p>
+    <w:p>
+      <w:pPr>
+        <w:ind w:left="720"/>
+      </w:pPr>
+      <w:r>
+        <w:rPr>
+          <w:b/>
+          <w:bCs/>
+        </w:rPr>
+        <w:t>&lt;</w:t>
+      </w:r>
+      <w:proofErr w:type="spellStart"/>
+      <w:r>
+        <w:rPr>
+          <w:b/>
+          <w:bCs/>
+        </w:rPr>
+        <w:t>stack_pointer</w:t>
+      </w:r>
+      <w:proofErr w:type="spellEnd"/>
+      <w:r>
+        <w:rPr>
+          <w:b/>
+          <w:bCs/>
+        </w:rPr>
+        <w:t>&gt;</w:t>
+      </w:r>
+      <w:r>
+        <w:t xml:space="preserve"> (1 byte).  The value of the stack register.</w:t>
+      </w:r>
+    </w:p>
+    <w:p>
+      <w:pPr>
+        <w:ind w:left="360"/>
+      </w:pPr>
+      <w:r>
+        <w:rPr>
+          <w:b/>
+          <w:bCs/>
+        </w:rPr>
+        <w:t>&lt;</w:t>
+      </w:r>
+      <w:proofErr w:type="spellStart"/>
+      <w:r>
+        <w:rPr>
+          <w:b/>
+          <w:bCs/>
+        </w:rPr>
+        <w:t>paging_registers</w:t>
+      </w:r>
+      <w:proofErr w:type="spellEnd"/>
+      <w:r>
+        <w:rPr>
+          <w:b/>
+          <w:bCs/>
+        </w:rPr>
+        <w:t>&gt;</w:t>
+      </w:r>
+      <w:r>
+        <w:t xml:space="preserve"> = &lt;</w:t>
+      </w:r>
+      <w:proofErr w:type="spellStart"/>
+      <w:r>
+        <w:t>rom_paging_register</w:t>
+      </w:r>
+      <w:proofErr w:type="spellEnd"/>
+      <w:r>
         <w:t>&gt; + &lt;</w:t>
       </w:r>
       <w:proofErr w:type="spellStart"/>
       <w:r>
+        <w:t>acccon</w:t>
+      </w:r>
+      <w:proofErr w:type="spellEnd"/>
+      <w:r>
+        <w:t xml:space="preserve">&gt; </w:t>
+      </w:r>
+    </w:p>
+    <w:p>
+      <w:pPr>
+        <w:ind w:left="720"/>
+      </w:pPr>
+      <w:r>
+        <w:rPr>
+          <w:b/>
+          <w:bCs/>
+        </w:rPr>
+        <w:t>&lt;</w:t>
+      </w:r>
+      <w:proofErr w:type="spellStart"/>
+      <w:r>
+        <w:rPr>
+          <w:b/>
+          <w:bCs/>
+        </w:rPr>
         <w:t>rom_paging_register</w:t>
       </w:r>
       <w:proofErr w:type="spellEnd"/>
       <w:r>
+        <w:rPr>
+          <w:b/>
+          <w:bCs/>
+        </w:rPr>
+        <w:t>&gt;</w:t>
+      </w:r>
+      <w:r>
+        <w:t xml:space="preserve"> (1 byte).  The value of the ROM paging register (set via SHEILA address &amp;FE30).</w:t>
+      </w:r>
+    </w:p>
+    <w:p>
+      <w:pPr>
+        <w:ind w:left="720"/>
+      </w:pPr>
+      <w:r>
+        <w:rPr>
+          <w:b/>
+          <w:bCs/>
+        </w:rPr>
+        <w:lastRenderedPageBreak/>
+        <w:t>&lt;</w:t>
+      </w:r>
+      <w:proofErr w:type="spellStart"/>
+      <w:r>
+        <w:rPr>
+          <w:b/>
+          <w:bCs/>
+        </w:rPr>
+        <w:t>acccon</w:t>
+      </w:r>
+      <w:proofErr w:type="spellEnd"/>
+      <w:r>
+        <w:rPr>
+          <w:b/>
+          <w:bCs/>
+        </w:rPr>
+        <w:t>&gt;</w:t>
+      </w:r>
+      <w:r>
+        <w:t xml:space="preserve"> (1 byte).  The value of the access control register (set via SHEILA address &amp;FE34).</w:t>
+      </w:r>
+    </w:p>
+    <w:p>
+      <w:pPr>
+        <w:ind w:left="360"/>
+      </w:pPr>
+      <w:r>
+        <w:rPr>
+          <w:b/>
+          <w:bCs/>
+        </w:rPr>
+        <w:t>&lt;</w:t>
+      </w:r>
+      <w:proofErr w:type="spellStart"/>
+      <w:r>
+        <w:rPr>
+          <w:b/>
+          <w:bCs/>
+        </w:rPr>
+        <w:t>hidden_ram_address</w:t>
+      </w:r>
+      <w:proofErr w:type="spellEnd"/>
+      <w:r>
+        <w:rPr>
+          <w:b/>
+          <w:bCs/>
+        </w:rPr>
+        <w:t>&gt;</w:t>
+      </w:r>
+      <w:r>
+        <w:t xml:space="preserve"> (1 byte).  Populated only on the </w:t>
+      </w:r>
+      <w:r>
+        <w:t xml:space="preserve">BBC Model </w:t>
+      </w:r>
+      <w:r>
+        <w:t xml:space="preserve">B </w:t>
+      </w:r>
+      <w:r>
+        <w:t>Integra</w:t>
+      </w:r>
+      <w:r>
+        <w:t>.  The value contains the hidden memory address (set via SHEILA address &amp;FE38).  Reads and writes to SHEILA address &amp;FE3C access this hidden address.</w:t>
+      </w:r>
+    </w:p>
+    <w:p>
+      <w:pPr>
+        <w:ind w:left="360"/>
+        <w:rPr>
+          <w:b/>
+          <w:bCs/>
+          <w:vertAlign w:val="superscript"/>
+        </w:rPr>
+      </w:pPr>
+      <w:r>
+        <w:rPr>
+          <w:b/>
+          <w:bCs/>
+        </w:rPr>
+        <w:t>&lt;</w:t>
+      </w:r>
+      <w:proofErr w:type="spellStart"/>
+      <w:r>
+        <w:rPr>
+          <w:b/>
+          <w:bCs/>
+        </w:rPr>
+        <w:t>call_stack</w:t>
+      </w:r>
+      <w:proofErr w:type="spellEnd"/>
+      <w:r>
+        <w:rPr>
+          <w:b/>
+          <w:bCs/>
+        </w:rPr>
+        <w:t>&gt;</w:t>
+      </w:r>
+      <w:r>
+        <w:t xml:space="preserve"> = &lt;</w:t>
+      </w:r>
+      <w:proofErr w:type="spellStart"/>
+      <w:r>
+        <w:t>stack_frame_count</w:t>
+      </w:r>
+      <w:proofErr w:type="spellEnd"/>
+      <w:r>
         <w:t>&gt; + &lt;</w:t>
       </w:r>
       <w:proofErr w:type="spellStart"/>
       <w:r>
-        <w:t>acccon</w:t>
-      </w:r>
-      <w:proofErr w:type="spellEnd"/>
-      <w:r>
-        <w:t>&gt; + &lt;</w:t>
-      </w:r>
-      <w:proofErr w:type="spellStart"/>
-      <w:r>
-        <w:t>call_stack</w:t>
-      </w:r>
-      <w:proofErr w:type="spellEnd"/>
-      <w:r>
-        <w:t>&gt; + &lt;</w:t>
-      </w:r>
-      <w:proofErr w:type="spellStart"/>
-      <w:r>
-        <w:t>screen_address</w:t>
-      </w:r>
-      <w:proofErr w:type="spellEnd"/>
-      <w:r>
-        <w:t>&gt; + &lt;</w:t>
-      </w:r>
-      <w:proofErr w:type="spellStart"/>
-      <w:r>
-        <w:t>hidden_ram_address</w:t>
+        <w:t>stack_frame</w:t>
       </w:r>
       <w:proofErr w:type="spellEnd"/>
       <w:r>
@@ -11789,214 +13339,6 @@
           <w:bCs/>
           <w:vertAlign w:val="superscript"/>
         </w:rPr>
-        <w:t>opt</w:t>
-      </w:r>
-      <w:r>
-        <w:t xml:space="preserve"> + &lt;6845_registers&gt; + &lt;</w:t>
-      </w:r>
-      <w:proofErr w:type="spellStart"/>
-      <w:r>
-        <w:t>ULA_video_control_register</w:t>
-      </w:r>
-      <w:proofErr w:type="spellEnd"/>
-      <w:r>
-        <w:t>&gt; + &lt;</w:t>
-      </w:r>
-      <w:proofErr w:type="spellStart"/>
-      <w:r>
-        <w:t>ULA_palette</w:t>
-      </w:r>
-      <w:proofErr w:type="spellEnd"/>
-      <w:r>
-        <w:t>&gt; + &lt;</w:t>
-      </w:r>
-      <w:proofErr w:type="spellStart"/>
-      <w:r>
-        <w:t>memory_snapshot</w:t>
-      </w:r>
-      <w:proofErr w:type="spellEnd"/>
-      <w:r>
-        <w:t>&gt;</w:t>
-      </w:r>
-    </w:p>
-    <w:p>
-      <w:pPr>
-        <w:ind w:left="360"/>
-      </w:pPr>
-      <w:r>
-        <w:t xml:space="preserve">&lt;program-counter&gt; (2 bytes).  The value of </w:t>
-      </w:r>
-      <w:r>
-        <w:t xml:space="preserve">the </w:t>
-      </w:r>
-      <w:r>
-        <w:t>program counter.</w:t>
-      </w:r>
-    </w:p>
-    <w:p>
-      <w:pPr>
-        <w:ind w:left="360"/>
-      </w:pPr>
-      <w:r>
-        <w:t>&lt;accumulator&gt; (1 byte).  The value of the accumulator.</w:t>
-      </w:r>
-    </w:p>
-    <w:p>
-      <w:pPr>
-        <w:ind w:left="360"/>
-      </w:pPr>
-      <w:r>
-        <w:t>&lt;</w:t>
-      </w:r>
-      <w:proofErr w:type="spellStart"/>
-      <w:r>
-        <w:t>x</w:t>
-      </w:r>
-      <w:r>
-        <w:t>_</w:t>
-      </w:r>
-      <w:r>
-        <w:t>register</w:t>
-      </w:r>
-      <w:proofErr w:type="spellEnd"/>
-      <w:r>
-        <w:t>&gt; (1 byte).  The value of the X register.</w:t>
-      </w:r>
-    </w:p>
-    <w:p>
-      <w:pPr>
-        <w:ind w:left="360"/>
-      </w:pPr>
-      <w:r>
-        <w:t>&lt;</w:t>
-      </w:r>
-      <w:proofErr w:type="spellStart"/>
-      <w:r>
-        <w:t>y</w:t>
-      </w:r>
-      <w:r>
-        <w:t>_</w:t>
-      </w:r>
-      <w:r>
-        <w:t>register</w:t>
-      </w:r>
-      <w:proofErr w:type="spellEnd"/>
-      <w:r>
-        <w:t>&gt; (1 byte).  The value of the Y register.</w:t>
-      </w:r>
-    </w:p>
-    <w:p>
-      <w:pPr>
-        <w:ind w:left="360"/>
-      </w:pPr>
-      <w:r>
-        <w:t>&lt;</w:t>
-      </w:r>
-      <w:proofErr w:type="spellStart"/>
-      <w:r>
-        <w:t>status</w:t>
-      </w:r>
-      <w:r>
-        <w:t>_</w:t>
-      </w:r>
-      <w:r>
-        <w:t>register</w:t>
-      </w:r>
-      <w:proofErr w:type="spellEnd"/>
-      <w:r>
-        <w:t>&gt; (1 byte).  The value of the status register.</w:t>
-      </w:r>
-    </w:p>
-    <w:p>
-      <w:pPr>
-        <w:ind w:left="360"/>
-      </w:pPr>
-      <w:r>
-        <w:t>&lt;</w:t>
-      </w:r>
-      <w:proofErr w:type="spellStart"/>
-      <w:r>
-        <w:t>stack_pointer</w:t>
-      </w:r>
-      <w:proofErr w:type="spellEnd"/>
-      <w:r>
-        <w:t>&gt; (1 byte).  The value of the stack register.</w:t>
-      </w:r>
-    </w:p>
-    <w:p>
-      <w:pPr>
-        <w:ind w:left="360"/>
-      </w:pPr>
-      <w:r>
-        <w:t>&lt;</w:t>
-      </w:r>
-      <w:proofErr w:type="spellStart"/>
-      <w:r>
-        <w:t>rom_paging_register</w:t>
-      </w:r>
-      <w:proofErr w:type="spellEnd"/>
-      <w:r>
-        <w:t>&gt; (1 byte).  The value of the ROM paging register (set via SHEILA address &amp;FE30).</w:t>
-      </w:r>
-    </w:p>
-    <w:p>
-      <w:pPr>
-        <w:ind w:left="360"/>
-      </w:pPr>
-      <w:r>
-        <w:t>&lt;</w:t>
-      </w:r>
-      <w:proofErr w:type="spellStart"/>
-      <w:r>
-        <w:t>acccon</w:t>
-      </w:r>
-      <w:proofErr w:type="spellEnd"/>
-      <w:r>
-        <w:t>&gt; (1 byte).  The value of the access control register (set via SHEILA address &amp;FE34).</w:t>
-      </w:r>
-    </w:p>
-    <w:p>
-      <w:pPr>
-        <w:ind w:left="360"/>
-        <w:rPr>
-          <w:b/>
-          <w:bCs/>
-          <w:vertAlign w:val="superscript"/>
-        </w:rPr>
-      </w:pPr>
-      <w:r>
-        <w:t>&lt;</w:t>
-      </w:r>
-      <w:proofErr w:type="spellStart"/>
-      <w:r>
-        <w:t>call_stack</w:t>
-      </w:r>
-      <w:proofErr w:type="spellEnd"/>
-      <w:r>
-        <w:t>&gt; = &lt;</w:t>
-      </w:r>
-      <w:proofErr w:type="spellStart"/>
-      <w:r>
-        <w:t>stack_frame_count</w:t>
-      </w:r>
-      <w:proofErr w:type="spellEnd"/>
-      <w:r>
-        <w:t>&gt; + &lt;</w:t>
-      </w:r>
-      <w:proofErr w:type="spellStart"/>
-      <w:r>
-        <w:t>stack_frame</w:t>
-      </w:r>
-      <w:proofErr w:type="spellEnd"/>
-      <w:r>
-        <w:t>&gt;</w:t>
-      </w:r>
-      <w:r>
-        <w:rPr>
-          <w:b/>
-          <w:bCs/>
-          <w:vertAlign w:val="superscript"/>
-        </w:rPr>
         <w:t>1+</w:t>
       </w:r>
     </w:p>
@@ -12005,7 +13347,6 @@
         <w:ind w:left="720" w:hanging="720"/>
       </w:pPr>
       <w:r>
-        <w:lastRenderedPageBreak/>
         <w:tab/>
         <w:t xml:space="preserve">The call stack is comprised of a list of stack frames, each representing the nested invocation of either a </w:t>
       </w:r>
@@ -12176,18 +13517,39 @@
     </w:p>
     <w:p>
       <w:pPr>
-        <w:ind w:left="720"/>
-      </w:pPr>
-      <w:r>
+        <w:ind w:left="1080" w:hanging="360"/>
+      </w:pPr>
+      <w:r>
+        <w:rPr>
+          <w:b/>
+          <w:bCs/>
+        </w:rPr>
         <w:t>&lt;</w:t>
       </w:r>
       <w:proofErr w:type="spellStart"/>
       <w:r>
+        <w:rPr>
+          <w:b/>
+          <w:bCs/>
+        </w:rPr>
         <w:t>stack_frame</w:t>
       </w:r>
       <w:proofErr w:type="spellEnd"/>
       <w:r>
-        <w:t>&gt; = &lt;</w:t>
+        <w:rPr>
+          <w:b/>
+          <w:bCs/>
+        </w:rPr>
+        <w:t>&gt;</w:t>
+      </w:r>
+      <w:r>
+        <w:t xml:space="preserve"> = </w:t>
+      </w:r>
+      <w:r>
+        <w:br/>
+      </w:r>
+      <w:r>
+        <w:t>&lt;</w:t>
       </w:r>
       <w:proofErr w:type="spellStart"/>
       <w:r>
@@ -12243,15 +13605,30 @@
         <w:ind w:left="1080"/>
       </w:pPr>
       <w:r>
+        <w:rPr>
+          <w:b/>
+          <w:bCs/>
+        </w:rPr>
         <w:t>&lt;</w:t>
       </w:r>
       <w:proofErr w:type="spellStart"/>
       <w:r>
+        <w:rPr>
+          <w:b/>
+          <w:bCs/>
+        </w:rPr>
         <w:t>stack_frame_type</w:t>
       </w:r>
       <w:proofErr w:type="spellEnd"/>
       <w:r>
-        <w:t>&gt; (1 byte) The stack frame’s type.  The value can be one of the following:</w:t>
+        <w:rPr>
+          <w:b/>
+          <w:bCs/>
+        </w:rPr>
+        <w:t>&gt;</w:t>
+      </w:r>
+      <w:r>
+        <w:t xml:space="preserve"> (1 byte) The stack frame’s type.  The value can be one of the following:</w:t>
       </w:r>
     </w:p>
     <w:tbl>
@@ -12444,15 +13821,30 @@
         <w:ind w:left="1080"/>
       </w:pPr>
       <w:r>
+        <w:rPr>
+          <w:b/>
+          <w:bCs/>
+        </w:rPr>
         <w:t>&lt;</w:t>
       </w:r>
       <w:proofErr w:type="spellStart"/>
       <w:r>
+        <w:rPr>
+          <w:b/>
+          <w:bCs/>
+        </w:rPr>
         <w:t>start_address_page</w:t>
       </w:r>
       <w:proofErr w:type="spellEnd"/>
       <w:r>
-        <w:t>&gt; (1 byte) The memory page where the start address is located.  The value can be one of the following:</w:t>
+        <w:rPr>
+          <w:b/>
+          <w:bCs/>
+        </w:rPr>
+        <w:t>&gt;</w:t>
+      </w:r>
+      <w:r>
+        <w:t xml:space="preserve"> (1 byte) The memory page where the start address is located.  The value can be one of the following:</w:t>
       </w:r>
     </w:p>
     <w:tbl>
@@ -12484,6 +13876,7 @@
                 <w:b/>
                 <w:bCs/>
               </w:rPr>
+              <w:lastRenderedPageBreak/>
               <w:t>Page</w:t>
             </w:r>
           </w:p>
@@ -12702,188 +14095,1409 @@
         <w:ind w:left="1080"/>
       </w:pPr>
       <w:r>
+        <w:rPr>
+          <w:b/>
+          <w:bCs/>
+        </w:rPr>
+        <w:t>&lt;</w:t>
+      </w:r>
+      <w:proofErr w:type="spellStart"/>
+      <w:r>
+        <w:rPr>
+          <w:b/>
+          <w:bCs/>
+        </w:rPr>
+        <w:t>start_address</w:t>
+      </w:r>
+      <w:proofErr w:type="spellEnd"/>
+      <w:r>
+        <w:rPr>
+          <w:b/>
+          <w:bCs/>
+        </w:rPr>
+        <w:t>&gt;</w:t>
+      </w:r>
+      <w:r>
+        <w:t xml:space="preserve"> (</w:t>
+      </w:r>
+      <w:r>
+        <w:t>2</w:t>
+      </w:r>
+      <w:r>
+        <w:t xml:space="preserve"> byte</w:t>
+      </w:r>
+      <w:r>
+        <w:t>s</w:t>
+      </w:r>
+      <w:r>
+        <w:t>)</w:t>
+      </w:r>
+      <w:r>
+        <w:t xml:space="preserve"> </w:t>
+      </w:r>
+      <w:r>
+        <w:rPr>
+          <w:caps/>
+        </w:rPr>
+        <w:t>A</w:t>
+      </w:r>
+      <w:r>
+        <w:t>ddress of the invoked routine, or the start address of the program (root stack frame).  This is an absolute address.</w:t>
+      </w:r>
+    </w:p>
+    <w:p>
+      <w:pPr>
+        <w:ind w:left="1080"/>
+        <w:rPr>
+          <w:rFonts w:ascii="Aptos" w:hAnsi="Aptos"/>
+          <w:color w:val="000000"/>
+        </w:rPr>
+      </w:pPr>
+      <w:r>
+        <w:rPr>
+          <w:rFonts w:ascii="Aptos" w:hAnsi="Aptos"/>
+          <w:color w:val="000000"/>
+        </w:rPr>
+        <w:t xml:space="preserve">The program </w:t>
+      </w:r>
+      <w:r>
+        <w:rPr>
+          <w:rFonts w:ascii="Aptos" w:hAnsi="Aptos"/>
+          <w:color w:val="000000"/>
+        </w:rPr>
+        <w:t>start address is either the first sub &amp;8000 instruction jumped to from above &amp;8000, or the first instruction executed if no such jump occurs.</w:t>
+      </w:r>
+    </w:p>
+    <w:p>
+      <w:pPr>
+        <w:ind w:left="1080"/>
+      </w:pPr>
+      <w:r>
+        <w:rPr>
+          <w:b/>
+          <w:bCs/>
+        </w:rPr>
+        <w:t>&lt;</w:t>
+      </w:r>
+      <w:proofErr w:type="spellStart"/>
+      <w:r>
+        <w:rPr>
+          <w:b/>
+          <w:bCs/>
+        </w:rPr>
+        <w:t>return_address_page</w:t>
+      </w:r>
+      <w:proofErr w:type="spellEnd"/>
+      <w:r>
+        <w:rPr>
+          <w:b/>
+          <w:bCs/>
+        </w:rPr>
+        <w:t>&gt;</w:t>
+      </w:r>
+      <w:r>
+        <w:t xml:space="preserve"> (1 byte) The memory page where the return address is located.  The value is defined in the above table.  The value in the root stack is always 16 (Whole RAM).</w:t>
+      </w:r>
+    </w:p>
+    <w:p>
+      <w:pPr>
+        <w:ind w:left="1080"/>
+      </w:pPr>
+      <w:r>
+        <w:rPr>
+          <w:b/>
+          <w:bCs/>
+        </w:rPr>
+        <w:t>&lt;</w:t>
+      </w:r>
+      <w:proofErr w:type="spellStart"/>
+      <w:r>
+        <w:rPr>
+          <w:b/>
+          <w:bCs/>
+        </w:rPr>
+        <w:t>return_address</w:t>
+      </w:r>
+      <w:proofErr w:type="spellEnd"/>
+      <w:r>
+        <w:rPr>
+          <w:b/>
+          <w:bCs/>
+        </w:rPr>
+        <w:t>&gt;</w:t>
+      </w:r>
+      <w:r>
+        <w:t xml:space="preserve"> (2 bytes) Return address.  The value that the program counter is set to by the returning </w:t>
+      </w:r>
+      <w:r>
+        <w:rPr>
+          <w:b/>
+          <w:bCs/>
+        </w:rPr>
+        <w:t>RTS</w:t>
+      </w:r>
+      <w:r>
+        <w:t xml:space="preserve"> / </w:t>
+      </w:r>
+      <w:r>
+        <w:rPr>
+          <w:b/>
+          <w:bCs/>
+        </w:rPr>
+        <w:t>RTI</w:t>
+      </w:r>
+      <w:r>
+        <w:t xml:space="preserve"> instruction.  This is an absolute value.  The value in the root stack is always zero.</w:t>
+      </w:r>
+    </w:p>
+    <w:p>
+      <w:pPr>
+        <w:ind w:left="1080"/>
+      </w:pPr>
+      <w:r>
+        <w:rPr>
+          <w:b/>
+          <w:bCs/>
+        </w:rPr>
+        <w:t>&lt;</w:t>
+      </w:r>
+      <w:proofErr w:type="spellStart"/>
+      <w:r>
+        <w:rPr>
+          <w:b/>
+          <w:bCs/>
+        </w:rPr>
+        <w:t>return_stack_pointer</w:t>
+      </w:r>
+      <w:proofErr w:type="spellEnd"/>
+      <w:r>
+        <w:rPr>
+          <w:b/>
+          <w:bCs/>
+        </w:rPr>
+        <w:t>&gt;</w:t>
+      </w:r>
+      <w:r>
+        <w:t xml:space="preserve"> </w:t>
+      </w:r>
+      <w:r>
+        <w:t>(1</w:t>
+      </w:r>
+      <w:r>
+        <w:t xml:space="preserve"> byte</w:t>
+      </w:r>
+      <w:r>
+        <w:t xml:space="preserve">) Return stack pointer.  The value that the stack register is set to by the returning </w:t>
+      </w:r>
+      <w:r>
+        <w:rPr>
+          <w:b/>
+          <w:bCs/>
+        </w:rPr>
+        <w:t>RTS</w:t>
+      </w:r>
+      <w:r>
+        <w:t xml:space="preserve"> / </w:t>
+      </w:r>
+      <w:r>
+        <w:rPr>
+          <w:b/>
+          <w:bCs/>
+        </w:rPr>
+        <w:t>RTI</w:t>
+      </w:r>
+      <w:r>
+        <w:t xml:space="preserve"> instruction.  The value in the root stack frame is always &amp;FF.</w:t>
+      </w:r>
+    </w:p>
+    <w:p>
+      <w:pPr>
+        <w:ind w:left="720" w:hanging="360"/>
+      </w:pPr>
+      <w:r>
+        <w:rPr>
+          <w:b/>
+          <w:bCs/>
+        </w:rPr>
+        <w:t>&lt;</w:t>
+      </w:r>
+      <w:proofErr w:type="spellStart"/>
+      <w:r>
+        <w:rPr>
+          <w:b/>
+          <w:bCs/>
+        </w:rPr>
+        <w:t>video_ula_state</w:t>
+      </w:r>
+      <w:proofErr w:type="spellEnd"/>
+      <w:r>
+        <w:rPr>
+          <w:b/>
+          <w:bCs/>
+        </w:rPr>
+        <w:t>&gt;</w:t>
+      </w:r>
+      <w:r>
+        <w:t xml:space="preserve"> </w:t>
+      </w:r>
+      <w:proofErr w:type="gramStart"/>
+      <w:r>
+        <w:t xml:space="preserve">= </w:t>
+      </w:r>
+      <w:r>
+        <w:t xml:space="preserve"> </w:t>
+      </w:r>
+      <w:r>
+        <w:t>&lt;</w:t>
+      </w:r>
+      <w:proofErr w:type="spellStart"/>
+      <w:proofErr w:type="gramEnd"/>
+      <w:r>
+        <w:t>video_ula_control_register</w:t>
+      </w:r>
+      <w:proofErr w:type="spellEnd"/>
+      <w:r>
+        <w:t>&gt;</w:t>
+      </w:r>
+      <w:r>
+        <w:t xml:space="preserve"> + &lt;</w:t>
+      </w:r>
+      <w:proofErr w:type="spellStart"/>
+      <w:r>
+        <w:t>video_ula_</w:t>
+      </w:r>
+      <w:r>
+        <w:t>palette</w:t>
+      </w:r>
+      <w:proofErr w:type="spellEnd"/>
+      <w:r>
+        <w:t>&gt;</w:t>
+      </w:r>
+    </w:p>
+    <w:p>
+      <w:pPr>
+        <w:ind w:left="720"/>
+      </w:pPr>
+      <w:r>
+        <w:rPr>
+          <w:b/>
+          <w:bCs/>
+        </w:rPr>
+        <w:t>&lt;</w:t>
+      </w:r>
+      <w:proofErr w:type="spellStart"/>
+      <w:r>
+        <w:rPr>
+          <w:b/>
+          <w:bCs/>
+        </w:rPr>
+        <w:t>video_ula_</w:t>
+      </w:r>
+      <w:r>
+        <w:rPr>
+          <w:b/>
+          <w:bCs/>
+        </w:rPr>
+        <w:t>control_register</w:t>
+      </w:r>
+      <w:proofErr w:type="spellEnd"/>
+      <w:r>
+        <w:rPr>
+          <w:b/>
+          <w:bCs/>
+        </w:rPr>
+        <w:t>&gt;</w:t>
+      </w:r>
+      <w:r>
+        <w:t xml:space="preserve"> (1 byte).  The value of the ULA video control register.</w:t>
+      </w:r>
+    </w:p>
+    <w:p>
+      <w:pPr>
+        <w:ind w:left="720"/>
+      </w:pPr>
+      <w:r>
+        <w:rPr>
+          <w:b/>
+          <w:bCs/>
+        </w:rPr>
+        <w:t>&lt;</w:t>
+      </w:r>
+      <w:proofErr w:type="spellStart"/>
+      <w:r>
+        <w:rPr>
+          <w:b/>
+          <w:bCs/>
+        </w:rPr>
+        <w:t>video_ula_palette</w:t>
+      </w:r>
+      <w:proofErr w:type="spellEnd"/>
+      <w:r>
+        <w:rPr>
+          <w:b/>
+          <w:bCs/>
+        </w:rPr>
+        <w:t>&gt;</w:t>
+      </w:r>
+      <w:r>
+        <w:t xml:space="preserve"> (16 bytes).  The ULA’s 16 palette entries where physical colors are </w:t>
+      </w:r>
+      <w:proofErr w:type="spellStart"/>
+      <w:r>
+        <w:t>xor’d</w:t>
+      </w:r>
+      <w:proofErr w:type="spellEnd"/>
+      <w:r>
+        <w:t xml:space="preserve"> with 0x7.</w:t>
+      </w:r>
+    </w:p>
+    <w:p>
+      <w:pPr>
+        <w:ind w:left="720" w:hanging="360"/>
+      </w:pPr>
+      <w:r>
+        <w:rPr>
+          <w:b/>
+          <w:bCs/>
+        </w:rPr>
+        <w:t>&lt;</w:t>
+      </w:r>
+      <w:proofErr w:type="spellStart"/>
+      <w:r>
+        <w:rPr>
+          <w:b/>
+          <w:bCs/>
+        </w:rPr>
+        <w:t>video_</w:t>
+      </w:r>
+      <w:r>
+        <w:rPr>
+          <w:b/>
+          <w:bCs/>
+        </w:rPr>
+        <w:t>crtc</w:t>
+      </w:r>
+      <w:r>
+        <w:rPr>
+          <w:b/>
+          <w:bCs/>
+        </w:rPr>
+        <w:t>_state</w:t>
+      </w:r>
+      <w:proofErr w:type="spellEnd"/>
+      <w:r>
+        <w:rPr>
+          <w:b/>
+          <w:bCs/>
+        </w:rPr>
+        <w:t>&gt;</w:t>
+      </w:r>
+      <w:r>
+        <w:t xml:space="preserve"> = </w:t>
+      </w:r>
+      <w:r>
+        <w:br/>
+      </w:r>
+      <w:r>
+        <w:t>&lt;</w:t>
+      </w:r>
+      <w:proofErr w:type="spellStart"/>
+      <w:r>
+        <w:t>video_</w:t>
+      </w:r>
+      <w:r>
+        <w:t>crtc</w:t>
+      </w:r>
+      <w:r>
+        <w:t>_register_select</w:t>
+      </w:r>
+      <w:proofErr w:type="spellEnd"/>
+      <w:r>
+        <w:t xml:space="preserve">&gt; + </w:t>
+      </w:r>
+      <w:r>
+        <w:t>&lt;</w:t>
+      </w:r>
+      <w:proofErr w:type="spellStart"/>
+      <w:r>
+        <w:t>video_</w:t>
+      </w:r>
+      <w:r>
+        <w:t>crtc</w:t>
+      </w:r>
+      <w:r>
+        <w:t>_registers</w:t>
+      </w:r>
+      <w:proofErr w:type="spellEnd"/>
+      <w:r>
+        <w:t>&gt; + &lt;</w:t>
+      </w:r>
+      <w:r>
+        <w:t xml:space="preserve"> &lt;</w:t>
+      </w:r>
+      <w:proofErr w:type="spellStart"/>
+      <w:r>
+        <w:t>video_</w:t>
+      </w:r>
+      <w:r>
+        <w:t>crtc</w:t>
+      </w:r>
+      <w:r>
+        <w:t>_character_row</w:t>
+      </w:r>
+      <w:proofErr w:type="spellEnd"/>
+      <w:r>
+        <w:t>&gt; + &lt;</w:t>
+      </w:r>
+      <w:proofErr w:type="spellStart"/>
+      <w:r>
+        <w:t>video_</w:t>
+      </w:r>
+      <w:r>
+        <w:t>crtc</w:t>
+      </w:r>
+      <w:r>
+        <w:t>_character_column</w:t>
+      </w:r>
+      <w:proofErr w:type="spellEnd"/>
+      <w:r>
+        <w:t>&gt;</w:t>
+      </w:r>
+      <w:r>
+        <w:t xml:space="preserve"> </w:t>
+      </w:r>
+      <w:r>
+        <w:t xml:space="preserve">+ </w:t>
+      </w:r>
+      <w:r>
+        <w:t>&lt;</w:t>
+      </w:r>
+      <w:proofErr w:type="spellStart"/>
+      <w:r>
+        <w:t>video_</w:t>
+      </w:r>
+      <w:r>
+        <w:t>crtc</w:t>
+      </w:r>
+      <w:r>
+        <w:t>_character_scanline</w:t>
+      </w:r>
+      <w:proofErr w:type="spellEnd"/>
+      <w:r>
+        <w:t xml:space="preserve">&gt; + </w:t>
+      </w:r>
+      <w:r>
+        <w:t>&lt;</w:t>
+      </w:r>
+      <w:proofErr w:type="spellStart"/>
+      <w:r>
+        <w:t>video_</w:t>
+      </w:r>
+      <w:r>
+        <w:t>crtc</w:t>
+      </w:r>
+      <w:r>
+        <w:t>_horizontal_sync_count</w:t>
+      </w:r>
+      <w:proofErr w:type="spellEnd"/>
+      <w:r>
+        <w:t>&gt;</w:t>
+      </w:r>
+      <w:r>
+        <w:t xml:space="preserve"> + </w:t>
+      </w:r>
+      <w:r>
+        <w:t>&lt;</w:t>
+      </w:r>
+      <w:proofErr w:type="spellStart"/>
+      <w:r>
+        <w:t>video_</w:t>
+      </w:r>
+      <w:r>
+        <w:t>crtc</w:t>
+      </w:r>
+      <w:r>
+        <w:t>_</w:t>
+      </w:r>
+      <w:r>
+        <w:t>field</w:t>
+      </w:r>
+      <w:proofErr w:type="spellEnd"/>
+      <w:r>
+        <w:t>&gt;</w:t>
+      </w:r>
+    </w:p>
+    <w:p>
+      <w:pPr>
+        <w:ind w:left="720"/>
+      </w:pPr>
+      <w:r>
+        <w:rPr>
+          <w:b/>
+          <w:bCs/>
+        </w:rPr>
+        <w:t>&lt;</w:t>
+      </w:r>
+      <w:proofErr w:type="spellStart"/>
+      <w:r>
+        <w:rPr>
+          <w:b/>
+          <w:bCs/>
+        </w:rPr>
+        <w:t>video_</w:t>
+      </w:r>
+      <w:r>
+        <w:rPr>
+          <w:b/>
+          <w:bCs/>
+        </w:rPr>
+        <w:t>crtc</w:t>
+      </w:r>
+      <w:r>
+        <w:rPr>
+          <w:b/>
+          <w:bCs/>
+        </w:rPr>
+        <w:t>_</w:t>
+      </w:r>
+      <w:r>
+        <w:rPr>
+          <w:b/>
+          <w:bCs/>
+        </w:rPr>
+        <w:t>register</w:t>
+      </w:r>
+      <w:r>
+        <w:rPr>
+          <w:b/>
+          <w:bCs/>
+        </w:rPr>
+        <w:t>_select</w:t>
+      </w:r>
+      <w:proofErr w:type="spellEnd"/>
+      <w:r>
+        <w:rPr>
+          <w:b/>
+          <w:bCs/>
+        </w:rPr>
+        <w:t xml:space="preserve">&gt; </w:t>
+      </w:r>
+      <w:r>
+        <w:t xml:space="preserve">(1 byte).  The </w:t>
+      </w:r>
+      <w:r>
+        <w:t>CRTC</w:t>
+      </w:r>
+      <w:r>
+        <w:t>’s</w:t>
+      </w:r>
+      <w:r>
+        <w:t xml:space="preserve"> </w:t>
+      </w:r>
+      <w:r>
+        <w:t>‘</w:t>
+      </w:r>
+      <w:r>
+        <w:t>register</w:t>
+      </w:r>
+      <w:r>
+        <w:t xml:space="preserve"> </w:t>
+      </w:r>
+      <w:r>
+        <w:t>select</w:t>
+      </w:r>
+      <w:r>
+        <w:t>’</w:t>
+      </w:r>
+      <w:r>
+        <w:t xml:space="preserve">, </w:t>
+      </w:r>
+      <w:r>
+        <w:t xml:space="preserve">which is used to write </w:t>
+      </w:r>
+      <w:r>
+        <w:t xml:space="preserve">values to the </w:t>
+      </w:r>
+      <w:r>
+        <w:t xml:space="preserve">CRTC’s </w:t>
+      </w:r>
+      <w:r>
+        <w:t>register</w:t>
+      </w:r>
+      <w:r>
+        <w:t>s</w:t>
+      </w:r>
+      <w:r>
+        <w:t>.</w:t>
+      </w:r>
+      <w:r>
+        <w:t xml:space="preserve">  The value is in the range 0 to 17</w:t>
+      </w:r>
+      <w:r>
+        <w:t>.</w:t>
+      </w:r>
+    </w:p>
+    <w:p>
+      <w:pPr>
+        <w:ind w:left="720"/>
+      </w:pPr>
+      <w:r>
+        <w:rPr>
+          <w:b/>
+          <w:bCs/>
+        </w:rPr>
         <w:lastRenderedPageBreak/>
         <w:t>&lt;</w:t>
       </w:r>
       <w:proofErr w:type="spellStart"/>
       <w:r>
-        <w:t>start_address</w:t>
-      </w:r>
-      <w:proofErr w:type="spellEnd"/>
-      <w:r>
-        <w:t>&gt; (</w:t>
-      </w:r>
-      <w:r>
-        <w:t>2</w:t>
-      </w:r>
-      <w:r>
-        <w:t xml:space="preserve"> byte</w:t>
+        <w:rPr>
+          <w:b/>
+          <w:bCs/>
+        </w:rPr>
+        <w:t>video_</w:t>
+      </w:r>
+      <w:r>
+        <w:rPr>
+          <w:b/>
+          <w:bCs/>
+        </w:rPr>
+        <w:t>crtc</w:t>
+      </w:r>
+      <w:r>
+        <w:rPr>
+          <w:b/>
+          <w:bCs/>
+        </w:rPr>
+        <w:t>_registers</w:t>
+      </w:r>
+      <w:proofErr w:type="spellEnd"/>
+      <w:r>
+        <w:rPr>
+          <w:b/>
+          <w:bCs/>
+        </w:rPr>
+        <w:t>&gt;</w:t>
+      </w:r>
+      <w:r>
+        <w:rPr>
+          <w:b/>
+          <w:bCs/>
+        </w:rPr>
+        <w:t xml:space="preserve"> </w:t>
+      </w:r>
+      <w:r>
+        <w:t xml:space="preserve">(18 bytes).  The </w:t>
+      </w:r>
+      <w:r>
+        <w:t>value</w:t>
       </w:r>
       <w:r>
         <w:t>s</w:t>
       </w:r>
       <w:r>
-        <w:t>)</w:t>
+        <w:t xml:space="preserve"> of the </w:t>
+      </w:r>
+      <w:r>
+        <w:t>CRTC</w:t>
+      </w:r>
+      <w:r>
+        <w:t>’s</w:t>
+      </w:r>
+      <w:r>
+        <w:t xml:space="preserve"> 18 registers.</w:t>
+      </w:r>
+    </w:p>
+    <w:p>
+      <w:pPr>
+        <w:ind w:left="720"/>
+      </w:pPr>
+      <w:r>
+        <w:rPr>
+          <w:b/>
+          <w:bCs/>
+        </w:rPr>
+        <w:t>&lt;</w:t>
+      </w:r>
+      <w:proofErr w:type="spellStart"/>
+      <w:r>
+        <w:rPr>
+          <w:b/>
+          <w:bCs/>
+        </w:rPr>
+        <w:t>video_</w:t>
+      </w:r>
+      <w:r>
+        <w:rPr>
+          <w:b/>
+          <w:bCs/>
+        </w:rPr>
+        <w:t>crtc</w:t>
+      </w:r>
+      <w:r>
+        <w:rPr>
+          <w:b/>
+          <w:bCs/>
+        </w:rPr>
+        <w:t>_character_row</w:t>
+      </w:r>
+      <w:proofErr w:type="spellEnd"/>
+      <w:r>
+        <w:rPr>
+          <w:b/>
+          <w:bCs/>
+        </w:rPr>
+        <w:t>&gt;</w:t>
+      </w:r>
+      <w:r>
+        <w:t xml:space="preserve"> (1 byte)</w:t>
+      </w:r>
+      <w:r>
+        <w:t xml:space="preserve">.  The </w:t>
+      </w:r>
+      <w:r>
+        <w:t xml:space="preserve">value of the </w:t>
+      </w:r>
+      <w:r>
+        <w:t>CRTC</w:t>
+      </w:r>
+      <w:r>
+        <w:t>’s</w:t>
+      </w:r>
+      <w:r>
+        <w:t xml:space="preserve"> internal character row counter</w:t>
+      </w:r>
+      <w:r>
+        <w:t>, which is incremented every character row</w:t>
+      </w:r>
+      <w:r>
+        <w:t>, and reset every frame.</w:t>
+      </w:r>
+    </w:p>
+    <w:p>
+      <w:pPr>
+        <w:ind w:left="720"/>
+      </w:pPr>
+      <w:r>
+        <w:rPr>
+          <w:b/>
+          <w:bCs/>
+        </w:rPr>
+        <w:t>&lt;</w:t>
+      </w:r>
+      <w:proofErr w:type="spellStart"/>
+      <w:r>
+        <w:rPr>
+          <w:b/>
+          <w:bCs/>
+        </w:rPr>
+        <w:t>video_</w:t>
+      </w:r>
+      <w:r>
+        <w:rPr>
+          <w:b/>
+          <w:bCs/>
+        </w:rPr>
+        <w:t>crtc</w:t>
+      </w:r>
+      <w:r>
+        <w:rPr>
+          <w:b/>
+          <w:bCs/>
+        </w:rPr>
+        <w:t>_character_column</w:t>
+      </w:r>
+      <w:proofErr w:type="spellEnd"/>
+      <w:r>
+        <w:rPr>
+          <w:b/>
+          <w:bCs/>
+        </w:rPr>
+        <w:t>&gt;</w:t>
+      </w:r>
+      <w:r>
+        <w:t xml:space="preserve"> (1 byte)</w:t>
+      </w:r>
+      <w:r>
+        <w:t xml:space="preserve">.  The </w:t>
+      </w:r>
+      <w:r>
+        <w:t xml:space="preserve">value of the </w:t>
+      </w:r>
+      <w:r>
+        <w:t>CRTC</w:t>
+      </w:r>
+      <w:r>
+        <w:t>’s</w:t>
+      </w:r>
+      <w:r>
+        <w:t xml:space="preserve"> internal character </w:t>
+      </w:r>
+      <w:r>
+        <w:t>column counter</w:t>
+      </w:r>
+      <w:r>
+        <w:t>, which is reset at the end of every scanline.</w:t>
+      </w:r>
+    </w:p>
+    <w:p>
+      <w:pPr>
+        <w:ind w:left="720"/>
+      </w:pPr>
+      <w:r>
+        <w:rPr>
+          <w:b/>
+          <w:bCs/>
+        </w:rPr>
+        <w:t>&lt;</w:t>
+      </w:r>
+      <w:proofErr w:type="spellStart"/>
+      <w:r>
+        <w:rPr>
+          <w:b/>
+          <w:bCs/>
+        </w:rPr>
+        <w:t>video_</w:t>
+      </w:r>
+      <w:r>
+        <w:rPr>
+          <w:b/>
+          <w:bCs/>
+        </w:rPr>
+        <w:t>crtc</w:t>
+      </w:r>
+      <w:r>
+        <w:rPr>
+          <w:b/>
+          <w:bCs/>
+        </w:rPr>
+        <w:t>_charact</w:t>
+      </w:r>
+      <w:r>
+        <w:rPr>
+          <w:b/>
+          <w:bCs/>
+        </w:rPr>
+        <w:t>er_scanline</w:t>
+      </w:r>
+      <w:proofErr w:type="spellEnd"/>
+      <w:r>
+        <w:rPr>
+          <w:b/>
+          <w:bCs/>
+        </w:rPr>
+        <w:t>&gt;</w:t>
       </w:r>
       <w:r>
         <w:t xml:space="preserve"> </w:t>
       </w:r>
       <w:r>
-        <w:rPr>
-          <w:caps/>
-        </w:rPr>
-        <w:t>A</w:t>
-      </w:r>
-      <w:r>
-        <w:t>ddress of the invoked routine, or the start address of the program (root stack frame).  This is an absolute address.</w:t>
-      </w:r>
-    </w:p>
-    <w:p>
-      <w:pPr>
-        <w:ind w:left="1080"/>
-        <w:rPr>
-          <w:rFonts w:ascii="Aptos" w:hAnsi="Aptos"/>
-          <w:color w:val="000000"/>
-        </w:rPr>
-      </w:pPr>
-      <w:r>
-        <w:rPr>
-          <w:rFonts w:ascii="Aptos" w:hAnsi="Aptos"/>
-          <w:color w:val="000000"/>
-        </w:rPr>
-        <w:t xml:space="preserve">The program </w:t>
-      </w:r>
-      <w:r>
-        <w:rPr>
-          <w:rFonts w:ascii="Aptos" w:hAnsi="Aptos"/>
-          <w:color w:val="000000"/>
-        </w:rPr>
-        <w:t>start address is either the first sub &amp;8000 instruction jumped to from above &amp;8000, or the first instruction executed if no such jump occurs.</w:t>
-      </w:r>
-    </w:p>
-    <w:p>
-      <w:pPr>
-        <w:ind w:left="1080"/>
-      </w:pPr>
-      <w:r>
+        <w:t>(1 byte)</w:t>
+      </w:r>
+      <w:r>
+        <w:t xml:space="preserve">.  The </w:t>
+      </w:r>
+      <w:r>
+        <w:t xml:space="preserve">value of the </w:t>
+      </w:r>
+      <w:r>
+        <w:t>CRTC</w:t>
+      </w:r>
+      <w:r>
+        <w:t>’s</w:t>
+      </w:r>
+      <w:r>
+        <w:t xml:space="preserve"> internal character </w:t>
+      </w:r>
+      <w:r>
+        <w:t xml:space="preserve">scanline </w:t>
+      </w:r>
+      <w:r>
+        <w:t>counter</w:t>
+      </w:r>
+      <w:r>
+        <w:t>, which is incremented every scanline</w:t>
+      </w:r>
+      <w:r>
+        <w:t xml:space="preserve"> (by two in interlaced video mode)</w:t>
+      </w:r>
+      <w:r>
+        <w:t>, and reset every character row</w:t>
+      </w:r>
+      <w:r>
+        <w:t xml:space="preserve"> (to zero or one in interlaced video mode).</w:t>
+      </w:r>
+    </w:p>
+    <w:p>
+      <w:pPr>
+        <w:ind w:left="720"/>
+      </w:pPr>
+      <w:r>
+        <w:rPr>
+          <w:b/>
+          <w:bCs/>
+        </w:rPr>
         <w:t>&lt;</w:t>
       </w:r>
       <w:proofErr w:type="spellStart"/>
       <w:r>
-        <w:t>return_address_page</w:t>
-      </w:r>
-      <w:proofErr w:type="spellEnd"/>
-      <w:r>
-        <w:t xml:space="preserve"> (1 byte) The memory page where the return address is located.  The value is defined in the above table.  The value in the root stack is always 16 (Whole RAM).</w:t>
-      </w:r>
-    </w:p>
-    <w:p>
-      <w:pPr>
-        <w:ind w:left="1080"/>
-      </w:pPr>
-      <w:r>
+        <w:rPr>
+          <w:b/>
+          <w:bCs/>
+        </w:rPr>
+        <w:t>video_</w:t>
+      </w:r>
+      <w:r>
+        <w:rPr>
+          <w:b/>
+          <w:bCs/>
+        </w:rPr>
+        <w:t>crtc</w:t>
+      </w:r>
+      <w:r>
+        <w:rPr>
+          <w:b/>
+          <w:bCs/>
+        </w:rPr>
+        <w:t>_</w:t>
+      </w:r>
+      <w:r>
+        <w:rPr>
+          <w:b/>
+          <w:bCs/>
+        </w:rPr>
+        <w:t>display_scanline</w:t>
+      </w:r>
+      <w:proofErr w:type="spellEnd"/>
+      <w:r>
+        <w:rPr>
+          <w:b/>
+          <w:bCs/>
+        </w:rPr>
+        <w:t>&gt;</w:t>
+      </w:r>
+      <w:r>
+        <w:t xml:space="preserve"> (2 bytes).  </w:t>
+      </w:r>
+      <w:r>
+        <w:t>T</w:t>
+      </w:r>
+      <w:r>
+        <w:t xml:space="preserve">he </w:t>
+      </w:r>
+      <w:r>
+        <w:t>current display scanline.  Th</w:t>
+      </w:r>
+      <w:r>
+        <w:t xml:space="preserve">is </w:t>
+      </w:r>
+      <w:r>
+        <w:t xml:space="preserve">is essentially </w:t>
+      </w:r>
+      <w:r>
+        <w:t xml:space="preserve">the </w:t>
+      </w:r>
+      <w:r>
+        <w:t xml:space="preserve">number of </w:t>
+      </w:r>
+      <w:r>
+        <w:t xml:space="preserve">HSYNC’s </w:t>
+      </w:r>
+      <w:r>
+        <w:t xml:space="preserve">that have occurred </w:t>
+      </w:r>
+      <w:r>
+        <w:t xml:space="preserve">since </w:t>
+      </w:r>
+      <w:r>
+        <w:t>the last VSYNC</w:t>
+      </w:r>
+      <w:proofErr w:type="gramStart"/>
+      <w:r>
+        <w:t>.</w:t>
+      </w:r>
+      <w:r>
+        <w:t xml:space="preserve"> </w:t>
+      </w:r>
+      <w:proofErr w:type="gramEnd"/>
+      <w:r>
+        <w:t>(</w:t>
+      </w:r>
+      <w:proofErr w:type="gramStart"/>
+      <w:r>
+        <w:t>0..</w:t>
+      </w:r>
+      <w:proofErr w:type="gramEnd"/>
+      <w:r>
+        <w:t>311</w:t>
+      </w:r>
+      <w:r>
+        <w:t>).</w:t>
+      </w:r>
+    </w:p>
+    <w:p>
+      <w:pPr>
+        <w:ind w:left="720"/>
+      </w:pPr>
+      <w:r>
+        <w:rPr>
+          <w:b/>
+          <w:bCs/>
+        </w:rPr>
         <w:t>&lt;</w:t>
       </w:r>
       <w:proofErr w:type="spellStart"/>
       <w:r>
-        <w:t>return_address</w:t>
-      </w:r>
-      <w:proofErr w:type="spellEnd"/>
-      <w:r>
-        <w:t xml:space="preserve">&gt; (2 bytes) Return address.  The value that the program counter is set to by the returning </w:t>
-      </w:r>
-      <w:r>
-        <w:rPr>
-          <w:b/>
-          <w:bCs/>
-        </w:rPr>
-        <w:t>RTS</w:t>
-      </w:r>
-      <w:r>
-        <w:t xml:space="preserve"> / </w:t>
-      </w:r>
-      <w:r>
-        <w:rPr>
-          <w:b/>
-          <w:bCs/>
-        </w:rPr>
-        <w:t>RTI</w:t>
-      </w:r>
-      <w:r>
-        <w:t xml:space="preserve"> instruction.  This is an absolute value.  The value in the root stack is always zero.</w:t>
-      </w:r>
-    </w:p>
-    <w:p>
-      <w:pPr>
-        <w:ind w:left="1080"/>
-      </w:pPr>
-      <w:r>
+        <w:rPr>
+          <w:b/>
+          <w:bCs/>
+        </w:rPr>
+        <w:t>video_</w:t>
+      </w:r>
+      <w:r>
+        <w:rPr>
+          <w:b/>
+          <w:bCs/>
+        </w:rPr>
+        <w:t>crtc</w:t>
+      </w:r>
+      <w:r>
+        <w:rPr>
+          <w:b/>
+          <w:bCs/>
+        </w:rPr>
+        <w:t>_</w:t>
+      </w:r>
+      <w:r>
+        <w:rPr>
+          <w:b/>
+          <w:bCs/>
+        </w:rPr>
+        <w:t>display_</w:t>
+      </w:r>
+      <w:r>
+        <w:rPr>
+          <w:b/>
+          <w:bCs/>
+        </w:rPr>
+        <w:t>field</w:t>
+      </w:r>
+      <w:proofErr w:type="spellEnd"/>
+      <w:r>
+        <w:rPr>
+          <w:b/>
+          <w:bCs/>
+        </w:rPr>
+        <w:t>&gt;</w:t>
+      </w:r>
+      <w:r>
+        <w:rPr>
+          <w:b/>
+          <w:bCs/>
+        </w:rPr>
+        <w:t xml:space="preserve"> </w:t>
+      </w:r>
+      <w:r>
+        <w:t>(1 byte)</w:t>
+      </w:r>
+      <w:r>
+        <w:t xml:space="preserve">. </w:t>
+      </w:r>
+      <w:r>
+        <w:t xml:space="preserve"> </w:t>
+      </w:r>
+      <w:r>
+        <w:t xml:space="preserve">The value is zero for </w:t>
+      </w:r>
+      <w:r>
+        <w:t>normal</w:t>
+      </w:r>
+      <w:r>
+        <w:t xml:space="preserve"> </w:t>
+      </w:r>
+      <w:r>
+        <w:t xml:space="preserve">sync and even numbered </w:t>
+      </w:r>
+      <w:r>
+        <w:t>interlaced</w:t>
+      </w:r>
+      <w:r>
+        <w:t xml:space="preserve"> </w:t>
+      </w:r>
+      <w:r>
+        <w:t xml:space="preserve">sync </w:t>
+      </w:r>
+      <w:r>
+        <w:t xml:space="preserve">fields, </w:t>
+      </w:r>
+      <w:r>
+        <w:t xml:space="preserve">and one for </w:t>
+      </w:r>
+      <w:r>
+        <w:t xml:space="preserve">odd numbered </w:t>
+      </w:r>
+      <w:r>
+        <w:t>interlaced</w:t>
+      </w:r>
+      <w:r>
+        <w:t xml:space="preserve"> sync </w:t>
+      </w:r>
+      <w:r>
+        <w:t>fields</w:t>
+      </w:r>
+      <w:r>
+        <w:t>, as shown in the table below:</w:t>
+      </w:r>
+    </w:p>
+    <w:tbl>
+      <w:tblPr>
+        <w:tblStyle w:val="TableGrid"/>
+        <w:tblW w:w="0" w:type="auto"/>
+        <w:tblInd w:w="720" w:type="dxa"/>
+        <w:tblLook w:val="04A0" w:firstRow="1" w:lastRow="0" w:firstColumn="1" w:lastColumn="0" w:noHBand="0" w:noVBand="1"/>
+      </w:tblPr>
+      <w:tblGrid>
+        <w:gridCol w:w="2896"/>
+        <w:gridCol w:w="2867"/>
+        <w:gridCol w:w="2867"/>
+      </w:tblGrid>
+      <w:tr>
+        <w:tc>
+          <w:tcPr>
+            <w:tcW w:w="3116" w:type="dxa"/>
+          </w:tcPr>
+          <w:p>
+            <w:pPr>
+              <w:rPr>
+                <w:b/>
+                <w:bCs/>
+              </w:rPr>
+            </w:pPr>
+            <w:r>
+              <w:rPr>
+                <w:b/>
+                <w:bCs/>
+              </w:rPr>
+              <w:t>Sync mode</w:t>
+            </w:r>
+          </w:p>
+        </w:tc>
+        <w:tc>
+          <w:tcPr>
+            <w:tcW w:w="3117" w:type="dxa"/>
+          </w:tcPr>
+          <w:p>
+            <w:pPr>
+              <w:jc w:val="center"/>
+              <w:rPr>
+                <w:b/>
+                <w:bCs/>
+              </w:rPr>
+            </w:pPr>
+            <w:r>
+              <w:rPr>
+                <w:b/>
+                <w:bCs/>
+              </w:rPr>
+              <w:t>Even display field</w:t>
+            </w:r>
+          </w:p>
+        </w:tc>
+        <w:tc>
+          <w:tcPr>
+            <w:tcW w:w="3117" w:type="dxa"/>
+          </w:tcPr>
+          <w:p>
+            <w:pPr>
+              <w:jc w:val="center"/>
+              <w:rPr>
+                <w:b/>
+                <w:bCs/>
+              </w:rPr>
+            </w:pPr>
+            <w:r>
+              <w:rPr>
+                <w:b/>
+                <w:bCs/>
+              </w:rPr>
+              <w:t>Odd display field</w:t>
+            </w:r>
+          </w:p>
+        </w:tc>
+      </w:tr>
+      <w:tr>
+        <w:tc>
+          <w:tcPr>
+            <w:tcW w:w="3116" w:type="dxa"/>
+          </w:tcPr>
+          <w:p>
+            <w:r>
+              <w:t xml:space="preserve">Normal </w:t>
+            </w:r>
+            <w:r>
+              <w:t>S</w:t>
+            </w:r>
+            <w:r>
+              <w:t>ync</w:t>
+            </w:r>
+          </w:p>
+        </w:tc>
+        <w:tc>
+          <w:tcPr>
+            <w:tcW w:w="3117" w:type="dxa"/>
+          </w:tcPr>
+          <w:p>
+            <w:pPr>
+              <w:jc w:val="center"/>
+            </w:pPr>
+            <w:r>
+              <w:t>0</w:t>
+            </w:r>
+          </w:p>
+        </w:tc>
+        <w:tc>
+          <w:tcPr>
+            <w:tcW w:w="3117" w:type="dxa"/>
+          </w:tcPr>
+          <w:p>
+            <w:pPr>
+              <w:jc w:val="center"/>
+            </w:pPr>
+            <w:r>
+              <w:t>0</w:t>
+            </w:r>
+          </w:p>
+        </w:tc>
+      </w:tr>
+      <w:tr>
+        <w:tc>
+          <w:tcPr>
+            <w:tcW w:w="3116" w:type="dxa"/>
+          </w:tcPr>
+          <w:p>
+            <w:r>
+              <w:t xml:space="preserve">Interlaced </w:t>
+            </w:r>
+            <w:r>
+              <w:t>S</w:t>
+            </w:r>
+            <w:r>
+              <w:t>ync</w:t>
+            </w:r>
+          </w:p>
+        </w:tc>
+        <w:tc>
+          <w:tcPr>
+            <w:tcW w:w="3117" w:type="dxa"/>
+          </w:tcPr>
+          <w:p>
+            <w:pPr>
+              <w:jc w:val="center"/>
+            </w:pPr>
+            <w:r>
+              <w:t>0</w:t>
+            </w:r>
+          </w:p>
+        </w:tc>
+        <w:tc>
+          <w:tcPr>
+            <w:tcW w:w="3117" w:type="dxa"/>
+          </w:tcPr>
+          <w:p>
+            <w:pPr>
+              <w:jc w:val="center"/>
+            </w:pPr>
+            <w:r>
+              <w:t>1</w:t>
+            </w:r>
+          </w:p>
+        </w:tc>
+      </w:tr>
+      <w:tr>
+        <w:tc>
+          <w:tcPr>
+            <w:tcW w:w="3116" w:type="dxa"/>
+          </w:tcPr>
+          <w:p>
+            <w:r>
+              <w:t xml:space="preserve">Interlaced </w:t>
+            </w:r>
+            <w:r>
+              <w:t>S</w:t>
+            </w:r>
+            <w:r>
+              <w:t xml:space="preserve">ync &amp; </w:t>
+            </w:r>
+            <w:r>
+              <w:t>V</w:t>
+            </w:r>
+            <w:r>
+              <w:t>ideo</w:t>
+            </w:r>
+          </w:p>
+        </w:tc>
+        <w:tc>
+          <w:tcPr>
+            <w:tcW w:w="3117" w:type="dxa"/>
+          </w:tcPr>
+          <w:p>
+            <w:pPr>
+              <w:jc w:val="center"/>
+            </w:pPr>
+            <w:r>
+              <w:t>0</w:t>
+            </w:r>
+          </w:p>
+        </w:tc>
+        <w:tc>
+          <w:tcPr>
+            <w:tcW w:w="3117" w:type="dxa"/>
+          </w:tcPr>
+          <w:p>
+            <w:pPr>
+              <w:jc w:val="center"/>
+            </w:pPr>
+            <w:r>
+              <w:t>1</w:t>
+            </w:r>
+          </w:p>
+        </w:tc>
+      </w:tr>
+    </w:tbl>
+    <w:p>
+      <w:pPr>
+        <w:ind w:left="720"/>
+      </w:pPr>
+    </w:p>
+    <w:p>
+      <w:pPr>
+        <w:ind w:left="360"/>
+      </w:pPr>
+      <w:r>
+        <w:rPr>
+          <w:b/>
+          <w:bCs/>
+        </w:rPr>
         <w:t>&lt;</w:t>
       </w:r>
       <w:proofErr w:type="spellStart"/>
       <w:r>
-        <w:t>return_stack_pointer</w:t>
-      </w:r>
-      <w:proofErr w:type="spellEnd"/>
-      <w:r>
-        <w:t xml:space="preserve">&gt; </w:t>
-      </w:r>
-      <w:r>
-        <w:t>(1</w:t>
-      </w:r>
-      <w:r>
-        <w:t xml:space="preserve"> byte</w:t>
-      </w:r>
-      <w:r>
-        <w:t xml:space="preserve">) Return stack pointer.  The value that the stack register is set to by the returning </w:t>
-      </w:r>
-      <w:r>
-        <w:rPr>
-          <w:b/>
-          <w:bCs/>
-        </w:rPr>
-        <w:t>RTS</w:t>
-      </w:r>
-      <w:r>
-        <w:t xml:space="preserve"> / </w:t>
-      </w:r>
-      <w:r>
-        <w:rPr>
-          <w:b/>
-          <w:bCs/>
-        </w:rPr>
-        <w:t>RTI</w:t>
-      </w:r>
-      <w:r>
-        <w:t xml:space="preserve"> instruction.  The value in the root stack frame is always &amp;FF.</w:t>
-      </w:r>
-    </w:p>
-    <w:p>
-      <w:pPr>
-        <w:ind w:left="360"/>
-      </w:pPr>
-      <w:r>
-        <w:t>&lt;</w:t>
-      </w:r>
-      <w:proofErr w:type="spellStart"/>
-      <w:r>
-        <w:t>screen_</w:t>
-      </w:r>
-      <w:r>
-        <w:t>wrap_</w:t>
-      </w:r>
-      <w:r>
-        <w:t>address</w:t>
-      </w:r>
-      <w:proofErr w:type="spellEnd"/>
-      <w:r>
-        <w:t xml:space="preserve">&gt; (1 byte).  The value specifies the screen </w:t>
-      </w:r>
-      <w:r>
-        <w:t xml:space="preserve">wrap </w:t>
-      </w:r>
-      <w:r>
-        <w:t>address, as defined by the following table.  This is used in conjunction with hardware scrolling to wrap screen addresses.</w:t>
+        <w:rPr>
+          <w:b/>
+          <w:bCs/>
+        </w:rPr>
+        <w:t>screen_wrap_address</w:t>
+      </w:r>
+      <w:proofErr w:type="spellEnd"/>
+      <w:r>
+        <w:rPr>
+          <w:b/>
+          <w:bCs/>
+        </w:rPr>
+        <w:t>&gt;</w:t>
+      </w:r>
+      <w:r>
+        <w:t xml:space="preserve"> (1 byte).  The value specifies the screen wrap address, as defined by the following table.  This is used in conjunction with hardware scrolling to wrap screen addresses.</w:t>
       </w:r>
     </w:p>
     <w:tbl>
@@ -13038,234 +15652,170 @@
     </w:p>
     <w:p>
       <w:pPr>
-        <w:ind w:left="360"/>
-      </w:pPr>
-      <w:r>
+        <w:ind w:left="720" w:hanging="360"/>
+        <w:rPr>
+          <w:b/>
+          <w:bCs/>
+          <w:vertAlign w:val="superscript"/>
+        </w:rPr>
+      </w:pPr>
+      <w:r>
+        <w:rPr>
+          <w:b/>
+          <w:bCs/>
+        </w:rPr>
         <w:t>&lt;</w:t>
       </w:r>
       <w:proofErr w:type="spellStart"/>
       <w:r>
-        <w:t>hidden_ram_address</w:t>
-      </w:r>
-      <w:proofErr w:type="spellEnd"/>
-      <w:r>
-        <w:t xml:space="preserve">&gt; (1 byte).  Populated only on the </w:t>
-      </w:r>
-      <w:r>
-        <w:t xml:space="preserve">BBC Model </w:t>
-      </w:r>
-      <w:r>
-        <w:t xml:space="preserve">B </w:t>
-      </w:r>
-      <w:r>
-        <w:t>Integra</w:t>
-      </w:r>
-      <w:r>
-        <w:t>.  The value contains the hidden memory address (set via SHEILA address &amp;FE38).  Reads and writes to SHEILA address &amp;FE3C access this hidden address.</w:t>
-      </w:r>
-    </w:p>
-    <w:p>
-      <w:pPr>
-        <w:ind w:left="360"/>
-      </w:pPr>
+        <w:rPr>
+          <w:b/>
+          <w:bCs/>
+        </w:rPr>
+        <w:t>memory_snapshot</w:t>
+      </w:r>
+      <w:proofErr w:type="spellEnd"/>
+      <w:r>
+        <w:rPr>
+          <w:b/>
+          <w:bCs/>
+        </w:rPr>
+        <w:t>&gt;</w:t>
+      </w:r>
+      <w:r>
+        <w:t xml:space="preserve"> = </w:t>
+      </w:r>
+      <w:r>
+        <w:br/>
+      </w:r>
       <w:r>
         <w:t>&lt;</w:t>
       </w:r>
       <w:proofErr w:type="spellStart"/>
       <w:r>
-        <w:t>ULA_video_control_register</w:t>
-      </w:r>
-      <w:proofErr w:type="spellEnd"/>
-      <w:r>
-        <w:t>&gt; (1 byte).  The value of the ULA video control register.</w:t>
-      </w:r>
-    </w:p>
-    <w:p>
-      <w:pPr>
-        <w:ind w:left="360"/>
-      </w:pPr>
-      <w:r>
-        <w:t>&lt;</w:t>
-      </w:r>
-      <w:proofErr w:type="spellStart"/>
-      <w:r>
-        <w:t>ULA_palette</w:t>
-      </w:r>
-      <w:proofErr w:type="spellEnd"/>
-      <w:r>
-        <w:t xml:space="preserve">&gt; (16 bytes).  The ULA’s 16 palette entries where physical colors are </w:t>
-      </w:r>
-      <w:proofErr w:type="spellStart"/>
-      <w:r>
-        <w:t>xor’d</w:t>
-      </w:r>
-      <w:proofErr w:type="spellEnd"/>
-      <w:r>
-        <w:t xml:space="preserve"> with 0x7.</w:t>
-      </w:r>
-    </w:p>
-    <w:p>
-      <w:pPr>
-        <w:ind w:left="360"/>
-      </w:pPr>
-      <w:r>
-        <w:t>&lt;6845-registers&gt; (18 bytes).  The values of the 6845’s 18 registers.</w:t>
-      </w:r>
-    </w:p>
-    <w:p>
-      <w:pPr>
-        <w:ind w:left="360"/>
-      </w:pPr>
-      <w:r>
-        <w:t>&lt;</w:t>
-      </w:r>
-      <w:proofErr w:type="spellStart"/>
-      <w:r>
-        <w:t>memory_snapshot</w:t>
-      </w:r>
-      <w:proofErr w:type="spellEnd"/>
-      <w:r>
-        <w:t xml:space="preserve">&gt; = </w:t>
+        <w:t>base_memory</w:t>
+      </w:r>
+      <w:proofErr w:type="spellEnd"/>
+      <w:r>
+        <w:t>&gt; + &lt;</w:t>
+      </w:r>
+      <w:proofErr w:type="spellStart"/>
+      <w:r>
+        <w:t>paged_memory</w:t>
+      </w:r>
+      <w:proofErr w:type="spellEnd"/>
+      <w:r>
+        <w:t>&gt; + &lt;</w:t>
+      </w:r>
+      <w:proofErr w:type="spellStart"/>
+      <w:r>
+        <w:t>shadow_ram</w:t>
+      </w:r>
+      <w:proofErr w:type="spellEnd"/>
+      <w:r>
+        <w:t>&gt;</w:t>
+      </w:r>
+      <w:r>
+        <w:rPr>
+          <w:b/>
+          <w:bCs/>
+          <w:vertAlign w:val="superscript"/>
+        </w:rPr>
+        <w:t>opt</w:t>
+      </w:r>
+      <w:r>
+        <w:t xml:space="preserve"> + &lt;</w:t>
+      </w:r>
+      <w:proofErr w:type="spellStart"/>
+      <w:r>
+        <w:t>mos_ram</w:t>
+      </w:r>
+      <w:proofErr w:type="spellEnd"/>
+      <w:r>
+        <w:t>&gt;</w:t>
+      </w:r>
+      <w:r>
+        <w:rPr>
+          <w:b/>
+          <w:bCs/>
+          <w:vertAlign w:val="superscript"/>
+        </w:rPr>
+        <w:t xml:space="preserve"> </w:t>
+      </w:r>
+      <w:r>
+        <w:rPr>
+          <w:b/>
+          <w:bCs/>
+          <w:vertAlign w:val="superscript"/>
+        </w:rPr>
+        <w:t>opt</w:t>
+      </w:r>
+      <w:r>
+        <w:t xml:space="preserve"> + &lt;</w:t>
+      </w:r>
+      <w:proofErr w:type="spellStart"/>
+      <w:r>
+        <w:t>filing_system_ram</w:t>
+      </w:r>
+      <w:proofErr w:type="spellEnd"/>
+      <w:r>
+        <w:t>&gt;</w:t>
+      </w:r>
+      <w:r>
+        <w:rPr>
+          <w:b/>
+          <w:bCs/>
+          <w:vertAlign w:val="superscript"/>
+        </w:rPr>
+        <w:t>opt</w:t>
+      </w:r>
+      <w:r>
+        <w:t xml:space="preserve"> +</w:t>
+      </w:r>
+      <w:r>
+        <w:t xml:space="preserve"> &lt;</w:t>
+      </w:r>
+      <w:proofErr w:type="spellStart"/>
+      <w:r>
+        <w:t>private_ram</w:t>
+      </w:r>
+      <w:proofErr w:type="spellEnd"/>
+      <w:r>
+        <w:t>&gt;</w:t>
+      </w:r>
+      <w:r>
+        <w:rPr>
+          <w:b/>
+          <w:bCs/>
+          <w:vertAlign w:val="superscript"/>
+        </w:rPr>
+        <w:t>opt</w:t>
+      </w:r>
+      <w:r>
+        <w:t xml:space="preserve"> + &lt;</w:t>
+      </w:r>
+      <w:proofErr w:type="spellStart"/>
+      <w:r>
+        <w:t>hidden_ram</w:t>
+      </w:r>
+      <w:proofErr w:type="spellEnd"/>
+      <w:r>
+        <w:t>&gt;</w:t>
+      </w:r>
+      <w:r>
+        <w:rPr>
+          <w:b/>
+          <w:bCs/>
+          <w:vertAlign w:val="superscript"/>
+        </w:rPr>
+        <w:t>opt</w:t>
       </w:r>
     </w:p>
     <w:p>
       <w:pPr>
         <w:ind w:left="720"/>
-        <w:rPr>
-          <w:b/>
-          <w:bCs/>
-          <w:vertAlign w:val="superscript"/>
-        </w:rPr>
-      </w:pPr>
-      <w:r>
-        <w:t>&lt;</w:t>
-      </w:r>
-      <w:proofErr w:type="spellStart"/>
-      <w:r>
-        <w:t>base_memory</w:t>
-      </w:r>
-      <w:proofErr w:type="spellEnd"/>
-      <w:r>
-        <w:t>&gt; + &lt;</w:t>
-      </w:r>
-      <w:proofErr w:type="spellStart"/>
-      <w:r>
-        <w:t>paged_memory</w:t>
-      </w:r>
-      <w:proofErr w:type="spellEnd"/>
-      <w:r>
-        <w:t>&gt; + &lt;</w:t>
-      </w:r>
-      <w:proofErr w:type="spellStart"/>
-      <w:r>
-        <w:t>shadow_ram</w:t>
-      </w:r>
-      <w:proofErr w:type="spellEnd"/>
-      <w:r>
-        <w:t>&gt;</w:t>
-      </w:r>
-      <w:r>
-        <w:rPr>
-          <w:b/>
-          <w:bCs/>
-          <w:vertAlign w:val="superscript"/>
-        </w:rPr>
-        <w:t>opt</w:t>
-      </w:r>
-      <w:r>
-        <w:t xml:space="preserve"> + &lt;</w:t>
-      </w:r>
-      <w:proofErr w:type="spellStart"/>
-      <w:r>
-        <w:t>mos_ram</w:t>
-      </w:r>
-      <w:proofErr w:type="spellEnd"/>
-      <w:r>
-        <w:t>&gt;</w:t>
-      </w:r>
-      <w:r>
-        <w:rPr>
-          <w:b/>
-          <w:bCs/>
-          <w:vertAlign w:val="superscript"/>
-        </w:rPr>
-        <w:t xml:space="preserve"> </w:t>
-      </w:r>
-      <w:r>
-        <w:rPr>
-          <w:b/>
-          <w:bCs/>
-          <w:vertAlign w:val="superscript"/>
-        </w:rPr>
-        <w:t>opt</w:t>
-      </w:r>
-      <w:r>
-        <w:t xml:space="preserve"> + &lt;</w:t>
-      </w:r>
-      <w:proofErr w:type="spellStart"/>
-      <w:r>
-        <w:t>filing_system_ram</w:t>
-      </w:r>
-      <w:proofErr w:type="spellEnd"/>
-      <w:r>
-        <w:t>&gt;</w:t>
-      </w:r>
-      <w:r>
-        <w:rPr>
-          <w:b/>
-          <w:bCs/>
-          <w:vertAlign w:val="superscript"/>
-        </w:rPr>
-        <w:t>opt</w:t>
-      </w:r>
-      <w:r>
-        <w:t xml:space="preserve"> +</w:t>
-      </w:r>
-      <w:r>
-        <w:t xml:space="preserve"> &lt;</w:t>
-      </w:r>
-      <w:proofErr w:type="spellStart"/>
-      <w:r>
-        <w:t>private_ram</w:t>
-      </w:r>
-      <w:proofErr w:type="spellEnd"/>
-      <w:r>
-        <w:t>&gt;</w:t>
-      </w:r>
-      <w:r>
-        <w:rPr>
-          <w:b/>
-          <w:bCs/>
-          <w:vertAlign w:val="superscript"/>
-        </w:rPr>
-        <w:t>opt</w:t>
-      </w:r>
-      <w:r>
-        <w:t xml:space="preserve"> + &lt;</w:t>
-      </w:r>
-      <w:proofErr w:type="spellStart"/>
-      <w:r>
-        <w:t>hidden_ram</w:t>
-      </w:r>
-      <w:proofErr w:type="spellEnd"/>
-      <w:r>
-        <w:t>&gt;</w:t>
-      </w:r>
-      <w:r>
-        <w:rPr>
-          <w:b/>
-          <w:bCs/>
-          <w:vertAlign w:val="superscript"/>
-        </w:rPr>
-        <w:t>opt</w:t>
-      </w:r>
-    </w:p>
-    <w:p>
-      <w:pPr>
-        <w:ind w:left="360"/>
-      </w:pPr>
-      <w:r>
-        <w:lastRenderedPageBreak/>
+      </w:pPr>
+      <w:r>
         <w:t>The following table shows which elements are included based on the BBC model.</w:t>
       </w:r>
     </w:p>
@@ -13273,7 +15823,7 @@
       <w:tblPr>
         <w:tblStyle w:val="TableGrid"/>
         <w:tblW w:w="0" w:type="auto"/>
-        <w:tblInd w:w="607" w:type="dxa"/>
+        <w:tblInd w:w="967" w:type="dxa"/>
         <w:tblLayout w:type="fixed"/>
         <w:tblLook w:val="04A0" w:firstRow="1" w:lastRow="0" w:firstColumn="1" w:lastColumn="0" w:noHBand="0" w:noVBand="1"/>
       </w:tblPr>
@@ -13301,6 +15851,7 @@
                 <w:b/>
                 <w:bCs/>
               </w:rPr>
+              <w:lastRenderedPageBreak/>
               <w:t>Included memory</w:t>
             </w:r>
           </w:p>
@@ -13875,35 +16426,67 @@
     </w:tbl>
     <w:p>
       <w:pPr>
-        <w:ind w:left="360"/>
+        <w:ind w:left="720"/>
       </w:pPr>
       <w:r>
         <w:br/>
+      </w:r>
+      <w:r>
+        <w:rPr>
+          <w:b/>
+          <w:bCs/>
+        </w:rPr>
         <w:t>&lt;</w:t>
       </w:r>
       <w:proofErr w:type="spellStart"/>
       <w:r>
+        <w:rPr>
+          <w:b/>
+          <w:bCs/>
+        </w:rPr>
         <w:t>base_memory</w:t>
       </w:r>
       <w:proofErr w:type="spellEnd"/>
       <w:r>
-        <w:t>&gt; (64K) The default 64K of memory.  Addresses 0 to &amp;FFFF.</w:t>
-      </w:r>
-    </w:p>
-    <w:p>
-      <w:pPr>
-        <w:ind w:left="720" w:hanging="360"/>
-      </w:pPr>
-      <w:r>
+        <w:rPr>
+          <w:b/>
+          <w:bCs/>
+        </w:rPr>
+        <w:t>&gt;</w:t>
+      </w:r>
+      <w:r>
+        <w:t xml:space="preserve"> (64K) The default 64K of memory.  Addresses 0 to &amp;FFFF.</w:t>
+      </w:r>
+    </w:p>
+    <w:p>
+      <w:pPr>
+        <w:ind w:left="1080" w:hanging="360"/>
+      </w:pPr>
+      <w:r>
+        <w:rPr>
+          <w:b/>
+          <w:bCs/>
+        </w:rPr>
         <w:t>&lt;</w:t>
       </w:r>
       <w:proofErr w:type="spellStart"/>
       <w:r>
+        <w:rPr>
+          <w:b/>
+          <w:bCs/>
+        </w:rPr>
         <w:t>paged_memory</w:t>
       </w:r>
       <w:proofErr w:type="spellEnd"/>
       <w:r>
-        <w:t>&gt; = &lt;</w:t>
+        <w:rPr>
+          <w:b/>
+          <w:bCs/>
+        </w:rPr>
+        <w:t>&gt;</w:t>
+      </w:r>
+      <w:r>
+        <w:t xml:space="preserve"> = &lt;</w:t>
       </w:r>
       <w:proofErr w:type="spellStart"/>
       <w:r>
@@ -13935,18 +16518,239 @@
     </w:p>
     <w:p>
       <w:pPr>
+        <w:ind w:left="1080"/>
+      </w:pPr>
+      <w:r>
+        <w:rPr>
+          <w:b/>
+          <w:bCs/>
+        </w:rPr>
+        <w:t>&lt;</w:t>
+      </w:r>
+      <w:proofErr w:type="spellStart"/>
+      <w:r>
+        <w:rPr>
+          <w:b/>
+          <w:bCs/>
+        </w:rPr>
+        <w:t>page_count</w:t>
+      </w:r>
+      <w:proofErr w:type="spellEnd"/>
+      <w:r>
+        <w:rPr>
+          <w:b/>
+          <w:bCs/>
+        </w:rPr>
+        <w:t>&gt;</w:t>
+      </w:r>
+      <w:r>
+        <w:t xml:space="preserve"> (1 byte) The number of pages.</w:t>
+      </w:r>
+    </w:p>
+    <w:p>
+      <w:pPr>
+        <w:ind w:left="1080"/>
+      </w:pPr>
+      <w:r>
+        <w:rPr>
+          <w:b/>
+          <w:bCs/>
+        </w:rPr>
+        <w:t>&lt;</w:t>
+      </w:r>
+      <w:proofErr w:type="spellStart"/>
+      <w:r>
+        <w:rPr>
+          <w:b/>
+          <w:bCs/>
+        </w:rPr>
+        <w:t>page_data</w:t>
+      </w:r>
+      <w:proofErr w:type="spellEnd"/>
+      <w:r>
+        <w:rPr>
+          <w:b/>
+          <w:bCs/>
+        </w:rPr>
+        <w:t>&gt;</w:t>
+      </w:r>
+      <w:r>
+        <w:t xml:space="preserve"> = &lt;</w:t>
+      </w:r>
+      <w:proofErr w:type="spellStart"/>
+      <w:r>
+        <w:t>page_bank</w:t>
+      </w:r>
+      <w:proofErr w:type="spellEnd"/>
+      <w:r>
+        <w:t>&gt; + &lt;</w:t>
+      </w:r>
+      <w:proofErr w:type="spellStart"/>
+      <w:r>
+        <w:t>page_readonly</w:t>
+      </w:r>
+      <w:proofErr w:type="spellEnd"/>
+      <w:r>
+        <w:t>&gt; + &lt;</w:t>
+      </w:r>
+      <w:proofErr w:type="spellStart"/>
+      <w:r>
+        <w:t>page_memory</w:t>
+      </w:r>
+      <w:proofErr w:type="spellEnd"/>
+      <w:r>
+        <w:t>&gt;</w:t>
+      </w:r>
+    </w:p>
+    <w:p>
+      <w:pPr>
+        <w:ind w:left="1440"/>
+      </w:pPr>
+      <w:r>
+        <w:rPr>
+          <w:b/>
+          <w:bCs/>
+        </w:rPr>
+        <w:t>&lt;</w:t>
+      </w:r>
+      <w:proofErr w:type="spellStart"/>
+      <w:r>
+        <w:rPr>
+          <w:b/>
+          <w:bCs/>
+        </w:rPr>
+        <w:t>page_bank</w:t>
+      </w:r>
+      <w:proofErr w:type="spellEnd"/>
+      <w:r>
+        <w:rPr>
+          <w:b/>
+          <w:bCs/>
+        </w:rPr>
+        <w:t>&gt;</w:t>
+      </w:r>
+      <w:r>
+        <w:t xml:space="preserve"> (1 byte) A page bank id</w:t>
+      </w:r>
+      <w:r>
+        <w:t xml:space="preserve"> (0 to 1</w:t>
+      </w:r>
+      <w:r>
+        <w:t>5</w:t>
+      </w:r>
+      <w:r>
+        <w:t>).</w:t>
+      </w:r>
+    </w:p>
+    <w:p>
+      <w:pPr>
+        <w:ind w:left="1440"/>
+      </w:pPr>
+      <w:r>
+        <w:rPr>
+          <w:b/>
+          <w:bCs/>
+        </w:rPr>
+        <w:t>&lt;</w:t>
+      </w:r>
+      <w:proofErr w:type="spellStart"/>
+      <w:r>
+        <w:rPr>
+          <w:b/>
+          <w:bCs/>
+        </w:rPr>
+        <w:t>page_readonly</w:t>
+      </w:r>
+      <w:proofErr w:type="spellEnd"/>
+      <w:r>
+        <w:rPr>
+          <w:b/>
+          <w:bCs/>
+        </w:rPr>
+        <w:t>&gt;</w:t>
+      </w:r>
+      <w:r>
+        <w:t xml:space="preserve"> (1 byte) A page </w:t>
+      </w:r>
+      <w:r>
+        <w:t>read-only</w:t>
+      </w:r>
+      <w:r>
+        <w:t xml:space="preserve"> flag.</w:t>
+      </w:r>
+      <w:r>
+        <w:t xml:space="preserve"> </w:t>
+      </w:r>
+      <w:r>
+        <w:t xml:space="preserve"> 0 = writable, 1 = read</w:t>
+      </w:r>
+      <w:r>
+        <w:t>-</w:t>
+      </w:r>
+      <w:r>
+        <w:t>only</w:t>
+      </w:r>
+    </w:p>
+    <w:p>
+      <w:pPr>
+        <w:ind w:left="1440"/>
+      </w:pPr>
+      <w:r>
+        <w:rPr>
+          <w:b/>
+          <w:bCs/>
+        </w:rPr>
+        <w:t>&lt;</w:t>
+      </w:r>
+      <w:proofErr w:type="spellStart"/>
+      <w:r>
+        <w:rPr>
+          <w:b/>
+          <w:bCs/>
+        </w:rPr>
+        <w:t>page_memory</w:t>
+      </w:r>
+      <w:proofErr w:type="spellEnd"/>
+      <w:r>
+        <w:rPr>
+          <w:b/>
+          <w:bCs/>
+        </w:rPr>
+        <w:t>&gt;</w:t>
+      </w:r>
+      <w:r>
+        <w:t xml:space="preserve"> (16K) The memory contents of a page.  Addresses &amp;8000 to &amp;BFFF.</w:t>
+      </w:r>
+    </w:p>
+    <w:p>
+      <w:pPr>
         <w:ind w:left="720"/>
       </w:pPr>
       <w:r>
+        <w:rPr>
+          <w:b/>
+          <w:bCs/>
+        </w:rPr>
         <w:t>&lt;</w:t>
       </w:r>
       <w:proofErr w:type="spellStart"/>
       <w:r>
-        <w:t>page_count</w:t>
-      </w:r>
-      <w:proofErr w:type="spellEnd"/>
-      <w:r>
-        <w:t>&gt; (1 byte) The number of pages.</w:t>
+        <w:rPr>
+          <w:b/>
+          <w:bCs/>
+        </w:rPr>
+        <w:t>shadow_ram</w:t>
+      </w:r>
+      <w:proofErr w:type="spellEnd"/>
+      <w:r>
+        <w:rPr>
+          <w:b/>
+          <w:bCs/>
+        </w:rPr>
+        <w:t>&gt;</w:t>
+      </w:r>
+      <w:r>
+        <w:t xml:space="preserve"> (20K) Populated on Model B Plus, BBC Model B Integra, and BBC Master.  Addresses &amp;3000 to &amp;7FFF.</w:t>
       </w:r>
     </w:p>
     <w:p>
@@ -13954,233 +16758,167 @@
         <w:ind w:left="720"/>
       </w:pPr>
       <w:r>
+        <w:rPr>
+          <w:b/>
+          <w:bCs/>
+        </w:rPr>
         <w:t>&lt;</w:t>
       </w:r>
       <w:proofErr w:type="spellStart"/>
       <w:r>
-        <w:t>page_data</w:t>
-      </w:r>
-      <w:proofErr w:type="spellEnd"/>
-      <w:r>
-        <w:t>&gt; = &lt;</w:t>
-      </w:r>
-      <w:proofErr w:type="spellStart"/>
-      <w:r>
-        <w:t>page_bank</w:t>
-      </w:r>
-      <w:proofErr w:type="spellEnd"/>
-      <w:r>
-        <w:t>&gt; + &lt;</w:t>
-      </w:r>
-      <w:proofErr w:type="spellStart"/>
-      <w:r>
-        <w:t>page_readonly</w:t>
-      </w:r>
-      <w:proofErr w:type="spellEnd"/>
-      <w:r>
-        <w:t>&gt; + &lt;</w:t>
-      </w:r>
-      <w:proofErr w:type="spellStart"/>
-      <w:r>
-        <w:t>page_memory</w:t>
-      </w:r>
-      <w:proofErr w:type="spellEnd"/>
-      <w:r>
+        <w:rPr>
+          <w:b/>
+          <w:bCs/>
+        </w:rPr>
+        <w:t>mos_ram</w:t>
+      </w:r>
+      <w:proofErr w:type="spellEnd"/>
+      <w:r>
+        <w:rPr>
+          <w:b/>
+          <w:bCs/>
+        </w:rPr>
         <w:t>&gt;</w:t>
       </w:r>
-    </w:p>
-    <w:p>
-      <w:pPr>
-        <w:ind w:left="1080"/>
-      </w:pPr>
-      <w:r>
+      <w:r>
+        <w:t xml:space="preserve"> (4K) Populated on BBC Master.  Addresses &amp;8000 to &amp;8FFF.</w:t>
+      </w:r>
+    </w:p>
+    <w:p>
+      <w:pPr>
+        <w:ind w:left="720"/>
+      </w:pPr>
+      <w:r>
+        <w:rPr>
+          <w:b/>
+          <w:bCs/>
+        </w:rPr>
         <w:t>&lt;</w:t>
       </w:r>
       <w:proofErr w:type="spellStart"/>
       <w:r>
-        <w:t>page_bank</w:t>
-      </w:r>
-      <w:proofErr w:type="spellEnd"/>
-      <w:r>
-        <w:t>&gt; (1 byte) A page bank id</w:t>
-      </w:r>
-      <w:r>
-        <w:t xml:space="preserve"> (0 to 1</w:t>
-      </w:r>
-      <w:r>
-        <w:t>5</w:t>
-      </w:r>
-      <w:r>
-        <w:t>).</w:t>
-      </w:r>
-    </w:p>
-    <w:p>
-      <w:pPr>
-        <w:ind w:left="1080"/>
-      </w:pPr>
-      <w:r>
+        <w:rPr>
+          <w:b/>
+          <w:bCs/>
+        </w:rPr>
+        <w:t>filing_system_ram</w:t>
+      </w:r>
+      <w:proofErr w:type="spellEnd"/>
+      <w:r>
+        <w:rPr>
+          <w:b/>
+          <w:bCs/>
+        </w:rPr>
+        <w:t>&gt;</w:t>
+      </w:r>
+      <w:r>
+        <w:t xml:space="preserve"> (8K) Populated on BBC Master.  Addresses &amp;C000 to &amp;DFFF.</w:t>
+      </w:r>
+    </w:p>
+    <w:p>
+      <w:pPr>
+        <w:ind w:left="720"/>
+      </w:pPr>
+      <w:r>
+        <w:rPr>
+          <w:b/>
+          <w:bCs/>
+        </w:rPr>
         <w:t>&lt;</w:t>
       </w:r>
       <w:proofErr w:type="spellStart"/>
       <w:r>
-        <w:t>page_readonly</w:t>
-      </w:r>
-      <w:proofErr w:type="spellEnd"/>
-      <w:r>
-        <w:t xml:space="preserve">&gt; (1 byte) A page </w:t>
-      </w:r>
-      <w:r>
-        <w:t>read-only</w:t>
-      </w:r>
-      <w:r>
-        <w:t xml:space="preserve"> flag.</w:t>
+        <w:rPr>
+          <w:b/>
+          <w:bCs/>
+        </w:rPr>
+        <w:t>private_ram</w:t>
+      </w:r>
+      <w:proofErr w:type="spellEnd"/>
+      <w:r>
+        <w:rPr>
+          <w:b/>
+          <w:bCs/>
+        </w:rPr>
+        <w:t xml:space="preserve">&gt; </w:t>
+      </w:r>
+      <w:r>
+        <w:t xml:space="preserve">(12K) Populated on </w:t>
+      </w:r>
+      <w:r>
+        <w:t xml:space="preserve">BBC </w:t>
+      </w:r>
+      <w:r>
+        <w:t>Model B Plus</w:t>
+      </w:r>
+      <w:r>
+        <w:t xml:space="preserve"> and </w:t>
+      </w:r>
+      <w:r>
+        <w:t>BBC Model B</w:t>
       </w:r>
       <w:r>
         <w:t xml:space="preserve"> </w:t>
       </w:r>
       <w:r>
-        <w:t xml:space="preserve"> 0 = writable, 1 = read</w:t>
-      </w:r>
-      <w:r>
-        <w:t>-</w:t>
-      </w:r>
-      <w:r>
-        <w:t>only</w:t>
-      </w:r>
-    </w:p>
-    <w:p>
-      <w:pPr>
-        <w:ind w:left="1080"/>
-      </w:pPr>
-      <w:r>
+        <w:t>Integra</w:t>
+      </w:r>
+      <w:proofErr w:type="gramStart"/>
+      <w:r>
+        <w:t>.</w:t>
+      </w:r>
+      <w:r>
+        <w:t xml:space="preserve"> </w:t>
+      </w:r>
+      <w:proofErr w:type="gramEnd"/>
+      <w:r>
+        <w:t>Addresses &amp;</w:t>
+      </w:r>
+      <w:r>
+        <w:t>8</w:t>
+      </w:r>
+      <w:r>
+        <w:t>000 to &amp;</w:t>
+      </w:r>
+      <w:r>
+        <w:t>A</w:t>
+      </w:r>
+      <w:r>
+        <w:t>FFF.</w:t>
+      </w:r>
+      <w:r>
+        <w:t xml:space="preserve"> </w:t>
+      </w:r>
+    </w:p>
+    <w:p>
+      <w:pPr>
+        <w:ind w:left="720"/>
+      </w:pPr>
+      <w:r>
+        <w:rPr>
+          <w:b/>
+          <w:bCs/>
+        </w:rPr>
         <w:t>&lt;</w:t>
       </w:r>
       <w:proofErr w:type="spellStart"/>
       <w:r>
-        <w:t>page_memory</w:t>
-      </w:r>
-      <w:proofErr w:type="spellEnd"/>
-      <w:r>
-        <w:t>&gt; (16K) The memory contents of a page.  Addresses &amp;8000 to &amp;BFFF.</w:t>
-      </w:r>
-    </w:p>
-    <w:p>
-      <w:pPr>
-        <w:ind w:left="360"/>
-      </w:pPr>
-      <w:r>
-        <w:t>&lt;</w:t>
-      </w:r>
-      <w:proofErr w:type="spellStart"/>
-      <w:r>
-        <w:t>shadow_ram</w:t>
-      </w:r>
-      <w:proofErr w:type="spellEnd"/>
-      <w:r>
-        <w:t>&gt; (20K) Populated on Model B Plus, BBC Model B Integra, and BBC Master.  Addresses &amp;3000 to &amp;7FFF.</w:t>
-      </w:r>
-    </w:p>
-    <w:p>
-      <w:pPr>
-        <w:ind w:left="360"/>
-      </w:pPr>
-      <w:r>
-        <w:t>&lt;</w:t>
-      </w:r>
-      <w:proofErr w:type="spellStart"/>
-      <w:r>
-        <w:t>mos_ram</w:t>
-      </w:r>
-      <w:proofErr w:type="spellEnd"/>
-      <w:r>
-        <w:t>&gt; (4K) Populated on BBC Master.  Addresses &amp;8000 to &amp;8FFF.</w:t>
-      </w:r>
-    </w:p>
-    <w:p>
-      <w:pPr>
-        <w:ind w:left="360"/>
-      </w:pPr>
-      <w:r>
-        <w:t>&lt;</w:t>
-      </w:r>
-      <w:proofErr w:type="spellStart"/>
-      <w:r>
-        <w:t>filing_system_ram</w:t>
-      </w:r>
-      <w:proofErr w:type="spellEnd"/>
-      <w:r>
-        <w:t>&gt; (8K) Populated on BBC Master.  Addresses &amp;C000 to &amp;DFFF.</w:t>
-      </w:r>
-    </w:p>
-    <w:p>
-      <w:pPr>
-        <w:ind w:left="360"/>
-      </w:pPr>
-      <w:r>
-        <w:t>&lt;</w:t>
-      </w:r>
-      <w:proofErr w:type="spellStart"/>
-      <w:r>
-        <w:t>private_ram</w:t>
-      </w:r>
-      <w:proofErr w:type="spellEnd"/>
-      <w:r>
-        <w:t xml:space="preserve">&gt; (12K) Populated on </w:t>
-      </w:r>
-      <w:r>
-        <w:t xml:space="preserve">BBC </w:t>
-      </w:r>
-      <w:r>
-        <w:t>Model B Plus</w:t>
-      </w:r>
-      <w:r>
-        <w:t xml:space="preserve"> and </w:t>
-      </w:r>
-      <w:r>
-        <w:t>BBC Model B</w:t>
-      </w:r>
-      <w:r>
-        <w:t xml:space="preserve"> </w:t>
-      </w:r>
-      <w:r>
-        <w:t>Integra.</w:t>
-      </w:r>
-      <w:r>
-        <w:t xml:space="preserve"> </w:t>
-      </w:r>
-      <w:r>
-        <w:t>Addresses &amp;</w:t>
-      </w:r>
-      <w:r>
-        <w:t>8</w:t>
-      </w:r>
-      <w:r>
-        <w:t>000 to &amp;</w:t>
-      </w:r>
-      <w:r>
-        <w:t>A</w:t>
-      </w:r>
-      <w:r>
-        <w:t>FFF.</w:t>
-      </w:r>
-      <w:r>
-        <w:t xml:space="preserve"> </w:t>
-      </w:r>
-    </w:p>
-    <w:p>
-      <w:pPr>
-        <w:ind w:left="360"/>
-      </w:pPr>
-      <w:r>
-        <w:t>&lt;</w:t>
-      </w:r>
-      <w:proofErr w:type="spellStart"/>
-      <w:r>
+        <w:rPr>
+          <w:b/>
+          <w:bCs/>
+        </w:rPr>
         <w:t>hidden_ram</w:t>
       </w:r>
       <w:proofErr w:type="spellEnd"/>
       <w:r>
-        <w:t>&gt; (256 bytes) Populated on BBC Model Integra B.</w:t>
+        <w:rPr>
+          <w:b/>
+          <w:bCs/>
+        </w:rPr>
+        <w:t>&gt;</w:t>
+      </w:r>
+      <w:r>
+        <w:t xml:space="preserve"> (256 bytes) Populated on BBC Model Integra B.</w:t>
       </w:r>
     </w:p>
     <w:p>
@@ -14281,9 +17019,6 @@
       </w:r>
     </w:p>
     <w:p>
-      <w:pPr>
-        <w:ind w:left="360"/>
-      </w:pPr>
       <w:r>
         <w:rPr>
           <w:b/>
@@ -14334,6 +17069,51 @@
     <w:p>
       <w:pPr>
         <w:ind w:left="720" w:hanging="360"/>
+      </w:pPr>
+      <w:r>
+        <w:rPr>
+          <w:b/>
+          <w:bCs/>
+        </w:rPr>
+        <w:t>&lt;</w:t>
+      </w:r>
+      <w:r>
+        <w:rPr>
+          <w:b/>
+          <w:bCs/>
+        </w:rPr>
+        <w:t>event</w:t>
+      </w:r>
+      <w:r>
+        <w:rPr>
+          <w:b/>
+          <w:bCs/>
+        </w:rPr>
+        <w:t>&gt;</w:t>
+      </w:r>
+      <w:r>
+        <w:t xml:space="preserve"> = &lt;</w:t>
+      </w:r>
+      <w:proofErr w:type="spellStart"/>
+      <w:r>
+        <w:t>event_marker</w:t>
+      </w:r>
+      <w:proofErr w:type="spellEnd"/>
+      <w:r>
+        <w:t>&gt; + &lt;</w:t>
+      </w:r>
+      <w:proofErr w:type="spellStart"/>
+      <w:r>
+        <w:t>event_params</w:t>
+      </w:r>
+      <w:proofErr w:type="spellEnd"/>
+      <w:r>
+        <w:t xml:space="preserve">&gt; </w:t>
+      </w:r>
+    </w:p>
+    <w:p>
+      <w:pPr>
+        <w:ind w:left="720"/>
       </w:pPr>
       <w:r>
         <w:rPr>
@@ -14343,13 +17123,15 @@
         <w:lastRenderedPageBreak/>
         <w:t>&lt;</w:t>
       </w:r>
-      <w:r>
-        <w:rPr>
-          <w:b/>
-          <w:bCs/>
-        </w:rPr>
-        <w:t>event</w:t>
-      </w:r>
+      <w:proofErr w:type="spellStart"/>
+      <w:r>
+        <w:rPr>
+          <w:b/>
+          <w:bCs/>
+        </w:rPr>
+        <w:t>event_marker</w:t>
+      </w:r>
+      <w:proofErr w:type="spellEnd"/>
       <w:r>
         <w:rPr>
           <w:b/>
@@ -14358,39 +17140,7 @@
         <w:t>&gt;</w:t>
       </w:r>
       <w:r>
-        <w:t xml:space="preserve"> = &lt;</w:t>
-      </w:r>
-      <w:proofErr w:type="spellStart"/>
-      <w:r>
-        <w:t>event_marker</w:t>
-      </w:r>
-      <w:proofErr w:type="spellEnd"/>
-      <w:r>
-        <w:t>&gt; + &lt;</w:t>
-      </w:r>
-      <w:proofErr w:type="spellStart"/>
-      <w:r>
-        <w:t>event_params</w:t>
-      </w:r>
-      <w:proofErr w:type="spellEnd"/>
-      <w:r>
-        <w:t xml:space="preserve">&gt; </w:t>
-      </w:r>
-    </w:p>
-    <w:p>
-      <w:pPr>
-        <w:ind w:left="720"/>
-      </w:pPr>
-      <w:r>
-        <w:t>&lt;</w:t>
-      </w:r>
-      <w:proofErr w:type="spellStart"/>
-      <w:r>
-        <w:t>event_marker</w:t>
-      </w:r>
-      <w:proofErr w:type="spellEnd"/>
-      <w:r>
-        <w:t>&gt; (2 bytes).  A two-byte value that distinguishes an &lt;event&gt; from an &lt;instruction&gt;.  The marker also specifies the event type and subsequent parameters as depicted in the table below.</w:t>
+        <w:t xml:space="preserve"> (2 bytes).  A two-byte value that distinguishes an &lt;event&gt; from an &lt;instruction&gt;.  The marker also specifies the event type and subsequent parameters as depicted in the table below.</w:t>
       </w:r>
     </w:p>
     <w:tbl>
@@ -14567,50 +17317,6 @@
             <w:tcW w:w="1800" w:type="dxa"/>
           </w:tcPr>
           <w:p>
-            <w:r>
-              <w:t>&amp;80, &amp;02</w:t>
-            </w:r>
-          </w:p>
-        </w:tc>
-        <w:tc>
-          <w:tcPr>
-            <w:tcW w:w="3510" w:type="dxa"/>
-          </w:tcPr>
-          <w:p>
-            <w:r>
-              <w:t>Begin display</w:t>
-            </w:r>
-          </w:p>
-        </w:tc>
-        <w:tc>
-          <w:tcPr>
-            <w:tcW w:w="3060" w:type="dxa"/>
-          </w:tcPr>
-          <w:p>
-            <w:r>
-              <w:rPr>
-                <w:i/>
-                <w:iCs/>
-              </w:rPr>
-              <w:t>&lt;</w:t>
-            </w:r>
-            <w:proofErr w:type="spellStart"/>
-            <w:r>
-              <w:t>display_field</w:t>
-            </w:r>
-            <w:proofErr w:type="spellEnd"/>
-            <w:r>
-              <w:t>&gt;</w:t>
-            </w:r>
-          </w:p>
-        </w:tc>
-      </w:tr>
-      <w:tr>
-        <w:tc>
-          <w:tcPr>
-            <w:tcW w:w="1800" w:type="dxa"/>
-          </w:tcPr>
-          <w:p>
             <w:pPr>
               <w:rPr>
                 <w:i/>
@@ -14630,7 +17336,21 @@
                 <w:i/>
                 <w:iCs/>
               </w:rPr>
-              <w:t>03..</w:t>
+              <w:t>0</w:t>
+            </w:r>
+            <w:r>
+              <w:rPr>
+                <w:i/>
+                <w:iCs/>
+              </w:rPr>
+              <w:t>3</w:t>
+            </w:r>
+            <w:r>
+              <w:rPr>
+                <w:i/>
+                <w:iCs/>
+              </w:rPr>
+              <w:t>..</w:t>
             </w:r>
             <w:proofErr w:type="gramEnd"/>
             <w:r>
@@ -14697,24 +17417,7 @@
         <w:t xml:space="preserve">The </w:t>
       </w:r>
       <w:r>
-        <w:t xml:space="preserve">maskable (IRQ) and non-maskable (NMI) interrupt events signify that an </w:t>
-      </w:r>
-      <w:proofErr w:type="gramStart"/>
-      <w:r>
-        <w:t>interrupt</w:t>
-      </w:r>
-      <w:proofErr w:type="gramEnd"/>
-      <w:r>
-        <w:t xml:space="preserve"> has occurred.  A begin display event signifies that the screen memory read, used to display screen memory, begins.  The screen memory is read every 50</w:t>
-      </w:r>
-      <w:r>
-        <w:rPr>
-          <w:vertAlign w:val="superscript"/>
-        </w:rPr>
-        <w:t>th</w:t>
-      </w:r>
-      <w:r>
-        <w:t xml:space="preserve"> of a second.</w:t>
+        <w:t>maskable (IRQ) and non-maskable (NMI) interrupt events signify that an interrupt has occurred.</w:t>
       </w:r>
     </w:p>
     <w:p>
@@ -14781,21 +17484,53 @@
       <w:r>
         <w:t>&gt;</w:t>
       </w:r>
+      <w:r>
+        <w:t xml:space="preserve"> + &lt;</w:t>
+      </w:r>
+      <w:proofErr w:type="spellStart"/>
+      <w:r>
+        <w:t>status_register</w:t>
+      </w:r>
+      <w:proofErr w:type="spellEnd"/>
+      <w:r>
+        <w:t>&gt;</w:t>
+      </w:r>
     </w:p>
     <w:p>
       <w:pPr>
         <w:ind w:left="1080"/>
       </w:pPr>
       <w:r>
+        <w:rPr>
+          <w:b/>
+          <w:bCs/>
+        </w:rPr>
         <w:t>&lt;</w:t>
       </w:r>
       <w:proofErr w:type="spellStart"/>
       <w:r>
+        <w:rPr>
+          <w:b/>
+          <w:bCs/>
+        </w:rPr>
         <w:t>cycle_count</w:t>
       </w:r>
       <w:proofErr w:type="spellEnd"/>
       <w:r>
-        <w:t>&gt; (1 byte) Specifies how many cycles it took to jump to the service routine.  This is always seven.</w:t>
+        <w:rPr>
+          <w:b/>
+          <w:bCs/>
+        </w:rPr>
+        <w:t>&gt;</w:t>
+      </w:r>
+      <w:r>
+        <w:t xml:space="preserve"> (1 byte) Specifies how many cycles it took to jump to the service routine. </w:t>
+      </w:r>
+      <w:r>
+        <w:t xml:space="preserve"> The value is </w:t>
+      </w:r>
+      <w:r>
+        <w:t>always seven.</w:t>
       </w:r>
     </w:p>
     <w:p>
@@ -14807,15 +17542,30 @@
         </w:rPr>
       </w:pPr>
       <w:r>
+        <w:rPr>
+          <w:b/>
+          <w:bCs/>
+        </w:rPr>
         <w:t>&lt;</w:t>
       </w:r>
       <w:proofErr w:type="spellStart"/>
       <w:r>
+        <w:rPr>
+          <w:b/>
+          <w:bCs/>
+        </w:rPr>
         <w:t>destination_address</w:t>
       </w:r>
       <w:proofErr w:type="spellEnd"/>
       <w:r>
-        <w:t xml:space="preserve">&gt; (2 bytes).  The address of the interrupt service routine.  </w:t>
+        <w:rPr>
+          <w:b/>
+          <w:bCs/>
+        </w:rPr>
+        <w:t>&gt;</w:t>
+      </w:r>
+      <w:r>
+        <w:t xml:space="preserve"> (2 bytes).  The address of the interrupt service routine.  </w:t>
       </w:r>
       <w:r>
         <w:t>For NMI interrupts, the value held in $FFFA–$FFFB.  For IRQ’s, the value held in $FFFE–$FFFF.</w:t>
@@ -14826,25 +17576,41 @@
         <w:ind w:left="1080"/>
       </w:pPr>
       <w:r>
+        <w:rPr>
+          <w:b/>
+          <w:bCs/>
+        </w:rPr>
         <w:t>&lt;</w:t>
       </w:r>
       <w:proofErr w:type="spellStart"/>
       <w:r>
+        <w:rPr>
+          <w:b/>
+          <w:bCs/>
+        </w:rPr>
         <w:t>return_address</w:t>
       </w:r>
       <w:proofErr w:type="spellEnd"/>
       <w:r>
-        <w:t>&gt; (2 bytes).  The return address that was pushed on the stack.</w:t>
-      </w:r>
-    </w:p>
-    <w:p>
-      <w:pPr>
-        <w:ind w:left="720" w:hanging="720"/>
-      </w:pPr>
-      <w:r>
-        <w:tab/>
-      </w:r>
-      <w:r>
+        <w:rPr>
+          <w:b/>
+          <w:bCs/>
+        </w:rPr>
+        <w:t>&gt;</w:t>
+      </w:r>
+      <w:r>
+        <w:t xml:space="preserve"> (2 bytes).  The return address that was pushed on the stack.</w:t>
+      </w:r>
+    </w:p>
+    <w:p>
+      <w:pPr>
+        <w:ind w:left="1080"/>
+      </w:pPr>
+      <w:r>
+        <w:rPr>
+          <w:b/>
+          <w:bCs/>
+        </w:rPr>
         <w:t>&lt;</w:t>
       </w:r>
       <w:proofErr w:type="spellStart"/>
@@ -14853,19 +17619,96 @@
           <w:b/>
           <w:bCs/>
         </w:rPr>
-        <w:t>display_field</w:t>
-      </w:r>
-      <w:proofErr w:type="spellEnd"/>
+        <w:t>status_register</w:t>
+      </w:r>
+      <w:proofErr w:type="spellEnd"/>
+      <w:r>
+        <w:rPr>
+          <w:b/>
+          <w:bCs/>
+        </w:rPr>
+        <w:t>&gt;</w:t>
+      </w:r>
+      <w:r>
+        <w:t xml:space="preserve"> (1 byte).  The </w:t>
+      </w:r>
+      <w:r>
+        <w:t xml:space="preserve">status </w:t>
+      </w:r>
+      <w:r>
+        <w:t xml:space="preserve">register </w:t>
+      </w:r>
+      <w:r>
+        <w:t xml:space="preserve">that was </w:t>
+      </w:r>
+      <w:r>
+        <w:t>pushed on the stack</w:t>
+      </w:r>
       <w:proofErr w:type="gramStart"/>
       <w:r>
-        <w:t>&gt;</w:t>
-      </w:r>
-      <w:r>
-        <w:t xml:space="preserve">  (</w:t>
+        <w:t>.</w:t>
+      </w:r>
+      <w:r>
+        <w:t xml:space="preserve"> </w:t>
       </w:r>
       <w:proofErr w:type="gramEnd"/>
       <w:r>
-        <w:t>1 byte).  0 for even field, 1 for odd field (when interlaced sync is enabled).</w:t>
+        <w:t xml:space="preserve">The </w:t>
+      </w:r>
+      <w:r>
+        <w:t>‘</w:t>
+      </w:r>
+      <w:r>
+        <w:t>B flag</w:t>
+      </w:r>
+      <w:r>
+        <w:t>’</w:t>
+      </w:r>
+      <w:r>
+        <w:t xml:space="preserve"> (b</w:t>
+      </w:r>
+      <w:r>
+        <w:t>it</w:t>
+      </w:r>
+      <w:r>
+        <w:t>-</w:t>
+      </w:r>
+      <w:r>
+        <w:t>4</w:t>
+      </w:r>
+      <w:r>
+        <w:t>) is set</w:t>
+      </w:r>
+      <w:r>
+        <w:t xml:space="preserve"> if </w:t>
+      </w:r>
+      <w:r>
+        <w:t xml:space="preserve">a </w:t>
+      </w:r>
+      <w:r>
+        <w:rPr>
+          <w:b/>
+          <w:bCs/>
+        </w:rPr>
+        <w:t>BRK</w:t>
+      </w:r>
+      <w:r>
+        <w:t xml:space="preserve"> </w:t>
+      </w:r>
+      <w:r>
+        <w:t xml:space="preserve">instruction </w:t>
+      </w:r>
+      <w:r>
+        <w:t>invoked</w:t>
+      </w:r>
+      <w:r>
+        <w:t xml:space="preserve"> the interrupt</w:t>
+      </w:r>
+      <w:r>
+        <w:t xml:space="preserve"> (IRQ)</w:t>
+      </w:r>
+      <w:r>
+        <w:t>.</w:t>
       </w:r>
     </w:p>
     <w:p>
@@ -15028,15 +17871,30 @@
         <w:ind w:left="720"/>
       </w:pPr>
       <w:r>
+        <w:rPr>
+          <w:b/>
+          <w:bCs/>
+        </w:rPr>
         <w:t>&lt;</w:t>
       </w:r>
       <w:proofErr w:type="spellStart"/>
       <w:r>
+        <w:rPr>
+          <w:b/>
+          <w:bCs/>
+        </w:rPr>
         <w:t>opcode_address</w:t>
       </w:r>
       <w:proofErr w:type="spellEnd"/>
       <w:r>
-        <w:t>&gt; (1, 2, or 3 bytes) The instruction’s opcode address is encoded in 1, 2 or 3 bytes as depicted in the following table, where addresses are stored in relative format if possible.</w:t>
+        <w:rPr>
+          <w:b/>
+          <w:bCs/>
+        </w:rPr>
+        <w:t>&gt;</w:t>
+      </w:r>
+      <w:r>
+        <w:t xml:space="preserve"> (1, 2, or 3 bytes) The instruction’s opcode address is encoded in 1, 2 or 3 bytes as depicted in the following table, where addresses are stored in relative format if possible.</w:t>
       </w:r>
       <w:r>
         <w:t xml:space="preserve"> </w:t>
@@ -15088,7 +17946,6 @@
                 <w:b/>
                 <w:bCs/>
               </w:rPr>
-              <w:lastRenderedPageBreak/>
               <w:t>Address format</w:t>
             </w:r>
             <w:r>
@@ -15536,6 +18393,7 @@
         <w:ind w:left="720"/>
       </w:pPr>
       <w:r>
+        <w:lastRenderedPageBreak/>
         <w:t>The following pseudo code depicts how the opcode address is written.</w:t>
       </w:r>
     </w:p>
@@ -15896,7 +18754,14 @@
         <w:ind w:left="720"/>
       </w:pPr>
       <w:r>
-        <w:t>&lt;opcode&gt; (1 byte) The instruction’s opcode.</w:t>
+        <w:rPr>
+          <w:b/>
+          <w:bCs/>
+        </w:rPr>
+        <w:t>&lt;opcode&gt;</w:t>
+      </w:r>
+      <w:r>
+        <w:t xml:space="preserve"> (1 byte) The instruction’s opcode.</w:t>
       </w:r>
     </w:p>
     <w:p>
@@ -15904,123 +18769,152 @@
         <w:ind w:left="720"/>
       </w:pPr>
       <w:r>
-        <w:t xml:space="preserve">&lt;operand&gt; (0, 1, or 2 bytes) The instruction’s operand value.  The number of bytes is defined by the instruction’s </w:t>
+        <w:rPr>
+          <w:b/>
+          <w:bCs/>
+        </w:rPr>
+        <w:t>&lt;operand&gt;</w:t>
+      </w:r>
+      <w:r>
+        <w:t xml:space="preserve"> (0, 1, or 2 bytes) The instruction’s operand value.  The number of bytes is defined by the instruction’s opcode, per the 6502 &amp; 65C02 instruction set.</w:t>
+      </w:r>
+    </w:p>
+    <w:p>
+      <w:pPr>
+        <w:ind w:left="720"/>
+      </w:pPr>
+      <w:r>
+        <w:rPr>
+          <w:b/>
+          <w:bCs/>
+        </w:rPr>
+        <w:t>&lt;</w:t>
+      </w:r>
+      <w:proofErr w:type="spellStart"/>
+      <w:r>
+        <w:rPr>
+          <w:b/>
+          <w:bCs/>
+        </w:rPr>
+        <w:t>cycle_count</w:t>
+      </w:r>
+      <w:proofErr w:type="spellEnd"/>
+      <w:r>
+        <w:rPr>
+          <w:b/>
+          <w:bCs/>
+        </w:rPr>
+        <w:t>&gt;</w:t>
+      </w:r>
+      <w:r>
+        <w:t xml:space="preserve"> (</w:t>
+      </w:r>
+      <w:r>
+        <w:rPr>
+          <w:b/>
+          <w:bCs/>
+        </w:rPr>
+        <w:t xml:space="preserve">bits </w:t>
       </w:r>
       <w:proofErr w:type="gramStart"/>
       <w:r>
-        <w:t>opcode</w:t>
+        <w:rPr>
+          <w:b/>
+          <w:bCs/>
+        </w:rPr>
+        <w:t>0..</w:t>
       </w:r>
       <w:proofErr w:type="gramEnd"/>
       <w:r>
-        <w:t>, per the 6502 &amp; 65C02 instruction set.</w:t>
-      </w:r>
-    </w:p>
-    <w:p>
-      <w:pPr>
-        <w:ind w:left="720"/>
-      </w:pPr>
-      <w:r>
+        <w:rPr>
+          <w:b/>
+          <w:bCs/>
+        </w:rPr>
+        <w:t>2</w:t>
+      </w:r>
+      <w:r>
+        <w:t xml:space="preserve"> of next byte) Contains the number</w:t>
+      </w:r>
+      <w:r>
+        <w:t xml:space="preserve"> </w:t>
+      </w:r>
+      <w:r>
+        <w:t>of cycles</w:t>
+      </w:r>
+      <w:r>
+        <w:t>, minus two,</w:t>
+      </w:r>
+      <w:r>
+        <w:t xml:space="preserve"> </w:t>
+      </w:r>
+      <w:r>
+        <w:t xml:space="preserve">that </w:t>
+      </w:r>
+      <w:r>
+        <w:t xml:space="preserve">the instruction took to execute.  The </w:t>
+      </w:r>
+      <w:r>
+        <w:t xml:space="preserve">decoded </w:t>
+      </w:r>
+      <w:r>
+        <w:t xml:space="preserve">value </w:t>
+      </w:r>
+      <w:r>
+        <w:t xml:space="preserve">is </w:t>
+      </w:r>
+      <w:r>
+        <w:t xml:space="preserve">in the range: </w:t>
+      </w:r>
+      <w:proofErr w:type="gramStart"/>
+      <w:r>
+        <w:t>2..</w:t>
+      </w:r>
+      <w:proofErr w:type="gramEnd"/>
+      <w:r>
+        <w:t>9</w:t>
+      </w:r>
+      <w:r>
+        <w:t>.</w:t>
+      </w:r>
+      <w:r>
+        <w:t xml:space="preserve">  </w:t>
+      </w:r>
+      <w:r>
+        <w:t>S</w:t>
+      </w:r>
+      <w:r>
+        <w:t>ome undocumented 6502 instructions can have a cycle count greater than 7.</w:t>
+      </w:r>
+    </w:p>
+    <w:p>
+      <w:pPr>
+        <w:ind w:left="1080" w:hanging="360"/>
+      </w:pPr>
+      <w:r>
+        <w:rPr>
+          <w:b/>
+          <w:bCs/>
+        </w:rPr>
         <w:t>&lt;</w:t>
       </w:r>
       <w:proofErr w:type="spellStart"/>
       <w:r>
-        <w:t>cycle_count</w:t>
-      </w:r>
-      <w:proofErr w:type="spellEnd"/>
-      <w:r>
-        <w:t>&gt; (</w:t>
-      </w:r>
-      <w:r>
-        <w:rPr>
-          <w:b/>
-          <w:bCs/>
-        </w:rPr>
-        <w:t xml:space="preserve">bits </w:t>
-      </w:r>
-      <w:proofErr w:type="gramStart"/>
-      <w:r>
-        <w:rPr>
-          <w:b/>
-          <w:bCs/>
-        </w:rPr>
-        <w:t>0..</w:t>
-      </w:r>
-      <w:proofErr w:type="gramEnd"/>
-      <w:r>
-        <w:rPr>
-          <w:b/>
-          <w:bCs/>
-        </w:rPr>
-        <w:t>2</w:t>
-      </w:r>
-      <w:r>
-        <w:t xml:space="preserve"> of next byte) Contains the number</w:t>
-      </w:r>
-      <w:r>
-        <w:t xml:space="preserve"> </w:t>
-      </w:r>
-      <w:r>
-        <w:t>of cycles</w:t>
-      </w:r>
-      <w:r>
-        <w:t>, minus two,</w:t>
-      </w:r>
-      <w:r>
-        <w:t xml:space="preserve"> </w:t>
-      </w:r>
-      <w:r>
-        <w:t xml:space="preserve">that </w:t>
-      </w:r>
-      <w:r>
-        <w:t xml:space="preserve">the instruction took to execute.  The </w:t>
-      </w:r>
-      <w:r>
-        <w:t xml:space="preserve">decoded </w:t>
-      </w:r>
-      <w:r>
-        <w:t xml:space="preserve">value </w:t>
-      </w:r>
-      <w:r>
-        <w:t xml:space="preserve">is </w:t>
-      </w:r>
-      <w:r>
-        <w:t xml:space="preserve">in the range: </w:t>
-      </w:r>
-      <w:proofErr w:type="gramStart"/>
-      <w:r>
-        <w:t>2..</w:t>
-      </w:r>
-      <w:proofErr w:type="gramEnd"/>
-      <w:r>
-        <w:t>9</w:t>
-      </w:r>
-      <w:r>
-        <w:t>.</w:t>
-      </w:r>
-      <w:r>
-        <w:t xml:space="preserve">  </w:t>
-      </w:r>
-      <w:r>
-        <w:t>S</w:t>
-      </w:r>
-      <w:r>
-        <w:t>ome undocumented 6502 instructions can have a cycle count greater than 7.</w:t>
-      </w:r>
-    </w:p>
-    <w:p>
-      <w:pPr>
-        <w:ind w:left="1080" w:hanging="360"/>
-      </w:pPr>
-      <w:r>
-        <w:t>&lt;</w:t>
-      </w:r>
-      <w:proofErr w:type="spellStart"/>
-      <w:r>
+        <w:rPr>
+          <w:b/>
+          <w:bCs/>
+        </w:rPr>
         <w:t>modified_registers</w:t>
       </w:r>
       <w:proofErr w:type="spellEnd"/>
       <w:r>
-        <w:t xml:space="preserve">&gt; = </w:t>
+        <w:rPr>
+          <w:b/>
+          <w:bCs/>
+        </w:rPr>
+        <w:t>&gt;</w:t>
+      </w:r>
+      <w:r>
+        <w:t xml:space="preserve"> = </w:t>
       </w:r>
       <w:r>
         <w:br/>
@@ -16133,15 +19027,32 @@
       </w:pPr>
       <w:r>
         <w:tab/>
+      </w:r>
+      <w:r>
+        <w:rPr>
+          <w:b/>
+          <w:bCs/>
+        </w:rPr>
         <w:t>&lt;</w:t>
       </w:r>
       <w:proofErr w:type="spellStart"/>
       <w:r>
+        <w:rPr>
+          <w:b/>
+          <w:bCs/>
+        </w:rPr>
         <w:t>modified_register_flags</w:t>
       </w:r>
       <w:proofErr w:type="spellEnd"/>
       <w:r>
-        <w:t>&gt; (</w:t>
+        <w:rPr>
+          <w:b/>
+          <w:bCs/>
+        </w:rPr>
+        <w:t>&gt;</w:t>
+      </w:r>
+      <w:r>
+        <w:t xml:space="preserve"> (</w:t>
       </w:r>
       <w:r>
         <w:rPr>
@@ -16167,11 +19078,7 @@
         <w:t>7</w:t>
       </w:r>
       <w:r>
-        <w:t xml:space="preserve"> of next byte).  Bit flags indicating which register value(s) the instruction modified.  The table below lists which bits are </w:t>
-      </w:r>
-      <w:r>
-        <w:lastRenderedPageBreak/>
-        <w:t>set for each corresponding modified register.  The bits are only set if the executed instruction changed the contents/value of the corresponding register.</w:t>
+        <w:t xml:space="preserve"> of next byte).  Bit flags indicating which register value(s) the instruction modified.  The table below lists which bits are set for each corresponding modified register.  The bits are only set if the executed instruction changed the contents/value of the corresponding register.</w:t>
       </w:r>
     </w:p>
     <w:tbl>
@@ -16328,6 +19235,7 @@
               <w:jc w:val="center"/>
             </w:pPr>
             <w:r>
+              <w:lastRenderedPageBreak/>
               <w:t>6</w:t>
             </w:r>
           </w:p>
@@ -16393,7 +19301,14 @@
         <w:ind w:left="1080"/>
       </w:pPr>
       <w:r>
-        <w:t>&lt;accumulator&gt; (0 or 1 byte) Contains the value of the accumulator.  The value is written if the corresponding bit is set in &lt;</w:t>
+        <w:rPr>
+          <w:b/>
+          <w:bCs/>
+        </w:rPr>
+        <w:t>&lt;accumulator&gt;</w:t>
+      </w:r>
+      <w:r>
+        <w:t xml:space="preserve"> (0 or 1 byte) Contains the value of the accumulator.  The value is written if the corresponding bit is set in &lt;</w:t>
       </w:r>
       <w:proofErr w:type="spellStart"/>
       <w:r>
@@ -16409,15 +19324,30 @@
         <w:ind w:left="1080"/>
       </w:pPr>
       <w:r>
+        <w:rPr>
+          <w:b/>
+          <w:bCs/>
+        </w:rPr>
         <w:t>&lt;</w:t>
       </w:r>
       <w:proofErr w:type="spellStart"/>
       <w:r>
+        <w:rPr>
+          <w:b/>
+          <w:bCs/>
+        </w:rPr>
         <w:t>x_register</w:t>
       </w:r>
       <w:proofErr w:type="spellEnd"/>
       <w:r>
-        <w:t>&gt; (0 or 1 byte) Contains the new value of the X register.  The value is written if the corresponding bit is set in &lt;</w:t>
+        <w:rPr>
+          <w:b/>
+          <w:bCs/>
+        </w:rPr>
+        <w:t>&gt;</w:t>
+      </w:r>
+      <w:r>
+        <w:t xml:space="preserve"> (0 or 1 byte) Contains the new value of the X register.  The value is written if the corresponding bit is set in &lt;</w:t>
       </w:r>
       <w:proofErr w:type="spellStart"/>
       <w:r>
@@ -16433,15 +19363,30 @@
         <w:ind w:left="1080"/>
       </w:pPr>
       <w:r>
+        <w:rPr>
+          <w:b/>
+          <w:bCs/>
+        </w:rPr>
         <w:t>&lt;</w:t>
       </w:r>
       <w:proofErr w:type="spellStart"/>
       <w:r>
+        <w:rPr>
+          <w:b/>
+          <w:bCs/>
+        </w:rPr>
         <w:t>y_register</w:t>
       </w:r>
       <w:proofErr w:type="spellEnd"/>
       <w:r>
-        <w:t>&gt; (0 or 1 byte) Contains the new value of the Y register.  The value is written if the corresponding bit is set in &lt;</w:t>
+        <w:rPr>
+          <w:b/>
+          <w:bCs/>
+        </w:rPr>
+        <w:t>&gt;</w:t>
+      </w:r>
+      <w:r>
+        <w:t xml:space="preserve"> (0 or 1 byte) Contains the new value of the Y register.  The value is written if the corresponding bit is set in &lt;</w:t>
       </w:r>
       <w:proofErr w:type="spellStart"/>
       <w:r>
@@ -16457,15 +19402,30 @@
         <w:ind w:left="1080"/>
       </w:pPr>
       <w:r>
+        <w:rPr>
+          <w:b/>
+          <w:bCs/>
+        </w:rPr>
         <w:t>&lt;</w:t>
       </w:r>
       <w:proofErr w:type="spellStart"/>
       <w:r>
+        <w:rPr>
+          <w:b/>
+          <w:bCs/>
+        </w:rPr>
         <w:t>status_register</w:t>
       </w:r>
       <w:proofErr w:type="spellEnd"/>
       <w:r>
-        <w:t>&gt; (0 or 1 byte) Contains the new value of the status register.  The value is written if the corresponding bit is set in &lt;</w:t>
+        <w:rPr>
+          <w:b/>
+          <w:bCs/>
+        </w:rPr>
+        <w:t>&gt;</w:t>
+      </w:r>
+      <w:r>
+        <w:t xml:space="preserve"> (0 or 1 byte) Contains the new value of the status register.  The value is written if the corresponding bit is set in &lt;</w:t>
       </w:r>
       <w:proofErr w:type="spellStart"/>
       <w:r>
@@ -16481,15 +19441,30 @@
         <w:ind w:left="1080"/>
       </w:pPr>
       <w:r>
+        <w:rPr>
+          <w:b/>
+          <w:bCs/>
+        </w:rPr>
         <w:t>&lt;</w:t>
       </w:r>
       <w:proofErr w:type="spellStart"/>
       <w:r>
+        <w:rPr>
+          <w:b/>
+          <w:bCs/>
+        </w:rPr>
         <w:t>state_pointer</w:t>
       </w:r>
       <w:proofErr w:type="spellEnd"/>
       <w:r>
-        <w:t>&gt; (0 or 1 byte) Contains the new value of the stack pointer.   The value is written if the corresponding bit is set in &lt;</w:t>
+        <w:rPr>
+          <w:b/>
+          <w:bCs/>
+        </w:rPr>
+        <w:t>&gt;</w:t>
+      </w:r>
+      <w:r>
+        <w:t xml:space="preserve"> (0 or 1 byte) Contains the new value of the stack pointer.   The value is written if the corresponding bit is set in &lt;</w:t>
       </w:r>
       <w:proofErr w:type="spellStart"/>
       <w:r>
@@ -16505,15 +19480,30 @@
         <w:ind w:left="720"/>
       </w:pPr>
       <w:r>
+        <w:rPr>
+          <w:b/>
+          <w:bCs/>
+        </w:rPr>
         <w:t>&lt;</w:t>
       </w:r>
       <w:proofErr w:type="spellStart"/>
       <w:r>
+        <w:rPr>
+          <w:b/>
+          <w:bCs/>
+        </w:rPr>
         <w:t>destination_address</w:t>
       </w:r>
       <w:proofErr w:type="spellEnd"/>
       <w:r>
-        <w:t xml:space="preserve">&gt; (2 bytes) Populated for the </w:t>
+        <w:rPr>
+          <w:b/>
+          <w:bCs/>
+        </w:rPr>
+        <w:t>&gt;</w:t>
+      </w:r>
+      <w:r>
+        <w:t xml:space="preserve"> (2 bytes) Populated for the </w:t>
       </w:r>
       <w:r>
         <w:rPr>
@@ -16620,15 +19610,30 @@
         <w:ind w:left="720"/>
       </w:pPr>
       <w:r>
+        <w:rPr>
+          <w:b/>
+          <w:bCs/>
+        </w:rPr>
         <w:t>&lt;</w:t>
       </w:r>
       <w:proofErr w:type="spellStart"/>
       <w:r>
+        <w:rPr>
+          <w:b/>
+          <w:bCs/>
+        </w:rPr>
         <w:t>memory_address</w:t>
       </w:r>
       <w:proofErr w:type="spellEnd"/>
       <w:r>
-        <w:t xml:space="preserve">&gt; (2 bytes) Populated for all opcodes (except </w:t>
+        <w:rPr>
+          <w:b/>
+          <w:bCs/>
+        </w:rPr>
+        <w:t>&gt;</w:t>
+      </w:r>
+      <w:r>
+        <w:t xml:space="preserve"> (2 bytes) Populated for all opcodes (except </w:t>
       </w:r>
       <w:r>
         <w:rPr>
@@ -16771,7 +19776,6 @@
         <w:ind w:left="1440"/>
       </w:pPr>
       <w:r>
-        <w:lastRenderedPageBreak/>
         <w:t>(Absolute, X) - 65C02 extension</w:t>
       </w:r>
     </w:p>
@@ -16801,15 +19805,31 @@
         <w:ind w:left="720"/>
       </w:pPr>
       <w:r>
+        <w:rPr>
+          <w:b/>
+          <w:bCs/>
+        </w:rPr>
+        <w:lastRenderedPageBreak/>
         <w:t>&lt;</w:t>
       </w:r>
       <w:proofErr w:type="spellStart"/>
       <w:r>
+        <w:rPr>
+          <w:b/>
+          <w:bCs/>
+        </w:rPr>
         <w:t>memory_read_value</w:t>
       </w:r>
       <w:proofErr w:type="spellEnd"/>
       <w:r>
-        <w:t xml:space="preserve">&gt; (1 byte) Populated for opcodes (except </w:t>
+        <w:rPr>
+          <w:b/>
+          <w:bCs/>
+        </w:rPr>
+        <w:t>&gt;</w:t>
+      </w:r>
+      <w:r>
+        <w:t xml:space="preserve"> (1 byte) Populated for opcodes (except </w:t>
       </w:r>
       <w:r>
         <w:rPr>
@@ -16857,15 +19877,7 @@
         <w:ind w:left="720"/>
       </w:pPr>
       <w:r>
-        <w:t xml:space="preserve">The value is not populated </w:t>
-      </w:r>
-      <w:proofErr w:type="gramStart"/>
-      <w:r>
-        <w:t>for</w:t>
-      </w:r>
-      <w:proofErr w:type="gramEnd"/>
-      <w:r>
-        <w:t xml:space="preserve"> </w:t>
+        <w:t xml:space="preserve">The value is not populated for </w:t>
       </w:r>
       <w:r>
         <w:rPr>
@@ -16903,15 +19915,30 @@
         <w:ind w:left="720"/>
       </w:pPr>
       <w:r>
+        <w:rPr>
+          <w:b/>
+          <w:bCs/>
+        </w:rPr>
         <w:t>&lt;</w:t>
       </w:r>
       <w:proofErr w:type="spellStart"/>
       <w:r>
+        <w:rPr>
+          <w:b/>
+          <w:bCs/>
+        </w:rPr>
         <w:t>memory_write_value</w:t>
       </w:r>
       <w:proofErr w:type="spellEnd"/>
       <w:r>
-        <w:t xml:space="preserve">&gt; (1 byte) Populated for opcodes (except </w:t>
+        <w:rPr>
+          <w:b/>
+          <w:bCs/>
+        </w:rPr>
+        <w:t>&gt;</w:t>
+      </w:r>
+      <w:r>
+        <w:t xml:space="preserve"> (1 byte) Populated for opcodes (except </w:t>
       </w:r>
       <w:r>
         <w:rPr>
@@ -16957,43 +19984,6 @@
     <w:p>
       <w:pPr>
         <w:ind w:left="720"/>
-      </w:pPr>
-      <w:r>
-        <w:t xml:space="preserve">The value is not populated for </w:t>
-      </w:r>
-      <w:r>
-        <w:rPr>
-          <w:b/>
-          <w:bCs/>
-        </w:rPr>
-        <w:t>STA</w:t>
-      </w:r>
-      <w:r>
-        <w:t xml:space="preserve">, </w:t>
-      </w:r>
-      <w:r>
-        <w:rPr>
-          <w:b/>
-          <w:bCs/>
-        </w:rPr>
-        <w:t>STX</w:t>
-      </w:r>
-      <w:r>
-        <w:t xml:space="preserve"> and </w:t>
-      </w:r>
-      <w:r>
-        <w:rPr>
-          <w:b/>
-          <w:bCs/>
-        </w:rPr>
-        <w:t>STY</w:t>
-      </w:r>
-      <w:r>
-        <w:t xml:space="preserve"> as the associated register contains the written value.</w:t>
-      </w:r>
-    </w:p>
-    <w:p>
-      <w:pPr>
         <w:rPr>
           <w:rFonts w:asciiTheme="majorHAnsi" w:eastAsiaTheme="majorEastAsia" w:hAnsiTheme="majorHAnsi" w:cstheme="majorBidi"/>
           <w:color w:val="0F4761" w:themeColor="accent1" w:themeShade="BF"/>
@@ -17001,6 +19991,39 @@
           <w:szCs w:val="40"/>
         </w:rPr>
       </w:pPr>
+      <w:r>
+        <w:t xml:space="preserve">The value is not populated for </w:t>
+      </w:r>
+      <w:r>
+        <w:rPr>
+          <w:b/>
+          <w:bCs/>
+        </w:rPr>
+        <w:t>STA</w:t>
+      </w:r>
+      <w:r>
+        <w:t xml:space="preserve">, </w:t>
+      </w:r>
+      <w:r>
+        <w:rPr>
+          <w:b/>
+          <w:bCs/>
+        </w:rPr>
+        <w:t>STX</w:t>
+      </w:r>
+      <w:r>
+        <w:t xml:space="preserve"> and </w:t>
+      </w:r>
+      <w:r>
+        <w:rPr>
+          <w:b/>
+          <w:bCs/>
+        </w:rPr>
+        <w:t>STY</w:t>
+      </w:r>
+      <w:r>
+        <w:t xml:space="preserve"> as the associated register contains the written value.</w:t>
+      </w:r>
       <w:r>
         <w:br w:type="page"/>
       </w:r>
@@ -17379,7 +20402,15 @@
         </w:numPr>
       </w:pPr>
       <w:r>
-        <w:t>Defined new struct (</w:t>
+        <w:t xml:space="preserve">Defined new </w:t>
+      </w:r>
+      <w:proofErr w:type="gramStart"/>
+      <w:r>
+        <w:t>struct</w:t>
+      </w:r>
+      <w:proofErr w:type="gramEnd"/>
+      <w:r>
+        <w:t xml:space="preserve"> (</w:t>
       </w:r>
       <w:proofErr w:type="spellStart"/>
       <w:r>
@@ -17547,7 +20578,16 @@
         <w:t xml:space="preserve"> </w:t>
       </w:r>
       <w:r>
-        <w:t>macros which are no longer used.</w:t>
+        <w:t>macros which</w:t>
+      </w:r>
+      <w:r>
+        <w:t xml:space="preserve"> </w:t>
+      </w:r>
+      <w:r>
+        <w:t>are no longer used</w:t>
+      </w:r>
+      <w:r>
+        <w:t>.</w:t>
       </w:r>
     </w:p>
     <w:p>
@@ -17645,11 +20685,9 @@
           <w:bCs/>
         </w:rPr>
       </w:pPr>
-      <w:proofErr w:type="gramStart"/>
       <w:r>
         <w:t>Externed</w:t>
       </w:r>
-      <w:proofErr w:type="gramEnd"/>
       <w:r>
         <w:rPr>
           <w:b/>
@@ -17700,16 +20738,11 @@
         </w:rPr>
         <w:t xml:space="preserve"> </w:t>
       </w:r>
-      <w:proofErr w:type="gramStart"/>
       <w:r>
         <w:t>variables</w:t>
       </w:r>
       <w:r>
-        <w:t xml:space="preserve"> so these</w:t>
-      </w:r>
-      <w:proofErr w:type="gramEnd"/>
-      <w:r>
-        <w:t xml:space="preserve"> are accessible during snapshot serialization.</w:t>
+        <w:t xml:space="preserve"> so these are accessible during snapshot serialization.</w:t>
       </w:r>
     </w:p>
     <w:p>
@@ -17762,13 +20795,38 @@
           <w:bCs/>
         </w:rPr>
       </w:pPr>
-      <w:r>
-        <w:rPr>
-          <w:b/>
-          <w:bCs/>
-        </w:rPr>
-        <w:t>Video.cpp</w:t>
-      </w:r>
+      <w:proofErr w:type="spellStart"/>
+      <w:r>
+        <w:rPr>
+          <w:b/>
+          <w:bCs/>
+        </w:rPr>
+        <w:t>Video</w:t>
+      </w:r>
+      <w:r>
+        <w:rPr>
+          <w:b/>
+          <w:bCs/>
+        </w:rPr>
+        <w:t>.h</w:t>
+      </w:r>
+      <w:proofErr w:type="spellEnd"/>
+      <w:r>
+        <w:rPr>
+          <w:b/>
+          <w:bCs/>
+        </w:rPr>
+        <w:t>/</w:t>
+      </w:r>
+      <w:proofErr w:type="spellStart"/>
+      <w:r>
+        <w:rPr>
+          <w:b/>
+          <w:bCs/>
+        </w:rPr>
+        <w:t>cpp</w:t>
+      </w:r>
+      <w:proofErr w:type="spellEnd"/>
     </w:p>
     <w:p>
       <w:pPr>
@@ -17779,77 +20837,22 @@
         </w:numPr>
       </w:pPr>
       <w:r>
-        <w:t xml:space="preserve">Added call to </w:t>
-      </w:r>
-      <w:proofErr w:type="spellStart"/>
-      <w:r>
-        <w:t>PerfWriter_</w:t>
-      </w:r>
-      <w:proofErr w:type="gramStart"/>
-      <w:r>
-        <w:t>WriteBeginDisplayEvent</w:t>
-      </w:r>
-      <w:proofErr w:type="spellEnd"/>
-      <w:r>
-        <w:t>(</w:t>
-      </w:r>
-      <w:proofErr w:type="gramEnd"/>
-      <w:r>
-        <w:t xml:space="preserve">…) to log the start of screen display. </w:t>
-      </w:r>
-      <w:r>
-        <w:t xml:space="preserve"> </w:t>
-      </w:r>
-      <w:r>
-        <w:t xml:space="preserve">This wrapper function only invokes the </w:t>
-      </w:r>
-      <w:proofErr w:type="spellStart"/>
-      <w:r>
-        <w:t>PerfWriter</w:t>
-      </w:r>
-      <w:proofErr w:type="spellEnd"/>
-      <w:r>
-        <w:t xml:space="preserve"> class during </w:t>
-      </w:r>
-      <w:r>
-        <w:t xml:space="preserve">a </w:t>
-      </w:r>
-      <w:r>
-        <w:t>performance capture.</w:t>
-      </w:r>
-    </w:p>
-    <w:p>
-      <w:pPr>
-        <w:rPr>
-          <w:b/>
-          <w:bCs/>
-        </w:rPr>
-      </w:pPr>
-      <w:proofErr w:type="spellStart"/>
-      <w:r>
-        <w:rPr>
-          <w:b/>
-          <w:bCs/>
-        </w:rPr>
-        <w:t>Debug.h</w:t>
-      </w:r>
-      <w:proofErr w:type="spellEnd"/>
-      <w:r>
-        <w:rPr>
-          <w:b/>
-          <w:bCs/>
-        </w:rPr>
-        <w:t>/</w:t>
-      </w:r>
-      <w:proofErr w:type="spellStart"/>
-      <w:r>
-        <w:rPr>
-          <w:b/>
-          <w:bCs/>
-        </w:rPr>
-        <w:t>cpp</w:t>
-      </w:r>
-      <w:proofErr w:type="spellEnd"/>
+        <w:t xml:space="preserve">Added </w:t>
+      </w:r>
+      <w:proofErr w:type="spellStart"/>
+      <w:r>
+        <w:t>Video.DisplayScanline</w:t>
+      </w:r>
+      <w:proofErr w:type="spellEnd"/>
+      <w:r>
+        <w:t xml:space="preserve"> variable, which </w:t>
+      </w:r>
+      <w:r>
+        <w:t xml:space="preserve">holds </w:t>
+      </w:r>
+      <w:r>
+        <w:t>the number of HSYNC’s that have occurred since the last VSYNC.</w:t>
+      </w:r>
     </w:p>
     <w:p>
       <w:pPr>
@@ -17858,39 +20861,56 @@
           <w:ilvl w:val="0"/>
           <w:numId w:val="1"/>
         </w:numPr>
-        <w:rPr>
-          <w:b/>
-          <w:bCs/>
-        </w:rPr>
-      </w:pPr>
-      <w:r>
-        <w:t>Externed</w:t>
-      </w:r>
-      <w:r>
-        <w:rPr>
-          <w:b/>
-          <w:bCs/>
-        </w:rPr>
-        <w:t xml:space="preserve"> Labels</w:t>
-      </w:r>
-      <w:r>
-        <w:t xml:space="preserve"> vector so the labels are accessible during snapshot serialization.</w:t>
-      </w:r>
-    </w:p>
-    <w:p>
-      <w:pPr>
-        <w:rPr>
-          <w:b/>
-          <w:bCs/>
-        </w:rPr>
-      </w:pPr>
-      <w:proofErr w:type="spellStart"/>
-      <w:r>
-        <w:rPr>
-          <w:b/>
-          <w:bCs/>
-        </w:rPr>
-        <w:t>BeebWin.h</w:t>
+      </w:pPr>
+      <w:r>
+        <w:t xml:space="preserve">Added </w:t>
+      </w:r>
+      <w:r>
+        <w:t xml:space="preserve">helper to get the </w:t>
+      </w:r>
+      <w:r>
+        <w:t xml:space="preserve">emulator’s </w:t>
+      </w:r>
+      <w:r>
+        <w:t>v</w:t>
+      </w:r>
+      <w:r>
+        <w:t>ideo</w:t>
+      </w:r>
+      <w:r>
+        <w:t xml:space="preserve"> state: </w:t>
+      </w:r>
+      <w:proofErr w:type="spellStart"/>
+      <w:proofErr w:type="gramStart"/>
+      <w:r>
+        <w:t>VideoGetState</w:t>
+      </w:r>
+      <w:proofErr w:type="spellEnd"/>
+      <w:r>
+        <w:t>(</w:t>
+      </w:r>
+      <w:proofErr w:type="gramEnd"/>
+      <w:r>
+        <w:t>…)</w:t>
+      </w:r>
+      <w:r>
+        <w:t>.   This is called during snapshot chunk serialization.</w:t>
+      </w:r>
+    </w:p>
+    <w:p>
+      <w:pPr>
+        <w:rPr>
+          <w:b/>
+          <w:bCs/>
+        </w:rPr>
+      </w:pPr>
+      <w:proofErr w:type="spellStart"/>
+      <w:r>
+        <w:rPr>
+          <w:b/>
+          <w:bCs/>
+        </w:rPr>
+        <w:t>Debug.h</w:t>
       </w:r>
       <w:proofErr w:type="spellEnd"/>
       <w:r>
@@ -17909,13 +20929,6 @@
         <w:t>cpp</w:t>
       </w:r>
       <w:proofErr w:type="spellEnd"/>
-      <w:r>
-        <w:rPr>
-          <w:b/>
-          <w:bCs/>
-        </w:rPr>
-        <w:t>, BeebWinIo.cpp</w:t>
-      </w:r>
     </w:p>
     <w:p>
       <w:pPr>
@@ -17930,146 +20943,33 @@
         </w:rPr>
       </w:pPr>
       <w:r>
-        <w:t xml:space="preserve">Added performance capture functionality in the UX.  </w:t>
-      </w:r>
-      <w:r>
-        <w:t>Added</w:t>
-      </w:r>
-      <w:r>
-        <w:rPr>
-          <w:b/>
-          <w:bCs/>
-        </w:rPr>
-        <w:t xml:space="preserve"> </w:t>
-      </w:r>
-      <w:proofErr w:type="spellStart"/>
-      <w:proofErr w:type="gramStart"/>
-      <w:r>
-        <w:t>UpdatePerfCaptureMenu</w:t>
-      </w:r>
-      <w:proofErr w:type="spellEnd"/>
-      <w:r>
-        <w:t>(</w:t>
-      </w:r>
-      <w:proofErr w:type="gramEnd"/>
-      <w:r>
-        <w:t>)</w:t>
-      </w:r>
-      <w:r>
-        <w:t xml:space="preserve">, </w:t>
-      </w:r>
-      <w:proofErr w:type="spellStart"/>
-      <w:proofErr w:type="gramStart"/>
-      <w:r>
-        <w:t>CapturePerf</w:t>
-      </w:r>
-      <w:proofErr w:type="spellEnd"/>
-      <w:r>
-        <w:t>(</w:t>
-      </w:r>
-      <w:proofErr w:type="gramEnd"/>
-      <w:r>
-        <w:t>)</w:t>
-      </w:r>
-      <w:r>
-        <w:t xml:space="preserve">, </w:t>
-      </w:r>
-      <w:proofErr w:type="spellStart"/>
-      <w:proofErr w:type="gramStart"/>
-      <w:r>
-        <w:t>EndPerfCapture</w:t>
-      </w:r>
-      <w:proofErr w:type="spellEnd"/>
-      <w:r>
-        <w:t>(</w:t>
-      </w:r>
-      <w:proofErr w:type="gramEnd"/>
-      <w:r>
-        <w:t>)</w:t>
-      </w:r>
-      <w:r>
-        <w:t xml:space="preserve">, and </w:t>
-      </w:r>
-      <w:proofErr w:type="spellStart"/>
-      <w:proofErr w:type="gramStart"/>
-      <w:r>
-        <w:t>IsCapturingPerf</w:t>
-      </w:r>
-      <w:proofErr w:type="spellEnd"/>
-      <w:r>
-        <w:t>(</w:t>
-      </w:r>
-      <w:proofErr w:type="gramEnd"/>
-      <w:r>
-        <w:t>)</w:t>
-      </w:r>
-      <w:r>
-        <w:t xml:space="preserve"> functions</w:t>
-      </w:r>
-      <w:r>
-        <w:t xml:space="preserve"> (modelled from the existing video capture functionality) and invoked these in a similar way to how video capture is implemented.  The only notable differences are that </w:t>
-      </w:r>
-      <w:proofErr w:type="spellStart"/>
-      <w:r>
-        <w:t>CapturePerf</w:t>
-      </w:r>
-      <w:proofErr w:type="spellEnd"/>
-      <w:r>
-        <w:rPr>
-          <w:b/>
-          <w:bCs/>
-        </w:rPr>
-        <w:t xml:space="preserve"> </w:t>
-      </w:r>
-      <w:r>
-        <w:t xml:space="preserve">creates an instance of the </w:t>
-      </w:r>
-      <w:proofErr w:type="spellStart"/>
-      <w:r>
-        <w:t>PerfWriter</w:t>
-      </w:r>
-      <w:proofErr w:type="spellEnd"/>
-      <w:r>
-        <w:t xml:space="preserve"> class, initializes it, and </w:t>
-      </w:r>
-      <w:proofErr w:type="spellStart"/>
-      <w:r>
-        <w:t>EndPerfCapture</w:t>
-      </w:r>
-      <w:proofErr w:type="spellEnd"/>
-      <w:r>
-        <w:rPr>
-          <w:b/>
-          <w:bCs/>
-        </w:rPr>
-        <w:t xml:space="preserve"> </w:t>
-      </w:r>
-      <w:r>
-        <w:t xml:space="preserve">closes the capture, and deletes the </w:t>
-      </w:r>
-      <w:proofErr w:type="spellStart"/>
-      <w:r>
-        <w:t>PerfWriter</w:t>
-      </w:r>
-      <w:proofErr w:type="spellEnd"/>
-      <w:r>
-        <w:t xml:space="preserve"> instance.</w:t>
-      </w:r>
-    </w:p>
-    <w:p>
-      <w:pPr>
-        <w:rPr>
-          <w:b/>
-          <w:bCs/>
-        </w:rPr>
-      </w:pPr>
-      <w:proofErr w:type="spellStart"/>
-      <w:r>
-        <w:rPr>
-          <w:b/>
-          <w:bCs/>
-        </w:rPr>
-        <w:t>BeebWinPrefs.h</w:t>
+        <w:t>Externed</w:t>
+      </w:r>
+      <w:r>
+        <w:rPr>
+          <w:b/>
+          <w:bCs/>
+        </w:rPr>
+        <w:t xml:space="preserve"> Labels</w:t>
+      </w:r>
+      <w:r>
+        <w:t xml:space="preserve"> vector so the labels are accessible during snapshot serialization.</w:t>
+      </w:r>
+    </w:p>
+    <w:p>
+      <w:pPr>
+        <w:rPr>
+          <w:b/>
+          <w:bCs/>
+        </w:rPr>
+      </w:pPr>
+      <w:proofErr w:type="spellStart"/>
+      <w:r>
+        <w:rPr>
+          <w:b/>
+          <w:bCs/>
+        </w:rPr>
+        <w:t>BeebWin.h</w:t>
       </w:r>
       <w:proofErr w:type="spellEnd"/>
       <w:r>
@@ -18088,6 +20988,13 @@
         <w:t>cpp</w:t>
       </w:r>
       <w:proofErr w:type="spellEnd"/>
+      <w:r>
+        <w:rPr>
+          <w:b/>
+          <w:bCs/>
+        </w:rPr>
+        <w:t>, BeebWinIo.cpp</w:t>
+      </w:r>
     </w:p>
     <w:p>
       <w:pPr>
@@ -18096,46 +21003,170 @@
           <w:ilvl w:val="0"/>
           <w:numId w:val="1"/>
         </w:numPr>
-      </w:pPr>
-      <w:r>
-        <w:t xml:space="preserve">Added a </w:t>
-      </w:r>
-      <w:r>
-        <w:t xml:space="preserve">performance </w:t>
-      </w:r>
+        <w:rPr>
+          <w:b/>
+          <w:bCs/>
+        </w:rPr>
+      </w:pPr>
+      <w:r>
+        <w:t xml:space="preserve">Added performance capture functionality in the UX.  </w:t>
+      </w:r>
+      <w:r>
+        <w:t>Added</w:t>
+      </w:r>
+      <w:r>
+        <w:rPr>
+          <w:b/>
+          <w:bCs/>
+        </w:rPr>
+        <w:t xml:space="preserve"> </w:t>
+      </w:r>
+      <w:proofErr w:type="spellStart"/>
       <w:proofErr w:type="gramStart"/>
       <w:r>
-        <w:t>capture</w:t>
+        <w:t>UpdatePerfCaptureMenu</w:t>
+      </w:r>
+      <w:proofErr w:type="spellEnd"/>
+      <w:r>
+        <w:t>(</w:t>
       </w:r>
       <w:proofErr w:type="gramEnd"/>
       <w:r>
-        <w:t xml:space="preserve"> file path preference, used to remember the location of the last written </w:t>
-      </w:r>
-      <w:r>
-        <w:rPr>
-          <w:b/>
-          <w:bCs/>
-        </w:rPr>
-        <w:t>.perf</w:t>
-      </w:r>
-      <w:r>
-        <w:t xml:space="preserve"> file.</w:t>
-      </w:r>
-    </w:p>
-    <w:p>
-      <w:pPr>
-        <w:rPr>
-          <w:b/>
-          <w:bCs/>
-        </w:rPr>
-      </w:pPr>
-      <w:r>
-        <w:rPr>
-          <w:b/>
-          <w:bCs/>
-        </w:rPr>
-        <w:t>UefState.cpp</w:t>
-      </w:r>
+        <w:t>)</w:t>
+      </w:r>
+      <w:r>
+        <w:t xml:space="preserve">, </w:t>
+      </w:r>
+      <w:proofErr w:type="spellStart"/>
+      <w:proofErr w:type="gramStart"/>
+      <w:r>
+        <w:t>CapturePerf</w:t>
+      </w:r>
+      <w:proofErr w:type="spellEnd"/>
+      <w:r>
+        <w:t>(</w:t>
+      </w:r>
+      <w:proofErr w:type="gramEnd"/>
+      <w:r>
+        <w:t>)</w:t>
+      </w:r>
+      <w:r>
+        <w:t xml:space="preserve">, </w:t>
+      </w:r>
+      <w:proofErr w:type="spellStart"/>
+      <w:proofErr w:type="gramStart"/>
+      <w:r>
+        <w:t>EndPerfCapture</w:t>
+      </w:r>
+      <w:proofErr w:type="spellEnd"/>
+      <w:r>
+        <w:t>(</w:t>
+      </w:r>
+      <w:proofErr w:type="gramEnd"/>
+      <w:r>
+        <w:t>)</w:t>
+      </w:r>
+      <w:r>
+        <w:t xml:space="preserve">, and </w:t>
+      </w:r>
+      <w:proofErr w:type="spellStart"/>
+      <w:proofErr w:type="gramStart"/>
+      <w:r>
+        <w:t>IsCapturingPerf</w:t>
+      </w:r>
+      <w:proofErr w:type="spellEnd"/>
+      <w:r>
+        <w:t>(</w:t>
+      </w:r>
+      <w:proofErr w:type="gramEnd"/>
+      <w:r>
+        <w:t>)</w:t>
+      </w:r>
+      <w:r>
+        <w:t xml:space="preserve"> functions</w:t>
+      </w:r>
+      <w:r>
+        <w:t xml:space="preserve"> (modelled from the existing video capture functionality) and invoked these in a similar way to how video capture is implemented.  The only notable differences are that </w:t>
+      </w:r>
+      <w:proofErr w:type="spellStart"/>
+      <w:r>
+        <w:t>CapturePerf</w:t>
+      </w:r>
+      <w:proofErr w:type="spellEnd"/>
+      <w:r>
+        <w:rPr>
+          <w:b/>
+          <w:bCs/>
+        </w:rPr>
+        <w:t xml:space="preserve"> </w:t>
+      </w:r>
+      <w:r>
+        <w:t xml:space="preserve">creates an instance of the </w:t>
+      </w:r>
+      <w:proofErr w:type="spellStart"/>
+      <w:r>
+        <w:t>PerfWriter</w:t>
+      </w:r>
+      <w:proofErr w:type="spellEnd"/>
+      <w:r>
+        <w:t xml:space="preserve"> class, initializes it, and </w:t>
+      </w:r>
+      <w:proofErr w:type="spellStart"/>
+      <w:r>
+        <w:t>EndPerfCapture</w:t>
+      </w:r>
+      <w:proofErr w:type="spellEnd"/>
+      <w:r>
+        <w:rPr>
+          <w:b/>
+          <w:bCs/>
+        </w:rPr>
+        <w:t xml:space="preserve"> </w:t>
+      </w:r>
+      <w:r>
+        <w:t xml:space="preserve">closes the capture, and deletes the </w:t>
+      </w:r>
+      <w:proofErr w:type="spellStart"/>
+      <w:r>
+        <w:t>PerfWriter</w:t>
+      </w:r>
+      <w:proofErr w:type="spellEnd"/>
+      <w:r>
+        <w:t xml:space="preserve"> instance.</w:t>
+      </w:r>
+    </w:p>
+    <w:p>
+      <w:pPr>
+        <w:rPr>
+          <w:b/>
+          <w:bCs/>
+        </w:rPr>
+      </w:pPr>
+      <w:proofErr w:type="spellStart"/>
+      <w:r>
+        <w:rPr>
+          <w:b/>
+          <w:bCs/>
+        </w:rPr>
+        <w:t>BeebWinPrefs.h</w:t>
+      </w:r>
+      <w:proofErr w:type="spellEnd"/>
+      <w:r>
+        <w:rPr>
+          <w:b/>
+          <w:bCs/>
+        </w:rPr>
+        <w:t>/</w:t>
+      </w:r>
+      <w:proofErr w:type="spellStart"/>
+      <w:r>
+        <w:rPr>
+          <w:b/>
+          <w:bCs/>
+        </w:rPr>
+        <w:t>cpp</w:t>
+      </w:r>
+      <w:proofErr w:type="spellEnd"/>
     </w:p>
     <w:p>
       <w:pPr>
@@ -18144,64 +21175,38 @@
           <w:ilvl w:val="0"/>
           <w:numId w:val="1"/>
         </w:numPr>
-        <w:rPr>
-          <w:b/>
-          <w:bCs/>
-        </w:rPr>
-      </w:pPr>
-      <w:r>
-        <w:t>Incremented</w:t>
-      </w:r>
-      <w:r>
-        <w:rPr>
-          <w:b/>
-          <w:bCs/>
-        </w:rPr>
-        <w:t xml:space="preserve"> </w:t>
-      </w:r>
-      <w:r>
-        <w:rPr>
-          <w:b/>
-          <w:bCs/>
-        </w:rPr>
-        <w:t>UEFSTATE_VERSION</w:t>
-      </w:r>
-      <w:r>
-        <w:t xml:space="preserve"> as the call stack is serialized.</w:t>
-      </w:r>
-    </w:p>
-    <w:p>
-      <w:pPr>
-        <w:rPr>
-          <w:b/>
-          <w:bCs/>
-        </w:rPr>
-      </w:pPr>
-      <w:proofErr w:type="spellStart"/>
-      <w:r>
-        <w:rPr>
-          <w:b/>
-          <w:bCs/>
-        </w:rPr>
-        <w:t>BeebEm.rc</w:t>
-      </w:r>
-      <w:proofErr w:type="spellEnd"/>
-      <w:r>
-        <w:rPr>
-          <w:b/>
-          <w:bCs/>
-        </w:rPr>
-        <w:t xml:space="preserve">, </w:t>
-      </w:r>
-      <w:proofErr w:type="spellStart"/>
-      <w:r>
-        <w:rPr>
-          <w:b/>
-          <w:bCs/>
-        </w:rPr>
-        <w:t>Resource.h</w:t>
-      </w:r>
-      <w:proofErr w:type="spellEnd"/>
+      </w:pPr>
+      <w:r>
+        <w:t xml:space="preserve">Added a </w:t>
+      </w:r>
+      <w:r>
+        <w:t xml:space="preserve">performance capture file path preference, used to remember the location of the last written </w:t>
+      </w:r>
+      <w:r>
+        <w:rPr>
+          <w:b/>
+          <w:bCs/>
+        </w:rPr>
+        <w:t>.perf</w:t>
+      </w:r>
+      <w:r>
+        <w:t xml:space="preserve"> file.</w:t>
+      </w:r>
+    </w:p>
+    <w:p>
+      <w:pPr>
+        <w:rPr>
+          <w:b/>
+          <w:bCs/>
+        </w:rPr>
+      </w:pPr>
+      <w:r>
+        <w:rPr>
+          <w:b/>
+          <w:bCs/>
+        </w:rPr>
+        <w:t>UefState.cpp</w:t>
+      </w:r>
     </w:p>
     <w:p>
       <w:pPr>
@@ -18210,84 +21215,70 @@
           <w:ilvl w:val="0"/>
           <w:numId w:val="1"/>
         </w:numPr>
-      </w:pPr>
-      <w:r>
-        <w:t xml:space="preserve">Added </w:t>
-      </w:r>
-      <w:r>
-        <w:rPr>
-          <w:b/>
-          <w:bCs/>
-        </w:rPr>
-        <w:t>Capture Perf…</w:t>
-      </w:r>
-      <w:r>
-        <w:t xml:space="preserve"> and </w:t>
-      </w:r>
-      <w:r>
-        <w:rPr>
-          <w:b/>
-          <w:bCs/>
-        </w:rPr>
-        <w:t>End Perf</w:t>
-      </w:r>
-      <w:r>
-        <w:t xml:space="preserve"> file menu items, and respective ids.</w:t>
-      </w:r>
-    </w:p>
-    <w:p>
-      <w:pPr>
-        <w:rPr>
-          <w:b/>
-          <w:bCs/>
-        </w:rPr>
-      </w:pPr>
-      <w:r>
-        <w:rPr>
-          <w:b/>
-          <w:bCs/>
-        </w:rPr>
-        <w:t>*</w:t>
-      </w:r>
-      <w:proofErr w:type="spellStart"/>
-      <w:proofErr w:type="gramStart"/>
-      <w:r>
-        <w:rPr>
-          <w:b/>
-          <w:bCs/>
-        </w:rPr>
-        <w:t>BeebEm.</w:t>
-      </w:r>
-      <w:r>
-        <w:rPr>
-          <w:b/>
-          <w:bCs/>
-        </w:rPr>
-        <w:t>vc</w:t>
-      </w:r>
-      <w:r>
-        <w:rPr>
-          <w:b/>
-          <w:bCs/>
-        </w:rPr>
-        <w:t>x</w:t>
-      </w:r>
-      <w:r>
-        <w:rPr>
-          <w:b/>
-          <w:bCs/>
-        </w:rPr>
-        <w:t>proj</w:t>
-      </w:r>
-      <w:r>
-        <w:rPr>
-          <w:b/>
-          <w:bCs/>
-        </w:rPr>
-        <w:t>.filters</w:t>
-      </w:r>
-      <w:proofErr w:type="spellEnd"/>
-      <w:proofErr w:type="gramEnd"/>
+        <w:rPr>
+          <w:b/>
+          <w:bCs/>
+        </w:rPr>
+      </w:pPr>
+      <w:r>
+        <w:t>Incremented</w:t>
+      </w:r>
+      <w:r>
+        <w:rPr>
+          <w:b/>
+          <w:bCs/>
+        </w:rPr>
+        <w:t xml:space="preserve"> </w:t>
+      </w:r>
+      <w:r>
+        <w:rPr>
+          <w:b/>
+          <w:bCs/>
+        </w:rPr>
+        <w:t>UEFSTATE_VERSION</w:t>
+      </w:r>
+      <w:r>
+        <w:t xml:space="preserve"> as the call stack is </w:t>
+      </w:r>
+      <w:r>
+        <w:t xml:space="preserve">now </w:t>
+      </w:r>
+      <w:r>
+        <w:t>serialized.</w:t>
+      </w:r>
+    </w:p>
+    <w:p>
+      <w:pPr>
+        <w:rPr>
+          <w:b/>
+          <w:bCs/>
+        </w:rPr>
+      </w:pPr>
+      <w:proofErr w:type="spellStart"/>
+      <w:r>
+        <w:rPr>
+          <w:b/>
+          <w:bCs/>
+        </w:rPr>
+        <w:t>BeebEm.rc</w:t>
+      </w:r>
+      <w:proofErr w:type="spellEnd"/>
+      <w:r>
+        <w:rPr>
+          <w:b/>
+          <w:bCs/>
+        </w:rPr>
+        <w:t xml:space="preserve">, </w:t>
+      </w:r>
+      <w:proofErr w:type="spellStart"/>
+      <w:r>
+        <w:rPr>
+          <w:b/>
+          <w:bCs/>
+        </w:rPr>
+        <w:t>Resource.h</w:t>
+      </w:r>
+      <w:proofErr w:type="spellEnd"/>
     </w:p>
     <w:p>
       <w:pPr>
@@ -18298,33 +21289,82 @@
         </w:numPr>
       </w:pPr>
       <w:r>
-        <w:t>Added entry for PerfWriter.cpp</w:t>
-      </w:r>
-    </w:p>
-    <w:p>
-      <w:pPr>
-        <w:rPr>
-          <w:b/>
-          <w:bCs/>
-        </w:rPr>
-      </w:pPr>
-      <w:r>
-        <w:rPr>
-          <w:b/>
-          <w:bCs/>
-        </w:rPr>
-        <w:lastRenderedPageBreak/>
-        <w:t>*.</w:t>
-      </w:r>
-      <w:proofErr w:type="spellStart"/>
-      <w:r>
-        <w:rPr>
-          <w:b/>
-          <w:bCs/>
-        </w:rPr>
-        <w:t>vcxproj</w:t>
-      </w:r>
-      <w:proofErr w:type="spellEnd"/>
+        <w:t xml:space="preserve">Added </w:t>
+      </w:r>
+      <w:r>
+        <w:rPr>
+          <w:b/>
+          <w:bCs/>
+        </w:rPr>
+        <w:t>Capture Perf…</w:t>
+      </w:r>
+      <w:r>
+        <w:t xml:space="preserve"> and </w:t>
+      </w:r>
+      <w:r>
+        <w:rPr>
+          <w:b/>
+          <w:bCs/>
+        </w:rPr>
+        <w:t>End Perf</w:t>
+      </w:r>
+      <w:r>
+        <w:t xml:space="preserve"> file menu items, and respective ids.</w:t>
+      </w:r>
+    </w:p>
+    <w:p>
+      <w:pPr>
+        <w:rPr>
+          <w:b/>
+          <w:bCs/>
+        </w:rPr>
+      </w:pPr>
+      <w:r>
+        <w:rPr>
+          <w:b/>
+          <w:bCs/>
+        </w:rPr>
+        <w:t>*</w:t>
+      </w:r>
+      <w:proofErr w:type="spellStart"/>
+      <w:proofErr w:type="gramStart"/>
+      <w:r>
+        <w:rPr>
+          <w:b/>
+          <w:bCs/>
+        </w:rPr>
+        <w:t>BeebEm.</w:t>
+      </w:r>
+      <w:r>
+        <w:rPr>
+          <w:b/>
+          <w:bCs/>
+        </w:rPr>
+        <w:t>vc</w:t>
+      </w:r>
+      <w:r>
+        <w:rPr>
+          <w:b/>
+          <w:bCs/>
+        </w:rPr>
+        <w:t>x</w:t>
+      </w:r>
+      <w:r>
+        <w:rPr>
+          <w:b/>
+          <w:bCs/>
+        </w:rPr>
+        <w:t>proj</w:t>
+      </w:r>
+      <w:r>
+        <w:rPr>
+          <w:b/>
+          <w:bCs/>
+        </w:rPr>
+        <w:t>.filters</w:t>
+      </w:r>
+      <w:proofErr w:type="spellEnd"/>
+      <w:proofErr w:type="gramEnd"/>
     </w:p>
     <w:p>
       <w:pPr>
@@ -18335,16 +21375,33 @@
         </w:numPr>
       </w:pPr>
       <w:r>
-        <w:t xml:space="preserve">Updated </w:t>
-      </w:r>
-      <w:proofErr w:type="spellStart"/>
-      <w:r>
-        <w:t>WindowsTargetPlatformVersion</w:t>
-      </w:r>
-      <w:proofErr w:type="spellEnd"/>
-      <w:r>
-        <w:t xml:space="preserve"> to 10.0</w:t>
-      </w:r>
+        <w:lastRenderedPageBreak/>
+        <w:t>Added entry for PerfWriter.cpp</w:t>
+      </w:r>
+    </w:p>
+    <w:p>
+      <w:pPr>
+        <w:rPr>
+          <w:b/>
+          <w:bCs/>
+        </w:rPr>
+      </w:pPr>
+      <w:r>
+        <w:rPr>
+          <w:b/>
+          <w:bCs/>
+        </w:rPr>
+        <w:t>*.</w:t>
+      </w:r>
+      <w:proofErr w:type="spellStart"/>
+      <w:r>
+        <w:rPr>
+          <w:b/>
+          <w:bCs/>
+        </w:rPr>
+        <w:t>vcxproj</w:t>
+      </w:r>
+      <w:proofErr w:type="spellEnd"/>
     </w:p>
     <w:p>
       <w:pPr>
@@ -18359,14 +21416,11 @@
       </w:r>
       <w:proofErr w:type="spellStart"/>
       <w:r>
-        <w:t>PlatformToolset</w:t>
-      </w:r>
-      <w:proofErr w:type="spellEnd"/>
-      <w:r>
-        <w:t xml:space="preserve"> to v14</w:t>
-      </w:r>
-      <w:r>
-        <w:t>2.</w:t>
+        <w:t>WindowsTargetPlatformVersion</w:t>
+      </w:r>
+      <w:proofErr w:type="spellEnd"/>
+      <w:r>
+        <w:t xml:space="preserve"> to 10.0</w:t>
       </w:r>
     </w:p>
     <w:p>
@@ -18378,32 +21432,18 @@
         </w:numPr>
       </w:pPr>
       <w:r>
-        <w:t xml:space="preserve">Updated x64 hardware </w:t>
-      </w:r>
-      <w:r>
-        <w:t xml:space="preserve">configuration </w:t>
-      </w:r>
-      <w:proofErr w:type="spellStart"/>
-      <w:r>
-        <w:t>OutDir</w:t>
-      </w:r>
-      <w:proofErr w:type="spellEnd"/>
-      <w:r>
-        <w:t xml:space="preserve"> &amp; </w:t>
-      </w:r>
-      <w:proofErr w:type="spellStart"/>
-      <w:r>
-        <w:t>IntDir</w:t>
-      </w:r>
-      <w:proofErr w:type="spellEnd"/>
-      <w:r>
-        <w:t xml:space="preserve"> location</w:t>
-      </w:r>
-      <w:r>
-        <w:t>s</w:t>
-      </w:r>
-      <w:r>
-        <w:t xml:space="preserve"> to include \Hardware\</w:t>
+        <w:t xml:space="preserve">Updated </w:t>
+      </w:r>
+      <w:proofErr w:type="spellStart"/>
+      <w:r>
+        <w:t>PlatformToolset</w:t>
+      </w:r>
+      <w:proofErr w:type="spellEnd"/>
+      <w:r>
+        <w:t xml:space="preserve"> to v14</w:t>
+      </w:r>
+      <w:r>
+        <w:t>2.</w:t>
       </w:r>
     </w:p>
     <w:p>
@@ -18415,28 +21455,32 @@
         </w:numPr>
       </w:pPr>
       <w:r>
-        <w:t xml:space="preserve">Added DirectX SDK </w:t>
-      </w:r>
-      <w:r>
-        <w:t xml:space="preserve">to </w:t>
-      </w:r>
-      <w:r>
-        <w:t>Additional</w:t>
-      </w:r>
-      <w:r>
-        <w:t xml:space="preserve"> </w:t>
-      </w:r>
-      <w:r>
-        <w:t>Include</w:t>
-      </w:r>
-      <w:r>
-        <w:t xml:space="preserve"> </w:t>
-      </w:r>
-      <w:r>
-        <w:t>Directories</w:t>
-      </w:r>
-      <w:r>
-        <w:t xml:space="preserve"> (as this is not included in the v142 Platform Toolset)</w:t>
+        <w:t xml:space="preserve">Updated x64 hardware </w:t>
+      </w:r>
+      <w:r>
+        <w:t xml:space="preserve">configuration </w:t>
+      </w:r>
+      <w:proofErr w:type="spellStart"/>
+      <w:r>
+        <w:t>OutDir</w:t>
+      </w:r>
+      <w:proofErr w:type="spellEnd"/>
+      <w:r>
+        <w:t xml:space="preserve"> &amp; </w:t>
+      </w:r>
+      <w:proofErr w:type="spellStart"/>
+      <w:r>
+        <w:t>IntDir</w:t>
+      </w:r>
+      <w:proofErr w:type="spellEnd"/>
+      <w:r>
+        <w:t xml:space="preserve"> location</w:t>
+      </w:r>
+      <w:r>
+        <w:t>s</w:t>
+      </w:r>
+      <w:r>
+        <w:t xml:space="preserve"> to include \Hardware\</w:t>
       </w:r>
     </w:p>
     <w:p>
@@ -18448,6 +21492,39 @@
         </w:numPr>
       </w:pPr>
       <w:r>
+        <w:t xml:space="preserve">Added DirectX SDK </w:t>
+      </w:r>
+      <w:r>
+        <w:t xml:space="preserve">to </w:t>
+      </w:r>
+      <w:r>
+        <w:t>Additional</w:t>
+      </w:r>
+      <w:r>
+        <w:t xml:space="preserve"> </w:t>
+      </w:r>
+      <w:r>
+        <w:t>Include</w:t>
+      </w:r>
+      <w:r>
+        <w:t xml:space="preserve"> </w:t>
+      </w:r>
+      <w:r>
+        <w:t>Directories</w:t>
+      </w:r>
+      <w:r>
+        <w:t xml:space="preserve"> (as this is not included in the v142 Platform Toolset)</w:t>
+      </w:r>
+    </w:p>
+    <w:p>
+      <w:pPr>
+        <w:pStyle w:val="ListParagraph"/>
+        <w:numPr>
+          <w:ilvl w:val="0"/>
+          <w:numId w:val="1"/>
+        </w:numPr>
+      </w:pPr>
+      <w:r>
         <w:t xml:space="preserve">Added ATL to Resource Compiler’s </w:t>
       </w:r>
       <w:r>
@@ -18467,6 +21544,18 @@
       </w:r>
       <w:r>
         <w:t xml:space="preserve"> (as this is not included in the v142 Platform Toolset)</w:t>
+      </w:r>
+    </w:p>
+    <w:p>
+      <w:pPr>
+        <w:pStyle w:val="ListParagraph"/>
+        <w:numPr>
+          <w:ilvl w:val="0"/>
+          <w:numId w:val="1"/>
+        </w:numPr>
+      </w:pPr>
+      <w:r>
+        <w:t>Removed redundant property page includes.</w:t>
       </w:r>
     </w:p>
     <w:p>
@@ -18931,13 +22020,126 @@
     </w:lvl>
   </w:abstractNum>
   <w:abstractNum w:abstractNumId="1" w15:restartNumberingAfterBreak="0">
-    <w:nsid w:val="1B387730"/>
+    <w:nsid w:val="186B7353"/>
     <w:multiLevelType w:val="hybridMultilevel"/>
-    <w:tmpl w:val="9042C0B2"/>
-    <w:lvl w:ilvl="0" w:tplc="0409000F">
+    <w:tmpl w:val="F8ACA6AA"/>
+    <w:lvl w:ilvl="0" w:tplc="70F4D784">
+      <w:start w:val="320"/>
+      <w:numFmt w:val="bullet"/>
+      <w:lvlText w:val="-"/>
+      <w:lvlJc w:val="left"/>
+      <w:pPr>
+        <w:ind w:left="1440" w:hanging="360"/>
+      </w:pPr>
+      <w:rPr>
+        <w:rFonts w:ascii="Aptos" w:eastAsiaTheme="minorHAnsi" w:hAnsi="Aptos" w:cstheme="minorBidi" w:hint="default"/>
+      </w:rPr>
+    </w:lvl>
+    <w:lvl w:ilvl="1" w:tplc="04090003" w:tentative="1">
+      <w:start w:val="1"/>
+      <w:numFmt w:val="bullet"/>
+      <w:lvlText w:val="o"/>
+      <w:lvlJc w:val="left"/>
+      <w:pPr>
+        <w:ind w:left="2160" w:hanging="360"/>
+      </w:pPr>
+      <w:rPr>
+        <w:rFonts w:ascii="Courier New" w:hAnsi="Courier New" w:cs="Courier New" w:hint="default"/>
+      </w:rPr>
+    </w:lvl>
+    <w:lvl w:ilvl="2" w:tplc="04090005" w:tentative="1">
+      <w:start w:val="1"/>
+      <w:numFmt w:val="bullet"/>
+      <w:lvlText w:val=""/>
+      <w:lvlJc w:val="left"/>
+      <w:pPr>
+        <w:ind w:left="2880" w:hanging="360"/>
+      </w:pPr>
+      <w:rPr>
+        <w:rFonts w:ascii="Wingdings" w:hAnsi="Wingdings" w:hint="default"/>
+      </w:rPr>
+    </w:lvl>
+    <w:lvl w:ilvl="3" w:tplc="04090001" w:tentative="1">
+      <w:start w:val="1"/>
+      <w:numFmt w:val="bullet"/>
+      <w:lvlText w:val=""/>
+      <w:lvlJc w:val="left"/>
+      <w:pPr>
+        <w:ind w:left="3600" w:hanging="360"/>
+      </w:pPr>
+      <w:rPr>
+        <w:rFonts w:ascii="Symbol" w:hAnsi="Symbol" w:hint="default"/>
+      </w:rPr>
+    </w:lvl>
+    <w:lvl w:ilvl="4" w:tplc="04090003" w:tentative="1">
+      <w:start w:val="1"/>
+      <w:numFmt w:val="bullet"/>
+      <w:lvlText w:val="o"/>
+      <w:lvlJc w:val="left"/>
+      <w:pPr>
+        <w:ind w:left="4320" w:hanging="360"/>
+      </w:pPr>
+      <w:rPr>
+        <w:rFonts w:ascii="Courier New" w:hAnsi="Courier New" w:cs="Courier New" w:hint="default"/>
+      </w:rPr>
+    </w:lvl>
+    <w:lvl w:ilvl="5" w:tplc="04090005" w:tentative="1">
+      <w:start w:val="1"/>
+      <w:numFmt w:val="bullet"/>
+      <w:lvlText w:val=""/>
+      <w:lvlJc w:val="left"/>
+      <w:pPr>
+        <w:ind w:left="5040" w:hanging="360"/>
+      </w:pPr>
+      <w:rPr>
+        <w:rFonts w:ascii="Wingdings" w:hAnsi="Wingdings" w:hint="default"/>
+      </w:rPr>
+    </w:lvl>
+    <w:lvl w:ilvl="6" w:tplc="04090001" w:tentative="1">
+      <w:start w:val="1"/>
+      <w:numFmt w:val="bullet"/>
+      <w:lvlText w:val=""/>
+      <w:lvlJc w:val="left"/>
+      <w:pPr>
+        <w:ind w:left="5760" w:hanging="360"/>
+      </w:pPr>
+      <w:rPr>
+        <w:rFonts w:ascii="Symbol" w:hAnsi="Symbol" w:hint="default"/>
+      </w:rPr>
+    </w:lvl>
+    <w:lvl w:ilvl="7" w:tplc="04090003" w:tentative="1">
+      <w:start w:val="1"/>
+      <w:numFmt w:val="bullet"/>
+      <w:lvlText w:val="o"/>
+      <w:lvlJc w:val="left"/>
+      <w:pPr>
+        <w:ind w:left="6480" w:hanging="360"/>
+      </w:pPr>
+      <w:rPr>
+        <w:rFonts w:ascii="Courier New" w:hAnsi="Courier New" w:cs="Courier New" w:hint="default"/>
+      </w:rPr>
+    </w:lvl>
+    <w:lvl w:ilvl="8" w:tplc="04090005" w:tentative="1">
+      <w:start w:val="1"/>
+      <w:numFmt w:val="bullet"/>
+      <w:lvlText w:val=""/>
+      <w:lvlJc w:val="left"/>
+      <w:pPr>
+        <w:ind w:left="7200" w:hanging="360"/>
+      </w:pPr>
+      <w:rPr>
+        <w:rFonts w:ascii="Wingdings" w:hAnsi="Wingdings" w:hint="default"/>
+      </w:rPr>
+    </w:lvl>
+  </w:abstractNum>
+  <w:abstractNum w:abstractNumId="2" w15:restartNumberingAfterBreak="0">
+    <w:nsid w:val="19980848"/>
+    <w:multiLevelType w:val="hybridMultilevel"/>
+    <w:tmpl w:val="AEE869D6"/>
+    <w:lvl w:ilvl="0" w:tplc="04090011">
       <w:start w:val="1"/>
       <w:numFmt w:val="decimal"/>
-      <w:lvlText w:val="%1."/>
+      <w:lvlText w:val="%1)"/>
       <w:lvlJc w:val="left"/>
       <w:pPr>
         <w:ind w:left="720" w:hanging="360"/>
@@ -19019,7 +22221,96 @@
       </w:pPr>
     </w:lvl>
   </w:abstractNum>
-  <w:abstractNum w:abstractNumId="2" w15:restartNumberingAfterBreak="0">
+  <w:abstractNum w:abstractNumId="3" w15:restartNumberingAfterBreak="0">
+    <w:nsid w:val="1B387730"/>
+    <w:multiLevelType w:val="hybridMultilevel"/>
+    <w:tmpl w:val="9042C0B2"/>
+    <w:lvl w:ilvl="0" w:tplc="0409000F">
+      <w:start w:val="1"/>
+      <w:numFmt w:val="decimal"/>
+      <w:lvlText w:val="%1."/>
+      <w:lvlJc w:val="left"/>
+      <w:pPr>
+        <w:ind w:left="720" w:hanging="360"/>
+      </w:pPr>
+      <w:rPr>
+        <w:rFonts w:hint="default"/>
+      </w:rPr>
+    </w:lvl>
+    <w:lvl w:ilvl="1" w:tplc="04090019" w:tentative="1">
+      <w:start w:val="1"/>
+      <w:numFmt w:val="lowerLetter"/>
+      <w:lvlText w:val="%2."/>
+      <w:lvlJc w:val="left"/>
+      <w:pPr>
+        <w:ind w:left="1440" w:hanging="360"/>
+      </w:pPr>
+    </w:lvl>
+    <w:lvl w:ilvl="2" w:tplc="0409001B" w:tentative="1">
+      <w:start w:val="1"/>
+      <w:numFmt w:val="lowerRoman"/>
+      <w:lvlText w:val="%3."/>
+      <w:lvlJc w:val="right"/>
+      <w:pPr>
+        <w:ind w:left="2160" w:hanging="180"/>
+      </w:pPr>
+    </w:lvl>
+    <w:lvl w:ilvl="3" w:tplc="0409000F" w:tentative="1">
+      <w:start w:val="1"/>
+      <w:numFmt w:val="decimal"/>
+      <w:lvlText w:val="%4."/>
+      <w:lvlJc w:val="left"/>
+      <w:pPr>
+        <w:ind w:left="2880" w:hanging="360"/>
+      </w:pPr>
+    </w:lvl>
+    <w:lvl w:ilvl="4" w:tplc="04090019" w:tentative="1">
+      <w:start w:val="1"/>
+      <w:numFmt w:val="lowerLetter"/>
+      <w:lvlText w:val="%5."/>
+      <w:lvlJc w:val="left"/>
+      <w:pPr>
+        <w:ind w:left="3600" w:hanging="360"/>
+      </w:pPr>
+    </w:lvl>
+    <w:lvl w:ilvl="5" w:tplc="0409001B" w:tentative="1">
+      <w:start w:val="1"/>
+      <w:numFmt w:val="lowerRoman"/>
+      <w:lvlText w:val="%6."/>
+      <w:lvlJc w:val="right"/>
+      <w:pPr>
+        <w:ind w:left="4320" w:hanging="180"/>
+      </w:pPr>
+    </w:lvl>
+    <w:lvl w:ilvl="6" w:tplc="0409000F" w:tentative="1">
+      <w:start w:val="1"/>
+      <w:numFmt w:val="decimal"/>
+      <w:lvlText w:val="%7."/>
+      <w:lvlJc w:val="left"/>
+      <w:pPr>
+        <w:ind w:left="5040" w:hanging="360"/>
+      </w:pPr>
+    </w:lvl>
+    <w:lvl w:ilvl="7" w:tplc="04090019" w:tentative="1">
+      <w:start w:val="1"/>
+      <w:numFmt w:val="lowerLetter"/>
+      <w:lvlText w:val="%8."/>
+      <w:lvlJc w:val="left"/>
+      <w:pPr>
+        <w:ind w:left="5760" w:hanging="360"/>
+      </w:pPr>
+    </w:lvl>
+    <w:lvl w:ilvl="8" w:tplc="0409001B" w:tentative="1">
+      <w:start w:val="1"/>
+      <w:numFmt w:val="lowerRoman"/>
+      <w:lvlText w:val="%9."/>
+      <w:lvlJc w:val="right"/>
+      <w:pPr>
+        <w:ind w:left="6480" w:hanging="180"/>
+      </w:pPr>
+    </w:lvl>
+  </w:abstractNum>
+  <w:abstractNum w:abstractNumId="4" w15:restartNumberingAfterBreak="0">
     <w:nsid w:val="265E1BA9"/>
     <w:multiLevelType w:val="hybridMultilevel"/>
     <w:tmpl w:val="96CA2A12"/>
@@ -19132,7 +22423,7 @@
       </w:rPr>
     </w:lvl>
   </w:abstractNum>
-  <w:abstractNum w:abstractNumId="3" w15:restartNumberingAfterBreak="0">
+  <w:abstractNum w:abstractNumId="5" w15:restartNumberingAfterBreak="0">
     <w:nsid w:val="29AA1028"/>
     <w:multiLevelType w:val="hybridMultilevel"/>
     <w:tmpl w:val="4672DC98"/>
@@ -19245,7 +22536,7 @@
       </w:rPr>
     </w:lvl>
   </w:abstractNum>
-  <w:abstractNum w:abstractNumId="4" w15:restartNumberingAfterBreak="0">
+  <w:abstractNum w:abstractNumId="6" w15:restartNumberingAfterBreak="0">
     <w:nsid w:val="2E33237D"/>
     <w:multiLevelType w:val="hybridMultilevel"/>
     <w:tmpl w:val="FC749FA4"/>
@@ -19334,7 +22625,7 @@
       </w:pPr>
     </w:lvl>
   </w:abstractNum>
-  <w:abstractNum w:abstractNumId="5" w15:restartNumberingAfterBreak="0">
+  <w:abstractNum w:abstractNumId="7" w15:restartNumberingAfterBreak="0">
     <w:nsid w:val="409B2ADC"/>
     <w:multiLevelType w:val="hybridMultilevel"/>
     <w:tmpl w:val="4AE0E284"/>
@@ -19423,7 +22714,7 @@
       </w:pPr>
     </w:lvl>
   </w:abstractNum>
-  <w:abstractNum w:abstractNumId="6" w15:restartNumberingAfterBreak="0">
+  <w:abstractNum w:abstractNumId="8" w15:restartNumberingAfterBreak="0">
     <w:nsid w:val="4C923F77"/>
     <w:multiLevelType w:val="hybridMultilevel"/>
     <w:tmpl w:val="B498CF6C"/>
@@ -19512,7 +22803,7 @@
       </w:pPr>
     </w:lvl>
   </w:abstractNum>
-  <w:abstractNum w:abstractNumId="7" w15:restartNumberingAfterBreak="0">
+  <w:abstractNum w:abstractNumId="9" w15:restartNumberingAfterBreak="0">
     <w:nsid w:val="4FED7D40"/>
     <w:multiLevelType w:val="hybridMultilevel"/>
     <w:tmpl w:val="7F58DA28"/>
@@ -19625,7 +22916,7 @@
       </w:rPr>
     </w:lvl>
   </w:abstractNum>
-  <w:abstractNum w:abstractNumId="8" w15:restartNumberingAfterBreak="0">
+  <w:abstractNum w:abstractNumId="10" w15:restartNumberingAfterBreak="0">
     <w:nsid w:val="50440345"/>
     <w:multiLevelType w:val="hybridMultilevel"/>
     <w:tmpl w:val="30663D12"/>
@@ -19738,7 +23029,7 @@
       </w:rPr>
     </w:lvl>
   </w:abstractNum>
-  <w:abstractNum w:abstractNumId="9" w15:restartNumberingAfterBreak="0">
+  <w:abstractNum w:abstractNumId="11" w15:restartNumberingAfterBreak="0">
     <w:nsid w:val="5A442749"/>
     <w:multiLevelType w:val="hybridMultilevel"/>
     <w:tmpl w:val="3AEE1C46"/>
@@ -19850,7 +23141,7 @@
       </w:rPr>
     </w:lvl>
   </w:abstractNum>
-  <w:abstractNum w:abstractNumId="10" w15:restartNumberingAfterBreak="0">
+  <w:abstractNum w:abstractNumId="12" w15:restartNumberingAfterBreak="0">
     <w:nsid w:val="5D1A04B1"/>
     <w:multiLevelType w:val="hybridMultilevel"/>
     <w:tmpl w:val="122A4170"/>
@@ -19962,7 +23253,7 @@
       </w:rPr>
     </w:lvl>
   </w:abstractNum>
-  <w:abstractNum w:abstractNumId="11" w15:restartNumberingAfterBreak="0">
+  <w:abstractNum w:abstractNumId="13" w15:restartNumberingAfterBreak="0">
     <w:nsid w:val="673E1561"/>
     <w:multiLevelType w:val="hybridMultilevel"/>
     <w:tmpl w:val="7D42D1F0"/>
@@ -20057,7 +23348,120 @@
       </w:pPr>
     </w:lvl>
   </w:abstractNum>
-  <w:abstractNum w:abstractNumId="12" w15:restartNumberingAfterBreak="0">
+  <w:abstractNum w:abstractNumId="14" w15:restartNumberingAfterBreak="0">
+    <w:nsid w:val="6B6E1EDE"/>
+    <w:multiLevelType w:val="hybridMultilevel"/>
+    <w:tmpl w:val="B1EA0BEA"/>
+    <w:lvl w:ilvl="0" w:tplc="04090001">
+      <w:start w:val="1"/>
+      <w:numFmt w:val="bullet"/>
+      <w:lvlText w:val=""/>
+      <w:lvlJc w:val="left"/>
+      <w:pPr>
+        <w:ind w:left="1440" w:hanging="360"/>
+      </w:pPr>
+      <w:rPr>
+        <w:rFonts w:ascii="Symbol" w:hAnsi="Symbol" w:hint="default"/>
+      </w:rPr>
+    </w:lvl>
+    <w:lvl w:ilvl="1" w:tplc="04090003" w:tentative="1">
+      <w:start w:val="1"/>
+      <w:numFmt w:val="bullet"/>
+      <w:lvlText w:val="o"/>
+      <w:lvlJc w:val="left"/>
+      <w:pPr>
+        <w:ind w:left="2160" w:hanging="360"/>
+      </w:pPr>
+      <w:rPr>
+        <w:rFonts w:ascii="Courier New" w:hAnsi="Courier New" w:cs="Courier New" w:hint="default"/>
+      </w:rPr>
+    </w:lvl>
+    <w:lvl w:ilvl="2" w:tplc="04090005" w:tentative="1">
+      <w:start w:val="1"/>
+      <w:numFmt w:val="bullet"/>
+      <w:lvlText w:val=""/>
+      <w:lvlJc w:val="left"/>
+      <w:pPr>
+        <w:ind w:left="2880" w:hanging="360"/>
+      </w:pPr>
+      <w:rPr>
+        <w:rFonts w:ascii="Wingdings" w:hAnsi="Wingdings" w:hint="default"/>
+      </w:rPr>
+    </w:lvl>
+    <w:lvl w:ilvl="3" w:tplc="04090001" w:tentative="1">
+      <w:start w:val="1"/>
+      <w:numFmt w:val="bullet"/>
+      <w:lvlText w:val=""/>
+      <w:lvlJc w:val="left"/>
+      <w:pPr>
+        <w:ind w:left="3600" w:hanging="360"/>
+      </w:pPr>
+      <w:rPr>
+        <w:rFonts w:ascii="Symbol" w:hAnsi="Symbol" w:hint="default"/>
+      </w:rPr>
+    </w:lvl>
+    <w:lvl w:ilvl="4" w:tplc="04090003" w:tentative="1">
+      <w:start w:val="1"/>
+      <w:numFmt w:val="bullet"/>
+      <w:lvlText w:val="o"/>
+      <w:lvlJc w:val="left"/>
+      <w:pPr>
+        <w:ind w:left="4320" w:hanging="360"/>
+      </w:pPr>
+      <w:rPr>
+        <w:rFonts w:ascii="Courier New" w:hAnsi="Courier New" w:cs="Courier New" w:hint="default"/>
+      </w:rPr>
+    </w:lvl>
+    <w:lvl w:ilvl="5" w:tplc="04090005" w:tentative="1">
+      <w:start w:val="1"/>
+      <w:numFmt w:val="bullet"/>
+      <w:lvlText w:val=""/>
+      <w:lvlJc w:val="left"/>
+      <w:pPr>
+        <w:ind w:left="5040" w:hanging="360"/>
+      </w:pPr>
+      <w:rPr>
+        <w:rFonts w:ascii="Wingdings" w:hAnsi="Wingdings" w:hint="default"/>
+      </w:rPr>
+    </w:lvl>
+    <w:lvl w:ilvl="6" w:tplc="04090001" w:tentative="1">
+      <w:start w:val="1"/>
+      <w:numFmt w:val="bullet"/>
+      <w:lvlText w:val=""/>
+      <w:lvlJc w:val="left"/>
+      <w:pPr>
+        <w:ind w:left="5760" w:hanging="360"/>
+      </w:pPr>
+      <w:rPr>
+        <w:rFonts w:ascii="Symbol" w:hAnsi="Symbol" w:hint="default"/>
+      </w:rPr>
+    </w:lvl>
+    <w:lvl w:ilvl="7" w:tplc="04090003" w:tentative="1">
+      <w:start w:val="1"/>
+      <w:numFmt w:val="bullet"/>
+      <w:lvlText w:val="o"/>
+      <w:lvlJc w:val="left"/>
+      <w:pPr>
+        <w:ind w:left="6480" w:hanging="360"/>
+      </w:pPr>
+      <w:rPr>
+        <w:rFonts w:ascii="Courier New" w:hAnsi="Courier New" w:cs="Courier New" w:hint="default"/>
+      </w:rPr>
+    </w:lvl>
+    <w:lvl w:ilvl="8" w:tplc="04090005" w:tentative="1">
+      <w:start w:val="1"/>
+      <w:numFmt w:val="bullet"/>
+      <w:lvlText w:val=""/>
+      <w:lvlJc w:val="left"/>
+      <w:pPr>
+        <w:ind w:left="7200" w:hanging="360"/>
+      </w:pPr>
+      <w:rPr>
+        <w:rFonts w:ascii="Wingdings" w:hAnsi="Wingdings" w:hint="default"/>
+      </w:rPr>
+    </w:lvl>
+  </w:abstractNum>
+  <w:abstractNum w:abstractNumId="15" w15:restartNumberingAfterBreak="0">
     <w:nsid w:val="6BCA6CF4"/>
     <w:multiLevelType w:val="hybridMultilevel"/>
     <w:tmpl w:val="72D6E6B6"/>
@@ -20170,7 +23574,7 @@
       </w:rPr>
     </w:lvl>
   </w:abstractNum>
-  <w:abstractNum w:abstractNumId="13" w15:restartNumberingAfterBreak="0">
+  <w:abstractNum w:abstractNumId="16" w15:restartNumberingAfterBreak="0">
     <w:nsid w:val="75D95229"/>
     <w:multiLevelType w:val="hybridMultilevel"/>
     <w:tmpl w:val="5150CA64"/>
@@ -20284,46 +23688,55 @@
     </w:lvl>
   </w:abstractNum>
   <w:num w:numId="1" w16cid:durableId="113254413">
-    <w:abstractNumId w:val="10"/>
+    <w:abstractNumId w:val="12"/>
   </w:num>
   <w:num w:numId="2" w16cid:durableId="1191190934">
-    <w:abstractNumId w:val="12"/>
+    <w:abstractNumId w:val="15"/>
   </w:num>
   <w:num w:numId="3" w16cid:durableId="1597638782">
-    <w:abstractNumId w:val="11"/>
+    <w:abstractNumId w:val="13"/>
   </w:num>
   <w:num w:numId="4" w16cid:durableId="1966617499">
     <w:abstractNumId w:val="0"/>
   </w:num>
   <w:num w:numId="5" w16cid:durableId="89743824">
+    <w:abstractNumId w:val="5"/>
+  </w:num>
+  <w:num w:numId="6" w16cid:durableId="132137380">
+    <w:abstractNumId w:val="6"/>
+  </w:num>
+  <w:num w:numId="7" w16cid:durableId="1259368659">
+    <w:abstractNumId w:val="9"/>
+  </w:num>
+  <w:num w:numId="8" w16cid:durableId="160396701">
+    <w:abstractNumId w:val="8"/>
+  </w:num>
+  <w:num w:numId="9" w16cid:durableId="1439565865">
     <w:abstractNumId w:val="3"/>
   </w:num>
-  <w:num w:numId="6" w16cid:durableId="132137380">
+  <w:num w:numId="10" w16cid:durableId="2029525784">
+    <w:abstractNumId w:val="7"/>
+  </w:num>
+  <w:num w:numId="11" w16cid:durableId="1269116298">
+    <w:abstractNumId w:val="10"/>
+  </w:num>
+  <w:num w:numId="12" w16cid:durableId="1616252896">
     <w:abstractNumId w:val="4"/>
   </w:num>
-  <w:num w:numId="7" w16cid:durableId="1259368659">
-    <w:abstractNumId w:val="7"/>
+  <w:num w:numId="13" w16cid:durableId="861095609">
+    <w:abstractNumId w:val="16"/>
   </w:num>
-  <w:num w:numId="8" w16cid:durableId="160396701">
-    <w:abstractNumId w:val="6"/>
+  <w:num w:numId="14" w16cid:durableId="1280840272">
+    <w:abstractNumId w:val="11"/>
   </w:num>
-  <w:num w:numId="9" w16cid:durableId="1439565865">
+  <w:num w:numId="15" w16cid:durableId="1090783217">
+    <w:abstractNumId w:val="2"/>
+  </w:num>
+  <w:num w:numId="16" w16cid:durableId="46877023">
     <w:abstractNumId w:val="1"/>
   </w:num>
-  <w:num w:numId="10" w16cid:durableId="2029525784">
-    <w:abstractNumId w:val="5"/>
-  </w:num>
-  <w:num w:numId="11" w16cid:durableId="1269116298">
-    <w:abstractNumId w:val="8"/>
-  </w:num>
-  <w:num w:numId="12" w16cid:durableId="1616252896">
-    <w:abstractNumId w:val="2"/>
-  </w:num>
-  <w:num w:numId="13" w16cid:durableId="861095609">
-    <w:abstractNumId w:val="13"/>
-  </w:num>
-  <w:num w:numId="14" w16cid:durableId="1280840272">
-    <w:abstractNumId w:val="9"/>
+  <w:num w:numId="17" w16cid:durableId="102655008">
+    <w:abstractNumId w:val="14"/>
   </w:num>
   <w:numIdMacAtCleanup w:val="14"/>
 </w:numbering>
@@ -20823,7 +24236,6 @@
     <w:next w:val="Normal"/>
     <w:link w:val="Heading5Char"/>
     <w:uiPriority w:val="9"/>
-    <w:semiHidden/>
     <w:unhideWhenUsed/>
     <w:qFormat/>
     <w:rsid w:val="00A461C6"/>
@@ -20929,7 +24341,6 @@
   <w:style w:type="character" w:default="1" w:styleId="DefaultParagraphFont">
     <w:name w:val="Default Paragraph Font"/>
     <w:uiPriority w:val="1"/>
-    <w:semiHidden/>
     <w:unhideWhenUsed/>
   </w:style>
   <w:style w:type="table" w:default="1" w:styleId="TableNormal">
@@ -21010,7 +24421,6 @@
     <w:basedOn w:val="DefaultParagraphFont"/>
     <w:link w:val="Heading5"/>
     <w:uiPriority w:val="9"/>
-    <w:semiHidden/>
     <w:rsid w:val="00A461C6"/>
     <w:rPr>
       <w:rFonts w:eastAsiaTheme="majorEastAsia" w:cstheme="majorBidi"/>

--- a/docs/BeebPerf.docx
+++ b/docs/BeebPerf.docx
@@ -412,15 +412,7 @@
           <w:rFonts w:ascii="Aptos" w:hAnsi="Aptos"/>
           <w:color w:val="000000"/>
         </w:rPr>
-        <w:t xml:space="preserve"> (</w:t>
-      </w:r>
-      <w:proofErr w:type="gramStart"/>
-      <w:r>
-        <w:rPr>
-          <w:rFonts w:ascii="Aptos" w:hAnsi="Aptos"/>
-          <w:color w:val="000000"/>
-        </w:rPr>
-        <w:t>see .</w:t>
+        <w:t xml:space="preserve"> (see .</w:t>
       </w:r>
       <w:r>
         <w:rPr>
@@ -434,15 +426,7 @@
           <w:rFonts w:ascii="Aptos" w:hAnsi="Aptos"/>
           <w:color w:val="000000"/>
         </w:rPr>
-        <w:t>erf</w:t>
-      </w:r>
-      <w:proofErr w:type="gramEnd"/>
-      <w:r>
-        <w:rPr>
-          <w:rFonts w:ascii="Aptos" w:hAnsi="Aptos"/>
-          <w:color w:val="000000"/>
-        </w:rPr>
-        <w:t xml:space="preserve"> </w:t>
+        <w:t xml:space="preserve">erf </w:t>
       </w:r>
       <w:r>
         <w:rPr>
@@ -992,19 +976,11 @@
         </w:rPr>
         <w:t xml:space="preserve">   </w:t>
       </w:r>
-      <w:proofErr w:type="gramStart"/>
       <w:r>
         <w:rPr>
           <w:color w:val="FFFFFF" w:themeColor="background1"/>
         </w:rPr>
-        <w:t>git</w:t>
-      </w:r>
-      <w:proofErr w:type="gramEnd"/>
-      <w:r>
-        <w:rPr>
-          <w:color w:val="FFFFFF" w:themeColor="background1"/>
-        </w:rPr>
-        <w:t xml:space="preserve"> </w:t>
+        <w:t xml:space="preserve">git </w:t>
       </w:r>
       <w:r>
         <w:rPr>
@@ -1247,17 +1223,12 @@
         <w:t xml:space="preserve">over BBC </w:t>
       </w:r>
       <w:r>
-        <w:t>disc activity, if code is loaded</w:t>
-      </w:r>
-      <w:proofErr w:type="gramStart"/>
-      <w:r>
-        <w:t>.</w:t>
+        <w:t>disc activity, if code is loaded.</w:t>
       </w:r>
       <w:r>
         <w:t xml:space="preserve"> </w:t>
       </w:r>
       <w:proofErr w:type="spellStart"/>
-      <w:proofErr w:type="gramEnd"/>
       <w:r>
         <w:rPr>
           <w:b/>
@@ -2095,15 +2066,43 @@
       <w:r>
         <w:t xml:space="preserve"> and </w:t>
       </w:r>
-      <w:proofErr w:type="gramStart"/>
-      <w:r>
-        <w:rPr>
-          <w:b/>
-          <w:bCs/>
-        </w:rPr>
-        <w:t>Zoom</w:t>
-      </w:r>
-      <w:proofErr w:type="gramEnd"/>
+      <w:r>
+        <w:rPr>
+          <w:b/>
+          <w:bCs/>
+        </w:rPr>
+        <w:t xml:space="preserve">Zoom </w:t>
+      </w:r>
+      <w:r>
+        <w:rPr>
+          <w:b/>
+          <w:bCs/>
+        </w:rPr>
+        <w:t>o</w:t>
+      </w:r>
+      <w:r>
+        <w:rPr>
+          <w:b/>
+          <w:bCs/>
+        </w:rPr>
+        <w:t>ut</w:t>
+      </w:r>
+      <w:r>
+        <w:t xml:space="preserve"> button</w:t>
+      </w:r>
+      <w:r>
+        <w:t>s change the scale</w:t>
+      </w:r>
+      <w:r>
+        <w:t xml:space="preserve">.  The </w:t>
+      </w:r>
+      <w:r>
+        <w:rPr>
+          <w:b/>
+          <w:bCs/>
+        </w:rPr>
+        <w:t>Fit selection</w:t>
+      </w:r>
       <w:r>
         <w:rPr>
           <w:b/>
@@ -2112,34 +2111,7 @@
         <w:t xml:space="preserve"> </w:t>
       </w:r>
       <w:r>
-        <w:rPr>
-          <w:b/>
-          <w:bCs/>
-        </w:rPr>
-        <w:t>o</w:t>
-      </w:r>
-      <w:r>
-        <w:rPr>
-          <w:b/>
-          <w:bCs/>
-        </w:rPr>
-        <w:t>ut</w:t>
-      </w:r>
-      <w:r>
-        <w:t xml:space="preserve"> button</w:t>
-      </w:r>
-      <w:r>
-        <w:t>s change the scale</w:t>
-      </w:r>
-      <w:r>
-        <w:t xml:space="preserve">.  The </w:t>
-      </w:r>
-      <w:r>
-        <w:rPr>
-          <w:b/>
-          <w:bCs/>
-        </w:rPr>
-        <w:t>Fit selection</w:t>
+        <w:t>button</w:t>
       </w:r>
       <w:r>
         <w:rPr>
@@ -2149,7 +2121,94 @@
         <w:t xml:space="preserve"> </w:t>
       </w:r>
       <w:r>
-        <w:t>button</w:t>
+        <w:t>scale</w:t>
+      </w:r>
+      <w:r>
+        <w:t>s</w:t>
+      </w:r>
+      <w:r>
+        <w:t xml:space="preserve"> and translate</w:t>
+      </w:r>
+      <w:r>
+        <w:t>s</w:t>
+      </w:r>
+      <w:r>
+        <w:t xml:space="preserve"> the view </w:t>
+      </w:r>
+      <w:r>
+        <w:t xml:space="preserve">as appropriate.  </w:t>
+      </w:r>
+    </w:p>
+    <w:p>
+      <w:r>
+        <w:t>Display-frame</w:t>
+      </w:r>
+      <w:r>
+        <w:t>s</w:t>
+      </w:r>
+      <w:r>
+        <w:t xml:space="preserve"> are shown below</w:t>
+      </w:r>
+      <w:r>
+        <w:t xml:space="preserve"> the </w:t>
+      </w:r>
+      <w:r>
+        <w:t>timeline</w:t>
+      </w:r>
+      <w:r>
+        <w:t>.</w:t>
+      </w:r>
+      <w:r>
+        <w:t xml:space="preserve">  Th</w:t>
+      </w:r>
+      <w:r>
+        <w:t xml:space="preserve">eir size can be changed </w:t>
+      </w:r>
+      <w:r>
+        <w:t xml:space="preserve">by dragging the </w:t>
+      </w:r>
+      <w:r>
+        <w:t xml:space="preserve">bottom </w:t>
+      </w:r>
+      <w:r>
+        <w:t xml:space="preserve">dividing </w:t>
+      </w:r>
+      <w:r>
+        <w:t>border.</w:t>
+      </w:r>
+      <w:r>
+        <w:t xml:space="preserve"> Frame number</w:t>
+      </w:r>
+      <w:r>
+        <w:t>s</w:t>
+      </w:r>
+      <w:r>
+        <w:t xml:space="preserve"> are displayed under each </w:t>
+      </w:r>
+      <w:r>
+        <w:t>display-frame</w:t>
+      </w:r>
+      <w:r>
+        <w:t>.</w:t>
+      </w:r>
+    </w:p>
+    <w:p>
+      <w:r>
+        <w:t xml:space="preserve">The </w:t>
+      </w:r>
+      <w:r>
+        <w:rPr>
+          <w:b/>
+          <w:bCs/>
+        </w:rPr>
+        <w:t xml:space="preserve">Fit </w:t>
+      </w:r>
+      <w:r>
+        <w:rPr>
+          <w:b/>
+          <w:bCs/>
+        </w:rPr>
+        <w:t>display</w:t>
       </w:r>
       <w:r>
         <w:rPr>
@@ -2159,132 +2218,25 @@
         <w:t xml:space="preserve"> </w:t>
       </w:r>
       <w:r>
-        <w:t>scale</w:t>
-      </w:r>
-      <w:r>
+        <w:rPr>
+          <w:b/>
+          <w:bCs/>
+        </w:rPr>
+        <w:t>frame</w:t>
+      </w:r>
+      <w:r>
+        <w:rPr>
+          <w:b/>
+          <w:bCs/>
+        </w:rPr>
         <w:t>s</w:t>
       </w:r>
       <w:r>
-        <w:t xml:space="preserve"> and translate</w:t>
-      </w:r>
-      <w:r>
-        <w:t>s</w:t>
-      </w:r>
-      <w:r>
-        <w:t xml:space="preserve"> the view </w:t>
-      </w:r>
-      <w:r>
-        <w:t xml:space="preserve">as appropriate.  </w:t>
-      </w:r>
-    </w:p>
-    <w:p>
-      <w:r>
-        <w:t>Display-frame</w:t>
-      </w:r>
-      <w:r>
-        <w:t>s</w:t>
-      </w:r>
-      <w:r>
-        <w:t xml:space="preserve"> are shown below</w:t>
-      </w:r>
-      <w:r>
-        <w:t xml:space="preserve"> the </w:t>
+        <w:t xml:space="preserve"> button scales the </w:t>
       </w:r>
       <w:r>
         <w:t>timeline</w:t>
       </w:r>
-      <w:r>
-        <w:t>.</w:t>
-      </w:r>
-      <w:r>
-        <w:t xml:space="preserve">  Th</w:t>
-      </w:r>
-      <w:r>
-        <w:t xml:space="preserve">eir size can be changed </w:t>
-      </w:r>
-      <w:r>
-        <w:t xml:space="preserve">by dragging the </w:t>
-      </w:r>
-      <w:r>
-        <w:t xml:space="preserve">bottom </w:t>
-      </w:r>
-      <w:r>
-        <w:t xml:space="preserve">dividing </w:t>
-      </w:r>
-      <w:r>
-        <w:t>border</w:t>
-      </w:r>
-      <w:proofErr w:type="gramStart"/>
-      <w:r>
-        <w:t>.</w:t>
-      </w:r>
-      <w:r>
-        <w:t xml:space="preserve"> </w:t>
-      </w:r>
-      <w:proofErr w:type="gramEnd"/>
-      <w:r>
-        <w:t>Frame number</w:t>
-      </w:r>
-      <w:r>
-        <w:t>s</w:t>
-      </w:r>
-      <w:r>
-        <w:t xml:space="preserve"> are displayed under each </w:t>
-      </w:r>
-      <w:r>
-        <w:t>display-frame</w:t>
-      </w:r>
-      <w:r>
-        <w:t>.</w:t>
-      </w:r>
-    </w:p>
-    <w:p>
-      <w:r>
-        <w:t xml:space="preserve">The </w:t>
-      </w:r>
-      <w:r>
-        <w:rPr>
-          <w:b/>
-          <w:bCs/>
-        </w:rPr>
-        <w:t xml:space="preserve">Fit </w:t>
-      </w:r>
-      <w:r>
-        <w:rPr>
-          <w:b/>
-          <w:bCs/>
-        </w:rPr>
-        <w:t>display</w:t>
-      </w:r>
-      <w:r>
-        <w:rPr>
-          <w:b/>
-          <w:bCs/>
-        </w:rPr>
-        <w:t xml:space="preserve"> </w:t>
-      </w:r>
-      <w:r>
-        <w:rPr>
-          <w:b/>
-          <w:bCs/>
-        </w:rPr>
-        <w:t>frame</w:t>
-      </w:r>
-      <w:r>
-        <w:rPr>
-          <w:b/>
-          <w:bCs/>
-        </w:rPr>
-        <w:t>s</w:t>
-      </w:r>
-      <w:r>
-        <w:t xml:space="preserve"> button scales the </w:t>
-      </w:r>
-      <w:proofErr w:type="gramStart"/>
-      <w:r>
-        <w:t>timeline</w:t>
-      </w:r>
-      <w:proofErr w:type="gramEnd"/>
       <w:r>
         <w:t xml:space="preserve"> so frames are </w:t>
       </w:r>
@@ -2503,9 +2455,11 @@
             <w:tcW w:w="1975" w:type="dxa"/>
           </w:tcPr>
           <w:p>
+            <w:proofErr w:type="spellStart"/>
             <w:r>
               <w:t>Self CPU</w:t>
             </w:r>
+            <w:proofErr w:type="spellEnd"/>
           </w:p>
         </w:tc>
         <w:tc>
@@ -3075,16 +3029,11 @@
         <w:t xml:space="preserve">top-level nodes </w:t>
       </w:r>
       <w:r>
-        <w:t>represent the program and interrupt entry points</w:t>
-      </w:r>
-      <w:proofErr w:type="gramStart"/>
-      <w:r>
-        <w:t>.</w:t>
+        <w:t>represent the program and interrupt entry points.</w:t>
       </w:r>
       <w:r>
         <w:t xml:space="preserve"> </w:t>
       </w:r>
-      <w:proofErr w:type="gramEnd"/>
       <w:r>
         <w:t xml:space="preserve">Each node in the tree shows </w:t>
       </w:r>
@@ -3298,17 +3247,8 @@
           <w:b/>
           <w:bCs/>
         </w:rPr>
-        <w:t xml:space="preserve">Call </w:t>
-      </w:r>
-      <w:proofErr w:type="gramStart"/>
-      <w:r>
-        <w:rPr>
-          <w:b/>
-          <w:bCs/>
-        </w:rPr>
-        <w:t>types</w:t>
-      </w:r>
-      <w:proofErr w:type="gramEnd"/>
+        <w:t>Call types</w:t>
+      </w:r>
       <w:r>
         <w:t xml:space="preserve"> button.</w:t>
       </w:r>
@@ -3641,21 +3581,12 @@
       <w:r>
         <w:t xml:space="preserve"> and </w:t>
       </w:r>
-      <w:proofErr w:type="gramStart"/>
-      <w:r>
-        <w:rPr>
-          <w:b/>
-          <w:bCs/>
-        </w:rPr>
-        <w:t>Edit</w:t>
-      </w:r>
-      <w:proofErr w:type="gramEnd"/>
-      <w:r>
-        <w:rPr>
-          <w:b/>
-          <w:bCs/>
-        </w:rPr>
-        <w:t>…</w:t>
+      <w:r>
+        <w:rPr>
+          <w:b/>
+          <w:bCs/>
+        </w:rPr>
+        <w:t>Edit…</w:t>
       </w:r>
       <w:r>
         <w:t xml:space="preserve"> frame settings button</w:t>
@@ -3799,26 +3730,16 @@
       <w:r>
         <w:t xml:space="preserve">sessions.  The </w:t>
       </w:r>
-      <w:proofErr w:type="gramStart"/>
-      <w:r>
-        <w:rPr>
-          <w:b/>
-          <w:bCs/>
-        </w:rPr>
-        <w:t>Add..</w:t>
-      </w:r>
-      <w:proofErr w:type="gramEnd"/>
-      <w:r>
-        <w:rPr>
-          <w:b/>
-          <w:bCs/>
-        </w:rPr>
-        <w:t xml:space="preserve"> </w:t>
+      <w:r>
+        <w:rPr>
+          <w:b/>
+          <w:bCs/>
+        </w:rPr>
+        <w:t xml:space="preserve">Add.. </w:t>
       </w:r>
       <w:r>
         <w:t xml:space="preserve">and </w:t>
       </w:r>
-      <w:proofErr w:type="gramStart"/>
       <w:r>
         <w:rPr>
           <w:b/>
@@ -3826,7 +3747,6 @@
         </w:rPr>
         <w:t>Edit..</w:t>
       </w:r>
-      <w:proofErr w:type="gramEnd"/>
       <w:r>
         <w:t xml:space="preserve"> button</w:t>
       </w:r>
@@ -5110,13 +5030,8 @@
       </w:r>
       <w:proofErr w:type="spellEnd"/>
       <w:r>
-        <w:t xml:space="preserve"> is a .NET Windows Forms app, written in C#</w:t>
-      </w:r>
-      <w:proofErr w:type="gramStart"/>
-      <w:r>
-        <w:t xml:space="preserve">. </w:t>
-      </w:r>
-      <w:proofErr w:type="gramEnd"/>
+        <w:t xml:space="preserve"> is a .NET Windows Forms app, written in C#. </w:t>
+      </w:r>
       <w:r>
         <w:t>Whil</w:t>
       </w:r>
@@ -5135,11 +5050,7 @@
         <w:t>I considered implementing the analysis portions in C++</w:t>
       </w:r>
       <w:r>
-        <w:t xml:space="preserve">, to keep the memory footprint </w:t>
-      </w:r>
-      <w:proofErr w:type="gramStart"/>
-      <w:r>
-        <w:t>low</w:t>
+        <w:t>, to keep the memory footprint low</w:t>
       </w:r>
       <w:r>
         <w:t xml:space="preserve">, </w:t>
@@ -5148,11 +5059,7 @@
         <w:t xml:space="preserve"> </w:t>
       </w:r>
       <w:r>
-        <w:t>but</w:t>
-      </w:r>
-      <w:proofErr w:type="gramEnd"/>
-      <w:r>
-        <w:t xml:space="preserve"> this </w:t>
+        <w:t xml:space="preserve">but this </w:t>
       </w:r>
       <w:r>
         <w:t xml:space="preserve">never became </w:t>
@@ -5193,13 +5100,8 @@
         <w:t xml:space="preserve">Form which </w:t>
       </w:r>
       <w:r>
-        <w:t>ties the application together</w:t>
-      </w:r>
-      <w:proofErr w:type="gramStart"/>
-      <w:r>
-        <w:t xml:space="preserve">. </w:t>
-      </w:r>
-      <w:proofErr w:type="gramEnd"/>
+        <w:t xml:space="preserve">ties the application together. </w:t>
+      </w:r>
       <w:r>
         <w:t>T</w:t>
       </w:r>
@@ -5934,15 +5836,7 @@
         <w:t xml:space="preserve">All the events and instructions defined across </w:t>
       </w:r>
       <w:r>
-        <w:t xml:space="preserve">the </w:t>
-      </w:r>
-      <w:proofErr w:type="gramStart"/>
-      <w:r>
-        <w:t>read .perf</w:t>
-      </w:r>
-      <w:proofErr w:type="gramEnd"/>
-      <w:r>
-        <w:t xml:space="preserve"> file’s </w:t>
+        <w:t xml:space="preserve">the read .perf file’s </w:t>
       </w:r>
       <w:r>
         <w:t xml:space="preserve">execution chunks are put in a single </w:t>
@@ -7429,82 +7323,395 @@
     </w:p>
     <w:p>
       <w:pPr>
-        <w:rPr>
-          <w:rFonts w:ascii="Aptos" w:hAnsi="Aptos"/>
-          <w:color w:val="000000"/>
-        </w:rPr>
-      </w:pPr>
-      <w:r>
-        <w:rPr>
-          <w:rFonts w:ascii="Aptos" w:hAnsi="Aptos"/>
-          <w:color w:val="000000"/>
-        </w:rPr>
-        <w:t xml:space="preserve">The emulation is based on </w:t>
-      </w:r>
-      <w:proofErr w:type="spellStart"/>
-      <w:r>
-        <w:rPr>
-          <w:rFonts w:ascii="Aptos" w:hAnsi="Aptos"/>
-          <w:b/>
-          <w:bCs/>
-          <w:color w:val="000000"/>
-        </w:rPr>
-        <w:t>BeebEm’s</w:t>
-      </w:r>
-      <w:proofErr w:type="spellEnd"/>
-      <w:r>
-        <w:rPr>
-          <w:rFonts w:ascii="Aptos" w:hAnsi="Aptos"/>
-          <w:color w:val="000000"/>
-        </w:rPr>
-        <w:t xml:space="preserve"> implementation</w:t>
-      </w:r>
-      <w:r>
-        <w:rPr>
-          <w:rFonts w:ascii="Aptos" w:hAnsi="Aptos"/>
-          <w:color w:val="000000"/>
-        </w:rPr>
-        <w:t xml:space="preserve"> (see video.cpp)</w:t>
-      </w:r>
-      <w:r>
-        <w:rPr>
-          <w:rFonts w:ascii="Aptos" w:hAnsi="Aptos"/>
-          <w:color w:val="000000"/>
-        </w:rPr>
-        <w:t>, but always runs at scanline-character fidelity, regardless of the screen mode.</w:t>
-      </w:r>
-    </w:p>
-    <w:p>
-      <w:r>
-        <w:rPr>
-          <w:rFonts w:ascii="Aptos" w:hAnsi="Aptos"/>
-          <w:color w:val="000000"/>
-        </w:rPr>
-        <w:t>The emulation generates pixels in a 4bpp framebuffer (1024×</w:t>
-      </w:r>
-      <w:r>
-        <w:rPr>
-          <w:rFonts w:ascii="Aptos" w:hAnsi="Aptos"/>
-          <w:color w:val="000000"/>
-        </w:rPr>
-        <w:t>500</w:t>
-      </w:r>
-      <w:r>
-        <w:rPr>
-          <w:rFonts w:ascii="Aptos" w:hAnsi="Aptos"/>
-          <w:color w:val="000000"/>
-        </w:rPr>
-        <w:t>), where each value indexes a fixed palette of BBC physical colors: 0 black, 1 red, 2 green, 3 yellow, 4 blue, 5 magenta, 6 cyan, and 7 white.</w:t>
-      </w:r>
-    </w:p>
-    <w:p>
-      <w:pPr>
         <w:pStyle w:val="ListParagraph"/>
         <w:ind w:left="0"/>
         <w:contextualSpacing w:val="0"/>
       </w:pPr>
       <w:r>
-        <w:t>Displayed images are extracted from the frame buffer when a VSYNC occurs.</w:t>
+        <w:t>The emulation leverages performance log</w:t>
+      </w:r>
+      <w:r>
+        <w:t>:</w:t>
+      </w:r>
+      <w:r>
+        <w:t xml:space="preserve"> </w:t>
+      </w:r>
+      <w:r>
+        <w:rPr>
+          <w:b/>
+          <w:bCs/>
+        </w:rPr>
+        <w:t>CRTC</w:t>
+      </w:r>
+      <w:r>
+        <w:rPr>
+          <w:b/>
+          <w:bCs/>
+        </w:rPr>
+        <w:t xml:space="preserve"> </w:t>
+      </w:r>
+      <w:r>
+        <w:rPr>
+          <w:b/>
+          <w:bCs/>
+        </w:rPr>
+        <w:t>frame</w:t>
+      </w:r>
+      <w:r>
+        <w:rPr>
+          <w:b/>
+          <w:bCs/>
+        </w:rPr>
+        <w:t>-start</w:t>
+      </w:r>
+      <w:r>
+        <w:t xml:space="preserve"> </w:t>
+      </w:r>
+      <w:r>
+        <w:rPr>
+          <w:b/>
+          <w:bCs/>
+        </w:rPr>
+        <w:t>events</w:t>
+      </w:r>
+      <w:r>
+        <w:t xml:space="preserve"> which </w:t>
+      </w:r>
+      <w:r>
+        <w:t>mark</w:t>
+      </w:r>
+      <w:r>
+        <w:t xml:space="preserve"> the start of </w:t>
+      </w:r>
+      <w:r>
+        <w:t xml:space="preserve">every </w:t>
+      </w:r>
+      <w:r>
+        <w:t xml:space="preserve">CRTC </w:t>
+      </w:r>
+      <w:r>
+        <w:t>frame.  The</w:t>
+      </w:r>
+      <w:r>
+        <w:t>se</w:t>
+      </w:r>
+      <w:r>
+        <w:t xml:space="preserve"> event</w:t>
+      </w:r>
+      <w:r>
+        <w:t>s</w:t>
+      </w:r>
+      <w:r>
+        <w:t xml:space="preserve"> include a snapshot of the CRTC and ULA states</w:t>
+      </w:r>
+      <w:r>
+        <w:t>.</w:t>
+      </w:r>
+    </w:p>
+    <w:p>
+      <w:pPr>
+        <w:rPr>
+          <w:rFonts w:ascii="Aptos" w:hAnsi="Aptos"/>
+          <w:color w:val="000000"/>
+        </w:rPr>
+      </w:pPr>
+      <w:r>
+        <w:rPr>
+          <w:rFonts w:ascii="Aptos" w:hAnsi="Aptos"/>
+          <w:color w:val="000000"/>
+        </w:rPr>
+        <w:t>The</w:t>
+      </w:r>
+      <w:r>
+        <w:rPr>
+          <w:rFonts w:ascii="Aptos" w:hAnsi="Aptos"/>
+          <w:color w:val="000000"/>
+        </w:rPr>
+        <w:t xml:space="preserve"> </w:t>
+      </w:r>
+      <w:r>
+        <w:rPr>
+          <w:rFonts w:ascii="Aptos" w:hAnsi="Aptos"/>
+          <w:color w:val="000000"/>
+        </w:rPr>
+        <w:t xml:space="preserve">code </w:t>
+      </w:r>
+      <w:r>
+        <w:rPr>
+          <w:rFonts w:ascii="Aptos" w:hAnsi="Aptos"/>
+          <w:color w:val="000000"/>
+        </w:rPr>
+        <w:t xml:space="preserve">is </w:t>
+      </w:r>
+      <w:r>
+        <w:rPr>
+          <w:rFonts w:ascii="Aptos" w:hAnsi="Aptos"/>
+          <w:color w:val="000000"/>
+        </w:rPr>
+        <w:t xml:space="preserve">based on </w:t>
+      </w:r>
+      <w:proofErr w:type="spellStart"/>
+      <w:r>
+        <w:rPr>
+          <w:rFonts w:ascii="Aptos" w:hAnsi="Aptos"/>
+          <w:b/>
+          <w:bCs/>
+          <w:color w:val="000000"/>
+        </w:rPr>
+        <w:t>BeebEm’s</w:t>
+      </w:r>
+      <w:proofErr w:type="spellEnd"/>
+      <w:r>
+        <w:rPr>
+          <w:rFonts w:ascii="Aptos" w:hAnsi="Aptos"/>
+          <w:color w:val="000000"/>
+        </w:rPr>
+        <w:t xml:space="preserve"> implementation</w:t>
+      </w:r>
+      <w:r>
+        <w:rPr>
+          <w:rFonts w:ascii="Aptos" w:hAnsi="Aptos"/>
+          <w:color w:val="000000"/>
+        </w:rPr>
+        <w:t xml:space="preserve"> (see video.cpp)</w:t>
+      </w:r>
+      <w:r>
+        <w:rPr>
+          <w:rFonts w:ascii="Aptos" w:hAnsi="Aptos"/>
+          <w:color w:val="000000"/>
+        </w:rPr>
+        <w:t>, but runs at scanline-character fidelity, regardless of the screen mode.</w:t>
+      </w:r>
+    </w:p>
+    <w:p>
+      <w:pPr>
+        <w:rPr>
+          <w:rFonts w:ascii="Aptos" w:hAnsi="Aptos"/>
+          <w:color w:val="000000"/>
+        </w:rPr>
+      </w:pPr>
+      <w:r>
+        <w:rPr>
+          <w:rFonts w:ascii="Aptos" w:hAnsi="Aptos"/>
+          <w:color w:val="000000"/>
+        </w:rPr>
+        <w:t xml:space="preserve">The emulation </w:t>
+      </w:r>
+      <w:r>
+        <w:rPr>
+          <w:rFonts w:ascii="Aptos" w:hAnsi="Aptos"/>
+          <w:color w:val="000000"/>
+        </w:rPr>
+        <w:t xml:space="preserve">writes </w:t>
+      </w:r>
+      <w:r>
+        <w:rPr>
+          <w:rFonts w:ascii="Aptos" w:hAnsi="Aptos"/>
+          <w:color w:val="000000"/>
+        </w:rPr>
+        <w:t xml:space="preserve">pixels </w:t>
+      </w:r>
+      <w:r>
+        <w:rPr>
+          <w:rFonts w:ascii="Aptos" w:hAnsi="Aptos"/>
+          <w:color w:val="000000"/>
+        </w:rPr>
+        <w:t xml:space="preserve">to </w:t>
+      </w:r>
+      <w:r>
+        <w:rPr>
+          <w:rFonts w:ascii="Aptos" w:hAnsi="Aptos"/>
+          <w:color w:val="000000"/>
+        </w:rPr>
+        <w:t>a 4bpp framebuffer, where each value indexes a fixed palette of BBC physical colors: 0 black, 1 red, 2 green, 3 yellow, 4 blue, 5 magenta, 6 cyan, and 7 white.</w:t>
+      </w:r>
+    </w:p>
+    <w:p>
+      <w:pPr>
+        <w:rPr>
+          <w:rFonts w:ascii="Aptos" w:hAnsi="Aptos"/>
+          <w:color w:val="000000"/>
+        </w:rPr>
+      </w:pPr>
+      <w:r>
+        <w:rPr>
+          <w:rFonts w:ascii="Aptos" w:hAnsi="Aptos"/>
+          <w:color w:val="000000"/>
+        </w:rPr>
+        <w:lastRenderedPageBreak/>
+        <w:t xml:space="preserve">The effective resolution of the frame buffer </w:t>
+      </w:r>
+      <w:r>
+        <w:t xml:space="preserve">is </w:t>
+      </w:r>
+      <w:r>
+        <w:rPr>
+          <w:b/>
+          <w:bCs/>
+        </w:rPr>
+        <w:t>1024 x 624</w:t>
+      </w:r>
+      <w:r>
+        <w:t xml:space="preserve"> </w:t>
+      </w:r>
+      <w:r>
+        <w:t>in</w:t>
+      </w:r>
+      <w:r>
+        <w:t xml:space="preserve"> non-teletext modes, and </w:t>
+      </w:r>
+      <w:r>
+        <w:rPr>
+          <w:b/>
+          <w:bCs/>
+        </w:rPr>
+        <w:t>768 x 624</w:t>
+      </w:r>
+      <w:r>
+        <w:t xml:space="preserve"> </w:t>
+      </w:r>
+      <w:r>
+        <w:t>in</w:t>
+      </w:r>
+      <w:r>
+        <w:t xml:space="preserve"> teletext mode.</w:t>
+      </w:r>
+      <w:r>
+        <w:t xml:space="preserve">  </w:t>
+      </w:r>
+      <w:r>
+        <w:rPr>
+          <w:rFonts w:ascii="Aptos" w:hAnsi="Aptos"/>
+          <w:color w:val="000000"/>
+        </w:rPr>
+        <w:t xml:space="preserve">Pixels written into the framebuffer </w:t>
+      </w:r>
+      <w:r>
+        <w:rPr>
+          <w:rFonts w:ascii="Aptos" w:hAnsi="Aptos"/>
+          <w:color w:val="000000"/>
+        </w:rPr>
+        <w:t xml:space="preserve">are </w:t>
+      </w:r>
+      <w:r>
+        <w:rPr>
+          <w:rFonts w:ascii="Aptos" w:hAnsi="Aptos"/>
+          <w:color w:val="000000"/>
+        </w:rPr>
+        <w:t>scaled</w:t>
+      </w:r>
+      <w:r>
+        <w:rPr>
+          <w:rFonts w:ascii="Aptos" w:hAnsi="Aptos"/>
+          <w:color w:val="000000"/>
+        </w:rPr>
+        <w:t xml:space="preserve"> </w:t>
+      </w:r>
+      <w:r>
+        <w:rPr>
+          <w:rFonts w:ascii="Aptos" w:hAnsi="Aptos"/>
+          <w:color w:val="000000"/>
+        </w:rPr>
+        <w:t xml:space="preserve">up </w:t>
+      </w:r>
+      <w:r>
+        <w:rPr>
+          <w:rFonts w:ascii="Aptos" w:hAnsi="Aptos"/>
+          <w:color w:val="000000"/>
+        </w:rPr>
+        <w:t xml:space="preserve">to match these </w:t>
+      </w:r>
+      <w:r>
+        <w:rPr>
+          <w:rFonts w:ascii="Aptos" w:hAnsi="Aptos"/>
+          <w:color w:val="000000"/>
+        </w:rPr>
+        <w:t>resolution</w:t>
+      </w:r>
+      <w:r>
+        <w:rPr>
+          <w:rFonts w:ascii="Aptos" w:hAnsi="Aptos"/>
+          <w:color w:val="000000"/>
+        </w:rPr>
+        <w:t>s</w:t>
+      </w:r>
+      <w:r>
+        <w:rPr>
+          <w:rFonts w:ascii="Aptos" w:hAnsi="Aptos"/>
+          <w:color w:val="000000"/>
+        </w:rPr>
+        <w:t>.</w:t>
+      </w:r>
+    </w:p>
+    <w:p>
+      <w:pPr>
+        <w:rPr>
+          <w:rFonts w:ascii="Aptos" w:hAnsi="Aptos"/>
+          <w:color w:val="000000"/>
+        </w:rPr>
+      </w:pPr>
+      <w:r>
+        <w:rPr>
+          <w:rFonts w:ascii="Aptos" w:hAnsi="Aptos"/>
+          <w:color w:val="000000"/>
+        </w:rPr>
+        <w:t>This approach leads to more accurate renditions</w:t>
+      </w:r>
+      <w:r>
+        <w:rPr>
+          <w:rFonts w:ascii="Aptos" w:hAnsi="Aptos"/>
+          <w:color w:val="000000"/>
+        </w:rPr>
+        <w:t xml:space="preserve"> </w:t>
+      </w:r>
+      <w:r>
+        <w:rPr>
+          <w:rFonts w:ascii="Aptos" w:hAnsi="Aptos"/>
+          <w:color w:val="000000"/>
+        </w:rPr>
+        <w:t>of frames which</w:t>
+      </w:r>
+      <w:r>
+        <w:rPr>
+          <w:rFonts w:ascii="Aptos" w:hAnsi="Aptos"/>
+          <w:color w:val="000000"/>
+        </w:rPr>
+        <w:t xml:space="preserve"> </w:t>
+      </w:r>
+      <w:r>
+        <w:rPr>
+          <w:rFonts w:ascii="Aptos" w:hAnsi="Aptos"/>
+          <w:color w:val="000000"/>
+        </w:rPr>
+        <w:t xml:space="preserve">include mid-frame </w:t>
+      </w:r>
+      <w:r>
+        <w:rPr>
+          <w:rFonts w:ascii="Aptos" w:hAnsi="Aptos"/>
+          <w:color w:val="000000"/>
+        </w:rPr>
+        <w:t xml:space="preserve">screen </w:t>
+      </w:r>
+      <w:r>
+        <w:rPr>
+          <w:rFonts w:ascii="Aptos" w:hAnsi="Aptos"/>
+          <w:color w:val="000000"/>
+        </w:rPr>
+        <w:t xml:space="preserve">mode </w:t>
+      </w:r>
+      <w:r>
+        <w:rPr>
+          <w:rFonts w:ascii="Aptos" w:hAnsi="Aptos"/>
+          <w:color w:val="000000"/>
+        </w:rPr>
+        <w:t>changes</w:t>
+      </w:r>
+      <w:r>
+        <w:rPr>
+          <w:rFonts w:ascii="Aptos" w:hAnsi="Aptos"/>
+          <w:color w:val="000000"/>
+        </w:rPr>
+        <w:t>.</w:t>
       </w:r>
     </w:p>
     <w:p>
@@ -7514,6 +7721,22 @@
         <w:contextualSpacing w:val="0"/>
       </w:pPr>
       <w:r>
+        <w:t>I</w:t>
+      </w:r>
+      <w:r>
+        <w:t>mages are extracted from the frame buffer when a VSYNC occurs</w:t>
+      </w:r>
+      <w:r>
+        <w:t>.</w:t>
+      </w:r>
+    </w:p>
+    <w:p>
+      <w:pPr>
+        <w:pStyle w:val="ListParagraph"/>
+        <w:ind w:left="0"/>
+        <w:contextualSpacing w:val="0"/>
+      </w:pPr>
+      <w:r>
         <w:t xml:space="preserve">The </w:t>
       </w:r>
       <w:r>
@@ -7536,6 +7759,9 @@
       </w:r>
       <w:r>
         <w:t>s</w:t>
+      </w:r>
+      <w:r>
+        <w:t>,</w:t>
       </w:r>
       <w:r>
         <w:t xml:space="preserve"> of </w:t>
@@ -7560,15 +7786,15 @@
         <w:tblLook w:val="04A0" w:firstRow="1" w:lastRow="0" w:firstColumn="1" w:lastColumn="0" w:noHBand="0" w:noVBand="1"/>
       </w:tblPr>
       <w:tblGrid>
-        <w:gridCol w:w="2065"/>
-        <w:gridCol w:w="1980"/>
-        <w:gridCol w:w="1980"/>
-        <w:gridCol w:w="1890"/>
+        <w:gridCol w:w="1959"/>
+        <w:gridCol w:w="1913"/>
+        <w:gridCol w:w="1913"/>
+        <w:gridCol w:w="1786"/>
       </w:tblGrid>
       <w:tr>
         <w:tc>
           <w:tcPr>
-            <w:tcW w:w="2065" w:type="dxa"/>
+            <w:tcW w:w="1959" w:type="dxa"/>
           </w:tcPr>
           <w:p>
             <w:pPr>
@@ -7581,7 +7807,6 @@
               </w:rPr>
             </w:pPr>
             <w:r>
-              <w:lastRenderedPageBreak/>
               <w:t xml:space="preserve"> </w:t>
             </w:r>
             <w:r>
@@ -7595,7 +7820,7 @@
         </w:tc>
         <w:tc>
           <w:tcPr>
-            <w:tcW w:w="1980" w:type="dxa"/>
+            <w:tcW w:w="1913" w:type="dxa"/>
           </w:tcPr>
           <w:p>
             <w:pPr>
@@ -7613,27 +7838,13 @@
                 <w:b/>
                 <w:bCs/>
               </w:rPr>
-              <w:t xml:space="preserve">Standard </w:t>
-            </w:r>
-            <w:r>
-              <w:rPr>
-                <w:b/>
-                <w:bCs/>
-              </w:rPr>
-              <w:t>R</w:t>
-            </w:r>
-            <w:r>
-              <w:rPr>
-                <w:b/>
-                <w:bCs/>
-              </w:rPr>
-              <w:t>esolution</w:t>
-            </w:r>
-          </w:p>
-        </w:tc>
-        <w:tc>
-          <w:tcPr>
-            <w:tcW w:w="1980" w:type="dxa"/>
+              <w:t>Standard Resolution</w:t>
+            </w:r>
+          </w:p>
+        </w:tc>
+        <w:tc>
+          <w:tcPr>
+            <w:tcW w:w="1913" w:type="dxa"/>
             <w:vAlign w:val="center"/>
           </w:tcPr>
           <w:p>
@@ -7652,14 +7863,7 @@
                 <w:b/>
                 <w:bCs/>
               </w:rPr>
-              <w:t xml:space="preserve">Max </w:t>
-            </w:r>
-            <w:r>
-              <w:rPr>
-                <w:b/>
-                <w:bCs/>
-              </w:rPr>
-              <w:t>R</w:t>
+              <w:t>Max R</w:t>
             </w:r>
             <w:r>
               <w:rPr>
@@ -7679,7 +7883,7 @@
         </w:tc>
         <w:tc>
           <w:tcPr>
-            <w:tcW w:w="1890" w:type="dxa"/>
+            <w:tcW w:w="1786" w:type="dxa"/>
             <w:vAlign w:val="center"/>
           </w:tcPr>
           <w:p>
@@ -7706,7 +7910,7 @@
       <w:tr>
         <w:tc>
           <w:tcPr>
-            <w:tcW w:w="2065" w:type="dxa"/>
+            <w:tcW w:w="1959" w:type="dxa"/>
             <w:vAlign w:val="center"/>
           </w:tcPr>
           <w:p>
@@ -7716,22 +7920,13 @@
               <w:contextualSpacing w:val="0"/>
             </w:pPr>
             <w:r>
-              <w:t>Modes 0</w:t>
-            </w:r>
-            <w:r>
-              <w:t xml:space="preserve"> to </w:t>
-            </w:r>
-            <w:r>
-              <w:t>6</w:t>
-            </w:r>
-            <w:r>
-              <w:t>, 8</w:t>
-            </w:r>
-          </w:p>
-        </w:tc>
-        <w:tc>
-          <w:tcPr>
-            <w:tcW w:w="1980" w:type="dxa"/>
+              <w:t>Modes 0 to 6, 8</w:t>
+            </w:r>
+          </w:p>
+        </w:tc>
+        <w:tc>
+          <w:tcPr>
+            <w:tcW w:w="1913" w:type="dxa"/>
           </w:tcPr>
           <w:p>
             <w:pPr>
@@ -7747,7 +7942,7 @@
         </w:tc>
         <w:tc>
           <w:tcPr>
-            <w:tcW w:w="1980" w:type="dxa"/>
+            <w:tcW w:w="1913" w:type="dxa"/>
             <w:vAlign w:val="center"/>
           </w:tcPr>
           <w:p>
@@ -7764,7 +7959,7 @@
         </w:tc>
         <w:tc>
           <w:tcPr>
-            <w:tcW w:w="1890" w:type="dxa"/>
+            <w:tcW w:w="1786" w:type="dxa"/>
             <w:vAlign w:val="center"/>
           </w:tcPr>
           <w:p>
@@ -7783,7 +7978,7 @@
       <w:tr>
         <w:tc>
           <w:tcPr>
-            <w:tcW w:w="2065" w:type="dxa"/>
+            <w:tcW w:w="1959" w:type="dxa"/>
             <w:vAlign w:val="center"/>
           </w:tcPr>
           <w:p>
@@ -7793,16 +7988,13 @@
               <w:contextualSpacing w:val="0"/>
             </w:pPr>
             <w:r>
-              <w:t>Mode 7</w:t>
-            </w:r>
-            <w:r>
-              <w:t xml:space="preserve"> (teletext)</w:t>
-            </w:r>
-          </w:p>
-        </w:tc>
-        <w:tc>
-          <w:tcPr>
-            <w:tcW w:w="1980" w:type="dxa"/>
+              <w:t>Mode 7 (teletext)</w:t>
+            </w:r>
+          </w:p>
+        </w:tc>
+        <w:tc>
+          <w:tcPr>
+            <w:tcW w:w="1913" w:type="dxa"/>
           </w:tcPr>
           <w:p>
             <w:pPr>
@@ -7812,16 +8004,13 @@
               <w:jc w:val="center"/>
             </w:pPr>
             <w:r>
-              <w:t xml:space="preserve">480 x </w:t>
-            </w:r>
-            <w:r>
-              <w:t>500</w:t>
-            </w:r>
-          </w:p>
-        </w:tc>
-        <w:tc>
-          <w:tcPr>
-            <w:tcW w:w="1980" w:type="dxa"/>
+              <w:t>480 x 500</w:t>
+            </w:r>
+          </w:p>
+        </w:tc>
+        <w:tc>
+          <w:tcPr>
+            <w:tcW w:w="1913" w:type="dxa"/>
             <w:vAlign w:val="center"/>
           </w:tcPr>
           <w:p>
@@ -7832,16 +8021,13 @@
               <w:jc w:val="center"/>
             </w:pPr>
             <w:r>
-              <w:t xml:space="preserve">480 x </w:t>
-            </w:r>
-            <w:r>
-              <w:t>500</w:t>
-            </w:r>
-          </w:p>
-        </w:tc>
-        <w:tc>
-          <w:tcPr>
-            <w:tcW w:w="1890" w:type="dxa"/>
+              <w:t>480 x 500</w:t>
+            </w:r>
+          </w:p>
+        </w:tc>
+        <w:tc>
+          <w:tcPr>
+            <w:tcW w:w="1786" w:type="dxa"/>
             <w:vAlign w:val="center"/>
           </w:tcPr>
           <w:p>
@@ -7868,21 +8054,16 @@
     </w:p>
     <w:p>
       <w:pPr>
-        <w:rPr>
-          <w:rFonts w:ascii="Aptos" w:hAnsi="Aptos"/>
-          <w:b/>
-          <w:bCs/>
-          <w:color w:val="000000"/>
-        </w:rPr>
-      </w:pPr>
-      <w:r>
-        <w:rPr>
-          <w:rFonts w:ascii="Aptos" w:hAnsi="Aptos"/>
-          <w:b/>
-          <w:bCs/>
-          <w:color w:val="000000"/>
-        </w:rPr>
-        <w:t>Non-teletext screen modes</w:t>
+        <w:pStyle w:val="Heading5"/>
+      </w:pPr>
+      <w:r>
+        <w:t>Non-teletext screen mode</w:t>
+      </w:r>
+      <w:r>
+        <w:t xml:space="preserve"> details</w:t>
+      </w:r>
+      <w:r>
+        <w:t>:</w:t>
       </w:r>
     </w:p>
     <w:p>
@@ -7949,6 +8130,28 @@
           <w:rFonts w:ascii="Aptos" w:hAnsi="Aptos"/>
           <w:color w:val="000000"/>
         </w:rPr>
+        <w:t>Pixels are duplicated vertically</w:t>
+      </w:r>
+      <w:r>
+        <w:rPr>
+          <w:rFonts w:ascii="Aptos" w:hAnsi="Aptos"/>
+          <w:color w:val="000000"/>
+        </w:rPr>
+        <w:t>.</w:t>
+      </w:r>
+    </w:p>
+    <w:p>
+      <w:pPr>
+        <w:rPr>
+          <w:rFonts w:ascii="Aptos" w:hAnsi="Aptos"/>
+          <w:color w:val="000000"/>
+        </w:rPr>
+      </w:pPr>
+      <w:r>
+        <w:rPr>
+          <w:rFonts w:ascii="Aptos" w:hAnsi="Aptos"/>
+          <w:color w:val="000000"/>
+        </w:rPr>
         <w:t xml:space="preserve">In interlaced sync and interlaced sync &amp; video modes, each field is rendered independently without integrating </w:t>
       </w:r>
       <w:r>
@@ -7968,18 +8171,20 @@
     </w:p>
     <w:p>
       <w:pPr>
-        <w:rPr>
-          <w:b/>
-          <w:bCs/>
-        </w:rPr>
-      </w:pPr>
-      <w:r>
-        <w:rPr>
-          <w:b/>
-          <w:bCs/>
-        </w:rPr>
+        <w:pStyle w:val="Heading5"/>
+      </w:pPr>
+      <w:r>
         <w:t>Teletext screen mode (Mode 7)</w:t>
       </w:r>
+      <w:r>
+        <w:t xml:space="preserve"> </w:t>
+      </w:r>
+      <w:r>
+        <w:t>details</w:t>
+      </w:r>
+      <w:r>
+        <w:t>:</w:t>
+      </w:r>
     </w:p>
     <w:p>
       <w:pPr>
@@ -8204,7 +8409,7 @@
           <w:rFonts w:ascii="Aptos" w:hAnsi="Aptos"/>
           <w:color w:val="000000"/>
         </w:rPr>
-        <w:t xml:space="preserve">also generates a </w:t>
+        <w:t xml:space="preserve">generates a </w:t>
       </w:r>
       <w:r>
         <w:rPr>
@@ -8251,6 +8456,12 @@
       </w:r>
     </w:p>
     <w:p>
+      <w:pPr>
+        <w:rPr>
+          <w:rFonts w:ascii="Aptos" w:hAnsi="Aptos"/>
+          <w:color w:val="000000"/>
+        </w:rPr>
+      </w:pPr>
       <w:r>
         <w:rPr>
           <w:rFonts w:ascii="Aptos" w:hAnsi="Aptos"/>
@@ -8270,7 +8481,22 @@
           <w:rFonts w:ascii="Aptos" w:hAnsi="Aptos"/>
           <w:color w:val="000000"/>
         </w:rPr>
-        <w:t>The rounded value is incremented, and the process repeats, resulting in two scanlines for every CRTC character scanline</w:t>
+        <w:t xml:space="preserve">The rounded value is </w:t>
+      </w:r>
+      <w:r>
+        <w:rPr>
+          <w:rFonts w:ascii="Aptos" w:hAnsi="Aptos"/>
+          <w:color w:val="000000"/>
+        </w:rPr>
+        <w:lastRenderedPageBreak/>
+        <w:t xml:space="preserve">then </w:t>
+      </w:r>
+      <w:r>
+        <w:rPr>
+          <w:rFonts w:ascii="Aptos" w:hAnsi="Aptos"/>
+          <w:color w:val="000000"/>
+        </w:rPr>
+        <w:t>incremented, and the process repeats, resulting in two scanlines for every CRTC character scanline</w:t>
       </w:r>
       <w:r>
         <w:rPr>
@@ -8281,20 +8507,11 @@
       </w:r>
     </w:p>
     <w:p>
-      <w:r>
-        <w:t>Display f</w:t>
-      </w:r>
-      <w:r>
-        <w:t xml:space="preserve">rame </w:t>
-      </w:r>
-      <w:r>
-        <w:t xml:space="preserve">recreation </w:t>
-      </w:r>
-      <w:r>
-        <w:t>support</w:t>
-      </w:r>
-      <w:r>
-        <w:t>s the following features</w:t>
+      <w:pPr>
+        <w:pStyle w:val="Heading4"/>
+      </w:pPr>
+      <w:r>
+        <w:t>Supported features</w:t>
       </w:r>
       <w:r>
         <w:t>:</w:t>
@@ -8388,6 +8605,9 @@
       </w:r>
     </w:p>
     <w:p>
+      <w:pPr>
+        <w:pStyle w:val="Heading4"/>
+      </w:pPr>
       <w:r>
         <w:t>Limitations:</w:t>
       </w:r>
@@ -8401,7 +8621,6 @@
         </w:numPr>
       </w:pPr>
       <w:r>
-        <w:lastRenderedPageBreak/>
         <w:t xml:space="preserve">No support for </w:t>
       </w:r>
       <w:r>
@@ -8619,6 +8838,7 @@
         </w:numPr>
       </w:pPr>
       <w:r>
+        <w:lastRenderedPageBreak/>
         <w:t xml:space="preserve">Use the CPU metrics to generate a call tree, </w:t>
       </w:r>
       <w:r>
@@ -9792,19 +10012,9 @@
           <w:numId w:val="12"/>
         </w:numPr>
       </w:pPr>
-      <w:proofErr w:type="gramStart"/>
-      <w:r>
-        <w:t>bool</w:t>
-      </w:r>
-      <w:proofErr w:type="gramEnd"/>
-      <w:r>
-        <w:t xml:space="preserve"> </w:t>
-      </w:r>
-      <w:proofErr w:type="gramStart"/>
-      <w:r>
-        <w:t>Execute(</w:t>
-      </w:r>
-      <w:proofErr w:type="gramEnd"/>
+      <w:r>
+        <w:t>bool Execute(</w:t>
+      </w:r>
       <w:r>
         <w:rPr>
           <w:b/>
@@ -9828,17 +10038,12 @@
         <w:t xml:space="preserve">bool </w:t>
       </w:r>
       <w:proofErr w:type="spellStart"/>
-      <w:proofErr w:type="gramStart"/>
       <w:r>
         <w:t>CanUndo</w:t>
       </w:r>
       <w:proofErr w:type="spellEnd"/>
       <w:r>
-        <w:t>(</w:t>
-      </w:r>
-      <w:proofErr w:type="gramEnd"/>
-      <w:r>
-        <w:t>)</w:t>
+        <w:t>()</w:t>
       </w:r>
     </w:p>
     <w:p>
@@ -9853,17 +10058,12 @@
         <w:t xml:space="preserve">bool </w:t>
       </w:r>
       <w:proofErr w:type="spellStart"/>
-      <w:proofErr w:type="gramStart"/>
       <w:r>
         <w:t>CanRedo</w:t>
       </w:r>
       <w:proofErr w:type="spellEnd"/>
       <w:r>
-        <w:t>(</w:t>
-      </w:r>
-      <w:proofErr w:type="gramEnd"/>
-      <w:r>
-        <w:t>)</w:t>
+        <w:t>()</w:t>
       </w:r>
     </w:p>
     <w:p>
@@ -9875,15 +10075,7 @@
         </w:numPr>
       </w:pPr>
       <w:r>
-        <w:t xml:space="preserve">void </w:t>
-      </w:r>
-      <w:proofErr w:type="gramStart"/>
-      <w:r>
-        <w:t>Undo(</w:t>
-      </w:r>
-      <w:proofErr w:type="gramEnd"/>
-      <w:r>
-        <w:t>)</w:t>
+        <w:t>void Undo()</w:t>
       </w:r>
     </w:p>
     <w:p>
@@ -9895,15 +10087,7 @@
         </w:numPr>
       </w:pPr>
       <w:r>
-        <w:t xml:space="preserve">void </w:t>
-      </w:r>
-      <w:proofErr w:type="gramStart"/>
-      <w:r>
-        <w:t>Redo(</w:t>
-      </w:r>
-      <w:proofErr w:type="gramEnd"/>
-      <w:r>
-        <w:t>)</w:t>
+        <w:t>void Redo()</w:t>
       </w:r>
     </w:p>
     <w:p>
@@ -9914,22 +10098,9 @@
           <w:numId w:val="12"/>
         </w:numPr>
       </w:pPr>
-      <w:proofErr w:type="gramStart"/>
       <w:r>
         <w:lastRenderedPageBreak/>
-        <w:t>void</w:t>
-      </w:r>
-      <w:proofErr w:type="gramEnd"/>
-      <w:r>
-        <w:t xml:space="preserve"> </w:t>
-      </w:r>
-      <w:proofErr w:type="gramStart"/>
-      <w:r>
-        <w:t>Clear(</w:t>
-      </w:r>
-      <w:proofErr w:type="gramEnd"/>
-      <w:r>
-        <w:t>)</w:t>
+        <w:t>void Clear()</w:t>
       </w:r>
     </w:p>
     <w:p>
@@ -9964,21 +10135,8 @@
           <w:numId w:val="12"/>
         </w:numPr>
       </w:pPr>
-      <w:proofErr w:type="gramStart"/>
-      <w:r>
-        <w:t>bool</w:t>
-      </w:r>
-      <w:proofErr w:type="gramEnd"/>
-      <w:r>
-        <w:t xml:space="preserve"> </w:t>
-      </w:r>
-      <w:proofErr w:type="gramStart"/>
-      <w:r>
-        <w:t>Execute(</w:t>
-      </w:r>
-      <w:proofErr w:type="gramEnd"/>
-      <w:r>
-        <w:t>)</w:t>
+      <w:r>
+        <w:t>bool Execute()</w:t>
       </w:r>
     </w:p>
     <w:p>
@@ -9990,15 +10148,7 @@
         </w:numPr>
       </w:pPr>
       <w:r>
-        <w:t xml:space="preserve">void </w:t>
-      </w:r>
-      <w:proofErr w:type="gramStart"/>
-      <w:r>
-        <w:t>Undo(</w:t>
-      </w:r>
-      <w:proofErr w:type="gramEnd"/>
-      <w:r>
-        <w:t>)</w:t>
+        <w:t>void Undo()</w:t>
       </w:r>
     </w:p>
     <w:p>
@@ -10010,15 +10160,7 @@
         </w:numPr>
       </w:pPr>
       <w:r>
-        <w:t xml:space="preserve">void </w:t>
-      </w:r>
-      <w:proofErr w:type="gramStart"/>
-      <w:r>
-        <w:t>Redo(</w:t>
-      </w:r>
-      <w:proofErr w:type="gramEnd"/>
-      <w:r>
-        <w:t>)</w:t>
+        <w:t>void Redo()</w:t>
       </w:r>
     </w:p>
     <w:p>
@@ -10073,21 +10215,12 @@
       <w:r>
         <w:t xml:space="preserve">The </w:t>
       </w:r>
-      <w:proofErr w:type="gramStart"/>
-      <w:r>
-        <w:rPr>
-          <w:b/>
-          <w:bCs/>
-        </w:rPr>
-        <w:t>Execute(</w:t>
-      </w:r>
-      <w:proofErr w:type="gramEnd"/>
-      <w:r>
-        <w:rPr>
-          <w:b/>
-          <w:bCs/>
-        </w:rPr>
-        <w:t>Operation</w:t>
+      <w:r>
+        <w:rPr>
+          <w:b/>
+          <w:bCs/>
+        </w:rPr>
+        <w:t>Execute(Operation</w:t>
       </w:r>
       <w:r>
         <w:t xml:space="preserve"> op)</w:t>
@@ -10392,15 +10525,7 @@
         <w:t xml:space="preserve">The </w:t>
       </w:r>
       <w:r>
-        <w:t xml:space="preserve">project </w:t>
-      </w:r>
-      <w:proofErr w:type="gramStart"/>
-      <w:r>
-        <w:t>builds</w:t>
-      </w:r>
-      <w:proofErr w:type="gramEnd"/>
-      <w:r>
-        <w:t xml:space="preserve"> </w:t>
+        <w:t xml:space="preserve">project builds </w:t>
       </w:r>
       <w:r>
         <w:t xml:space="preserve">to create </w:t>
@@ -10475,7 +10600,6 @@
       <w:pPr>
         <w:pStyle w:val="Heading1"/>
       </w:pPr>
-      <w:proofErr w:type="gramStart"/>
       <w:r>
         <w:lastRenderedPageBreak/>
         <w:t>.</w:t>
@@ -10484,11 +10608,7 @@
         <w:t>p</w:t>
       </w:r>
       <w:r>
-        <w:t>erf</w:t>
-      </w:r>
-      <w:proofErr w:type="gramEnd"/>
-      <w:r>
-        <w:t xml:space="preserve"> </w:t>
+        <w:t xml:space="preserve">erf </w:t>
       </w:r>
       <w:r>
         <w:t>F</w:t>
@@ -10693,7 +10813,19 @@
         <w:t xml:space="preserve">subsequent </w:t>
       </w:r>
       <w:r>
-        <w:t>6502 (or 65C02) instructions.  The log contains all 6502/65C02 register state changes, all memory accesses and values, plus key events like interrupts.  It also optionally contains label information.</w:t>
+        <w:t>6502 (or 65C02) instructions.  The log contains all 6502/65C02 register state changes, all memory accesses and values, plus key events like interrupts</w:t>
+      </w:r>
+      <w:r>
+        <w:t xml:space="preserve"> and new </w:t>
+      </w:r>
+      <w:r>
+        <w:t xml:space="preserve">display </w:t>
+      </w:r>
+      <w:r>
+        <w:t>frame</w:t>
+      </w:r>
+      <w:r>
+        <w:t>.  It also optionally contains label information.</w:t>
       </w:r>
     </w:p>
     <w:p>
@@ -11629,15 +11761,7 @@
         <w:t xml:space="preserve">The header chunk is the first chunk </w:t>
       </w:r>
       <w:r>
-        <w:t xml:space="preserve">in the </w:t>
-      </w:r>
-      <w:proofErr w:type="gramStart"/>
-      <w:r>
-        <w:t>file</w:t>
-      </w:r>
-      <w:proofErr w:type="gramEnd"/>
-      <w:r>
-        <w:t xml:space="preserve"> </w:t>
+        <w:t xml:space="preserve">in the file </w:t>
       </w:r>
       <w:r>
         <w:t>and it contains the file’s version, BBC model, and the total execution count.</w:t>
@@ -12568,7 +12692,7 @@
         <w:t xml:space="preserve">The </w:t>
       </w:r>
       <w:r>
-        <w:t>Snapshot Chunk contains a snapshot of the machine’s state at the beginning of the recording, prior to the first recorded instruction (see execution-chuck).  It contains a snapshot of the machine’s CPU registers, paging registers, call stack, video 6845 and ULA registers, and</w:t>
+        <w:t>Snapshot Chunk contains a snapshot of the machine’s state at the beginning of the recording, prior to the first recorded instruction (see execution-chuck).  It contains a snapshot of the machine’s CPU registers, paging registers, call stack, registers, and</w:t>
       </w:r>
       <w:r>
         <w:t xml:space="preserve"> </w:t>
@@ -12783,56 +12907,6 @@
         <w:t>&lt;</w:t>
       </w:r>
       <w:proofErr w:type="spellStart"/>
-      <w:r>
-        <w:t>video_ula_state</w:t>
-      </w:r>
-      <w:proofErr w:type="spellEnd"/>
-      <w:r>
-        <w:t xml:space="preserve">&gt; + </w:t>
-      </w:r>
-      <w:r>
-        <w:t>&lt;</w:t>
-      </w:r>
-      <w:proofErr w:type="spellStart"/>
-      <w:r>
-        <w:t>video_</w:t>
-      </w:r>
-      <w:r>
-        <w:t>crtc</w:t>
-      </w:r>
-      <w:r>
-        <w:t>_state</w:t>
-      </w:r>
-      <w:proofErr w:type="spellEnd"/>
-      <w:r>
-        <w:t xml:space="preserve">&gt; </w:t>
-      </w:r>
-      <w:r>
-        <w:t>+</w:t>
-      </w:r>
-      <w:r>
-        <w:t xml:space="preserve"> &lt;</w:t>
-      </w:r>
-      <w:proofErr w:type="spellStart"/>
-      <w:r>
-        <w:t>display_scanline</w:t>
-      </w:r>
-      <w:proofErr w:type="spellEnd"/>
-      <w:r>
-        <w:t xml:space="preserve">&gt; </w:t>
-      </w:r>
-      <w:proofErr w:type="gramStart"/>
-      <w:r>
-        <w:t xml:space="preserve">+ </w:t>
-      </w:r>
-      <w:r>
-        <w:t xml:space="preserve"> </w:t>
-      </w:r>
-      <w:r>
-        <w:t>&lt;</w:t>
-      </w:r>
-      <w:proofErr w:type="spellStart"/>
-      <w:proofErr w:type="gramEnd"/>
       <w:r>
         <w:t>screen_wrap_address</w:t>
       </w:r>
@@ -14312,1165 +14386,6 @@
     </w:p>
     <w:p>
       <w:pPr>
-        <w:ind w:left="720" w:hanging="360"/>
-      </w:pPr>
-      <w:r>
-        <w:rPr>
-          <w:b/>
-          <w:bCs/>
-        </w:rPr>
-        <w:t>&lt;</w:t>
-      </w:r>
-      <w:proofErr w:type="spellStart"/>
-      <w:r>
-        <w:rPr>
-          <w:b/>
-          <w:bCs/>
-        </w:rPr>
-        <w:t>video_ula_state</w:t>
-      </w:r>
-      <w:proofErr w:type="spellEnd"/>
-      <w:r>
-        <w:rPr>
-          <w:b/>
-          <w:bCs/>
-        </w:rPr>
-        <w:t>&gt;</w:t>
-      </w:r>
-      <w:r>
-        <w:t xml:space="preserve"> </w:t>
-      </w:r>
-      <w:proofErr w:type="gramStart"/>
-      <w:r>
-        <w:t xml:space="preserve">= </w:t>
-      </w:r>
-      <w:r>
-        <w:t xml:space="preserve"> </w:t>
-      </w:r>
-      <w:r>
-        <w:t>&lt;</w:t>
-      </w:r>
-      <w:proofErr w:type="spellStart"/>
-      <w:proofErr w:type="gramEnd"/>
-      <w:r>
-        <w:t>video_ula_control_register</w:t>
-      </w:r>
-      <w:proofErr w:type="spellEnd"/>
-      <w:r>
-        <w:t>&gt;</w:t>
-      </w:r>
-      <w:r>
-        <w:t xml:space="preserve"> + &lt;</w:t>
-      </w:r>
-      <w:proofErr w:type="spellStart"/>
-      <w:r>
-        <w:t>video_ula_</w:t>
-      </w:r>
-      <w:r>
-        <w:t>palette</w:t>
-      </w:r>
-      <w:proofErr w:type="spellEnd"/>
-      <w:r>
-        <w:t>&gt;</w:t>
-      </w:r>
-    </w:p>
-    <w:p>
-      <w:pPr>
-        <w:ind w:left="720"/>
-      </w:pPr>
-      <w:r>
-        <w:rPr>
-          <w:b/>
-          <w:bCs/>
-        </w:rPr>
-        <w:t>&lt;</w:t>
-      </w:r>
-      <w:proofErr w:type="spellStart"/>
-      <w:r>
-        <w:rPr>
-          <w:b/>
-          <w:bCs/>
-        </w:rPr>
-        <w:t>video_ula_</w:t>
-      </w:r>
-      <w:r>
-        <w:rPr>
-          <w:b/>
-          <w:bCs/>
-        </w:rPr>
-        <w:t>control_register</w:t>
-      </w:r>
-      <w:proofErr w:type="spellEnd"/>
-      <w:r>
-        <w:rPr>
-          <w:b/>
-          <w:bCs/>
-        </w:rPr>
-        <w:t>&gt;</w:t>
-      </w:r>
-      <w:r>
-        <w:t xml:space="preserve"> (1 byte).  The value of the ULA video control register.</w:t>
-      </w:r>
-    </w:p>
-    <w:p>
-      <w:pPr>
-        <w:ind w:left="720"/>
-      </w:pPr>
-      <w:r>
-        <w:rPr>
-          <w:b/>
-          <w:bCs/>
-        </w:rPr>
-        <w:t>&lt;</w:t>
-      </w:r>
-      <w:proofErr w:type="spellStart"/>
-      <w:r>
-        <w:rPr>
-          <w:b/>
-          <w:bCs/>
-        </w:rPr>
-        <w:t>video_ula_palette</w:t>
-      </w:r>
-      <w:proofErr w:type="spellEnd"/>
-      <w:r>
-        <w:rPr>
-          <w:b/>
-          <w:bCs/>
-        </w:rPr>
-        <w:t>&gt;</w:t>
-      </w:r>
-      <w:r>
-        <w:t xml:space="preserve"> (16 bytes).  The ULA’s 16 palette entries where physical colors are </w:t>
-      </w:r>
-      <w:proofErr w:type="spellStart"/>
-      <w:r>
-        <w:t>xor’d</w:t>
-      </w:r>
-      <w:proofErr w:type="spellEnd"/>
-      <w:r>
-        <w:t xml:space="preserve"> with 0x7.</w:t>
-      </w:r>
-    </w:p>
-    <w:p>
-      <w:pPr>
-        <w:ind w:left="720" w:hanging="360"/>
-      </w:pPr>
-      <w:r>
-        <w:rPr>
-          <w:b/>
-          <w:bCs/>
-        </w:rPr>
-        <w:t>&lt;</w:t>
-      </w:r>
-      <w:proofErr w:type="spellStart"/>
-      <w:r>
-        <w:rPr>
-          <w:b/>
-          <w:bCs/>
-        </w:rPr>
-        <w:t>video_</w:t>
-      </w:r>
-      <w:r>
-        <w:rPr>
-          <w:b/>
-          <w:bCs/>
-        </w:rPr>
-        <w:t>crtc</w:t>
-      </w:r>
-      <w:r>
-        <w:rPr>
-          <w:b/>
-          <w:bCs/>
-        </w:rPr>
-        <w:t>_state</w:t>
-      </w:r>
-      <w:proofErr w:type="spellEnd"/>
-      <w:r>
-        <w:rPr>
-          <w:b/>
-          <w:bCs/>
-        </w:rPr>
-        <w:t>&gt;</w:t>
-      </w:r>
-      <w:r>
-        <w:t xml:space="preserve"> = </w:t>
-      </w:r>
-      <w:r>
-        <w:br/>
-      </w:r>
-      <w:r>
-        <w:t>&lt;</w:t>
-      </w:r>
-      <w:proofErr w:type="spellStart"/>
-      <w:r>
-        <w:t>video_</w:t>
-      </w:r>
-      <w:r>
-        <w:t>crtc</w:t>
-      </w:r>
-      <w:r>
-        <w:t>_register_select</w:t>
-      </w:r>
-      <w:proofErr w:type="spellEnd"/>
-      <w:r>
-        <w:t xml:space="preserve">&gt; + </w:t>
-      </w:r>
-      <w:r>
-        <w:t>&lt;</w:t>
-      </w:r>
-      <w:proofErr w:type="spellStart"/>
-      <w:r>
-        <w:t>video_</w:t>
-      </w:r>
-      <w:r>
-        <w:t>crtc</w:t>
-      </w:r>
-      <w:r>
-        <w:t>_registers</w:t>
-      </w:r>
-      <w:proofErr w:type="spellEnd"/>
-      <w:r>
-        <w:t>&gt; + &lt;</w:t>
-      </w:r>
-      <w:r>
-        <w:t xml:space="preserve"> &lt;</w:t>
-      </w:r>
-      <w:proofErr w:type="spellStart"/>
-      <w:r>
-        <w:t>video_</w:t>
-      </w:r>
-      <w:r>
-        <w:t>crtc</w:t>
-      </w:r>
-      <w:r>
-        <w:t>_character_row</w:t>
-      </w:r>
-      <w:proofErr w:type="spellEnd"/>
-      <w:r>
-        <w:t>&gt; + &lt;</w:t>
-      </w:r>
-      <w:proofErr w:type="spellStart"/>
-      <w:r>
-        <w:t>video_</w:t>
-      </w:r>
-      <w:r>
-        <w:t>crtc</w:t>
-      </w:r>
-      <w:r>
-        <w:t>_character_column</w:t>
-      </w:r>
-      <w:proofErr w:type="spellEnd"/>
-      <w:r>
-        <w:t>&gt;</w:t>
-      </w:r>
-      <w:r>
-        <w:t xml:space="preserve"> </w:t>
-      </w:r>
-      <w:r>
-        <w:t xml:space="preserve">+ </w:t>
-      </w:r>
-      <w:r>
-        <w:t>&lt;</w:t>
-      </w:r>
-      <w:proofErr w:type="spellStart"/>
-      <w:r>
-        <w:t>video_</w:t>
-      </w:r>
-      <w:r>
-        <w:t>crtc</w:t>
-      </w:r>
-      <w:r>
-        <w:t>_character_scanline</w:t>
-      </w:r>
-      <w:proofErr w:type="spellEnd"/>
-      <w:r>
-        <w:t xml:space="preserve">&gt; + </w:t>
-      </w:r>
-      <w:r>
-        <w:t>&lt;</w:t>
-      </w:r>
-      <w:proofErr w:type="spellStart"/>
-      <w:r>
-        <w:t>video_</w:t>
-      </w:r>
-      <w:r>
-        <w:t>crtc</w:t>
-      </w:r>
-      <w:r>
-        <w:t>_horizontal_sync_count</w:t>
-      </w:r>
-      <w:proofErr w:type="spellEnd"/>
-      <w:r>
-        <w:t>&gt;</w:t>
-      </w:r>
-      <w:r>
-        <w:t xml:space="preserve"> + </w:t>
-      </w:r>
-      <w:r>
-        <w:t>&lt;</w:t>
-      </w:r>
-      <w:proofErr w:type="spellStart"/>
-      <w:r>
-        <w:t>video_</w:t>
-      </w:r>
-      <w:r>
-        <w:t>crtc</w:t>
-      </w:r>
-      <w:r>
-        <w:t>_</w:t>
-      </w:r>
-      <w:r>
-        <w:t>field</w:t>
-      </w:r>
-      <w:proofErr w:type="spellEnd"/>
-      <w:r>
-        <w:t>&gt;</w:t>
-      </w:r>
-    </w:p>
-    <w:p>
-      <w:pPr>
-        <w:ind w:left="720"/>
-      </w:pPr>
-      <w:r>
-        <w:rPr>
-          <w:b/>
-          <w:bCs/>
-        </w:rPr>
-        <w:t>&lt;</w:t>
-      </w:r>
-      <w:proofErr w:type="spellStart"/>
-      <w:r>
-        <w:rPr>
-          <w:b/>
-          <w:bCs/>
-        </w:rPr>
-        <w:t>video_</w:t>
-      </w:r>
-      <w:r>
-        <w:rPr>
-          <w:b/>
-          <w:bCs/>
-        </w:rPr>
-        <w:t>crtc</w:t>
-      </w:r>
-      <w:r>
-        <w:rPr>
-          <w:b/>
-          <w:bCs/>
-        </w:rPr>
-        <w:t>_</w:t>
-      </w:r>
-      <w:r>
-        <w:rPr>
-          <w:b/>
-          <w:bCs/>
-        </w:rPr>
-        <w:t>register</w:t>
-      </w:r>
-      <w:r>
-        <w:rPr>
-          <w:b/>
-          <w:bCs/>
-        </w:rPr>
-        <w:t>_select</w:t>
-      </w:r>
-      <w:proofErr w:type="spellEnd"/>
-      <w:r>
-        <w:rPr>
-          <w:b/>
-          <w:bCs/>
-        </w:rPr>
-        <w:t xml:space="preserve">&gt; </w:t>
-      </w:r>
-      <w:r>
-        <w:t xml:space="preserve">(1 byte).  The </w:t>
-      </w:r>
-      <w:r>
-        <w:t>CRTC</w:t>
-      </w:r>
-      <w:r>
-        <w:t>’s</w:t>
-      </w:r>
-      <w:r>
-        <w:t xml:space="preserve"> </w:t>
-      </w:r>
-      <w:r>
-        <w:t>‘</w:t>
-      </w:r>
-      <w:r>
-        <w:t>register</w:t>
-      </w:r>
-      <w:r>
-        <w:t xml:space="preserve"> </w:t>
-      </w:r>
-      <w:r>
-        <w:t>select</w:t>
-      </w:r>
-      <w:r>
-        <w:t>’</w:t>
-      </w:r>
-      <w:r>
-        <w:t xml:space="preserve">, </w:t>
-      </w:r>
-      <w:r>
-        <w:t xml:space="preserve">which is used to write </w:t>
-      </w:r>
-      <w:r>
-        <w:t xml:space="preserve">values to the </w:t>
-      </w:r>
-      <w:r>
-        <w:t xml:space="preserve">CRTC’s </w:t>
-      </w:r>
-      <w:r>
-        <w:t>register</w:t>
-      </w:r>
-      <w:r>
-        <w:t>s</w:t>
-      </w:r>
-      <w:r>
-        <w:t>.</w:t>
-      </w:r>
-      <w:r>
-        <w:t xml:space="preserve">  The value is in the range 0 to 17</w:t>
-      </w:r>
-      <w:r>
-        <w:t>.</w:t>
-      </w:r>
-    </w:p>
-    <w:p>
-      <w:pPr>
-        <w:ind w:left="720"/>
-      </w:pPr>
-      <w:r>
-        <w:rPr>
-          <w:b/>
-          <w:bCs/>
-        </w:rPr>
-        <w:lastRenderedPageBreak/>
-        <w:t>&lt;</w:t>
-      </w:r>
-      <w:proofErr w:type="spellStart"/>
-      <w:r>
-        <w:rPr>
-          <w:b/>
-          <w:bCs/>
-        </w:rPr>
-        <w:t>video_</w:t>
-      </w:r>
-      <w:r>
-        <w:rPr>
-          <w:b/>
-          <w:bCs/>
-        </w:rPr>
-        <w:t>crtc</w:t>
-      </w:r>
-      <w:r>
-        <w:rPr>
-          <w:b/>
-          <w:bCs/>
-        </w:rPr>
-        <w:t>_registers</w:t>
-      </w:r>
-      <w:proofErr w:type="spellEnd"/>
-      <w:r>
-        <w:rPr>
-          <w:b/>
-          <w:bCs/>
-        </w:rPr>
-        <w:t>&gt;</w:t>
-      </w:r>
-      <w:r>
-        <w:rPr>
-          <w:b/>
-          <w:bCs/>
-        </w:rPr>
-        <w:t xml:space="preserve"> </w:t>
-      </w:r>
-      <w:r>
-        <w:t xml:space="preserve">(18 bytes).  The </w:t>
-      </w:r>
-      <w:r>
-        <w:t>value</w:t>
-      </w:r>
-      <w:r>
-        <w:t>s</w:t>
-      </w:r>
-      <w:r>
-        <w:t xml:space="preserve"> of the </w:t>
-      </w:r>
-      <w:r>
-        <w:t>CRTC</w:t>
-      </w:r>
-      <w:r>
-        <w:t>’s</w:t>
-      </w:r>
-      <w:r>
-        <w:t xml:space="preserve"> 18 registers.</w:t>
-      </w:r>
-    </w:p>
-    <w:p>
-      <w:pPr>
-        <w:ind w:left="720"/>
-      </w:pPr>
-      <w:r>
-        <w:rPr>
-          <w:b/>
-          <w:bCs/>
-        </w:rPr>
-        <w:t>&lt;</w:t>
-      </w:r>
-      <w:proofErr w:type="spellStart"/>
-      <w:r>
-        <w:rPr>
-          <w:b/>
-          <w:bCs/>
-        </w:rPr>
-        <w:t>video_</w:t>
-      </w:r>
-      <w:r>
-        <w:rPr>
-          <w:b/>
-          <w:bCs/>
-        </w:rPr>
-        <w:t>crtc</w:t>
-      </w:r>
-      <w:r>
-        <w:rPr>
-          <w:b/>
-          <w:bCs/>
-        </w:rPr>
-        <w:t>_character_row</w:t>
-      </w:r>
-      <w:proofErr w:type="spellEnd"/>
-      <w:r>
-        <w:rPr>
-          <w:b/>
-          <w:bCs/>
-        </w:rPr>
-        <w:t>&gt;</w:t>
-      </w:r>
-      <w:r>
-        <w:t xml:space="preserve"> (1 byte)</w:t>
-      </w:r>
-      <w:r>
-        <w:t xml:space="preserve">.  The </w:t>
-      </w:r>
-      <w:r>
-        <w:t xml:space="preserve">value of the </w:t>
-      </w:r>
-      <w:r>
-        <w:t>CRTC</w:t>
-      </w:r>
-      <w:r>
-        <w:t>’s</w:t>
-      </w:r>
-      <w:r>
-        <w:t xml:space="preserve"> internal character row counter</w:t>
-      </w:r>
-      <w:r>
-        <w:t>, which is incremented every character row</w:t>
-      </w:r>
-      <w:r>
-        <w:t>, and reset every frame.</w:t>
-      </w:r>
-    </w:p>
-    <w:p>
-      <w:pPr>
-        <w:ind w:left="720"/>
-      </w:pPr>
-      <w:r>
-        <w:rPr>
-          <w:b/>
-          <w:bCs/>
-        </w:rPr>
-        <w:t>&lt;</w:t>
-      </w:r>
-      <w:proofErr w:type="spellStart"/>
-      <w:r>
-        <w:rPr>
-          <w:b/>
-          <w:bCs/>
-        </w:rPr>
-        <w:t>video_</w:t>
-      </w:r>
-      <w:r>
-        <w:rPr>
-          <w:b/>
-          <w:bCs/>
-        </w:rPr>
-        <w:t>crtc</w:t>
-      </w:r>
-      <w:r>
-        <w:rPr>
-          <w:b/>
-          <w:bCs/>
-        </w:rPr>
-        <w:t>_character_column</w:t>
-      </w:r>
-      <w:proofErr w:type="spellEnd"/>
-      <w:r>
-        <w:rPr>
-          <w:b/>
-          <w:bCs/>
-        </w:rPr>
-        <w:t>&gt;</w:t>
-      </w:r>
-      <w:r>
-        <w:t xml:space="preserve"> (1 byte)</w:t>
-      </w:r>
-      <w:r>
-        <w:t xml:space="preserve">.  The </w:t>
-      </w:r>
-      <w:r>
-        <w:t xml:space="preserve">value of the </w:t>
-      </w:r>
-      <w:r>
-        <w:t>CRTC</w:t>
-      </w:r>
-      <w:r>
-        <w:t>’s</w:t>
-      </w:r>
-      <w:r>
-        <w:t xml:space="preserve"> internal character </w:t>
-      </w:r>
-      <w:r>
-        <w:t>column counter</w:t>
-      </w:r>
-      <w:r>
-        <w:t>, which is reset at the end of every scanline.</w:t>
-      </w:r>
-    </w:p>
-    <w:p>
-      <w:pPr>
-        <w:ind w:left="720"/>
-      </w:pPr>
-      <w:r>
-        <w:rPr>
-          <w:b/>
-          <w:bCs/>
-        </w:rPr>
-        <w:t>&lt;</w:t>
-      </w:r>
-      <w:proofErr w:type="spellStart"/>
-      <w:r>
-        <w:rPr>
-          <w:b/>
-          <w:bCs/>
-        </w:rPr>
-        <w:t>video_</w:t>
-      </w:r>
-      <w:r>
-        <w:rPr>
-          <w:b/>
-          <w:bCs/>
-        </w:rPr>
-        <w:t>crtc</w:t>
-      </w:r>
-      <w:r>
-        <w:rPr>
-          <w:b/>
-          <w:bCs/>
-        </w:rPr>
-        <w:t>_charact</w:t>
-      </w:r>
-      <w:r>
-        <w:rPr>
-          <w:b/>
-          <w:bCs/>
-        </w:rPr>
-        <w:t>er_scanline</w:t>
-      </w:r>
-      <w:proofErr w:type="spellEnd"/>
-      <w:r>
-        <w:rPr>
-          <w:b/>
-          <w:bCs/>
-        </w:rPr>
-        <w:t>&gt;</w:t>
-      </w:r>
-      <w:r>
-        <w:t xml:space="preserve"> </w:t>
-      </w:r>
-      <w:r>
-        <w:t>(1 byte)</w:t>
-      </w:r>
-      <w:r>
-        <w:t xml:space="preserve">.  The </w:t>
-      </w:r>
-      <w:r>
-        <w:t xml:space="preserve">value of the </w:t>
-      </w:r>
-      <w:r>
-        <w:t>CRTC</w:t>
-      </w:r>
-      <w:r>
-        <w:t>’s</w:t>
-      </w:r>
-      <w:r>
-        <w:t xml:space="preserve"> internal character </w:t>
-      </w:r>
-      <w:r>
-        <w:t xml:space="preserve">scanline </w:t>
-      </w:r>
-      <w:r>
-        <w:t>counter</w:t>
-      </w:r>
-      <w:r>
-        <w:t>, which is incremented every scanline</w:t>
-      </w:r>
-      <w:r>
-        <w:t xml:space="preserve"> (by two in interlaced video mode)</w:t>
-      </w:r>
-      <w:r>
-        <w:t>, and reset every character row</w:t>
-      </w:r>
-      <w:r>
-        <w:t xml:space="preserve"> (to zero or one in interlaced video mode).</w:t>
-      </w:r>
-    </w:p>
-    <w:p>
-      <w:pPr>
-        <w:ind w:left="720"/>
-      </w:pPr>
-      <w:r>
-        <w:rPr>
-          <w:b/>
-          <w:bCs/>
-        </w:rPr>
-        <w:t>&lt;</w:t>
-      </w:r>
-      <w:proofErr w:type="spellStart"/>
-      <w:r>
-        <w:rPr>
-          <w:b/>
-          <w:bCs/>
-        </w:rPr>
-        <w:t>video_</w:t>
-      </w:r>
-      <w:r>
-        <w:rPr>
-          <w:b/>
-          <w:bCs/>
-        </w:rPr>
-        <w:t>crtc</w:t>
-      </w:r>
-      <w:r>
-        <w:rPr>
-          <w:b/>
-          <w:bCs/>
-        </w:rPr>
-        <w:t>_</w:t>
-      </w:r>
-      <w:r>
-        <w:rPr>
-          <w:b/>
-          <w:bCs/>
-        </w:rPr>
-        <w:t>display_scanline</w:t>
-      </w:r>
-      <w:proofErr w:type="spellEnd"/>
-      <w:r>
-        <w:rPr>
-          <w:b/>
-          <w:bCs/>
-        </w:rPr>
-        <w:t>&gt;</w:t>
-      </w:r>
-      <w:r>
-        <w:t xml:space="preserve"> (2 bytes).  </w:t>
-      </w:r>
-      <w:r>
-        <w:t>T</w:t>
-      </w:r>
-      <w:r>
-        <w:t xml:space="preserve">he </w:t>
-      </w:r>
-      <w:r>
-        <w:t>current display scanline.  Th</w:t>
-      </w:r>
-      <w:r>
-        <w:t xml:space="preserve">is </w:t>
-      </w:r>
-      <w:r>
-        <w:t xml:space="preserve">is essentially </w:t>
-      </w:r>
-      <w:r>
-        <w:t xml:space="preserve">the </w:t>
-      </w:r>
-      <w:r>
-        <w:t xml:space="preserve">number of </w:t>
-      </w:r>
-      <w:r>
-        <w:t xml:space="preserve">HSYNC’s </w:t>
-      </w:r>
-      <w:r>
-        <w:t xml:space="preserve">that have occurred </w:t>
-      </w:r>
-      <w:r>
-        <w:t xml:space="preserve">since </w:t>
-      </w:r>
-      <w:r>
-        <w:t>the last VSYNC</w:t>
-      </w:r>
-      <w:proofErr w:type="gramStart"/>
-      <w:r>
-        <w:t>.</w:t>
-      </w:r>
-      <w:r>
-        <w:t xml:space="preserve"> </w:t>
-      </w:r>
-      <w:proofErr w:type="gramEnd"/>
-      <w:r>
-        <w:t>(</w:t>
-      </w:r>
-      <w:proofErr w:type="gramStart"/>
-      <w:r>
-        <w:t>0..</w:t>
-      </w:r>
-      <w:proofErr w:type="gramEnd"/>
-      <w:r>
-        <w:t>311</w:t>
-      </w:r>
-      <w:r>
-        <w:t>).</w:t>
-      </w:r>
-    </w:p>
-    <w:p>
-      <w:pPr>
-        <w:ind w:left="720"/>
-      </w:pPr>
-      <w:r>
-        <w:rPr>
-          <w:b/>
-          <w:bCs/>
-        </w:rPr>
-        <w:t>&lt;</w:t>
-      </w:r>
-      <w:proofErr w:type="spellStart"/>
-      <w:r>
-        <w:rPr>
-          <w:b/>
-          <w:bCs/>
-        </w:rPr>
-        <w:t>video_</w:t>
-      </w:r>
-      <w:r>
-        <w:rPr>
-          <w:b/>
-          <w:bCs/>
-        </w:rPr>
-        <w:t>crtc</w:t>
-      </w:r>
-      <w:r>
-        <w:rPr>
-          <w:b/>
-          <w:bCs/>
-        </w:rPr>
-        <w:t>_</w:t>
-      </w:r>
-      <w:r>
-        <w:rPr>
-          <w:b/>
-          <w:bCs/>
-        </w:rPr>
-        <w:t>display_</w:t>
-      </w:r>
-      <w:r>
-        <w:rPr>
-          <w:b/>
-          <w:bCs/>
-        </w:rPr>
-        <w:t>field</w:t>
-      </w:r>
-      <w:proofErr w:type="spellEnd"/>
-      <w:r>
-        <w:rPr>
-          <w:b/>
-          <w:bCs/>
-        </w:rPr>
-        <w:t>&gt;</w:t>
-      </w:r>
-      <w:r>
-        <w:rPr>
-          <w:b/>
-          <w:bCs/>
-        </w:rPr>
-        <w:t xml:space="preserve"> </w:t>
-      </w:r>
-      <w:r>
-        <w:t>(1 byte)</w:t>
-      </w:r>
-      <w:r>
-        <w:t xml:space="preserve">. </w:t>
-      </w:r>
-      <w:r>
-        <w:t xml:space="preserve"> </w:t>
-      </w:r>
-      <w:r>
-        <w:t xml:space="preserve">The value is zero for </w:t>
-      </w:r>
-      <w:r>
-        <w:t>normal</w:t>
-      </w:r>
-      <w:r>
-        <w:t xml:space="preserve"> </w:t>
-      </w:r>
-      <w:r>
-        <w:t xml:space="preserve">sync and even numbered </w:t>
-      </w:r>
-      <w:r>
-        <w:t>interlaced</w:t>
-      </w:r>
-      <w:r>
-        <w:t xml:space="preserve"> </w:t>
-      </w:r>
-      <w:r>
-        <w:t xml:space="preserve">sync </w:t>
-      </w:r>
-      <w:r>
-        <w:t xml:space="preserve">fields, </w:t>
-      </w:r>
-      <w:r>
-        <w:t xml:space="preserve">and one for </w:t>
-      </w:r>
-      <w:r>
-        <w:t xml:space="preserve">odd numbered </w:t>
-      </w:r>
-      <w:r>
-        <w:t>interlaced</w:t>
-      </w:r>
-      <w:r>
-        <w:t xml:space="preserve"> sync </w:t>
-      </w:r>
-      <w:r>
-        <w:t>fields</w:t>
-      </w:r>
-      <w:r>
-        <w:t>, as shown in the table below:</w:t>
-      </w:r>
-    </w:p>
-    <w:tbl>
-      <w:tblPr>
-        <w:tblStyle w:val="TableGrid"/>
-        <w:tblW w:w="0" w:type="auto"/>
-        <w:tblInd w:w="720" w:type="dxa"/>
-        <w:tblLook w:val="04A0" w:firstRow="1" w:lastRow="0" w:firstColumn="1" w:lastColumn="0" w:noHBand="0" w:noVBand="1"/>
-      </w:tblPr>
-      <w:tblGrid>
-        <w:gridCol w:w="2896"/>
-        <w:gridCol w:w="2867"/>
-        <w:gridCol w:w="2867"/>
-      </w:tblGrid>
-      <w:tr>
-        <w:tc>
-          <w:tcPr>
-            <w:tcW w:w="3116" w:type="dxa"/>
-          </w:tcPr>
-          <w:p>
-            <w:pPr>
-              <w:rPr>
-                <w:b/>
-                <w:bCs/>
-              </w:rPr>
-            </w:pPr>
-            <w:r>
-              <w:rPr>
-                <w:b/>
-                <w:bCs/>
-              </w:rPr>
-              <w:t>Sync mode</w:t>
-            </w:r>
-          </w:p>
-        </w:tc>
-        <w:tc>
-          <w:tcPr>
-            <w:tcW w:w="3117" w:type="dxa"/>
-          </w:tcPr>
-          <w:p>
-            <w:pPr>
-              <w:jc w:val="center"/>
-              <w:rPr>
-                <w:b/>
-                <w:bCs/>
-              </w:rPr>
-            </w:pPr>
-            <w:r>
-              <w:rPr>
-                <w:b/>
-                <w:bCs/>
-              </w:rPr>
-              <w:t>Even display field</w:t>
-            </w:r>
-          </w:p>
-        </w:tc>
-        <w:tc>
-          <w:tcPr>
-            <w:tcW w:w="3117" w:type="dxa"/>
-          </w:tcPr>
-          <w:p>
-            <w:pPr>
-              <w:jc w:val="center"/>
-              <w:rPr>
-                <w:b/>
-                <w:bCs/>
-              </w:rPr>
-            </w:pPr>
-            <w:r>
-              <w:rPr>
-                <w:b/>
-                <w:bCs/>
-              </w:rPr>
-              <w:t>Odd display field</w:t>
-            </w:r>
-          </w:p>
-        </w:tc>
-      </w:tr>
-      <w:tr>
-        <w:tc>
-          <w:tcPr>
-            <w:tcW w:w="3116" w:type="dxa"/>
-          </w:tcPr>
-          <w:p>
-            <w:r>
-              <w:t xml:space="preserve">Normal </w:t>
-            </w:r>
-            <w:r>
-              <w:t>S</w:t>
-            </w:r>
-            <w:r>
-              <w:t>ync</w:t>
-            </w:r>
-          </w:p>
-        </w:tc>
-        <w:tc>
-          <w:tcPr>
-            <w:tcW w:w="3117" w:type="dxa"/>
-          </w:tcPr>
-          <w:p>
-            <w:pPr>
-              <w:jc w:val="center"/>
-            </w:pPr>
-            <w:r>
-              <w:t>0</w:t>
-            </w:r>
-          </w:p>
-        </w:tc>
-        <w:tc>
-          <w:tcPr>
-            <w:tcW w:w="3117" w:type="dxa"/>
-          </w:tcPr>
-          <w:p>
-            <w:pPr>
-              <w:jc w:val="center"/>
-            </w:pPr>
-            <w:r>
-              <w:t>0</w:t>
-            </w:r>
-          </w:p>
-        </w:tc>
-      </w:tr>
-      <w:tr>
-        <w:tc>
-          <w:tcPr>
-            <w:tcW w:w="3116" w:type="dxa"/>
-          </w:tcPr>
-          <w:p>
-            <w:r>
-              <w:t xml:space="preserve">Interlaced </w:t>
-            </w:r>
-            <w:r>
-              <w:t>S</w:t>
-            </w:r>
-            <w:r>
-              <w:t>ync</w:t>
-            </w:r>
-          </w:p>
-        </w:tc>
-        <w:tc>
-          <w:tcPr>
-            <w:tcW w:w="3117" w:type="dxa"/>
-          </w:tcPr>
-          <w:p>
-            <w:pPr>
-              <w:jc w:val="center"/>
-            </w:pPr>
-            <w:r>
-              <w:t>0</w:t>
-            </w:r>
-          </w:p>
-        </w:tc>
-        <w:tc>
-          <w:tcPr>
-            <w:tcW w:w="3117" w:type="dxa"/>
-          </w:tcPr>
-          <w:p>
-            <w:pPr>
-              <w:jc w:val="center"/>
-            </w:pPr>
-            <w:r>
-              <w:t>1</w:t>
-            </w:r>
-          </w:p>
-        </w:tc>
-      </w:tr>
-      <w:tr>
-        <w:tc>
-          <w:tcPr>
-            <w:tcW w:w="3116" w:type="dxa"/>
-          </w:tcPr>
-          <w:p>
-            <w:r>
-              <w:t xml:space="preserve">Interlaced </w:t>
-            </w:r>
-            <w:r>
-              <w:t>S</w:t>
-            </w:r>
-            <w:r>
-              <w:t xml:space="preserve">ync &amp; </w:t>
-            </w:r>
-            <w:r>
-              <w:t>V</w:t>
-            </w:r>
-            <w:r>
-              <w:t>ideo</w:t>
-            </w:r>
-          </w:p>
-        </w:tc>
-        <w:tc>
-          <w:tcPr>
-            <w:tcW w:w="3117" w:type="dxa"/>
-          </w:tcPr>
-          <w:p>
-            <w:pPr>
-              <w:jc w:val="center"/>
-            </w:pPr>
-            <w:r>
-              <w:t>0</w:t>
-            </w:r>
-          </w:p>
-        </w:tc>
-        <w:tc>
-          <w:tcPr>
-            <w:tcW w:w="3117" w:type="dxa"/>
-          </w:tcPr>
-          <w:p>
-            <w:pPr>
-              <w:jc w:val="center"/>
-            </w:pPr>
-            <w:r>
-              <w:t>1</w:t>
-            </w:r>
-          </w:p>
-        </w:tc>
-      </w:tr>
-    </w:tbl>
-    <w:p>
-      <w:pPr>
-        <w:ind w:left="720"/>
-      </w:pPr>
-    </w:p>
-    <w:p>
-      <w:pPr>
         <w:ind w:left="360"/>
       </w:pPr>
       <w:r>
@@ -15816,6 +14731,7 @@
         <w:ind w:left="720"/>
       </w:pPr>
       <w:r>
+        <w:lastRenderedPageBreak/>
         <w:t>The following table shows which elements are included based on the BBC model.</w:t>
       </w:r>
     </w:p>
@@ -15851,7 +14767,6 @@
                 <w:b/>
                 <w:bCs/>
               </w:rPr>
-              <w:lastRenderedPageBreak/>
               <w:t>Included memory</w:t>
             </w:r>
           </w:p>
@@ -16861,16 +15776,11 @@
         <w:t xml:space="preserve"> </w:t>
       </w:r>
       <w:r>
-        <w:t>Integra</w:t>
-      </w:r>
-      <w:proofErr w:type="gramStart"/>
-      <w:r>
-        <w:t>.</w:t>
+        <w:t>Integra.</w:t>
       </w:r>
       <w:r>
         <w:t xml:space="preserve"> </w:t>
       </w:r>
-      <w:proofErr w:type="gramEnd"/>
       <w:r>
         <w:t>Addresses &amp;</w:t>
       </w:r>
@@ -17069,51 +15979,6 @@
     <w:p>
       <w:pPr>
         <w:ind w:left="720" w:hanging="360"/>
-      </w:pPr>
-      <w:r>
-        <w:rPr>
-          <w:b/>
-          <w:bCs/>
-        </w:rPr>
-        <w:t>&lt;</w:t>
-      </w:r>
-      <w:r>
-        <w:rPr>
-          <w:b/>
-          <w:bCs/>
-        </w:rPr>
-        <w:t>event</w:t>
-      </w:r>
-      <w:r>
-        <w:rPr>
-          <w:b/>
-          <w:bCs/>
-        </w:rPr>
-        <w:t>&gt;</w:t>
-      </w:r>
-      <w:r>
-        <w:t xml:space="preserve"> = &lt;</w:t>
-      </w:r>
-      <w:proofErr w:type="spellStart"/>
-      <w:r>
-        <w:t>event_marker</w:t>
-      </w:r>
-      <w:proofErr w:type="spellEnd"/>
-      <w:r>
-        <w:t>&gt; + &lt;</w:t>
-      </w:r>
-      <w:proofErr w:type="spellStart"/>
-      <w:r>
-        <w:t>event_params</w:t>
-      </w:r>
-      <w:proofErr w:type="spellEnd"/>
-      <w:r>
-        <w:t xml:space="preserve">&gt; </w:t>
-      </w:r>
-    </w:p>
-    <w:p>
-      <w:pPr>
-        <w:ind w:left="720"/>
       </w:pPr>
       <w:r>
         <w:rPr>
@@ -17123,16 +15988,61 @@
         <w:lastRenderedPageBreak/>
         <w:t>&lt;</w:t>
       </w:r>
-      <w:proofErr w:type="spellStart"/>
-      <w:r>
-        <w:rPr>
-          <w:b/>
-          <w:bCs/>
-        </w:rPr>
+      <w:r>
+        <w:rPr>
+          <w:b/>
+          <w:bCs/>
+        </w:rPr>
+        <w:t>event</w:t>
+      </w:r>
+      <w:r>
+        <w:rPr>
+          <w:b/>
+          <w:bCs/>
+        </w:rPr>
+        <w:t>&gt;</w:t>
+      </w:r>
+      <w:r>
+        <w:t xml:space="preserve"> = &lt;</w:t>
+      </w:r>
+      <w:proofErr w:type="spellStart"/>
+      <w:r>
         <w:t>event_marker</w:t>
       </w:r>
       <w:proofErr w:type="spellEnd"/>
       <w:r>
+        <w:t>&gt; + &lt;</w:t>
+      </w:r>
+      <w:proofErr w:type="spellStart"/>
+      <w:r>
+        <w:t>event_params</w:t>
+      </w:r>
+      <w:proofErr w:type="spellEnd"/>
+      <w:r>
+        <w:t xml:space="preserve">&gt; </w:t>
+      </w:r>
+    </w:p>
+    <w:p>
+      <w:pPr>
+        <w:ind w:left="720"/>
+      </w:pPr>
+      <w:r>
+        <w:rPr>
+          <w:b/>
+          <w:bCs/>
+        </w:rPr>
+        <w:t>&lt;</w:t>
+      </w:r>
+      <w:proofErr w:type="spellStart"/>
+      <w:r>
+        <w:rPr>
+          <w:b/>
+          <w:bCs/>
+        </w:rPr>
+        <w:t>event_marker</w:t>
+      </w:r>
+      <w:proofErr w:type="spellEnd"/>
+      <w:r>
         <w:rPr>
           <w:b/>
           <w:bCs/>
@@ -17140,20 +16050,23 @@
         <w:t>&gt;</w:t>
       </w:r>
       <w:r>
-        <w:t xml:space="preserve"> (2 bytes).  A two-byte value that distinguishes an &lt;event&gt; from an &lt;instruction&gt;.  The marker also specifies the event type and subsequent parameters as depicted in the table below.</w:t>
+        <w:t xml:space="preserve"> (2 bytes).  A two-byte value that distinguishes an &lt;event&gt; from an &lt;instruction&gt;.  The marker also specifies the event type and subsequent parameters as depicted in the table below</w:t>
+      </w:r>
+      <w:r>
+        <w:t>.</w:t>
       </w:r>
     </w:p>
     <w:tbl>
       <w:tblPr>
         <w:tblStyle w:val="TableGrid"/>
-        <w:tblW w:w="8370" w:type="dxa"/>
-        <w:tblInd w:w="1165" w:type="dxa"/>
+        <w:tblW w:w="8910" w:type="dxa"/>
+        <w:tblInd w:w="715" w:type="dxa"/>
         <w:tblLook w:val="04A0" w:firstRow="1" w:lastRow="0" w:firstColumn="1" w:lastColumn="0" w:noHBand="0" w:noVBand="1"/>
       </w:tblPr>
       <w:tblGrid>
         <w:gridCol w:w="1800"/>
-        <w:gridCol w:w="3510"/>
-        <w:gridCol w:w="3060"/>
+        <w:gridCol w:w="3330"/>
+        <w:gridCol w:w="3780"/>
       </w:tblGrid>
       <w:tr>
         <w:tc>
@@ -17185,7 +16098,7 @@
         </w:tc>
         <w:tc>
           <w:tcPr>
-            <w:tcW w:w="3510" w:type="dxa"/>
+            <w:tcW w:w="3330" w:type="dxa"/>
           </w:tcPr>
           <w:p>
             <w:pPr>
@@ -17212,7 +16125,7 @@
         </w:tc>
         <w:tc>
           <w:tcPr>
-            <w:tcW w:w="3060" w:type="dxa"/>
+            <w:tcW w:w="3780" w:type="dxa"/>
           </w:tcPr>
           <w:p>
             <w:pPr>
@@ -17244,7 +16157,7 @@
         </w:tc>
         <w:tc>
           <w:tcPr>
-            <w:tcW w:w="3510" w:type="dxa"/>
+            <w:tcW w:w="3330" w:type="dxa"/>
           </w:tcPr>
           <w:p>
             <w:r>
@@ -17254,7 +16167,7 @@
         </w:tc>
         <w:tc>
           <w:tcPr>
-            <w:tcW w:w="3060" w:type="dxa"/>
+            <w:tcW w:w="3780" w:type="dxa"/>
           </w:tcPr>
           <w:p>
             <w:r>
@@ -17284,7 +16197,7 @@
         </w:tc>
         <w:tc>
           <w:tcPr>
-            <w:tcW w:w="3510" w:type="dxa"/>
+            <w:tcW w:w="3330" w:type="dxa"/>
           </w:tcPr>
           <w:p>
             <w:r>
@@ -17294,7 +16207,7 @@
         </w:tc>
         <w:tc>
           <w:tcPr>
-            <w:tcW w:w="3060" w:type="dxa"/>
+            <w:tcW w:w="3780" w:type="dxa"/>
           </w:tcPr>
           <w:p>
             <w:r>
@@ -17303,6 +16216,55 @@
             <w:proofErr w:type="spellStart"/>
             <w:r>
               <w:t>interrupt_event_params</w:t>
+            </w:r>
+            <w:proofErr w:type="spellEnd"/>
+            <w:r>
+              <w:t>&gt;</w:t>
+            </w:r>
+          </w:p>
+        </w:tc>
+      </w:tr>
+      <w:tr>
+        <w:tc>
+          <w:tcPr>
+            <w:tcW w:w="1800" w:type="dxa"/>
+          </w:tcPr>
+          <w:p>
+            <w:r>
+              <w:t>&amp;80, &amp;02</w:t>
+            </w:r>
+          </w:p>
+        </w:tc>
+        <w:tc>
+          <w:tcPr>
+            <w:tcW w:w="3330" w:type="dxa"/>
+          </w:tcPr>
+          <w:p>
+            <w:r>
+              <w:t xml:space="preserve">CRTC </w:t>
+            </w:r>
+            <w:r>
+              <w:t>frame-start</w:t>
+            </w:r>
+          </w:p>
+        </w:tc>
+        <w:tc>
+          <w:tcPr>
+            <w:tcW w:w="3780" w:type="dxa"/>
+          </w:tcPr>
+          <w:p>
+            <w:r>
+              <w:t>&lt;</w:t>
+            </w:r>
+            <w:proofErr w:type="spellStart"/>
+            <w:r>
+              <w:t>crtc_frame_</w:t>
+            </w:r>
+            <w:r>
+              <w:t>start_</w:t>
+            </w:r>
+            <w:r>
+              <w:t>event_params</w:t>
             </w:r>
             <w:proofErr w:type="spellEnd"/>
             <w:r>
@@ -17328,15 +16290,7 @@
                 <w:i/>
                 <w:iCs/>
               </w:rPr>
-              <w:t>&amp;80, &amp;</w:t>
-            </w:r>
-            <w:proofErr w:type="gramStart"/>
-            <w:r>
-              <w:rPr>
-                <w:i/>
-                <w:iCs/>
-              </w:rPr>
-              <w:t>0</w:t>
+              <w:t>&amp;80, &amp;0</w:t>
             </w:r>
             <w:r>
               <w:rPr>
@@ -17350,21 +16304,13 @@
                 <w:i/>
                 <w:iCs/>
               </w:rPr>
-              <w:t>..</w:t>
-            </w:r>
-            <w:proofErr w:type="gramEnd"/>
-            <w:r>
-              <w:rPr>
-                <w:i/>
-                <w:iCs/>
-              </w:rPr>
-              <w:t>&amp;7F</w:t>
-            </w:r>
-          </w:p>
-        </w:tc>
-        <w:tc>
-          <w:tcPr>
-            <w:tcW w:w="3510" w:type="dxa"/>
+              <w:t>..&amp;7F</w:t>
+            </w:r>
+          </w:p>
+        </w:tc>
+        <w:tc>
+          <w:tcPr>
+            <w:tcW w:w="3330" w:type="dxa"/>
           </w:tcPr>
           <w:p>
             <w:pPr>
@@ -17384,7 +16330,7 @@
         </w:tc>
         <w:tc>
           <w:tcPr>
-            <w:tcW w:w="3060" w:type="dxa"/>
+            <w:tcW w:w="3780" w:type="dxa"/>
           </w:tcPr>
           <w:p>
             <w:pPr>
@@ -17419,6 +16365,130 @@
       <w:r>
         <w:t>maskable (IRQ) and non-maskable (NMI) interrupt events signify that an interrupt has occurred.</w:t>
       </w:r>
+      <w:r>
+        <w:t xml:space="preserve">  </w:t>
+      </w:r>
+    </w:p>
+    <w:p>
+      <w:pPr>
+        <w:ind w:left="720"/>
+        <w:rPr>
+          <w:rFonts w:ascii="Aptos" w:hAnsi="Aptos"/>
+          <w:color w:val="000000"/>
+        </w:rPr>
+      </w:pPr>
+      <w:r>
+        <w:rPr>
+          <w:rFonts w:ascii="Aptos" w:hAnsi="Aptos"/>
+          <w:color w:val="000000"/>
+        </w:rPr>
+        <w:t xml:space="preserve">A CRTC </w:t>
+      </w:r>
+      <w:r>
+        <w:rPr>
+          <w:rFonts w:ascii="Aptos" w:hAnsi="Aptos"/>
+          <w:color w:val="000000"/>
+        </w:rPr>
+        <w:t>frame-start</w:t>
+      </w:r>
+      <w:r>
+        <w:rPr>
+          <w:rFonts w:ascii="Aptos" w:hAnsi="Aptos"/>
+          <w:color w:val="000000"/>
+        </w:rPr>
+        <w:t xml:space="preserve"> event marks the start of </w:t>
+      </w:r>
+      <w:r>
+        <w:rPr>
+          <w:rFonts w:ascii="Aptos" w:hAnsi="Aptos"/>
+          <w:color w:val="000000"/>
+        </w:rPr>
+        <w:t xml:space="preserve">a </w:t>
+      </w:r>
+      <w:r>
+        <w:rPr>
+          <w:rFonts w:ascii="Aptos" w:hAnsi="Aptos"/>
+          <w:color w:val="000000"/>
+        </w:rPr>
+        <w:t xml:space="preserve">new </w:t>
+      </w:r>
+      <w:r>
+        <w:rPr>
+          <w:rFonts w:ascii="Aptos" w:hAnsi="Aptos"/>
+          <w:color w:val="000000"/>
+        </w:rPr>
+        <w:t xml:space="preserve">frame, triggered when the CRTC's MA/RA/DE </w:t>
+      </w:r>
+      <w:r>
+        <w:rPr>
+          <w:rFonts w:ascii="Aptos" w:hAnsi="Aptos"/>
+          <w:color w:val="000000"/>
+        </w:rPr>
+        <w:t>ou</w:t>
+      </w:r>
+      <w:r>
+        <w:rPr>
+          <w:rFonts w:ascii="Aptos" w:hAnsi="Aptos"/>
+          <w:color w:val="000000"/>
+        </w:rPr>
+        <w:t>t</w:t>
+      </w:r>
+      <w:r>
+        <w:rPr>
+          <w:rFonts w:ascii="Aptos" w:hAnsi="Aptos"/>
+          <w:color w:val="000000"/>
+        </w:rPr>
+        <w:t xml:space="preserve">puts </w:t>
+      </w:r>
+      <w:r>
+        <w:rPr>
+          <w:rFonts w:ascii="Aptos" w:hAnsi="Aptos"/>
+          <w:color w:val="000000"/>
+        </w:rPr>
+        <w:t xml:space="preserve">address the first </w:t>
+      </w:r>
+      <w:r>
+        <w:rPr>
+          <w:rFonts w:ascii="Aptos" w:hAnsi="Aptos"/>
+          <w:color w:val="000000"/>
+        </w:rPr>
+        <w:t xml:space="preserve">screen memory address </w:t>
+      </w:r>
+      <w:r>
+        <w:rPr>
+          <w:rFonts w:ascii="Aptos" w:hAnsi="Aptos"/>
+          <w:color w:val="000000"/>
+        </w:rPr>
+        <w:t xml:space="preserve">to </w:t>
+      </w:r>
+      <w:r>
+        <w:rPr>
+          <w:rFonts w:ascii="Aptos" w:hAnsi="Aptos"/>
+          <w:color w:val="000000"/>
+        </w:rPr>
+        <w:t xml:space="preserve">be </w:t>
+      </w:r>
+      <w:r>
+        <w:rPr>
+          <w:rFonts w:ascii="Aptos" w:hAnsi="Aptos"/>
+          <w:color w:val="000000"/>
+        </w:rPr>
+        <w:t>read</w:t>
+      </w:r>
+      <w:r>
+        <w:rPr>
+          <w:rFonts w:ascii="Aptos" w:hAnsi="Aptos"/>
+          <w:color w:val="000000"/>
+        </w:rPr>
+        <w:t xml:space="preserve"> for display</w:t>
+      </w:r>
+      <w:r>
+        <w:rPr>
+          <w:rFonts w:ascii="Aptos" w:hAnsi="Aptos"/>
+          <w:color w:val="000000"/>
+        </w:rPr>
+        <w:t>.</w:t>
+      </w:r>
     </w:p>
     <w:p>
       <w:pPr>
@@ -17642,74 +16712,810 @@
         <w:t xml:space="preserve">that was </w:t>
       </w:r>
       <w:r>
-        <w:t>pushed on the stack</w:t>
-      </w:r>
-      <w:proofErr w:type="gramStart"/>
+        <w:t>pushed on the stack.</w:t>
+      </w:r>
+      <w:r>
+        <w:t xml:space="preserve"> </w:t>
+      </w:r>
+      <w:r>
+        <w:t xml:space="preserve">The </w:t>
+      </w:r>
+      <w:r>
+        <w:t>‘</w:t>
+      </w:r>
+      <w:r>
+        <w:t>B flag</w:t>
+      </w:r>
+      <w:r>
+        <w:t>’</w:t>
+      </w:r>
+      <w:r>
+        <w:t xml:space="preserve"> (b</w:t>
+      </w:r>
+      <w:r>
+        <w:t>it</w:t>
+      </w:r>
+      <w:r>
+        <w:t>-</w:t>
+      </w:r>
+      <w:r>
+        <w:t>4</w:t>
+      </w:r>
+      <w:r>
+        <w:t>) is set</w:t>
+      </w:r>
+      <w:r>
+        <w:t xml:space="preserve"> if </w:t>
+      </w:r>
+      <w:r>
+        <w:t xml:space="preserve">a </w:t>
+      </w:r>
+      <w:r>
+        <w:rPr>
+          <w:b/>
+          <w:bCs/>
+        </w:rPr>
+        <w:t>BRK</w:t>
+      </w:r>
+      <w:r>
+        <w:t xml:space="preserve"> </w:t>
+      </w:r>
+      <w:r>
+        <w:t xml:space="preserve">instruction </w:t>
+      </w:r>
+      <w:r>
+        <w:t>invoked</w:t>
+      </w:r>
+      <w:r>
+        <w:t xml:space="preserve"> the interrupt</w:t>
+      </w:r>
+      <w:r>
+        <w:t xml:space="preserve"> (IRQ)</w:t>
+      </w:r>
       <w:r>
         <w:t>.</w:t>
       </w:r>
-      <w:r>
+    </w:p>
+    <w:p>
+      <w:pPr>
+        <w:ind w:left="720"/>
+      </w:pPr>
+      <w:r>
+        <w:rPr>
+          <w:b/>
+          <w:bCs/>
+        </w:rPr>
+        <w:t>&lt;</w:t>
+      </w:r>
+      <w:proofErr w:type="spellStart"/>
+      <w:r>
+        <w:rPr>
+          <w:b/>
+          <w:bCs/>
+        </w:rPr>
+        <w:t>crtc</w:t>
+      </w:r>
+      <w:r>
+        <w:rPr>
+          <w:b/>
+          <w:bCs/>
+        </w:rPr>
+        <w:t>_f</w:t>
+      </w:r>
+      <w:r>
+        <w:rPr>
+          <w:b/>
+          <w:bCs/>
+        </w:rPr>
+        <w:t>rame_</w:t>
+      </w:r>
+      <w:r>
+        <w:rPr>
+          <w:b/>
+          <w:bCs/>
+        </w:rPr>
+        <w:t>start</w:t>
+      </w:r>
+      <w:r>
+        <w:rPr>
+          <w:b/>
+          <w:bCs/>
+        </w:rPr>
+        <w:t>_params</w:t>
+      </w:r>
+      <w:proofErr w:type="spellEnd"/>
+      <w:r>
+        <w:rPr>
+          <w:b/>
+          <w:bCs/>
+        </w:rPr>
+        <w:t>&gt;</w:t>
+      </w:r>
+      <w:r>
+        <w:rPr>
+          <w:b/>
+          <w:bCs/>
+        </w:rPr>
         <w:t xml:space="preserve"> </w:t>
       </w:r>
-      <w:proofErr w:type="gramEnd"/>
-      <w:r>
-        <w:t xml:space="preserve">The </w:t>
-      </w:r>
-      <w:r>
-        <w:t>‘</w:t>
-      </w:r>
-      <w:r>
-        <w:t>B flag</w:t>
-      </w:r>
-      <w:r>
-        <w:t>’</w:t>
-      </w:r>
-      <w:r>
-        <w:t xml:space="preserve"> (b</w:t>
-      </w:r>
-      <w:r>
-        <w:t>it</w:t>
-      </w:r>
-      <w:r>
-        <w:t>-</w:t>
-      </w:r>
-      <w:r>
-        <w:t>4</w:t>
-      </w:r>
-      <w:r>
-        <w:t>) is set</w:t>
-      </w:r>
-      <w:r>
-        <w:t xml:space="preserve"> if </w:t>
-      </w:r>
-      <w:r>
-        <w:t xml:space="preserve">a </w:t>
-      </w:r>
-      <w:r>
-        <w:rPr>
-          <w:b/>
-          <w:bCs/>
-        </w:rPr>
-        <w:t>BRK</w:t>
-      </w:r>
-      <w:r>
+      <w:r>
+        <w:t xml:space="preserve">= </w:t>
+      </w:r>
+      <w:r>
+        <w:t>&lt;</w:t>
+      </w:r>
+      <w:proofErr w:type="spellStart"/>
+      <w:r>
+        <w:t>video_ula</w:t>
+      </w:r>
+      <w:r>
+        <w:t>_state</w:t>
+      </w:r>
+      <w:proofErr w:type="spellEnd"/>
+      <w:r>
+        <w:t xml:space="preserve">&gt; + </w:t>
+      </w:r>
+      <w:r>
+        <w:t>&lt;</w:t>
+      </w:r>
+      <w:proofErr w:type="spellStart"/>
+      <w:r>
+        <w:t>crtc</w:t>
+      </w:r>
+      <w:r>
+        <w:t>_state</w:t>
+      </w:r>
+      <w:proofErr w:type="spellEnd"/>
+      <w:r>
+        <w:t xml:space="preserve">&gt; </w:t>
+      </w:r>
+    </w:p>
+    <w:p>
+      <w:pPr>
+        <w:ind w:left="1440" w:hanging="360"/>
+      </w:pPr>
+      <w:r>
+        <w:rPr>
+          <w:b/>
+          <w:bCs/>
+        </w:rPr>
+        <w:t>&lt;</w:t>
+      </w:r>
+      <w:proofErr w:type="spellStart"/>
+      <w:r>
+        <w:rPr>
+          <w:b/>
+          <w:bCs/>
+        </w:rPr>
+        <w:t>video_ula_state</w:t>
+      </w:r>
+      <w:proofErr w:type="spellEnd"/>
+      <w:r>
+        <w:rPr>
+          <w:b/>
+          <w:bCs/>
+        </w:rPr>
+        <w:t>&gt;</w:t>
+      </w:r>
+      <w:r>
+        <w:t xml:space="preserve"> = </w:t>
+      </w:r>
+      <w:r>
+        <w:t>&lt;</w:t>
+      </w:r>
+      <w:proofErr w:type="spellStart"/>
+      <w:r>
+        <w:t>ula_</w:t>
+      </w:r>
+      <w:r>
+        <w:t>control_register</w:t>
+      </w:r>
+      <w:proofErr w:type="spellEnd"/>
+      <w:r>
+        <w:t>&gt;</w:t>
+      </w:r>
+      <w:r>
+        <w:t xml:space="preserve"> + </w:t>
+      </w:r>
+      <w:r>
+        <w:t>&lt;</w:t>
+      </w:r>
+      <w:proofErr w:type="spellStart"/>
+      <w:r>
+        <w:t>ula_</w:t>
+      </w:r>
+      <w:r>
+        <w:t>palette</w:t>
+      </w:r>
+      <w:proofErr w:type="spellEnd"/>
+      <w:r>
+        <w:t>&gt;</w:t>
+      </w:r>
+    </w:p>
+    <w:p>
+      <w:pPr>
+        <w:ind w:left="1440"/>
+      </w:pPr>
+      <w:r>
+        <w:rPr>
+          <w:b/>
+          <w:bCs/>
+        </w:rPr>
+        <w:t>&lt;</w:t>
+      </w:r>
+      <w:proofErr w:type="spellStart"/>
+      <w:r>
+        <w:rPr>
+          <w:b/>
+          <w:bCs/>
+        </w:rPr>
+        <w:t>ula_</w:t>
+      </w:r>
+      <w:r>
+        <w:rPr>
+          <w:b/>
+          <w:bCs/>
+        </w:rPr>
+        <w:t>control_register</w:t>
+      </w:r>
+      <w:proofErr w:type="spellEnd"/>
+      <w:r>
+        <w:rPr>
+          <w:b/>
+          <w:bCs/>
+        </w:rPr>
+        <w:t>&gt;</w:t>
+      </w:r>
+      <w:r>
+        <w:t xml:space="preserve"> (1 byte).  The value of the ULA video control register.</w:t>
+      </w:r>
+    </w:p>
+    <w:p>
+      <w:pPr>
+        <w:ind w:left="1440"/>
+      </w:pPr>
+      <w:r>
+        <w:rPr>
+          <w:b/>
+          <w:bCs/>
+        </w:rPr>
+        <w:t>&lt;</w:t>
+      </w:r>
+      <w:proofErr w:type="spellStart"/>
+      <w:r>
+        <w:rPr>
+          <w:b/>
+          <w:bCs/>
+        </w:rPr>
+        <w:t>ula_palette</w:t>
+      </w:r>
+      <w:proofErr w:type="spellEnd"/>
+      <w:r>
+        <w:rPr>
+          <w:b/>
+          <w:bCs/>
+        </w:rPr>
+        <w:t>&gt;</w:t>
+      </w:r>
+      <w:r>
+        <w:t xml:space="preserve"> (16 bytes).  The ULA’s 16 palette entries where physical colors are </w:t>
+      </w:r>
+      <w:proofErr w:type="spellStart"/>
+      <w:r>
+        <w:t>xor’d</w:t>
+      </w:r>
+      <w:proofErr w:type="spellEnd"/>
+      <w:r>
+        <w:t xml:space="preserve"> with 0x7.</w:t>
+      </w:r>
+    </w:p>
+    <w:p>
+      <w:pPr>
+        <w:ind w:left="1440" w:hanging="360"/>
+      </w:pPr>
+      <w:r>
+        <w:rPr>
+          <w:b/>
+          <w:bCs/>
+        </w:rPr>
+        <w:t>&lt;</w:t>
+      </w:r>
+      <w:proofErr w:type="spellStart"/>
+      <w:r>
+        <w:rPr>
+          <w:b/>
+          <w:bCs/>
+        </w:rPr>
+        <w:t>crtc</w:t>
+      </w:r>
+      <w:r>
+        <w:rPr>
+          <w:b/>
+          <w:bCs/>
+        </w:rPr>
+        <w:t>_state</w:t>
+      </w:r>
+      <w:proofErr w:type="spellEnd"/>
+      <w:r>
+        <w:rPr>
+          <w:b/>
+          <w:bCs/>
+        </w:rPr>
+        <w:t>&gt;</w:t>
+      </w:r>
+      <w:r>
+        <w:t xml:space="preserve"> = </w:t>
+      </w:r>
+      <w:r>
+        <w:br/>
+      </w:r>
+      <w:r>
+        <w:t>&lt;</w:t>
+      </w:r>
+      <w:proofErr w:type="spellStart"/>
+      <w:r>
+        <w:t>crtc</w:t>
+      </w:r>
+      <w:r>
+        <w:t>_register_select</w:t>
+      </w:r>
+      <w:proofErr w:type="spellEnd"/>
+      <w:r>
+        <w:t>&gt; + &lt;</w:t>
+      </w:r>
+      <w:proofErr w:type="spellStart"/>
+      <w:r>
+        <w:t>crtc</w:t>
+      </w:r>
+      <w:r>
+        <w:t>_registers</w:t>
+      </w:r>
+      <w:proofErr w:type="spellEnd"/>
+      <w:r>
+        <w:t xml:space="preserve">&gt; </w:t>
+      </w:r>
+      <w:r>
+        <w:t xml:space="preserve">+ </w:t>
+      </w:r>
+      <w:r>
+        <w:t>&lt;</w:t>
+      </w:r>
+      <w:proofErr w:type="spellStart"/>
+      <w:r>
+        <w:t>crtc</w:t>
+      </w:r>
+      <w:r>
+        <w:t>_scanline</w:t>
+      </w:r>
+      <w:proofErr w:type="spellEnd"/>
+      <w:r>
+        <w:t>&gt; +</w:t>
+      </w:r>
+      <w:r>
+        <w:rPr>
+          <w:b/>
+          <w:bCs/>
+        </w:rPr>
         <w:t xml:space="preserve"> </w:t>
       </w:r>
       <w:r>
-        <w:t xml:space="preserve">instruction </w:t>
-      </w:r>
-      <w:r>
-        <w:t>invoked</w:t>
-      </w:r>
-      <w:r>
-        <w:t xml:space="preserve"> the interrupt</w:t>
-      </w:r>
-      <w:r>
-        <w:t xml:space="preserve"> (IRQ)</w:t>
+        <w:t>&lt;</w:t>
+      </w:r>
+      <w:proofErr w:type="spellStart"/>
+      <w:r>
+        <w:t>crtc</w:t>
+      </w:r>
+      <w:r>
+        <w:t>_</w:t>
+      </w:r>
+      <w:r>
+        <w:t>flags</w:t>
+      </w:r>
+      <w:proofErr w:type="spellEnd"/>
+      <w:r>
+        <w:t>&gt;</w:t>
+      </w:r>
+    </w:p>
+    <w:p>
+      <w:pPr>
+        <w:ind w:left="1440"/>
+      </w:pPr>
+      <w:r>
+        <w:rPr>
+          <w:b/>
+          <w:bCs/>
+        </w:rPr>
+        <w:lastRenderedPageBreak/>
+        <w:t>&lt;</w:t>
+      </w:r>
+      <w:proofErr w:type="spellStart"/>
+      <w:r>
+        <w:rPr>
+          <w:b/>
+          <w:bCs/>
+        </w:rPr>
+        <w:t>crtc</w:t>
+      </w:r>
+      <w:r>
+        <w:rPr>
+          <w:b/>
+          <w:bCs/>
+        </w:rPr>
+        <w:t>_register</w:t>
+      </w:r>
+      <w:r>
+        <w:rPr>
+          <w:b/>
+          <w:bCs/>
+        </w:rPr>
+        <w:t>_select</w:t>
+      </w:r>
+      <w:proofErr w:type="spellEnd"/>
+      <w:r>
+        <w:rPr>
+          <w:b/>
+          <w:bCs/>
+        </w:rPr>
+        <w:t xml:space="preserve">&gt; </w:t>
+      </w:r>
+      <w:r>
+        <w:t>(1 byte).  The CRTC’s ‘register select’, which is used to write values to the CRTC’s registers.  The value is in the range 0 to 17.</w:t>
+      </w:r>
+    </w:p>
+    <w:p>
+      <w:pPr>
+        <w:ind w:left="1440"/>
+      </w:pPr>
+      <w:r>
+        <w:rPr>
+          <w:b/>
+          <w:bCs/>
+        </w:rPr>
+        <w:t>&lt;</w:t>
+      </w:r>
+      <w:proofErr w:type="spellStart"/>
+      <w:r>
+        <w:rPr>
+          <w:b/>
+          <w:bCs/>
+        </w:rPr>
+        <w:t>crtc</w:t>
+      </w:r>
+      <w:r>
+        <w:rPr>
+          <w:b/>
+          <w:bCs/>
+        </w:rPr>
+        <w:t>_registers</w:t>
+      </w:r>
+      <w:proofErr w:type="spellEnd"/>
+      <w:r>
+        <w:rPr>
+          <w:b/>
+          <w:bCs/>
+        </w:rPr>
+        <w:t xml:space="preserve">&gt; </w:t>
+      </w:r>
+      <w:r>
+        <w:t>(18 bytes).  The values of the CRTC’s 18 registers.</w:t>
+      </w:r>
+    </w:p>
+    <w:p>
+      <w:pPr>
+        <w:ind w:left="1440"/>
+      </w:pPr>
+      <w:r>
+        <w:rPr>
+          <w:b/>
+          <w:bCs/>
+        </w:rPr>
+        <w:t>&lt;</w:t>
+      </w:r>
+      <w:proofErr w:type="spellStart"/>
+      <w:r>
+        <w:rPr>
+          <w:b/>
+          <w:bCs/>
+        </w:rPr>
+        <w:t>crtc</w:t>
+      </w:r>
+      <w:r>
+        <w:rPr>
+          <w:b/>
+          <w:bCs/>
+        </w:rPr>
+        <w:t>_</w:t>
+      </w:r>
+      <w:r>
+        <w:rPr>
+          <w:b/>
+          <w:bCs/>
+        </w:rPr>
+        <w:t>scanline</w:t>
+      </w:r>
+      <w:proofErr w:type="spellEnd"/>
+      <w:r>
+        <w:rPr>
+          <w:b/>
+          <w:bCs/>
+        </w:rPr>
+        <w:t>&gt;</w:t>
+      </w:r>
+      <w:r>
+        <w:t xml:space="preserve"> (2 bytes).  The scanline</w:t>
+      </w:r>
+      <w:r>
+        <w:t xml:space="preserve"> </w:t>
+      </w:r>
+      <w:r>
+        <w:t xml:space="preserve">where the </w:t>
+      </w:r>
+      <w:r>
+        <w:t>frame-start</w:t>
+      </w:r>
+      <w:r>
+        <w:t xml:space="preserve"> is rendered from.  The value is in range </w:t>
+      </w:r>
+      <w:r>
+        <w:t>0</w:t>
+      </w:r>
+      <w:r>
+        <w:t xml:space="preserve"> to </w:t>
+      </w:r>
+      <w:r>
+        <w:t>311</w:t>
       </w:r>
       <w:r>
         <w:t>.</w:t>
       </w:r>
+    </w:p>
+    <w:p>
+      <w:pPr>
+        <w:ind w:left="1440"/>
+      </w:pPr>
+      <w:r>
+        <w:rPr>
+          <w:b/>
+          <w:bCs/>
+        </w:rPr>
+        <w:t>&lt;</w:t>
+      </w:r>
+      <w:proofErr w:type="spellStart"/>
+      <w:r>
+        <w:rPr>
+          <w:b/>
+          <w:bCs/>
+        </w:rPr>
+        <w:t>crtc_</w:t>
+      </w:r>
+      <w:r>
+        <w:rPr>
+          <w:b/>
+          <w:bCs/>
+        </w:rPr>
+        <w:t>flags</w:t>
+      </w:r>
+      <w:proofErr w:type="spellEnd"/>
+      <w:r>
+        <w:rPr>
+          <w:b/>
+          <w:bCs/>
+        </w:rPr>
+        <w:t>&gt;</w:t>
+      </w:r>
+      <w:r>
+        <w:rPr>
+          <w:b/>
+          <w:bCs/>
+        </w:rPr>
+        <w:t xml:space="preserve"> </w:t>
+      </w:r>
+      <w:r>
+        <w:t>(1 byte)</w:t>
+      </w:r>
+      <w:r>
+        <w:t>.</w:t>
+      </w:r>
+      <w:r>
+        <w:t xml:space="preserve">  Contains the following </w:t>
+      </w:r>
+      <w:r>
+        <w:t>bit flags</w:t>
+      </w:r>
+      <w:r>
+        <w:t>:</w:t>
+      </w:r>
+    </w:p>
+    <w:tbl>
+      <w:tblPr>
+        <w:tblStyle w:val="TableGrid"/>
+        <w:tblW w:w="0" w:type="auto"/>
+        <w:tblInd w:w="1440" w:type="dxa"/>
+        <w:tblLook w:val="04A0" w:firstRow="1" w:lastRow="0" w:firstColumn="1" w:lastColumn="0" w:noHBand="0" w:noVBand="1"/>
+      </w:tblPr>
+      <w:tblGrid>
+        <w:gridCol w:w="625"/>
+        <w:gridCol w:w="1530"/>
+        <w:gridCol w:w="5755"/>
+      </w:tblGrid>
+      <w:tr>
+        <w:tc>
+          <w:tcPr>
+            <w:tcW w:w="625" w:type="dxa"/>
+          </w:tcPr>
+          <w:p>
+            <w:pPr>
+              <w:jc w:val="center"/>
+              <w:rPr>
+                <w:b/>
+                <w:bCs/>
+              </w:rPr>
+            </w:pPr>
+            <w:r>
+              <w:rPr>
+                <w:b/>
+                <w:bCs/>
+              </w:rPr>
+              <w:t>Bit</w:t>
+            </w:r>
+          </w:p>
+        </w:tc>
+        <w:tc>
+          <w:tcPr>
+            <w:tcW w:w="1530" w:type="dxa"/>
+          </w:tcPr>
+          <w:p>
+            <w:pPr>
+              <w:rPr>
+                <w:b/>
+                <w:bCs/>
+              </w:rPr>
+            </w:pPr>
+            <w:r>
+              <w:rPr>
+                <w:b/>
+                <w:bCs/>
+              </w:rPr>
+              <w:t>Flag name</w:t>
+            </w:r>
+          </w:p>
+        </w:tc>
+        <w:tc>
+          <w:tcPr>
+            <w:tcW w:w="5755" w:type="dxa"/>
+          </w:tcPr>
+          <w:p>
+            <w:pPr>
+              <w:rPr>
+                <w:b/>
+                <w:bCs/>
+              </w:rPr>
+            </w:pPr>
+            <w:r>
+              <w:rPr>
+                <w:b/>
+                <w:bCs/>
+              </w:rPr>
+              <w:t>Descri</w:t>
+            </w:r>
+            <w:r>
+              <w:rPr>
+                <w:b/>
+                <w:bCs/>
+              </w:rPr>
+              <w:t>p</w:t>
+            </w:r>
+            <w:r>
+              <w:rPr>
+                <w:b/>
+                <w:bCs/>
+              </w:rPr>
+              <w:t>tion</w:t>
+            </w:r>
+          </w:p>
+        </w:tc>
+      </w:tr>
+      <w:tr>
+        <w:tc>
+          <w:tcPr>
+            <w:tcW w:w="625" w:type="dxa"/>
+          </w:tcPr>
+          <w:p>
+            <w:pPr>
+              <w:jc w:val="center"/>
+            </w:pPr>
+            <w:r>
+              <w:t>0</w:t>
+            </w:r>
+          </w:p>
+        </w:tc>
+        <w:tc>
+          <w:tcPr>
+            <w:tcW w:w="1530" w:type="dxa"/>
+          </w:tcPr>
+          <w:p>
+            <w:r>
+              <w:t>Display field</w:t>
+            </w:r>
+          </w:p>
+        </w:tc>
+        <w:tc>
+          <w:tcPr>
+            <w:tcW w:w="5755" w:type="dxa"/>
+          </w:tcPr>
+          <w:p>
+            <w:r>
+              <w:t>The value is 0 (even field) or 1(odd field).  The value toggles across non split</w:t>
+            </w:r>
+            <w:r>
+              <w:t xml:space="preserve"> </w:t>
+            </w:r>
+            <w:r>
+              <w:t>screen frames, irrespective of the interlace mode.</w:t>
+            </w:r>
+          </w:p>
+        </w:tc>
+      </w:tr>
+      <w:tr>
+        <w:tc>
+          <w:tcPr>
+            <w:tcW w:w="625" w:type="dxa"/>
+          </w:tcPr>
+          <w:p>
+            <w:pPr>
+              <w:jc w:val="center"/>
+            </w:pPr>
+            <w:r>
+              <w:t>1</w:t>
+            </w:r>
+          </w:p>
+        </w:tc>
+        <w:tc>
+          <w:tcPr>
+            <w:tcW w:w="1530" w:type="dxa"/>
+          </w:tcPr>
+          <w:p>
+            <w:r>
+              <w:t>Split screen</w:t>
+            </w:r>
+          </w:p>
+        </w:tc>
+        <w:tc>
+          <w:tcPr>
+            <w:tcW w:w="5755" w:type="dxa"/>
+          </w:tcPr>
+          <w:p>
+            <w:r>
+              <w:t xml:space="preserve">Whether the frame is displayed below </w:t>
+            </w:r>
+            <w:r>
+              <w:t xml:space="preserve">the </w:t>
+            </w:r>
+            <w:r>
+              <w:t xml:space="preserve">previous frame </w:t>
+            </w:r>
+            <w:r>
+              <w:t xml:space="preserve">to </w:t>
+            </w:r>
+            <w:r>
+              <w:t xml:space="preserve">create </w:t>
+            </w:r>
+            <w:r>
+              <w:t xml:space="preserve">a split screen.  </w:t>
+            </w:r>
+          </w:p>
+          <w:p>
+            <w:r>
+              <w:t>The value is either 0 (false) or 1(true).</w:t>
+            </w:r>
+          </w:p>
+        </w:tc>
+      </w:tr>
+    </w:tbl>
+    <w:p>
+      <w:pPr>
+        <w:ind w:left="1440"/>
+      </w:pPr>
     </w:p>
     <w:p>
       <w:pPr>
@@ -18096,15 +17902,7 @@
               <w:jc w:val="center"/>
             </w:pPr>
             <w:r>
-              <w:t>&amp;</w:t>
-            </w:r>
-            <w:proofErr w:type="gramStart"/>
-            <w:r>
-              <w:t>81..</w:t>
-            </w:r>
-            <w:proofErr w:type="gramEnd"/>
-            <w:r>
-              <w:t>&amp;FF</w:t>
+              <w:t>&amp;81..&amp;FF</w:t>
             </w:r>
           </w:p>
         </w:tc>
@@ -18147,15 +17945,7 @@
           </w:tcPr>
           <w:p>
             <w:r>
-              <w:t>Absolute address: &amp;</w:t>
-            </w:r>
-            <w:proofErr w:type="gramStart"/>
-            <w:r>
-              <w:t>0000..</w:t>
-            </w:r>
-            <w:proofErr w:type="gramEnd"/>
-            <w:r>
-              <w:t>&amp;7FFF</w:t>
+              <w:t>Absolute address: &amp;0000..&amp;7FFF</w:t>
             </w:r>
           </w:p>
         </w:tc>
@@ -18167,13 +17957,8 @@
             <w:pPr>
               <w:jc w:val="center"/>
             </w:pPr>
-            <w:proofErr w:type="gramStart"/>
-            <w:r>
-              <w:t>0..&amp;</w:t>
-            </w:r>
-            <w:proofErr w:type="gramEnd"/>
-            <w:r>
-              <w:t>7F</w:t>
+            <w:r>
+              <w:t>0..&amp;7F</w:t>
             </w:r>
           </w:p>
         </w:tc>
@@ -18185,13 +17970,8 @@
             <w:pPr>
               <w:jc w:val="center"/>
             </w:pPr>
-            <w:proofErr w:type="gramStart"/>
-            <w:r>
-              <w:t>0..&amp;</w:t>
-            </w:r>
-            <w:proofErr w:type="gramEnd"/>
-            <w:r>
-              <w:t>FF</w:t>
+            <w:r>
+              <w:t>0..&amp;FF</w:t>
             </w:r>
           </w:p>
         </w:tc>
@@ -18220,15 +18000,7 @@
           </w:tcPr>
           <w:p>
             <w:r>
-              <w:t>Absolute address: &amp;</w:t>
-            </w:r>
-            <w:proofErr w:type="gramStart"/>
-            <w:r>
-              <w:t>8000..</w:t>
-            </w:r>
-            <w:proofErr w:type="gramEnd"/>
-            <w:r>
-              <w:t>&amp;FFFF</w:t>
+              <w:t>Absolute address: &amp;8000..&amp;FFFF</w:t>
             </w:r>
           </w:p>
         </w:tc>
@@ -18254,15 +18026,7 @@
               <w:jc w:val="center"/>
             </w:pPr>
             <w:r>
-              <w:t>&amp;</w:t>
-            </w:r>
-            <w:proofErr w:type="gramStart"/>
-            <w:r>
-              <w:t>80..</w:t>
-            </w:r>
-            <w:proofErr w:type="gramEnd"/>
-            <w:r>
-              <w:t>&amp;FF</w:t>
+              <w:t>&amp;80..&amp;FF</w:t>
             </w:r>
           </w:p>
         </w:tc>
@@ -18274,13 +18038,8 @@
             <w:pPr>
               <w:jc w:val="center"/>
             </w:pPr>
-            <w:proofErr w:type="gramStart"/>
-            <w:r>
-              <w:t>0..&amp;</w:t>
-            </w:r>
-            <w:proofErr w:type="gramEnd"/>
-            <w:r>
-              <w:t>FF</w:t>
+            <w:r>
+              <w:t>0..&amp;FF</w:t>
             </w:r>
           </w:p>
         </w:tc>
@@ -18349,21 +18108,12 @@
                 <w:iCs/>
               </w:rPr>
             </w:pPr>
-            <w:proofErr w:type="gramStart"/>
             <w:r>
               <w:rPr>
                 <w:i/>
                 <w:iCs/>
               </w:rPr>
-              <w:t>0..&amp;</w:t>
-            </w:r>
-            <w:proofErr w:type="gramEnd"/>
-            <w:r>
-              <w:rPr>
-                <w:i/>
-                <w:iCs/>
-              </w:rPr>
-              <w:t>7F</w:t>
+              <w:t>0..&amp;7F</w:t>
             </w:r>
           </w:p>
         </w:tc>
@@ -18393,7 +18143,6 @@
         <w:ind w:left="720"/>
       </w:pPr>
       <w:r>
-        <w:lastRenderedPageBreak/>
         <w:t>The following pseudo code depicts how the opcode address is written.</w:t>
       </w:r>
     </w:p>
@@ -18581,6 +18330,7 @@
           <w:noProof/>
           <w:color w:val="BF4E14" w:themeColor="accent2" w:themeShade="BF"/>
         </w:rPr>
+        <w:lastRenderedPageBreak/>
         <w:t># relative address</w:t>
       </w:r>
     </w:p>
@@ -18814,23 +18564,7 @@
           <w:b/>
           <w:bCs/>
         </w:rPr>
-        <w:t xml:space="preserve">bits </w:t>
-      </w:r>
-      <w:proofErr w:type="gramStart"/>
-      <w:r>
-        <w:rPr>
-          <w:b/>
-          <w:bCs/>
-        </w:rPr>
-        <w:t>0..</w:t>
-      </w:r>
-      <w:proofErr w:type="gramEnd"/>
-      <w:r>
-        <w:rPr>
-          <w:b/>
-          <w:bCs/>
-        </w:rPr>
-        <w:t>2</w:t>
+        <w:t>bits 0..2</w:t>
       </w:r>
       <w:r>
         <w:t xml:space="preserve"> of next byte) Contains the number</w:t>
@@ -18863,13 +18597,8 @@
         <w:t xml:space="preserve">is </w:t>
       </w:r>
       <w:r>
-        <w:t xml:space="preserve">in the range: </w:t>
-      </w:r>
-      <w:proofErr w:type="gramStart"/>
-      <w:r>
-        <w:t>2..</w:t>
-      </w:r>
-      <w:proofErr w:type="gramEnd"/>
+        <w:t>in the range: 2..</w:t>
+      </w:r>
       <w:r>
         <w:t>9</w:t>
       </w:r>
@@ -19059,23 +18788,7 @@
           <w:b/>
           <w:bCs/>
         </w:rPr>
-        <w:t xml:space="preserve">bits </w:t>
-      </w:r>
-      <w:proofErr w:type="gramStart"/>
-      <w:r>
-        <w:rPr>
-          <w:b/>
-          <w:bCs/>
-        </w:rPr>
-        <w:t>3..</w:t>
-      </w:r>
-      <w:proofErr w:type="gramEnd"/>
-      <w:r>
-        <w:rPr>
-          <w:b/>
-          <w:bCs/>
-        </w:rPr>
-        <w:t>7</w:t>
+        <w:t>bits 3..7</w:t>
       </w:r>
       <w:r>
         <w:t xml:space="preserve"> of next byte).  Bit flags indicating which register value(s) the instruction modified.  The table below lists which bits are set for each corresponding modified register.  The bits are only set if the executed instruction changed the contents/value of the corresponding register.</w:t>
@@ -19235,7 +18948,6 @@
               <w:jc w:val="center"/>
             </w:pPr>
             <w:r>
-              <w:lastRenderedPageBreak/>
               <w:t>6</w:t>
             </w:r>
           </w:p>
@@ -19328,6 +19040,7 @@
           <w:b/>
           <w:bCs/>
         </w:rPr>
+        <w:lastRenderedPageBreak/>
         <w:t>&lt;</w:t>
       </w:r>
       <w:proofErr w:type="spellStart"/>
@@ -19809,7 +19522,6 @@
           <w:b/>
           <w:bCs/>
         </w:rPr>
-        <w:lastRenderedPageBreak/>
         <w:t>&lt;</w:t>
       </w:r>
       <w:proofErr w:type="spellStart"/>
@@ -19968,7 +19680,11 @@
         <w:t>STY</w:t>
       </w:r>
       <w:r>
-        <w:t xml:space="preserve">) that write to an address, excluding the stack (e.g. PHA).  Contains the value attempted to be written.  This includes instructions like ASL </w:t>
+        <w:t xml:space="preserve">) that write to an address, excluding the stack (e.g. PHA).  Contains the value </w:t>
+      </w:r>
+      <w:r>
+        <w:lastRenderedPageBreak/>
+        <w:t xml:space="preserve">attempted to be written.  This includes instructions like ASL </w:t>
       </w:r>
       <w:r>
         <w:rPr>
@@ -20267,27 +19983,18 @@
       </w:r>
       <w:proofErr w:type="spellStart"/>
       <w:r>
-        <w:t>PerfWriter_</w:t>
-      </w:r>
-      <w:proofErr w:type="gramStart"/>
-      <w:r>
-        <w:t>WriteInstruction</w:t>
+        <w:t>PerfWriter_WriteInstruction</w:t>
       </w:r>
       <w:proofErr w:type="spellEnd"/>
       <w:r>
         <w:t>(</w:t>
       </w:r>
-      <w:proofErr w:type="gramEnd"/>
       <w:r>
         <w:t xml:space="preserve">…) and </w:t>
       </w:r>
       <w:proofErr w:type="spellStart"/>
       <w:r>
-        <w:t>PerfWriter_</w:t>
-      </w:r>
-      <w:proofErr w:type="gramStart"/>
-      <w:r>
-        <w:t>WriteI</w:t>
+        <w:t>PerfWriter_WriteI</w:t>
       </w:r>
       <w:r>
         <w:t>nterrupt</w:t>
@@ -20296,7 +20003,6 @@
       <w:r>
         <w:t>(</w:t>
       </w:r>
-      <w:proofErr w:type="gramEnd"/>
       <w:r>
         <w:t xml:space="preserve">…) to log instructions and interrupts.  These wrapper functions only invoke the </w:t>
       </w:r>
@@ -20346,17 +20052,12 @@
       </w:r>
       <w:proofErr w:type="spellStart"/>
       <w:r>
-        <w:t>PerfWriter_</w:t>
-      </w:r>
-      <w:proofErr w:type="gramStart"/>
-      <w:r>
-        <w:t>WriteInstruction</w:t>
+        <w:t>PerfWriter_WriteInstruction</w:t>
       </w:r>
       <w:proofErr w:type="spellEnd"/>
       <w:r>
         <w:t>(</w:t>
       </w:r>
-      <w:proofErr w:type="gramEnd"/>
       <w:r>
         <w:t>…).  Added helpers (</w:t>
       </w:r>
@@ -20402,15 +20103,7 @@
         </w:numPr>
       </w:pPr>
       <w:r>
-        <w:t xml:space="preserve">Defined new </w:t>
-      </w:r>
-      <w:proofErr w:type="gramStart"/>
-      <w:r>
-        <w:t>struct</w:t>
-      </w:r>
-      <w:proofErr w:type="gramEnd"/>
-      <w:r>
-        <w:t xml:space="preserve"> (</w:t>
+        <w:t>Defined new struct (</w:t>
       </w:r>
       <w:proofErr w:type="spellStart"/>
       <w:r>
@@ -20529,17 +20222,12 @@
         <w:t xml:space="preserve">Added helper to get the emulator’s registers: </w:t>
       </w:r>
       <w:proofErr w:type="spellStart"/>
-      <w:proofErr w:type="gramStart"/>
       <w:r>
         <w:t>GetRegisters</w:t>
       </w:r>
       <w:proofErr w:type="spellEnd"/>
       <w:r>
-        <w:t>(</w:t>
-      </w:r>
-      <w:proofErr w:type="gramEnd"/>
-      <w:r>
-        <w:t>…).  This is called during snapshot chunk serialization.</w:t>
+        <w:t>(…).  This is called during snapshot chunk serialization.</w:t>
       </w:r>
     </w:p>
     <w:p>
@@ -20632,15 +20320,7 @@
         </w:numPr>
       </w:pPr>
       <w:r>
-        <w:t xml:space="preserve">Defined new </w:t>
-      </w:r>
-      <w:proofErr w:type="gramStart"/>
-      <w:r>
-        <w:t>struct</w:t>
-      </w:r>
-      <w:proofErr w:type="gramEnd"/>
-      <w:r>
-        <w:t xml:space="preserve"> (</w:t>
+        <w:t>Defined new struct (</w:t>
       </w:r>
       <w:proofErr w:type="spellStart"/>
       <w:r>
@@ -20881,17 +20561,12 @@
         <w:t xml:space="preserve"> state: </w:t>
       </w:r>
       <w:proofErr w:type="spellStart"/>
-      <w:proofErr w:type="gramStart"/>
       <w:r>
         <w:t>VideoGetState</w:t>
       </w:r>
       <w:proofErr w:type="spellEnd"/>
       <w:r>
-        <w:t>(</w:t>
-      </w:r>
-      <w:proofErr w:type="gramEnd"/>
-      <w:r>
-        <w:t>…)</w:t>
+        <w:t>(…)</w:t>
       </w:r>
       <w:r>
         <w:t>.   This is called during snapshot chunk serialization.</w:t>
@@ -21022,65 +20697,45 @@
         <w:t xml:space="preserve"> </w:t>
       </w:r>
       <w:proofErr w:type="spellStart"/>
-      <w:proofErr w:type="gramStart"/>
       <w:r>
         <w:t>UpdatePerfCaptureMenu</w:t>
       </w:r>
       <w:proofErr w:type="spellEnd"/>
       <w:r>
-        <w:t>(</w:t>
-      </w:r>
-      <w:proofErr w:type="gramEnd"/>
-      <w:r>
-        <w:t>)</w:t>
+        <w:t>()</w:t>
       </w:r>
       <w:r>
         <w:t xml:space="preserve">, </w:t>
       </w:r>
       <w:proofErr w:type="spellStart"/>
-      <w:proofErr w:type="gramStart"/>
       <w:r>
         <w:t>CapturePerf</w:t>
       </w:r>
       <w:proofErr w:type="spellEnd"/>
       <w:r>
-        <w:t>(</w:t>
-      </w:r>
-      <w:proofErr w:type="gramEnd"/>
-      <w:r>
-        <w:t>)</w:t>
+        <w:t>()</w:t>
       </w:r>
       <w:r>
         <w:t xml:space="preserve">, </w:t>
       </w:r>
       <w:proofErr w:type="spellStart"/>
-      <w:proofErr w:type="gramStart"/>
       <w:r>
         <w:t>EndPerfCapture</w:t>
       </w:r>
       <w:proofErr w:type="spellEnd"/>
       <w:r>
-        <w:t>(</w:t>
-      </w:r>
-      <w:proofErr w:type="gramEnd"/>
-      <w:r>
-        <w:t>)</w:t>
+        <w:t>()</w:t>
       </w:r>
       <w:r>
         <w:t xml:space="preserve">, and </w:t>
       </w:r>
       <w:proofErr w:type="spellStart"/>
-      <w:proofErr w:type="gramStart"/>
       <w:r>
         <w:t>IsCapturingPerf</w:t>
       </w:r>
       <w:proofErr w:type="spellEnd"/>
       <w:r>
-        <w:t>(</w:t>
-      </w:r>
-      <w:proofErr w:type="gramEnd"/>
-      <w:r>
-        <w:t>)</w:t>
+        <w:t>()</w:t>
       </w:r>
       <w:r>
         <w:t xml:space="preserve"> functions</w:t>
@@ -21327,7 +20982,6 @@
         <w:t>*</w:t>
       </w:r>
       <w:proofErr w:type="spellStart"/>
-      <w:proofErr w:type="gramStart"/>
       <w:r>
         <w:rPr>
           <w:b/>
@@ -21364,7 +21018,6 @@
         <w:t>.filters</w:t>
       </w:r>
       <w:proofErr w:type="spellEnd"/>
-      <w:proofErr w:type="gramEnd"/>
     </w:p>
     <w:p>
       <w:pPr>
@@ -21724,19 +21377,11 @@
         </w:rPr>
         <w:t xml:space="preserve">    </w:t>
       </w:r>
-      <w:proofErr w:type="gramStart"/>
       <w:r>
         <w:rPr>
           <w:color w:val="FFFFFF" w:themeColor="background1"/>
         </w:rPr>
-        <w:t>git</w:t>
-      </w:r>
-      <w:proofErr w:type="gramEnd"/>
-      <w:r>
-        <w:rPr>
-          <w:color w:val="FFFFFF" w:themeColor="background1"/>
-        </w:rPr>
-        <w:t xml:space="preserve"> </w:t>
+        <w:t xml:space="preserve">git </w:t>
       </w:r>
       <w:r>
         <w:rPr>
@@ -24341,6 +23986,7 @@
   <w:style w:type="character" w:default="1" w:styleId="DefaultParagraphFont">
     <w:name w:val="Default Paragraph Font"/>
     <w:uiPriority w:val="1"/>
+    <w:semiHidden/>
     <w:unhideWhenUsed/>
   </w:style>
   <w:style w:type="table" w:default="1" w:styleId="TableNormal">

--- a/docs/BeebPerf.docx
+++ b/docs/BeebPerf.docx
@@ -491,7 +491,6 @@
       <w:r>
         <w:t xml:space="preserve">, </w:t>
       </w:r>
-      <w:proofErr w:type="spellStart"/>
       <w:r>
         <w:rPr>
           <w:b/>
@@ -499,7 +498,6 @@
         </w:rPr>
         <w:t>BeebPerf</w:t>
       </w:r>
-      <w:proofErr w:type="spellEnd"/>
       <w:r>
         <w:t xml:space="preserve">, </w:t>
       </w:r>
@@ -749,21 +747,8 @@
         <w:t xml:space="preserve"> </w:t>
       </w:r>
       <w:r>
-        <w:t xml:space="preserve">needed for </w:t>
-      </w:r>
-      <w:proofErr w:type="spellStart"/>
-      <w:r>
-        <w:t>afxres.h</w:t>
-      </w:r>
-      <w:proofErr w:type="spellEnd"/>
-      <w:r>
-        <w:t>/</w:t>
-      </w:r>
-      <w:proofErr w:type="spellStart"/>
-      <w:r>
-        <w:t>rc</w:t>
-      </w:r>
-      <w:proofErr w:type="spellEnd"/>
+        <w:t>needed for afxres.h/rc</w:t>
+      </w:r>
     </w:p>
     <w:p>
       <w:pPr>
@@ -880,21 +865,8 @@
         <w:t>‘</w:t>
       </w:r>
       <w:r>
-        <w:t>https://github.com/</w:t>
-      </w:r>
-      <w:proofErr w:type="spellStart"/>
-      <w:r>
-        <w:t>stardot</w:t>
-      </w:r>
-      <w:proofErr w:type="spellEnd"/>
-      <w:r>
-        <w:t>/</w:t>
-      </w:r>
-      <w:proofErr w:type="spellStart"/>
-      <w:r>
-        <w:t>beebem-windows.git</w:t>
-      </w:r>
-      <w:proofErr w:type="spellEnd"/>
+        <w:t>https://github.com/stardot/beebem-windows.git</w:t>
+      </w:r>
       <w:r>
         <w:t>’</w:t>
       </w:r>
@@ -988,28 +960,12 @@
         </w:rPr>
         <w:t>apply ..\</w:t>
       </w:r>
-      <w:proofErr w:type="spellStart"/>
       <w:r>
         <w:rPr>
           <w:color w:val="FFFFFF" w:themeColor="background1"/>
         </w:rPr>
-        <w:t>beebperf</w:t>
-      </w:r>
-      <w:proofErr w:type="spellEnd"/>
-      <w:r>
-        <w:rPr>
-          <w:color w:val="FFFFFF" w:themeColor="background1"/>
-        </w:rPr>
-        <w:t>\</w:t>
-      </w:r>
-      <w:proofErr w:type="spellStart"/>
-      <w:r>
-        <w:rPr>
-          <w:color w:val="FFFFFF" w:themeColor="background1"/>
-        </w:rPr>
-        <w:t>beebem_changelist.diff</w:t>
-      </w:r>
-      <w:proofErr w:type="spellEnd"/>
+        <w:t>beebperf\beebem_changelist.diff</w:t>
+      </w:r>
     </w:p>
     <w:p>
       <w:pPr>
@@ -1193,7 +1149,6 @@
       <w:r>
         <w:t xml:space="preserve">seconds to load in </w:t>
       </w:r>
-      <w:proofErr w:type="spellStart"/>
       <w:r>
         <w:rPr>
           <w:b/>
@@ -1201,7 +1156,6 @@
         </w:rPr>
         <w:t>BeebPerf</w:t>
       </w:r>
-      <w:proofErr w:type="spellEnd"/>
       <w:r>
         <w:t>.</w:t>
       </w:r>
@@ -1228,21 +1182,12 @@
       <w:r>
         <w:t xml:space="preserve"> </w:t>
       </w:r>
-      <w:proofErr w:type="spellStart"/>
-      <w:r>
-        <w:rPr>
-          <w:b/>
-          <w:bCs/>
-        </w:rPr>
-        <w:t>BeebPerf</w:t>
-      </w:r>
-      <w:proofErr w:type="spellEnd"/>
-      <w:r>
-        <w:rPr>
-          <w:b/>
-          <w:bCs/>
-        </w:rPr>
-        <w:t xml:space="preserve"> </w:t>
+      <w:r>
+        <w:rPr>
+          <w:b/>
+          <w:bCs/>
+        </w:rPr>
+        <w:t xml:space="preserve">BeebPerf </w:t>
       </w:r>
       <w:r>
         <w:t>get</w:t>
@@ -1315,30 +1260,21 @@
           <w:b/>
           <w:bCs/>
         </w:rPr>
+        <w:t>-DebugLabels</w:t>
+      </w:r>
+      <w:r>
+        <w:rPr>
+          <w:b/>
+          <w:bCs/>
+        </w:rPr>
+        <w:t xml:space="preserve"> &lt;file&gt;</w:t>
+      </w:r>
+      <w:r>
+        <w:t xml:space="preserve"> command</w:t>
+      </w:r>
+      <w:r>
         <w:t>-</w:t>
       </w:r>
-      <w:proofErr w:type="spellStart"/>
-      <w:r>
-        <w:rPr>
-          <w:b/>
-          <w:bCs/>
-        </w:rPr>
-        <w:t>DebugLabels</w:t>
-      </w:r>
-      <w:proofErr w:type="spellEnd"/>
-      <w:r>
-        <w:rPr>
-          <w:b/>
-          <w:bCs/>
-        </w:rPr>
-        <w:t xml:space="preserve"> &lt;file&gt;</w:t>
-      </w:r>
-      <w:r>
-        <w:t xml:space="preserve"> command</w:t>
-      </w:r>
-      <w:r>
-        <w:t>-</w:t>
-      </w:r>
       <w:r>
         <w:t xml:space="preserve">line option </w:t>
       </w:r>
@@ -1351,7 +1287,6 @@
       <w:r>
         <w:t xml:space="preserve">Alternatively, label files can be side loaded into </w:t>
       </w:r>
-      <w:proofErr w:type="spellStart"/>
       <w:r>
         <w:rPr>
           <w:b/>
@@ -1359,7 +1294,6 @@
         </w:rPr>
         <w:t>BeebPerf</w:t>
       </w:r>
-      <w:proofErr w:type="spellEnd"/>
       <w:r>
         <w:rPr>
           <w:b/>
@@ -1396,17 +1330,8 @@
           <w:b/>
           <w:bCs/>
         </w:rPr>
-        <w:t>-</w:t>
-      </w:r>
-      <w:proofErr w:type="spellStart"/>
-      <w:r>
-        <w:rPr>
-          <w:b/>
-          <w:bCs/>
-        </w:rPr>
-        <w:t>DebugLabels</w:t>
-      </w:r>
-      <w:proofErr w:type="spellEnd"/>
+        <w:t>-DebugLabels</w:t>
+      </w:r>
       <w:r>
         <w:t xml:space="preserve"> option include:</w:t>
       </w:r>
@@ -1480,7 +1405,6 @@
       <w:r>
         <w:t xml:space="preserve">Labels files generated using the </w:t>
       </w:r>
-      <w:proofErr w:type="spellStart"/>
       <w:r>
         <w:rPr>
           <w:b/>
@@ -1488,7 +1412,6 @@
         </w:rPr>
         <w:t>ExtractLabels</w:t>
       </w:r>
-      <w:proofErr w:type="spellEnd"/>
       <w:r>
         <w:t xml:space="preserve"> </w:t>
       </w:r>
@@ -1498,7 +1421,6 @@
       <w:r>
         <w:t xml:space="preserve">, which is built as part of the </w:t>
       </w:r>
-      <w:proofErr w:type="spellStart"/>
       <w:r>
         <w:rPr>
           <w:b/>
@@ -1506,7 +1428,6 @@
         </w:rPr>
         <w:t>BeebPerf</w:t>
       </w:r>
-      <w:proofErr w:type="spellEnd"/>
       <w:r>
         <w:t xml:space="preserve"> solution</w:t>
       </w:r>
@@ -1601,7 +1522,6 @@
       <w:pPr>
         <w:pStyle w:val="Heading1"/>
       </w:pPr>
-      <w:proofErr w:type="spellStart"/>
       <w:r>
         <w:lastRenderedPageBreak/>
         <w:t>Bee</w:t>
@@ -1612,123 +1532,115 @@
       <w:r>
         <w:t>Perf</w:t>
       </w:r>
-      <w:proofErr w:type="spellEnd"/>
-    </w:p>
-    <w:p>
-      <w:proofErr w:type="spellStart"/>
-      <w:r>
+    </w:p>
+    <w:p>
+      <w:r>
+        <w:t xml:space="preserve">BeebPerf is a standalone </w:t>
+      </w:r>
+      <w:r>
+        <w:t xml:space="preserve">Windows </w:t>
+      </w:r>
+      <w:r>
+        <w:t xml:space="preserve">application that </w:t>
+      </w:r>
+      <w:r>
+        <w:t xml:space="preserve">can open </w:t>
+      </w:r>
+      <w:r>
+        <w:t xml:space="preserve">a </w:t>
+      </w:r>
+      <w:r>
+        <w:rPr>
+          <w:b/>
+          <w:bCs/>
+        </w:rPr>
+        <w:t>.perf</w:t>
+      </w:r>
+      <w:r>
+        <w:t xml:space="preserve"> fil</w:t>
+      </w:r>
+      <w:r>
+        <w:t xml:space="preserve">e, analyses </w:t>
+      </w:r>
+      <w:r>
+        <w:t>its</w:t>
+      </w:r>
+      <w:r>
+        <w:t xml:space="preserve"> data, and presents the performance results in a graphical way</w:t>
+      </w:r>
+      <w:r>
+        <w:t xml:space="preserve"> to the user.</w:t>
+      </w:r>
+    </w:p>
+    <w:p>
+      <w:r>
+        <w:t xml:space="preserve">The application is comprised of several views which can be used to </w:t>
+      </w:r>
+      <w:r>
+        <w:t xml:space="preserve">analyze different </w:t>
+      </w:r>
+      <w:r>
+        <w:t xml:space="preserve">aspects of </w:t>
+      </w:r>
+      <w:r>
+        <w:t>performance</w:t>
+      </w:r>
+      <w:r>
+        <w:t>.</w:t>
+      </w:r>
+      <w:r>
+        <w:t xml:space="preserve">  Many of the views </w:t>
+      </w:r>
+      <w:r>
+        <w:t xml:space="preserve">are </w:t>
+      </w:r>
+      <w:r>
+        <w:t>based</w:t>
+      </w:r>
+      <w:r>
+        <w:t xml:space="preserve"> </w:t>
+      </w:r>
+      <w:r>
+        <w:t xml:space="preserve">on </w:t>
+      </w:r>
+      <w:r>
+        <w:t>Visual Studio</w:t>
+      </w:r>
+      <w:r>
+        <w:t>’s profiler views.</w:t>
+      </w:r>
+    </w:p>
+    <w:p>
+      <w:pPr>
+        <w:pStyle w:val="Heading2"/>
+      </w:pPr>
+      <w:r>
+        <w:t>UX Design</w:t>
+      </w:r>
+    </w:p>
+    <w:p>
+      <w:r>
+        <w:t xml:space="preserve">The </w:t>
+      </w:r>
+      <w:r>
+        <w:t xml:space="preserve">general </w:t>
+      </w:r>
+      <w:r>
+        <w:t>layout</w:t>
+      </w:r>
+      <w:r>
+        <w:t xml:space="preserve"> </w:t>
+      </w:r>
+      <w:r>
+        <w:t xml:space="preserve">of </w:t>
+      </w:r>
+      <w:r>
+        <w:rPr>
+          <w:b/>
+          <w:bCs/>
+        </w:rPr>
         <w:t>BeebPerf</w:t>
       </w:r>
-      <w:proofErr w:type="spellEnd"/>
-      <w:r>
-        <w:t xml:space="preserve"> is a standalone </w:t>
-      </w:r>
-      <w:r>
-        <w:t xml:space="preserve">Windows </w:t>
-      </w:r>
-      <w:r>
-        <w:t xml:space="preserve">application that </w:t>
-      </w:r>
-      <w:r>
-        <w:t xml:space="preserve">can open </w:t>
-      </w:r>
-      <w:r>
-        <w:t xml:space="preserve">a </w:t>
-      </w:r>
-      <w:r>
-        <w:rPr>
-          <w:b/>
-          <w:bCs/>
-        </w:rPr>
-        <w:t>.perf</w:t>
-      </w:r>
-      <w:r>
-        <w:t xml:space="preserve"> fil</w:t>
-      </w:r>
-      <w:r>
-        <w:t xml:space="preserve">e, analyses </w:t>
-      </w:r>
-      <w:r>
-        <w:t>its</w:t>
-      </w:r>
-      <w:r>
-        <w:t xml:space="preserve"> data, and presents the performance results in a graphical way</w:t>
-      </w:r>
-      <w:r>
-        <w:t xml:space="preserve"> to the user.</w:t>
-      </w:r>
-    </w:p>
-    <w:p>
-      <w:r>
-        <w:t xml:space="preserve">The application is comprised of several views which can be used to </w:t>
-      </w:r>
-      <w:r>
-        <w:t xml:space="preserve">analyze different </w:t>
-      </w:r>
-      <w:r>
-        <w:t xml:space="preserve">aspects of </w:t>
-      </w:r>
-      <w:r>
-        <w:t>performance</w:t>
-      </w:r>
-      <w:r>
-        <w:t>.</w:t>
-      </w:r>
-      <w:r>
-        <w:t xml:space="preserve">  Many of the views </w:t>
-      </w:r>
-      <w:r>
-        <w:t xml:space="preserve">are </w:t>
-      </w:r>
-      <w:r>
-        <w:t>based</w:t>
-      </w:r>
-      <w:r>
-        <w:t xml:space="preserve"> </w:t>
-      </w:r>
-      <w:r>
-        <w:t xml:space="preserve">on </w:t>
-      </w:r>
-      <w:r>
-        <w:t>Visual Studio</w:t>
-      </w:r>
-      <w:r>
-        <w:t>’s profiler views.</w:t>
-      </w:r>
-    </w:p>
-    <w:p>
-      <w:pPr>
-        <w:pStyle w:val="Heading2"/>
-      </w:pPr>
-      <w:r>
-        <w:t>UX Design</w:t>
-      </w:r>
-    </w:p>
-    <w:p>
-      <w:r>
-        <w:t xml:space="preserve">The </w:t>
-      </w:r>
-      <w:r>
-        <w:t xml:space="preserve">general </w:t>
-      </w:r>
-      <w:r>
-        <w:t>layout</w:t>
-      </w:r>
-      <w:r>
-        <w:t xml:space="preserve"> </w:t>
-      </w:r>
-      <w:r>
-        <w:t xml:space="preserve">of </w:t>
-      </w:r>
-      <w:proofErr w:type="spellStart"/>
-      <w:r>
-        <w:rPr>
-          <w:b/>
-          <w:bCs/>
-        </w:rPr>
-        <w:t>BeebPerf</w:t>
-      </w:r>
-      <w:proofErr w:type="spellEnd"/>
       <w:r>
         <w:t xml:space="preserve"> </w:t>
       </w:r>
@@ -2455,11 +2367,9 @@
             <w:tcW w:w="1975" w:type="dxa"/>
           </w:tcPr>
           <w:p>
-            <w:proofErr w:type="spellStart"/>
             <w:r>
               <w:t>Self CPU</w:t>
             </w:r>
-            <w:proofErr w:type="spellEnd"/>
           </w:p>
         </w:tc>
         <w:tc>
@@ -5009,18 +4919,74 @@
       <w:pPr>
         <w:pStyle w:val="Heading1"/>
       </w:pPr>
-      <w:proofErr w:type="spellStart"/>
       <w:r>
         <w:lastRenderedPageBreak/>
+        <w:t>BeebPerf Design</w:t>
+      </w:r>
+    </w:p>
+    <w:p>
+      <w:r>
+        <w:rPr>
+          <w:b/>
+          <w:bCs/>
+        </w:rPr>
         <w:t>BeebPerf</w:t>
       </w:r>
-      <w:proofErr w:type="spellEnd"/>
-      <w:r>
-        <w:t xml:space="preserve"> Design</w:t>
-      </w:r>
-    </w:p>
-    <w:p>
-      <w:proofErr w:type="spellStart"/>
+      <w:r>
+        <w:t xml:space="preserve"> is a .NET Windows Forms app, written in C#. </w:t>
+      </w:r>
+      <w:r>
+        <w:t>Whil</w:t>
+      </w:r>
+      <w:r>
+        <w:t>e</w:t>
+      </w:r>
+      <w:r>
+        <w:t xml:space="preserve"> alternative tech stacks could have been used, this combination is well suited for building a Visual Studio Profiler like experience.</w:t>
+      </w:r>
+      <w:r>
+        <w:t xml:space="preserve"> </w:t>
+      </w:r>
+    </w:p>
+    <w:p>
+      <w:r>
+        <w:t>I considered implementing the analysis portions in C++</w:t>
+      </w:r>
+      <w:r>
+        <w:t>, to keep the memory footprint low</w:t>
+      </w:r>
+      <w:r>
+        <w:t xml:space="preserve">, </w:t>
+      </w:r>
+      <w:r>
+        <w:t xml:space="preserve"> </w:t>
+      </w:r>
+      <w:r>
+        <w:t xml:space="preserve">but this </w:t>
+      </w:r>
+      <w:r>
+        <w:t xml:space="preserve">never became </w:t>
+      </w:r>
+      <w:r>
+        <w:t>necessary</w:t>
+      </w:r>
+      <w:r>
+        <w:t>.</w:t>
+      </w:r>
+    </w:p>
+    <w:p>
+      <w:r>
+        <w:t>The application is buil</w:t>
+      </w:r>
+      <w:r>
+        <w:t>t</w:t>
+      </w:r>
+      <w:r>
+        <w:t xml:space="preserve"> around a </w:t>
+      </w:r>
+      <w:r>
+        <w:t xml:space="preserve">single </w:t>
+      </w:r>
       <w:r>
         <w:rPr>
           <w:b/>
@@ -5028,71 +4994,6 @@
         </w:rPr>
         <w:t>BeebPerf</w:t>
       </w:r>
-      <w:proofErr w:type="spellEnd"/>
-      <w:r>
-        <w:t xml:space="preserve"> is a .NET Windows Forms app, written in C#. </w:t>
-      </w:r>
-      <w:r>
-        <w:t>Whil</w:t>
-      </w:r>
-      <w:r>
-        <w:t>e</w:t>
-      </w:r>
-      <w:r>
-        <w:t xml:space="preserve"> alternative tech stacks could have been used, this combination is well suited for building a Visual Studio Profiler like experience.</w:t>
-      </w:r>
-      <w:r>
-        <w:t xml:space="preserve"> </w:t>
-      </w:r>
-    </w:p>
-    <w:p>
-      <w:r>
-        <w:t>I considered implementing the analysis portions in C++</w:t>
-      </w:r>
-      <w:r>
-        <w:t>, to keep the memory footprint low</w:t>
-      </w:r>
-      <w:r>
-        <w:t xml:space="preserve">, </w:t>
-      </w:r>
-      <w:r>
-        <w:t xml:space="preserve"> </w:t>
-      </w:r>
-      <w:r>
-        <w:t xml:space="preserve">but this </w:t>
-      </w:r>
-      <w:r>
-        <w:t xml:space="preserve">never became </w:t>
-      </w:r>
-      <w:r>
-        <w:t>necessary</w:t>
-      </w:r>
-      <w:r>
-        <w:t>.</w:t>
-      </w:r>
-    </w:p>
-    <w:p>
-      <w:r>
-        <w:t>The application is buil</w:t>
-      </w:r>
-      <w:r>
-        <w:t>t</w:t>
-      </w:r>
-      <w:r>
-        <w:t xml:space="preserve"> around a </w:t>
-      </w:r>
-      <w:r>
-        <w:t xml:space="preserve">single </w:t>
-      </w:r>
-      <w:proofErr w:type="spellStart"/>
-      <w:r>
-        <w:rPr>
-          <w:b/>
-          <w:bCs/>
-        </w:rPr>
-        <w:t>BeebPerf</w:t>
-      </w:r>
-      <w:proofErr w:type="spellEnd"/>
       <w:r>
         <w:t xml:space="preserve"> </w:t>
       </w:r>
@@ -5132,7 +5033,6 @@
       <w:r>
         <w:t xml:space="preserve">  All the UX components, including the main form, are in the </w:t>
       </w:r>
-      <w:proofErr w:type="spellStart"/>
       <w:r>
         <w:rPr>
           <w:b/>
@@ -5140,7 +5040,6 @@
         </w:rPr>
         <w:t>ux</w:t>
       </w:r>
-      <w:proofErr w:type="spellEnd"/>
       <w:r>
         <w:t xml:space="preserve"> folder.</w:t>
       </w:r>
@@ -5392,7 +5291,6 @@
       <w:r>
         <w:t xml:space="preserve">Loading the labels files (uses the </w:t>
       </w:r>
-      <w:proofErr w:type="spellStart"/>
       <w:r>
         <w:rPr>
           <w:b/>
@@ -5400,7 +5298,6 @@
         </w:rPr>
         <w:t>LabelsFileReader</w:t>
       </w:r>
-      <w:proofErr w:type="spellEnd"/>
       <w:r>
         <w:t xml:space="preserve"> class defined in the project root folder).</w:t>
       </w:r>
@@ -5480,7 +5377,6 @@
       <w:r>
         <w:t xml:space="preserve">using the </w:t>
       </w:r>
-      <w:proofErr w:type="spellStart"/>
       <w:r>
         <w:rPr>
           <w:b/>
@@ -5488,7 +5384,6 @@
         </w:rPr>
         <w:t>PerfReader</w:t>
       </w:r>
-      <w:proofErr w:type="spellEnd"/>
       <w:r>
         <w:t xml:space="preserve"> class</w:t>
       </w:r>
@@ -6055,7 +5950,6 @@
       </w:r>
     </w:p>
     <w:p>
-      <w:proofErr w:type="spellStart"/>
       <w:r>
         <w:rPr>
           <w:b/>
@@ -6064,7 +5958,6 @@
         <w:lastRenderedPageBreak/>
         <w:t>MiniStackFrame</w:t>
       </w:r>
-      <w:proofErr w:type="spellEnd"/>
       <w:r>
         <w:t xml:space="preserve"> – represents a mini stack frame.  Contains the following fields:</w:t>
       </w:r>
@@ -6307,15 +6200,7 @@
         </w:numPr>
       </w:pPr>
       <w:r>
-        <w:t xml:space="preserve">Aggregated CPU Metrics, by </w:t>
-      </w:r>
-      <w:proofErr w:type="spellStart"/>
-      <w:r>
-        <w:t>CallStack</w:t>
-      </w:r>
-      <w:proofErr w:type="spellEnd"/>
-      <w:r>
-        <w:t xml:space="preserve"> – </w:t>
+        <w:t xml:space="preserve">Aggregated CPU Metrics, by CallStack – </w:t>
       </w:r>
       <w:r>
         <w:rPr>
@@ -6427,7 +6312,6 @@
       </w:r>
     </w:p>
     <w:p>
-      <w:proofErr w:type="spellStart"/>
       <w:r>
         <w:rPr>
           <w:b/>
@@ -6435,7 +6319,6 @@
         </w:rPr>
         <w:t>StackFrame</w:t>
       </w:r>
-      <w:proofErr w:type="spellEnd"/>
       <w:r>
         <w:t xml:space="preserve"> – represents a unique stack-frame within the recorded program.  Contains the following fields:</w:t>
       </w:r>
@@ -6558,7 +6441,6 @@
       </w:r>
     </w:p>
     <w:p>
-      <w:proofErr w:type="spellStart"/>
       <w:r>
         <w:rPr>
           <w:b/>
@@ -6567,7 +6449,6 @@
         <w:lastRenderedPageBreak/>
         <w:t>CallStack</w:t>
       </w:r>
-      <w:proofErr w:type="spellEnd"/>
       <w:r>
         <w:t xml:space="preserve"> – represents a call stack within the recorded program. </w:t>
       </w:r>
@@ -6670,15 +6551,7 @@
         <w:t>t</w:t>
       </w:r>
       <w:r>
-        <w:t xml:space="preserve">y of a </w:t>
-      </w:r>
-      <w:proofErr w:type="spellStart"/>
-      <w:r>
-        <w:t>CallStack</w:t>
-      </w:r>
-      <w:proofErr w:type="spellEnd"/>
-      <w:r>
-        <w:t xml:space="preserve"> is defined by the sequence of addresses up through the parent chain, ending at the root or a call stack that has an ISR</w:t>
+        <w:t>y of a CallStack is defined by the sequence of addresses up through the parent chain, ending at the root or a call stack that has an ISR</w:t>
       </w:r>
       <w:r>
         <w:t xml:space="preserve">, </w:t>
@@ -7450,7 +7323,6 @@
         </w:rPr>
         <w:t xml:space="preserve">based on </w:t>
       </w:r>
-      <w:proofErr w:type="spellStart"/>
       <w:r>
         <w:rPr>
           <w:rFonts w:ascii="Aptos" w:hAnsi="Aptos"/>
@@ -7460,7 +7332,6 @@
         </w:rPr>
         <w:t>BeebEm’s</w:t>
       </w:r>
-      <w:proofErr w:type="spellEnd"/>
       <w:r>
         <w:rPr>
           <w:rFonts w:ascii="Aptos" w:hAnsi="Aptos"/>
@@ -8930,7 +8801,6 @@
       <w:r>
         <w:t>application is built around a main Form (</w:t>
       </w:r>
-      <w:proofErr w:type="spellStart"/>
       <w:r>
         <w:rPr>
           <w:b/>
@@ -8938,7 +8808,6 @@
         </w:rPr>
         <w:t>BeebPerfForm</w:t>
       </w:r>
-      <w:proofErr w:type="spellEnd"/>
       <w:r>
         <w:t xml:space="preserve">) which </w:t>
       </w:r>
@@ -9048,11 +8917,9 @@
             <w:tcW w:w="2700" w:type="dxa"/>
           </w:tcPr>
           <w:p>
-            <w:proofErr w:type="spellStart"/>
             <w:r>
               <w:t>BeepPerfForm</w:t>
             </w:r>
-            <w:proofErr w:type="spellEnd"/>
           </w:p>
         </w:tc>
         <w:tc>
@@ -9120,11 +8987,9 @@
             <w:tcW w:w="2700" w:type="dxa"/>
           </w:tcPr>
           <w:p>
-            <w:proofErr w:type="spellStart"/>
             <w:r>
               <w:t>TabControlEx</w:t>
             </w:r>
-            <w:proofErr w:type="spellEnd"/>
           </w:p>
         </w:tc>
         <w:tc>
@@ -9154,11 +9019,9 @@
             <w:tcW w:w="2700" w:type="dxa"/>
           </w:tcPr>
           <w:p>
-            <w:proofErr w:type="spellStart"/>
             <w:r>
               <w:t>GridView</w:t>
             </w:r>
-            <w:proofErr w:type="spellEnd"/>
           </w:p>
         </w:tc>
         <w:tc>
@@ -9166,11 +9029,9 @@
             <w:tcW w:w="1710" w:type="dxa"/>
           </w:tcPr>
           <w:p>
-            <w:proofErr w:type="spellStart"/>
             <w:r>
               <w:t>DataGridView</w:t>
             </w:r>
-            <w:proofErr w:type="spellEnd"/>
           </w:p>
         </w:tc>
         <w:tc>
@@ -9208,11 +9069,9 @@
             <w:pPr>
               <w:ind w:left="4320" w:hanging="4320"/>
             </w:pPr>
-            <w:proofErr w:type="spellStart"/>
             <w:r>
               <w:t>RoutinesView</w:t>
             </w:r>
-            <w:proofErr w:type="spellEnd"/>
           </w:p>
         </w:tc>
         <w:tc>
@@ -9223,11 +9082,9 @@
             <w:pPr>
               <w:ind w:left="4320" w:hanging="4320"/>
             </w:pPr>
-            <w:proofErr w:type="spellStart"/>
             <w:r>
               <w:t>GridView</w:t>
             </w:r>
-            <w:proofErr w:type="spellEnd"/>
           </w:p>
         </w:tc>
         <w:tc>
@@ -9253,11 +9110,9 @@
             <w:pPr>
               <w:ind w:left="4320" w:hanging="4320"/>
             </w:pPr>
-            <w:proofErr w:type="spellStart"/>
             <w:r>
               <w:t>CallerCalleeView</w:t>
             </w:r>
-            <w:proofErr w:type="spellEnd"/>
           </w:p>
         </w:tc>
         <w:tc>
@@ -9296,11 +9151,9 @@
             <w:pPr>
               <w:ind w:left="4320" w:hanging="4320"/>
             </w:pPr>
-            <w:proofErr w:type="spellStart"/>
             <w:r>
               <w:t>CallTreeView</w:t>
             </w:r>
-            <w:proofErr w:type="spellEnd"/>
           </w:p>
         </w:tc>
         <w:tc>
@@ -9311,11 +9164,9 @@
             <w:pPr>
               <w:ind w:left="4320" w:hanging="4320"/>
             </w:pPr>
-            <w:proofErr w:type="spellStart"/>
             <w:r>
               <w:t>GridView</w:t>
             </w:r>
-            <w:proofErr w:type="spellEnd"/>
           </w:p>
         </w:tc>
         <w:tc>
@@ -9341,11 +9192,9 @@
             <w:pPr>
               <w:ind w:left="4320" w:hanging="4320"/>
             </w:pPr>
-            <w:proofErr w:type="spellStart"/>
             <w:r>
               <w:t>FlameGraph</w:t>
             </w:r>
-            <w:proofErr w:type="spellEnd"/>
           </w:p>
         </w:tc>
         <w:tc>
@@ -9384,11 +9233,9 @@
             <w:pPr>
               <w:ind w:left="4320" w:hanging="4320"/>
             </w:pPr>
-            <w:proofErr w:type="spellStart"/>
             <w:r>
               <w:t>MemoryView</w:t>
             </w:r>
-            <w:proofErr w:type="spellEnd"/>
           </w:p>
         </w:tc>
         <w:tc>
@@ -9399,11 +9246,9 @@
             <w:pPr>
               <w:ind w:left="4320" w:hanging="4320"/>
             </w:pPr>
-            <w:proofErr w:type="spellStart"/>
             <w:r>
               <w:t>GridView</w:t>
             </w:r>
-            <w:proofErr w:type="spellEnd"/>
           </w:p>
         </w:tc>
         <w:tc>
@@ -9432,11 +9277,9 @@
             <w:pPr>
               <w:ind w:left="4320" w:hanging="4320"/>
             </w:pPr>
-            <w:proofErr w:type="spellStart"/>
             <w:r>
               <w:t>MemoryRoutinesView</w:t>
             </w:r>
-            <w:proofErr w:type="spellEnd"/>
           </w:p>
         </w:tc>
         <w:tc>
@@ -9447,11 +9290,9 @@
             <w:pPr>
               <w:ind w:left="4320" w:hanging="4320"/>
             </w:pPr>
-            <w:proofErr w:type="spellStart"/>
             <w:r>
               <w:t>GridView</w:t>
             </w:r>
-            <w:proofErr w:type="spellEnd"/>
           </w:p>
         </w:tc>
         <w:tc>
@@ -9481,11 +9322,9 @@
             <w:pPr>
               <w:ind w:left="4320" w:hanging="4320"/>
             </w:pPr>
-            <w:proofErr w:type="spellStart"/>
             <w:r>
               <w:t>FrameView</w:t>
             </w:r>
-            <w:proofErr w:type="spellEnd"/>
           </w:p>
         </w:tc>
         <w:tc>
@@ -9528,11 +9367,9 @@
             <w:pPr>
               <w:ind w:left="4320" w:hanging="4320"/>
             </w:pPr>
-            <w:proofErr w:type="spellStart"/>
             <w:r>
               <w:t>FrameGridView</w:t>
             </w:r>
-            <w:proofErr w:type="spellEnd"/>
           </w:p>
         </w:tc>
         <w:tc>
@@ -9543,11 +9380,9 @@
             <w:pPr>
               <w:ind w:left="4320" w:hanging="4320"/>
             </w:pPr>
-            <w:proofErr w:type="spellStart"/>
             <w:r>
               <w:t>GridView</w:t>
             </w:r>
-            <w:proofErr w:type="spellEnd"/>
           </w:p>
         </w:tc>
         <w:tc>
@@ -9587,11 +9422,9 @@
             <w:pPr>
               <w:ind w:left="4320" w:hanging="4320"/>
             </w:pPr>
-            <w:proofErr w:type="spellStart"/>
             <w:r>
               <w:t>GridView</w:t>
             </w:r>
-            <w:proofErr w:type="spellEnd"/>
           </w:p>
         </w:tc>
         <w:tc>
@@ -9658,11 +9491,9 @@
             <w:pPr>
               <w:ind w:left="4320" w:hanging="4320"/>
             </w:pPr>
-            <w:proofErr w:type="spellStart"/>
             <w:r>
               <w:t>LabelsDialog</w:t>
             </w:r>
-            <w:proofErr w:type="spellEnd"/>
           </w:p>
         </w:tc>
         <w:tc>
@@ -9701,11 +9532,9 @@
             <w:pPr>
               <w:ind w:left="4320" w:hanging="4320"/>
             </w:pPr>
-            <w:proofErr w:type="spellStart"/>
             <w:r>
               <w:t>SettingsDialog</w:t>
             </w:r>
-            <w:proofErr w:type="spellEnd"/>
           </w:p>
         </w:tc>
         <w:tc>
@@ -9744,11 +9573,9 @@
             <w:pPr>
               <w:ind w:left="4320" w:hanging="4320"/>
             </w:pPr>
-            <w:proofErr w:type="spellStart"/>
             <w:r>
               <w:t>SampleCodePanel</w:t>
             </w:r>
-            <w:proofErr w:type="spellEnd"/>
           </w:p>
         </w:tc>
         <w:tc>
@@ -9790,11 +9617,9 @@
             <w:tcW w:w="2700" w:type="dxa"/>
           </w:tcPr>
           <w:p>
-            <w:proofErr w:type="spellStart"/>
             <w:r>
               <w:t>HelpDialog</w:t>
             </w:r>
-            <w:proofErr w:type="spellEnd"/>
           </w:p>
         </w:tc>
         <w:tc>
@@ -9830,7 +9655,6 @@
       <w:r>
         <w:t xml:space="preserve">the </w:t>
       </w:r>
-      <w:proofErr w:type="spellStart"/>
       <w:r>
         <w:rPr>
           <w:b/>
@@ -9838,7 +9662,6 @@
         </w:rPr>
         <w:t>ReentrancyGuard</w:t>
       </w:r>
-      <w:proofErr w:type="spellEnd"/>
       <w:r>
         <w:rPr>
           <w:b/>
@@ -9849,7 +9672,6 @@
       <w:r>
         <w:t xml:space="preserve">(also in </w:t>
       </w:r>
-      <w:proofErr w:type="spellStart"/>
       <w:r>
         <w:rPr>
           <w:b/>
@@ -9857,98 +9679,72 @@
         </w:rPr>
         <w:t>ux</w:t>
       </w:r>
-      <w:proofErr w:type="spellEnd"/>
       <w:r>
         <w:t xml:space="preserve"> folder)</w:t>
       </w:r>
       <w:r>
         <w:t xml:space="preserve"> which is used to stop cyclic </w:t>
       </w:r>
-      <w:proofErr w:type="spellStart"/>
-      <w:r>
-        <w:rPr>
-          <w:b/>
-          <w:bCs/>
-        </w:rPr>
-        <w:t>api</w:t>
-      </w:r>
-      <w:proofErr w:type="spellEnd"/>
-      <w:r>
-        <w:rPr>
-          <w:b/>
-          <w:bCs/>
-        </w:rPr>
+      <w:r>
+        <w:rPr>
+          <w:b/>
+          <w:bCs/>
+        </w:rPr>
+        <w:t xml:space="preserve">api </w:t>
+      </w:r>
+      <w:r>
+        <w:rPr>
+          <w:b/>
+          <w:bCs/>
+        </w:rPr>
+        <w:sym w:font="Wingdings" w:char="F0E0"/>
+      </w:r>
+      <w:r>
+        <w:rPr>
+          <w:b/>
+          <w:bCs/>
+        </w:rPr>
+        <w:t xml:space="preserve"> event </w:t>
+      </w:r>
+      <w:r>
+        <w:rPr>
+          <w:b/>
+          <w:bCs/>
+        </w:rPr>
+        <w:sym w:font="Wingdings" w:char="F0E0"/>
+      </w:r>
+      <w:r>
+        <w:rPr>
+          <w:b/>
+          <w:bCs/>
+        </w:rPr>
+        <w:t xml:space="preserve"> api </w:t>
+      </w:r>
+      <w:r>
+        <w:rPr>
+          <w:b/>
+          <w:bCs/>
+        </w:rPr>
+        <w:sym w:font="Wingdings" w:char="F0E0"/>
+      </w:r>
+      <w:r>
+        <w:rPr>
+          <w:b/>
+          <w:bCs/>
+        </w:rPr>
+        <w:t xml:space="preserve"> event</w:t>
+      </w:r>
+      <w:r>
+        <w:rPr>
+          <w:b/>
+          <w:bCs/>
+        </w:rPr>
+        <w:t xml:space="preserve"> …</w:t>
+      </w:r>
+      <w:r>
         <w:t xml:space="preserve"> </w:t>
       </w:r>
       <w:r>
-        <w:rPr>
-          <w:b/>
-          <w:bCs/>
-        </w:rPr>
-        <w:sym w:font="Wingdings" w:char="F0E0"/>
-      </w:r>
-      <w:r>
-        <w:rPr>
-          <w:b/>
-          <w:bCs/>
-        </w:rPr>
-        <w:t xml:space="preserve"> event </w:t>
-      </w:r>
-      <w:r>
-        <w:rPr>
-          <w:b/>
-          <w:bCs/>
-        </w:rPr>
-        <w:sym w:font="Wingdings" w:char="F0E0"/>
-      </w:r>
-      <w:r>
-        <w:rPr>
-          <w:b/>
-          <w:bCs/>
-        </w:rPr>
-        <w:t xml:space="preserve"> </w:t>
-      </w:r>
-      <w:proofErr w:type="spellStart"/>
-      <w:r>
-        <w:rPr>
-          <w:b/>
-          <w:bCs/>
-        </w:rPr>
-        <w:t>api</w:t>
-      </w:r>
-      <w:proofErr w:type="spellEnd"/>
-      <w:r>
-        <w:rPr>
-          <w:b/>
-          <w:bCs/>
-        </w:rPr>
-        <w:t xml:space="preserve"> </w:t>
-      </w:r>
-      <w:r>
-        <w:rPr>
-          <w:b/>
-          <w:bCs/>
-        </w:rPr>
-        <w:sym w:font="Wingdings" w:char="F0E0"/>
-      </w:r>
-      <w:r>
-        <w:rPr>
-          <w:b/>
-          <w:bCs/>
-        </w:rPr>
-        <w:t xml:space="preserve"> event</w:t>
-      </w:r>
-      <w:r>
-        <w:rPr>
-          <w:b/>
-          <w:bCs/>
-        </w:rPr>
-        <w:t xml:space="preserve"> …</w:t>
-      </w:r>
-      <w:r>
-        <w:t xml:space="preserve"> </w:t>
-      </w:r>
-      <w:r>
         <w:t xml:space="preserve"> loop</w:t>
       </w:r>
       <w:r>
@@ -9988,7 +9784,6 @@
       <w:r>
         <w:t>The undo / redo history class (</w:t>
       </w:r>
-      <w:proofErr w:type="spellStart"/>
       <w:r>
         <w:rPr>
           <w:b/>
@@ -9996,7 +9791,6 @@
         </w:rPr>
         <w:t>UndoRedoHistory</w:t>
       </w:r>
-      <w:proofErr w:type="spellEnd"/>
       <w:r>
         <w:t>)</w:t>
       </w:r>
@@ -10035,15 +9829,7 @@
         </w:numPr>
       </w:pPr>
       <w:r>
-        <w:t xml:space="preserve">bool </w:t>
-      </w:r>
-      <w:proofErr w:type="spellStart"/>
-      <w:r>
-        <w:t>CanUndo</w:t>
-      </w:r>
-      <w:proofErr w:type="spellEnd"/>
-      <w:r>
-        <w:t>()</w:t>
+        <w:t>bool CanUndo()</w:t>
       </w:r>
     </w:p>
     <w:p>
@@ -10055,15 +9841,7 @@
         </w:numPr>
       </w:pPr>
       <w:r>
-        <w:t xml:space="preserve">bool </w:t>
-      </w:r>
-      <w:proofErr w:type="spellStart"/>
-      <w:r>
-        <w:t>CanRedo</w:t>
-      </w:r>
-      <w:proofErr w:type="spellEnd"/>
-      <w:r>
-        <w:t>()</w:t>
+        <w:t>bool CanRedo()</w:t>
       </w:r>
     </w:p>
     <w:p>
@@ -10167,7 +9945,6 @@
       <w:r>
         <w:t xml:space="preserve">The </w:t>
       </w:r>
-      <w:proofErr w:type="spellStart"/>
       <w:r>
         <w:rPr>
           <w:b/>
@@ -10175,7 +9952,6 @@
         </w:rPr>
         <w:t>UndoRedoHistory</w:t>
       </w:r>
-      <w:proofErr w:type="spellEnd"/>
       <w:r>
         <w:t xml:space="preserve"> class internally </w:t>
       </w:r>
@@ -10424,19 +10200,109 @@
         <w:t>–</w:t>
       </w:r>
       <w:r>
-        <w:t xml:space="preserve"> </w:t>
-      </w:r>
-      <w:proofErr w:type="spellStart"/>
-      <w:r>
+        <w:t xml:space="preserve"> zlib</w:t>
+      </w:r>
+    </w:p>
+    <w:p>
+      <w:r>
+        <w:t xml:space="preserve">The </w:t>
+      </w:r>
+      <w:r>
+        <w:rPr>
+          <w:b/>
+          <w:bCs/>
+        </w:rPr>
+        <w:t>PerfReader</w:t>
+      </w:r>
+      <w:r>
+        <w:t xml:space="preserve"> class uncompresses chuck</w:t>
+      </w:r>
+      <w:r>
+        <w:t xml:space="preserve"> data</w:t>
+      </w:r>
+      <w:r>
+        <w:t xml:space="preserve"> using the </w:t>
+      </w:r>
+      <w:r>
+        <w:t xml:space="preserve">open source </w:t>
+      </w:r>
+      <w:r>
+        <w:rPr>
+          <w:b/>
+          <w:bCs/>
+        </w:rPr>
         <w:t>zlib</w:t>
       </w:r>
-      <w:proofErr w:type="spellEnd"/>
-    </w:p>
-    <w:p>
+      <w:r>
+        <w:t xml:space="preserve"> library</w:t>
+      </w:r>
+      <w:r>
+        <w:t xml:space="preserve">.  </w:t>
+      </w:r>
+      <w:r>
+        <w:t>Copyright (C) 1995-2024 Jean-loup Gailly and Mark Adler</w:t>
+      </w:r>
+      <w:r>
+        <w:t>.</w:t>
+      </w:r>
+    </w:p>
+    <w:p>
+      <w:r>
+        <w:t xml:space="preserve">The sources can be found in the </w:t>
+      </w:r>
+      <w:r>
+        <w:rPr>
+          <w:b/>
+          <w:bCs/>
+        </w:rPr>
+        <w:t>zlib</w:t>
+      </w:r>
+      <w:r>
+        <w:t xml:space="preserve"> project</w:t>
+      </w:r>
+      <w:r>
+        <w:t xml:space="preserve"> within </w:t>
+      </w:r>
+      <w:r>
+        <w:t xml:space="preserve">the </w:t>
+      </w:r>
+      <w:r>
+        <w:rPr>
+          <w:b/>
+          <w:bCs/>
+        </w:rPr>
+        <w:t>BeebPerf</w:t>
+      </w:r>
+      <w:r>
+        <w:t xml:space="preserve"> solution.  </w:t>
+      </w:r>
       <w:r>
         <w:t xml:space="preserve">The </w:t>
       </w:r>
-      <w:proofErr w:type="spellStart"/>
+      <w:r>
+        <w:t xml:space="preserve">project builds </w:t>
+      </w:r>
+      <w:r>
+        <w:t xml:space="preserve">to create </w:t>
+      </w:r>
+      <w:r>
+        <w:rPr>
+          <w:b/>
+          <w:bCs/>
+        </w:rPr>
+        <w:t>zlib.dll</w:t>
+      </w:r>
+      <w:r>
+        <w:t>.</w:t>
+      </w:r>
+      <w:r>
+        <w:t xml:space="preserve">  </w:t>
+      </w:r>
+    </w:p>
+    <w:p>
+      <w:r>
+        <w:t xml:space="preserve">The </w:t>
+      </w:r>
       <w:r>
         <w:rPr>
           <w:b/>
@@ -10444,137 +10310,8 @@
         </w:rPr>
         <w:t>PerfReader</w:t>
       </w:r>
-      <w:proofErr w:type="spellEnd"/>
-      <w:r>
-        <w:t xml:space="preserve"> class uncompresses chuck</w:t>
-      </w:r>
-      <w:r>
-        <w:t xml:space="preserve"> data</w:t>
-      </w:r>
-      <w:r>
-        <w:t xml:space="preserve"> using the </w:t>
-      </w:r>
-      <w:r>
-        <w:t xml:space="preserve">open source </w:t>
-      </w:r>
-      <w:proofErr w:type="spellStart"/>
-      <w:r>
-        <w:rPr>
-          <w:b/>
-          <w:bCs/>
-        </w:rPr>
-        <w:t>zlib</w:t>
-      </w:r>
-      <w:proofErr w:type="spellEnd"/>
-      <w:r>
-        <w:t xml:space="preserve"> library</w:t>
-      </w:r>
-      <w:r>
-        <w:t xml:space="preserve">.  </w:t>
-      </w:r>
-      <w:r>
-        <w:t xml:space="preserve">Copyright (C) 1995-2024 Jean-loup </w:t>
-      </w:r>
-      <w:proofErr w:type="spellStart"/>
-      <w:r>
-        <w:t>Gailly</w:t>
-      </w:r>
-      <w:proofErr w:type="spellEnd"/>
-      <w:r>
-        <w:t xml:space="preserve"> and Mark Adler</w:t>
-      </w:r>
-      <w:r>
-        <w:t>.</w:t>
-      </w:r>
-    </w:p>
-    <w:p>
-      <w:r>
-        <w:t xml:space="preserve">The sources can be found in the </w:t>
-      </w:r>
-      <w:proofErr w:type="spellStart"/>
-      <w:r>
-        <w:rPr>
-          <w:b/>
-          <w:bCs/>
-        </w:rPr>
-        <w:t>zlib</w:t>
-      </w:r>
-      <w:proofErr w:type="spellEnd"/>
-      <w:r>
-        <w:t xml:space="preserve"> project</w:t>
-      </w:r>
-      <w:r>
-        <w:t xml:space="preserve"> within </w:t>
-      </w:r>
-      <w:r>
-        <w:t xml:space="preserve">the </w:t>
-      </w:r>
-      <w:proofErr w:type="spellStart"/>
-      <w:r>
-        <w:rPr>
-          <w:b/>
-          <w:bCs/>
-        </w:rPr>
-        <w:t>BeebPerf</w:t>
-      </w:r>
-      <w:proofErr w:type="spellEnd"/>
-      <w:r>
-        <w:t xml:space="preserve"> solution.  </w:t>
-      </w:r>
-      <w:r>
-        <w:t xml:space="preserve">The </w:t>
-      </w:r>
-      <w:r>
-        <w:t xml:space="preserve">project builds </w:t>
-      </w:r>
-      <w:r>
-        <w:t xml:space="preserve">to create </w:t>
-      </w:r>
-      <w:r>
-        <w:rPr>
-          <w:b/>
-          <w:bCs/>
-        </w:rPr>
-        <w:t>zlib.dll</w:t>
-      </w:r>
-      <w:r>
-        <w:t>.</w:t>
-      </w:r>
-      <w:r>
-        <w:t xml:space="preserve">  </w:t>
-      </w:r>
-    </w:p>
-    <w:p>
-      <w:r>
-        <w:t xml:space="preserve">The </w:t>
-      </w:r>
-      <w:proofErr w:type="spellStart"/>
-      <w:r>
-        <w:rPr>
-          <w:b/>
-          <w:bCs/>
-        </w:rPr>
-        <w:t>PerfReader</w:t>
-      </w:r>
-      <w:proofErr w:type="spellEnd"/>
-      <w:r>
-        <w:t xml:space="preserve"> class calls the </w:t>
-      </w:r>
-      <w:proofErr w:type="spellStart"/>
-      <w:r>
-        <w:t>zlib</w:t>
-      </w:r>
-      <w:proofErr w:type="spellEnd"/>
-      <w:r>
-        <w:t xml:space="preserve"> </w:t>
-      </w:r>
-      <w:proofErr w:type="spellStart"/>
-      <w:r>
-        <w:t>apis</w:t>
-      </w:r>
-      <w:proofErr w:type="spellEnd"/>
-      <w:r>
-        <w:t xml:space="preserve"> using </w:t>
+      <w:r>
+        <w:t xml:space="preserve"> class calls the zlib apis using </w:t>
       </w:r>
       <w:r>
         <w:t>P/Invoke</w:t>
@@ -10676,7 +10413,6 @@
       <w:r>
         <w:t xml:space="preserve"> is modified to generate a .perf file, which </w:t>
       </w:r>
-      <w:proofErr w:type="spellStart"/>
       <w:r>
         <w:rPr>
           <w:b/>
@@ -10684,7 +10420,6 @@
         </w:rPr>
         <w:t>BeebPerf</w:t>
       </w:r>
-      <w:proofErr w:type="spellEnd"/>
       <w:r>
         <w:t xml:space="preserve"> reads and analyses.</w:t>
       </w:r>
@@ -10795,65 +10530,228 @@
           <w:b/>
           <w:bCs/>
         </w:rPr>
+        <w:t>.pref</w:t>
+      </w:r>
+      <w:r>
+        <w:t xml:space="preserve"> file contains sufficient information to analyze CPU metrics, memory, and screen rendering.  It contains a snapshot of the BBC Micro at the start of recording and a log of all </w:t>
+      </w:r>
+      <w:r>
+        <w:t xml:space="preserve">subsequent </w:t>
+      </w:r>
+      <w:r>
+        <w:t>6502 (or 65C02) instructions.  The log contains all 6502/65C02 register state changes, all memory accesses and values, plus key events like interrupts</w:t>
+      </w:r>
+      <w:r>
+        <w:t xml:space="preserve"> and new </w:t>
+      </w:r>
+      <w:r>
+        <w:t xml:space="preserve">display </w:t>
+      </w:r>
+      <w:r>
+        <w:t>frame</w:t>
+      </w:r>
+      <w:r>
+        <w:t>.  It also optionally contains label information.</w:t>
+      </w:r>
+    </w:p>
+    <w:p>
+      <w:r>
+        <w:rPr>
+          <w:rFonts w:ascii="Aptos" w:hAnsi="Aptos"/>
+          <w:color w:val="000000"/>
+        </w:rPr>
+        <w:t xml:space="preserve">The file uses a binary chunk-based format with </w:t>
+      </w:r>
+      <w:r>
+        <w:rPr>
+          <w:rFonts w:ascii="Aptos" w:hAnsi="Aptos"/>
+          <w:color w:val="000000"/>
+        </w:rPr>
+        <w:t xml:space="preserve">the following </w:t>
+      </w:r>
+      <w:r>
+        <w:rPr>
+          <w:rFonts w:ascii="Aptos" w:hAnsi="Aptos"/>
+          <w:color w:val="000000"/>
+        </w:rPr>
+        <w:t>chunks:</w:t>
+      </w:r>
+    </w:p>
+    <w:p>
+      <w:pPr>
+        <w:ind w:left="720" w:hanging="360"/>
+      </w:pPr>
+      <w:r>
+        <w:rPr>
+          <w:b/>
+          <w:bCs/>
+        </w:rPr>
+        <w:t>&lt;header_chunk&gt;</w:t>
+      </w:r>
+      <w:r>
+        <w:t xml:space="preserve"> + </w:t>
+      </w:r>
+      <w:r>
+        <w:rPr>
+          <w:b/>
+          <w:bCs/>
+        </w:rPr>
+        <w:t>&lt;label</w:t>
+      </w:r>
+      <w:r>
+        <w:rPr>
+          <w:b/>
+          <w:bCs/>
+        </w:rPr>
+        <w:t>s</w:t>
+      </w:r>
+      <w:r>
+        <w:rPr>
+          <w:b/>
+          <w:bCs/>
+        </w:rPr>
+        <w:t>_chunk&gt;</w:t>
+      </w:r>
+      <w:r>
+        <w:rPr>
+          <w:b/>
+          <w:bCs/>
+          <w:vertAlign w:val="superscript"/>
+        </w:rPr>
+        <w:t xml:space="preserve">opt </w:t>
+      </w:r>
+      <w:r>
+        <w:t>+</w:t>
+      </w:r>
+      <w:r>
+        <w:t xml:space="preserve"> </w:t>
+      </w:r>
+      <w:r>
+        <w:rPr>
+          <w:b/>
+          <w:bCs/>
+        </w:rPr>
+        <w:t>&lt;snapshot_chunk&gt;</w:t>
+      </w:r>
+      <w:r>
+        <w:t xml:space="preserve"> + </w:t>
+      </w:r>
+      <w:r>
+        <w:rPr>
+          <w:b/>
+          <w:bCs/>
+        </w:rPr>
+        <w:t>&lt;execution_chunk&gt;</w:t>
+      </w:r>
+      <w:r>
+        <w:rPr>
+          <w:b/>
+          <w:bCs/>
+          <w:vertAlign w:val="superscript"/>
+        </w:rPr>
+        <w:t>1+</w:t>
+      </w:r>
+    </w:p>
+    <w:p>
+      <w:r>
+        <w:t xml:space="preserve">Every </w:t>
+      </w:r>
+      <w:r>
+        <w:t xml:space="preserve">chunk </w:t>
+      </w:r>
+      <w:r>
+        <w:t>has a common header which is followed by its respective data</w:t>
+      </w:r>
+      <w:r>
         <w:t>.</w:t>
       </w:r>
-      <w:proofErr w:type="spellStart"/>
-      <w:r>
-        <w:rPr>
-          <w:b/>
-          <w:bCs/>
-        </w:rPr>
-        <w:t>pref</w:t>
-      </w:r>
-      <w:proofErr w:type="spellEnd"/>
-      <w:r>
-        <w:t xml:space="preserve"> file contains sufficient information to analyze CPU metrics, memory, and screen rendering.  It contains a snapshot of the BBC Micro at the start of recording and a log of all </w:t>
-      </w:r>
-      <w:r>
-        <w:t xml:space="preserve">subsequent </w:t>
-      </w:r>
-      <w:r>
-        <w:t>6502 (or 65C02) instructions.  The log contains all 6502/65C02 register state changes, all memory accesses and values, plus key events like interrupts</w:t>
-      </w:r>
-      <w:r>
-        <w:t xml:space="preserve"> and new </w:t>
-      </w:r>
-      <w:r>
-        <w:t xml:space="preserve">display </w:t>
-      </w:r>
-      <w:r>
-        <w:t>frame</w:t>
-      </w:r>
-      <w:r>
-        <w:t>.  It also optionally contains label information.</w:t>
-      </w:r>
-    </w:p>
-    <w:p>
-      <w:r>
-        <w:rPr>
-          <w:rFonts w:ascii="Aptos" w:hAnsi="Aptos"/>
-          <w:color w:val="000000"/>
-        </w:rPr>
-        <w:t xml:space="preserve">The file uses a binary chunk-based format with </w:t>
-      </w:r>
-      <w:r>
-        <w:rPr>
-          <w:rFonts w:ascii="Aptos" w:hAnsi="Aptos"/>
-          <w:color w:val="000000"/>
-        </w:rPr>
-        <w:t xml:space="preserve">the following </w:t>
-      </w:r>
-      <w:r>
-        <w:rPr>
-          <w:rFonts w:ascii="Aptos" w:hAnsi="Aptos"/>
-          <w:color w:val="000000"/>
-        </w:rPr>
-        <w:t>chunks:</w:t>
-      </w:r>
-    </w:p>
-    <w:p>
-      <w:pPr>
-        <w:ind w:left="720" w:hanging="360"/>
+      <w:r>
+        <w:t xml:space="preserve">  Different chunk types have different data formats.</w:t>
+      </w:r>
+    </w:p>
+    <w:p>
+      <w:pPr>
+        <w:shd w:val="clear" w:color="auto" w:fill="FAFAD6"/>
+      </w:pPr>
+      <w:r>
+        <w:t>All scalar values are stored in little-endian format, unless stated otherwise.</w:t>
+      </w:r>
+    </w:p>
+    <w:p>
+      <w:pPr>
+        <w:pStyle w:val="Heading2"/>
+      </w:pPr>
+      <w:r>
+        <w:t xml:space="preserve">Common </w:t>
+      </w:r>
+      <w:r>
+        <w:t xml:space="preserve">Header </w:t>
+      </w:r>
+    </w:p>
+    <w:p>
+      <w:pPr>
+        <w:rPr>
+          <w:rFonts w:ascii="Aptos" w:hAnsi="Aptos"/>
+          <w:color w:val="000000"/>
+        </w:rPr>
+      </w:pPr>
+      <w:r>
+        <w:rPr>
+          <w:rFonts w:ascii="Aptos" w:hAnsi="Aptos"/>
+          <w:color w:val="000000"/>
+        </w:rPr>
+        <w:t xml:space="preserve">Every </w:t>
+      </w:r>
+      <w:r>
+        <w:rPr>
+          <w:rFonts w:ascii="Aptos" w:hAnsi="Aptos"/>
+          <w:color w:val="000000"/>
+        </w:rPr>
+        <w:t>chunk</w:t>
+      </w:r>
+      <w:r>
+        <w:rPr>
+          <w:rFonts w:ascii="Aptos" w:hAnsi="Aptos"/>
+          <w:color w:val="000000"/>
+        </w:rPr>
+        <w:t xml:space="preserve"> has </w:t>
+      </w:r>
+      <w:r>
+        <w:rPr>
+          <w:rFonts w:ascii="Aptos" w:hAnsi="Aptos"/>
+          <w:color w:val="000000"/>
+        </w:rPr>
+        <w:t xml:space="preserve">a </w:t>
+      </w:r>
+      <w:r>
+        <w:rPr>
+          <w:rFonts w:ascii="Aptos" w:hAnsi="Aptos"/>
+          <w:color w:val="000000"/>
+        </w:rPr>
+        <w:t xml:space="preserve">common </w:t>
+      </w:r>
+      <w:r>
+        <w:rPr>
+          <w:rFonts w:ascii="Aptos" w:hAnsi="Aptos"/>
+          <w:color w:val="000000"/>
+        </w:rPr>
+        <w:t xml:space="preserve">header </w:t>
+      </w:r>
+      <w:r>
+        <w:rPr>
+          <w:rFonts w:ascii="Aptos" w:hAnsi="Aptos"/>
+          <w:color w:val="000000"/>
+        </w:rPr>
+        <w:t>which contains the chunk’s type and data descriptor.</w:t>
+      </w:r>
+    </w:p>
+    <w:p>
+      <w:pPr>
+        <w:ind w:left="360" w:hanging="360"/>
+        <w:rPr>
+          <w:rFonts w:ascii="Aptos" w:hAnsi="Aptos"/>
+          <w:color w:val="000000"/>
+        </w:rPr>
       </w:pPr>
       <w:r>
         <w:rPr>
@@ -10862,243 +10760,6 @@
         </w:rPr>
         <w:t>&lt;</w:t>
       </w:r>
-      <w:proofErr w:type="spellStart"/>
-      <w:r>
-        <w:rPr>
-          <w:b/>
-          <w:bCs/>
-        </w:rPr>
-        <w:t>header_chunk</w:t>
-      </w:r>
-      <w:proofErr w:type="spellEnd"/>
-      <w:r>
-        <w:rPr>
-          <w:b/>
-          <w:bCs/>
-        </w:rPr>
-        <w:t>&gt;</w:t>
-      </w:r>
-      <w:r>
-        <w:t xml:space="preserve"> + </w:t>
-      </w:r>
-      <w:r>
-        <w:rPr>
-          <w:b/>
-          <w:bCs/>
-        </w:rPr>
-        <w:t>&lt;</w:t>
-      </w:r>
-      <w:proofErr w:type="spellStart"/>
-      <w:r>
-        <w:rPr>
-          <w:b/>
-          <w:bCs/>
-        </w:rPr>
-        <w:t>label</w:t>
-      </w:r>
-      <w:r>
-        <w:rPr>
-          <w:b/>
-          <w:bCs/>
-        </w:rPr>
-        <w:t>s</w:t>
-      </w:r>
-      <w:r>
-        <w:rPr>
-          <w:b/>
-          <w:bCs/>
-        </w:rPr>
-        <w:t>_chunk</w:t>
-      </w:r>
-      <w:proofErr w:type="spellEnd"/>
-      <w:r>
-        <w:rPr>
-          <w:b/>
-          <w:bCs/>
-        </w:rPr>
-        <w:t>&gt;</w:t>
-      </w:r>
-      <w:r>
-        <w:rPr>
-          <w:b/>
-          <w:bCs/>
-          <w:vertAlign w:val="superscript"/>
-        </w:rPr>
-        <w:t xml:space="preserve">opt </w:t>
-      </w:r>
-      <w:r>
-        <w:t>+</w:t>
-      </w:r>
-      <w:r>
-        <w:t xml:space="preserve"> </w:t>
-      </w:r>
-      <w:r>
-        <w:rPr>
-          <w:b/>
-          <w:bCs/>
-        </w:rPr>
-        <w:t>&lt;</w:t>
-      </w:r>
-      <w:proofErr w:type="spellStart"/>
-      <w:r>
-        <w:rPr>
-          <w:b/>
-          <w:bCs/>
-        </w:rPr>
-        <w:t>snapshot_chunk</w:t>
-      </w:r>
-      <w:proofErr w:type="spellEnd"/>
-      <w:r>
-        <w:rPr>
-          <w:b/>
-          <w:bCs/>
-        </w:rPr>
-        <w:t>&gt;</w:t>
-      </w:r>
-      <w:r>
-        <w:t xml:space="preserve"> + </w:t>
-      </w:r>
-      <w:r>
-        <w:rPr>
-          <w:b/>
-          <w:bCs/>
-        </w:rPr>
-        <w:t>&lt;</w:t>
-      </w:r>
-      <w:proofErr w:type="spellStart"/>
-      <w:r>
-        <w:rPr>
-          <w:b/>
-          <w:bCs/>
-        </w:rPr>
-        <w:t>execution_chunk</w:t>
-      </w:r>
-      <w:proofErr w:type="spellEnd"/>
-      <w:r>
-        <w:rPr>
-          <w:b/>
-          <w:bCs/>
-        </w:rPr>
-        <w:t>&gt;</w:t>
-      </w:r>
-      <w:r>
-        <w:rPr>
-          <w:b/>
-          <w:bCs/>
-          <w:vertAlign w:val="superscript"/>
-        </w:rPr>
-        <w:t>1+</w:t>
-      </w:r>
-    </w:p>
-    <w:p>
-      <w:r>
-        <w:t xml:space="preserve">Every </w:t>
-      </w:r>
-      <w:r>
-        <w:t xml:space="preserve">chunk </w:t>
-      </w:r>
-      <w:r>
-        <w:t>has a common header which is followed by its respective data</w:t>
-      </w:r>
-      <w:r>
-        <w:t>.</w:t>
-      </w:r>
-      <w:r>
-        <w:t xml:space="preserve">  Different chunk types have different data formats.</w:t>
-      </w:r>
-    </w:p>
-    <w:p>
-      <w:pPr>
-        <w:shd w:val="clear" w:color="auto" w:fill="FAFAD6"/>
-      </w:pPr>
-      <w:r>
-        <w:t>All scalar values are stored in little-endian format, unless stated otherwise.</w:t>
-      </w:r>
-    </w:p>
-    <w:p>
-      <w:pPr>
-        <w:pStyle w:val="Heading2"/>
-      </w:pPr>
-      <w:r>
-        <w:t xml:space="preserve">Common </w:t>
-      </w:r>
-      <w:r>
-        <w:t xml:space="preserve">Header </w:t>
-      </w:r>
-    </w:p>
-    <w:p>
-      <w:pPr>
-        <w:rPr>
-          <w:rFonts w:ascii="Aptos" w:hAnsi="Aptos"/>
-          <w:color w:val="000000"/>
-        </w:rPr>
-      </w:pPr>
-      <w:r>
-        <w:rPr>
-          <w:rFonts w:ascii="Aptos" w:hAnsi="Aptos"/>
-          <w:color w:val="000000"/>
-        </w:rPr>
-        <w:t xml:space="preserve">Every </w:t>
-      </w:r>
-      <w:r>
-        <w:rPr>
-          <w:rFonts w:ascii="Aptos" w:hAnsi="Aptos"/>
-          <w:color w:val="000000"/>
-        </w:rPr>
-        <w:t>chunk</w:t>
-      </w:r>
-      <w:r>
-        <w:rPr>
-          <w:rFonts w:ascii="Aptos" w:hAnsi="Aptos"/>
-          <w:color w:val="000000"/>
-        </w:rPr>
-        <w:t xml:space="preserve"> has </w:t>
-      </w:r>
-      <w:r>
-        <w:rPr>
-          <w:rFonts w:ascii="Aptos" w:hAnsi="Aptos"/>
-          <w:color w:val="000000"/>
-        </w:rPr>
-        <w:t xml:space="preserve">a </w:t>
-      </w:r>
-      <w:r>
-        <w:rPr>
-          <w:rFonts w:ascii="Aptos" w:hAnsi="Aptos"/>
-          <w:color w:val="000000"/>
-        </w:rPr>
-        <w:t xml:space="preserve">common </w:t>
-      </w:r>
-      <w:r>
-        <w:rPr>
-          <w:rFonts w:ascii="Aptos" w:hAnsi="Aptos"/>
-          <w:color w:val="000000"/>
-        </w:rPr>
-        <w:t xml:space="preserve">header </w:t>
-      </w:r>
-      <w:r>
-        <w:rPr>
-          <w:rFonts w:ascii="Aptos" w:hAnsi="Aptos"/>
-          <w:color w:val="000000"/>
-        </w:rPr>
-        <w:t>which contains the chunk’s type and data descriptor.</w:t>
-      </w:r>
-    </w:p>
-    <w:p>
-      <w:pPr>
-        <w:ind w:left="360" w:hanging="360"/>
-        <w:rPr>
-          <w:rFonts w:ascii="Aptos" w:hAnsi="Aptos"/>
-          <w:color w:val="000000"/>
-        </w:rPr>
-      </w:pPr>
-      <w:r>
-        <w:rPr>
-          <w:b/>
-          <w:bCs/>
-        </w:rPr>
-        <w:t>&lt;</w:t>
-      </w:r>
-      <w:proofErr w:type="spellStart"/>
       <w:r>
         <w:rPr>
           <w:b/>
@@ -11111,15 +10772,7 @@
           <w:b/>
           <w:bCs/>
         </w:rPr>
-        <w:t>header</w:t>
-      </w:r>
-      <w:proofErr w:type="spellEnd"/>
-      <w:r>
-        <w:rPr>
-          <w:b/>
-          <w:bCs/>
-        </w:rPr>
-        <w:t>&gt;</w:t>
+        <w:t>header&gt;</w:t>
       </w:r>
       <w:r>
         <w:t xml:space="preserve"> = </w:t>
@@ -11130,24 +10783,11 @@
       <w:r>
         <w:t>&lt;tag&gt; + &lt;compression&gt; + &lt;</w:t>
       </w:r>
-      <w:proofErr w:type="spellStart"/>
       <w:r>
         <w:t>original_</w:t>
       </w:r>
       <w:r>
-        <w:t>size</w:t>
-      </w:r>
-      <w:proofErr w:type="spellEnd"/>
-      <w:r>
-        <w:t>&gt; + &lt;</w:t>
-      </w:r>
-      <w:proofErr w:type="spellStart"/>
-      <w:r>
-        <w:t>compressed_size</w:t>
-      </w:r>
-      <w:proofErr w:type="spellEnd"/>
-      <w:r>
-        <w:t>&gt;</w:t>
+        <w:t>size&gt; + &lt;compressed_size&gt;</w:t>
       </w:r>
     </w:p>
     <w:p>
@@ -11249,23 +10889,7 @@
                 <w:rFonts w:ascii="Aptos" w:hAnsi="Aptos"/>
                 <w:color w:val="000000"/>
               </w:rPr>
-              <w:t>‘</w:t>
-            </w:r>
-            <w:proofErr w:type="spellStart"/>
-            <w:r>
-              <w:rPr>
-                <w:rFonts w:ascii="Aptos" w:hAnsi="Aptos"/>
-                <w:color w:val="000000"/>
-              </w:rPr>
-              <w:t>PFhd</w:t>
-            </w:r>
-            <w:proofErr w:type="spellEnd"/>
-            <w:r>
-              <w:rPr>
-                <w:rFonts w:ascii="Aptos" w:hAnsi="Aptos"/>
-                <w:color w:val="000000"/>
-              </w:rPr>
-              <w:t>’</w:t>
+              <w:t>‘PFhd’</w:t>
             </w:r>
           </w:p>
         </w:tc>
@@ -11285,23 +10909,7 @@
                 <w:rFonts w:ascii="Aptos" w:hAnsi="Aptos"/>
                 <w:color w:val="000000"/>
               </w:rPr>
-              <w:t>&lt;</w:t>
-            </w:r>
-            <w:proofErr w:type="spellStart"/>
-            <w:r>
-              <w:rPr>
-                <w:rFonts w:ascii="Aptos" w:hAnsi="Aptos"/>
-                <w:color w:val="000000"/>
-              </w:rPr>
-              <w:t>header_chunk</w:t>
-            </w:r>
-            <w:proofErr w:type="spellEnd"/>
-            <w:r>
-              <w:rPr>
-                <w:rFonts w:ascii="Aptos" w:hAnsi="Aptos"/>
-                <w:color w:val="000000"/>
-              </w:rPr>
-              <w:t>&gt;</w:t>
+              <w:t>&lt;header_chunk&gt;</w:t>
             </w:r>
           </w:p>
         </w:tc>
@@ -11323,23 +10931,7 @@
                 <w:rFonts w:ascii="Aptos" w:hAnsi="Aptos"/>
                 <w:color w:val="000000"/>
               </w:rPr>
-              <w:t>‘</w:t>
-            </w:r>
-            <w:proofErr w:type="spellStart"/>
-            <w:r>
-              <w:rPr>
-                <w:rFonts w:ascii="Aptos" w:hAnsi="Aptos"/>
-                <w:color w:val="000000"/>
-              </w:rPr>
-              <w:t>PFlb</w:t>
-            </w:r>
-            <w:proofErr w:type="spellEnd"/>
-            <w:r>
-              <w:rPr>
-                <w:rFonts w:ascii="Aptos" w:hAnsi="Aptos"/>
-                <w:color w:val="000000"/>
-              </w:rPr>
-              <w:t>’</w:t>
+              <w:t>‘PFlb’</w:t>
             </w:r>
           </w:p>
         </w:tc>
@@ -11355,15 +10947,7 @@
               </w:rPr>
             </w:pPr>
             <w:r>
-              <w:t>&lt;</w:t>
-            </w:r>
-            <w:proofErr w:type="spellStart"/>
-            <w:r>
-              <w:t>labels_chunk</w:t>
-            </w:r>
-            <w:proofErr w:type="spellEnd"/>
-            <w:r>
-              <w:t>&gt;</w:t>
+              <w:t>&lt;labels_chunk&gt;</w:t>
             </w:r>
           </w:p>
         </w:tc>
@@ -11385,23 +10969,7 @@
                 <w:rFonts w:ascii="Aptos" w:hAnsi="Aptos"/>
                 <w:color w:val="000000"/>
               </w:rPr>
-              <w:t>‘</w:t>
-            </w:r>
-            <w:proofErr w:type="spellStart"/>
-            <w:r>
-              <w:rPr>
-                <w:rFonts w:ascii="Aptos" w:hAnsi="Aptos"/>
-                <w:color w:val="000000"/>
-              </w:rPr>
-              <w:t>PFss</w:t>
-            </w:r>
-            <w:proofErr w:type="spellEnd"/>
-            <w:r>
-              <w:rPr>
-                <w:rFonts w:ascii="Aptos" w:hAnsi="Aptos"/>
-                <w:color w:val="000000"/>
-              </w:rPr>
-              <w:t>’</w:t>
+              <w:t>‘PFss’</w:t>
             </w:r>
           </w:p>
         </w:tc>
@@ -11417,15 +10985,7 @@
               </w:rPr>
             </w:pPr>
             <w:r>
-              <w:t>&lt;</w:t>
-            </w:r>
-            <w:proofErr w:type="spellStart"/>
-            <w:r>
-              <w:t>snapshot_chunk</w:t>
-            </w:r>
-            <w:proofErr w:type="spellEnd"/>
-            <w:r>
-              <w:t>&gt;</w:t>
+              <w:t>&lt;snapshot_chunk&gt;</w:t>
             </w:r>
           </w:p>
         </w:tc>
@@ -11447,23 +11007,7 @@
                 <w:rFonts w:ascii="Aptos" w:hAnsi="Aptos"/>
                 <w:color w:val="000000"/>
               </w:rPr>
-              <w:t>‘</w:t>
-            </w:r>
-            <w:proofErr w:type="spellStart"/>
-            <w:r>
-              <w:rPr>
-                <w:rFonts w:ascii="Aptos" w:hAnsi="Aptos"/>
-                <w:color w:val="000000"/>
-              </w:rPr>
-              <w:t>PFex</w:t>
-            </w:r>
-            <w:proofErr w:type="spellEnd"/>
-            <w:r>
-              <w:rPr>
-                <w:rFonts w:ascii="Aptos" w:hAnsi="Aptos"/>
-                <w:color w:val="000000"/>
-              </w:rPr>
-              <w:t>’</w:t>
+              <w:t>‘PFex’</w:t>
             </w:r>
           </w:p>
         </w:tc>
@@ -11479,15 +11023,7 @@
               </w:rPr>
             </w:pPr>
             <w:r>
-              <w:t>&lt;</w:t>
-            </w:r>
-            <w:proofErr w:type="spellStart"/>
-            <w:r>
-              <w:t>execution_chunk</w:t>
-            </w:r>
-            <w:proofErr w:type="spellEnd"/>
-            <w:r>
-              <w:t>&gt;</w:t>
+              <w:t>&lt;execution_chunk&gt;</w:t>
             </w:r>
           </w:p>
         </w:tc>
@@ -11660,13 +11196,8 @@
             <w:tcW w:w="3240" w:type="dxa"/>
           </w:tcPr>
           <w:p>
-            <w:proofErr w:type="spellStart"/>
-            <w:r>
-              <w:t>zlib</w:t>
-            </w:r>
-            <w:proofErr w:type="spellEnd"/>
-            <w:r>
-              <w:t xml:space="preserve"> 1.3.1 (default algorithm)</w:t>
+            <w:r>
+              <w:t>zlib 1.3.1 (default algorithm)</w:t>
             </w:r>
           </w:p>
         </w:tc>
@@ -11684,23 +11215,7 @@
           <w:b/>
           <w:bCs/>
         </w:rPr>
-        <w:t>&lt;</w:t>
-      </w:r>
-      <w:proofErr w:type="spellStart"/>
-      <w:r>
-        <w:rPr>
-          <w:b/>
-          <w:bCs/>
-        </w:rPr>
-        <w:t>original_size</w:t>
-      </w:r>
-      <w:proofErr w:type="spellEnd"/>
-      <w:r>
-        <w:rPr>
-          <w:b/>
-          <w:bCs/>
-        </w:rPr>
-        <w:t>&gt;</w:t>
+        <w:t>&lt;original_size&gt;</w:t>
       </w:r>
       <w:r>
         <w:t xml:space="preserve"> (4 bytes) The size of the chuck data, before compression, in bytes.</w:t>
@@ -11715,34 +11230,10 @@
           <w:b/>
           <w:bCs/>
         </w:rPr>
-        <w:t>&lt;</w:t>
-      </w:r>
-      <w:proofErr w:type="spellStart"/>
-      <w:r>
-        <w:rPr>
-          <w:b/>
-          <w:bCs/>
-        </w:rPr>
-        <w:t>compressed_size</w:t>
-      </w:r>
-      <w:proofErr w:type="spellEnd"/>
-      <w:r>
-        <w:rPr>
-          <w:b/>
-          <w:bCs/>
-        </w:rPr>
-        <w:t>&gt;</w:t>
-      </w:r>
-      <w:r>
-        <w:t xml:space="preserve"> (4 bytes) The size of the chuck data, after compression, in bytes.  If the data is not compressed, the value matches &lt;</w:t>
-      </w:r>
-      <w:proofErr w:type="spellStart"/>
-      <w:r>
-        <w:t>original_size</w:t>
-      </w:r>
-      <w:proofErr w:type="spellEnd"/>
-      <w:r>
-        <w:t>&gt;.</w:t>
+        <w:t>&lt;compressed_size&gt;</w:t>
+      </w:r>
+      <w:r>
+        <w:t xml:space="preserve"> (4 bytes) The size of the chuck data, after compression, in bytes.  If the data is not compressed, the value matches &lt;original_size&gt;.</w:t>
       </w:r>
     </w:p>
     <w:p>
@@ -11776,35 +11267,14 @@
           <w:b/>
           <w:bCs/>
         </w:rPr>
-        <w:t>&lt;</w:t>
-      </w:r>
-      <w:proofErr w:type="spellStart"/>
-      <w:r>
-        <w:rPr>
-          <w:b/>
-          <w:bCs/>
-        </w:rPr>
-        <w:t>header_chunk</w:t>
-      </w:r>
-      <w:proofErr w:type="spellEnd"/>
-      <w:r>
-        <w:rPr>
-          <w:b/>
-          <w:bCs/>
-        </w:rPr>
-        <w:t>&gt;</w:t>
+        <w:t>&lt;header_chunk&gt;</w:t>
       </w:r>
       <w:r>
         <w:t xml:space="preserve"> = </w:t>
       </w:r>
       <w:r>
-        <w:t>&lt;</w:t>
-      </w:r>
-      <w:proofErr w:type="spellStart"/>
-      <w:r>
-        <w:t>common_header</w:t>
-      </w:r>
-      <w:proofErr w:type="spellEnd"/>
+        <w:t>&lt;common_header</w:t>
+      </w:r>
       <w:r>
         <w:t>(</w:t>
       </w:r>
@@ -11815,25 +11285,14 @@
         </w:rPr>
         <w:t>‘</w:t>
       </w:r>
-      <w:proofErr w:type="spellStart"/>
-      <w:r>
-        <w:rPr>
-          <w:rFonts w:ascii="Aptos" w:hAnsi="Aptos"/>
-          <w:b/>
-          <w:bCs/>
-          <w:color w:val="000000"/>
-        </w:rPr>
-        <w:t>PFhd</w:t>
-      </w:r>
-      <w:proofErr w:type="spellEnd"/>
-      <w:r>
-        <w:rPr>
-          <w:rFonts w:ascii="Aptos" w:hAnsi="Aptos"/>
-          <w:b/>
-          <w:bCs/>
-          <w:color w:val="000000"/>
-        </w:rPr>
-        <w:t>’</w:t>
+      <w:r>
+        <w:rPr>
+          <w:rFonts w:ascii="Aptos" w:hAnsi="Aptos"/>
+          <w:b/>
+          <w:bCs/>
+          <w:color w:val="000000"/>
+        </w:rPr>
+        <w:t>PFhd’</w:t>
       </w:r>
       <w:r>
         <w:rPr>
@@ -11843,15 +11302,7 @@
         <w:t>)</w:t>
       </w:r>
       <w:r>
-        <w:t>&gt; + &lt;</w:t>
-      </w:r>
-      <w:proofErr w:type="spellStart"/>
-      <w:r>
-        <w:t>header_data</w:t>
-      </w:r>
-      <w:proofErr w:type="spellEnd"/>
-      <w:r>
-        <w:t>&gt; where</w:t>
+        <w:t>&gt; + &lt;header_data&gt; where</w:t>
       </w:r>
     </w:p>
     <w:p>
@@ -11863,62 +11314,14 @@
           <w:b/>
           <w:bCs/>
         </w:rPr>
-        <w:t>&lt;</w:t>
-      </w:r>
-      <w:proofErr w:type="spellStart"/>
-      <w:r>
-        <w:rPr>
-          <w:b/>
-          <w:bCs/>
-        </w:rPr>
-        <w:t>header_data</w:t>
-      </w:r>
-      <w:proofErr w:type="spellEnd"/>
-      <w:r>
-        <w:rPr>
-          <w:b/>
-          <w:bCs/>
-        </w:rPr>
-        <w:t>&gt;</w:t>
+        <w:t>&lt;header_data&gt;</w:t>
       </w:r>
       <w:r>
         <w:t xml:space="preserve"> = </w:t>
       </w:r>
       <w:r>
         <w:br/>
-        <w:t>&lt;</w:t>
-      </w:r>
-      <w:proofErr w:type="spellStart"/>
-      <w:r>
-        <w:t>major_version</w:t>
-      </w:r>
-      <w:proofErr w:type="spellEnd"/>
-      <w:r>
-        <w:t>&gt; + &lt;</w:t>
-      </w:r>
-      <w:proofErr w:type="spellStart"/>
-      <w:r>
-        <w:t>minor_version</w:t>
-      </w:r>
-      <w:proofErr w:type="spellEnd"/>
-      <w:r>
-        <w:t>&gt; + &lt;</w:t>
-      </w:r>
-      <w:proofErr w:type="spellStart"/>
-      <w:r>
-        <w:t>bbc_model</w:t>
-      </w:r>
-      <w:proofErr w:type="spellEnd"/>
-      <w:r>
-        <w:t>&gt; + &lt;</w:t>
-      </w:r>
-      <w:proofErr w:type="spellStart"/>
-      <w:r>
-        <w:t>total_execution_count</w:t>
-      </w:r>
-      <w:proofErr w:type="spellEnd"/>
-      <w:r>
-        <w:t>&gt;</w:t>
+        <w:t>&lt;major_version&gt; + &lt;minor_version&gt; + &lt;bbc_model&gt; + &lt;total_execution_count&gt;</w:t>
       </w:r>
     </w:p>
     <w:p>
@@ -11930,23 +11333,7 @@
           <w:b/>
           <w:bCs/>
         </w:rPr>
-        <w:t>&lt;</w:t>
-      </w:r>
-      <w:proofErr w:type="spellStart"/>
-      <w:r>
-        <w:rPr>
-          <w:b/>
-          <w:bCs/>
-        </w:rPr>
-        <w:t>major_version</w:t>
-      </w:r>
-      <w:proofErr w:type="spellEnd"/>
-      <w:r>
-        <w:rPr>
-          <w:b/>
-          <w:bCs/>
-        </w:rPr>
-        <w:t>&gt;</w:t>
+        <w:t>&lt;major_version&gt;</w:t>
       </w:r>
       <w:r>
         <w:t xml:space="preserve"> (1 byte) Major version number.  Value is 1.</w:t>
@@ -11961,23 +11348,7 @@
           <w:b/>
           <w:bCs/>
         </w:rPr>
-        <w:t>&lt;</w:t>
-      </w:r>
-      <w:proofErr w:type="spellStart"/>
-      <w:r>
-        <w:rPr>
-          <w:b/>
-          <w:bCs/>
-        </w:rPr>
-        <w:t>minor_version</w:t>
-      </w:r>
-      <w:proofErr w:type="spellEnd"/>
-      <w:r>
-        <w:rPr>
-          <w:b/>
-          <w:bCs/>
-        </w:rPr>
-        <w:t>&gt;</w:t>
+        <w:t>&lt;minor_version&gt;</w:t>
       </w:r>
       <w:r>
         <w:t xml:space="preserve"> (1 byte) Minor version number.  Value is 0.</w:t>
@@ -11992,23 +11363,7 @@
           <w:b/>
           <w:bCs/>
         </w:rPr>
-        <w:t>&lt;</w:t>
-      </w:r>
-      <w:proofErr w:type="spellStart"/>
-      <w:r>
-        <w:rPr>
-          <w:b/>
-          <w:bCs/>
-        </w:rPr>
-        <w:t>bbc_model</w:t>
-      </w:r>
-      <w:proofErr w:type="spellEnd"/>
-      <w:r>
-        <w:rPr>
-          <w:b/>
-          <w:bCs/>
-        </w:rPr>
-        <w:t>&gt;</w:t>
+        <w:t>&lt;bbc_model&gt;</w:t>
       </w:r>
       <w:r>
         <w:t xml:space="preserve"> (1 byte) The BBC model</w:t>
@@ -12441,23 +11796,7 @@
           <w:b/>
           <w:bCs/>
         </w:rPr>
-        <w:t>&lt;</w:t>
-      </w:r>
-      <w:proofErr w:type="spellStart"/>
-      <w:r>
-        <w:rPr>
-          <w:b/>
-          <w:bCs/>
-        </w:rPr>
-        <w:t>total_execution_count</w:t>
-      </w:r>
-      <w:proofErr w:type="spellEnd"/>
-      <w:r>
-        <w:rPr>
-          <w:b/>
-          <w:bCs/>
-        </w:rPr>
-        <w:t>&gt;</w:t>
+        <w:t>&lt;total_execution_count&gt;</w:t>
       </w:r>
       <w:r>
         <w:t xml:space="preserve"> (4 bytes) The total number of executed instructions plus events in the file.</w:t>
@@ -12504,98 +11843,451 @@
           <w:b/>
           <w:bCs/>
         </w:rPr>
+        <w:t>&lt;labels_chunk&gt;</w:t>
+      </w:r>
+      <w:r>
+        <w:t xml:space="preserve"> = </w:t>
+      </w:r>
+      <w:r>
+        <w:t>&lt;common_heade</w:t>
+      </w:r>
+      <w:r>
+        <w:t>(</w:t>
+      </w:r>
+      <w:r>
+        <w:rPr>
+          <w:rFonts w:ascii="Aptos" w:hAnsi="Aptos"/>
+          <w:color w:val="000000"/>
+        </w:rPr>
+        <w:t>‘</w:t>
+      </w:r>
+      <w:r>
+        <w:rPr>
+          <w:rFonts w:ascii="Aptos" w:hAnsi="Aptos"/>
+          <w:b/>
+          <w:bCs/>
+          <w:color w:val="000000"/>
+        </w:rPr>
+        <w:t>PFlb</w:t>
+      </w:r>
+      <w:r>
+        <w:t>’)</w:t>
+      </w:r>
+      <w:r>
+        <w:t xml:space="preserve">&gt; </w:t>
+      </w:r>
+      <w:r>
+        <w:t>+ &lt;label_data&gt; where</w:t>
+      </w:r>
+    </w:p>
+    <w:p>
+      <w:r>
         <w:t>&lt;</w:t>
       </w:r>
-      <w:proofErr w:type="spellStart"/>
-      <w:r>
-        <w:rPr>
-          <w:b/>
-          <w:bCs/>
-        </w:rPr>
-        <w:t>labels_chunk</w:t>
-      </w:r>
-      <w:proofErr w:type="spellEnd"/>
-      <w:r>
-        <w:rPr>
-          <w:b/>
-          <w:bCs/>
-        </w:rPr>
+      <w:r>
+        <w:rPr>
+          <w:b/>
+          <w:bCs/>
+        </w:rPr>
+        <w:t>label_data</w:t>
+      </w:r>
+      <w:r>
+        <w:t xml:space="preserve">&gt; = </w:t>
+      </w:r>
+      <w:r>
+        <w:t xml:space="preserve">list of </w:t>
+      </w:r>
+      <w:r>
+        <w:t>&lt;label&gt;</w:t>
+      </w:r>
+      <w:r>
+        <w:t>, where:</w:t>
+      </w:r>
+    </w:p>
+    <w:p>
+      <w:pPr>
+        <w:ind w:left="360"/>
+      </w:pPr>
+      <w:r>
+        <w:rPr>
+          <w:b/>
+          <w:bCs/>
+        </w:rPr>
+        <w:t>&lt;label&gt;</w:t>
+      </w:r>
+      <w:r>
+        <w:t xml:space="preserve"> = </w:t>
+      </w:r>
+      <w:bookmarkEnd w:id="0"/>
+      <w:r>
+        <w:t xml:space="preserve">&lt;label_address&gt; + &lt;label_name&gt; </w:t>
+      </w:r>
+    </w:p>
+    <w:p>
+      <w:pPr>
+        <w:ind w:left="810"/>
+      </w:pPr>
+      <w:r>
+        <w:rPr>
+          <w:b/>
+          <w:bCs/>
+        </w:rPr>
+        <w:t>&lt;label_address&gt;</w:t>
+      </w:r>
+      <w:r>
+        <w:t xml:space="preserve"> (2 bytes) A 16-bit address.</w:t>
+      </w:r>
+    </w:p>
+    <w:p>
+      <w:pPr>
+        <w:ind w:left="810"/>
+      </w:pPr>
+      <w:r>
+        <w:rPr>
+          <w:b/>
+          <w:bCs/>
+        </w:rPr>
+        <w:t>&lt;label-name&gt;</w:t>
+      </w:r>
+      <w:r>
+        <w:t xml:space="preserve"> A null-terminated label name.</w:t>
+      </w:r>
+    </w:p>
+    <w:p>
+      <w:pPr>
+        <w:pStyle w:val="Heading2"/>
+      </w:pPr>
+      <w:r>
+        <w:t>Snapshot Chunk</w:t>
+      </w:r>
+    </w:p>
+    <w:p>
+      <w:r>
+        <w:t xml:space="preserve">The </w:t>
+      </w:r>
+      <w:r>
+        <w:t>Snapshot Chunk contains a snapshot of the machine’s state at the beginning of the recording, prior to the first recorded instruction (see execution-chuck).  It contains a snapshot of the machine’s CPU registers, paging registers, call stack, registers, and</w:t>
+      </w:r>
+      <w:r>
+        <w:t xml:space="preserve"> </w:t>
+      </w:r>
+      <w:r>
+        <w:t>memory.</w:t>
+      </w:r>
+    </w:p>
+    <w:p>
+      <w:pPr>
+        <w:ind w:left="360" w:hanging="360"/>
+      </w:pPr>
+      <w:r>
+        <w:rPr>
+          <w:b/>
+          <w:bCs/>
+        </w:rPr>
+        <w:t>&lt;</w:t>
+      </w:r>
+      <w:r>
+        <w:rPr>
+          <w:b/>
+          <w:bCs/>
+        </w:rPr>
+        <w:t>snapshot</w:t>
+      </w:r>
+      <w:r>
+        <w:rPr>
+          <w:b/>
+          <w:bCs/>
+        </w:rPr>
+        <w:t>_chunk&gt;</w:t>
+      </w:r>
+      <w:r>
+        <w:rPr>
+          <w:b/>
+          <w:bCs/>
+        </w:rPr>
+        <w:t xml:space="preserve"> </w:t>
+      </w:r>
+      <w:r>
+        <w:t>= &lt;common_</w:t>
+      </w:r>
+      <w:r>
+        <w:t>header</w:t>
+      </w:r>
+      <w:r>
+        <w:t>(</w:t>
+      </w:r>
+      <w:r>
+        <w:rPr>
+          <w:rFonts w:ascii="Aptos" w:hAnsi="Aptos"/>
+          <w:color w:val="000000"/>
+        </w:rPr>
+        <w:t>‘</w:t>
+      </w:r>
+      <w:r>
+        <w:rPr>
+          <w:rFonts w:ascii="Aptos" w:hAnsi="Aptos"/>
+          <w:b/>
+          <w:bCs/>
+          <w:color w:val="000000"/>
+        </w:rPr>
+        <w:t>PFss’</w:t>
+      </w:r>
+      <w:r>
+        <w:rPr>
+          <w:rFonts w:ascii="Aptos" w:hAnsi="Aptos"/>
+          <w:color w:val="000000"/>
+        </w:rPr>
+        <w:t>)</w:t>
+      </w:r>
+      <w:r>
+        <w:t>&gt; +</w:t>
+      </w:r>
+      <w:r>
+        <w:rPr>
+          <w:b/>
+          <w:bCs/>
+        </w:rPr>
+        <w:t xml:space="preserve"> </w:t>
+      </w:r>
+      <w:r>
+        <w:t>&lt;snapshot_data&gt; where</w:t>
+      </w:r>
+    </w:p>
+    <w:p>
+      <w:pPr>
+        <w:ind w:left="360" w:hanging="360"/>
+      </w:pPr>
+      <w:r>
+        <w:t>&lt;</w:t>
+      </w:r>
+      <w:r>
+        <w:rPr>
+          <w:b/>
+          <w:bCs/>
+        </w:rPr>
+        <w:t>snapshot_data</w:t>
+      </w:r>
+      <w:r>
+        <w:t>&gt; =</w:t>
+      </w:r>
+      <w:r>
+        <w:br/>
+      </w:r>
+      <w:r>
+        <w:t>&lt;</w:t>
+      </w:r>
+      <w:r>
+        <w:t>cpu_registers</w:t>
+      </w:r>
+      <w:r>
         <w:t>&gt;</w:t>
       </w:r>
       <w:r>
+        <w:t xml:space="preserve"> + </w:t>
+      </w:r>
+      <w:r>
+        <w:t xml:space="preserve">&lt;paging_registers&gt; </w:t>
+      </w:r>
+      <w:r>
+        <w:t xml:space="preserve">+ </w:t>
+      </w:r>
+      <w:r>
+        <w:t>&lt;hidden_ram_address&gt;</w:t>
+      </w:r>
+      <w:r>
+        <w:rPr>
+          <w:b/>
+          <w:bCs/>
+          <w:vertAlign w:val="superscript"/>
+        </w:rPr>
+        <w:t xml:space="preserve"> </w:t>
+      </w:r>
+      <w:r>
+        <w:rPr>
+          <w:b/>
+          <w:bCs/>
+          <w:vertAlign w:val="superscript"/>
+        </w:rPr>
+        <w:t>opt</w:t>
+      </w:r>
+      <w:r>
+        <w:t xml:space="preserve"> + </w:t>
+      </w:r>
+      <w:r>
+        <w:t xml:space="preserve">&lt;call_stack&gt; + </w:t>
+      </w:r>
+      <w:r>
+        <w:t>&lt;screen_wrap_address&gt; +</w:t>
+      </w:r>
+      <w:r>
+        <w:t xml:space="preserve"> </w:t>
+      </w:r>
+      <w:r>
+        <w:t>&lt;memory_snapshot&gt;</w:t>
+      </w:r>
+      <w:r>
+        <w:t xml:space="preserve"> + </w:t>
+      </w:r>
+    </w:p>
+    <w:p>
+      <w:pPr>
+        <w:ind w:left="720" w:hanging="360"/>
+      </w:pPr>
+      <w:r>
+        <w:rPr>
+          <w:b/>
+          <w:bCs/>
+        </w:rPr>
+        <w:t>&lt;</w:t>
+      </w:r>
+      <w:r>
+        <w:rPr>
+          <w:b/>
+          <w:bCs/>
+        </w:rPr>
+        <w:t>cpu_</w:t>
+      </w:r>
+      <w:r>
+        <w:rPr>
+          <w:b/>
+          <w:bCs/>
+        </w:rPr>
+        <w:t>registers&gt;</w:t>
+      </w:r>
+      <w:r>
         <w:t xml:space="preserve"> = </w:t>
       </w:r>
       <w:r>
+        <w:br/>
+      </w:r>
+      <w:r>
         <w:t>&lt;</w:t>
       </w:r>
-      <w:proofErr w:type="spellStart"/>
-      <w:r>
-        <w:t>common_heade</w:t>
-      </w:r>
-      <w:proofErr w:type="spellEnd"/>
-      <w:r>
-        <w:t>(</w:t>
-      </w:r>
-      <w:r>
-        <w:rPr>
-          <w:rFonts w:ascii="Aptos" w:hAnsi="Aptos"/>
-          <w:color w:val="000000"/>
-        </w:rPr>
-        <w:t>‘</w:t>
-      </w:r>
-      <w:proofErr w:type="spellStart"/>
-      <w:r>
-        <w:rPr>
-          <w:rFonts w:ascii="Aptos" w:hAnsi="Aptos"/>
-          <w:b/>
-          <w:bCs/>
-          <w:color w:val="000000"/>
-        </w:rPr>
-        <w:t>PFlb</w:t>
-      </w:r>
-      <w:proofErr w:type="spellEnd"/>
-      <w:r>
-        <w:t>’)</w:t>
-      </w:r>
-      <w:r>
-        <w:t xml:space="preserve">&gt; </w:t>
-      </w:r>
-      <w:r>
-        <w:t>+ &lt;</w:t>
-      </w:r>
-      <w:proofErr w:type="spellStart"/>
-      <w:r>
-        <w:t>label_data</w:t>
-      </w:r>
-      <w:proofErr w:type="spellEnd"/>
-      <w:r>
-        <w:t>&gt; where</w:t>
-      </w:r>
-    </w:p>
-    <w:p>
-      <w:r>
-        <w:t>&lt;</w:t>
-      </w:r>
-      <w:proofErr w:type="spellStart"/>
-      <w:r>
-        <w:rPr>
-          <w:b/>
-          <w:bCs/>
-        </w:rPr>
-        <w:t>label_data</w:t>
-      </w:r>
-      <w:proofErr w:type="spellEnd"/>
-      <w:r>
-        <w:t xml:space="preserve">&gt; = </w:t>
-      </w:r>
-      <w:r>
-        <w:t xml:space="preserve">list of </w:t>
-      </w:r>
-      <w:r>
-        <w:t>&lt;label&gt;</w:t>
-      </w:r>
-      <w:r>
-        <w:t>, where:</w:t>
+      <w:r>
+        <w:t>program</w:t>
+      </w:r>
+      <w:r>
+        <w:t>_</w:t>
+      </w:r>
+      <w:r>
+        <w:t>counter&gt; + &lt;accumulator&gt; + &lt;x</w:t>
+      </w:r>
+      <w:r>
+        <w:t>_</w:t>
+      </w:r>
+      <w:r>
+        <w:t>register&gt; + &lt;y</w:t>
+      </w:r>
+      <w:r>
+        <w:t>_</w:t>
+      </w:r>
+      <w:r>
+        <w:t>register&gt; + &lt;status</w:t>
+      </w:r>
+      <w:r>
+        <w:t>_</w:t>
+      </w:r>
+      <w:r>
+        <w:t>register&gt; +</w:t>
+      </w:r>
+      <w:r>
+        <w:t xml:space="preserve"> &lt;stack_pointer&gt;</w:t>
+      </w:r>
+    </w:p>
+    <w:p>
+      <w:pPr>
+        <w:ind w:left="720"/>
+      </w:pPr>
+      <w:r>
+        <w:rPr>
+          <w:b/>
+          <w:bCs/>
+        </w:rPr>
+        <w:t>&lt;program-counter&gt;</w:t>
+      </w:r>
+      <w:r>
+        <w:t xml:space="preserve"> (2 bytes).  The value of </w:t>
+      </w:r>
+      <w:r>
+        <w:t xml:space="preserve">the </w:t>
+      </w:r>
+      <w:r>
+        <w:t>program counter.</w:t>
+      </w:r>
+    </w:p>
+    <w:p>
+      <w:pPr>
+        <w:ind w:left="720"/>
+      </w:pPr>
+      <w:r>
+        <w:rPr>
+          <w:b/>
+          <w:bCs/>
+        </w:rPr>
+        <w:t>&lt;accumulator&gt;</w:t>
+      </w:r>
+      <w:r>
+        <w:t xml:space="preserve"> (1 byte).  The value of the accumulator.</w:t>
+      </w:r>
+    </w:p>
+    <w:p>
+      <w:pPr>
+        <w:ind w:left="720"/>
+      </w:pPr>
+      <w:r>
+        <w:rPr>
+          <w:b/>
+          <w:bCs/>
+        </w:rPr>
+        <w:t>&lt;x_register&gt;</w:t>
+      </w:r>
+      <w:r>
+        <w:t xml:space="preserve"> (1 byte).  The value of the X register.</w:t>
+      </w:r>
+    </w:p>
+    <w:p>
+      <w:pPr>
+        <w:ind w:left="720"/>
+      </w:pPr>
+      <w:r>
+        <w:rPr>
+          <w:b/>
+          <w:bCs/>
+        </w:rPr>
+        <w:t>&lt;y_register&gt;</w:t>
+      </w:r>
+      <w:r>
+        <w:t xml:space="preserve"> (1 byte).  The value of the Y register.</w:t>
+      </w:r>
+    </w:p>
+    <w:p>
+      <w:pPr>
+        <w:ind w:left="720"/>
+      </w:pPr>
+      <w:r>
+        <w:rPr>
+          <w:b/>
+          <w:bCs/>
+        </w:rPr>
+        <w:t>&lt;status_register&gt;</w:t>
+      </w:r>
+      <w:r>
+        <w:t xml:space="preserve"> (1 byte).  The value of the status register.</w:t>
+      </w:r>
+    </w:p>
+    <w:p>
+      <w:pPr>
+        <w:ind w:left="720"/>
+      </w:pPr>
+      <w:r>
+        <w:rPr>
+          <w:b/>
+          <w:bCs/>
+        </w:rPr>
+        <w:t>&lt;stack_pointer&gt;</w:t>
+      </w:r>
+      <w:r>
+        <w:t xml:space="preserve"> (1 byte).  The value of the stack register.</w:t>
       </w:r>
     </w:p>
     <w:p>
@@ -12607,805 +12299,88 @@
           <w:b/>
           <w:bCs/>
         </w:rPr>
-        <w:t>&lt;label&gt;</w:t>
-      </w:r>
-      <w:r>
-        <w:t xml:space="preserve"> = </w:t>
-      </w:r>
-      <w:bookmarkEnd w:id="0"/>
-      <w:r>
-        <w:t>&lt;</w:t>
-      </w:r>
-      <w:proofErr w:type="spellStart"/>
-      <w:r>
-        <w:t>label_address</w:t>
-      </w:r>
-      <w:proofErr w:type="spellEnd"/>
-      <w:r>
-        <w:t>&gt; + &lt;</w:t>
-      </w:r>
-      <w:proofErr w:type="spellStart"/>
-      <w:r>
-        <w:t>label_name</w:t>
-      </w:r>
-      <w:proofErr w:type="spellEnd"/>
-      <w:r>
-        <w:t xml:space="preserve">&gt; </w:t>
-      </w:r>
-    </w:p>
-    <w:p>
-      <w:pPr>
-        <w:ind w:left="810"/>
-      </w:pPr>
-      <w:r>
-        <w:rPr>
-          <w:b/>
-          <w:bCs/>
-        </w:rPr>
-        <w:t>&lt;</w:t>
-      </w:r>
-      <w:proofErr w:type="spellStart"/>
-      <w:r>
-        <w:rPr>
-          <w:b/>
-          <w:bCs/>
-        </w:rPr>
-        <w:t>label_address</w:t>
-      </w:r>
-      <w:proofErr w:type="spellEnd"/>
-      <w:r>
-        <w:rPr>
-          <w:b/>
-          <w:bCs/>
-        </w:rPr>
-        <w:t>&gt;</w:t>
-      </w:r>
-      <w:r>
-        <w:t xml:space="preserve"> (2 bytes) A 16-bit address.</w:t>
-      </w:r>
-    </w:p>
-    <w:p>
-      <w:pPr>
-        <w:ind w:left="810"/>
-      </w:pPr>
-      <w:r>
-        <w:rPr>
-          <w:b/>
-          <w:bCs/>
-        </w:rPr>
-        <w:t>&lt;label-name&gt;</w:t>
-      </w:r>
-      <w:r>
-        <w:t xml:space="preserve"> A null-terminated label name.</w:t>
-      </w:r>
-    </w:p>
-    <w:p>
-      <w:pPr>
-        <w:pStyle w:val="Heading2"/>
-      </w:pPr>
-      <w:r>
-        <w:t>Snapshot Chunk</w:t>
-      </w:r>
-    </w:p>
-    <w:p>
-      <w:r>
-        <w:t xml:space="preserve">The </w:t>
-      </w:r>
-      <w:r>
-        <w:t>Snapshot Chunk contains a snapshot of the machine’s state at the beginning of the recording, prior to the first recorded instruction (see execution-chuck).  It contains a snapshot of the machine’s CPU registers, paging registers, call stack, registers, and</w:t>
-      </w:r>
-      <w:r>
-        <w:t xml:space="preserve"> </w:t>
-      </w:r>
-      <w:r>
-        <w:t>memory.</w:t>
-      </w:r>
-    </w:p>
-    <w:p>
-      <w:pPr>
-        <w:ind w:left="360" w:hanging="360"/>
-      </w:pPr>
-      <w:r>
-        <w:rPr>
-          <w:b/>
-          <w:bCs/>
-        </w:rPr>
-        <w:t>&lt;</w:t>
-      </w:r>
-      <w:proofErr w:type="spellStart"/>
-      <w:r>
-        <w:rPr>
-          <w:b/>
-          <w:bCs/>
-        </w:rPr>
-        <w:t>snapshot</w:t>
-      </w:r>
-      <w:r>
-        <w:rPr>
-          <w:b/>
-          <w:bCs/>
-        </w:rPr>
-        <w:t>_chunk</w:t>
-      </w:r>
-      <w:proofErr w:type="spellEnd"/>
-      <w:r>
-        <w:rPr>
-          <w:b/>
-          <w:bCs/>
-        </w:rPr>
-        <w:t>&gt;</w:t>
-      </w:r>
-      <w:r>
-        <w:rPr>
-          <w:b/>
-          <w:bCs/>
-        </w:rPr>
-        <w:t xml:space="preserve"> </w:t>
-      </w:r>
-      <w:r>
-        <w:t>= &lt;</w:t>
-      </w:r>
-      <w:proofErr w:type="spellStart"/>
-      <w:r>
-        <w:t>common_</w:t>
-      </w:r>
-      <w:r>
-        <w:t>header</w:t>
-      </w:r>
-      <w:proofErr w:type="spellEnd"/>
-      <w:r>
-        <w:t>(</w:t>
-      </w:r>
-      <w:r>
-        <w:rPr>
-          <w:rFonts w:ascii="Aptos" w:hAnsi="Aptos"/>
-          <w:color w:val="000000"/>
-        </w:rPr>
-        <w:t>‘</w:t>
-      </w:r>
-      <w:proofErr w:type="spellStart"/>
-      <w:r>
-        <w:rPr>
-          <w:rFonts w:ascii="Aptos" w:hAnsi="Aptos"/>
-          <w:b/>
-          <w:bCs/>
-          <w:color w:val="000000"/>
-        </w:rPr>
-        <w:t>PFss</w:t>
-      </w:r>
-      <w:proofErr w:type="spellEnd"/>
-      <w:r>
-        <w:rPr>
-          <w:rFonts w:ascii="Aptos" w:hAnsi="Aptos"/>
-          <w:b/>
-          <w:bCs/>
-          <w:color w:val="000000"/>
-        </w:rPr>
-        <w:t>’</w:t>
-      </w:r>
-      <w:r>
-        <w:rPr>
-          <w:rFonts w:ascii="Aptos" w:hAnsi="Aptos"/>
-          <w:color w:val="000000"/>
-        </w:rPr>
-        <w:t>)</w:t>
-      </w:r>
-      <w:r>
-        <w:t>&gt; +</w:t>
-      </w:r>
-      <w:r>
-        <w:rPr>
-          <w:b/>
-          <w:bCs/>
-        </w:rPr>
-        <w:t xml:space="preserve"> </w:t>
-      </w:r>
-      <w:r>
-        <w:t>&lt;</w:t>
-      </w:r>
-      <w:proofErr w:type="spellStart"/>
-      <w:r>
-        <w:t>snapshot_data</w:t>
-      </w:r>
-      <w:proofErr w:type="spellEnd"/>
-      <w:r>
-        <w:t>&gt; where</w:t>
-      </w:r>
-    </w:p>
-    <w:p>
-      <w:pPr>
-        <w:ind w:left="360" w:hanging="360"/>
-      </w:pPr>
-      <w:r>
-        <w:t>&lt;</w:t>
-      </w:r>
-      <w:proofErr w:type="spellStart"/>
-      <w:r>
-        <w:rPr>
-          <w:b/>
-          <w:bCs/>
-        </w:rPr>
-        <w:t>snapshot_data</w:t>
-      </w:r>
-      <w:proofErr w:type="spellEnd"/>
-      <w:r>
-        <w:t>&gt; =</w:t>
-      </w:r>
-      <w:r>
-        <w:br/>
-      </w:r>
-      <w:r>
-        <w:t>&lt;</w:t>
-      </w:r>
-      <w:proofErr w:type="spellStart"/>
-      <w:r>
-        <w:t>cpu_registers</w:t>
-      </w:r>
-      <w:proofErr w:type="spellEnd"/>
-      <w:r>
-        <w:t>&gt;</w:t>
-      </w:r>
-      <w:r>
-        <w:t xml:space="preserve"> + </w:t>
-      </w:r>
-      <w:r>
-        <w:t>&lt;</w:t>
-      </w:r>
-      <w:proofErr w:type="spellStart"/>
-      <w:r>
-        <w:t>paging_registers</w:t>
-      </w:r>
-      <w:proofErr w:type="spellEnd"/>
-      <w:r>
-        <w:t xml:space="preserve">&gt; </w:t>
-      </w:r>
-      <w:r>
-        <w:t xml:space="preserve">+ </w:t>
-      </w:r>
-      <w:r>
-        <w:t>&lt;</w:t>
-      </w:r>
-      <w:proofErr w:type="spellStart"/>
-      <w:r>
-        <w:t>hidden_ram_address</w:t>
-      </w:r>
-      <w:proofErr w:type="spellEnd"/>
-      <w:r>
-        <w:t>&gt;</w:t>
-      </w:r>
-      <w:r>
+        <w:t>&lt;paging_registers&gt;</w:t>
+      </w:r>
+      <w:r>
+        <w:t xml:space="preserve"> = &lt;rom_paging_register&gt; + &lt;acccon&gt; </w:t>
+      </w:r>
+    </w:p>
+    <w:p>
+      <w:pPr>
+        <w:ind w:left="720"/>
+      </w:pPr>
+      <w:r>
+        <w:rPr>
+          <w:b/>
+          <w:bCs/>
+        </w:rPr>
+        <w:t>&lt;rom_paging_register&gt;</w:t>
+      </w:r>
+      <w:r>
+        <w:t xml:space="preserve"> (1 byte).  The value of the ROM paging register (set via SHEILA address &amp;FE30).</w:t>
+      </w:r>
+    </w:p>
+    <w:p>
+      <w:pPr>
+        <w:ind w:left="720"/>
+      </w:pPr>
+      <w:r>
+        <w:rPr>
+          <w:b/>
+          <w:bCs/>
+        </w:rPr>
+        <w:lastRenderedPageBreak/>
+        <w:t>&lt;acccon&gt;</w:t>
+      </w:r>
+      <w:r>
+        <w:t xml:space="preserve"> (1 byte).  The value of the access control register (set via SHEILA address &amp;FE34).</w:t>
+      </w:r>
+    </w:p>
+    <w:p>
+      <w:pPr>
+        <w:ind w:left="360"/>
+      </w:pPr>
+      <w:r>
+        <w:rPr>
+          <w:b/>
+          <w:bCs/>
+        </w:rPr>
+        <w:t>&lt;hidden_ram_address&gt;</w:t>
+      </w:r>
+      <w:r>
+        <w:t xml:space="preserve"> (1 byte).  Populated only on the </w:t>
+      </w:r>
+      <w:r>
+        <w:t xml:space="preserve">BBC Model </w:t>
+      </w:r>
+      <w:r>
+        <w:t xml:space="preserve">B </w:t>
+      </w:r>
+      <w:r>
+        <w:t>Integra</w:t>
+      </w:r>
+      <w:r>
+        <w:t>.  The value contains the hidden memory address (set via SHEILA address &amp;FE38).  Reads and writes to SHEILA address &amp;FE3C access this hidden address.</w:t>
+      </w:r>
+    </w:p>
+    <w:p>
+      <w:pPr>
+        <w:ind w:left="360"/>
         <w:rPr>
           <w:b/>
           <w:bCs/>
           <w:vertAlign w:val="superscript"/>
         </w:rPr>
-        <w:t xml:space="preserve"> </w:t>
-      </w:r>
-      <w:r>
-        <w:rPr>
-          <w:b/>
-          <w:bCs/>
-          <w:vertAlign w:val="superscript"/>
-        </w:rPr>
-        <w:t>opt</w:t>
-      </w:r>
-      <w:r>
-        <w:t xml:space="preserve"> + </w:t>
-      </w:r>
-      <w:r>
-        <w:t>&lt;</w:t>
-      </w:r>
-      <w:proofErr w:type="spellStart"/>
-      <w:r>
-        <w:t>call_stack</w:t>
-      </w:r>
-      <w:proofErr w:type="spellEnd"/>
-      <w:r>
-        <w:t xml:space="preserve">&gt; + </w:t>
-      </w:r>
-      <w:r>
-        <w:t>&lt;</w:t>
-      </w:r>
-      <w:proofErr w:type="spellStart"/>
-      <w:r>
-        <w:t>screen_wrap_address</w:t>
-      </w:r>
-      <w:proofErr w:type="spellEnd"/>
-      <w:r>
-        <w:t>&gt; +</w:t>
-      </w:r>
-      <w:r>
-        <w:t xml:space="preserve"> </w:t>
-      </w:r>
-      <w:r>
-        <w:t>&lt;</w:t>
-      </w:r>
-      <w:proofErr w:type="spellStart"/>
-      <w:r>
-        <w:t>memory_snapshot</w:t>
-      </w:r>
-      <w:proofErr w:type="spellEnd"/>
-      <w:r>
-        <w:t>&gt;</w:t>
-      </w:r>
-      <w:r>
-        <w:t xml:space="preserve"> + </w:t>
-      </w:r>
-    </w:p>
-    <w:p>
-      <w:pPr>
-        <w:ind w:left="720" w:hanging="360"/>
-      </w:pPr>
-      <w:r>
-        <w:rPr>
-          <w:b/>
-          <w:bCs/>
-        </w:rPr>
-        <w:t>&lt;</w:t>
-      </w:r>
-      <w:proofErr w:type="spellStart"/>
-      <w:r>
-        <w:rPr>
-          <w:b/>
-          <w:bCs/>
-        </w:rPr>
-        <w:t>cpu_</w:t>
-      </w:r>
-      <w:r>
-        <w:rPr>
-          <w:b/>
-          <w:bCs/>
-        </w:rPr>
-        <w:t>registers</w:t>
-      </w:r>
-      <w:proofErr w:type="spellEnd"/>
-      <w:r>
-        <w:rPr>
-          <w:b/>
-          <w:bCs/>
-        </w:rPr>
-        <w:t>&gt;</w:t>
-      </w:r>
-      <w:r>
-        <w:t xml:space="preserve"> = </w:t>
-      </w:r>
-      <w:r>
-        <w:br/>
-      </w:r>
-      <w:r>
-        <w:t>&lt;</w:t>
-      </w:r>
-      <w:proofErr w:type="spellStart"/>
-      <w:r>
-        <w:t>program</w:t>
-      </w:r>
-      <w:r>
-        <w:t>_</w:t>
-      </w:r>
-      <w:r>
-        <w:t>counter</w:t>
-      </w:r>
-      <w:proofErr w:type="spellEnd"/>
-      <w:r>
-        <w:t>&gt; + &lt;accumulator&gt; + &lt;</w:t>
-      </w:r>
-      <w:proofErr w:type="spellStart"/>
-      <w:r>
-        <w:t>x</w:t>
-      </w:r>
-      <w:r>
-        <w:t>_</w:t>
-      </w:r>
-      <w:r>
-        <w:t>register</w:t>
-      </w:r>
-      <w:proofErr w:type="spellEnd"/>
-      <w:r>
-        <w:t>&gt; + &lt;</w:t>
-      </w:r>
-      <w:proofErr w:type="spellStart"/>
-      <w:r>
-        <w:t>y</w:t>
-      </w:r>
-      <w:r>
-        <w:t>_</w:t>
-      </w:r>
-      <w:r>
-        <w:t>register</w:t>
-      </w:r>
-      <w:proofErr w:type="spellEnd"/>
-      <w:r>
-        <w:t>&gt; + &lt;</w:t>
-      </w:r>
-      <w:proofErr w:type="spellStart"/>
-      <w:r>
-        <w:t>status</w:t>
-      </w:r>
-      <w:r>
-        <w:t>_</w:t>
-      </w:r>
-      <w:r>
-        <w:t>register</w:t>
-      </w:r>
-      <w:proofErr w:type="spellEnd"/>
-      <w:r>
-        <w:t>&gt; +</w:t>
-      </w:r>
-      <w:r>
-        <w:t xml:space="preserve"> &lt;</w:t>
-      </w:r>
-      <w:proofErr w:type="spellStart"/>
-      <w:r>
-        <w:t>stack_pointer</w:t>
-      </w:r>
-      <w:proofErr w:type="spellEnd"/>
-      <w:r>
-        <w:t>&gt;</w:t>
-      </w:r>
-    </w:p>
-    <w:p>
-      <w:pPr>
-        <w:ind w:left="720"/>
-      </w:pPr>
-      <w:r>
-        <w:rPr>
-          <w:b/>
-          <w:bCs/>
-        </w:rPr>
-        <w:t>&lt;program-counter&gt;</w:t>
-      </w:r>
-      <w:r>
-        <w:t xml:space="preserve"> (2 bytes).  The value of </w:t>
-      </w:r>
-      <w:r>
-        <w:t xml:space="preserve">the </w:t>
-      </w:r>
-      <w:r>
-        <w:t>program counter.</w:t>
-      </w:r>
-    </w:p>
-    <w:p>
-      <w:pPr>
-        <w:ind w:left="720"/>
-      </w:pPr>
-      <w:r>
-        <w:rPr>
-          <w:b/>
-          <w:bCs/>
-        </w:rPr>
-        <w:t>&lt;accumulator&gt;</w:t>
-      </w:r>
-      <w:r>
-        <w:t xml:space="preserve"> (1 byte).  The value of the accumulator.</w:t>
-      </w:r>
-    </w:p>
-    <w:p>
-      <w:pPr>
-        <w:ind w:left="720"/>
-      </w:pPr>
-      <w:r>
-        <w:rPr>
-          <w:b/>
-          <w:bCs/>
-        </w:rPr>
-        <w:t>&lt;</w:t>
-      </w:r>
-      <w:proofErr w:type="spellStart"/>
-      <w:r>
-        <w:rPr>
-          <w:b/>
-          <w:bCs/>
-        </w:rPr>
-        <w:t>x_register</w:t>
-      </w:r>
-      <w:proofErr w:type="spellEnd"/>
-      <w:r>
-        <w:rPr>
-          <w:b/>
-          <w:bCs/>
-        </w:rPr>
-        <w:t>&gt;</w:t>
-      </w:r>
-      <w:r>
-        <w:t xml:space="preserve"> (1 byte).  The value of the X register.</w:t>
-      </w:r>
-    </w:p>
-    <w:p>
-      <w:pPr>
-        <w:ind w:left="720"/>
-      </w:pPr>
-      <w:r>
-        <w:rPr>
-          <w:b/>
-          <w:bCs/>
-        </w:rPr>
-        <w:t>&lt;</w:t>
-      </w:r>
-      <w:proofErr w:type="spellStart"/>
-      <w:r>
-        <w:rPr>
-          <w:b/>
-          <w:bCs/>
-        </w:rPr>
-        <w:t>y_register</w:t>
-      </w:r>
-      <w:proofErr w:type="spellEnd"/>
-      <w:r>
-        <w:rPr>
-          <w:b/>
-          <w:bCs/>
-        </w:rPr>
-        <w:t>&gt;</w:t>
-      </w:r>
-      <w:r>
-        <w:t xml:space="preserve"> (1 byte).  The value of the Y register.</w:t>
-      </w:r>
-    </w:p>
-    <w:p>
-      <w:pPr>
-        <w:ind w:left="720"/>
-      </w:pPr>
-      <w:r>
-        <w:rPr>
-          <w:b/>
-          <w:bCs/>
-        </w:rPr>
-        <w:t>&lt;</w:t>
-      </w:r>
-      <w:proofErr w:type="spellStart"/>
-      <w:r>
-        <w:rPr>
-          <w:b/>
-          <w:bCs/>
-        </w:rPr>
-        <w:t>status_register</w:t>
-      </w:r>
-      <w:proofErr w:type="spellEnd"/>
-      <w:r>
-        <w:rPr>
-          <w:b/>
-          <w:bCs/>
-        </w:rPr>
-        <w:t>&gt;</w:t>
-      </w:r>
-      <w:r>
-        <w:t xml:space="preserve"> (1 byte).  The value of the status register.</w:t>
-      </w:r>
-    </w:p>
-    <w:p>
-      <w:pPr>
-        <w:ind w:left="720"/>
-      </w:pPr>
-      <w:r>
-        <w:rPr>
-          <w:b/>
-          <w:bCs/>
-        </w:rPr>
-        <w:t>&lt;</w:t>
-      </w:r>
-      <w:proofErr w:type="spellStart"/>
-      <w:r>
-        <w:rPr>
-          <w:b/>
-          <w:bCs/>
-        </w:rPr>
-        <w:t>stack_pointer</w:t>
-      </w:r>
-      <w:proofErr w:type="spellEnd"/>
-      <w:r>
-        <w:rPr>
-          <w:b/>
-          <w:bCs/>
-        </w:rPr>
-        <w:t>&gt;</w:t>
-      </w:r>
-      <w:r>
-        <w:t xml:space="preserve"> (1 byte).  The value of the stack register.</w:t>
-      </w:r>
-    </w:p>
-    <w:p>
-      <w:pPr>
-        <w:ind w:left="360"/>
-      </w:pPr>
-      <w:r>
-        <w:rPr>
-          <w:b/>
-          <w:bCs/>
-        </w:rPr>
-        <w:t>&lt;</w:t>
-      </w:r>
-      <w:proofErr w:type="spellStart"/>
-      <w:r>
-        <w:rPr>
-          <w:b/>
-          <w:bCs/>
-        </w:rPr>
-        <w:t>paging_registers</w:t>
-      </w:r>
-      <w:proofErr w:type="spellEnd"/>
-      <w:r>
-        <w:rPr>
-          <w:b/>
-          <w:bCs/>
-        </w:rPr>
-        <w:t>&gt;</w:t>
-      </w:r>
-      <w:r>
-        <w:t xml:space="preserve"> = &lt;</w:t>
-      </w:r>
-      <w:proofErr w:type="spellStart"/>
-      <w:r>
-        <w:t>rom_paging_register</w:t>
-      </w:r>
-      <w:proofErr w:type="spellEnd"/>
-      <w:r>
-        <w:t>&gt; + &lt;</w:t>
-      </w:r>
-      <w:proofErr w:type="spellStart"/>
-      <w:r>
-        <w:t>acccon</w:t>
-      </w:r>
-      <w:proofErr w:type="spellEnd"/>
-      <w:r>
-        <w:t xml:space="preserve">&gt; </w:t>
-      </w:r>
-    </w:p>
-    <w:p>
-      <w:pPr>
-        <w:ind w:left="720"/>
-      </w:pPr>
-      <w:r>
-        <w:rPr>
-          <w:b/>
-          <w:bCs/>
-        </w:rPr>
-        <w:t>&lt;</w:t>
-      </w:r>
-      <w:proofErr w:type="spellStart"/>
-      <w:r>
-        <w:rPr>
-          <w:b/>
-          <w:bCs/>
-        </w:rPr>
-        <w:t>rom_paging_register</w:t>
-      </w:r>
-      <w:proofErr w:type="spellEnd"/>
-      <w:r>
-        <w:rPr>
-          <w:b/>
-          <w:bCs/>
-        </w:rPr>
-        <w:t>&gt;</w:t>
-      </w:r>
-      <w:r>
-        <w:t xml:space="preserve"> (1 byte).  The value of the ROM paging register (set via SHEILA address &amp;FE30).</w:t>
-      </w:r>
-    </w:p>
-    <w:p>
-      <w:pPr>
-        <w:ind w:left="720"/>
-      </w:pPr>
-      <w:r>
-        <w:rPr>
-          <w:b/>
-          <w:bCs/>
-        </w:rPr>
-        <w:lastRenderedPageBreak/>
-        <w:t>&lt;</w:t>
-      </w:r>
-      <w:proofErr w:type="spellStart"/>
-      <w:r>
-        <w:rPr>
-          <w:b/>
-          <w:bCs/>
-        </w:rPr>
-        <w:t>acccon</w:t>
-      </w:r>
-      <w:proofErr w:type="spellEnd"/>
-      <w:r>
-        <w:rPr>
-          <w:b/>
-          <w:bCs/>
-        </w:rPr>
-        <w:t>&gt;</w:t>
-      </w:r>
-      <w:r>
-        <w:t xml:space="preserve"> (1 byte).  The value of the access control register (set via SHEILA address &amp;FE34).</w:t>
-      </w:r>
-    </w:p>
-    <w:p>
-      <w:pPr>
-        <w:ind w:left="360"/>
-      </w:pPr>
-      <w:r>
-        <w:rPr>
-          <w:b/>
-          <w:bCs/>
-        </w:rPr>
-        <w:t>&lt;</w:t>
-      </w:r>
-      <w:proofErr w:type="spellStart"/>
-      <w:r>
-        <w:rPr>
-          <w:b/>
-          <w:bCs/>
-        </w:rPr>
-        <w:t>hidden_ram_address</w:t>
-      </w:r>
-      <w:proofErr w:type="spellEnd"/>
-      <w:r>
-        <w:rPr>
-          <w:b/>
-          <w:bCs/>
-        </w:rPr>
-        <w:t>&gt;</w:t>
-      </w:r>
-      <w:r>
-        <w:t xml:space="preserve"> (1 byte).  Populated only on the </w:t>
-      </w:r>
-      <w:r>
-        <w:t xml:space="preserve">BBC Model </w:t>
-      </w:r>
-      <w:r>
-        <w:t xml:space="preserve">B </w:t>
-      </w:r>
-      <w:r>
-        <w:t>Integra</w:t>
-      </w:r>
-      <w:r>
-        <w:t>.  The value contains the hidden memory address (set via SHEILA address &amp;FE38).  Reads and writes to SHEILA address &amp;FE3C access this hidden address.</w:t>
-      </w:r>
-    </w:p>
-    <w:p>
-      <w:pPr>
-        <w:ind w:left="360"/>
-        <w:rPr>
-          <w:b/>
-          <w:bCs/>
-          <w:vertAlign w:val="superscript"/>
-        </w:rPr>
-      </w:pPr>
-      <w:r>
-        <w:rPr>
-          <w:b/>
-          <w:bCs/>
-        </w:rPr>
-        <w:t>&lt;</w:t>
-      </w:r>
-      <w:proofErr w:type="spellStart"/>
-      <w:r>
-        <w:rPr>
-          <w:b/>
-          <w:bCs/>
-        </w:rPr>
-        <w:t>call_stack</w:t>
-      </w:r>
-      <w:proofErr w:type="spellEnd"/>
-      <w:r>
-        <w:rPr>
-          <w:b/>
-          <w:bCs/>
-        </w:rPr>
-        <w:t>&gt;</w:t>
-      </w:r>
-      <w:r>
-        <w:t xml:space="preserve"> = &lt;</w:t>
-      </w:r>
-      <w:proofErr w:type="spellStart"/>
-      <w:r>
-        <w:t>stack_frame_count</w:t>
-      </w:r>
-      <w:proofErr w:type="spellEnd"/>
-      <w:r>
-        <w:t>&gt; + &lt;</w:t>
-      </w:r>
-      <w:proofErr w:type="spellStart"/>
-      <w:r>
-        <w:t>stack_frame</w:t>
-      </w:r>
-      <w:proofErr w:type="spellEnd"/>
-      <w:r>
-        <w:t>&gt;</w:t>
+      </w:pPr>
+      <w:r>
+        <w:rPr>
+          <w:b/>
+          <w:bCs/>
+        </w:rPr>
+        <w:t>&lt;call_stack&gt;</w:t>
+      </w:r>
+      <w:r>
+        <w:t xml:space="preserve"> = &lt;stack_frame_count&gt; + &lt;stack_frame&gt;</w:t>
       </w:r>
       <w:r>
         <w:rPr>
@@ -13578,15 +12553,7 @@
         <w:ind w:left="720"/>
       </w:pPr>
       <w:r>
-        <w:t>&lt;</w:t>
-      </w:r>
-      <w:proofErr w:type="spellStart"/>
-      <w:r>
-        <w:t>stack_frame_count</w:t>
-      </w:r>
-      <w:proofErr w:type="spellEnd"/>
-      <w:r>
-        <w:t>&gt; (1 byte) The number of stack frames.</w:t>
+        <w:t>&lt;stack_frame_count&gt; (1 byte) The number of stack frames.</w:t>
       </w:r>
     </w:p>
     <w:p>
@@ -13598,23 +12565,7 @@
           <w:b/>
           <w:bCs/>
         </w:rPr>
-        <w:t>&lt;</w:t>
-      </w:r>
-      <w:proofErr w:type="spellStart"/>
-      <w:r>
-        <w:rPr>
-          <w:b/>
-          <w:bCs/>
-        </w:rPr>
-        <w:t>stack_frame</w:t>
-      </w:r>
-      <w:proofErr w:type="spellEnd"/>
-      <w:r>
-        <w:rPr>
-          <w:b/>
-          <w:bCs/>
-        </w:rPr>
-        <w:t>&gt;</w:t>
+        <w:t>&lt;stack_frame&gt;</w:t>
       </w:r>
       <w:r>
         <w:t xml:space="preserve"> = </w:t>
@@ -13623,55 +12574,7 @@
         <w:br/>
       </w:r>
       <w:r>
-        <w:t>&lt;</w:t>
-      </w:r>
-      <w:proofErr w:type="spellStart"/>
-      <w:r>
-        <w:t>stack_frame_type</w:t>
-      </w:r>
-      <w:proofErr w:type="spellEnd"/>
-      <w:r>
-        <w:t>&gt; + &lt;</w:t>
-      </w:r>
-      <w:proofErr w:type="spellStart"/>
-      <w:r>
-        <w:t>start_address_page</w:t>
-      </w:r>
-      <w:proofErr w:type="spellEnd"/>
-      <w:r>
-        <w:t>&gt; + &lt;</w:t>
-      </w:r>
-      <w:proofErr w:type="spellStart"/>
-      <w:r>
-        <w:t>start_address</w:t>
-      </w:r>
-      <w:proofErr w:type="spellEnd"/>
-      <w:r>
-        <w:t>&gt; + &lt;</w:t>
-      </w:r>
-      <w:proofErr w:type="spellStart"/>
-      <w:r>
-        <w:t>return_address_page</w:t>
-      </w:r>
-      <w:proofErr w:type="spellEnd"/>
-      <w:r>
-        <w:t>&gt; + &lt;</w:t>
-      </w:r>
-      <w:proofErr w:type="spellStart"/>
-      <w:r>
-        <w:t>return_address</w:t>
-      </w:r>
-      <w:proofErr w:type="spellEnd"/>
-      <w:r>
-        <w:t>&gt; + &lt;</w:t>
-      </w:r>
-      <w:proofErr w:type="spellStart"/>
-      <w:r>
-        <w:t>return_stack_pointer</w:t>
-      </w:r>
-      <w:proofErr w:type="spellEnd"/>
-      <w:r>
-        <w:t>&gt;</w:t>
+        <w:t>&lt;stack_frame_type&gt; + &lt;start_address_page&gt; + &lt;start_address&gt; + &lt;return_address_page&gt; + &lt;return_address&gt; + &lt;return_stack_pointer&gt;</w:t>
       </w:r>
     </w:p>
     <w:p>
@@ -13683,23 +12586,7 @@
           <w:b/>
           <w:bCs/>
         </w:rPr>
-        <w:t>&lt;</w:t>
-      </w:r>
-      <w:proofErr w:type="spellStart"/>
-      <w:r>
-        <w:rPr>
-          <w:b/>
-          <w:bCs/>
-        </w:rPr>
-        <w:t>stack_frame_type</w:t>
-      </w:r>
-      <w:proofErr w:type="spellEnd"/>
-      <w:r>
-        <w:rPr>
-          <w:b/>
-          <w:bCs/>
-        </w:rPr>
-        <w:t>&gt;</w:t>
+        <w:t>&lt;stack_frame_type&gt;</w:t>
       </w:r>
       <w:r>
         <w:t xml:space="preserve"> (1 byte) The stack frame’s type.  The value can be one of the following:</w:t>
@@ -13899,23 +12786,7 @@
           <w:b/>
           <w:bCs/>
         </w:rPr>
-        <w:t>&lt;</w:t>
-      </w:r>
-      <w:proofErr w:type="spellStart"/>
-      <w:r>
-        <w:rPr>
-          <w:b/>
-          <w:bCs/>
-        </w:rPr>
-        <w:t>start_address_page</w:t>
-      </w:r>
-      <w:proofErr w:type="spellEnd"/>
-      <w:r>
-        <w:rPr>
-          <w:b/>
-          <w:bCs/>
-        </w:rPr>
-        <w:t>&gt;</w:t>
+        <w:t>&lt;start_address_page&gt;</w:t>
       </w:r>
       <w:r>
         <w:t xml:space="preserve"> (1 byte) The memory page where the start address is located.  The value can be one of the following:</w:t>
@@ -14173,17 +13044,70 @@
           <w:b/>
           <w:bCs/>
         </w:rPr>
-        <w:t>&lt;</w:t>
-      </w:r>
-      <w:proofErr w:type="spellStart"/>
-      <w:r>
-        <w:rPr>
-          <w:b/>
-          <w:bCs/>
-        </w:rPr>
-        <w:t>start_address</w:t>
-      </w:r>
-      <w:proofErr w:type="spellEnd"/>
+        <w:t>&lt;start_address&gt;</w:t>
+      </w:r>
+      <w:r>
+        <w:t xml:space="preserve"> (</w:t>
+      </w:r>
+      <w:r>
+        <w:t>2</w:t>
+      </w:r>
+      <w:r>
+        <w:t xml:space="preserve"> byte</w:t>
+      </w:r>
+      <w:r>
+        <w:t>s</w:t>
+      </w:r>
+      <w:r>
+        <w:t>)</w:t>
+      </w:r>
+      <w:r>
+        <w:t xml:space="preserve"> </w:t>
+      </w:r>
+      <w:r>
+        <w:rPr>
+          <w:caps/>
+        </w:rPr>
+        <w:t>A</w:t>
+      </w:r>
+      <w:r>
+        <w:t>ddress of the invoked routine, or the start address of the program (root stack frame).  This is an absolute address.</w:t>
+      </w:r>
+    </w:p>
+    <w:p>
+      <w:pPr>
+        <w:ind w:left="1080"/>
+        <w:rPr>
+          <w:rFonts w:ascii="Aptos" w:hAnsi="Aptos"/>
+          <w:color w:val="000000"/>
+        </w:rPr>
+      </w:pPr>
+      <w:r>
+        <w:rPr>
+          <w:rFonts w:ascii="Aptos" w:hAnsi="Aptos"/>
+          <w:color w:val="000000"/>
+        </w:rPr>
+        <w:t xml:space="preserve">The program </w:t>
+      </w:r>
+      <w:r>
+        <w:rPr>
+          <w:rFonts w:ascii="Aptos" w:hAnsi="Aptos"/>
+          <w:color w:val="000000"/>
+        </w:rPr>
+        <w:t>start address is either the first sub &amp;8000 instruction jumped to from above &amp;8000, or the first instruction executed if no such jump occurs.</w:t>
+      </w:r>
+    </w:p>
+    <w:p>
+      <w:pPr>
+        <w:ind w:left="1080"/>
+      </w:pPr>
+      <w:r>
+        <w:rPr>
+          <w:b/>
+          <w:bCs/>
+        </w:rPr>
+        <w:t>&lt;return_address_page</w:t>
+      </w:r>
       <w:r>
         <w:rPr>
           <w:b/>
@@ -14192,116 +13116,66 @@
         <w:t>&gt;</w:t>
       </w:r>
       <w:r>
-        <w:t xml:space="preserve"> (</w:t>
-      </w:r>
-      <w:r>
-        <w:t>2</w:t>
+        <w:t xml:space="preserve"> (1 byte) The memory page where the return address is located.  The value is defined in the above table.  The value in the root stack is always 16 (Whole RAM).</w:t>
+      </w:r>
+    </w:p>
+    <w:p>
+      <w:pPr>
+        <w:ind w:left="1080"/>
+      </w:pPr>
+      <w:r>
+        <w:rPr>
+          <w:b/>
+          <w:bCs/>
+        </w:rPr>
+        <w:t>&lt;return_address&gt;</w:t>
+      </w:r>
+      <w:r>
+        <w:t xml:space="preserve"> (2 bytes) Return address.  The value that the program counter is set to by the returning </w:t>
+      </w:r>
+      <w:r>
+        <w:rPr>
+          <w:b/>
+          <w:bCs/>
+        </w:rPr>
+        <w:t>RTS</w:t>
+      </w:r>
+      <w:r>
+        <w:t xml:space="preserve"> / </w:t>
+      </w:r>
+      <w:r>
+        <w:rPr>
+          <w:b/>
+          <w:bCs/>
+        </w:rPr>
+        <w:t>RTI</w:t>
+      </w:r>
+      <w:r>
+        <w:t xml:space="preserve"> instruction.  This is an absolute value.  The value in the root stack is always zero.</w:t>
+      </w:r>
+    </w:p>
+    <w:p>
+      <w:pPr>
+        <w:ind w:left="1080"/>
+      </w:pPr>
+      <w:r>
+        <w:rPr>
+          <w:b/>
+          <w:bCs/>
+        </w:rPr>
+        <w:t>&lt;return_stack_pointer&gt;</w:t>
+      </w:r>
+      <w:r>
+        <w:t xml:space="preserve"> </w:t>
+      </w:r>
+      <w:r>
+        <w:t>(1</w:t>
       </w:r>
       <w:r>
         <w:t xml:space="preserve"> byte</w:t>
       </w:r>
       <w:r>
-        <w:t>s</w:t>
-      </w:r>
-      <w:r>
-        <w:t>)</w:t>
-      </w:r>
-      <w:r>
-        <w:t xml:space="preserve"> </w:t>
-      </w:r>
-      <w:r>
-        <w:rPr>
-          <w:caps/>
-        </w:rPr>
-        <w:t>A</w:t>
-      </w:r>
-      <w:r>
-        <w:t>ddress of the invoked routine, or the start address of the program (root stack frame).  This is an absolute address.</w:t>
-      </w:r>
-    </w:p>
-    <w:p>
-      <w:pPr>
-        <w:ind w:left="1080"/>
-        <w:rPr>
-          <w:rFonts w:ascii="Aptos" w:hAnsi="Aptos"/>
-          <w:color w:val="000000"/>
-        </w:rPr>
-      </w:pPr>
-      <w:r>
-        <w:rPr>
-          <w:rFonts w:ascii="Aptos" w:hAnsi="Aptos"/>
-          <w:color w:val="000000"/>
-        </w:rPr>
-        <w:t xml:space="preserve">The program </w:t>
-      </w:r>
-      <w:r>
-        <w:rPr>
-          <w:rFonts w:ascii="Aptos" w:hAnsi="Aptos"/>
-          <w:color w:val="000000"/>
-        </w:rPr>
-        <w:t>start address is either the first sub &amp;8000 instruction jumped to from above &amp;8000, or the first instruction executed if no such jump occurs.</w:t>
-      </w:r>
-    </w:p>
-    <w:p>
-      <w:pPr>
-        <w:ind w:left="1080"/>
-      </w:pPr>
-      <w:r>
-        <w:rPr>
-          <w:b/>
-          <w:bCs/>
-        </w:rPr>
-        <w:t>&lt;</w:t>
-      </w:r>
-      <w:proofErr w:type="spellStart"/>
-      <w:r>
-        <w:rPr>
-          <w:b/>
-          <w:bCs/>
-        </w:rPr>
-        <w:t>return_address_page</w:t>
-      </w:r>
-      <w:proofErr w:type="spellEnd"/>
-      <w:r>
-        <w:rPr>
-          <w:b/>
-          <w:bCs/>
-        </w:rPr>
-        <w:t>&gt;</w:t>
-      </w:r>
-      <w:r>
-        <w:t xml:space="preserve"> (1 byte) The memory page where the return address is located.  The value is defined in the above table.  The value in the root stack is always 16 (Whole RAM).</w:t>
-      </w:r>
-    </w:p>
-    <w:p>
-      <w:pPr>
-        <w:ind w:left="1080"/>
-      </w:pPr>
-      <w:r>
-        <w:rPr>
-          <w:b/>
-          <w:bCs/>
-        </w:rPr>
-        <w:t>&lt;</w:t>
-      </w:r>
-      <w:proofErr w:type="spellStart"/>
-      <w:r>
-        <w:rPr>
-          <w:b/>
-          <w:bCs/>
-        </w:rPr>
-        <w:t>return_address</w:t>
-      </w:r>
-      <w:proofErr w:type="spellEnd"/>
-      <w:r>
-        <w:rPr>
-          <w:b/>
-          <w:bCs/>
-        </w:rPr>
-        <w:t>&gt;</w:t>
-      </w:r>
-      <w:r>
-        <w:t xml:space="preserve"> (2 bytes) Return address.  The value that the program counter is set to by the returning </w:t>
+        <w:t xml:space="preserve">) Return stack pointer.  The value that the stack register is set to by the returning </w:t>
       </w:r>
       <w:r>
         <w:rPr>
@@ -14321,66 +13195,6 @@
         <w:t>RTI</w:t>
       </w:r>
       <w:r>
-        <w:t xml:space="preserve"> instruction.  This is an absolute value.  The value in the root stack is always zero.</w:t>
-      </w:r>
-    </w:p>
-    <w:p>
-      <w:pPr>
-        <w:ind w:left="1080"/>
-      </w:pPr>
-      <w:r>
-        <w:rPr>
-          <w:b/>
-          <w:bCs/>
-        </w:rPr>
-        <w:t>&lt;</w:t>
-      </w:r>
-      <w:proofErr w:type="spellStart"/>
-      <w:r>
-        <w:rPr>
-          <w:b/>
-          <w:bCs/>
-        </w:rPr>
-        <w:t>return_stack_pointer</w:t>
-      </w:r>
-      <w:proofErr w:type="spellEnd"/>
-      <w:r>
-        <w:rPr>
-          <w:b/>
-          <w:bCs/>
-        </w:rPr>
-        <w:t>&gt;</w:t>
-      </w:r>
-      <w:r>
-        <w:t xml:space="preserve"> </w:t>
-      </w:r>
-      <w:r>
-        <w:t>(1</w:t>
-      </w:r>
-      <w:r>
-        <w:t xml:space="preserve"> byte</w:t>
-      </w:r>
-      <w:r>
-        <w:t xml:space="preserve">) Return stack pointer.  The value that the stack register is set to by the returning </w:t>
-      </w:r>
-      <w:r>
-        <w:rPr>
-          <w:b/>
-          <w:bCs/>
-        </w:rPr>
-        <w:t>RTS</w:t>
-      </w:r>
-      <w:r>
-        <w:t xml:space="preserve"> / </w:t>
-      </w:r>
-      <w:r>
-        <w:rPr>
-          <w:b/>
-          <w:bCs/>
-        </w:rPr>
-        <w:t>RTI</w:t>
-      </w:r>
-      <w:r>
         <w:t xml:space="preserve"> instruction.  The value in the root stack frame is always &amp;FF.</w:t>
       </w:r>
     </w:p>
@@ -14393,23 +13207,7 @@
           <w:b/>
           <w:bCs/>
         </w:rPr>
-        <w:t>&lt;</w:t>
-      </w:r>
-      <w:proofErr w:type="spellStart"/>
-      <w:r>
-        <w:rPr>
-          <w:b/>
-          <w:bCs/>
-        </w:rPr>
-        <w:t>screen_wrap_address</w:t>
-      </w:r>
-      <w:proofErr w:type="spellEnd"/>
-      <w:r>
-        <w:rPr>
-          <w:b/>
-          <w:bCs/>
-        </w:rPr>
-        <w:t>&gt;</w:t>
+        <w:t>&lt;screen_wrap_address&gt;</w:t>
       </w:r>
       <w:r>
         <w:t xml:space="preserve"> (1 byte).  The value specifies the screen wrap address, as defined by the following table.  This is used in conjunction with hardware scrolling to wrap screen addresses.</w:t>
@@ -14579,23 +13377,7 @@
           <w:b/>
           <w:bCs/>
         </w:rPr>
-        <w:t>&lt;</w:t>
-      </w:r>
-      <w:proofErr w:type="spellStart"/>
-      <w:r>
-        <w:rPr>
-          <w:b/>
-          <w:bCs/>
-        </w:rPr>
-        <w:t>memory_snapshot</w:t>
-      </w:r>
-      <w:proofErr w:type="spellEnd"/>
-      <w:r>
-        <w:rPr>
-          <w:b/>
-          <w:bCs/>
-        </w:rPr>
-        <w:t>&gt;</w:t>
+        <w:t>&lt;memory_snapshot&gt;</w:t>
       </w:r>
       <w:r>
         <w:t xml:space="preserve"> = </w:t>
@@ -14604,31 +13386,7 @@
         <w:br/>
       </w:r>
       <w:r>
-        <w:t>&lt;</w:t>
-      </w:r>
-      <w:proofErr w:type="spellStart"/>
-      <w:r>
-        <w:t>base_memory</w:t>
-      </w:r>
-      <w:proofErr w:type="spellEnd"/>
-      <w:r>
-        <w:t>&gt; + &lt;</w:t>
-      </w:r>
-      <w:proofErr w:type="spellStart"/>
-      <w:r>
-        <w:t>paged_memory</w:t>
-      </w:r>
-      <w:proofErr w:type="spellEnd"/>
-      <w:r>
-        <w:t>&gt; + &lt;</w:t>
-      </w:r>
-      <w:proofErr w:type="spellStart"/>
-      <w:r>
-        <w:t>shadow_ram</w:t>
-      </w:r>
-      <w:proofErr w:type="spellEnd"/>
-      <w:r>
-        <w:t>&gt;</w:t>
+        <w:t>&lt;base_memory&gt; + &lt;paged_memory&gt; + &lt;shadow_ram&gt;</w:t>
       </w:r>
       <w:r>
         <w:rPr>
@@ -14639,15 +13397,7 @@
         <w:t>opt</w:t>
       </w:r>
       <w:r>
-        <w:t xml:space="preserve"> + &lt;</w:t>
-      </w:r>
-      <w:proofErr w:type="spellStart"/>
-      <w:r>
-        <w:t>mos_ram</w:t>
-      </w:r>
-      <w:proofErr w:type="spellEnd"/>
-      <w:r>
-        <w:t>&gt;</w:t>
+        <w:t xml:space="preserve"> + &lt;mos_ram&gt;</w:t>
       </w:r>
       <w:r>
         <w:rPr>
@@ -14666,15 +13416,7 @@
         <w:t>opt</w:t>
       </w:r>
       <w:r>
-        <w:t xml:space="preserve"> + &lt;</w:t>
-      </w:r>
-      <w:proofErr w:type="spellStart"/>
-      <w:r>
-        <w:t>filing_system_ram</w:t>
-      </w:r>
-      <w:proofErr w:type="spellEnd"/>
-      <w:r>
-        <w:t>&gt;</w:t>
+        <w:t xml:space="preserve"> + &lt;filing_system_ram&gt;</w:t>
       </w:r>
       <w:r>
         <w:rPr>
@@ -14688,15 +13430,7 @@
         <w:t xml:space="preserve"> +</w:t>
       </w:r>
       <w:r>
-        <w:t xml:space="preserve"> &lt;</w:t>
-      </w:r>
-      <w:proofErr w:type="spellStart"/>
-      <w:r>
-        <w:t>private_ram</w:t>
-      </w:r>
-      <w:proofErr w:type="spellEnd"/>
-      <w:r>
-        <w:t>&gt;</w:t>
+        <w:t xml:space="preserve"> &lt;private_ram&gt;</w:t>
       </w:r>
       <w:r>
         <w:rPr>
@@ -14707,15 +13441,7 @@
         <w:t>opt</w:t>
       </w:r>
       <w:r>
-        <w:t xml:space="preserve"> + &lt;</w:t>
-      </w:r>
-      <w:proofErr w:type="spellStart"/>
-      <w:r>
-        <w:t>hidden_ram</w:t>
-      </w:r>
-      <w:proofErr w:type="spellEnd"/>
-      <w:r>
-        <w:t>&gt;</w:t>
+        <w:t xml:space="preserve"> + &lt;hidden_ram&gt;</w:t>
       </w:r>
       <w:r>
         <w:rPr>
@@ -14866,15 +13592,7 @@
               <w:ind w:left="1440" w:hanging="1440"/>
             </w:pPr>
             <w:r>
-              <w:t>&lt;</w:t>
-            </w:r>
-            <w:proofErr w:type="spellStart"/>
-            <w:r>
-              <w:t>base_memory</w:t>
-            </w:r>
-            <w:proofErr w:type="spellEnd"/>
-            <w:r>
-              <w:t>&gt;</w:t>
+              <w:t>&lt;base_memory&gt;</w:t>
             </w:r>
           </w:p>
         </w:tc>
@@ -14945,15 +13663,7 @@
               <w:ind w:left="1440" w:hanging="1440"/>
             </w:pPr>
             <w:r>
-              <w:t>&lt;</w:t>
-            </w:r>
-            <w:proofErr w:type="spellStart"/>
-            <w:r>
-              <w:t>paged_memory</w:t>
-            </w:r>
-            <w:proofErr w:type="spellEnd"/>
-            <w:r>
-              <w:t>&gt;</w:t>
+              <w:t>&lt;paged_memory&gt;</w:t>
             </w:r>
           </w:p>
         </w:tc>
@@ -15021,15 +13731,7 @@
           </w:tcPr>
           <w:p>
             <w:r>
-              <w:t>&lt;</w:t>
-            </w:r>
-            <w:proofErr w:type="spellStart"/>
-            <w:r>
-              <w:t>shadow_ram</w:t>
-            </w:r>
-            <w:proofErr w:type="spellEnd"/>
-            <w:r>
-              <w:t>&gt;</w:t>
+              <w:t>&lt;shadow_ram&gt;</w:t>
             </w:r>
           </w:p>
         </w:tc>
@@ -15090,15 +13792,7 @@
           </w:tcPr>
           <w:p>
             <w:r>
-              <w:t>&lt;</w:t>
-            </w:r>
-            <w:proofErr w:type="spellStart"/>
-            <w:r>
-              <w:t>mos_ram</w:t>
-            </w:r>
-            <w:proofErr w:type="spellEnd"/>
-            <w:r>
-              <w:t>&gt;</w:t>
+              <w:t>&lt;mos_ram&gt;</w:t>
             </w:r>
           </w:p>
         </w:tc>
@@ -15153,15 +13847,7 @@
           </w:tcPr>
           <w:p>
             <w:r>
-              <w:t>&lt;</w:t>
-            </w:r>
-            <w:proofErr w:type="spellStart"/>
-            <w:r>
-              <w:t>filing_system_ram</w:t>
-            </w:r>
-            <w:proofErr w:type="spellEnd"/>
-            <w:r>
-              <w:t>&gt;</w:t>
+              <w:t>&lt;filing_system_ram&gt;</w:t>
             </w:r>
           </w:p>
         </w:tc>
@@ -15216,15 +13902,7 @@
           </w:tcPr>
           <w:p>
             <w:r>
-              <w:t>&lt;</w:t>
-            </w:r>
-            <w:proofErr w:type="spellStart"/>
-            <w:r>
-              <w:t>private_ram</w:t>
-            </w:r>
-            <w:proofErr w:type="spellEnd"/>
-            <w:r>
-              <w:t>&gt;</w:t>
+              <w:t>&lt;private_ram&gt;</w:t>
             </w:r>
           </w:p>
         </w:tc>
@@ -15282,15 +13960,7 @@
           </w:tcPr>
           <w:p>
             <w:r>
-              <w:t>&lt;</w:t>
-            </w:r>
-            <w:proofErr w:type="spellStart"/>
-            <w:r>
-              <w:t>hidden_ram</w:t>
-            </w:r>
-            <w:proofErr w:type="spellEnd"/>
-            <w:r>
-              <w:t>&gt;</w:t>
+              <w:t>&lt;hidden_ram&gt;</w:t>
             </w:r>
           </w:p>
         </w:tc>
@@ -15351,23 +14021,7 @@
           <w:b/>
           <w:bCs/>
         </w:rPr>
-        <w:t>&lt;</w:t>
-      </w:r>
-      <w:proofErr w:type="spellStart"/>
-      <w:r>
-        <w:rPr>
-          <w:b/>
-          <w:bCs/>
-        </w:rPr>
-        <w:t>base_memory</w:t>
-      </w:r>
-      <w:proofErr w:type="spellEnd"/>
-      <w:r>
-        <w:rPr>
-          <w:b/>
-          <w:bCs/>
-        </w:rPr>
-        <w:t>&gt;</w:t>
+        <w:t>&lt;base_memory&gt;</w:t>
       </w:r>
       <w:r>
         <w:t xml:space="preserve"> (64K) The default 64K of memory.  Addresses 0 to &amp;FFFF.</w:t>
@@ -15382,42 +14036,10 @@
           <w:b/>
           <w:bCs/>
         </w:rPr>
-        <w:t>&lt;</w:t>
-      </w:r>
-      <w:proofErr w:type="spellStart"/>
-      <w:r>
-        <w:rPr>
-          <w:b/>
-          <w:bCs/>
-        </w:rPr>
-        <w:t>paged_memory</w:t>
-      </w:r>
-      <w:proofErr w:type="spellEnd"/>
-      <w:r>
-        <w:rPr>
-          <w:b/>
-          <w:bCs/>
-        </w:rPr>
-        <w:t>&gt;</w:t>
-      </w:r>
-      <w:r>
-        <w:t xml:space="preserve"> = &lt;</w:t>
-      </w:r>
-      <w:proofErr w:type="spellStart"/>
-      <w:r>
-        <w:t>page_count</w:t>
-      </w:r>
-      <w:proofErr w:type="spellEnd"/>
-      <w:r>
-        <w:t>&gt; + &lt;</w:t>
-      </w:r>
-      <w:proofErr w:type="spellStart"/>
-      <w:r>
-        <w:t>page_data</w:t>
-      </w:r>
-      <w:proofErr w:type="spellEnd"/>
-      <w:r>
-        <w:t>&gt;</w:t>
+        <w:t>&lt;paged_memory&gt;</w:t>
+      </w:r>
+      <w:r>
+        <w:t xml:space="preserve"> = &lt;page_count&gt; + &lt;page_data&gt;</w:t>
       </w:r>
       <w:r>
         <w:rPr>
@@ -15440,23 +14062,7 @@
           <w:b/>
           <w:bCs/>
         </w:rPr>
-        <w:t>&lt;</w:t>
-      </w:r>
-      <w:proofErr w:type="spellStart"/>
-      <w:r>
-        <w:rPr>
-          <w:b/>
-          <w:bCs/>
-        </w:rPr>
-        <w:t>page_count</w:t>
-      </w:r>
-      <w:proofErr w:type="spellEnd"/>
-      <w:r>
-        <w:rPr>
-          <w:b/>
-          <w:bCs/>
-        </w:rPr>
-        <w:t>&gt;</w:t>
+        <w:t>&lt;page_count&gt;</w:t>
       </w:r>
       <w:r>
         <w:t xml:space="preserve"> (1 byte) The number of pages.</w:t>
@@ -15471,50 +14077,10 @@
           <w:b/>
           <w:bCs/>
         </w:rPr>
-        <w:t>&lt;</w:t>
-      </w:r>
-      <w:proofErr w:type="spellStart"/>
-      <w:r>
-        <w:rPr>
-          <w:b/>
-          <w:bCs/>
-        </w:rPr>
-        <w:t>page_data</w:t>
-      </w:r>
-      <w:proofErr w:type="spellEnd"/>
-      <w:r>
-        <w:rPr>
-          <w:b/>
-          <w:bCs/>
-        </w:rPr>
-        <w:t>&gt;</w:t>
-      </w:r>
-      <w:r>
-        <w:t xml:space="preserve"> = &lt;</w:t>
-      </w:r>
-      <w:proofErr w:type="spellStart"/>
-      <w:r>
-        <w:t>page_bank</w:t>
-      </w:r>
-      <w:proofErr w:type="spellEnd"/>
-      <w:r>
-        <w:t>&gt; + &lt;</w:t>
-      </w:r>
-      <w:proofErr w:type="spellStart"/>
-      <w:r>
-        <w:t>page_readonly</w:t>
-      </w:r>
-      <w:proofErr w:type="spellEnd"/>
-      <w:r>
-        <w:t>&gt; + &lt;</w:t>
-      </w:r>
-      <w:proofErr w:type="spellStart"/>
-      <w:r>
-        <w:t>page_memory</w:t>
-      </w:r>
-      <w:proofErr w:type="spellEnd"/>
-      <w:r>
-        <w:t>&gt;</w:t>
+        <w:t>&lt;page_data&gt;</w:t>
+      </w:r>
+      <w:r>
+        <w:t xml:space="preserve"> = &lt;page_bank&gt; + &lt;page_readonly&gt; + &lt;page_memory&gt;</w:t>
       </w:r>
     </w:p>
     <w:p>
@@ -15526,23 +14092,7 @@
           <w:b/>
           <w:bCs/>
         </w:rPr>
-        <w:t>&lt;</w:t>
-      </w:r>
-      <w:proofErr w:type="spellStart"/>
-      <w:r>
-        <w:rPr>
-          <w:b/>
-          <w:bCs/>
-        </w:rPr>
-        <w:t>page_bank</w:t>
-      </w:r>
-      <w:proofErr w:type="spellEnd"/>
-      <w:r>
-        <w:rPr>
-          <w:b/>
-          <w:bCs/>
-        </w:rPr>
-        <w:t>&gt;</w:t>
+        <w:t>&lt;page_bank&gt;</w:t>
       </w:r>
       <w:r>
         <w:t xml:space="preserve"> (1 byte) A page bank id</w:t>
@@ -15566,23 +14116,7 @@
           <w:b/>
           <w:bCs/>
         </w:rPr>
-        <w:t>&lt;</w:t>
-      </w:r>
-      <w:proofErr w:type="spellStart"/>
-      <w:r>
-        <w:rPr>
-          <w:b/>
-          <w:bCs/>
-        </w:rPr>
-        <w:t>page_readonly</w:t>
-      </w:r>
-      <w:proofErr w:type="spellEnd"/>
-      <w:r>
-        <w:rPr>
-          <w:b/>
-          <w:bCs/>
-        </w:rPr>
-        <w:t>&gt;</w:t>
+        <w:t>&lt;page_readonly&gt;</w:t>
       </w:r>
       <w:r>
         <w:t xml:space="preserve"> (1 byte) A page </w:t>
@@ -15615,23 +14149,7 @@
           <w:b/>
           <w:bCs/>
         </w:rPr>
-        <w:t>&lt;</w:t>
-      </w:r>
-      <w:proofErr w:type="spellStart"/>
-      <w:r>
-        <w:rPr>
-          <w:b/>
-          <w:bCs/>
-        </w:rPr>
-        <w:t>page_memory</w:t>
-      </w:r>
-      <w:proofErr w:type="spellEnd"/>
-      <w:r>
-        <w:rPr>
-          <w:b/>
-          <w:bCs/>
-        </w:rPr>
-        <w:t>&gt;</w:t>
+        <w:t>&lt;page_memory&gt;</w:t>
       </w:r>
       <w:r>
         <w:t xml:space="preserve"> (16K) The memory contents of a page.  Addresses &amp;8000 to &amp;BFFF.</w:t>
@@ -15646,23 +14164,7 @@
           <w:b/>
           <w:bCs/>
         </w:rPr>
-        <w:t>&lt;</w:t>
-      </w:r>
-      <w:proofErr w:type="spellStart"/>
-      <w:r>
-        <w:rPr>
-          <w:b/>
-          <w:bCs/>
-        </w:rPr>
-        <w:t>shadow_ram</w:t>
-      </w:r>
-      <w:proofErr w:type="spellEnd"/>
-      <w:r>
-        <w:rPr>
-          <w:b/>
-          <w:bCs/>
-        </w:rPr>
-        <w:t>&gt;</w:t>
+        <w:t>&lt;shadow_ram&gt;</w:t>
       </w:r>
       <w:r>
         <w:t xml:space="preserve"> (20K) Populated on Model B Plus, BBC Model B Integra, and BBC Master.  Addresses &amp;3000 to &amp;7FFF.</w:t>
@@ -15677,23 +14179,7 @@
           <w:b/>
           <w:bCs/>
         </w:rPr>
-        <w:t>&lt;</w:t>
-      </w:r>
-      <w:proofErr w:type="spellStart"/>
-      <w:r>
-        <w:rPr>
-          <w:b/>
-          <w:bCs/>
-        </w:rPr>
-        <w:t>mos_ram</w:t>
-      </w:r>
-      <w:proofErr w:type="spellEnd"/>
-      <w:r>
-        <w:rPr>
-          <w:b/>
-          <w:bCs/>
-        </w:rPr>
-        <w:t>&gt;</w:t>
+        <w:t>&lt;mos_ram&gt;</w:t>
       </w:r>
       <w:r>
         <w:t xml:space="preserve"> (4K) Populated on BBC Master.  Addresses &amp;8000 to &amp;8FFF.</w:t>
@@ -15708,23 +14194,7 @@
           <w:b/>
           <w:bCs/>
         </w:rPr>
-        <w:t>&lt;</w:t>
-      </w:r>
-      <w:proofErr w:type="spellStart"/>
-      <w:r>
-        <w:rPr>
-          <w:b/>
-          <w:bCs/>
-        </w:rPr>
-        <w:t>filing_system_ram</w:t>
-      </w:r>
-      <w:proofErr w:type="spellEnd"/>
-      <w:r>
-        <w:rPr>
-          <w:b/>
-          <w:bCs/>
-        </w:rPr>
-        <w:t>&gt;</w:t>
+        <w:t>&lt;filing_system_ram&gt;</w:t>
       </w:r>
       <w:r>
         <w:t xml:space="preserve"> (8K) Populated on BBC Master.  Addresses &amp;C000 to &amp;DFFF.</w:t>
@@ -15739,23 +14209,7 @@
           <w:b/>
           <w:bCs/>
         </w:rPr>
-        <w:t>&lt;</w:t>
-      </w:r>
-      <w:proofErr w:type="spellStart"/>
-      <w:r>
-        <w:rPr>
-          <w:b/>
-          <w:bCs/>
-        </w:rPr>
-        <w:t>private_ram</w:t>
-      </w:r>
-      <w:proofErr w:type="spellEnd"/>
-      <w:r>
-        <w:rPr>
-          <w:b/>
-          <w:bCs/>
-        </w:rPr>
-        <w:t xml:space="preserve">&gt; </w:t>
+        <w:t xml:space="preserve">&lt;private_ram&gt; </w:t>
       </w:r>
       <w:r>
         <w:t xml:space="preserve">(12K) Populated on </w:t>
@@ -15809,23 +14263,7 @@
           <w:b/>
           <w:bCs/>
         </w:rPr>
-        <w:t>&lt;</w:t>
-      </w:r>
-      <w:proofErr w:type="spellStart"/>
-      <w:r>
-        <w:rPr>
-          <w:b/>
-          <w:bCs/>
-        </w:rPr>
-        <w:t>hidden_ram</w:t>
-      </w:r>
-      <w:proofErr w:type="spellEnd"/>
-      <w:r>
-        <w:rPr>
-          <w:b/>
-          <w:bCs/>
-        </w:rPr>
-        <w:t>&gt;</w:t>
+        <w:t>&lt;hidden_ram&gt;</w:t>
       </w:r>
       <w:r>
         <w:t xml:space="preserve"> (256 bytes) Populated on BBC Model Integra B.</w:t>
@@ -15853,34 +14291,10 @@
           <w:b/>
           <w:bCs/>
         </w:rPr>
-        <w:t>&lt;</w:t>
-      </w:r>
-      <w:proofErr w:type="spellStart"/>
-      <w:r>
-        <w:rPr>
-          <w:b/>
-          <w:bCs/>
-        </w:rPr>
-        <w:t>execution_chunk</w:t>
-      </w:r>
-      <w:proofErr w:type="spellEnd"/>
-      <w:r>
-        <w:rPr>
-          <w:b/>
-          <w:bCs/>
-        </w:rPr>
-        <w:t>&gt;</w:t>
-      </w:r>
-      <w:r>
-        <w:t xml:space="preserve"> = &lt;</w:t>
-      </w:r>
-      <w:proofErr w:type="spellStart"/>
-      <w:r>
-        <w:t>common_header</w:t>
-      </w:r>
-      <w:proofErr w:type="spellEnd"/>
-      <w:r>
-        <w:t>(</w:t>
+        <w:t>&lt;execution_chunk&gt;</w:t>
+      </w:r>
+      <w:r>
+        <w:t xml:space="preserve"> = &lt;common_header(</w:t>
       </w:r>
       <w:r>
         <w:rPr>
@@ -15889,25 +14303,14 @@
         </w:rPr>
         <w:t>‘</w:t>
       </w:r>
-      <w:proofErr w:type="spellStart"/>
-      <w:r>
-        <w:rPr>
-          <w:rFonts w:ascii="Aptos" w:hAnsi="Aptos"/>
-          <w:b/>
-          <w:bCs/>
-          <w:color w:val="000000"/>
-        </w:rPr>
-        <w:t>PFex</w:t>
-      </w:r>
-      <w:proofErr w:type="spellEnd"/>
-      <w:r>
-        <w:rPr>
-          <w:rFonts w:ascii="Aptos" w:hAnsi="Aptos"/>
-          <w:b/>
-          <w:bCs/>
-          <w:color w:val="000000"/>
-        </w:rPr>
-        <w:t>’</w:t>
+      <w:r>
+        <w:rPr>
+          <w:rFonts w:ascii="Aptos" w:hAnsi="Aptos"/>
+          <w:b/>
+          <w:bCs/>
+          <w:color w:val="000000"/>
+        </w:rPr>
+        <w:t>PFex’</w:t>
       </w:r>
       <w:r>
         <w:rPr>
@@ -15917,40 +14320,16 @@
         <w:t>)</w:t>
       </w:r>
       <w:r>
-        <w:t>&gt; + &lt;</w:t>
-      </w:r>
-      <w:proofErr w:type="spellStart"/>
-      <w:r>
-        <w:t>execution_data</w:t>
-      </w:r>
-      <w:proofErr w:type="spellEnd"/>
-      <w:r>
-        <w:t>&gt; where</w:t>
-      </w:r>
-    </w:p>
-    <w:p>
-      <w:r>
-        <w:rPr>
-          <w:b/>
-          <w:bCs/>
-        </w:rPr>
-        <w:t>&lt;</w:t>
-      </w:r>
-      <w:proofErr w:type="spellStart"/>
-      <w:r>
-        <w:rPr>
-          <w:b/>
-          <w:bCs/>
-        </w:rPr>
-        <w:t>execution_data</w:t>
-      </w:r>
-      <w:proofErr w:type="spellEnd"/>
-      <w:r>
-        <w:rPr>
-          <w:b/>
-          <w:bCs/>
-        </w:rPr>
-        <w:t>&gt;</w:t>
+        <w:t>&gt; + &lt;execution_data&gt; where</w:t>
+      </w:r>
+    </w:p>
+    <w:p>
+      <w:r>
+        <w:rPr>
+          <w:b/>
+          <w:bCs/>
+        </w:rPr>
+        <w:t>&lt;execution_data&gt;</w:t>
       </w:r>
       <w:r>
         <w:t xml:space="preserve"> = list of </w:t>
@@ -16003,23 +14382,7 @@
         <w:t>&gt;</w:t>
       </w:r>
       <w:r>
-        <w:t xml:space="preserve"> = &lt;</w:t>
-      </w:r>
-      <w:proofErr w:type="spellStart"/>
-      <w:r>
-        <w:t>event_marker</w:t>
-      </w:r>
-      <w:proofErr w:type="spellEnd"/>
-      <w:r>
-        <w:t>&gt; + &lt;</w:t>
-      </w:r>
-      <w:proofErr w:type="spellStart"/>
-      <w:r>
-        <w:t>event_params</w:t>
-      </w:r>
-      <w:proofErr w:type="spellEnd"/>
-      <w:r>
-        <w:t xml:space="preserve">&gt; </w:t>
+        <w:t xml:space="preserve"> = &lt;event_marker&gt; + &lt;event_params&gt; </w:t>
       </w:r>
     </w:p>
     <w:p>
@@ -16031,23 +14394,7 @@
           <w:b/>
           <w:bCs/>
         </w:rPr>
-        <w:t>&lt;</w:t>
-      </w:r>
-      <w:proofErr w:type="spellStart"/>
-      <w:r>
-        <w:rPr>
-          <w:b/>
-          <w:bCs/>
-        </w:rPr>
-        <w:t>event_marker</w:t>
-      </w:r>
-      <w:proofErr w:type="spellEnd"/>
-      <w:r>
-        <w:rPr>
-          <w:b/>
-          <w:bCs/>
-        </w:rPr>
-        <w:t>&gt;</w:t>
+        <w:t>&lt;event_marker&gt;</w:t>
       </w:r>
       <w:r>
         <w:t xml:space="preserve"> (2 bytes).  A two-byte value that distinguishes an &lt;event&gt; from an &lt;instruction&gt;.  The marker also specifies the event type and subsequent parameters as depicted in the table below</w:t>
@@ -16171,15 +14518,7 @@
           </w:tcPr>
           <w:p>
             <w:r>
-              <w:t>&lt;</w:t>
-            </w:r>
-            <w:proofErr w:type="spellStart"/>
-            <w:r>
-              <w:t>interrupt_event_params</w:t>
-            </w:r>
-            <w:proofErr w:type="spellEnd"/>
-            <w:r>
-              <w:t>&gt;</w:t>
+              <w:t>&lt;interrupt_event_params&gt;</w:t>
             </w:r>
           </w:p>
         </w:tc>
@@ -16211,15 +14550,7 @@
           </w:tcPr>
           <w:p>
             <w:r>
-              <w:t>&lt;</w:t>
-            </w:r>
-            <w:proofErr w:type="spellStart"/>
-            <w:r>
-              <w:t>interrupt_event_params</w:t>
-            </w:r>
-            <w:proofErr w:type="spellEnd"/>
-            <w:r>
-              <w:t>&gt;</w:t>
+              <w:t>&lt;interrupt_event_params&gt;</w:t>
             </w:r>
           </w:p>
         </w:tc>
@@ -16254,21 +14585,13 @@
           </w:tcPr>
           <w:p>
             <w:r>
-              <w:t>&lt;</w:t>
-            </w:r>
-            <w:proofErr w:type="spellStart"/>
-            <w:r>
-              <w:t>crtc_frame_</w:t>
+              <w:t>&lt;crtc_frame_</w:t>
             </w:r>
             <w:r>
               <w:t>start_</w:t>
             </w:r>
             <w:r>
-              <w:t>event_params</w:t>
-            </w:r>
-            <w:proofErr w:type="spellEnd"/>
-            <w:r>
-              <w:t>&gt;</w:t>
+              <w:t>event_params&gt;</w:t>
             </w:r>
           </w:p>
         </w:tc>
@@ -16499,626 +14822,403 @@
           <w:b/>
           <w:bCs/>
         </w:rPr>
+        <w:t>&lt;interrupt_event_params&gt;</w:t>
+      </w:r>
+      <w:r>
+        <w:t xml:space="preserve"> </w:t>
+      </w:r>
+      <w:r>
+        <w:t>=</w:t>
+      </w:r>
+      <w:r>
+        <w:t xml:space="preserve"> </w:t>
+      </w:r>
+      <w:r>
+        <w:br/>
+        <w:t>&lt;cycle_count&gt; + &lt;destination_address&gt; + &lt;return_address</w:t>
+      </w:r>
+      <w:r>
+        <w:t>&gt;</w:t>
+      </w:r>
+      <w:r>
+        <w:t xml:space="preserve"> + &lt;status_register&gt;</w:t>
+      </w:r>
+    </w:p>
+    <w:p>
+      <w:pPr>
+        <w:ind w:left="1080"/>
+      </w:pPr>
+      <w:r>
+        <w:rPr>
+          <w:b/>
+          <w:bCs/>
+        </w:rPr>
+        <w:t>&lt;cycle_count&gt;</w:t>
+      </w:r>
+      <w:r>
+        <w:t xml:space="preserve"> (1 byte) Specifies how many cycles it took to jump to the service routine. </w:t>
+      </w:r>
+      <w:r>
+        <w:t xml:space="preserve"> The value is </w:t>
+      </w:r>
+      <w:r>
+        <w:t>always seven.</w:t>
+      </w:r>
+    </w:p>
+    <w:p>
+      <w:pPr>
+        <w:ind w:left="1080"/>
+        <w:rPr>
+          <w:b/>
+          <w:bCs/>
+        </w:rPr>
+      </w:pPr>
+      <w:r>
+        <w:rPr>
+          <w:b/>
+          <w:bCs/>
+        </w:rPr>
+        <w:t>&lt;destination_address&gt;</w:t>
+      </w:r>
+      <w:r>
+        <w:t xml:space="preserve"> (2 bytes).  The address of the interrupt service routine.  </w:t>
+      </w:r>
+      <w:r>
+        <w:t>For NMI interrupts, the value held in $FFFA–$FFFB.  For IRQ’s, the value held in $FFFE–$FFFF.</w:t>
+      </w:r>
+    </w:p>
+    <w:p>
+      <w:pPr>
+        <w:ind w:left="1080"/>
+      </w:pPr>
+      <w:r>
+        <w:rPr>
+          <w:b/>
+          <w:bCs/>
+        </w:rPr>
+        <w:t>&lt;return_address&gt;</w:t>
+      </w:r>
+      <w:r>
+        <w:t xml:space="preserve"> (2 bytes).  The return address that was pushed on the stack.</w:t>
+      </w:r>
+    </w:p>
+    <w:p>
+      <w:pPr>
+        <w:ind w:left="1080"/>
+      </w:pPr>
+      <w:r>
+        <w:rPr>
+          <w:b/>
+          <w:bCs/>
+        </w:rPr>
+        <w:t>&lt;status_register&gt;</w:t>
+      </w:r>
+      <w:r>
+        <w:t xml:space="preserve"> (1 byte).  The </w:t>
+      </w:r>
+      <w:r>
+        <w:t xml:space="preserve">status </w:t>
+      </w:r>
+      <w:r>
+        <w:t xml:space="preserve">register </w:t>
+      </w:r>
+      <w:r>
+        <w:t xml:space="preserve">that was </w:t>
+      </w:r>
+      <w:r>
+        <w:t>pushed on the stack.</w:t>
+      </w:r>
+      <w:r>
+        <w:t xml:space="preserve"> </w:t>
+      </w:r>
+      <w:r>
+        <w:t xml:space="preserve">The </w:t>
+      </w:r>
+      <w:r>
+        <w:t>‘</w:t>
+      </w:r>
+      <w:r>
+        <w:t>B flag</w:t>
+      </w:r>
+      <w:r>
+        <w:t>’</w:t>
+      </w:r>
+      <w:r>
+        <w:t xml:space="preserve"> (b</w:t>
+      </w:r>
+      <w:r>
+        <w:t>it</w:t>
+      </w:r>
+      <w:r>
+        <w:t>-</w:t>
+      </w:r>
+      <w:r>
+        <w:t>4</w:t>
+      </w:r>
+      <w:r>
+        <w:t>) is set</w:t>
+      </w:r>
+      <w:r>
+        <w:t xml:space="preserve"> if </w:t>
+      </w:r>
+      <w:r>
+        <w:t xml:space="preserve">a </w:t>
+      </w:r>
+      <w:r>
+        <w:rPr>
+          <w:b/>
+          <w:bCs/>
+        </w:rPr>
+        <w:t>BRK</w:t>
+      </w:r>
+      <w:r>
+        <w:t xml:space="preserve"> </w:t>
+      </w:r>
+      <w:r>
+        <w:t xml:space="preserve">instruction </w:t>
+      </w:r>
+      <w:r>
+        <w:t>invoked</w:t>
+      </w:r>
+      <w:r>
+        <w:t xml:space="preserve"> the interrupt</w:t>
+      </w:r>
+      <w:r>
+        <w:t xml:space="preserve"> (IRQ)</w:t>
+      </w:r>
+      <w:r>
+        <w:t>.</w:t>
+      </w:r>
+    </w:p>
+    <w:p>
+      <w:pPr>
+        <w:ind w:left="720"/>
+      </w:pPr>
+      <w:r>
+        <w:rPr>
+          <w:b/>
+          <w:bCs/>
+        </w:rPr>
+        <w:t>&lt;crtc</w:t>
+      </w:r>
+      <w:r>
+        <w:rPr>
+          <w:b/>
+          <w:bCs/>
+        </w:rPr>
+        <w:t>_f</w:t>
+      </w:r>
+      <w:r>
+        <w:rPr>
+          <w:b/>
+          <w:bCs/>
+        </w:rPr>
+        <w:t>rame_</w:t>
+      </w:r>
+      <w:r>
+        <w:rPr>
+          <w:b/>
+          <w:bCs/>
+        </w:rPr>
+        <w:t>start</w:t>
+      </w:r>
+      <w:r>
+        <w:rPr>
+          <w:b/>
+          <w:bCs/>
+        </w:rPr>
+        <w:t>_params&gt;</w:t>
+      </w:r>
+      <w:r>
+        <w:rPr>
+          <w:b/>
+          <w:bCs/>
+        </w:rPr>
+        <w:t xml:space="preserve"> </w:t>
+      </w:r>
+      <w:r>
+        <w:t xml:space="preserve">= </w:t>
+      </w:r>
+      <w:r>
+        <w:t>&lt;video_ula</w:t>
+      </w:r>
+      <w:r>
+        <w:t>_state</w:t>
+      </w:r>
+      <w:r>
+        <w:t xml:space="preserve">&gt; + </w:t>
+      </w:r>
+      <w:r>
+        <w:t>&lt;crtc</w:t>
+      </w:r>
+      <w:r>
+        <w:t>_state</w:t>
+      </w:r>
+      <w:r>
+        <w:t xml:space="preserve">&gt; </w:t>
+      </w:r>
+    </w:p>
+    <w:p>
+      <w:pPr>
+        <w:ind w:left="1440" w:hanging="360"/>
+      </w:pPr>
+      <w:r>
+        <w:rPr>
+          <w:b/>
+          <w:bCs/>
+        </w:rPr>
+        <w:t>&lt;video_ula_state&gt;</w:t>
+      </w:r>
+      <w:r>
+        <w:t xml:space="preserve"> = </w:t>
+      </w:r>
+      <w:r>
         <w:t>&lt;</w:t>
       </w:r>
-      <w:proofErr w:type="spellStart"/>
-      <w:r>
-        <w:rPr>
-          <w:b/>
-          <w:bCs/>
-        </w:rPr>
-        <w:t>interrupt_event_params</w:t>
-      </w:r>
-      <w:proofErr w:type="spellEnd"/>
-      <w:r>
-        <w:rPr>
-          <w:b/>
-          <w:bCs/>
-        </w:rPr>
-        <w:t>&gt;</w:t>
+      <w:r>
+        <w:t>ula_</w:t>
+      </w:r>
+      <w:r>
+        <w:t>control_register&gt;</w:t>
+      </w:r>
+      <w:r>
+        <w:t xml:space="preserve"> + </w:t>
+      </w:r>
+      <w:r>
+        <w:t>&lt;</w:t>
+      </w:r>
+      <w:r>
+        <w:t>ula_</w:t>
+      </w:r>
+      <w:r>
+        <w:t>palette&gt;</w:t>
+      </w:r>
+    </w:p>
+    <w:p>
+      <w:pPr>
+        <w:ind w:left="1440"/>
+      </w:pPr>
+      <w:r>
+        <w:rPr>
+          <w:b/>
+          <w:bCs/>
+        </w:rPr>
+        <w:t>&lt;</w:t>
+      </w:r>
+      <w:r>
+        <w:rPr>
+          <w:b/>
+          <w:bCs/>
+        </w:rPr>
+        <w:t>ula_</w:t>
+      </w:r>
+      <w:r>
+        <w:rPr>
+          <w:b/>
+          <w:bCs/>
+        </w:rPr>
+        <w:t>control_register&gt;</w:t>
+      </w:r>
+      <w:r>
+        <w:t xml:space="preserve"> (1 byte).  The value of the ULA video control register.</w:t>
+      </w:r>
+    </w:p>
+    <w:p>
+      <w:pPr>
+        <w:ind w:left="1440"/>
+      </w:pPr>
+      <w:r>
+        <w:rPr>
+          <w:b/>
+          <w:bCs/>
+        </w:rPr>
+        <w:t>&lt;ula_palette&gt;</w:t>
+      </w:r>
+      <w:r>
+        <w:t xml:space="preserve"> (16 bytes).  The ULA’s 16 </w:t>
+      </w:r>
+      <w:r>
+        <w:t xml:space="preserve">color </w:t>
+      </w:r>
+      <w:r>
+        <w:t>palette</w:t>
+      </w:r>
+      <w:r>
+        <w:t xml:space="preserve">.  </w:t>
+      </w:r>
+      <w:r>
+        <w:t xml:space="preserve">Each </w:t>
+      </w:r>
+      <w:r>
+        <w:t xml:space="preserve">palette </w:t>
+      </w:r>
+      <w:r>
+        <w:t xml:space="preserve">entry is </w:t>
+      </w:r>
+      <w:r>
+        <w:t>a</w:t>
+      </w:r>
+      <w:r>
+        <w:t>n</w:t>
       </w:r>
       <w:r>
         <w:t xml:space="preserve"> </w:t>
       </w:r>
       <w:r>
-        <w:t>=</w:t>
+        <w:t xml:space="preserve">actual </w:t>
+      </w:r>
+      <w:r>
+        <w:t xml:space="preserve">color </w:t>
+      </w:r>
+      <w:r>
+        <w:t xml:space="preserve">value </w:t>
+      </w:r>
+      <w:r>
+        <w:t xml:space="preserve">in the </w:t>
+      </w:r>
+      <w:r>
+        <w:t>range 0</w:t>
+      </w:r>
+      <w:r>
+        <w:t xml:space="preserve"> to</w:t>
       </w:r>
       <w:r>
         <w:t xml:space="preserve"> </w:t>
       </w:r>
       <w:r>
-        <w:br/>
-        <w:t>&lt;</w:t>
-      </w:r>
-      <w:proofErr w:type="spellStart"/>
-      <w:r>
-        <w:t>cycle_count</w:t>
-      </w:r>
-      <w:proofErr w:type="spellEnd"/>
-      <w:r>
-        <w:t>&gt; + &lt;</w:t>
-      </w:r>
-      <w:proofErr w:type="spellStart"/>
-      <w:r>
-        <w:t>destination_address</w:t>
-      </w:r>
-      <w:proofErr w:type="spellEnd"/>
-      <w:r>
-        <w:t>&gt; + &lt;</w:t>
-      </w:r>
-      <w:proofErr w:type="spellStart"/>
-      <w:r>
-        <w:t>return_address</w:t>
-      </w:r>
-      <w:proofErr w:type="spellEnd"/>
-      <w:r>
-        <w:t>&gt;</w:t>
-      </w:r>
-      <w:r>
-        <w:t xml:space="preserve"> + &lt;</w:t>
-      </w:r>
-      <w:proofErr w:type="spellStart"/>
-      <w:r>
-        <w:t>status_register</w:t>
-      </w:r>
-      <w:proofErr w:type="spellEnd"/>
-      <w:r>
-        <w:t>&gt;</w:t>
-      </w:r>
-    </w:p>
-    <w:p>
-      <w:pPr>
-        <w:ind w:left="1080"/>
-      </w:pPr>
-      <w:r>
-        <w:rPr>
-          <w:b/>
-          <w:bCs/>
-        </w:rPr>
-        <w:t>&lt;</w:t>
-      </w:r>
-      <w:proofErr w:type="spellStart"/>
-      <w:r>
-        <w:rPr>
-          <w:b/>
-          <w:bCs/>
-        </w:rPr>
-        <w:t>cycle_count</w:t>
-      </w:r>
-      <w:proofErr w:type="spellEnd"/>
-      <w:r>
-        <w:rPr>
-          <w:b/>
-          <w:bCs/>
-        </w:rPr>
-        <w:t>&gt;</w:t>
-      </w:r>
-      <w:r>
-        <w:t xml:space="preserve"> (1 byte) Specifies how many cycles it took to jump to the service routine. </w:t>
-      </w:r>
-      <w:r>
-        <w:t xml:space="preserve"> The value is </w:t>
-      </w:r>
-      <w:r>
-        <w:t>always seven.</w:t>
-      </w:r>
-    </w:p>
-    <w:p>
-      <w:pPr>
-        <w:ind w:left="1080"/>
-        <w:rPr>
-          <w:b/>
-          <w:bCs/>
-        </w:rPr>
-      </w:pPr>
-      <w:r>
-        <w:rPr>
-          <w:b/>
-          <w:bCs/>
-        </w:rPr>
-        <w:t>&lt;</w:t>
-      </w:r>
-      <w:proofErr w:type="spellStart"/>
-      <w:r>
-        <w:rPr>
-          <w:b/>
-          <w:bCs/>
-        </w:rPr>
-        <w:t>destination_address</w:t>
-      </w:r>
-      <w:proofErr w:type="spellEnd"/>
-      <w:r>
-        <w:rPr>
-          <w:b/>
-          <w:bCs/>
-        </w:rPr>
-        <w:t>&gt;</w:t>
-      </w:r>
-      <w:r>
-        <w:t xml:space="preserve"> (2 bytes).  The address of the interrupt service routine.  </w:t>
-      </w:r>
-      <w:r>
-        <w:t>For NMI interrupts, the value held in $FFFA–$FFFB.  For IRQ’s, the value held in $FFFE–$FFFF.</w:t>
-      </w:r>
-    </w:p>
-    <w:p>
-      <w:pPr>
-        <w:ind w:left="1080"/>
-      </w:pPr>
-      <w:r>
-        <w:rPr>
-          <w:b/>
-          <w:bCs/>
-        </w:rPr>
-        <w:t>&lt;</w:t>
-      </w:r>
-      <w:proofErr w:type="spellStart"/>
-      <w:r>
-        <w:rPr>
-          <w:b/>
-          <w:bCs/>
-        </w:rPr>
-        <w:t>return_address</w:t>
-      </w:r>
-      <w:proofErr w:type="spellEnd"/>
-      <w:r>
-        <w:rPr>
-          <w:b/>
-          <w:bCs/>
-        </w:rPr>
-        <w:t>&gt;</w:t>
-      </w:r>
-      <w:r>
-        <w:t xml:space="preserve"> (2 bytes).  The return address that was pushed on the stack.</w:t>
-      </w:r>
-    </w:p>
-    <w:p>
-      <w:pPr>
-        <w:ind w:left="1080"/>
-      </w:pPr>
-      <w:r>
-        <w:rPr>
-          <w:b/>
-          <w:bCs/>
-        </w:rPr>
-        <w:t>&lt;</w:t>
-      </w:r>
-      <w:proofErr w:type="spellStart"/>
-      <w:r>
-        <w:rPr>
-          <w:b/>
-          <w:bCs/>
-        </w:rPr>
-        <w:t>status_register</w:t>
-      </w:r>
-      <w:proofErr w:type="spellEnd"/>
-      <w:r>
-        <w:rPr>
-          <w:b/>
-          <w:bCs/>
-        </w:rPr>
-        <w:t>&gt;</w:t>
-      </w:r>
-      <w:r>
-        <w:t xml:space="preserve"> (1 byte).  The </w:t>
-      </w:r>
-      <w:r>
-        <w:t xml:space="preserve">status </w:t>
-      </w:r>
-      <w:r>
-        <w:t xml:space="preserve">register </w:t>
-      </w:r>
-      <w:r>
-        <w:t xml:space="preserve">that was </w:t>
-      </w:r>
-      <w:r>
-        <w:t>pushed on the stack.</w:t>
-      </w:r>
-      <w:r>
-        <w:t xml:space="preserve"> </w:t>
-      </w:r>
-      <w:r>
-        <w:t xml:space="preserve">The </w:t>
-      </w:r>
-      <w:r>
-        <w:t>‘</w:t>
-      </w:r>
-      <w:r>
-        <w:t>B flag</w:t>
-      </w:r>
-      <w:r>
-        <w:t>’</w:t>
-      </w:r>
-      <w:r>
-        <w:t xml:space="preserve"> (b</w:t>
-      </w:r>
-      <w:r>
-        <w:t>it</w:t>
-      </w:r>
-      <w:r>
-        <w:t>-</w:t>
-      </w:r>
-      <w:r>
-        <w:t>4</w:t>
-      </w:r>
-      <w:r>
-        <w:t>) is set</w:t>
-      </w:r>
-      <w:r>
-        <w:t xml:space="preserve"> if </w:t>
-      </w:r>
-      <w:r>
-        <w:t xml:space="preserve">a </w:t>
-      </w:r>
-      <w:r>
-        <w:rPr>
-          <w:b/>
-          <w:bCs/>
-        </w:rPr>
-        <w:t>BRK</w:t>
-      </w:r>
-      <w:r>
-        <w:t xml:space="preserve"> </w:t>
-      </w:r>
-      <w:r>
-        <w:t xml:space="preserve">instruction </w:t>
-      </w:r>
-      <w:r>
-        <w:t>invoked</w:t>
-      </w:r>
-      <w:r>
-        <w:t xml:space="preserve"> the interrupt</w:t>
-      </w:r>
-      <w:r>
-        <w:t xml:space="preserve"> (IRQ)</w:t>
+        <w:t>15</w:t>
       </w:r>
       <w:r>
         <w:t>.</w:t>
       </w:r>
-    </w:p>
-    <w:p>
-      <w:pPr>
-        <w:ind w:left="720"/>
-      </w:pPr>
-      <w:r>
-        <w:rPr>
-          <w:b/>
-          <w:bCs/>
-        </w:rPr>
-        <w:t>&lt;</w:t>
-      </w:r>
-      <w:proofErr w:type="spellStart"/>
-      <w:r>
-        <w:rPr>
-          <w:b/>
-          <w:bCs/>
-        </w:rPr>
-        <w:t>crtc</w:t>
-      </w:r>
-      <w:r>
-        <w:rPr>
-          <w:b/>
-          <w:bCs/>
-        </w:rPr>
-        <w:t>_f</w:t>
-      </w:r>
-      <w:r>
-        <w:rPr>
-          <w:b/>
-          <w:bCs/>
-        </w:rPr>
-        <w:t>rame_</w:t>
-      </w:r>
-      <w:r>
-        <w:rPr>
-          <w:b/>
-          <w:bCs/>
-        </w:rPr>
-        <w:t>start</w:t>
-      </w:r>
-      <w:r>
-        <w:rPr>
-          <w:b/>
-          <w:bCs/>
-        </w:rPr>
-        <w:t>_params</w:t>
-      </w:r>
-      <w:proofErr w:type="spellEnd"/>
-      <w:r>
-        <w:rPr>
-          <w:b/>
-          <w:bCs/>
-        </w:rPr>
-        <w:t>&gt;</w:t>
-      </w:r>
-      <w:r>
-        <w:rPr>
-          <w:b/>
-          <w:bCs/>
-        </w:rPr>
-        <w:t xml:space="preserve"> </w:t>
-      </w:r>
-      <w:r>
-        <w:t xml:space="preserve">= </w:t>
-      </w:r>
-      <w:r>
-        <w:t>&lt;</w:t>
-      </w:r>
-      <w:proofErr w:type="spellStart"/>
-      <w:r>
-        <w:t>video_ula</w:t>
-      </w:r>
-      <w:r>
-        <w:t>_state</w:t>
-      </w:r>
-      <w:proofErr w:type="spellEnd"/>
-      <w:r>
-        <w:t xml:space="preserve">&gt; + </w:t>
-      </w:r>
-      <w:r>
-        <w:t>&lt;</w:t>
-      </w:r>
-      <w:proofErr w:type="spellStart"/>
-      <w:r>
-        <w:t>crtc</w:t>
-      </w:r>
-      <w:r>
-        <w:t>_state</w:t>
-      </w:r>
-      <w:proofErr w:type="spellEnd"/>
-      <w:r>
-        <w:t xml:space="preserve">&gt; </w:t>
+      <w:r>
+        <w:t xml:space="preserve">  See </w:t>
+      </w:r>
+      <w:r>
+        <w:t xml:space="preserve">the </w:t>
+      </w:r>
+      <w:r>
+        <w:t>Actual Color Field definition</w:t>
+      </w:r>
+      <w:r>
+        <w:t>s</w:t>
+      </w:r>
+      <w:r>
+        <w:t xml:space="preserve"> in the </w:t>
+      </w:r>
+      <w:r>
+        <w:t xml:space="preserve">New </w:t>
+      </w:r>
+      <w:r>
+        <w:t>Advanced User Guide</w:t>
+      </w:r>
+      <w:r>
+        <w:t xml:space="preserve"> (page 209).</w:t>
       </w:r>
     </w:p>
     <w:p>
       <w:pPr>
         <w:ind w:left="1440" w:hanging="360"/>
-      </w:pPr>
-      <w:r>
-        <w:rPr>
-          <w:b/>
-          <w:bCs/>
-        </w:rPr>
-        <w:t>&lt;</w:t>
-      </w:r>
-      <w:proofErr w:type="spellStart"/>
-      <w:r>
-        <w:rPr>
-          <w:b/>
-          <w:bCs/>
-        </w:rPr>
-        <w:t>video_ula_state</w:t>
-      </w:r>
-      <w:proofErr w:type="spellEnd"/>
-      <w:r>
-        <w:rPr>
-          <w:b/>
-          <w:bCs/>
-        </w:rPr>
-        <w:t>&gt;</w:t>
-      </w:r>
-      <w:r>
-        <w:t xml:space="preserve"> = </w:t>
-      </w:r>
-      <w:r>
-        <w:t>&lt;</w:t>
-      </w:r>
-      <w:proofErr w:type="spellStart"/>
-      <w:r>
-        <w:t>ula_</w:t>
-      </w:r>
-      <w:r>
-        <w:t>control_register</w:t>
-      </w:r>
-      <w:proofErr w:type="spellEnd"/>
-      <w:r>
-        <w:t>&gt;</w:t>
-      </w:r>
-      <w:r>
-        <w:t xml:space="preserve"> + </w:t>
-      </w:r>
-      <w:r>
-        <w:t>&lt;</w:t>
-      </w:r>
-      <w:proofErr w:type="spellStart"/>
-      <w:r>
-        <w:t>ula_</w:t>
-      </w:r>
-      <w:r>
-        <w:t>palette</w:t>
-      </w:r>
-      <w:proofErr w:type="spellEnd"/>
-      <w:r>
-        <w:t>&gt;</w:t>
-      </w:r>
-    </w:p>
-    <w:p>
-      <w:pPr>
-        <w:ind w:left="1440"/>
-      </w:pPr>
-      <w:r>
-        <w:rPr>
-          <w:b/>
-          <w:bCs/>
-        </w:rPr>
-        <w:t>&lt;</w:t>
-      </w:r>
-      <w:proofErr w:type="spellStart"/>
-      <w:r>
-        <w:rPr>
-          <w:b/>
-          <w:bCs/>
-        </w:rPr>
-        <w:t>ula_</w:t>
-      </w:r>
-      <w:r>
-        <w:rPr>
-          <w:b/>
-          <w:bCs/>
-        </w:rPr>
-        <w:t>control_register</w:t>
-      </w:r>
-      <w:proofErr w:type="spellEnd"/>
-      <w:r>
-        <w:rPr>
-          <w:b/>
-          <w:bCs/>
-        </w:rPr>
-        <w:t>&gt;</w:t>
-      </w:r>
-      <w:r>
-        <w:t xml:space="preserve"> (1 byte).  The value of the ULA video control register.</w:t>
-      </w:r>
-    </w:p>
-    <w:p>
-      <w:pPr>
-        <w:ind w:left="1440"/>
-      </w:pPr>
-      <w:r>
-        <w:rPr>
-          <w:b/>
-          <w:bCs/>
-        </w:rPr>
-        <w:t>&lt;</w:t>
-      </w:r>
-      <w:proofErr w:type="spellStart"/>
-      <w:r>
-        <w:rPr>
-          <w:b/>
-          <w:bCs/>
-        </w:rPr>
-        <w:t>ula_palette</w:t>
-      </w:r>
-      <w:proofErr w:type="spellEnd"/>
-      <w:r>
-        <w:rPr>
-          <w:b/>
-          <w:bCs/>
-        </w:rPr>
-        <w:t>&gt;</w:t>
-      </w:r>
-      <w:r>
-        <w:t xml:space="preserve"> (16 bytes).  The ULA’s 16 palette entries where physical colors are </w:t>
-      </w:r>
-      <w:proofErr w:type="spellStart"/>
-      <w:r>
-        <w:t>xor’d</w:t>
-      </w:r>
-      <w:proofErr w:type="spellEnd"/>
-      <w:r>
-        <w:t xml:space="preserve"> with 0x7.</w:t>
-      </w:r>
-    </w:p>
-    <w:p>
-      <w:pPr>
-        <w:ind w:left="1440" w:hanging="360"/>
-      </w:pPr>
-      <w:r>
-        <w:rPr>
-          <w:b/>
-          <w:bCs/>
-        </w:rPr>
-        <w:t>&lt;</w:t>
-      </w:r>
-      <w:proofErr w:type="spellStart"/>
-      <w:r>
-        <w:rPr>
-          <w:b/>
-          <w:bCs/>
-        </w:rPr>
-        <w:t>crtc</w:t>
-      </w:r>
-      <w:r>
-        <w:rPr>
-          <w:b/>
-          <w:bCs/>
-        </w:rPr>
-        <w:t>_state</w:t>
-      </w:r>
-      <w:proofErr w:type="spellEnd"/>
-      <w:r>
-        <w:rPr>
-          <w:b/>
-          <w:bCs/>
-        </w:rPr>
-        <w:t>&gt;</w:t>
-      </w:r>
-      <w:r>
-        <w:t xml:space="preserve"> = </w:t>
-      </w:r>
-      <w:r>
-        <w:br/>
-      </w:r>
-      <w:r>
-        <w:t>&lt;</w:t>
-      </w:r>
-      <w:proofErr w:type="spellStart"/>
-      <w:r>
-        <w:t>crtc</w:t>
-      </w:r>
-      <w:r>
-        <w:t>_register_select</w:t>
-      </w:r>
-      <w:proofErr w:type="spellEnd"/>
-      <w:r>
-        <w:t>&gt; + &lt;</w:t>
-      </w:r>
-      <w:proofErr w:type="spellStart"/>
-      <w:r>
-        <w:t>crtc</w:t>
-      </w:r>
-      <w:r>
-        <w:t>_registers</w:t>
-      </w:r>
-      <w:proofErr w:type="spellEnd"/>
-      <w:r>
-        <w:t xml:space="preserve">&gt; </w:t>
-      </w:r>
-      <w:r>
-        <w:t xml:space="preserve">+ </w:t>
-      </w:r>
-      <w:r>
-        <w:t>&lt;</w:t>
-      </w:r>
-      <w:proofErr w:type="spellStart"/>
-      <w:r>
-        <w:t>crtc</w:t>
-      </w:r>
-      <w:r>
-        <w:t>_scanline</w:t>
-      </w:r>
-      <w:proofErr w:type="spellEnd"/>
-      <w:r>
-        <w:t>&gt; +</w:t>
-      </w:r>
-      <w:r>
-        <w:rPr>
-          <w:b/>
-          <w:bCs/>
-        </w:rPr>
-        <w:t xml:space="preserve"> </w:t>
-      </w:r>
-      <w:r>
-        <w:t>&lt;</w:t>
-      </w:r>
-      <w:proofErr w:type="spellStart"/>
-      <w:r>
-        <w:t>crtc</w:t>
-      </w:r>
-      <w:r>
-        <w:t>_</w:t>
-      </w:r>
-      <w:r>
-        <w:t>flags</w:t>
-      </w:r>
-      <w:proofErr w:type="spellEnd"/>
-      <w:r>
-        <w:t>&gt;</w:t>
-      </w:r>
-    </w:p>
-    <w:p>
-      <w:pPr>
-        <w:ind w:left="1440"/>
       </w:pPr>
       <w:r>
         <w:rPr>
@@ -17128,7 +15228,6 @@
         <w:lastRenderedPageBreak/>
         <w:t>&lt;</w:t>
       </w:r>
-      <w:proofErr w:type="spellStart"/>
       <w:r>
         <w:rPr>
           <w:b/>
@@ -17141,6 +15240,87 @@
           <w:b/>
           <w:bCs/>
         </w:rPr>
+        <w:t>_state&gt;</w:t>
+      </w:r>
+      <w:r>
+        <w:t xml:space="preserve"> = </w:t>
+      </w:r>
+      <w:r>
+        <w:br/>
+      </w:r>
+      <w:r>
+        <w:t>&lt;</w:t>
+      </w:r>
+      <w:r>
+        <w:t>crtc</w:t>
+      </w:r>
+      <w:r>
+        <w:t>_register_select&gt; + &lt;</w:t>
+      </w:r>
+      <w:r>
+        <w:t>crtc</w:t>
+      </w:r>
+      <w:r>
+        <w:t xml:space="preserve">_registers&gt; </w:t>
+      </w:r>
+      <w:r>
+        <w:t xml:space="preserve">+ </w:t>
+      </w:r>
+      <w:r>
+        <w:t>&lt;</w:t>
+      </w:r>
+      <w:r>
+        <w:t>crtc</w:t>
+      </w:r>
+      <w:r>
+        <w:t>_scanline&gt; +</w:t>
+      </w:r>
+      <w:r>
+        <w:rPr>
+          <w:b/>
+          <w:bCs/>
+        </w:rPr>
+        <w:t xml:space="preserve"> </w:t>
+      </w:r>
+      <w:r>
+        <w:t>&lt;</w:t>
+      </w:r>
+      <w:r>
+        <w:t>crtc</w:t>
+      </w:r>
+      <w:r>
+        <w:t>_</w:t>
+      </w:r>
+      <w:r>
+        <w:t>flags</w:t>
+      </w:r>
+      <w:r>
+        <w:t>&gt;</w:t>
+      </w:r>
+    </w:p>
+    <w:p>
+      <w:pPr>
+        <w:ind w:left="1440"/>
+      </w:pPr>
+      <w:r>
+        <w:rPr>
+          <w:b/>
+          <w:bCs/>
+        </w:rPr>
+        <w:t>&lt;</w:t>
+      </w:r>
+      <w:r>
+        <w:rPr>
+          <w:b/>
+          <w:bCs/>
+        </w:rPr>
+        <w:t>crtc</w:t>
+      </w:r>
+      <w:r>
+        <w:rPr>
+          <w:b/>
+          <w:bCs/>
+        </w:rPr>
         <w:t>_register</w:t>
       </w:r>
       <w:r>
@@ -17150,7 +15330,6 @@
         </w:rPr>
         <w:t>_select</w:t>
       </w:r>
-      <w:proofErr w:type="spellEnd"/>
       <w:r>
         <w:rPr>
           <w:b/>
@@ -17173,7 +15352,6 @@
         </w:rPr>
         <w:t>&lt;</w:t>
       </w:r>
-      <w:proofErr w:type="spellStart"/>
       <w:r>
         <w:rPr>
           <w:b/>
@@ -17186,15 +15364,7 @@
           <w:b/>
           <w:bCs/>
         </w:rPr>
-        <w:t>_registers</w:t>
-      </w:r>
-      <w:proofErr w:type="spellEnd"/>
-      <w:r>
-        <w:rPr>
-          <w:b/>
-          <w:bCs/>
-        </w:rPr>
-        <w:t xml:space="preserve">&gt; </w:t>
+        <w:t xml:space="preserve">_registers&gt; </w:t>
       </w:r>
       <w:r>
         <w:t>(18 bytes).  The values of the CRTC’s 18 registers.</w:t>
@@ -17211,7 +15381,6 @@
         </w:rPr>
         <w:t>&lt;</w:t>
       </w:r>
-      <w:proofErr w:type="spellStart"/>
       <w:r>
         <w:rPr>
           <w:b/>
@@ -17233,7 +15402,6 @@
         </w:rPr>
         <w:t>scanline</w:t>
       </w:r>
-      <w:proofErr w:type="spellEnd"/>
       <w:r>
         <w:rPr>
           <w:b/>
@@ -17280,7 +15448,6 @@
         </w:rPr>
         <w:t>&lt;</w:t>
       </w:r>
-      <w:proofErr w:type="spellStart"/>
       <w:r>
         <w:rPr>
           <w:b/>
@@ -17293,15 +15460,7 @@
           <w:b/>
           <w:bCs/>
         </w:rPr>
-        <w:t>flags</w:t>
-      </w:r>
-      <w:proofErr w:type="spellEnd"/>
-      <w:r>
-        <w:rPr>
-          <w:b/>
-          <w:bCs/>
-        </w:rPr>
-        <w:t>&gt;</w:t>
+        <w:t>flags&gt;</w:t>
       </w:r>
       <w:r>
         <w:rPr>
@@ -17540,15 +15699,7 @@
       </w:r>
       <w:r>
         <w:br/>
-        <w:t>&lt;</w:t>
-      </w:r>
-      <w:proofErr w:type="spellStart"/>
-      <w:r>
-        <w:t>opcode_address</w:t>
-      </w:r>
-      <w:proofErr w:type="spellEnd"/>
-      <w:r>
-        <w:t>&gt; + &lt;opcode&gt; + &lt;operand&gt;</w:t>
+        <w:t>&lt;opcode_address&gt; + &lt;opcode&gt; + &lt;operand&gt;</w:t>
       </w:r>
       <w:r>
         <w:rPr>
@@ -17563,37 +15714,13 @@
       </w:r>
       <w:r>
         <w:br/>
-        <w:t>&lt;</w:t>
-      </w:r>
-      <w:proofErr w:type="spellStart"/>
-      <w:r>
-        <w:t>cycle_count</w:t>
-      </w:r>
-      <w:proofErr w:type="spellEnd"/>
-      <w:r>
-        <w:t>&gt; + &lt;</w:t>
-      </w:r>
-      <w:proofErr w:type="spellStart"/>
-      <w:r>
-        <w:t>modified_registers</w:t>
-      </w:r>
-      <w:proofErr w:type="spellEnd"/>
-      <w:r>
-        <w:t xml:space="preserve">&gt; </w:t>
+        <w:t xml:space="preserve">&lt;cycle_count&gt; + &lt;modified_registers&gt; </w:t>
       </w:r>
       <w:r>
         <w:t xml:space="preserve">+ </w:t>
       </w:r>
       <w:r>
-        <w:t>&lt;</w:t>
-      </w:r>
-      <w:proofErr w:type="spellStart"/>
-      <w:r>
-        <w:t>destination_address</w:t>
-      </w:r>
-      <w:proofErr w:type="spellEnd"/>
-      <w:r>
-        <w:t>&gt;</w:t>
+        <w:t>&lt;destination_address&gt;</w:t>
       </w:r>
       <w:r>
         <w:rPr>
@@ -17604,15 +15731,7 @@
         <w:t>opt</w:t>
       </w:r>
       <w:r>
-        <w:t xml:space="preserve"> + &lt;</w:t>
-      </w:r>
-      <w:proofErr w:type="spellStart"/>
-      <w:r>
-        <w:t>memory_address</w:t>
-      </w:r>
-      <w:proofErr w:type="spellEnd"/>
-      <w:r>
-        <w:t>&gt;</w:t>
+        <w:t xml:space="preserve"> + &lt;memory_address&gt;</w:t>
       </w:r>
       <w:r>
         <w:rPr>
@@ -17623,15 +15742,7 @@
         <w:t>opt</w:t>
       </w:r>
       <w:r>
-        <w:t xml:space="preserve"> &lt;</w:t>
-      </w:r>
-      <w:proofErr w:type="spellStart"/>
-      <w:r>
-        <w:t>memory_read_value</w:t>
-      </w:r>
-      <w:proofErr w:type="spellEnd"/>
-      <w:r>
-        <w:t>&gt;</w:t>
+        <w:t xml:space="preserve"> &lt;memory_read_value&gt;</w:t>
       </w:r>
       <w:r>
         <w:rPr>
@@ -17650,15 +15761,7 @@
         <w:t xml:space="preserve"> </w:t>
       </w:r>
       <w:r>
-        <w:t>+ &lt;</w:t>
-      </w:r>
-      <w:proofErr w:type="spellStart"/>
-      <w:r>
-        <w:t>memory_write_value</w:t>
-      </w:r>
-      <w:proofErr w:type="spellEnd"/>
-      <w:r>
-        <w:t>&gt;</w:t>
+        <w:t>+ &lt;memory_write_value&gt;</w:t>
       </w:r>
       <w:r>
         <w:rPr>
@@ -17681,23 +15784,7 @@
           <w:b/>
           <w:bCs/>
         </w:rPr>
-        <w:t>&lt;</w:t>
-      </w:r>
-      <w:proofErr w:type="spellStart"/>
-      <w:r>
-        <w:rPr>
-          <w:b/>
-          <w:bCs/>
-        </w:rPr>
-        <w:t>opcode_address</w:t>
-      </w:r>
-      <w:proofErr w:type="spellEnd"/>
-      <w:r>
-        <w:rPr>
-          <w:b/>
-          <w:bCs/>
-        </w:rPr>
-        <w:t>&gt;</w:t>
+        <w:t>&lt;opcode_address&gt;</w:t>
       </w:r>
       <w:r>
         <w:t xml:space="preserve"> (1, 2, or 3 bytes) The instruction’s opcode address is encoded in 1, 2 or 3 bytes as depicted in the following table, where addresses are stored in relative format if possible.</w:t>
@@ -18262,6 +16349,7 @@
           <w:noProof/>
           <w:color w:val="0070C0"/>
         </w:rPr>
+        <w:lastRenderedPageBreak/>
         <w:t>var</w:t>
       </w:r>
       <w:r>
@@ -18330,7 +16418,6 @@
           <w:noProof/>
           <w:color w:val="BF4E14" w:themeColor="accent2" w:themeShade="BF"/>
         </w:rPr>
-        <w:lastRenderedPageBreak/>
         <w:t># relative address</w:t>
       </w:r>
     </w:p>
@@ -18538,23 +16625,7 @@
           <w:b/>
           <w:bCs/>
         </w:rPr>
-        <w:t>&lt;</w:t>
-      </w:r>
-      <w:proofErr w:type="spellStart"/>
-      <w:r>
-        <w:rPr>
-          <w:b/>
-          <w:bCs/>
-        </w:rPr>
-        <w:t>cycle_count</w:t>
-      </w:r>
-      <w:proofErr w:type="spellEnd"/>
-      <w:r>
-        <w:rPr>
-          <w:b/>
-          <w:bCs/>
-        </w:rPr>
-        <w:t>&gt;</w:t>
+        <w:t>&lt;cycle_count&gt;</w:t>
       </w:r>
       <w:r>
         <w:t xml:space="preserve"> (</w:t>
@@ -18624,38 +16695,14 @@
           <w:b/>
           <w:bCs/>
         </w:rPr>
-        <w:t>&lt;</w:t>
-      </w:r>
-      <w:proofErr w:type="spellStart"/>
-      <w:r>
-        <w:rPr>
-          <w:b/>
-          <w:bCs/>
-        </w:rPr>
-        <w:t>modified_registers</w:t>
-      </w:r>
-      <w:proofErr w:type="spellEnd"/>
-      <w:r>
-        <w:rPr>
-          <w:b/>
-          <w:bCs/>
-        </w:rPr>
-        <w:t>&gt;</w:t>
+        <w:t>&lt;modified_registers&gt;</w:t>
       </w:r>
       <w:r>
         <w:t xml:space="preserve"> = </w:t>
       </w:r>
       <w:r>
         <w:br/>
-        <w:t>&lt;</w:t>
-      </w:r>
-      <w:proofErr w:type="spellStart"/>
-      <w:r>
-        <w:t>modified_register_flags</w:t>
-      </w:r>
-      <w:proofErr w:type="spellEnd"/>
-      <w:r>
-        <w:t>&gt; + &lt;accumulator&gt;</w:t>
+        <w:t>&lt;modified_register_flags&gt; + &lt;accumulator&gt;</w:t>
       </w:r>
       <w:r>
         <w:rPr>
@@ -18666,15 +16713,7 @@
         <w:t>opt</w:t>
       </w:r>
       <w:r>
-        <w:t xml:space="preserve"> + &lt;</w:t>
-      </w:r>
-      <w:proofErr w:type="spellStart"/>
-      <w:r>
-        <w:t>x_register</w:t>
-      </w:r>
-      <w:proofErr w:type="spellEnd"/>
-      <w:r>
-        <w:t>&gt;</w:t>
+        <w:t xml:space="preserve"> + &lt;x_register&gt;</w:t>
       </w:r>
       <w:r>
         <w:rPr>
@@ -18685,15 +16724,7 @@
         <w:t>opt</w:t>
       </w:r>
       <w:r>
-        <w:t xml:space="preserve"> + &lt;</w:t>
-      </w:r>
-      <w:proofErr w:type="spellStart"/>
-      <w:r>
-        <w:t>y_register</w:t>
-      </w:r>
-      <w:proofErr w:type="spellEnd"/>
-      <w:r>
-        <w:t>&gt;</w:t>
+        <w:t xml:space="preserve"> + &lt;y_register&gt;</w:t>
       </w:r>
       <w:r>
         <w:rPr>
@@ -18712,15 +16743,7 @@
         <w:t xml:space="preserve"> </w:t>
       </w:r>
       <w:r>
-        <w:t>+ &lt;</w:t>
-      </w:r>
-      <w:proofErr w:type="spellStart"/>
-      <w:r>
-        <w:t>status_register</w:t>
-      </w:r>
-      <w:proofErr w:type="spellEnd"/>
-      <w:r>
-        <w:t>&gt;</w:t>
+        <w:t>+ &lt;status_register&gt;</w:t>
       </w:r>
       <w:r>
         <w:rPr>
@@ -18731,15 +16754,7 @@
         <w:t>opt</w:t>
       </w:r>
       <w:r>
-        <w:t xml:space="preserve"> + &lt;</w:t>
-      </w:r>
-      <w:proofErr w:type="spellStart"/>
-      <w:r>
-        <w:t>state_pointer</w:t>
-      </w:r>
-      <w:proofErr w:type="spellEnd"/>
-      <w:r>
-        <w:t>&gt;</w:t>
+        <w:t xml:space="preserve"> + &lt;state_pointer&gt;</w:t>
       </w:r>
       <w:r>
         <w:rPr>
@@ -18762,23 +16777,7 @@
           <w:b/>
           <w:bCs/>
         </w:rPr>
-        <w:t>&lt;</w:t>
-      </w:r>
-      <w:proofErr w:type="spellStart"/>
-      <w:r>
-        <w:rPr>
-          <w:b/>
-          <w:bCs/>
-        </w:rPr>
-        <w:t>modified_register_flags</w:t>
-      </w:r>
-      <w:proofErr w:type="spellEnd"/>
-      <w:r>
-        <w:rPr>
-          <w:b/>
-          <w:bCs/>
-        </w:rPr>
-        <w:t>&gt;</w:t>
+        <w:t>&lt;modified_register_flags&gt;</w:t>
       </w:r>
       <w:r>
         <w:t xml:space="preserve"> (</w:t>
@@ -19017,18 +17016,11 @@
           <w:b/>
           <w:bCs/>
         </w:rPr>
+        <w:lastRenderedPageBreak/>
         <w:t>&lt;accumulator&gt;</w:t>
       </w:r>
       <w:r>
-        <w:t xml:space="preserve"> (0 or 1 byte) Contains the value of the accumulator.  The value is written if the corresponding bit is set in &lt;</w:t>
-      </w:r>
-      <w:proofErr w:type="spellStart"/>
-      <w:r>
-        <w:t>modified_register_flags</w:t>
-      </w:r>
-      <w:proofErr w:type="spellEnd"/>
-      <w:r>
-        <w:t>&gt;.</w:t>
+        <w:t xml:space="preserve"> (0 or 1 byte) Contains the value of the accumulator.  The value is written if the corresponding bit is set in &lt;modified_register_flags&gt;.</w:t>
       </w:r>
     </w:p>
     <w:p>
@@ -19040,35 +17032,10 @@
           <w:b/>
           <w:bCs/>
         </w:rPr>
-        <w:lastRenderedPageBreak/>
-        <w:t>&lt;</w:t>
-      </w:r>
-      <w:proofErr w:type="spellStart"/>
-      <w:r>
-        <w:rPr>
-          <w:b/>
-          <w:bCs/>
-        </w:rPr>
-        <w:t>x_register</w:t>
-      </w:r>
-      <w:proofErr w:type="spellEnd"/>
-      <w:r>
-        <w:rPr>
-          <w:b/>
-          <w:bCs/>
-        </w:rPr>
-        <w:t>&gt;</w:t>
-      </w:r>
-      <w:r>
-        <w:t xml:space="preserve"> (0 or 1 byte) Contains the new value of the X register.  The value is written if the corresponding bit is set in &lt;</w:t>
-      </w:r>
-      <w:proofErr w:type="spellStart"/>
-      <w:r>
-        <w:t>modified_register_flags</w:t>
-      </w:r>
-      <w:proofErr w:type="spellEnd"/>
-      <w:r>
-        <w:t>&gt;.</w:t>
+        <w:t>&lt;x_register&gt;</w:t>
+      </w:r>
+      <w:r>
+        <w:t xml:space="preserve"> (0 or 1 byte) Contains the new value of the X register.  The value is written if the corresponding bit is set in &lt;modified_register_flags&gt;.</w:t>
       </w:r>
     </w:p>
     <w:p>
@@ -19080,34 +17047,10 @@
           <w:b/>
           <w:bCs/>
         </w:rPr>
-        <w:t>&lt;</w:t>
-      </w:r>
-      <w:proofErr w:type="spellStart"/>
-      <w:r>
-        <w:rPr>
-          <w:b/>
-          <w:bCs/>
-        </w:rPr>
-        <w:t>y_register</w:t>
-      </w:r>
-      <w:proofErr w:type="spellEnd"/>
-      <w:r>
-        <w:rPr>
-          <w:b/>
-          <w:bCs/>
-        </w:rPr>
-        <w:t>&gt;</w:t>
-      </w:r>
-      <w:r>
-        <w:t xml:space="preserve"> (0 or 1 byte) Contains the new value of the Y register.  The value is written if the corresponding bit is set in &lt;</w:t>
-      </w:r>
-      <w:proofErr w:type="spellStart"/>
-      <w:r>
-        <w:t>modified_register_flags</w:t>
-      </w:r>
-      <w:proofErr w:type="spellEnd"/>
-      <w:r>
-        <w:t>&gt;.</w:t>
+        <w:t>&lt;y_register&gt;</w:t>
+      </w:r>
+      <w:r>
+        <w:t xml:space="preserve"> (0 or 1 byte) Contains the new value of the Y register.  The value is written if the corresponding bit is set in &lt;modified_register_flags&gt;.</w:t>
       </w:r>
     </w:p>
     <w:p>
@@ -19119,34 +17062,10 @@
           <w:b/>
           <w:bCs/>
         </w:rPr>
-        <w:t>&lt;</w:t>
-      </w:r>
-      <w:proofErr w:type="spellStart"/>
-      <w:r>
-        <w:rPr>
-          <w:b/>
-          <w:bCs/>
-        </w:rPr>
-        <w:t>status_register</w:t>
-      </w:r>
-      <w:proofErr w:type="spellEnd"/>
-      <w:r>
-        <w:rPr>
-          <w:b/>
-          <w:bCs/>
-        </w:rPr>
-        <w:t>&gt;</w:t>
-      </w:r>
-      <w:r>
-        <w:t xml:space="preserve"> (0 or 1 byte) Contains the new value of the status register.  The value is written if the corresponding bit is set in &lt;</w:t>
-      </w:r>
-      <w:proofErr w:type="spellStart"/>
-      <w:r>
-        <w:t>modified_register_flags</w:t>
-      </w:r>
-      <w:proofErr w:type="spellEnd"/>
-      <w:r>
-        <w:t>&gt;.</w:t>
+        <w:t>&lt;status_register&gt;</w:t>
+      </w:r>
+      <w:r>
+        <w:t xml:space="preserve"> (0 or 1 byte) Contains the new value of the status register.  The value is written if the corresponding bit is set in &lt;modified_register_flags&gt;.</w:t>
       </w:r>
     </w:p>
     <w:p>
@@ -19158,34 +17077,10 @@
           <w:b/>
           <w:bCs/>
         </w:rPr>
-        <w:t>&lt;</w:t>
-      </w:r>
-      <w:proofErr w:type="spellStart"/>
-      <w:r>
-        <w:rPr>
-          <w:b/>
-          <w:bCs/>
-        </w:rPr>
-        <w:t>state_pointer</w:t>
-      </w:r>
-      <w:proofErr w:type="spellEnd"/>
-      <w:r>
-        <w:rPr>
-          <w:b/>
-          <w:bCs/>
-        </w:rPr>
-        <w:t>&gt;</w:t>
-      </w:r>
-      <w:r>
-        <w:t xml:space="preserve"> (0 or 1 byte) Contains the new value of the stack pointer.   The value is written if the corresponding bit is set in &lt;</w:t>
-      </w:r>
-      <w:proofErr w:type="spellStart"/>
-      <w:r>
-        <w:t>modified_register_flags</w:t>
-      </w:r>
-      <w:proofErr w:type="spellEnd"/>
-      <w:r>
-        <w:t>&gt;.</w:t>
+        <w:t>&lt;state_pointer&gt;</w:t>
+      </w:r>
+      <w:r>
+        <w:t xml:space="preserve"> (0 or 1 byte) Contains the new value of the stack pointer.   The value is written if the corresponding bit is set in &lt;modified_register_flags&gt;.</w:t>
       </w:r>
     </w:p>
     <w:p>
@@ -19197,23 +17092,7 @@
           <w:b/>
           <w:bCs/>
         </w:rPr>
-        <w:t>&lt;</w:t>
-      </w:r>
-      <w:proofErr w:type="spellStart"/>
-      <w:r>
-        <w:rPr>
-          <w:b/>
-          <w:bCs/>
-        </w:rPr>
-        <w:t>destination_address</w:t>
-      </w:r>
-      <w:proofErr w:type="spellEnd"/>
-      <w:r>
-        <w:rPr>
-          <w:b/>
-          <w:bCs/>
-        </w:rPr>
-        <w:t>&gt;</w:t>
+        <w:t>&lt;destination_address&gt;</w:t>
       </w:r>
       <w:r>
         <w:t xml:space="preserve"> (2 bytes) Populated for the </w:t>
@@ -19327,23 +17206,7 @@
           <w:b/>
           <w:bCs/>
         </w:rPr>
-        <w:t>&lt;</w:t>
-      </w:r>
-      <w:proofErr w:type="spellStart"/>
-      <w:r>
-        <w:rPr>
-          <w:b/>
-          <w:bCs/>
-        </w:rPr>
-        <w:t>memory_address</w:t>
-      </w:r>
-      <w:proofErr w:type="spellEnd"/>
-      <w:r>
-        <w:rPr>
-          <w:b/>
-          <w:bCs/>
-        </w:rPr>
-        <w:t>&gt;</w:t>
+        <w:t>&lt;memory_address&gt;</w:t>
       </w:r>
       <w:r>
         <w:t xml:space="preserve"> (2 bytes) Populated for all opcodes (except </w:t>
@@ -19522,23 +17385,7 @@
           <w:b/>
           <w:bCs/>
         </w:rPr>
-        <w:t>&lt;</w:t>
-      </w:r>
-      <w:proofErr w:type="spellStart"/>
-      <w:r>
-        <w:rPr>
-          <w:b/>
-          <w:bCs/>
-        </w:rPr>
-        <w:t>memory_read_value</w:t>
-      </w:r>
-      <w:proofErr w:type="spellEnd"/>
-      <w:r>
-        <w:rPr>
-          <w:b/>
-          <w:bCs/>
-        </w:rPr>
-        <w:t>&gt;</w:t>
+        <w:t>&lt;memory_read_value&gt;</w:t>
       </w:r>
       <w:r>
         <w:t xml:space="preserve"> (1 byte) Populated for opcodes (except </w:t>
@@ -19631,23 +17478,8 @@
           <w:b/>
           <w:bCs/>
         </w:rPr>
-        <w:t>&lt;</w:t>
-      </w:r>
-      <w:proofErr w:type="spellStart"/>
-      <w:r>
-        <w:rPr>
-          <w:b/>
-          <w:bCs/>
-        </w:rPr>
-        <w:t>memory_write_value</w:t>
-      </w:r>
-      <w:proofErr w:type="spellEnd"/>
-      <w:r>
-        <w:rPr>
-          <w:b/>
-          <w:bCs/>
-        </w:rPr>
-        <w:t>&gt;</w:t>
+        <w:lastRenderedPageBreak/>
+        <w:t>&lt;memory_write_value&gt;</w:t>
       </w:r>
       <w:r>
         <w:t xml:space="preserve"> (1 byte) Populated for opcodes (except </w:t>
@@ -19680,11 +17512,7 @@
         <w:t>STY</w:t>
       </w:r>
       <w:r>
-        <w:t xml:space="preserve">) that write to an address, excluding the stack (e.g. PHA).  Contains the value </w:t>
-      </w:r>
-      <w:r>
-        <w:lastRenderedPageBreak/>
-        <w:t xml:space="preserve">attempted to be written.  This includes instructions like ASL </w:t>
+        <w:t xml:space="preserve">) that write to an address, excluding the stack (e.g. PHA).  Contains the value attempted to be written.  This includes instructions like ASL </w:t>
       </w:r>
       <w:r>
         <w:rPr>
@@ -19769,7 +17597,6 @@
       <w:r>
         <w:t xml:space="preserve">The performance functionality is encapsulated within a </w:t>
       </w:r>
-      <w:proofErr w:type="spellStart"/>
       <w:r>
         <w:rPr>
           <w:b/>
@@ -19777,25 +17604,8 @@
         </w:rPr>
         <w:t>PerfWriter</w:t>
       </w:r>
-      <w:proofErr w:type="spellEnd"/>
-      <w:r>
-        <w:t xml:space="preserve"> class (</w:t>
-      </w:r>
-      <w:proofErr w:type="spellStart"/>
-      <w:r>
-        <w:t>PerfWriter.h</w:t>
-      </w:r>
-      <w:proofErr w:type="spellEnd"/>
-      <w:r>
-        <w:t>/</w:t>
-      </w:r>
-      <w:proofErr w:type="spellStart"/>
-      <w:r>
-        <w:t>cpp</w:t>
-      </w:r>
-      <w:proofErr w:type="spellEnd"/>
-      <w:r>
-        <w:t xml:space="preserve">) </w:t>
+      <w:r>
+        <w:t xml:space="preserve"> class (PerfWriter.h/cpp) </w:t>
       </w:r>
     </w:p>
     <w:p>
@@ -19958,17 +17768,8 @@
           <w:b/>
           <w:bCs/>
         </w:rPr>
-        <w:t>/</w:t>
-      </w:r>
-      <w:proofErr w:type="spellStart"/>
-      <w:r>
-        <w:rPr>
-          <w:b/>
-          <w:bCs/>
-        </w:rPr>
-        <w:t>cpp</w:t>
-      </w:r>
-      <w:proofErr w:type="spellEnd"/>
+        <w:t>/cpp</w:t>
+      </w:r>
     </w:p>
     <w:p>
       <w:pPr>
@@ -19981,38 +17782,23 @@
       <w:r>
         <w:t xml:space="preserve">Added calls to </w:t>
       </w:r>
-      <w:proofErr w:type="spellStart"/>
-      <w:r>
-        <w:t>PerfWriter_WriteInstruction</w:t>
-      </w:r>
-      <w:proofErr w:type="spellEnd"/>
+      <w:r>
+        <w:t>PerfWriter_WriteInstruction(</w:t>
+      </w:r>
+      <w:r>
+        <w:t xml:space="preserve">…) and </w:t>
+      </w:r>
+      <w:r>
+        <w:t>PerfWriter_WriteI</w:t>
+      </w:r>
+      <w:r>
+        <w:t>nterrupt</w:t>
+      </w:r>
       <w:r>
         <w:t>(</w:t>
       </w:r>
       <w:r>
-        <w:t xml:space="preserve">…) and </w:t>
-      </w:r>
-      <w:proofErr w:type="spellStart"/>
-      <w:r>
-        <w:t>PerfWriter_WriteI</w:t>
-      </w:r>
-      <w:r>
-        <w:t>nterrupt</w:t>
-      </w:r>
-      <w:proofErr w:type="spellEnd"/>
-      <w:r>
-        <w:t>(</w:t>
-      </w:r>
-      <w:r>
-        <w:t xml:space="preserve">…) to log instructions and interrupts.  These wrapper functions only invoke the </w:t>
-      </w:r>
-      <w:proofErr w:type="spellStart"/>
-      <w:r>
-        <w:t>PerfWriter</w:t>
-      </w:r>
-      <w:proofErr w:type="spellEnd"/>
-      <w:r>
-        <w:t xml:space="preserve"> instance during a performance capture.</w:t>
+        <w:t>…) to log instructions and interrupts.  These wrapper functions only invoke the PerfWriter instance during a performance capture.</w:t>
       </w:r>
     </w:p>
     <w:p>
@@ -20026,70 +17812,51 @@
       <w:r>
         <w:t>Added static variables (</w:t>
       </w:r>
-      <w:proofErr w:type="spellStart"/>
       <w:r>
         <w:t>LastReadWriteAddress</w:t>
       </w:r>
-      <w:proofErr w:type="spellEnd"/>
       <w:r>
         <w:t xml:space="preserve">, </w:t>
       </w:r>
-      <w:proofErr w:type="spellStart"/>
       <w:r>
         <w:t>LastReadValue</w:t>
       </w:r>
-      <w:proofErr w:type="spellEnd"/>
       <w:r>
         <w:t xml:space="preserve">, and </w:t>
       </w:r>
-      <w:proofErr w:type="spellStart"/>
       <w:r>
         <w:t>LastWriteValue</w:t>
       </w:r>
-      <w:proofErr w:type="spellEnd"/>
       <w:r>
         <w:t xml:space="preserve">) to store the last accessed memory address, read value, and write value.  These values are passed to </w:t>
       </w:r>
-      <w:proofErr w:type="spellStart"/>
-      <w:r>
-        <w:t>PerfWriter_WriteInstruction</w:t>
-      </w:r>
-      <w:proofErr w:type="spellEnd"/>
-      <w:r>
-        <w:t>(</w:t>
+      <w:r>
+        <w:t>PerfWriter_WriteInstruction(</w:t>
       </w:r>
       <w:r>
         <w:t>…).  Added helpers (</w:t>
       </w:r>
-      <w:proofErr w:type="spellStart"/>
       <w:r>
         <w:t>ReadZeroPage</w:t>
       </w:r>
-      <w:proofErr w:type="spellEnd"/>
       <w:r>
         <w:t xml:space="preserve">, </w:t>
       </w:r>
-      <w:proofErr w:type="spellStart"/>
       <w:r>
         <w:t>WriteZeroPage</w:t>
       </w:r>
-      <w:proofErr w:type="spellEnd"/>
       <w:r>
         <w:t xml:space="preserve">, </w:t>
       </w:r>
-      <w:proofErr w:type="spellStart"/>
       <w:r>
         <w:t>ReadPaged</w:t>
       </w:r>
-      <w:proofErr w:type="spellEnd"/>
       <w:r>
         <w:t xml:space="preserve">, </w:t>
       </w:r>
-      <w:proofErr w:type="spellStart"/>
       <w:r>
         <w:t>WritePaged</w:t>
       </w:r>
-      <w:proofErr w:type="spellEnd"/>
       <w:r>
         <w:t>) which wrap the respective functionality whilst updating these variables.  Updated the emulator interpretation code to use the new helpers.</w:t>
       </w:r>
@@ -20103,61 +17870,29 @@
         </w:numPr>
       </w:pPr>
       <w:r>
-        <w:t>Defined new struct (</w:t>
-      </w:r>
-      <w:proofErr w:type="spellStart"/>
-      <w:r>
-        <w:t>StackFrame</w:t>
-      </w:r>
-      <w:proofErr w:type="spellEnd"/>
-      <w:r>
-        <w:t>) and static variables (</w:t>
-      </w:r>
-      <w:proofErr w:type="spellStart"/>
-      <w:r>
-        <w:t>StackFrames</w:t>
-      </w:r>
-      <w:proofErr w:type="spellEnd"/>
+        <w:t>Defined new struct (StackFrame) and static variables (</w:t>
+      </w:r>
+      <w:r>
+        <w:t>StackFrames, StackFrameCount</w:t>
+      </w:r>
+      <w:r>
+        <w:t>) to capture the current call stack, and added helpers (</w:t>
+      </w:r>
+      <w:r>
+        <w:t>PushStackFrame</w:t>
+      </w:r>
       <w:r>
         <w:t xml:space="preserve">, </w:t>
       </w:r>
-      <w:proofErr w:type="spellStart"/>
-      <w:r>
-        <w:t>StackFrameCount</w:t>
-      </w:r>
-      <w:proofErr w:type="spellEnd"/>
-      <w:r>
-        <w:t>) to capture the current call stack, and added helpers (</w:t>
-      </w:r>
-      <w:proofErr w:type="spellStart"/>
-      <w:r>
-        <w:t>PushStackFrame</w:t>
-      </w:r>
-      <w:proofErr w:type="spellEnd"/>
-      <w:r>
-        <w:t xml:space="preserve">, </w:t>
-      </w:r>
-      <w:proofErr w:type="spellStart"/>
       <w:r>
         <w:t>SyncStackFrames</w:t>
       </w:r>
-      <w:proofErr w:type="spellEnd"/>
-      <w:r>
-        <w:t xml:space="preserve">, </w:t>
-      </w:r>
-      <w:proofErr w:type="spellStart"/>
-      <w:r>
-        <w:t>SetStackFrame</w:t>
-      </w:r>
-      <w:proofErr w:type="spellEnd"/>
-      <w:r>
-        <w:t xml:space="preserve">, </w:t>
-      </w:r>
-      <w:proofErr w:type="spellStart"/>
+      <w:r>
+        <w:t xml:space="preserve">, SetStackFrame, </w:t>
+      </w:r>
       <w:r>
         <w:t>UpdateRootStackFrame</w:t>
       </w:r>
-      <w:proofErr w:type="spellEnd"/>
       <w:r>
         <w:t>) to maintain this.  Updated the emulator’s interpretation code to invoke the new helpers.</w:t>
       </w:r>
@@ -20197,13 +17932,8 @@
       <w:r>
         <w:t xml:space="preserve">Added helper to get the emulator’s call stack: </w:t>
       </w:r>
-      <w:proofErr w:type="spellStart"/>
-      <w:r>
-        <w:t>GetStackFrames</w:t>
-      </w:r>
-      <w:proofErr w:type="spellEnd"/>
-      <w:r>
-        <w:t xml:space="preserve"> </w:t>
+      <w:r>
+        <w:t xml:space="preserve">GetStackFrames </w:t>
       </w:r>
       <w:r>
         <w:t xml:space="preserve">(…).  This is called during snapshot chunk serialization.  </w:t>
@@ -20219,15 +17949,7 @@
       </w:pPr>
       <w:r>
         <w:lastRenderedPageBreak/>
-        <w:t xml:space="preserve">Added helper to get the emulator’s registers: </w:t>
-      </w:r>
-      <w:proofErr w:type="spellStart"/>
-      <w:r>
-        <w:t>GetRegisters</w:t>
-      </w:r>
-      <w:proofErr w:type="spellEnd"/>
-      <w:r>
-        <w:t>(…).  This is called during snapshot chunk serialization.</w:t>
+        <w:t>Added helper to get the emulator’s registers: GetRegisters(…).  This is called during snapshot chunk serialization.</w:t>
       </w:r>
     </w:p>
     <w:p>
@@ -20241,7 +17963,6 @@
       <w:r>
         <w:t xml:space="preserve">Removed </w:t>
       </w:r>
-      <w:proofErr w:type="spellStart"/>
       <w:r>
         <w:rPr>
           <w:b/>
@@ -20249,11 +17970,9 @@
         </w:rPr>
         <w:t>ReadPaged</w:t>
       </w:r>
-      <w:proofErr w:type="spellEnd"/>
       <w:r>
         <w:t xml:space="preserve"> and </w:t>
       </w:r>
-      <w:proofErr w:type="spellStart"/>
       <w:r>
         <w:rPr>
           <w:b/>
@@ -20261,7 +17980,6 @@
         </w:rPr>
         <w:t>WritePaged</w:t>
       </w:r>
-      <w:proofErr w:type="spellEnd"/>
       <w:r>
         <w:t xml:space="preserve"> </w:t>
       </w:r>
@@ -20285,31 +18003,13 @@
           <w:bCs/>
         </w:rPr>
       </w:pPr>
-      <w:proofErr w:type="spellStart"/>
-      <w:r>
-        <w:rPr>
-          <w:b/>
-          <w:bCs/>
-        </w:rPr>
-        <w:t>BeepMem.h</w:t>
-      </w:r>
-      <w:proofErr w:type="spellEnd"/>
-      <w:r>
-        <w:rPr>
-          <w:b/>
-          <w:bCs/>
-        </w:rPr>
-        <w:t>/</w:t>
-      </w:r>
-      <w:proofErr w:type="spellStart"/>
-      <w:r>
-        <w:rPr>
-          <w:b/>
-          <w:bCs/>
-        </w:rPr>
-        <w:t>cpp</w:t>
-      </w:r>
-      <w:proofErr w:type="spellEnd"/>
+      <w:r>
+        <w:rPr>
+          <w:b/>
+          <w:bCs/>
+        </w:rPr>
+        <w:t>BeepMem.h/cpp</w:t>
+      </w:r>
     </w:p>
     <w:p>
       <w:pPr>
@@ -20322,32 +18022,20 @@
       <w:r>
         <w:t>Defined new struct (</w:t>
       </w:r>
-      <w:proofErr w:type="spellStart"/>
       <w:r>
         <w:t>MemPageType</w:t>
       </w:r>
-      <w:proofErr w:type="spellEnd"/>
       <w:r>
         <w:t>) and function (</w:t>
       </w:r>
-      <w:proofErr w:type="spellStart"/>
       <w:r>
         <w:t>BeebMemPage</w:t>
       </w:r>
-      <w:proofErr w:type="spellEnd"/>
-      <w:r>
-        <w:t xml:space="preserve">) that returns the page associated with an address.  This is invoked by </w:t>
-      </w:r>
-      <w:proofErr w:type="spellStart"/>
-      <w:r>
-        <w:t>Set</w:t>
-      </w:r>
-      <w:r>
-        <w:t>StackFrame</w:t>
-      </w:r>
-      <w:proofErr w:type="spellEnd"/>
-      <w:r>
-        <w:t xml:space="preserve"> </w:t>
+      <w:r>
+        <w:t>) that returns the page associated with an address.  This is invoked by Set</w:t>
+      </w:r>
+      <w:r>
+        <w:t xml:space="preserve">StackFrame </w:t>
       </w:r>
       <w:r>
         <w:t>(see 6502.cpp).</w:t>
@@ -20402,7 +18090,6 @@
         </w:rPr>
         <w:t xml:space="preserve"> </w:t>
       </w:r>
-      <w:proofErr w:type="spellStart"/>
       <w:r>
         <w:rPr>
           <w:b/>
@@ -20410,7 +18097,6 @@
         </w:rPr>
         <w:t>HidAdd</w:t>
       </w:r>
-      <w:proofErr w:type="spellEnd"/>
       <w:r>
         <w:rPr>
           <w:b/>
@@ -20475,7 +18161,6 @@
           <w:bCs/>
         </w:rPr>
       </w:pPr>
-      <w:proofErr w:type="spellStart"/>
       <w:r>
         <w:rPr>
           <w:b/>
@@ -20488,25 +18173,8 @@
           <w:b/>
           <w:bCs/>
         </w:rPr>
-        <w:t>.h</w:t>
-      </w:r>
-      <w:proofErr w:type="spellEnd"/>
-      <w:r>
-        <w:rPr>
-          <w:b/>
-          <w:bCs/>
-        </w:rPr>
-        <w:t>/</w:t>
-      </w:r>
-      <w:proofErr w:type="spellStart"/>
-      <w:r>
-        <w:rPr>
-          <w:b/>
-          <w:bCs/>
-        </w:rPr>
-        <w:t>cpp</w:t>
-      </w:r>
-      <w:proofErr w:type="spellEnd"/>
+        <w:t>.h/cpp</w:t>
+      </w:r>
     </w:p>
     <w:p>
       <w:pPr>
@@ -20517,15 +18185,7 @@
         </w:numPr>
       </w:pPr>
       <w:r>
-        <w:t xml:space="preserve">Added </w:t>
-      </w:r>
-      <w:proofErr w:type="spellStart"/>
-      <w:r>
-        <w:t>Video.DisplayScanline</w:t>
-      </w:r>
-      <w:proofErr w:type="spellEnd"/>
-      <w:r>
-        <w:t xml:space="preserve"> variable, which </w:t>
+        <w:t xml:space="preserve">Added Video.DisplayScanline variable, which </w:t>
       </w:r>
       <w:r>
         <w:t xml:space="preserve">holds </w:t>
@@ -20558,13 +18218,8 @@
         <w:t>ideo</w:t>
       </w:r>
       <w:r>
-        <w:t xml:space="preserve"> state: </w:t>
-      </w:r>
-      <w:proofErr w:type="spellStart"/>
-      <w:r>
-        <w:t>VideoGetState</w:t>
-      </w:r>
-      <w:proofErr w:type="spellEnd"/>
+        <w:t xml:space="preserve"> state: VideoGetState</w:t>
+      </w:r>
       <w:r>
         <w:t>(…)</w:t>
       </w:r>
@@ -20579,31 +18234,13 @@
           <w:bCs/>
         </w:rPr>
       </w:pPr>
-      <w:proofErr w:type="spellStart"/>
-      <w:r>
-        <w:rPr>
-          <w:b/>
-          <w:bCs/>
-        </w:rPr>
-        <w:t>Debug.h</w:t>
-      </w:r>
-      <w:proofErr w:type="spellEnd"/>
-      <w:r>
-        <w:rPr>
-          <w:b/>
-          <w:bCs/>
-        </w:rPr>
-        <w:t>/</w:t>
-      </w:r>
-      <w:proofErr w:type="spellStart"/>
-      <w:r>
-        <w:rPr>
-          <w:b/>
-          <w:bCs/>
-        </w:rPr>
-        <w:t>cpp</w:t>
-      </w:r>
-      <w:proofErr w:type="spellEnd"/>
+      <w:r>
+        <w:rPr>
+          <w:b/>
+          <w:bCs/>
+        </w:rPr>
+        <w:t>Debug.h/cpp</w:t>
+      </w:r>
     </w:p>
     <w:p>
       <w:pPr>
@@ -20638,37 +18275,12 @@
           <w:bCs/>
         </w:rPr>
       </w:pPr>
-      <w:proofErr w:type="spellStart"/>
-      <w:r>
-        <w:rPr>
-          <w:b/>
-          <w:bCs/>
-        </w:rPr>
-        <w:t>BeebWin.h</w:t>
-      </w:r>
-      <w:proofErr w:type="spellEnd"/>
-      <w:r>
-        <w:rPr>
-          <w:b/>
-          <w:bCs/>
-        </w:rPr>
-        <w:t>/</w:t>
-      </w:r>
-      <w:proofErr w:type="spellStart"/>
-      <w:r>
-        <w:rPr>
-          <w:b/>
-          <w:bCs/>
-        </w:rPr>
-        <w:t>cpp</w:t>
-      </w:r>
-      <w:proofErr w:type="spellEnd"/>
-      <w:r>
-        <w:rPr>
-          <w:b/>
-          <w:bCs/>
-        </w:rPr>
-        <w:t>, BeebWinIo.cpp</w:t>
+      <w:r>
+        <w:rPr>
+          <w:b/>
+          <w:bCs/>
+        </w:rPr>
+        <w:t>BeebWin.h/cpp, BeebWinIo.cpp</w:t>
       </w:r>
     </w:p>
     <w:p>
@@ -20696,58 +18308,52 @@
         </w:rPr>
         <w:t xml:space="preserve"> </w:t>
       </w:r>
-      <w:proofErr w:type="spellStart"/>
       <w:r>
         <w:t>UpdatePerfCaptureMenu</w:t>
       </w:r>
-      <w:proofErr w:type="spellEnd"/>
       <w:r>
         <w:t>()</w:t>
       </w:r>
       <w:r>
-        <w:t xml:space="preserve">, </w:t>
-      </w:r>
-      <w:proofErr w:type="spellStart"/>
+        <w:t>, CapturePerf</w:t>
+      </w:r>
+      <w:r>
+        <w:t>()</w:t>
+      </w:r>
+      <w:r>
+        <w:t>, EndPerfCapture</w:t>
+      </w:r>
+      <w:r>
+        <w:t>()</w:t>
+      </w:r>
+      <w:r>
+        <w:t>, and IsCapturingPerf</w:t>
+      </w:r>
+      <w:r>
+        <w:t>()</w:t>
+      </w:r>
+      <w:r>
+        <w:t xml:space="preserve"> functions</w:t>
+      </w:r>
+      <w:r>
+        <w:t xml:space="preserve"> (modelled from the existing video capture functionality) and invoked these in a similar way to how video capture is implemented.  The only notable differences are that </w:t>
+      </w:r>
       <w:r>
         <w:t>CapturePerf</w:t>
       </w:r>
-      <w:proofErr w:type="spellEnd"/>
-      <w:r>
-        <w:t>()</w:t>
-      </w:r>
-      <w:r>
-        <w:t xml:space="preserve">, </w:t>
-      </w:r>
-      <w:proofErr w:type="spellStart"/>
+      <w:r>
+        <w:rPr>
+          <w:b/>
+          <w:bCs/>
+        </w:rPr>
+        <w:t xml:space="preserve"> </w:t>
+      </w:r>
+      <w:r>
+        <w:t xml:space="preserve">creates an instance of the PerfWriter class, initializes it, and </w:t>
+      </w:r>
       <w:r>
         <w:t>EndPerfCapture</w:t>
       </w:r>
-      <w:proofErr w:type="spellEnd"/>
-      <w:r>
-        <w:t>()</w:t>
-      </w:r>
-      <w:r>
-        <w:t xml:space="preserve">, and </w:t>
-      </w:r>
-      <w:proofErr w:type="spellStart"/>
-      <w:r>
-        <w:t>IsCapturingPerf</w:t>
-      </w:r>
-      <w:proofErr w:type="spellEnd"/>
-      <w:r>
-        <w:t>()</w:t>
-      </w:r>
-      <w:r>
-        <w:t xml:space="preserve"> functions</w:t>
-      </w:r>
-      <w:r>
-        <w:t xml:space="preserve"> (modelled from the existing video capture functionality) and invoked these in a similar way to how video capture is implemented.  The only notable differences are that </w:t>
-      </w:r>
-      <w:proofErr w:type="spellStart"/>
-      <w:r>
-        <w:t>CapturePerf</w:t>
-      </w:r>
-      <w:proofErr w:type="spellEnd"/>
       <w:r>
         <w:rPr>
           <w:b/>
@@ -20756,72 +18362,23 @@
         <w:t xml:space="preserve"> </w:t>
       </w:r>
       <w:r>
-        <w:t xml:space="preserve">creates an instance of the </w:t>
-      </w:r>
-      <w:proofErr w:type="spellStart"/>
-      <w:r>
-        <w:t>PerfWriter</w:t>
-      </w:r>
-      <w:proofErr w:type="spellEnd"/>
-      <w:r>
-        <w:t xml:space="preserve"> class, initializes it, and </w:t>
-      </w:r>
-      <w:proofErr w:type="spellStart"/>
-      <w:r>
-        <w:t>EndPerfCapture</w:t>
-      </w:r>
-      <w:proofErr w:type="spellEnd"/>
-      <w:r>
-        <w:rPr>
-          <w:b/>
-          <w:bCs/>
-        </w:rPr>
-        <w:t xml:space="preserve"> </w:t>
-      </w:r>
-      <w:r>
-        <w:t xml:space="preserve">closes the capture, and deletes the </w:t>
-      </w:r>
-      <w:proofErr w:type="spellStart"/>
-      <w:r>
-        <w:t>PerfWriter</w:t>
-      </w:r>
-      <w:proofErr w:type="spellEnd"/>
-      <w:r>
-        <w:t xml:space="preserve"> instance.</w:t>
-      </w:r>
-    </w:p>
-    <w:p>
-      <w:pPr>
-        <w:rPr>
-          <w:b/>
-          <w:bCs/>
-        </w:rPr>
-      </w:pPr>
-      <w:proofErr w:type="spellStart"/>
-      <w:r>
-        <w:rPr>
-          <w:b/>
-          <w:bCs/>
-        </w:rPr>
-        <w:t>BeebWinPrefs.h</w:t>
-      </w:r>
-      <w:proofErr w:type="spellEnd"/>
-      <w:r>
-        <w:rPr>
-          <w:b/>
-          <w:bCs/>
-        </w:rPr>
-        <w:t>/</w:t>
-      </w:r>
-      <w:proofErr w:type="spellStart"/>
-      <w:r>
-        <w:rPr>
-          <w:b/>
-          <w:bCs/>
-        </w:rPr>
-        <w:t>cpp</w:t>
-      </w:r>
-      <w:proofErr w:type="spellEnd"/>
+        <w:t>closes the capture, and deletes the PerfWriter instance.</w:t>
+      </w:r>
+    </w:p>
+    <w:p>
+      <w:pPr>
+        <w:rPr>
+          <w:b/>
+          <w:bCs/>
+        </w:rPr>
+      </w:pPr>
+      <w:r>
+        <w:rPr>
+          <w:b/>
+          <w:bCs/>
+        </w:rPr>
+        <w:t>BeebWinPrefs.h/cpp</w:t>
+      </w:r>
     </w:p>
     <w:p>
       <w:pPr>
@@ -20909,31 +18466,13 @@
           <w:bCs/>
         </w:rPr>
       </w:pPr>
-      <w:proofErr w:type="spellStart"/>
-      <w:r>
-        <w:rPr>
-          <w:b/>
-          <w:bCs/>
-        </w:rPr>
-        <w:t>BeebEm.rc</w:t>
-      </w:r>
-      <w:proofErr w:type="spellEnd"/>
-      <w:r>
-        <w:rPr>
-          <w:b/>
-          <w:bCs/>
-        </w:rPr>
-        <w:t xml:space="preserve">, </w:t>
-      </w:r>
-      <w:proofErr w:type="spellStart"/>
-      <w:r>
-        <w:rPr>
-          <w:b/>
-          <w:bCs/>
-        </w:rPr>
-        <w:t>Resource.h</w:t>
-      </w:r>
-      <w:proofErr w:type="spellEnd"/>
+      <w:r>
+        <w:rPr>
+          <w:b/>
+          <w:bCs/>
+        </w:rPr>
+        <w:t>BeebEm.rc, Resource.h</w:t>
+      </w:r>
     </w:p>
     <w:p>
       <w:pPr>
@@ -20981,7 +18520,6 @@
         </w:rPr>
         <w:t>*</w:t>
       </w:r>
-      <w:proofErr w:type="spellStart"/>
       <w:r>
         <w:rPr>
           <w:b/>
@@ -21017,7 +18555,6 @@
         </w:rPr>
         <w:t>.filters</w:t>
       </w:r>
-      <w:proofErr w:type="spellEnd"/>
     </w:p>
     <w:p>
       <w:pPr>
@@ -21044,17 +18581,8 @@
           <w:b/>
           <w:bCs/>
         </w:rPr>
-        <w:t>*.</w:t>
-      </w:r>
-      <w:proofErr w:type="spellStart"/>
-      <w:r>
-        <w:rPr>
-          <w:b/>
-          <w:bCs/>
-        </w:rPr>
-        <w:t>vcxproj</w:t>
-      </w:r>
-      <w:proofErr w:type="spellEnd"/>
+        <w:t>*.vcxproj</w:t>
+      </w:r>
     </w:p>
     <w:p>
       <w:pPr>
@@ -21065,15 +18593,7 @@
         </w:numPr>
       </w:pPr>
       <w:r>
-        <w:t xml:space="preserve">Updated </w:t>
-      </w:r>
-      <w:proofErr w:type="spellStart"/>
-      <w:r>
-        <w:t>WindowsTargetPlatformVersion</w:t>
-      </w:r>
-      <w:proofErr w:type="spellEnd"/>
-      <w:r>
-        <w:t xml:space="preserve"> to 10.0</w:t>
+        <w:t>Updated WindowsTargetPlatformVersion to 10.0</w:t>
       </w:r>
     </w:p>
     <w:p>
@@ -21085,15 +18605,7 @@
         </w:numPr>
       </w:pPr>
       <w:r>
-        <w:t xml:space="preserve">Updated </w:t>
-      </w:r>
-      <w:proofErr w:type="spellStart"/>
-      <w:r>
-        <w:t>PlatformToolset</w:t>
-      </w:r>
-      <w:proofErr w:type="spellEnd"/>
-      <w:r>
-        <w:t xml:space="preserve"> to v14</w:t>
+        <w:t>Updated PlatformToolset to v14</w:t>
       </w:r>
       <w:r>
         <w:t>2.</w:t>
@@ -21113,21 +18625,8 @@
       <w:r>
         <w:t xml:space="preserve">configuration </w:t>
       </w:r>
-      <w:proofErr w:type="spellStart"/>
-      <w:r>
-        <w:t>OutDir</w:t>
-      </w:r>
-      <w:proofErr w:type="spellEnd"/>
-      <w:r>
-        <w:t xml:space="preserve"> &amp; </w:t>
-      </w:r>
-      <w:proofErr w:type="spellStart"/>
-      <w:r>
-        <w:t>IntDir</w:t>
-      </w:r>
-      <w:proofErr w:type="spellEnd"/>
-      <w:r>
-        <w:t xml:space="preserve"> location</w:t>
+      <w:r>
+        <w:t>OutDir &amp; IntDir location</w:t>
       </w:r>
       <w:r>
         <w:t>s</w:t>
@@ -21259,102 +18758,33 @@
         <w:rPr>
           <w:color w:val="FFFFFF" w:themeColor="background1"/>
         </w:rPr>
-        <w:t xml:space="preserve">    </w:t>
+        <w:t xml:space="preserve">git add -N </w:t>
       </w:r>
       <w:r>
         <w:rPr>
           <w:color w:val="FFFFFF" w:themeColor="background1"/>
         </w:rPr>
-        <w:t xml:space="preserve">git add -N </w:t>
-      </w:r>
-      <w:proofErr w:type="spellStart"/>
+        <w:t>src\PerfWriter.h src\PerfWriter.cpp</w:t>
+      </w:r>
       <w:r>
         <w:rPr>
           <w:color w:val="FFFFFF" w:themeColor="background1"/>
         </w:rPr>
-        <w:t>src</w:t>
-      </w:r>
-      <w:proofErr w:type="spellEnd"/>
+        <w:br/>
+        <w:t>git diff</w:t>
+      </w:r>
       <w:r>
         <w:rPr>
           <w:color w:val="FFFFFF" w:themeColor="background1"/>
         </w:rPr>
-        <w:t>\</w:t>
-      </w:r>
-      <w:proofErr w:type="spellStart"/>
+        <w:t xml:space="preserve"> &gt; ..\</w:t>
+      </w:r>
       <w:r>
         <w:rPr>
           <w:color w:val="FFFFFF" w:themeColor="background1"/>
         </w:rPr>
-        <w:t>PerfWriter.h</w:t>
-      </w:r>
-      <w:proofErr w:type="spellEnd"/>
-      <w:r>
-        <w:rPr>
-          <w:color w:val="FFFFFF" w:themeColor="background1"/>
-        </w:rPr>
-        <w:t xml:space="preserve"> </w:t>
-      </w:r>
-      <w:proofErr w:type="spellStart"/>
-      <w:r>
-        <w:rPr>
-          <w:color w:val="FFFFFF" w:themeColor="background1"/>
-        </w:rPr>
-        <w:t>src</w:t>
-      </w:r>
-      <w:proofErr w:type="spellEnd"/>
-      <w:r>
-        <w:rPr>
-          <w:color w:val="FFFFFF" w:themeColor="background1"/>
-        </w:rPr>
-        <w:t>\PerfWriter.cpp</w:t>
-      </w:r>
-      <w:r>
-        <w:rPr>
-          <w:color w:val="FFFFFF" w:themeColor="background1"/>
-        </w:rPr>
-        <w:br/>
-      </w:r>
-      <w:r>
-        <w:rPr>
-          <w:color w:val="FFFFFF" w:themeColor="background1"/>
-        </w:rPr>
-        <w:t xml:space="preserve">    </w:t>
-      </w:r>
-      <w:r>
-        <w:rPr>
-          <w:color w:val="FFFFFF" w:themeColor="background1"/>
-        </w:rPr>
-        <w:t>git diff</w:t>
-      </w:r>
-      <w:r>
-        <w:rPr>
-          <w:color w:val="FFFFFF" w:themeColor="background1"/>
-        </w:rPr>
-        <w:t xml:space="preserve"> &gt; ..\</w:t>
-      </w:r>
-      <w:proofErr w:type="spellStart"/>
-      <w:r>
-        <w:rPr>
-          <w:color w:val="FFFFFF" w:themeColor="background1"/>
-        </w:rPr>
-        <w:t>beebperf</w:t>
-      </w:r>
-      <w:proofErr w:type="spellEnd"/>
-      <w:r>
-        <w:rPr>
-          <w:color w:val="FFFFFF" w:themeColor="background1"/>
-        </w:rPr>
-        <w:t>\</w:t>
-      </w:r>
-      <w:proofErr w:type="spellStart"/>
-      <w:r>
-        <w:rPr>
-          <w:color w:val="FFFFFF" w:themeColor="background1"/>
-        </w:rPr>
-        <w:t>beebem_changelist.diff</w:t>
-      </w:r>
-      <w:proofErr w:type="spellEnd"/>
+        <w:t>beebperf\beebem_changelist.diff</w:t>
+      </w:r>
     </w:p>
     <w:p/>
     <w:p>
@@ -21375,42 +18805,20 @@
         <w:rPr>
           <w:color w:val="FFFFFF" w:themeColor="background1"/>
         </w:rPr>
-        <w:t xml:space="preserve">    </w:t>
+        <w:t xml:space="preserve">git </w:t>
       </w:r>
       <w:r>
         <w:rPr>
           <w:color w:val="FFFFFF" w:themeColor="background1"/>
         </w:rPr>
-        <w:t xml:space="preserve">git </w:t>
+        <w:t>apply ..\</w:t>
       </w:r>
       <w:r>
         <w:rPr>
           <w:color w:val="FFFFFF" w:themeColor="background1"/>
         </w:rPr>
-        <w:t>apply ..\</w:t>
-      </w:r>
-      <w:proofErr w:type="spellStart"/>
-      <w:r>
-        <w:rPr>
-          <w:color w:val="FFFFFF" w:themeColor="background1"/>
-        </w:rPr>
-        <w:t>beebperf</w:t>
-      </w:r>
-      <w:proofErr w:type="spellEnd"/>
-      <w:r>
-        <w:rPr>
-          <w:color w:val="FFFFFF" w:themeColor="background1"/>
-        </w:rPr>
-        <w:t>\</w:t>
-      </w:r>
-      <w:proofErr w:type="spellStart"/>
-      <w:r>
-        <w:rPr>
-          <w:color w:val="FFFFFF" w:themeColor="background1"/>
-        </w:rPr>
-        <w:t>beebem_changelist.diff</w:t>
-      </w:r>
-      <w:proofErr w:type="spellEnd"/>
+        <w:t>beebperf\beebem_changelist.diff</w:t>
+      </w:r>
     </w:p>
     <w:p/>
     <w:p/>
@@ -23986,7 +21394,6 @@
   <w:style w:type="character" w:default="1" w:styleId="DefaultParagraphFont">
     <w:name w:val="Default Paragraph Font"/>
     <w:uiPriority w:val="1"/>
-    <w:semiHidden/>
     <w:unhideWhenUsed/>
   </w:style>
   <w:style w:type="table" w:default="1" w:styleId="TableNormal">

--- a/docs/BeebPerf.docx
+++ b/docs/BeebPerf.docx
@@ -412,35 +412,37 @@
           <w:rFonts w:ascii="Aptos" w:hAnsi="Aptos"/>
           <w:color w:val="000000"/>
         </w:rPr>
-        <w:t xml:space="preserve"> (see .</w:t>
-      </w:r>
+        <w:t xml:space="preserve"> (</w:t>
+      </w:r>
+      <w:proofErr w:type="gramStart"/>
       <w:r>
         <w:rPr>
           <w:rFonts w:ascii="Aptos" w:hAnsi="Aptos"/>
           <w:color w:val="000000"/>
         </w:rPr>
-        <w:t>p</w:t>
+        <w:t>see .</w:t>
       </w:r>
       <w:r>
         <w:rPr>
           <w:rFonts w:ascii="Aptos" w:hAnsi="Aptos"/>
           <w:color w:val="000000"/>
         </w:rPr>
-        <w:t xml:space="preserve">erf </w:t>
+        <w:t>p</w:t>
       </w:r>
       <w:r>
         <w:rPr>
           <w:rFonts w:ascii="Aptos" w:hAnsi="Aptos"/>
           <w:color w:val="000000"/>
         </w:rPr>
-        <w:t>F</w:t>
-      </w:r>
+        <w:t>erf</w:t>
+      </w:r>
+      <w:proofErr w:type="gramEnd"/>
       <w:r>
         <w:rPr>
           <w:rFonts w:ascii="Aptos" w:hAnsi="Aptos"/>
           <w:color w:val="000000"/>
         </w:rPr>
-        <w:t xml:space="preserve">ile </w:t>
+        <w:t xml:space="preserve"> </w:t>
       </w:r>
       <w:r>
         <w:rPr>
@@ -454,27 +456,41 @@
           <w:rFonts w:ascii="Aptos" w:hAnsi="Aptos"/>
           <w:color w:val="000000"/>
         </w:rPr>
-        <w:t>ormat</w:t>
+        <w:t xml:space="preserve">ile </w:t>
       </w:r>
       <w:r>
         <w:rPr>
           <w:rFonts w:ascii="Aptos" w:hAnsi="Aptos"/>
           <w:color w:val="000000"/>
         </w:rPr>
-        <w:t xml:space="preserve"> </w:t>
+        <w:t>F</w:t>
       </w:r>
       <w:r>
         <w:rPr>
           <w:rFonts w:ascii="Aptos" w:hAnsi="Aptos"/>
           <w:color w:val="000000"/>
         </w:rPr>
-        <w:t>section)</w:t>
+        <w:t>ormat</w:t>
       </w:r>
       <w:r>
         <w:rPr>
           <w:rFonts w:ascii="Aptos" w:hAnsi="Aptos"/>
           <w:color w:val="000000"/>
         </w:rPr>
+        <w:t xml:space="preserve"> </w:t>
+      </w:r>
+      <w:r>
+        <w:rPr>
+          <w:rFonts w:ascii="Aptos" w:hAnsi="Aptos"/>
+          <w:color w:val="000000"/>
+        </w:rPr>
+        <w:t>section)</w:t>
+      </w:r>
+      <w:r>
+        <w:rPr>
+          <w:rFonts w:ascii="Aptos" w:hAnsi="Aptos"/>
+          <w:color w:val="000000"/>
+        </w:rPr>
         <w:t>.</w:t>
       </w:r>
     </w:p>
@@ -491,6 +507,7 @@
       <w:r>
         <w:t xml:space="preserve">, </w:t>
       </w:r>
+      <w:proofErr w:type="spellStart"/>
       <w:r>
         <w:rPr>
           <w:b/>
@@ -498,6 +515,7 @@
         </w:rPr>
         <w:t>BeebPerf</w:t>
       </w:r>
+      <w:proofErr w:type="spellEnd"/>
       <w:r>
         <w:t xml:space="preserve">, </w:t>
       </w:r>
@@ -747,8 +765,21 @@
         <w:t xml:space="preserve"> </w:t>
       </w:r>
       <w:r>
-        <w:t>needed for afxres.h/rc</w:t>
-      </w:r>
+        <w:t xml:space="preserve">needed for </w:t>
+      </w:r>
+      <w:proofErr w:type="spellStart"/>
+      <w:r>
+        <w:t>afxres.h</w:t>
+      </w:r>
+      <w:proofErr w:type="spellEnd"/>
+      <w:r>
+        <w:t>/</w:t>
+      </w:r>
+      <w:proofErr w:type="spellStart"/>
+      <w:r>
+        <w:t>rc</w:t>
+      </w:r>
+      <w:proofErr w:type="spellEnd"/>
     </w:p>
     <w:p>
       <w:pPr>
@@ -865,8 +896,21 @@
         <w:t>‘</w:t>
       </w:r>
       <w:r>
-        <w:t>https://github.com/stardot/beebem-windows.git</w:t>
-      </w:r>
+        <w:t>https://github.com/</w:t>
+      </w:r>
+      <w:proofErr w:type="spellStart"/>
+      <w:r>
+        <w:t>stardot</w:t>
+      </w:r>
+      <w:proofErr w:type="spellEnd"/>
+      <w:r>
+        <w:t>/</w:t>
+      </w:r>
+      <w:proofErr w:type="spellStart"/>
+      <w:r>
+        <w:t>beebem-windows.git</w:t>
+      </w:r>
+      <w:proofErr w:type="spellEnd"/>
       <w:r>
         <w:t>’</w:t>
       </w:r>
@@ -948,24 +992,48 @@
         </w:rPr>
         <w:t xml:space="preserve">   </w:t>
       </w:r>
+      <w:proofErr w:type="gramStart"/>
       <w:r>
         <w:rPr>
           <w:color w:val="FFFFFF" w:themeColor="background1"/>
         </w:rPr>
-        <w:t xml:space="preserve">git </w:t>
-      </w:r>
+        <w:t>git</w:t>
+      </w:r>
+      <w:proofErr w:type="gramEnd"/>
       <w:r>
         <w:rPr>
           <w:color w:val="FFFFFF" w:themeColor="background1"/>
         </w:rPr>
+        <w:t xml:space="preserve"> </w:t>
+      </w:r>
+      <w:r>
+        <w:rPr>
+          <w:color w:val="FFFFFF" w:themeColor="background1"/>
+        </w:rPr>
         <w:t>apply ..\</w:t>
       </w:r>
+      <w:proofErr w:type="spellStart"/>
       <w:r>
         <w:rPr>
           <w:color w:val="FFFFFF" w:themeColor="background1"/>
         </w:rPr>
-        <w:t>beebperf\beebem_changelist.diff</w:t>
-      </w:r>
+        <w:t>beebperf</w:t>
+      </w:r>
+      <w:proofErr w:type="spellEnd"/>
+      <w:r>
+        <w:rPr>
+          <w:color w:val="FFFFFF" w:themeColor="background1"/>
+        </w:rPr>
+        <w:t>\</w:t>
+      </w:r>
+      <w:proofErr w:type="spellStart"/>
+      <w:r>
+        <w:rPr>
+          <w:color w:val="FFFFFF" w:themeColor="background1"/>
+        </w:rPr>
+        <w:t>beebem_changelist.diff</w:t>
+      </w:r>
+      <w:proofErr w:type="spellEnd"/>
     </w:p>
     <w:p>
       <w:pPr>
@@ -1149,6 +1217,7 @@
       <w:r>
         <w:t xml:space="preserve">seconds to load in </w:t>
       </w:r>
+      <w:proofErr w:type="spellStart"/>
       <w:r>
         <w:rPr>
           <w:b/>
@@ -1156,6 +1225,7 @@
         </w:rPr>
         <w:t>BeebPerf</w:t>
       </w:r>
+      <w:proofErr w:type="spellEnd"/>
       <w:r>
         <w:t>.</w:t>
       </w:r>
@@ -1182,12 +1252,21 @@
       <w:r>
         <w:t xml:space="preserve"> </w:t>
       </w:r>
-      <w:r>
-        <w:rPr>
-          <w:b/>
-          <w:bCs/>
-        </w:rPr>
-        <w:t xml:space="preserve">BeebPerf </w:t>
+      <w:proofErr w:type="spellStart"/>
+      <w:r>
+        <w:rPr>
+          <w:b/>
+          <w:bCs/>
+        </w:rPr>
+        <w:t>BeebPerf</w:t>
+      </w:r>
+      <w:proofErr w:type="spellEnd"/>
+      <w:r>
+        <w:rPr>
+          <w:b/>
+          <w:bCs/>
+        </w:rPr>
+        <w:t xml:space="preserve"> </w:t>
       </w:r>
       <w:r>
         <w:t>get</w:t>
@@ -1260,8 +1339,17 @@
           <w:b/>
           <w:bCs/>
         </w:rPr>
-        <w:t>-DebugLabels</w:t>
-      </w:r>
+        <w:t>-</w:t>
+      </w:r>
+      <w:proofErr w:type="spellStart"/>
+      <w:r>
+        <w:rPr>
+          <w:b/>
+          <w:bCs/>
+        </w:rPr>
+        <w:t>DebugLabels</w:t>
+      </w:r>
+      <w:proofErr w:type="spellEnd"/>
       <w:r>
         <w:rPr>
           <w:b/>
@@ -1287,6 +1375,7 @@
       <w:r>
         <w:t xml:space="preserve">Alternatively, label files can be side loaded into </w:t>
       </w:r>
+      <w:proofErr w:type="spellStart"/>
       <w:r>
         <w:rPr>
           <w:b/>
@@ -1294,6 +1383,7 @@
         </w:rPr>
         <w:t>BeebPerf</w:t>
       </w:r>
+      <w:proofErr w:type="spellEnd"/>
       <w:r>
         <w:rPr>
           <w:b/>
@@ -1330,8 +1420,17 @@
           <w:b/>
           <w:bCs/>
         </w:rPr>
-        <w:t>-DebugLabels</w:t>
-      </w:r>
+        <w:t>-</w:t>
+      </w:r>
+      <w:proofErr w:type="spellStart"/>
+      <w:r>
+        <w:rPr>
+          <w:b/>
+          <w:bCs/>
+        </w:rPr>
+        <w:t>DebugLabels</w:t>
+      </w:r>
+      <w:proofErr w:type="spellEnd"/>
       <w:r>
         <w:t xml:space="preserve"> option include:</w:t>
       </w:r>
@@ -1405,6 +1504,7 @@
       <w:r>
         <w:t xml:space="preserve">Labels files generated using the </w:t>
       </w:r>
+      <w:proofErr w:type="spellStart"/>
       <w:r>
         <w:rPr>
           <w:b/>
@@ -1412,6 +1512,7 @@
         </w:rPr>
         <w:t>ExtractLabels</w:t>
       </w:r>
+      <w:proofErr w:type="spellEnd"/>
       <w:r>
         <w:t xml:space="preserve"> </w:t>
       </w:r>
@@ -1421,6 +1522,7 @@
       <w:r>
         <w:t xml:space="preserve">, which is built as part of the </w:t>
       </w:r>
+      <w:proofErr w:type="spellStart"/>
       <w:r>
         <w:rPr>
           <w:b/>
@@ -1428,6 +1530,7 @@
         </w:rPr>
         <w:t>BeebPerf</w:t>
       </w:r>
+      <w:proofErr w:type="spellEnd"/>
       <w:r>
         <w:t xml:space="preserve"> solution</w:t>
       </w:r>
@@ -1522,6 +1625,7 @@
       <w:pPr>
         <w:pStyle w:val="Heading1"/>
       </w:pPr>
+      <w:proofErr w:type="spellStart"/>
       <w:r>
         <w:lastRenderedPageBreak/>
         <w:t>Bee</w:t>
@@ -1532,10 +1636,16 @@
       <w:r>
         <w:t>Perf</w:t>
       </w:r>
-    </w:p>
-    <w:p>
-      <w:r>
-        <w:t xml:space="preserve">BeebPerf is a standalone </w:t>
+      <w:proofErr w:type="spellEnd"/>
+    </w:p>
+    <w:p>
+      <w:proofErr w:type="spellStart"/>
+      <w:r>
+        <w:t>BeebPerf</w:t>
+      </w:r>
+      <w:proofErr w:type="spellEnd"/>
+      <w:r>
+        <w:t xml:space="preserve"> is a standalone </w:t>
       </w:r>
       <w:r>
         <w:t xml:space="preserve">Windows </w:t>
@@ -1634,6 +1744,7 @@
       <w:r>
         <w:t xml:space="preserve">of </w:t>
       </w:r>
+      <w:proofErr w:type="spellStart"/>
       <w:r>
         <w:rPr>
           <w:b/>
@@ -1641,6 +1752,7 @@
         </w:rPr>
         <w:t>BeebPerf</w:t>
       </w:r>
+      <w:proofErr w:type="spellEnd"/>
       <w:r>
         <w:t xml:space="preserve"> </w:t>
       </w:r>
@@ -1978,12 +2090,21 @@
       <w:r>
         <w:t xml:space="preserve"> and </w:t>
       </w:r>
-      <w:r>
-        <w:rPr>
-          <w:b/>
-          <w:bCs/>
-        </w:rPr>
-        <w:t xml:space="preserve">Zoom </w:t>
+      <w:proofErr w:type="gramStart"/>
+      <w:r>
+        <w:rPr>
+          <w:b/>
+          <w:bCs/>
+        </w:rPr>
+        <w:t>Zoom</w:t>
+      </w:r>
+      <w:proofErr w:type="gramEnd"/>
+      <w:r>
+        <w:rPr>
+          <w:b/>
+          <w:bCs/>
+        </w:rPr>
+        <w:t xml:space="preserve"> </w:t>
       </w:r>
       <w:r>
         <w:rPr>
@@ -2146,9 +2267,11 @@
       <w:r>
         <w:t xml:space="preserve"> button scales the </w:t>
       </w:r>
+      <w:proofErr w:type="gramStart"/>
       <w:r>
         <w:t>timeline</w:t>
       </w:r>
+      <w:proofErr w:type="gramEnd"/>
       <w:r>
         <w:t xml:space="preserve"> so frames are </w:t>
       </w:r>
@@ -2367,9 +2490,11 @@
             <w:tcW w:w="1975" w:type="dxa"/>
           </w:tcPr>
           <w:p>
+            <w:proofErr w:type="spellStart"/>
             <w:r>
               <w:t>Self CPU</w:t>
             </w:r>
+            <w:proofErr w:type="spellEnd"/>
           </w:p>
         </w:tc>
         <w:tc>
@@ -3157,8 +3282,17 @@
           <w:b/>
           <w:bCs/>
         </w:rPr>
-        <w:t>Call types</w:t>
-      </w:r>
+        <w:t xml:space="preserve">Call </w:t>
+      </w:r>
+      <w:proofErr w:type="gramStart"/>
+      <w:r>
+        <w:rPr>
+          <w:b/>
+          <w:bCs/>
+        </w:rPr>
+        <w:t>types</w:t>
+      </w:r>
+      <w:proofErr w:type="gramEnd"/>
       <w:r>
         <w:t xml:space="preserve"> button.</w:t>
       </w:r>
@@ -3491,12 +3625,21 @@
       <w:r>
         <w:t xml:space="preserve"> and </w:t>
       </w:r>
-      <w:r>
-        <w:rPr>
-          <w:b/>
-          <w:bCs/>
-        </w:rPr>
-        <w:t>Edit…</w:t>
+      <w:proofErr w:type="gramStart"/>
+      <w:r>
+        <w:rPr>
+          <w:b/>
+          <w:bCs/>
+        </w:rPr>
+        <w:t>Edit</w:t>
+      </w:r>
+      <w:proofErr w:type="gramEnd"/>
+      <w:r>
+        <w:rPr>
+          <w:b/>
+          <w:bCs/>
+        </w:rPr>
+        <w:t>…</w:t>
       </w:r>
       <w:r>
         <w:t xml:space="preserve"> frame settings button</w:t>
@@ -3640,16 +3783,26 @@
       <w:r>
         <w:t xml:space="preserve">sessions.  The </w:t>
       </w:r>
-      <w:r>
-        <w:rPr>
-          <w:b/>
-          <w:bCs/>
-        </w:rPr>
-        <w:t xml:space="preserve">Add.. </w:t>
+      <w:proofErr w:type="gramStart"/>
+      <w:r>
+        <w:rPr>
+          <w:b/>
+          <w:bCs/>
+        </w:rPr>
+        <w:t>Add..</w:t>
+      </w:r>
+      <w:proofErr w:type="gramEnd"/>
+      <w:r>
+        <w:rPr>
+          <w:b/>
+          <w:bCs/>
+        </w:rPr>
+        <w:t xml:space="preserve"> </w:t>
       </w:r>
       <w:r>
         <w:t xml:space="preserve">and </w:t>
       </w:r>
+      <w:proofErr w:type="gramStart"/>
       <w:r>
         <w:rPr>
           <w:b/>
@@ -3657,6 +3810,7 @@
         </w:rPr>
         <w:t>Edit..</w:t>
       </w:r>
+      <w:proofErr w:type="gramEnd"/>
       <w:r>
         <w:t xml:space="preserve"> button</w:t>
       </w:r>
@@ -4919,19 +5073,26 @@
       <w:pPr>
         <w:pStyle w:val="Heading1"/>
       </w:pPr>
+      <w:proofErr w:type="spellStart"/>
       <w:r>
         <w:lastRenderedPageBreak/>
-        <w:t>BeebPerf Design</w:t>
-      </w:r>
-    </w:p>
-    <w:p>
-      <w:r>
-        <w:rPr>
-          <w:b/>
-          <w:bCs/>
-        </w:rPr>
         <w:t>BeebPerf</w:t>
       </w:r>
+      <w:proofErr w:type="spellEnd"/>
+      <w:r>
+        <w:t xml:space="preserve"> Design</w:t>
+      </w:r>
+    </w:p>
+    <w:p>
+      <w:proofErr w:type="spellStart"/>
+      <w:r>
+        <w:rPr>
+          <w:b/>
+          <w:bCs/>
+        </w:rPr>
+        <w:t>BeebPerf</w:t>
+      </w:r>
+      <w:proofErr w:type="spellEnd"/>
       <w:r>
         <w:t xml:space="preserve"> is a .NET Windows Forms app, written in C#. </w:t>
       </w:r>
@@ -4953,7 +5114,11 @@
         <w:t>I considered implementing the analysis portions in C++</w:t>
       </w:r>
       <w:r>
-        <w:t>, to keep the memory footprint low</w:t>
+        <w:t xml:space="preserve">, to keep the memory footprint </w:t>
+      </w:r>
+      <w:proofErr w:type="gramStart"/>
+      <w:r>
+        <w:t>low</w:t>
       </w:r>
       <w:r>
         <w:t xml:space="preserve">, </w:t>
@@ -4962,7 +5127,11 @@
         <w:t xml:space="preserve"> </w:t>
       </w:r>
       <w:r>
-        <w:t xml:space="preserve">but this </w:t>
+        <w:t>but</w:t>
+      </w:r>
+      <w:proofErr w:type="gramEnd"/>
+      <w:r>
+        <w:t xml:space="preserve"> this </w:t>
       </w:r>
       <w:r>
         <w:t xml:space="preserve">never became </w:t>
@@ -4987,6 +5156,7 @@
       <w:r>
         <w:t xml:space="preserve">single </w:t>
       </w:r>
+      <w:proofErr w:type="spellStart"/>
       <w:r>
         <w:rPr>
           <w:b/>
@@ -4994,6 +5164,7 @@
         </w:rPr>
         <w:t>BeebPerf</w:t>
       </w:r>
+      <w:proofErr w:type="spellEnd"/>
       <w:r>
         <w:t xml:space="preserve"> </w:t>
       </w:r>
@@ -5033,6 +5204,7 @@
       <w:r>
         <w:t xml:space="preserve">  All the UX components, including the main form, are in the </w:t>
       </w:r>
+      <w:proofErr w:type="spellStart"/>
       <w:r>
         <w:rPr>
           <w:b/>
@@ -5040,6 +5212,7 @@
         </w:rPr>
         <w:t>ux</w:t>
       </w:r>
+      <w:proofErr w:type="spellEnd"/>
       <w:r>
         <w:t xml:space="preserve"> folder.</w:t>
       </w:r>
@@ -5291,6 +5464,7 @@
       <w:r>
         <w:t xml:space="preserve">Loading the labels files (uses the </w:t>
       </w:r>
+      <w:proofErr w:type="spellStart"/>
       <w:r>
         <w:rPr>
           <w:b/>
@@ -5298,6 +5472,7 @@
         </w:rPr>
         <w:t>LabelsFileReader</w:t>
       </w:r>
+      <w:proofErr w:type="spellEnd"/>
       <w:r>
         <w:t xml:space="preserve"> class defined in the project root folder).</w:t>
       </w:r>
@@ -5377,6 +5552,7 @@
       <w:r>
         <w:t xml:space="preserve">using the </w:t>
       </w:r>
+      <w:proofErr w:type="spellStart"/>
       <w:r>
         <w:rPr>
           <w:b/>
@@ -5384,6 +5560,7 @@
         </w:rPr>
         <w:t>PerfReader</w:t>
       </w:r>
+      <w:proofErr w:type="spellEnd"/>
       <w:r>
         <w:t xml:space="preserve"> class</w:t>
       </w:r>
@@ -5731,7 +5908,15 @@
         <w:t xml:space="preserve">All the events and instructions defined across </w:t>
       </w:r>
       <w:r>
-        <w:t xml:space="preserve">the read .perf file’s </w:t>
+        <w:t xml:space="preserve">the </w:t>
+      </w:r>
+      <w:proofErr w:type="gramStart"/>
+      <w:r>
+        <w:t>read .perf</w:t>
+      </w:r>
+      <w:proofErr w:type="gramEnd"/>
+      <w:r>
+        <w:t xml:space="preserve"> file’s </w:t>
       </w:r>
       <w:r>
         <w:t xml:space="preserve">execution chunks are put in a single </w:t>
@@ -5950,6 +6135,7 @@
       </w:r>
     </w:p>
     <w:p>
+      <w:proofErr w:type="spellStart"/>
       <w:r>
         <w:rPr>
           <w:b/>
@@ -5958,6 +6144,7 @@
         <w:lastRenderedPageBreak/>
         <w:t>MiniStackFrame</w:t>
       </w:r>
+      <w:proofErr w:type="spellEnd"/>
       <w:r>
         <w:t xml:space="preserve"> – represents a mini stack frame.  Contains the following fields:</w:t>
       </w:r>
@@ -6200,7 +6387,15 @@
         </w:numPr>
       </w:pPr>
       <w:r>
-        <w:t xml:space="preserve">Aggregated CPU Metrics, by CallStack – </w:t>
+        <w:t xml:space="preserve">Aggregated CPU Metrics, by </w:t>
+      </w:r>
+      <w:proofErr w:type="spellStart"/>
+      <w:r>
+        <w:t>CallStack</w:t>
+      </w:r>
+      <w:proofErr w:type="spellEnd"/>
+      <w:r>
+        <w:t xml:space="preserve"> – </w:t>
       </w:r>
       <w:r>
         <w:rPr>
@@ -6312,6 +6507,7 @@
       </w:r>
     </w:p>
     <w:p>
+      <w:proofErr w:type="spellStart"/>
       <w:r>
         <w:rPr>
           <w:b/>
@@ -6319,6 +6515,7 @@
         </w:rPr>
         <w:t>StackFrame</w:t>
       </w:r>
+      <w:proofErr w:type="spellEnd"/>
       <w:r>
         <w:t xml:space="preserve"> – represents a unique stack-frame within the recorded program.  Contains the following fields:</w:t>
       </w:r>
@@ -6441,6 +6638,7 @@
       </w:r>
     </w:p>
     <w:p>
+      <w:proofErr w:type="spellStart"/>
       <w:r>
         <w:rPr>
           <w:b/>
@@ -6449,6 +6647,7 @@
         <w:lastRenderedPageBreak/>
         <w:t>CallStack</w:t>
       </w:r>
+      <w:proofErr w:type="spellEnd"/>
       <w:r>
         <w:t xml:space="preserve"> – represents a call stack within the recorded program. </w:t>
       </w:r>
@@ -6551,7 +6750,15 @@
         <w:t>t</w:t>
       </w:r>
       <w:r>
-        <w:t>y of a CallStack is defined by the sequence of addresses up through the parent chain, ending at the root or a call stack that has an ISR</w:t>
+        <w:t xml:space="preserve">y of a </w:t>
+      </w:r>
+      <w:proofErr w:type="spellStart"/>
+      <w:r>
+        <w:t>CallStack</w:t>
+      </w:r>
+      <w:proofErr w:type="spellEnd"/>
+      <w:r>
+        <w:t xml:space="preserve"> is defined by the sequence of addresses up through the parent chain, ending at the root or a call stack that has an ISR</w:t>
       </w:r>
       <w:r>
         <w:t xml:space="preserve">, </w:t>
@@ -6627,7 +6834,15 @@
         </w:numPr>
       </w:pPr>
       <w:r>
-        <w:t>Every JSR destination address is by definition a routine.</w:t>
+        <w:t xml:space="preserve">Every JSR destination address is </w:t>
+      </w:r>
+      <w:proofErr w:type="gramStart"/>
+      <w:r>
+        <w:t>by definition a</w:t>
+      </w:r>
+      <w:proofErr w:type="gramEnd"/>
+      <w:r>
+        <w:t xml:space="preserve"> routine.</w:t>
       </w:r>
     </w:p>
     <w:p>
@@ -6639,7 +6854,15 @@
         </w:numPr>
       </w:pPr>
       <w:r>
-        <w:t xml:space="preserve">Every Interrupt destination address is by definition a routine. </w:t>
+        <w:t xml:space="preserve">Every Interrupt destination address is </w:t>
+      </w:r>
+      <w:proofErr w:type="gramStart"/>
+      <w:r>
+        <w:t>by definition a</w:t>
+      </w:r>
+      <w:proofErr w:type="gramEnd"/>
+      <w:r>
+        <w:t xml:space="preserve"> routine. </w:t>
       </w:r>
     </w:p>
     <w:p>
@@ -7198,85 +7421,23 @@
       <w:pPr>
         <w:pStyle w:val="ListParagraph"/>
         <w:ind w:left="0"/>
-        <w:contextualSpacing w:val="0"/>
-      </w:pPr>
-      <w:r>
-        <w:t>The emulation leverages performance log</w:t>
-      </w:r>
-      <w:r>
-        <w:t>:</w:t>
-      </w:r>
-      <w:r>
-        <w:t xml:space="preserve"> </w:t>
-      </w:r>
-      <w:r>
-        <w:rPr>
-          <w:b/>
-          <w:bCs/>
-        </w:rPr>
-        <w:t>CRTC</w:t>
-      </w:r>
-      <w:r>
-        <w:rPr>
-          <w:b/>
-          <w:bCs/>
-        </w:rPr>
-        <w:t xml:space="preserve"> </w:t>
-      </w:r>
-      <w:r>
-        <w:rPr>
-          <w:b/>
-          <w:bCs/>
-        </w:rPr>
-        <w:t>frame</w:t>
-      </w:r>
-      <w:r>
-        <w:rPr>
-          <w:b/>
-          <w:bCs/>
-        </w:rPr>
-        <w:t>-start</w:t>
-      </w:r>
-      <w:r>
-        <w:t xml:space="preserve"> </w:t>
-      </w:r>
-      <w:r>
-        <w:rPr>
-          <w:b/>
-          <w:bCs/>
-        </w:rPr>
-        <w:t>events</w:t>
-      </w:r>
-      <w:r>
-        <w:t xml:space="preserve"> which </w:t>
-      </w:r>
-      <w:r>
-        <w:t>mark</w:t>
-      </w:r>
-      <w:r>
-        <w:t xml:space="preserve"> the start of </w:t>
-      </w:r>
-      <w:r>
-        <w:t xml:space="preserve">every </w:t>
-      </w:r>
-      <w:r>
-        <w:t xml:space="preserve">CRTC </w:t>
-      </w:r>
-      <w:r>
-        <w:t>frame.  The</w:t>
-      </w:r>
-      <w:r>
-        <w:t>se</w:t>
-      </w:r>
-      <w:r>
-        <w:t xml:space="preserve"> event</w:t>
-      </w:r>
-      <w:r>
-        <w:t>s</w:t>
-      </w:r>
-      <w:r>
-        <w:t xml:space="preserve"> include a snapshot of the CRTC and ULA states</w:t>
-      </w:r>
+      </w:pPr>
+      <w:r>
+        <w:t>The emulation uses frame-start events in the performance log to identify the start of each CRTC frame. These events capture the CRTC and ULA states, along with an offset showing how many cycles earlier (</w:t>
+      </w:r>
+      <w:proofErr w:type="gramStart"/>
+      <w:r>
+        <w:t>0..</w:t>
+      </w:r>
+      <w:proofErr w:type="gramEnd"/>
+      <w:r>
+        <w:t xml:space="preserve">7) the frame </w:t>
+      </w:r>
+      <w:proofErr w:type="gramStart"/>
+      <w:r>
+        <w:t>actually began</w:t>
+      </w:r>
+      <w:proofErr w:type="gramEnd"/>
       <w:r>
         <w:t>.</w:t>
       </w:r>
@@ -7323,6 +7484,7 @@
         </w:rPr>
         <w:t xml:space="preserve">based on </w:t>
       </w:r>
+      <w:proofErr w:type="spellStart"/>
       <w:r>
         <w:rPr>
           <w:rFonts w:ascii="Aptos" w:hAnsi="Aptos"/>
@@ -7332,6 +7494,7 @@
         </w:rPr>
         <w:t>BeebEm’s</w:t>
       </w:r>
+      <w:proofErr w:type="spellEnd"/>
       <w:r>
         <w:rPr>
           <w:rFonts w:ascii="Aptos" w:hAnsi="Aptos"/>
@@ -7344,71 +7507,87 @@
           <w:rFonts w:ascii="Aptos" w:hAnsi="Aptos"/>
           <w:color w:val="000000"/>
         </w:rPr>
-        <w:t xml:space="preserve"> (see video.cpp)</w:t>
-      </w:r>
+        <w:t xml:space="preserve"> (see video.cpp</w:t>
+      </w:r>
+      <w:proofErr w:type="gramStart"/>
       <w:r>
         <w:rPr>
           <w:rFonts w:ascii="Aptos" w:hAnsi="Aptos"/>
           <w:color w:val="000000"/>
         </w:rPr>
-        <w:t>, but runs at scanline-character fidelity, regardless of the screen mode.</w:t>
-      </w:r>
-    </w:p>
-    <w:p>
-      <w:pPr>
+        <w:t>)</w:t>
+      </w:r>
+      <w:r>
         <w:rPr>
           <w:rFonts w:ascii="Aptos" w:hAnsi="Aptos"/>
           <w:color w:val="000000"/>
         </w:rPr>
-      </w:pPr>
+        <w:t>, but</w:t>
+      </w:r>
+      <w:proofErr w:type="gramEnd"/>
       <w:r>
         <w:rPr>
           <w:rFonts w:ascii="Aptos" w:hAnsi="Aptos"/>
           <w:color w:val="000000"/>
         </w:rPr>
-        <w:t xml:space="preserve">The emulation </w:t>
-      </w:r>
-      <w:r>
+        <w:t xml:space="preserve"> runs at scanline-character fidelity.</w:t>
+      </w:r>
+    </w:p>
+    <w:p>
+      <w:pPr>
         <w:rPr>
           <w:rFonts w:ascii="Aptos" w:hAnsi="Aptos"/>
           <w:color w:val="000000"/>
         </w:rPr>
-        <w:t xml:space="preserve">writes </w:t>
-      </w:r>
+      </w:pPr>
       <w:r>
         <w:rPr>
           <w:rFonts w:ascii="Aptos" w:hAnsi="Aptos"/>
           <w:color w:val="000000"/>
         </w:rPr>
-        <w:t xml:space="preserve">pixels </w:t>
+        <w:t xml:space="preserve">The emulation </w:t>
       </w:r>
       <w:r>
         <w:rPr>
           <w:rFonts w:ascii="Aptos" w:hAnsi="Aptos"/>
           <w:color w:val="000000"/>
         </w:rPr>
-        <w:t xml:space="preserve">to </w:t>
+        <w:t xml:space="preserve">writes </w:t>
       </w:r>
       <w:r>
         <w:rPr>
           <w:rFonts w:ascii="Aptos" w:hAnsi="Aptos"/>
           <w:color w:val="000000"/>
         </w:rPr>
-        <w:t>a 4bpp framebuffer, where each value indexes a fixed palette of BBC physical colors: 0 black, 1 red, 2 green, 3 yellow, 4 blue, 5 magenta, 6 cyan, and 7 white.</w:t>
-      </w:r>
-    </w:p>
-    <w:p>
-      <w:pPr>
+        <w:t xml:space="preserve">pixels </w:t>
+      </w:r>
+      <w:r>
         <w:rPr>
           <w:rFonts w:ascii="Aptos" w:hAnsi="Aptos"/>
           <w:color w:val="000000"/>
         </w:rPr>
-      </w:pPr>
+        <w:t xml:space="preserve">to </w:t>
+      </w:r>
       <w:r>
         <w:rPr>
           <w:rFonts w:ascii="Aptos" w:hAnsi="Aptos"/>
           <w:color w:val="000000"/>
         </w:rPr>
+        <w:t>a 4bpp framebuffer, where each value indexes a fixed palette of BBC physical colors: 0 black, 1 red, 2 green, 3 yellow, 4 blue, 5 magenta, 6 cyan, and 7 white.</w:t>
+      </w:r>
+    </w:p>
+    <w:p>
+      <w:pPr>
+        <w:rPr>
+          <w:rFonts w:ascii="Aptos" w:hAnsi="Aptos"/>
+          <w:color w:val="000000"/>
+        </w:rPr>
+      </w:pPr>
+      <w:r>
+        <w:rPr>
+          <w:rFonts w:ascii="Aptos" w:hAnsi="Aptos"/>
+          <w:color w:val="000000"/>
+        </w:rPr>
         <w:lastRenderedPageBreak/>
         <w:t xml:space="preserve">The effective resolution of the frame buffer </w:t>
       </w:r>
@@ -7561,43 +7740,20 @@
           <w:rFonts w:ascii="Aptos" w:hAnsi="Aptos"/>
           <w:color w:val="000000"/>
         </w:rPr>
-        <w:t xml:space="preserve">screen </w:t>
+        <w:t xml:space="preserve">register </w:t>
       </w:r>
       <w:r>
         <w:rPr>
           <w:rFonts w:ascii="Aptos" w:hAnsi="Aptos"/>
           <w:color w:val="000000"/>
         </w:rPr>
-        <w:t xml:space="preserve">mode </w:t>
+        <w:t>changes</w:t>
       </w:r>
       <w:r>
         <w:rPr>
           <w:rFonts w:ascii="Aptos" w:hAnsi="Aptos"/>
           <w:color w:val="000000"/>
         </w:rPr>
-        <w:t>changes</w:t>
-      </w:r>
-      <w:r>
-        <w:rPr>
-          <w:rFonts w:ascii="Aptos" w:hAnsi="Aptos"/>
-          <w:color w:val="000000"/>
-        </w:rPr>
-        <w:t>.</w:t>
-      </w:r>
-    </w:p>
-    <w:p>
-      <w:pPr>
-        <w:pStyle w:val="ListParagraph"/>
-        <w:ind w:left="0"/>
-        <w:contextualSpacing w:val="0"/>
-      </w:pPr>
-      <w:r>
-        <w:t>I</w:t>
-      </w:r>
-      <w:r>
-        <w:t>mages are extracted from the frame buffer when a VSYNC occurs</w:t>
-      </w:r>
-      <w:r>
         <w:t>.</w:t>
       </w:r>
     </w:p>
@@ -7938,40 +8094,56 @@
       </w:r>
     </w:p>
     <w:p>
-      <w:r>
+      <w:pPr>
         <w:rPr>
           <w:rFonts w:ascii="Aptos" w:hAnsi="Aptos"/>
           <w:color w:val="000000"/>
         </w:rPr>
-        <w:t>In screen modes 1, 4, and 6 (320 x 256), each pixel is duplicated horizontally</w:t>
-      </w:r>
+      </w:pPr>
       <w:r>
         <w:rPr>
           <w:rFonts w:ascii="Aptos" w:hAnsi="Aptos"/>
           <w:color w:val="000000"/>
         </w:rPr>
-        <w:t xml:space="preserve">, </w:t>
+        <w:t>I</w:t>
       </w:r>
       <w:r>
         <w:rPr>
           <w:rFonts w:ascii="Aptos" w:hAnsi="Aptos"/>
           <w:color w:val="000000"/>
         </w:rPr>
-        <w:t>resulting in an output resolution</w:t>
+        <w:t xml:space="preserve">mages are </w:t>
       </w:r>
       <w:r>
         <w:rPr>
           <w:rFonts w:ascii="Aptos" w:hAnsi="Aptos"/>
           <w:color w:val="000000"/>
         </w:rPr>
-        <w:t xml:space="preserve"> of </w:t>
+        <w:t>extracted from the framebuffer at half the vertical resolution by reading just the even scanlines</w:t>
       </w:r>
       <w:r>
         <w:rPr>
           <w:rFonts w:ascii="Aptos" w:hAnsi="Aptos"/>
           <w:color w:val="000000"/>
         </w:rPr>
-        <w:t>640 x 256.</w:t>
+        <w:t>.</w:t>
+      </w:r>
+    </w:p>
+    <w:p>
+      <w:pPr>
+        <w:pStyle w:val="Heading5"/>
+      </w:pPr>
+      <w:r>
+        <w:t>Teletext screen mode (Mode 7)</w:t>
+      </w:r>
+      <w:r>
+        <w:t xml:space="preserve"> </w:t>
+      </w:r>
+      <w:r>
+        <w:t>details</w:t>
+      </w:r>
+      <w:r>
+        <w:t>:</w:t>
       </w:r>
     </w:p>
     <w:p>
@@ -7986,244 +8158,225 @@
           <w:rFonts w:ascii="Aptos" w:hAnsi="Aptos"/>
           <w:color w:val="000000"/>
         </w:rPr>
-        <w:t>In screen modes 2 and 5 (160 x 256), each pixel is replicated three times horizontally, resulting in an output resolution of 640 x 256.</w:t>
-      </w:r>
-    </w:p>
-    <w:p>
-      <w:pPr>
+        <w:t xml:space="preserve">Mode 7 uses interlaced sync </w:t>
+      </w:r>
+      <w:r>
         <w:rPr>
           <w:rFonts w:ascii="Aptos" w:hAnsi="Aptos"/>
           <w:color w:val="000000"/>
         </w:rPr>
-      </w:pPr>
+        <w:t xml:space="preserve">&amp; </w:t>
+      </w:r>
       <w:r>
         <w:rPr>
           <w:rFonts w:ascii="Aptos" w:hAnsi="Aptos"/>
           <w:color w:val="000000"/>
         </w:rPr>
-        <w:t>Pixels are duplicated vertically</w:t>
+        <w:t>video</w:t>
       </w:r>
       <w:r>
         <w:rPr>
           <w:rFonts w:ascii="Aptos" w:hAnsi="Aptos"/>
           <w:color w:val="000000"/>
         </w:rPr>
-        <w:t>.</w:t>
-      </w:r>
-    </w:p>
-    <w:p>
-      <w:pPr>
+        <w:t xml:space="preserve"> mode</w:t>
+      </w:r>
+      <w:r>
         <w:rPr>
           <w:rFonts w:ascii="Aptos" w:hAnsi="Aptos"/>
           <w:color w:val="000000"/>
         </w:rPr>
-      </w:pPr>
+        <w:t xml:space="preserve">, </w:t>
+      </w:r>
       <w:r>
         <w:rPr>
           <w:rFonts w:ascii="Aptos" w:hAnsi="Aptos"/>
           <w:color w:val="000000"/>
         </w:rPr>
-        <w:t xml:space="preserve">In interlaced sync and interlaced sync &amp; video modes, each field is rendered independently without integrating </w:t>
+        <w:t xml:space="preserve">displaying </w:t>
       </w:r>
       <w:r>
         <w:rPr>
           <w:rFonts w:ascii="Aptos" w:hAnsi="Aptos"/>
           <w:color w:val="000000"/>
         </w:rPr>
-        <w:t xml:space="preserve">or interweaving </w:t>
+        <w:t>250 lines (or 25 rows of text</w:t>
       </w:r>
       <w:r>
         <w:rPr>
           <w:rFonts w:ascii="Aptos" w:hAnsi="Aptos"/>
           <w:color w:val="000000"/>
         </w:rPr>
-        <w:t>the fields.</w:t>
-      </w:r>
-    </w:p>
-    <w:p>
-      <w:pPr>
-        <w:pStyle w:val="Heading5"/>
-      </w:pPr>
-      <w:r>
-        <w:t>Teletext screen mode (Mode 7)</w:t>
-      </w:r>
-      <w:r>
-        <w:t xml:space="preserve"> </w:t>
-      </w:r>
-      <w:r>
-        <w:t>details</w:t>
-      </w:r>
-      <w:r>
-        <w:t>:</w:t>
-      </w:r>
-    </w:p>
-    <w:p>
-      <w:pPr>
+        <w:t xml:space="preserve">, each with </w:t>
+      </w:r>
+      <w:r>
         <w:rPr>
           <w:rFonts w:ascii="Aptos" w:hAnsi="Aptos"/>
           <w:color w:val="000000"/>
         </w:rPr>
-      </w:pPr>
+        <w:t xml:space="preserve">ten even or ten odd </w:t>
+      </w:r>
       <w:r>
         <w:rPr>
           <w:rFonts w:ascii="Aptos" w:hAnsi="Aptos"/>
           <w:color w:val="000000"/>
         </w:rPr>
-        <w:t xml:space="preserve">Mode 7 uses interlaced sync </w:t>
+        <w:t>scanlines</w:t>
       </w:r>
       <w:r>
         <w:rPr>
           <w:rFonts w:ascii="Aptos" w:hAnsi="Aptos"/>
           <w:color w:val="000000"/>
         </w:rPr>
-        <w:t xml:space="preserve">&amp; </w:t>
+        <w:t xml:space="preserve">) per field. </w:t>
       </w:r>
       <w:r>
         <w:rPr>
           <w:rFonts w:ascii="Aptos" w:hAnsi="Aptos"/>
           <w:color w:val="000000"/>
         </w:rPr>
-        <w:t>video</w:t>
+        <w:t xml:space="preserve"> </w:t>
       </w:r>
       <w:r>
         <w:rPr>
           <w:rFonts w:ascii="Aptos" w:hAnsi="Aptos"/>
           <w:color w:val="000000"/>
         </w:rPr>
-        <w:t xml:space="preserve"> mode</w:t>
+        <w:t>Th</w:t>
       </w:r>
       <w:r>
         <w:rPr>
           <w:rFonts w:ascii="Aptos" w:hAnsi="Aptos"/>
           <w:color w:val="000000"/>
         </w:rPr>
-        <w:t xml:space="preserve">, </w:t>
+        <w:t>ese</w:t>
       </w:r>
       <w:r>
         <w:rPr>
           <w:rFonts w:ascii="Aptos" w:hAnsi="Aptos"/>
           <w:color w:val="000000"/>
         </w:rPr>
-        <w:t xml:space="preserve">displaying </w:t>
+        <w:t xml:space="preserve"> interleaving </w:t>
       </w:r>
       <w:r>
         <w:rPr>
           <w:rFonts w:ascii="Aptos" w:hAnsi="Aptos"/>
           <w:color w:val="000000"/>
         </w:rPr>
-        <w:t>250 lines (or 25 rows of text</w:t>
+        <w:t xml:space="preserve">fields </w:t>
       </w:r>
       <w:r>
         <w:rPr>
           <w:rFonts w:ascii="Aptos" w:hAnsi="Aptos"/>
           <w:color w:val="000000"/>
         </w:rPr>
-        <w:t xml:space="preserve">, each with </w:t>
+        <w:t>produce a</w:t>
       </w:r>
       <w:r>
         <w:rPr>
           <w:rFonts w:ascii="Aptos" w:hAnsi="Aptos"/>
           <w:color w:val="000000"/>
         </w:rPr>
-        <w:t xml:space="preserve">ten even or ten odd </w:t>
+        <w:t xml:space="preserve"> </w:t>
       </w:r>
       <w:r>
         <w:rPr>
           <w:rFonts w:ascii="Aptos" w:hAnsi="Aptos"/>
           <w:color w:val="000000"/>
         </w:rPr>
-        <w:t>scanlines</w:t>
+        <w:t xml:space="preserve">500-line </w:t>
       </w:r>
       <w:r>
         <w:rPr>
           <w:rFonts w:ascii="Aptos" w:hAnsi="Aptos"/>
           <w:color w:val="000000"/>
         </w:rPr>
-        <w:t xml:space="preserve">) per field. </w:t>
+        <w:t xml:space="preserve">interlaced </w:t>
       </w:r>
       <w:r>
         <w:rPr>
           <w:rFonts w:ascii="Aptos" w:hAnsi="Aptos"/>
           <w:color w:val="000000"/>
         </w:rPr>
-        <w:t xml:space="preserve"> </w:t>
+        <w:t>image</w:t>
       </w:r>
       <w:r>
         <w:rPr>
           <w:rFonts w:ascii="Aptos" w:hAnsi="Aptos"/>
           <w:color w:val="000000"/>
         </w:rPr>
-        <w:t>Th</w:t>
+        <w:t xml:space="preserve"> </w:t>
       </w:r>
       <w:r>
         <w:rPr>
           <w:rFonts w:ascii="Aptos" w:hAnsi="Aptos"/>
           <w:color w:val="000000"/>
         </w:rPr>
-        <w:t>ese</w:t>
+        <w:t>on the display</w:t>
       </w:r>
       <w:r>
         <w:rPr>
           <w:rFonts w:ascii="Aptos" w:hAnsi="Aptos"/>
           <w:color w:val="000000"/>
         </w:rPr>
-        <w:t xml:space="preserve"> interleaving </w:t>
-      </w:r>
-      <w:r>
+        <w:t>.</w:t>
+      </w:r>
+    </w:p>
+    <w:p>
+      <w:pPr>
         <w:rPr>
           <w:rFonts w:ascii="Aptos" w:hAnsi="Aptos"/>
           <w:color w:val="000000"/>
         </w:rPr>
-        <w:t xml:space="preserve">fields </w:t>
-      </w:r>
+      </w:pPr>
       <w:r>
         <w:rPr>
           <w:rFonts w:ascii="Aptos" w:hAnsi="Aptos"/>
           <w:color w:val="000000"/>
         </w:rPr>
-        <w:t>produce a</w:t>
+        <w:t xml:space="preserve">To enhance text quality </w:t>
       </w:r>
       <w:r>
         <w:rPr>
           <w:rFonts w:ascii="Aptos" w:hAnsi="Aptos"/>
           <w:color w:val="000000"/>
         </w:rPr>
-        <w:t xml:space="preserve"> </w:t>
+        <w:t xml:space="preserve">of </w:t>
       </w:r>
       <w:r>
         <w:rPr>
           <w:rFonts w:ascii="Aptos" w:hAnsi="Aptos"/>
           <w:color w:val="000000"/>
         </w:rPr>
-        <w:t xml:space="preserve">500-line </w:t>
+        <w:t>teletext screens, the emulat</w:t>
       </w:r>
       <w:r>
         <w:rPr>
           <w:rFonts w:ascii="Aptos" w:hAnsi="Aptos"/>
           <w:color w:val="000000"/>
         </w:rPr>
-        <w:t xml:space="preserve">interlaced </w:t>
+        <w:t>ion</w:t>
       </w:r>
       <w:r>
         <w:rPr>
           <w:rFonts w:ascii="Aptos" w:hAnsi="Aptos"/>
           <w:color w:val="000000"/>
         </w:rPr>
-        <w:t>image</w:t>
+        <w:t xml:space="preserve"> </w:t>
       </w:r>
       <w:r>
         <w:rPr>
           <w:rFonts w:ascii="Aptos" w:hAnsi="Aptos"/>
           <w:color w:val="000000"/>
         </w:rPr>
-        <w:t xml:space="preserve"> </w:t>
+        <w:t xml:space="preserve">generates a </w:t>
       </w:r>
       <w:r>
         <w:rPr>
           <w:rFonts w:ascii="Aptos" w:hAnsi="Aptos"/>
           <w:color w:val="000000"/>
         </w:rPr>
-        <w:t>on the display</w:t>
+        <w:t>500-line composite image</w:t>
       </w:r>
       <w:r>
         <w:rPr>
@@ -8245,121 +8398,56 @@
           <w:rFonts w:ascii="Aptos" w:hAnsi="Aptos"/>
           <w:color w:val="000000"/>
         </w:rPr>
-        <w:t xml:space="preserve">To enhance text quality </w:t>
+        <w:t xml:space="preserve">The CRTC works as usual, producing ten scanlines for each character row. </w:t>
       </w:r>
       <w:r>
         <w:rPr>
           <w:rFonts w:ascii="Aptos" w:hAnsi="Aptos"/>
           <w:color w:val="000000"/>
         </w:rPr>
-        <w:t xml:space="preserve">of </w:t>
+        <w:t xml:space="preserve"> </w:t>
       </w:r>
       <w:r>
         <w:rPr>
           <w:rFonts w:ascii="Aptos" w:hAnsi="Aptos"/>
           <w:color w:val="000000"/>
         </w:rPr>
-        <w:t>teletext screens, the emulat</w:t>
-      </w:r>
-      <w:r>
+        <w:t xml:space="preserve">In even fields, these are: [0,2,4,6,8,10,12,14,16,18], while in odd fields, they are: [1,3,5,7,9,11,13,15,17,19]. </w:t>
+      </w:r>
+    </w:p>
+    <w:p>
+      <w:pPr>
         <w:rPr>
           <w:rFonts w:ascii="Aptos" w:hAnsi="Aptos"/>
           <w:color w:val="000000"/>
         </w:rPr>
-        <w:t>ion</w:t>
-      </w:r>
+      </w:pPr>
       <w:r>
         <w:rPr>
           <w:rFonts w:ascii="Aptos" w:hAnsi="Aptos"/>
           <w:color w:val="000000"/>
         </w:rPr>
-        <w:t xml:space="preserve"> </w:t>
+        <w:t xml:space="preserve">The teletext (SAA5050) is emulated by rounding each CRTC character scanline to the nearest even number and drawing its pixels onto the framebuffer. </w:t>
       </w:r>
       <w:r>
         <w:rPr>
           <w:rFonts w:ascii="Aptos" w:hAnsi="Aptos"/>
           <w:color w:val="000000"/>
         </w:rPr>
-        <w:t xml:space="preserve">generates a </w:t>
+        <w:t xml:space="preserve"> </w:t>
       </w:r>
       <w:r>
         <w:rPr>
           <w:rFonts w:ascii="Aptos" w:hAnsi="Aptos"/>
           <w:color w:val="000000"/>
         </w:rPr>
-        <w:t>500-line composite image</w:t>
+        <w:t xml:space="preserve">The rounded value is </w:t>
       </w:r>
       <w:r>
         <w:rPr>
           <w:rFonts w:ascii="Aptos" w:hAnsi="Aptos"/>
           <w:color w:val="000000"/>
         </w:rPr>
-        <w:t>.</w:t>
-      </w:r>
-    </w:p>
-    <w:p>
-      <w:pPr>
-        <w:rPr>
-          <w:rFonts w:ascii="Aptos" w:hAnsi="Aptos"/>
-          <w:color w:val="000000"/>
-        </w:rPr>
-      </w:pPr>
-      <w:r>
-        <w:rPr>
-          <w:rFonts w:ascii="Aptos" w:hAnsi="Aptos"/>
-          <w:color w:val="000000"/>
-        </w:rPr>
-        <w:t xml:space="preserve">The CRTC works as usual, producing ten scanlines for each character row. </w:t>
-      </w:r>
-      <w:r>
-        <w:rPr>
-          <w:rFonts w:ascii="Aptos" w:hAnsi="Aptos"/>
-          <w:color w:val="000000"/>
-        </w:rPr>
-        <w:t xml:space="preserve"> </w:t>
-      </w:r>
-      <w:r>
-        <w:rPr>
-          <w:rFonts w:ascii="Aptos" w:hAnsi="Aptos"/>
-          <w:color w:val="000000"/>
-        </w:rPr>
-        <w:t xml:space="preserve">In even fields, these are: [0,2,4,6,8,10,12,14,16,18], while in odd fields, they are: [1,3,5,7,9,11,13,15,17,19]. </w:t>
-      </w:r>
-    </w:p>
-    <w:p>
-      <w:pPr>
-        <w:rPr>
-          <w:rFonts w:ascii="Aptos" w:hAnsi="Aptos"/>
-          <w:color w:val="000000"/>
-        </w:rPr>
-      </w:pPr>
-      <w:r>
-        <w:rPr>
-          <w:rFonts w:ascii="Aptos" w:hAnsi="Aptos"/>
-          <w:color w:val="000000"/>
-        </w:rPr>
-        <w:t xml:space="preserve">The teletext (SAA5050) is emulated by rounding each CRTC character scanline to the nearest even number and drawing its pixels onto the framebuffer. </w:t>
-      </w:r>
-      <w:r>
-        <w:rPr>
-          <w:rFonts w:ascii="Aptos" w:hAnsi="Aptos"/>
-          <w:color w:val="000000"/>
-        </w:rPr>
-        <w:t xml:space="preserve"> </w:t>
-      </w:r>
-      <w:r>
-        <w:rPr>
-          <w:rFonts w:ascii="Aptos" w:hAnsi="Aptos"/>
-          <w:color w:val="000000"/>
-        </w:rPr>
-        <w:t xml:space="preserve">The rounded value is </w:t>
-      </w:r>
-      <w:r>
-        <w:rPr>
-          <w:rFonts w:ascii="Aptos" w:hAnsi="Aptos"/>
-          <w:color w:val="000000"/>
-        </w:rPr>
-        <w:lastRenderedPageBreak/>
         <w:t xml:space="preserve">then </w:t>
       </w:r>
       <w:r>
@@ -8466,6 +8554,7 @@
         </w:numPr>
       </w:pPr>
       <w:r>
+        <w:lastRenderedPageBreak/>
         <w:t>Hardware scrolling</w:t>
       </w:r>
       <w:r>
@@ -8709,7 +8798,6 @@
         </w:numPr>
       </w:pPr>
       <w:r>
-        <w:lastRenderedPageBreak/>
         <w:t xml:space="preserve">Use the CPU metrics to generate a call tree, </w:t>
       </w:r>
       <w:r>
@@ -8801,6 +8889,7 @@
       <w:r>
         <w:t>application is built around a main Form (</w:t>
       </w:r>
+      <w:proofErr w:type="spellStart"/>
       <w:r>
         <w:rPr>
           <w:b/>
@@ -8808,6 +8897,7 @@
         </w:rPr>
         <w:t>BeebPerfForm</w:t>
       </w:r>
+      <w:proofErr w:type="spellEnd"/>
       <w:r>
         <w:t xml:space="preserve">) which </w:t>
       </w:r>
@@ -8917,9 +9007,11 @@
             <w:tcW w:w="2700" w:type="dxa"/>
           </w:tcPr>
           <w:p>
+            <w:proofErr w:type="spellStart"/>
             <w:r>
               <w:t>BeepPerfForm</w:t>
             </w:r>
+            <w:proofErr w:type="spellEnd"/>
           </w:p>
         </w:tc>
         <w:tc>
@@ -8987,9 +9079,11 @@
             <w:tcW w:w="2700" w:type="dxa"/>
           </w:tcPr>
           <w:p>
+            <w:proofErr w:type="spellStart"/>
             <w:r>
               <w:t>TabControlEx</w:t>
             </w:r>
+            <w:proofErr w:type="spellEnd"/>
           </w:p>
         </w:tc>
         <w:tc>
@@ -9019,9 +9113,11 @@
             <w:tcW w:w="2700" w:type="dxa"/>
           </w:tcPr>
           <w:p>
+            <w:proofErr w:type="spellStart"/>
             <w:r>
               <w:t>GridView</w:t>
             </w:r>
+            <w:proofErr w:type="spellEnd"/>
           </w:p>
         </w:tc>
         <w:tc>
@@ -9029,9 +9125,11 @@
             <w:tcW w:w="1710" w:type="dxa"/>
           </w:tcPr>
           <w:p>
+            <w:proofErr w:type="spellStart"/>
             <w:r>
               <w:t>DataGridView</w:t>
             </w:r>
+            <w:proofErr w:type="spellEnd"/>
           </w:p>
         </w:tc>
         <w:tc>
@@ -9069,9 +9167,11 @@
             <w:pPr>
               <w:ind w:left="4320" w:hanging="4320"/>
             </w:pPr>
+            <w:proofErr w:type="spellStart"/>
             <w:r>
               <w:t>RoutinesView</w:t>
             </w:r>
+            <w:proofErr w:type="spellEnd"/>
           </w:p>
         </w:tc>
         <w:tc>
@@ -9082,9 +9182,11 @@
             <w:pPr>
               <w:ind w:left="4320" w:hanging="4320"/>
             </w:pPr>
+            <w:proofErr w:type="spellStart"/>
             <w:r>
               <w:t>GridView</w:t>
             </w:r>
+            <w:proofErr w:type="spellEnd"/>
           </w:p>
         </w:tc>
         <w:tc>
@@ -9110,9 +9212,11 @@
             <w:pPr>
               <w:ind w:left="4320" w:hanging="4320"/>
             </w:pPr>
+            <w:proofErr w:type="spellStart"/>
             <w:r>
               <w:t>CallerCalleeView</w:t>
             </w:r>
+            <w:proofErr w:type="spellEnd"/>
           </w:p>
         </w:tc>
         <w:tc>
@@ -9151,9 +9255,11 @@
             <w:pPr>
               <w:ind w:left="4320" w:hanging="4320"/>
             </w:pPr>
+            <w:proofErr w:type="spellStart"/>
             <w:r>
               <w:t>CallTreeView</w:t>
             </w:r>
+            <w:proofErr w:type="spellEnd"/>
           </w:p>
         </w:tc>
         <w:tc>
@@ -9164,9 +9270,11 @@
             <w:pPr>
               <w:ind w:left="4320" w:hanging="4320"/>
             </w:pPr>
+            <w:proofErr w:type="spellStart"/>
             <w:r>
               <w:t>GridView</w:t>
             </w:r>
+            <w:proofErr w:type="spellEnd"/>
           </w:p>
         </w:tc>
         <w:tc>
@@ -9192,9 +9300,11 @@
             <w:pPr>
               <w:ind w:left="4320" w:hanging="4320"/>
             </w:pPr>
+            <w:proofErr w:type="spellStart"/>
             <w:r>
               <w:t>FlameGraph</w:t>
             </w:r>
+            <w:proofErr w:type="spellEnd"/>
           </w:p>
         </w:tc>
         <w:tc>
@@ -9233,9 +9343,11 @@
             <w:pPr>
               <w:ind w:left="4320" w:hanging="4320"/>
             </w:pPr>
+            <w:proofErr w:type="spellStart"/>
             <w:r>
               <w:t>MemoryView</w:t>
             </w:r>
+            <w:proofErr w:type="spellEnd"/>
           </w:p>
         </w:tc>
         <w:tc>
@@ -9246,9 +9358,11 @@
             <w:pPr>
               <w:ind w:left="4320" w:hanging="4320"/>
             </w:pPr>
+            <w:proofErr w:type="spellStart"/>
             <w:r>
               <w:t>GridView</w:t>
             </w:r>
+            <w:proofErr w:type="spellEnd"/>
           </w:p>
         </w:tc>
         <w:tc>
@@ -9277,9 +9391,11 @@
             <w:pPr>
               <w:ind w:left="4320" w:hanging="4320"/>
             </w:pPr>
+            <w:proofErr w:type="spellStart"/>
             <w:r>
               <w:t>MemoryRoutinesView</w:t>
             </w:r>
+            <w:proofErr w:type="spellEnd"/>
           </w:p>
         </w:tc>
         <w:tc>
@@ -9290,9 +9406,11 @@
             <w:pPr>
               <w:ind w:left="4320" w:hanging="4320"/>
             </w:pPr>
+            <w:proofErr w:type="spellStart"/>
             <w:r>
               <w:t>GridView</w:t>
             </w:r>
+            <w:proofErr w:type="spellEnd"/>
           </w:p>
         </w:tc>
         <w:tc>
@@ -9322,9 +9440,11 @@
             <w:pPr>
               <w:ind w:left="4320" w:hanging="4320"/>
             </w:pPr>
+            <w:proofErr w:type="spellStart"/>
             <w:r>
               <w:t>FrameView</w:t>
             </w:r>
+            <w:proofErr w:type="spellEnd"/>
           </w:p>
         </w:tc>
         <w:tc>
@@ -9367,9 +9487,11 @@
             <w:pPr>
               <w:ind w:left="4320" w:hanging="4320"/>
             </w:pPr>
+            <w:proofErr w:type="spellStart"/>
             <w:r>
               <w:t>FrameGridView</w:t>
             </w:r>
+            <w:proofErr w:type="spellEnd"/>
           </w:p>
         </w:tc>
         <w:tc>
@@ -9380,9 +9502,11 @@
             <w:pPr>
               <w:ind w:left="4320" w:hanging="4320"/>
             </w:pPr>
+            <w:proofErr w:type="spellStart"/>
             <w:r>
               <w:t>GridView</w:t>
             </w:r>
+            <w:proofErr w:type="spellEnd"/>
           </w:p>
         </w:tc>
         <w:tc>
@@ -9422,9 +9546,11 @@
             <w:pPr>
               <w:ind w:left="4320" w:hanging="4320"/>
             </w:pPr>
+            <w:proofErr w:type="spellStart"/>
             <w:r>
               <w:t>GridView</w:t>
             </w:r>
+            <w:proofErr w:type="spellEnd"/>
           </w:p>
         </w:tc>
         <w:tc>
@@ -9491,9 +9617,11 @@
             <w:pPr>
               <w:ind w:left="4320" w:hanging="4320"/>
             </w:pPr>
+            <w:proofErr w:type="spellStart"/>
             <w:r>
               <w:t>LabelsDialog</w:t>
             </w:r>
+            <w:proofErr w:type="spellEnd"/>
           </w:p>
         </w:tc>
         <w:tc>
@@ -9532,9 +9660,11 @@
             <w:pPr>
               <w:ind w:left="4320" w:hanging="4320"/>
             </w:pPr>
+            <w:proofErr w:type="spellStart"/>
             <w:r>
               <w:t>SettingsDialog</w:t>
             </w:r>
+            <w:proofErr w:type="spellEnd"/>
           </w:p>
         </w:tc>
         <w:tc>
@@ -9573,9 +9703,11 @@
             <w:pPr>
               <w:ind w:left="4320" w:hanging="4320"/>
             </w:pPr>
+            <w:proofErr w:type="spellStart"/>
             <w:r>
               <w:t>SampleCodePanel</w:t>
             </w:r>
+            <w:proofErr w:type="spellEnd"/>
           </w:p>
         </w:tc>
         <w:tc>
@@ -9617,9 +9749,11 @@
             <w:tcW w:w="2700" w:type="dxa"/>
           </w:tcPr>
           <w:p>
+            <w:proofErr w:type="spellStart"/>
             <w:r>
               <w:t>HelpDialog</w:t>
             </w:r>
+            <w:proofErr w:type="spellEnd"/>
           </w:p>
         </w:tc>
         <w:tc>
@@ -9655,6 +9789,7 @@
       <w:r>
         <w:t xml:space="preserve">the </w:t>
       </w:r>
+      <w:proofErr w:type="spellStart"/>
       <w:r>
         <w:rPr>
           <w:b/>
@@ -9662,6 +9797,7 @@
         </w:rPr>
         <w:t>ReentrancyGuard</w:t>
       </w:r>
+      <w:proofErr w:type="spellEnd"/>
       <w:r>
         <w:rPr>
           <w:b/>
@@ -9672,6 +9808,7 @@
       <w:r>
         <w:t xml:space="preserve">(also in </w:t>
       </w:r>
+      <w:proofErr w:type="spellStart"/>
       <w:r>
         <w:rPr>
           <w:b/>
@@ -9679,18 +9816,28 @@
         </w:rPr>
         <w:t>ux</w:t>
       </w:r>
+      <w:proofErr w:type="spellEnd"/>
       <w:r>
         <w:t xml:space="preserve"> folder)</w:t>
       </w:r>
       <w:r>
         <w:t xml:space="preserve"> which is used to stop cyclic </w:t>
       </w:r>
-      <w:r>
-        <w:rPr>
-          <w:b/>
-          <w:bCs/>
-        </w:rPr>
-        <w:t xml:space="preserve">api </w:t>
+      <w:proofErr w:type="spellStart"/>
+      <w:r>
+        <w:rPr>
+          <w:b/>
+          <w:bCs/>
+        </w:rPr>
+        <w:t>api</w:t>
+      </w:r>
+      <w:proofErr w:type="spellEnd"/>
+      <w:r>
+        <w:rPr>
+          <w:b/>
+          <w:bCs/>
+        </w:rPr>
+        <w:t xml:space="preserve"> </w:t>
       </w:r>
       <w:r>
         <w:rPr>
@@ -9718,7 +9865,23 @@
           <w:b/>
           <w:bCs/>
         </w:rPr>
-        <w:t xml:space="preserve"> api </w:t>
+        <w:t xml:space="preserve"> </w:t>
+      </w:r>
+      <w:proofErr w:type="spellStart"/>
+      <w:r>
+        <w:rPr>
+          <w:b/>
+          <w:bCs/>
+        </w:rPr>
+        <w:t>api</w:t>
+      </w:r>
+      <w:proofErr w:type="spellEnd"/>
+      <w:r>
+        <w:rPr>
+          <w:b/>
+          <w:bCs/>
+        </w:rPr>
+        <w:t xml:space="preserve"> </w:t>
       </w:r>
       <w:r>
         <w:rPr>
@@ -9784,6 +9947,7 @@
       <w:r>
         <w:t>The undo / redo history class (</w:t>
       </w:r>
+      <w:proofErr w:type="spellStart"/>
       <w:r>
         <w:rPr>
           <w:b/>
@@ -9791,6 +9955,7 @@
         </w:rPr>
         <w:t>UndoRedoHistory</w:t>
       </w:r>
+      <w:proofErr w:type="spellEnd"/>
       <w:r>
         <w:t>)</w:t>
       </w:r>
@@ -9806,9 +9971,19 @@
           <w:numId w:val="12"/>
         </w:numPr>
       </w:pPr>
-      <w:r>
-        <w:t>bool Execute(</w:t>
-      </w:r>
+      <w:proofErr w:type="gramStart"/>
+      <w:r>
+        <w:t>bool</w:t>
+      </w:r>
+      <w:proofErr w:type="gramEnd"/>
+      <w:r>
+        <w:t xml:space="preserve"> </w:t>
+      </w:r>
+      <w:proofErr w:type="gramStart"/>
+      <w:r>
+        <w:t>Execute(</w:t>
+      </w:r>
+      <w:proofErr w:type="gramEnd"/>
       <w:r>
         <w:rPr>
           <w:b/>
@@ -9829,7 +10004,20 @@
         </w:numPr>
       </w:pPr>
       <w:r>
-        <w:t>bool CanUndo()</w:t>
+        <w:t xml:space="preserve">bool </w:t>
+      </w:r>
+      <w:proofErr w:type="spellStart"/>
+      <w:proofErr w:type="gramStart"/>
+      <w:r>
+        <w:t>CanUndo</w:t>
+      </w:r>
+      <w:proofErr w:type="spellEnd"/>
+      <w:r>
+        <w:t>(</w:t>
+      </w:r>
+      <w:proofErr w:type="gramEnd"/>
+      <w:r>
+        <w:t>)</w:t>
       </w:r>
     </w:p>
     <w:p>
@@ -9841,7 +10029,20 @@
         </w:numPr>
       </w:pPr>
       <w:r>
-        <w:t>bool CanRedo()</w:t>
+        <w:t xml:space="preserve">bool </w:t>
+      </w:r>
+      <w:proofErr w:type="spellStart"/>
+      <w:proofErr w:type="gramStart"/>
+      <w:r>
+        <w:t>CanRedo</w:t>
+      </w:r>
+      <w:proofErr w:type="spellEnd"/>
+      <w:r>
+        <w:t>(</w:t>
+      </w:r>
+      <w:proofErr w:type="gramEnd"/>
+      <w:r>
+        <w:t>)</w:t>
       </w:r>
     </w:p>
     <w:p>
@@ -9853,7 +10054,15 @@
         </w:numPr>
       </w:pPr>
       <w:r>
-        <w:t>void Undo()</w:t>
+        <w:t xml:space="preserve">void </w:t>
+      </w:r>
+      <w:proofErr w:type="gramStart"/>
+      <w:r>
+        <w:t>Undo(</w:t>
+      </w:r>
+      <w:proofErr w:type="gramEnd"/>
+      <w:r>
+        <w:t>)</w:t>
       </w:r>
     </w:p>
     <w:p>
@@ -9865,7 +10074,15 @@
         </w:numPr>
       </w:pPr>
       <w:r>
-        <w:t>void Redo()</w:t>
+        <w:t xml:space="preserve">void </w:t>
+      </w:r>
+      <w:proofErr w:type="gramStart"/>
+      <w:r>
+        <w:t>Redo(</w:t>
+      </w:r>
+      <w:proofErr w:type="gramEnd"/>
+      <w:r>
+        <w:t>)</w:t>
       </w:r>
     </w:p>
     <w:p>
@@ -9876,9 +10093,22 @@
           <w:numId w:val="12"/>
         </w:numPr>
       </w:pPr>
+      <w:proofErr w:type="gramStart"/>
       <w:r>
         <w:lastRenderedPageBreak/>
-        <w:t>void Clear()</w:t>
+        <w:t>void</w:t>
+      </w:r>
+      <w:proofErr w:type="gramEnd"/>
+      <w:r>
+        <w:t xml:space="preserve"> </w:t>
+      </w:r>
+      <w:proofErr w:type="gramStart"/>
+      <w:r>
+        <w:t>Clear(</w:t>
+      </w:r>
+      <w:proofErr w:type="gramEnd"/>
+      <w:r>
+        <w:t>)</w:t>
       </w:r>
     </w:p>
     <w:p>
@@ -9913,8 +10143,21 @@
           <w:numId w:val="12"/>
         </w:numPr>
       </w:pPr>
-      <w:r>
-        <w:t>bool Execute()</w:t>
+      <w:proofErr w:type="gramStart"/>
+      <w:r>
+        <w:t>bool</w:t>
+      </w:r>
+      <w:proofErr w:type="gramEnd"/>
+      <w:r>
+        <w:t xml:space="preserve"> </w:t>
+      </w:r>
+      <w:proofErr w:type="gramStart"/>
+      <w:r>
+        <w:t>Execute(</w:t>
+      </w:r>
+      <w:proofErr w:type="gramEnd"/>
+      <w:r>
+        <w:t>)</w:t>
       </w:r>
     </w:p>
     <w:p>
@@ -9926,7 +10169,15 @@
         </w:numPr>
       </w:pPr>
       <w:r>
-        <w:t>void Undo()</w:t>
+        <w:t xml:space="preserve">void </w:t>
+      </w:r>
+      <w:proofErr w:type="gramStart"/>
+      <w:r>
+        <w:t>Undo(</w:t>
+      </w:r>
+      <w:proofErr w:type="gramEnd"/>
+      <w:r>
+        <w:t>)</w:t>
       </w:r>
     </w:p>
     <w:p>
@@ -9938,13 +10189,22 @@
         </w:numPr>
       </w:pPr>
       <w:r>
-        <w:t>void Redo()</w:t>
+        <w:t xml:space="preserve">void </w:t>
+      </w:r>
+      <w:proofErr w:type="gramStart"/>
+      <w:r>
+        <w:t>Redo(</w:t>
+      </w:r>
+      <w:proofErr w:type="gramEnd"/>
+      <w:r>
+        <w:t>)</w:t>
       </w:r>
     </w:p>
     <w:p>
       <w:r>
         <w:t xml:space="preserve">The </w:t>
       </w:r>
+      <w:proofErr w:type="spellStart"/>
       <w:r>
         <w:rPr>
           <w:b/>
@@ -9952,6 +10212,7 @@
         </w:rPr>
         <w:t>UndoRedoHistory</w:t>
       </w:r>
+      <w:proofErr w:type="spellEnd"/>
       <w:r>
         <w:t xml:space="preserve"> class internally </w:t>
       </w:r>
@@ -9991,12 +10252,21 @@
       <w:r>
         <w:t xml:space="preserve">The </w:t>
       </w:r>
-      <w:r>
-        <w:rPr>
-          <w:b/>
-          <w:bCs/>
-        </w:rPr>
-        <w:t>Execute(Operation</w:t>
+      <w:proofErr w:type="gramStart"/>
+      <w:r>
+        <w:rPr>
+          <w:b/>
+          <w:bCs/>
+        </w:rPr>
+        <w:t>Execute(</w:t>
+      </w:r>
+      <w:proofErr w:type="gramEnd"/>
+      <w:r>
+        <w:rPr>
+          <w:b/>
+          <w:bCs/>
+        </w:rPr>
+        <w:t>Operation</w:t>
       </w:r>
       <w:r>
         <w:t xml:space="preserve"> op)</w:t>
@@ -10159,7 +10429,15 @@
         <w:t>implemented as an operation.</w:t>
       </w:r>
       <w:r>
-        <w:t xml:space="preserve">  These are located in the </w:t>
+        <w:t xml:space="preserve">  These </w:t>
+      </w:r>
+      <w:proofErr w:type="gramStart"/>
+      <w:r>
+        <w:t>are located in</w:t>
+      </w:r>
+      <w:proofErr w:type="gramEnd"/>
+      <w:r>
+        <w:t xml:space="preserve"> the </w:t>
       </w:r>
       <w:r>
         <w:rPr>
@@ -10200,13 +10478,19 @@
         <w:t>–</w:t>
       </w:r>
       <w:r>
-        <w:t xml:space="preserve"> zlib</w:t>
-      </w:r>
+        <w:t xml:space="preserve"> </w:t>
+      </w:r>
+      <w:proofErr w:type="spellStart"/>
+      <w:r>
+        <w:t>zlib</w:t>
+      </w:r>
+      <w:proofErr w:type="spellEnd"/>
     </w:p>
     <w:p>
       <w:r>
         <w:t xml:space="preserve">The </w:t>
       </w:r>
+      <w:proofErr w:type="spellStart"/>
       <w:r>
         <w:rPr>
           <w:b/>
@@ -10214,6 +10498,7 @@
         </w:rPr>
         <w:t>PerfReader</w:t>
       </w:r>
+      <w:proofErr w:type="spellEnd"/>
       <w:r>
         <w:t xml:space="preserve"> class uncompresses chuck</w:t>
       </w:r>
@@ -10226,6 +10511,7 @@
       <w:r>
         <w:t xml:space="preserve">open source </w:t>
       </w:r>
+      <w:proofErr w:type="spellStart"/>
       <w:r>
         <w:rPr>
           <w:b/>
@@ -10233,6 +10519,7 @@
         </w:rPr>
         <w:t>zlib</w:t>
       </w:r>
+      <w:proofErr w:type="spellEnd"/>
       <w:r>
         <w:t xml:space="preserve"> library</w:t>
       </w:r>
@@ -10240,7 +10527,15 @@
         <w:t xml:space="preserve">.  </w:t>
       </w:r>
       <w:r>
-        <w:t>Copyright (C) 1995-2024 Jean-loup Gailly and Mark Adler</w:t>
+        <w:t xml:space="preserve">Copyright (C) 1995-2024 Jean-loup </w:t>
+      </w:r>
+      <w:proofErr w:type="spellStart"/>
+      <w:r>
+        <w:t>Gailly</w:t>
+      </w:r>
+      <w:proofErr w:type="spellEnd"/>
+      <w:r>
+        <w:t xml:space="preserve"> and Mark Adler</w:t>
       </w:r>
       <w:r>
         <w:t>.</w:t>
@@ -10250,6 +10545,7 @@
       <w:r>
         <w:t xml:space="preserve">The sources can be found in the </w:t>
       </w:r>
+      <w:proofErr w:type="spellStart"/>
       <w:r>
         <w:rPr>
           <w:b/>
@@ -10257,6 +10553,7 @@
         </w:rPr>
         <w:t>zlib</w:t>
       </w:r>
+      <w:proofErr w:type="spellEnd"/>
       <w:r>
         <w:t xml:space="preserve"> project</w:t>
       </w:r>
@@ -10266,6 +10563,7 @@
       <w:r>
         <w:t xml:space="preserve">the </w:t>
       </w:r>
+      <w:proofErr w:type="spellStart"/>
       <w:r>
         <w:rPr>
           <w:b/>
@@ -10273,6 +10571,7 @@
         </w:rPr>
         <w:t>BeebPerf</w:t>
       </w:r>
+      <w:proofErr w:type="spellEnd"/>
       <w:r>
         <w:t xml:space="preserve"> solution.  </w:t>
       </w:r>
@@ -10280,7 +10579,15 @@
         <w:t xml:space="preserve">The </w:t>
       </w:r>
       <w:r>
-        <w:t xml:space="preserve">project builds </w:t>
+        <w:t xml:space="preserve">project </w:t>
+      </w:r>
+      <w:proofErr w:type="gramStart"/>
+      <w:r>
+        <w:t>builds</w:t>
+      </w:r>
+      <w:proofErr w:type="gramEnd"/>
+      <w:r>
+        <w:t xml:space="preserve"> </w:t>
       </w:r>
       <w:r>
         <w:t xml:space="preserve">to create </w:t>
@@ -10303,6 +10610,7 @@
       <w:r>
         <w:t xml:space="preserve">The </w:t>
       </w:r>
+      <w:proofErr w:type="spellStart"/>
       <w:r>
         <w:rPr>
           <w:b/>
@@ -10310,8 +10618,25 @@
         </w:rPr>
         <w:t>PerfReader</w:t>
       </w:r>
-      <w:r>
-        <w:t xml:space="preserve"> class calls the zlib apis using </w:t>
+      <w:proofErr w:type="spellEnd"/>
+      <w:r>
+        <w:t xml:space="preserve"> class calls the </w:t>
+      </w:r>
+      <w:proofErr w:type="spellStart"/>
+      <w:r>
+        <w:t>zlib</w:t>
+      </w:r>
+      <w:proofErr w:type="spellEnd"/>
+      <w:r>
+        <w:t xml:space="preserve"> </w:t>
+      </w:r>
+      <w:proofErr w:type="spellStart"/>
+      <w:r>
+        <w:t>apis</w:t>
+      </w:r>
+      <w:proofErr w:type="spellEnd"/>
+      <w:r>
+        <w:t xml:space="preserve"> using </w:t>
       </w:r>
       <w:r>
         <w:t>P/Invoke</w:t>
@@ -10337,6 +10662,7 @@
       <w:pPr>
         <w:pStyle w:val="Heading1"/>
       </w:pPr>
+      <w:proofErr w:type="gramStart"/>
       <w:r>
         <w:lastRenderedPageBreak/>
         <w:t>.</w:t>
@@ -10345,7 +10671,11 @@
         <w:t>p</w:t>
       </w:r>
       <w:r>
-        <w:t xml:space="preserve">erf </w:t>
+        <w:t>erf</w:t>
+      </w:r>
+      <w:proofErr w:type="gramEnd"/>
+      <w:r>
+        <w:t xml:space="preserve"> </w:t>
       </w:r>
       <w:r>
         <w:t>F</w:t>
@@ -10413,6 +10743,7 @@
       <w:r>
         <w:t xml:space="preserve"> is modified to generate a .perf file, which </w:t>
       </w:r>
+      <w:proofErr w:type="spellStart"/>
       <w:r>
         <w:rPr>
           <w:b/>
@@ -10420,6 +10751,7 @@
         </w:rPr>
         <w:t>BeebPerf</w:t>
       </w:r>
+      <w:proofErr w:type="spellEnd"/>
       <w:r>
         <w:t xml:space="preserve"> reads and analyses.</w:t>
       </w:r>
@@ -10530,8 +10862,17 @@
           <w:b/>
           <w:bCs/>
         </w:rPr>
-        <w:t>.pref</w:t>
-      </w:r>
+        <w:t>.</w:t>
+      </w:r>
+      <w:proofErr w:type="spellStart"/>
+      <w:r>
+        <w:rPr>
+          <w:b/>
+          <w:bCs/>
+        </w:rPr>
+        <w:t>pref</w:t>
+      </w:r>
+      <w:proofErr w:type="spellEnd"/>
       <w:r>
         <w:t xml:space="preserve"> file contains sufficient information to analyze CPU metrics, memory, and screen rendering.  It contains a snapshot of the BBC Micro at the start of recording and a log of all </w:t>
       </w:r>
@@ -10586,7 +10927,23 @@
           <w:b/>
           <w:bCs/>
         </w:rPr>
-        <w:t>&lt;header_chunk&gt;</w:t>
+        <w:t>&lt;</w:t>
+      </w:r>
+      <w:proofErr w:type="spellStart"/>
+      <w:r>
+        <w:rPr>
+          <w:b/>
+          <w:bCs/>
+        </w:rPr>
+        <w:t>header_chunk</w:t>
+      </w:r>
+      <w:proofErr w:type="spellEnd"/>
+      <w:r>
+        <w:rPr>
+          <w:b/>
+          <w:bCs/>
+        </w:rPr>
+        <w:t>&gt;</w:t>
       </w:r>
       <w:r>
         <w:t xml:space="preserve"> + </w:t>
@@ -10596,7 +10953,15 @@
           <w:b/>
           <w:bCs/>
         </w:rPr>
-        <w:t>&lt;label</w:t>
+        <w:t>&lt;</w:t>
+      </w:r>
+      <w:proofErr w:type="spellStart"/>
+      <w:r>
+        <w:rPr>
+          <w:b/>
+          <w:bCs/>
+        </w:rPr>
+        <w:t>label</w:t>
       </w:r>
       <w:r>
         <w:rPr>
@@ -10610,7 +10975,15 @@
           <w:b/>
           <w:bCs/>
         </w:rPr>
-        <w:t>_chunk&gt;</w:t>
+        <w:t>_chunk</w:t>
+      </w:r>
+      <w:proofErr w:type="spellEnd"/>
+      <w:r>
+        <w:rPr>
+          <w:b/>
+          <w:bCs/>
+        </w:rPr>
+        <w:t>&gt;</w:t>
       </w:r>
       <w:r>
         <w:rPr>
@@ -10631,7 +11004,23 @@
           <w:b/>
           <w:bCs/>
         </w:rPr>
-        <w:t>&lt;snapshot_chunk&gt;</w:t>
+        <w:t>&lt;</w:t>
+      </w:r>
+      <w:proofErr w:type="spellStart"/>
+      <w:r>
+        <w:rPr>
+          <w:b/>
+          <w:bCs/>
+        </w:rPr>
+        <w:t>snapshot_chunk</w:t>
+      </w:r>
+      <w:proofErr w:type="spellEnd"/>
+      <w:r>
+        <w:rPr>
+          <w:b/>
+          <w:bCs/>
+        </w:rPr>
+        <w:t>&gt;</w:t>
       </w:r>
       <w:r>
         <w:t xml:space="preserve"> + </w:t>
@@ -10641,7 +11030,23 @@
           <w:b/>
           <w:bCs/>
         </w:rPr>
-        <w:t>&lt;execution_chunk&gt;</w:t>
+        <w:t>&lt;</w:t>
+      </w:r>
+      <w:proofErr w:type="spellStart"/>
+      <w:r>
+        <w:rPr>
+          <w:b/>
+          <w:bCs/>
+        </w:rPr>
+        <w:t>execution_chunk</w:t>
+      </w:r>
+      <w:proofErr w:type="spellEnd"/>
+      <w:r>
+        <w:rPr>
+          <w:b/>
+          <w:bCs/>
+        </w:rPr>
+        <w:t>&gt;</w:t>
       </w:r>
       <w:r>
         <w:rPr>
@@ -10760,6 +11165,7 @@
         </w:rPr>
         <w:t>&lt;</w:t>
       </w:r>
+      <w:proofErr w:type="spellStart"/>
       <w:r>
         <w:rPr>
           <w:b/>
@@ -10772,7 +11178,15 @@
           <w:b/>
           <w:bCs/>
         </w:rPr>
-        <w:t>header&gt;</w:t>
+        <w:t>header</w:t>
+      </w:r>
+      <w:proofErr w:type="spellEnd"/>
+      <w:r>
+        <w:rPr>
+          <w:b/>
+          <w:bCs/>
+        </w:rPr>
+        <w:t>&gt;</w:t>
       </w:r>
       <w:r>
         <w:t xml:space="preserve"> = </w:t>
@@ -10783,11 +11197,24 @@
       <w:r>
         <w:t>&lt;tag&gt; + &lt;compression&gt; + &lt;</w:t>
       </w:r>
+      <w:proofErr w:type="spellStart"/>
       <w:r>
         <w:t>original_</w:t>
       </w:r>
       <w:r>
-        <w:t>size&gt; + &lt;compressed_size&gt;</w:t>
+        <w:t>size</w:t>
+      </w:r>
+      <w:proofErr w:type="spellEnd"/>
+      <w:r>
+        <w:t>&gt; + &lt;</w:t>
+      </w:r>
+      <w:proofErr w:type="spellStart"/>
+      <w:r>
+        <w:t>compressed_size</w:t>
+      </w:r>
+      <w:proofErr w:type="spellEnd"/>
+      <w:r>
+        <w:t>&gt;</w:t>
       </w:r>
     </w:p>
     <w:p>
@@ -10889,7 +11316,23 @@
                 <w:rFonts w:ascii="Aptos" w:hAnsi="Aptos"/>
                 <w:color w:val="000000"/>
               </w:rPr>
-              <w:t>‘PFhd’</w:t>
+              <w:t>‘</w:t>
+            </w:r>
+            <w:proofErr w:type="spellStart"/>
+            <w:r>
+              <w:rPr>
+                <w:rFonts w:ascii="Aptos" w:hAnsi="Aptos"/>
+                <w:color w:val="000000"/>
+              </w:rPr>
+              <w:t>PFhd</w:t>
+            </w:r>
+            <w:proofErr w:type="spellEnd"/>
+            <w:r>
+              <w:rPr>
+                <w:rFonts w:ascii="Aptos" w:hAnsi="Aptos"/>
+                <w:color w:val="000000"/>
+              </w:rPr>
+              <w:t>’</w:t>
             </w:r>
           </w:p>
         </w:tc>
@@ -10909,7 +11352,23 @@
                 <w:rFonts w:ascii="Aptos" w:hAnsi="Aptos"/>
                 <w:color w:val="000000"/>
               </w:rPr>
-              <w:t>&lt;header_chunk&gt;</w:t>
+              <w:t>&lt;</w:t>
+            </w:r>
+            <w:proofErr w:type="spellStart"/>
+            <w:r>
+              <w:rPr>
+                <w:rFonts w:ascii="Aptos" w:hAnsi="Aptos"/>
+                <w:color w:val="000000"/>
+              </w:rPr>
+              <w:t>header_chunk</w:t>
+            </w:r>
+            <w:proofErr w:type="spellEnd"/>
+            <w:r>
+              <w:rPr>
+                <w:rFonts w:ascii="Aptos" w:hAnsi="Aptos"/>
+                <w:color w:val="000000"/>
+              </w:rPr>
+              <w:t>&gt;</w:t>
             </w:r>
           </w:p>
         </w:tc>
@@ -10931,7 +11390,23 @@
                 <w:rFonts w:ascii="Aptos" w:hAnsi="Aptos"/>
                 <w:color w:val="000000"/>
               </w:rPr>
-              <w:t>‘PFlb’</w:t>
+              <w:t>‘</w:t>
+            </w:r>
+            <w:proofErr w:type="spellStart"/>
+            <w:r>
+              <w:rPr>
+                <w:rFonts w:ascii="Aptos" w:hAnsi="Aptos"/>
+                <w:color w:val="000000"/>
+              </w:rPr>
+              <w:t>PFlb</w:t>
+            </w:r>
+            <w:proofErr w:type="spellEnd"/>
+            <w:r>
+              <w:rPr>
+                <w:rFonts w:ascii="Aptos" w:hAnsi="Aptos"/>
+                <w:color w:val="000000"/>
+              </w:rPr>
+              <w:t>’</w:t>
             </w:r>
           </w:p>
         </w:tc>
@@ -10947,7 +11422,15 @@
               </w:rPr>
             </w:pPr>
             <w:r>
-              <w:t>&lt;labels_chunk&gt;</w:t>
+              <w:t>&lt;</w:t>
+            </w:r>
+            <w:proofErr w:type="spellStart"/>
+            <w:r>
+              <w:t>labels_chunk</w:t>
+            </w:r>
+            <w:proofErr w:type="spellEnd"/>
+            <w:r>
+              <w:t>&gt;</w:t>
             </w:r>
           </w:p>
         </w:tc>
@@ -10969,7 +11452,23 @@
                 <w:rFonts w:ascii="Aptos" w:hAnsi="Aptos"/>
                 <w:color w:val="000000"/>
               </w:rPr>
-              <w:t>‘PFss’</w:t>
+              <w:t>‘</w:t>
+            </w:r>
+            <w:proofErr w:type="spellStart"/>
+            <w:r>
+              <w:rPr>
+                <w:rFonts w:ascii="Aptos" w:hAnsi="Aptos"/>
+                <w:color w:val="000000"/>
+              </w:rPr>
+              <w:t>PFss</w:t>
+            </w:r>
+            <w:proofErr w:type="spellEnd"/>
+            <w:r>
+              <w:rPr>
+                <w:rFonts w:ascii="Aptos" w:hAnsi="Aptos"/>
+                <w:color w:val="000000"/>
+              </w:rPr>
+              <w:t>’</w:t>
             </w:r>
           </w:p>
         </w:tc>
@@ -10985,7 +11484,15 @@
               </w:rPr>
             </w:pPr>
             <w:r>
-              <w:t>&lt;snapshot_chunk&gt;</w:t>
+              <w:t>&lt;</w:t>
+            </w:r>
+            <w:proofErr w:type="spellStart"/>
+            <w:r>
+              <w:t>snapshot_chunk</w:t>
+            </w:r>
+            <w:proofErr w:type="spellEnd"/>
+            <w:r>
+              <w:t>&gt;</w:t>
             </w:r>
           </w:p>
         </w:tc>
@@ -11007,7 +11514,23 @@
                 <w:rFonts w:ascii="Aptos" w:hAnsi="Aptos"/>
                 <w:color w:val="000000"/>
               </w:rPr>
-              <w:t>‘PFex’</w:t>
+              <w:t>‘</w:t>
+            </w:r>
+            <w:proofErr w:type="spellStart"/>
+            <w:r>
+              <w:rPr>
+                <w:rFonts w:ascii="Aptos" w:hAnsi="Aptos"/>
+                <w:color w:val="000000"/>
+              </w:rPr>
+              <w:t>PFex</w:t>
+            </w:r>
+            <w:proofErr w:type="spellEnd"/>
+            <w:r>
+              <w:rPr>
+                <w:rFonts w:ascii="Aptos" w:hAnsi="Aptos"/>
+                <w:color w:val="000000"/>
+              </w:rPr>
+              <w:t>’</w:t>
             </w:r>
           </w:p>
         </w:tc>
@@ -11023,7 +11546,15 @@
               </w:rPr>
             </w:pPr>
             <w:r>
-              <w:t>&lt;execution_chunk&gt;</w:t>
+              <w:t>&lt;</w:t>
+            </w:r>
+            <w:proofErr w:type="spellStart"/>
+            <w:r>
+              <w:t>execution_chunk</w:t>
+            </w:r>
+            <w:proofErr w:type="spellEnd"/>
+            <w:r>
+              <w:t>&gt;</w:t>
             </w:r>
           </w:p>
         </w:tc>
@@ -11196,8 +11727,13 @@
             <w:tcW w:w="3240" w:type="dxa"/>
           </w:tcPr>
           <w:p>
-            <w:r>
-              <w:t>zlib 1.3.1 (default algorithm)</w:t>
+            <w:proofErr w:type="spellStart"/>
+            <w:r>
+              <w:t>zlib</w:t>
+            </w:r>
+            <w:proofErr w:type="spellEnd"/>
+            <w:r>
+              <w:t xml:space="preserve"> 1.3.1 (default algorithm)</w:t>
             </w:r>
           </w:p>
         </w:tc>
@@ -11215,7 +11751,23 @@
           <w:b/>
           <w:bCs/>
         </w:rPr>
-        <w:t>&lt;original_size&gt;</w:t>
+        <w:t>&lt;</w:t>
+      </w:r>
+      <w:proofErr w:type="spellStart"/>
+      <w:r>
+        <w:rPr>
+          <w:b/>
+          <w:bCs/>
+        </w:rPr>
+        <w:t>original_size</w:t>
+      </w:r>
+      <w:proofErr w:type="spellEnd"/>
+      <w:r>
+        <w:rPr>
+          <w:b/>
+          <w:bCs/>
+        </w:rPr>
+        <w:t>&gt;</w:t>
       </w:r>
       <w:r>
         <w:t xml:space="preserve"> (4 bytes) The size of the chuck data, before compression, in bytes.</w:t>
@@ -11230,10 +11782,34 @@
           <w:b/>
           <w:bCs/>
         </w:rPr>
-        <w:t>&lt;compressed_size&gt;</w:t>
-      </w:r>
-      <w:r>
-        <w:t xml:space="preserve"> (4 bytes) The size of the chuck data, after compression, in bytes.  If the data is not compressed, the value matches &lt;original_size&gt;.</w:t>
+        <w:t>&lt;</w:t>
+      </w:r>
+      <w:proofErr w:type="spellStart"/>
+      <w:r>
+        <w:rPr>
+          <w:b/>
+          <w:bCs/>
+        </w:rPr>
+        <w:t>compressed_size</w:t>
+      </w:r>
+      <w:proofErr w:type="spellEnd"/>
+      <w:r>
+        <w:rPr>
+          <w:b/>
+          <w:bCs/>
+        </w:rPr>
+        <w:t>&gt;</w:t>
+      </w:r>
+      <w:r>
+        <w:t xml:space="preserve"> (4 bytes) The size of the chuck data, after compression, in bytes.  If the data is not compressed, the value matches &lt;</w:t>
+      </w:r>
+      <w:proofErr w:type="spellStart"/>
+      <w:r>
+        <w:t>original_size</w:t>
+      </w:r>
+      <w:proofErr w:type="spellEnd"/>
+      <w:r>
+        <w:t>&gt;.</w:t>
       </w:r>
     </w:p>
     <w:p>
@@ -11252,7 +11828,15 @@
         <w:t xml:space="preserve">The header chunk is the first chunk </w:t>
       </w:r>
       <w:r>
-        <w:t xml:space="preserve">in the file </w:t>
+        <w:t xml:space="preserve">in the </w:t>
+      </w:r>
+      <w:proofErr w:type="gramStart"/>
+      <w:r>
+        <w:t>file</w:t>
+      </w:r>
+      <w:proofErr w:type="gramEnd"/>
+      <w:r>
+        <w:t xml:space="preserve"> </w:t>
       </w:r>
       <w:r>
         <w:t>and it contains the file’s version, BBC model, and the total execution count.</w:t>
@@ -11267,14 +11851,35 @@
           <w:b/>
           <w:bCs/>
         </w:rPr>
-        <w:t>&lt;header_chunk&gt;</w:t>
+        <w:t>&lt;</w:t>
+      </w:r>
+      <w:proofErr w:type="spellStart"/>
+      <w:r>
+        <w:rPr>
+          <w:b/>
+          <w:bCs/>
+        </w:rPr>
+        <w:t>header_chunk</w:t>
+      </w:r>
+      <w:proofErr w:type="spellEnd"/>
+      <w:r>
+        <w:rPr>
+          <w:b/>
+          <w:bCs/>
+        </w:rPr>
+        <w:t>&gt;</w:t>
       </w:r>
       <w:r>
         <w:t xml:space="preserve"> = </w:t>
       </w:r>
       <w:r>
-        <w:t>&lt;common_header</w:t>
-      </w:r>
+        <w:t>&lt;</w:t>
+      </w:r>
+      <w:proofErr w:type="spellStart"/>
+      <w:r>
+        <w:t>common_header</w:t>
+      </w:r>
+      <w:proofErr w:type="spellEnd"/>
       <w:r>
         <w:t>(</w:t>
       </w:r>
@@ -11285,6 +11890,7 @@
         </w:rPr>
         <w:t>‘</w:t>
       </w:r>
+      <w:proofErr w:type="spellStart"/>
       <w:r>
         <w:rPr>
           <w:rFonts w:ascii="Aptos" w:hAnsi="Aptos"/>
@@ -11292,7 +11898,17 @@
           <w:bCs/>
           <w:color w:val="000000"/>
         </w:rPr>
-        <w:t>PFhd’</w:t>
+        <w:t>PFhd</w:t>
+      </w:r>
+      <w:proofErr w:type="spellEnd"/>
+      <w:r>
+        <w:rPr>
+          <w:rFonts w:ascii="Aptos" w:hAnsi="Aptos"/>
+          <w:b/>
+          <w:bCs/>
+          <w:color w:val="000000"/>
+        </w:rPr>
+        <w:t>’</w:t>
       </w:r>
       <w:r>
         <w:rPr>
@@ -11302,7 +11918,15 @@
         <w:t>)</w:t>
       </w:r>
       <w:r>
-        <w:t>&gt; + &lt;header_data&gt; where</w:t>
+        <w:t>&gt; + &lt;</w:t>
+      </w:r>
+      <w:proofErr w:type="spellStart"/>
+      <w:r>
+        <w:t>header_data</w:t>
+      </w:r>
+      <w:proofErr w:type="spellEnd"/>
+      <w:r>
+        <w:t>&gt; where</w:t>
       </w:r>
     </w:p>
     <w:p>
@@ -11314,14 +11938,62 @@
           <w:b/>
           <w:bCs/>
         </w:rPr>
-        <w:t>&lt;header_data&gt;</w:t>
+        <w:t>&lt;</w:t>
+      </w:r>
+      <w:proofErr w:type="spellStart"/>
+      <w:r>
+        <w:rPr>
+          <w:b/>
+          <w:bCs/>
+        </w:rPr>
+        <w:t>header_data</w:t>
+      </w:r>
+      <w:proofErr w:type="spellEnd"/>
+      <w:r>
+        <w:rPr>
+          <w:b/>
+          <w:bCs/>
+        </w:rPr>
+        <w:t>&gt;</w:t>
       </w:r>
       <w:r>
         <w:t xml:space="preserve"> = </w:t>
       </w:r>
       <w:r>
         <w:br/>
-        <w:t>&lt;major_version&gt; + &lt;minor_version&gt; + &lt;bbc_model&gt; + &lt;total_execution_count&gt;</w:t>
+        <w:t>&lt;</w:t>
+      </w:r>
+      <w:proofErr w:type="spellStart"/>
+      <w:r>
+        <w:t>major_version</w:t>
+      </w:r>
+      <w:proofErr w:type="spellEnd"/>
+      <w:r>
+        <w:t>&gt; + &lt;</w:t>
+      </w:r>
+      <w:proofErr w:type="spellStart"/>
+      <w:r>
+        <w:t>minor_version</w:t>
+      </w:r>
+      <w:proofErr w:type="spellEnd"/>
+      <w:r>
+        <w:t>&gt; + &lt;</w:t>
+      </w:r>
+      <w:proofErr w:type="spellStart"/>
+      <w:r>
+        <w:t>bbc_model</w:t>
+      </w:r>
+      <w:proofErr w:type="spellEnd"/>
+      <w:r>
+        <w:t>&gt; + &lt;</w:t>
+      </w:r>
+      <w:proofErr w:type="spellStart"/>
+      <w:r>
+        <w:t>total_execution_count</w:t>
+      </w:r>
+      <w:proofErr w:type="spellEnd"/>
+      <w:r>
+        <w:t>&gt;</w:t>
       </w:r>
     </w:p>
     <w:p>
@@ -11333,7 +12005,23 @@
           <w:b/>
           <w:bCs/>
         </w:rPr>
-        <w:t>&lt;major_version&gt;</w:t>
+        <w:t>&lt;</w:t>
+      </w:r>
+      <w:proofErr w:type="spellStart"/>
+      <w:r>
+        <w:rPr>
+          <w:b/>
+          <w:bCs/>
+        </w:rPr>
+        <w:t>major_version</w:t>
+      </w:r>
+      <w:proofErr w:type="spellEnd"/>
+      <w:r>
+        <w:rPr>
+          <w:b/>
+          <w:bCs/>
+        </w:rPr>
+        <w:t>&gt;</w:t>
       </w:r>
       <w:r>
         <w:t xml:space="preserve"> (1 byte) Major version number.  Value is 1.</w:t>
@@ -11348,7 +12036,23 @@
           <w:b/>
           <w:bCs/>
         </w:rPr>
-        <w:t>&lt;minor_version&gt;</w:t>
+        <w:t>&lt;</w:t>
+      </w:r>
+      <w:proofErr w:type="spellStart"/>
+      <w:r>
+        <w:rPr>
+          <w:b/>
+          <w:bCs/>
+        </w:rPr>
+        <w:t>minor_version</w:t>
+      </w:r>
+      <w:proofErr w:type="spellEnd"/>
+      <w:r>
+        <w:rPr>
+          <w:b/>
+          <w:bCs/>
+        </w:rPr>
+        <w:t>&gt;</w:t>
       </w:r>
       <w:r>
         <w:t xml:space="preserve"> (1 byte) Minor version number.  Value is 0.</w:t>
@@ -11363,7 +12067,23 @@
           <w:b/>
           <w:bCs/>
         </w:rPr>
-        <w:t>&lt;bbc_model&gt;</w:t>
+        <w:t>&lt;</w:t>
+      </w:r>
+      <w:proofErr w:type="spellStart"/>
+      <w:r>
+        <w:rPr>
+          <w:b/>
+          <w:bCs/>
+        </w:rPr>
+        <w:t>bbc_model</w:t>
+      </w:r>
+      <w:proofErr w:type="spellEnd"/>
+      <w:r>
+        <w:rPr>
+          <w:b/>
+          <w:bCs/>
+        </w:rPr>
+        <w:t>&gt;</w:t>
       </w:r>
       <w:r>
         <w:t xml:space="preserve"> (1 byte) The BBC model</w:t>
@@ -11796,7 +12516,23 @@
           <w:b/>
           <w:bCs/>
         </w:rPr>
-        <w:t>&lt;total_execution_count&gt;</w:t>
+        <w:t>&lt;</w:t>
+      </w:r>
+      <w:proofErr w:type="spellStart"/>
+      <w:r>
+        <w:rPr>
+          <w:b/>
+          <w:bCs/>
+        </w:rPr>
+        <w:t>total_execution_count</w:t>
+      </w:r>
+      <w:proofErr w:type="spellEnd"/>
+      <w:r>
+        <w:rPr>
+          <w:b/>
+          <w:bCs/>
+        </w:rPr>
+        <w:t>&gt;</w:t>
       </w:r>
       <w:r>
         <w:t xml:space="preserve"> (4 bytes) The total number of executed instructions plus events in the file.</w:t>
@@ -11843,14 +12579,35 @@
           <w:b/>
           <w:bCs/>
         </w:rPr>
-        <w:t>&lt;labels_chunk&gt;</w:t>
+        <w:t>&lt;</w:t>
+      </w:r>
+      <w:proofErr w:type="spellStart"/>
+      <w:r>
+        <w:rPr>
+          <w:b/>
+          <w:bCs/>
+        </w:rPr>
+        <w:t>labels_chunk</w:t>
+      </w:r>
+      <w:proofErr w:type="spellEnd"/>
+      <w:r>
+        <w:rPr>
+          <w:b/>
+          <w:bCs/>
+        </w:rPr>
+        <w:t>&gt;</w:t>
       </w:r>
       <w:r>
         <w:t xml:space="preserve"> = </w:t>
       </w:r>
       <w:r>
-        <w:t>&lt;common_heade</w:t>
-      </w:r>
+        <w:t>&lt;</w:t>
+      </w:r>
+      <w:proofErr w:type="spellStart"/>
+      <w:r>
+        <w:t>common_heade</w:t>
+      </w:r>
+      <w:proofErr w:type="spellEnd"/>
       <w:r>
         <w:t>(</w:t>
       </w:r>
@@ -11861,6 +12618,7 @@
         </w:rPr>
         <w:t>‘</w:t>
       </w:r>
+      <w:proofErr w:type="spellStart"/>
       <w:r>
         <w:rPr>
           <w:rFonts w:ascii="Aptos" w:hAnsi="Aptos"/>
@@ -11870,6 +12628,7 @@
         </w:rPr>
         <w:t>PFlb</w:t>
       </w:r>
+      <w:proofErr w:type="spellEnd"/>
       <w:r>
         <w:t>’)</w:t>
       </w:r>
@@ -11877,13 +12636,22 @@
         <w:t xml:space="preserve">&gt; </w:t>
       </w:r>
       <w:r>
-        <w:t>+ &lt;label_data&gt; where</w:t>
+        <w:t>+ &lt;</w:t>
+      </w:r>
+      <w:proofErr w:type="spellStart"/>
+      <w:r>
+        <w:t>label_data</w:t>
+      </w:r>
+      <w:proofErr w:type="spellEnd"/>
+      <w:r>
+        <w:t>&gt; where</w:t>
       </w:r>
     </w:p>
     <w:p>
       <w:r>
         <w:t>&lt;</w:t>
       </w:r>
+      <w:proofErr w:type="spellStart"/>
       <w:r>
         <w:rPr>
           <w:b/>
@@ -11891,6 +12659,7 @@
         </w:rPr>
         <w:t>label_data</w:t>
       </w:r>
+      <w:proofErr w:type="spellEnd"/>
       <w:r>
         <w:t xml:space="preserve">&gt; = </w:t>
       </w:r>
@@ -11920,7 +12689,23 @@
       </w:r>
       <w:bookmarkEnd w:id="0"/>
       <w:r>
-        <w:t xml:space="preserve">&lt;label_address&gt; + &lt;label_name&gt; </w:t>
+        <w:t>&lt;</w:t>
+      </w:r>
+      <w:proofErr w:type="spellStart"/>
+      <w:r>
+        <w:t>label_address</w:t>
+      </w:r>
+      <w:proofErr w:type="spellEnd"/>
+      <w:r>
+        <w:t>&gt; + &lt;</w:t>
+      </w:r>
+      <w:proofErr w:type="spellStart"/>
+      <w:r>
+        <w:t>label_name</w:t>
+      </w:r>
+      <w:proofErr w:type="spellEnd"/>
+      <w:r>
+        <w:t xml:space="preserve">&gt; </w:t>
       </w:r>
     </w:p>
     <w:p>
@@ -11932,7 +12717,23 @@
           <w:b/>
           <w:bCs/>
         </w:rPr>
-        <w:t>&lt;label_address&gt;</w:t>
+        <w:t>&lt;</w:t>
+      </w:r>
+      <w:proofErr w:type="spellStart"/>
+      <w:r>
+        <w:rPr>
+          <w:b/>
+          <w:bCs/>
+        </w:rPr>
+        <w:t>label_address</w:t>
+      </w:r>
+      <w:proofErr w:type="spellEnd"/>
+      <w:r>
+        <w:rPr>
+          <w:b/>
+          <w:bCs/>
+        </w:rPr>
+        <w:t>&gt;</w:t>
       </w:r>
       <w:r>
         <w:t xml:space="preserve"> (2 bytes) A 16-bit address.</w:t>
@@ -11986,6 +12787,7 @@
         </w:rPr>
         <w:t>&lt;</w:t>
       </w:r>
+      <w:proofErr w:type="spellStart"/>
       <w:r>
         <w:rPr>
           <w:b/>
@@ -11998,7 +12800,15 @@
           <w:b/>
           <w:bCs/>
         </w:rPr>
-        <w:t>_chunk&gt;</w:t>
+        <w:t>_chunk</w:t>
+      </w:r>
+      <w:proofErr w:type="spellEnd"/>
+      <w:r>
+        <w:rPr>
+          <w:b/>
+          <w:bCs/>
+        </w:rPr>
+        <w:t>&gt;</w:t>
       </w:r>
       <w:r>
         <w:rPr>
@@ -12008,11 +12818,16 @@
         <w:t xml:space="preserve"> </w:t>
       </w:r>
       <w:r>
-        <w:t>= &lt;common_</w:t>
+        <w:t>= &lt;</w:t>
+      </w:r>
+      <w:proofErr w:type="spellStart"/>
+      <w:r>
+        <w:t>common_</w:t>
       </w:r>
       <w:r>
         <w:t>header</w:t>
       </w:r>
+      <w:proofErr w:type="spellEnd"/>
       <w:r>
         <w:t>(</w:t>
       </w:r>
@@ -12023,6 +12838,7 @@
         </w:rPr>
         <w:t>‘</w:t>
       </w:r>
+      <w:proofErr w:type="spellStart"/>
       <w:r>
         <w:rPr>
           <w:rFonts w:ascii="Aptos" w:hAnsi="Aptos"/>
@@ -12030,7 +12846,17 @@
           <w:bCs/>
           <w:color w:val="000000"/>
         </w:rPr>
-        <w:t>PFss’</w:t>
+        <w:t>PFss</w:t>
+      </w:r>
+      <w:proofErr w:type="spellEnd"/>
+      <w:r>
+        <w:rPr>
+          <w:rFonts w:ascii="Aptos" w:hAnsi="Aptos"/>
+          <w:b/>
+          <w:bCs/>
+          <w:color w:val="000000"/>
+        </w:rPr>
+        <w:t>’</w:t>
       </w:r>
       <w:r>
         <w:rPr>
@@ -12050,7 +12876,15 @@
         <w:t xml:space="preserve"> </w:t>
       </w:r>
       <w:r>
-        <w:t>&lt;snapshot_data&gt; where</w:t>
+        <w:t>&lt;</w:t>
+      </w:r>
+      <w:proofErr w:type="spellStart"/>
+      <w:r>
+        <w:t>snapshot_data</w:t>
+      </w:r>
+      <w:proofErr w:type="spellEnd"/>
+      <w:r>
+        <w:t>&gt; where</w:t>
       </w:r>
     </w:p>
     <w:p>
@@ -12060,6 +12894,7 @@
       <w:r>
         <w:t>&lt;</w:t>
       </w:r>
+      <w:proofErr w:type="spellStart"/>
       <w:r>
         <w:rPr>
           <w:b/>
@@ -12067,6 +12902,7 @@
         </w:rPr>
         <w:t>snapshot_data</w:t>
       </w:r>
+      <w:proofErr w:type="spellEnd"/>
       <w:r>
         <w:t>&gt; =</w:t>
       </w:r>
@@ -12076,9 +12912,11 @@
       <w:r>
         <w:t>&lt;</w:t>
       </w:r>
+      <w:proofErr w:type="spellStart"/>
       <w:r>
         <w:t>cpu_registers</w:t>
       </w:r>
+      <w:proofErr w:type="spellEnd"/>
       <w:r>
         <w:t>&gt;</w:t>
       </w:r>
@@ -12086,13 +12924,29 @@
         <w:t xml:space="preserve"> + </w:t>
       </w:r>
       <w:r>
-        <w:t xml:space="preserve">&lt;paging_registers&gt; </w:t>
+        <w:t>&lt;</w:t>
+      </w:r>
+      <w:proofErr w:type="spellStart"/>
+      <w:r>
+        <w:t>paging_registers</w:t>
+      </w:r>
+      <w:proofErr w:type="spellEnd"/>
+      <w:r>
+        <w:t xml:space="preserve">&gt; </w:t>
       </w:r>
       <w:r>
         <w:t xml:space="preserve">+ </w:t>
       </w:r>
       <w:r>
-        <w:t>&lt;hidden_ram_address&gt;</w:t>
+        <w:t>&lt;</w:t>
+      </w:r>
+      <w:proofErr w:type="spellStart"/>
+      <w:r>
+        <w:t>hidden_ram_address</w:t>
+      </w:r>
+      <w:proofErr w:type="spellEnd"/>
+      <w:r>
+        <w:t>&gt;</w:t>
       </w:r>
       <w:r>
         <w:rPr>
@@ -12114,16 +12968,40 @@
         <w:t xml:space="preserve"> + </w:t>
       </w:r>
       <w:r>
-        <w:t xml:space="preserve">&lt;call_stack&gt; + </w:t>
-      </w:r>
-      <w:r>
-        <w:t>&lt;screen_wrap_address&gt; +</w:t>
+        <w:t>&lt;</w:t>
+      </w:r>
+      <w:proofErr w:type="spellStart"/>
+      <w:r>
+        <w:t>call_stack</w:t>
+      </w:r>
+      <w:proofErr w:type="spellEnd"/>
+      <w:r>
+        <w:t xml:space="preserve">&gt; + </w:t>
+      </w:r>
+      <w:r>
+        <w:t>&lt;</w:t>
+      </w:r>
+      <w:proofErr w:type="spellStart"/>
+      <w:r>
+        <w:t>screen_wrap_address</w:t>
+      </w:r>
+      <w:proofErr w:type="spellEnd"/>
+      <w:r>
+        <w:t>&gt; +</w:t>
       </w:r>
       <w:r>
         <w:t xml:space="preserve"> </w:t>
       </w:r>
       <w:r>
-        <w:t>&lt;memory_snapshot&gt;</w:t>
+        <w:t>&lt;</w:t>
+      </w:r>
+      <w:proofErr w:type="spellStart"/>
+      <w:r>
+        <w:t>memory_snapshot</w:t>
+      </w:r>
+      <w:proofErr w:type="spellEnd"/>
+      <w:r>
+        <w:t>&gt;</w:t>
       </w:r>
       <w:r>
         <w:t xml:space="preserve"> + </w:t>
@@ -12140,6 +13018,7 @@
         </w:rPr>
         <w:t>&lt;</w:t>
       </w:r>
+      <w:proofErr w:type="spellStart"/>
       <w:r>
         <w:rPr>
           <w:b/>
@@ -12152,7 +13031,15 @@
           <w:b/>
           <w:bCs/>
         </w:rPr>
-        <w:t>registers&gt;</w:t>
+        <w:t>registers</w:t>
+      </w:r>
+      <w:proofErr w:type="spellEnd"/>
+      <w:r>
+        <w:rPr>
+          <w:b/>
+          <w:bCs/>
+        </w:rPr>
+        <w:t>&gt;</w:t>
       </w:r>
       <w:r>
         <w:t xml:space="preserve"> = </w:t>
@@ -12163,6 +13050,7 @@
       <w:r>
         <w:t>&lt;</w:t>
       </w:r>
+      <w:proofErr w:type="spellStart"/>
       <w:r>
         <w:t>program</w:t>
       </w:r>
@@ -12170,28 +13058,64 @@
         <w:t>_</w:t>
       </w:r>
       <w:r>
-        <w:t>counter&gt; + &lt;accumulator&gt; + &lt;x</w:t>
+        <w:t>counter</w:t>
+      </w:r>
+      <w:proofErr w:type="spellEnd"/>
+      <w:r>
+        <w:t>&gt; + &lt;accumulator&gt; + &lt;</w:t>
+      </w:r>
+      <w:proofErr w:type="spellStart"/>
+      <w:r>
+        <w:t>x</w:t>
       </w:r>
       <w:r>
         <w:t>_</w:t>
       </w:r>
       <w:r>
-        <w:t>register&gt; + &lt;y</w:t>
+        <w:t>register</w:t>
+      </w:r>
+      <w:proofErr w:type="spellEnd"/>
+      <w:r>
+        <w:t>&gt; + &lt;</w:t>
+      </w:r>
+      <w:proofErr w:type="spellStart"/>
+      <w:r>
+        <w:t>y</w:t>
       </w:r>
       <w:r>
         <w:t>_</w:t>
       </w:r>
       <w:r>
-        <w:t>register&gt; + &lt;status</w:t>
+        <w:t>register</w:t>
+      </w:r>
+      <w:proofErr w:type="spellEnd"/>
+      <w:r>
+        <w:t>&gt; + &lt;</w:t>
+      </w:r>
+      <w:proofErr w:type="spellStart"/>
+      <w:r>
+        <w:t>status</w:t>
       </w:r>
       <w:r>
         <w:t>_</w:t>
       </w:r>
       <w:r>
-        <w:t>register&gt; +</w:t>
-      </w:r>
-      <w:r>
-        <w:t xml:space="preserve"> &lt;stack_pointer&gt;</w:t>
+        <w:t>register</w:t>
+      </w:r>
+      <w:proofErr w:type="spellEnd"/>
+      <w:r>
+        <w:t>&gt; +</w:t>
+      </w:r>
+      <w:r>
+        <w:t xml:space="preserve"> &lt;</w:t>
+      </w:r>
+      <w:proofErr w:type="spellStart"/>
+      <w:r>
+        <w:t>stack_pointer</w:t>
+      </w:r>
+      <w:proofErr w:type="spellEnd"/>
+      <w:r>
+        <w:t>&gt;</w:t>
       </w:r>
     </w:p>
     <w:p>
@@ -12239,7 +13163,23 @@
           <w:b/>
           <w:bCs/>
         </w:rPr>
-        <w:t>&lt;x_register&gt;</w:t>
+        <w:t>&lt;</w:t>
+      </w:r>
+      <w:proofErr w:type="spellStart"/>
+      <w:r>
+        <w:rPr>
+          <w:b/>
+          <w:bCs/>
+        </w:rPr>
+        <w:t>x_register</w:t>
+      </w:r>
+      <w:proofErr w:type="spellEnd"/>
+      <w:r>
+        <w:rPr>
+          <w:b/>
+          <w:bCs/>
+        </w:rPr>
+        <w:t>&gt;</w:t>
       </w:r>
       <w:r>
         <w:t xml:space="preserve"> (1 byte).  The value of the X register.</w:t>
@@ -12254,7 +13194,23 @@
           <w:b/>
           <w:bCs/>
         </w:rPr>
-        <w:t>&lt;y_register&gt;</w:t>
+        <w:t>&lt;</w:t>
+      </w:r>
+      <w:proofErr w:type="spellStart"/>
+      <w:r>
+        <w:rPr>
+          <w:b/>
+          <w:bCs/>
+        </w:rPr>
+        <w:t>y_register</w:t>
+      </w:r>
+      <w:proofErr w:type="spellEnd"/>
+      <w:r>
+        <w:rPr>
+          <w:b/>
+          <w:bCs/>
+        </w:rPr>
+        <w:t>&gt;</w:t>
       </w:r>
       <w:r>
         <w:t xml:space="preserve"> (1 byte).  The value of the Y register.</w:t>
@@ -12269,7 +13225,23 @@
           <w:b/>
           <w:bCs/>
         </w:rPr>
-        <w:t>&lt;status_register&gt;</w:t>
+        <w:t>&lt;</w:t>
+      </w:r>
+      <w:proofErr w:type="spellStart"/>
+      <w:r>
+        <w:rPr>
+          <w:b/>
+          <w:bCs/>
+        </w:rPr>
+        <w:t>status_register</w:t>
+      </w:r>
+      <w:proofErr w:type="spellEnd"/>
+      <w:r>
+        <w:rPr>
+          <w:b/>
+          <w:bCs/>
+        </w:rPr>
+        <w:t>&gt;</w:t>
       </w:r>
       <w:r>
         <w:t xml:space="preserve"> (1 byte).  The value of the status register.</w:t>
@@ -12284,7 +13256,23 @@
           <w:b/>
           <w:bCs/>
         </w:rPr>
-        <w:t>&lt;stack_pointer&gt;</w:t>
+        <w:t>&lt;</w:t>
+      </w:r>
+      <w:proofErr w:type="spellStart"/>
+      <w:r>
+        <w:rPr>
+          <w:b/>
+          <w:bCs/>
+        </w:rPr>
+        <w:t>stack_pointer</w:t>
+      </w:r>
+      <w:proofErr w:type="spellEnd"/>
+      <w:r>
+        <w:rPr>
+          <w:b/>
+          <w:bCs/>
+        </w:rPr>
+        <w:t>&gt;</w:t>
       </w:r>
       <w:r>
         <w:t xml:space="preserve"> (1 byte).  The value of the stack register.</w:t>
@@ -12299,10 +13287,42 @@
           <w:b/>
           <w:bCs/>
         </w:rPr>
-        <w:t>&lt;paging_registers&gt;</w:t>
-      </w:r>
-      <w:r>
-        <w:t xml:space="preserve"> = &lt;rom_paging_register&gt; + &lt;acccon&gt; </w:t>
+        <w:t>&lt;</w:t>
+      </w:r>
+      <w:proofErr w:type="spellStart"/>
+      <w:r>
+        <w:rPr>
+          <w:b/>
+          <w:bCs/>
+        </w:rPr>
+        <w:t>paging_registers</w:t>
+      </w:r>
+      <w:proofErr w:type="spellEnd"/>
+      <w:r>
+        <w:rPr>
+          <w:b/>
+          <w:bCs/>
+        </w:rPr>
+        <w:t>&gt;</w:t>
+      </w:r>
+      <w:r>
+        <w:t xml:space="preserve"> = &lt;</w:t>
+      </w:r>
+      <w:proofErr w:type="spellStart"/>
+      <w:r>
+        <w:t>rom_paging_register</w:t>
+      </w:r>
+      <w:proofErr w:type="spellEnd"/>
+      <w:r>
+        <w:t>&gt; + &lt;</w:t>
+      </w:r>
+      <w:proofErr w:type="spellStart"/>
+      <w:r>
+        <w:t>acccon</w:t>
+      </w:r>
+      <w:proofErr w:type="spellEnd"/>
+      <w:r>
+        <w:t xml:space="preserve">&gt; </w:t>
       </w:r>
     </w:p>
     <w:p>
@@ -12314,7 +13334,23 @@
           <w:b/>
           <w:bCs/>
         </w:rPr>
-        <w:t>&lt;rom_paging_register&gt;</w:t>
+        <w:t>&lt;</w:t>
+      </w:r>
+      <w:proofErr w:type="spellStart"/>
+      <w:r>
+        <w:rPr>
+          <w:b/>
+          <w:bCs/>
+        </w:rPr>
+        <w:t>rom_paging_register</w:t>
+      </w:r>
+      <w:proofErr w:type="spellEnd"/>
+      <w:r>
+        <w:rPr>
+          <w:b/>
+          <w:bCs/>
+        </w:rPr>
+        <w:t>&gt;</w:t>
       </w:r>
       <w:r>
         <w:t xml:space="preserve"> (1 byte).  The value of the ROM paging register (set via SHEILA address &amp;FE30).</w:t>
@@ -12330,7 +13366,23 @@
           <w:bCs/>
         </w:rPr>
         <w:lastRenderedPageBreak/>
-        <w:t>&lt;acccon&gt;</w:t>
+        <w:t>&lt;</w:t>
+      </w:r>
+      <w:proofErr w:type="spellStart"/>
+      <w:r>
+        <w:rPr>
+          <w:b/>
+          <w:bCs/>
+        </w:rPr>
+        <w:t>acccon</w:t>
+      </w:r>
+      <w:proofErr w:type="spellEnd"/>
+      <w:r>
+        <w:rPr>
+          <w:b/>
+          <w:bCs/>
+        </w:rPr>
+        <w:t>&gt;</w:t>
       </w:r>
       <w:r>
         <w:t xml:space="preserve"> (1 byte).  The value of the access control register (set via SHEILA address &amp;FE34).</w:t>
@@ -12345,7 +13397,23 @@
           <w:b/>
           <w:bCs/>
         </w:rPr>
-        <w:t>&lt;hidden_ram_address&gt;</w:t>
+        <w:t>&lt;</w:t>
+      </w:r>
+      <w:proofErr w:type="spellStart"/>
+      <w:r>
+        <w:rPr>
+          <w:b/>
+          <w:bCs/>
+        </w:rPr>
+        <w:t>hidden_ram_address</w:t>
+      </w:r>
+      <w:proofErr w:type="spellEnd"/>
+      <w:r>
+        <w:rPr>
+          <w:b/>
+          <w:bCs/>
+        </w:rPr>
+        <w:t>&gt;</w:t>
       </w:r>
       <w:r>
         <w:t xml:space="preserve"> (1 byte).  Populated only on the </w:t>
@@ -12377,10 +13445,42 @@
           <w:b/>
           <w:bCs/>
         </w:rPr>
-        <w:t>&lt;call_stack&gt;</w:t>
-      </w:r>
-      <w:r>
-        <w:t xml:space="preserve"> = &lt;stack_frame_count&gt; + &lt;stack_frame&gt;</w:t>
+        <w:t>&lt;</w:t>
+      </w:r>
+      <w:proofErr w:type="spellStart"/>
+      <w:r>
+        <w:rPr>
+          <w:b/>
+          <w:bCs/>
+        </w:rPr>
+        <w:t>call_stack</w:t>
+      </w:r>
+      <w:proofErr w:type="spellEnd"/>
+      <w:r>
+        <w:rPr>
+          <w:b/>
+          <w:bCs/>
+        </w:rPr>
+        <w:t>&gt;</w:t>
+      </w:r>
+      <w:r>
+        <w:t xml:space="preserve"> = &lt;</w:t>
+      </w:r>
+      <w:proofErr w:type="spellStart"/>
+      <w:r>
+        <w:t>stack_frame_count</w:t>
+      </w:r>
+      <w:proofErr w:type="spellEnd"/>
+      <w:r>
+        <w:t>&gt; + &lt;</w:t>
+      </w:r>
+      <w:proofErr w:type="spellStart"/>
+      <w:r>
+        <w:t>stack_frame</w:t>
+      </w:r>
+      <w:proofErr w:type="spellEnd"/>
+      <w:r>
+        <w:t>&gt;</w:t>
       </w:r>
       <w:r>
         <w:rPr>
@@ -12553,7 +13653,15 @@
         <w:ind w:left="720"/>
       </w:pPr>
       <w:r>
-        <w:t>&lt;stack_frame_count&gt; (1 byte) The number of stack frames.</w:t>
+        <w:t>&lt;</w:t>
+      </w:r>
+      <w:proofErr w:type="spellStart"/>
+      <w:r>
+        <w:t>stack_frame_count</w:t>
+      </w:r>
+      <w:proofErr w:type="spellEnd"/>
+      <w:r>
+        <w:t>&gt; (1 byte) The number of stack frames.</w:t>
       </w:r>
     </w:p>
     <w:p>
@@ -12565,7 +13673,23 @@
           <w:b/>
           <w:bCs/>
         </w:rPr>
-        <w:t>&lt;stack_frame&gt;</w:t>
+        <w:t>&lt;</w:t>
+      </w:r>
+      <w:proofErr w:type="spellStart"/>
+      <w:r>
+        <w:rPr>
+          <w:b/>
+          <w:bCs/>
+        </w:rPr>
+        <w:t>stack_frame</w:t>
+      </w:r>
+      <w:proofErr w:type="spellEnd"/>
+      <w:r>
+        <w:rPr>
+          <w:b/>
+          <w:bCs/>
+        </w:rPr>
+        <w:t>&gt;</w:t>
       </w:r>
       <w:r>
         <w:t xml:space="preserve"> = </w:t>
@@ -12574,7 +13698,55 @@
         <w:br/>
       </w:r>
       <w:r>
-        <w:t>&lt;stack_frame_type&gt; + &lt;start_address_page&gt; + &lt;start_address&gt; + &lt;return_address_page&gt; + &lt;return_address&gt; + &lt;return_stack_pointer&gt;</w:t>
+        <w:t>&lt;</w:t>
+      </w:r>
+      <w:proofErr w:type="spellStart"/>
+      <w:r>
+        <w:t>stack_frame_type</w:t>
+      </w:r>
+      <w:proofErr w:type="spellEnd"/>
+      <w:r>
+        <w:t>&gt; + &lt;</w:t>
+      </w:r>
+      <w:proofErr w:type="spellStart"/>
+      <w:r>
+        <w:t>start_address_page</w:t>
+      </w:r>
+      <w:proofErr w:type="spellEnd"/>
+      <w:r>
+        <w:t>&gt; + &lt;</w:t>
+      </w:r>
+      <w:proofErr w:type="spellStart"/>
+      <w:r>
+        <w:t>start_address</w:t>
+      </w:r>
+      <w:proofErr w:type="spellEnd"/>
+      <w:r>
+        <w:t>&gt; + &lt;</w:t>
+      </w:r>
+      <w:proofErr w:type="spellStart"/>
+      <w:r>
+        <w:t>return_address_page</w:t>
+      </w:r>
+      <w:proofErr w:type="spellEnd"/>
+      <w:r>
+        <w:t>&gt; + &lt;</w:t>
+      </w:r>
+      <w:proofErr w:type="spellStart"/>
+      <w:r>
+        <w:t>return_address</w:t>
+      </w:r>
+      <w:proofErr w:type="spellEnd"/>
+      <w:r>
+        <w:t>&gt; + &lt;</w:t>
+      </w:r>
+      <w:proofErr w:type="spellStart"/>
+      <w:r>
+        <w:t>return_stack_pointer</w:t>
+      </w:r>
+      <w:proofErr w:type="spellEnd"/>
+      <w:r>
+        <w:t>&gt;</w:t>
       </w:r>
     </w:p>
     <w:p>
@@ -12586,7 +13758,23 @@
           <w:b/>
           <w:bCs/>
         </w:rPr>
-        <w:t>&lt;stack_frame_type&gt;</w:t>
+        <w:t>&lt;</w:t>
+      </w:r>
+      <w:proofErr w:type="spellStart"/>
+      <w:r>
+        <w:rPr>
+          <w:b/>
+          <w:bCs/>
+        </w:rPr>
+        <w:t>stack_frame_type</w:t>
+      </w:r>
+      <w:proofErr w:type="spellEnd"/>
+      <w:r>
+        <w:rPr>
+          <w:b/>
+          <w:bCs/>
+        </w:rPr>
+        <w:t>&gt;</w:t>
       </w:r>
       <w:r>
         <w:t xml:space="preserve"> (1 byte) The stack frame’s type.  The value can be one of the following:</w:t>
@@ -12786,7 +13974,23 @@
           <w:b/>
           <w:bCs/>
         </w:rPr>
-        <w:t>&lt;start_address_page&gt;</w:t>
+        <w:t>&lt;</w:t>
+      </w:r>
+      <w:proofErr w:type="spellStart"/>
+      <w:r>
+        <w:rPr>
+          <w:b/>
+          <w:bCs/>
+        </w:rPr>
+        <w:t>start_address_page</w:t>
+      </w:r>
+      <w:proofErr w:type="spellEnd"/>
+      <w:r>
+        <w:rPr>
+          <w:b/>
+          <w:bCs/>
+        </w:rPr>
+        <w:t>&gt;</w:t>
       </w:r>
       <w:r>
         <w:t xml:space="preserve"> (1 byte) The memory page where the start address is located.  The value can be one of the following:</w:t>
@@ -13044,7 +14248,23 @@
           <w:b/>
           <w:bCs/>
         </w:rPr>
-        <w:t>&lt;start_address&gt;</w:t>
+        <w:t>&lt;</w:t>
+      </w:r>
+      <w:proofErr w:type="spellStart"/>
+      <w:r>
+        <w:rPr>
+          <w:b/>
+          <w:bCs/>
+        </w:rPr>
+        <w:t>start_address</w:t>
+      </w:r>
+      <w:proofErr w:type="spellEnd"/>
+      <w:r>
+        <w:rPr>
+          <w:b/>
+          <w:bCs/>
+        </w:rPr>
+        <w:t>&gt;</w:t>
       </w:r>
       <w:r>
         <w:t xml:space="preserve"> (</w:t>
@@ -13106,8 +14326,17 @@
           <w:b/>
           <w:bCs/>
         </w:rPr>
-        <w:t>&lt;return_address_page</w:t>
-      </w:r>
+        <w:t>&lt;</w:t>
+      </w:r>
+      <w:proofErr w:type="spellStart"/>
+      <w:r>
+        <w:rPr>
+          <w:b/>
+          <w:bCs/>
+        </w:rPr>
+        <w:t>return_address_page</w:t>
+      </w:r>
+      <w:proofErr w:type="spellEnd"/>
       <w:r>
         <w:rPr>
           <w:b/>
@@ -13128,7 +14357,23 @@
           <w:b/>
           <w:bCs/>
         </w:rPr>
-        <w:t>&lt;return_address&gt;</w:t>
+        <w:t>&lt;</w:t>
+      </w:r>
+      <w:proofErr w:type="spellStart"/>
+      <w:r>
+        <w:rPr>
+          <w:b/>
+          <w:bCs/>
+        </w:rPr>
+        <w:t>return_address</w:t>
+      </w:r>
+      <w:proofErr w:type="spellEnd"/>
+      <w:r>
+        <w:rPr>
+          <w:b/>
+          <w:bCs/>
+        </w:rPr>
+        <w:t>&gt;</w:t>
       </w:r>
       <w:r>
         <w:t xml:space="preserve"> (2 bytes) Return address.  The value that the program counter is set to by the returning </w:t>
@@ -13163,7 +14408,23 @@
           <w:b/>
           <w:bCs/>
         </w:rPr>
-        <w:t>&lt;return_stack_pointer&gt;</w:t>
+        <w:t>&lt;</w:t>
+      </w:r>
+      <w:proofErr w:type="spellStart"/>
+      <w:r>
+        <w:rPr>
+          <w:b/>
+          <w:bCs/>
+        </w:rPr>
+        <w:t>return_stack_pointer</w:t>
+      </w:r>
+      <w:proofErr w:type="spellEnd"/>
+      <w:r>
+        <w:rPr>
+          <w:b/>
+          <w:bCs/>
+        </w:rPr>
+        <w:t>&gt;</w:t>
       </w:r>
       <w:r>
         <w:t xml:space="preserve"> </w:t>
@@ -13207,7 +14468,23 @@
           <w:b/>
           <w:bCs/>
         </w:rPr>
-        <w:t>&lt;screen_wrap_address&gt;</w:t>
+        <w:t>&lt;</w:t>
+      </w:r>
+      <w:proofErr w:type="spellStart"/>
+      <w:r>
+        <w:rPr>
+          <w:b/>
+          <w:bCs/>
+        </w:rPr>
+        <w:t>screen_wrap_address</w:t>
+      </w:r>
+      <w:proofErr w:type="spellEnd"/>
+      <w:r>
+        <w:rPr>
+          <w:b/>
+          <w:bCs/>
+        </w:rPr>
+        <w:t>&gt;</w:t>
       </w:r>
       <w:r>
         <w:t xml:space="preserve"> (1 byte).  The value specifies the screen wrap address, as defined by the following table.  This is used in conjunction with hardware scrolling to wrap screen addresses.</w:t>
@@ -13377,7 +14654,23 @@
           <w:b/>
           <w:bCs/>
         </w:rPr>
-        <w:t>&lt;memory_snapshot&gt;</w:t>
+        <w:t>&lt;</w:t>
+      </w:r>
+      <w:proofErr w:type="spellStart"/>
+      <w:r>
+        <w:rPr>
+          <w:b/>
+          <w:bCs/>
+        </w:rPr>
+        <w:t>memory_snapshot</w:t>
+      </w:r>
+      <w:proofErr w:type="spellEnd"/>
+      <w:r>
+        <w:rPr>
+          <w:b/>
+          <w:bCs/>
+        </w:rPr>
+        <w:t>&gt;</w:t>
       </w:r>
       <w:r>
         <w:t xml:space="preserve"> = </w:t>
@@ -13386,7 +14679,31 @@
         <w:br/>
       </w:r>
       <w:r>
-        <w:t>&lt;base_memory&gt; + &lt;paged_memory&gt; + &lt;shadow_ram&gt;</w:t>
+        <w:t>&lt;</w:t>
+      </w:r>
+      <w:proofErr w:type="spellStart"/>
+      <w:r>
+        <w:t>base_memory</w:t>
+      </w:r>
+      <w:proofErr w:type="spellEnd"/>
+      <w:r>
+        <w:t>&gt; + &lt;</w:t>
+      </w:r>
+      <w:proofErr w:type="spellStart"/>
+      <w:r>
+        <w:t>paged_memory</w:t>
+      </w:r>
+      <w:proofErr w:type="spellEnd"/>
+      <w:r>
+        <w:t>&gt; + &lt;</w:t>
+      </w:r>
+      <w:proofErr w:type="spellStart"/>
+      <w:r>
+        <w:t>shadow_ram</w:t>
+      </w:r>
+      <w:proofErr w:type="spellEnd"/>
+      <w:r>
+        <w:t>&gt;</w:t>
       </w:r>
       <w:r>
         <w:rPr>
@@ -13397,7 +14714,15 @@
         <w:t>opt</w:t>
       </w:r>
       <w:r>
-        <w:t xml:space="preserve"> + &lt;mos_ram&gt;</w:t>
+        <w:t xml:space="preserve"> + &lt;</w:t>
+      </w:r>
+      <w:proofErr w:type="spellStart"/>
+      <w:r>
+        <w:t>mos_ram</w:t>
+      </w:r>
+      <w:proofErr w:type="spellEnd"/>
+      <w:r>
+        <w:t>&gt;</w:t>
       </w:r>
       <w:r>
         <w:rPr>
@@ -13416,7 +14741,15 @@
         <w:t>opt</w:t>
       </w:r>
       <w:r>
-        <w:t xml:space="preserve"> + &lt;filing_system_ram&gt;</w:t>
+        <w:t xml:space="preserve"> + &lt;</w:t>
+      </w:r>
+      <w:proofErr w:type="spellStart"/>
+      <w:r>
+        <w:t>filing_system_ram</w:t>
+      </w:r>
+      <w:proofErr w:type="spellEnd"/>
+      <w:r>
+        <w:t>&gt;</w:t>
       </w:r>
       <w:r>
         <w:rPr>
@@ -13430,7 +14763,15 @@
         <w:t xml:space="preserve"> +</w:t>
       </w:r>
       <w:r>
-        <w:t xml:space="preserve"> &lt;private_ram&gt;</w:t>
+        <w:t xml:space="preserve"> &lt;</w:t>
+      </w:r>
+      <w:proofErr w:type="spellStart"/>
+      <w:r>
+        <w:t>private_ram</w:t>
+      </w:r>
+      <w:proofErr w:type="spellEnd"/>
+      <w:r>
+        <w:t>&gt;</w:t>
       </w:r>
       <w:r>
         <w:rPr>
@@ -13441,7 +14782,15 @@
         <w:t>opt</w:t>
       </w:r>
       <w:r>
-        <w:t xml:space="preserve"> + &lt;hidden_ram&gt;</w:t>
+        <w:t xml:space="preserve"> + &lt;</w:t>
+      </w:r>
+      <w:proofErr w:type="spellStart"/>
+      <w:r>
+        <w:t>hidden_ram</w:t>
+      </w:r>
+      <w:proofErr w:type="spellEnd"/>
+      <w:r>
+        <w:t>&gt;</w:t>
       </w:r>
       <w:r>
         <w:rPr>
@@ -13592,7 +14941,15 @@
               <w:ind w:left="1440" w:hanging="1440"/>
             </w:pPr>
             <w:r>
-              <w:t>&lt;base_memory&gt;</w:t>
+              <w:t>&lt;</w:t>
+            </w:r>
+            <w:proofErr w:type="spellStart"/>
+            <w:r>
+              <w:t>base_memory</w:t>
+            </w:r>
+            <w:proofErr w:type="spellEnd"/>
+            <w:r>
+              <w:t>&gt;</w:t>
             </w:r>
           </w:p>
         </w:tc>
@@ -13663,7 +15020,15 @@
               <w:ind w:left="1440" w:hanging="1440"/>
             </w:pPr>
             <w:r>
-              <w:t>&lt;paged_memory&gt;</w:t>
+              <w:t>&lt;</w:t>
+            </w:r>
+            <w:proofErr w:type="spellStart"/>
+            <w:r>
+              <w:t>paged_memory</w:t>
+            </w:r>
+            <w:proofErr w:type="spellEnd"/>
+            <w:r>
+              <w:t>&gt;</w:t>
             </w:r>
           </w:p>
         </w:tc>
@@ -13731,7 +15096,15 @@
           </w:tcPr>
           <w:p>
             <w:r>
-              <w:t>&lt;shadow_ram&gt;</w:t>
+              <w:t>&lt;</w:t>
+            </w:r>
+            <w:proofErr w:type="spellStart"/>
+            <w:r>
+              <w:t>shadow_ram</w:t>
+            </w:r>
+            <w:proofErr w:type="spellEnd"/>
+            <w:r>
+              <w:t>&gt;</w:t>
             </w:r>
           </w:p>
         </w:tc>
@@ -13792,7 +15165,15 @@
           </w:tcPr>
           <w:p>
             <w:r>
-              <w:t>&lt;mos_ram&gt;</w:t>
+              <w:t>&lt;</w:t>
+            </w:r>
+            <w:proofErr w:type="spellStart"/>
+            <w:r>
+              <w:t>mos_ram</w:t>
+            </w:r>
+            <w:proofErr w:type="spellEnd"/>
+            <w:r>
+              <w:t>&gt;</w:t>
             </w:r>
           </w:p>
         </w:tc>
@@ -13847,7 +15228,15 @@
           </w:tcPr>
           <w:p>
             <w:r>
-              <w:t>&lt;filing_system_ram&gt;</w:t>
+              <w:t>&lt;</w:t>
+            </w:r>
+            <w:proofErr w:type="spellStart"/>
+            <w:r>
+              <w:t>filing_system_ram</w:t>
+            </w:r>
+            <w:proofErr w:type="spellEnd"/>
+            <w:r>
+              <w:t>&gt;</w:t>
             </w:r>
           </w:p>
         </w:tc>
@@ -13902,7 +15291,15 @@
           </w:tcPr>
           <w:p>
             <w:r>
-              <w:t>&lt;private_ram&gt;</w:t>
+              <w:t>&lt;</w:t>
+            </w:r>
+            <w:proofErr w:type="spellStart"/>
+            <w:r>
+              <w:t>private_ram</w:t>
+            </w:r>
+            <w:proofErr w:type="spellEnd"/>
+            <w:r>
+              <w:t>&gt;</w:t>
             </w:r>
           </w:p>
         </w:tc>
@@ -13960,7 +15357,15 @@
           </w:tcPr>
           <w:p>
             <w:r>
-              <w:t>&lt;hidden_ram&gt;</w:t>
+              <w:t>&lt;</w:t>
+            </w:r>
+            <w:proofErr w:type="spellStart"/>
+            <w:r>
+              <w:t>hidden_ram</w:t>
+            </w:r>
+            <w:proofErr w:type="spellEnd"/>
+            <w:r>
+              <w:t>&gt;</w:t>
             </w:r>
           </w:p>
         </w:tc>
@@ -14021,7 +15426,23 @@
           <w:b/>
           <w:bCs/>
         </w:rPr>
-        <w:t>&lt;base_memory&gt;</w:t>
+        <w:t>&lt;</w:t>
+      </w:r>
+      <w:proofErr w:type="spellStart"/>
+      <w:r>
+        <w:rPr>
+          <w:b/>
+          <w:bCs/>
+        </w:rPr>
+        <w:t>base_memory</w:t>
+      </w:r>
+      <w:proofErr w:type="spellEnd"/>
+      <w:r>
+        <w:rPr>
+          <w:b/>
+          <w:bCs/>
+        </w:rPr>
+        <w:t>&gt;</w:t>
       </w:r>
       <w:r>
         <w:t xml:space="preserve"> (64K) The default 64K of memory.  Addresses 0 to &amp;FFFF.</w:t>
@@ -14036,10 +15457,42 @@
           <w:b/>
           <w:bCs/>
         </w:rPr>
-        <w:t>&lt;paged_memory&gt;</w:t>
-      </w:r>
-      <w:r>
-        <w:t xml:space="preserve"> = &lt;page_count&gt; + &lt;page_data&gt;</w:t>
+        <w:t>&lt;</w:t>
+      </w:r>
+      <w:proofErr w:type="spellStart"/>
+      <w:r>
+        <w:rPr>
+          <w:b/>
+          <w:bCs/>
+        </w:rPr>
+        <w:t>paged_memory</w:t>
+      </w:r>
+      <w:proofErr w:type="spellEnd"/>
+      <w:r>
+        <w:rPr>
+          <w:b/>
+          <w:bCs/>
+        </w:rPr>
+        <w:t>&gt;</w:t>
+      </w:r>
+      <w:r>
+        <w:t xml:space="preserve"> = &lt;</w:t>
+      </w:r>
+      <w:proofErr w:type="spellStart"/>
+      <w:r>
+        <w:t>page_count</w:t>
+      </w:r>
+      <w:proofErr w:type="spellEnd"/>
+      <w:r>
+        <w:t>&gt; + &lt;</w:t>
+      </w:r>
+      <w:proofErr w:type="spellStart"/>
+      <w:r>
+        <w:t>page_data</w:t>
+      </w:r>
+      <w:proofErr w:type="spellEnd"/>
+      <w:r>
+        <w:t>&gt;</w:t>
       </w:r>
       <w:r>
         <w:rPr>
@@ -14062,7 +15515,23 @@
           <w:b/>
           <w:bCs/>
         </w:rPr>
-        <w:t>&lt;page_count&gt;</w:t>
+        <w:t>&lt;</w:t>
+      </w:r>
+      <w:proofErr w:type="spellStart"/>
+      <w:r>
+        <w:rPr>
+          <w:b/>
+          <w:bCs/>
+        </w:rPr>
+        <w:t>page_count</w:t>
+      </w:r>
+      <w:proofErr w:type="spellEnd"/>
+      <w:r>
+        <w:rPr>
+          <w:b/>
+          <w:bCs/>
+        </w:rPr>
+        <w:t>&gt;</w:t>
       </w:r>
       <w:r>
         <w:t xml:space="preserve"> (1 byte) The number of pages.</w:t>
@@ -14077,10 +15546,50 @@
           <w:b/>
           <w:bCs/>
         </w:rPr>
-        <w:t>&lt;page_data&gt;</w:t>
-      </w:r>
-      <w:r>
-        <w:t xml:space="preserve"> = &lt;page_bank&gt; + &lt;page_readonly&gt; + &lt;page_memory&gt;</w:t>
+        <w:t>&lt;</w:t>
+      </w:r>
+      <w:proofErr w:type="spellStart"/>
+      <w:r>
+        <w:rPr>
+          <w:b/>
+          <w:bCs/>
+        </w:rPr>
+        <w:t>page_data</w:t>
+      </w:r>
+      <w:proofErr w:type="spellEnd"/>
+      <w:r>
+        <w:rPr>
+          <w:b/>
+          <w:bCs/>
+        </w:rPr>
+        <w:t>&gt;</w:t>
+      </w:r>
+      <w:r>
+        <w:t xml:space="preserve"> = &lt;</w:t>
+      </w:r>
+      <w:proofErr w:type="spellStart"/>
+      <w:r>
+        <w:t>page_bank</w:t>
+      </w:r>
+      <w:proofErr w:type="spellEnd"/>
+      <w:r>
+        <w:t>&gt; + &lt;</w:t>
+      </w:r>
+      <w:proofErr w:type="spellStart"/>
+      <w:r>
+        <w:t>page_readonly</w:t>
+      </w:r>
+      <w:proofErr w:type="spellEnd"/>
+      <w:r>
+        <w:t>&gt; + &lt;</w:t>
+      </w:r>
+      <w:proofErr w:type="spellStart"/>
+      <w:r>
+        <w:t>page_memory</w:t>
+      </w:r>
+      <w:proofErr w:type="spellEnd"/>
+      <w:r>
+        <w:t>&gt;</w:t>
       </w:r>
     </w:p>
     <w:p>
@@ -14092,7 +15601,23 @@
           <w:b/>
           <w:bCs/>
         </w:rPr>
-        <w:t>&lt;page_bank&gt;</w:t>
+        <w:t>&lt;</w:t>
+      </w:r>
+      <w:proofErr w:type="spellStart"/>
+      <w:r>
+        <w:rPr>
+          <w:b/>
+          <w:bCs/>
+        </w:rPr>
+        <w:t>page_bank</w:t>
+      </w:r>
+      <w:proofErr w:type="spellEnd"/>
+      <w:r>
+        <w:rPr>
+          <w:b/>
+          <w:bCs/>
+        </w:rPr>
+        <w:t>&gt;</w:t>
       </w:r>
       <w:r>
         <w:t xml:space="preserve"> (1 byte) A page bank id</w:t>
@@ -14116,7 +15641,23 @@
           <w:b/>
           <w:bCs/>
         </w:rPr>
-        <w:t>&lt;page_readonly&gt;</w:t>
+        <w:t>&lt;</w:t>
+      </w:r>
+      <w:proofErr w:type="spellStart"/>
+      <w:r>
+        <w:rPr>
+          <w:b/>
+          <w:bCs/>
+        </w:rPr>
+        <w:t>page_readonly</w:t>
+      </w:r>
+      <w:proofErr w:type="spellEnd"/>
+      <w:r>
+        <w:rPr>
+          <w:b/>
+          <w:bCs/>
+        </w:rPr>
+        <w:t>&gt;</w:t>
       </w:r>
       <w:r>
         <w:t xml:space="preserve"> (1 byte) A page </w:t>
@@ -14149,7 +15690,23 @@
           <w:b/>
           <w:bCs/>
         </w:rPr>
-        <w:t>&lt;page_memory&gt;</w:t>
+        <w:t>&lt;</w:t>
+      </w:r>
+      <w:proofErr w:type="spellStart"/>
+      <w:r>
+        <w:rPr>
+          <w:b/>
+          <w:bCs/>
+        </w:rPr>
+        <w:t>page_memory</w:t>
+      </w:r>
+      <w:proofErr w:type="spellEnd"/>
+      <w:r>
+        <w:rPr>
+          <w:b/>
+          <w:bCs/>
+        </w:rPr>
+        <w:t>&gt;</w:t>
       </w:r>
       <w:r>
         <w:t xml:space="preserve"> (16K) The memory contents of a page.  Addresses &amp;8000 to &amp;BFFF.</w:t>
@@ -14164,7 +15721,23 @@
           <w:b/>
           <w:bCs/>
         </w:rPr>
-        <w:t>&lt;shadow_ram&gt;</w:t>
+        <w:t>&lt;</w:t>
+      </w:r>
+      <w:proofErr w:type="spellStart"/>
+      <w:r>
+        <w:rPr>
+          <w:b/>
+          <w:bCs/>
+        </w:rPr>
+        <w:t>shadow_ram</w:t>
+      </w:r>
+      <w:proofErr w:type="spellEnd"/>
+      <w:r>
+        <w:rPr>
+          <w:b/>
+          <w:bCs/>
+        </w:rPr>
+        <w:t>&gt;</w:t>
       </w:r>
       <w:r>
         <w:t xml:space="preserve"> (20K) Populated on Model B Plus, BBC Model B Integra, and BBC Master.  Addresses &amp;3000 to &amp;7FFF.</w:t>
@@ -14179,7 +15752,23 @@
           <w:b/>
           <w:bCs/>
         </w:rPr>
-        <w:t>&lt;mos_ram&gt;</w:t>
+        <w:t>&lt;</w:t>
+      </w:r>
+      <w:proofErr w:type="spellStart"/>
+      <w:r>
+        <w:rPr>
+          <w:b/>
+          <w:bCs/>
+        </w:rPr>
+        <w:t>mos_ram</w:t>
+      </w:r>
+      <w:proofErr w:type="spellEnd"/>
+      <w:r>
+        <w:rPr>
+          <w:b/>
+          <w:bCs/>
+        </w:rPr>
+        <w:t>&gt;</w:t>
       </w:r>
       <w:r>
         <w:t xml:space="preserve"> (4K) Populated on BBC Master.  Addresses &amp;8000 to &amp;8FFF.</w:t>
@@ -14194,7 +15783,23 @@
           <w:b/>
           <w:bCs/>
         </w:rPr>
-        <w:t>&lt;filing_system_ram&gt;</w:t>
+        <w:t>&lt;</w:t>
+      </w:r>
+      <w:proofErr w:type="spellStart"/>
+      <w:r>
+        <w:rPr>
+          <w:b/>
+          <w:bCs/>
+        </w:rPr>
+        <w:t>filing_system_ram</w:t>
+      </w:r>
+      <w:proofErr w:type="spellEnd"/>
+      <w:r>
+        <w:rPr>
+          <w:b/>
+          <w:bCs/>
+        </w:rPr>
+        <w:t>&gt;</w:t>
       </w:r>
       <w:r>
         <w:t xml:space="preserve"> (8K) Populated on BBC Master.  Addresses &amp;C000 to &amp;DFFF.</w:t>
@@ -14209,7 +15814,23 @@
           <w:b/>
           <w:bCs/>
         </w:rPr>
-        <w:t xml:space="preserve">&lt;private_ram&gt; </w:t>
+        <w:t>&lt;</w:t>
+      </w:r>
+      <w:proofErr w:type="spellStart"/>
+      <w:r>
+        <w:rPr>
+          <w:b/>
+          <w:bCs/>
+        </w:rPr>
+        <w:t>private_ram</w:t>
+      </w:r>
+      <w:proofErr w:type="spellEnd"/>
+      <w:r>
+        <w:rPr>
+          <w:b/>
+          <w:bCs/>
+        </w:rPr>
+        <w:t xml:space="preserve">&gt; </w:t>
       </w:r>
       <w:r>
         <w:t xml:space="preserve">(12K) Populated on </w:t>
@@ -14263,7 +15884,23 @@
           <w:b/>
           <w:bCs/>
         </w:rPr>
-        <w:t>&lt;hidden_ram&gt;</w:t>
+        <w:t>&lt;</w:t>
+      </w:r>
+      <w:proofErr w:type="spellStart"/>
+      <w:r>
+        <w:rPr>
+          <w:b/>
+          <w:bCs/>
+        </w:rPr>
+        <w:t>hidden_ram</w:t>
+      </w:r>
+      <w:proofErr w:type="spellEnd"/>
+      <w:r>
+        <w:rPr>
+          <w:b/>
+          <w:bCs/>
+        </w:rPr>
+        <w:t>&gt;</w:t>
       </w:r>
       <w:r>
         <w:t xml:space="preserve"> (256 bytes) Populated on BBC Model Integra B.</w:t>
@@ -14291,10 +15928,34 @@
           <w:b/>
           <w:bCs/>
         </w:rPr>
-        <w:t>&lt;execution_chunk&gt;</w:t>
-      </w:r>
-      <w:r>
-        <w:t xml:space="preserve"> = &lt;common_header(</w:t>
+        <w:t>&lt;</w:t>
+      </w:r>
+      <w:proofErr w:type="spellStart"/>
+      <w:r>
+        <w:rPr>
+          <w:b/>
+          <w:bCs/>
+        </w:rPr>
+        <w:t>execution_chunk</w:t>
+      </w:r>
+      <w:proofErr w:type="spellEnd"/>
+      <w:r>
+        <w:rPr>
+          <w:b/>
+          <w:bCs/>
+        </w:rPr>
+        <w:t>&gt;</w:t>
+      </w:r>
+      <w:r>
+        <w:t xml:space="preserve"> = &lt;</w:t>
+      </w:r>
+      <w:proofErr w:type="spellStart"/>
+      <w:r>
+        <w:t>common_header</w:t>
+      </w:r>
+      <w:proofErr w:type="spellEnd"/>
+      <w:r>
+        <w:t>(</w:t>
       </w:r>
       <w:r>
         <w:rPr>
@@ -14303,6 +15964,7 @@
         </w:rPr>
         <w:t>‘</w:t>
       </w:r>
+      <w:proofErr w:type="spellStart"/>
       <w:r>
         <w:rPr>
           <w:rFonts w:ascii="Aptos" w:hAnsi="Aptos"/>
@@ -14310,7 +15972,17 @@
           <w:bCs/>
           <w:color w:val="000000"/>
         </w:rPr>
-        <w:t>PFex’</w:t>
+        <w:t>PFex</w:t>
+      </w:r>
+      <w:proofErr w:type="spellEnd"/>
+      <w:r>
+        <w:rPr>
+          <w:rFonts w:ascii="Aptos" w:hAnsi="Aptos"/>
+          <w:b/>
+          <w:bCs/>
+          <w:color w:val="000000"/>
+        </w:rPr>
+        <w:t>’</w:t>
       </w:r>
       <w:r>
         <w:rPr>
@@ -14320,16 +15992,40 @@
         <w:t>)</w:t>
       </w:r>
       <w:r>
-        <w:t>&gt; + &lt;execution_data&gt; where</w:t>
-      </w:r>
-    </w:p>
-    <w:p>
-      <w:r>
-        <w:rPr>
-          <w:b/>
-          <w:bCs/>
-        </w:rPr>
-        <w:t>&lt;execution_data&gt;</w:t>
+        <w:t>&gt; + &lt;</w:t>
+      </w:r>
+      <w:proofErr w:type="spellStart"/>
+      <w:r>
+        <w:t>execution_data</w:t>
+      </w:r>
+      <w:proofErr w:type="spellEnd"/>
+      <w:r>
+        <w:t>&gt; where</w:t>
+      </w:r>
+    </w:p>
+    <w:p>
+      <w:r>
+        <w:rPr>
+          <w:b/>
+          <w:bCs/>
+        </w:rPr>
+        <w:t>&lt;</w:t>
+      </w:r>
+      <w:proofErr w:type="spellStart"/>
+      <w:r>
+        <w:rPr>
+          <w:b/>
+          <w:bCs/>
+        </w:rPr>
+        <w:t>execution_data</w:t>
+      </w:r>
+      <w:proofErr w:type="spellEnd"/>
+      <w:r>
+        <w:rPr>
+          <w:b/>
+          <w:bCs/>
+        </w:rPr>
+        <w:t>&gt;</w:t>
       </w:r>
       <w:r>
         <w:t xml:space="preserve"> = list of </w:t>
@@ -14382,7 +16078,23 @@
         <w:t>&gt;</w:t>
       </w:r>
       <w:r>
-        <w:t xml:space="preserve"> = &lt;event_marker&gt; + &lt;event_params&gt; </w:t>
+        <w:t xml:space="preserve"> = &lt;</w:t>
+      </w:r>
+      <w:proofErr w:type="spellStart"/>
+      <w:r>
+        <w:t>event_marker</w:t>
+      </w:r>
+      <w:proofErr w:type="spellEnd"/>
+      <w:r>
+        <w:t>&gt; + &lt;</w:t>
+      </w:r>
+      <w:proofErr w:type="spellStart"/>
+      <w:r>
+        <w:t>event_params</w:t>
+      </w:r>
+      <w:proofErr w:type="spellEnd"/>
+      <w:r>
+        <w:t xml:space="preserve">&gt; </w:t>
       </w:r>
     </w:p>
     <w:p>
@@ -14394,7 +16106,23 @@
           <w:b/>
           <w:bCs/>
         </w:rPr>
-        <w:t>&lt;event_marker&gt;</w:t>
+        <w:t>&lt;</w:t>
+      </w:r>
+      <w:proofErr w:type="spellStart"/>
+      <w:r>
+        <w:rPr>
+          <w:b/>
+          <w:bCs/>
+        </w:rPr>
+        <w:t>event_marker</w:t>
+      </w:r>
+      <w:proofErr w:type="spellEnd"/>
+      <w:r>
+        <w:rPr>
+          <w:b/>
+          <w:bCs/>
+        </w:rPr>
+        <w:t>&gt;</w:t>
       </w:r>
       <w:r>
         <w:t xml:space="preserve"> (2 bytes).  A two-byte value that distinguishes an &lt;event&gt; from an &lt;instruction&gt;.  The marker also specifies the event type and subsequent parameters as depicted in the table below</w:t>
@@ -14518,7 +16246,15 @@
           </w:tcPr>
           <w:p>
             <w:r>
-              <w:t>&lt;interrupt_event_params&gt;</w:t>
+              <w:t>&lt;</w:t>
+            </w:r>
+            <w:proofErr w:type="spellStart"/>
+            <w:r>
+              <w:t>interrupt_event_params</w:t>
+            </w:r>
+            <w:proofErr w:type="spellEnd"/>
+            <w:r>
+              <w:t>&gt;</w:t>
             </w:r>
           </w:p>
         </w:tc>
@@ -14550,7 +16286,15 @@
           </w:tcPr>
           <w:p>
             <w:r>
-              <w:t>&lt;interrupt_event_params&gt;</w:t>
+              <w:t>&lt;</w:t>
+            </w:r>
+            <w:proofErr w:type="spellStart"/>
+            <w:r>
+              <w:t>interrupt_event_params</w:t>
+            </w:r>
+            <w:proofErr w:type="spellEnd"/>
+            <w:r>
+              <w:t>&gt;</w:t>
             </w:r>
           </w:p>
         </w:tc>
@@ -14572,10 +16316,10 @@
           </w:tcPr>
           <w:p>
             <w:r>
-              <w:t xml:space="preserve">CRTC </w:t>
-            </w:r>
-            <w:r>
-              <w:t>frame-start</w:t>
+              <w:t>F</w:t>
+            </w:r>
+            <w:r>
+              <w:t>rame-start</w:t>
             </w:r>
           </w:p>
         </w:tc>
@@ -14585,13 +16329,21 @@
           </w:tcPr>
           <w:p>
             <w:r>
-              <w:t>&lt;crtc_frame_</w:t>
+              <w:t>&lt;</w:t>
+            </w:r>
+            <w:proofErr w:type="spellStart"/>
+            <w:r>
+              <w:t>frame_</w:t>
             </w:r>
             <w:r>
               <w:t>start_</w:t>
             </w:r>
             <w:r>
-              <w:t>event_params&gt;</w:t>
+              <w:t>event_params</w:t>
+            </w:r>
+            <w:proofErr w:type="spellEnd"/>
+            <w:r>
+              <w:t>&gt;</w:t>
             </w:r>
           </w:p>
         </w:tc>
@@ -14613,7 +16365,15 @@
                 <w:i/>
                 <w:iCs/>
               </w:rPr>
-              <w:t>&amp;80, &amp;0</w:t>
+              <w:t>&amp;80, &amp;</w:t>
+            </w:r>
+            <w:proofErr w:type="gramStart"/>
+            <w:r>
+              <w:rPr>
+                <w:i/>
+                <w:iCs/>
+              </w:rPr>
+              <w:t>0</w:t>
             </w:r>
             <w:r>
               <w:rPr>
@@ -14627,7 +16387,15 @@
                 <w:i/>
                 <w:iCs/>
               </w:rPr>
-              <w:t>..&amp;7F</w:t>
+              <w:t>..</w:t>
+            </w:r>
+            <w:proofErr w:type="gramEnd"/>
+            <w:r>
+              <w:rPr>
+                <w:i/>
+                <w:iCs/>
+              </w:rPr>
+              <w:t>&amp;7F</w:t>
             </w:r>
           </w:p>
         </w:tc>
@@ -14705,7 +16473,7 @@
           <w:rFonts w:ascii="Aptos" w:hAnsi="Aptos"/>
           <w:color w:val="000000"/>
         </w:rPr>
-        <w:t xml:space="preserve">A CRTC </w:t>
+        <w:t xml:space="preserve">A </w:t>
       </w:r>
       <w:r>
         <w:rPr>
@@ -14822,7 +16590,23 @@
           <w:b/>
           <w:bCs/>
         </w:rPr>
-        <w:t>&lt;interrupt_event_params&gt;</w:t>
+        <w:t>&lt;</w:t>
+      </w:r>
+      <w:proofErr w:type="spellStart"/>
+      <w:r>
+        <w:rPr>
+          <w:b/>
+          <w:bCs/>
+        </w:rPr>
+        <w:t>interrupt_event_params</w:t>
+      </w:r>
+      <w:proofErr w:type="spellEnd"/>
+      <w:r>
+        <w:rPr>
+          <w:b/>
+          <w:bCs/>
+        </w:rPr>
+        <w:t>&gt;</w:t>
       </w:r>
       <w:r>
         <w:t xml:space="preserve"> </w:t>
@@ -14835,13 +16619,42 @@
       </w:r>
       <w:r>
         <w:br/>
-        <w:t>&lt;cycle_count&gt; + &lt;destination_address&gt; + &lt;return_address</w:t>
-      </w:r>
+        <w:t>&lt;</w:t>
+      </w:r>
+      <w:proofErr w:type="spellStart"/>
+      <w:r>
+        <w:t>cycle_count</w:t>
+      </w:r>
+      <w:proofErr w:type="spellEnd"/>
+      <w:r>
+        <w:t>&gt; + &lt;</w:t>
+      </w:r>
+      <w:proofErr w:type="spellStart"/>
+      <w:r>
+        <w:t>destination_address</w:t>
+      </w:r>
+      <w:proofErr w:type="spellEnd"/>
+      <w:r>
+        <w:t>&gt; + &lt;</w:t>
+      </w:r>
+      <w:proofErr w:type="spellStart"/>
+      <w:r>
+        <w:t>return_address</w:t>
+      </w:r>
+      <w:proofErr w:type="spellEnd"/>
       <w:r>
         <w:t>&gt;</w:t>
       </w:r>
       <w:r>
-        <w:t xml:space="preserve"> + &lt;status_register&gt;</w:t>
+        <w:t xml:space="preserve"> + &lt;</w:t>
+      </w:r>
+      <w:proofErr w:type="spellStart"/>
+      <w:r>
+        <w:t>status_register</w:t>
+      </w:r>
+      <w:proofErr w:type="spellEnd"/>
+      <w:r>
+        <w:t>&gt;</w:t>
       </w:r>
     </w:p>
     <w:p>
@@ -14853,7 +16666,23 @@
           <w:b/>
           <w:bCs/>
         </w:rPr>
-        <w:t>&lt;cycle_count&gt;</w:t>
+        <w:t>&lt;</w:t>
+      </w:r>
+      <w:proofErr w:type="spellStart"/>
+      <w:r>
+        <w:rPr>
+          <w:b/>
+          <w:bCs/>
+        </w:rPr>
+        <w:t>cycle_count</w:t>
+      </w:r>
+      <w:proofErr w:type="spellEnd"/>
+      <w:r>
+        <w:rPr>
+          <w:b/>
+          <w:bCs/>
+        </w:rPr>
+        <w:t>&gt;</w:t>
       </w:r>
       <w:r>
         <w:t xml:space="preserve"> (1 byte) Specifies how many cycles it took to jump to the service routine. </w:t>
@@ -14878,7 +16707,23 @@
           <w:b/>
           <w:bCs/>
         </w:rPr>
-        <w:t>&lt;destination_address&gt;</w:t>
+        <w:t>&lt;</w:t>
+      </w:r>
+      <w:proofErr w:type="spellStart"/>
+      <w:r>
+        <w:rPr>
+          <w:b/>
+          <w:bCs/>
+        </w:rPr>
+        <w:t>destination_address</w:t>
+      </w:r>
+      <w:proofErr w:type="spellEnd"/>
+      <w:r>
+        <w:rPr>
+          <w:b/>
+          <w:bCs/>
+        </w:rPr>
+        <w:t>&gt;</w:t>
       </w:r>
       <w:r>
         <w:t xml:space="preserve"> (2 bytes).  The address of the interrupt service routine.  </w:t>
@@ -14896,7 +16741,23 @@
           <w:b/>
           <w:bCs/>
         </w:rPr>
-        <w:t>&lt;return_address&gt;</w:t>
+        <w:t>&lt;</w:t>
+      </w:r>
+      <w:proofErr w:type="spellStart"/>
+      <w:r>
+        <w:rPr>
+          <w:b/>
+          <w:bCs/>
+        </w:rPr>
+        <w:t>return_address</w:t>
+      </w:r>
+      <w:proofErr w:type="spellEnd"/>
+      <w:r>
+        <w:rPr>
+          <w:b/>
+          <w:bCs/>
+        </w:rPr>
+        <w:t>&gt;</w:t>
       </w:r>
       <w:r>
         <w:t xml:space="preserve"> (2 bytes).  The return address that was pushed on the stack.</w:t>
@@ -14911,7 +16772,23 @@
           <w:b/>
           <w:bCs/>
         </w:rPr>
-        <w:t>&lt;status_register&gt;</w:t>
+        <w:t>&lt;</w:t>
+      </w:r>
+      <w:proofErr w:type="spellStart"/>
+      <w:r>
+        <w:rPr>
+          <w:b/>
+          <w:bCs/>
+        </w:rPr>
+        <w:t>status_register</w:t>
+      </w:r>
+      <w:proofErr w:type="spellEnd"/>
+      <w:r>
+        <w:rPr>
+          <w:b/>
+          <w:bCs/>
+        </w:rPr>
+        <w:t>&gt;</w:t>
       </w:r>
       <w:r>
         <w:t xml:space="preserve"> (1 byte).  The </w:t>
@@ -14992,21 +16869,22 @@
     </w:p>
     <w:p>
       <w:pPr>
-        <w:ind w:left="720"/>
-      </w:pPr>
-      <w:r>
-        <w:rPr>
-          <w:b/>
-          <w:bCs/>
-        </w:rPr>
-        <w:t>&lt;crtc</w:t>
-      </w:r>
-      <w:r>
-        <w:rPr>
-          <w:b/>
-          <w:bCs/>
-        </w:rPr>
-        <w:t>_f</w:t>
+        <w:ind w:left="1080" w:hanging="360"/>
+      </w:pPr>
+      <w:r>
+        <w:rPr>
+          <w:b/>
+          <w:bCs/>
+        </w:rPr>
+        <w:t>&lt;</w:t>
+      </w:r>
+      <w:proofErr w:type="spellStart"/>
+      <w:r>
+        <w:rPr>
+          <w:b/>
+          <w:bCs/>
+        </w:rPr>
+        <w:t>f</w:t>
       </w:r>
       <w:r>
         <w:rPr>
@@ -15027,7 +16905,29 @@
           <w:b/>
           <w:bCs/>
         </w:rPr>
-        <w:t>_params&gt;</w:t>
+        <w:t>_</w:t>
+      </w:r>
+      <w:r>
+        <w:rPr>
+          <w:b/>
+          <w:bCs/>
+        </w:rPr>
+        <w:t>event_</w:t>
+      </w:r>
+      <w:r>
+        <w:rPr>
+          <w:b/>
+          <w:bCs/>
+        </w:rPr>
+        <w:t>params</w:t>
+      </w:r>
+      <w:proofErr w:type="spellEnd"/>
+      <w:r>
+        <w:rPr>
+          <w:b/>
+          <w:bCs/>
+        </w:rPr>
+        <w:t>&gt;</w:t>
       </w:r>
       <w:r>
         <w:rPr>
@@ -15037,23 +16937,56 @@
         <w:t xml:space="preserve"> </w:t>
       </w:r>
       <w:r>
-        <w:t xml:space="preserve">= </w:t>
-      </w:r>
-      <w:r>
-        <w:t>&lt;video_ula</w:t>
+        <w:t>=</w:t>
+      </w:r>
+      <w:r>
+        <w:br/>
+      </w:r>
+      <w:r>
+        <w:t>&lt;</w:t>
+      </w:r>
+      <w:proofErr w:type="spellStart"/>
+      <w:r>
+        <w:t>offset</w:t>
+      </w:r>
+      <w:r>
+        <w:t>_cycl</w:t>
+      </w:r>
+      <w:r>
+        <w:t>e_count</w:t>
+      </w:r>
+      <w:proofErr w:type="spellEnd"/>
+      <w:r>
+        <w:t>&gt; +</w:t>
+      </w:r>
+      <w:r>
+        <w:t xml:space="preserve"> </w:t>
+      </w:r>
+      <w:r>
+        <w:t>&lt;</w:t>
+      </w:r>
+      <w:proofErr w:type="spellStart"/>
+      <w:r>
+        <w:t>video_ula</w:t>
       </w:r>
       <w:r>
         <w:t>_state</w:t>
       </w:r>
+      <w:proofErr w:type="spellEnd"/>
       <w:r>
         <w:t xml:space="preserve">&gt; + </w:t>
       </w:r>
       <w:r>
-        <w:t>&lt;crtc</w:t>
+        <w:t>&lt;</w:t>
+      </w:r>
+      <w:proofErr w:type="spellStart"/>
+      <w:r>
+        <w:t>crtc</w:t>
       </w:r>
       <w:r>
         <w:t>_state</w:t>
       </w:r>
+      <w:proofErr w:type="spellEnd"/>
       <w:r>
         <w:t xml:space="preserve">&gt; </w:t>
       </w:r>
@@ -15061,13 +16994,129 @@
     <w:p>
       <w:pPr>
         <w:ind w:left="1440" w:hanging="360"/>
-      </w:pPr>
-      <w:r>
-        <w:rPr>
-          <w:b/>
-          <w:bCs/>
-        </w:rPr>
-        <w:t>&lt;video_ula_state&gt;</w:t>
+        <w:rPr>
+          <w:b/>
+          <w:bCs/>
+        </w:rPr>
+      </w:pPr>
+      <w:r>
+        <w:rPr>
+          <w:b/>
+          <w:bCs/>
+        </w:rPr>
+        <w:t>&lt;</w:t>
+      </w:r>
+      <w:proofErr w:type="spellStart"/>
+      <w:r>
+        <w:rPr>
+          <w:b/>
+          <w:bCs/>
+        </w:rPr>
+        <w:t>offset</w:t>
+      </w:r>
+      <w:r>
+        <w:rPr>
+          <w:b/>
+          <w:bCs/>
+        </w:rPr>
+        <w:t>_cycle_count</w:t>
+      </w:r>
+      <w:proofErr w:type="spellEnd"/>
+      <w:r>
+        <w:rPr>
+          <w:b/>
+          <w:bCs/>
+        </w:rPr>
+        <w:t>&gt;</w:t>
+      </w:r>
+      <w:r>
+        <w:t xml:space="preserve"> (1 byte). </w:t>
+      </w:r>
+      <w:r>
+        <w:t xml:space="preserve"> </w:t>
+      </w:r>
+      <w:r>
+        <w:t xml:space="preserve">The number of cycles </w:t>
+      </w:r>
+      <w:r>
+        <w:t xml:space="preserve">prior to the </w:t>
+      </w:r>
+      <w:r>
+        <w:t xml:space="preserve">event when the frame </w:t>
+      </w:r>
+      <w:r>
+        <w:t xml:space="preserve">started.  If the previous instruction took </w:t>
+      </w:r>
+      <w:r>
+        <w:rPr>
+          <w:b/>
+          <w:bCs/>
+        </w:rPr>
+        <w:t>n</w:t>
+      </w:r>
+      <w:r>
+        <w:t xml:space="preserve"> cycles, the value is in the range</w:t>
+      </w:r>
+      <w:r>
+        <w:t>:</w:t>
+      </w:r>
+      <w:r>
+        <w:t xml:space="preserve"> </w:t>
+      </w:r>
+      <w:proofErr w:type="gramStart"/>
+      <w:r>
+        <w:t>0..</w:t>
+      </w:r>
+      <w:proofErr w:type="gramEnd"/>
+      <w:r>
+        <w:t>(</w:t>
+      </w:r>
+      <w:r>
+        <w:rPr>
+          <w:b/>
+          <w:bCs/>
+        </w:rPr>
+        <w:t>n</w:t>
+      </w:r>
+      <w:r>
+        <w:t xml:space="preserve"> </w:t>
+      </w:r>
+      <w:r>
+        <w:t>-</w:t>
+      </w:r>
+      <w:r>
+        <w:t xml:space="preserve"> </w:t>
+      </w:r>
+      <w:r>
+        <w:t>1).</w:t>
+      </w:r>
+    </w:p>
+    <w:p>
+      <w:pPr>
+        <w:ind w:left="1440" w:hanging="360"/>
+      </w:pPr>
+      <w:r>
+        <w:rPr>
+          <w:b/>
+          <w:bCs/>
+        </w:rPr>
+        <w:t>&lt;</w:t>
+      </w:r>
+      <w:proofErr w:type="spellStart"/>
+      <w:r>
+        <w:rPr>
+          <w:b/>
+          <w:bCs/>
+        </w:rPr>
+        <w:t>video_ula_state</w:t>
+      </w:r>
+      <w:proofErr w:type="spellEnd"/>
+      <w:r>
+        <w:rPr>
+          <w:b/>
+          <w:bCs/>
+        </w:rPr>
+        <w:t>&gt;</w:t>
       </w:r>
       <w:r>
         <w:t xml:space="preserve"> = </w:t>
@@ -15075,11 +17124,16 @@
       <w:r>
         <w:t>&lt;</w:t>
       </w:r>
+      <w:proofErr w:type="spellStart"/>
       <w:r>
         <w:t>ula_</w:t>
       </w:r>
       <w:r>
-        <w:t>control_register&gt;</w:t>
+        <w:t>control_register</w:t>
+      </w:r>
+      <w:proofErr w:type="spellEnd"/>
+      <w:r>
+        <w:t>&gt;</w:t>
       </w:r>
       <w:r>
         <w:t xml:space="preserve"> + </w:t>
@@ -15087,11 +17141,16 @@
       <w:r>
         <w:t>&lt;</w:t>
       </w:r>
+      <w:proofErr w:type="spellStart"/>
       <w:r>
         <w:t>ula_</w:t>
       </w:r>
       <w:r>
-        <w:t>palette&gt;</w:t>
+        <w:t>palette</w:t>
+      </w:r>
+      <w:proofErr w:type="spellEnd"/>
+      <w:r>
+        <w:t>&gt;</w:t>
       </w:r>
     </w:p>
     <w:p>
@@ -15105,6 +17164,7 @@
         </w:rPr>
         <w:t>&lt;</w:t>
       </w:r>
+      <w:proofErr w:type="spellStart"/>
       <w:r>
         <w:rPr>
           <w:b/>
@@ -15117,7 +17177,15 @@
           <w:b/>
           <w:bCs/>
         </w:rPr>
-        <w:t>control_register&gt;</w:t>
+        <w:t>control_register</w:t>
+      </w:r>
+      <w:proofErr w:type="spellEnd"/>
+      <w:r>
+        <w:rPr>
+          <w:b/>
+          <w:bCs/>
+        </w:rPr>
+        <w:t>&gt;</w:t>
       </w:r>
       <w:r>
         <w:t xml:space="preserve"> (1 byte).  The value of the ULA video control register.</w:t>
@@ -15126,99 +17194,6 @@
     <w:p>
       <w:pPr>
         <w:ind w:left="1440"/>
-      </w:pPr>
-      <w:r>
-        <w:rPr>
-          <w:b/>
-          <w:bCs/>
-        </w:rPr>
-        <w:t>&lt;ula_palette&gt;</w:t>
-      </w:r>
-      <w:r>
-        <w:t xml:space="preserve"> (16 bytes).  The ULA’s 16 </w:t>
-      </w:r>
-      <w:r>
-        <w:t xml:space="preserve">color </w:t>
-      </w:r>
-      <w:r>
-        <w:t>palette</w:t>
-      </w:r>
-      <w:r>
-        <w:t xml:space="preserve">.  </w:t>
-      </w:r>
-      <w:r>
-        <w:t xml:space="preserve">Each </w:t>
-      </w:r>
-      <w:r>
-        <w:t xml:space="preserve">palette </w:t>
-      </w:r>
-      <w:r>
-        <w:t xml:space="preserve">entry is </w:t>
-      </w:r>
-      <w:r>
-        <w:t>a</w:t>
-      </w:r>
-      <w:r>
-        <w:t>n</w:t>
-      </w:r>
-      <w:r>
-        <w:t xml:space="preserve"> </w:t>
-      </w:r>
-      <w:r>
-        <w:t xml:space="preserve">actual </w:t>
-      </w:r>
-      <w:r>
-        <w:t xml:space="preserve">color </w:t>
-      </w:r>
-      <w:r>
-        <w:t xml:space="preserve">value </w:t>
-      </w:r>
-      <w:r>
-        <w:t xml:space="preserve">in the </w:t>
-      </w:r>
-      <w:r>
-        <w:t>range 0</w:t>
-      </w:r>
-      <w:r>
-        <w:t xml:space="preserve"> to</w:t>
-      </w:r>
-      <w:r>
-        <w:t xml:space="preserve"> </w:t>
-      </w:r>
-      <w:r>
-        <w:t>15</w:t>
-      </w:r>
-      <w:r>
-        <w:t>.</w:t>
-      </w:r>
-      <w:r>
-        <w:t xml:space="preserve">  See </w:t>
-      </w:r>
-      <w:r>
-        <w:t xml:space="preserve">the </w:t>
-      </w:r>
-      <w:r>
-        <w:t>Actual Color Field definition</w:t>
-      </w:r>
-      <w:r>
-        <w:t>s</w:t>
-      </w:r>
-      <w:r>
-        <w:t xml:space="preserve"> in the </w:t>
-      </w:r>
-      <w:r>
-        <w:t xml:space="preserve">New </w:t>
-      </w:r>
-      <w:r>
-        <w:t>Advanced User Guide</w:t>
-      </w:r>
-      <w:r>
-        <w:t xml:space="preserve"> (page 209).</w:t>
-      </w:r>
-    </w:p>
-    <w:p>
-      <w:pPr>
-        <w:ind w:left="1440" w:hanging="360"/>
       </w:pPr>
       <w:r>
         <w:rPr>
@@ -15228,6 +17203,116 @@
         <w:lastRenderedPageBreak/>
         <w:t>&lt;</w:t>
       </w:r>
+      <w:proofErr w:type="spellStart"/>
+      <w:r>
+        <w:rPr>
+          <w:b/>
+          <w:bCs/>
+        </w:rPr>
+        <w:t>ula_palette</w:t>
+      </w:r>
+      <w:proofErr w:type="spellEnd"/>
+      <w:r>
+        <w:rPr>
+          <w:b/>
+          <w:bCs/>
+        </w:rPr>
+        <w:t>&gt;</w:t>
+      </w:r>
+      <w:r>
+        <w:t xml:space="preserve"> (16 bytes).  The ULA’s 16 </w:t>
+      </w:r>
+      <w:r>
+        <w:t xml:space="preserve">color </w:t>
+      </w:r>
+      <w:r>
+        <w:t>palette</w:t>
+      </w:r>
+      <w:r>
+        <w:t xml:space="preserve">.  </w:t>
+      </w:r>
+      <w:r>
+        <w:t xml:space="preserve">Each </w:t>
+      </w:r>
+      <w:r>
+        <w:t xml:space="preserve">palette </w:t>
+      </w:r>
+      <w:r>
+        <w:t xml:space="preserve">entry is </w:t>
+      </w:r>
+      <w:r>
+        <w:t>a</w:t>
+      </w:r>
+      <w:r>
+        <w:t>n</w:t>
+      </w:r>
+      <w:r>
+        <w:t xml:space="preserve"> </w:t>
+      </w:r>
+      <w:r>
+        <w:t xml:space="preserve">actual </w:t>
+      </w:r>
+      <w:r>
+        <w:t xml:space="preserve">color </w:t>
+      </w:r>
+      <w:r>
+        <w:t xml:space="preserve">value </w:t>
+      </w:r>
+      <w:r>
+        <w:t xml:space="preserve">in the </w:t>
+      </w:r>
+      <w:r>
+        <w:t>range 0</w:t>
+      </w:r>
+      <w:r>
+        <w:t xml:space="preserve"> to</w:t>
+      </w:r>
+      <w:r>
+        <w:t xml:space="preserve"> </w:t>
+      </w:r>
+      <w:r>
+        <w:t>15</w:t>
+      </w:r>
+      <w:r>
+        <w:t>.</w:t>
+      </w:r>
+      <w:r>
+        <w:t xml:space="preserve">  See </w:t>
+      </w:r>
+      <w:r>
+        <w:t xml:space="preserve">the </w:t>
+      </w:r>
+      <w:r>
+        <w:t>Actual Color Field definition</w:t>
+      </w:r>
+      <w:r>
+        <w:t>s</w:t>
+      </w:r>
+      <w:r>
+        <w:t xml:space="preserve"> in the </w:t>
+      </w:r>
+      <w:r>
+        <w:t xml:space="preserve">New </w:t>
+      </w:r>
+      <w:r>
+        <w:t>Advanced User Guide</w:t>
+      </w:r>
+      <w:r>
+        <w:t xml:space="preserve"> (page 209).</w:t>
+      </w:r>
+    </w:p>
+    <w:p>
+      <w:pPr>
+        <w:ind w:left="1440" w:hanging="360"/>
+      </w:pPr>
+      <w:r>
+        <w:rPr>
+          <w:b/>
+          <w:bCs/>
+        </w:rPr>
+        <w:t>&lt;</w:t>
+      </w:r>
+      <w:proofErr w:type="spellStart"/>
       <w:r>
         <w:rPr>
           <w:b/>
@@ -15240,7 +17325,15 @@
           <w:b/>
           <w:bCs/>
         </w:rPr>
-        <w:t>_state&gt;</w:t>
+        <w:t>_state</w:t>
+      </w:r>
+      <w:proofErr w:type="spellEnd"/>
+      <w:r>
+        <w:rPr>
+          <w:b/>
+          <w:bCs/>
+        </w:rPr>
+        <w:t>&gt;</w:t>
       </w:r>
       <w:r>
         <w:t xml:space="preserve"> = </w:t>
@@ -15251,17 +17344,27 @@
       <w:r>
         <w:t>&lt;</w:t>
       </w:r>
+      <w:proofErr w:type="spellStart"/>
       <w:r>
         <w:t>crtc</w:t>
       </w:r>
       <w:r>
-        <w:t>_register_select&gt; + &lt;</w:t>
-      </w:r>
+        <w:t>_register_select</w:t>
+      </w:r>
+      <w:proofErr w:type="spellEnd"/>
+      <w:r>
+        <w:t>&gt; + &lt;</w:t>
+      </w:r>
+      <w:proofErr w:type="spellStart"/>
       <w:r>
         <w:t>crtc</w:t>
       </w:r>
       <w:r>
-        <w:t xml:space="preserve">_registers&gt; </w:t>
+        <w:t>_registers</w:t>
+      </w:r>
+      <w:proofErr w:type="spellEnd"/>
+      <w:r>
+        <w:t xml:space="preserve">&gt; </w:t>
       </w:r>
       <w:r>
         <w:t xml:space="preserve">+ </w:t>
@@ -15269,11 +17372,16 @@
       <w:r>
         <w:t>&lt;</w:t>
       </w:r>
+      <w:proofErr w:type="spellStart"/>
       <w:r>
         <w:t>crtc</w:t>
       </w:r>
       <w:r>
-        <w:t>_scanline&gt; +</w:t>
+        <w:t>_scanline</w:t>
+      </w:r>
+      <w:proofErr w:type="spellEnd"/>
+      <w:r>
+        <w:t>&gt; +</w:t>
       </w:r>
       <w:r>
         <w:rPr>
@@ -15285,6 +17393,7 @@
       <w:r>
         <w:t>&lt;</w:t>
       </w:r>
+      <w:proofErr w:type="spellStart"/>
       <w:r>
         <w:t>crtc</w:t>
       </w:r>
@@ -15294,6 +17403,7 @@
       <w:r>
         <w:t>flags</w:t>
       </w:r>
+      <w:proofErr w:type="spellEnd"/>
       <w:r>
         <w:t>&gt;</w:t>
       </w:r>
@@ -15309,6 +17419,7 @@
         </w:rPr>
         <w:t>&lt;</w:t>
       </w:r>
+      <w:proofErr w:type="spellStart"/>
       <w:r>
         <w:rPr>
           <w:b/>
@@ -15330,6 +17441,7 @@
         </w:rPr>
         <w:t>_select</w:t>
       </w:r>
+      <w:proofErr w:type="spellEnd"/>
       <w:r>
         <w:rPr>
           <w:b/>
@@ -15352,6 +17464,7 @@
         </w:rPr>
         <w:t>&lt;</w:t>
       </w:r>
+      <w:proofErr w:type="spellStart"/>
       <w:r>
         <w:rPr>
           <w:b/>
@@ -15364,7 +17477,15 @@
           <w:b/>
           <w:bCs/>
         </w:rPr>
-        <w:t xml:space="preserve">_registers&gt; </w:t>
+        <w:t>_registers</w:t>
+      </w:r>
+      <w:proofErr w:type="spellEnd"/>
+      <w:r>
+        <w:rPr>
+          <w:b/>
+          <w:bCs/>
+        </w:rPr>
+        <w:t xml:space="preserve">&gt; </w:t>
       </w:r>
       <w:r>
         <w:t>(18 bytes).  The values of the CRTC’s 18 registers.</w:t>
@@ -15381,6 +17502,7 @@
         </w:rPr>
         <w:t>&lt;</w:t>
       </w:r>
+      <w:proofErr w:type="spellStart"/>
       <w:r>
         <w:rPr>
           <w:b/>
@@ -15402,6 +17524,7 @@
         </w:rPr>
         <w:t>scanline</w:t>
       </w:r>
+      <w:proofErr w:type="spellEnd"/>
       <w:r>
         <w:rPr>
           <w:b/>
@@ -15419,7 +17542,7 @@
         <w:t xml:space="preserve">where the </w:t>
       </w:r>
       <w:r>
-        <w:t>frame-start</w:t>
+        <w:t>frame</w:t>
       </w:r>
       <w:r>
         <w:t xml:space="preserve"> is rendered from.  The value is in range </w:t>
@@ -15448,6 +17571,7 @@
         </w:rPr>
         <w:t>&lt;</w:t>
       </w:r>
+      <w:proofErr w:type="spellStart"/>
       <w:r>
         <w:rPr>
           <w:b/>
@@ -15460,7 +17584,15 @@
           <w:b/>
           <w:bCs/>
         </w:rPr>
-        <w:t>flags&gt;</w:t>
+        <w:t>flags</w:t>
+      </w:r>
+      <w:proofErr w:type="spellEnd"/>
+      <w:r>
+        <w:rPr>
+          <w:b/>
+          <w:bCs/>
+        </w:rPr>
+        <w:t>&gt;</w:t>
       </w:r>
       <w:r>
         <w:rPr>
@@ -15699,7 +17831,15 @@
       </w:r>
       <w:r>
         <w:br/>
-        <w:t>&lt;opcode_address&gt; + &lt;opcode&gt; + &lt;operand&gt;</w:t>
+        <w:t>&lt;</w:t>
+      </w:r>
+      <w:proofErr w:type="spellStart"/>
+      <w:r>
+        <w:t>opcode_address</w:t>
+      </w:r>
+      <w:proofErr w:type="spellEnd"/>
+      <w:r>
+        <w:t>&gt; + &lt;opcode&gt; + &lt;operand&gt;</w:t>
       </w:r>
       <w:r>
         <w:rPr>
@@ -15714,13 +17854,37 @@
       </w:r>
       <w:r>
         <w:br/>
-        <w:t xml:space="preserve">&lt;cycle_count&gt; + &lt;modified_registers&gt; </w:t>
+        <w:t>&lt;</w:t>
+      </w:r>
+      <w:proofErr w:type="spellStart"/>
+      <w:r>
+        <w:t>cycle_count</w:t>
+      </w:r>
+      <w:proofErr w:type="spellEnd"/>
+      <w:r>
+        <w:t>&gt; + &lt;</w:t>
+      </w:r>
+      <w:proofErr w:type="spellStart"/>
+      <w:r>
+        <w:t>modified_registers</w:t>
+      </w:r>
+      <w:proofErr w:type="spellEnd"/>
+      <w:r>
+        <w:t xml:space="preserve">&gt; </w:t>
       </w:r>
       <w:r>
         <w:t xml:space="preserve">+ </w:t>
       </w:r>
       <w:r>
-        <w:t>&lt;destination_address&gt;</w:t>
+        <w:t>&lt;</w:t>
+      </w:r>
+      <w:proofErr w:type="spellStart"/>
+      <w:r>
+        <w:t>destination_address</w:t>
+      </w:r>
+      <w:proofErr w:type="spellEnd"/>
+      <w:r>
+        <w:t>&gt;</w:t>
       </w:r>
       <w:r>
         <w:rPr>
@@ -15731,7 +17895,15 @@
         <w:t>opt</w:t>
       </w:r>
       <w:r>
-        <w:t xml:space="preserve"> + &lt;memory_address&gt;</w:t>
+        <w:t xml:space="preserve"> + &lt;</w:t>
+      </w:r>
+      <w:proofErr w:type="spellStart"/>
+      <w:r>
+        <w:t>memory_address</w:t>
+      </w:r>
+      <w:proofErr w:type="spellEnd"/>
+      <w:r>
+        <w:t>&gt;</w:t>
       </w:r>
       <w:r>
         <w:rPr>
@@ -15742,7 +17914,15 @@
         <w:t>opt</w:t>
       </w:r>
       <w:r>
-        <w:t xml:space="preserve"> &lt;memory_read_value&gt;</w:t>
+        <w:t xml:space="preserve"> &lt;</w:t>
+      </w:r>
+      <w:proofErr w:type="spellStart"/>
+      <w:r>
+        <w:t>memory_read_value</w:t>
+      </w:r>
+      <w:proofErr w:type="spellEnd"/>
+      <w:r>
+        <w:t>&gt;</w:t>
       </w:r>
       <w:r>
         <w:rPr>
@@ -15761,7 +17941,15 @@
         <w:t xml:space="preserve"> </w:t>
       </w:r>
       <w:r>
-        <w:t>+ &lt;memory_write_value&gt;</w:t>
+        <w:t>+ &lt;</w:t>
+      </w:r>
+      <w:proofErr w:type="spellStart"/>
+      <w:r>
+        <w:t>memory_write_value</w:t>
+      </w:r>
+      <w:proofErr w:type="spellEnd"/>
+      <w:r>
+        <w:t>&gt;</w:t>
       </w:r>
       <w:r>
         <w:rPr>
@@ -15784,7 +17972,23 @@
           <w:b/>
           <w:bCs/>
         </w:rPr>
-        <w:t>&lt;opcode_address&gt;</w:t>
+        <w:t>&lt;</w:t>
+      </w:r>
+      <w:proofErr w:type="spellStart"/>
+      <w:r>
+        <w:rPr>
+          <w:b/>
+          <w:bCs/>
+        </w:rPr>
+        <w:t>opcode_address</w:t>
+      </w:r>
+      <w:proofErr w:type="spellEnd"/>
+      <w:r>
+        <w:rPr>
+          <w:b/>
+          <w:bCs/>
+        </w:rPr>
+        <w:t>&gt;</w:t>
       </w:r>
       <w:r>
         <w:t xml:space="preserve"> (1, 2, or 3 bytes) The instruction’s opcode address is encoded in 1, 2 or 3 bytes as depicted in the following table, where addresses are stored in relative format if possible.</w:t>
@@ -15989,7 +18193,15 @@
               <w:jc w:val="center"/>
             </w:pPr>
             <w:r>
-              <w:t>&amp;81..&amp;FF</w:t>
+              <w:t>&amp;</w:t>
+            </w:r>
+            <w:proofErr w:type="gramStart"/>
+            <w:r>
+              <w:t>81..</w:t>
+            </w:r>
+            <w:proofErr w:type="gramEnd"/>
+            <w:r>
+              <w:t>&amp;FF</w:t>
             </w:r>
           </w:p>
         </w:tc>
@@ -16032,7 +18244,15 @@
           </w:tcPr>
           <w:p>
             <w:r>
-              <w:t>Absolute address: &amp;0000..&amp;7FFF</w:t>
+              <w:t>Absolute address: &amp;</w:t>
+            </w:r>
+            <w:proofErr w:type="gramStart"/>
+            <w:r>
+              <w:t>0000..</w:t>
+            </w:r>
+            <w:proofErr w:type="gramEnd"/>
+            <w:r>
+              <w:t>&amp;7FFF</w:t>
             </w:r>
           </w:p>
         </w:tc>
@@ -16044,8 +18264,13 @@
             <w:pPr>
               <w:jc w:val="center"/>
             </w:pPr>
-            <w:r>
-              <w:t>0..&amp;7F</w:t>
+            <w:proofErr w:type="gramStart"/>
+            <w:r>
+              <w:t>0..&amp;</w:t>
+            </w:r>
+            <w:proofErr w:type="gramEnd"/>
+            <w:r>
+              <w:t>7F</w:t>
             </w:r>
           </w:p>
         </w:tc>
@@ -16057,8 +18282,13 @@
             <w:pPr>
               <w:jc w:val="center"/>
             </w:pPr>
-            <w:r>
-              <w:t>0..&amp;FF</w:t>
+            <w:proofErr w:type="gramStart"/>
+            <w:r>
+              <w:t>0..&amp;</w:t>
+            </w:r>
+            <w:proofErr w:type="gramEnd"/>
+            <w:r>
+              <w:t>FF</w:t>
             </w:r>
           </w:p>
         </w:tc>
@@ -16087,7 +18317,15 @@
           </w:tcPr>
           <w:p>
             <w:r>
-              <w:t>Absolute address: &amp;8000..&amp;FFFF</w:t>
+              <w:t>Absolute address: &amp;</w:t>
+            </w:r>
+            <w:proofErr w:type="gramStart"/>
+            <w:r>
+              <w:t>8000..</w:t>
+            </w:r>
+            <w:proofErr w:type="gramEnd"/>
+            <w:r>
+              <w:t>&amp;FFFF</w:t>
             </w:r>
           </w:p>
         </w:tc>
@@ -16113,7 +18351,15 @@
               <w:jc w:val="center"/>
             </w:pPr>
             <w:r>
-              <w:t>&amp;80..&amp;FF</w:t>
+              <w:t>&amp;</w:t>
+            </w:r>
+            <w:proofErr w:type="gramStart"/>
+            <w:r>
+              <w:t>80..</w:t>
+            </w:r>
+            <w:proofErr w:type="gramEnd"/>
+            <w:r>
+              <w:t>&amp;FF</w:t>
             </w:r>
           </w:p>
         </w:tc>
@@ -16125,8 +18371,13 @@
             <w:pPr>
               <w:jc w:val="center"/>
             </w:pPr>
-            <w:r>
-              <w:t>0..&amp;FF</w:t>
+            <w:proofErr w:type="gramStart"/>
+            <w:r>
+              <w:t>0..&amp;</w:t>
+            </w:r>
+            <w:proofErr w:type="gramEnd"/>
+            <w:r>
+              <w:t>FF</w:t>
             </w:r>
           </w:p>
         </w:tc>
@@ -16195,12 +18446,21 @@
                 <w:iCs/>
               </w:rPr>
             </w:pPr>
+            <w:proofErr w:type="gramStart"/>
             <w:r>
               <w:rPr>
                 <w:i/>
                 <w:iCs/>
               </w:rPr>
-              <w:t>0..&amp;7F</w:t>
+              <w:t>0..&amp;</w:t>
+            </w:r>
+            <w:proofErr w:type="gramEnd"/>
+            <w:r>
+              <w:rPr>
+                <w:i/>
+                <w:iCs/>
+              </w:rPr>
+              <w:t>7F</w:t>
             </w:r>
           </w:p>
         </w:tc>
@@ -16305,6 +18565,7 @@
         <w:rPr>
           <w:noProof/>
         </w:rPr>
+        <w:lastRenderedPageBreak/>
         <w:t xml:space="preserve">lastOpcodeAddress = </w:t>
       </w:r>
       <w:r>
@@ -16349,7 +18610,6 @@
           <w:noProof/>
           <w:color w:val="0070C0"/>
         </w:rPr>
-        <w:lastRenderedPageBreak/>
         <w:t>var</w:t>
       </w:r>
       <w:r>
@@ -16625,7 +18885,23 @@
           <w:b/>
           <w:bCs/>
         </w:rPr>
-        <w:t>&lt;cycle_count&gt;</w:t>
+        <w:t>&lt;</w:t>
+      </w:r>
+      <w:proofErr w:type="spellStart"/>
+      <w:r>
+        <w:rPr>
+          <w:b/>
+          <w:bCs/>
+        </w:rPr>
+        <w:t>cycle_count</w:t>
+      </w:r>
+      <w:proofErr w:type="spellEnd"/>
+      <w:r>
+        <w:rPr>
+          <w:b/>
+          <w:bCs/>
+        </w:rPr>
+        <w:t>&gt;</w:t>
       </w:r>
       <w:r>
         <w:t xml:space="preserve"> (</w:t>
@@ -16635,7 +18911,23 @@
           <w:b/>
           <w:bCs/>
         </w:rPr>
-        <w:t>bits 0..2</w:t>
+        <w:t xml:space="preserve">bits </w:t>
+      </w:r>
+      <w:proofErr w:type="gramStart"/>
+      <w:r>
+        <w:rPr>
+          <w:b/>
+          <w:bCs/>
+        </w:rPr>
+        <w:t>0..</w:t>
+      </w:r>
+      <w:proofErr w:type="gramEnd"/>
+      <w:r>
+        <w:rPr>
+          <w:b/>
+          <w:bCs/>
+        </w:rPr>
+        <w:t>2</w:t>
       </w:r>
       <w:r>
         <w:t xml:space="preserve"> of next byte) Contains the number</w:t>
@@ -16668,8 +18960,13 @@
         <w:t xml:space="preserve">is </w:t>
       </w:r>
       <w:r>
-        <w:t>in the range: 2..</w:t>
-      </w:r>
+        <w:t xml:space="preserve">in the range: </w:t>
+      </w:r>
+      <w:proofErr w:type="gramStart"/>
+      <w:r>
+        <w:t>2..</w:t>
+      </w:r>
+      <w:proofErr w:type="gramEnd"/>
       <w:r>
         <w:t>9</w:t>
       </w:r>
@@ -16695,14 +18992,38 @@
           <w:b/>
           <w:bCs/>
         </w:rPr>
-        <w:t>&lt;modified_registers&gt;</w:t>
+        <w:t>&lt;</w:t>
+      </w:r>
+      <w:proofErr w:type="spellStart"/>
+      <w:r>
+        <w:rPr>
+          <w:b/>
+          <w:bCs/>
+        </w:rPr>
+        <w:t>modified_registers</w:t>
+      </w:r>
+      <w:proofErr w:type="spellEnd"/>
+      <w:r>
+        <w:rPr>
+          <w:b/>
+          <w:bCs/>
+        </w:rPr>
+        <w:t>&gt;</w:t>
       </w:r>
       <w:r>
         <w:t xml:space="preserve"> = </w:t>
       </w:r>
       <w:r>
         <w:br/>
-        <w:t>&lt;modified_register_flags&gt; + &lt;accumulator&gt;</w:t>
+        <w:t>&lt;</w:t>
+      </w:r>
+      <w:proofErr w:type="spellStart"/>
+      <w:r>
+        <w:t>modified_register_flags</w:t>
+      </w:r>
+      <w:proofErr w:type="spellEnd"/>
+      <w:r>
+        <w:t>&gt; + &lt;accumulator&gt;</w:t>
       </w:r>
       <w:r>
         <w:rPr>
@@ -16713,7 +19034,15 @@
         <w:t>opt</w:t>
       </w:r>
       <w:r>
-        <w:t xml:space="preserve"> + &lt;x_register&gt;</w:t>
+        <w:t xml:space="preserve"> + &lt;</w:t>
+      </w:r>
+      <w:proofErr w:type="spellStart"/>
+      <w:r>
+        <w:t>x_register</w:t>
+      </w:r>
+      <w:proofErr w:type="spellEnd"/>
+      <w:r>
+        <w:t>&gt;</w:t>
       </w:r>
       <w:r>
         <w:rPr>
@@ -16724,7 +19053,15 @@
         <w:t>opt</w:t>
       </w:r>
       <w:r>
-        <w:t xml:space="preserve"> + &lt;y_register&gt;</w:t>
+        <w:t xml:space="preserve"> + &lt;</w:t>
+      </w:r>
+      <w:proofErr w:type="spellStart"/>
+      <w:r>
+        <w:t>y_register</w:t>
+      </w:r>
+      <w:proofErr w:type="spellEnd"/>
+      <w:r>
+        <w:t>&gt;</w:t>
       </w:r>
       <w:r>
         <w:rPr>
@@ -16743,7 +19080,15 @@
         <w:t xml:space="preserve"> </w:t>
       </w:r>
       <w:r>
-        <w:t>+ &lt;status_register&gt;</w:t>
+        <w:t>+ &lt;</w:t>
+      </w:r>
+      <w:proofErr w:type="spellStart"/>
+      <w:r>
+        <w:t>status_register</w:t>
+      </w:r>
+      <w:proofErr w:type="spellEnd"/>
+      <w:r>
+        <w:t>&gt;</w:t>
       </w:r>
       <w:r>
         <w:rPr>
@@ -16754,7 +19099,15 @@
         <w:t>opt</w:t>
       </w:r>
       <w:r>
-        <w:t xml:space="preserve"> + &lt;state_pointer&gt;</w:t>
+        <w:t xml:space="preserve"> + &lt;</w:t>
+      </w:r>
+      <w:proofErr w:type="spellStart"/>
+      <w:r>
+        <w:t>state_pointer</w:t>
+      </w:r>
+      <w:proofErr w:type="spellEnd"/>
+      <w:r>
+        <w:t>&gt;</w:t>
       </w:r>
       <w:r>
         <w:rPr>
@@ -16777,7 +19130,23 @@
           <w:b/>
           <w:bCs/>
         </w:rPr>
-        <w:t>&lt;modified_register_flags&gt;</w:t>
+        <w:t>&lt;</w:t>
+      </w:r>
+      <w:proofErr w:type="spellStart"/>
+      <w:r>
+        <w:rPr>
+          <w:b/>
+          <w:bCs/>
+        </w:rPr>
+        <w:t>modified_register_flags</w:t>
+      </w:r>
+      <w:proofErr w:type="spellEnd"/>
+      <w:r>
+        <w:rPr>
+          <w:b/>
+          <w:bCs/>
+        </w:rPr>
+        <w:t>&gt;</w:t>
       </w:r>
       <w:r>
         <w:t xml:space="preserve"> (</w:t>
@@ -16787,7 +19156,23 @@
           <w:b/>
           <w:bCs/>
         </w:rPr>
-        <w:t>bits 3..7</w:t>
+        <w:t xml:space="preserve">bits </w:t>
+      </w:r>
+      <w:proofErr w:type="gramStart"/>
+      <w:r>
+        <w:rPr>
+          <w:b/>
+          <w:bCs/>
+        </w:rPr>
+        <w:t>3..</w:t>
+      </w:r>
+      <w:proofErr w:type="gramEnd"/>
+      <w:r>
+        <w:rPr>
+          <w:b/>
+          <w:bCs/>
+        </w:rPr>
+        <w:t>7</w:t>
       </w:r>
       <w:r>
         <w:t xml:space="preserve"> of next byte).  Bit flags indicating which register value(s) the instruction modified.  The table below lists which bits are set for each corresponding modified register.  The bits are only set if the executed instruction changed the contents/value of the corresponding register.</w:t>
@@ -17000,6 +19385,7 @@
         <w:ind w:left="1080" w:hanging="720"/>
       </w:pPr>
       <w:r>
+        <w:lastRenderedPageBreak/>
         <w:tab/>
       </w:r>
       <w:r>
@@ -17016,11 +19402,18 @@
           <w:b/>
           <w:bCs/>
         </w:rPr>
-        <w:lastRenderedPageBreak/>
         <w:t>&lt;accumulator&gt;</w:t>
       </w:r>
       <w:r>
-        <w:t xml:space="preserve"> (0 or 1 byte) Contains the value of the accumulator.  The value is written if the corresponding bit is set in &lt;modified_register_flags&gt;.</w:t>
+        <w:t xml:space="preserve"> (0 or 1 byte) Contains the value of the accumulator.  The value is written if the corresponding bit is set in &lt;</w:t>
+      </w:r>
+      <w:proofErr w:type="spellStart"/>
+      <w:r>
+        <w:t>modified_register_flags</w:t>
+      </w:r>
+      <w:proofErr w:type="spellEnd"/>
+      <w:r>
+        <w:t>&gt;.</w:t>
       </w:r>
     </w:p>
     <w:p>
@@ -17032,10 +19425,34 @@
           <w:b/>
           <w:bCs/>
         </w:rPr>
-        <w:t>&lt;x_register&gt;</w:t>
-      </w:r>
-      <w:r>
-        <w:t xml:space="preserve"> (0 or 1 byte) Contains the new value of the X register.  The value is written if the corresponding bit is set in &lt;modified_register_flags&gt;.</w:t>
+        <w:t>&lt;</w:t>
+      </w:r>
+      <w:proofErr w:type="spellStart"/>
+      <w:r>
+        <w:rPr>
+          <w:b/>
+          <w:bCs/>
+        </w:rPr>
+        <w:t>x_register</w:t>
+      </w:r>
+      <w:proofErr w:type="spellEnd"/>
+      <w:r>
+        <w:rPr>
+          <w:b/>
+          <w:bCs/>
+        </w:rPr>
+        <w:t>&gt;</w:t>
+      </w:r>
+      <w:r>
+        <w:t xml:space="preserve"> (0 or 1 byte) Contains the new value of the X register.  The value is written if the corresponding bit is set in &lt;</w:t>
+      </w:r>
+      <w:proofErr w:type="spellStart"/>
+      <w:r>
+        <w:t>modified_register_flags</w:t>
+      </w:r>
+      <w:proofErr w:type="spellEnd"/>
+      <w:r>
+        <w:t>&gt;.</w:t>
       </w:r>
     </w:p>
     <w:p>
@@ -17047,10 +19464,34 @@
           <w:b/>
           <w:bCs/>
         </w:rPr>
-        <w:t>&lt;y_register&gt;</w:t>
-      </w:r>
-      <w:r>
-        <w:t xml:space="preserve"> (0 or 1 byte) Contains the new value of the Y register.  The value is written if the corresponding bit is set in &lt;modified_register_flags&gt;.</w:t>
+        <w:t>&lt;</w:t>
+      </w:r>
+      <w:proofErr w:type="spellStart"/>
+      <w:r>
+        <w:rPr>
+          <w:b/>
+          <w:bCs/>
+        </w:rPr>
+        <w:t>y_register</w:t>
+      </w:r>
+      <w:proofErr w:type="spellEnd"/>
+      <w:r>
+        <w:rPr>
+          <w:b/>
+          <w:bCs/>
+        </w:rPr>
+        <w:t>&gt;</w:t>
+      </w:r>
+      <w:r>
+        <w:t xml:space="preserve"> (0 or 1 byte) Contains the new value of the Y register.  The value is written if the corresponding bit is set in &lt;</w:t>
+      </w:r>
+      <w:proofErr w:type="spellStart"/>
+      <w:r>
+        <w:t>modified_register_flags</w:t>
+      </w:r>
+      <w:proofErr w:type="spellEnd"/>
+      <w:r>
+        <w:t>&gt;.</w:t>
       </w:r>
     </w:p>
     <w:p>
@@ -17062,10 +19503,34 @@
           <w:b/>
           <w:bCs/>
         </w:rPr>
-        <w:t>&lt;status_register&gt;</w:t>
-      </w:r>
-      <w:r>
-        <w:t xml:space="preserve"> (0 or 1 byte) Contains the new value of the status register.  The value is written if the corresponding bit is set in &lt;modified_register_flags&gt;.</w:t>
+        <w:t>&lt;</w:t>
+      </w:r>
+      <w:proofErr w:type="spellStart"/>
+      <w:r>
+        <w:rPr>
+          <w:b/>
+          <w:bCs/>
+        </w:rPr>
+        <w:t>status_register</w:t>
+      </w:r>
+      <w:proofErr w:type="spellEnd"/>
+      <w:r>
+        <w:rPr>
+          <w:b/>
+          <w:bCs/>
+        </w:rPr>
+        <w:t>&gt;</w:t>
+      </w:r>
+      <w:r>
+        <w:t xml:space="preserve"> (0 or 1 byte) Contains the new value of the status register.  The value is written if the corresponding bit is set in &lt;</w:t>
+      </w:r>
+      <w:proofErr w:type="spellStart"/>
+      <w:r>
+        <w:t>modified_register_flags</w:t>
+      </w:r>
+      <w:proofErr w:type="spellEnd"/>
+      <w:r>
+        <w:t>&gt;.</w:t>
       </w:r>
     </w:p>
     <w:p>
@@ -17077,10 +19542,34 @@
           <w:b/>
           <w:bCs/>
         </w:rPr>
-        <w:t>&lt;state_pointer&gt;</w:t>
-      </w:r>
-      <w:r>
-        <w:t xml:space="preserve"> (0 or 1 byte) Contains the new value of the stack pointer.   The value is written if the corresponding bit is set in &lt;modified_register_flags&gt;.</w:t>
+        <w:t>&lt;</w:t>
+      </w:r>
+      <w:proofErr w:type="spellStart"/>
+      <w:r>
+        <w:rPr>
+          <w:b/>
+          <w:bCs/>
+        </w:rPr>
+        <w:t>state_pointer</w:t>
+      </w:r>
+      <w:proofErr w:type="spellEnd"/>
+      <w:r>
+        <w:rPr>
+          <w:b/>
+          <w:bCs/>
+        </w:rPr>
+        <w:t>&gt;</w:t>
+      </w:r>
+      <w:r>
+        <w:t xml:space="preserve"> (0 or 1 byte) Contains the new value of the stack pointer.   The value is written if the corresponding bit is set in &lt;</w:t>
+      </w:r>
+      <w:proofErr w:type="spellStart"/>
+      <w:r>
+        <w:t>modified_register_flags</w:t>
+      </w:r>
+      <w:proofErr w:type="spellEnd"/>
+      <w:r>
+        <w:t>&gt;.</w:t>
       </w:r>
     </w:p>
     <w:p>
@@ -17092,7 +19581,23 @@
           <w:b/>
           <w:bCs/>
         </w:rPr>
-        <w:t>&lt;destination_address&gt;</w:t>
+        <w:t>&lt;</w:t>
+      </w:r>
+      <w:proofErr w:type="spellStart"/>
+      <w:r>
+        <w:rPr>
+          <w:b/>
+          <w:bCs/>
+        </w:rPr>
+        <w:t>destination_address</w:t>
+      </w:r>
+      <w:proofErr w:type="spellEnd"/>
+      <w:r>
+        <w:rPr>
+          <w:b/>
+          <w:bCs/>
+        </w:rPr>
+        <w:t>&gt;</w:t>
       </w:r>
       <w:r>
         <w:t xml:space="preserve"> (2 bytes) Populated for the </w:t>
@@ -17206,7 +19711,23 @@
           <w:b/>
           <w:bCs/>
         </w:rPr>
-        <w:t>&lt;memory_address&gt;</w:t>
+        <w:t>&lt;</w:t>
+      </w:r>
+      <w:proofErr w:type="spellStart"/>
+      <w:r>
+        <w:rPr>
+          <w:b/>
+          <w:bCs/>
+        </w:rPr>
+        <w:t>memory_address</w:t>
+      </w:r>
+      <w:proofErr w:type="spellEnd"/>
+      <w:r>
+        <w:rPr>
+          <w:b/>
+          <w:bCs/>
+        </w:rPr>
+        <w:t>&gt;</w:t>
       </w:r>
       <w:r>
         <w:t xml:space="preserve"> (2 bytes) Populated for all opcodes (except </w:t>
@@ -17385,7 +19906,23 @@
           <w:b/>
           <w:bCs/>
         </w:rPr>
-        <w:t>&lt;memory_read_value&gt;</w:t>
+        <w:t>&lt;</w:t>
+      </w:r>
+      <w:proofErr w:type="spellStart"/>
+      <w:r>
+        <w:rPr>
+          <w:b/>
+          <w:bCs/>
+        </w:rPr>
+        <w:t>memory_read_value</w:t>
+      </w:r>
+      <w:proofErr w:type="spellEnd"/>
+      <w:r>
+        <w:rPr>
+          <w:b/>
+          <w:bCs/>
+        </w:rPr>
+        <w:t>&gt;</w:t>
       </w:r>
       <w:r>
         <w:t xml:space="preserve"> (1 byte) Populated for opcodes (except </w:t>
@@ -17418,7 +19955,11 @@
         <w:t>LDY</w:t>
       </w:r>
       <w:r>
-        <w:t xml:space="preserve">) that read from an address, excluding the stack (e.g. PLA).  Contains the value read.  This includes instructions like INC </w:t>
+        <w:t xml:space="preserve">) that read from an address, excluding the stack (e.g. PLA).  Contains the value read.  </w:t>
+      </w:r>
+      <w:r>
+        <w:lastRenderedPageBreak/>
+        <w:t xml:space="preserve">This includes instructions like INC </w:t>
       </w:r>
       <w:r>
         <w:rPr>
@@ -17436,7 +19977,15 @@
         <w:ind w:left="720"/>
       </w:pPr>
       <w:r>
-        <w:t xml:space="preserve">The value is not populated for </w:t>
+        <w:t xml:space="preserve">The value is not populated </w:t>
+      </w:r>
+      <w:proofErr w:type="gramStart"/>
+      <w:r>
+        <w:t>for</w:t>
+      </w:r>
+      <w:proofErr w:type="gramEnd"/>
+      <w:r>
+        <w:t xml:space="preserve"> </w:t>
       </w:r>
       <w:r>
         <w:rPr>
@@ -17478,8 +20027,23 @@
           <w:b/>
           <w:bCs/>
         </w:rPr>
-        <w:lastRenderedPageBreak/>
-        <w:t>&lt;memory_write_value&gt;</w:t>
+        <w:t>&lt;</w:t>
+      </w:r>
+      <w:proofErr w:type="spellStart"/>
+      <w:r>
+        <w:rPr>
+          <w:b/>
+          <w:bCs/>
+        </w:rPr>
+        <w:t>memory_write_value</w:t>
+      </w:r>
+      <w:proofErr w:type="spellEnd"/>
+      <w:r>
+        <w:rPr>
+          <w:b/>
+          <w:bCs/>
+        </w:rPr>
+        <w:t>&gt;</w:t>
       </w:r>
       <w:r>
         <w:t xml:space="preserve"> (1 byte) Populated for opcodes (except </w:t>
@@ -17597,6 +20161,7 @@
       <w:r>
         <w:t xml:space="preserve">The performance functionality is encapsulated within a </w:t>
       </w:r>
+      <w:proofErr w:type="spellStart"/>
       <w:r>
         <w:rPr>
           <w:b/>
@@ -17604,8 +20169,25 @@
         </w:rPr>
         <w:t>PerfWriter</w:t>
       </w:r>
-      <w:r>
-        <w:t xml:space="preserve"> class (PerfWriter.h/cpp) </w:t>
+      <w:proofErr w:type="spellEnd"/>
+      <w:r>
+        <w:t xml:space="preserve"> class (</w:t>
+      </w:r>
+      <w:proofErr w:type="spellStart"/>
+      <w:r>
+        <w:t>PerfWriter.h</w:t>
+      </w:r>
+      <w:proofErr w:type="spellEnd"/>
+      <w:r>
+        <w:t>/</w:t>
+      </w:r>
+      <w:proofErr w:type="spellStart"/>
+      <w:r>
+        <w:t>cpp</w:t>
+      </w:r>
+      <w:proofErr w:type="spellEnd"/>
+      <w:r>
+        <w:t xml:space="preserve">) </w:t>
       </w:r>
     </w:p>
     <w:p>
@@ -17768,8 +20350,17 @@
           <w:b/>
           <w:bCs/>
         </w:rPr>
-        <w:t>/cpp</w:t>
-      </w:r>
+        <w:t>/</w:t>
+      </w:r>
+      <w:proofErr w:type="spellStart"/>
+      <w:r>
+        <w:rPr>
+          <w:b/>
+          <w:bCs/>
+        </w:rPr>
+        <w:t>cpp</w:t>
+      </w:r>
+      <w:proofErr w:type="spellEnd"/>
     </w:p>
     <w:p>
       <w:pPr>
@@ -17782,23 +20373,48 @@
       <w:r>
         <w:t xml:space="preserve">Added calls to </w:t>
       </w:r>
-      <w:r>
-        <w:t>PerfWriter_WriteInstruction(</w:t>
-      </w:r>
+      <w:proofErr w:type="spellStart"/>
+      <w:r>
+        <w:t>PerfWriter_</w:t>
+      </w:r>
+      <w:proofErr w:type="gramStart"/>
+      <w:r>
+        <w:t>WriteInstruction</w:t>
+      </w:r>
+      <w:proofErr w:type="spellEnd"/>
+      <w:r>
+        <w:t>(</w:t>
+      </w:r>
+      <w:proofErr w:type="gramEnd"/>
       <w:r>
         <w:t xml:space="preserve">…) and </w:t>
       </w:r>
-      <w:r>
-        <w:t>PerfWriter_WriteI</w:t>
+      <w:proofErr w:type="spellStart"/>
+      <w:r>
+        <w:t>PerfWriter_</w:t>
+      </w:r>
+      <w:proofErr w:type="gramStart"/>
+      <w:r>
+        <w:t>WriteI</w:t>
       </w:r>
       <w:r>
         <w:t>nterrupt</w:t>
       </w:r>
+      <w:proofErr w:type="spellEnd"/>
       <w:r>
         <w:t>(</w:t>
       </w:r>
-      <w:r>
-        <w:t>…) to log instructions and interrupts.  These wrapper functions only invoke the PerfWriter instance during a performance capture.</w:t>
+      <w:proofErr w:type="gramEnd"/>
+      <w:r>
+        <w:t xml:space="preserve">…) to log instructions and interrupts.  These wrapper functions only invoke the </w:t>
+      </w:r>
+      <w:proofErr w:type="spellStart"/>
+      <w:r>
+        <w:t>PerfWriter</w:t>
+      </w:r>
+      <w:proofErr w:type="spellEnd"/>
+      <w:r>
+        <w:t xml:space="preserve"> instance during a performance capture.</w:t>
       </w:r>
     </w:p>
     <w:p>
@@ -17812,51 +20428,75 @@
       <w:r>
         <w:t>Added static variables (</w:t>
       </w:r>
+      <w:proofErr w:type="spellStart"/>
       <w:r>
         <w:t>LastReadWriteAddress</w:t>
       </w:r>
+      <w:proofErr w:type="spellEnd"/>
       <w:r>
         <w:t xml:space="preserve">, </w:t>
       </w:r>
+      <w:proofErr w:type="spellStart"/>
       <w:r>
         <w:t>LastReadValue</w:t>
       </w:r>
+      <w:proofErr w:type="spellEnd"/>
       <w:r>
         <w:t xml:space="preserve">, and </w:t>
       </w:r>
+      <w:proofErr w:type="spellStart"/>
       <w:r>
         <w:t>LastWriteValue</w:t>
       </w:r>
+      <w:proofErr w:type="spellEnd"/>
       <w:r>
         <w:t xml:space="preserve">) to store the last accessed memory address, read value, and write value.  These values are passed to </w:t>
       </w:r>
-      <w:r>
-        <w:t>PerfWriter_WriteInstruction(</w:t>
-      </w:r>
+      <w:proofErr w:type="spellStart"/>
+      <w:r>
+        <w:t>PerfWriter_</w:t>
+      </w:r>
+      <w:proofErr w:type="gramStart"/>
+      <w:r>
+        <w:t>WriteInstruction</w:t>
+      </w:r>
+      <w:proofErr w:type="spellEnd"/>
+      <w:r>
+        <w:t>(</w:t>
+      </w:r>
+      <w:proofErr w:type="gramEnd"/>
       <w:r>
         <w:t>…).  Added helpers (</w:t>
       </w:r>
+      <w:proofErr w:type="spellStart"/>
       <w:r>
         <w:t>ReadZeroPage</w:t>
       </w:r>
+      <w:proofErr w:type="spellEnd"/>
       <w:r>
         <w:t xml:space="preserve">, </w:t>
       </w:r>
+      <w:proofErr w:type="spellStart"/>
       <w:r>
         <w:t>WriteZeroPage</w:t>
       </w:r>
+      <w:proofErr w:type="spellEnd"/>
       <w:r>
         <w:t xml:space="preserve">, </w:t>
       </w:r>
+      <w:proofErr w:type="spellStart"/>
       <w:r>
         <w:t>ReadPaged</w:t>
       </w:r>
+      <w:proofErr w:type="spellEnd"/>
       <w:r>
         <w:t xml:space="preserve">, </w:t>
       </w:r>
+      <w:proofErr w:type="spellStart"/>
       <w:r>
         <w:t>WritePaged</w:t>
       </w:r>
+      <w:proofErr w:type="spellEnd"/>
       <w:r>
         <w:t>) which wrap the respective functionality whilst updating these variables.  Updated the emulator interpretation code to use the new helpers.</w:t>
       </w:r>
@@ -17870,29 +20510,61 @@
         </w:numPr>
       </w:pPr>
       <w:r>
-        <w:t>Defined new struct (StackFrame) and static variables (</w:t>
-      </w:r>
-      <w:r>
-        <w:t>StackFrames, StackFrameCount</w:t>
-      </w:r>
+        <w:t>Defined new struct (</w:t>
+      </w:r>
+      <w:proofErr w:type="spellStart"/>
+      <w:r>
+        <w:t>StackFrame</w:t>
+      </w:r>
+      <w:proofErr w:type="spellEnd"/>
+      <w:r>
+        <w:t>) and static variables (</w:t>
+      </w:r>
+      <w:proofErr w:type="spellStart"/>
+      <w:r>
+        <w:t>StackFrames</w:t>
+      </w:r>
+      <w:proofErr w:type="spellEnd"/>
+      <w:r>
+        <w:t xml:space="preserve">, </w:t>
+      </w:r>
+      <w:proofErr w:type="spellStart"/>
+      <w:r>
+        <w:t>StackFrameCount</w:t>
+      </w:r>
+      <w:proofErr w:type="spellEnd"/>
       <w:r>
         <w:t>) to capture the current call stack, and added helpers (</w:t>
       </w:r>
+      <w:proofErr w:type="spellStart"/>
       <w:r>
         <w:t>PushStackFrame</w:t>
       </w:r>
+      <w:proofErr w:type="spellEnd"/>
       <w:r>
         <w:t xml:space="preserve">, </w:t>
       </w:r>
+      <w:proofErr w:type="spellStart"/>
       <w:r>
         <w:t>SyncStackFrames</w:t>
       </w:r>
-      <w:r>
-        <w:t xml:space="preserve">, SetStackFrame, </w:t>
-      </w:r>
+      <w:proofErr w:type="spellEnd"/>
+      <w:r>
+        <w:t xml:space="preserve">, </w:t>
+      </w:r>
+      <w:proofErr w:type="spellStart"/>
+      <w:r>
+        <w:t>SetStackFrame</w:t>
+      </w:r>
+      <w:proofErr w:type="spellEnd"/>
+      <w:r>
+        <w:t xml:space="preserve">, </w:t>
+      </w:r>
+      <w:proofErr w:type="spellStart"/>
       <w:r>
         <w:t>UpdateRootStackFrame</w:t>
       </w:r>
+      <w:proofErr w:type="spellEnd"/>
       <w:r>
         <w:t>) to maintain this.  Updated the emulator’s interpretation code to invoke the new helpers.</w:t>
       </w:r>
@@ -17932,8 +20604,13 @@
       <w:r>
         <w:t xml:space="preserve">Added helper to get the emulator’s call stack: </w:t>
       </w:r>
-      <w:r>
-        <w:t xml:space="preserve">GetStackFrames </w:t>
+      <w:proofErr w:type="spellStart"/>
+      <w:r>
+        <w:t>GetStackFrames</w:t>
+      </w:r>
+      <w:proofErr w:type="spellEnd"/>
+      <w:r>
+        <w:t xml:space="preserve"> </w:t>
       </w:r>
       <w:r>
         <w:t xml:space="preserve">(…).  This is called during snapshot chunk serialization.  </w:t>
@@ -17949,7 +20626,20 @@
       </w:pPr>
       <w:r>
         <w:lastRenderedPageBreak/>
-        <w:t>Added helper to get the emulator’s registers: GetRegisters(…).  This is called during snapshot chunk serialization.</w:t>
+        <w:t xml:space="preserve">Added helper to get the emulator’s registers: </w:t>
+      </w:r>
+      <w:proofErr w:type="spellStart"/>
+      <w:proofErr w:type="gramStart"/>
+      <w:r>
+        <w:t>GetRegisters</w:t>
+      </w:r>
+      <w:proofErr w:type="spellEnd"/>
+      <w:r>
+        <w:t>(</w:t>
+      </w:r>
+      <w:proofErr w:type="gramEnd"/>
+      <w:r>
+        <w:t>…).  This is called during snapshot chunk serialization.</w:t>
       </w:r>
     </w:p>
     <w:p>
@@ -17963,6 +20653,7 @@
       <w:r>
         <w:t xml:space="preserve">Removed </w:t>
       </w:r>
+      <w:proofErr w:type="spellStart"/>
       <w:r>
         <w:rPr>
           <w:b/>
@@ -17970,9 +20661,11 @@
         </w:rPr>
         <w:t>ReadPaged</w:t>
       </w:r>
+      <w:proofErr w:type="spellEnd"/>
       <w:r>
         <w:t xml:space="preserve"> and </w:t>
       </w:r>
+      <w:proofErr w:type="spellStart"/>
       <w:r>
         <w:rPr>
           <w:b/>
@@ -17980,6 +20673,7 @@
         </w:rPr>
         <w:t>WritePaged</w:t>
       </w:r>
+      <w:proofErr w:type="spellEnd"/>
       <w:r>
         <w:t xml:space="preserve"> </w:t>
       </w:r>
@@ -18003,13 +20697,31 @@
           <w:bCs/>
         </w:rPr>
       </w:pPr>
-      <w:r>
-        <w:rPr>
-          <w:b/>
-          <w:bCs/>
-        </w:rPr>
-        <w:t>BeepMem.h/cpp</w:t>
-      </w:r>
+      <w:proofErr w:type="spellStart"/>
+      <w:r>
+        <w:rPr>
+          <w:b/>
+          <w:bCs/>
+        </w:rPr>
+        <w:t>BeepMem.h</w:t>
+      </w:r>
+      <w:proofErr w:type="spellEnd"/>
+      <w:r>
+        <w:rPr>
+          <w:b/>
+          <w:bCs/>
+        </w:rPr>
+        <w:t>/</w:t>
+      </w:r>
+      <w:proofErr w:type="spellStart"/>
+      <w:r>
+        <w:rPr>
+          <w:b/>
+          <w:bCs/>
+        </w:rPr>
+        <w:t>cpp</w:t>
+      </w:r>
+      <w:proofErr w:type="spellEnd"/>
     </w:p>
     <w:p>
       <w:pPr>
@@ -18020,22 +20732,42 @@
         </w:numPr>
       </w:pPr>
       <w:r>
-        <w:t>Defined new struct (</w:t>
-      </w:r>
+        <w:t xml:space="preserve">Defined new </w:t>
+      </w:r>
+      <w:proofErr w:type="gramStart"/>
+      <w:r>
+        <w:t>struct</w:t>
+      </w:r>
+      <w:proofErr w:type="gramEnd"/>
+      <w:r>
+        <w:t xml:space="preserve"> (</w:t>
+      </w:r>
+      <w:proofErr w:type="spellStart"/>
       <w:r>
         <w:t>MemPageType</w:t>
       </w:r>
+      <w:proofErr w:type="spellEnd"/>
       <w:r>
         <w:t>) and function (</w:t>
       </w:r>
+      <w:proofErr w:type="spellStart"/>
       <w:r>
         <w:t>BeebMemPage</w:t>
       </w:r>
-      <w:r>
-        <w:t>) that returns the page associated with an address.  This is invoked by Set</w:t>
-      </w:r>
-      <w:r>
-        <w:t xml:space="preserve">StackFrame </w:t>
+      <w:proofErr w:type="spellEnd"/>
+      <w:r>
+        <w:t xml:space="preserve">) that returns the page associated with an address.  This is invoked by </w:t>
+      </w:r>
+      <w:proofErr w:type="spellStart"/>
+      <w:r>
+        <w:t>Set</w:t>
+      </w:r>
+      <w:r>
+        <w:t>StackFrame</w:t>
+      </w:r>
+      <w:proofErr w:type="spellEnd"/>
+      <w:r>
+        <w:t xml:space="preserve"> </w:t>
       </w:r>
       <w:r>
         <w:t>(see 6502.cpp).</w:t>
@@ -18090,6 +20822,7 @@
         </w:rPr>
         <w:t xml:space="preserve"> </w:t>
       </w:r>
+      <w:proofErr w:type="spellStart"/>
       <w:r>
         <w:rPr>
           <w:b/>
@@ -18097,6 +20830,7 @@
         </w:rPr>
         <w:t>HidAdd</w:t>
       </w:r>
+      <w:proofErr w:type="spellEnd"/>
       <w:r>
         <w:rPr>
           <w:b/>
@@ -18104,11 +20838,16 @@
         </w:rPr>
         <w:t xml:space="preserve"> </w:t>
       </w:r>
+      <w:proofErr w:type="gramStart"/>
       <w:r>
         <w:t>variables</w:t>
       </w:r>
       <w:r>
-        <w:t xml:space="preserve"> so these are accessible during snapshot serialization.</w:t>
+        <w:t xml:space="preserve"> so these</w:t>
+      </w:r>
+      <w:proofErr w:type="gramEnd"/>
+      <w:r>
+        <w:t xml:space="preserve"> are accessible during snapshot serialization.</w:t>
       </w:r>
     </w:p>
     <w:p>
@@ -18161,6 +20900,7 @@
           <w:bCs/>
         </w:rPr>
       </w:pPr>
+      <w:proofErr w:type="spellStart"/>
       <w:r>
         <w:rPr>
           <w:b/>
@@ -18173,8 +20913,25 @@
           <w:b/>
           <w:bCs/>
         </w:rPr>
-        <w:t>.h/cpp</w:t>
-      </w:r>
+        <w:t>.h</w:t>
+      </w:r>
+      <w:proofErr w:type="spellEnd"/>
+      <w:r>
+        <w:rPr>
+          <w:b/>
+          <w:bCs/>
+        </w:rPr>
+        <w:t>/</w:t>
+      </w:r>
+      <w:proofErr w:type="spellStart"/>
+      <w:r>
+        <w:rPr>
+          <w:b/>
+          <w:bCs/>
+        </w:rPr>
+        <w:t>cpp</w:t>
+      </w:r>
+      <w:proofErr w:type="spellEnd"/>
     </w:p>
     <w:p>
       <w:pPr>
@@ -18185,7 +20942,15 @@
         </w:numPr>
       </w:pPr>
       <w:r>
-        <w:t xml:space="preserve">Added Video.DisplayScanline variable, which </w:t>
+        <w:t xml:space="preserve">Added </w:t>
+      </w:r>
+      <w:proofErr w:type="spellStart"/>
+      <w:r>
+        <w:t>Video.DisplayScanline</w:t>
+      </w:r>
+      <w:proofErr w:type="spellEnd"/>
+      <w:r>
+        <w:t xml:space="preserve"> variable, which </w:t>
       </w:r>
       <w:r>
         <w:t xml:space="preserve">holds </w:t>
@@ -18218,10 +20983,20 @@
         <w:t>ideo</w:t>
       </w:r>
       <w:r>
-        <w:t xml:space="preserve"> state: VideoGetState</w:t>
-      </w:r>
-      <w:r>
-        <w:t>(…)</w:t>
+        <w:t xml:space="preserve"> state: </w:t>
+      </w:r>
+      <w:proofErr w:type="spellStart"/>
+      <w:proofErr w:type="gramStart"/>
+      <w:r>
+        <w:t>VideoGetState</w:t>
+      </w:r>
+      <w:proofErr w:type="spellEnd"/>
+      <w:r>
+        <w:t>(</w:t>
+      </w:r>
+      <w:proofErr w:type="gramEnd"/>
+      <w:r>
+        <w:t>…)</w:t>
       </w:r>
       <w:r>
         <w:t>.   This is called during snapshot chunk serialization.</w:t>
@@ -18234,13 +21009,31 @@
           <w:bCs/>
         </w:rPr>
       </w:pPr>
-      <w:r>
-        <w:rPr>
-          <w:b/>
-          <w:bCs/>
-        </w:rPr>
-        <w:t>Debug.h/cpp</w:t>
-      </w:r>
+      <w:proofErr w:type="spellStart"/>
+      <w:r>
+        <w:rPr>
+          <w:b/>
+          <w:bCs/>
+        </w:rPr>
+        <w:t>Debug.h</w:t>
+      </w:r>
+      <w:proofErr w:type="spellEnd"/>
+      <w:r>
+        <w:rPr>
+          <w:b/>
+          <w:bCs/>
+        </w:rPr>
+        <w:t>/</w:t>
+      </w:r>
+      <w:proofErr w:type="spellStart"/>
+      <w:r>
+        <w:rPr>
+          <w:b/>
+          <w:bCs/>
+        </w:rPr>
+        <w:t>cpp</w:t>
+      </w:r>
+      <w:proofErr w:type="spellEnd"/>
     </w:p>
     <w:p>
       <w:pPr>
@@ -18275,12 +21068,37 @@
           <w:bCs/>
         </w:rPr>
       </w:pPr>
-      <w:r>
-        <w:rPr>
-          <w:b/>
-          <w:bCs/>
-        </w:rPr>
-        <w:t>BeebWin.h/cpp, BeebWinIo.cpp</w:t>
+      <w:proofErr w:type="spellStart"/>
+      <w:r>
+        <w:rPr>
+          <w:b/>
+          <w:bCs/>
+        </w:rPr>
+        <w:t>BeebWin.h</w:t>
+      </w:r>
+      <w:proofErr w:type="spellEnd"/>
+      <w:r>
+        <w:rPr>
+          <w:b/>
+          <w:bCs/>
+        </w:rPr>
+        <w:t>/</w:t>
+      </w:r>
+      <w:proofErr w:type="spellStart"/>
+      <w:r>
+        <w:rPr>
+          <w:b/>
+          <w:bCs/>
+        </w:rPr>
+        <w:t>cpp</w:t>
+      </w:r>
+      <w:proofErr w:type="spellEnd"/>
+      <w:r>
+        <w:rPr>
+          <w:b/>
+          <w:bCs/>
+        </w:rPr>
+        <w:t>, BeebWinIo.cpp</w:t>
       </w:r>
     </w:p>
     <w:p>
@@ -18308,29 +21126,66 @@
         </w:rPr>
         <w:t xml:space="preserve"> </w:t>
       </w:r>
+      <w:proofErr w:type="spellStart"/>
+      <w:proofErr w:type="gramStart"/>
       <w:r>
         <w:t>UpdatePerfCaptureMenu</w:t>
       </w:r>
-      <w:r>
-        <w:t>()</w:t>
-      </w:r>
-      <w:r>
-        <w:t>, CapturePerf</w:t>
-      </w:r>
-      <w:r>
-        <w:t>()</w:t>
-      </w:r>
-      <w:r>
-        <w:t>, EndPerfCapture</w:t>
-      </w:r>
-      <w:r>
-        <w:t>()</w:t>
-      </w:r>
-      <w:r>
-        <w:t>, and IsCapturingPerf</w:t>
-      </w:r>
-      <w:r>
-        <w:t>()</w:t>
+      <w:proofErr w:type="spellEnd"/>
+      <w:r>
+        <w:t>(</w:t>
+      </w:r>
+      <w:proofErr w:type="gramEnd"/>
+      <w:r>
+        <w:t>)</w:t>
+      </w:r>
+      <w:r>
+        <w:t xml:space="preserve">, </w:t>
+      </w:r>
+      <w:proofErr w:type="spellStart"/>
+      <w:proofErr w:type="gramStart"/>
+      <w:r>
+        <w:t>CapturePerf</w:t>
+      </w:r>
+      <w:proofErr w:type="spellEnd"/>
+      <w:r>
+        <w:t>(</w:t>
+      </w:r>
+      <w:proofErr w:type="gramEnd"/>
+      <w:r>
+        <w:t>)</w:t>
+      </w:r>
+      <w:r>
+        <w:t xml:space="preserve">, </w:t>
+      </w:r>
+      <w:proofErr w:type="spellStart"/>
+      <w:proofErr w:type="gramStart"/>
+      <w:r>
+        <w:t>EndPerfCapture</w:t>
+      </w:r>
+      <w:proofErr w:type="spellEnd"/>
+      <w:r>
+        <w:t>(</w:t>
+      </w:r>
+      <w:proofErr w:type="gramEnd"/>
+      <w:r>
+        <w:t>)</w:t>
+      </w:r>
+      <w:r>
+        <w:t xml:space="preserve">, and </w:t>
+      </w:r>
+      <w:proofErr w:type="spellStart"/>
+      <w:proofErr w:type="gramStart"/>
+      <w:r>
+        <w:t>IsCapturingPerf</w:t>
+      </w:r>
+      <w:proofErr w:type="spellEnd"/>
+      <w:r>
+        <w:t>(</w:t>
+      </w:r>
+      <w:proofErr w:type="gramEnd"/>
+      <w:r>
+        <w:t>)</w:t>
       </w:r>
       <w:r>
         <w:t xml:space="preserve"> functions</w:t>
@@ -18338,9 +21193,11 @@
       <w:r>
         <w:t xml:space="preserve"> (modelled from the existing video capture functionality) and invoked these in a similar way to how video capture is implemented.  The only notable differences are that </w:t>
       </w:r>
+      <w:proofErr w:type="spellStart"/>
       <w:r>
         <w:t>CapturePerf</w:t>
       </w:r>
+      <w:proofErr w:type="spellEnd"/>
       <w:r>
         <w:rPr>
           <w:b/>
@@ -18349,11 +21206,21 @@
         <w:t xml:space="preserve"> </w:t>
       </w:r>
       <w:r>
-        <w:t xml:space="preserve">creates an instance of the PerfWriter class, initializes it, and </w:t>
-      </w:r>
+        <w:t xml:space="preserve">creates an instance of the </w:t>
+      </w:r>
+      <w:proofErr w:type="spellStart"/>
+      <w:r>
+        <w:t>PerfWriter</w:t>
+      </w:r>
+      <w:proofErr w:type="spellEnd"/>
+      <w:r>
+        <w:t xml:space="preserve"> class, initializes it, and </w:t>
+      </w:r>
+      <w:proofErr w:type="spellStart"/>
       <w:r>
         <w:t>EndPerfCapture</w:t>
       </w:r>
+      <w:proofErr w:type="spellEnd"/>
       <w:r>
         <w:rPr>
           <w:b/>
@@ -18362,23 +21229,49 @@
         <w:t xml:space="preserve"> </w:t>
       </w:r>
       <w:r>
-        <w:t>closes the capture, and deletes the PerfWriter instance.</w:t>
-      </w:r>
-    </w:p>
-    <w:p>
-      <w:pPr>
-        <w:rPr>
-          <w:b/>
-          <w:bCs/>
-        </w:rPr>
-      </w:pPr>
-      <w:r>
-        <w:rPr>
-          <w:b/>
-          <w:bCs/>
-        </w:rPr>
-        <w:t>BeebWinPrefs.h/cpp</w:t>
-      </w:r>
+        <w:t xml:space="preserve">closes the capture, and deletes the </w:t>
+      </w:r>
+      <w:proofErr w:type="spellStart"/>
+      <w:r>
+        <w:t>PerfWriter</w:t>
+      </w:r>
+      <w:proofErr w:type="spellEnd"/>
+      <w:r>
+        <w:t xml:space="preserve"> instance.</w:t>
+      </w:r>
+    </w:p>
+    <w:p>
+      <w:pPr>
+        <w:rPr>
+          <w:b/>
+          <w:bCs/>
+        </w:rPr>
+      </w:pPr>
+      <w:proofErr w:type="spellStart"/>
+      <w:r>
+        <w:rPr>
+          <w:b/>
+          <w:bCs/>
+        </w:rPr>
+        <w:t>BeebWinPrefs.h</w:t>
+      </w:r>
+      <w:proofErr w:type="spellEnd"/>
+      <w:r>
+        <w:rPr>
+          <w:b/>
+          <w:bCs/>
+        </w:rPr>
+        <w:t>/</w:t>
+      </w:r>
+      <w:proofErr w:type="spellStart"/>
+      <w:r>
+        <w:rPr>
+          <w:b/>
+          <w:bCs/>
+        </w:rPr>
+        <w:t>cpp</w:t>
+      </w:r>
+      <w:proofErr w:type="spellEnd"/>
     </w:p>
     <w:p>
       <w:pPr>
@@ -18392,7 +21285,15 @@
         <w:t xml:space="preserve">Added a </w:t>
       </w:r>
       <w:r>
-        <w:t xml:space="preserve">performance capture file path preference, used to remember the location of the last written </w:t>
+        <w:t xml:space="preserve">performance </w:t>
+      </w:r>
+      <w:proofErr w:type="gramStart"/>
+      <w:r>
+        <w:t>capture</w:t>
+      </w:r>
+      <w:proofErr w:type="gramEnd"/>
+      <w:r>
+        <w:t xml:space="preserve"> file path preference, used to remember the location of the last written </w:t>
       </w:r>
       <w:r>
         <w:rPr>
@@ -18466,13 +21367,31 @@
           <w:bCs/>
         </w:rPr>
       </w:pPr>
-      <w:r>
-        <w:rPr>
-          <w:b/>
-          <w:bCs/>
-        </w:rPr>
-        <w:t>BeebEm.rc, Resource.h</w:t>
-      </w:r>
+      <w:proofErr w:type="spellStart"/>
+      <w:r>
+        <w:rPr>
+          <w:b/>
+          <w:bCs/>
+        </w:rPr>
+        <w:t>BeebEm.rc</w:t>
+      </w:r>
+      <w:proofErr w:type="spellEnd"/>
+      <w:r>
+        <w:rPr>
+          <w:b/>
+          <w:bCs/>
+        </w:rPr>
+        <w:t xml:space="preserve">, </w:t>
+      </w:r>
+      <w:proofErr w:type="spellStart"/>
+      <w:r>
+        <w:rPr>
+          <w:b/>
+          <w:bCs/>
+        </w:rPr>
+        <w:t>Resource.h</w:t>
+      </w:r>
+      <w:proofErr w:type="spellEnd"/>
     </w:p>
     <w:p>
       <w:pPr>
@@ -18520,6 +21439,8 @@
         </w:rPr>
         <w:t>*</w:t>
       </w:r>
+      <w:proofErr w:type="spellStart"/>
+      <w:proofErr w:type="gramStart"/>
       <w:r>
         <w:rPr>
           <w:b/>
@@ -18555,6 +21476,8 @@
         </w:rPr>
         <w:t>.filters</w:t>
       </w:r>
+      <w:proofErr w:type="spellEnd"/>
+      <w:proofErr w:type="gramEnd"/>
     </w:p>
     <w:p>
       <w:pPr>
@@ -18581,8 +21504,17 @@
           <w:b/>
           <w:bCs/>
         </w:rPr>
-        <w:t>*.vcxproj</w:t>
-      </w:r>
+        <w:t>*.</w:t>
+      </w:r>
+      <w:proofErr w:type="spellStart"/>
+      <w:r>
+        <w:rPr>
+          <w:b/>
+          <w:bCs/>
+        </w:rPr>
+        <w:t>vcxproj</w:t>
+      </w:r>
+      <w:proofErr w:type="spellEnd"/>
     </w:p>
     <w:p>
       <w:pPr>
@@ -18593,7 +21525,15 @@
         </w:numPr>
       </w:pPr>
       <w:r>
-        <w:t>Updated WindowsTargetPlatformVersion to 10.0</w:t>
+        <w:t xml:space="preserve">Updated </w:t>
+      </w:r>
+      <w:proofErr w:type="spellStart"/>
+      <w:r>
+        <w:t>WindowsTargetPlatformVersion</w:t>
+      </w:r>
+      <w:proofErr w:type="spellEnd"/>
+      <w:r>
+        <w:t xml:space="preserve"> to 10.0</w:t>
       </w:r>
     </w:p>
     <w:p>
@@ -18605,7 +21545,15 @@
         </w:numPr>
       </w:pPr>
       <w:r>
-        <w:t>Updated PlatformToolset to v14</w:t>
+        <w:t xml:space="preserve">Updated </w:t>
+      </w:r>
+      <w:proofErr w:type="spellStart"/>
+      <w:r>
+        <w:t>PlatformToolset</w:t>
+      </w:r>
+      <w:proofErr w:type="spellEnd"/>
+      <w:r>
+        <w:t xml:space="preserve"> to v14</w:t>
       </w:r>
       <w:r>
         <w:t>2.</w:t>
@@ -18625,8 +21573,21 @@
       <w:r>
         <w:t xml:space="preserve">configuration </w:t>
       </w:r>
-      <w:r>
-        <w:t>OutDir &amp; IntDir location</w:t>
+      <w:proofErr w:type="spellStart"/>
+      <w:r>
+        <w:t>OutDir</w:t>
+      </w:r>
+      <w:proofErr w:type="spellEnd"/>
+      <w:r>
+        <w:t xml:space="preserve"> &amp; </w:t>
+      </w:r>
+      <w:proofErr w:type="spellStart"/>
+      <w:r>
+        <w:t>IntDir</w:t>
+      </w:r>
+      <w:proofErr w:type="spellEnd"/>
+      <w:r>
+        <w:t xml:space="preserve"> location</w:t>
       </w:r>
       <w:r>
         <w:t>s</w:t>
@@ -18760,11 +21721,47 @@
         </w:rPr>
         <w:t xml:space="preserve">git add -N </w:t>
       </w:r>
+      <w:proofErr w:type="spellStart"/>
       <w:r>
         <w:rPr>
           <w:color w:val="FFFFFF" w:themeColor="background1"/>
         </w:rPr>
-        <w:t>src\PerfWriter.h src\PerfWriter.cpp</w:t>
+        <w:t>src</w:t>
+      </w:r>
+      <w:proofErr w:type="spellEnd"/>
+      <w:r>
+        <w:rPr>
+          <w:color w:val="FFFFFF" w:themeColor="background1"/>
+        </w:rPr>
+        <w:t>\</w:t>
+      </w:r>
+      <w:proofErr w:type="spellStart"/>
+      <w:r>
+        <w:rPr>
+          <w:color w:val="FFFFFF" w:themeColor="background1"/>
+        </w:rPr>
+        <w:t>PerfWriter.h</w:t>
+      </w:r>
+      <w:proofErr w:type="spellEnd"/>
+      <w:r>
+        <w:rPr>
+          <w:color w:val="FFFFFF" w:themeColor="background1"/>
+        </w:rPr>
+        <w:t xml:space="preserve"> </w:t>
+      </w:r>
+      <w:proofErr w:type="spellStart"/>
+      <w:r>
+        <w:rPr>
+          <w:color w:val="FFFFFF" w:themeColor="background1"/>
+        </w:rPr>
+        <w:t>src</w:t>
+      </w:r>
+      <w:proofErr w:type="spellEnd"/>
+      <w:r>
+        <w:rPr>
+          <w:color w:val="FFFFFF" w:themeColor="background1"/>
+        </w:rPr>
+        <w:t>\PerfWriter.cpp</w:t>
       </w:r>
       <w:r>
         <w:rPr>
@@ -18779,12 +21776,28 @@
         </w:rPr>
         <w:t xml:space="preserve"> &gt; ..\</w:t>
       </w:r>
+      <w:proofErr w:type="spellStart"/>
       <w:r>
         <w:rPr>
           <w:color w:val="FFFFFF" w:themeColor="background1"/>
         </w:rPr>
-        <w:t>beebperf\beebem_changelist.diff</w:t>
-      </w:r>
+        <w:t>beebperf</w:t>
+      </w:r>
+      <w:proofErr w:type="spellEnd"/>
+      <w:r>
+        <w:rPr>
+          <w:color w:val="FFFFFF" w:themeColor="background1"/>
+        </w:rPr>
+        <w:t>\</w:t>
+      </w:r>
+      <w:proofErr w:type="spellStart"/>
+      <w:r>
+        <w:rPr>
+          <w:color w:val="FFFFFF" w:themeColor="background1"/>
+        </w:rPr>
+        <w:t>beebem_changelist.diff</w:t>
+      </w:r>
+      <w:proofErr w:type="spellEnd"/>
     </w:p>
     <w:p/>
     <w:p>
@@ -18801,24 +21814,48 @@
           <w:color w:val="FFFFFF" w:themeColor="background1"/>
         </w:rPr>
       </w:pPr>
+      <w:proofErr w:type="gramStart"/>
       <w:r>
         <w:rPr>
           <w:color w:val="FFFFFF" w:themeColor="background1"/>
         </w:rPr>
-        <w:t xml:space="preserve">git </w:t>
-      </w:r>
+        <w:t>git</w:t>
+      </w:r>
+      <w:proofErr w:type="gramEnd"/>
       <w:r>
         <w:rPr>
           <w:color w:val="FFFFFF" w:themeColor="background1"/>
         </w:rPr>
+        <w:t xml:space="preserve"> </w:t>
+      </w:r>
+      <w:r>
+        <w:rPr>
+          <w:color w:val="FFFFFF" w:themeColor="background1"/>
+        </w:rPr>
         <w:t>apply ..\</w:t>
       </w:r>
+      <w:proofErr w:type="spellStart"/>
       <w:r>
         <w:rPr>
           <w:color w:val="FFFFFF" w:themeColor="background1"/>
         </w:rPr>
-        <w:t>beebperf\beebem_changelist.diff</w:t>
-      </w:r>
+        <w:t>beebperf</w:t>
+      </w:r>
+      <w:proofErr w:type="spellEnd"/>
+      <w:r>
+        <w:rPr>
+          <w:color w:val="FFFFFF" w:themeColor="background1"/>
+        </w:rPr>
+        <w:t>\</w:t>
+      </w:r>
+      <w:proofErr w:type="spellStart"/>
+      <w:r>
+        <w:rPr>
+          <w:color w:val="FFFFFF" w:themeColor="background1"/>
+        </w:rPr>
+        <w:t>beebem_changelist.diff</w:t>
+      </w:r>
+      <w:proofErr w:type="spellEnd"/>
     </w:p>
     <w:p/>
     <w:p/>
@@ -21394,6 +24431,7 @@
   <w:style w:type="character" w:default="1" w:styleId="DefaultParagraphFont">
     <w:name w:val="Default Paragraph Font"/>
     <w:uiPriority w:val="1"/>
+    <w:semiHidden/>
     <w:unhideWhenUsed/>
   </w:style>
   <w:style w:type="table" w:default="1" w:styleId="TableNormal">

--- a/docs/BeebPerf.docx
+++ b/docs/BeebPerf.docx
@@ -2259,7 +2259,13 @@
         <w:t>CPU usage are marked as ‘hot’.</w:t>
       </w:r>
       <w:r>
-        <w:t xml:space="preserve">  The routines can also be sorted by total CPU, elapsed CPI, interrupts, and execution count.</w:t>
+        <w:t xml:space="preserve">  The routines can also be sorted by total CPU, elapsed CP</w:t>
+      </w:r>
+      <w:r>
+        <w:t>U</w:t>
+      </w:r>
+      <w:r>
+        <w:t>, interrupts, and execution count.</w:t>
       </w:r>
     </w:p>
     <w:p>
@@ -2674,7 +2680,13 @@
         <w:t xml:space="preserve"> </w:t>
       </w:r>
       <w:r>
-        <w:t>Useful for visualizing the callers and callee of the selected routine.</w:t>
+        <w:t>Useful for visualizing the callers and callee</w:t>
+      </w:r>
+      <w:r>
+        <w:t>s</w:t>
+      </w:r>
+      <w:r>
+        <w:t xml:space="preserve"> of the selected routine.</w:t>
       </w:r>
     </w:p>
     <w:p>
@@ -3150,7 +3162,13 @@
         <w:t xml:space="preserve"> button.</w:t>
       </w:r>
       <w:r>
-        <w:t xml:space="preserve">  The tail-call and fall-through routines can be showing by pressing the </w:t>
+        <w:t xml:space="preserve">  The tail-call and fall-through routines can be show</w:t>
+      </w:r>
+      <w:r>
+        <w:t>ed</w:t>
+      </w:r>
+      <w:r>
+        <w:t xml:space="preserve"> by pressing the </w:t>
       </w:r>
       <w:r>
         <w:rPr>
@@ -4208,7 +4226,22 @@
         <w:t>s</w:t>
       </w:r>
       <w:r>
-        <w:t xml:space="preserve"> to be loaded from files and enabled/disabled.  The labels defined in a </w:t>
+        <w:t xml:space="preserve"> to be loaded from files and enabled/disabled.  </w:t>
+      </w:r>
+      <w:r>
+        <w:t>L</w:t>
+      </w:r>
+      <w:r>
+        <w:t xml:space="preserve">abels </w:t>
+      </w:r>
+      <w:r>
+        <w:t>embedded</w:t>
+      </w:r>
+      <w:r>
+        <w:t xml:space="preserve"> in</w:t>
+      </w:r>
+      <w:r>
+        <w:t xml:space="preserve"> </w:t>
       </w:r>
       <w:r>
         <w:rPr>
@@ -4218,7 +4251,13 @@
         <w:t>.perf</w:t>
       </w:r>
       <w:r>
-        <w:t xml:space="preserve"> file are also listed</w:t>
+        <w:t xml:space="preserve"> file</w:t>
+      </w:r>
+      <w:r>
+        <w:t>s</w:t>
+      </w:r>
+      <w:r>
+        <w:t xml:space="preserve"> are also listed</w:t>
       </w:r>
       <w:r>
         <w:t xml:space="preserve"> (&lt;…&gt;)</w:t>
@@ -4902,7 +4941,7 @@
         <w:t xml:space="preserve"> </w:t>
       </w:r>
       <w:r>
-        <w:t>does not support the hardware cursor, custom teletext modes, or custom ULA hardware (with larger palettes)</w:t>
+        <w:t>does not support custom teletext modes, or custom ULA hardware (with larger palettes)</w:t>
       </w:r>
       <w:r>
         <w:t>.</w:t>
@@ -4950,28 +4989,7 @@
     </w:p>
     <w:p>
       <w:r>
-        <w:t>I considered implementing the analysis portions in C++</w:t>
-      </w:r>
-      <w:r>
-        <w:t>, to keep the memory footprint low</w:t>
-      </w:r>
-      <w:r>
-        <w:t xml:space="preserve">, </w:t>
-      </w:r>
-      <w:r>
-        <w:t xml:space="preserve"> </w:t>
-      </w:r>
-      <w:r>
-        <w:t xml:space="preserve">but this </w:t>
-      </w:r>
-      <w:r>
-        <w:t xml:space="preserve">never became </w:t>
-      </w:r>
-      <w:r>
-        <w:t>necessary</w:t>
-      </w:r>
-      <w:r>
-        <w:t>.</w:t>
+        <w:t>I considered implementing the analysis components in C++ to reduce memory usage, but that proved unnecessary.</w:t>
       </w:r>
     </w:p>
     <w:p>
@@ -5538,30 +5556,6 @@
         </w:numPr>
       </w:pPr>
       <w:r>
-        <w:t>Video ULA register and palette</w:t>
-      </w:r>
-    </w:p>
-    <w:p>
-      <w:pPr>
-        <w:pStyle w:val="ListParagraph"/>
-        <w:numPr>
-          <w:ilvl w:val="1"/>
-          <w:numId w:val="2"/>
-        </w:numPr>
-      </w:pPr>
-      <w:r>
-        <w:t>Video control registers</w:t>
-      </w:r>
-    </w:p>
-    <w:p>
-      <w:pPr>
-        <w:pStyle w:val="ListParagraph"/>
-        <w:numPr>
-          <w:ilvl w:val="1"/>
-          <w:numId w:val="2"/>
-        </w:numPr>
-      </w:pPr>
-      <w:r>
         <w:t>M</w:t>
       </w:r>
       <w:r>
@@ -5600,104 +5594,6 @@
     </w:p>
     <w:p>
       <w:pPr>
-        <w:rPr>
-          <w:rFonts w:ascii="Aptos" w:hAnsi="Aptos"/>
-          <w:color w:val="000000"/>
-        </w:rPr>
-      </w:pPr>
-      <w:r>
-        <w:rPr>
-          <w:rFonts w:ascii="Aptos" w:hAnsi="Aptos"/>
-          <w:color w:val="000000"/>
-        </w:rPr>
-        <w:t xml:space="preserve">As part of </w:t>
-      </w:r>
-      <w:r>
-        <w:rPr>
-          <w:rFonts w:ascii="Aptos" w:hAnsi="Aptos"/>
-          <w:color w:val="000000"/>
-        </w:rPr>
-        <w:t xml:space="preserve">the loading </w:t>
-      </w:r>
-      <w:r>
-        <w:rPr>
-          <w:rFonts w:ascii="Aptos" w:hAnsi="Aptos"/>
-          <w:color w:val="000000"/>
-        </w:rPr>
-        <w:t xml:space="preserve">process, addresses are converted to canonical addresses, where </w:t>
-      </w:r>
-      <w:r>
-        <w:rPr>
-          <w:rFonts w:ascii="Aptos" w:hAnsi="Aptos"/>
-          <w:color w:val="000000"/>
-        </w:rPr>
-        <w:t xml:space="preserve">every </w:t>
-      </w:r>
-      <w:r>
-        <w:rPr>
-          <w:rFonts w:ascii="Aptos" w:hAnsi="Aptos"/>
-          <w:color w:val="000000"/>
-        </w:rPr>
-        <w:t xml:space="preserve">address </w:t>
-      </w:r>
-      <w:r>
-        <w:rPr>
-          <w:rFonts w:ascii="Aptos" w:hAnsi="Aptos"/>
-          <w:color w:val="000000"/>
-        </w:rPr>
-        <w:t xml:space="preserve">has an associated </w:t>
-      </w:r>
-      <w:r>
-        <w:rPr>
-          <w:rFonts w:ascii="Aptos" w:hAnsi="Aptos"/>
-          <w:color w:val="000000"/>
-        </w:rPr>
-        <w:t>page identifier.</w:t>
-      </w:r>
-    </w:p>
-    <w:p>
-      <w:r>
-        <w:rPr>
-          <w:b/>
-          <w:bCs/>
-        </w:rPr>
-        <w:t>Canonical Address</w:t>
-      </w:r>
-      <w:r>
-        <w:t xml:space="preserve"> </w:t>
-      </w:r>
-      <w:r>
-        <w:rPr>
-          <w:b/>
-          <w:bCs/>
-        </w:rPr>
-        <w:t>–</w:t>
-      </w:r>
-      <w:r>
-        <w:rPr>
-          <w:b/>
-          <w:bCs/>
-        </w:rPr>
-        <w:t xml:space="preserve"> </w:t>
-      </w:r>
-      <w:r>
-        <w:t>represents a unique memory address.</w:t>
-      </w:r>
-      <w:r>
-        <w:t xml:space="preserve"> </w:t>
-      </w:r>
-      <w:r>
-        <w:t xml:space="preserve"> </w:t>
-      </w:r>
-      <w:r>
-        <w:t>It c</w:t>
-      </w:r>
-      <w:r>
-        <w:t>ontains the following immutable fields:</w:t>
-      </w:r>
-    </w:p>
-    <w:p>
-      <w:pPr>
         <w:pStyle w:val="ListParagraph"/>
         <w:numPr>
           <w:ilvl w:val="0"/>
@@ -5705,7 +5601,111 @@
         </w:numPr>
       </w:pPr>
       <w:r>
-        <w:t>Page – memory page</w:t>
+        <w:t xml:space="preserve">Frame start event params (array of </w:t>
+      </w:r>
+      <w:r>
+        <w:t>FrameStartEventParams</w:t>
+      </w:r>
+      <w:r>
+        <w:t>)</w:t>
+      </w:r>
+    </w:p>
+    <w:p>
+      <w:pPr>
+        <w:rPr>
+          <w:rFonts w:ascii="Aptos" w:hAnsi="Aptos"/>
+          <w:color w:val="000000"/>
+        </w:rPr>
+      </w:pPr>
+      <w:r>
+        <w:rPr>
+          <w:rFonts w:ascii="Aptos" w:hAnsi="Aptos"/>
+          <w:color w:val="000000"/>
+        </w:rPr>
+        <w:t xml:space="preserve">As part of </w:t>
+      </w:r>
+      <w:r>
+        <w:rPr>
+          <w:rFonts w:ascii="Aptos" w:hAnsi="Aptos"/>
+          <w:color w:val="000000"/>
+        </w:rPr>
+        <w:t xml:space="preserve">the loading </w:t>
+      </w:r>
+      <w:r>
+        <w:rPr>
+          <w:rFonts w:ascii="Aptos" w:hAnsi="Aptos"/>
+          <w:color w:val="000000"/>
+        </w:rPr>
+        <w:t xml:space="preserve">process, addresses are converted to canonical addresses, where </w:t>
+      </w:r>
+      <w:r>
+        <w:rPr>
+          <w:rFonts w:ascii="Aptos" w:hAnsi="Aptos"/>
+          <w:color w:val="000000"/>
+        </w:rPr>
+        <w:t xml:space="preserve">every </w:t>
+      </w:r>
+      <w:r>
+        <w:rPr>
+          <w:rFonts w:ascii="Aptos" w:hAnsi="Aptos"/>
+          <w:color w:val="000000"/>
+        </w:rPr>
+        <w:t xml:space="preserve">address </w:t>
+      </w:r>
+      <w:r>
+        <w:rPr>
+          <w:rFonts w:ascii="Aptos" w:hAnsi="Aptos"/>
+          <w:color w:val="000000"/>
+        </w:rPr>
+        <w:t xml:space="preserve">has an associated </w:t>
+      </w:r>
+      <w:r>
+        <w:rPr>
+          <w:rFonts w:ascii="Aptos" w:hAnsi="Aptos"/>
+          <w:color w:val="000000"/>
+        </w:rPr>
+        <w:t>page identifier.</w:t>
+      </w:r>
+    </w:p>
+    <w:p>
+      <w:r>
+        <w:rPr>
+          <w:b/>
+          <w:bCs/>
+        </w:rPr>
+        <w:t>Canonical Address</w:t>
+      </w:r>
+      <w:r>
+        <w:t xml:space="preserve"> </w:t>
+      </w:r>
+      <w:r>
+        <w:rPr>
+          <w:b/>
+          <w:bCs/>
+        </w:rPr>
+        <w:t>–</w:t>
+      </w:r>
+      <w:r>
+        <w:rPr>
+          <w:b/>
+          <w:bCs/>
+        </w:rPr>
+        <w:t xml:space="preserve"> </w:t>
+      </w:r>
+      <w:r>
+        <w:t>represents a unique memory address.</w:t>
+      </w:r>
+      <w:r>
+        <w:t xml:space="preserve"> </w:t>
+      </w:r>
+      <w:r>
+        <w:t xml:space="preserve"> </w:t>
+      </w:r>
+      <w:r>
+        <w:t>It c</w:t>
+      </w:r>
+      <w:r>
+        <w:t>ontains the following immutable fields:</w:t>
       </w:r>
     </w:p>
     <w:p>
@@ -5717,74 +5717,7 @@
         </w:numPr>
       </w:pPr>
       <w:r>
-        <w:t xml:space="preserve">Address – </w:t>
-      </w:r>
-      <w:r>
-        <w:t xml:space="preserve">absolute </w:t>
-      </w:r>
-      <w:r>
-        <w:t>memory address</w:t>
-      </w:r>
-    </w:p>
-    <w:p>
-      <w:r>
-        <w:t xml:space="preserve">All the events and instructions defined across </w:t>
-      </w:r>
-      <w:r>
-        <w:t xml:space="preserve">the read .perf file’s </w:t>
-      </w:r>
-      <w:r>
-        <w:t xml:space="preserve">execution chunks are put in a single </w:t>
-      </w:r>
-      <w:r>
-        <w:t xml:space="preserve">large </w:t>
-      </w:r>
-      <w:r>
-        <w:t xml:space="preserve">array of </w:t>
-      </w:r>
-      <w:r>
-        <w:rPr>
-          <w:b/>
-          <w:bCs/>
-        </w:rPr>
-        <w:t>Instruction</w:t>
-      </w:r>
-      <w:r>
-        <w:t>.</w:t>
-      </w:r>
-    </w:p>
-    <w:p>
-      <w:r>
-        <w:rPr>
-          <w:b/>
-          <w:bCs/>
-        </w:rPr>
-        <w:t>Instruction</w:t>
-      </w:r>
-      <w:r>
-        <w:t xml:space="preserve"> </w:t>
-      </w:r>
-      <w:r>
-        <w:rPr>
-          <w:b/>
-          <w:bCs/>
-        </w:rPr>
-        <w:t>–</w:t>
-      </w:r>
-      <w:r>
-        <w:t xml:space="preserve"> represents an individual recorded instruction</w:t>
-      </w:r>
-      <w:r>
-        <w:t xml:space="preserve"> </w:t>
-      </w:r>
-      <w:r>
-        <w:t>or event</w:t>
-      </w:r>
-      <w:r>
-        <w:t xml:space="preserve"> (like an interrupt)</w:t>
-      </w:r>
-      <w:r>
-        <w:t>.  Contains the following immutable fields:</w:t>
+        <w:t>Page – memory page</w:t>
       </w:r>
     </w:p>
     <w:p>
@@ -5796,7 +5729,74 @@
         </w:numPr>
       </w:pPr>
       <w:r>
-        <w:t>Type (instruction or event-type)</w:t>
+        <w:t xml:space="preserve">Address – </w:t>
+      </w:r>
+      <w:r>
+        <w:t xml:space="preserve">absolute </w:t>
+      </w:r>
+      <w:r>
+        <w:t>memory address</w:t>
+      </w:r>
+    </w:p>
+    <w:p>
+      <w:r>
+        <w:t xml:space="preserve">All the events and instructions defined across </w:t>
+      </w:r>
+      <w:r>
+        <w:t xml:space="preserve">the read .perf file’s </w:t>
+      </w:r>
+      <w:r>
+        <w:t xml:space="preserve">execution chunks are put in a single </w:t>
+      </w:r>
+      <w:r>
+        <w:t xml:space="preserve">large </w:t>
+      </w:r>
+      <w:r>
+        <w:t xml:space="preserve">array of </w:t>
+      </w:r>
+      <w:r>
+        <w:rPr>
+          <w:b/>
+          <w:bCs/>
+        </w:rPr>
+        <w:t>Instruction</w:t>
+      </w:r>
+      <w:r>
+        <w:t>.</w:t>
+      </w:r>
+    </w:p>
+    <w:p>
+      <w:r>
+        <w:rPr>
+          <w:b/>
+          <w:bCs/>
+        </w:rPr>
+        <w:t>Instruction</w:t>
+      </w:r>
+      <w:r>
+        <w:t xml:space="preserve"> </w:t>
+      </w:r>
+      <w:r>
+        <w:rPr>
+          <w:b/>
+          <w:bCs/>
+        </w:rPr>
+        <w:t>–</w:t>
+      </w:r>
+      <w:r>
+        <w:t xml:space="preserve"> represents an individual recorded instruction</w:t>
+      </w:r>
+      <w:r>
+        <w:t xml:space="preserve"> </w:t>
+      </w:r>
+      <w:r>
+        <w:t>or event</w:t>
+      </w:r>
+      <w:r>
+        <w:t xml:space="preserve"> (like an interrupt)</w:t>
+      </w:r>
+      <w:r>
+        <w:t>.  Contains the following immutable fields:</w:t>
       </w:r>
     </w:p>
     <w:p>
@@ -5808,7 +5808,7 @@
         </w:numPr>
       </w:pPr>
       <w:r>
-        <w:t>Cycle count (instruction/interrupt)</w:t>
+        <w:t>Type (instruction or event-type)</w:t>
       </w:r>
     </w:p>
     <w:p>
@@ -5820,7 +5820,7 @@
         </w:numPr>
       </w:pPr>
       <w:r>
-        <w:t>Opcode address (instruction)</w:t>
+        <w:t>Cycle count (instruction/interrupt)</w:t>
       </w:r>
     </w:p>
     <w:p>
@@ -5832,7 +5832,7 @@
         </w:numPr>
       </w:pPr>
       <w:r>
-        <w:t>Opcode &amp; operand (instruction)</w:t>
+        <w:t>Opcode address (instruction)</w:t>
       </w:r>
     </w:p>
     <w:p>
@@ -5844,7 +5844,7 @@
         </w:numPr>
       </w:pPr>
       <w:r>
-        <w:t>Stack value (instruction)</w:t>
+        <w:t>Opcode &amp; operand (instruction)</w:t>
       </w:r>
     </w:p>
     <w:p>
@@ -5856,7 +5856,7 @@
         </w:numPr>
       </w:pPr>
       <w:r>
-        <w:t>Stack pointer (instruction)</w:t>
+        <w:t>Stack value (instruction)</w:t>
       </w:r>
     </w:p>
     <w:p>
@@ -5868,7 +5868,7 @@
         </w:numPr>
       </w:pPr>
       <w:r>
-        <w:t>Memory address (instruction)</w:t>
+        <w:t>Stack pointer (instruction)</w:t>
       </w:r>
     </w:p>
     <w:p>
@@ -5880,7 +5880,7 @@
         </w:numPr>
       </w:pPr>
       <w:r>
-        <w:t>Memory read/write values (instruction)</w:t>
+        <w:t>Memory address (instruction)</w:t>
       </w:r>
     </w:p>
     <w:p>
@@ -5892,7 +5892,7 @@
         </w:numPr>
       </w:pPr>
       <w:r>
-        <w:t>Destination address (instruction/interrupt)</w:t>
+        <w:t>Memory read/write values (instruction)</w:t>
       </w:r>
     </w:p>
     <w:p>
@@ -5904,7 +5904,7 @@
         </w:numPr>
       </w:pPr>
       <w:r>
-        <w:t>Return address (instruction/interrupt)</w:t>
+        <w:t>Destination address (instruction/interrupt)</w:t>
       </w:r>
     </w:p>
     <w:p>
@@ -5916,50 +5916,7 @@
         </w:numPr>
       </w:pPr>
       <w:r>
-        <w:t>System-VIA and User-VIA interrupt flag registers (interrupt)</w:t>
-      </w:r>
-    </w:p>
-    <w:p>
-      <w:r>
-        <w:t xml:space="preserve">To minimize memory, </w:t>
-      </w:r>
-      <w:r>
-        <w:rPr>
-          <w:b/>
-          <w:bCs/>
-        </w:rPr>
-        <w:t>Instruction</w:t>
-      </w:r>
-      <w:r>
-        <w:t xml:space="preserve"> is defined as a 12-byte fixed sized </w:t>
-      </w:r>
-      <w:r>
-        <w:rPr>
-          <w:b/>
-          <w:bCs/>
-        </w:rPr>
-        <w:t>struct</w:t>
-      </w:r>
-      <w:r>
-        <w:t>.</w:t>
-      </w:r>
-    </w:p>
-    <w:p>
-      <w:r>
-        <w:t>The snapshot call stack is represented by a list of mini stack frames.</w:t>
-      </w:r>
-    </w:p>
-    <w:p>
-      <w:r>
-        <w:rPr>
-          <w:b/>
-          <w:bCs/>
-        </w:rPr>
-        <w:lastRenderedPageBreak/>
-        <w:t>MiniStackFrame</w:t>
-      </w:r>
-      <w:r>
-        <w:t xml:space="preserve"> – represents a mini stack frame.  Contains the following fields:</w:t>
+        <w:t>Return address (instruction/interrupt)</w:t>
       </w:r>
     </w:p>
     <w:p>
@@ -5971,7 +5928,7 @@
         </w:numPr>
       </w:pPr>
       <w:r>
-        <w:t>Call-type (Root, JSR, BRK, IRQ, NMI)</w:t>
+        <w:t>System-VIA and User-VIA interrupt flag registers (interrupt)</w:t>
       </w:r>
     </w:p>
     <w:p>
@@ -5983,7 +5940,338 @@
         </w:numPr>
       </w:pPr>
       <w:r>
-        <w:t>Start address</w:t>
+        <w:t>Frame start event parameter</w:t>
+      </w:r>
+      <w:r>
+        <w:t>s</w:t>
+      </w:r>
+      <w:r>
+        <w:t xml:space="preserve"> index (frame start event)</w:t>
+      </w:r>
+    </w:p>
+    <w:p>
+      <w:r>
+        <w:t xml:space="preserve">To minimize memory, </w:t>
+      </w:r>
+      <w:r>
+        <w:rPr>
+          <w:b/>
+          <w:bCs/>
+        </w:rPr>
+        <w:t>Instruction</w:t>
+      </w:r>
+      <w:r>
+        <w:t xml:space="preserve"> is defined as a 12-byte fixed sized </w:t>
+      </w:r>
+      <w:r>
+        <w:rPr>
+          <w:b/>
+          <w:bCs/>
+        </w:rPr>
+        <w:t>struct</w:t>
+      </w:r>
+      <w:r>
+        <w:t>.</w:t>
+      </w:r>
+    </w:p>
+    <w:p>
+      <w:r>
+        <w:lastRenderedPageBreak/>
+        <w:t xml:space="preserve">Frame start events contain more parameters than can fit within an Instruction, so the instruction contains an index into </w:t>
+      </w:r>
+      <w:r>
+        <w:t xml:space="preserve">the </w:t>
+      </w:r>
+      <w:r>
+        <w:rPr>
+          <w:b/>
+          <w:bCs/>
+        </w:rPr>
+        <w:t>FrameStartEventParams</w:t>
+      </w:r>
+      <w:r>
+        <w:rPr>
+          <w:b/>
+          <w:bCs/>
+        </w:rPr>
+        <w:t xml:space="preserve">List </w:t>
+      </w:r>
+      <w:r>
+        <w:t>array</w:t>
+      </w:r>
+      <w:r>
+        <w:t>.</w:t>
+      </w:r>
+    </w:p>
+    <w:p>
+      <w:r>
+        <w:rPr>
+          <w:b/>
+          <w:bCs/>
+        </w:rPr>
+        <w:t>FrameStartEventParams</w:t>
+      </w:r>
+      <w:r>
+        <w:rPr>
+          <w:b/>
+          <w:bCs/>
+        </w:rPr>
+        <w:t xml:space="preserve"> </w:t>
+      </w:r>
+      <w:r>
+        <w:t>– represents a</w:t>
+      </w:r>
+      <w:r>
+        <w:t>n</w:t>
+      </w:r>
+      <w:r>
+        <w:t xml:space="preserve"> ind</w:t>
+      </w:r>
+      <w:r>
+        <w:t xml:space="preserve">ividual </w:t>
+      </w:r>
+      <w:r>
+        <w:t>set of</w:t>
+      </w:r>
+      <w:r>
+        <w:rPr>
+          <w:b/>
+          <w:bCs/>
+        </w:rPr>
+        <w:t xml:space="preserve"> </w:t>
+      </w:r>
+      <w:r>
+        <w:t>parameters associated with a frame start event.</w:t>
+      </w:r>
+      <w:r>
+        <w:t xml:space="preserve">  </w:t>
+      </w:r>
+      <w:r>
+        <w:t>Contains the following immutable fields:</w:t>
+      </w:r>
+    </w:p>
+    <w:p>
+      <w:pPr>
+        <w:pStyle w:val="ListParagraph"/>
+        <w:numPr>
+          <w:ilvl w:val="0"/>
+          <w:numId w:val="19"/>
+        </w:numPr>
+      </w:pPr>
+      <w:r>
+        <w:t>Offset</w:t>
+      </w:r>
+      <w:r>
+        <w:t xml:space="preserve"> c</w:t>
+      </w:r>
+      <w:r>
+        <w:t>ycle</w:t>
+      </w:r>
+      <w:r>
+        <w:t xml:space="preserve"> c</w:t>
+      </w:r>
+      <w:r>
+        <w:t>ount</w:t>
+      </w:r>
+      <w:r>
+        <w:t xml:space="preserve"> (number of cycle</w:t>
+      </w:r>
+      <w:r>
+        <w:t>s</w:t>
+      </w:r>
+      <w:r>
+        <w:t xml:space="preserve"> prior when the frame actually started)</w:t>
+      </w:r>
+    </w:p>
+    <w:p>
+      <w:pPr>
+        <w:pStyle w:val="ListParagraph"/>
+        <w:numPr>
+          <w:ilvl w:val="0"/>
+          <w:numId w:val="19"/>
+        </w:numPr>
+      </w:pPr>
+      <w:r>
+        <w:t xml:space="preserve">Video </w:t>
+      </w:r>
+      <w:r>
+        <w:t>ULA</w:t>
+      </w:r>
+      <w:r>
+        <w:t xml:space="preserve"> c</w:t>
+      </w:r>
+      <w:r>
+        <w:t>ontrol</w:t>
+      </w:r>
+      <w:r>
+        <w:t xml:space="preserve"> r</w:t>
+      </w:r>
+      <w:r>
+        <w:t>egister</w:t>
+      </w:r>
+    </w:p>
+    <w:p>
+      <w:pPr>
+        <w:pStyle w:val="ListParagraph"/>
+        <w:numPr>
+          <w:ilvl w:val="0"/>
+          <w:numId w:val="19"/>
+        </w:numPr>
+      </w:pPr>
+      <w:r>
+        <w:t xml:space="preserve">Video </w:t>
+      </w:r>
+      <w:r>
+        <w:t>ULA</w:t>
+      </w:r>
+      <w:r>
+        <w:t xml:space="preserve"> c</w:t>
+      </w:r>
+      <w:r>
+        <w:t>olor</w:t>
+      </w:r>
+      <w:r>
+        <w:t xml:space="preserve"> p</w:t>
+      </w:r>
+      <w:r>
+        <w:t xml:space="preserve">alette </w:t>
+      </w:r>
+      <w:r>
+        <w:t xml:space="preserve">(16 </w:t>
+      </w:r>
+      <w:r>
+        <w:t>palette entries</w:t>
+      </w:r>
+      <w:r>
+        <w:t>)</w:t>
+      </w:r>
+    </w:p>
+    <w:p>
+      <w:pPr>
+        <w:pStyle w:val="ListParagraph"/>
+        <w:numPr>
+          <w:ilvl w:val="0"/>
+          <w:numId w:val="19"/>
+        </w:numPr>
+      </w:pPr>
+      <w:r>
+        <w:t>CRTC</w:t>
+      </w:r>
+      <w:r>
+        <w:t xml:space="preserve"> r</w:t>
+      </w:r>
+      <w:r>
+        <w:t>egister</w:t>
+      </w:r>
+      <w:r>
+        <w:t xml:space="preserve"> s</w:t>
+      </w:r>
+      <w:r>
+        <w:t>elect</w:t>
+      </w:r>
+    </w:p>
+    <w:p>
+      <w:pPr>
+        <w:pStyle w:val="ListParagraph"/>
+        <w:numPr>
+          <w:ilvl w:val="0"/>
+          <w:numId w:val="19"/>
+        </w:numPr>
+      </w:pPr>
+      <w:r>
+        <w:t>CRTC</w:t>
+      </w:r>
+      <w:r>
+        <w:t xml:space="preserve"> r</w:t>
+      </w:r>
+      <w:r>
+        <w:t xml:space="preserve">egisters </w:t>
+      </w:r>
+      <w:r>
+        <w:t>(18 register values)</w:t>
+      </w:r>
+    </w:p>
+    <w:p>
+      <w:pPr>
+        <w:pStyle w:val="ListParagraph"/>
+        <w:numPr>
+          <w:ilvl w:val="0"/>
+          <w:numId w:val="19"/>
+        </w:numPr>
+      </w:pPr>
+      <w:r>
+        <w:t>D</w:t>
+      </w:r>
+      <w:r>
+        <w:t>isplay</w:t>
+      </w:r>
+      <w:r>
+        <w:t xml:space="preserve"> s</w:t>
+      </w:r>
+      <w:r>
+        <w:t>canline</w:t>
+      </w:r>
+      <w:r>
+        <w:t xml:space="preserve"> (current display scanline 0..311)</w:t>
+      </w:r>
+    </w:p>
+    <w:p>
+      <w:pPr>
+        <w:pStyle w:val="ListParagraph"/>
+        <w:numPr>
+          <w:ilvl w:val="0"/>
+          <w:numId w:val="19"/>
+        </w:numPr>
+      </w:pPr>
+      <w:r>
+        <w:t>Display</w:t>
+      </w:r>
+      <w:r>
+        <w:t xml:space="preserve"> f</w:t>
+      </w:r>
+      <w:r>
+        <w:t>ield</w:t>
+      </w:r>
+      <w:r>
+        <w:t xml:space="preserve"> (whether even of odd field)</w:t>
+      </w:r>
+    </w:p>
+    <w:p>
+      <w:pPr>
+        <w:pStyle w:val="ListParagraph"/>
+        <w:numPr>
+          <w:ilvl w:val="0"/>
+          <w:numId w:val="19"/>
+        </w:numPr>
+      </w:pPr>
+      <w:r>
+        <w:t>Split</w:t>
+      </w:r>
+      <w:r>
+        <w:t xml:space="preserve"> s</w:t>
+      </w:r>
+      <w:r>
+        <w:t>creen</w:t>
+      </w:r>
+      <w:r>
+        <w:t xml:space="preserve"> flag (whether the frame is positioned below the previous one)</w:t>
+      </w:r>
+    </w:p>
+    <w:p>
+      <w:r>
+        <w:t>The snapshot call stack is represented by a list of mini stack frames.</w:t>
+      </w:r>
+    </w:p>
+    <w:p>
+      <w:r>
+        <w:rPr>
+          <w:b/>
+          <w:bCs/>
+        </w:rPr>
+        <w:t>MiniStackFrame</w:t>
+      </w:r>
+      <w:r>
+        <w:t xml:space="preserve"> – represents a mini stack frame.  Contains the following fields:</w:t>
       </w:r>
     </w:p>
     <w:p>
@@ -5995,7 +6283,7 @@
         </w:numPr>
       </w:pPr>
       <w:r>
-        <w:t>Return address</w:t>
+        <w:t>Call-type (Root, JSR, BRK, IRQ, NMI)</w:t>
       </w:r>
     </w:p>
     <w:p>
@@ -6007,6 +6295,30 @@
         </w:numPr>
       </w:pPr>
       <w:r>
+        <w:t>Start address</w:t>
+      </w:r>
+    </w:p>
+    <w:p>
+      <w:pPr>
+        <w:pStyle w:val="ListParagraph"/>
+        <w:numPr>
+          <w:ilvl w:val="0"/>
+          <w:numId w:val="2"/>
+        </w:numPr>
+      </w:pPr>
+      <w:r>
+        <w:t>Return address</w:t>
+      </w:r>
+    </w:p>
+    <w:p>
+      <w:pPr>
+        <w:pStyle w:val="ListParagraph"/>
+        <w:numPr>
+          <w:ilvl w:val="0"/>
+          <w:numId w:val="2"/>
+        </w:numPr>
+      </w:pPr>
+      <w:r>
         <w:t>Return stack pointer</w:t>
       </w:r>
     </w:p>
@@ -6176,6 +6488,7 @@
         </w:numPr>
       </w:pPr>
       <w:r>
+        <w:lastRenderedPageBreak/>
         <w:t>End address</w:t>
       </w:r>
     </w:p>
@@ -6200,35 +6513,7 @@
         </w:numPr>
       </w:pPr>
       <w:r>
-        <w:t xml:space="preserve">Aggregated CPU Metrics, by CallStack – </w:t>
-      </w:r>
-      <w:r>
-        <w:rPr>
-          <w:i/>
-          <w:iCs/>
-        </w:rPr>
-        <w:t xml:space="preserve">populated </w:t>
-      </w:r>
-      <w:r>
-        <w:rPr>
-          <w:i/>
-          <w:iCs/>
-        </w:rPr>
-        <w:t>by</w:t>
-      </w:r>
-      <w:r>
-        <w:rPr>
-          <w:i/>
-          <w:iCs/>
-        </w:rPr>
-        <w:t xml:space="preserve"> </w:t>
-      </w:r>
-      <w:r>
-        <w:rPr>
-          <w:i/>
-          <w:iCs/>
-        </w:rPr>
-        <w:t>dynamic analysis</w:t>
+        <w:t>Stack frames</w:t>
       </w:r>
     </w:p>
     <w:p>
@@ -6240,7 +6525,7 @@
         </w:numPr>
       </w:pPr>
       <w:r>
-        <w:t xml:space="preserve">Total aggregated CPU Metrics – </w:t>
+        <w:t xml:space="preserve">Aggregated CPU Metrics, by CallStack – </w:t>
       </w:r>
       <w:r>
         <w:rPr>
@@ -6280,7 +6565,7 @@
         </w:numPr>
       </w:pPr>
       <w:r>
-        <w:t xml:space="preserve">Hot Routine – </w:t>
+        <w:t xml:space="preserve">Total aggregated CPU Metrics – </w:t>
       </w:r>
       <w:r>
         <w:rPr>
@@ -6309,18 +6594,6 @@
           <w:iCs/>
         </w:rPr>
         <w:t>dynamic analysis</w:t>
-      </w:r>
-    </w:p>
-    <w:p>
-      <w:r>
-        <w:rPr>
-          <w:b/>
-          <w:bCs/>
-        </w:rPr>
-        <w:t>StackFrame</w:t>
-      </w:r>
-      <w:r>
-        <w:t xml:space="preserve"> – represents a unique stack-frame within the recorded program.  Contains the following fields:</w:t>
       </w:r>
     </w:p>
     <w:p>
@@ -6332,7 +6605,47 @@
         </w:numPr>
       </w:pPr>
       <w:r>
-        <w:t>Call Stack (inherited for implementation efficiency)</w:t>
+        <w:t xml:space="preserve">Hot Routine – </w:t>
+      </w:r>
+      <w:r>
+        <w:rPr>
+          <w:i/>
+          <w:iCs/>
+        </w:rPr>
+        <w:t xml:space="preserve">populated </w:t>
+      </w:r>
+      <w:r>
+        <w:rPr>
+          <w:i/>
+          <w:iCs/>
+        </w:rPr>
+        <w:t>by</w:t>
+      </w:r>
+      <w:r>
+        <w:rPr>
+          <w:i/>
+          <w:iCs/>
+        </w:rPr>
+        <w:t xml:space="preserve"> </w:t>
+      </w:r>
+      <w:r>
+        <w:rPr>
+          <w:i/>
+          <w:iCs/>
+        </w:rPr>
+        <w:t>dynamic analysis</w:t>
+      </w:r>
+    </w:p>
+    <w:p>
+      <w:r>
+        <w:rPr>
+          <w:b/>
+          <w:bCs/>
+        </w:rPr>
+        <w:t>StackFrame</w:t>
+      </w:r>
+      <w:r>
+        <w:t xml:space="preserve"> – represents a unique stack-frame within the recorded program.  Contains the following fields:</w:t>
       </w:r>
     </w:p>
     <w:p>
@@ -6344,7 +6657,7 @@
         </w:numPr>
       </w:pPr>
       <w:r>
-        <w:t>Children (child stack frames)</w:t>
+        <w:t>Call Stack (inherited for implementation efficiency)</w:t>
       </w:r>
     </w:p>
     <w:p>
@@ -6356,13 +6669,7 @@
         </w:numPr>
       </w:pPr>
       <w:r>
-        <w:t xml:space="preserve">First and last </w:t>
-      </w:r>
-      <w:r>
-        <w:t xml:space="preserve">‘self’ </w:t>
-      </w:r>
-      <w:r>
-        <w:t>instruction indices</w:t>
+        <w:t>Children (child stack frames)</w:t>
       </w:r>
     </w:p>
     <w:p>
@@ -6374,7 +6681,13 @@
         </w:numPr>
       </w:pPr>
       <w:r>
-        <w:t>First and last instruction indices</w:t>
+        <w:t xml:space="preserve">First and last </w:t>
+      </w:r>
+      <w:r>
+        <w:t xml:space="preserve">‘self’ </w:t>
+      </w:r>
+      <w:r>
+        <w:t>instruction indices</w:t>
       </w:r>
     </w:p>
     <w:p>
@@ -6386,7 +6699,7 @@
         </w:numPr>
       </w:pPr>
       <w:r>
-        <w:t>Start and end cycle counts</w:t>
+        <w:t>First and last instruction indices</w:t>
       </w:r>
     </w:p>
     <w:p>
@@ -6398,13 +6711,7 @@
         </w:numPr>
       </w:pPr>
       <w:r>
-        <w:t xml:space="preserve">Highest and lowest </w:t>
-      </w:r>
-      <w:r>
-        <w:t xml:space="preserve">instruction </w:t>
-      </w:r>
-      <w:r>
-        <w:t>address</w:t>
+        <w:t>Start and end cycle counts</w:t>
       </w:r>
     </w:p>
     <w:p>
@@ -6416,47 +6723,13 @@
         </w:numPr>
       </w:pPr>
       <w:r>
-        <w:t xml:space="preserve">CPU Metrics – </w:t>
-      </w:r>
-      <w:r>
-        <w:rPr>
-          <w:i/>
-          <w:iCs/>
-        </w:rPr>
-        <w:t xml:space="preserve">populated </w:t>
-      </w:r>
-      <w:r>
-        <w:rPr>
-          <w:i/>
-          <w:iCs/>
-        </w:rPr>
-        <w:t xml:space="preserve">by </w:t>
-      </w:r>
-      <w:r>
-        <w:rPr>
-          <w:i/>
-          <w:iCs/>
-        </w:rPr>
-        <w:t>dynamic analysis</w:t>
-      </w:r>
-    </w:p>
-    <w:p>
-      <w:r>
-        <w:rPr>
-          <w:b/>
-          <w:bCs/>
-        </w:rPr>
-        <w:lastRenderedPageBreak/>
-        <w:t>CallStack</w:t>
-      </w:r>
-      <w:r>
-        <w:t xml:space="preserve"> – represents a call stack within the recorded program. </w:t>
-      </w:r>
-      <w:r>
-        <w:t xml:space="preserve"> </w:t>
-      </w:r>
-      <w:r>
-        <w:t>Contains the following fields:</w:t>
+        <w:t xml:space="preserve">Highest and lowest </w:t>
+      </w:r>
+      <w:r>
+        <w:t xml:space="preserve">instruction </w:t>
+      </w:r>
+      <w:r>
+        <w:t>address</w:t>
       </w:r>
     </w:p>
     <w:p>
@@ -6468,7 +6741,46 @@
         </w:numPr>
       </w:pPr>
       <w:r>
-        <w:t>Call-type (None, JSR, IRQ, NMI, BRK, Tail-call, fall-through)</w:t>
+        <w:t xml:space="preserve">CPU Metrics – </w:t>
+      </w:r>
+      <w:r>
+        <w:rPr>
+          <w:i/>
+          <w:iCs/>
+        </w:rPr>
+        <w:t xml:space="preserve">populated </w:t>
+      </w:r>
+      <w:r>
+        <w:rPr>
+          <w:i/>
+          <w:iCs/>
+        </w:rPr>
+        <w:t xml:space="preserve">by </w:t>
+      </w:r>
+      <w:r>
+        <w:rPr>
+          <w:i/>
+          <w:iCs/>
+        </w:rPr>
+        <w:t>dynamic analysis</w:t>
+      </w:r>
+    </w:p>
+    <w:p>
+      <w:r>
+        <w:rPr>
+          <w:b/>
+          <w:bCs/>
+        </w:rPr>
+        <w:t>CallStack</w:t>
+      </w:r>
+      <w:r>
+        <w:t xml:space="preserve"> – represents a call stack within the recorded program. </w:t>
+      </w:r>
+      <w:r>
+        <w:t xml:space="preserve"> </w:t>
+      </w:r>
+      <w:r>
+        <w:t>Contains the following fields:</w:t>
       </w:r>
     </w:p>
     <w:p>
@@ -6480,7 +6792,7 @@
         </w:numPr>
       </w:pPr>
       <w:r>
-        <w:t xml:space="preserve">Parent call stack </w:t>
+        <w:t>Call-type (None, JSR, IRQ, NMI, BRK, Tail-call, fall-through)</w:t>
       </w:r>
     </w:p>
     <w:p>
@@ -6492,7 +6804,7 @@
         </w:numPr>
       </w:pPr>
       <w:r>
-        <w:t>Routine reference</w:t>
+        <w:t>Parent call stack</w:t>
       </w:r>
     </w:p>
     <w:p>
@@ -6504,16 +6816,7 @@
         </w:numPr>
       </w:pPr>
       <w:r>
-        <w:t xml:space="preserve">Start address </w:t>
-      </w:r>
-      <w:r>
-        <w:t>(</w:t>
-      </w:r>
-      <w:r>
-        <w:t xml:space="preserve">same as </w:t>
-      </w:r>
-      <w:r>
-        <w:t>routine’s start address)</w:t>
+        <w:t>Routine reference</w:t>
       </w:r>
     </w:p>
     <w:p>
@@ -6525,10 +6828,16 @@
         </w:numPr>
       </w:pPr>
       <w:r>
-        <w:t xml:space="preserve">Return </w:t>
-      </w:r>
-      <w:r>
-        <w:t>address</w:t>
+        <w:t xml:space="preserve">Start address </w:t>
+      </w:r>
+      <w:r>
+        <w:t>(</w:t>
+      </w:r>
+      <w:r>
+        <w:t xml:space="preserve">same as </w:t>
+      </w:r>
+      <w:r>
+        <w:t>routine’s start address)</w:t>
       </w:r>
     </w:p>
     <w:p>
@@ -6540,7 +6849,34 @@
         </w:numPr>
       </w:pPr>
       <w:r>
+        <w:t xml:space="preserve">Return </w:t>
+      </w:r>
+      <w:r>
+        <w:t>address</w:t>
+      </w:r>
+    </w:p>
+    <w:p>
+      <w:pPr>
+        <w:pStyle w:val="ListParagraph"/>
+        <w:numPr>
+          <w:ilvl w:val="0"/>
+          <w:numId w:val="2"/>
+        </w:numPr>
+      </w:pPr>
+      <w:r>
         <w:t>Return stack pointer</w:t>
+      </w:r>
+    </w:p>
+    <w:p>
+      <w:pPr>
+        <w:pStyle w:val="ListParagraph"/>
+        <w:numPr>
+          <w:ilvl w:val="0"/>
+          <w:numId w:val="2"/>
+        </w:numPr>
+      </w:pPr>
+      <w:r>
+        <w:t>Depth</w:t>
       </w:r>
     </w:p>
     <w:p>
@@ -6651,6 +6987,7 @@
         </w:numPr>
       </w:pPr>
       <w:r>
+        <w:lastRenderedPageBreak/>
         <w:t>Every RTS destination address, which does not have a corresponding call-site, is also a routine.</w:t>
       </w:r>
     </w:p>
@@ -6758,7 +7095,6 @@
         <w:ind w:left="720"/>
       </w:pPr>
       <w:r>
-        <w:lastRenderedPageBreak/>
         <w:t xml:space="preserve">Note that the BeebEm changes include code to maintain the call-stack, </w:t>
       </w:r>
       <w:r>
@@ -6935,6 +7271,11 @@
           <w:color w:val="000000"/>
         </w:rPr>
         <w:t>And finally, the stack frame’s effective start and end instruction indexes are set.</w:t>
+      </w:r>
+    </w:p>
+    <w:p>
+      <w:r>
+        <w:t>Some coding patterns can result in the creation of very deep call stacks, which precludes the use of recursion in the code.  As such, all code that enumerates over call-stacks and stack frames is iterative.</w:t>
       </w:r>
     </w:p>
     <w:p>
@@ -6992,6 +7333,7 @@
         <w:contextualSpacing w:val="0"/>
       </w:pPr>
       <w:r>
+        <w:lastRenderedPageBreak/>
         <w:t xml:space="preserve">The </w:t>
       </w:r>
       <w:r>
@@ -7345,7 +7687,6 @@
           <w:rFonts w:ascii="Aptos" w:hAnsi="Aptos"/>
           <w:color w:val="000000"/>
         </w:rPr>
-        <w:lastRenderedPageBreak/>
         <w:t xml:space="preserve">The effective resolution of the frame buffer </w:t>
       </w:r>
       <w:r>
@@ -7891,6 +8232,7 @@
         <w:pStyle w:val="Heading5"/>
       </w:pPr>
       <w:r>
+        <w:lastRenderedPageBreak/>
         <w:t>Teletext screen mode (Mode 7)</w:t>
       </w:r>
       <w:r>
@@ -8184,7 +8526,21 @@
           <w:rFonts w:ascii="Aptos" w:hAnsi="Aptos"/>
           <w:color w:val="000000"/>
         </w:rPr>
-        <w:t xml:space="preserve">The teletext (SAA5050) is emulated by rounding each CRTC character scanline to the nearest even number and drawing its pixels onto the framebuffer. </w:t>
+        <w:t xml:space="preserve">The teletext (SAA5050) is emulated by rounding each CRTC character scanline to the nearest even number and drawing its pixels </w:t>
+      </w:r>
+      <w:r>
+        <w:rPr>
+          <w:rFonts w:ascii="Aptos" w:hAnsi="Aptos"/>
+          <w:color w:val="000000"/>
+        </w:rPr>
+        <w:t>i</w:t>
+      </w:r>
+      <w:r>
+        <w:rPr>
+          <w:rFonts w:ascii="Aptos" w:hAnsi="Aptos"/>
+          <w:color w:val="000000"/>
+        </w:rPr>
+        <w:t xml:space="preserve">nto the framebuffer. </w:t>
       </w:r>
       <w:r>
         <w:rPr>
@@ -8308,7 +8664,6 @@
         </w:numPr>
       </w:pPr>
       <w:r>
-        <w:lastRenderedPageBreak/>
         <w:t>Over-scan resolutions up to 1024x</w:t>
       </w:r>
       <w:r>
@@ -8428,7 +8783,13 @@
         <w:t>programmatic-</w:t>
       </w:r>
       <w:r>
-        <w:t xml:space="preserve">frame’s start instruction index, and when this is encountered, start the frame.  As part of this the </w:t>
+        <w:t>frame’s start instruction index, and when this is encountered, start</w:t>
+      </w:r>
+      <w:r>
+        <w:t>s</w:t>
+      </w:r>
+      <w:r>
+        <w:t xml:space="preserve"> the frame.  As part of this the </w:t>
       </w:r>
       <w:r>
         <w:t>programmatic-</w:t>
@@ -8439,6 +8800,7 @@
     </w:p>
     <w:p>
       <w:r>
+        <w:lastRenderedPageBreak/>
         <w:t xml:space="preserve">The only complication is that </w:t>
       </w:r>
       <w:r>
@@ -8461,6 +8823,20 @@
       </w:r>
       <w:r>
         <w:t>accomplish this.</w:t>
+      </w:r>
+    </w:p>
+    <w:p>
+      <w:r>
+        <w:t>One subtly is that the end of a display frame can only be determined reliably when the next display frame starts, so two sets of writes before and after count accumulators are needed, with one set applied to the current display frame, and the other to the next display frame.  The set used is determined when the display frames are associated with programmatic frames</w:t>
+      </w:r>
+      <w:r>
+        <w:t xml:space="preserve">, when their </w:t>
+      </w:r>
+      <w:r>
+        <w:t xml:space="preserve">durations </w:t>
+      </w:r>
+      <w:r>
+        <w:t>are known.</w:t>
       </w:r>
     </w:p>
     <w:p>
@@ -10160,14 +10536,6 @@
       </w:r>
     </w:p>
     <w:p>
-      <w:pPr>
-        <w:rPr>
-          <w:rFonts w:asciiTheme="majorHAnsi" w:eastAsiaTheme="majorEastAsia" w:hAnsiTheme="majorHAnsi" w:cstheme="majorBidi"/>
-          <w:color w:val="0F4761" w:themeColor="accent1" w:themeShade="BF"/>
-          <w:sz w:val="40"/>
-          <w:szCs w:val="40"/>
-        </w:rPr>
-      </w:pPr>
       <w:r>
         <w:br w:type="page"/>
       </w:r>
@@ -10277,7 +10645,17 @@
         </w:numPr>
       </w:pPr>
       <w:r>
-        <w:t xml:space="preserve">Limiting the impact on BeebEm performance, when a performance capture is, and more importantly, is </w:t>
+        <w:t xml:space="preserve">Limiting the impact on </w:t>
+      </w:r>
+      <w:r>
+        <w:rPr>
+          <w:b/>
+          <w:bCs/>
+        </w:rPr>
+        <w:t>BeebEm</w:t>
+      </w:r>
+      <w:r>
+        <w:t xml:space="preserve"> performance, when a performance capture is, and more importantly, is </w:t>
       </w:r>
       <w:r>
         <w:t>not</w:t>
@@ -10295,7 +10673,17 @@
         </w:numPr>
       </w:pPr>
       <w:r>
-        <w:t>Limiting the number of BeebEm source code changes.</w:t>
+        <w:t xml:space="preserve">Limiting the number of </w:t>
+      </w:r>
+      <w:r>
+        <w:rPr>
+          <w:b/>
+          <w:bCs/>
+        </w:rPr>
+        <w:t>BeebEm</w:t>
+      </w:r>
+      <w:r>
+        <w:t xml:space="preserve"> source code changes.</w:t>
       </w:r>
     </w:p>
     <w:p>
@@ -10307,13 +10695,31 @@
         </w:numPr>
       </w:pPr>
       <w:r>
-        <w:t>Limiting the size of a .</w:t>
-      </w:r>
-      <w:r>
+        <w:t xml:space="preserve">Limiting the size of a </w:t>
+      </w:r>
+      <w:r>
+        <w:rPr>
+          <w:b/>
+          <w:bCs/>
+        </w:rPr>
+        <w:t>.</w:t>
+      </w:r>
+      <w:r>
+        <w:rPr>
+          <w:b/>
+          <w:bCs/>
+        </w:rPr>
         <w:t>p</w:t>
       </w:r>
       <w:r>
-        <w:t>erf file.</w:t>
+        <w:rPr>
+          <w:b/>
+          <w:bCs/>
+        </w:rPr>
+        <w:t>erf</w:t>
+      </w:r>
+      <w:r>
+        <w:t xml:space="preserve"> file.</w:t>
       </w:r>
     </w:p>
     <w:p>
@@ -10381,13 +10787,10 @@
         <w:t>6502 (or 65C02) instructions.  The log contains all 6502/65C02 register state changes, all memory accesses and values, plus key events like interrupts</w:t>
       </w:r>
       <w:r>
-        <w:t xml:space="preserve"> and new </w:t>
-      </w:r>
-      <w:r>
-        <w:t xml:space="preserve">display </w:t>
-      </w:r>
-      <w:r>
-        <w:t>frame</w:t>
+        <w:t xml:space="preserve"> and </w:t>
+      </w:r>
+      <w:r>
+        <w:t>frame start events</w:t>
       </w:r>
       <w:r>
         <w:t>.  It also optionally contains label information.</w:t>
@@ -11789,7 +12192,28 @@
         <w:t>&lt;label-name&gt;</w:t>
       </w:r>
       <w:r>
-        <w:t xml:space="preserve"> A null-terminated label name.</w:t>
+        <w:t xml:space="preserve"> </w:t>
+      </w:r>
+      <w:r>
+        <w:t>(</w:t>
+      </w:r>
+      <w:r>
+        <w:t xml:space="preserve">null-terminated </w:t>
+      </w:r>
+      <w:r>
+        <w:t>byte</w:t>
+      </w:r>
+      <w:r>
+        <w:t>/ascii</w:t>
+      </w:r>
+      <w:r>
+        <w:t xml:space="preserve"> string) The </w:t>
+      </w:r>
+      <w:r>
+        <w:t>label name</w:t>
+      </w:r>
+      <w:r>
+        <w:t>.</w:t>
       </w:r>
     </w:p>
     <w:p>
@@ -12187,7 +12611,13 @@
         <w:t>&lt;hidden_ram_address&gt;</w:t>
       </w:r>
       <w:r>
-        <w:t xml:space="preserve"> (1 byte).  Populated only on the </w:t>
+        <w:t xml:space="preserve"> (1 byte).  </w:t>
+      </w:r>
+      <w:r>
+        <w:t>Written</w:t>
+      </w:r>
+      <w:r>
+        <w:t xml:space="preserve"> only on the </w:t>
       </w:r>
       <w:r>
         <w:t xml:space="preserve">BBC Model </w:t>
@@ -17774,7 +18204,16 @@
         <w:t>(</w:t>
       </w:r>
       <w:r>
-        <w:t>…)log instructions</w:t>
+        <w:t>…)</w:t>
+      </w:r>
+      <w:r>
+        <w:t xml:space="preserve"> </w:t>
+      </w:r>
+      <w:r>
+        <w:t xml:space="preserve">to </w:t>
+      </w:r>
+      <w:r>
+        <w:t>log instructions</w:t>
       </w:r>
       <w:r>
         <w:t xml:space="preserve"> and </w:t>
@@ -18179,25 +18618,7 @@
         <w:t>the</w:t>
       </w:r>
       <w:r>
-        <w:t xml:space="preserve"> frame start event.</w:t>
-      </w:r>
-      <w:r>
-        <w:t xml:space="preserve"> Th</w:t>
-      </w:r>
-      <w:r>
-        <w:t xml:space="preserve">is </w:t>
-      </w:r>
-      <w:r>
-        <w:t>wrapper function only invoke</w:t>
-      </w:r>
-      <w:r>
-        <w:t>s</w:t>
-      </w:r>
-      <w:r>
-        <w:t xml:space="preserve"> the PerfWriter instance during a performance capture</w:t>
-      </w:r>
-      <w:r>
-        <w:t>.</w:t>
+        <w:t xml:space="preserve"> frame start event. This wrapper function only invokes the PerfWriter instance during a performance capture.</w:t>
       </w:r>
       <w:r>
         <w:t xml:space="preserve">  The function is called from inside </w:t>
@@ -18239,7 +18660,13 @@
         <w:t xml:space="preserve">the </w:t>
       </w:r>
       <w:r>
-        <w:t>current scanline, in the range 0..511</w:t>
+        <w:t>current scanline, in the range 0..</w:t>
+      </w:r>
+      <w:r>
+        <w:t>3</w:t>
+      </w:r>
+      <w:r>
+        <w:t>11</w:t>
       </w:r>
       <w:r>
         <w:t>.</w:t>
@@ -18284,16 +18711,7 @@
         </w:numPr>
       </w:pPr>
       <w:r>
-        <w:t>Added Video.</w:t>
-      </w:r>
-      <w:r>
-        <w:t>SplitScreen</w:t>
-      </w:r>
-      <w:r>
-        <w:t xml:space="preserve"> variable, </w:t>
-      </w:r>
-      <w:r>
-        <w:t>which holds whether a new frame is a split frame.</w:t>
+        <w:t>Added Video.SplitScreen variable, which holds whether a new frame is a split frame.</w:t>
       </w:r>
       <w:r>
         <w:t xml:space="preserve">  This is set in </w:t>
@@ -18344,19 +18762,13 @@
         <w:t>UEF</w:t>
       </w:r>
       <w:r>
-        <w:t xml:space="preserve"> to serialize Video.DisplayScanline </w:t>
-      </w:r>
-      <w:r>
-        <w:t>and</w:t>
+        <w:t xml:space="preserve"> to serialize Video.DisplayScanline and</w:t>
       </w:r>
       <w:r>
         <w:t xml:space="preserve"> </w:t>
       </w:r>
       <w:r>
-        <w:t>Video.</w:t>
-      </w:r>
-      <w:r>
-        <w:t xml:space="preserve">SplitScreen. </w:t>
+        <w:t xml:space="preserve">Video.SplitScreen. </w:t>
       </w:r>
     </w:p>
     <w:p>
@@ -19496,6 +19908,119 @@
     </w:lvl>
   </w:abstractNum>
   <w:abstractNum w:abstractNumId="4" w15:restartNumberingAfterBreak="0">
+    <w:nsid w:val="2297320C"/>
+    <w:multiLevelType w:val="hybridMultilevel"/>
+    <w:tmpl w:val="8188BA78"/>
+    <w:lvl w:ilvl="0" w:tplc="04090001">
+      <w:start w:val="1"/>
+      <w:numFmt w:val="bullet"/>
+      <w:lvlText w:val=""/>
+      <w:lvlJc w:val="left"/>
+      <w:pPr>
+        <w:ind w:left="720" w:hanging="360"/>
+      </w:pPr>
+      <w:rPr>
+        <w:rFonts w:ascii="Symbol" w:hAnsi="Symbol" w:hint="default"/>
+      </w:rPr>
+    </w:lvl>
+    <w:lvl w:ilvl="1" w:tplc="04090003" w:tentative="1">
+      <w:start w:val="1"/>
+      <w:numFmt w:val="bullet"/>
+      <w:lvlText w:val="o"/>
+      <w:lvlJc w:val="left"/>
+      <w:pPr>
+        <w:ind w:left="1440" w:hanging="360"/>
+      </w:pPr>
+      <w:rPr>
+        <w:rFonts w:ascii="Courier New" w:hAnsi="Courier New" w:cs="Courier New" w:hint="default"/>
+      </w:rPr>
+    </w:lvl>
+    <w:lvl w:ilvl="2" w:tplc="04090005" w:tentative="1">
+      <w:start w:val="1"/>
+      <w:numFmt w:val="bullet"/>
+      <w:lvlText w:val=""/>
+      <w:lvlJc w:val="left"/>
+      <w:pPr>
+        <w:ind w:left="2160" w:hanging="360"/>
+      </w:pPr>
+      <w:rPr>
+        <w:rFonts w:ascii="Wingdings" w:hAnsi="Wingdings" w:hint="default"/>
+      </w:rPr>
+    </w:lvl>
+    <w:lvl w:ilvl="3" w:tplc="04090001" w:tentative="1">
+      <w:start w:val="1"/>
+      <w:numFmt w:val="bullet"/>
+      <w:lvlText w:val=""/>
+      <w:lvlJc w:val="left"/>
+      <w:pPr>
+        <w:ind w:left="2880" w:hanging="360"/>
+      </w:pPr>
+      <w:rPr>
+        <w:rFonts w:ascii="Symbol" w:hAnsi="Symbol" w:hint="default"/>
+      </w:rPr>
+    </w:lvl>
+    <w:lvl w:ilvl="4" w:tplc="04090003" w:tentative="1">
+      <w:start w:val="1"/>
+      <w:numFmt w:val="bullet"/>
+      <w:lvlText w:val="o"/>
+      <w:lvlJc w:val="left"/>
+      <w:pPr>
+        <w:ind w:left="3600" w:hanging="360"/>
+      </w:pPr>
+      <w:rPr>
+        <w:rFonts w:ascii="Courier New" w:hAnsi="Courier New" w:cs="Courier New" w:hint="default"/>
+      </w:rPr>
+    </w:lvl>
+    <w:lvl w:ilvl="5" w:tplc="04090005" w:tentative="1">
+      <w:start w:val="1"/>
+      <w:numFmt w:val="bullet"/>
+      <w:lvlText w:val=""/>
+      <w:lvlJc w:val="left"/>
+      <w:pPr>
+        <w:ind w:left="4320" w:hanging="360"/>
+      </w:pPr>
+      <w:rPr>
+        <w:rFonts w:ascii="Wingdings" w:hAnsi="Wingdings" w:hint="default"/>
+      </w:rPr>
+    </w:lvl>
+    <w:lvl w:ilvl="6" w:tplc="04090001" w:tentative="1">
+      <w:start w:val="1"/>
+      <w:numFmt w:val="bullet"/>
+      <w:lvlText w:val=""/>
+      <w:lvlJc w:val="left"/>
+      <w:pPr>
+        <w:ind w:left="5040" w:hanging="360"/>
+      </w:pPr>
+      <w:rPr>
+        <w:rFonts w:ascii="Symbol" w:hAnsi="Symbol" w:hint="default"/>
+      </w:rPr>
+    </w:lvl>
+    <w:lvl w:ilvl="7" w:tplc="04090003" w:tentative="1">
+      <w:start w:val="1"/>
+      <w:numFmt w:val="bullet"/>
+      <w:lvlText w:val="o"/>
+      <w:lvlJc w:val="left"/>
+      <w:pPr>
+        <w:ind w:left="5760" w:hanging="360"/>
+      </w:pPr>
+      <w:rPr>
+        <w:rFonts w:ascii="Courier New" w:hAnsi="Courier New" w:cs="Courier New" w:hint="default"/>
+      </w:rPr>
+    </w:lvl>
+    <w:lvl w:ilvl="8" w:tplc="04090005" w:tentative="1">
+      <w:start w:val="1"/>
+      <w:numFmt w:val="bullet"/>
+      <w:lvlText w:val=""/>
+      <w:lvlJc w:val="left"/>
+      <w:pPr>
+        <w:ind w:left="6480" w:hanging="360"/>
+      </w:pPr>
+      <w:rPr>
+        <w:rFonts w:ascii="Wingdings" w:hAnsi="Wingdings" w:hint="default"/>
+      </w:rPr>
+    </w:lvl>
+  </w:abstractNum>
+  <w:abstractNum w:abstractNumId="5" w15:restartNumberingAfterBreak="0">
     <w:nsid w:val="265E1BA9"/>
     <w:multiLevelType w:val="hybridMultilevel"/>
     <w:tmpl w:val="96CA2A12"/>
@@ -19608,7 +20133,7 @@
       </w:rPr>
     </w:lvl>
   </w:abstractNum>
-  <w:abstractNum w:abstractNumId="5" w15:restartNumberingAfterBreak="0">
+  <w:abstractNum w:abstractNumId="6" w15:restartNumberingAfterBreak="0">
     <w:nsid w:val="29AA1028"/>
     <w:multiLevelType w:val="hybridMultilevel"/>
     <w:tmpl w:val="4672DC98"/>
@@ -19721,7 +20246,7 @@
       </w:rPr>
     </w:lvl>
   </w:abstractNum>
-  <w:abstractNum w:abstractNumId="6" w15:restartNumberingAfterBreak="0">
+  <w:abstractNum w:abstractNumId="7" w15:restartNumberingAfterBreak="0">
     <w:nsid w:val="2E33237D"/>
     <w:multiLevelType w:val="hybridMultilevel"/>
     <w:tmpl w:val="FC749FA4"/>
@@ -19810,7 +20335,7 @@
       </w:pPr>
     </w:lvl>
   </w:abstractNum>
-  <w:abstractNum w:abstractNumId="7" w15:restartNumberingAfterBreak="0">
+  <w:abstractNum w:abstractNumId="8" w15:restartNumberingAfterBreak="0">
     <w:nsid w:val="409B2ADC"/>
     <w:multiLevelType w:val="hybridMultilevel"/>
     <w:tmpl w:val="4AE0E284"/>
@@ -19899,7 +20424,7 @@
       </w:pPr>
     </w:lvl>
   </w:abstractNum>
-  <w:abstractNum w:abstractNumId="8" w15:restartNumberingAfterBreak="0">
+  <w:abstractNum w:abstractNumId="9" w15:restartNumberingAfterBreak="0">
     <w:nsid w:val="4C923F77"/>
     <w:multiLevelType w:val="hybridMultilevel"/>
     <w:tmpl w:val="B498CF6C"/>
@@ -19988,7 +20513,7 @@
       </w:pPr>
     </w:lvl>
   </w:abstractNum>
-  <w:abstractNum w:abstractNumId="9" w15:restartNumberingAfterBreak="0">
+  <w:abstractNum w:abstractNumId="10" w15:restartNumberingAfterBreak="0">
     <w:nsid w:val="4FED7D40"/>
     <w:multiLevelType w:val="hybridMultilevel"/>
     <w:tmpl w:val="7F58DA28"/>
@@ -20101,7 +20626,119 @@
       </w:rPr>
     </w:lvl>
   </w:abstractNum>
-  <w:abstractNum w:abstractNumId="10" w15:restartNumberingAfterBreak="0">
+  <w:abstractNum w:abstractNumId="11" w15:restartNumberingAfterBreak="0">
+    <w:nsid w:val="50312B1F"/>
+    <w:multiLevelType w:val="hybridMultilevel"/>
+    <w:tmpl w:val="4C860470"/>
+    <w:lvl w:ilvl="0" w:tplc="AC2C9156">
+      <w:numFmt w:val="bullet"/>
+      <w:lvlText w:val="-"/>
+      <w:lvlJc w:val="left"/>
+      <w:pPr>
+        <w:ind w:left="720" w:hanging="360"/>
+      </w:pPr>
+      <w:rPr>
+        <w:rFonts w:ascii="Aptos" w:eastAsiaTheme="minorHAnsi" w:hAnsi="Aptos" w:cstheme="minorBidi" w:hint="default"/>
+      </w:rPr>
+    </w:lvl>
+    <w:lvl w:ilvl="1" w:tplc="FFFFFFFF" w:tentative="1">
+      <w:start w:val="1"/>
+      <w:numFmt w:val="bullet"/>
+      <w:lvlText w:val="o"/>
+      <w:lvlJc w:val="left"/>
+      <w:pPr>
+        <w:ind w:left="1440" w:hanging="360"/>
+      </w:pPr>
+      <w:rPr>
+        <w:rFonts w:ascii="Courier New" w:hAnsi="Courier New" w:cs="Courier New" w:hint="default"/>
+      </w:rPr>
+    </w:lvl>
+    <w:lvl w:ilvl="2" w:tplc="FFFFFFFF" w:tentative="1">
+      <w:start w:val="1"/>
+      <w:numFmt w:val="bullet"/>
+      <w:lvlText w:val=""/>
+      <w:lvlJc w:val="left"/>
+      <w:pPr>
+        <w:ind w:left="2160" w:hanging="360"/>
+      </w:pPr>
+      <w:rPr>
+        <w:rFonts w:ascii="Wingdings" w:hAnsi="Wingdings" w:hint="default"/>
+      </w:rPr>
+    </w:lvl>
+    <w:lvl w:ilvl="3" w:tplc="FFFFFFFF" w:tentative="1">
+      <w:start w:val="1"/>
+      <w:numFmt w:val="bullet"/>
+      <w:lvlText w:val=""/>
+      <w:lvlJc w:val="left"/>
+      <w:pPr>
+        <w:ind w:left="2880" w:hanging="360"/>
+      </w:pPr>
+      <w:rPr>
+        <w:rFonts w:ascii="Symbol" w:hAnsi="Symbol" w:hint="default"/>
+      </w:rPr>
+    </w:lvl>
+    <w:lvl w:ilvl="4" w:tplc="FFFFFFFF" w:tentative="1">
+      <w:start w:val="1"/>
+      <w:numFmt w:val="bullet"/>
+      <w:lvlText w:val="o"/>
+      <w:lvlJc w:val="left"/>
+      <w:pPr>
+        <w:ind w:left="3600" w:hanging="360"/>
+      </w:pPr>
+      <w:rPr>
+        <w:rFonts w:ascii="Courier New" w:hAnsi="Courier New" w:cs="Courier New" w:hint="default"/>
+      </w:rPr>
+    </w:lvl>
+    <w:lvl w:ilvl="5" w:tplc="FFFFFFFF" w:tentative="1">
+      <w:start w:val="1"/>
+      <w:numFmt w:val="bullet"/>
+      <w:lvlText w:val=""/>
+      <w:lvlJc w:val="left"/>
+      <w:pPr>
+        <w:ind w:left="4320" w:hanging="360"/>
+      </w:pPr>
+      <w:rPr>
+        <w:rFonts w:ascii="Wingdings" w:hAnsi="Wingdings" w:hint="default"/>
+      </w:rPr>
+    </w:lvl>
+    <w:lvl w:ilvl="6" w:tplc="FFFFFFFF" w:tentative="1">
+      <w:start w:val="1"/>
+      <w:numFmt w:val="bullet"/>
+      <w:lvlText w:val=""/>
+      <w:lvlJc w:val="left"/>
+      <w:pPr>
+        <w:ind w:left="5040" w:hanging="360"/>
+      </w:pPr>
+      <w:rPr>
+        <w:rFonts w:ascii="Symbol" w:hAnsi="Symbol" w:hint="default"/>
+      </w:rPr>
+    </w:lvl>
+    <w:lvl w:ilvl="7" w:tplc="FFFFFFFF" w:tentative="1">
+      <w:start w:val="1"/>
+      <w:numFmt w:val="bullet"/>
+      <w:lvlText w:val="o"/>
+      <w:lvlJc w:val="left"/>
+      <w:pPr>
+        <w:ind w:left="5760" w:hanging="360"/>
+      </w:pPr>
+      <w:rPr>
+        <w:rFonts w:ascii="Courier New" w:hAnsi="Courier New" w:cs="Courier New" w:hint="default"/>
+      </w:rPr>
+    </w:lvl>
+    <w:lvl w:ilvl="8" w:tplc="FFFFFFFF" w:tentative="1">
+      <w:start w:val="1"/>
+      <w:numFmt w:val="bullet"/>
+      <w:lvlText w:val=""/>
+      <w:lvlJc w:val="left"/>
+      <w:pPr>
+        <w:ind w:left="6480" w:hanging="360"/>
+      </w:pPr>
+      <w:rPr>
+        <w:rFonts w:ascii="Wingdings" w:hAnsi="Wingdings" w:hint="default"/>
+      </w:rPr>
+    </w:lvl>
+  </w:abstractNum>
+  <w:abstractNum w:abstractNumId="12" w15:restartNumberingAfterBreak="0">
     <w:nsid w:val="50440345"/>
     <w:multiLevelType w:val="hybridMultilevel"/>
     <w:tmpl w:val="30663D12"/>
@@ -20214,7 +20851,7 @@
       </w:rPr>
     </w:lvl>
   </w:abstractNum>
-  <w:abstractNum w:abstractNumId="11" w15:restartNumberingAfterBreak="0">
+  <w:abstractNum w:abstractNumId="13" w15:restartNumberingAfterBreak="0">
     <w:nsid w:val="5A442749"/>
     <w:multiLevelType w:val="hybridMultilevel"/>
     <w:tmpl w:val="3AEE1C46"/>
@@ -20326,7 +20963,7 @@
       </w:rPr>
     </w:lvl>
   </w:abstractNum>
-  <w:abstractNum w:abstractNumId="12" w15:restartNumberingAfterBreak="0">
+  <w:abstractNum w:abstractNumId="14" w15:restartNumberingAfterBreak="0">
     <w:nsid w:val="5D1A04B1"/>
     <w:multiLevelType w:val="hybridMultilevel"/>
     <w:tmpl w:val="122A4170"/>
@@ -20438,7 +21075,7 @@
       </w:rPr>
     </w:lvl>
   </w:abstractNum>
-  <w:abstractNum w:abstractNumId="13" w15:restartNumberingAfterBreak="0">
+  <w:abstractNum w:abstractNumId="15" w15:restartNumberingAfterBreak="0">
     <w:nsid w:val="673E1561"/>
     <w:multiLevelType w:val="hybridMultilevel"/>
     <w:tmpl w:val="7D42D1F0"/>
@@ -20533,7 +21170,7 @@
       </w:pPr>
     </w:lvl>
   </w:abstractNum>
-  <w:abstractNum w:abstractNumId="14" w15:restartNumberingAfterBreak="0">
+  <w:abstractNum w:abstractNumId="16" w15:restartNumberingAfterBreak="0">
     <w:nsid w:val="6B6E1EDE"/>
     <w:multiLevelType w:val="hybridMultilevel"/>
     <w:tmpl w:val="B1EA0BEA"/>
@@ -20646,7 +21283,7 @@
       </w:rPr>
     </w:lvl>
   </w:abstractNum>
-  <w:abstractNum w:abstractNumId="15" w15:restartNumberingAfterBreak="0">
+  <w:abstractNum w:abstractNumId="17" w15:restartNumberingAfterBreak="0">
     <w:nsid w:val="6BCA6CF4"/>
     <w:multiLevelType w:val="hybridMultilevel"/>
     <w:tmpl w:val="72D6E6B6"/>
@@ -20759,7 +21396,7 @@
       </w:rPr>
     </w:lvl>
   </w:abstractNum>
-  <w:abstractNum w:abstractNumId="16" w15:restartNumberingAfterBreak="0">
+  <w:abstractNum w:abstractNumId="18" w15:restartNumberingAfterBreak="0">
     <w:nsid w:val="75D95229"/>
     <w:multiLevelType w:val="hybridMultilevel"/>
     <w:tmpl w:val="5150CA64"/>
@@ -20873,46 +21510,46 @@
     </w:lvl>
   </w:abstractNum>
   <w:num w:numId="1" w16cid:durableId="113254413">
-    <w:abstractNumId w:val="12"/>
+    <w:abstractNumId w:val="14"/>
   </w:num>
   <w:num w:numId="2" w16cid:durableId="1191190934">
-    <w:abstractNumId w:val="15"/>
+    <w:abstractNumId w:val="17"/>
   </w:num>
   <w:num w:numId="3" w16cid:durableId="1597638782">
-    <w:abstractNumId w:val="13"/>
+    <w:abstractNumId w:val="15"/>
   </w:num>
   <w:num w:numId="4" w16cid:durableId="1966617499">
     <w:abstractNumId w:val="0"/>
   </w:num>
   <w:num w:numId="5" w16cid:durableId="89743824">
-    <w:abstractNumId w:val="5"/>
+    <w:abstractNumId w:val="6"/>
   </w:num>
   <w:num w:numId="6" w16cid:durableId="132137380">
-    <w:abstractNumId w:val="6"/>
+    <w:abstractNumId w:val="7"/>
   </w:num>
   <w:num w:numId="7" w16cid:durableId="1259368659">
-    <w:abstractNumId w:val="9"/>
+    <w:abstractNumId w:val="10"/>
   </w:num>
   <w:num w:numId="8" w16cid:durableId="160396701">
-    <w:abstractNumId w:val="8"/>
+    <w:abstractNumId w:val="9"/>
   </w:num>
   <w:num w:numId="9" w16cid:durableId="1439565865">
     <w:abstractNumId w:val="3"/>
   </w:num>
   <w:num w:numId="10" w16cid:durableId="2029525784">
-    <w:abstractNumId w:val="7"/>
+    <w:abstractNumId w:val="8"/>
   </w:num>
   <w:num w:numId="11" w16cid:durableId="1269116298">
-    <w:abstractNumId w:val="10"/>
+    <w:abstractNumId w:val="12"/>
   </w:num>
   <w:num w:numId="12" w16cid:durableId="1616252896">
-    <w:abstractNumId w:val="4"/>
+    <w:abstractNumId w:val="5"/>
   </w:num>
   <w:num w:numId="13" w16cid:durableId="861095609">
-    <w:abstractNumId w:val="16"/>
+    <w:abstractNumId w:val="18"/>
   </w:num>
   <w:num w:numId="14" w16cid:durableId="1280840272">
-    <w:abstractNumId w:val="11"/>
+    <w:abstractNumId w:val="13"/>
   </w:num>
   <w:num w:numId="15" w16cid:durableId="1090783217">
     <w:abstractNumId w:val="2"/>
@@ -20921,7 +21558,13 @@
     <w:abstractNumId w:val="1"/>
   </w:num>
   <w:num w:numId="17" w16cid:durableId="102655008">
-    <w:abstractNumId w:val="14"/>
+    <w:abstractNumId w:val="16"/>
+  </w:num>
+  <w:num w:numId="18" w16cid:durableId="1676688722">
+    <w:abstractNumId w:val="4"/>
+  </w:num>
+  <w:num w:numId="19" w16cid:durableId="1968929770">
+    <w:abstractNumId w:val="11"/>
   </w:num>
   <w:numIdMacAtCleanup w:val="14"/>
 </w:numbering>

--- a/docs/BeebPerf.docx
+++ b/docs/BeebPerf.docx
@@ -6044,10 +6044,7 @@
         <w:t>parameters associated with a frame start event.</w:t>
       </w:r>
       <w:r>
-        <w:t xml:space="preserve">  </w:t>
-      </w:r>
-      <w:r>
-        <w:t>Contains the following immutable fields:</w:t>
+        <w:t xml:space="preserve">  Contains the following immutable fields:</w:t>
       </w:r>
     </w:p>
     <w:p>
@@ -14061,7 +14058,7 @@
           </w:tcPr>
           <w:p>
             <w:r>
-              <w:t>&lt;mos_ram&gt;</w:t>
+              <w:t>&lt;private_ram&gt;</w:t>
             </w:r>
           </w:p>
         </w:tc>
@@ -14083,6 +14080,9 @@
             <w:pPr>
               <w:jc w:val="center"/>
             </w:pPr>
+            <w:r>
+              <w:t>yes</w:t>
+            </w:r>
           </w:p>
         </w:tc>
         <w:tc>
@@ -14093,6 +14093,9 @@
             <w:pPr>
               <w:jc w:val="center"/>
             </w:pPr>
+            <w:r>
+              <w:t>yes</w:t>
+            </w:r>
           </w:p>
         </w:tc>
         <w:tc>
@@ -14103,9 +14106,6 @@
             <w:pPr>
               <w:jc w:val="center"/>
             </w:pPr>
-            <w:r>
-              <w:t>yes</w:t>
-            </w:r>
           </w:p>
         </w:tc>
       </w:tr>
@@ -14116,7 +14116,7 @@
           </w:tcPr>
           <w:p>
             <w:r>
-              <w:t>&lt;filing_system_ram&gt;</w:t>
+              <w:t>&lt;private_mos_ram&gt;</w:t>
             </w:r>
           </w:p>
         </w:tc>
@@ -14171,7 +14171,7 @@
           </w:tcPr>
           <w:p>
             <w:r>
-              <w:t>&lt;private_ram&gt;</w:t>
+              <w:t>&lt;filing_system_ram&gt;</w:t>
             </w:r>
           </w:p>
         </w:tc>
@@ -14193,9 +14193,6 @@
             <w:pPr>
               <w:jc w:val="center"/>
             </w:pPr>
-            <w:r>
-              <w:t>yes</w:t>
-            </w:r>
           </w:p>
         </w:tc>
         <w:tc>
@@ -14206,9 +14203,6 @@
             <w:pPr>
               <w:jc w:val="center"/>
             </w:pPr>
-            <w:r>
-              <w:t>yes</w:t>
-            </w:r>
           </w:p>
         </w:tc>
         <w:tc>
@@ -14219,6 +14213,9 @@
             <w:pPr>
               <w:jc w:val="center"/>
             </w:pPr>
+            <w:r>
+              <w:t>yes</w:t>
+            </w:r>
           </w:p>
         </w:tc>
       </w:tr>
@@ -14436,7 +14433,13 @@
         <w:t>&lt;shadow_ram&gt;</w:t>
       </w:r>
       <w:r>
-        <w:t xml:space="preserve"> (20K) Populated on Model B Plus, BBC Model B Integra, and BBC Master.  Addresses &amp;3000 to &amp;7FFF.</w:t>
+        <w:t xml:space="preserve"> (20K) </w:t>
+      </w:r>
+      <w:r>
+        <w:t>Written</w:t>
+      </w:r>
+      <w:r>
+        <w:t xml:space="preserve"> on Model B Plus, BBC Model B Integra, and BBC Master.  Addresses &amp;3000 to &amp;7FFF.</w:t>
       </w:r>
     </w:p>
     <w:p>
@@ -14448,10 +14451,55 @@
           <w:b/>
           <w:bCs/>
         </w:rPr>
-        <w:t>&lt;mos_ram&gt;</w:t>
-      </w:r>
-      <w:r>
-        <w:t xml:space="preserve"> (4K) Populated on BBC Master.  Addresses &amp;8000 to &amp;8FFF.</w:t>
+        <w:t xml:space="preserve">&lt;private_ram&gt; </w:t>
+      </w:r>
+      <w:r>
+        <w:t xml:space="preserve">(12K) </w:t>
+      </w:r>
+      <w:r>
+        <w:t>Written</w:t>
+      </w:r>
+      <w:r>
+        <w:t xml:space="preserve"> on </w:t>
+      </w:r>
+      <w:r>
+        <w:t xml:space="preserve">BBC </w:t>
+      </w:r>
+      <w:r>
+        <w:t>Model B Plus</w:t>
+      </w:r>
+      <w:r>
+        <w:t xml:space="preserve"> and </w:t>
+      </w:r>
+      <w:r>
+        <w:t>BBC Model B</w:t>
+      </w:r>
+      <w:r>
+        <w:t xml:space="preserve"> </w:t>
+      </w:r>
+      <w:r>
+        <w:t>Integra.</w:t>
+      </w:r>
+      <w:r>
+        <w:t xml:space="preserve"> </w:t>
+      </w:r>
+      <w:r>
+        <w:t>Addresses &amp;</w:t>
+      </w:r>
+      <w:r>
+        <w:t>8</w:t>
+      </w:r>
+      <w:r>
+        <w:t>000 to &amp;</w:t>
+      </w:r>
+      <w:r>
+        <w:t>A</w:t>
+      </w:r>
+      <w:r>
+        <w:t>FFF.</w:t>
+      </w:r>
+      <w:r>
+        <w:t xml:space="preserve"> </w:t>
       </w:r>
     </w:p>
     <w:p>
@@ -14463,10 +14511,51 @@
           <w:b/>
           <w:bCs/>
         </w:rPr>
+        <w:t>&lt;</w:t>
+      </w:r>
+      <w:r>
+        <w:rPr>
+          <w:b/>
+          <w:bCs/>
+        </w:rPr>
+        <w:t>private_</w:t>
+      </w:r>
+      <w:r>
+        <w:rPr>
+          <w:b/>
+          <w:bCs/>
+        </w:rPr>
+        <w:t>mos_ram&gt;</w:t>
+      </w:r>
+      <w:r>
+        <w:t xml:space="preserve"> (4K) </w:t>
+      </w:r>
+      <w:r>
+        <w:t>Written</w:t>
+      </w:r>
+      <w:r>
+        <w:t xml:space="preserve"> on BBC Master.  Addresses &amp;8000 to &amp;8FFF.</w:t>
+      </w:r>
+    </w:p>
+    <w:p>
+      <w:pPr>
+        <w:ind w:left="720"/>
+      </w:pPr>
+      <w:r>
+        <w:rPr>
+          <w:b/>
+          <w:bCs/>
+        </w:rPr>
         <w:t>&lt;filing_system_ram&gt;</w:t>
       </w:r>
       <w:r>
-        <w:t xml:space="preserve"> (8K) Populated on BBC Master.  Addresses &amp;C000 to &amp;DFFF.</w:t>
+        <w:t xml:space="preserve"> (8K) </w:t>
+      </w:r>
+      <w:r>
+        <w:t>Written</w:t>
+      </w:r>
+      <w:r>
+        <w:t xml:space="preserve"> on BBC Master.  Addresses &amp;C000 to &amp;DFFF.</w:t>
       </w:r>
     </w:p>
     <w:p>
@@ -14478,64 +14567,19 @@
           <w:b/>
           <w:bCs/>
         </w:rPr>
-        <w:t xml:space="preserve">&lt;private_ram&gt; </w:t>
-      </w:r>
-      <w:r>
-        <w:t xml:space="preserve">(12K) Populated on </w:t>
-      </w:r>
-      <w:r>
-        <w:t xml:space="preserve">BBC </w:t>
-      </w:r>
-      <w:r>
-        <w:t>Model B Plus</w:t>
-      </w:r>
-      <w:r>
-        <w:t xml:space="preserve"> and </w:t>
-      </w:r>
-      <w:r>
-        <w:t>BBC Model B</w:t>
+        <w:t>&lt;hidden_ram&gt;</w:t>
+      </w:r>
+      <w:r>
+        <w:t xml:space="preserve"> (256 bytes) </w:t>
+      </w:r>
+      <w:r>
+        <w:t>Written</w:t>
       </w:r>
       <w:r>
         <w:t xml:space="preserve"> </w:t>
       </w:r>
       <w:r>
-        <w:t>Integra.</w:t>
-      </w:r>
-      <w:r>
-        <w:t xml:space="preserve"> </w:t>
-      </w:r>
-      <w:r>
-        <w:t>Addresses &amp;</w:t>
-      </w:r>
-      <w:r>
-        <w:t>8</w:t>
-      </w:r>
-      <w:r>
-        <w:t>000 to &amp;</w:t>
-      </w:r>
-      <w:r>
-        <w:t>A</w:t>
-      </w:r>
-      <w:r>
-        <w:t>FFF.</w:t>
-      </w:r>
-      <w:r>
-        <w:t xml:space="preserve"> </w:t>
-      </w:r>
-    </w:p>
-    <w:p>
-      <w:pPr>
-        <w:ind w:left="720"/>
-      </w:pPr>
-      <w:r>
-        <w:rPr>
-          <w:b/>
-          <w:bCs/>
-        </w:rPr>
-        <w:t>&lt;hidden_ram&gt;</w:t>
-      </w:r>
-      <w:r>
-        <w:t xml:space="preserve"> (256 bytes) Populated on BBC Model Integra B.</w:t>
+        <w:t>on BBC Model Integra B.</w:t>
       </w:r>
     </w:p>
     <w:p>
@@ -22169,6 +22213,7 @@
   <w:style w:type="character" w:default="1" w:styleId="DefaultParagraphFont">
     <w:name w:val="Default Paragraph Font"/>
     <w:uiPriority w:val="1"/>
+    <w:semiHidden/>
     <w:unhideWhenUsed/>
   </w:style>
   <w:style w:type="table" w:default="1" w:styleId="TableNormal">

--- a/docs/BeebPerf.docx
+++ b/docs/BeebPerf.docx
@@ -5556,6 +5556,18 @@
         </w:numPr>
       </w:pPr>
       <w:r>
+        <w:t>CRTC and video ULA registers</w:t>
+      </w:r>
+    </w:p>
+    <w:p>
+      <w:pPr>
+        <w:pStyle w:val="ListParagraph"/>
+        <w:numPr>
+          <w:ilvl w:val="1"/>
+          <w:numId w:val="2"/>
+        </w:numPr>
+      </w:pPr>
+      <w:r>
         <w:t>M</w:t>
       </w:r>
       <w:r>
@@ -5594,6 +5606,104 @@
     </w:p>
     <w:p>
       <w:pPr>
+        <w:rPr>
+          <w:rFonts w:ascii="Aptos" w:hAnsi="Aptos"/>
+          <w:color w:val="000000"/>
+        </w:rPr>
+      </w:pPr>
+      <w:r>
+        <w:rPr>
+          <w:rFonts w:ascii="Aptos" w:hAnsi="Aptos"/>
+          <w:color w:val="000000"/>
+        </w:rPr>
+        <w:t xml:space="preserve">As part of </w:t>
+      </w:r>
+      <w:r>
+        <w:rPr>
+          <w:rFonts w:ascii="Aptos" w:hAnsi="Aptos"/>
+          <w:color w:val="000000"/>
+        </w:rPr>
+        <w:t xml:space="preserve">the loading </w:t>
+      </w:r>
+      <w:r>
+        <w:rPr>
+          <w:rFonts w:ascii="Aptos" w:hAnsi="Aptos"/>
+          <w:color w:val="000000"/>
+        </w:rPr>
+        <w:t xml:space="preserve">process, addresses are converted to canonical addresses, where </w:t>
+      </w:r>
+      <w:r>
+        <w:rPr>
+          <w:rFonts w:ascii="Aptos" w:hAnsi="Aptos"/>
+          <w:color w:val="000000"/>
+        </w:rPr>
+        <w:t xml:space="preserve">every </w:t>
+      </w:r>
+      <w:r>
+        <w:rPr>
+          <w:rFonts w:ascii="Aptos" w:hAnsi="Aptos"/>
+          <w:color w:val="000000"/>
+        </w:rPr>
+        <w:t xml:space="preserve">address </w:t>
+      </w:r>
+      <w:r>
+        <w:rPr>
+          <w:rFonts w:ascii="Aptos" w:hAnsi="Aptos"/>
+          <w:color w:val="000000"/>
+        </w:rPr>
+        <w:t xml:space="preserve">has an associated </w:t>
+      </w:r>
+      <w:r>
+        <w:rPr>
+          <w:rFonts w:ascii="Aptos" w:hAnsi="Aptos"/>
+          <w:color w:val="000000"/>
+        </w:rPr>
+        <w:t>page identifier.</w:t>
+      </w:r>
+    </w:p>
+    <w:p>
+      <w:r>
+        <w:rPr>
+          <w:b/>
+          <w:bCs/>
+        </w:rPr>
+        <w:t>Canonical Address</w:t>
+      </w:r>
+      <w:r>
+        <w:t xml:space="preserve"> </w:t>
+      </w:r>
+      <w:r>
+        <w:rPr>
+          <w:b/>
+          <w:bCs/>
+        </w:rPr>
+        <w:t>–</w:t>
+      </w:r>
+      <w:r>
+        <w:rPr>
+          <w:b/>
+          <w:bCs/>
+        </w:rPr>
+        <w:t xml:space="preserve"> </w:t>
+      </w:r>
+      <w:r>
+        <w:t>represents a unique memory address.</w:t>
+      </w:r>
+      <w:r>
+        <w:t xml:space="preserve"> </w:t>
+      </w:r>
+      <w:r>
+        <w:t xml:space="preserve"> </w:t>
+      </w:r>
+      <w:r>
+        <w:t>It c</w:t>
+      </w:r>
+      <w:r>
+        <w:t>ontains the following immutable fields:</w:t>
+      </w:r>
+    </w:p>
+    <w:p>
+      <w:pPr>
         <w:pStyle w:val="ListParagraph"/>
         <w:numPr>
           <w:ilvl w:val="0"/>
@@ -5601,111 +5711,7 @@
         </w:numPr>
       </w:pPr>
       <w:r>
-        <w:t xml:space="preserve">Frame start event params (array of </w:t>
-      </w:r>
-      <w:r>
-        <w:t>FrameStartEventParams</w:t>
-      </w:r>
-      <w:r>
-        <w:t>)</w:t>
-      </w:r>
-    </w:p>
-    <w:p>
-      <w:pPr>
-        <w:rPr>
-          <w:rFonts w:ascii="Aptos" w:hAnsi="Aptos"/>
-          <w:color w:val="000000"/>
-        </w:rPr>
-      </w:pPr>
-      <w:r>
-        <w:rPr>
-          <w:rFonts w:ascii="Aptos" w:hAnsi="Aptos"/>
-          <w:color w:val="000000"/>
-        </w:rPr>
-        <w:t xml:space="preserve">As part of </w:t>
-      </w:r>
-      <w:r>
-        <w:rPr>
-          <w:rFonts w:ascii="Aptos" w:hAnsi="Aptos"/>
-          <w:color w:val="000000"/>
-        </w:rPr>
-        <w:t xml:space="preserve">the loading </w:t>
-      </w:r>
-      <w:r>
-        <w:rPr>
-          <w:rFonts w:ascii="Aptos" w:hAnsi="Aptos"/>
-          <w:color w:val="000000"/>
-        </w:rPr>
-        <w:t xml:space="preserve">process, addresses are converted to canonical addresses, where </w:t>
-      </w:r>
-      <w:r>
-        <w:rPr>
-          <w:rFonts w:ascii="Aptos" w:hAnsi="Aptos"/>
-          <w:color w:val="000000"/>
-        </w:rPr>
-        <w:t xml:space="preserve">every </w:t>
-      </w:r>
-      <w:r>
-        <w:rPr>
-          <w:rFonts w:ascii="Aptos" w:hAnsi="Aptos"/>
-          <w:color w:val="000000"/>
-        </w:rPr>
-        <w:t xml:space="preserve">address </w:t>
-      </w:r>
-      <w:r>
-        <w:rPr>
-          <w:rFonts w:ascii="Aptos" w:hAnsi="Aptos"/>
-          <w:color w:val="000000"/>
-        </w:rPr>
-        <w:t xml:space="preserve">has an associated </w:t>
-      </w:r>
-      <w:r>
-        <w:rPr>
-          <w:rFonts w:ascii="Aptos" w:hAnsi="Aptos"/>
-          <w:color w:val="000000"/>
-        </w:rPr>
-        <w:t>page identifier.</w:t>
-      </w:r>
-    </w:p>
-    <w:p>
-      <w:r>
-        <w:rPr>
-          <w:b/>
-          <w:bCs/>
-        </w:rPr>
-        <w:t>Canonical Address</w:t>
-      </w:r>
-      <w:r>
-        <w:t xml:space="preserve"> </w:t>
-      </w:r>
-      <w:r>
-        <w:rPr>
-          <w:b/>
-          <w:bCs/>
-        </w:rPr>
-        <w:t>–</w:t>
-      </w:r>
-      <w:r>
-        <w:rPr>
-          <w:b/>
-          <w:bCs/>
-        </w:rPr>
-        <w:t xml:space="preserve"> </w:t>
-      </w:r>
-      <w:r>
-        <w:t>represents a unique memory address.</w:t>
-      </w:r>
-      <w:r>
-        <w:t xml:space="preserve"> </w:t>
-      </w:r>
-      <w:r>
-        <w:t xml:space="preserve"> </w:t>
-      </w:r>
-      <w:r>
-        <w:t>It c</w:t>
-      </w:r>
-      <w:r>
-        <w:t>ontains the following immutable fields:</w:t>
+        <w:t>Page – memory page</w:t>
       </w:r>
     </w:p>
     <w:p>
@@ -5717,7 +5723,74 @@
         </w:numPr>
       </w:pPr>
       <w:r>
-        <w:t>Page – memory page</w:t>
+        <w:t xml:space="preserve">Address – </w:t>
+      </w:r>
+      <w:r>
+        <w:t xml:space="preserve">absolute </w:t>
+      </w:r>
+      <w:r>
+        <w:t>memory address</w:t>
+      </w:r>
+    </w:p>
+    <w:p>
+      <w:r>
+        <w:t xml:space="preserve">All the events and instructions defined across </w:t>
+      </w:r>
+      <w:r>
+        <w:t xml:space="preserve">the read .perf file’s </w:t>
+      </w:r>
+      <w:r>
+        <w:t xml:space="preserve">execution chunks are put in a single </w:t>
+      </w:r>
+      <w:r>
+        <w:t xml:space="preserve">large </w:t>
+      </w:r>
+      <w:r>
+        <w:t xml:space="preserve">array of </w:t>
+      </w:r>
+      <w:r>
+        <w:rPr>
+          <w:b/>
+          <w:bCs/>
+        </w:rPr>
+        <w:t>Instruction</w:t>
+      </w:r>
+      <w:r>
+        <w:t>.</w:t>
+      </w:r>
+    </w:p>
+    <w:p>
+      <w:r>
+        <w:rPr>
+          <w:b/>
+          <w:bCs/>
+        </w:rPr>
+        <w:t>Instruction</w:t>
+      </w:r>
+      <w:r>
+        <w:t xml:space="preserve"> </w:t>
+      </w:r>
+      <w:r>
+        <w:rPr>
+          <w:b/>
+          <w:bCs/>
+        </w:rPr>
+        <w:t>–</w:t>
+      </w:r>
+      <w:r>
+        <w:t xml:space="preserve"> represents an individual recorded instruction</w:t>
+      </w:r>
+      <w:r>
+        <w:t xml:space="preserve"> </w:t>
+      </w:r>
+      <w:r>
+        <w:t>or event</w:t>
+      </w:r>
+      <w:r>
+        <w:t xml:space="preserve"> (like an interrupt)</w:t>
+      </w:r>
+      <w:r>
+        <w:t>.  Contains the following immutable fields:</w:t>
       </w:r>
     </w:p>
     <w:p>
@@ -5729,74 +5802,7 @@
         </w:numPr>
       </w:pPr>
       <w:r>
-        <w:t xml:space="preserve">Address – </w:t>
-      </w:r>
-      <w:r>
-        <w:t xml:space="preserve">absolute </w:t>
-      </w:r>
-      <w:r>
-        <w:t>memory address</w:t>
-      </w:r>
-    </w:p>
-    <w:p>
-      <w:r>
-        <w:t xml:space="preserve">All the events and instructions defined across </w:t>
-      </w:r>
-      <w:r>
-        <w:t xml:space="preserve">the read .perf file’s </w:t>
-      </w:r>
-      <w:r>
-        <w:t xml:space="preserve">execution chunks are put in a single </w:t>
-      </w:r>
-      <w:r>
-        <w:t xml:space="preserve">large </w:t>
-      </w:r>
-      <w:r>
-        <w:t xml:space="preserve">array of </w:t>
-      </w:r>
-      <w:r>
-        <w:rPr>
-          <w:b/>
-          <w:bCs/>
-        </w:rPr>
-        <w:t>Instruction</w:t>
-      </w:r>
-      <w:r>
-        <w:t>.</w:t>
-      </w:r>
-    </w:p>
-    <w:p>
-      <w:r>
-        <w:rPr>
-          <w:b/>
-          <w:bCs/>
-        </w:rPr>
-        <w:t>Instruction</w:t>
-      </w:r>
-      <w:r>
-        <w:t xml:space="preserve"> </w:t>
-      </w:r>
-      <w:r>
-        <w:rPr>
-          <w:b/>
-          <w:bCs/>
-        </w:rPr>
-        <w:t>–</w:t>
-      </w:r>
-      <w:r>
-        <w:t xml:space="preserve"> represents an individual recorded instruction</w:t>
-      </w:r>
-      <w:r>
-        <w:t xml:space="preserve"> </w:t>
-      </w:r>
-      <w:r>
-        <w:t>or event</w:t>
-      </w:r>
-      <w:r>
-        <w:t xml:space="preserve"> (like an interrupt)</w:t>
-      </w:r>
-      <w:r>
-        <w:t>.  Contains the following immutable fields:</w:t>
+        <w:t>Type (instruction or event-type)</w:t>
       </w:r>
     </w:p>
     <w:p>
@@ -5808,7 +5814,7 @@
         </w:numPr>
       </w:pPr>
       <w:r>
-        <w:t>Type (instruction or event-type)</w:t>
+        <w:t>Cycle count (instruction/interrupt)</w:t>
       </w:r>
     </w:p>
     <w:p>
@@ -5820,7 +5826,7 @@
         </w:numPr>
       </w:pPr>
       <w:r>
-        <w:t>Cycle count (instruction/interrupt)</w:t>
+        <w:t>Opcode address (instruction)</w:t>
       </w:r>
     </w:p>
     <w:p>
@@ -5832,7 +5838,7 @@
         </w:numPr>
       </w:pPr>
       <w:r>
-        <w:t>Opcode address (instruction)</w:t>
+        <w:t>Opcode &amp; operand (instruction)</w:t>
       </w:r>
     </w:p>
     <w:p>
@@ -5844,7 +5850,7 @@
         </w:numPr>
       </w:pPr>
       <w:r>
-        <w:t>Opcode &amp; operand (instruction)</w:t>
+        <w:t>Stack value (instruction)</w:t>
       </w:r>
     </w:p>
     <w:p>
@@ -5856,7 +5862,7 @@
         </w:numPr>
       </w:pPr>
       <w:r>
-        <w:t>Stack value (instruction)</w:t>
+        <w:t>Stack pointer (instruction)</w:t>
       </w:r>
     </w:p>
     <w:p>
@@ -5868,7 +5874,7 @@
         </w:numPr>
       </w:pPr>
       <w:r>
-        <w:t>Stack pointer (instruction)</w:t>
+        <w:t>Memory address (instruction)</w:t>
       </w:r>
     </w:p>
     <w:p>
@@ -5880,7 +5886,7 @@
         </w:numPr>
       </w:pPr>
       <w:r>
-        <w:t>Memory address (instruction)</w:t>
+        <w:t>Memory read/write values (instruction)</w:t>
       </w:r>
     </w:p>
     <w:p>
@@ -5892,7 +5898,7 @@
         </w:numPr>
       </w:pPr>
       <w:r>
-        <w:t>Memory read/write values (instruction)</w:t>
+        <w:t>Destination address (instruction/interrupt)</w:t>
       </w:r>
     </w:p>
     <w:p>
@@ -5904,7 +5910,7 @@
         </w:numPr>
       </w:pPr>
       <w:r>
-        <w:t>Destination address (instruction/interrupt)</w:t>
+        <w:t>Return address (instruction/interrupt)</w:t>
       </w:r>
     </w:p>
     <w:p>
@@ -5916,7 +5922,7 @@
         </w:numPr>
       </w:pPr>
       <w:r>
-        <w:t>Return address (instruction/interrupt)</w:t>
+        <w:t>System-VIA and User-VIA interrupt flag registers (interrupt)</w:t>
       </w:r>
     </w:p>
     <w:p>
@@ -5928,7 +5934,13 @@
         </w:numPr>
       </w:pPr>
       <w:r>
-        <w:t>System-VIA and User-VIA interrupt flag registers (interrupt)</w:t>
+        <w:t>Offset cycle count (</w:t>
+      </w:r>
+      <w:r>
+        <w:t>frame start event</w:t>
+      </w:r>
+      <w:r>
+        <w:t>)</w:t>
       </w:r>
     </w:p>
     <w:p>
@@ -5940,335 +5952,16 @@
         </w:numPr>
       </w:pPr>
       <w:r>
-        <w:t>Frame start event parameter</w:t>
-      </w:r>
-      <w:r>
-        <w:t>s</w:t>
-      </w:r>
-      <w:r>
-        <w:t xml:space="preserve"> index (frame start event)</w:t>
-      </w:r>
-    </w:p>
-    <w:p>
-      <w:r>
-        <w:t xml:space="preserve">To minimize memory, </w:t>
-      </w:r>
-      <w:r>
-        <w:rPr>
-          <w:b/>
-          <w:bCs/>
-        </w:rPr>
-        <w:t>Instruction</w:t>
-      </w:r>
-      <w:r>
-        <w:t xml:space="preserve"> is defined as a 12-byte fixed sized </w:t>
-      </w:r>
-      <w:r>
-        <w:rPr>
-          <w:b/>
-          <w:bCs/>
-        </w:rPr>
-        <w:t>struct</w:t>
-      </w:r>
-      <w:r>
-        <w:t>.</w:t>
-      </w:r>
-    </w:p>
-    <w:p>
-      <w:r>
-        <w:lastRenderedPageBreak/>
-        <w:t xml:space="preserve">Frame start events contain more parameters than can fit within an Instruction, so the instruction contains an index into </w:t>
-      </w:r>
-      <w:r>
-        <w:t xml:space="preserve">the </w:t>
-      </w:r>
-      <w:r>
-        <w:rPr>
-          <w:b/>
-          <w:bCs/>
-        </w:rPr>
-        <w:t>FrameStartEventParams</w:t>
-      </w:r>
-      <w:r>
-        <w:rPr>
-          <w:b/>
-          <w:bCs/>
-        </w:rPr>
-        <w:t xml:space="preserve">List </w:t>
-      </w:r>
-      <w:r>
-        <w:t>array</w:t>
-      </w:r>
-      <w:r>
-        <w:t>.</w:t>
-      </w:r>
-    </w:p>
-    <w:p>
-      <w:r>
-        <w:rPr>
-          <w:b/>
-          <w:bCs/>
-        </w:rPr>
-        <w:t>FrameStartEventParams</w:t>
-      </w:r>
-      <w:r>
-        <w:rPr>
-          <w:b/>
-          <w:bCs/>
-        </w:rPr>
-        <w:t xml:space="preserve"> </w:t>
-      </w:r>
-      <w:r>
-        <w:t>– represents a</w:t>
-      </w:r>
-      <w:r>
-        <w:t>n</w:t>
-      </w:r>
-      <w:r>
-        <w:t xml:space="preserve"> ind</w:t>
-      </w:r>
-      <w:r>
-        <w:t xml:space="preserve">ividual </w:t>
-      </w:r>
-      <w:r>
-        <w:t>set of</w:t>
-      </w:r>
-      <w:r>
-        <w:rPr>
-          <w:b/>
-          <w:bCs/>
-        </w:rPr>
-        <w:t xml:space="preserve"> </w:t>
-      </w:r>
-      <w:r>
-        <w:t>parameters associated with a frame start event.</w:t>
-      </w:r>
-      <w:r>
-        <w:t xml:space="preserve">  Contains the following immutable fields:</w:t>
-      </w:r>
-    </w:p>
-    <w:p>
-      <w:pPr>
-        <w:pStyle w:val="ListParagraph"/>
-        <w:numPr>
-          <w:ilvl w:val="0"/>
-          <w:numId w:val="19"/>
-        </w:numPr>
-      </w:pPr>
-      <w:r>
-        <w:t>Offset</w:t>
-      </w:r>
-      <w:r>
-        <w:t xml:space="preserve"> c</w:t>
-      </w:r>
-      <w:r>
-        <w:t>ycle</w:t>
-      </w:r>
-      <w:r>
-        <w:t xml:space="preserve"> c</w:t>
-      </w:r>
-      <w:r>
-        <w:t>ount</w:t>
-      </w:r>
-      <w:r>
-        <w:t xml:space="preserve"> (number of cycle</w:t>
-      </w:r>
-      <w:r>
-        <w:t>s</w:t>
-      </w:r>
-      <w:r>
-        <w:t xml:space="preserve"> prior when the frame actually started)</w:t>
-      </w:r>
-    </w:p>
-    <w:p>
-      <w:pPr>
-        <w:pStyle w:val="ListParagraph"/>
-        <w:numPr>
-          <w:ilvl w:val="0"/>
-          <w:numId w:val="19"/>
-        </w:numPr>
-      </w:pPr>
-      <w:r>
-        <w:t xml:space="preserve">Video </w:t>
-      </w:r>
-      <w:r>
-        <w:t>ULA</w:t>
-      </w:r>
-      <w:r>
-        <w:t xml:space="preserve"> c</w:t>
-      </w:r>
-      <w:r>
-        <w:t>ontrol</w:t>
-      </w:r>
-      <w:r>
-        <w:t xml:space="preserve"> r</w:t>
-      </w:r>
-      <w:r>
-        <w:t>egister</w:t>
-      </w:r>
-    </w:p>
-    <w:p>
-      <w:pPr>
-        <w:pStyle w:val="ListParagraph"/>
-        <w:numPr>
-          <w:ilvl w:val="0"/>
-          <w:numId w:val="19"/>
-        </w:numPr>
-      </w:pPr>
-      <w:r>
-        <w:t xml:space="preserve">Video </w:t>
-      </w:r>
-      <w:r>
-        <w:t>ULA</w:t>
-      </w:r>
-      <w:r>
-        <w:t xml:space="preserve"> c</w:t>
-      </w:r>
-      <w:r>
-        <w:t>olor</w:t>
-      </w:r>
-      <w:r>
-        <w:t xml:space="preserve"> p</w:t>
-      </w:r>
-      <w:r>
-        <w:t xml:space="preserve">alette </w:t>
-      </w:r>
-      <w:r>
-        <w:t xml:space="preserve">(16 </w:t>
-      </w:r>
-      <w:r>
-        <w:t>palette entries</w:t>
+        <w:t>Start address</w:t>
+      </w:r>
+      <w:r>
+        <w:t xml:space="preserve"> (</w:t>
+      </w:r>
+      <w:r>
+        <w:t>frame start event</w:t>
       </w:r>
       <w:r>
         <w:t>)</w:t>
-      </w:r>
-    </w:p>
-    <w:p>
-      <w:pPr>
-        <w:pStyle w:val="ListParagraph"/>
-        <w:numPr>
-          <w:ilvl w:val="0"/>
-          <w:numId w:val="19"/>
-        </w:numPr>
-      </w:pPr>
-      <w:r>
-        <w:t>CRTC</w:t>
-      </w:r>
-      <w:r>
-        <w:t xml:space="preserve"> r</w:t>
-      </w:r>
-      <w:r>
-        <w:t>egister</w:t>
-      </w:r>
-      <w:r>
-        <w:t xml:space="preserve"> s</w:t>
-      </w:r>
-      <w:r>
-        <w:t>elect</w:t>
-      </w:r>
-    </w:p>
-    <w:p>
-      <w:pPr>
-        <w:pStyle w:val="ListParagraph"/>
-        <w:numPr>
-          <w:ilvl w:val="0"/>
-          <w:numId w:val="19"/>
-        </w:numPr>
-      </w:pPr>
-      <w:r>
-        <w:t>CRTC</w:t>
-      </w:r>
-      <w:r>
-        <w:t xml:space="preserve"> r</w:t>
-      </w:r>
-      <w:r>
-        <w:t xml:space="preserve">egisters </w:t>
-      </w:r>
-      <w:r>
-        <w:t>(18 register values)</w:t>
-      </w:r>
-    </w:p>
-    <w:p>
-      <w:pPr>
-        <w:pStyle w:val="ListParagraph"/>
-        <w:numPr>
-          <w:ilvl w:val="0"/>
-          <w:numId w:val="19"/>
-        </w:numPr>
-      </w:pPr>
-      <w:r>
-        <w:t>D</w:t>
-      </w:r>
-      <w:r>
-        <w:t>isplay</w:t>
-      </w:r>
-      <w:r>
-        <w:t xml:space="preserve"> s</w:t>
-      </w:r>
-      <w:r>
-        <w:t>canline</w:t>
-      </w:r>
-      <w:r>
-        <w:t xml:space="preserve"> (current display scanline 0..311)</w:t>
-      </w:r>
-    </w:p>
-    <w:p>
-      <w:pPr>
-        <w:pStyle w:val="ListParagraph"/>
-        <w:numPr>
-          <w:ilvl w:val="0"/>
-          <w:numId w:val="19"/>
-        </w:numPr>
-      </w:pPr>
-      <w:r>
-        <w:t>Display</w:t>
-      </w:r>
-      <w:r>
-        <w:t xml:space="preserve"> f</w:t>
-      </w:r>
-      <w:r>
-        <w:t>ield</w:t>
-      </w:r>
-      <w:r>
-        <w:t xml:space="preserve"> (whether even of odd field)</w:t>
-      </w:r>
-    </w:p>
-    <w:p>
-      <w:pPr>
-        <w:pStyle w:val="ListParagraph"/>
-        <w:numPr>
-          <w:ilvl w:val="0"/>
-          <w:numId w:val="19"/>
-        </w:numPr>
-      </w:pPr>
-      <w:r>
-        <w:t>Split</w:t>
-      </w:r>
-      <w:r>
-        <w:t xml:space="preserve"> s</w:t>
-      </w:r>
-      <w:r>
-        <w:t>creen</w:t>
-      </w:r>
-      <w:r>
-        <w:t xml:space="preserve"> flag (whether the frame is positioned below the previous one)</w:t>
-      </w:r>
-    </w:p>
-    <w:p>
-      <w:r>
-        <w:t>The snapshot call stack is represented by a list of mini stack frames.</w:t>
-      </w:r>
-    </w:p>
-    <w:p>
-      <w:r>
-        <w:rPr>
-          <w:b/>
-          <w:bCs/>
-        </w:rPr>
-        <w:t>MiniStackFrame</w:t>
-      </w:r>
-      <w:r>
-        <w:t xml:space="preserve"> – represents a mini stack frame.  Contains the following fields:</w:t>
       </w:r>
     </w:p>
     <w:p>
@@ -6280,7 +5973,16 @@
         </w:numPr>
       </w:pPr>
       <w:r>
-        <w:t>Call-type (Root, JSR, BRK, IRQ, NMI)</w:t>
+        <w:t>D</w:t>
+      </w:r>
+      <w:r>
+        <w:t>isplay scanline (</w:t>
+      </w:r>
+      <w:r>
+        <w:t>frame start event</w:t>
+      </w:r>
+      <w:r>
+        <w:t>)</w:t>
       </w:r>
     </w:p>
     <w:p>
@@ -6292,7 +5994,59 @@
         </w:numPr>
       </w:pPr>
       <w:r>
-        <w:t>Start address</w:t>
+        <w:t>D</w:t>
+      </w:r>
+      <w:r>
+        <w:t>isplay flags (</w:t>
+      </w:r>
+      <w:r>
+        <w:t>frame start event</w:t>
+      </w:r>
+      <w:r>
+        <w:t>)</w:t>
+      </w:r>
+    </w:p>
+    <w:p>
+      <w:r>
+        <w:lastRenderedPageBreak/>
+        <w:t xml:space="preserve">To minimize memory, </w:t>
+      </w:r>
+      <w:r>
+        <w:rPr>
+          <w:b/>
+          <w:bCs/>
+        </w:rPr>
+        <w:t>Instruction</w:t>
+      </w:r>
+      <w:r>
+        <w:t xml:space="preserve"> is defined as a 12-byte fixed sized </w:t>
+      </w:r>
+      <w:r>
+        <w:rPr>
+          <w:b/>
+          <w:bCs/>
+        </w:rPr>
+        <w:t>struct</w:t>
+      </w:r>
+      <w:r>
+        <w:t>.</w:t>
+      </w:r>
+    </w:p>
+    <w:p>
+      <w:r>
+        <w:t>The snapshot call stack is represented by a list of mini stack frames.</w:t>
+      </w:r>
+    </w:p>
+    <w:p>
+      <w:r>
+        <w:rPr>
+          <w:b/>
+          <w:bCs/>
+        </w:rPr>
+        <w:t>MiniStackFrame</w:t>
+      </w:r>
+      <w:r>
+        <w:t xml:space="preserve"> – represents a mini stack frame.  Contains the following fields:</w:t>
       </w:r>
     </w:p>
     <w:p>
@@ -6304,7 +6058,7 @@
         </w:numPr>
       </w:pPr>
       <w:r>
-        <w:t>Return address</w:t>
+        <w:t>Call-type (Root, JSR, BRK, IRQ, NMI)</w:t>
       </w:r>
     </w:p>
     <w:p>
@@ -6316,6 +6070,30 @@
         </w:numPr>
       </w:pPr>
       <w:r>
+        <w:t>Start address</w:t>
+      </w:r>
+    </w:p>
+    <w:p>
+      <w:pPr>
+        <w:pStyle w:val="ListParagraph"/>
+        <w:numPr>
+          <w:ilvl w:val="0"/>
+          <w:numId w:val="2"/>
+        </w:numPr>
+      </w:pPr>
+      <w:r>
+        <w:t>Return address</w:t>
+      </w:r>
+    </w:p>
+    <w:p>
+      <w:pPr>
+        <w:pStyle w:val="ListParagraph"/>
+        <w:numPr>
+          <w:ilvl w:val="0"/>
+          <w:numId w:val="2"/>
+        </w:numPr>
+      </w:pPr>
+      <w:r>
         <w:t>Return stack pointer</w:t>
       </w:r>
     </w:p>
@@ -6485,7 +6263,6 @@
         </w:numPr>
       </w:pPr>
       <w:r>
-        <w:lastRenderedPageBreak/>
         <w:t>End address</w:t>
       </w:r>
     </w:p>
@@ -6696,6 +6473,7 @@
         </w:numPr>
       </w:pPr>
       <w:r>
+        <w:lastRenderedPageBreak/>
         <w:t>First and last instruction indices</w:t>
       </w:r>
     </w:p>
@@ -6984,7 +6762,6 @@
         </w:numPr>
       </w:pPr>
       <w:r>
-        <w:lastRenderedPageBreak/>
         <w:t>Every RTS destination address, which does not have a corresponding call-site, is also a routine.</w:t>
       </w:r>
     </w:p>
@@ -7081,7 +6858,11 @@
         <w:t xml:space="preserve">first constructing an initial stack-tree from the snapshot call stack, before </w:t>
       </w:r>
       <w:r>
-        <w:t>iterating over all the recorded instructions, creating nested stack-frames as code traverses over the routines and interrupts in the program.</w:t>
+        <w:t xml:space="preserve">iterating over all the recorded instructions, creating </w:t>
+      </w:r>
+      <w:r>
+        <w:lastRenderedPageBreak/>
+        <w:t>nested stack-frames as code traverses over the routines and interrupts in the program.</w:t>
       </w:r>
       <w:r>
         <w:t xml:space="preserve">  Tail-call and fall-through stack frames are also created as part of this process.</w:t>
@@ -7330,7 +7111,6 @@
         <w:contextualSpacing w:val="0"/>
       </w:pPr>
       <w:r>
-        <w:lastRenderedPageBreak/>
         <w:t xml:space="preserve">The </w:t>
       </w:r>
       <w:r>
@@ -7539,59 +7319,73 @@
         <w:ind w:left="0"/>
       </w:pPr>
       <w:r>
-        <w:t>The emulation uses frame-start events in the performance log to identify the start of each CRTC frame. These events capture the CRTC and ULA states, along with an offset showing how many cycles earlier (0..7) the frame actually began.</w:t>
-      </w:r>
-    </w:p>
-    <w:p>
-      <w:pPr>
-        <w:rPr>
-          <w:rFonts w:ascii="Aptos" w:hAnsi="Aptos"/>
-          <w:color w:val="000000"/>
-        </w:rPr>
-      </w:pPr>
-      <w:r>
-        <w:rPr>
-          <w:rFonts w:ascii="Aptos" w:hAnsi="Aptos"/>
-          <w:color w:val="000000"/>
-        </w:rPr>
+        <w:lastRenderedPageBreak/>
+        <w:t xml:space="preserve">The emulation uses </w:t>
+      </w:r>
+      <w:r>
+        <w:t xml:space="preserve">frame start </w:t>
+      </w:r>
+      <w:r>
+        <w:t xml:space="preserve">events in the execution log to synchronize generated display-frames.  These events are emitted </w:t>
+      </w:r>
+      <w:r>
+        <w:t>when a frame’s first scanline is d</w:t>
+      </w:r>
+      <w:r>
+        <w:t>isplayed</w:t>
+      </w:r>
+      <w:r>
+        <w:t>, when DE (</w:t>
+      </w:r>
+      <w:r>
+        <w:t xml:space="preserve">Display Enable) is </w:t>
+      </w:r>
+      <w:r>
+        <w:t>set</w:t>
+      </w:r>
+      <w:r>
+        <w:t>.</w:t>
+      </w:r>
+    </w:p>
+    <w:p>
+      <w:r>
+        <w:t xml:space="preserve">Different emulator implementations handle screen mode changes slightly differently, causing timing variations that </w:t>
+      </w:r>
+      <w:r>
+        <w:rPr>
+          <w:b/>
+          <w:bCs/>
+        </w:rPr>
+        <w:t>BeebPerf</w:t>
+      </w:r>
+      <w:r>
+        <w:t xml:space="preserve"> cannot reconcile without this event.</w:t>
+      </w:r>
+    </w:p>
+    <w:p>
+      <w:pPr>
+        <w:rPr>
+          <w:rFonts w:ascii="Aptos" w:hAnsi="Aptos"/>
+          <w:color w:val="000000"/>
+        </w:rPr>
+      </w:pPr>
+      <w:r>
         <w:t>The</w:t>
       </w:r>
       <w:r>
-        <w:rPr>
-          <w:rFonts w:ascii="Aptos" w:hAnsi="Aptos"/>
-          <w:color w:val="000000"/>
-        </w:rPr>
         <w:t xml:space="preserve"> </w:t>
       </w:r>
       <w:r>
-        <w:rPr>
-          <w:rFonts w:ascii="Aptos" w:hAnsi="Aptos"/>
-          <w:color w:val="000000"/>
-        </w:rPr>
         <w:t xml:space="preserve">code </w:t>
       </w:r>
       <w:r>
-        <w:rPr>
-          <w:rFonts w:ascii="Aptos" w:hAnsi="Aptos"/>
-          <w:color w:val="000000"/>
-        </w:rPr>
         <w:t xml:space="preserve">is </w:t>
       </w:r>
       <w:r>
-        <w:rPr>
-          <w:rFonts w:ascii="Aptos" w:hAnsi="Aptos"/>
-          <w:color w:val="000000"/>
-        </w:rPr>
-        <w:t xml:space="preserve">based on </w:t>
-      </w:r>
-      <w:r>
-        <w:rPr>
-          <w:rFonts w:ascii="Aptos" w:hAnsi="Aptos"/>
-          <w:b/>
-          <w:bCs/>
-          <w:color w:val="000000"/>
-        </w:rPr>
-        <w:t>BeebEm’s</w:t>
+        <w:t xml:space="preserve">largely </w:t>
+      </w:r>
+      <w:r>
+        <w:t>based on BeebEm’s</w:t>
       </w:r>
       <w:r>
         <w:rPr>
@@ -7612,21 +7406,21 @@
           <w:rFonts w:ascii="Aptos" w:hAnsi="Aptos"/>
           <w:color w:val="000000"/>
         </w:rPr>
-        <w:t>, but runs at scanline</w:t>
-      </w:r>
-      <w:r>
-        <w:rPr>
-          <w:rFonts w:ascii="Aptos" w:hAnsi="Aptos"/>
-          <w:color w:val="000000"/>
-        </w:rPr>
-        <w:t>/</w:t>
-      </w:r>
-      <w:r>
-        <w:rPr>
-          <w:rFonts w:ascii="Aptos" w:hAnsi="Aptos"/>
-          <w:color w:val="000000"/>
-        </w:rPr>
-        <w:t>character fidelity.</w:t>
+        <w:t xml:space="preserve"> but runs at character</w:t>
+      </w:r>
+      <w:r>
+        <w:rPr>
+          <w:rFonts w:ascii="Aptos" w:hAnsi="Aptos"/>
+          <w:color w:val="000000"/>
+        </w:rPr>
+        <w:t xml:space="preserve">-level </w:t>
+      </w:r>
+      <w:r>
+        <w:rPr>
+          <w:rFonts w:ascii="Aptos" w:hAnsi="Aptos"/>
+          <w:color w:val="000000"/>
+        </w:rPr>
+        <w:t>fidelity.</w:t>
       </w:r>
     </w:p>
     <w:p>
@@ -8229,271 +8023,271 @@
         <w:pStyle w:val="Heading5"/>
       </w:pPr>
       <w:r>
+        <w:t>Teletext screen mode (Mode 7)</w:t>
+      </w:r>
+      <w:r>
+        <w:t xml:space="preserve"> </w:t>
+      </w:r>
+      <w:r>
+        <w:t>details</w:t>
+      </w:r>
+      <w:r>
+        <w:t>:</w:t>
+      </w:r>
+    </w:p>
+    <w:p>
+      <w:pPr>
+        <w:rPr>
+          <w:rFonts w:ascii="Aptos" w:hAnsi="Aptos"/>
+          <w:color w:val="000000"/>
+        </w:rPr>
+      </w:pPr>
+      <w:r>
+        <w:rPr>
+          <w:rFonts w:ascii="Aptos" w:hAnsi="Aptos"/>
+          <w:color w:val="000000"/>
+        </w:rPr>
+        <w:t xml:space="preserve">Mode 7 uses interlaced sync </w:t>
+      </w:r>
+      <w:r>
+        <w:rPr>
+          <w:rFonts w:ascii="Aptos" w:hAnsi="Aptos"/>
+          <w:color w:val="000000"/>
+        </w:rPr>
+        <w:t xml:space="preserve">&amp; </w:t>
+      </w:r>
+      <w:r>
+        <w:rPr>
+          <w:rFonts w:ascii="Aptos" w:hAnsi="Aptos"/>
+          <w:color w:val="000000"/>
+        </w:rPr>
+        <w:t>video</w:t>
+      </w:r>
+      <w:r>
+        <w:rPr>
+          <w:rFonts w:ascii="Aptos" w:hAnsi="Aptos"/>
+          <w:color w:val="000000"/>
+        </w:rPr>
+        <w:t xml:space="preserve"> mode</w:t>
+      </w:r>
+      <w:r>
+        <w:rPr>
+          <w:rFonts w:ascii="Aptos" w:hAnsi="Aptos"/>
+          <w:color w:val="000000"/>
+        </w:rPr>
+        <w:t xml:space="preserve">, </w:t>
+      </w:r>
+      <w:r>
+        <w:rPr>
+          <w:rFonts w:ascii="Aptos" w:hAnsi="Aptos"/>
+          <w:color w:val="000000"/>
+        </w:rPr>
+        <w:t xml:space="preserve">displaying </w:t>
+      </w:r>
+      <w:r>
+        <w:rPr>
+          <w:rFonts w:ascii="Aptos" w:hAnsi="Aptos"/>
+          <w:color w:val="000000"/>
+        </w:rPr>
+        <w:t>250 lines (or 25 rows of text</w:t>
+      </w:r>
+      <w:r>
+        <w:rPr>
+          <w:rFonts w:ascii="Aptos" w:hAnsi="Aptos"/>
+          <w:color w:val="000000"/>
+        </w:rPr>
+        <w:t xml:space="preserve">, each with </w:t>
+      </w:r>
+      <w:r>
+        <w:rPr>
+          <w:rFonts w:ascii="Aptos" w:hAnsi="Aptos"/>
+          <w:color w:val="000000"/>
+        </w:rPr>
+        <w:t xml:space="preserve">ten even or ten odd </w:t>
+      </w:r>
+      <w:r>
+        <w:rPr>
+          <w:rFonts w:ascii="Aptos" w:hAnsi="Aptos"/>
+          <w:color w:val="000000"/>
+        </w:rPr>
+        <w:t>scanlines</w:t>
+      </w:r>
+      <w:r>
+        <w:rPr>
+          <w:rFonts w:ascii="Aptos" w:hAnsi="Aptos"/>
+          <w:color w:val="000000"/>
+        </w:rPr>
+        <w:t xml:space="preserve">) per field. </w:t>
+      </w:r>
+      <w:r>
+        <w:rPr>
+          <w:rFonts w:ascii="Aptos" w:hAnsi="Aptos"/>
+          <w:color w:val="000000"/>
+        </w:rPr>
+        <w:t xml:space="preserve"> </w:t>
+      </w:r>
+      <w:r>
+        <w:rPr>
+          <w:rFonts w:ascii="Aptos" w:hAnsi="Aptos"/>
+          <w:color w:val="000000"/>
+        </w:rPr>
+        <w:t>Th</w:t>
+      </w:r>
+      <w:r>
+        <w:rPr>
+          <w:rFonts w:ascii="Aptos" w:hAnsi="Aptos"/>
+          <w:color w:val="000000"/>
+        </w:rPr>
+        <w:t>ese</w:t>
+      </w:r>
+      <w:r>
+        <w:rPr>
+          <w:rFonts w:ascii="Aptos" w:hAnsi="Aptos"/>
+          <w:color w:val="000000"/>
+        </w:rPr>
+        <w:t xml:space="preserve"> interleaving </w:t>
+      </w:r>
+      <w:r>
+        <w:rPr>
+          <w:rFonts w:ascii="Aptos" w:hAnsi="Aptos"/>
+          <w:color w:val="000000"/>
+        </w:rPr>
+        <w:t xml:space="preserve">fields </w:t>
+      </w:r>
+      <w:r>
+        <w:rPr>
+          <w:rFonts w:ascii="Aptos" w:hAnsi="Aptos"/>
+          <w:color w:val="000000"/>
+        </w:rPr>
+        <w:t>produce a</w:t>
+      </w:r>
+      <w:r>
+        <w:rPr>
+          <w:rFonts w:ascii="Aptos" w:hAnsi="Aptos"/>
+          <w:color w:val="000000"/>
+        </w:rPr>
+        <w:t xml:space="preserve"> </w:t>
+      </w:r>
+      <w:r>
+        <w:rPr>
+          <w:rFonts w:ascii="Aptos" w:hAnsi="Aptos"/>
+          <w:color w:val="000000"/>
+        </w:rPr>
+        <w:t xml:space="preserve">500-line </w:t>
+      </w:r>
+      <w:r>
+        <w:rPr>
+          <w:rFonts w:ascii="Aptos" w:hAnsi="Aptos"/>
+          <w:color w:val="000000"/>
+        </w:rPr>
+        <w:t xml:space="preserve">interlaced </w:t>
+      </w:r>
+      <w:r>
+        <w:rPr>
+          <w:rFonts w:ascii="Aptos" w:hAnsi="Aptos"/>
+          <w:color w:val="000000"/>
+        </w:rPr>
+        <w:t>image</w:t>
+      </w:r>
+      <w:r>
+        <w:rPr>
+          <w:rFonts w:ascii="Aptos" w:hAnsi="Aptos"/>
+          <w:color w:val="000000"/>
+        </w:rPr>
+        <w:t xml:space="preserve"> </w:t>
+      </w:r>
+      <w:r>
+        <w:rPr>
+          <w:rFonts w:ascii="Aptos" w:hAnsi="Aptos"/>
+          <w:color w:val="000000"/>
+        </w:rPr>
+        <w:t>on the display</w:t>
+      </w:r>
+      <w:r>
+        <w:rPr>
+          <w:rFonts w:ascii="Aptos" w:hAnsi="Aptos"/>
+          <w:color w:val="000000"/>
+        </w:rPr>
+        <w:t>.</w:t>
+      </w:r>
+    </w:p>
+    <w:p>
+      <w:pPr>
+        <w:rPr>
+          <w:rFonts w:ascii="Aptos" w:hAnsi="Aptos"/>
+          <w:color w:val="000000"/>
+        </w:rPr>
+      </w:pPr>
+      <w:r>
+        <w:rPr>
+          <w:rFonts w:ascii="Aptos" w:hAnsi="Aptos"/>
+          <w:color w:val="000000"/>
+        </w:rPr>
+        <w:t xml:space="preserve">To enhance text quality </w:t>
+      </w:r>
+      <w:r>
+        <w:rPr>
+          <w:rFonts w:ascii="Aptos" w:hAnsi="Aptos"/>
+          <w:color w:val="000000"/>
+        </w:rPr>
+        <w:t xml:space="preserve">of </w:t>
+      </w:r>
+      <w:r>
+        <w:rPr>
+          <w:rFonts w:ascii="Aptos" w:hAnsi="Aptos"/>
+          <w:color w:val="000000"/>
+        </w:rPr>
+        <w:t>teletext screens, the emulat</w:t>
+      </w:r>
+      <w:r>
+        <w:rPr>
+          <w:rFonts w:ascii="Aptos" w:hAnsi="Aptos"/>
+          <w:color w:val="000000"/>
+        </w:rPr>
+        <w:t>ion</w:t>
+      </w:r>
+      <w:r>
+        <w:rPr>
+          <w:rFonts w:ascii="Aptos" w:hAnsi="Aptos"/>
+          <w:color w:val="000000"/>
+        </w:rPr>
+        <w:t xml:space="preserve"> </w:t>
+      </w:r>
+      <w:r>
+        <w:rPr>
+          <w:rFonts w:ascii="Aptos" w:hAnsi="Aptos"/>
+          <w:color w:val="000000"/>
+        </w:rPr>
+        <w:t xml:space="preserve">generates a </w:t>
+      </w:r>
+      <w:r>
+        <w:rPr>
+          <w:rFonts w:ascii="Aptos" w:hAnsi="Aptos"/>
+          <w:color w:val="000000"/>
+        </w:rPr>
+        <w:t>500-line composite image</w:t>
+      </w:r>
+      <w:r>
+        <w:rPr>
+          <w:rFonts w:ascii="Aptos" w:hAnsi="Aptos"/>
+          <w:color w:val="000000"/>
+        </w:rPr>
+        <w:t>.</w:t>
+      </w:r>
+    </w:p>
+    <w:p>
+      <w:pPr>
+        <w:rPr>
+          <w:rFonts w:ascii="Aptos" w:hAnsi="Aptos"/>
+          <w:color w:val="000000"/>
+        </w:rPr>
+      </w:pPr>
+      <w:r>
+        <w:rPr>
+          <w:rFonts w:ascii="Aptos" w:hAnsi="Aptos"/>
+          <w:color w:val="000000"/>
+        </w:rPr>
         <w:lastRenderedPageBreak/>
-        <w:t>Teletext screen mode (Mode 7)</w:t>
-      </w:r>
-      <w:r>
-        <w:t xml:space="preserve"> </w:t>
-      </w:r>
-      <w:r>
-        <w:t>details</w:t>
-      </w:r>
-      <w:r>
-        <w:t>:</w:t>
-      </w:r>
-    </w:p>
-    <w:p>
-      <w:pPr>
-        <w:rPr>
-          <w:rFonts w:ascii="Aptos" w:hAnsi="Aptos"/>
-          <w:color w:val="000000"/>
-        </w:rPr>
-      </w:pPr>
-      <w:r>
-        <w:rPr>
-          <w:rFonts w:ascii="Aptos" w:hAnsi="Aptos"/>
-          <w:color w:val="000000"/>
-        </w:rPr>
-        <w:t xml:space="preserve">Mode 7 uses interlaced sync </w:t>
-      </w:r>
-      <w:r>
-        <w:rPr>
-          <w:rFonts w:ascii="Aptos" w:hAnsi="Aptos"/>
-          <w:color w:val="000000"/>
-        </w:rPr>
-        <w:t xml:space="preserve">&amp; </w:t>
-      </w:r>
-      <w:r>
-        <w:rPr>
-          <w:rFonts w:ascii="Aptos" w:hAnsi="Aptos"/>
-          <w:color w:val="000000"/>
-        </w:rPr>
-        <w:t>video</w:t>
-      </w:r>
-      <w:r>
-        <w:rPr>
-          <w:rFonts w:ascii="Aptos" w:hAnsi="Aptos"/>
-          <w:color w:val="000000"/>
-        </w:rPr>
-        <w:t xml:space="preserve"> mode</w:t>
-      </w:r>
-      <w:r>
-        <w:rPr>
-          <w:rFonts w:ascii="Aptos" w:hAnsi="Aptos"/>
-          <w:color w:val="000000"/>
-        </w:rPr>
-        <w:t xml:space="preserve">, </w:t>
-      </w:r>
-      <w:r>
-        <w:rPr>
-          <w:rFonts w:ascii="Aptos" w:hAnsi="Aptos"/>
-          <w:color w:val="000000"/>
-        </w:rPr>
-        <w:t xml:space="preserve">displaying </w:t>
-      </w:r>
-      <w:r>
-        <w:rPr>
-          <w:rFonts w:ascii="Aptos" w:hAnsi="Aptos"/>
-          <w:color w:val="000000"/>
-        </w:rPr>
-        <w:t>250 lines (or 25 rows of text</w:t>
-      </w:r>
-      <w:r>
-        <w:rPr>
-          <w:rFonts w:ascii="Aptos" w:hAnsi="Aptos"/>
-          <w:color w:val="000000"/>
-        </w:rPr>
-        <w:t xml:space="preserve">, each with </w:t>
-      </w:r>
-      <w:r>
-        <w:rPr>
-          <w:rFonts w:ascii="Aptos" w:hAnsi="Aptos"/>
-          <w:color w:val="000000"/>
-        </w:rPr>
-        <w:t xml:space="preserve">ten even or ten odd </w:t>
-      </w:r>
-      <w:r>
-        <w:rPr>
-          <w:rFonts w:ascii="Aptos" w:hAnsi="Aptos"/>
-          <w:color w:val="000000"/>
-        </w:rPr>
-        <w:t>scanlines</w:t>
-      </w:r>
-      <w:r>
-        <w:rPr>
-          <w:rFonts w:ascii="Aptos" w:hAnsi="Aptos"/>
-          <w:color w:val="000000"/>
-        </w:rPr>
-        <w:t xml:space="preserve">) per field. </w:t>
-      </w:r>
-      <w:r>
-        <w:rPr>
-          <w:rFonts w:ascii="Aptos" w:hAnsi="Aptos"/>
-          <w:color w:val="000000"/>
-        </w:rPr>
-        <w:t xml:space="preserve"> </w:t>
-      </w:r>
-      <w:r>
-        <w:rPr>
-          <w:rFonts w:ascii="Aptos" w:hAnsi="Aptos"/>
-          <w:color w:val="000000"/>
-        </w:rPr>
-        <w:t>Th</w:t>
-      </w:r>
-      <w:r>
-        <w:rPr>
-          <w:rFonts w:ascii="Aptos" w:hAnsi="Aptos"/>
-          <w:color w:val="000000"/>
-        </w:rPr>
-        <w:t>ese</w:t>
-      </w:r>
-      <w:r>
-        <w:rPr>
-          <w:rFonts w:ascii="Aptos" w:hAnsi="Aptos"/>
-          <w:color w:val="000000"/>
-        </w:rPr>
-        <w:t xml:space="preserve"> interleaving </w:t>
-      </w:r>
-      <w:r>
-        <w:rPr>
-          <w:rFonts w:ascii="Aptos" w:hAnsi="Aptos"/>
-          <w:color w:val="000000"/>
-        </w:rPr>
-        <w:t xml:space="preserve">fields </w:t>
-      </w:r>
-      <w:r>
-        <w:rPr>
-          <w:rFonts w:ascii="Aptos" w:hAnsi="Aptos"/>
-          <w:color w:val="000000"/>
-        </w:rPr>
-        <w:t>produce a</w:t>
-      </w:r>
-      <w:r>
-        <w:rPr>
-          <w:rFonts w:ascii="Aptos" w:hAnsi="Aptos"/>
-          <w:color w:val="000000"/>
-        </w:rPr>
-        <w:t xml:space="preserve"> </w:t>
-      </w:r>
-      <w:r>
-        <w:rPr>
-          <w:rFonts w:ascii="Aptos" w:hAnsi="Aptos"/>
-          <w:color w:val="000000"/>
-        </w:rPr>
-        <w:t xml:space="preserve">500-line </w:t>
-      </w:r>
-      <w:r>
-        <w:rPr>
-          <w:rFonts w:ascii="Aptos" w:hAnsi="Aptos"/>
-          <w:color w:val="000000"/>
-        </w:rPr>
-        <w:t xml:space="preserve">interlaced </w:t>
-      </w:r>
-      <w:r>
-        <w:rPr>
-          <w:rFonts w:ascii="Aptos" w:hAnsi="Aptos"/>
-          <w:color w:val="000000"/>
-        </w:rPr>
-        <w:t>image</w:t>
-      </w:r>
-      <w:r>
-        <w:rPr>
-          <w:rFonts w:ascii="Aptos" w:hAnsi="Aptos"/>
-          <w:color w:val="000000"/>
-        </w:rPr>
-        <w:t xml:space="preserve"> </w:t>
-      </w:r>
-      <w:r>
-        <w:rPr>
-          <w:rFonts w:ascii="Aptos" w:hAnsi="Aptos"/>
-          <w:color w:val="000000"/>
-        </w:rPr>
-        <w:t>on the display</w:t>
-      </w:r>
-      <w:r>
-        <w:rPr>
-          <w:rFonts w:ascii="Aptos" w:hAnsi="Aptos"/>
-          <w:color w:val="000000"/>
-        </w:rPr>
-        <w:t>.</w:t>
-      </w:r>
-    </w:p>
-    <w:p>
-      <w:pPr>
-        <w:rPr>
-          <w:rFonts w:ascii="Aptos" w:hAnsi="Aptos"/>
-          <w:color w:val="000000"/>
-        </w:rPr>
-      </w:pPr>
-      <w:r>
-        <w:rPr>
-          <w:rFonts w:ascii="Aptos" w:hAnsi="Aptos"/>
-          <w:color w:val="000000"/>
-        </w:rPr>
-        <w:t xml:space="preserve">To enhance text quality </w:t>
-      </w:r>
-      <w:r>
-        <w:rPr>
-          <w:rFonts w:ascii="Aptos" w:hAnsi="Aptos"/>
-          <w:color w:val="000000"/>
-        </w:rPr>
-        <w:t xml:space="preserve">of </w:t>
-      </w:r>
-      <w:r>
-        <w:rPr>
-          <w:rFonts w:ascii="Aptos" w:hAnsi="Aptos"/>
-          <w:color w:val="000000"/>
-        </w:rPr>
-        <w:t>teletext screens, the emulat</w:t>
-      </w:r>
-      <w:r>
-        <w:rPr>
-          <w:rFonts w:ascii="Aptos" w:hAnsi="Aptos"/>
-          <w:color w:val="000000"/>
-        </w:rPr>
-        <w:t>ion</w:t>
-      </w:r>
-      <w:r>
-        <w:rPr>
-          <w:rFonts w:ascii="Aptos" w:hAnsi="Aptos"/>
-          <w:color w:val="000000"/>
-        </w:rPr>
-        <w:t xml:space="preserve"> </w:t>
-      </w:r>
-      <w:r>
-        <w:rPr>
-          <w:rFonts w:ascii="Aptos" w:hAnsi="Aptos"/>
-          <w:color w:val="000000"/>
-        </w:rPr>
-        <w:t xml:space="preserve">generates a </w:t>
-      </w:r>
-      <w:r>
-        <w:rPr>
-          <w:rFonts w:ascii="Aptos" w:hAnsi="Aptos"/>
-          <w:color w:val="000000"/>
-        </w:rPr>
-        <w:t>500-line composite image</w:t>
-      </w:r>
-      <w:r>
-        <w:rPr>
-          <w:rFonts w:ascii="Aptos" w:hAnsi="Aptos"/>
-          <w:color w:val="000000"/>
-        </w:rPr>
-        <w:t>.</w:t>
-      </w:r>
-    </w:p>
-    <w:p>
-      <w:pPr>
-        <w:rPr>
-          <w:rFonts w:ascii="Aptos" w:hAnsi="Aptos"/>
-          <w:color w:val="000000"/>
-        </w:rPr>
-      </w:pPr>
-      <w:r>
-        <w:rPr>
-          <w:rFonts w:ascii="Aptos" w:hAnsi="Aptos"/>
-          <w:color w:val="000000"/>
-        </w:rPr>
         <w:t xml:space="preserve">The CRTC works as usual, producing ten scanlines for each character row. </w:t>
       </w:r>
       <w:r>
@@ -8797,50 +8591,50 @@
     </w:p>
     <w:p>
       <w:r>
+        <w:t xml:space="preserve">The only complication is that </w:t>
+      </w:r>
+      <w:r>
+        <w:t xml:space="preserve">the </w:t>
+      </w:r>
+      <w:r>
+        <w:t>memory ‘writes before display’ and ‘writes after display’ counts need to be calculated</w:t>
+      </w:r>
+      <w:r>
+        <w:t xml:space="preserve"> during processing</w:t>
+      </w:r>
+      <w:r>
+        <w:t xml:space="preserve">.  Mirrored screen memory pages, storing the last </w:t>
+      </w:r>
+      <w:r>
+        <w:t>display-frame</w:t>
+      </w:r>
+      <w:r>
+        <w:t xml:space="preserve"> number, are used to </w:t>
+      </w:r>
+      <w:r>
+        <w:t>accomplish this.</w:t>
+      </w:r>
+    </w:p>
+    <w:p>
+      <w:r>
+        <w:t>One subtly is that the end of a display frame can only be determined reliably when the next display frame starts, so two sets of writes before and after count accumulators are needed, with one set applied to the current display frame, and the other to the next display frame.  The set used is determined when the display frames are associated with programmatic frames</w:t>
+      </w:r>
+      <w:r>
+        <w:t xml:space="preserve">, when their </w:t>
+      </w:r>
+      <w:r>
+        <w:t xml:space="preserve">durations </w:t>
+      </w:r>
+      <w:r>
+        <w:t>are known.</w:t>
+      </w:r>
+    </w:p>
+    <w:p>
+      <w:pPr>
+        <w:pStyle w:val="Heading2"/>
+      </w:pPr>
+      <w:r>
         <w:lastRenderedPageBreak/>
-        <w:t xml:space="preserve">The only complication is that </w:t>
-      </w:r>
-      <w:r>
-        <w:t xml:space="preserve">the </w:t>
-      </w:r>
-      <w:r>
-        <w:t>memory ‘writes before display’ and ‘writes after display’ counts need to be calculated</w:t>
-      </w:r>
-      <w:r>
-        <w:t xml:space="preserve"> during processing</w:t>
-      </w:r>
-      <w:r>
-        <w:t xml:space="preserve">.  Mirrored screen memory pages, storing the last </w:t>
-      </w:r>
-      <w:r>
-        <w:t>display-frame</w:t>
-      </w:r>
-      <w:r>
-        <w:t xml:space="preserve"> number, are used to </w:t>
-      </w:r>
-      <w:r>
-        <w:t>accomplish this.</w:t>
-      </w:r>
-    </w:p>
-    <w:p>
-      <w:r>
-        <w:t>One subtly is that the end of a display frame can only be determined reliably when the next display frame starts, so two sets of writes before and after count accumulators are needed, with one set applied to the current display frame, and the other to the next display frame.  The set used is determined when the display frames are associated with programmatic frames</w:t>
-      </w:r>
-      <w:r>
-        <w:t xml:space="preserve">, when their </w:t>
-      </w:r>
-      <w:r>
-        <w:t xml:space="preserve">durations </w:t>
-      </w:r>
-      <w:r>
-        <w:t>are known.</w:t>
-      </w:r>
-    </w:p>
-    <w:p>
-      <w:pPr>
-        <w:pStyle w:val="Heading2"/>
-      </w:pPr>
-      <w:r>
         <w:t>Dynamic analysis</w:t>
       </w:r>
     </w:p>
@@ -10787,7 +10581,7 @@
         <w:t xml:space="preserve"> and </w:t>
       </w:r>
       <w:r>
-        <w:t>frame start events</w:t>
+        <w:t>frame start</w:t>
       </w:r>
       <w:r>
         <w:t>.  It also optionally contains label information.</w:t>
@@ -12226,7 +12020,19 @@
         <w:t xml:space="preserve">The </w:t>
       </w:r>
       <w:r>
-        <w:t>Snapshot Chunk contains a snapshot of the machine’s state at the beginning of the recording, prior to the first recorded instruction (see execution-chuck).  It contains a snapshot of the machine’s CPU registers, paging registers, call stack, registers, and</w:t>
+        <w:t xml:space="preserve">Snapshot Chunk contains a snapshot of the machine’s state at the beginning of the recording, prior to the first recorded instruction (see execution-chuck).  It contains a snapshot of the machine’s CPU registers, paging registers, call stack, </w:t>
+      </w:r>
+      <w:r>
+        <w:t xml:space="preserve">video ULA </w:t>
+      </w:r>
+      <w:r>
+        <w:t>registers,</w:t>
+      </w:r>
+      <w:r>
+        <w:t xml:space="preserve"> CRTC registers,</w:t>
+      </w:r>
+      <w:r>
+        <w:t xml:space="preserve"> and</w:t>
       </w:r>
       <w:r>
         <w:t xml:space="preserve"> </w:t>
@@ -12374,13 +12180,19 @@
         <w:t xml:space="preserve"> + </w:t>
       </w:r>
       <w:r>
+        <w:t>&lt;video_ula_state&gt;</w:t>
+      </w:r>
+      <w:r>
+        <w:t xml:space="preserve"> + &lt;crtc_state&gt; + </w:t>
+      </w:r>
+      <w:r>
+        <w:t>&lt;screen_wrap_address&gt; +</w:t>
+      </w:r>
+      <w:r>
+        <w:t xml:space="preserve"> </w:t>
+      </w:r>
+      <w:r>
         <w:t xml:space="preserve">&lt;call_stack&gt; + </w:t>
-      </w:r>
-      <w:r>
-        <w:t>&lt;screen_wrap_address&gt; +</w:t>
-      </w:r>
-      <w:r>
-        <w:t xml:space="preserve"> </w:t>
       </w:r>
       <w:r>
         <w:t>&lt;memory_snapshot&gt;</w:t>
@@ -12608,13 +12420,7 @@
         <w:t>&lt;hidden_ram_address&gt;</w:t>
       </w:r>
       <w:r>
-        <w:t xml:space="preserve"> (1 byte).  </w:t>
-      </w:r>
-      <w:r>
-        <w:t>Written</w:t>
-      </w:r>
-      <w:r>
-        <w:t xml:space="preserve"> only on the </w:t>
+        <w:t xml:space="preserve"> (1 byte).  Written only on the </w:t>
       </w:r>
       <w:r>
         <w:t xml:space="preserve">BBC Model </w:t>
@@ -12627,6 +12433,358 @@
       </w:r>
       <w:r>
         <w:t>.  The value contains the hidden memory address (set via SHEILA address &amp;FE38).  Reads and writes to SHEILA address &amp;FE3C access this hidden address.</w:t>
+      </w:r>
+    </w:p>
+    <w:p>
+      <w:pPr>
+        <w:ind w:left="720" w:hanging="360"/>
+      </w:pPr>
+      <w:r>
+        <w:rPr>
+          <w:b/>
+          <w:bCs/>
+        </w:rPr>
+        <w:t>&lt;video_ula_state&gt;</w:t>
+      </w:r>
+      <w:r>
+        <w:t xml:space="preserve"> = </w:t>
+      </w:r>
+      <w:r>
+        <w:t>&lt;</w:t>
+      </w:r>
+      <w:r>
+        <w:t>ula_</w:t>
+      </w:r>
+      <w:r>
+        <w:t>control_register&gt;</w:t>
+      </w:r>
+      <w:r>
+        <w:t xml:space="preserve"> + &lt;ula_palette&gt;</w:t>
+      </w:r>
+    </w:p>
+    <w:p>
+      <w:pPr>
+        <w:ind w:left="720"/>
+      </w:pPr>
+      <w:r>
+        <w:rPr>
+          <w:b/>
+          <w:bCs/>
+        </w:rPr>
+        <w:t>&lt;</w:t>
+      </w:r>
+      <w:r>
+        <w:rPr>
+          <w:b/>
+          <w:bCs/>
+        </w:rPr>
+        <w:t>ula_</w:t>
+      </w:r>
+      <w:r>
+        <w:rPr>
+          <w:b/>
+          <w:bCs/>
+        </w:rPr>
+        <w:t>control_register&gt;</w:t>
+      </w:r>
+      <w:r>
+        <w:t xml:space="preserve"> (1 byte).  The value of the ULA video control register.</w:t>
+      </w:r>
+    </w:p>
+    <w:p>
+      <w:pPr>
+        <w:ind w:left="720"/>
+      </w:pPr>
+      <w:r>
+        <w:rPr>
+          <w:b/>
+          <w:bCs/>
+        </w:rPr>
+        <w:t>&lt;ula_palette&gt;</w:t>
+      </w:r>
+      <w:r>
+        <w:t xml:space="preserve"> (16 bytes).  The ULA’s 16 color palette.  Each palette entry is an actual color value in the range 0 to 15.  See the Actual Color Field definitions in the New Advanced User Guide (page 209).</w:t>
+      </w:r>
+    </w:p>
+    <w:p>
+      <w:pPr>
+        <w:ind w:left="720" w:hanging="360"/>
+      </w:pPr>
+      <w:r>
+        <w:rPr>
+          <w:b/>
+          <w:bCs/>
+        </w:rPr>
+        <w:t>&lt;</w:t>
+      </w:r>
+      <w:r>
+        <w:rPr>
+          <w:b/>
+          <w:bCs/>
+        </w:rPr>
+        <w:t>crtc</w:t>
+      </w:r>
+      <w:r>
+        <w:rPr>
+          <w:b/>
+          <w:bCs/>
+        </w:rPr>
+        <w:t>_state&gt;</w:t>
+      </w:r>
+      <w:r>
+        <w:t xml:space="preserve"> = </w:t>
+      </w:r>
+      <w:r>
+        <w:t>&lt;</w:t>
+      </w:r>
+      <w:r>
+        <w:t>crtc</w:t>
+      </w:r>
+      <w:r>
+        <w:t>_register_select&gt; + &lt;</w:t>
+      </w:r>
+      <w:r>
+        <w:t>crtc</w:t>
+      </w:r>
+      <w:r>
+        <w:t>_registers&gt;</w:t>
+      </w:r>
+    </w:p>
+    <w:p>
+      <w:pPr>
+        <w:ind w:left="720"/>
+      </w:pPr>
+      <w:r>
+        <w:rPr>
+          <w:b/>
+          <w:bCs/>
+        </w:rPr>
+        <w:t>&lt;</w:t>
+      </w:r>
+      <w:r>
+        <w:rPr>
+          <w:b/>
+          <w:bCs/>
+        </w:rPr>
+        <w:t>crtc</w:t>
+      </w:r>
+      <w:r>
+        <w:rPr>
+          <w:b/>
+          <w:bCs/>
+        </w:rPr>
+        <w:t>_register</w:t>
+      </w:r>
+      <w:r>
+        <w:rPr>
+          <w:b/>
+          <w:bCs/>
+        </w:rPr>
+        <w:t>_select</w:t>
+      </w:r>
+      <w:r>
+        <w:rPr>
+          <w:b/>
+          <w:bCs/>
+        </w:rPr>
+        <w:t xml:space="preserve">&gt; </w:t>
+      </w:r>
+      <w:r>
+        <w:t>(1 byte).  The CRTC’s ‘register select’, which is used to write values to the CRTC’s registers.  The value is in the range 0 to 17.</w:t>
+      </w:r>
+    </w:p>
+    <w:p>
+      <w:pPr>
+        <w:ind w:left="720"/>
+      </w:pPr>
+      <w:r>
+        <w:rPr>
+          <w:b/>
+          <w:bCs/>
+        </w:rPr>
+        <w:t>&lt;</w:t>
+      </w:r>
+      <w:r>
+        <w:rPr>
+          <w:b/>
+          <w:bCs/>
+        </w:rPr>
+        <w:t>crtc</w:t>
+      </w:r>
+      <w:r>
+        <w:rPr>
+          <w:b/>
+          <w:bCs/>
+        </w:rPr>
+        <w:t xml:space="preserve">_registers&gt; </w:t>
+      </w:r>
+      <w:r>
+        <w:t>(18 bytes).  The values of the CRTC’s 18 registers.</w:t>
+      </w:r>
+    </w:p>
+    <w:p>
+      <w:pPr>
+        <w:ind w:left="360"/>
+      </w:pPr>
+      <w:r>
+        <w:rPr>
+          <w:b/>
+          <w:bCs/>
+        </w:rPr>
+        <w:t>&lt;screen_wrap_address&gt;</w:t>
+      </w:r>
+      <w:r>
+        <w:t xml:space="preserve"> (1 byte).  The value specifies the screen wrap address, as defined by the following table.  This is used in conjunction with hardware scrolling to wrap screen addresses.</w:t>
+      </w:r>
+    </w:p>
+    <w:tbl>
+      <w:tblPr>
+        <w:tblStyle w:val="TableGrid"/>
+        <w:tblW w:w="3153" w:type="dxa"/>
+        <w:tblInd w:w="715" w:type="dxa"/>
+        <w:tblLook w:val="04A0" w:firstRow="1" w:lastRow="0" w:firstColumn="1" w:lastColumn="0" w:noHBand="0" w:noVBand="1"/>
+      </w:tblPr>
+      <w:tblGrid>
+        <w:gridCol w:w="828"/>
+        <w:gridCol w:w="2325"/>
+      </w:tblGrid>
+      <w:tr>
+        <w:tc>
+          <w:tcPr>
+            <w:tcW w:w="828" w:type="dxa"/>
+          </w:tcPr>
+          <w:p>
+            <w:pPr>
+              <w:rPr>
+                <w:b/>
+                <w:bCs/>
+              </w:rPr>
+            </w:pPr>
+            <w:r>
+              <w:rPr>
+                <w:b/>
+                <w:bCs/>
+              </w:rPr>
+              <w:t>Value</w:t>
+            </w:r>
+          </w:p>
+        </w:tc>
+        <w:tc>
+          <w:tcPr>
+            <w:tcW w:w="2325" w:type="dxa"/>
+          </w:tcPr>
+          <w:p>
+            <w:pPr>
+              <w:rPr>
+                <w:b/>
+                <w:bCs/>
+              </w:rPr>
+            </w:pPr>
+            <w:r>
+              <w:rPr>
+                <w:b/>
+                <w:bCs/>
+              </w:rPr>
+              <w:t>Screen address</w:t>
+            </w:r>
+          </w:p>
+        </w:tc>
+      </w:tr>
+      <w:tr>
+        <w:tc>
+          <w:tcPr>
+            <w:tcW w:w="828" w:type="dxa"/>
+          </w:tcPr>
+          <w:p>
+            <w:r>
+              <w:t>0</w:t>
+            </w:r>
+          </w:p>
+        </w:tc>
+        <w:tc>
+          <w:tcPr>
+            <w:tcW w:w="2325" w:type="dxa"/>
+          </w:tcPr>
+          <w:p>
+            <w:r>
+              <w:t>&amp;4000</w:t>
+            </w:r>
+          </w:p>
+        </w:tc>
+      </w:tr>
+      <w:tr>
+        <w:tc>
+          <w:tcPr>
+            <w:tcW w:w="828" w:type="dxa"/>
+          </w:tcPr>
+          <w:p>
+            <w:r>
+              <w:t>1</w:t>
+            </w:r>
+          </w:p>
+        </w:tc>
+        <w:tc>
+          <w:tcPr>
+            <w:tcW w:w="2325" w:type="dxa"/>
+          </w:tcPr>
+          <w:p>
+            <w:r>
+              <w:t>&amp;6000</w:t>
+            </w:r>
+          </w:p>
+        </w:tc>
+      </w:tr>
+      <w:tr>
+        <w:tc>
+          <w:tcPr>
+            <w:tcW w:w="828" w:type="dxa"/>
+          </w:tcPr>
+          <w:p>
+            <w:r>
+              <w:t>2</w:t>
+            </w:r>
+          </w:p>
+        </w:tc>
+        <w:tc>
+          <w:tcPr>
+            <w:tcW w:w="2325" w:type="dxa"/>
+          </w:tcPr>
+          <w:p>
+            <w:r>
+              <w:t>&amp;3000</w:t>
+            </w:r>
+          </w:p>
+        </w:tc>
+      </w:tr>
+      <w:tr>
+        <w:tc>
+          <w:tcPr>
+            <w:tcW w:w="828" w:type="dxa"/>
+          </w:tcPr>
+          <w:p>
+            <w:r>
+              <w:t>3</w:t>
+            </w:r>
+          </w:p>
+        </w:tc>
+        <w:tc>
+          <w:tcPr>
+            <w:tcW w:w="2325" w:type="dxa"/>
+          </w:tcPr>
+          <w:p>
+            <w:r>
+              <w:t>&amp;5600</w:t>
+            </w:r>
+          </w:p>
+        </w:tc>
+      </w:tr>
+    </w:tbl>
+    <w:p>
+      <w:pPr>
+        <w:ind w:left="360"/>
+      </w:pPr>
+      <w:r>
+        <w:t>Note that bit-1 and bit-0 match bit-5 and bit-4 of the System VIA Port B addressable latch.</w:t>
       </w:r>
     </w:p>
     <w:p>
@@ -12741,7 +12899,15 @@
           <w:rFonts w:ascii="Aptos" w:hAnsi="Aptos"/>
           <w:color w:val="000000"/>
         </w:rPr>
-        <w:t>Its start address is either the first sub &amp;8000 instruction jumped to from above &amp;8000, or the first instruction executed if no such jump occurs.</w:t>
+        <w:t xml:space="preserve">Its start address is either the first sub &amp;8000 instruction jumped to from above &amp;8000, or the first instruction executed if </w:t>
+      </w:r>
+      <w:r>
+        <w:rPr>
+          <w:rFonts w:ascii="Aptos" w:hAnsi="Aptos"/>
+          <w:color w:val="000000"/>
+        </w:rPr>
+        <w:lastRenderedPageBreak/>
+        <w:t>no such jump occurs.</w:t>
       </w:r>
       <w:r>
         <w:rPr>
@@ -12838,8 +13004,6 @@
       </w:r>
       <w:r>
         <w:br/>
-      </w:r>
-      <w:r>
         <w:t>&lt;stack_frame_type&gt; + &lt;start_address_page&gt; + &lt;start_address&gt; + &lt;return_address_page&gt; + &lt;return_address&gt; + &lt;return_stack_pointer&gt;</w:t>
       </w:r>
     </w:p>
@@ -13087,7 +13251,6 @@
                 <w:b/>
                 <w:bCs/>
               </w:rPr>
-              <w:lastRenderedPageBreak/>
               <w:t>Page</w:t>
             </w:r>
           </w:p>
@@ -13372,6 +13535,7 @@
           <w:b/>
           <w:bCs/>
         </w:rPr>
+        <w:lastRenderedPageBreak/>
         <w:t>&lt;return_address_page</w:t>
       </w:r>
       <w:r>
@@ -13435,13 +13599,7 @@
         <w:t xml:space="preserve"> </w:t>
       </w:r>
       <w:r>
-        <w:t>(1</w:t>
-      </w:r>
-      <w:r>
-        <w:t xml:space="preserve"> byte</w:t>
-      </w:r>
-      <w:r>
-        <w:t xml:space="preserve">) Return stack pointer.  The value that the stack register is set to by the returning </w:t>
+        <w:t xml:space="preserve">(1 byte) Return stack pointer.  The value that the stack register is set to by the returning </w:t>
       </w:r>
       <w:r>
         <w:rPr>
@@ -13466,171 +13624,6 @@
     </w:p>
     <w:p>
       <w:pPr>
-        <w:ind w:left="360"/>
-      </w:pPr>
-      <w:r>
-        <w:rPr>
-          <w:b/>
-          <w:bCs/>
-        </w:rPr>
-        <w:t>&lt;screen_wrap_address&gt;</w:t>
-      </w:r>
-      <w:r>
-        <w:t xml:space="preserve"> (1 byte).  The value specifies the screen wrap address, as defined by the following table.  This is used in conjunction with hardware scrolling to wrap screen addresses.</w:t>
-      </w:r>
-    </w:p>
-    <w:tbl>
-      <w:tblPr>
-        <w:tblStyle w:val="TableGrid"/>
-        <w:tblW w:w="3153" w:type="dxa"/>
-        <w:tblInd w:w="715" w:type="dxa"/>
-        <w:tblLook w:val="04A0" w:firstRow="1" w:lastRow="0" w:firstColumn="1" w:lastColumn="0" w:noHBand="0" w:noVBand="1"/>
-      </w:tblPr>
-      <w:tblGrid>
-        <w:gridCol w:w="828"/>
-        <w:gridCol w:w="2325"/>
-      </w:tblGrid>
-      <w:tr>
-        <w:tc>
-          <w:tcPr>
-            <w:tcW w:w="828" w:type="dxa"/>
-          </w:tcPr>
-          <w:p>
-            <w:pPr>
-              <w:rPr>
-                <w:b/>
-                <w:bCs/>
-              </w:rPr>
-            </w:pPr>
-            <w:r>
-              <w:rPr>
-                <w:b/>
-                <w:bCs/>
-              </w:rPr>
-              <w:t>Value</w:t>
-            </w:r>
-          </w:p>
-        </w:tc>
-        <w:tc>
-          <w:tcPr>
-            <w:tcW w:w="2325" w:type="dxa"/>
-          </w:tcPr>
-          <w:p>
-            <w:pPr>
-              <w:rPr>
-                <w:b/>
-                <w:bCs/>
-              </w:rPr>
-            </w:pPr>
-            <w:r>
-              <w:rPr>
-                <w:b/>
-                <w:bCs/>
-              </w:rPr>
-              <w:t>Screen address</w:t>
-            </w:r>
-          </w:p>
-        </w:tc>
-      </w:tr>
-      <w:tr>
-        <w:tc>
-          <w:tcPr>
-            <w:tcW w:w="828" w:type="dxa"/>
-          </w:tcPr>
-          <w:p>
-            <w:r>
-              <w:t>0</w:t>
-            </w:r>
-          </w:p>
-        </w:tc>
-        <w:tc>
-          <w:tcPr>
-            <w:tcW w:w="2325" w:type="dxa"/>
-          </w:tcPr>
-          <w:p>
-            <w:r>
-              <w:t>&amp;4000</w:t>
-            </w:r>
-          </w:p>
-        </w:tc>
-      </w:tr>
-      <w:tr>
-        <w:tc>
-          <w:tcPr>
-            <w:tcW w:w="828" w:type="dxa"/>
-          </w:tcPr>
-          <w:p>
-            <w:r>
-              <w:t>1</w:t>
-            </w:r>
-          </w:p>
-        </w:tc>
-        <w:tc>
-          <w:tcPr>
-            <w:tcW w:w="2325" w:type="dxa"/>
-          </w:tcPr>
-          <w:p>
-            <w:r>
-              <w:t>&amp;6000</w:t>
-            </w:r>
-          </w:p>
-        </w:tc>
-      </w:tr>
-      <w:tr>
-        <w:tc>
-          <w:tcPr>
-            <w:tcW w:w="828" w:type="dxa"/>
-          </w:tcPr>
-          <w:p>
-            <w:r>
-              <w:t>2</w:t>
-            </w:r>
-          </w:p>
-        </w:tc>
-        <w:tc>
-          <w:tcPr>
-            <w:tcW w:w="2325" w:type="dxa"/>
-          </w:tcPr>
-          <w:p>
-            <w:r>
-              <w:t>&amp;3000</w:t>
-            </w:r>
-          </w:p>
-        </w:tc>
-      </w:tr>
-      <w:tr>
-        <w:tc>
-          <w:tcPr>
-            <w:tcW w:w="828" w:type="dxa"/>
-          </w:tcPr>
-          <w:p>
-            <w:r>
-              <w:t>3</w:t>
-            </w:r>
-          </w:p>
-        </w:tc>
-        <w:tc>
-          <w:tcPr>
-            <w:tcW w:w="2325" w:type="dxa"/>
-          </w:tcPr>
-          <w:p>
-            <w:r>
-              <w:t>&amp;5600</w:t>
-            </w:r>
-          </w:p>
-        </w:tc>
-      </w:tr>
-    </w:tbl>
-    <w:p>
-      <w:pPr>
-        <w:ind w:left="360"/>
-      </w:pPr>
-      <w:r>
-        <w:t>Note that bit-1 and bit-0 match bit-5 and bit-4 of the System VIA Port B addressable latch.</w:t>
-      </w:r>
-    </w:p>
-    <w:p>
-      <w:pPr>
         <w:ind w:left="720" w:hanging="360"/>
         <w:rPr>
           <w:b/>
@@ -13723,7 +13716,6 @@
         <w:ind w:left="720"/>
       </w:pPr>
       <w:r>
-        <w:lastRenderedPageBreak/>
         <w:t>The following table shows which elements are included based on the BBC model.</w:t>
       </w:r>
     </w:p>
@@ -14451,6 +14443,7 @@
           <w:b/>
           <w:bCs/>
         </w:rPr>
+        <w:lastRenderedPageBreak/>
         <w:t xml:space="preserve">&lt;private_ram&gt; </w:t>
       </w:r>
       <w:r>
@@ -14677,7 +14670,6 @@
           <w:b/>
           <w:bCs/>
         </w:rPr>
-        <w:lastRenderedPageBreak/>
         <w:t>&lt;</w:t>
       </w:r>
       <w:r>
@@ -14719,19 +14711,19 @@
     <w:tbl>
       <w:tblPr>
         <w:tblStyle w:val="TableGrid"/>
-        <w:tblW w:w="8910" w:type="dxa"/>
+        <w:tblW w:w="9270" w:type="dxa"/>
         <w:tblInd w:w="715" w:type="dxa"/>
         <w:tblLook w:val="04A0" w:firstRow="1" w:lastRow="0" w:firstColumn="1" w:lastColumn="0" w:noHBand="0" w:noVBand="1"/>
       </w:tblPr>
       <w:tblGrid>
-        <w:gridCol w:w="1800"/>
-        <w:gridCol w:w="3330"/>
-        <w:gridCol w:w="3780"/>
+        <w:gridCol w:w="1756"/>
+        <w:gridCol w:w="3318"/>
+        <w:gridCol w:w="4196"/>
       </w:tblGrid>
       <w:tr>
         <w:tc>
           <w:tcPr>
-            <w:tcW w:w="1800" w:type="dxa"/>
+            <w:tcW w:w="1756" w:type="dxa"/>
           </w:tcPr>
           <w:p>
             <w:pPr>
@@ -14758,7 +14750,7 @@
         </w:tc>
         <w:tc>
           <w:tcPr>
-            <w:tcW w:w="3330" w:type="dxa"/>
+            <w:tcW w:w="3318" w:type="dxa"/>
           </w:tcPr>
           <w:p>
             <w:pPr>
@@ -14785,7 +14777,7 @@
         </w:tc>
         <w:tc>
           <w:tcPr>
-            <w:tcW w:w="3780" w:type="dxa"/>
+            <w:tcW w:w="4196" w:type="dxa"/>
           </w:tcPr>
           <w:p>
             <w:pPr>
@@ -14796,10 +14788,19 @@
             </w:pPr>
             <w:r>
               <w:rPr>
+                <w:rFonts w:ascii="Aptos" w:hAnsi="Aptos"/>
+                <w:b/>
+                <w:bCs/>
+                <w:color w:val="000000"/>
+              </w:rPr>
+              <w:t>&lt;</w:t>
+            </w:r>
+            <w:r>
+              <w:rPr>
                 <w:b/>
                 <w:bCs/>
               </w:rPr>
-              <w:t>Event params</w:t>
+              <w:t>event_params&gt;</w:t>
             </w:r>
           </w:p>
         </w:tc>
@@ -14807,7 +14808,7 @@
       <w:tr>
         <w:tc>
           <w:tcPr>
-            <w:tcW w:w="1800" w:type="dxa"/>
+            <w:tcW w:w="1756" w:type="dxa"/>
           </w:tcPr>
           <w:p>
             <w:r>
@@ -14817,7 +14818,7 @@
         </w:tc>
         <w:tc>
           <w:tcPr>
-            <w:tcW w:w="3330" w:type="dxa"/>
+            <w:tcW w:w="3318" w:type="dxa"/>
           </w:tcPr>
           <w:p>
             <w:r>
@@ -14827,11 +14828,23 @@
         </w:tc>
         <w:tc>
           <w:tcPr>
-            <w:tcW w:w="3780" w:type="dxa"/>
-          </w:tcPr>
-          <w:p>
-            <w:r>
-              <w:t>&lt;interrupt_event_params&gt;</w:t>
+            <w:tcW w:w="4196" w:type="dxa"/>
+          </w:tcPr>
+          <w:p>
+            <w:r>
+              <w:t>&lt;interrupt</w:t>
+            </w:r>
+            <w:r>
+              <w:t>_</w:t>
+            </w:r>
+            <w:r>
+              <w:t>event_</w:t>
+            </w:r>
+            <w:r>
+              <w:t>params</w:t>
+            </w:r>
+            <w:r>
+              <w:t>&gt;</w:t>
             </w:r>
           </w:p>
         </w:tc>
@@ -14839,7 +14852,7 @@
       <w:tr>
         <w:tc>
           <w:tcPr>
-            <w:tcW w:w="1800" w:type="dxa"/>
+            <w:tcW w:w="1756" w:type="dxa"/>
           </w:tcPr>
           <w:p>
             <w:r>
@@ -14849,7 +14862,7 @@
         </w:tc>
         <w:tc>
           <w:tcPr>
-            <w:tcW w:w="3330" w:type="dxa"/>
+            <w:tcW w:w="3318" w:type="dxa"/>
           </w:tcPr>
           <w:p>
             <w:r>
@@ -14859,11 +14872,23 @@
         </w:tc>
         <w:tc>
           <w:tcPr>
-            <w:tcW w:w="3780" w:type="dxa"/>
-          </w:tcPr>
-          <w:p>
-            <w:r>
-              <w:t>&lt;interrupt_event_params&gt;</w:t>
+            <w:tcW w:w="4196" w:type="dxa"/>
+          </w:tcPr>
+          <w:p>
+            <w:r>
+              <w:t>&lt;interrupt</w:t>
+            </w:r>
+            <w:r>
+              <w:t>_</w:t>
+            </w:r>
+            <w:r>
+              <w:t>event_</w:t>
+            </w:r>
+            <w:r>
+              <w:t>params</w:t>
+            </w:r>
+            <w:r>
+              <w:t>&gt;</w:t>
             </w:r>
           </w:p>
         </w:tc>
@@ -14871,7 +14896,7 @@
       <w:tr>
         <w:tc>
           <w:tcPr>
-            <w:tcW w:w="1800" w:type="dxa"/>
+            <w:tcW w:w="1756" w:type="dxa"/>
           </w:tcPr>
           <w:p>
             <w:r>
@@ -14881,30 +14906,33 @@
         </w:tc>
         <w:tc>
           <w:tcPr>
-            <w:tcW w:w="3330" w:type="dxa"/>
-          </w:tcPr>
-          <w:p>
-            <w:r>
-              <w:t>F</w:t>
-            </w:r>
-            <w:r>
-              <w:t>rame-start</w:t>
-            </w:r>
-          </w:p>
-        </w:tc>
-        <w:tc>
-          <w:tcPr>
-            <w:tcW w:w="3780" w:type="dxa"/>
-          </w:tcPr>
-          <w:p>
-            <w:r>
-              <w:t>&lt;frame_</w:t>
-            </w:r>
-            <w:r>
-              <w:t>start_</w:t>
-            </w:r>
-            <w:r>
-              <w:t>event_params&gt;</w:t>
+            <w:tcW w:w="3318" w:type="dxa"/>
+          </w:tcPr>
+          <w:p>
+            <w:r>
+              <w:t xml:space="preserve">Frame start </w:t>
+            </w:r>
+          </w:p>
+        </w:tc>
+        <w:tc>
+          <w:tcPr>
+            <w:tcW w:w="4196" w:type="dxa"/>
+          </w:tcPr>
+          <w:p>
+            <w:r>
+              <w:t>&lt;</w:t>
+            </w:r>
+            <w:r>
+              <w:t>frame_start_</w:t>
+            </w:r>
+            <w:r>
+              <w:t>event</w:t>
+            </w:r>
+            <w:r>
+              <w:t>_</w:t>
+            </w:r>
+            <w:r>
+              <w:t>params&gt;</w:t>
             </w:r>
           </w:p>
         </w:tc>
@@ -14912,7 +14940,7 @@
       <w:tr>
         <w:tc>
           <w:tcPr>
-            <w:tcW w:w="1800" w:type="dxa"/>
+            <w:tcW w:w="1756" w:type="dxa"/>
           </w:tcPr>
           <w:p>
             <w:pPr>
@@ -14946,7 +14974,8 @@
         </w:tc>
         <w:tc>
           <w:tcPr>
-            <w:tcW w:w="3330" w:type="dxa"/>
+            <w:tcW w:w="7514" w:type="dxa"/>
+            <w:gridSpan w:val="2"/>
           </w:tcPr>
           <w:p>
             <w:pPr>
@@ -14964,19 +14993,6 @@
             </w:r>
           </w:p>
         </w:tc>
-        <w:tc>
-          <w:tcPr>
-            <w:tcW w:w="3780" w:type="dxa"/>
-          </w:tcPr>
-          <w:p>
-            <w:pPr>
-              <w:rPr>
-                <w:i/>
-                <w:iCs/>
-              </w:rPr>
-            </w:pPr>
-          </w:p>
-        </w:tc>
       </w:tr>
     </w:tbl>
     <w:p>
@@ -15025,117 +15041,153 @@
           <w:rFonts w:ascii="Aptos" w:hAnsi="Aptos"/>
           <w:color w:val="000000"/>
         </w:rPr>
-        <w:t>frame-start</w:t>
-      </w:r>
-      <w:r>
-        <w:rPr>
-          <w:rFonts w:ascii="Aptos" w:hAnsi="Aptos"/>
-          <w:color w:val="000000"/>
-        </w:rPr>
-        <w:t xml:space="preserve"> event marks the start of </w:t>
-      </w:r>
-      <w:r>
-        <w:rPr>
-          <w:rFonts w:ascii="Aptos" w:hAnsi="Aptos"/>
-          <w:color w:val="000000"/>
-        </w:rPr>
-        <w:t xml:space="preserve">a </w:t>
-      </w:r>
-      <w:r>
-        <w:rPr>
-          <w:rFonts w:ascii="Aptos" w:hAnsi="Aptos"/>
-          <w:color w:val="000000"/>
-        </w:rPr>
-        <w:t xml:space="preserve">new </w:t>
-      </w:r>
-      <w:r>
-        <w:rPr>
-          <w:rFonts w:ascii="Aptos" w:hAnsi="Aptos"/>
-          <w:color w:val="000000"/>
-        </w:rPr>
-        <w:t xml:space="preserve">frame, triggered when the CRTC's MA/RA/DE </w:t>
-      </w:r>
-      <w:r>
-        <w:rPr>
-          <w:rFonts w:ascii="Aptos" w:hAnsi="Aptos"/>
-          <w:color w:val="000000"/>
-        </w:rPr>
-        <w:t>ou</w:t>
-      </w:r>
-      <w:r>
-        <w:rPr>
-          <w:rFonts w:ascii="Aptos" w:hAnsi="Aptos"/>
-          <w:color w:val="000000"/>
-        </w:rPr>
-        <w:t>t</w:t>
-      </w:r>
-      <w:r>
-        <w:rPr>
-          <w:rFonts w:ascii="Aptos" w:hAnsi="Aptos"/>
-          <w:color w:val="000000"/>
-        </w:rPr>
-        <w:t xml:space="preserve">puts </w:t>
-      </w:r>
-      <w:r>
-        <w:rPr>
-          <w:rFonts w:ascii="Aptos" w:hAnsi="Aptos"/>
-          <w:color w:val="000000"/>
-        </w:rPr>
-        <w:t xml:space="preserve">address the first </w:t>
-      </w:r>
-      <w:r>
-        <w:rPr>
-          <w:rFonts w:ascii="Aptos" w:hAnsi="Aptos"/>
-          <w:color w:val="000000"/>
-        </w:rPr>
-        <w:t xml:space="preserve">screen memory address </w:t>
-      </w:r>
-      <w:r>
-        <w:rPr>
-          <w:rFonts w:ascii="Aptos" w:hAnsi="Aptos"/>
-          <w:color w:val="000000"/>
-        </w:rPr>
-        <w:t xml:space="preserve">to </w:t>
-      </w:r>
-      <w:r>
-        <w:rPr>
-          <w:rFonts w:ascii="Aptos" w:hAnsi="Aptos"/>
-          <w:color w:val="000000"/>
-        </w:rPr>
-        <w:t xml:space="preserve">be </w:t>
-      </w:r>
-      <w:r>
-        <w:rPr>
-          <w:rFonts w:ascii="Aptos" w:hAnsi="Aptos"/>
-          <w:color w:val="000000"/>
-        </w:rPr>
-        <w:t>read</w:t>
-      </w:r>
-      <w:r>
-        <w:rPr>
-          <w:rFonts w:ascii="Aptos" w:hAnsi="Aptos"/>
-          <w:color w:val="000000"/>
-        </w:rPr>
-        <w:t xml:space="preserve"> for display</w:t>
-      </w:r>
-      <w:r>
-        <w:rPr>
-          <w:rFonts w:ascii="Aptos" w:hAnsi="Aptos"/>
-          <w:color w:val="000000"/>
-        </w:rPr>
-        <w:t>.</w:t>
+        <w:t xml:space="preserve">frame start </w:t>
+      </w:r>
+      <w:r>
+        <w:rPr>
+          <w:rFonts w:ascii="Aptos" w:hAnsi="Aptos"/>
+          <w:color w:val="000000"/>
+        </w:rPr>
+        <w:t xml:space="preserve">event signifies </w:t>
+      </w:r>
+      <w:r>
+        <w:rPr>
+          <w:rFonts w:ascii="Aptos" w:hAnsi="Aptos"/>
+          <w:color w:val="000000"/>
+        </w:rPr>
+        <w:t xml:space="preserve">the start of a new frame, </w:t>
+      </w:r>
+      <w:r>
+        <w:rPr>
+          <w:rFonts w:ascii="Aptos" w:hAnsi="Aptos"/>
+          <w:color w:val="000000"/>
+        </w:rPr>
+        <w:t xml:space="preserve">when DE (Display Enable) is </w:t>
+      </w:r>
+      <w:r>
+        <w:rPr>
+          <w:rFonts w:ascii="Aptos" w:hAnsi="Aptos"/>
+          <w:color w:val="000000"/>
+        </w:rPr>
+        <w:t xml:space="preserve">first </w:t>
+      </w:r>
+      <w:r>
+        <w:rPr>
+          <w:rFonts w:ascii="Aptos" w:hAnsi="Aptos"/>
+          <w:color w:val="000000"/>
+        </w:rPr>
+        <w:t>set.</w:t>
       </w:r>
     </w:p>
     <w:p>
       <w:pPr>
         <w:ind w:left="1080" w:hanging="360"/>
-      </w:pPr>
-      <w:r>
-        <w:rPr>
-          <w:b/>
-          <w:bCs/>
-        </w:rPr>
-        <w:t>&lt;interrupt_event_params&gt;</w:t>
+        <w:rPr>
+          <w:rFonts w:ascii="Aptos" w:hAnsi="Aptos"/>
+          <w:color w:val="000000"/>
+        </w:rPr>
+      </w:pPr>
+      <w:r>
+        <w:rPr>
+          <w:rFonts w:ascii="Aptos" w:hAnsi="Aptos"/>
+          <w:b/>
+          <w:bCs/>
+          <w:color w:val="000000"/>
+        </w:rPr>
+        <w:t>&lt;event_params&gt;</w:t>
+      </w:r>
+      <w:r>
+        <w:rPr>
+          <w:rFonts w:ascii="Aptos" w:hAnsi="Aptos"/>
+          <w:color w:val="000000"/>
+        </w:rPr>
+        <w:t xml:space="preserve"> = </w:t>
+      </w:r>
+      <w:r>
+        <w:rPr>
+          <w:rFonts w:ascii="Aptos" w:hAnsi="Aptos"/>
+          <w:color w:val="000000"/>
+        </w:rPr>
+        <w:t>&lt;</w:t>
+      </w:r>
+      <w:r>
+        <w:t>interrupt_</w:t>
+      </w:r>
+      <w:r>
+        <w:t>event_</w:t>
+      </w:r>
+      <w:r>
+        <w:t>params&gt;</w:t>
+      </w:r>
+      <w:r>
+        <w:rPr>
+          <w:vertAlign w:val="superscript"/>
+        </w:rPr>
+        <w:t>opt</w:t>
+      </w:r>
+      <w:r>
+        <w:t xml:space="preserve"> </w:t>
+      </w:r>
+      <w:r>
+        <w:t>or</w:t>
+      </w:r>
+      <w:r>
+        <w:t xml:space="preserve"> </w:t>
+      </w:r>
+      <w:r>
+        <w:t>&lt;</w:t>
+      </w:r>
+      <w:r>
+        <w:t>frame_start_event_params</w:t>
+      </w:r>
+      <w:r>
+        <w:t>&gt;</w:t>
+      </w:r>
+      <w:r>
+        <w:rPr>
+          <w:vertAlign w:val="superscript"/>
+        </w:rPr>
+        <w:t>opt</w:t>
+      </w:r>
+    </w:p>
+    <w:p>
+      <w:pPr>
+        <w:ind w:left="1440" w:hanging="360"/>
+      </w:pPr>
+      <w:r>
+        <w:rPr>
+          <w:b/>
+          <w:bCs/>
+        </w:rPr>
+        <w:t>&lt;interrupt</w:t>
+      </w:r>
+      <w:r>
+        <w:rPr>
+          <w:b/>
+          <w:bCs/>
+        </w:rPr>
+        <w:t>_</w:t>
+      </w:r>
+      <w:r>
+        <w:rPr>
+          <w:b/>
+          <w:bCs/>
+        </w:rPr>
+        <w:t>event_</w:t>
+      </w:r>
+      <w:r>
+        <w:rPr>
+          <w:b/>
+          <w:bCs/>
+        </w:rPr>
+        <w:t>params</w:t>
+      </w:r>
+      <w:r>
+        <w:rPr>
+          <w:b/>
+          <w:bCs/>
+        </w:rPr>
+        <w:t>&gt;</w:t>
       </w:r>
       <w:r>
         <w:t xml:space="preserve"> </w:t>
@@ -15159,7 +15211,7 @@
     </w:p>
     <w:p>
       <w:pPr>
-        <w:ind w:left="1080"/>
+        <w:ind w:left="1440"/>
       </w:pPr>
       <w:r>
         <w:rPr>
@@ -15180,17 +15232,18 @@
     </w:p>
     <w:p>
       <w:pPr>
-        <w:ind w:left="1080"/>
-        <w:rPr>
-          <w:b/>
-          <w:bCs/>
-        </w:rPr>
-      </w:pPr>
-      <w:r>
-        <w:rPr>
-          <w:b/>
-          <w:bCs/>
-        </w:rPr>
+        <w:ind w:left="1440"/>
+        <w:rPr>
+          <w:b/>
+          <w:bCs/>
+        </w:rPr>
+      </w:pPr>
+      <w:r>
+        <w:rPr>
+          <w:b/>
+          <w:bCs/>
+        </w:rPr>
+        <w:lastRenderedPageBreak/>
         <w:t>&lt;destination_address&gt;</w:t>
       </w:r>
       <w:r>
@@ -15202,7 +15255,7 @@
     </w:p>
     <w:p>
       <w:pPr>
-        <w:ind w:left="1080"/>
+        <w:ind w:left="1440"/>
       </w:pPr>
       <w:r>
         <w:rPr>
@@ -15217,7 +15270,7 @@
     </w:p>
     <w:p>
       <w:pPr>
-        <w:ind w:left="1080"/>
+        <w:ind w:left="1440"/>
       </w:pPr>
       <w:r>
         <w:rPr>
@@ -15305,7 +15358,7 @@
     </w:p>
     <w:p>
       <w:pPr>
-        <w:ind w:left="1080" w:hanging="360"/>
+        <w:ind w:left="1440" w:hanging="360"/>
       </w:pPr>
       <w:r>
         <w:rPr>
@@ -15319,605 +15372,357 @@
           <w:b/>
           <w:bCs/>
         </w:rPr>
-        <w:t>f</w:t>
-      </w:r>
-      <w:r>
-        <w:rPr>
-          <w:b/>
-          <w:bCs/>
-        </w:rPr>
-        <w:t>rame_</w:t>
-      </w:r>
-      <w:r>
-        <w:rPr>
-          <w:b/>
-          <w:bCs/>
-        </w:rPr>
-        <w:t>start</w:t>
-      </w:r>
-      <w:r>
-        <w:rPr>
-          <w:b/>
-          <w:bCs/>
-        </w:rPr>
+        <w:t>frame_start_event_params</w:t>
+      </w:r>
+      <w:r>
+        <w:rPr>
+          <w:b/>
+          <w:bCs/>
+        </w:rPr>
+        <w:t>&gt;</w:t>
+      </w:r>
+      <w:r>
+        <w:rPr>
+          <w:b/>
+          <w:bCs/>
+        </w:rPr>
+        <w:t xml:space="preserve"> </w:t>
+      </w:r>
+      <w:r>
+        <w:t>=</w:t>
+      </w:r>
+      <w:r>
+        <w:br/>
+      </w:r>
+      <w:r>
+        <w:t>&lt;</w:t>
+      </w:r>
+      <w:r>
+        <w:t>offset_cycle_count&gt; + &lt;start_address</w:t>
+      </w:r>
+      <w:r>
+        <w:t>&gt; +</w:t>
+      </w:r>
+      <w:r>
+        <w:t xml:space="preserve"> </w:t>
+      </w:r>
+      <w:r>
+        <w:t>&lt;</w:t>
+      </w:r>
+      <w:r>
+        <w:t xml:space="preserve">display_scanline&gt; + </w:t>
+      </w:r>
+      <w:r>
+        <w:t>&lt;</w:t>
+      </w:r>
+      <w:r>
+        <w:t>display</w:t>
+      </w:r>
+      <w:r>
         <w:t>_</w:t>
       </w:r>
       <w:r>
-        <w:rPr>
-          <w:b/>
-          <w:bCs/>
-        </w:rPr>
-        <w:t>event_</w:t>
-      </w:r>
-      <w:r>
-        <w:rPr>
-          <w:b/>
-          <w:bCs/>
-        </w:rPr>
-        <w:t>params&gt;</w:t>
-      </w:r>
-      <w:r>
-        <w:rPr>
-          <w:b/>
-          <w:bCs/>
-        </w:rPr>
+        <w:t>flags</w:t>
+      </w:r>
+      <w:r>
+        <w:t>&gt;</w:t>
+      </w:r>
+    </w:p>
+    <w:p>
+      <w:pPr>
+        <w:ind w:left="1440"/>
+        <w:rPr>
+          <w:b/>
+          <w:bCs/>
+        </w:rPr>
+      </w:pPr>
+      <w:r>
+        <w:rPr>
+          <w:b/>
+          <w:bCs/>
+        </w:rPr>
+        <w:t>&lt;</w:t>
+      </w:r>
+      <w:r>
+        <w:rPr>
+          <w:b/>
+          <w:bCs/>
+        </w:rPr>
+        <w:t>offset_cycle_count</w:t>
+      </w:r>
+      <w:r>
+        <w:rPr>
+          <w:b/>
+          <w:bCs/>
+        </w:rPr>
+        <w:t>&gt;</w:t>
+      </w:r>
+      <w:r>
+        <w:t xml:space="preserve"> (</w:t>
+      </w:r>
+      <w:r>
+        <w:t>1</w:t>
+      </w:r>
+      <w:r>
+        <w:t xml:space="preserve"> byte).  The number of cycles </w:t>
+      </w:r>
+      <w:r>
+        <w:t xml:space="preserve">before the event when the </w:t>
+      </w:r>
+      <w:r>
+        <w:t xml:space="preserve">frame began to be displayed, when </w:t>
+      </w:r>
+      <w:r>
+        <w:rPr>
+          <w:b/>
+          <w:bCs/>
+        </w:rPr>
+        <w:t>DE</w:t>
+      </w:r>
+      <w:r>
+        <w:t xml:space="preserve"> (Display Enable)</w:t>
+      </w:r>
+      <w:r>
+        <w:t xml:space="preserve"> is set </w:t>
+      </w:r>
+      <w:r>
+        <w:t>high</w:t>
+      </w:r>
+      <w:r>
+        <w:t xml:space="preserve">.  If the last instruction took </w:t>
+      </w:r>
+      <w:r>
+        <w:rPr>
+          <w:b/>
+          <w:bCs/>
+        </w:rPr>
+        <w:t>N</w:t>
+      </w:r>
+      <w:r>
+        <w:t xml:space="preserve"> cycles, the value is in the range 0..(</w:t>
+      </w:r>
+      <w:r>
+        <w:rPr>
+          <w:b/>
+          <w:bCs/>
+        </w:rPr>
+        <w:t>N</w:t>
+      </w:r>
+      <w:r>
+        <w:t>-1).</w:t>
+      </w:r>
+    </w:p>
+    <w:p>
+      <w:pPr>
+        <w:ind w:left="1440"/>
+        <w:rPr>
+          <w:b/>
+          <w:bCs/>
+        </w:rPr>
+      </w:pPr>
+      <w:r>
+        <w:rPr>
+          <w:b/>
+          <w:bCs/>
+        </w:rPr>
+        <w:t>&lt;</w:t>
+      </w:r>
+      <w:r>
+        <w:rPr>
+          <w:b/>
+          <w:bCs/>
+        </w:rPr>
+        <w:t>start_address</w:t>
+      </w:r>
+      <w:r>
+        <w:rPr>
+          <w:b/>
+          <w:bCs/>
+        </w:rPr>
+        <w:t>&gt;</w:t>
+      </w:r>
+      <w:r>
+        <w:t xml:space="preserve"> (</w:t>
+      </w:r>
+      <w:r>
+        <w:t>2</w:t>
+      </w:r>
+      <w:r>
+        <w:t xml:space="preserve"> byte</w:t>
+      </w:r>
+      <w:r>
+        <w:t>s</w:t>
+      </w:r>
+      <w:r>
+        <w:t xml:space="preserve">). </w:t>
+      </w:r>
+      <w:r>
         <w:t xml:space="preserve"> </w:t>
       </w:r>
       <w:r>
-        <w:t>=</w:t>
-      </w:r>
-      <w:r>
-        <w:br/>
-      </w:r>
-      <w:r>
+        <w:t xml:space="preserve">The </w:t>
+      </w:r>
+      <w:r>
+        <w:t>frame’s start addres</w:t>
+      </w:r>
+      <w:r>
+        <w:t xml:space="preserve">s, or </w:t>
+      </w:r>
+      <w:r>
+        <w:rPr>
+          <w:b/>
+          <w:bCs/>
+        </w:rPr>
+        <w:t>MA</w:t>
+      </w:r>
+      <w:r>
+        <w:t xml:space="preserve"> (</w:t>
+      </w:r>
+      <w:r>
+        <w:t xml:space="preserve">Memory Address), which is </w:t>
+      </w:r>
+      <w:r>
+        <w:t xml:space="preserve">latched from the </w:t>
+      </w:r>
+      <w:r>
+        <w:t>CRTC’s R12 and R13 address registers</w:t>
+      </w:r>
+      <w:r>
+        <w:t xml:space="preserve"> </w:t>
+      </w:r>
+      <w:r>
+        <w:t>at the end of the previous frame.</w:t>
+      </w:r>
+      <w:r>
+        <w:t xml:space="preserve">  Note that R12 and R13 may have different values when the event occurs.</w:t>
+      </w:r>
+    </w:p>
+    <w:p>
+      <w:pPr>
+        <w:ind w:left="1440"/>
+      </w:pPr>
+      <w:r>
+        <w:rPr>
+          <w:b/>
+          <w:bCs/>
+        </w:rPr>
         <w:t>&lt;</w:t>
       </w:r>
       <w:r>
-        <w:t>offset</w:t>
-      </w:r>
-      <w:r>
-        <w:t>_cycl</w:t>
-      </w:r>
-      <w:r>
-        <w:t>e_count</w:t>
-      </w:r>
-      <w:r>
-        <w:t>&gt; +</w:t>
-      </w:r>
-      <w:r>
+        <w:rPr>
+          <w:b/>
+          <w:bCs/>
+        </w:rPr>
+        <w:t>display</w:t>
+      </w:r>
+      <w:r>
+        <w:rPr>
+          <w:b/>
+          <w:bCs/>
+        </w:rPr>
+        <w:t>_</w:t>
+      </w:r>
+      <w:r>
+        <w:rPr>
+          <w:b/>
+          <w:bCs/>
+        </w:rPr>
+        <w:t>scanline</w:t>
+      </w:r>
+      <w:r>
+        <w:rPr>
+          <w:b/>
+          <w:bCs/>
+        </w:rPr>
+        <w:t>&gt;</w:t>
+      </w:r>
+      <w:r>
+        <w:t xml:space="preserve"> (2 bytes).  The </w:t>
+      </w:r>
+      <w:r>
+        <w:t xml:space="preserve">scanline </w:t>
+      </w:r>
+      <w:r>
+        <w:t xml:space="preserve">where the frame is </w:t>
+      </w:r>
+      <w:r>
+        <w:t>displayed</w:t>
+      </w:r>
+      <w:r>
+        <w:t>.</w:t>
+      </w:r>
+      <w:r>
+        <w:t xml:space="preserve">  </w:t>
+      </w:r>
+      <w:r>
+        <w:t xml:space="preserve">The value is in range </w:t>
+      </w:r>
+      <w:r>
+        <w:t>0</w:t>
+      </w:r>
+      <w:r>
+        <w:t xml:space="preserve"> to </w:t>
+      </w:r>
+      <w:r>
+        <w:t>311</w:t>
+      </w:r>
+      <w:r>
+        <w:t>.</w:t>
+      </w:r>
+    </w:p>
+    <w:p>
+      <w:pPr>
+        <w:ind w:left="1440"/>
+      </w:pPr>
+      <w:r>
+        <w:rPr>
+          <w:b/>
+          <w:bCs/>
+        </w:rPr>
+        <w:t>&lt;</w:t>
+      </w:r>
+      <w:r>
+        <w:rPr>
+          <w:b/>
+          <w:bCs/>
+        </w:rPr>
+        <w:t>display</w:t>
+      </w:r>
+      <w:r>
+        <w:rPr>
+          <w:b/>
+          <w:bCs/>
+        </w:rPr>
+        <w:t>_</w:t>
+      </w:r>
+      <w:r>
+        <w:rPr>
+          <w:b/>
+          <w:bCs/>
+        </w:rPr>
+        <w:t>flags&gt;</w:t>
+      </w:r>
+      <w:r>
+        <w:rPr>
+          <w:b/>
+          <w:bCs/>
+        </w:rPr>
         <w:t xml:space="preserve"> </w:t>
       </w:r>
       <w:r>
-        <w:t>&lt;video_ula</w:t>
-      </w:r>
-      <w:r>
-        <w:t>_state</w:t>
-      </w:r>
-      <w:r>
-        <w:t xml:space="preserve">&gt; + </w:t>
-      </w:r>
-      <w:r>
-        <w:t>&lt;crtc</w:t>
-      </w:r>
-      <w:r>
-        <w:t>_state</w:t>
-      </w:r>
-      <w:r>
-        <w:t xml:space="preserve">&gt; </w:t>
-      </w:r>
-    </w:p>
-    <w:p>
-      <w:pPr>
-        <w:ind w:left="1440" w:hanging="360"/>
-        <w:rPr>
-          <w:b/>
-          <w:bCs/>
-        </w:rPr>
-      </w:pPr>
-      <w:r>
-        <w:rPr>
-          <w:b/>
-          <w:bCs/>
-        </w:rPr>
-        <w:t>&lt;</w:t>
-      </w:r>
-      <w:r>
-        <w:rPr>
-          <w:b/>
-          <w:bCs/>
-        </w:rPr>
-        <w:t>offset</w:t>
-      </w:r>
-      <w:r>
-        <w:rPr>
-          <w:b/>
-          <w:bCs/>
-        </w:rPr>
-        <w:t>_cycle_count</w:t>
-      </w:r>
-      <w:r>
-        <w:rPr>
-          <w:b/>
-          <w:bCs/>
-        </w:rPr>
-        <w:t>&gt;</w:t>
-      </w:r>
-      <w:r>
-        <w:t xml:space="preserve"> (1 byte). </w:t>
-      </w:r>
-      <w:r>
-        <w:t xml:space="preserve"> </w:t>
-      </w:r>
-      <w:r>
-        <w:t xml:space="preserve">The number of cycles </w:t>
-      </w:r>
-      <w:r>
-        <w:t xml:space="preserve">prior to the </w:t>
-      </w:r>
-      <w:r>
-        <w:t xml:space="preserve">event when the frame </w:t>
-      </w:r>
-      <w:r>
-        <w:t xml:space="preserve">started.  If the previous instruction took </w:t>
-      </w:r>
-      <w:r>
-        <w:rPr>
-          <w:b/>
-          <w:bCs/>
-        </w:rPr>
-        <w:t>n</w:t>
-      </w:r>
-      <w:r>
-        <w:t xml:space="preserve"> cycles, the value is in the range</w:t>
-      </w:r>
-      <w:r>
-        <w:t>:</w:t>
-      </w:r>
-      <w:r>
-        <w:t xml:space="preserve"> 0..(</w:t>
-      </w:r>
-      <w:r>
-        <w:rPr>
-          <w:b/>
-          <w:bCs/>
-        </w:rPr>
-        <w:t>n</w:t>
-      </w:r>
-      <w:r>
-        <w:t xml:space="preserve"> </w:t>
-      </w:r>
-      <w:r>
-        <w:t>-</w:t>
-      </w:r>
-      <w:r>
-        <w:t xml:space="preserve"> </w:t>
-      </w:r>
-      <w:r>
-        <w:t>1).</w:t>
-      </w:r>
-    </w:p>
-    <w:p>
-      <w:pPr>
-        <w:ind w:left="1440" w:hanging="360"/>
-      </w:pPr>
-      <w:r>
-        <w:rPr>
-          <w:b/>
-          <w:bCs/>
-        </w:rPr>
-        <w:t>&lt;video_ula_state&gt;</w:t>
-      </w:r>
-      <w:r>
-        <w:t xml:space="preserve"> = </w:t>
-      </w:r>
-      <w:r>
-        <w:t>&lt;</w:t>
-      </w:r>
-      <w:r>
-        <w:t>ula_</w:t>
-      </w:r>
-      <w:r>
-        <w:t>control_register&gt;</w:t>
-      </w:r>
-      <w:r>
-        <w:t xml:space="preserve"> + </w:t>
-      </w:r>
-      <w:r>
-        <w:t>&lt;</w:t>
-      </w:r>
-      <w:r>
-        <w:t>ula_</w:t>
-      </w:r>
-      <w:r>
-        <w:t>palette&gt;</w:t>
-      </w:r>
-    </w:p>
-    <w:p>
-      <w:pPr>
-        <w:ind w:left="1440"/>
-      </w:pPr>
-      <w:r>
-        <w:rPr>
-          <w:b/>
-          <w:bCs/>
-        </w:rPr>
-        <w:t>&lt;</w:t>
-      </w:r>
-      <w:r>
-        <w:rPr>
-          <w:b/>
-          <w:bCs/>
-        </w:rPr>
-        <w:t>ula_</w:t>
-      </w:r>
-      <w:r>
-        <w:rPr>
-          <w:b/>
-          <w:bCs/>
-        </w:rPr>
-        <w:t>control_register&gt;</w:t>
-      </w:r>
-      <w:r>
-        <w:t xml:space="preserve"> (1 byte).  The value of the ULA video control register.</w:t>
-      </w:r>
-    </w:p>
-    <w:p>
-      <w:pPr>
-        <w:ind w:left="1440"/>
-      </w:pPr>
-      <w:r>
-        <w:rPr>
-          <w:b/>
-          <w:bCs/>
-        </w:rPr>
-        <w:lastRenderedPageBreak/>
-        <w:t>&lt;ula_palette&gt;</w:t>
-      </w:r>
-      <w:r>
-        <w:t xml:space="preserve"> (16 bytes).  The ULA’s 16 </w:t>
-      </w:r>
-      <w:r>
-        <w:t xml:space="preserve">color </w:t>
-      </w:r>
-      <w:r>
-        <w:t>palette</w:t>
-      </w:r>
-      <w:r>
-        <w:t xml:space="preserve">.  </w:t>
-      </w:r>
-      <w:r>
-        <w:t xml:space="preserve">Each </w:t>
-      </w:r>
-      <w:r>
-        <w:t xml:space="preserve">palette </w:t>
-      </w:r>
-      <w:r>
-        <w:t xml:space="preserve">entry is </w:t>
-      </w:r>
-      <w:r>
-        <w:t>a</w:t>
-      </w:r>
-      <w:r>
-        <w:t>n</w:t>
-      </w:r>
-      <w:r>
-        <w:t xml:space="preserve"> </w:t>
-      </w:r>
-      <w:r>
-        <w:t xml:space="preserve">actual </w:t>
-      </w:r>
-      <w:r>
-        <w:t xml:space="preserve">color </w:t>
-      </w:r>
-      <w:r>
-        <w:t xml:space="preserve">value </w:t>
-      </w:r>
-      <w:r>
-        <w:t xml:space="preserve">in the </w:t>
-      </w:r>
-      <w:r>
-        <w:t>range 0</w:t>
-      </w:r>
-      <w:r>
-        <w:t xml:space="preserve"> to</w:t>
-      </w:r>
-      <w:r>
-        <w:t xml:space="preserve"> </w:t>
-      </w:r>
-      <w:r>
-        <w:t>15</w:t>
+        <w:t>(1 byte)</w:t>
       </w:r>
       <w:r>
         <w:t>.</w:t>
       </w:r>
       <w:r>
-        <w:t xml:space="preserve">  See </w:t>
-      </w:r>
-      <w:r>
-        <w:t xml:space="preserve">the </w:t>
-      </w:r>
-      <w:r>
-        <w:t>Actual Color Field definition</w:t>
-      </w:r>
-      <w:r>
-        <w:t>s</w:t>
-      </w:r>
-      <w:r>
-        <w:t xml:space="preserve"> in the </w:t>
-      </w:r>
-      <w:r>
-        <w:t xml:space="preserve">New </w:t>
-      </w:r>
-      <w:r>
-        <w:t>Advanced User Guide</w:t>
-      </w:r>
-      <w:r>
-        <w:t xml:space="preserve"> (page 209).</w:t>
-      </w:r>
-    </w:p>
-    <w:p>
-      <w:pPr>
-        <w:ind w:left="1440" w:hanging="360"/>
-      </w:pPr>
-      <w:r>
-        <w:rPr>
-          <w:b/>
-          <w:bCs/>
-        </w:rPr>
-        <w:t>&lt;</w:t>
-      </w:r>
-      <w:r>
-        <w:rPr>
-          <w:b/>
-          <w:bCs/>
-        </w:rPr>
-        <w:t>crtc</w:t>
-      </w:r>
-      <w:r>
-        <w:rPr>
-          <w:b/>
-          <w:bCs/>
-        </w:rPr>
-        <w:t>_state&gt;</w:t>
-      </w:r>
-      <w:r>
-        <w:t xml:space="preserve"> = </w:t>
-      </w:r>
-      <w:r>
-        <w:br/>
-      </w:r>
-      <w:r>
-        <w:t>&lt;</w:t>
-      </w:r>
-      <w:r>
-        <w:t>crtc</w:t>
-      </w:r>
-      <w:r>
-        <w:t>_register_select&gt; + &lt;</w:t>
-      </w:r>
-      <w:r>
-        <w:t>crtc</w:t>
-      </w:r>
-      <w:r>
-        <w:t xml:space="preserve">_registers&gt; </w:t>
-      </w:r>
-      <w:r>
-        <w:t xml:space="preserve">+ </w:t>
-      </w:r>
-      <w:r>
-        <w:t>&lt;</w:t>
-      </w:r>
-      <w:r>
-        <w:t>crtc</w:t>
-      </w:r>
-      <w:r>
-        <w:t>_scanline&gt; +</w:t>
-      </w:r>
-      <w:r>
-        <w:rPr>
-          <w:b/>
-          <w:bCs/>
-        </w:rPr>
-        <w:t xml:space="preserve"> </w:t>
-      </w:r>
-      <w:r>
-        <w:t>&lt;</w:t>
-      </w:r>
-      <w:r>
-        <w:t>crtc</w:t>
-      </w:r>
-      <w:r>
-        <w:t>_</w:t>
+        <w:t xml:space="preserve">  Contains the following </w:t>
+      </w:r>
+      <w:r>
+        <w:t xml:space="preserve">display </w:t>
       </w:r>
       <w:r>
         <w:t>flags</w:t>
-      </w:r>
-      <w:r>
-        <w:t>&gt;</w:t>
-      </w:r>
-    </w:p>
-    <w:p>
-      <w:pPr>
-        <w:ind w:left="1440"/>
-      </w:pPr>
-      <w:r>
-        <w:rPr>
-          <w:b/>
-          <w:bCs/>
-        </w:rPr>
-        <w:t>&lt;</w:t>
-      </w:r>
-      <w:r>
-        <w:rPr>
-          <w:b/>
-          <w:bCs/>
-        </w:rPr>
-        <w:t>crtc</w:t>
-      </w:r>
-      <w:r>
-        <w:rPr>
-          <w:b/>
-          <w:bCs/>
-        </w:rPr>
-        <w:t>_register</w:t>
-      </w:r>
-      <w:r>
-        <w:rPr>
-          <w:b/>
-          <w:bCs/>
-        </w:rPr>
-        <w:t>_select</w:t>
-      </w:r>
-      <w:r>
-        <w:rPr>
-          <w:b/>
-          <w:bCs/>
-        </w:rPr>
-        <w:t xml:space="preserve">&gt; </w:t>
-      </w:r>
-      <w:r>
-        <w:t>(1 byte).  The CRTC’s ‘register select’, which is used to write values to the CRTC’s registers.  The value is in the range 0 to 17.</w:t>
-      </w:r>
-    </w:p>
-    <w:p>
-      <w:pPr>
-        <w:ind w:left="1440"/>
-      </w:pPr>
-      <w:r>
-        <w:rPr>
-          <w:b/>
-          <w:bCs/>
-        </w:rPr>
-        <w:t>&lt;</w:t>
-      </w:r>
-      <w:r>
-        <w:rPr>
-          <w:b/>
-          <w:bCs/>
-        </w:rPr>
-        <w:t>crtc</w:t>
-      </w:r>
-      <w:r>
-        <w:rPr>
-          <w:b/>
-          <w:bCs/>
-        </w:rPr>
-        <w:t xml:space="preserve">_registers&gt; </w:t>
-      </w:r>
-      <w:r>
-        <w:t>(18 bytes).  The values of the CRTC’s 18 registers.</w:t>
-      </w:r>
-    </w:p>
-    <w:p>
-      <w:pPr>
-        <w:ind w:left="1440"/>
-      </w:pPr>
-      <w:r>
-        <w:rPr>
-          <w:b/>
-          <w:bCs/>
-        </w:rPr>
-        <w:t>&lt;</w:t>
-      </w:r>
-      <w:r>
-        <w:rPr>
-          <w:b/>
-          <w:bCs/>
-        </w:rPr>
-        <w:t>crtc</w:t>
-      </w:r>
-      <w:r>
-        <w:rPr>
-          <w:b/>
-          <w:bCs/>
-        </w:rPr>
-        <w:t>_</w:t>
-      </w:r>
-      <w:r>
-        <w:rPr>
-          <w:b/>
-          <w:bCs/>
-        </w:rPr>
-        <w:t>scanline</w:t>
-      </w:r>
-      <w:r>
-        <w:rPr>
-          <w:b/>
-          <w:bCs/>
-        </w:rPr>
-        <w:t>&gt;</w:t>
-      </w:r>
-      <w:r>
-        <w:t xml:space="preserve"> (2 bytes).  The scanline</w:t>
-      </w:r>
-      <w:r>
-        <w:t xml:space="preserve"> </w:t>
-      </w:r>
-      <w:r>
-        <w:t xml:space="preserve">where the </w:t>
-      </w:r>
-      <w:r>
-        <w:t>frame</w:t>
-      </w:r>
-      <w:r>
-        <w:t xml:space="preserve"> is rendered from.  The value is in range </w:t>
-      </w:r>
-      <w:r>
-        <w:t>0</w:t>
-      </w:r>
-      <w:r>
-        <w:t xml:space="preserve"> to </w:t>
-      </w:r>
-      <w:r>
-        <w:t>311</w:t>
-      </w:r>
-      <w:r>
-        <w:t>.</w:t>
-      </w:r>
-    </w:p>
-    <w:p>
-      <w:pPr>
-        <w:ind w:left="1440"/>
-      </w:pPr>
-      <w:r>
-        <w:rPr>
-          <w:b/>
-          <w:bCs/>
-        </w:rPr>
-        <w:t>&lt;</w:t>
-      </w:r>
-      <w:r>
-        <w:rPr>
-          <w:b/>
-          <w:bCs/>
-        </w:rPr>
-        <w:t>crtc_</w:t>
-      </w:r>
-      <w:r>
-        <w:rPr>
-          <w:b/>
-          <w:bCs/>
-        </w:rPr>
-        <w:t>flags&gt;</w:t>
-      </w:r>
-      <w:r>
-        <w:rPr>
-          <w:b/>
-          <w:bCs/>
-        </w:rPr>
-        <w:t xml:space="preserve"> </w:t>
-      </w:r>
-      <w:r>
-        <w:t>(1 byte)</w:t>
-      </w:r>
-      <w:r>
-        <w:t>.</w:t>
-      </w:r>
-      <w:r>
-        <w:t xml:space="preserve">  Contains the following </w:t>
-      </w:r>
-      <w:r>
-        <w:t>bit flags</w:t>
       </w:r>
       <w:r>
         <w:t>:</w:t>
@@ -16225,7 +16030,11 @@
         <w:t>&lt;opcode_address&gt;</w:t>
       </w:r>
       <w:r>
-        <w:t xml:space="preserve"> (1, 2, or 3 bytes) The instruction’s opcode address is encoded in 1, 2 or 3 bytes as depicted in the following table, where addresses are stored in relative format if possible.</w:t>
+        <w:t xml:space="preserve"> (1, 2, or 3 bytes) The instruction’s opcode address is encoded in 1, 2 or 3 bytes as depicted in the following table, where addresses are stored in </w:t>
+      </w:r>
+      <w:r>
+        <w:lastRenderedPageBreak/>
+        <w:t>relative format if possible.</w:t>
       </w:r>
       <w:r>
         <w:t xml:space="preserve"> </w:t>
@@ -16743,7 +16552,6 @@
         <w:rPr>
           <w:noProof/>
         </w:rPr>
-        <w:lastRenderedPageBreak/>
         <w:t xml:space="preserve">lastOpcodeAddress = </w:t>
       </w:r>
       <w:r>
@@ -17208,6 +17016,7 @@
         <w:ind w:left="1080" w:hanging="720"/>
       </w:pPr>
       <w:r>
+        <w:lastRenderedPageBreak/>
         <w:tab/>
       </w:r>
       <w:r>
@@ -17438,7 +17247,6 @@
         <w:ind w:left="1080" w:hanging="720"/>
       </w:pPr>
       <w:r>
-        <w:lastRenderedPageBreak/>
         <w:tab/>
       </w:r>
       <w:r>
@@ -17764,6 +17572,7 @@
         <w:ind w:left="1440"/>
       </w:pPr>
       <w:r>
+        <w:lastRenderedPageBreak/>
         <w:t>(Zero-page), Y</w:t>
       </w:r>
     </w:p>
@@ -17856,11 +17665,7 @@
         <w:t>LDY</w:t>
       </w:r>
       <w:r>
-        <w:t xml:space="preserve">) that read from an address, excluding the stack (e.g. PLA).  Contains the value read.  </w:t>
-      </w:r>
-      <w:r>
-        <w:lastRenderedPageBreak/>
-        <w:t xml:space="preserve">This includes instructions like INC </w:t>
+        <w:t xml:space="preserve">) that read from an address, excluding the stack (e.g. PLA).  Contains the value read.  This includes instructions like INC </w:t>
       </w:r>
       <w:r>
         <w:rPr>
@@ -18051,7 +17856,13 @@
     </w:p>
     <w:p>
       <w:r>
-        <w:t xml:space="preserve">The class provides methods for starting and ending a performance session, and methods for logging executed interrupts and instructions in the emulator.  The class also encapsulates the functionality to generate a </w:t>
+        <w:t xml:space="preserve">The class provides methods for starting and ending a performance session, and methods for logging executed </w:t>
+      </w:r>
+      <w:r>
+        <w:t>event</w:t>
+      </w:r>
+      <w:r>
+        <w:t xml:space="preserve"> and instructions in the emulator.  The class also encapsulates the functionality to generate a </w:t>
       </w:r>
       <w:r>
         <w:rPr>
@@ -18653,16 +18464,41 @@
         <w:t xml:space="preserve">Added call to </w:t>
       </w:r>
       <w:r>
-        <w:t>PerfWriter_WriteFrameStartEvent</w:t>
+        <w:t>PerfWriter_Write</w:t>
+      </w:r>
+      <w:r>
+        <w:t>FrameStart</w:t>
+      </w:r>
+      <w:r>
+        <w:t>Event</w:t>
+      </w:r>
+      <w:r>
+        <w:t>()</w:t>
       </w:r>
       <w:r>
         <w:t xml:space="preserve"> to log </w:t>
       </w:r>
       <w:r>
-        <w:t>the</w:t>
-      </w:r>
-      <w:r>
-        <w:t xml:space="preserve"> frame start event. This wrapper function only invokes the PerfWriter instance during a performance capture.</w:t>
+        <w:t xml:space="preserve">when a frame </w:t>
+      </w:r>
+      <w:r>
+        <w:t xml:space="preserve">is first </w:t>
+      </w:r>
+      <w:r>
+        <w:t xml:space="preserve">displayed, when </w:t>
+      </w:r>
+      <w:r>
+        <w:rPr>
+          <w:b/>
+          <w:bCs/>
+        </w:rPr>
+        <w:t>DE</w:t>
+      </w:r>
+      <w:r>
+        <w:t xml:space="preserve"> (Display Enable) is first set high</w:t>
+      </w:r>
+      <w:r>
+        <w:t>. This wrapper function only invokes the PerfWriter instance during a performance capture.</w:t>
       </w:r>
       <w:r>
         <w:t xml:space="preserve">  The function is called from inside </w:t>
@@ -18674,16 +18510,7 @@
         <w:t>()</w:t>
       </w:r>
       <w:r>
-        <w:t xml:space="preserve"> </w:t>
-      </w:r>
-      <w:r>
-        <w:t xml:space="preserve">when </w:t>
-      </w:r>
-      <w:r>
-        <w:t xml:space="preserve">the first scanline of a frame is </w:t>
-      </w:r>
-      <w:r>
-        <w:t>rendering.</w:t>
+        <w:t>.</w:t>
       </w:r>
     </w:p>
     <w:p>
@@ -18695,55 +18522,31 @@
         </w:numPr>
       </w:pPr>
       <w:r>
-        <w:t xml:space="preserve">Added Video.DisplayScanline variable, which </w:t>
-      </w:r>
-      <w:r>
-        <w:t xml:space="preserve">holds </w:t>
-      </w:r>
-      <w:r>
-        <w:t xml:space="preserve">the </w:t>
-      </w:r>
-      <w:r>
-        <w:t>current scanline, in the range 0..</w:t>
-      </w:r>
-      <w:r>
-        <w:t>3</w:t>
-      </w:r>
-      <w:r>
-        <w:t>11</w:t>
-      </w:r>
-      <w:r>
-        <w:t>.</w:t>
-      </w:r>
-      <w:r>
-        <w:t xml:space="preserve">  This is updated in </w:t>
-      </w:r>
-      <w:r>
-        <w:t>VideoDoScanLine</w:t>
-      </w:r>
-      <w:r>
-        <w:t>().</w:t>
-      </w:r>
-      <w:r>
-        <w:t xml:space="preserve">  </w:t>
-      </w:r>
-      <w:r>
-        <w:t>Ideally</w:t>
-      </w:r>
-      <w:r>
-        <w:t>,</w:t>
-      </w:r>
-      <w:r>
-        <w:t xml:space="preserve"> we'd use PixmapLine but can't because in </w:t>
-      </w:r>
-      <w:r>
-        <w:t>t</w:t>
-      </w:r>
-      <w:r>
-        <w:t>eletext mode it's not the actual display scanline</w:t>
-      </w:r>
-      <w:r>
-        <w:t>.</w:t>
+        <w:t xml:space="preserve">Added Video.SplitScreen variable which captures if the frame is positioned beneath another one.  The value is assigned in </w:t>
+      </w:r>
+      <w:r>
+        <w:t>VideoStartOfFrame</w:t>
+      </w:r>
+      <w:r>
+        <w:t>()</w:t>
+      </w:r>
+      <w:r>
+        <w:t xml:space="preserve"> and passed to </w:t>
+      </w:r>
+      <w:r>
+        <w:t>PerfWriter_Write</w:t>
+      </w:r>
+      <w:r>
+        <w:t>FrameStart</w:t>
+      </w:r>
+      <w:r>
+        <w:t>Event</w:t>
+      </w:r>
+      <w:r>
+        <w:t>()</w:t>
+      </w:r>
+      <w:r>
+        <w:t xml:space="preserve">.  </w:t>
       </w:r>
     </w:p>
     <w:p>
@@ -18755,22 +18558,40 @@
         </w:numPr>
       </w:pPr>
       <w:r>
-        <w:t>Added Video.SplitScreen variable, which holds whether a new frame is a split frame.</w:t>
-      </w:r>
-      <w:r>
-        <w:t xml:space="preserve">  This is set in </w:t>
-      </w:r>
-      <w:r>
-        <w:t>VideoStartOfFrame</w:t>
-      </w:r>
-      <w:r>
-        <w:t>()</w:t>
+        <w:t xml:space="preserve">Updated </w:t>
+      </w:r>
+      <w:r>
+        <w:t>SaveVideoUEF</w:t>
+      </w:r>
+      <w:r>
+        <w:t xml:space="preserve">() and </w:t>
+      </w:r>
+      <w:r>
+        <w:t>LoadVideoUEF</w:t>
+      </w:r>
+      <w:r>
+        <w:t xml:space="preserve">() to serialize </w:t>
+      </w:r>
+      <w:r>
+        <w:t>Video.SplitScreen</w:t>
       </w:r>
       <w:r>
         <w:t>.</w:t>
       </w:r>
-      <w:r>
-        <w:t xml:space="preserve"> </w:t>
+    </w:p>
+    <w:p>
+      <w:pPr>
+        <w:rPr>
+          <w:b/>
+          <w:bCs/>
+        </w:rPr>
+      </w:pPr>
+      <w:r>
+        <w:rPr>
+          <w:b/>
+          <w:bCs/>
+        </w:rPr>
+        <w:t>Debug.h/cpp</w:t>
       </w:r>
     </w:p>
     <w:p>
@@ -18780,54 +18601,38 @@
           <w:ilvl w:val="0"/>
           <w:numId w:val="1"/>
         </w:numPr>
-      </w:pPr>
-      <w:r>
-        <w:t xml:space="preserve">Updated </w:t>
-      </w:r>
-      <w:r>
-        <w:t>Load</w:t>
-      </w:r>
-      <w:r>
-        <w:t>Video</w:t>
-      </w:r>
-      <w:r>
-        <w:t>UEF</w:t>
-      </w:r>
-      <w:r>
-        <w:t xml:space="preserve"> and </w:t>
-      </w:r>
-      <w:r>
-        <w:t>Save</w:t>
-      </w:r>
-      <w:r>
-        <w:t>Video</w:t>
-      </w:r>
-      <w:r>
-        <w:t>UEF</w:t>
-      </w:r>
-      <w:r>
-        <w:t xml:space="preserve"> to serialize Video.DisplayScanline and</w:t>
-      </w:r>
-      <w:r>
-        <w:t xml:space="preserve"> </w:t>
-      </w:r>
-      <w:r>
-        <w:t xml:space="preserve">Video.SplitScreen. </w:t>
-      </w:r>
-    </w:p>
-    <w:p>
-      <w:pPr>
-        <w:rPr>
-          <w:b/>
-          <w:bCs/>
-        </w:rPr>
-      </w:pPr>
-      <w:r>
-        <w:rPr>
-          <w:b/>
-          <w:bCs/>
-        </w:rPr>
-        <w:t>Debug.h/cpp</w:t>
+        <w:rPr>
+          <w:b/>
+          <w:bCs/>
+        </w:rPr>
+      </w:pPr>
+      <w:r>
+        <w:t>Externed</w:t>
+      </w:r>
+      <w:r>
+        <w:rPr>
+          <w:b/>
+          <w:bCs/>
+        </w:rPr>
+        <w:t xml:space="preserve"> Labels</w:t>
+      </w:r>
+      <w:r>
+        <w:t xml:space="preserve"> vector so the labels are accessible during snapshot serialization.</w:t>
+      </w:r>
+    </w:p>
+    <w:p>
+      <w:pPr>
+        <w:rPr>
+          <w:b/>
+          <w:bCs/>
+        </w:rPr>
+      </w:pPr>
+      <w:r>
+        <w:rPr>
+          <w:b/>
+          <w:bCs/>
+        </w:rPr>
+        <w:t>BeebWin.h/cpp, BeebWinIo.cpp</w:t>
       </w:r>
     </w:p>
     <w:p>
@@ -18843,32 +18648,88 @@
         </w:rPr>
       </w:pPr>
       <w:r>
-        <w:t>Externed</w:t>
-      </w:r>
-      <w:r>
-        <w:rPr>
-          <w:b/>
-          <w:bCs/>
-        </w:rPr>
-        <w:t xml:space="preserve"> Labels</w:t>
-      </w:r>
-      <w:r>
-        <w:t xml:space="preserve"> vector so the labels are accessible during snapshot serialization.</w:t>
-      </w:r>
-    </w:p>
-    <w:p>
-      <w:pPr>
-        <w:rPr>
-          <w:b/>
-          <w:bCs/>
-        </w:rPr>
-      </w:pPr>
-      <w:r>
-        <w:rPr>
-          <w:b/>
-          <w:bCs/>
-        </w:rPr>
-        <w:t>BeebWin.h/cpp, BeebWinIo.cpp</w:t>
+        <w:t xml:space="preserve">Added performance capture functionality in the UX.  </w:t>
+      </w:r>
+      <w:r>
+        <w:t>Added</w:t>
+      </w:r>
+      <w:r>
+        <w:rPr>
+          <w:b/>
+          <w:bCs/>
+        </w:rPr>
+        <w:t xml:space="preserve"> </w:t>
+      </w:r>
+      <w:r>
+        <w:t>UpdatePerfCaptureMenu</w:t>
+      </w:r>
+      <w:r>
+        <w:t>()</w:t>
+      </w:r>
+      <w:r>
+        <w:t>, CapturePerf</w:t>
+      </w:r>
+      <w:r>
+        <w:t>()</w:t>
+      </w:r>
+      <w:r>
+        <w:t>, EndPerfCapture</w:t>
+      </w:r>
+      <w:r>
+        <w:t>()</w:t>
+      </w:r>
+      <w:r>
+        <w:t>, and IsCapturingPerf</w:t>
+      </w:r>
+      <w:r>
+        <w:t>()</w:t>
+      </w:r>
+      <w:r>
+        <w:t xml:space="preserve"> functions</w:t>
+      </w:r>
+      <w:r>
+        <w:t xml:space="preserve"> (modelled from the existing video capture functionality) and invoked these in a similar way to how video capture is implemented.  The only notable differences are that </w:t>
+      </w:r>
+      <w:r>
+        <w:t>CapturePerf</w:t>
+      </w:r>
+      <w:r>
+        <w:rPr>
+          <w:b/>
+          <w:bCs/>
+        </w:rPr>
+        <w:t xml:space="preserve"> </w:t>
+      </w:r>
+      <w:r>
+        <w:t xml:space="preserve">creates an instance of the PerfWriter class, initializes it, and </w:t>
+      </w:r>
+      <w:r>
+        <w:t>EndPerfCapture</w:t>
+      </w:r>
+      <w:r>
+        <w:rPr>
+          <w:b/>
+          <w:bCs/>
+        </w:rPr>
+        <w:t xml:space="preserve"> </w:t>
+      </w:r>
+      <w:r>
+        <w:t>closes the capture, and deletes the PerfWriter instance.</w:t>
+      </w:r>
+    </w:p>
+    <w:p>
+      <w:pPr>
+        <w:rPr>
+          <w:b/>
+          <w:bCs/>
+        </w:rPr>
+      </w:pPr>
+      <w:r>
+        <w:rPr>
+          <w:b/>
+          <w:bCs/>
+        </w:rPr>
+        <w:t>BeebWinPrefs.h/cpp</w:t>
       </w:r>
     </w:p>
     <w:p>
@@ -18878,94 +18739,37 @@
           <w:ilvl w:val="0"/>
           <w:numId w:val="1"/>
         </w:numPr>
-        <w:rPr>
-          <w:b/>
-          <w:bCs/>
-        </w:rPr>
-      </w:pPr>
-      <w:r>
-        <w:t xml:space="preserve">Added performance capture functionality in the UX.  </w:t>
-      </w:r>
-      <w:r>
-        <w:t>Added</w:t>
-      </w:r>
-      <w:r>
-        <w:rPr>
-          <w:b/>
-          <w:bCs/>
-        </w:rPr>
-        <w:t xml:space="preserve"> </w:t>
-      </w:r>
-      <w:r>
-        <w:t>UpdatePerfCaptureMenu</w:t>
-      </w:r>
-      <w:r>
-        <w:t>()</w:t>
-      </w:r>
-      <w:r>
-        <w:t>, CapturePerf</w:t>
-      </w:r>
-      <w:r>
-        <w:t>()</w:t>
-      </w:r>
-      <w:r>
-        <w:t>, EndPerfCapture</w:t>
-      </w:r>
-      <w:r>
-        <w:t>()</w:t>
-      </w:r>
-      <w:r>
-        <w:t>, and IsCapturingPerf</w:t>
-      </w:r>
-      <w:r>
-        <w:t>()</w:t>
-      </w:r>
-      <w:r>
-        <w:t xml:space="preserve"> functions</w:t>
-      </w:r>
-      <w:r>
-        <w:t xml:space="preserve"> (modelled from the existing video capture functionality) and invoked these in a similar way to how video capture is implemented.  The only notable differences are that </w:t>
-      </w:r>
-      <w:r>
-        <w:t>CapturePerf</w:t>
-      </w:r>
-      <w:r>
-        <w:rPr>
-          <w:b/>
-          <w:bCs/>
-        </w:rPr>
-        <w:t xml:space="preserve"> </w:t>
-      </w:r>
-      <w:r>
-        <w:t xml:space="preserve">creates an instance of the PerfWriter class, initializes it, and </w:t>
-      </w:r>
-      <w:r>
-        <w:t>EndPerfCapture</w:t>
-      </w:r>
-      <w:r>
-        <w:rPr>
-          <w:b/>
-          <w:bCs/>
-        </w:rPr>
-        <w:t xml:space="preserve"> </w:t>
-      </w:r>
-      <w:r>
-        <w:t>closes the capture, and deletes the PerfWriter instance.</w:t>
-      </w:r>
-    </w:p>
-    <w:p>
-      <w:pPr>
-        <w:rPr>
-          <w:b/>
-          <w:bCs/>
-        </w:rPr>
-      </w:pPr>
-      <w:r>
-        <w:rPr>
-          <w:b/>
-          <w:bCs/>
-        </w:rPr>
-        <w:t>BeebWinPrefs.h/cpp</w:t>
+      </w:pPr>
+      <w:r>
+        <w:t xml:space="preserve">Added a </w:t>
+      </w:r>
+      <w:r>
+        <w:t xml:space="preserve">performance capture file path preference, used to remember the location of the last written </w:t>
+      </w:r>
+      <w:r>
+        <w:rPr>
+          <w:b/>
+          <w:bCs/>
+        </w:rPr>
+        <w:t>.perf</w:t>
+      </w:r>
+      <w:r>
+        <w:t xml:space="preserve"> file.</w:t>
+      </w:r>
+    </w:p>
+    <w:p>
+      <w:pPr>
+        <w:rPr>
+          <w:b/>
+          <w:bCs/>
+        </w:rPr>
+      </w:pPr>
+      <w:r>
+        <w:rPr>
+          <w:b/>
+          <w:bCs/>
+        </w:rPr>
+        <w:t>UefState.cpp</w:t>
       </w:r>
     </w:p>
     <w:p>
@@ -18975,22 +18779,36 @@
           <w:ilvl w:val="0"/>
           <w:numId w:val="1"/>
         </w:numPr>
-      </w:pPr>
-      <w:r>
-        <w:t xml:space="preserve">Added a </w:t>
-      </w:r>
-      <w:r>
-        <w:t xml:space="preserve">performance capture file path preference, used to remember the location of the last written </w:t>
-      </w:r>
-      <w:r>
-        <w:rPr>
-          <w:b/>
-          <w:bCs/>
-        </w:rPr>
-        <w:t>.perf</w:t>
-      </w:r>
-      <w:r>
-        <w:t xml:space="preserve"> file.</w:t>
+        <w:rPr>
+          <w:b/>
+          <w:bCs/>
+        </w:rPr>
+      </w:pPr>
+      <w:r>
+        <w:t>Incremented</w:t>
+      </w:r>
+      <w:r>
+        <w:rPr>
+          <w:b/>
+          <w:bCs/>
+        </w:rPr>
+        <w:t xml:space="preserve"> </w:t>
+      </w:r>
+      <w:r>
+        <w:rPr>
+          <w:b/>
+          <w:bCs/>
+        </w:rPr>
+        <w:t>UEFSTATE_VERSION</w:t>
+      </w:r>
+      <w:r>
+        <w:t xml:space="preserve"> as the call stack is </w:t>
+      </w:r>
+      <w:r>
+        <w:t xml:space="preserve">now </w:t>
+      </w:r>
+      <w:r>
+        <w:t>serialized.</w:t>
       </w:r>
     </w:p>
     <w:p>
@@ -19006,60 +18824,6 @@
           <w:bCs/>
         </w:rPr>
         <w:lastRenderedPageBreak/>
-        <w:t>UefState.cpp</w:t>
-      </w:r>
-    </w:p>
-    <w:p>
-      <w:pPr>
-        <w:pStyle w:val="ListParagraph"/>
-        <w:numPr>
-          <w:ilvl w:val="0"/>
-          <w:numId w:val="1"/>
-        </w:numPr>
-        <w:rPr>
-          <w:b/>
-          <w:bCs/>
-        </w:rPr>
-      </w:pPr>
-      <w:r>
-        <w:t>Incremented</w:t>
-      </w:r>
-      <w:r>
-        <w:rPr>
-          <w:b/>
-          <w:bCs/>
-        </w:rPr>
-        <w:t xml:space="preserve"> </w:t>
-      </w:r>
-      <w:r>
-        <w:rPr>
-          <w:b/>
-          <w:bCs/>
-        </w:rPr>
-        <w:t>UEFSTATE_VERSION</w:t>
-      </w:r>
-      <w:r>
-        <w:t xml:space="preserve"> as the call stack is </w:t>
-      </w:r>
-      <w:r>
-        <w:t xml:space="preserve">now </w:t>
-      </w:r>
-      <w:r>
-        <w:t>serialized.</w:t>
-      </w:r>
-    </w:p>
-    <w:p>
-      <w:pPr>
-        <w:rPr>
-          <w:b/>
-          <w:bCs/>
-        </w:rPr>
-      </w:pPr>
-      <w:r>
-        <w:rPr>
-          <w:b/>
-          <w:bCs/>
-        </w:rPr>
         <w:t>BeebEm.rc, Resource.h</w:t>
       </w:r>
     </w:p>
@@ -22213,7 +21977,6 @@
   <w:style w:type="character" w:default="1" w:styleId="DefaultParagraphFont">
     <w:name w:val="Default Paragraph Font"/>
     <w:uiPriority w:val="1"/>
-    <w:semiHidden/>
     <w:unhideWhenUsed/>
   </w:style>
   <w:style w:type="table" w:default="1" w:styleId="TableNormal">

--- a/docs/BeebPerf.docx
+++ b/docs/BeebPerf.docx
@@ -491,6 +491,7 @@
       <w:r>
         <w:t xml:space="preserve">, </w:t>
       </w:r>
+      <w:proofErr w:type="spellStart"/>
       <w:r>
         <w:rPr>
           <w:b/>
@@ -498,6 +499,7 @@
         </w:rPr>
         <w:t>BeebPerf</w:t>
       </w:r>
+      <w:proofErr w:type="spellEnd"/>
       <w:r>
         <w:t xml:space="preserve">, </w:t>
       </w:r>
@@ -747,8 +749,21 @@
         <w:t xml:space="preserve"> </w:t>
       </w:r>
       <w:r>
-        <w:t>needed for afxres.h/rc</w:t>
-      </w:r>
+        <w:t xml:space="preserve">needed for </w:t>
+      </w:r>
+      <w:proofErr w:type="spellStart"/>
+      <w:r>
+        <w:t>afxres.h</w:t>
+      </w:r>
+      <w:proofErr w:type="spellEnd"/>
+      <w:r>
+        <w:t>/</w:t>
+      </w:r>
+      <w:proofErr w:type="spellStart"/>
+      <w:r>
+        <w:t>rc</w:t>
+      </w:r>
+      <w:proofErr w:type="spellEnd"/>
     </w:p>
     <w:p>
       <w:pPr>
@@ -865,8 +880,21 @@
         <w:t>‘</w:t>
       </w:r>
       <w:r>
-        <w:t>https://github.com/stardot/beebem-windows.git</w:t>
-      </w:r>
+        <w:t>https://github.com/</w:t>
+      </w:r>
+      <w:proofErr w:type="spellStart"/>
+      <w:r>
+        <w:t>stardot</w:t>
+      </w:r>
+      <w:proofErr w:type="spellEnd"/>
+      <w:r>
+        <w:t>/</w:t>
+      </w:r>
+      <w:proofErr w:type="spellStart"/>
+      <w:r>
+        <w:t>beebem-windows.git</w:t>
+      </w:r>
+      <w:proofErr w:type="spellEnd"/>
       <w:r>
         <w:t>’</w:t>
       </w:r>
@@ -960,12 +988,28 @@
         </w:rPr>
         <w:t>apply ..\</w:t>
       </w:r>
+      <w:proofErr w:type="spellStart"/>
       <w:r>
         <w:rPr>
           <w:color w:val="FFFFFF" w:themeColor="background1"/>
         </w:rPr>
-        <w:t>beebperf\beebem_changelist.diff</w:t>
-      </w:r>
+        <w:t>beebperf</w:t>
+      </w:r>
+      <w:proofErr w:type="spellEnd"/>
+      <w:r>
+        <w:rPr>
+          <w:color w:val="FFFFFF" w:themeColor="background1"/>
+        </w:rPr>
+        <w:t>\</w:t>
+      </w:r>
+      <w:proofErr w:type="spellStart"/>
+      <w:r>
+        <w:rPr>
+          <w:color w:val="FFFFFF" w:themeColor="background1"/>
+        </w:rPr>
+        <w:t>beebem_changelist.diff</w:t>
+      </w:r>
+      <w:proofErr w:type="spellEnd"/>
     </w:p>
     <w:p>
       <w:pPr>
@@ -1149,6 +1193,7 @@
       <w:r>
         <w:t xml:space="preserve">seconds to load in </w:t>
       </w:r>
+      <w:proofErr w:type="spellStart"/>
       <w:r>
         <w:rPr>
           <w:b/>
@@ -1156,6 +1201,7 @@
         </w:rPr>
         <w:t>BeebPerf</w:t>
       </w:r>
+      <w:proofErr w:type="spellEnd"/>
       <w:r>
         <w:t>.</w:t>
       </w:r>
@@ -1182,12 +1228,21 @@
       <w:r>
         <w:t xml:space="preserve"> </w:t>
       </w:r>
-      <w:r>
-        <w:rPr>
-          <w:b/>
-          <w:bCs/>
-        </w:rPr>
-        <w:t xml:space="preserve">BeebPerf </w:t>
+      <w:proofErr w:type="spellStart"/>
+      <w:r>
+        <w:rPr>
+          <w:b/>
+          <w:bCs/>
+        </w:rPr>
+        <w:t>BeebPerf</w:t>
+      </w:r>
+      <w:proofErr w:type="spellEnd"/>
+      <w:r>
+        <w:rPr>
+          <w:b/>
+          <w:bCs/>
+        </w:rPr>
+        <w:t xml:space="preserve"> </w:t>
       </w:r>
       <w:r>
         <w:t>get</w:t>
@@ -1260,8 +1315,17 @@
           <w:b/>
           <w:bCs/>
         </w:rPr>
-        <w:t>-DebugLabels</w:t>
-      </w:r>
+        <w:t>-</w:t>
+      </w:r>
+      <w:proofErr w:type="spellStart"/>
+      <w:r>
+        <w:rPr>
+          <w:b/>
+          <w:bCs/>
+        </w:rPr>
+        <w:t>DebugLabels</w:t>
+      </w:r>
+      <w:proofErr w:type="spellEnd"/>
       <w:r>
         <w:rPr>
           <w:b/>
@@ -1287,6 +1351,7 @@
       <w:r>
         <w:t xml:space="preserve">Alternatively, label files can be side loaded into </w:t>
       </w:r>
+      <w:proofErr w:type="spellStart"/>
       <w:r>
         <w:rPr>
           <w:b/>
@@ -1294,6 +1359,7 @@
         </w:rPr>
         <w:t>BeebPerf</w:t>
       </w:r>
+      <w:proofErr w:type="spellEnd"/>
       <w:r>
         <w:rPr>
           <w:b/>
@@ -1330,8 +1396,17 @@
           <w:b/>
           <w:bCs/>
         </w:rPr>
-        <w:t>-DebugLabels</w:t>
-      </w:r>
+        <w:t>-</w:t>
+      </w:r>
+      <w:proofErr w:type="spellStart"/>
+      <w:r>
+        <w:rPr>
+          <w:b/>
+          <w:bCs/>
+        </w:rPr>
+        <w:t>DebugLabels</w:t>
+      </w:r>
+      <w:proofErr w:type="spellEnd"/>
       <w:r>
         <w:t xml:space="preserve"> option include:</w:t>
       </w:r>
@@ -1405,6 +1480,7 @@
       <w:r>
         <w:t xml:space="preserve">Labels files generated using the </w:t>
       </w:r>
+      <w:proofErr w:type="spellStart"/>
       <w:r>
         <w:rPr>
           <w:b/>
@@ -1412,6 +1488,7 @@
         </w:rPr>
         <w:t>ExtractLabels</w:t>
       </w:r>
+      <w:proofErr w:type="spellEnd"/>
       <w:r>
         <w:t xml:space="preserve"> </w:t>
       </w:r>
@@ -1421,6 +1498,7 @@
       <w:r>
         <w:t xml:space="preserve">, which is built as part of the </w:t>
       </w:r>
+      <w:proofErr w:type="spellStart"/>
       <w:r>
         <w:rPr>
           <w:b/>
@@ -1428,6 +1506,7 @@
         </w:rPr>
         <w:t>BeebPerf</w:t>
       </w:r>
+      <w:proofErr w:type="spellEnd"/>
       <w:r>
         <w:t xml:space="preserve"> solution</w:t>
       </w:r>
@@ -1522,6 +1601,7 @@
       <w:pPr>
         <w:pStyle w:val="Heading1"/>
       </w:pPr>
+      <w:proofErr w:type="spellStart"/>
       <w:r>
         <w:lastRenderedPageBreak/>
         <w:t>Bee</w:t>
@@ -1532,10 +1612,16 @@
       <w:r>
         <w:t>Perf</w:t>
       </w:r>
-    </w:p>
-    <w:p>
-      <w:r>
-        <w:t xml:space="preserve">BeebPerf is a standalone </w:t>
+      <w:proofErr w:type="spellEnd"/>
+    </w:p>
+    <w:p>
+      <w:proofErr w:type="spellStart"/>
+      <w:r>
+        <w:t>BeebPerf</w:t>
+      </w:r>
+      <w:proofErr w:type="spellEnd"/>
+      <w:r>
+        <w:t xml:space="preserve"> is a standalone </w:t>
       </w:r>
       <w:r>
         <w:t xml:space="preserve">Windows </w:t>
@@ -1634,6 +1720,7 @@
       <w:r>
         <w:t xml:space="preserve">of </w:t>
       </w:r>
+      <w:proofErr w:type="spellStart"/>
       <w:r>
         <w:rPr>
           <w:b/>
@@ -1641,6 +1728,7 @@
         </w:rPr>
         <w:t>BeebPerf</w:t>
       </w:r>
+      <w:proofErr w:type="spellEnd"/>
       <w:r>
         <w:t xml:space="preserve"> </w:t>
       </w:r>
@@ -4958,19 +5046,26 @@
       <w:pPr>
         <w:pStyle w:val="Heading1"/>
       </w:pPr>
+      <w:proofErr w:type="spellStart"/>
       <w:r>
         <w:lastRenderedPageBreak/>
-        <w:t>BeebPerf Design</w:t>
-      </w:r>
-    </w:p>
-    <w:p>
-      <w:r>
-        <w:rPr>
-          <w:b/>
-          <w:bCs/>
-        </w:rPr>
         <w:t>BeebPerf</w:t>
       </w:r>
+      <w:proofErr w:type="spellEnd"/>
+      <w:r>
+        <w:t xml:space="preserve"> Design</w:t>
+      </w:r>
+    </w:p>
+    <w:p>
+      <w:proofErr w:type="spellStart"/>
+      <w:r>
+        <w:rPr>
+          <w:b/>
+          <w:bCs/>
+        </w:rPr>
+        <w:t>BeebPerf</w:t>
+      </w:r>
+      <w:proofErr w:type="spellEnd"/>
       <w:r>
         <w:t xml:space="preserve"> is a .NET Windows Forms app, written in C#. </w:t>
       </w:r>
@@ -5005,6 +5100,7 @@
       <w:r>
         <w:t xml:space="preserve">single </w:t>
       </w:r>
+      <w:proofErr w:type="spellStart"/>
       <w:r>
         <w:rPr>
           <w:b/>
@@ -5012,6 +5108,7 @@
         </w:rPr>
         <w:t>BeebPerf</w:t>
       </w:r>
+      <w:proofErr w:type="spellEnd"/>
       <w:r>
         <w:t xml:space="preserve"> </w:t>
       </w:r>
@@ -5051,6 +5148,7 @@
       <w:r>
         <w:t xml:space="preserve">  All the UX components, including the main form, are in the </w:t>
       </w:r>
+      <w:proofErr w:type="spellStart"/>
       <w:r>
         <w:rPr>
           <w:b/>
@@ -5058,6 +5156,7 @@
         </w:rPr>
         <w:t>ux</w:t>
       </w:r>
+      <w:proofErr w:type="spellEnd"/>
       <w:r>
         <w:t xml:space="preserve"> folder.</w:t>
       </w:r>
@@ -5309,6 +5408,7 @@
       <w:r>
         <w:t xml:space="preserve">Loading the labels files (uses the </w:t>
       </w:r>
+      <w:proofErr w:type="spellStart"/>
       <w:r>
         <w:rPr>
           <w:b/>
@@ -5316,6 +5416,7 @@
         </w:rPr>
         <w:t>LabelsFileReader</w:t>
       </w:r>
+      <w:proofErr w:type="spellEnd"/>
       <w:r>
         <w:t xml:space="preserve"> class defined in the project root folder).</w:t>
       </w:r>
@@ -5395,6 +5496,7 @@
       <w:r>
         <w:t xml:space="preserve">using the </w:t>
       </w:r>
+      <w:proofErr w:type="spellStart"/>
       <w:r>
         <w:rPr>
           <w:b/>
@@ -5402,6 +5504,7 @@
         </w:rPr>
         <w:t>PerfReader</w:t>
       </w:r>
+      <w:proofErr w:type="spellEnd"/>
       <w:r>
         <w:t xml:space="preserve"> class</w:t>
       </w:r>
@@ -5934,13 +6037,7 @@
         </w:numPr>
       </w:pPr>
       <w:r>
-        <w:t>Offset cycle count (</w:t>
-      </w:r>
-      <w:r>
-        <w:t>frame start event</w:t>
-      </w:r>
-      <w:r>
-        <w:t>)</w:t>
+        <w:t>Offset cycle count (frame start event)</w:t>
       </w:r>
     </w:p>
     <w:p>
@@ -6038,6 +6135,7 @@
       </w:r>
     </w:p>
     <w:p>
+      <w:proofErr w:type="spellStart"/>
       <w:r>
         <w:rPr>
           <w:b/>
@@ -6045,6 +6143,7 @@
         </w:rPr>
         <w:t>MiniStackFrame</w:t>
       </w:r>
+      <w:proofErr w:type="spellEnd"/>
       <w:r>
         <w:t xml:space="preserve"> – represents a mini stack frame.  Contains the following fields:</w:t>
       </w:r>
@@ -6299,7 +6398,15 @@
         </w:numPr>
       </w:pPr>
       <w:r>
-        <w:t xml:space="preserve">Aggregated CPU Metrics, by CallStack – </w:t>
+        <w:t xml:space="preserve">Aggregated CPU Metrics, by </w:t>
+      </w:r>
+      <w:proofErr w:type="spellStart"/>
+      <w:r>
+        <w:t>CallStack</w:t>
+      </w:r>
+      <w:proofErr w:type="spellEnd"/>
+      <w:r>
+        <w:t xml:space="preserve"> – </w:t>
       </w:r>
       <w:r>
         <w:rPr>
@@ -6411,6 +6518,7 @@
       </w:r>
     </w:p>
     <w:p>
+      <w:proofErr w:type="spellStart"/>
       <w:r>
         <w:rPr>
           <w:b/>
@@ -6418,6 +6526,7 @@
         </w:rPr>
         <w:t>StackFrame</w:t>
       </w:r>
+      <w:proofErr w:type="spellEnd"/>
       <w:r>
         <w:t xml:space="preserve"> – represents a unique stack-frame within the recorded program.  Contains the following fields:</w:t>
       </w:r>
@@ -6541,6 +6650,7 @@
       </w:r>
     </w:p>
     <w:p>
+      <w:proofErr w:type="spellStart"/>
       <w:r>
         <w:rPr>
           <w:b/>
@@ -6548,6 +6658,7 @@
         </w:rPr>
         <w:t>CallStack</w:t>
       </w:r>
+      <w:proofErr w:type="spellEnd"/>
       <w:r>
         <w:t xml:space="preserve"> – represents a call stack within the recorded program. </w:t>
       </w:r>
@@ -6662,7 +6773,15 @@
         <w:t>t</w:t>
       </w:r>
       <w:r>
-        <w:t>y of a CallStack is defined by the sequence of addresses up through the parent chain, ending at the root or a call stack that has an ISR</w:t>
+        <w:t xml:space="preserve">y of a </w:t>
+      </w:r>
+      <w:proofErr w:type="spellStart"/>
+      <w:r>
+        <w:t>CallStack</w:t>
+      </w:r>
+      <w:proofErr w:type="spellEnd"/>
+      <w:r>
+        <w:t xml:space="preserve"> is defined by the sequence of addresses up through the parent chain, ending at the root or a call stack that has an ISR</w:t>
       </w:r>
       <w:r>
         <w:t xml:space="preserve">, </w:t>
@@ -7351,6 +7470,7 @@
       <w:r>
         <w:t xml:space="preserve">Different emulator implementations handle screen mode changes slightly differently, causing timing variations that </w:t>
       </w:r>
+      <w:proofErr w:type="spellStart"/>
       <w:r>
         <w:rPr>
           <w:b/>
@@ -7358,6 +7478,7 @@
         </w:rPr>
         <w:t>BeebPerf</w:t>
       </w:r>
+      <w:proofErr w:type="spellEnd"/>
       <w:r>
         <w:t xml:space="preserve"> cannot reconcile without this event.</w:t>
       </w:r>
@@ -7385,8 +7506,13 @@
         <w:t xml:space="preserve">largely </w:t>
       </w:r>
       <w:r>
-        <w:t>based on BeebEm’s</w:t>
-      </w:r>
+        <w:t xml:space="preserve">based on </w:t>
+      </w:r>
+      <w:proofErr w:type="spellStart"/>
+      <w:r>
+        <w:t>BeebEm’s</w:t>
+      </w:r>
+      <w:proofErr w:type="spellEnd"/>
       <w:r>
         <w:rPr>
           <w:rFonts w:ascii="Aptos" w:hAnsi="Aptos"/>
@@ -8807,6 +8933,7 @@
       <w:r>
         <w:t>application is built around a main Form (</w:t>
       </w:r>
+      <w:proofErr w:type="spellStart"/>
       <w:r>
         <w:rPr>
           <w:b/>
@@ -8814,6 +8941,7 @@
         </w:rPr>
         <w:t>BeebPerfForm</w:t>
       </w:r>
+      <w:proofErr w:type="spellEnd"/>
       <w:r>
         <w:t xml:space="preserve">) which </w:t>
       </w:r>
@@ -8923,9 +9051,11 @@
             <w:tcW w:w="2700" w:type="dxa"/>
           </w:tcPr>
           <w:p>
+            <w:proofErr w:type="spellStart"/>
             <w:r>
               <w:t>BeepPerfForm</w:t>
             </w:r>
+            <w:proofErr w:type="spellEnd"/>
           </w:p>
         </w:tc>
         <w:tc>
@@ -8993,9 +9123,11 @@
             <w:tcW w:w="2700" w:type="dxa"/>
           </w:tcPr>
           <w:p>
+            <w:proofErr w:type="spellStart"/>
             <w:r>
               <w:t>TabControlEx</w:t>
             </w:r>
+            <w:proofErr w:type="spellEnd"/>
           </w:p>
         </w:tc>
         <w:tc>
@@ -9025,9 +9157,11 @@
             <w:tcW w:w="2700" w:type="dxa"/>
           </w:tcPr>
           <w:p>
+            <w:proofErr w:type="spellStart"/>
             <w:r>
               <w:t>GridView</w:t>
             </w:r>
+            <w:proofErr w:type="spellEnd"/>
           </w:p>
         </w:tc>
         <w:tc>
@@ -9035,9 +9169,11 @@
             <w:tcW w:w="1710" w:type="dxa"/>
           </w:tcPr>
           <w:p>
+            <w:proofErr w:type="spellStart"/>
             <w:r>
               <w:t>DataGridView</w:t>
             </w:r>
+            <w:proofErr w:type="spellEnd"/>
           </w:p>
         </w:tc>
         <w:tc>
@@ -9075,9 +9211,11 @@
             <w:pPr>
               <w:ind w:left="4320" w:hanging="4320"/>
             </w:pPr>
+            <w:proofErr w:type="spellStart"/>
             <w:r>
               <w:t>RoutinesView</w:t>
             </w:r>
+            <w:proofErr w:type="spellEnd"/>
           </w:p>
         </w:tc>
         <w:tc>
@@ -9088,9 +9226,11 @@
             <w:pPr>
               <w:ind w:left="4320" w:hanging="4320"/>
             </w:pPr>
+            <w:proofErr w:type="spellStart"/>
             <w:r>
               <w:t>GridView</w:t>
             </w:r>
+            <w:proofErr w:type="spellEnd"/>
           </w:p>
         </w:tc>
         <w:tc>
@@ -9116,9 +9256,11 @@
             <w:pPr>
               <w:ind w:left="4320" w:hanging="4320"/>
             </w:pPr>
+            <w:proofErr w:type="spellStart"/>
             <w:r>
               <w:t>CallerCalleeView</w:t>
             </w:r>
+            <w:proofErr w:type="spellEnd"/>
           </w:p>
         </w:tc>
         <w:tc>
@@ -9157,9 +9299,11 @@
             <w:pPr>
               <w:ind w:left="4320" w:hanging="4320"/>
             </w:pPr>
+            <w:proofErr w:type="spellStart"/>
             <w:r>
               <w:t>CallTreeView</w:t>
             </w:r>
+            <w:proofErr w:type="spellEnd"/>
           </w:p>
         </w:tc>
         <w:tc>
@@ -9170,9 +9314,11 @@
             <w:pPr>
               <w:ind w:left="4320" w:hanging="4320"/>
             </w:pPr>
+            <w:proofErr w:type="spellStart"/>
             <w:r>
               <w:t>GridView</w:t>
             </w:r>
+            <w:proofErr w:type="spellEnd"/>
           </w:p>
         </w:tc>
         <w:tc>
@@ -9198,9 +9344,11 @@
             <w:pPr>
               <w:ind w:left="4320" w:hanging="4320"/>
             </w:pPr>
+            <w:proofErr w:type="spellStart"/>
             <w:r>
               <w:t>FlameGraph</w:t>
             </w:r>
+            <w:proofErr w:type="spellEnd"/>
           </w:p>
         </w:tc>
         <w:tc>
@@ -9239,9 +9387,11 @@
             <w:pPr>
               <w:ind w:left="4320" w:hanging="4320"/>
             </w:pPr>
+            <w:proofErr w:type="spellStart"/>
             <w:r>
               <w:t>MemoryView</w:t>
             </w:r>
+            <w:proofErr w:type="spellEnd"/>
           </w:p>
         </w:tc>
         <w:tc>
@@ -9252,9 +9402,11 @@
             <w:pPr>
               <w:ind w:left="4320" w:hanging="4320"/>
             </w:pPr>
+            <w:proofErr w:type="spellStart"/>
             <w:r>
               <w:t>GridView</w:t>
             </w:r>
+            <w:proofErr w:type="spellEnd"/>
           </w:p>
         </w:tc>
         <w:tc>
@@ -9283,9 +9435,11 @@
             <w:pPr>
               <w:ind w:left="4320" w:hanging="4320"/>
             </w:pPr>
+            <w:proofErr w:type="spellStart"/>
             <w:r>
               <w:t>MemoryRoutinesView</w:t>
             </w:r>
+            <w:proofErr w:type="spellEnd"/>
           </w:p>
         </w:tc>
         <w:tc>
@@ -9296,9 +9450,11 @@
             <w:pPr>
               <w:ind w:left="4320" w:hanging="4320"/>
             </w:pPr>
+            <w:proofErr w:type="spellStart"/>
             <w:r>
               <w:t>GridView</w:t>
             </w:r>
+            <w:proofErr w:type="spellEnd"/>
           </w:p>
         </w:tc>
         <w:tc>
@@ -9328,9 +9484,11 @@
             <w:pPr>
               <w:ind w:left="4320" w:hanging="4320"/>
             </w:pPr>
+            <w:proofErr w:type="spellStart"/>
             <w:r>
               <w:t>FrameView</w:t>
             </w:r>
+            <w:proofErr w:type="spellEnd"/>
           </w:p>
         </w:tc>
         <w:tc>
@@ -9373,9 +9531,11 @@
             <w:pPr>
               <w:ind w:left="4320" w:hanging="4320"/>
             </w:pPr>
+            <w:proofErr w:type="spellStart"/>
             <w:r>
               <w:t>FrameGridView</w:t>
             </w:r>
+            <w:proofErr w:type="spellEnd"/>
           </w:p>
         </w:tc>
         <w:tc>
@@ -9386,9 +9546,11 @@
             <w:pPr>
               <w:ind w:left="4320" w:hanging="4320"/>
             </w:pPr>
+            <w:proofErr w:type="spellStart"/>
             <w:r>
               <w:t>GridView</w:t>
             </w:r>
+            <w:proofErr w:type="spellEnd"/>
           </w:p>
         </w:tc>
         <w:tc>
@@ -9428,9 +9590,11 @@
             <w:pPr>
               <w:ind w:left="4320" w:hanging="4320"/>
             </w:pPr>
+            <w:proofErr w:type="spellStart"/>
             <w:r>
               <w:t>GridView</w:t>
             </w:r>
+            <w:proofErr w:type="spellEnd"/>
           </w:p>
         </w:tc>
         <w:tc>
@@ -9497,9 +9661,11 @@
             <w:pPr>
               <w:ind w:left="4320" w:hanging="4320"/>
             </w:pPr>
+            <w:proofErr w:type="spellStart"/>
             <w:r>
               <w:t>LabelsDialog</w:t>
             </w:r>
+            <w:proofErr w:type="spellEnd"/>
           </w:p>
         </w:tc>
         <w:tc>
@@ -9538,9 +9704,11 @@
             <w:pPr>
               <w:ind w:left="4320" w:hanging="4320"/>
             </w:pPr>
+            <w:proofErr w:type="spellStart"/>
             <w:r>
               <w:t>SettingsDialog</w:t>
             </w:r>
+            <w:proofErr w:type="spellEnd"/>
           </w:p>
         </w:tc>
         <w:tc>
@@ -9579,9 +9747,11 @@
             <w:pPr>
               <w:ind w:left="4320" w:hanging="4320"/>
             </w:pPr>
+            <w:proofErr w:type="spellStart"/>
             <w:r>
               <w:t>SampleCodePanel</w:t>
             </w:r>
+            <w:proofErr w:type="spellEnd"/>
           </w:p>
         </w:tc>
         <w:tc>
@@ -9623,9 +9793,11 @@
             <w:tcW w:w="2700" w:type="dxa"/>
           </w:tcPr>
           <w:p>
+            <w:proofErr w:type="spellStart"/>
             <w:r>
               <w:t>HelpDialog</w:t>
             </w:r>
+            <w:proofErr w:type="spellEnd"/>
           </w:p>
         </w:tc>
         <w:tc>
@@ -9661,6 +9833,7 @@
       <w:r>
         <w:t xml:space="preserve">the </w:t>
       </w:r>
+      <w:proofErr w:type="spellStart"/>
       <w:r>
         <w:rPr>
           <w:b/>
@@ -9668,6 +9841,7 @@
         </w:rPr>
         <w:t>ReentrancyGuard</w:t>
       </w:r>
+      <w:proofErr w:type="spellEnd"/>
       <w:r>
         <w:rPr>
           <w:b/>
@@ -9678,6 +9852,7 @@
       <w:r>
         <w:t xml:space="preserve">(also in </w:t>
       </w:r>
+      <w:proofErr w:type="spellStart"/>
       <w:r>
         <w:rPr>
           <w:b/>
@@ -9685,18 +9860,28 @@
         </w:rPr>
         <w:t>ux</w:t>
       </w:r>
+      <w:proofErr w:type="spellEnd"/>
       <w:r>
         <w:t xml:space="preserve"> folder)</w:t>
       </w:r>
       <w:r>
         <w:t xml:space="preserve"> which is used to stop cyclic </w:t>
       </w:r>
-      <w:r>
-        <w:rPr>
-          <w:b/>
-          <w:bCs/>
-        </w:rPr>
-        <w:t xml:space="preserve">api </w:t>
+      <w:proofErr w:type="spellStart"/>
+      <w:r>
+        <w:rPr>
+          <w:b/>
+          <w:bCs/>
+        </w:rPr>
+        <w:t>api</w:t>
+      </w:r>
+      <w:proofErr w:type="spellEnd"/>
+      <w:r>
+        <w:rPr>
+          <w:b/>
+          <w:bCs/>
+        </w:rPr>
+        <w:t xml:space="preserve"> </w:t>
       </w:r>
       <w:r>
         <w:rPr>
@@ -9724,7 +9909,23 @@
           <w:b/>
           <w:bCs/>
         </w:rPr>
-        <w:t xml:space="preserve"> api </w:t>
+        <w:t xml:space="preserve"> </w:t>
+      </w:r>
+      <w:proofErr w:type="spellStart"/>
+      <w:r>
+        <w:rPr>
+          <w:b/>
+          <w:bCs/>
+        </w:rPr>
+        <w:t>api</w:t>
+      </w:r>
+      <w:proofErr w:type="spellEnd"/>
+      <w:r>
+        <w:rPr>
+          <w:b/>
+          <w:bCs/>
+        </w:rPr>
+        <w:t xml:space="preserve"> </w:t>
       </w:r>
       <w:r>
         <w:rPr>
@@ -9790,6 +9991,7 @@
       <w:r>
         <w:t>The undo / redo history class (</w:t>
       </w:r>
+      <w:proofErr w:type="spellStart"/>
       <w:r>
         <w:rPr>
           <w:b/>
@@ -9797,6 +9999,7 @@
         </w:rPr>
         <w:t>UndoRedoHistory</w:t>
       </w:r>
+      <w:proofErr w:type="spellEnd"/>
       <w:r>
         <w:t>)</w:t>
       </w:r>
@@ -9835,7 +10038,15 @@
         </w:numPr>
       </w:pPr>
       <w:r>
-        <w:t>bool CanUndo()</w:t>
+        <w:t xml:space="preserve">bool </w:t>
+      </w:r>
+      <w:proofErr w:type="spellStart"/>
+      <w:r>
+        <w:t>CanUndo</w:t>
+      </w:r>
+      <w:proofErr w:type="spellEnd"/>
+      <w:r>
+        <w:t>()</w:t>
       </w:r>
     </w:p>
     <w:p>
@@ -9847,7 +10058,15 @@
         </w:numPr>
       </w:pPr>
       <w:r>
-        <w:t>bool CanRedo()</w:t>
+        <w:t xml:space="preserve">bool </w:t>
+      </w:r>
+      <w:proofErr w:type="spellStart"/>
+      <w:r>
+        <w:t>CanRedo</w:t>
+      </w:r>
+      <w:proofErr w:type="spellEnd"/>
+      <w:r>
+        <w:t>()</w:t>
       </w:r>
     </w:p>
     <w:p>
@@ -9951,6 +10170,7 @@
       <w:r>
         <w:t xml:space="preserve">The </w:t>
       </w:r>
+      <w:proofErr w:type="spellStart"/>
       <w:r>
         <w:rPr>
           <w:b/>
@@ -9958,6 +10178,7 @@
         </w:rPr>
         <w:t>UndoRedoHistory</w:t>
       </w:r>
+      <w:proofErr w:type="spellEnd"/>
       <w:r>
         <w:t xml:space="preserve"> class internally </w:t>
       </w:r>
@@ -10206,13 +10427,19 @@
         <w:t>–</w:t>
       </w:r>
       <w:r>
-        <w:t xml:space="preserve"> zlib</w:t>
-      </w:r>
+        <w:t xml:space="preserve"> </w:t>
+      </w:r>
+      <w:proofErr w:type="spellStart"/>
+      <w:r>
+        <w:t>zlib</w:t>
+      </w:r>
+      <w:proofErr w:type="spellEnd"/>
     </w:p>
     <w:p>
       <w:r>
         <w:t xml:space="preserve">The </w:t>
       </w:r>
+      <w:proofErr w:type="spellStart"/>
       <w:r>
         <w:rPr>
           <w:b/>
@@ -10220,6 +10447,7 @@
         </w:rPr>
         <w:t>PerfReader</w:t>
       </w:r>
+      <w:proofErr w:type="spellEnd"/>
       <w:r>
         <w:t xml:space="preserve"> class uncompresses chuck</w:t>
       </w:r>
@@ -10232,6 +10460,7 @@
       <w:r>
         <w:t xml:space="preserve">open source </w:t>
       </w:r>
+      <w:proofErr w:type="spellStart"/>
       <w:r>
         <w:rPr>
           <w:b/>
@@ -10239,6 +10468,7 @@
         </w:rPr>
         <w:t>zlib</w:t>
       </w:r>
+      <w:proofErr w:type="spellEnd"/>
       <w:r>
         <w:t xml:space="preserve"> library</w:t>
       </w:r>
@@ -10246,7 +10476,15 @@
         <w:t xml:space="preserve">.  </w:t>
       </w:r>
       <w:r>
-        <w:t>Copyright (C) 1995-2024 Jean-loup Gailly and Mark Adler</w:t>
+        <w:t xml:space="preserve">Copyright (C) 1995-2024 Jean-loup </w:t>
+      </w:r>
+      <w:proofErr w:type="spellStart"/>
+      <w:r>
+        <w:t>Gailly</w:t>
+      </w:r>
+      <w:proofErr w:type="spellEnd"/>
+      <w:r>
+        <w:t xml:space="preserve"> and Mark Adler</w:t>
       </w:r>
       <w:r>
         <w:t>.</w:t>
@@ -10256,6 +10494,7 @@
       <w:r>
         <w:t xml:space="preserve">The sources can be found in the </w:t>
       </w:r>
+      <w:proofErr w:type="spellStart"/>
       <w:r>
         <w:rPr>
           <w:b/>
@@ -10263,6 +10502,7 @@
         </w:rPr>
         <w:t>zlib</w:t>
       </w:r>
+      <w:proofErr w:type="spellEnd"/>
       <w:r>
         <w:t xml:space="preserve"> project</w:t>
       </w:r>
@@ -10272,6 +10512,7 @@
       <w:r>
         <w:t xml:space="preserve">the </w:t>
       </w:r>
+      <w:proofErr w:type="spellStart"/>
       <w:r>
         <w:rPr>
           <w:b/>
@@ -10279,6 +10520,7 @@
         </w:rPr>
         <w:t>BeebPerf</w:t>
       </w:r>
+      <w:proofErr w:type="spellEnd"/>
       <w:r>
         <w:t xml:space="preserve"> solution.  </w:t>
       </w:r>
@@ -10309,6 +10551,7 @@
       <w:r>
         <w:t xml:space="preserve">The </w:t>
       </w:r>
+      <w:proofErr w:type="spellStart"/>
       <w:r>
         <w:rPr>
           <w:b/>
@@ -10316,8 +10559,25 @@
         </w:rPr>
         <w:t>PerfReader</w:t>
       </w:r>
-      <w:r>
-        <w:t xml:space="preserve"> class calls the zlib apis using </w:t>
+      <w:proofErr w:type="spellEnd"/>
+      <w:r>
+        <w:t xml:space="preserve"> class calls the </w:t>
+      </w:r>
+      <w:proofErr w:type="spellStart"/>
+      <w:r>
+        <w:t>zlib</w:t>
+      </w:r>
+      <w:proofErr w:type="spellEnd"/>
+      <w:r>
+        <w:t xml:space="preserve"> </w:t>
+      </w:r>
+      <w:proofErr w:type="spellStart"/>
+      <w:r>
+        <w:t>apis</w:t>
+      </w:r>
+      <w:proofErr w:type="spellEnd"/>
+      <w:r>
+        <w:t xml:space="preserve"> using </w:t>
       </w:r>
       <w:r>
         <w:t>P/Invoke</w:t>
@@ -10411,6 +10671,7 @@
       <w:r>
         <w:t xml:space="preserve"> is modified to generate a .perf file, which </w:t>
       </w:r>
+      <w:proofErr w:type="spellStart"/>
       <w:r>
         <w:rPr>
           <w:b/>
@@ -10418,6 +10679,7 @@
         </w:rPr>
         <w:t>BeebPerf</w:t>
       </w:r>
+      <w:proofErr w:type="spellEnd"/>
       <w:r>
         <w:t xml:space="preserve"> reads and analyses.</w:t>
       </w:r>
@@ -10566,8 +10828,17 @@
           <w:b/>
           <w:bCs/>
         </w:rPr>
-        <w:t>.pref</w:t>
-      </w:r>
+        <w:t>.</w:t>
+      </w:r>
+      <w:proofErr w:type="spellStart"/>
+      <w:r>
+        <w:rPr>
+          <w:b/>
+          <w:bCs/>
+        </w:rPr>
+        <w:t>pref</w:t>
+      </w:r>
+      <w:proofErr w:type="spellEnd"/>
       <w:r>
         <w:t xml:space="preserve"> file contains sufficient information to analyze CPU metrics, memory, and screen rendering.  It contains a snapshot of the BBC Micro at the start of recording and a log of all </w:t>
       </w:r>
@@ -10619,7 +10890,23 @@
           <w:b/>
           <w:bCs/>
         </w:rPr>
-        <w:t>&lt;header_chunk&gt;</w:t>
+        <w:t>&lt;</w:t>
+      </w:r>
+      <w:proofErr w:type="spellStart"/>
+      <w:r>
+        <w:rPr>
+          <w:b/>
+          <w:bCs/>
+        </w:rPr>
+        <w:t>header_chunk</w:t>
+      </w:r>
+      <w:proofErr w:type="spellEnd"/>
+      <w:r>
+        <w:rPr>
+          <w:b/>
+          <w:bCs/>
+        </w:rPr>
+        <w:t>&gt;</w:t>
       </w:r>
       <w:r>
         <w:t xml:space="preserve"> + </w:t>
@@ -10629,7 +10916,15 @@
           <w:b/>
           <w:bCs/>
         </w:rPr>
-        <w:t>&lt;label</w:t>
+        <w:t>&lt;</w:t>
+      </w:r>
+      <w:proofErr w:type="spellStart"/>
+      <w:r>
+        <w:rPr>
+          <w:b/>
+          <w:bCs/>
+        </w:rPr>
+        <w:t>label</w:t>
       </w:r>
       <w:r>
         <w:rPr>
@@ -10643,7 +10938,15 @@
           <w:b/>
           <w:bCs/>
         </w:rPr>
-        <w:t>_chunk&gt;</w:t>
+        <w:t>_chunk</w:t>
+      </w:r>
+      <w:proofErr w:type="spellEnd"/>
+      <w:r>
+        <w:rPr>
+          <w:b/>
+          <w:bCs/>
+        </w:rPr>
+        <w:t>&gt;</w:t>
       </w:r>
       <w:r>
         <w:rPr>
@@ -10664,7 +10967,23 @@
           <w:b/>
           <w:bCs/>
         </w:rPr>
-        <w:t>&lt;snapshot_chunk&gt;</w:t>
+        <w:t>&lt;</w:t>
+      </w:r>
+      <w:proofErr w:type="spellStart"/>
+      <w:r>
+        <w:rPr>
+          <w:b/>
+          <w:bCs/>
+        </w:rPr>
+        <w:t>snapshot_chunk</w:t>
+      </w:r>
+      <w:proofErr w:type="spellEnd"/>
+      <w:r>
+        <w:rPr>
+          <w:b/>
+          <w:bCs/>
+        </w:rPr>
+        <w:t>&gt;</w:t>
       </w:r>
       <w:r>
         <w:t xml:space="preserve"> + </w:t>
@@ -10674,7 +10993,23 @@
           <w:b/>
           <w:bCs/>
         </w:rPr>
-        <w:t>&lt;execution_chunk&gt;</w:t>
+        <w:t>&lt;</w:t>
+      </w:r>
+      <w:proofErr w:type="spellStart"/>
+      <w:r>
+        <w:rPr>
+          <w:b/>
+          <w:bCs/>
+        </w:rPr>
+        <w:t>execution_chunk</w:t>
+      </w:r>
+      <w:proofErr w:type="spellEnd"/>
+      <w:r>
+        <w:rPr>
+          <w:b/>
+          <w:bCs/>
+        </w:rPr>
+        <w:t>&gt;</w:t>
       </w:r>
       <w:r>
         <w:rPr>
@@ -10793,6 +11128,7 @@
         </w:rPr>
         <w:t>&lt;</w:t>
       </w:r>
+      <w:proofErr w:type="spellStart"/>
       <w:r>
         <w:rPr>
           <w:b/>
@@ -10805,7 +11141,15 @@
           <w:b/>
           <w:bCs/>
         </w:rPr>
-        <w:t>header&gt;</w:t>
+        <w:t>header</w:t>
+      </w:r>
+      <w:proofErr w:type="spellEnd"/>
+      <w:r>
+        <w:rPr>
+          <w:b/>
+          <w:bCs/>
+        </w:rPr>
+        <w:t>&gt;</w:t>
       </w:r>
       <w:r>
         <w:t xml:space="preserve"> = </w:t>
@@ -10816,11 +11160,24 @@
       <w:r>
         <w:t>&lt;tag&gt; + &lt;compression&gt; + &lt;</w:t>
       </w:r>
+      <w:proofErr w:type="spellStart"/>
       <w:r>
         <w:t>original_</w:t>
       </w:r>
       <w:r>
-        <w:t>size&gt; + &lt;compressed_size&gt;</w:t>
+        <w:t>size</w:t>
+      </w:r>
+      <w:proofErr w:type="spellEnd"/>
+      <w:r>
+        <w:t>&gt; + &lt;</w:t>
+      </w:r>
+      <w:proofErr w:type="spellStart"/>
+      <w:r>
+        <w:t>compressed_size</w:t>
+      </w:r>
+      <w:proofErr w:type="spellEnd"/>
+      <w:r>
+        <w:t>&gt;</w:t>
       </w:r>
     </w:p>
     <w:p>
@@ -10922,7 +11279,23 @@
                 <w:rFonts w:ascii="Aptos" w:hAnsi="Aptos"/>
                 <w:color w:val="000000"/>
               </w:rPr>
-              <w:t>‘PFhd’</w:t>
+              <w:t>‘</w:t>
+            </w:r>
+            <w:proofErr w:type="spellStart"/>
+            <w:r>
+              <w:rPr>
+                <w:rFonts w:ascii="Aptos" w:hAnsi="Aptos"/>
+                <w:color w:val="000000"/>
+              </w:rPr>
+              <w:t>PFhd</w:t>
+            </w:r>
+            <w:proofErr w:type="spellEnd"/>
+            <w:r>
+              <w:rPr>
+                <w:rFonts w:ascii="Aptos" w:hAnsi="Aptos"/>
+                <w:color w:val="000000"/>
+              </w:rPr>
+              <w:t>’</w:t>
             </w:r>
           </w:p>
         </w:tc>
@@ -10942,7 +11315,23 @@
                 <w:rFonts w:ascii="Aptos" w:hAnsi="Aptos"/>
                 <w:color w:val="000000"/>
               </w:rPr>
-              <w:t>&lt;header_chunk&gt;</w:t>
+              <w:t>&lt;</w:t>
+            </w:r>
+            <w:proofErr w:type="spellStart"/>
+            <w:r>
+              <w:rPr>
+                <w:rFonts w:ascii="Aptos" w:hAnsi="Aptos"/>
+                <w:color w:val="000000"/>
+              </w:rPr>
+              <w:t>header_chunk</w:t>
+            </w:r>
+            <w:proofErr w:type="spellEnd"/>
+            <w:r>
+              <w:rPr>
+                <w:rFonts w:ascii="Aptos" w:hAnsi="Aptos"/>
+                <w:color w:val="000000"/>
+              </w:rPr>
+              <w:t>&gt;</w:t>
             </w:r>
           </w:p>
         </w:tc>
@@ -10964,7 +11353,23 @@
                 <w:rFonts w:ascii="Aptos" w:hAnsi="Aptos"/>
                 <w:color w:val="000000"/>
               </w:rPr>
-              <w:t>‘PFlb’</w:t>
+              <w:t>‘</w:t>
+            </w:r>
+            <w:proofErr w:type="spellStart"/>
+            <w:r>
+              <w:rPr>
+                <w:rFonts w:ascii="Aptos" w:hAnsi="Aptos"/>
+                <w:color w:val="000000"/>
+              </w:rPr>
+              <w:t>PFlb</w:t>
+            </w:r>
+            <w:proofErr w:type="spellEnd"/>
+            <w:r>
+              <w:rPr>
+                <w:rFonts w:ascii="Aptos" w:hAnsi="Aptos"/>
+                <w:color w:val="000000"/>
+              </w:rPr>
+              <w:t>’</w:t>
             </w:r>
           </w:p>
         </w:tc>
@@ -10980,7 +11385,15 @@
               </w:rPr>
             </w:pPr>
             <w:r>
-              <w:t>&lt;labels_chunk&gt;</w:t>
+              <w:t>&lt;</w:t>
+            </w:r>
+            <w:proofErr w:type="spellStart"/>
+            <w:r>
+              <w:t>labels_chunk</w:t>
+            </w:r>
+            <w:proofErr w:type="spellEnd"/>
+            <w:r>
+              <w:t>&gt;</w:t>
             </w:r>
           </w:p>
         </w:tc>
@@ -11002,7 +11415,23 @@
                 <w:rFonts w:ascii="Aptos" w:hAnsi="Aptos"/>
                 <w:color w:val="000000"/>
               </w:rPr>
-              <w:t>‘PFss’</w:t>
+              <w:t>‘</w:t>
+            </w:r>
+            <w:proofErr w:type="spellStart"/>
+            <w:r>
+              <w:rPr>
+                <w:rFonts w:ascii="Aptos" w:hAnsi="Aptos"/>
+                <w:color w:val="000000"/>
+              </w:rPr>
+              <w:t>PFss</w:t>
+            </w:r>
+            <w:proofErr w:type="spellEnd"/>
+            <w:r>
+              <w:rPr>
+                <w:rFonts w:ascii="Aptos" w:hAnsi="Aptos"/>
+                <w:color w:val="000000"/>
+              </w:rPr>
+              <w:t>’</w:t>
             </w:r>
           </w:p>
         </w:tc>
@@ -11018,7 +11447,15 @@
               </w:rPr>
             </w:pPr>
             <w:r>
-              <w:t>&lt;snapshot_chunk&gt;</w:t>
+              <w:t>&lt;</w:t>
+            </w:r>
+            <w:proofErr w:type="spellStart"/>
+            <w:r>
+              <w:t>snapshot_chunk</w:t>
+            </w:r>
+            <w:proofErr w:type="spellEnd"/>
+            <w:r>
+              <w:t>&gt;</w:t>
             </w:r>
           </w:p>
         </w:tc>
@@ -11040,7 +11477,23 @@
                 <w:rFonts w:ascii="Aptos" w:hAnsi="Aptos"/>
                 <w:color w:val="000000"/>
               </w:rPr>
-              <w:t>‘PFex’</w:t>
+              <w:t>‘</w:t>
+            </w:r>
+            <w:proofErr w:type="spellStart"/>
+            <w:r>
+              <w:rPr>
+                <w:rFonts w:ascii="Aptos" w:hAnsi="Aptos"/>
+                <w:color w:val="000000"/>
+              </w:rPr>
+              <w:t>PFex</w:t>
+            </w:r>
+            <w:proofErr w:type="spellEnd"/>
+            <w:r>
+              <w:rPr>
+                <w:rFonts w:ascii="Aptos" w:hAnsi="Aptos"/>
+                <w:color w:val="000000"/>
+              </w:rPr>
+              <w:t>’</w:t>
             </w:r>
           </w:p>
         </w:tc>
@@ -11056,7 +11509,15 @@
               </w:rPr>
             </w:pPr>
             <w:r>
-              <w:t>&lt;execution_chunk&gt;</w:t>
+              <w:t>&lt;</w:t>
+            </w:r>
+            <w:proofErr w:type="spellStart"/>
+            <w:r>
+              <w:t>execution_chunk</w:t>
+            </w:r>
+            <w:proofErr w:type="spellEnd"/>
+            <w:r>
+              <w:t>&gt;</w:t>
             </w:r>
           </w:p>
         </w:tc>
@@ -11229,8 +11690,13 @@
             <w:tcW w:w="3240" w:type="dxa"/>
           </w:tcPr>
           <w:p>
-            <w:r>
-              <w:t>zlib 1.3.1 (default algorithm)</w:t>
+            <w:proofErr w:type="spellStart"/>
+            <w:r>
+              <w:t>zlib</w:t>
+            </w:r>
+            <w:proofErr w:type="spellEnd"/>
+            <w:r>
+              <w:t xml:space="preserve"> 1.3.1 (default algorithm)</w:t>
             </w:r>
           </w:p>
         </w:tc>
@@ -11248,7 +11714,23 @@
           <w:b/>
           <w:bCs/>
         </w:rPr>
-        <w:t>&lt;original_size&gt;</w:t>
+        <w:t>&lt;</w:t>
+      </w:r>
+      <w:proofErr w:type="spellStart"/>
+      <w:r>
+        <w:rPr>
+          <w:b/>
+          <w:bCs/>
+        </w:rPr>
+        <w:t>original_size</w:t>
+      </w:r>
+      <w:proofErr w:type="spellEnd"/>
+      <w:r>
+        <w:rPr>
+          <w:b/>
+          <w:bCs/>
+        </w:rPr>
+        <w:t>&gt;</w:t>
       </w:r>
       <w:r>
         <w:t xml:space="preserve"> (4 bytes) The size of the chuck data, before compression, in bytes.</w:t>
@@ -11263,10 +11745,34 @@
           <w:b/>
           <w:bCs/>
         </w:rPr>
-        <w:t>&lt;compressed_size&gt;</w:t>
-      </w:r>
-      <w:r>
-        <w:t xml:space="preserve"> (4 bytes) The size of the chuck data, after compression, in bytes.  If the data is not compressed, the value matches &lt;original_size&gt;.</w:t>
+        <w:t>&lt;</w:t>
+      </w:r>
+      <w:proofErr w:type="spellStart"/>
+      <w:r>
+        <w:rPr>
+          <w:b/>
+          <w:bCs/>
+        </w:rPr>
+        <w:t>compressed_size</w:t>
+      </w:r>
+      <w:proofErr w:type="spellEnd"/>
+      <w:r>
+        <w:rPr>
+          <w:b/>
+          <w:bCs/>
+        </w:rPr>
+        <w:t>&gt;</w:t>
+      </w:r>
+      <w:r>
+        <w:t xml:space="preserve"> (4 bytes) The size of the chuck data, after compression, in bytes.  If the data is not compressed, the value matches &lt;</w:t>
+      </w:r>
+      <w:proofErr w:type="spellStart"/>
+      <w:r>
+        <w:t>original_size</w:t>
+      </w:r>
+      <w:proofErr w:type="spellEnd"/>
+      <w:r>
+        <w:t>&gt;.</w:t>
       </w:r>
     </w:p>
     <w:p>
@@ -11300,14 +11806,35 @@
           <w:b/>
           <w:bCs/>
         </w:rPr>
-        <w:t>&lt;header_chunk&gt;</w:t>
+        <w:t>&lt;</w:t>
+      </w:r>
+      <w:proofErr w:type="spellStart"/>
+      <w:r>
+        <w:rPr>
+          <w:b/>
+          <w:bCs/>
+        </w:rPr>
+        <w:t>header_chunk</w:t>
+      </w:r>
+      <w:proofErr w:type="spellEnd"/>
+      <w:r>
+        <w:rPr>
+          <w:b/>
+          <w:bCs/>
+        </w:rPr>
+        <w:t>&gt;</w:t>
       </w:r>
       <w:r>
         <w:t xml:space="preserve"> = </w:t>
       </w:r>
       <w:r>
-        <w:t>&lt;common_header</w:t>
-      </w:r>
+        <w:t>&lt;</w:t>
+      </w:r>
+      <w:proofErr w:type="spellStart"/>
+      <w:r>
+        <w:t>common_header</w:t>
+      </w:r>
+      <w:proofErr w:type="spellEnd"/>
       <w:r>
         <w:t>(</w:t>
       </w:r>
@@ -11318,6 +11845,7 @@
         </w:rPr>
         <w:t>‘</w:t>
       </w:r>
+      <w:proofErr w:type="spellStart"/>
       <w:r>
         <w:rPr>
           <w:rFonts w:ascii="Aptos" w:hAnsi="Aptos"/>
@@ -11325,7 +11853,17 @@
           <w:bCs/>
           <w:color w:val="000000"/>
         </w:rPr>
-        <w:t>PFhd’</w:t>
+        <w:t>PFhd</w:t>
+      </w:r>
+      <w:proofErr w:type="spellEnd"/>
+      <w:r>
+        <w:rPr>
+          <w:rFonts w:ascii="Aptos" w:hAnsi="Aptos"/>
+          <w:b/>
+          <w:bCs/>
+          <w:color w:val="000000"/>
+        </w:rPr>
+        <w:t>’</w:t>
       </w:r>
       <w:r>
         <w:rPr>
@@ -11335,7 +11873,15 @@
         <w:t>)</w:t>
       </w:r>
       <w:r>
-        <w:t>&gt; + &lt;header_data&gt; where</w:t>
+        <w:t>&gt; + &lt;</w:t>
+      </w:r>
+      <w:proofErr w:type="spellStart"/>
+      <w:r>
+        <w:t>header_data</w:t>
+      </w:r>
+      <w:proofErr w:type="spellEnd"/>
+      <w:r>
+        <w:t>&gt; where</w:t>
       </w:r>
     </w:p>
     <w:p>
@@ -11347,14 +11893,62 @@
           <w:b/>
           <w:bCs/>
         </w:rPr>
-        <w:t>&lt;header_data&gt;</w:t>
+        <w:t>&lt;</w:t>
+      </w:r>
+      <w:proofErr w:type="spellStart"/>
+      <w:r>
+        <w:rPr>
+          <w:b/>
+          <w:bCs/>
+        </w:rPr>
+        <w:t>header_data</w:t>
+      </w:r>
+      <w:proofErr w:type="spellEnd"/>
+      <w:r>
+        <w:rPr>
+          <w:b/>
+          <w:bCs/>
+        </w:rPr>
+        <w:t>&gt;</w:t>
       </w:r>
       <w:r>
         <w:t xml:space="preserve"> = </w:t>
       </w:r>
       <w:r>
         <w:br/>
-        <w:t>&lt;major_version&gt; + &lt;minor_version&gt; + &lt;bbc_model&gt; + &lt;total_execution_count&gt;</w:t>
+        <w:t>&lt;</w:t>
+      </w:r>
+      <w:proofErr w:type="spellStart"/>
+      <w:r>
+        <w:t>major_version</w:t>
+      </w:r>
+      <w:proofErr w:type="spellEnd"/>
+      <w:r>
+        <w:t>&gt; + &lt;</w:t>
+      </w:r>
+      <w:proofErr w:type="spellStart"/>
+      <w:r>
+        <w:t>minor_version</w:t>
+      </w:r>
+      <w:proofErr w:type="spellEnd"/>
+      <w:r>
+        <w:t>&gt; + &lt;</w:t>
+      </w:r>
+      <w:proofErr w:type="spellStart"/>
+      <w:r>
+        <w:t>bbc_model</w:t>
+      </w:r>
+      <w:proofErr w:type="spellEnd"/>
+      <w:r>
+        <w:t>&gt; + &lt;</w:t>
+      </w:r>
+      <w:proofErr w:type="spellStart"/>
+      <w:r>
+        <w:t>total_execution_count</w:t>
+      </w:r>
+      <w:proofErr w:type="spellEnd"/>
+      <w:r>
+        <w:t>&gt;</w:t>
       </w:r>
     </w:p>
     <w:p>
@@ -11366,7 +11960,23 @@
           <w:b/>
           <w:bCs/>
         </w:rPr>
-        <w:t>&lt;major_version&gt;</w:t>
+        <w:t>&lt;</w:t>
+      </w:r>
+      <w:proofErr w:type="spellStart"/>
+      <w:r>
+        <w:rPr>
+          <w:b/>
+          <w:bCs/>
+        </w:rPr>
+        <w:t>major_version</w:t>
+      </w:r>
+      <w:proofErr w:type="spellEnd"/>
+      <w:r>
+        <w:rPr>
+          <w:b/>
+          <w:bCs/>
+        </w:rPr>
+        <w:t>&gt;</w:t>
       </w:r>
       <w:r>
         <w:t xml:space="preserve"> (1 byte) Major version number.  Value is 1.</w:t>
@@ -11381,7 +11991,23 @@
           <w:b/>
           <w:bCs/>
         </w:rPr>
-        <w:t>&lt;minor_version&gt;</w:t>
+        <w:t>&lt;</w:t>
+      </w:r>
+      <w:proofErr w:type="spellStart"/>
+      <w:r>
+        <w:rPr>
+          <w:b/>
+          <w:bCs/>
+        </w:rPr>
+        <w:t>minor_version</w:t>
+      </w:r>
+      <w:proofErr w:type="spellEnd"/>
+      <w:r>
+        <w:rPr>
+          <w:b/>
+          <w:bCs/>
+        </w:rPr>
+        <w:t>&gt;</w:t>
       </w:r>
       <w:r>
         <w:t xml:space="preserve"> (1 byte) Minor version number.  Value is 0.</w:t>
@@ -11396,7 +12022,23 @@
           <w:b/>
           <w:bCs/>
         </w:rPr>
-        <w:t>&lt;bbc_model&gt;</w:t>
+        <w:t>&lt;</w:t>
+      </w:r>
+      <w:proofErr w:type="spellStart"/>
+      <w:r>
+        <w:rPr>
+          <w:b/>
+          <w:bCs/>
+        </w:rPr>
+        <w:t>bbc_model</w:t>
+      </w:r>
+      <w:proofErr w:type="spellEnd"/>
+      <w:r>
+        <w:rPr>
+          <w:b/>
+          <w:bCs/>
+        </w:rPr>
+        <w:t>&gt;</w:t>
       </w:r>
       <w:r>
         <w:t xml:space="preserve"> (1 byte) The BBC model</w:t>
@@ -11829,7 +12471,23 @@
           <w:b/>
           <w:bCs/>
         </w:rPr>
-        <w:t>&lt;total_execution_count&gt;</w:t>
+        <w:t>&lt;</w:t>
+      </w:r>
+      <w:proofErr w:type="spellStart"/>
+      <w:r>
+        <w:rPr>
+          <w:b/>
+          <w:bCs/>
+        </w:rPr>
+        <w:t>total_execution_count</w:t>
+      </w:r>
+      <w:proofErr w:type="spellEnd"/>
+      <w:r>
+        <w:rPr>
+          <w:b/>
+          <w:bCs/>
+        </w:rPr>
+        <w:t>&gt;</w:t>
       </w:r>
       <w:r>
         <w:t xml:space="preserve"> (4 bytes) The total number of executed instructions plus events in the file.</w:t>
@@ -11876,14 +12534,35 @@
           <w:b/>
           <w:bCs/>
         </w:rPr>
-        <w:t>&lt;labels_chunk&gt;</w:t>
+        <w:t>&lt;</w:t>
+      </w:r>
+      <w:proofErr w:type="spellStart"/>
+      <w:r>
+        <w:rPr>
+          <w:b/>
+          <w:bCs/>
+        </w:rPr>
+        <w:t>labels_chunk</w:t>
+      </w:r>
+      <w:proofErr w:type="spellEnd"/>
+      <w:r>
+        <w:rPr>
+          <w:b/>
+          <w:bCs/>
+        </w:rPr>
+        <w:t>&gt;</w:t>
       </w:r>
       <w:r>
         <w:t xml:space="preserve"> = </w:t>
       </w:r>
       <w:r>
-        <w:t>&lt;common_heade</w:t>
-      </w:r>
+        <w:t>&lt;</w:t>
+      </w:r>
+      <w:proofErr w:type="spellStart"/>
+      <w:r>
+        <w:t>common_heade</w:t>
+      </w:r>
+      <w:proofErr w:type="spellEnd"/>
       <w:r>
         <w:t>(</w:t>
       </w:r>
@@ -11894,6 +12573,7 @@
         </w:rPr>
         <w:t>‘</w:t>
       </w:r>
+      <w:proofErr w:type="spellStart"/>
       <w:r>
         <w:rPr>
           <w:rFonts w:ascii="Aptos" w:hAnsi="Aptos"/>
@@ -11903,6 +12583,7 @@
         </w:rPr>
         <w:t>PFlb</w:t>
       </w:r>
+      <w:proofErr w:type="spellEnd"/>
       <w:r>
         <w:t>’)</w:t>
       </w:r>
@@ -11910,13 +12591,22 @@
         <w:t xml:space="preserve">&gt; </w:t>
       </w:r>
       <w:r>
-        <w:t>+ &lt;label_data&gt; where</w:t>
+        <w:t>+ &lt;</w:t>
+      </w:r>
+      <w:proofErr w:type="spellStart"/>
+      <w:r>
+        <w:t>label_data</w:t>
+      </w:r>
+      <w:proofErr w:type="spellEnd"/>
+      <w:r>
+        <w:t>&gt; where</w:t>
       </w:r>
     </w:p>
     <w:p>
       <w:r>
         <w:t>&lt;</w:t>
       </w:r>
+      <w:proofErr w:type="spellStart"/>
       <w:r>
         <w:rPr>
           <w:b/>
@@ -11924,6 +12614,7 @@
         </w:rPr>
         <w:t>label_data</w:t>
       </w:r>
+      <w:proofErr w:type="spellEnd"/>
       <w:r>
         <w:t xml:space="preserve">&gt; = </w:t>
       </w:r>
@@ -11953,7 +12644,23 @@
       </w:r>
       <w:bookmarkEnd w:id="0"/>
       <w:r>
-        <w:t xml:space="preserve">&lt;label_address&gt; + &lt;label_name&gt; </w:t>
+        <w:t>&lt;</w:t>
+      </w:r>
+      <w:proofErr w:type="spellStart"/>
+      <w:r>
+        <w:t>label_address</w:t>
+      </w:r>
+      <w:proofErr w:type="spellEnd"/>
+      <w:r>
+        <w:t>&gt; + &lt;</w:t>
+      </w:r>
+      <w:proofErr w:type="spellStart"/>
+      <w:r>
+        <w:t>label_name</w:t>
+      </w:r>
+      <w:proofErr w:type="spellEnd"/>
+      <w:r>
+        <w:t xml:space="preserve">&gt; </w:t>
       </w:r>
     </w:p>
     <w:p>
@@ -11965,7 +12672,23 @@
           <w:b/>
           <w:bCs/>
         </w:rPr>
-        <w:t>&lt;label_address&gt;</w:t>
+        <w:t>&lt;</w:t>
+      </w:r>
+      <w:proofErr w:type="spellStart"/>
+      <w:r>
+        <w:rPr>
+          <w:b/>
+          <w:bCs/>
+        </w:rPr>
+        <w:t>label_address</w:t>
+      </w:r>
+      <w:proofErr w:type="spellEnd"/>
+      <w:r>
+        <w:rPr>
+          <w:b/>
+          <w:bCs/>
+        </w:rPr>
+        <w:t>&gt;</w:t>
       </w:r>
       <w:r>
         <w:t xml:space="preserve"> (2 bytes) A 16-bit address.</w:t>
@@ -12052,6 +12775,7 @@
         </w:rPr>
         <w:t>&lt;</w:t>
       </w:r>
+      <w:proofErr w:type="spellStart"/>
       <w:r>
         <w:rPr>
           <w:b/>
@@ -12064,7 +12788,15 @@
           <w:b/>
           <w:bCs/>
         </w:rPr>
-        <w:t>_chunk&gt;</w:t>
+        <w:t>_chunk</w:t>
+      </w:r>
+      <w:proofErr w:type="spellEnd"/>
+      <w:r>
+        <w:rPr>
+          <w:b/>
+          <w:bCs/>
+        </w:rPr>
+        <w:t>&gt;</w:t>
       </w:r>
       <w:r>
         <w:rPr>
@@ -12074,11 +12806,16 @@
         <w:t xml:space="preserve"> </w:t>
       </w:r>
       <w:r>
-        <w:t>= &lt;common_</w:t>
+        <w:t>= &lt;</w:t>
+      </w:r>
+      <w:proofErr w:type="spellStart"/>
+      <w:r>
+        <w:t>common_</w:t>
       </w:r>
       <w:r>
         <w:t>header</w:t>
       </w:r>
+      <w:proofErr w:type="spellEnd"/>
       <w:r>
         <w:t>(</w:t>
       </w:r>
@@ -12089,6 +12826,7 @@
         </w:rPr>
         <w:t>‘</w:t>
       </w:r>
+      <w:proofErr w:type="spellStart"/>
       <w:r>
         <w:rPr>
           <w:rFonts w:ascii="Aptos" w:hAnsi="Aptos"/>
@@ -12096,7 +12834,17 @@
           <w:bCs/>
           <w:color w:val="000000"/>
         </w:rPr>
-        <w:t>PFss’</w:t>
+        <w:t>PFss</w:t>
+      </w:r>
+      <w:proofErr w:type="spellEnd"/>
+      <w:r>
+        <w:rPr>
+          <w:rFonts w:ascii="Aptos" w:hAnsi="Aptos"/>
+          <w:b/>
+          <w:bCs/>
+          <w:color w:val="000000"/>
+        </w:rPr>
+        <w:t>’</w:t>
       </w:r>
       <w:r>
         <w:rPr>
@@ -12116,7 +12864,15 @@
         <w:t xml:space="preserve"> </w:t>
       </w:r>
       <w:r>
-        <w:t>&lt;snapshot_data&gt; where</w:t>
+        <w:t>&lt;</w:t>
+      </w:r>
+      <w:proofErr w:type="spellStart"/>
+      <w:r>
+        <w:t>snapshot_data</w:t>
+      </w:r>
+      <w:proofErr w:type="spellEnd"/>
+      <w:r>
+        <w:t>&gt; where</w:t>
       </w:r>
     </w:p>
     <w:p>
@@ -12126,6 +12882,7 @@
       <w:r>
         <w:t>&lt;</w:t>
       </w:r>
+      <w:proofErr w:type="spellStart"/>
       <w:r>
         <w:rPr>
           <w:b/>
@@ -12133,6 +12890,7 @@
         </w:rPr>
         <w:t>snapshot_data</w:t>
       </w:r>
+      <w:proofErr w:type="spellEnd"/>
       <w:r>
         <w:t>&gt; =</w:t>
       </w:r>
@@ -12142,9 +12900,11 @@
       <w:r>
         <w:t>&lt;</w:t>
       </w:r>
+      <w:proofErr w:type="spellStart"/>
       <w:r>
         <w:t>cpu_registers</w:t>
       </w:r>
+      <w:proofErr w:type="spellEnd"/>
       <w:r>
         <w:t>&gt;</w:t>
       </w:r>
@@ -12152,13 +12912,29 @@
         <w:t xml:space="preserve"> + </w:t>
       </w:r>
       <w:r>
-        <w:t xml:space="preserve">&lt;paging_registers&gt; </w:t>
+        <w:t>&lt;</w:t>
+      </w:r>
+      <w:proofErr w:type="spellStart"/>
+      <w:r>
+        <w:t>paging_registers</w:t>
+      </w:r>
+      <w:proofErr w:type="spellEnd"/>
+      <w:r>
+        <w:t xml:space="preserve">&gt; </w:t>
       </w:r>
       <w:r>
         <w:t xml:space="preserve">+ </w:t>
       </w:r>
       <w:r>
-        <w:t>&lt;hidden_ram_address&gt;</w:t>
+        <w:t>&lt;</w:t>
+      </w:r>
+      <w:proofErr w:type="spellStart"/>
+      <w:r>
+        <w:t>hidden_ram_address</w:t>
+      </w:r>
+      <w:proofErr w:type="spellEnd"/>
+      <w:r>
+        <w:t>&gt;</w:t>
       </w:r>
       <w:r>
         <w:rPr>
@@ -12180,22 +12956,62 @@
         <w:t xml:space="preserve"> + </w:t>
       </w:r>
       <w:r>
-        <w:t>&lt;video_ula_state&gt;</w:t>
-      </w:r>
-      <w:r>
-        <w:t xml:space="preserve"> + &lt;crtc_state&gt; + </w:t>
-      </w:r>
-      <w:r>
-        <w:t>&lt;screen_wrap_address&gt; +</w:t>
+        <w:t>&lt;</w:t>
+      </w:r>
+      <w:proofErr w:type="spellStart"/>
+      <w:r>
+        <w:t>video_ula_state</w:t>
+      </w:r>
+      <w:proofErr w:type="spellEnd"/>
+      <w:r>
+        <w:t>&gt;</w:t>
+      </w:r>
+      <w:r>
+        <w:t xml:space="preserve"> + &lt;</w:t>
+      </w:r>
+      <w:proofErr w:type="spellStart"/>
+      <w:r>
+        <w:t>crtc_state</w:t>
+      </w:r>
+      <w:proofErr w:type="spellEnd"/>
+      <w:r>
+        <w:t xml:space="preserve">&gt; + </w:t>
+      </w:r>
+      <w:r>
+        <w:t>&lt;</w:t>
+      </w:r>
+      <w:proofErr w:type="spellStart"/>
+      <w:r>
+        <w:t>screen_wrap_address</w:t>
+      </w:r>
+      <w:proofErr w:type="spellEnd"/>
+      <w:r>
+        <w:t>&gt; +</w:t>
       </w:r>
       <w:r>
         <w:t xml:space="preserve"> </w:t>
       </w:r>
       <w:r>
-        <w:t xml:space="preserve">&lt;call_stack&gt; + </w:t>
-      </w:r>
-      <w:r>
-        <w:t>&lt;memory_snapshot&gt;</w:t>
+        <w:t>&lt;</w:t>
+      </w:r>
+      <w:proofErr w:type="spellStart"/>
+      <w:r>
+        <w:t>call_stack</w:t>
+      </w:r>
+      <w:proofErr w:type="spellEnd"/>
+      <w:r>
+        <w:t xml:space="preserve">&gt; + </w:t>
+      </w:r>
+      <w:r>
+        <w:t>&lt;</w:t>
+      </w:r>
+      <w:proofErr w:type="spellStart"/>
+      <w:r>
+        <w:t>memory_snapshot</w:t>
+      </w:r>
+      <w:proofErr w:type="spellEnd"/>
+      <w:r>
+        <w:t>&gt;</w:t>
       </w:r>
       <w:r>
         <w:t xml:space="preserve"> + </w:t>
@@ -12212,6 +13028,7 @@
         </w:rPr>
         <w:t>&lt;</w:t>
       </w:r>
+      <w:proofErr w:type="spellStart"/>
       <w:r>
         <w:rPr>
           <w:b/>
@@ -12224,7 +13041,15 @@
           <w:b/>
           <w:bCs/>
         </w:rPr>
-        <w:t>registers&gt;</w:t>
+        <w:t>registers</w:t>
+      </w:r>
+      <w:proofErr w:type="spellEnd"/>
+      <w:r>
+        <w:rPr>
+          <w:b/>
+          <w:bCs/>
+        </w:rPr>
+        <w:t>&gt;</w:t>
       </w:r>
       <w:r>
         <w:t xml:space="preserve"> = </w:t>
@@ -12235,6 +13060,7 @@
       <w:r>
         <w:t>&lt;</w:t>
       </w:r>
+      <w:proofErr w:type="spellStart"/>
       <w:r>
         <w:t>program</w:t>
       </w:r>
@@ -12242,28 +13068,64 @@
         <w:t>_</w:t>
       </w:r>
       <w:r>
-        <w:t>counter&gt; + &lt;accumulator&gt; + &lt;x</w:t>
+        <w:t>counter</w:t>
+      </w:r>
+      <w:proofErr w:type="spellEnd"/>
+      <w:r>
+        <w:t>&gt; + &lt;accumulator&gt; + &lt;</w:t>
+      </w:r>
+      <w:proofErr w:type="spellStart"/>
+      <w:r>
+        <w:t>x</w:t>
       </w:r>
       <w:r>
         <w:t>_</w:t>
       </w:r>
       <w:r>
-        <w:t>register&gt; + &lt;y</w:t>
+        <w:t>register</w:t>
+      </w:r>
+      <w:proofErr w:type="spellEnd"/>
+      <w:r>
+        <w:t>&gt; + &lt;</w:t>
+      </w:r>
+      <w:proofErr w:type="spellStart"/>
+      <w:r>
+        <w:t>y</w:t>
       </w:r>
       <w:r>
         <w:t>_</w:t>
       </w:r>
       <w:r>
-        <w:t>register&gt; + &lt;status</w:t>
+        <w:t>register</w:t>
+      </w:r>
+      <w:proofErr w:type="spellEnd"/>
+      <w:r>
+        <w:t>&gt; + &lt;</w:t>
+      </w:r>
+      <w:proofErr w:type="spellStart"/>
+      <w:r>
+        <w:t>status</w:t>
       </w:r>
       <w:r>
         <w:t>_</w:t>
       </w:r>
       <w:r>
-        <w:t>register&gt; +</w:t>
-      </w:r>
-      <w:r>
-        <w:t xml:space="preserve"> &lt;stack_pointer&gt;</w:t>
+        <w:t>register</w:t>
+      </w:r>
+      <w:proofErr w:type="spellEnd"/>
+      <w:r>
+        <w:t>&gt; +</w:t>
+      </w:r>
+      <w:r>
+        <w:t xml:space="preserve"> &lt;</w:t>
+      </w:r>
+      <w:proofErr w:type="spellStart"/>
+      <w:r>
+        <w:t>stack_pointer</w:t>
+      </w:r>
+      <w:proofErr w:type="spellEnd"/>
+      <w:r>
+        <w:t>&gt;</w:t>
       </w:r>
     </w:p>
     <w:p>
@@ -12311,7 +13173,23 @@
           <w:b/>
           <w:bCs/>
         </w:rPr>
-        <w:t>&lt;x_register&gt;</w:t>
+        <w:t>&lt;</w:t>
+      </w:r>
+      <w:proofErr w:type="spellStart"/>
+      <w:r>
+        <w:rPr>
+          <w:b/>
+          <w:bCs/>
+        </w:rPr>
+        <w:t>x_register</w:t>
+      </w:r>
+      <w:proofErr w:type="spellEnd"/>
+      <w:r>
+        <w:rPr>
+          <w:b/>
+          <w:bCs/>
+        </w:rPr>
+        <w:t>&gt;</w:t>
       </w:r>
       <w:r>
         <w:t xml:space="preserve"> (1 byte).  The value of the X register.</w:t>
@@ -12326,7 +13204,23 @@
           <w:b/>
           <w:bCs/>
         </w:rPr>
-        <w:t>&lt;y_register&gt;</w:t>
+        <w:t>&lt;</w:t>
+      </w:r>
+      <w:proofErr w:type="spellStart"/>
+      <w:r>
+        <w:rPr>
+          <w:b/>
+          <w:bCs/>
+        </w:rPr>
+        <w:t>y_register</w:t>
+      </w:r>
+      <w:proofErr w:type="spellEnd"/>
+      <w:r>
+        <w:rPr>
+          <w:b/>
+          <w:bCs/>
+        </w:rPr>
+        <w:t>&gt;</w:t>
       </w:r>
       <w:r>
         <w:t xml:space="preserve"> (1 byte).  The value of the Y register.</w:t>
@@ -12341,7 +13235,23 @@
           <w:b/>
           <w:bCs/>
         </w:rPr>
-        <w:t>&lt;status_register&gt;</w:t>
+        <w:t>&lt;</w:t>
+      </w:r>
+      <w:proofErr w:type="spellStart"/>
+      <w:r>
+        <w:rPr>
+          <w:b/>
+          <w:bCs/>
+        </w:rPr>
+        <w:t>status_register</w:t>
+      </w:r>
+      <w:proofErr w:type="spellEnd"/>
+      <w:r>
+        <w:rPr>
+          <w:b/>
+          <w:bCs/>
+        </w:rPr>
+        <w:t>&gt;</w:t>
       </w:r>
       <w:r>
         <w:t xml:space="preserve"> (1 byte).  The value of the status register.</w:t>
@@ -12356,7 +13266,23 @@
           <w:b/>
           <w:bCs/>
         </w:rPr>
-        <w:t>&lt;stack_pointer&gt;</w:t>
+        <w:t>&lt;</w:t>
+      </w:r>
+      <w:proofErr w:type="spellStart"/>
+      <w:r>
+        <w:rPr>
+          <w:b/>
+          <w:bCs/>
+        </w:rPr>
+        <w:t>stack_pointer</w:t>
+      </w:r>
+      <w:proofErr w:type="spellEnd"/>
+      <w:r>
+        <w:rPr>
+          <w:b/>
+          <w:bCs/>
+        </w:rPr>
+        <w:t>&gt;</w:t>
       </w:r>
       <w:r>
         <w:t xml:space="preserve"> (1 byte).  The value of the stack register.</w:t>
@@ -12371,10 +13297,42 @@
           <w:b/>
           <w:bCs/>
         </w:rPr>
-        <w:t>&lt;paging_registers&gt;</w:t>
-      </w:r>
-      <w:r>
-        <w:t xml:space="preserve"> = &lt;rom_paging_register&gt; + &lt;acccon&gt; </w:t>
+        <w:t>&lt;</w:t>
+      </w:r>
+      <w:proofErr w:type="spellStart"/>
+      <w:r>
+        <w:rPr>
+          <w:b/>
+          <w:bCs/>
+        </w:rPr>
+        <w:t>paging_registers</w:t>
+      </w:r>
+      <w:proofErr w:type="spellEnd"/>
+      <w:r>
+        <w:rPr>
+          <w:b/>
+          <w:bCs/>
+        </w:rPr>
+        <w:t>&gt;</w:t>
+      </w:r>
+      <w:r>
+        <w:t xml:space="preserve"> = &lt;</w:t>
+      </w:r>
+      <w:proofErr w:type="spellStart"/>
+      <w:r>
+        <w:t>rom_paging_register</w:t>
+      </w:r>
+      <w:proofErr w:type="spellEnd"/>
+      <w:r>
+        <w:t>&gt; + &lt;</w:t>
+      </w:r>
+      <w:proofErr w:type="spellStart"/>
+      <w:r>
+        <w:t>acccon</w:t>
+      </w:r>
+      <w:proofErr w:type="spellEnd"/>
+      <w:r>
+        <w:t xml:space="preserve">&gt; </w:t>
       </w:r>
     </w:p>
     <w:p>
@@ -12386,7 +13344,23 @@
           <w:b/>
           <w:bCs/>
         </w:rPr>
-        <w:t>&lt;rom_paging_register&gt;</w:t>
+        <w:t>&lt;</w:t>
+      </w:r>
+      <w:proofErr w:type="spellStart"/>
+      <w:r>
+        <w:rPr>
+          <w:b/>
+          <w:bCs/>
+        </w:rPr>
+        <w:t>rom_paging_register</w:t>
+      </w:r>
+      <w:proofErr w:type="spellEnd"/>
+      <w:r>
+        <w:rPr>
+          <w:b/>
+          <w:bCs/>
+        </w:rPr>
+        <w:t>&gt;</w:t>
       </w:r>
       <w:r>
         <w:t xml:space="preserve"> (1 byte).  The value of the ROM paging register (set via SHEILA address &amp;FE30).</w:t>
@@ -12402,7 +13376,23 @@
           <w:bCs/>
         </w:rPr>
         <w:lastRenderedPageBreak/>
-        <w:t>&lt;acccon&gt;</w:t>
+        <w:t>&lt;</w:t>
+      </w:r>
+      <w:proofErr w:type="spellStart"/>
+      <w:r>
+        <w:rPr>
+          <w:b/>
+          <w:bCs/>
+        </w:rPr>
+        <w:t>acccon</w:t>
+      </w:r>
+      <w:proofErr w:type="spellEnd"/>
+      <w:r>
+        <w:rPr>
+          <w:b/>
+          <w:bCs/>
+        </w:rPr>
+        <w:t>&gt;</w:t>
       </w:r>
       <w:r>
         <w:t xml:space="preserve"> (1 byte).  The value of the access control register (set via SHEILA address &amp;FE34).</w:t>
@@ -12417,7 +13407,23 @@
           <w:b/>
           <w:bCs/>
         </w:rPr>
-        <w:t>&lt;hidden_ram_address&gt;</w:t>
+        <w:t>&lt;</w:t>
+      </w:r>
+      <w:proofErr w:type="spellStart"/>
+      <w:r>
+        <w:rPr>
+          <w:b/>
+          <w:bCs/>
+        </w:rPr>
+        <w:t>hidden_ram_address</w:t>
+      </w:r>
+      <w:proofErr w:type="spellEnd"/>
+      <w:r>
+        <w:rPr>
+          <w:b/>
+          <w:bCs/>
+        </w:rPr>
+        <w:t>&gt;</w:t>
       </w:r>
       <w:r>
         <w:t xml:space="preserve"> (1 byte).  Written only on the </w:t>
@@ -12444,7 +13450,30 @@
           <w:b/>
           <w:bCs/>
         </w:rPr>
-        <w:t>&lt;video_ula_state&gt;</w:t>
+        <w:t>&lt;</w:t>
+      </w:r>
+      <w:proofErr w:type="spellStart"/>
+      <w:r>
+        <w:rPr>
+          <w:b/>
+          <w:bCs/>
+        </w:rPr>
+        <w:t>video_ula_</w:t>
+      </w:r>
+      <w:r>
+        <w:rPr>
+          <w:b/>
+          <w:bCs/>
+        </w:rPr>
+        <w:t>state</w:t>
+      </w:r>
+      <w:proofErr w:type="spellEnd"/>
+      <w:r>
+        <w:rPr>
+          <w:b/>
+          <w:bCs/>
+        </w:rPr>
+        <w:t>&gt;</w:t>
       </w:r>
       <w:r>
         <w:t xml:space="preserve"> = </w:t>
@@ -12452,14 +13481,27 @@
       <w:r>
         <w:t>&lt;</w:t>
       </w:r>
+      <w:proofErr w:type="spellStart"/>
       <w:r>
         <w:t>ula_</w:t>
       </w:r>
       <w:r>
-        <w:t>control_register&gt;</w:t>
-      </w:r>
-      <w:r>
-        <w:t xml:space="preserve"> + &lt;ula_palette&gt;</w:t>
+        <w:t>control_register</w:t>
+      </w:r>
+      <w:proofErr w:type="spellEnd"/>
+      <w:r>
+        <w:t>&gt;</w:t>
+      </w:r>
+      <w:r>
+        <w:t xml:space="preserve"> + &lt;</w:t>
+      </w:r>
+      <w:proofErr w:type="spellStart"/>
+      <w:r>
+        <w:t>ula_palette</w:t>
+      </w:r>
+      <w:proofErr w:type="spellEnd"/>
+      <w:r>
+        <w:t>&gt;</w:t>
       </w:r>
     </w:p>
     <w:p>
@@ -12473,6 +13515,7 @@
         </w:rPr>
         <w:t>&lt;</w:t>
       </w:r>
+      <w:proofErr w:type="spellStart"/>
       <w:r>
         <w:rPr>
           <w:b/>
@@ -12485,7 +13528,15 @@
           <w:b/>
           <w:bCs/>
         </w:rPr>
-        <w:t>control_register&gt;</w:t>
+        <w:t>control_register</w:t>
+      </w:r>
+      <w:proofErr w:type="spellEnd"/>
+      <w:r>
+        <w:rPr>
+          <w:b/>
+          <w:bCs/>
+        </w:rPr>
+        <w:t>&gt;</w:t>
       </w:r>
       <w:r>
         <w:t xml:space="preserve"> (1 byte).  The value of the ULA video control register.</w:t>
@@ -12500,7 +13551,23 @@
           <w:b/>
           <w:bCs/>
         </w:rPr>
-        <w:t>&lt;ula_palette&gt;</w:t>
+        <w:t>&lt;</w:t>
+      </w:r>
+      <w:proofErr w:type="spellStart"/>
+      <w:r>
+        <w:rPr>
+          <w:b/>
+          <w:bCs/>
+        </w:rPr>
+        <w:t>ula_palette</w:t>
+      </w:r>
+      <w:proofErr w:type="spellEnd"/>
+      <w:r>
+        <w:rPr>
+          <w:b/>
+          <w:bCs/>
+        </w:rPr>
+        <w:t>&gt;</w:t>
       </w:r>
       <w:r>
         <w:t xml:space="preserve"> (16 bytes).  The ULA’s 16 color palette.  Each palette entry is an actual color value in the range 0 to 15.  See the Actual Color Field definitions in the New Advanced User Guide (page 209).</w:t>
@@ -12517,6 +13584,7 @@
         </w:rPr>
         <w:t>&lt;</w:t>
       </w:r>
+      <w:proofErr w:type="spellStart"/>
       <w:r>
         <w:rPr>
           <w:b/>
@@ -12529,7 +13597,22 @@
           <w:b/>
           <w:bCs/>
         </w:rPr>
-        <w:t>_state&gt;</w:t>
+        <w:t>_</w:t>
+      </w:r>
+      <w:r>
+        <w:rPr>
+          <w:b/>
+          <w:bCs/>
+        </w:rPr>
+        <w:t>state</w:t>
+      </w:r>
+      <w:proofErr w:type="spellEnd"/>
+      <w:r>
+        <w:rPr>
+          <w:b/>
+          <w:bCs/>
+        </w:rPr>
+        <w:t>&gt;</w:t>
       </w:r>
       <w:r>
         <w:t xml:space="preserve"> = </w:t>
@@ -12537,17 +13620,27 @@
       <w:r>
         <w:t>&lt;</w:t>
       </w:r>
+      <w:proofErr w:type="spellStart"/>
       <w:r>
         <w:t>crtc</w:t>
       </w:r>
       <w:r>
-        <w:t>_register_select&gt; + &lt;</w:t>
-      </w:r>
+        <w:t>_register_select</w:t>
+      </w:r>
+      <w:proofErr w:type="spellEnd"/>
+      <w:r>
+        <w:t>&gt; + &lt;</w:t>
+      </w:r>
+      <w:proofErr w:type="spellStart"/>
       <w:r>
         <w:t>crtc</w:t>
       </w:r>
       <w:r>
-        <w:t>_registers&gt;</w:t>
+        <w:t>_registers</w:t>
+      </w:r>
+      <w:proofErr w:type="spellEnd"/>
+      <w:r>
+        <w:t>&gt;</w:t>
       </w:r>
     </w:p>
     <w:p>
@@ -12561,6 +13654,7 @@
         </w:rPr>
         <w:t>&lt;</w:t>
       </w:r>
+      <w:proofErr w:type="spellStart"/>
       <w:r>
         <w:rPr>
           <w:b/>
@@ -12582,6 +13676,7 @@
         </w:rPr>
         <w:t>_select</w:t>
       </w:r>
+      <w:proofErr w:type="spellEnd"/>
       <w:r>
         <w:rPr>
           <w:b/>
@@ -12604,6 +13699,7 @@
         </w:rPr>
         <w:t>&lt;</w:t>
       </w:r>
+      <w:proofErr w:type="spellStart"/>
       <w:r>
         <w:rPr>
           <w:b/>
@@ -12616,7 +13712,15 @@
           <w:b/>
           <w:bCs/>
         </w:rPr>
-        <w:t xml:space="preserve">_registers&gt; </w:t>
+        <w:t>_registers</w:t>
+      </w:r>
+      <w:proofErr w:type="spellEnd"/>
+      <w:r>
+        <w:rPr>
+          <w:b/>
+          <w:bCs/>
+        </w:rPr>
+        <w:t xml:space="preserve">&gt; </w:t>
       </w:r>
       <w:r>
         <w:t>(18 bytes).  The values of the CRTC’s 18 registers.</w:t>
@@ -12631,7 +13735,23 @@
           <w:b/>
           <w:bCs/>
         </w:rPr>
-        <w:t>&lt;screen_wrap_address&gt;</w:t>
+        <w:t>&lt;</w:t>
+      </w:r>
+      <w:proofErr w:type="spellStart"/>
+      <w:r>
+        <w:rPr>
+          <w:b/>
+          <w:bCs/>
+        </w:rPr>
+        <w:t>screen_wrap_address</w:t>
+      </w:r>
+      <w:proofErr w:type="spellEnd"/>
+      <w:r>
+        <w:rPr>
+          <w:b/>
+          <w:bCs/>
+        </w:rPr>
+        <w:t>&gt;</w:t>
       </w:r>
       <w:r>
         <w:t xml:space="preserve"> (1 byte).  The value specifies the screen wrap address, as defined by the following table.  This is used in conjunction with hardware scrolling to wrap screen addresses.</w:t>
@@ -12801,10 +13921,42 @@
           <w:b/>
           <w:bCs/>
         </w:rPr>
-        <w:t>&lt;call_stack&gt;</w:t>
-      </w:r>
-      <w:r>
-        <w:t xml:space="preserve"> = &lt;stack_frame_count&gt; + &lt;stack_frame&gt;</w:t>
+        <w:t>&lt;</w:t>
+      </w:r>
+      <w:proofErr w:type="spellStart"/>
+      <w:r>
+        <w:rPr>
+          <w:b/>
+          <w:bCs/>
+        </w:rPr>
+        <w:t>call_stack</w:t>
+      </w:r>
+      <w:proofErr w:type="spellEnd"/>
+      <w:r>
+        <w:rPr>
+          <w:b/>
+          <w:bCs/>
+        </w:rPr>
+        <w:t>&gt;</w:t>
+      </w:r>
+      <w:r>
+        <w:t xml:space="preserve"> = &lt;</w:t>
+      </w:r>
+      <w:proofErr w:type="spellStart"/>
+      <w:r>
+        <w:t>stack_frame_count</w:t>
+      </w:r>
+      <w:proofErr w:type="spellEnd"/>
+      <w:r>
+        <w:t>&gt; + &lt;</w:t>
+      </w:r>
+      <w:proofErr w:type="spellStart"/>
+      <w:r>
+        <w:t>stack_frame</w:t>
+      </w:r>
+      <w:proofErr w:type="spellEnd"/>
+      <w:r>
+        <w:t>&gt;</w:t>
       </w:r>
       <w:r>
         <w:rPr>
@@ -12985,7 +14137,15 @@
         <w:ind w:left="720"/>
       </w:pPr>
       <w:r>
-        <w:t>&lt;stack_frame_count&gt; (1 byte) The number of stack frames.</w:t>
+        <w:t>&lt;</w:t>
+      </w:r>
+      <w:proofErr w:type="spellStart"/>
+      <w:r>
+        <w:t>stack_frame_count</w:t>
+      </w:r>
+      <w:proofErr w:type="spellEnd"/>
+      <w:r>
+        <w:t>&gt; (1 byte) The number of stack frames.</w:t>
       </w:r>
     </w:p>
     <w:p>
@@ -12997,14 +14157,78 @@
           <w:b/>
           <w:bCs/>
         </w:rPr>
-        <w:t>&lt;stack_frame&gt;</w:t>
+        <w:t>&lt;</w:t>
+      </w:r>
+      <w:proofErr w:type="spellStart"/>
+      <w:r>
+        <w:rPr>
+          <w:b/>
+          <w:bCs/>
+        </w:rPr>
+        <w:t>stack_frame</w:t>
+      </w:r>
+      <w:proofErr w:type="spellEnd"/>
+      <w:r>
+        <w:rPr>
+          <w:b/>
+          <w:bCs/>
+        </w:rPr>
+        <w:t>&gt;</w:t>
       </w:r>
       <w:r>
         <w:t xml:space="preserve"> = </w:t>
       </w:r>
       <w:r>
         <w:br/>
-        <w:t>&lt;stack_frame_type&gt; + &lt;start_address_page&gt; + &lt;start_address&gt; + &lt;return_address_page&gt; + &lt;return_address&gt; + &lt;return_stack_pointer&gt;</w:t>
+        <w:t>&lt;</w:t>
+      </w:r>
+      <w:proofErr w:type="spellStart"/>
+      <w:r>
+        <w:t>stack_frame_type</w:t>
+      </w:r>
+      <w:proofErr w:type="spellEnd"/>
+      <w:r>
+        <w:t>&gt; + &lt;</w:t>
+      </w:r>
+      <w:proofErr w:type="spellStart"/>
+      <w:r>
+        <w:t>start_address_page</w:t>
+      </w:r>
+      <w:proofErr w:type="spellEnd"/>
+      <w:r>
+        <w:t>&gt; + &lt;</w:t>
+      </w:r>
+      <w:proofErr w:type="spellStart"/>
+      <w:r>
+        <w:t>start_address</w:t>
+      </w:r>
+      <w:proofErr w:type="spellEnd"/>
+      <w:r>
+        <w:t>&gt; + &lt;</w:t>
+      </w:r>
+      <w:proofErr w:type="spellStart"/>
+      <w:r>
+        <w:t>return_address_page</w:t>
+      </w:r>
+      <w:proofErr w:type="spellEnd"/>
+      <w:r>
+        <w:t>&gt; + &lt;</w:t>
+      </w:r>
+      <w:proofErr w:type="spellStart"/>
+      <w:r>
+        <w:t>return_address</w:t>
+      </w:r>
+      <w:proofErr w:type="spellEnd"/>
+      <w:r>
+        <w:t>&gt; + &lt;</w:t>
+      </w:r>
+      <w:proofErr w:type="spellStart"/>
+      <w:r>
+        <w:t>return_stack_pointer</w:t>
+      </w:r>
+      <w:proofErr w:type="spellEnd"/>
+      <w:r>
+        <w:t>&gt;</w:t>
       </w:r>
     </w:p>
     <w:p>
@@ -13016,7 +14240,23 @@
           <w:b/>
           <w:bCs/>
         </w:rPr>
-        <w:t>&lt;stack_frame_type&gt;</w:t>
+        <w:t>&lt;</w:t>
+      </w:r>
+      <w:proofErr w:type="spellStart"/>
+      <w:r>
+        <w:rPr>
+          <w:b/>
+          <w:bCs/>
+        </w:rPr>
+        <w:t>stack_frame_type</w:t>
+      </w:r>
+      <w:proofErr w:type="spellEnd"/>
+      <w:r>
+        <w:rPr>
+          <w:b/>
+          <w:bCs/>
+        </w:rPr>
+        <w:t>&gt;</w:t>
       </w:r>
       <w:r>
         <w:t xml:space="preserve"> (1 byte) The stack frame’s type.  The value can be one of the following:</w:t>
@@ -13216,7 +14456,23 @@
           <w:b/>
           <w:bCs/>
         </w:rPr>
-        <w:t>&lt;start_address_page&gt;</w:t>
+        <w:t>&lt;</w:t>
+      </w:r>
+      <w:proofErr w:type="spellStart"/>
+      <w:r>
+        <w:rPr>
+          <w:b/>
+          <w:bCs/>
+        </w:rPr>
+        <w:t>start_address_page</w:t>
+      </w:r>
+      <w:proofErr w:type="spellEnd"/>
+      <w:r>
+        <w:rPr>
+          <w:b/>
+          <w:bCs/>
+        </w:rPr>
+        <w:t>&gt;</w:t>
       </w:r>
       <w:r>
         <w:t xml:space="preserve"> (1 byte) The memory page where the start address is located.  The value can be one of the following:</w:t>
@@ -13473,7 +14729,23 @@
           <w:b/>
           <w:bCs/>
         </w:rPr>
-        <w:t>&lt;start_address&gt;</w:t>
+        <w:t>&lt;</w:t>
+      </w:r>
+      <w:proofErr w:type="spellStart"/>
+      <w:r>
+        <w:rPr>
+          <w:b/>
+          <w:bCs/>
+        </w:rPr>
+        <w:t>start_address</w:t>
+      </w:r>
+      <w:proofErr w:type="spellEnd"/>
+      <w:r>
+        <w:rPr>
+          <w:b/>
+          <w:bCs/>
+        </w:rPr>
+        <w:t>&gt;</w:t>
       </w:r>
       <w:r>
         <w:t xml:space="preserve"> (</w:t>
@@ -13536,8 +14808,17 @@
           <w:bCs/>
         </w:rPr>
         <w:lastRenderedPageBreak/>
-        <w:t>&lt;return_address_page</w:t>
-      </w:r>
+        <w:t>&lt;</w:t>
+      </w:r>
+      <w:proofErr w:type="spellStart"/>
+      <w:r>
+        <w:rPr>
+          <w:b/>
+          <w:bCs/>
+        </w:rPr>
+        <w:t>return_address_page</w:t>
+      </w:r>
+      <w:proofErr w:type="spellEnd"/>
       <w:r>
         <w:rPr>
           <w:b/>
@@ -13558,7 +14839,23 @@
           <w:b/>
           <w:bCs/>
         </w:rPr>
-        <w:t>&lt;return_address&gt;</w:t>
+        <w:t>&lt;</w:t>
+      </w:r>
+      <w:proofErr w:type="spellStart"/>
+      <w:r>
+        <w:rPr>
+          <w:b/>
+          <w:bCs/>
+        </w:rPr>
+        <w:t>return_address</w:t>
+      </w:r>
+      <w:proofErr w:type="spellEnd"/>
+      <w:r>
+        <w:rPr>
+          <w:b/>
+          <w:bCs/>
+        </w:rPr>
+        <w:t>&gt;</w:t>
       </w:r>
       <w:r>
         <w:t xml:space="preserve"> (2 bytes) Return address.  The value that the program counter is set to by the returning </w:t>
@@ -13593,7 +14890,23 @@
           <w:b/>
           <w:bCs/>
         </w:rPr>
-        <w:t>&lt;return_stack_pointer&gt;</w:t>
+        <w:t>&lt;</w:t>
+      </w:r>
+      <w:proofErr w:type="spellStart"/>
+      <w:r>
+        <w:rPr>
+          <w:b/>
+          <w:bCs/>
+        </w:rPr>
+        <w:t>return_stack_pointer</w:t>
+      </w:r>
+      <w:proofErr w:type="spellEnd"/>
+      <w:r>
+        <w:rPr>
+          <w:b/>
+          <w:bCs/>
+        </w:rPr>
+        <w:t>&gt;</w:t>
       </w:r>
       <w:r>
         <w:t xml:space="preserve"> </w:t>
@@ -13636,7 +14949,23 @@
           <w:b/>
           <w:bCs/>
         </w:rPr>
-        <w:t>&lt;memory_snapshot&gt;</w:t>
+        <w:t>&lt;</w:t>
+      </w:r>
+      <w:proofErr w:type="spellStart"/>
+      <w:r>
+        <w:rPr>
+          <w:b/>
+          <w:bCs/>
+        </w:rPr>
+        <w:t>memory_snapshot</w:t>
+      </w:r>
+      <w:proofErr w:type="spellEnd"/>
+      <w:r>
+        <w:rPr>
+          <w:b/>
+          <w:bCs/>
+        </w:rPr>
+        <w:t>&gt;</w:t>
       </w:r>
       <w:r>
         <w:t xml:space="preserve"> = </w:t>
@@ -13645,7 +14974,31 @@
         <w:br/>
       </w:r>
       <w:r>
-        <w:t>&lt;base_memory&gt; + &lt;paged_memory&gt; + &lt;shadow_ram&gt;</w:t>
+        <w:t>&lt;</w:t>
+      </w:r>
+      <w:proofErr w:type="spellStart"/>
+      <w:r>
+        <w:t>base_memory</w:t>
+      </w:r>
+      <w:proofErr w:type="spellEnd"/>
+      <w:r>
+        <w:t>&gt; + &lt;</w:t>
+      </w:r>
+      <w:proofErr w:type="spellStart"/>
+      <w:r>
+        <w:t>paged_memory</w:t>
+      </w:r>
+      <w:proofErr w:type="spellEnd"/>
+      <w:r>
+        <w:t>&gt; + &lt;</w:t>
+      </w:r>
+      <w:proofErr w:type="spellStart"/>
+      <w:r>
+        <w:t>shadow_ram</w:t>
+      </w:r>
+      <w:proofErr w:type="spellEnd"/>
+      <w:r>
+        <w:t>&gt;</w:t>
       </w:r>
       <w:r>
         <w:rPr>
@@ -13656,7 +15009,15 @@
         <w:t>opt</w:t>
       </w:r>
       <w:r>
-        <w:t xml:space="preserve"> + &lt;mos_ram&gt;</w:t>
+        <w:t xml:space="preserve"> + &lt;</w:t>
+      </w:r>
+      <w:proofErr w:type="spellStart"/>
+      <w:r>
+        <w:t>mos_ram</w:t>
+      </w:r>
+      <w:proofErr w:type="spellEnd"/>
+      <w:r>
+        <w:t>&gt;</w:t>
       </w:r>
       <w:r>
         <w:rPr>
@@ -13675,7 +15036,15 @@
         <w:t>opt</w:t>
       </w:r>
       <w:r>
-        <w:t xml:space="preserve"> + &lt;filing_system_ram&gt;</w:t>
+        <w:t xml:space="preserve"> + &lt;</w:t>
+      </w:r>
+      <w:proofErr w:type="spellStart"/>
+      <w:r>
+        <w:t>filing_system_ram</w:t>
+      </w:r>
+      <w:proofErr w:type="spellEnd"/>
+      <w:r>
+        <w:t>&gt;</w:t>
       </w:r>
       <w:r>
         <w:rPr>
@@ -13689,7 +15058,15 @@
         <w:t xml:space="preserve"> +</w:t>
       </w:r>
       <w:r>
-        <w:t xml:space="preserve"> &lt;private_ram&gt;</w:t>
+        <w:t xml:space="preserve"> &lt;</w:t>
+      </w:r>
+      <w:proofErr w:type="spellStart"/>
+      <w:r>
+        <w:t>private_ram</w:t>
+      </w:r>
+      <w:proofErr w:type="spellEnd"/>
+      <w:r>
+        <w:t>&gt;</w:t>
       </w:r>
       <w:r>
         <w:rPr>
@@ -13700,7 +15077,15 @@
         <w:t>opt</w:t>
       </w:r>
       <w:r>
-        <w:t xml:space="preserve"> + &lt;hidden_ram&gt;</w:t>
+        <w:t xml:space="preserve"> + &lt;</w:t>
+      </w:r>
+      <w:proofErr w:type="spellStart"/>
+      <w:r>
+        <w:t>hidden_ram</w:t>
+      </w:r>
+      <w:proofErr w:type="spellEnd"/>
+      <w:r>
+        <w:t>&gt;</w:t>
       </w:r>
       <w:r>
         <w:rPr>
@@ -13850,7 +15235,15 @@
               <w:ind w:left="1440" w:hanging="1440"/>
             </w:pPr>
             <w:r>
-              <w:t>&lt;base_memory&gt;</w:t>
+              <w:t>&lt;</w:t>
+            </w:r>
+            <w:proofErr w:type="spellStart"/>
+            <w:r>
+              <w:t>base_memory</w:t>
+            </w:r>
+            <w:proofErr w:type="spellEnd"/>
+            <w:r>
+              <w:t>&gt;</w:t>
             </w:r>
           </w:p>
         </w:tc>
@@ -13921,7 +15314,15 @@
               <w:ind w:left="1440" w:hanging="1440"/>
             </w:pPr>
             <w:r>
-              <w:t>&lt;paged_memory&gt;</w:t>
+              <w:t>&lt;</w:t>
+            </w:r>
+            <w:proofErr w:type="spellStart"/>
+            <w:r>
+              <w:t>paged_memory</w:t>
+            </w:r>
+            <w:proofErr w:type="spellEnd"/>
+            <w:r>
+              <w:t>&gt;</w:t>
             </w:r>
           </w:p>
         </w:tc>
@@ -13989,7 +15390,15 @@
           </w:tcPr>
           <w:p>
             <w:r>
-              <w:t>&lt;shadow_ram&gt;</w:t>
+              <w:t>&lt;</w:t>
+            </w:r>
+            <w:proofErr w:type="spellStart"/>
+            <w:r>
+              <w:t>shadow_ram</w:t>
+            </w:r>
+            <w:proofErr w:type="spellEnd"/>
+            <w:r>
+              <w:t>&gt;</w:t>
             </w:r>
           </w:p>
         </w:tc>
@@ -14050,7 +15459,15 @@
           </w:tcPr>
           <w:p>
             <w:r>
-              <w:t>&lt;private_ram&gt;</w:t>
+              <w:t>&lt;</w:t>
+            </w:r>
+            <w:proofErr w:type="spellStart"/>
+            <w:r>
+              <w:t>private_ram</w:t>
+            </w:r>
+            <w:proofErr w:type="spellEnd"/>
+            <w:r>
+              <w:t>&gt;</w:t>
             </w:r>
           </w:p>
         </w:tc>
@@ -14108,7 +15525,15 @@
           </w:tcPr>
           <w:p>
             <w:r>
-              <w:t>&lt;private_mos_ram&gt;</w:t>
+              <w:t>&lt;</w:t>
+            </w:r>
+            <w:proofErr w:type="spellStart"/>
+            <w:r>
+              <w:t>private_mos_ram</w:t>
+            </w:r>
+            <w:proofErr w:type="spellEnd"/>
+            <w:r>
+              <w:t>&gt;</w:t>
             </w:r>
           </w:p>
         </w:tc>
@@ -14163,7 +15588,15 @@
           </w:tcPr>
           <w:p>
             <w:r>
-              <w:t>&lt;filing_system_ram&gt;</w:t>
+              <w:t>&lt;</w:t>
+            </w:r>
+            <w:proofErr w:type="spellStart"/>
+            <w:r>
+              <w:t>filing_system_ram</w:t>
+            </w:r>
+            <w:proofErr w:type="spellEnd"/>
+            <w:r>
+              <w:t>&gt;</w:t>
             </w:r>
           </w:p>
         </w:tc>
@@ -14218,7 +15651,15 @@
           </w:tcPr>
           <w:p>
             <w:r>
-              <w:t>&lt;hidden_ram&gt;</w:t>
+              <w:t>&lt;</w:t>
+            </w:r>
+            <w:proofErr w:type="spellStart"/>
+            <w:r>
+              <w:t>hidden_ram</w:t>
+            </w:r>
+            <w:proofErr w:type="spellEnd"/>
+            <w:r>
+              <w:t>&gt;</w:t>
             </w:r>
           </w:p>
         </w:tc>
@@ -14279,7 +15720,23 @@
           <w:b/>
           <w:bCs/>
         </w:rPr>
-        <w:t>&lt;base_memory&gt;</w:t>
+        <w:t>&lt;</w:t>
+      </w:r>
+      <w:proofErr w:type="spellStart"/>
+      <w:r>
+        <w:rPr>
+          <w:b/>
+          <w:bCs/>
+        </w:rPr>
+        <w:t>base_memory</w:t>
+      </w:r>
+      <w:proofErr w:type="spellEnd"/>
+      <w:r>
+        <w:rPr>
+          <w:b/>
+          <w:bCs/>
+        </w:rPr>
+        <w:t>&gt;</w:t>
       </w:r>
       <w:r>
         <w:t xml:space="preserve"> (64K) The default 64K of memory.  Addresses 0 to &amp;FFFF.</w:t>
@@ -14294,10 +15751,42 @@
           <w:b/>
           <w:bCs/>
         </w:rPr>
-        <w:t>&lt;paged_memory&gt;</w:t>
-      </w:r>
-      <w:r>
-        <w:t xml:space="preserve"> = &lt;page_count&gt; + &lt;page_data&gt;</w:t>
+        <w:t>&lt;</w:t>
+      </w:r>
+      <w:proofErr w:type="spellStart"/>
+      <w:r>
+        <w:rPr>
+          <w:b/>
+          <w:bCs/>
+        </w:rPr>
+        <w:t>paged_memory</w:t>
+      </w:r>
+      <w:proofErr w:type="spellEnd"/>
+      <w:r>
+        <w:rPr>
+          <w:b/>
+          <w:bCs/>
+        </w:rPr>
+        <w:t>&gt;</w:t>
+      </w:r>
+      <w:r>
+        <w:t xml:space="preserve"> = &lt;</w:t>
+      </w:r>
+      <w:proofErr w:type="spellStart"/>
+      <w:r>
+        <w:t>page_count</w:t>
+      </w:r>
+      <w:proofErr w:type="spellEnd"/>
+      <w:r>
+        <w:t>&gt; + &lt;</w:t>
+      </w:r>
+      <w:proofErr w:type="spellStart"/>
+      <w:r>
+        <w:t>page_data</w:t>
+      </w:r>
+      <w:proofErr w:type="spellEnd"/>
+      <w:r>
+        <w:t>&gt;</w:t>
       </w:r>
       <w:r>
         <w:rPr>
@@ -14320,7 +15809,23 @@
           <w:b/>
           <w:bCs/>
         </w:rPr>
-        <w:t>&lt;page_count&gt;</w:t>
+        <w:t>&lt;</w:t>
+      </w:r>
+      <w:proofErr w:type="spellStart"/>
+      <w:r>
+        <w:rPr>
+          <w:b/>
+          <w:bCs/>
+        </w:rPr>
+        <w:t>page_count</w:t>
+      </w:r>
+      <w:proofErr w:type="spellEnd"/>
+      <w:r>
+        <w:rPr>
+          <w:b/>
+          <w:bCs/>
+        </w:rPr>
+        <w:t>&gt;</w:t>
       </w:r>
       <w:r>
         <w:t xml:space="preserve"> (1 byte) The number of pages.</w:t>
@@ -14335,10 +15840,50 @@
           <w:b/>
           <w:bCs/>
         </w:rPr>
-        <w:t>&lt;page_data&gt;</w:t>
-      </w:r>
-      <w:r>
-        <w:t xml:space="preserve"> = &lt;page_bank&gt; + &lt;page_readonly&gt; + &lt;page_memory&gt;</w:t>
+        <w:t>&lt;</w:t>
+      </w:r>
+      <w:proofErr w:type="spellStart"/>
+      <w:r>
+        <w:rPr>
+          <w:b/>
+          <w:bCs/>
+        </w:rPr>
+        <w:t>page_data</w:t>
+      </w:r>
+      <w:proofErr w:type="spellEnd"/>
+      <w:r>
+        <w:rPr>
+          <w:b/>
+          <w:bCs/>
+        </w:rPr>
+        <w:t>&gt;</w:t>
+      </w:r>
+      <w:r>
+        <w:t xml:space="preserve"> = &lt;</w:t>
+      </w:r>
+      <w:proofErr w:type="spellStart"/>
+      <w:r>
+        <w:t>page_bank</w:t>
+      </w:r>
+      <w:proofErr w:type="spellEnd"/>
+      <w:r>
+        <w:t>&gt; + &lt;</w:t>
+      </w:r>
+      <w:proofErr w:type="spellStart"/>
+      <w:r>
+        <w:t>page_readonly</w:t>
+      </w:r>
+      <w:proofErr w:type="spellEnd"/>
+      <w:r>
+        <w:t>&gt; + &lt;</w:t>
+      </w:r>
+      <w:proofErr w:type="spellStart"/>
+      <w:r>
+        <w:t>page_memory</w:t>
+      </w:r>
+      <w:proofErr w:type="spellEnd"/>
+      <w:r>
+        <w:t>&gt;</w:t>
       </w:r>
     </w:p>
     <w:p>
@@ -14350,7 +15895,23 @@
           <w:b/>
           <w:bCs/>
         </w:rPr>
-        <w:t>&lt;page_bank&gt;</w:t>
+        <w:t>&lt;</w:t>
+      </w:r>
+      <w:proofErr w:type="spellStart"/>
+      <w:r>
+        <w:rPr>
+          <w:b/>
+          <w:bCs/>
+        </w:rPr>
+        <w:t>page_bank</w:t>
+      </w:r>
+      <w:proofErr w:type="spellEnd"/>
+      <w:r>
+        <w:rPr>
+          <w:b/>
+          <w:bCs/>
+        </w:rPr>
+        <w:t>&gt;</w:t>
       </w:r>
       <w:r>
         <w:t xml:space="preserve"> (1 byte) A page bank id</w:t>
@@ -14374,7 +15935,23 @@
           <w:b/>
           <w:bCs/>
         </w:rPr>
-        <w:t>&lt;page_readonly&gt;</w:t>
+        <w:t>&lt;</w:t>
+      </w:r>
+      <w:proofErr w:type="spellStart"/>
+      <w:r>
+        <w:rPr>
+          <w:b/>
+          <w:bCs/>
+        </w:rPr>
+        <w:t>page_readonly</w:t>
+      </w:r>
+      <w:proofErr w:type="spellEnd"/>
+      <w:r>
+        <w:rPr>
+          <w:b/>
+          <w:bCs/>
+        </w:rPr>
+        <w:t>&gt;</w:t>
       </w:r>
       <w:r>
         <w:t xml:space="preserve"> (1 byte) A page </w:t>
@@ -14407,7 +15984,23 @@
           <w:b/>
           <w:bCs/>
         </w:rPr>
-        <w:t>&lt;page_memory&gt;</w:t>
+        <w:t>&lt;</w:t>
+      </w:r>
+      <w:proofErr w:type="spellStart"/>
+      <w:r>
+        <w:rPr>
+          <w:b/>
+          <w:bCs/>
+        </w:rPr>
+        <w:t>page_memory</w:t>
+      </w:r>
+      <w:proofErr w:type="spellEnd"/>
+      <w:r>
+        <w:rPr>
+          <w:b/>
+          <w:bCs/>
+        </w:rPr>
+        <w:t>&gt;</w:t>
       </w:r>
       <w:r>
         <w:t xml:space="preserve"> (16K) The memory contents of a page.  Addresses &amp;8000 to &amp;BFFF.</w:t>
@@ -14422,7 +16015,23 @@
           <w:b/>
           <w:bCs/>
         </w:rPr>
-        <w:t>&lt;shadow_ram&gt;</w:t>
+        <w:t>&lt;</w:t>
+      </w:r>
+      <w:proofErr w:type="spellStart"/>
+      <w:r>
+        <w:rPr>
+          <w:b/>
+          <w:bCs/>
+        </w:rPr>
+        <w:t>shadow_ram</w:t>
+      </w:r>
+      <w:proofErr w:type="spellEnd"/>
+      <w:r>
+        <w:rPr>
+          <w:b/>
+          <w:bCs/>
+        </w:rPr>
+        <w:t>&gt;</w:t>
       </w:r>
       <w:r>
         <w:t xml:space="preserve"> (20K) </w:t>
@@ -14444,7 +16053,23 @@
           <w:bCs/>
         </w:rPr>
         <w:lastRenderedPageBreak/>
-        <w:t xml:space="preserve">&lt;private_ram&gt; </w:t>
+        <w:t>&lt;</w:t>
+      </w:r>
+      <w:proofErr w:type="spellStart"/>
+      <w:r>
+        <w:rPr>
+          <w:b/>
+          <w:bCs/>
+        </w:rPr>
+        <w:t>private_ram</w:t>
+      </w:r>
+      <w:proofErr w:type="spellEnd"/>
+      <w:r>
+        <w:rPr>
+          <w:b/>
+          <w:bCs/>
+        </w:rPr>
+        <w:t xml:space="preserve">&gt; </w:t>
       </w:r>
       <w:r>
         <w:t xml:space="preserve">(12K) </w:t>
@@ -14506,6 +16131,7 @@
         </w:rPr>
         <w:t>&lt;</w:t>
       </w:r>
+      <w:proofErr w:type="spellStart"/>
       <w:r>
         <w:rPr>
           <w:b/>
@@ -14518,7 +16144,15 @@
           <w:b/>
           <w:bCs/>
         </w:rPr>
-        <w:t>mos_ram&gt;</w:t>
+        <w:t>mos_ram</w:t>
+      </w:r>
+      <w:proofErr